--- a/report/Báo cáo.docx
+++ b/report/Báo cáo.docx
@@ -6,7 +6,7 @@
       <w:pPr>
         <w:jc w:val="center"/>
         <w:rPr>
-          <w:rFonts w:ascii="Times New Roman" w:hAnsi="Times New Roman" w:cs="Times New Roman"/>
+          <w:rFonts w:cs="Times New Roman"/>
           <w:b/>
           <w:sz w:val="28"/>
           <w:szCs w:val="28"/>
@@ -14,7 +14,7 @@
       </w:pPr>
       <w:r>
         <w:rPr>
-          <w:rFonts w:ascii="Times New Roman" w:hAnsi="Times New Roman" w:cs="Times New Roman"/>
+          <w:rFonts w:cs="Times New Roman"/>
           <w:b/>
           <w:sz w:val="28"/>
           <w:szCs w:val="28"/>
@@ -27,14 +27,14 @@
         <w:spacing w:before="60" w:after="60"/>
         <w:jc w:val="center"/>
         <w:rPr>
-          <w:rFonts w:ascii="Times New Roman" w:hAnsi="Times New Roman" w:cs="Times New Roman"/>
+          <w:rFonts w:cs="Times New Roman"/>
           <w:b/>
           <w:szCs w:val="26"/>
         </w:rPr>
       </w:pPr>
       <w:r>
         <w:rPr>
-          <w:rFonts w:ascii="Times New Roman" w:hAnsi="Times New Roman" w:cs="Times New Roman"/>
+          <w:rFonts w:cs="Times New Roman"/>
           <w:b/>
           <w:sz w:val="32"/>
           <w:szCs w:val="32"/>
@@ -44,180 +44,160 @@
     </w:p>
     <w:p>
       <w:pPr>
-        <w:tabs>
-          <w:tab w:val="center" w:pos="4568"/>
-          <w:tab w:val="left" w:pos="6120"/>
-        </w:tabs>
-        <w:rPr>
-          <w:rFonts w:ascii="Times New Roman" w:hAnsi="Times New Roman" w:cs="Times New Roman"/>
+        <w:spacing w:before="60" w:after="60"/>
+        <w:jc w:val="center"/>
+        <w:rPr>
+          <w:rFonts w:cs="Times New Roman"/>
+          <w:b/>
+          <w:szCs w:val="26"/>
+        </w:rPr>
+      </w:pPr>
+      <w:r>
+        <w:rPr>
+          <w:rFonts w:cs="Times New Roman"/>
           <w:b/>
           <w:sz w:val="32"/>
           <w:szCs w:val="32"/>
         </w:rPr>
-      </w:pPr>
-      <w:r>
-        <w:rPr>
-          <w:rFonts w:cstheme="majorHAnsi"/>
+        <w:t>TRUNG TÂM PHÁT TRIỂN CÔNG NGHÊ THÔNG TIN</w:t>
+      </w:r>
+    </w:p>
+    <w:p>
+      <w:pPr>
+        <w:jc w:val="center"/>
+        <w:rPr>
+          <w:rFonts w:cs="Times New Roman"/>
+          <w:sz w:val="28"/>
+        </w:rPr>
+      </w:pPr>
+    </w:p>
+    <w:p>
+      <w:pPr>
+        <w:jc w:val="center"/>
+        <w:rPr>
+          <w:rFonts w:cs="Times New Roman"/>
+          <w:sz w:val="28"/>
+        </w:rPr>
+      </w:pPr>
+    </w:p>
+    <w:p>
+      <w:pPr>
+        <w:jc w:val="center"/>
+        <w:rPr>
+          <w:rFonts w:cs="Times New Roman"/>
+          <w:sz w:val="28"/>
+        </w:rPr>
+      </w:pPr>
+    </w:p>
+    <w:p>
+      <w:pPr>
+        <w:jc w:val="center"/>
+        <w:rPr>
+          <w:rFonts w:cs="Times New Roman"/>
+          <w:b/>
+          <w:sz w:val="28"/>
+        </w:rPr>
+      </w:pPr>
+      <w:r>
+        <w:rPr>
+          <w:rFonts w:cs="Times New Roman"/>
+          <w:b/>
+          <w:sz w:val="28"/>
+        </w:rPr>
+        <w:t>NGUYỄN ĐÀO ANH ĐẠT</w:t>
+      </w:r>
+    </w:p>
+    <w:p>
+      <w:pPr>
+        <w:jc w:val="center"/>
+        <w:rPr>
+          <w:rFonts w:cs="Times New Roman"/>
+          <w:b/>
+          <w:color w:val="0000FF"/>
+          <w:sz w:val="28"/>
+          <w:lang w:val="en-US"/>
+        </w:rPr>
+      </w:pPr>
+      <w:r>
+        <w:rPr>
+          <w:rFonts w:cs="Times New Roman"/>
+          <w:b/>
+          <w:color w:val="0000FF"/>
+          <w:sz w:val="28"/>
+        </w:rPr>
+        <w:t>NGUYỄN ĐIỀN TRIẾT</w:t>
+      </w:r>
+    </w:p>
+    <w:p>
+      <w:pPr>
+        <w:jc w:val="center"/>
+        <w:rPr>
+          <w:rFonts w:cs="Times New Roman"/>
+          <w:b/>
+          <w:sz w:val="28"/>
+          <w:lang w:val="en-US"/>
+        </w:rPr>
+      </w:pPr>
+      <w:r>
+        <w:rPr>
+          <w:rFonts w:cs="Times New Roman"/>
+          <w:b/>
+          <w:color w:val="0000FF"/>
+          <w:sz w:val="28"/>
+          <w:szCs w:val="28"/>
+        </w:rPr>
+        <w:t>NGUYỄN THÀNH ĐĂNG KHOA</w:t>
+      </w:r>
+    </w:p>
+    <w:p>
+      <w:pPr>
+        <w:jc w:val="center"/>
+        <w:rPr>
+          <w:rFonts w:cs="Times New Roman"/>
+          <w:b/>
+          <w:sz w:val="28"/>
+        </w:rPr>
+      </w:pPr>
+    </w:p>
+    <w:p>
+      <w:pPr>
+        <w:jc w:val="center"/>
+        <w:rPr>
+          <w:rFonts w:cs="Times New Roman"/>
+          <w:b/>
+          <w:sz w:val="28"/>
+          <w:lang w:val="en-US"/>
+        </w:rPr>
+      </w:pPr>
+    </w:p>
+    <w:p>
+      <w:pPr>
+        <w:jc w:val="center"/>
+        <w:rPr>
+          <w:rFonts w:cs="Times New Roman"/>
+          <w:b/>
+          <w:sz w:val="28"/>
+          <w:lang w:val="en-US"/>
+        </w:rPr>
+      </w:pPr>
+    </w:p>
+    <w:p>
+      <w:pPr>
+        <w:jc w:val="center"/>
+        <w:rPr>
+          <w:rFonts w:cs="Times New Roman"/>
+          <w:b/>
+          <w:sz w:val="28"/>
+        </w:rPr>
+      </w:pPr>
+      <w:r>
+        <w:rPr>
+          <w:rFonts w:cs="Times New Roman"/>
           <w:b/>
           <w:sz w:val="32"/>
           <w:szCs w:val="32"/>
         </w:rPr>
-        <w:tab/>
-      </w:r>
-      <w:r>
-        <w:rPr>
-          <w:rFonts w:ascii="Times New Roman" w:hAnsi="Times New Roman" w:cs="Times New Roman"/>
-          <w:b/>
-          <w:sz w:val="32"/>
-          <w:szCs w:val="32"/>
-        </w:rPr>
-        <w:t>KHOA</w:t>
-      </w:r>
-      <w:r>
-        <w:rPr>
-          <w:rFonts w:ascii="Times New Roman" w:hAnsi="Times New Roman" w:cs="Times New Roman"/>
-          <w:b/>
-          <w:sz w:val="32"/>
-          <w:szCs w:val="32"/>
-        </w:rPr>
-        <w:t xml:space="preserve"> CÔNG NGHỆ THÔNG T</w:t>
-      </w:r>
-      <w:r>
-        <w:rPr>
-          <w:rFonts w:ascii="Times New Roman" w:hAnsi="Times New Roman" w:cs="Times New Roman"/>
-          <w:b/>
-          <w:sz w:val="32"/>
-          <w:szCs w:val="32"/>
-          <w:lang w:val="en-US"/>
-        </w:rPr>
-        <w:t>IN</w:t>
-      </w:r>
-      <w:r>
-        <w:rPr>
-          <w:rFonts w:ascii="Times New Roman" w:hAnsi="Times New Roman" w:cs="Times New Roman"/>
-          <w:b/>
-          <w:sz w:val="32"/>
-          <w:szCs w:val="32"/>
-        </w:rPr>
-        <w:tab/>
-      </w:r>
-    </w:p>
-    <w:p>
-      <w:pPr>
-        <w:jc w:val="center"/>
-        <w:rPr>
-          <w:rFonts w:ascii="Times New Roman" w:hAnsi="Times New Roman" w:cs="Times New Roman"/>
-          <w:sz w:val="28"/>
-        </w:rPr>
-      </w:pPr>
-    </w:p>
-    <w:p>
-      <w:pPr>
-        <w:jc w:val="center"/>
-        <w:rPr>
-          <w:rFonts w:ascii="Times New Roman" w:hAnsi="Times New Roman" w:cs="Times New Roman"/>
-          <w:sz w:val="28"/>
-        </w:rPr>
-      </w:pPr>
-    </w:p>
-    <w:p>
-      <w:pPr>
-        <w:jc w:val="center"/>
-        <w:rPr>
-          <w:rFonts w:ascii="Times New Roman" w:hAnsi="Times New Roman" w:cs="Times New Roman"/>
-          <w:b/>
-          <w:sz w:val="28"/>
-        </w:rPr>
-      </w:pPr>
-    </w:p>
-    <w:p>
-      <w:pPr>
-        <w:jc w:val="center"/>
-        <w:rPr>
-          <w:rFonts w:ascii="Times New Roman" w:hAnsi="Times New Roman" w:cs="Times New Roman"/>
-          <w:b/>
-          <w:sz w:val="28"/>
-          <w:lang w:val="en-US"/>
-        </w:rPr>
-      </w:pPr>
-      <w:r>
-        <w:rPr>
-          <w:rFonts w:ascii="Times New Roman" w:hAnsi="Times New Roman" w:cs="Times New Roman"/>
-          <w:b/>
-          <w:sz w:val="28"/>
-          <w:lang w:val="en-US"/>
-        </w:rPr>
-        <w:t>NGUYỄN ĐÀO ANH ĐẠT</w:t>
-      </w:r>
-    </w:p>
-    <w:p>
-      <w:pPr>
-        <w:jc w:val="center"/>
-        <w:rPr>
-          <w:rFonts w:ascii="Times New Roman" w:hAnsi="Times New Roman" w:cs="Times New Roman"/>
-          <w:b/>
-          <w:sz w:val="28"/>
-          <w:lang w:val="en-US"/>
-        </w:rPr>
-      </w:pPr>
-      <w:r>
-        <w:rPr>
-          <w:rFonts w:ascii="Times New Roman" w:hAnsi="Times New Roman" w:cs="Times New Roman"/>
-          <w:b/>
-          <w:sz w:val="28"/>
-          <w:lang w:val="en-US"/>
-        </w:rPr>
-        <w:t>NGUYỄN ĐIỀN TRIẾT</w:t>
-      </w:r>
-    </w:p>
-    <w:p>
-      <w:pPr>
-        <w:jc w:val="center"/>
-        <w:rPr>
-          <w:rFonts w:ascii="Times New Roman" w:hAnsi="Times New Roman" w:cs="Times New Roman"/>
-          <w:sz w:val="28"/>
-        </w:rPr>
-      </w:pPr>
-    </w:p>
-    <w:p>
-      <w:pPr>
-        <w:jc w:val="center"/>
-        <w:rPr>
-          <w:rFonts w:ascii="Times New Roman" w:hAnsi="Times New Roman" w:cs="Times New Roman"/>
-          <w:b/>
-          <w:sz w:val="28"/>
-        </w:rPr>
-      </w:pPr>
-    </w:p>
-    <w:p>
-      <w:pPr>
-        <w:jc w:val="center"/>
-        <w:rPr>
-          <w:rFonts w:ascii="Times New Roman" w:hAnsi="Times New Roman" w:cs="Times New Roman"/>
-          <w:b/>
-          <w:sz w:val="28"/>
-        </w:rPr>
-      </w:pPr>
-    </w:p>
-    <w:p>
-      <w:pPr>
-        <w:jc w:val="center"/>
-        <w:rPr>
-          <w:rFonts w:ascii="Times New Roman" w:hAnsi="Times New Roman" w:cs="Times New Roman"/>
-          <w:b/>
-          <w:sz w:val="28"/>
-          <w:lang w:val="en-US"/>
-        </w:rPr>
-      </w:pPr>
-      <w:r>
-        <w:rPr>
-          <w:rFonts w:ascii="Times New Roman" w:hAnsi="Times New Roman" w:cs="Times New Roman"/>
-          <w:b/>
-          <w:sz w:val="32"/>
-          <w:szCs w:val="32"/>
-          <w:lang w:val="en-US"/>
-        </w:rPr>
-        <w:t>ĐỒ ÁN</w:t>
+        <w:t>ĐỀ TÀI</w:t>
       </w:r>
     </w:p>
     <w:p>
@@ -232,21 +212,30 @@
       </w:pPr>
       <w:r>
         <w:rPr>
-          <w:rFonts w:ascii="Times New Roman" w:hAnsi="Times New Roman" w:cs="Times New Roman"/>
+          <w:rFonts w:cs="Times New Roman"/>
           <w:b/>
           <w:sz w:val="36"/>
           <w:szCs w:val="36"/>
         </w:rPr>
-        <w:t>&lt;TÊN KHÓA LUẬN TỐT NGHIỆP</w:t>
-      </w:r>
-      <w:r>
-        <w:rPr>
-          <w:rFonts w:cstheme="majorHAnsi"/>
+        <w:t xml:space="preserve">TÌM HIỂU VỀ QUY TRÌNH NGHIỆP VỤ </w:t>
+      </w:r>
+      <w:r>
+        <w:rPr>
+          <w:rFonts w:cs="Times New Roman"/>
           <w:b/>
           <w:sz w:val="36"/>
           <w:szCs w:val="36"/>
         </w:rPr>
-        <w:t>&gt;</w:t>
+        <w:t xml:space="preserve">CỦA </w:t>
+      </w:r>
+      <w:r>
+        <w:rPr>
+          <w:rFonts w:cs="Times New Roman"/>
+          <w:b/>
+          <w:sz w:val="36"/>
+          <w:szCs w:val="36"/>
+        </w:rPr>
+        <w:t>CHUỖI CỬA HÀNG PHÚC LONG COFFEE &amp; TEA</w:t>
       </w:r>
     </w:p>
     <w:p>
@@ -270,42 +259,6 @@
     <w:p>
       <w:pPr>
         <w:jc w:val="center"/>
-        <w:rPr>
-          <w:rFonts w:cstheme="majorHAnsi"/>
-          <w:sz w:val="28"/>
-        </w:rPr>
-      </w:pPr>
-    </w:p>
-    <w:p>
-      <w:pPr>
-        <w:ind w:left="1440" w:firstLine="720"/>
-        <w:jc w:val="center"/>
-        <w:rPr>
-          <w:rFonts w:cstheme="majorHAnsi"/>
-          <w:sz w:val="28"/>
-        </w:rPr>
-      </w:pPr>
-    </w:p>
-    <w:p>
-      <w:pPr>
-        <w:ind w:left="1440" w:firstLine="720"/>
-        <w:jc w:val="center"/>
-        <w:rPr>
-          <w:rFonts w:cstheme="majorHAnsi"/>
-          <w:sz w:val="28"/>
-        </w:rPr>
-      </w:pPr>
-    </w:p>
-    <w:p>
-      <w:pPr>
-        <w:rPr>
-          <w:rFonts w:cstheme="majorHAnsi"/>
-          <w:sz w:val="28"/>
-        </w:rPr>
-      </w:pPr>
-    </w:p>
-    <w:p>
-      <w:pPr>
         <w:rPr>
           <w:rFonts w:cstheme="majorHAnsi"/>
           <w:sz w:val="28"/>
@@ -319,6 +272,7 @@
           <w:rFonts w:cstheme="majorHAnsi"/>
           <w:b/>
           <w:szCs w:val="26"/>
+          <w:lang w:val="en-US"/>
         </w:rPr>
       </w:pPr>
     </w:p>
@@ -329,6 +283,7 @@
           <w:rFonts w:cstheme="majorHAnsi"/>
           <w:b/>
           <w:szCs w:val="26"/>
+          <w:lang w:val="en-US"/>
         </w:rPr>
       </w:pPr>
     </w:p>
@@ -336,15 +291,14 @@
       <w:pPr>
         <w:jc w:val="center"/>
         <w:rPr>
-          <w:rFonts w:ascii="Times New Roman" w:hAnsi="Times New Roman" w:cs="Times New Roman"/>
+          <w:rFonts w:cs="Times New Roman"/>
           <w:b/>
           <w:szCs w:val="26"/>
-          <w:lang w:val="en-US"/>
-        </w:rPr>
-      </w:pPr>
-      <w:r>
-        <w:rPr>
-          <w:rFonts w:ascii="Times New Roman" w:hAnsi="Times New Roman" w:cs="Times New Roman"/>
+        </w:rPr>
+      </w:pPr>
+      <w:r>
+        <w:rPr>
+          <w:rFonts w:cs="Times New Roman"/>
           <w:b/>
           <w:szCs w:val="26"/>
         </w:rPr>
@@ -352,11 +306,10 @@
       </w:r>
       <w:r>
         <w:rPr>
-          <w:rFonts w:ascii="Times New Roman" w:hAnsi="Times New Roman" w:cs="Times New Roman"/>
+          <w:rFonts w:cs="Times New Roman"/>
           <w:b/>
           <w:color w:val="0000FF"/>
           <w:szCs w:val="26"/>
-          <w:lang w:val="en-US"/>
         </w:rPr>
         <w:t>2026</w:t>
       </w:r>
@@ -371,7 +324,7 @@
         </w:rPr>
         <w:sectPr>
           <w:pgSz w:w="11906" w:h="16838"/>
-          <w:pgMar w:top="1135" w:right="1133" w:bottom="851" w:left="1440" w:header="708" w:footer="708" w:gutter="0"/>
+          <w:pgMar w:top="1701" w:right="1134" w:bottom="1985" w:left="1985" w:header="709" w:footer="709" w:gutter="0"/>
           <w:pgBorders w:display="firstPage" w:offsetFrom="page">
             <w:top w:val="thinThickSmallGap" w:sz="24" w:space="24" w:color="auto"/>
             <w:left w:val="thinThickSmallGap" w:sz="24" w:space="24" w:color="auto"/>
@@ -387,7 +340,7 @@
       <w:pPr>
         <w:jc w:val="center"/>
         <w:rPr>
-          <w:rFonts w:ascii="Times New Roman" w:hAnsi="Times New Roman" w:cs="Times New Roman"/>
+          <w:rFonts w:cs="Times New Roman"/>
           <w:b/>
           <w:sz w:val="28"/>
           <w:szCs w:val="28"/>
@@ -395,7 +348,7 @@
       </w:pPr>
       <w:r>
         <w:rPr>
-          <w:rFonts w:ascii="Times New Roman" w:hAnsi="Times New Roman" w:cs="Times New Roman"/>
+          <w:rFonts w:cs="Times New Roman"/>
           <w:b/>
           <w:sz w:val="28"/>
           <w:szCs w:val="28"/>
@@ -409,14 +362,14 @@
         <w:spacing w:before="60" w:after="60"/>
         <w:jc w:val="center"/>
         <w:rPr>
-          <w:rFonts w:ascii="Times New Roman" w:hAnsi="Times New Roman" w:cs="Times New Roman"/>
+          <w:rFonts w:cs="Times New Roman"/>
           <w:sz w:val="28"/>
           <w:szCs w:val="28"/>
         </w:rPr>
       </w:pPr>
       <w:r>
         <w:rPr>
-          <w:rFonts w:ascii="Times New Roman" w:hAnsi="Times New Roman" w:cs="Times New Roman"/>
+          <w:rFonts w:cs="Times New Roman"/>
           <w:b/>
           <w:sz w:val="32"/>
           <w:szCs w:val="26"/>
@@ -429,7 +382,7 @@
         <w:spacing w:before="60" w:after="60"/>
         <w:jc w:val="center"/>
         <w:rPr>
-          <w:rFonts w:ascii="Times New Roman" w:hAnsi="Times New Roman" w:cs="Times New Roman"/>
+          <w:rFonts w:cs="Times New Roman"/>
           <w:b/>
           <w:sz w:val="36"/>
           <w:szCs w:val="26"/>
@@ -438,39 +391,40 @@
       </w:pPr>
       <w:r>
         <w:rPr>
-          <w:rFonts w:ascii="Times New Roman" w:hAnsi="Times New Roman" w:cs="Times New Roman"/>
+          <w:rFonts w:cs="Times New Roman"/>
           <w:b/>
           <w:sz w:val="32"/>
-          <w:szCs w:val="28"/>
-        </w:rPr>
-        <w:t>KHOA</w:t>
-      </w:r>
-      <w:r>
-        <w:rPr>
-          <w:rFonts w:ascii="Times New Roman" w:hAnsi="Times New Roman" w:cs="Times New Roman"/>
-          <w:b/>
-          <w:sz w:val="32"/>
-          <w:szCs w:val="28"/>
-        </w:rPr>
-        <w:t xml:space="preserve"> CÔNG NGHỆ THÔNG T</w:t>
-      </w:r>
-      <w:r>
-        <w:rPr>
-          <w:rFonts w:ascii="Times New Roman" w:hAnsi="Times New Roman" w:cs="Times New Roman"/>
-          <w:b/>
-          <w:sz w:val="32"/>
-          <w:szCs w:val="28"/>
+          <w:szCs w:val="32"/>
+        </w:rPr>
+        <w:t>TRUNG TÂM PHÁT TRIỂN CÔNG NGHÊ THÔNG TIN</w:t>
+      </w:r>
+    </w:p>
+    <w:p>
+      <w:pPr>
+        <w:jc w:val="center"/>
+        <w:rPr>
+          <w:rFonts w:cs="Times New Roman"/>
+          <w:sz w:val="28"/>
+        </w:rPr>
+      </w:pPr>
+    </w:p>
+    <w:p>
+      <w:pPr>
+        <w:jc w:val="center"/>
+        <w:rPr>
+          <w:rFonts w:cs="Times New Roman"/>
+          <w:sz w:val="28"/>
           <w:lang w:val="en-US"/>
         </w:rPr>
-        <w:t>IN</w:t>
-      </w:r>
+      </w:pPr>
     </w:p>
     <w:p>
       <w:pPr>
         <w:jc w:val="center"/>
         <w:rPr>
-          <w:rFonts w:ascii="Times New Roman" w:hAnsi="Times New Roman" w:cs="Times New Roman"/>
+          <w:rFonts w:cs="Times New Roman"/>
           <w:sz w:val="28"/>
+          <w:lang w:val="en-US"/>
         </w:rPr>
       </w:pPr>
     </w:p>
@@ -478,34 +432,15 @@
       <w:pPr>
         <w:jc w:val="center"/>
         <w:rPr>
-          <w:rFonts w:ascii="Times New Roman" w:hAnsi="Times New Roman" w:cs="Times New Roman"/>
-          <w:sz w:val="28"/>
-        </w:rPr>
-      </w:pPr>
-    </w:p>
-    <w:p>
-      <w:pPr>
-        <w:jc w:val="center"/>
-        <w:rPr>
-          <w:rFonts w:ascii="Times New Roman" w:hAnsi="Times New Roman" w:cs="Times New Roman"/>
-          <w:sz w:val="28"/>
-        </w:rPr>
-      </w:pPr>
-    </w:p>
-    <w:p>
-      <w:pPr>
-        <w:jc w:val="center"/>
-        <w:rPr>
-          <w:rFonts w:ascii="Times New Roman" w:hAnsi="Times New Roman" w:cs="Times New Roman"/>
+          <w:rFonts w:cs="Times New Roman"/>
           <w:b/>
           <w:sz w:val="28"/>
           <w:szCs w:val="28"/>
-          <w:lang w:val="en-US"/>
-        </w:rPr>
-      </w:pPr>
-      <w:r>
-        <w:rPr>
-          <w:rFonts w:ascii="Times New Roman" w:hAnsi="Times New Roman" w:cs="Times New Roman"/>
+        </w:rPr>
+      </w:pPr>
+      <w:r>
+        <w:rPr>
+          <w:rFonts w:cs="Times New Roman"/>
           <w:b/>
           <w:sz w:val="28"/>
           <w:szCs w:val="28"/>
@@ -514,20 +449,37 @@
       </w:r>
       <w:r>
         <w:rPr>
-          <w:rFonts w:ascii="Times New Roman" w:hAnsi="Times New Roman" w:cs="Times New Roman"/>
+          <w:rFonts w:cs="Times New Roman"/>
           <w:b/>
           <w:sz w:val="28"/>
           <w:szCs w:val="28"/>
         </w:rPr>
-        <w:t xml:space="preserve"> – </w:t>
-      </w:r>
-      <w:r>
-        <w:rPr>
-          <w:rFonts w:ascii="Times New Roman" w:hAnsi="Times New Roman" w:cs="Times New Roman"/>
+        <w:t xml:space="preserve"> </w:t>
+      </w:r>
+      <w:r>
+        <w:rPr>
+          <w:rFonts w:cs="Times New Roman"/>
           <w:b/>
           <w:sz w:val="28"/>
           <w:szCs w:val="28"/>
-          <w:lang w:val="en-US"/>
+        </w:rPr>
+        <w:t>-</w:t>
+      </w:r>
+      <w:r>
+        <w:rPr>
+          <w:rFonts w:cs="Times New Roman"/>
+          <w:b/>
+          <w:sz w:val="28"/>
+          <w:szCs w:val="28"/>
+        </w:rPr>
+        <w:t xml:space="preserve"> </w:t>
+      </w:r>
+      <w:r>
+        <w:rPr>
+          <w:rFonts w:cs="Times New Roman"/>
+          <w:b/>
+          <w:sz w:val="28"/>
+          <w:szCs w:val="28"/>
         </w:rPr>
         <w:t>25410183</w:t>
       </w:r>
@@ -536,89 +488,143 @@
       <w:pPr>
         <w:jc w:val="center"/>
         <w:rPr>
-          <w:rFonts w:ascii="Times New Roman" w:hAnsi="Times New Roman" w:cs="Times New Roman"/>
+          <w:rFonts w:cs="Times New Roman"/>
+          <w:b/>
+          <w:color w:val="0000FF"/>
+          <w:sz w:val="28"/>
+          <w:szCs w:val="28"/>
+        </w:rPr>
+      </w:pPr>
+      <w:r>
+        <w:rPr>
+          <w:rFonts w:cs="Times New Roman"/>
+          <w:b/>
+          <w:color w:val="0000FF"/>
+          <w:sz w:val="28"/>
+          <w:szCs w:val="28"/>
+        </w:rPr>
+        <w:t xml:space="preserve">NGUYỄN ĐIỀN TRIẾT </w:t>
+      </w:r>
+      <w:r>
+        <w:rPr>
+          <w:rFonts w:cs="Times New Roman"/>
+          <w:b/>
+          <w:color w:val="0000FF"/>
+          <w:sz w:val="28"/>
+          <w:szCs w:val="28"/>
+        </w:rPr>
+        <w:t>-</w:t>
+      </w:r>
+      <w:r>
+        <w:rPr>
+          <w:rFonts w:cs="Times New Roman"/>
+          <w:b/>
+          <w:color w:val="0000FF"/>
+          <w:sz w:val="28"/>
+          <w:szCs w:val="28"/>
+        </w:rPr>
+        <w:t xml:space="preserve"> 25410321</w:t>
+      </w:r>
+    </w:p>
+    <w:p>
+      <w:pPr>
+        <w:jc w:val="center"/>
+        <w:rPr>
+          <w:rFonts w:cs="Times New Roman"/>
+          <w:b/>
+          <w:color w:val="0000FF"/>
+          <w:sz w:val="28"/>
+          <w:szCs w:val="28"/>
+        </w:rPr>
+      </w:pPr>
+      <w:r>
+        <w:rPr>
+          <w:rFonts w:cs="Times New Roman"/>
+          <w:b/>
+          <w:color w:val="0000FF"/>
+          <w:sz w:val="28"/>
+          <w:szCs w:val="28"/>
+        </w:rPr>
+        <w:t>NGUYỄN THÀNH ĐĂNG KHOA</w:t>
+      </w:r>
+      <w:r>
+        <w:rPr>
+          <w:rFonts w:cs="Times New Roman"/>
           <w:b/>
           <w:color w:val="0000FF"/>
           <w:sz w:val="28"/>
           <w:szCs w:val="28"/>
           <w:lang w:val="en-US"/>
         </w:rPr>
-      </w:pPr>
-      <w:r>
-        <w:rPr>
-          <w:rFonts w:ascii="Times New Roman" w:hAnsi="Times New Roman" w:cs="Times New Roman"/>
+        <w:t xml:space="preserve"> -</w:t>
+      </w:r>
+      <w:r>
+        <w:rPr>
+          <w:rFonts w:cs="Times New Roman"/>
           <w:b/>
           <w:color w:val="0000FF"/>
           <w:sz w:val="28"/>
           <w:szCs w:val="28"/>
+        </w:rPr>
+        <w:t xml:space="preserve"> 24410052</w:t>
+      </w:r>
+    </w:p>
+    <w:p>
+      <w:pPr>
+        <w:jc w:val="center"/>
+        <w:rPr>
+          <w:rFonts w:cs="Times New Roman"/>
+          <w:b/>
+          <w:sz w:val="28"/>
+        </w:rPr>
+      </w:pPr>
+    </w:p>
+    <w:p>
+      <w:pPr>
+        <w:jc w:val="center"/>
+        <w:rPr>
+          <w:rFonts w:cs="Times New Roman"/>
+          <w:b/>
+          <w:sz w:val="28"/>
           <w:lang w:val="en-US"/>
         </w:rPr>
-        <w:t xml:space="preserve">NGUYỄN ĐIỀN TRIẾT - </w:t>
-      </w:r>
-      <w:r>
-        <w:rPr>
-          <w:rFonts w:ascii="Times New Roman" w:hAnsi="Times New Roman" w:cs="Times New Roman"/>
+      </w:pPr>
+    </w:p>
+    <w:p>
+      <w:pPr>
+        <w:jc w:val="center"/>
+        <w:rPr>
+          <w:rFonts w:cs="Times New Roman"/>
           <w:b/>
-          <w:color w:val="0000FF"/>
           <w:sz w:val="28"/>
-          <w:szCs w:val="28"/>
           <w:lang w:val="en-US"/>
         </w:rPr>
-        <w:t>25410321</w:t>
-      </w:r>
+      </w:pPr>
     </w:p>
     <w:p>
       <w:pPr>
         <w:jc w:val="center"/>
         <w:rPr>
-          <w:rFonts w:ascii="Times New Roman" w:hAnsi="Times New Roman" w:cs="Times New Roman"/>
+          <w:rFonts w:cs="Times New Roman"/>
+          <w:b/>
           <w:sz w:val="28"/>
         </w:rPr>
       </w:pPr>
-    </w:p>
-    <w:p>
-      <w:pPr>
-        <w:jc w:val="center"/>
-        <w:rPr>
-          <w:rFonts w:ascii="Times New Roman" w:hAnsi="Times New Roman" w:cs="Times New Roman"/>
-          <w:sz w:val="28"/>
-        </w:rPr>
-      </w:pPr>
-    </w:p>
-    <w:p>
-      <w:pPr>
-        <w:jc w:val="center"/>
-        <w:rPr>
-          <w:rFonts w:ascii="Times New Roman" w:hAnsi="Times New Roman" w:cs="Times New Roman"/>
-          <w:sz w:val="28"/>
-        </w:rPr>
-      </w:pPr>
-    </w:p>
-    <w:p>
-      <w:pPr>
-        <w:jc w:val="center"/>
-        <w:rPr>
-          <w:rFonts w:ascii="Times New Roman" w:hAnsi="Times New Roman" w:cs="Times New Roman"/>
+      <w:r>
+        <w:rPr>
+          <w:rFonts w:cs="Times New Roman"/>
           <w:b/>
           <w:sz w:val="32"/>
-          <w:lang w:val="en-US"/>
-        </w:rPr>
-      </w:pPr>
-      <w:r>
-        <w:rPr>
-          <w:rFonts w:ascii="Times New Roman" w:hAnsi="Times New Roman" w:cs="Times New Roman"/>
-          <w:b/>
-          <w:sz w:val="32"/>
-          <w:lang w:val="en-US"/>
-        </w:rPr>
-        <w:t>ĐỒ ÁN</w:t>
+          <w:szCs w:val="32"/>
+        </w:rPr>
+        <w:t>ĐỀ TÀI</w:t>
       </w:r>
     </w:p>
     <w:p>
       <w:pPr>
         <w:jc w:val="center"/>
         <w:rPr>
-          <w:rFonts w:ascii="Times New Roman" w:hAnsi="Times New Roman" w:cs="Times New Roman"/>
+          <w:rFonts w:cstheme="majorHAnsi"/>
           <w:b/>
           <w:sz w:val="36"/>
           <w:szCs w:val="36"/>
@@ -626,51 +632,28 @@
       </w:pPr>
       <w:r>
         <w:rPr>
-          <w:rFonts w:ascii="Times New Roman" w:hAnsi="Times New Roman" w:cs="Times New Roman"/>
+          <w:rFonts w:cs="Times New Roman"/>
           <w:b/>
           <w:sz w:val="36"/>
           <w:szCs w:val="36"/>
         </w:rPr>
-        <w:t>&lt;TÊN KHÓA LUẬN&gt;</w:t>
-      </w:r>
-    </w:p>
-    <w:p>
-      <w:pPr>
-        <w:jc w:val="center"/>
-        <w:rPr>
-          <w:rFonts w:ascii="Times New Roman" w:hAnsi="Times New Roman" w:cs="Times New Roman"/>
-          <w:b/>
-          <w:color w:val="000000" w:themeColor="text1"/>
-          <w:sz w:val="32"/>
-          <w:szCs w:val="32"/>
-        </w:rPr>
-      </w:pPr>
-      <w:r>
-        <w:rPr>
-          <w:rFonts w:ascii="Times New Roman" w:hAnsi="Times New Roman" w:cs="Times New Roman"/>
-          <w:b/>
-          <w:color w:val="FF0000"/>
-          <w:sz w:val="32"/>
-          <w:szCs w:val="32"/>
-        </w:rPr>
-        <w:t>&lt;Tên khóa luận Tiếng Anh&gt;</w:t>
-      </w:r>
-    </w:p>
-    <w:p>
-      <w:pPr>
-        <w:jc w:val="center"/>
-        <w:rPr>
-          <w:rFonts w:ascii="Times New Roman" w:hAnsi="Times New Roman" w:cs="Times New Roman"/>
+        <w:t xml:space="preserve">TÌM HIỂU VỀ QUY TRÌNH NGHIỆP VỤ CỦA </w:t>
+      </w:r>
+      <w:r>
+        <w:rPr>
+          <w:rFonts w:cs="Times New Roman"/>
           <w:b/>
           <w:sz w:val="36"/>
           <w:szCs w:val="36"/>
         </w:rPr>
-      </w:pPr>
-    </w:p>
-    <w:p>
-      <w:pPr>
-        <w:rPr>
-          <w:rFonts w:ascii="Times New Roman" w:hAnsi="Times New Roman" w:cs="Times New Roman"/>
+        <w:t>CHUỖI CỬA HÀNG PHÚC LONG COFFEE &amp; TEA</w:t>
+      </w:r>
+    </w:p>
+    <w:p>
+      <w:pPr>
+        <w:jc w:val="center"/>
+        <w:rPr>
+          <w:rFonts w:cstheme="majorHAnsi"/>
           <w:sz w:val="28"/>
         </w:rPr>
       </w:pPr>
@@ -679,35 +662,42 @@
       <w:pPr>
         <w:jc w:val="center"/>
         <w:rPr>
-          <w:rFonts w:ascii="Times New Roman" w:hAnsi="Times New Roman" w:cs="Times New Roman"/>
+          <w:rFonts w:cstheme="majorHAnsi"/>
+          <w:sz w:val="28"/>
+        </w:rPr>
+      </w:pPr>
+    </w:p>
+    <w:p>
+      <w:pPr>
+        <w:jc w:val="center"/>
+        <w:rPr>
+          <w:rFonts w:cstheme="majorHAnsi"/>
+          <w:b/>
+          <w:szCs w:val="26"/>
+          <w:lang w:val="en-US"/>
+        </w:rPr>
+      </w:pPr>
+    </w:p>
+    <w:p>
+      <w:pPr>
+        <w:tabs>
+          <w:tab w:val="left" w:pos="5265"/>
+        </w:tabs>
+        <w:jc w:val="center"/>
+        <w:rPr>
+          <w:rFonts w:cs="Times New Roman"/>
           <w:b/>
           <w:sz w:val="28"/>
         </w:rPr>
       </w:pPr>
       <w:r>
         <w:rPr>
-          <w:rFonts w:ascii="Times New Roman" w:hAnsi="Times New Roman" w:cs="Times New Roman"/>
+          <w:rFonts w:cs="Times New Roman"/>
           <w:b/>
           <w:sz w:val="28"/>
         </w:rPr>
-        <w:t>KỸ SƯ/ CỬ NHÂNNGÀNH &lt;TÊN NGÀNH&gt;</w:t>
-      </w:r>
-    </w:p>
-    <w:p>
-      <w:pPr>
-        <w:rPr>
-          <w:rFonts w:ascii="Times New Roman" w:hAnsi="Times New Roman" w:cs="Times New Roman"/>
-          <w:sz w:val="28"/>
-        </w:rPr>
-      </w:pPr>
-    </w:p>
-    <w:p>
-      <w:pPr>
-        <w:rPr>
-          <w:rFonts w:ascii="Times New Roman" w:hAnsi="Times New Roman" w:cs="Times New Roman"/>
-          <w:sz w:val="28"/>
-        </w:rPr>
-      </w:pPr>
+        <w:t>GIẢNG VIÊN HƯỚNG DẪN</w:t>
+      </w:r>
     </w:p>
     <w:p>
       <w:pPr>
@@ -716,63 +706,45 @@
         </w:tabs>
         <w:jc w:val="center"/>
         <w:rPr>
-          <w:rFonts w:ascii="Times New Roman" w:hAnsi="Times New Roman" w:cs="Times New Roman"/>
+          <w:rFonts w:cs="Times New Roman"/>
           <w:b/>
           <w:sz w:val="28"/>
         </w:rPr>
       </w:pPr>
       <w:r>
         <w:rPr>
-          <w:rFonts w:ascii="Times New Roman" w:hAnsi="Times New Roman" w:cs="Times New Roman"/>
+          <w:rFonts w:cs="Times New Roman"/>
           <w:b/>
           <w:sz w:val="28"/>
         </w:rPr>
-        <w:t>GIẢNG VIÊN HƯỚNG DẪN</w:t>
-      </w:r>
-    </w:p>
-    <w:p>
-      <w:pPr>
-        <w:tabs>
-          <w:tab w:val="left" w:pos="5265"/>
-        </w:tabs>
+        <w:t>HÀ LÊ HOÀI TRUNG</w:t>
+      </w:r>
+    </w:p>
+    <w:p>
+      <w:pPr>
         <w:jc w:val="center"/>
         <w:rPr>
-          <w:rFonts w:ascii="Times New Roman" w:hAnsi="Times New Roman" w:cs="Times New Roman"/>
-          <w:b/>
+          <w:rFonts w:cs="Times New Roman"/>
           <w:sz w:val="28"/>
-        </w:rPr>
-      </w:pPr>
-      <w:r>
-        <w:rPr>
-          <w:rFonts w:ascii="Times New Roman" w:hAnsi="Times New Roman" w:cs="Times New Roman"/>
-          <w:b/>
+          <w:lang w:val="en-US"/>
+        </w:rPr>
+      </w:pPr>
+    </w:p>
+    <w:p>
+      <w:pPr>
+        <w:jc w:val="center"/>
+        <w:rPr>
+          <w:rFonts w:cs="Times New Roman"/>
           <w:sz w:val="28"/>
-        </w:rPr>
-        <w:t>HÀ LÊ HOÀI TRUNG</w:t>
-      </w:r>
+          <w:lang w:val="en-US"/>
+        </w:rPr>
+      </w:pPr>
     </w:p>
     <w:p>
       <w:pPr>
         <w:jc w:val="center"/>
         <w:rPr>
-          <w:rFonts w:ascii="Times New Roman" w:hAnsi="Times New Roman" w:cs="Times New Roman"/>
-          <w:sz w:val="28"/>
-        </w:rPr>
-      </w:pPr>
-    </w:p>
-    <w:p>
-      <w:pPr>
-        <w:rPr>
-          <w:rFonts w:ascii="Times New Roman" w:hAnsi="Times New Roman" w:cs="Times New Roman"/>
-          <w:sz w:val="28"/>
-        </w:rPr>
-      </w:pPr>
-    </w:p>
-    <w:p>
-      <w:pPr>
-        <w:jc w:val="center"/>
-        <w:rPr>
-          <w:rFonts w:ascii="Times New Roman" w:hAnsi="Times New Roman" w:cs="Times New Roman"/>
+          <w:rFonts w:cs="Times New Roman"/>
           <w:b/>
           <w:szCs w:val="26"/>
         </w:rPr>
@@ -782,7 +754,7 @@
       <w:pPr>
         <w:jc w:val="center"/>
         <w:rPr>
-          <w:rFonts w:ascii="Times New Roman" w:hAnsi="Times New Roman" w:cs="Times New Roman"/>
+          <w:rFonts w:cs="Times New Roman"/>
           <w:b/>
           <w:szCs w:val="26"/>
         </w:rPr>
@@ -801,152 +773,32 @@
       </w:pPr>
       <w:r>
         <w:rPr>
-          <w:rFonts w:ascii="Times New Roman" w:hAnsi="Times New Roman" w:cs="Times New Roman"/>
+          <w:rFonts w:cs="Times New Roman"/>
           <w:b/>
           <w:szCs w:val="26"/>
         </w:rPr>
-        <w:lastRenderedPageBreak/>
         <w:t xml:space="preserve">TP. HỒ CHÍ MINH, </w:t>
       </w:r>
       <w:r>
         <w:rPr>
-          <w:rFonts w:ascii="Times New Roman" w:hAnsi="Times New Roman" w:cs="Times New Roman"/>
+          <w:rFonts w:cs="Times New Roman"/>
           <w:b/>
+          <w:color w:val="0000FF"/>
           <w:szCs w:val="26"/>
         </w:rPr>
-        <w:t>2</w:t>
-      </w:r>
-      <w:r>
-        <w:rPr>
-          <w:rFonts w:ascii="Times New Roman" w:hAnsi="Times New Roman" w:cs="Times New Roman"/>
-          <w:b/>
-          <w:szCs w:val="26"/>
-          <w:lang w:val="en-US"/>
-        </w:rPr>
-        <w:t>026</w:t>
+        <w:t>2026</w:t>
       </w:r>
     </w:p>
     <w:p>
       <w:pPr>
         <w:pStyle w:val="Title"/>
         <w:rPr>
-          <w:rFonts w:ascii="Times New Roman" w:hAnsi="Times New Roman" w:cs="Times New Roman"/>
-        </w:rPr>
-      </w:pPr>
-      <w:r>
-        <w:rPr>
-          <w:rFonts w:ascii="Times New Roman" w:hAnsi="Times New Roman" w:cs="Times New Roman"/>
-        </w:rPr>
-        <w:lastRenderedPageBreak/>
-        <w:t xml:space="preserve">THÔNG TIN </w:t>
-      </w:r>
-      <w:r>
-        <w:rPr>
-          <w:rFonts w:ascii="Times New Roman" w:hAnsi="Times New Roman" w:cs="Times New Roman"/>
-        </w:rPr>
-        <w:t>HỘI Đ</w:t>
-      </w:r>
-      <w:r>
-        <w:rPr>
-          <w:rFonts w:ascii="Times New Roman" w:hAnsi="Times New Roman" w:cs="Times New Roman"/>
-        </w:rPr>
-        <w:t>Ồ</w:t>
-      </w:r>
-      <w:r>
-        <w:rPr>
-          <w:rFonts w:ascii="Times New Roman" w:hAnsi="Times New Roman" w:cs="Times New Roman"/>
-        </w:rPr>
-        <w:t xml:space="preserve">NG </w:t>
-      </w:r>
-      <w:r>
-        <w:rPr>
-          <w:rFonts w:ascii="Times New Roman" w:hAnsi="Times New Roman" w:cs="Times New Roman"/>
-        </w:rPr>
-        <w:t>CHẤM</w:t>
-      </w:r>
-      <w:r>
-        <w:rPr>
-          <w:rFonts w:ascii="Times New Roman" w:hAnsi="Times New Roman" w:cs="Times New Roman"/>
-        </w:rPr>
-        <w:t xml:space="preserve"> KHÓA LUẬN</w:t>
-      </w:r>
-      <w:r>
-        <w:rPr>
-          <w:rFonts w:ascii="Times New Roman" w:hAnsi="Times New Roman" w:cs="Times New Roman"/>
-        </w:rPr>
-        <w:t xml:space="preserve"> TỐT NGHIỆP</w:t>
-      </w:r>
-    </w:p>
-    <w:p>
-      <w:pPr>
-        <w:rPr>
-          <w:rFonts w:ascii="Times New Roman" w:hAnsi="Times New Roman" w:cs="Times New Roman"/>
-        </w:rPr>
-      </w:pPr>
-    </w:p>
-    <w:p>
-      <w:pPr>
-        <w:rPr>
-          <w:rFonts w:ascii="Times New Roman" w:hAnsi="Times New Roman" w:cs="Times New Roman"/>
-          <w:szCs w:val="24"/>
-        </w:rPr>
-      </w:pPr>
-      <w:r>
-        <w:rPr>
-          <w:rFonts w:ascii="Times New Roman" w:hAnsi="Times New Roman" w:cs="Times New Roman"/>
-          <w:szCs w:val="24"/>
-        </w:rPr>
-        <w:t>Hội đồng chấm khóa luận tốt nghiệp, thành lập theo Quyết định số …………………… ngày ………………….. của Hiệu trưởng Trường Đại học Công nghệ Thông tin.</w:t>
-      </w:r>
-    </w:p>
-    <w:p>
-      <w:pPr>
-        <w:ind w:left="720"/>
-        <w:jc w:val="center"/>
-        <w:rPr>
-          <w:rFonts w:cstheme="majorHAnsi"/>
-          <w:b/>
-          <w:szCs w:val="26"/>
-        </w:rPr>
-        <w:sectPr>
-          <w:pgSz w:w="11906" w:h="16838"/>
-          <w:pgMar w:top="1701" w:right="1134" w:bottom="1985" w:left="1985" w:header="709" w:footer="709" w:gutter="0"/>
-          <w:cols w:space="708"/>
-          <w:docGrid w:linePitch="360"/>
-        </w:sectPr>
-      </w:pPr>
-    </w:p>
-    <w:p>
-      <w:pPr>
-        <w:pStyle w:val="Title"/>
-        <w:rPr>
-          <w:rFonts w:ascii="Times New Roman" w:hAnsi="Times New Roman" w:cs="Times New Roman"/>
-        </w:rPr>
-      </w:pPr>
-      <w:r>
-        <w:rPr>
-          <w:rFonts w:ascii="Times New Roman" w:hAnsi="Times New Roman" w:cs="Times New Roman"/>
-        </w:rPr>
-        <w:lastRenderedPageBreak/>
-        <w:t>LỜI CẢM ƠN</w:t>
-      </w:r>
-      <w:r>
-        <w:rPr>
-          <w:rFonts w:ascii="Times New Roman" w:hAnsi="Times New Roman" w:cs="Times New Roman"/>
-        </w:rPr>
-        <w:br w:type="page"/>
-      </w:r>
-    </w:p>
-    <w:p>
-      <w:pPr>
-        <w:pStyle w:val="Title"/>
-        <w:rPr>
-          <w:rFonts w:ascii="Times New Roman" w:hAnsi="Times New Roman" w:cs="Times New Roman"/>
-        </w:rPr>
-      </w:pPr>
-      <w:r>
-        <w:rPr>
-          <w:rFonts w:ascii="Times New Roman" w:hAnsi="Times New Roman" w:cs="Times New Roman"/>
+          <w:rFonts w:cs="Times New Roman"/>
+        </w:rPr>
+      </w:pPr>
+      <w:r>
+        <w:rPr>
+          <w:rFonts w:cs="Times New Roman"/>
         </w:rPr>
         <w:lastRenderedPageBreak/>
         <w:t>MỤC LỤC</w:t>
@@ -956,19 +808,21 @@
       <w:pPr>
         <w:pStyle w:val="TOC1"/>
         <w:tabs>
-          <w:tab w:val="left" w:pos="1540"/>
           <w:tab w:val="right" w:leader="dot" w:pos="8777"/>
         </w:tabs>
         <w:rPr>
-          <w:rFonts w:ascii="Times New Roman" w:eastAsiaTheme="minorEastAsia" w:hAnsi="Times New Roman" w:cs="Times New Roman"/>
+          <w:rFonts w:asciiTheme="minorHAnsi" w:eastAsiaTheme="minorEastAsia" w:hAnsiTheme="minorHAnsi"/>
           <w:noProof/>
-          <w:sz w:val="22"/>
+          <w:kern w:val="2"/>
+          <w:sz w:val="24"/>
+          <w:szCs w:val="24"/>
           <w:lang w:eastAsia="vi-VN"/>
-        </w:rPr>
-      </w:pPr>
-      <w:r>
-        <w:rPr>
-          <w:rFonts w:ascii="Times New Roman" w:hAnsi="Times New Roman" w:cs="Times New Roman"/>
+          <w14:ligatures w14:val="standardContextual"/>
+        </w:rPr>
+      </w:pPr>
+      <w:r>
+        <w:rPr>
+          <w:rFonts w:cs="Times New Roman"/>
           <w:b/>
           <w:sz w:val="28"/>
           <w:szCs w:val="26"/>
@@ -977,7 +831,7 @@
       </w:r>
       <w:r>
         <w:rPr>
-          <w:rFonts w:ascii="Times New Roman" w:hAnsi="Times New Roman" w:cs="Times New Roman"/>
+          <w:rFonts w:cs="Times New Roman"/>
           <w:b/>
           <w:sz w:val="28"/>
           <w:szCs w:val="26"/>
@@ -986,42 +840,105 @@
       </w:r>
       <w:r>
         <w:rPr>
-          <w:rFonts w:ascii="Times New Roman" w:hAnsi="Times New Roman" w:cs="Times New Roman"/>
+          <w:rFonts w:cs="Times New Roman"/>
           <w:b/>
           <w:sz w:val="28"/>
           <w:szCs w:val="26"/>
         </w:rPr>
         <w:fldChar w:fldCharType="separate"/>
       </w:r>
-      <w:hyperlink w:anchor="_Toc367742496" w:history="1">
+      <w:hyperlink w:anchor="_Toc235998383" w:history="1">
         <w:r>
           <w:rPr>
             <w:rStyle w:val="Hyperlink"/>
-            <w:rFonts w:ascii="Times New Roman" w:hAnsi="Times New Roman" w:cs="Times New Roman"/>
+            <w:rFonts w:ascii="Times New Roman Bold" w:hAnsi="Times New Roman Bold"/>
             <w:noProof/>
           </w:rPr>
           <w:t>Chương 1.</w:t>
         </w:r>
         <w:r>
           <w:rPr>
-            <w:rFonts w:ascii="Times New Roman" w:eastAsiaTheme="minorEastAsia" w:hAnsi="Times New Roman" w:cs="Times New Roman"/>
-            <w:noProof/>
-            <w:sz w:val="22"/>
-            <w:lang w:eastAsia="vi-VN"/>
+            <w:rStyle w:val="Hyperlink"/>
+            <w:noProof/>
+          </w:rPr>
+          <w:t xml:space="preserve"> Tổng quan</w:t>
+        </w:r>
+        <w:r>
+          <w:rPr>
+            <w:noProof/>
+            <w:webHidden/>
           </w:rPr>
           <w:tab/>
         </w:r>
         <w:r>
           <w:rPr>
+            <w:noProof/>
+            <w:webHidden/>
+          </w:rPr>
+          <w:fldChar w:fldCharType="begin"/>
+        </w:r>
+        <w:r>
+          <w:rPr>
+            <w:noProof/>
+            <w:webHidden/>
+          </w:rPr>
+          <w:instrText xml:space="preserve"> PAGEREF _Toc235998383 \h </w:instrText>
+        </w:r>
+        <w:r>
+          <w:rPr>
+            <w:noProof/>
+            <w:webHidden/>
+          </w:rPr>
+        </w:r>
+        <w:r>
+          <w:rPr>
+            <w:noProof/>
+            <w:webHidden/>
+          </w:rPr>
+          <w:fldChar w:fldCharType="separate"/>
+        </w:r>
+        <w:r>
+          <w:rPr>
+            <w:noProof/>
+            <w:webHidden/>
+          </w:rPr>
+          <w:t>2</w:t>
+        </w:r>
+        <w:r>
+          <w:rPr>
+            <w:noProof/>
+            <w:webHidden/>
+          </w:rPr>
+          <w:fldChar w:fldCharType="end"/>
+        </w:r>
+      </w:hyperlink>
+    </w:p>
+    <w:p>
+      <w:pPr>
+        <w:pStyle w:val="TOC2"/>
+        <w:tabs>
+          <w:tab w:val="right" w:leader="dot" w:pos="8777"/>
+        </w:tabs>
+        <w:rPr>
+          <w:rFonts w:asciiTheme="minorHAnsi" w:eastAsiaTheme="minorEastAsia" w:hAnsiTheme="minorHAnsi"/>
+          <w:noProof/>
+          <w:kern w:val="2"/>
+          <w:sz w:val="24"/>
+          <w:szCs w:val="24"/>
+          <w:lang w:eastAsia="vi-VN"/>
+          <w14:ligatures w14:val="standardContextual"/>
+        </w:rPr>
+      </w:pPr>
+      <w:hyperlink w:anchor="_Toc235998384" w:history="1">
+        <w:r>
+          <w:rPr>
             <w:rStyle w:val="Hyperlink"/>
-            <w:rFonts w:ascii="Times New Roman" w:hAnsi="Times New Roman" w:cs="Times New Roman"/>
-            <w:noProof/>
-          </w:rPr>
-          <w:t>TÊN CHƯƠNG 1</w:t>
-        </w:r>
-        <w:r>
-          <w:rPr>
-            <w:rFonts w:ascii="Times New Roman" w:hAnsi="Times New Roman" w:cs="Times New Roman"/>
+            <w:noProof/>
+          </w:rPr>
+          <w:t>1.1. Chủ đề cấp độ 2</w:t>
+        </w:r>
+        <w:r>
+          <w:rPr>
             <w:noProof/>
             <w:webHidden/>
           </w:rPr>
@@ -1029,7 +946,6 @@
         </w:r>
         <w:r>
           <w:rPr>
-            <w:rFonts w:ascii="Times New Roman" w:hAnsi="Times New Roman" w:cs="Times New Roman"/>
             <w:noProof/>
             <w:webHidden/>
           </w:rPr>
@@ -1037,22 +953,19 @@
         </w:r>
         <w:r>
           <w:rPr>
-            <w:rFonts w:ascii="Times New Roman" w:hAnsi="Times New Roman" w:cs="Times New Roman"/>
-            <w:noProof/>
-            <w:webHidden/>
-          </w:rPr>
-          <w:instrText xml:space="preserve"> PAGEREF _Toc367742496 \h </w:instrText>
-        </w:r>
-        <w:r>
-          <w:rPr>
-            <w:rFonts w:ascii="Times New Roman" w:hAnsi="Times New Roman" w:cs="Times New Roman"/>
-            <w:noProof/>
-            <w:webHidden/>
-          </w:rPr>
-        </w:r>
-        <w:r>
-          <w:rPr>
-            <w:rFonts w:ascii="Times New Roman" w:hAnsi="Times New Roman" w:cs="Times New Roman"/>
+            <w:noProof/>
+            <w:webHidden/>
+          </w:rPr>
+          <w:instrText xml:space="preserve"> PAGEREF _Toc235998384 \h </w:instrText>
+        </w:r>
+        <w:r>
+          <w:rPr>
+            <w:noProof/>
+            <w:webHidden/>
+          </w:rPr>
+        </w:r>
+        <w:r>
+          <w:rPr>
             <w:noProof/>
             <w:webHidden/>
           </w:rPr>
@@ -1060,7 +973,320 @@
         </w:r>
         <w:r>
           <w:rPr>
-            <w:rFonts w:ascii="Times New Roman" w:hAnsi="Times New Roman" w:cs="Times New Roman"/>
+            <w:noProof/>
+            <w:webHidden/>
+          </w:rPr>
+          <w:t>2</w:t>
+        </w:r>
+        <w:r>
+          <w:rPr>
+            <w:noProof/>
+            <w:webHidden/>
+          </w:rPr>
+          <w:fldChar w:fldCharType="end"/>
+        </w:r>
+      </w:hyperlink>
+    </w:p>
+    <w:p>
+      <w:pPr>
+        <w:pStyle w:val="TOC3"/>
+        <w:tabs>
+          <w:tab w:val="right" w:leader="dot" w:pos="8777"/>
+        </w:tabs>
+        <w:rPr>
+          <w:rFonts w:asciiTheme="minorHAnsi" w:eastAsiaTheme="minorEastAsia" w:hAnsiTheme="minorHAnsi"/>
+          <w:noProof/>
+          <w:kern w:val="2"/>
+          <w:sz w:val="24"/>
+          <w:szCs w:val="24"/>
+          <w:lang w:eastAsia="vi-VN"/>
+          <w14:ligatures w14:val="standardContextual"/>
+        </w:rPr>
+      </w:pPr>
+      <w:hyperlink w:anchor="_Toc235998385" w:history="1">
+        <w:r>
+          <w:rPr>
+            <w:rStyle w:val="Hyperlink"/>
+            <w:noProof/>
+            <w:lang w:val="en-US"/>
+          </w:rPr>
+          <w:t>1.1.1. Chủ đề cấp độ 3</w:t>
+        </w:r>
+        <w:r>
+          <w:rPr>
+            <w:noProof/>
+            <w:webHidden/>
+          </w:rPr>
+          <w:tab/>
+        </w:r>
+        <w:r>
+          <w:rPr>
+            <w:noProof/>
+            <w:webHidden/>
+          </w:rPr>
+          <w:fldChar w:fldCharType="begin"/>
+        </w:r>
+        <w:r>
+          <w:rPr>
+            <w:noProof/>
+            <w:webHidden/>
+          </w:rPr>
+          <w:instrText xml:space="preserve"> PAGEREF _Toc235998385 \h </w:instrText>
+        </w:r>
+        <w:r>
+          <w:rPr>
+            <w:noProof/>
+            <w:webHidden/>
+          </w:rPr>
+        </w:r>
+        <w:r>
+          <w:rPr>
+            <w:noProof/>
+            <w:webHidden/>
+          </w:rPr>
+          <w:fldChar w:fldCharType="separate"/>
+        </w:r>
+        <w:r>
+          <w:rPr>
+            <w:noProof/>
+            <w:webHidden/>
+          </w:rPr>
+          <w:t>2</w:t>
+        </w:r>
+        <w:r>
+          <w:rPr>
+            <w:noProof/>
+            <w:webHidden/>
+          </w:rPr>
+          <w:fldChar w:fldCharType="end"/>
+        </w:r>
+      </w:hyperlink>
+    </w:p>
+    <w:p>
+      <w:pPr>
+        <w:pStyle w:val="TOC3"/>
+        <w:tabs>
+          <w:tab w:val="right" w:leader="dot" w:pos="8777"/>
+        </w:tabs>
+        <w:rPr>
+          <w:rFonts w:asciiTheme="minorHAnsi" w:eastAsiaTheme="minorEastAsia" w:hAnsiTheme="minorHAnsi"/>
+          <w:noProof/>
+          <w:kern w:val="2"/>
+          <w:sz w:val="24"/>
+          <w:szCs w:val="24"/>
+          <w:lang w:eastAsia="vi-VN"/>
+          <w14:ligatures w14:val="standardContextual"/>
+        </w:rPr>
+      </w:pPr>
+      <w:hyperlink w:anchor="_Toc235998386" w:history="1">
+        <w:r>
+          <w:rPr>
+            <w:rStyle w:val="Hyperlink"/>
+            <w:noProof/>
+          </w:rPr>
+          <w:t>1.1.2.</w:t>
+        </w:r>
+        <w:r>
+          <w:rPr>
+            <w:rStyle w:val="Hyperlink"/>
+            <w:noProof/>
+            <w:lang w:val="en-US"/>
+          </w:rPr>
+          <w:t xml:space="preserve"> Chủ đề cấp độ 3</w:t>
+        </w:r>
+        <w:r>
+          <w:rPr>
+            <w:noProof/>
+            <w:webHidden/>
+          </w:rPr>
+          <w:tab/>
+        </w:r>
+        <w:r>
+          <w:rPr>
+            <w:noProof/>
+            <w:webHidden/>
+          </w:rPr>
+          <w:fldChar w:fldCharType="begin"/>
+        </w:r>
+        <w:r>
+          <w:rPr>
+            <w:noProof/>
+            <w:webHidden/>
+          </w:rPr>
+          <w:instrText xml:space="preserve"> PAGEREF _Toc235998386 \h </w:instrText>
+        </w:r>
+        <w:r>
+          <w:rPr>
+            <w:noProof/>
+            <w:webHidden/>
+          </w:rPr>
+        </w:r>
+        <w:r>
+          <w:rPr>
+            <w:noProof/>
+            <w:webHidden/>
+          </w:rPr>
+          <w:fldChar w:fldCharType="separate"/>
+        </w:r>
+        <w:r>
+          <w:rPr>
+            <w:noProof/>
+            <w:webHidden/>
+          </w:rPr>
+          <w:t>2</w:t>
+        </w:r>
+        <w:r>
+          <w:rPr>
+            <w:noProof/>
+            <w:webHidden/>
+          </w:rPr>
+          <w:fldChar w:fldCharType="end"/>
+        </w:r>
+      </w:hyperlink>
+    </w:p>
+    <w:p>
+      <w:pPr>
+        <w:pStyle w:val="TOC4"/>
+        <w:tabs>
+          <w:tab w:val="right" w:leader="dot" w:pos="8777"/>
+        </w:tabs>
+        <w:rPr>
+          <w:rFonts w:asciiTheme="minorHAnsi" w:eastAsiaTheme="minorEastAsia" w:hAnsiTheme="minorHAnsi"/>
+          <w:noProof/>
+          <w:kern w:val="2"/>
+          <w:sz w:val="24"/>
+          <w:szCs w:val="24"/>
+          <w:lang w:eastAsia="vi-VN"/>
+          <w14:ligatures w14:val="standardContextual"/>
+        </w:rPr>
+      </w:pPr>
+      <w:hyperlink w:anchor="_Toc235998387" w:history="1">
+        <w:r>
+          <w:rPr>
+            <w:rStyle w:val="Hyperlink"/>
+            <w:noProof/>
+            <w:lang w:val="en-US"/>
+          </w:rPr>
+          <w:t>1.1.2.1. Chủ đề cấp độ 4</w:t>
+        </w:r>
+        <w:r>
+          <w:rPr>
+            <w:noProof/>
+            <w:webHidden/>
+          </w:rPr>
+          <w:tab/>
+        </w:r>
+        <w:r>
+          <w:rPr>
+            <w:noProof/>
+            <w:webHidden/>
+          </w:rPr>
+          <w:fldChar w:fldCharType="begin"/>
+        </w:r>
+        <w:r>
+          <w:rPr>
+            <w:noProof/>
+            <w:webHidden/>
+          </w:rPr>
+          <w:instrText xml:space="preserve"> PAGEREF _Toc235998387 \h </w:instrText>
+        </w:r>
+        <w:r>
+          <w:rPr>
+            <w:noProof/>
+            <w:webHidden/>
+          </w:rPr>
+        </w:r>
+        <w:r>
+          <w:rPr>
+            <w:noProof/>
+            <w:webHidden/>
+          </w:rPr>
+          <w:fldChar w:fldCharType="separate"/>
+        </w:r>
+        <w:r>
+          <w:rPr>
+            <w:noProof/>
+            <w:webHidden/>
+          </w:rPr>
+          <w:t>2</w:t>
+        </w:r>
+        <w:r>
+          <w:rPr>
+            <w:noProof/>
+            <w:webHidden/>
+          </w:rPr>
+          <w:fldChar w:fldCharType="end"/>
+        </w:r>
+      </w:hyperlink>
+    </w:p>
+    <w:p>
+      <w:pPr>
+        <w:pStyle w:val="TOC1"/>
+        <w:tabs>
+          <w:tab w:val="right" w:leader="dot" w:pos="8777"/>
+        </w:tabs>
+        <w:rPr>
+          <w:rFonts w:asciiTheme="minorHAnsi" w:eastAsiaTheme="minorEastAsia" w:hAnsiTheme="minorHAnsi"/>
+          <w:noProof/>
+          <w:kern w:val="2"/>
+          <w:sz w:val="24"/>
+          <w:szCs w:val="24"/>
+          <w:lang w:eastAsia="vi-VN"/>
+          <w14:ligatures w14:val="standardContextual"/>
+        </w:rPr>
+      </w:pPr>
+      <w:hyperlink w:anchor="_Toc235998388" w:history="1">
+        <w:r>
+          <w:rPr>
+            <w:rStyle w:val="Hyperlink"/>
+            <w:rFonts w:ascii="Times New Roman Bold" w:hAnsi="Times New Roman Bold"/>
+            <w:noProof/>
+          </w:rPr>
+          <w:t>Chương 2.</w:t>
+        </w:r>
+        <w:r>
+          <w:rPr>
+            <w:rStyle w:val="Hyperlink"/>
+            <w:noProof/>
+          </w:rPr>
+          <w:t xml:space="preserve"> Quy trình trong doanh nghiệp</w:t>
+        </w:r>
+        <w:r>
+          <w:rPr>
+            <w:noProof/>
+            <w:webHidden/>
+          </w:rPr>
+          <w:tab/>
+        </w:r>
+        <w:r>
+          <w:rPr>
+            <w:noProof/>
+            <w:webHidden/>
+          </w:rPr>
+          <w:fldChar w:fldCharType="begin"/>
+        </w:r>
+        <w:r>
+          <w:rPr>
+            <w:noProof/>
+            <w:webHidden/>
+          </w:rPr>
+          <w:instrText xml:space="preserve"> PAGEREF _Toc235998388 \h </w:instrText>
+        </w:r>
+        <w:r>
+          <w:rPr>
+            <w:noProof/>
+            <w:webHidden/>
+          </w:rPr>
+        </w:r>
+        <w:r>
+          <w:rPr>
+            <w:noProof/>
+            <w:webHidden/>
+          </w:rPr>
+          <w:fldChar w:fldCharType="separate"/>
+        </w:r>
+        <w:r>
+          <w:rPr>
             <w:noProof/>
             <w:webHidden/>
           </w:rPr>
@@ -1068,7 +1294,6 @@
         </w:r>
         <w:r>
           <w:rPr>
-            <w:rFonts w:ascii="Times New Roman" w:hAnsi="Times New Roman" w:cs="Times New Roman"/>
             <w:noProof/>
             <w:webHidden/>
           </w:rPr>
@@ -1080,43 +1305,106 @@
       <w:pPr>
         <w:pStyle w:val="TOC2"/>
         <w:tabs>
-          <w:tab w:val="left" w:pos="880"/>
           <w:tab w:val="right" w:leader="dot" w:pos="8777"/>
         </w:tabs>
         <w:rPr>
-          <w:rFonts w:ascii="Times New Roman" w:hAnsi="Times New Roman" w:cs="Times New Roman"/>
+          <w:rFonts w:asciiTheme="minorHAnsi" w:eastAsiaTheme="minorEastAsia" w:hAnsiTheme="minorHAnsi"/>
           <w:noProof/>
-        </w:rPr>
-      </w:pPr>
-      <w:hyperlink w:anchor="_Toc367742497" w:history="1">
+          <w:kern w:val="2"/>
+          <w:sz w:val="24"/>
+          <w:szCs w:val="24"/>
+          <w:lang w:eastAsia="vi-VN"/>
+          <w14:ligatures w14:val="standardContextual"/>
+        </w:rPr>
+      </w:pPr>
+      <w:hyperlink w:anchor="_Toc235998389" w:history="1">
         <w:r>
           <w:rPr>
             <w:rStyle w:val="Hyperlink"/>
-            <w:rFonts w:ascii="Times New Roman" w:eastAsia="Times New Roman" w:hAnsi="Times New Roman" w:cs="Times New Roman"/>
+            <w:rFonts w:eastAsia="Times New Roman" w:cs="Times New Roman"/>
             <w:noProof/>
             <w:lang w:val="en-US"/>
           </w:rPr>
-          <w:t>1.1.</w:t>
-        </w:r>
-        <w:r>
-          <w:rPr>
-            <w:rFonts w:ascii="Times New Roman" w:hAnsi="Times New Roman" w:cs="Times New Roman"/>
-            <w:noProof/>
+          <w:t>2.1. Chủ đề cấp độ 2</w:t>
+        </w:r>
+        <w:r>
+          <w:rPr>
+            <w:noProof/>
+            <w:webHidden/>
           </w:rPr>
           <w:tab/>
         </w:r>
         <w:r>
           <w:rPr>
+            <w:noProof/>
+            <w:webHidden/>
+          </w:rPr>
+          <w:fldChar w:fldCharType="begin"/>
+        </w:r>
+        <w:r>
+          <w:rPr>
+            <w:noProof/>
+            <w:webHidden/>
+          </w:rPr>
+          <w:instrText xml:space="preserve"> PAGEREF _Toc235998389 \h </w:instrText>
+        </w:r>
+        <w:r>
+          <w:rPr>
+            <w:noProof/>
+            <w:webHidden/>
+          </w:rPr>
+        </w:r>
+        <w:r>
+          <w:rPr>
+            <w:noProof/>
+            <w:webHidden/>
+          </w:rPr>
+          <w:fldChar w:fldCharType="separate"/>
+        </w:r>
+        <w:r>
+          <w:rPr>
+            <w:noProof/>
+            <w:webHidden/>
+          </w:rPr>
+          <w:t>3</w:t>
+        </w:r>
+        <w:r>
+          <w:rPr>
+            <w:noProof/>
+            <w:webHidden/>
+          </w:rPr>
+          <w:fldChar w:fldCharType="end"/>
+        </w:r>
+      </w:hyperlink>
+    </w:p>
+    <w:p>
+      <w:pPr>
+        <w:pStyle w:val="TOC3"/>
+        <w:tabs>
+          <w:tab w:val="right" w:leader="dot" w:pos="8777"/>
+        </w:tabs>
+        <w:rPr>
+          <w:rFonts w:asciiTheme="minorHAnsi" w:eastAsiaTheme="minorEastAsia" w:hAnsiTheme="minorHAnsi"/>
+          <w:noProof/>
+          <w:kern w:val="2"/>
+          <w:sz w:val="24"/>
+          <w:szCs w:val="24"/>
+          <w:lang w:eastAsia="vi-VN"/>
+          <w14:ligatures w14:val="standardContextual"/>
+        </w:rPr>
+      </w:pPr>
+      <w:hyperlink w:anchor="_Toc235998390" w:history="1">
+        <w:r>
+          <w:rPr>
             <w:rStyle w:val="Hyperlink"/>
-            <w:rFonts w:ascii="Times New Roman" w:eastAsia="Times New Roman" w:hAnsi="Times New Roman" w:cs="Times New Roman"/>
+            <w:rFonts w:cs="Times New Roman"/>
             <w:noProof/>
             <w:lang w:val="en-US"/>
           </w:rPr>
-          <w:t>Chủ đề cấp độ 2</w:t>
-        </w:r>
-        <w:r>
-          <w:rPr>
-            <w:rFonts w:ascii="Times New Roman" w:hAnsi="Times New Roman" w:cs="Times New Roman"/>
+          <w:t>2.1.1. Chủ đề cấp độ 3</w:t>
+        </w:r>
+        <w:r>
+          <w:rPr>
             <w:noProof/>
             <w:webHidden/>
           </w:rPr>
@@ -1124,7 +1412,6 @@
         </w:r>
         <w:r>
           <w:rPr>
-            <w:rFonts w:ascii="Times New Roman" w:hAnsi="Times New Roman" w:cs="Times New Roman"/>
             <w:noProof/>
             <w:webHidden/>
           </w:rPr>
@@ -1132,22 +1419,19 @@
         </w:r>
         <w:r>
           <w:rPr>
-            <w:rFonts w:ascii="Times New Roman" w:hAnsi="Times New Roman" w:cs="Times New Roman"/>
-            <w:noProof/>
-            <w:webHidden/>
-          </w:rPr>
-          <w:instrText xml:space="preserve"> PAGEREF _Toc367742497 \h </w:instrText>
-        </w:r>
-        <w:r>
-          <w:rPr>
-            <w:rFonts w:ascii="Times New Roman" w:hAnsi="Times New Roman" w:cs="Times New Roman"/>
-            <w:noProof/>
-            <w:webHidden/>
-          </w:rPr>
-        </w:r>
-        <w:r>
-          <w:rPr>
-            <w:rFonts w:ascii="Times New Roman" w:hAnsi="Times New Roman" w:cs="Times New Roman"/>
+            <w:noProof/>
+            <w:webHidden/>
+          </w:rPr>
+          <w:instrText xml:space="preserve"> PAGEREF _Toc235998390 \h </w:instrText>
+        </w:r>
+        <w:r>
+          <w:rPr>
+            <w:noProof/>
+            <w:webHidden/>
+          </w:rPr>
+        </w:r>
+        <w:r>
+          <w:rPr>
             <w:noProof/>
             <w:webHidden/>
           </w:rPr>
@@ -1155,7 +1439,6 @@
         </w:r>
         <w:r>
           <w:rPr>
-            <w:rFonts w:ascii="Times New Roman" w:hAnsi="Times New Roman" w:cs="Times New Roman"/>
             <w:noProof/>
             <w:webHidden/>
           </w:rPr>
@@ -1163,7 +1446,6 @@
         </w:r>
         <w:r>
           <w:rPr>
-            <w:rFonts w:ascii="Times New Roman" w:hAnsi="Times New Roman" w:cs="Times New Roman"/>
             <w:noProof/>
             <w:webHidden/>
           </w:rPr>
@@ -1173,45 +1455,342 @@
     </w:p>
     <w:p>
       <w:pPr>
+        <w:pStyle w:val="TOC4"/>
+        <w:tabs>
+          <w:tab w:val="right" w:leader="dot" w:pos="8777"/>
+        </w:tabs>
+        <w:rPr>
+          <w:rFonts w:asciiTheme="minorHAnsi" w:eastAsiaTheme="minorEastAsia" w:hAnsiTheme="minorHAnsi"/>
+          <w:noProof/>
+          <w:kern w:val="2"/>
+          <w:sz w:val="24"/>
+          <w:szCs w:val="24"/>
+          <w:lang w:eastAsia="vi-VN"/>
+          <w14:ligatures w14:val="standardContextual"/>
+        </w:rPr>
+      </w:pPr>
+      <w:hyperlink w:anchor="_Toc235998391" w:history="1">
+        <w:r>
+          <w:rPr>
+            <w:rStyle w:val="Hyperlink"/>
+            <w:rFonts w:cs="Times New Roman"/>
+            <w:noProof/>
+            <w:lang w:val="en-US"/>
+          </w:rPr>
+          <w:t>2.1.1.1. Chủ đề cấp độ 4</w:t>
+        </w:r>
+        <w:r>
+          <w:rPr>
+            <w:noProof/>
+            <w:webHidden/>
+          </w:rPr>
+          <w:tab/>
+        </w:r>
+        <w:r>
+          <w:rPr>
+            <w:noProof/>
+            <w:webHidden/>
+          </w:rPr>
+          <w:fldChar w:fldCharType="begin"/>
+        </w:r>
+        <w:r>
+          <w:rPr>
+            <w:noProof/>
+            <w:webHidden/>
+          </w:rPr>
+          <w:instrText xml:space="preserve"> PAGEREF _Toc235998391 \h </w:instrText>
+        </w:r>
+        <w:r>
+          <w:rPr>
+            <w:noProof/>
+            <w:webHidden/>
+          </w:rPr>
+        </w:r>
+        <w:r>
+          <w:rPr>
+            <w:noProof/>
+            <w:webHidden/>
+          </w:rPr>
+          <w:fldChar w:fldCharType="separate"/>
+        </w:r>
+        <w:r>
+          <w:rPr>
+            <w:noProof/>
+            <w:webHidden/>
+          </w:rPr>
+          <w:t>3</w:t>
+        </w:r>
+        <w:r>
+          <w:rPr>
+            <w:noProof/>
+            <w:webHidden/>
+          </w:rPr>
+          <w:fldChar w:fldCharType="end"/>
+        </w:r>
+      </w:hyperlink>
+    </w:p>
+    <w:p>
+      <w:pPr>
+        <w:pStyle w:val="TOC2"/>
+        <w:tabs>
+          <w:tab w:val="right" w:leader="dot" w:pos="8777"/>
+        </w:tabs>
+        <w:rPr>
+          <w:rFonts w:asciiTheme="minorHAnsi" w:eastAsiaTheme="minorEastAsia" w:hAnsiTheme="minorHAnsi"/>
+          <w:noProof/>
+          <w:kern w:val="2"/>
+          <w:sz w:val="24"/>
+          <w:szCs w:val="24"/>
+          <w:lang w:eastAsia="vi-VN"/>
+          <w14:ligatures w14:val="standardContextual"/>
+        </w:rPr>
+      </w:pPr>
+      <w:hyperlink w:anchor="_Toc235998392" w:history="1">
+        <w:r>
+          <w:rPr>
+            <w:rStyle w:val="Hyperlink"/>
+            <w:rFonts w:cs="Times New Roman"/>
+            <w:noProof/>
+            <w:lang w:val="en-US"/>
+          </w:rPr>
+          <w:t>2.2. Chủ đề cấp độ 2</w:t>
+        </w:r>
+        <w:r>
+          <w:rPr>
+            <w:noProof/>
+            <w:webHidden/>
+          </w:rPr>
+          <w:tab/>
+        </w:r>
+        <w:r>
+          <w:rPr>
+            <w:noProof/>
+            <w:webHidden/>
+          </w:rPr>
+          <w:fldChar w:fldCharType="begin"/>
+        </w:r>
+        <w:r>
+          <w:rPr>
+            <w:noProof/>
+            <w:webHidden/>
+          </w:rPr>
+          <w:instrText xml:space="preserve"> PAGEREF _Toc235998392 \h </w:instrText>
+        </w:r>
+        <w:r>
+          <w:rPr>
+            <w:noProof/>
+            <w:webHidden/>
+          </w:rPr>
+        </w:r>
+        <w:r>
+          <w:rPr>
+            <w:noProof/>
+            <w:webHidden/>
+          </w:rPr>
+          <w:fldChar w:fldCharType="separate"/>
+        </w:r>
+        <w:r>
+          <w:rPr>
+            <w:noProof/>
+            <w:webHidden/>
+          </w:rPr>
+          <w:t>3</w:t>
+        </w:r>
+        <w:r>
+          <w:rPr>
+            <w:noProof/>
+            <w:webHidden/>
+          </w:rPr>
+          <w:fldChar w:fldCharType="end"/>
+        </w:r>
+      </w:hyperlink>
+    </w:p>
+    <w:p>
+      <w:pPr>
         <w:pStyle w:val="TOC3"/>
         <w:tabs>
-          <w:tab w:val="left" w:pos="1320"/>
           <w:tab w:val="right" w:leader="dot" w:pos="8777"/>
         </w:tabs>
         <w:rPr>
-          <w:rFonts w:ascii="Times New Roman" w:hAnsi="Times New Roman" w:cs="Times New Roman"/>
+          <w:rFonts w:asciiTheme="minorHAnsi" w:eastAsiaTheme="minorEastAsia" w:hAnsiTheme="minorHAnsi"/>
           <w:noProof/>
-        </w:rPr>
-      </w:pPr>
-      <w:hyperlink w:anchor="_Toc367742498" w:history="1">
+          <w:kern w:val="2"/>
+          <w:sz w:val="24"/>
+          <w:szCs w:val="24"/>
+          <w:lang w:eastAsia="vi-VN"/>
+          <w14:ligatures w14:val="standardContextual"/>
+        </w:rPr>
+      </w:pPr>
+      <w:hyperlink w:anchor="_Toc235998393" w:history="1">
         <w:r>
           <w:rPr>
             <w:rStyle w:val="Hyperlink"/>
-            <w:rFonts w:ascii="Times New Roman" w:eastAsia="Times New Roman" w:hAnsi="Times New Roman" w:cs="Times New Roman"/>
+            <w:rFonts w:cs="Times New Roman"/>
             <w:noProof/>
             <w:lang w:val="en-US"/>
           </w:rPr>
-          <w:t>1.1.1.</w:t>
-        </w:r>
-        <w:r>
-          <w:rPr>
-            <w:rFonts w:ascii="Times New Roman" w:hAnsi="Times New Roman" w:cs="Times New Roman"/>
-            <w:noProof/>
+          <w:t>2.2.1. Chủ đề cấp độ 3</w:t>
+        </w:r>
+        <w:r>
+          <w:rPr>
+            <w:noProof/>
+            <w:webHidden/>
           </w:rPr>
           <w:tab/>
         </w:r>
         <w:r>
           <w:rPr>
+            <w:noProof/>
+            <w:webHidden/>
+          </w:rPr>
+          <w:fldChar w:fldCharType="begin"/>
+        </w:r>
+        <w:r>
+          <w:rPr>
+            <w:noProof/>
+            <w:webHidden/>
+          </w:rPr>
+          <w:instrText xml:space="preserve"> PAGEREF _Toc235998393 \h </w:instrText>
+        </w:r>
+        <w:r>
+          <w:rPr>
+            <w:noProof/>
+            <w:webHidden/>
+          </w:rPr>
+        </w:r>
+        <w:r>
+          <w:rPr>
+            <w:noProof/>
+            <w:webHidden/>
+          </w:rPr>
+          <w:fldChar w:fldCharType="separate"/>
+        </w:r>
+        <w:r>
+          <w:rPr>
+            <w:noProof/>
+            <w:webHidden/>
+          </w:rPr>
+          <w:t>3</w:t>
+        </w:r>
+        <w:r>
+          <w:rPr>
+            <w:noProof/>
+            <w:webHidden/>
+          </w:rPr>
+          <w:fldChar w:fldCharType="end"/>
+        </w:r>
+      </w:hyperlink>
+    </w:p>
+    <w:p>
+      <w:pPr>
+        <w:pStyle w:val="TOC1"/>
+        <w:tabs>
+          <w:tab w:val="right" w:leader="dot" w:pos="8777"/>
+        </w:tabs>
+        <w:rPr>
+          <w:rFonts w:asciiTheme="minorHAnsi" w:eastAsiaTheme="minorEastAsia" w:hAnsiTheme="minorHAnsi"/>
+          <w:noProof/>
+          <w:kern w:val="2"/>
+          <w:sz w:val="24"/>
+          <w:szCs w:val="24"/>
+          <w:lang w:eastAsia="vi-VN"/>
+          <w14:ligatures w14:val="standardContextual"/>
+        </w:rPr>
+      </w:pPr>
+      <w:hyperlink w:anchor="_Toc235998394" w:history="1">
+        <w:r>
+          <w:rPr>
             <w:rStyle w:val="Hyperlink"/>
-            <w:rFonts w:ascii="Times New Roman" w:eastAsia="Times New Roman" w:hAnsi="Times New Roman" w:cs="Times New Roman"/>
+            <w:rFonts w:ascii="Times New Roman Bold" w:hAnsi="Times New Roman Bold"/>
+            <w:noProof/>
+          </w:rPr>
+          <w:t>Chương 3.</w:t>
+        </w:r>
+        <w:r>
+          <w:rPr>
+            <w:rStyle w:val="Hyperlink"/>
+            <w:noProof/>
+          </w:rPr>
+          <w:t xml:space="preserve"> Mô hình hoá quy trình</w:t>
+        </w:r>
+        <w:r>
+          <w:rPr>
+            <w:noProof/>
+            <w:webHidden/>
+          </w:rPr>
+          <w:tab/>
+        </w:r>
+        <w:r>
+          <w:rPr>
+            <w:noProof/>
+            <w:webHidden/>
+          </w:rPr>
+          <w:fldChar w:fldCharType="begin"/>
+        </w:r>
+        <w:r>
+          <w:rPr>
+            <w:noProof/>
+            <w:webHidden/>
+          </w:rPr>
+          <w:instrText xml:space="preserve"> PAGEREF _Toc235998394 \h </w:instrText>
+        </w:r>
+        <w:r>
+          <w:rPr>
+            <w:noProof/>
+            <w:webHidden/>
+          </w:rPr>
+        </w:r>
+        <w:r>
+          <w:rPr>
+            <w:noProof/>
+            <w:webHidden/>
+          </w:rPr>
+          <w:fldChar w:fldCharType="separate"/>
+        </w:r>
+        <w:r>
+          <w:rPr>
+            <w:noProof/>
+            <w:webHidden/>
+          </w:rPr>
+          <w:t>4</w:t>
+        </w:r>
+        <w:r>
+          <w:rPr>
+            <w:noProof/>
+            <w:webHidden/>
+          </w:rPr>
+          <w:fldChar w:fldCharType="end"/>
+        </w:r>
+      </w:hyperlink>
+    </w:p>
+    <w:p>
+      <w:pPr>
+        <w:pStyle w:val="TOC2"/>
+        <w:tabs>
+          <w:tab w:val="right" w:leader="dot" w:pos="8777"/>
+        </w:tabs>
+        <w:rPr>
+          <w:rFonts w:asciiTheme="minorHAnsi" w:eastAsiaTheme="minorEastAsia" w:hAnsiTheme="minorHAnsi"/>
+          <w:noProof/>
+          <w:kern w:val="2"/>
+          <w:sz w:val="24"/>
+          <w:szCs w:val="24"/>
+          <w:lang w:eastAsia="vi-VN"/>
+          <w14:ligatures w14:val="standardContextual"/>
+        </w:rPr>
+      </w:pPr>
+      <w:hyperlink w:anchor="_Toc235998395" w:history="1">
+        <w:r>
+          <w:rPr>
+            <w:rStyle w:val="Hyperlink"/>
+            <w:rFonts w:cs="Times New Roman"/>
             <w:noProof/>
             <w:lang w:val="en-US"/>
           </w:rPr>
-          <w:t>Chủ đề cấp độ 3</w:t>
-        </w:r>
-        <w:r>
-          <w:rPr>
-            <w:rFonts w:ascii="Times New Roman" w:hAnsi="Times New Roman" w:cs="Times New Roman"/>
+          <w:t>3.1. Chủ đề cấp độ 2</w:t>
+        </w:r>
+        <w:r>
+          <w:rPr>
             <w:noProof/>
             <w:webHidden/>
           </w:rPr>
@@ -1219,7 +1798,6 @@
         </w:r>
         <w:r>
           <w:rPr>
-            <w:rFonts w:ascii="Times New Roman" w:hAnsi="Times New Roman" w:cs="Times New Roman"/>
             <w:noProof/>
             <w:webHidden/>
           </w:rPr>
@@ -1227,22 +1805,19 @@
         </w:r>
         <w:r>
           <w:rPr>
-            <w:rFonts w:ascii="Times New Roman" w:hAnsi="Times New Roman" w:cs="Times New Roman"/>
-            <w:noProof/>
-            <w:webHidden/>
-          </w:rPr>
-          <w:instrText xml:space="preserve"> PAGEREF _Toc367742498 \h </w:instrText>
-        </w:r>
-        <w:r>
-          <w:rPr>
-            <w:rFonts w:ascii="Times New Roman" w:hAnsi="Times New Roman" w:cs="Times New Roman"/>
-            <w:noProof/>
-            <w:webHidden/>
-          </w:rPr>
-        </w:r>
-        <w:r>
-          <w:rPr>
-            <w:rFonts w:ascii="Times New Roman" w:hAnsi="Times New Roman" w:cs="Times New Roman"/>
+            <w:noProof/>
+            <w:webHidden/>
+          </w:rPr>
+          <w:instrText xml:space="preserve"> PAGEREF _Toc235998395 \h </w:instrText>
+        </w:r>
+        <w:r>
+          <w:rPr>
+            <w:noProof/>
+            <w:webHidden/>
+          </w:rPr>
+        </w:r>
+        <w:r>
+          <w:rPr>
             <w:noProof/>
             <w:webHidden/>
           </w:rPr>
@@ -1250,15 +1825,13 @@
         </w:r>
         <w:r>
           <w:rPr>
-            <w:rFonts w:ascii="Times New Roman" w:hAnsi="Times New Roman" w:cs="Times New Roman"/>
-            <w:noProof/>
-            <w:webHidden/>
-          </w:rPr>
-          <w:t>3</w:t>
-        </w:r>
-        <w:r>
-          <w:rPr>
-            <w:rFonts w:ascii="Times New Roman" w:hAnsi="Times New Roman" w:cs="Times New Roman"/>
+            <w:noProof/>
+            <w:webHidden/>
+          </w:rPr>
+          <w:t>4</w:t>
+        </w:r>
+        <w:r>
+          <w:rPr>
             <w:noProof/>
             <w:webHidden/>
           </w:rPr>
@@ -1270,42 +1843,106 @@
       <w:pPr>
         <w:pStyle w:val="TOC3"/>
         <w:tabs>
-          <w:tab w:val="left" w:pos="1320"/>
           <w:tab w:val="right" w:leader="dot" w:pos="8777"/>
         </w:tabs>
         <w:rPr>
-          <w:rFonts w:ascii="Times New Roman" w:hAnsi="Times New Roman" w:cs="Times New Roman"/>
+          <w:rFonts w:asciiTheme="minorHAnsi" w:eastAsiaTheme="minorEastAsia" w:hAnsiTheme="minorHAnsi"/>
           <w:noProof/>
-        </w:rPr>
-      </w:pPr>
-      <w:hyperlink w:anchor="_Toc367742499" w:history="1">
+          <w:kern w:val="2"/>
+          <w:sz w:val="24"/>
+          <w:szCs w:val="24"/>
+          <w:lang w:eastAsia="vi-VN"/>
+          <w14:ligatures w14:val="standardContextual"/>
+        </w:rPr>
+      </w:pPr>
+      <w:hyperlink w:anchor="_Toc235998396" w:history="1">
         <w:r>
           <w:rPr>
             <w:rStyle w:val="Hyperlink"/>
-            <w:rFonts w:ascii="Times New Roman" w:eastAsia="Times New Roman" w:hAnsi="Times New Roman" w:cs="Times New Roman"/>
-            <w:noProof/>
-          </w:rPr>
-          <w:t>1.1.2.</w:t>
-        </w:r>
-        <w:r>
-          <w:rPr>
-            <w:rFonts w:ascii="Times New Roman" w:hAnsi="Times New Roman" w:cs="Times New Roman"/>
-            <w:noProof/>
+            <w:rFonts w:cs="Times New Roman"/>
+            <w:noProof/>
+            <w:lang w:val="en-US"/>
+          </w:rPr>
+          <w:t>3.1.1. Chủ đề cấp độ 3</w:t>
+        </w:r>
+        <w:r>
+          <w:rPr>
+            <w:noProof/>
+            <w:webHidden/>
           </w:rPr>
           <w:tab/>
         </w:r>
         <w:r>
           <w:rPr>
+            <w:noProof/>
+            <w:webHidden/>
+          </w:rPr>
+          <w:fldChar w:fldCharType="begin"/>
+        </w:r>
+        <w:r>
+          <w:rPr>
+            <w:noProof/>
+            <w:webHidden/>
+          </w:rPr>
+          <w:instrText xml:space="preserve"> PAGEREF _Toc235998396 \h </w:instrText>
+        </w:r>
+        <w:r>
+          <w:rPr>
+            <w:noProof/>
+            <w:webHidden/>
+          </w:rPr>
+        </w:r>
+        <w:r>
+          <w:rPr>
+            <w:noProof/>
+            <w:webHidden/>
+          </w:rPr>
+          <w:fldChar w:fldCharType="separate"/>
+        </w:r>
+        <w:r>
+          <w:rPr>
+            <w:noProof/>
+            <w:webHidden/>
+          </w:rPr>
+          <w:t>4</w:t>
+        </w:r>
+        <w:r>
+          <w:rPr>
+            <w:noProof/>
+            <w:webHidden/>
+          </w:rPr>
+          <w:fldChar w:fldCharType="end"/>
+        </w:r>
+      </w:hyperlink>
+    </w:p>
+    <w:p>
+      <w:pPr>
+        <w:pStyle w:val="TOC4"/>
+        <w:tabs>
+          <w:tab w:val="right" w:leader="dot" w:pos="8777"/>
+        </w:tabs>
+        <w:rPr>
+          <w:rFonts w:asciiTheme="minorHAnsi" w:eastAsiaTheme="minorEastAsia" w:hAnsiTheme="minorHAnsi"/>
+          <w:noProof/>
+          <w:kern w:val="2"/>
+          <w:sz w:val="24"/>
+          <w:szCs w:val="24"/>
+          <w:lang w:eastAsia="vi-VN"/>
+          <w14:ligatures w14:val="standardContextual"/>
+        </w:rPr>
+      </w:pPr>
+      <w:hyperlink w:anchor="_Toc235998397" w:history="1">
+        <w:r>
+          <w:rPr>
             <w:rStyle w:val="Hyperlink"/>
-            <w:rFonts w:ascii="Times New Roman" w:eastAsia="Times New Roman" w:hAnsi="Times New Roman" w:cs="Times New Roman"/>
+            <w:rFonts w:cs="Times New Roman"/>
             <w:noProof/>
             <w:lang w:val="en-US"/>
           </w:rPr>
-          <w:t>Chủ đề cấp độ 3</w:t>
-        </w:r>
-        <w:r>
-          <w:rPr>
-            <w:rFonts w:ascii="Times New Roman" w:hAnsi="Times New Roman" w:cs="Times New Roman"/>
+          <w:t>3.1.1.1. Chủ đề cấp độ 4</w:t>
+        </w:r>
+        <w:r>
+          <w:rPr>
             <w:noProof/>
             <w:webHidden/>
           </w:rPr>
@@ -1313,7 +1950,6 @@
         </w:r>
         <w:r>
           <w:rPr>
-            <w:rFonts w:ascii="Times New Roman" w:hAnsi="Times New Roman" w:cs="Times New Roman"/>
             <w:noProof/>
             <w:webHidden/>
           </w:rPr>
@@ -1321,22 +1957,19 @@
         </w:r>
         <w:r>
           <w:rPr>
-            <w:rFonts w:ascii="Times New Roman" w:hAnsi="Times New Roman" w:cs="Times New Roman"/>
-            <w:noProof/>
-            <w:webHidden/>
-          </w:rPr>
-          <w:instrText xml:space="preserve"> PAGEREF _Toc367742499 \h </w:instrText>
-        </w:r>
-        <w:r>
-          <w:rPr>
-            <w:rFonts w:ascii="Times New Roman" w:hAnsi="Times New Roman" w:cs="Times New Roman"/>
-            <w:noProof/>
-            <w:webHidden/>
-          </w:rPr>
-        </w:r>
-        <w:r>
-          <w:rPr>
-            <w:rFonts w:ascii="Times New Roman" w:hAnsi="Times New Roman" w:cs="Times New Roman"/>
+            <w:noProof/>
+            <w:webHidden/>
+          </w:rPr>
+          <w:instrText xml:space="preserve"> PAGEREF _Toc235998397 \h </w:instrText>
+        </w:r>
+        <w:r>
+          <w:rPr>
+            <w:noProof/>
+            <w:webHidden/>
+          </w:rPr>
+        </w:r>
+        <w:r>
+          <w:rPr>
             <w:noProof/>
             <w:webHidden/>
           </w:rPr>
@@ -1344,15 +1977,13 @@
         </w:r>
         <w:r>
           <w:rPr>
-            <w:rFonts w:ascii="Times New Roman" w:hAnsi="Times New Roman" w:cs="Times New Roman"/>
-            <w:noProof/>
-            <w:webHidden/>
-          </w:rPr>
-          <w:t>3</w:t>
-        </w:r>
-        <w:r>
-          <w:rPr>
-            <w:rFonts w:ascii="Times New Roman" w:hAnsi="Times New Roman" w:cs="Times New Roman"/>
+            <w:noProof/>
+            <w:webHidden/>
+          </w:rPr>
+          <w:t>4</w:t>
+        </w:r>
+        <w:r>
+          <w:rPr>
             <w:noProof/>
             <w:webHidden/>
           </w:rPr>
@@ -1362,45 +1993,114 @@
     </w:p>
     <w:p>
       <w:pPr>
-        <w:pStyle w:val="TOC4"/>
-        <w:tabs>
-          <w:tab w:val="left" w:pos="1760"/>
+        <w:pStyle w:val="TOC2"/>
+        <w:tabs>
           <w:tab w:val="right" w:leader="dot" w:pos="8777"/>
         </w:tabs>
         <w:rPr>
-          <w:rFonts w:ascii="Times New Roman" w:hAnsi="Times New Roman" w:cs="Times New Roman"/>
+          <w:rFonts w:asciiTheme="minorHAnsi" w:eastAsiaTheme="minorEastAsia" w:hAnsiTheme="minorHAnsi"/>
           <w:noProof/>
-        </w:rPr>
-      </w:pPr>
-      <w:hyperlink w:anchor="_Toc367742500" w:history="1">
+          <w:kern w:val="2"/>
+          <w:sz w:val="24"/>
+          <w:szCs w:val="24"/>
+          <w:lang w:eastAsia="vi-VN"/>
+          <w14:ligatures w14:val="standardContextual"/>
+        </w:rPr>
+      </w:pPr>
+      <w:hyperlink w:anchor="_Toc235998398" w:history="1">
         <w:r>
           <w:rPr>
             <w:rStyle w:val="Hyperlink"/>
-            <w:rFonts w:ascii="Times New Roman" w:hAnsi="Times New Roman" w:cs="Times New Roman"/>
+            <w:rFonts w:cs="Times New Roman"/>
             <w:noProof/>
             <w:lang w:val="en-US"/>
           </w:rPr>
-          <w:t>1.1.2.1.</w:t>
-        </w:r>
-        <w:r>
-          <w:rPr>
-            <w:rFonts w:ascii="Times New Roman" w:hAnsi="Times New Roman" w:cs="Times New Roman"/>
-            <w:noProof/>
+          <w:t>3.2. Chủ đề cấp độ 2</w:t>
+        </w:r>
+        <w:r>
+          <w:rPr>
+            <w:noProof/>
+            <w:webHidden/>
           </w:rPr>
           <w:tab/>
         </w:r>
         <w:r>
           <w:rPr>
+            <w:noProof/>
+            <w:webHidden/>
+          </w:rPr>
+          <w:fldChar w:fldCharType="begin"/>
+        </w:r>
+        <w:r>
+          <w:rPr>
+            <w:noProof/>
+            <w:webHidden/>
+          </w:rPr>
+          <w:instrText xml:space="preserve"> PAGEREF _Toc235998398 \h </w:instrText>
+        </w:r>
+        <w:r>
+          <w:rPr>
+            <w:noProof/>
+            <w:webHidden/>
+          </w:rPr>
+        </w:r>
+        <w:r>
+          <w:rPr>
+            <w:noProof/>
+            <w:webHidden/>
+          </w:rPr>
+          <w:fldChar w:fldCharType="separate"/>
+        </w:r>
+        <w:r>
+          <w:rPr>
+            <w:noProof/>
+            <w:webHidden/>
+          </w:rPr>
+          <w:t>4</w:t>
+        </w:r>
+        <w:r>
+          <w:rPr>
+            <w:noProof/>
+            <w:webHidden/>
+          </w:rPr>
+          <w:fldChar w:fldCharType="end"/>
+        </w:r>
+      </w:hyperlink>
+    </w:p>
+    <w:p>
+      <w:pPr>
+        <w:pStyle w:val="TOC1"/>
+        <w:tabs>
+          <w:tab w:val="right" w:leader="dot" w:pos="8777"/>
+        </w:tabs>
+        <w:rPr>
+          <w:rFonts w:asciiTheme="minorHAnsi" w:eastAsiaTheme="minorEastAsia" w:hAnsiTheme="minorHAnsi"/>
+          <w:noProof/>
+          <w:kern w:val="2"/>
+          <w:sz w:val="24"/>
+          <w:szCs w:val="24"/>
+          <w:lang w:eastAsia="vi-VN"/>
+          <w14:ligatures w14:val="standardContextual"/>
+        </w:rPr>
+      </w:pPr>
+      <w:hyperlink w:anchor="_Toc235998399" w:history="1">
+        <w:r>
+          <w:rPr>
             <w:rStyle w:val="Hyperlink"/>
-            <w:rFonts w:ascii="Times New Roman" w:hAnsi="Times New Roman" w:cs="Times New Roman"/>
-            <w:noProof/>
-            <w:lang w:val="en-US"/>
-          </w:rPr>
-          <w:t>Chủ đề cấp độ 4</w:t>
-        </w:r>
-        <w:r>
-          <w:rPr>
-            <w:rFonts w:ascii="Times New Roman" w:hAnsi="Times New Roman" w:cs="Times New Roman"/>
+            <w:rFonts w:ascii="Times New Roman Bold" w:hAnsi="Times New Roman Bold"/>
+            <w:noProof/>
+          </w:rPr>
+          <w:t>Chương 4.</w:t>
+        </w:r>
+        <w:r>
+          <w:rPr>
+            <w:rStyle w:val="Hyperlink"/>
+            <w:noProof/>
+          </w:rPr>
+          <w:t xml:space="preserve"> Phân tích quy trình</w:t>
+        </w:r>
+        <w:r>
+          <w:rPr>
             <w:noProof/>
             <w:webHidden/>
           </w:rPr>
@@ -1408,7 +2108,6 @@
         </w:r>
         <w:r>
           <w:rPr>
-            <w:rFonts w:ascii="Times New Roman" w:hAnsi="Times New Roman" w:cs="Times New Roman"/>
             <w:noProof/>
             <w:webHidden/>
           </w:rPr>
@@ -1416,22 +2115,19 @@
         </w:r>
         <w:r>
           <w:rPr>
-            <w:rFonts w:ascii="Times New Roman" w:hAnsi="Times New Roman" w:cs="Times New Roman"/>
-            <w:noProof/>
-            <w:webHidden/>
-          </w:rPr>
-          <w:instrText xml:space="preserve"> PAGEREF _Toc367742500 \h </w:instrText>
-        </w:r>
-        <w:r>
-          <w:rPr>
-            <w:rFonts w:ascii="Times New Roman" w:hAnsi="Times New Roman" w:cs="Times New Roman"/>
-            <w:noProof/>
-            <w:webHidden/>
-          </w:rPr>
-        </w:r>
-        <w:r>
-          <w:rPr>
-            <w:rFonts w:ascii="Times New Roman" w:hAnsi="Times New Roman" w:cs="Times New Roman"/>
+            <w:noProof/>
+            <w:webHidden/>
+          </w:rPr>
+          <w:instrText xml:space="preserve"> PAGEREF _Toc235998399 \h </w:instrText>
+        </w:r>
+        <w:r>
+          <w:rPr>
+            <w:noProof/>
+            <w:webHidden/>
+          </w:rPr>
+        </w:r>
+        <w:r>
+          <w:rPr>
             <w:noProof/>
             <w:webHidden/>
           </w:rPr>
@@ -1439,15 +2135,13 @@
         </w:r>
         <w:r>
           <w:rPr>
-            <w:rFonts w:ascii="Times New Roman" w:hAnsi="Times New Roman" w:cs="Times New Roman"/>
-            <w:noProof/>
-            <w:webHidden/>
-          </w:rPr>
-          <w:t>3</w:t>
-        </w:r>
-        <w:r>
-          <w:rPr>
-            <w:rFonts w:ascii="Times New Roman" w:hAnsi="Times New Roman" w:cs="Times New Roman"/>
+            <w:noProof/>
+            <w:webHidden/>
+          </w:rPr>
+          <w:t>4</w:t>
+        </w:r>
+        <w:r>
+          <w:rPr>
             <w:noProof/>
             <w:webHidden/>
           </w:rPr>
@@ -1457,1057 +2151,8 @@
     </w:p>
     <w:p>
       <w:pPr>
-        <w:pStyle w:val="TOC1"/>
-        <w:tabs>
-          <w:tab w:val="left" w:pos="1540"/>
-          <w:tab w:val="right" w:leader="dot" w:pos="8777"/>
-        </w:tabs>
-        <w:rPr>
-          <w:rFonts w:ascii="Times New Roman" w:eastAsiaTheme="minorEastAsia" w:hAnsi="Times New Roman" w:cs="Times New Roman"/>
-          <w:noProof/>
-          <w:sz w:val="22"/>
-          <w:lang w:eastAsia="vi-VN"/>
-        </w:rPr>
-      </w:pPr>
-      <w:hyperlink w:anchor="_Toc367742501" w:history="1">
-        <w:r>
-          <w:rPr>
-            <w:rStyle w:val="Hyperlink"/>
-            <w:rFonts w:ascii="Times New Roman" w:hAnsi="Times New Roman" w:cs="Times New Roman"/>
-            <w:noProof/>
-          </w:rPr>
-          <w:t>Chương 2.</w:t>
-        </w:r>
-        <w:r>
-          <w:rPr>
-            <w:rFonts w:ascii="Times New Roman" w:eastAsiaTheme="minorEastAsia" w:hAnsi="Times New Roman" w:cs="Times New Roman"/>
-            <w:noProof/>
-            <w:sz w:val="22"/>
-            <w:lang w:eastAsia="vi-VN"/>
-          </w:rPr>
-          <w:tab/>
-        </w:r>
-        <w:r>
-          <w:rPr>
-            <w:rStyle w:val="Hyperlink"/>
-            <w:rFonts w:ascii="Times New Roman" w:hAnsi="Times New Roman" w:cs="Times New Roman"/>
-            <w:noProof/>
-          </w:rPr>
-          <w:t>TÊN CHƯƠNG 2</w:t>
-        </w:r>
-        <w:r>
-          <w:rPr>
-            <w:rFonts w:ascii="Times New Roman" w:hAnsi="Times New Roman" w:cs="Times New Roman"/>
-            <w:noProof/>
-            <w:webHidden/>
-          </w:rPr>
-          <w:tab/>
-        </w:r>
-        <w:r>
-          <w:rPr>
-            <w:rFonts w:ascii="Times New Roman" w:hAnsi="Times New Roman" w:cs="Times New Roman"/>
-            <w:noProof/>
-            <w:webHidden/>
-          </w:rPr>
-          <w:fldChar w:fldCharType="begin"/>
-        </w:r>
-        <w:r>
-          <w:rPr>
-            <w:rFonts w:ascii="Times New Roman" w:hAnsi="Times New Roman" w:cs="Times New Roman"/>
-            <w:noProof/>
-            <w:webHidden/>
-          </w:rPr>
-          <w:instrText xml:space="preserve"> PAGEREF _Toc367742501 \h </w:instrText>
-        </w:r>
-        <w:r>
-          <w:rPr>
-            <w:rFonts w:ascii="Times New Roman" w:hAnsi="Times New Roman" w:cs="Times New Roman"/>
-            <w:noProof/>
-            <w:webHidden/>
-          </w:rPr>
-        </w:r>
-        <w:r>
-          <w:rPr>
-            <w:rFonts w:ascii="Times New Roman" w:hAnsi="Times New Roman" w:cs="Times New Roman"/>
-            <w:noProof/>
-            <w:webHidden/>
-          </w:rPr>
-          <w:fldChar w:fldCharType="separate"/>
-        </w:r>
-        <w:r>
-          <w:rPr>
-            <w:rFonts w:ascii="Times New Roman" w:hAnsi="Times New Roman" w:cs="Times New Roman"/>
-            <w:noProof/>
-            <w:webHidden/>
-          </w:rPr>
-          <w:t>4</w:t>
-        </w:r>
-        <w:r>
-          <w:rPr>
-            <w:rFonts w:ascii="Times New Roman" w:hAnsi="Times New Roman" w:cs="Times New Roman"/>
-            <w:noProof/>
-            <w:webHidden/>
-          </w:rPr>
-          <w:fldChar w:fldCharType="end"/>
-        </w:r>
-      </w:hyperlink>
-    </w:p>
-    <w:p>
-      <w:pPr>
-        <w:pStyle w:val="TOC2"/>
-        <w:tabs>
-          <w:tab w:val="left" w:pos="880"/>
-          <w:tab w:val="right" w:leader="dot" w:pos="8777"/>
-        </w:tabs>
-        <w:rPr>
-          <w:rFonts w:ascii="Times New Roman" w:hAnsi="Times New Roman" w:cs="Times New Roman"/>
-          <w:noProof/>
-        </w:rPr>
-      </w:pPr>
-      <w:hyperlink w:anchor="_Toc367742502" w:history="1">
-        <w:r>
-          <w:rPr>
-            <w:rStyle w:val="Hyperlink"/>
-            <w:rFonts w:ascii="Times New Roman" w:eastAsia="Times New Roman" w:hAnsi="Times New Roman" w:cs="Times New Roman"/>
-            <w:noProof/>
-            <w:lang w:val="en-US"/>
-          </w:rPr>
-          <w:t>2.1.</w:t>
-        </w:r>
-        <w:r>
-          <w:rPr>
-            <w:rFonts w:ascii="Times New Roman" w:hAnsi="Times New Roman" w:cs="Times New Roman"/>
-            <w:noProof/>
-          </w:rPr>
-          <w:tab/>
-        </w:r>
-        <w:r>
-          <w:rPr>
-            <w:rStyle w:val="Hyperlink"/>
-            <w:rFonts w:ascii="Times New Roman" w:eastAsia="Times New Roman" w:hAnsi="Times New Roman" w:cs="Times New Roman"/>
-            <w:noProof/>
-            <w:lang w:val="en-US"/>
-          </w:rPr>
-          <w:t>Chủ đề cấp độ 2</w:t>
-        </w:r>
-        <w:r>
-          <w:rPr>
-            <w:rFonts w:ascii="Times New Roman" w:hAnsi="Times New Roman" w:cs="Times New Roman"/>
-            <w:noProof/>
-            <w:webHidden/>
-          </w:rPr>
-          <w:tab/>
-        </w:r>
-        <w:r>
-          <w:rPr>
-            <w:rFonts w:ascii="Times New Roman" w:hAnsi="Times New Roman" w:cs="Times New Roman"/>
-            <w:noProof/>
-            <w:webHidden/>
-          </w:rPr>
-          <w:fldChar w:fldCharType="begin"/>
-        </w:r>
-        <w:r>
-          <w:rPr>
-            <w:rFonts w:ascii="Times New Roman" w:hAnsi="Times New Roman" w:cs="Times New Roman"/>
-            <w:noProof/>
-            <w:webHidden/>
-          </w:rPr>
-          <w:instrText xml:space="preserve"> PAGEREF _Toc367742502 \h </w:instrText>
-        </w:r>
-        <w:r>
-          <w:rPr>
-            <w:rFonts w:ascii="Times New Roman" w:hAnsi="Times New Roman" w:cs="Times New Roman"/>
-            <w:noProof/>
-            <w:webHidden/>
-          </w:rPr>
-        </w:r>
-        <w:r>
-          <w:rPr>
-            <w:rFonts w:ascii="Times New Roman" w:hAnsi="Times New Roman" w:cs="Times New Roman"/>
-            <w:noProof/>
-            <w:webHidden/>
-          </w:rPr>
-          <w:fldChar w:fldCharType="separate"/>
-        </w:r>
-        <w:r>
-          <w:rPr>
-            <w:rFonts w:ascii="Times New Roman" w:hAnsi="Times New Roman" w:cs="Times New Roman"/>
-            <w:noProof/>
-            <w:webHidden/>
-          </w:rPr>
-          <w:t>4</w:t>
-        </w:r>
-        <w:r>
-          <w:rPr>
-            <w:rFonts w:ascii="Times New Roman" w:hAnsi="Times New Roman" w:cs="Times New Roman"/>
-            <w:noProof/>
-            <w:webHidden/>
-          </w:rPr>
-          <w:fldChar w:fldCharType="end"/>
-        </w:r>
-      </w:hyperlink>
-    </w:p>
-    <w:p>
-      <w:pPr>
-        <w:pStyle w:val="TOC3"/>
-        <w:tabs>
-          <w:tab w:val="left" w:pos="1320"/>
-          <w:tab w:val="right" w:leader="dot" w:pos="8777"/>
-        </w:tabs>
-        <w:rPr>
-          <w:rFonts w:ascii="Times New Roman" w:hAnsi="Times New Roman" w:cs="Times New Roman"/>
-          <w:noProof/>
-        </w:rPr>
-      </w:pPr>
-      <w:hyperlink w:anchor="_Toc367742503" w:history="1">
-        <w:r>
-          <w:rPr>
-            <w:rStyle w:val="Hyperlink"/>
-            <w:rFonts w:ascii="Times New Roman" w:hAnsi="Times New Roman" w:cs="Times New Roman"/>
-            <w:noProof/>
-            <w:lang w:val="en-US"/>
-          </w:rPr>
-          <w:t>2.1.1.</w:t>
-        </w:r>
-        <w:r>
-          <w:rPr>
-            <w:rFonts w:ascii="Times New Roman" w:hAnsi="Times New Roman" w:cs="Times New Roman"/>
-            <w:noProof/>
-          </w:rPr>
-          <w:tab/>
-        </w:r>
-        <w:r>
-          <w:rPr>
-            <w:rStyle w:val="Hyperlink"/>
-            <w:rFonts w:ascii="Times New Roman" w:hAnsi="Times New Roman" w:cs="Times New Roman"/>
-            <w:noProof/>
-            <w:lang w:val="en-US"/>
-          </w:rPr>
-          <w:t>Chủ đề cấp độ 3</w:t>
-        </w:r>
-        <w:r>
-          <w:rPr>
-            <w:rFonts w:ascii="Times New Roman" w:hAnsi="Times New Roman" w:cs="Times New Roman"/>
-            <w:noProof/>
-            <w:webHidden/>
-          </w:rPr>
-          <w:tab/>
-        </w:r>
-        <w:r>
-          <w:rPr>
-            <w:rFonts w:ascii="Times New Roman" w:hAnsi="Times New Roman" w:cs="Times New Roman"/>
-            <w:noProof/>
-            <w:webHidden/>
-          </w:rPr>
-          <w:fldChar w:fldCharType="begin"/>
-        </w:r>
-        <w:r>
-          <w:rPr>
-            <w:rFonts w:ascii="Times New Roman" w:hAnsi="Times New Roman" w:cs="Times New Roman"/>
-            <w:noProof/>
-            <w:webHidden/>
-          </w:rPr>
-          <w:instrText xml:space="preserve"> PAGEREF _Toc367742503 \h </w:instrText>
-        </w:r>
-        <w:r>
-          <w:rPr>
-            <w:rFonts w:ascii="Times New Roman" w:hAnsi="Times New Roman" w:cs="Times New Roman"/>
-            <w:noProof/>
-            <w:webHidden/>
-          </w:rPr>
-        </w:r>
-        <w:r>
-          <w:rPr>
-            <w:rFonts w:ascii="Times New Roman" w:hAnsi="Times New Roman" w:cs="Times New Roman"/>
-            <w:noProof/>
-            <w:webHidden/>
-          </w:rPr>
-          <w:fldChar w:fldCharType="separate"/>
-        </w:r>
-        <w:r>
-          <w:rPr>
-            <w:rFonts w:ascii="Times New Roman" w:hAnsi="Times New Roman" w:cs="Times New Roman"/>
-            <w:noProof/>
-            <w:webHidden/>
-          </w:rPr>
-          <w:t>4</w:t>
-        </w:r>
-        <w:r>
-          <w:rPr>
-            <w:rFonts w:ascii="Times New Roman" w:hAnsi="Times New Roman" w:cs="Times New Roman"/>
-            <w:noProof/>
-            <w:webHidden/>
-          </w:rPr>
-          <w:fldChar w:fldCharType="end"/>
-        </w:r>
-      </w:hyperlink>
-    </w:p>
-    <w:p>
-      <w:pPr>
-        <w:pStyle w:val="TOC4"/>
-        <w:tabs>
-          <w:tab w:val="left" w:pos="1760"/>
-          <w:tab w:val="right" w:leader="dot" w:pos="8777"/>
-        </w:tabs>
-        <w:rPr>
-          <w:rFonts w:ascii="Times New Roman" w:hAnsi="Times New Roman" w:cs="Times New Roman"/>
-          <w:noProof/>
-        </w:rPr>
-      </w:pPr>
-      <w:hyperlink w:anchor="_Toc367742504" w:history="1">
-        <w:r>
-          <w:rPr>
-            <w:rStyle w:val="Hyperlink"/>
-            <w:rFonts w:ascii="Times New Roman" w:hAnsi="Times New Roman" w:cs="Times New Roman"/>
-            <w:noProof/>
-            <w:lang w:val="en-US"/>
-          </w:rPr>
-          <w:t>2.1.1.1.</w:t>
-        </w:r>
-        <w:r>
-          <w:rPr>
-            <w:rFonts w:ascii="Times New Roman" w:hAnsi="Times New Roman" w:cs="Times New Roman"/>
-            <w:noProof/>
-          </w:rPr>
-          <w:tab/>
-        </w:r>
-        <w:r>
-          <w:rPr>
-            <w:rStyle w:val="Hyperlink"/>
-            <w:rFonts w:ascii="Times New Roman" w:hAnsi="Times New Roman" w:cs="Times New Roman"/>
-            <w:noProof/>
-            <w:lang w:val="en-US"/>
-          </w:rPr>
-          <w:t>Chủ đề cấp độ 4</w:t>
-        </w:r>
-        <w:r>
-          <w:rPr>
-            <w:rFonts w:ascii="Times New Roman" w:hAnsi="Times New Roman" w:cs="Times New Roman"/>
-            <w:noProof/>
-            <w:webHidden/>
-          </w:rPr>
-          <w:tab/>
-        </w:r>
-        <w:r>
-          <w:rPr>
-            <w:rFonts w:ascii="Times New Roman" w:hAnsi="Times New Roman" w:cs="Times New Roman"/>
-            <w:noProof/>
-            <w:webHidden/>
-          </w:rPr>
-          <w:fldChar w:fldCharType="begin"/>
-        </w:r>
-        <w:r>
-          <w:rPr>
-            <w:rFonts w:ascii="Times New Roman" w:hAnsi="Times New Roman" w:cs="Times New Roman"/>
-            <w:noProof/>
-            <w:webHidden/>
-          </w:rPr>
-          <w:instrText xml:space="preserve"> PAGEREF _Toc367742504 \h </w:instrText>
-        </w:r>
-        <w:r>
-          <w:rPr>
-            <w:rFonts w:ascii="Times New Roman" w:hAnsi="Times New Roman" w:cs="Times New Roman"/>
-            <w:noProof/>
-            <w:webHidden/>
-          </w:rPr>
-        </w:r>
-        <w:r>
-          <w:rPr>
-            <w:rFonts w:ascii="Times New Roman" w:hAnsi="Times New Roman" w:cs="Times New Roman"/>
-            <w:noProof/>
-            <w:webHidden/>
-          </w:rPr>
-          <w:fldChar w:fldCharType="separate"/>
-        </w:r>
-        <w:r>
-          <w:rPr>
-            <w:rFonts w:ascii="Times New Roman" w:hAnsi="Times New Roman" w:cs="Times New Roman"/>
-            <w:noProof/>
-            <w:webHidden/>
-          </w:rPr>
-          <w:t>4</w:t>
-        </w:r>
-        <w:r>
-          <w:rPr>
-            <w:rFonts w:ascii="Times New Roman" w:hAnsi="Times New Roman" w:cs="Times New Roman"/>
-            <w:noProof/>
-            <w:webHidden/>
-          </w:rPr>
-          <w:fldChar w:fldCharType="end"/>
-        </w:r>
-      </w:hyperlink>
-    </w:p>
-    <w:p>
-      <w:pPr>
-        <w:pStyle w:val="TOC2"/>
-        <w:tabs>
-          <w:tab w:val="left" w:pos="880"/>
-          <w:tab w:val="right" w:leader="dot" w:pos="8777"/>
-        </w:tabs>
-        <w:rPr>
-          <w:rFonts w:ascii="Times New Roman" w:hAnsi="Times New Roman" w:cs="Times New Roman"/>
-          <w:noProof/>
-        </w:rPr>
-      </w:pPr>
-      <w:hyperlink w:anchor="_Toc367742505" w:history="1">
-        <w:r>
-          <w:rPr>
-            <w:rStyle w:val="Hyperlink"/>
-            <w:rFonts w:ascii="Times New Roman" w:hAnsi="Times New Roman" w:cs="Times New Roman"/>
-            <w:noProof/>
-            <w:lang w:val="en-US"/>
-          </w:rPr>
-          <w:t>2.2.</w:t>
-        </w:r>
-        <w:r>
-          <w:rPr>
-            <w:rFonts w:ascii="Times New Roman" w:hAnsi="Times New Roman" w:cs="Times New Roman"/>
-            <w:noProof/>
-          </w:rPr>
-          <w:tab/>
-        </w:r>
-        <w:r>
-          <w:rPr>
-            <w:rStyle w:val="Hyperlink"/>
-            <w:rFonts w:ascii="Times New Roman" w:hAnsi="Times New Roman" w:cs="Times New Roman"/>
-            <w:noProof/>
-            <w:lang w:val="en-US"/>
-          </w:rPr>
-          <w:t>Chủ đề cấp độ 2</w:t>
-        </w:r>
-        <w:r>
-          <w:rPr>
-            <w:rFonts w:ascii="Times New Roman" w:hAnsi="Times New Roman" w:cs="Times New Roman"/>
-            <w:noProof/>
-            <w:webHidden/>
-          </w:rPr>
-          <w:tab/>
-        </w:r>
-        <w:r>
-          <w:rPr>
-            <w:rFonts w:ascii="Times New Roman" w:hAnsi="Times New Roman" w:cs="Times New Roman"/>
-            <w:noProof/>
-            <w:webHidden/>
-          </w:rPr>
-          <w:fldChar w:fldCharType="begin"/>
-        </w:r>
-        <w:r>
-          <w:rPr>
-            <w:rFonts w:ascii="Times New Roman" w:hAnsi="Times New Roman" w:cs="Times New Roman"/>
-            <w:noProof/>
-            <w:webHidden/>
-          </w:rPr>
-          <w:instrText xml:space="preserve"> PAGEREF _Toc367742505 \h </w:instrText>
-        </w:r>
-        <w:r>
-          <w:rPr>
-            <w:rFonts w:ascii="Times New Roman" w:hAnsi="Times New Roman" w:cs="Times New Roman"/>
-            <w:noProof/>
-            <w:webHidden/>
-          </w:rPr>
-        </w:r>
-        <w:r>
-          <w:rPr>
-            <w:rFonts w:ascii="Times New Roman" w:hAnsi="Times New Roman" w:cs="Times New Roman"/>
-            <w:noProof/>
-            <w:webHidden/>
-          </w:rPr>
-          <w:fldChar w:fldCharType="separate"/>
-        </w:r>
-        <w:r>
-          <w:rPr>
-            <w:rFonts w:ascii="Times New Roman" w:hAnsi="Times New Roman" w:cs="Times New Roman"/>
-            <w:noProof/>
-            <w:webHidden/>
-          </w:rPr>
-          <w:t>4</w:t>
-        </w:r>
-        <w:r>
-          <w:rPr>
-            <w:rFonts w:ascii="Times New Roman" w:hAnsi="Times New Roman" w:cs="Times New Roman"/>
-            <w:noProof/>
-            <w:webHidden/>
-          </w:rPr>
-          <w:fldChar w:fldCharType="end"/>
-        </w:r>
-      </w:hyperlink>
-    </w:p>
-    <w:p>
-      <w:pPr>
-        <w:pStyle w:val="TOC3"/>
-        <w:tabs>
-          <w:tab w:val="left" w:pos="1320"/>
-          <w:tab w:val="right" w:leader="dot" w:pos="8777"/>
-        </w:tabs>
-        <w:rPr>
-          <w:rFonts w:ascii="Times New Roman" w:hAnsi="Times New Roman" w:cs="Times New Roman"/>
-          <w:noProof/>
-        </w:rPr>
-      </w:pPr>
-      <w:hyperlink w:anchor="_Toc367742506" w:history="1">
-        <w:r>
-          <w:rPr>
-            <w:rStyle w:val="Hyperlink"/>
-            <w:rFonts w:ascii="Times New Roman" w:hAnsi="Times New Roman" w:cs="Times New Roman"/>
-            <w:noProof/>
-            <w:lang w:val="en-US"/>
-          </w:rPr>
-          <w:t>2.2.1.</w:t>
-        </w:r>
-        <w:r>
-          <w:rPr>
-            <w:rFonts w:ascii="Times New Roman" w:hAnsi="Times New Roman" w:cs="Times New Roman"/>
-            <w:noProof/>
-          </w:rPr>
-          <w:tab/>
-        </w:r>
-        <w:r>
-          <w:rPr>
-            <w:rStyle w:val="Hyperlink"/>
-            <w:rFonts w:ascii="Times New Roman" w:hAnsi="Times New Roman" w:cs="Times New Roman"/>
-            <w:noProof/>
-            <w:lang w:val="en-US"/>
-          </w:rPr>
-          <w:t>Chủ đề cấp độ 3</w:t>
-        </w:r>
-        <w:r>
-          <w:rPr>
-            <w:rFonts w:ascii="Times New Roman" w:hAnsi="Times New Roman" w:cs="Times New Roman"/>
-            <w:noProof/>
-            <w:webHidden/>
-          </w:rPr>
-          <w:tab/>
-        </w:r>
-        <w:r>
-          <w:rPr>
-            <w:rFonts w:ascii="Times New Roman" w:hAnsi="Times New Roman" w:cs="Times New Roman"/>
-            <w:noProof/>
-            <w:webHidden/>
-          </w:rPr>
-          <w:fldChar w:fldCharType="begin"/>
-        </w:r>
-        <w:r>
-          <w:rPr>
-            <w:rFonts w:ascii="Times New Roman" w:hAnsi="Times New Roman" w:cs="Times New Roman"/>
-            <w:noProof/>
-            <w:webHidden/>
-          </w:rPr>
-          <w:instrText xml:space="preserve"> PAGEREF _Toc367742506 \h </w:instrText>
-        </w:r>
-        <w:r>
-          <w:rPr>
-            <w:rFonts w:ascii="Times New Roman" w:hAnsi="Times New Roman" w:cs="Times New Roman"/>
-            <w:noProof/>
-            <w:webHidden/>
-          </w:rPr>
-        </w:r>
-        <w:r>
-          <w:rPr>
-            <w:rFonts w:ascii="Times New Roman" w:hAnsi="Times New Roman" w:cs="Times New Roman"/>
-            <w:noProof/>
-            <w:webHidden/>
-          </w:rPr>
-          <w:fldChar w:fldCharType="separate"/>
-        </w:r>
-        <w:r>
-          <w:rPr>
-            <w:rFonts w:ascii="Times New Roman" w:hAnsi="Times New Roman" w:cs="Times New Roman"/>
-            <w:noProof/>
-            <w:webHidden/>
-          </w:rPr>
-          <w:t>4</w:t>
-        </w:r>
-        <w:r>
-          <w:rPr>
-            <w:rFonts w:ascii="Times New Roman" w:hAnsi="Times New Roman" w:cs="Times New Roman"/>
-            <w:noProof/>
-            <w:webHidden/>
-          </w:rPr>
-          <w:fldChar w:fldCharType="end"/>
-        </w:r>
-      </w:hyperlink>
-    </w:p>
-    <w:p>
-      <w:pPr>
-        <w:pStyle w:val="TOC1"/>
-        <w:tabs>
-          <w:tab w:val="left" w:pos="1540"/>
-          <w:tab w:val="right" w:leader="dot" w:pos="8777"/>
-        </w:tabs>
-        <w:rPr>
-          <w:rFonts w:ascii="Times New Roman" w:eastAsiaTheme="minorEastAsia" w:hAnsi="Times New Roman" w:cs="Times New Roman"/>
-          <w:noProof/>
-          <w:sz w:val="22"/>
-          <w:lang w:eastAsia="vi-VN"/>
-        </w:rPr>
-      </w:pPr>
-      <w:hyperlink w:anchor="_Toc367742507" w:history="1">
-        <w:r>
-          <w:rPr>
-            <w:rStyle w:val="Hyperlink"/>
-            <w:rFonts w:ascii="Times New Roman" w:hAnsi="Times New Roman" w:cs="Times New Roman"/>
-            <w:noProof/>
-          </w:rPr>
-          <w:t>Chương 3.</w:t>
-        </w:r>
-        <w:r>
-          <w:rPr>
-            <w:rFonts w:ascii="Times New Roman" w:eastAsiaTheme="minorEastAsia" w:hAnsi="Times New Roman" w:cs="Times New Roman"/>
-            <w:noProof/>
-            <w:sz w:val="22"/>
-            <w:lang w:eastAsia="vi-VN"/>
-          </w:rPr>
-          <w:tab/>
-        </w:r>
-        <w:r>
-          <w:rPr>
-            <w:rStyle w:val="Hyperlink"/>
-            <w:rFonts w:ascii="Times New Roman" w:hAnsi="Times New Roman" w:cs="Times New Roman"/>
-            <w:noProof/>
-          </w:rPr>
-          <w:t>TÊN CHƯƠNG 3</w:t>
-        </w:r>
-        <w:r>
-          <w:rPr>
-            <w:rFonts w:ascii="Times New Roman" w:hAnsi="Times New Roman" w:cs="Times New Roman"/>
-            <w:noProof/>
-            <w:webHidden/>
-          </w:rPr>
-          <w:tab/>
-        </w:r>
-        <w:r>
-          <w:rPr>
-            <w:rFonts w:ascii="Times New Roman" w:hAnsi="Times New Roman" w:cs="Times New Roman"/>
-            <w:noProof/>
-            <w:webHidden/>
-          </w:rPr>
-          <w:fldChar w:fldCharType="begin"/>
-        </w:r>
-        <w:r>
-          <w:rPr>
-            <w:rFonts w:ascii="Times New Roman" w:hAnsi="Times New Roman" w:cs="Times New Roman"/>
-            <w:noProof/>
-            <w:webHidden/>
-          </w:rPr>
-          <w:instrText xml:space="preserve"> PAGEREF _Toc367742507 \h </w:instrText>
-        </w:r>
-        <w:r>
-          <w:rPr>
-            <w:rFonts w:ascii="Times New Roman" w:hAnsi="Times New Roman" w:cs="Times New Roman"/>
-            <w:noProof/>
-            <w:webHidden/>
-          </w:rPr>
-        </w:r>
-        <w:r>
-          <w:rPr>
-            <w:rFonts w:ascii="Times New Roman" w:hAnsi="Times New Roman" w:cs="Times New Roman"/>
-            <w:noProof/>
-            <w:webHidden/>
-          </w:rPr>
-          <w:fldChar w:fldCharType="separate"/>
-        </w:r>
-        <w:r>
-          <w:rPr>
-            <w:rFonts w:ascii="Times New Roman" w:hAnsi="Times New Roman" w:cs="Times New Roman"/>
-            <w:noProof/>
-            <w:webHidden/>
-          </w:rPr>
-          <w:t>5</w:t>
-        </w:r>
-        <w:r>
-          <w:rPr>
-            <w:rFonts w:ascii="Times New Roman" w:hAnsi="Times New Roman" w:cs="Times New Roman"/>
-            <w:noProof/>
-            <w:webHidden/>
-          </w:rPr>
-          <w:fldChar w:fldCharType="end"/>
-        </w:r>
-      </w:hyperlink>
-    </w:p>
-    <w:p>
-      <w:pPr>
-        <w:pStyle w:val="TOC2"/>
-        <w:tabs>
-          <w:tab w:val="left" w:pos="880"/>
-          <w:tab w:val="right" w:leader="dot" w:pos="8777"/>
-        </w:tabs>
-        <w:rPr>
-          <w:rFonts w:ascii="Times New Roman" w:hAnsi="Times New Roman" w:cs="Times New Roman"/>
-          <w:noProof/>
-        </w:rPr>
-      </w:pPr>
-      <w:hyperlink w:anchor="_Toc367742508" w:history="1">
-        <w:r>
-          <w:rPr>
-            <w:rStyle w:val="Hyperlink"/>
-            <w:rFonts w:ascii="Times New Roman" w:hAnsi="Times New Roman" w:cs="Times New Roman"/>
-            <w:noProof/>
-            <w:lang w:val="en-US"/>
-          </w:rPr>
-          <w:t>3.1.</w:t>
-        </w:r>
-        <w:r>
-          <w:rPr>
-            <w:rFonts w:ascii="Times New Roman" w:hAnsi="Times New Roman" w:cs="Times New Roman"/>
-            <w:noProof/>
-          </w:rPr>
-          <w:tab/>
-        </w:r>
-        <w:r>
-          <w:rPr>
-            <w:rStyle w:val="Hyperlink"/>
-            <w:rFonts w:ascii="Times New Roman" w:hAnsi="Times New Roman" w:cs="Times New Roman"/>
-            <w:noProof/>
-            <w:lang w:val="en-US"/>
-          </w:rPr>
-          <w:t>Chủ đề cấp độ 2</w:t>
-        </w:r>
-        <w:r>
-          <w:rPr>
-            <w:rFonts w:ascii="Times New Roman" w:hAnsi="Times New Roman" w:cs="Times New Roman"/>
-            <w:noProof/>
-            <w:webHidden/>
-          </w:rPr>
-          <w:tab/>
-        </w:r>
-        <w:r>
-          <w:rPr>
-            <w:rFonts w:ascii="Times New Roman" w:hAnsi="Times New Roman" w:cs="Times New Roman"/>
-            <w:noProof/>
-            <w:webHidden/>
-          </w:rPr>
-          <w:fldChar w:fldCharType="begin"/>
-        </w:r>
-        <w:r>
-          <w:rPr>
-            <w:rFonts w:ascii="Times New Roman" w:hAnsi="Times New Roman" w:cs="Times New Roman"/>
-            <w:noProof/>
-            <w:webHidden/>
-          </w:rPr>
-          <w:instrText xml:space="preserve"> PAGEREF _Toc367742508 \h </w:instrText>
-        </w:r>
-        <w:r>
-          <w:rPr>
-            <w:rFonts w:ascii="Times New Roman" w:hAnsi="Times New Roman" w:cs="Times New Roman"/>
-            <w:noProof/>
-            <w:webHidden/>
-          </w:rPr>
-        </w:r>
-        <w:r>
-          <w:rPr>
-            <w:rFonts w:ascii="Times New Roman" w:hAnsi="Times New Roman" w:cs="Times New Roman"/>
-            <w:noProof/>
-            <w:webHidden/>
-          </w:rPr>
-          <w:fldChar w:fldCharType="separate"/>
-        </w:r>
-        <w:r>
-          <w:rPr>
-            <w:rFonts w:ascii="Times New Roman" w:hAnsi="Times New Roman" w:cs="Times New Roman"/>
-            <w:noProof/>
-            <w:webHidden/>
-          </w:rPr>
-          <w:t>5</w:t>
-        </w:r>
-        <w:r>
-          <w:rPr>
-            <w:rFonts w:ascii="Times New Roman" w:hAnsi="Times New Roman" w:cs="Times New Roman"/>
-            <w:noProof/>
-            <w:webHidden/>
-          </w:rPr>
-          <w:fldChar w:fldCharType="end"/>
-        </w:r>
-      </w:hyperlink>
-    </w:p>
-    <w:p>
-      <w:pPr>
-        <w:pStyle w:val="TOC3"/>
-        <w:tabs>
-          <w:tab w:val="left" w:pos="1320"/>
-          <w:tab w:val="right" w:leader="dot" w:pos="8777"/>
-        </w:tabs>
-        <w:rPr>
-          <w:rFonts w:ascii="Times New Roman" w:hAnsi="Times New Roman" w:cs="Times New Roman"/>
-          <w:noProof/>
-        </w:rPr>
-      </w:pPr>
-      <w:hyperlink w:anchor="_Toc367742509" w:history="1">
-        <w:r>
-          <w:rPr>
-            <w:rStyle w:val="Hyperlink"/>
-            <w:rFonts w:ascii="Times New Roman" w:hAnsi="Times New Roman" w:cs="Times New Roman"/>
-            <w:noProof/>
-            <w:lang w:val="en-US"/>
-          </w:rPr>
-          <w:t>3.1.1.</w:t>
-        </w:r>
-        <w:r>
-          <w:rPr>
-            <w:rFonts w:ascii="Times New Roman" w:hAnsi="Times New Roman" w:cs="Times New Roman"/>
-            <w:noProof/>
-          </w:rPr>
-          <w:tab/>
-        </w:r>
-        <w:r>
-          <w:rPr>
-            <w:rStyle w:val="Hyperlink"/>
-            <w:rFonts w:ascii="Times New Roman" w:hAnsi="Times New Roman" w:cs="Times New Roman"/>
-            <w:noProof/>
-            <w:lang w:val="en-US"/>
-          </w:rPr>
-          <w:t>Chủ đề cấp độ 3</w:t>
-        </w:r>
-        <w:r>
-          <w:rPr>
-            <w:rFonts w:ascii="Times New Roman" w:hAnsi="Times New Roman" w:cs="Times New Roman"/>
-            <w:noProof/>
-            <w:webHidden/>
-          </w:rPr>
-          <w:tab/>
-        </w:r>
-        <w:r>
-          <w:rPr>
-            <w:rFonts w:ascii="Times New Roman" w:hAnsi="Times New Roman" w:cs="Times New Roman"/>
-            <w:noProof/>
-            <w:webHidden/>
-          </w:rPr>
-          <w:fldChar w:fldCharType="begin"/>
-        </w:r>
-        <w:r>
-          <w:rPr>
-            <w:rFonts w:ascii="Times New Roman" w:hAnsi="Times New Roman" w:cs="Times New Roman"/>
-            <w:noProof/>
-            <w:webHidden/>
-          </w:rPr>
-          <w:instrText xml:space="preserve"> PAGEREF _Toc367742509 \h </w:instrText>
-        </w:r>
-        <w:r>
-          <w:rPr>
-            <w:rFonts w:ascii="Times New Roman" w:hAnsi="Times New Roman" w:cs="Times New Roman"/>
-            <w:noProof/>
-            <w:webHidden/>
-          </w:rPr>
-        </w:r>
-        <w:r>
-          <w:rPr>
-            <w:rFonts w:ascii="Times New Roman" w:hAnsi="Times New Roman" w:cs="Times New Roman"/>
-            <w:noProof/>
-            <w:webHidden/>
-          </w:rPr>
-          <w:fldChar w:fldCharType="separate"/>
-        </w:r>
-        <w:r>
-          <w:rPr>
-            <w:rFonts w:ascii="Times New Roman" w:hAnsi="Times New Roman" w:cs="Times New Roman"/>
-            <w:noProof/>
-            <w:webHidden/>
-          </w:rPr>
-          <w:t>5</w:t>
-        </w:r>
-        <w:r>
-          <w:rPr>
-            <w:rFonts w:ascii="Times New Roman" w:hAnsi="Times New Roman" w:cs="Times New Roman"/>
-            <w:noProof/>
-            <w:webHidden/>
-          </w:rPr>
-          <w:fldChar w:fldCharType="end"/>
-        </w:r>
-      </w:hyperlink>
-    </w:p>
-    <w:p>
-      <w:pPr>
-        <w:pStyle w:val="TOC4"/>
-        <w:tabs>
-          <w:tab w:val="left" w:pos="1760"/>
-          <w:tab w:val="right" w:leader="dot" w:pos="8777"/>
-        </w:tabs>
-        <w:rPr>
-          <w:rFonts w:ascii="Times New Roman" w:hAnsi="Times New Roman" w:cs="Times New Roman"/>
-          <w:noProof/>
-        </w:rPr>
-      </w:pPr>
-      <w:hyperlink w:anchor="_Toc367742510" w:history="1">
-        <w:r>
-          <w:rPr>
-            <w:rStyle w:val="Hyperlink"/>
-            <w:rFonts w:ascii="Times New Roman" w:hAnsi="Times New Roman" w:cs="Times New Roman"/>
-            <w:noProof/>
-            <w:lang w:val="en-US"/>
-          </w:rPr>
-          <w:t>3.1.1.1.</w:t>
-        </w:r>
-        <w:r>
-          <w:rPr>
-            <w:rFonts w:ascii="Times New Roman" w:hAnsi="Times New Roman" w:cs="Times New Roman"/>
-            <w:noProof/>
-          </w:rPr>
-          <w:tab/>
-        </w:r>
-        <w:r>
-          <w:rPr>
-            <w:rStyle w:val="Hyperlink"/>
-            <w:rFonts w:ascii="Times New Roman" w:hAnsi="Times New Roman" w:cs="Times New Roman"/>
-            <w:noProof/>
-            <w:lang w:val="en-US"/>
-          </w:rPr>
-          <w:t>Chủ đề cấp độ 4</w:t>
-        </w:r>
-        <w:r>
-          <w:rPr>
-            <w:rFonts w:ascii="Times New Roman" w:hAnsi="Times New Roman" w:cs="Times New Roman"/>
-            <w:noProof/>
-            <w:webHidden/>
-          </w:rPr>
-          <w:tab/>
-        </w:r>
-        <w:r>
-          <w:rPr>
-            <w:rFonts w:ascii="Times New Roman" w:hAnsi="Times New Roman" w:cs="Times New Roman"/>
-            <w:noProof/>
-            <w:webHidden/>
-          </w:rPr>
-          <w:fldChar w:fldCharType="begin"/>
-        </w:r>
-        <w:r>
-          <w:rPr>
-            <w:rFonts w:ascii="Times New Roman" w:hAnsi="Times New Roman" w:cs="Times New Roman"/>
-            <w:noProof/>
-            <w:webHidden/>
-          </w:rPr>
-          <w:instrText xml:space="preserve"> PAGEREF _Toc367742510 \h </w:instrText>
-        </w:r>
-        <w:r>
-          <w:rPr>
-            <w:rFonts w:ascii="Times New Roman" w:hAnsi="Times New Roman" w:cs="Times New Roman"/>
-            <w:noProof/>
-            <w:webHidden/>
-          </w:rPr>
-        </w:r>
-        <w:r>
-          <w:rPr>
-            <w:rFonts w:ascii="Times New Roman" w:hAnsi="Times New Roman" w:cs="Times New Roman"/>
-            <w:noProof/>
-            <w:webHidden/>
-          </w:rPr>
-          <w:fldChar w:fldCharType="separate"/>
-        </w:r>
-        <w:r>
-          <w:rPr>
-            <w:rFonts w:ascii="Times New Roman" w:hAnsi="Times New Roman" w:cs="Times New Roman"/>
-            <w:noProof/>
-            <w:webHidden/>
-          </w:rPr>
-          <w:t>5</w:t>
-        </w:r>
-        <w:r>
-          <w:rPr>
-            <w:rFonts w:ascii="Times New Roman" w:hAnsi="Times New Roman" w:cs="Times New Roman"/>
-            <w:noProof/>
-            <w:webHidden/>
-          </w:rPr>
-          <w:fldChar w:fldCharType="end"/>
-        </w:r>
-      </w:hyperlink>
-    </w:p>
-    <w:p>
-      <w:pPr>
-        <w:pStyle w:val="TOC2"/>
-        <w:tabs>
-          <w:tab w:val="left" w:pos="880"/>
-          <w:tab w:val="right" w:leader="dot" w:pos="8777"/>
-        </w:tabs>
-        <w:rPr>
-          <w:rFonts w:ascii="Times New Roman" w:hAnsi="Times New Roman" w:cs="Times New Roman"/>
-          <w:noProof/>
-        </w:rPr>
-      </w:pPr>
-      <w:hyperlink w:anchor="_Toc367742511" w:history="1">
-        <w:r>
-          <w:rPr>
-            <w:rStyle w:val="Hyperlink"/>
-            <w:rFonts w:ascii="Times New Roman" w:hAnsi="Times New Roman" w:cs="Times New Roman"/>
-            <w:noProof/>
-            <w:lang w:val="en-US"/>
-          </w:rPr>
-          <w:t>3.2.</w:t>
-        </w:r>
-        <w:r>
-          <w:rPr>
-            <w:rFonts w:ascii="Times New Roman" w:hAnsi="Times New Roman" w:cs="Times New Roman"/>
-            <w:noProof/>
-          </w:rPr>
-          <w:tab/>
-        </w:r>
-        <w:r>
-          <w:rPr>
-            <w:rStyle w:val="Hyperlink"/>
-            <w:rFonts w:ascii="Times New Roman" w:hAnsi="Times New Roman" w:cs="Times New Roman"/>
-            <w:noProof/>
-            <w:lang w:val="en-US"/>
-          </w:rPr>
-          <w:t>Chủ đề cấp độ 2</w:t>
-        </w:r>
-        <w:r>
-          <w:rPr>
-            <w:rFonts w:ascii="Times New Roman" w:hAnsi="Times New Roman" w:cs="Times New Roman"/>
-            <w:noProof/>
-            <w:webHidden/>
-          </w:rPr>
-          <w:tab/>
-        </w:r>
-        <w:r>
-          <w:rPr>
-            <w:rFonts w:ascii="Times New Roman" w:hAnsi="Times New Roman" w:cs="Times New Roman"/>
-            <w:noProof/>
-            <w:webHidden/>
-          </w:rPr>
-          <w:fldChar w:fldCharType="begin"/>
-        </w:r>
-        <w:r>
-          <w:rPr>
-            <w:rFonts w:ascii="Times New Roman" w:hAnsi="Times New Roman" w:cs="Times New Roman"/>
-            <w:noProof/>
-            <w:webHidden/>
-          </w:rPr>
-          <w:instrText xml:space="preserve"> PAGEREF _Toc367742511 \h </w:instrText>
-        </w:r>
-        <w:r>
-          <w:rPr>
-            <w:rFonts w:ascii="Times New Roman" w:hAnsi="Times New Roman" w:cs="Times New Roman"/>
-            <w:noProof/>
-            <w:webHidden/>
-          </w:rPr>
-        </w:r>
-        <w:r>
-          <w:rPr>
-            <w:rFonts w:ascii="Times New Roman" w:hAnsi="Times New Roman" w:cs="Times New Roman"/>
-            <w:noProof/>
-            <w:webHidden/>
-          </w:rPr>
-          <w:fldChar w:fldCharType="separate"/>
-        </w:r>
-        <w:r>
-          <w:rPr>
-            <w:rFonts w:ascii="Times New Roman" w:hAnsi="Times New Roman" w:cs="Times New Roman"/>
-            <w:noProof/>
-            <w:webHidden/>
-          </w:rPr>
-          <w:t>5</w:t>
-        </w:r>
-        <w:r>
-          <w:rPr>
-            <w:rFonts w:ascii="Times New Roman" w:hAnsi="Times New Roman" w:cs="Times New Roman"/>
-            <w:noProof/>
-            <w:webHidden/>
-          </w:rPr>
-          <w:fldChar w:fldCharType="end"/>
-        </w:r>
-      </w:hyperlink>
-    </w:p>
-    <w:p>
-      <w:pPr>
-        <w:rPr>
-          <w:rFonts w:ascii="Times New Roman" w:hAnsi="Times New Roman" w:cs="Times New Roman"/>
+        <w:rPr>
+          <w:rFonts w:cs="Times New Roman"/>
           <w:b/>
           <w:sz w:val="28"/>
           <w:szCs w:val="26"/>
@@ -2515,7 +2160,7 @@
       </w:pPr>
       <w:r>
         <w:rPr>
-          <w:rFonts w:ascii="Times New Roman" w:hAnsi="Times New Roman" w:cs="Times New Roman"/>
+          <w:rFonts w:cs="Times New Roman"/>
           <w:b/>
           <w:sz w:val="28"/>
           <w:szCs w:val="26"/>
@@ -2527,7 +2172,7 @@
       <w:pPr>
         <w:jc w:val="center"/>
         <w:rPr>
-          <w:rFonts w:ascii="Times New Roman" w:hAnsi="Times New Roman" w:cs="Times New Roman"/>
+          <w:rFonts w:cs="Times New Roman"/>
           <w:b/>
           <w:sz w:val="28"/>
           <w:szCs w:val="26"/>
@@ -2538,7 +2183,7 @@
       <w:pPr>
         <w:jc w:val="center"/>
         <w:rPr>
-          <w:rFonts w:ascii="Times New Roman" w:hAnsi="Times New Roman" w:cs="Times New Roman"/>
+          <w:rFonts w:cs="Times New Roman"/>
           <w:b/>
           <w:sz w:val="28"/>
           <w:szCs w:val="26"/>
@@ -2555,12 +2200,12 @@
       <w:pPr>
         <w:pStyle w:val="Title"/>
         <w:rPr>
-          <w:rFonts w:ascii="Times New Roman" w:hAnsi="Times New Roman" w:cs="Times New Roman"/>
-        </w:rPr>
-      </w:pPr>
-      <w:r>
-        <w:rPr>
-          <w:rFonts w:ascii="Times New Roman" w:hAnsi="Times New Roman" w:cs="Times New Roman"/>
+          <w:rFonts w:cs="Times New Roman"/>
+        </w:rPr>
+      </w:pPr>
+      <w:r>
+        <w:rPr>
+          <w:rFonts w:cs="Times New Roman"/>
         </w:rPr>
         <w:lastRenderedPageBreak/>
         <w:t>DANH MỤC HÌNH</w:t>
@@ -2573,7 +2218,7 @@
           <w:tab w:val="right" w:leader="dot" w:pos="8777"/>
         </w:tabs>
         <w:rPr>
-          <w:rFonts w:ascii="Times New Roman" w:eastAsiaTheme="minorEastAsia" w:hAnsi="Times New Roman" w:cs="Times New Roman"/>
+          <w:rFonts w:eastAsiaTheme="minorEastAsia" w:cs="Times New Roman"/>
           <w:noProof/>
           <w:sz w:val="22"/>
           <w:lang w:eastAsia="vi-VN"/>
@@ -2581,7 +2226,7 @@
       </w:pPr>
       <w:r>
         <w:rPr>
-          <w:rFonts w:ascii="Times New Roman" w:hAnsi="Times New Roman" w:cs="Times New Roman"/>
+          <w:rFonts w:cs="Times New Roman"/>
           <w:b/>
           <w:sz w:val="28"/>
           <w:szCs w:val="26"/>
@@ -2590,7 +2235,7 @@
       </w:r>
       <w:r>
         <w:rPr>
-          <w:rFonts w:ascii="Times New Roman" w:hAnsi="Times New Roman" w:cs="Times New Roman"/>
+          <w:rFonts w:cs="Times New Roman"/>
           <w:b/>
           <w:sz w:val="28"/>
           <w:szCs w:val="26"/>
@@ -2599,7 +2244,7 @@
       </w:r>
       <w:r>
         <w:rPr>
-          <w:rFonts w:ascii="Times New Roman" w:hAnsi="Times New Roman" w:cs="Times New Roman"/>
+          <w:rFonts w:cs="Times New Roman"/>
           <w:b/>
           <w:sz w:val="28"/>
           <w:szCs w:val="26"/>
@@ -2610,7 +2255,7 @@
         <w:r>
           <w:rPr>
             <w:rStyle w:val="Hyperlink"/>
-            <w:rFonts w:ascii="Times New Roman" w:hAnsi="Times New Roman" w:cs="Times New Roman"/>
+            <w:rFonts w:cs="Times New Roman"/>
             <w:noProof/>
           </w:rPr>
           <w:t>Hình 1.1</w:t>
@@ -2618,7 +2263,7 @@
         <w:r>
           <w:rPr>
             <w:rStyle w:val="Hyperlink"/>
-            <w:rFonts w:ascii="Times New Roman" w:hAnsi="Times New Roman" w:cs="Times New Roman"/>
+            <w:rFonts w:cs="Times New Roman"/>
             <w:noProof/>
             <w:lang w:val="en-US"/>
           </w:rPr>
@@ -2626,7 +2271,7 @@
         </w:r>
         <w:r>
           <w:rPr>
-            <w:rFonts w:ascii="Times New Roman" w:hAnsi="Times New Roman" w:cs="Times New Roman"/>
+            <w:rFonts w:cs="Times New Roman"/>
             <w:noProof/>
             <w:webHidden/>
           </w:rPr>
@@ -2634,7 +2279,7 @@
         </w:r>
         <w:r>
           <w:rPr>
-            <w:rFonts w:ascii="Times New Roman" w:hAnsi="Times New Roman" w:cs="Times New Roman"/>
+            <w:rFonts w:cs="Times New Roman"/>
             <w:noProof/>
             <w:webHidden/>
           </w:rPr>
@@ -2642,7 +2287,7 @@
         </w:r>
         <w:r>
           <w:rPr>
-            <w:rFonts w:ascii="Times New Roman" w:hAnsi="Times New Roman" w:cs="Times New Roman"/>
+            <w:rFonts w:cs="Times New Roman"/>
             <w:noProof/>
             <w:webHidden/>
           </w:rPr>
@@ -2650,14 +2295,14 @@
         </w:r>
         <w:r>
           <w:rPr>
-            <w:rFonts w:ascii="Times New Roman" w:hAnsi="Times New Roman" w:cs="Times New Roman"/>
-            <w:noProof/>
-            <w:webHidden/>
-          </w:rPr>
-        </w:r>
-        <w:r>
-          <w:rPr>
-            <w:rFonts w:ascii="Times New Roman" w:hAnsi="Times New Roman" w:cs="Times New Roman"/>
+            <w:rFonts w:cs="Times New Roman"/>
+            <w:noProof/>
+            <w:webHidden/>
+          </w:rPr>
+        </w:r>
+        <w:r>
+          <w:rPr>
+            <w:rFonts w:cs="Times New Roman"/>
             <w:noProof/>
             <w:webHidden/>
           </w:rPr>
@@ -2665,7 +2310,7 @@
         </w:r>
         <w:r>
           <w:rPr>
-            <w:rFonts w:ascii="Times New Roman" w:hAnsi="Times New Roman" w:cs="Times New Roman"/>
+            <w:rFonts w:cs="Times New Roman"/>
             <w:noProof/>
             <w:webHidden/>
           </w:rPr>
@@ -2673,7 +2318,7 @@
         </w:r>
         <w:r>
           <w:rPr>
-            <w:rFonts w:ascii="Times New Roman" w:hAnsi="Times New Roman" w:cs="Times New Roman"/>
+            <w:rFonts w:cs="Times New Roman"/>
             <w:noProof/>
             <w:webHidden/>
           </w:rPr>
@@ -2684,7 +2329,7 @@
     <w:p>
       <w:pPr>
         <w:rPr>
-          <w:rFonts w:ascii="Times New Roman" w:hAnsi="Times New Roman" w:cs="Times New Roman"/>
+          <w:rFonts w:cs="Times New Roman"/>
           <w:b/>
           <w:sz w:val="28"/>
           <w:szCs w:val="26"/>
@@ -2692,7 +2337,7 @@
       </w:pPr>
       <w:r>
         <w:rPr>
-          <w:rFonts w:ascii="Times New Roman" w:hAnsi="Times New Roman" w:cs="Times New Roman"/>
+          <w:rFonts w:cs="Times New Roman"/>
           <w:b/>
           <w:sz w:val="28"/>
           <w:szCs w:val="26"/>
@@ -2703,7 +2348,7 @@
     <w:p>
       <w:pPr>
         <w:rPr>
-          <w:rFonts w:ascii="Times New Roman" w:hAnsi="Times New Roman" w:cs="Times New Roman"/>
+          <w:rFonts w:cs="Times New Roman"/>
           <w:b/>
           <w:sz w:val="28"/>
           <w:szCs w:val="26"/>
@@ -2730,12 +2375,12 @@
       <w:pPr>
         <w:pStyle w:val="Title"/>
         <w:rPr>
-          <w:rFonts w:ascii="Times New Roman" w:hAnsi="Times New Roman" w:cs="Times New Roman"/>
-        </w:rPr>
-      </w:pPr>
-      <w:r>
-        <w:rPr>
-          <w:rFonts w:ascii="Times New Roman" w:hAnsi="Times New Roman" w:cs="Times New Roman"/>
+          <w:rFonts w:cs="Times New Roman"/>
+        </w:rPr>
+      </w:pPr>
+      <w:r>
+        <w:rPr>
+          <w:rFonts w:cs="Times New Roman"/>
         </w:rPr>
         <w:lastRenderedPageBreak/>
         <w:t>DANH MỤC BẢNG</w:t>
@@ -2748,7 +2393,7 @@
           <w:tab w:val="right" w:leader="dot" w:pos="8777"/>
         </w:tabs>
         <w:rPr>
-          <w:rFonts w:ascii="Times New Roman" w:eastAsiaTheme="minorEastAsia" w:hAnsi="Times New Roman" w:cs="Times New Roman"/>
+          <w:rFonts w:eastAsiaTheme="minorEastAsia" w:cs="Times New Roman"/>
           <w:noProof/>
           <w:sz w:val="22"/>
           <w:lang w:eastAsia="vi-VN"/>
@@ -2756,7 +2401,7 @@
       </w:pPr>
       <w:r>
         <w:rPr>
-          <w:rFonts w:ascii="Times New Roman" w:hAnsi="Times New Roman" w:cs="Times New Roman"/>
+          <w:rFonts w:cs="Times New Roman"/>
           <w:b/>
           <w:sz w:val="28"/>
           <w:szCs w:val="26"/>
@@ -2765,7 +2410,7 @@
       </w:r>
       <w:r>
         <w:rPr>
-          <w:rFonts w:ascii="Times New Roman" w:hAnsi="Times New Roman" w:cs="Times New Roman"/>
+          <w:rFonts w:cs="Times New Roman"/>
           <w:b/>
           <w:sz w:val="28"/>
           <w:szCs w:val="26"/>
@@ -2774,7 +2419,7 @@
       </w:r>
       <w:r>
         <w:rPr>
-          <w:rFonts w:ascii="Times New Roman" w:hAnsi="Times New Roman" w:cs="Times New Roman"/>
+          <w:rFonts w:cs="Times New Roman"/>
           <w:b/>
           <w:sz w:val="28"/>
           <w:szCs w:val="26"/>
@@ -2785,7 +2430,7 @@
         <w:r>
           <w:rPr>
             <w:rStyle w:val="Hyperlink"/>
-            <w:rFonts w:ascii="Times New Roman" w:hAnsi="Times New Roman" w:cs="Times New Roman"/>
+            <w:rFonts w:cs="Times New Roman"/>
             <w:noProof/>
           </w:rPr>
           <w:t>Bảng 1.1</w:t>
@@ -2793,7 +2438,7 @@
         <w:r>
           <w:rPr>
             <w:rStyle w:val="Hyperlink"/>
-            <w:rFonts w:ascii="Times New Roman" w:hAnsi="Times New Roman" w:cs="Times New Roman"/>
+            <w:rFonts w:cs="Times New Roman"/>
             <w:noProof/>
             <w:lang w:val="en-US"/>
           </w:rPr>
@@ -2801,7 +2446,7 @@
         </w:r>
         <w:r>
           <w:rPr>
-            <w:rFonts w:ascii="Times New Roman" w:hAnsi="Times New Roman" w:cs="Times New Roman"/>
+            <w:rFonts w:cs="Times New Roman"/>
             <w:noProof/>
             <w:webHidden/>
           </w:rPr>
@@ -2809,7 +2454,7 @@
         </w:r>
         <w:r>
           <w:rPr>
-            <w:rFonts w:ascii="Times New Roman" w:hAnsi="Times New Roman" w:cs="Times New Roman"/>
+            <w:rFonts w:cs="Times New Roman"/>
             <w:noProof/>
             <w:webHidden/>
           </w:rPr>
@@ -2817,7 +2462,7 @@
         </w:r>
         <w:r>
           <w:rPr>
-            <w:rFonts w:ascii="Times New Roman" w:hAnsi="Times New Roman" w:cs="Times New Roman"/>
+            <w:rFonts w:cs="Times New Roman"/>
             <w:noProof/>
             <w:webHidden/>
           </w:rPr>
@@ -2825,14 +2470,14 @@
         </w:r>
         <w:r>
           <w:rPr>
-            <w:rFonts w:ascii="Times New Roman" w:hAnsi="Times New Roman" w:cs="Times New Roman"/>
-            <w:noProof/>
-            <w:webHidden/>
-          </w:rPr>
-        </w:r>
-        <w:r>
-          <w:rPr>
-            <w:rFonts w:ascii="Times New Roman" w:hAnsi="Times New Roman" w:cs="Times New Roman"/>
+            <w:rFonts w:cs="Times New Roman"/>
+            <w:noProof/>
+            <w:webHidden/>
+          </w:rPr>
+        </w:r>
+        <w:r>
+          <w:rPr>
+            <w:rFonts w:cs="Times New Roman"/>
             <w:noProof/>
             <w:webHidden/>
           </w:rPr>
@@ -2840,7 +2485,7 @@
         </w:r>
         <w:r>
           <w:rPr>
-            <w:rFonts w:ascii="Times New Roman" w:hAnsi="Times New Roman" w:cs="Times New Roman"/>
+            <w:rFonts w:cs="Times New Roman"/>
             <w:noProof/>
             <w:webHidden/>
           </w:rPr>
@@ -2848,7 +2493,7 @@
         </w:r>
         <w:r>
           <w:rPr>
-            <w:rFonts w:ascii="Times New Roman" w:hAnsi="Times New Roman" w:cs="Times New Roman"/>
+            <w:rFonts w:cs="Times New Roman"/>
             <w:noProof/>
             <w:webHidden/>
           </w:rPr>
@@ -2863,7 +2508,7 @@
           <w:tab w:val="right" w:leader="dot" w:pos="8777"/>
         </w:tabs>
         <w:rPr>
-          <w:rFonts w:ascii="Times New Roman" w:eastAsiaTheme="minorEastAsia" w:hAnsi="Times New Roman" w:cs="Times New Roman"/>
+          <w:rFonts w:eastAsiaTheme="minorEastAsia" w:cs="Times New Roman"/>
           <w:noProof/>
           <w:sz w:val="22"/>
           <w:lang w:eastAsia="vi-VN"/>
@@ -2873,7 +2518,7 @@
         <w:r>
           <w:rPr>
             <w:rStyle w:val="Hyperlink"/>
-            <w:rFonts w:ascii="Times New Roman" w:hAnsi="Times New Roman" w:cs="Times New Roman"/>
+            <w:rFonts w:cs="Times New Roman"/>
             <w:noProof/>
           </w:rPr>
           <w:t>Bảng 2.1</w:t>
@@ -2881,7 +2526,7 @@
         <w:r>
           <w:rPr>
             <w:rStyle w:val="Hyperlink"/>
-            <w:rFonts w:ascii="Times New Roman" w:hAnsi="Times New Roman" w:cs="Times New Roman"/>
+            <w:rFonts w:cs="Times New Roman"/>
             <w:noProof/>
             <w:lang w:val="en-US"/>
           </w:rPr>
@@ -2889,7 +2534,7 @@
         </w:r>
         <w:r>
           <w:rPr>
-            <w:rFonts w:ascii="Times New Roman" w:hAnsi="Times New Roman" w:cs="Times New Roman"/>
+            <w:rFonts w:cs="Times New Roman"/>
             <w:noProof/>
             <w:webHidden/>
           </w:rPr>
@@ -2897,7 +2542,7 @@
         </w:r>
         <w:r>
           <w:rPr>
-            <w:rFonts w:ascii="Times New Roman" w:hAnsi="Times New Roman" w:cs="Times New Roman"/>
+            <w:rFonts w:cs="Times New Roman"/>
             <w:noProof/>
             <w:webHidden/>
           </w:rPr>
@@ -2905,7 +2550,7 @@
         </w:r>
         <w:r>
           <w:rPr>
-            <w:rFonts w:ascii="Times New Roman" w:hAnsi="Times New Roman" w:cs="Times New Roman"/>
+            <w:rFonts w:cs="Times New Roman"/>
             <w:noProof/>
             <w:webHidden/>
           </w:rPr>
@@ -2913,14 +2558,14 @@
         </w:r>
         <w:r>
           <w:rPr>
-            <w:rFonts w:ascii="Times New Roman" w:hAnsi="Times New Roman" w:cs="Times New Roman"/>
-            <w:noProof/>
-            <w:webHidden/>
-          </w:rPr>
-        </w:r>
-        <w:r>
-          <w:rPr>
-            <w:rFonts w:ascii="Times New Roman" w:hAnsi="Times New Roman" w:cs="Times New Roman"/>
+            <w:rFonts w:cs="Times New Roman"/>
+            <w:noProof/>
+            <w:webHidden/>
+          </w:rPr>
+        </w:r>
+        <w:r>
+          <w:rPr>
+            <w:rFonts w:cs="Times New Roman"/>
             <w:noProof/>
             <w:webHidden/>
           </w:rPr>
@@ -2928,7 +2573,7 @@
         </w:r>
         <w:r>
           <w:rPr>
-            <w:rFonts w:ascii="Times New Roman" w:hAnsi="Times New Roman" w:cs="Times New Roman"/>
+            <w:rFonts w:cs="Times New Roman"/>
             <w:noProof/>
             <w:webHidden/>
           </w:rPr>
@@ -2936,7 +2581,7 @@
         </w:r>
         <w:r>
           <w:rPr>
-            <w:rFonts w:ascii="Times New Roman" w:hAnsi="Times New Roman" w:cs="Times New Roman"/>
+            <w:rFonts w:cs="Times New Roman"/>
             <w:noProof/>
             <w:webHidden/>
           </w:rPr>
@@ -2947,7 +2592,7 @@
     <w:p>
       <w:pPr>
         <w:rPr>
-          <w:rFonts w:ascii="Times New Roman" w:hAnsi="Times New Roman" w:cs="Times New Roman"/>
+          <w:rFonts w:cs="Times New Roman"/>
           <w:b/>
           <w:sz w:val="28"/>
           <w:szCs w:val="26"/>
@@ -2955,7 +2600,7 @@
       </w:pPr>
       <w:r>
         <w:rPr>
-          <w:rFonts w:ascii="Times New Roman" w:hAnsi="Times New Roman" w:cs="Times New Roman"/>
+          <w:rFonts w:cs="Times New Roman"/>
           <w:b/>
           <w:sz w:val="28"/>
           <w:szCs w:val="26"/>
@@ -3004,12 +2649,12 @@
       <w:pPr>
         <w:pStyle w:val="Title"/>
         <w:rPr>
-          <w:rFonts w:ascii="Times New Roman" w:hAnsi="Times New Roman" w:cs="Times New Roman"/>
-        </w:rPr>
-      </w:pPr>
-      <w:r>
-        <w:rPr>
-          <w:rFonts w:ascii="Times New Roman" w:hAnsi="Times New Roman" w:cs="Times New Roman"/>
+          <w:rFonts w:cs="Times New Roman"/>
+        </w:rPr>
+      </w:pPr>
+      <w:r>
+        <w:rPr>
+          <w:rFonts w:cs="Times New Roman"/>
         </w:rPr>
         <w:lastRenderedPageBreak/>
         <w:t>DANH MỤC TỪ VIẾT TẮT</w:t>
@@ -3065,12 +2710,12 @@
       <w:pPr>
         <w:pStyle w:val="Title"/>
         <w:rPr>
-          <w:rFonts w:ascii="Times New Roman" w:eastAsia="Times New Roman" w:hAnsi="Times New Roman" w:cs="Times New Roman"/>
-        </w:rPr>
-      </w:pPr>
-      <w:r>
-        <w:rPr>
-          <w:rFonts w:ascii="Times New Roman" w:eastAsia="Times New Roman" w:hAnsi="Times New Roman" w:cs="Times New Roman"/>
+          <w:rFonts w:eastAsia="Times New Roman" w:cs="Times New Roman"/>
+        </w:rPr>
+      </w:pPr>
+      <w:r>
+        <w:rPr>
+          <w:rFonts w:eastAsia="Times New Roman" w:cs="Times New Roman"/>
         </w:rPr>
         <w:lastRenderedPageBreak/>
         <w:t>TÓM TẮT KHÓA LUẬN</w:t>
@@ -3080,7 +2725,7 @@
       <w:pPr>
         <w:spacing w:after="0"/>
         <w:rPr>
-          <w:rFonts w:ascii="Times New Roman" w:eastAsia="Times New Roman" w:hAnsi="Times New Roman" w:cs="Times New Roman"/>
+          <w:rFonts w:eastAsia="Times New Roman" w:cs="Times New Roman"/>
           <w:b/>
           <w:szCs w:val="26"/>
         </w:rPr>
@@ -3091,7 +2736,7 @@
         <w:spacing w:after="0"/>
         <w:jc w:val="center"/>
         <w:rPr>
-          <w:rFonts w:ascii="Times New Roman" w:eastAsia="Times New Roman" w:hAnsi="Times New Roman" w:cs="Times New Roman"/>
+          <w:rFonts w:eastAsia="Times New Roman" w:cs="Times New Roman"/>
           <w:b/>
           <w:szCs w:val="26"/>
         </w:rPr>
@@ -3102,7 +2747,7 @@
         <w:spacing w:after="0"/>
         <w:jc w:val="center"/>
         <w:rPr>
-          <w:rFonts w:ascii="Times New Roman" w:eastAsia="Times New Roman" w:hAnsi="Times New Roman" w:cs="Times New Roman"/>
+          <w:rFonts w:eastAsia="Times New Roman" w:cs="Times New Roman"/>
           <w:b/>
           <w:szCs w:val="26"/>
         </w:rPr>
@@ -3110,239 +2755,130 @@
     </w:p>
     <w:p>
       <w:pPr>
-        <w:pStyle w:val="Title"/>
-        <w:jc w:val="left"/>
-        <w:rPr>
-          <w:rFonts w:ascii="Times New Roman" w:hAnsi="Times New Roman" w:cs="Times New Roman"/>
-          <w:rPrChange w:id="0" w:author="Lê Thị Trúc Phương" w:date="2020-07-08T11:04:00Z">
-            <w:rPr/>
-          </w:rPrChange>
-        </w:rPr>
-        <w:pPrChange w:id="1" w:author="Lê Thị Trúc Phương" w:date="2020-07-08T11:02:00Z">
-          <w:pPr>
-            <w:pStyle w:val="Title"/>
-          </w:pPr>
-        </w:pPrChange>
-      </w:pPr>
-      <w:r>
-        <w:rPr>
-          <w:rFonts w:eastAsia="Times New Roman"/>
+        <w:pStyle w:val="Heading1"/>
+      </w:pPr>
+      <w:r>
+        <w:rPr>
           <w:sz w:val="26"/>
           <w:szCs w:val="26"/>
         </w:rPr>
         <w:br w:type="page"/>
       </w:r>
-      <w:ins w:id="2" w:author="Lê Thị Trúc Phương" w:date="2020-07-08T11:02:00Z">
-        <w:r>
-          <w:rPr>
-            <w:rFonts w:ascii="Times New Roman" w:eastAsia="Times New Roman" w:hAnsi="Times New Roman" w:cs="Times New Roman"/>
-            <w:b w:val="0"/>
-            <w:bCs/>
-            <w:szCs w:val="28"/>
-            <w:lang w:val="en-US"/>
-            <w:rPrChange w:id="3" w:author="Lê Thị Trúc Phương" w:date="2020-07-08T11:06:00Z">
-              <w:rPr>
-                <w:rFonts w:eastAsia="Times New Roman"/>
-                <w:sz w:val="26"/>
-                <w:szCs w:val="26"/>
-                <w:lang w:val="en-US"/>
-              </w:rPr>
-            </w:rPrChange>
-          </w:rPr>
-          <w:lastRenderedPageBreak/>
-          <w:t>Chương 1</w:t>
-        </w:r>
-      </w:ins>
-      <w:ins w:id="4" w:author="Lê Thị Trúc Phương" w:date="2020-07-08T11:03:00Z">
-        <w:r>
-          <w:rPr>
-            <w:rFonts w:ascii="Times New Roman" w:eastAsia="Times New Roman" w:hAnsi="Times New Roman" w:cs="Times New Roman"/>
-            <w:b w:val="0"/>
-            <w:bCs/>
-            <w:szCs w:val="28"/>
-            <w:lang w:val="en-US"/>
-            <w:rPrChange w:id="5" w:author="Lê Thị Trúc Phương" w:date="2020-07-08T11:06:00Z">
-              <w:rPr>
-                <w:rFonts w:ascii="Times New Roman" w:eastAsia="Times New Roman" w:hAnsi="Times New Roman" w:cs="Times New Roman"/>
-                <w:sz w:val="26"/>
-                <w:szCs w:val="26"/>
-                <w:lang w:val="en-US"/>
-              </w:rPr>
-            </w:rPrChange>
-          </w:rPr>
-          <w:t>.</w:t>
-        </w:r>
-      </w:ins>
-      <w:del w:id="6" w:author="Lê Thị Trúc Phương" w:date="2020-07-08T11:03:00Z">
-        <w:r>
-          <w:rPr>
-            <w:rFonts w:ascii="Times New Roman" w:hAnsi="Times New Roman" w:cs="Times New Roman"/>
-            <w:szCs w:val="28"/>
-            <w:rPrChange w:id="7" w:author="Lê Thị Trúc Phương" w:date="2020-07-08T11:06:00Z">
-              <w:rPr/>
-            </w:rPrChange>
-          </w:rPr>
-          <w:delText xml:space="preserve"> </w:delText>
-        </w:r>
-      </w:del>
-      <w:bookmarkStart w:id="8" w:name="_Toc367742496"/>
-      <w:ins w:id="9" w:author="Lê Thị Trúc Phương" w:date="2020-07-08T11:04:00Z">
-        <w:r>
-          <w:rPr>
-            <w:rFonts w:ascii="Times New Roman" w:hAnsi="Times New Roman" w:cs="Times New Roman"/>
-            <w:lang w:val="en-US"/>
-            <w:rPrChange w:id="10" w:author="Lê Thị Trúc Phương" w:date="2020-07-08T11:04:00Z">
-              <w:rPr>
-                <w:lang w:val="en-US"/>
-              </w:rPr>
-            </w:rPrChange>
-          </w:rPr>
-          <w:t xml:space="preserve">   </w:t>
-        </w:r>
-      </w:ins>
-      <w:r>
-        <w:rPr>
-          <w:rFonts w:ascii="Times New Roman" w:hAnsi="Times New Roman" w:cs="Times New Roman"/>
-          <w:rPrChange w:id="11" w:author="Lê Thị Trúc Phương" w:date="2020-07-08T11:04:00Z">
-            <w:rPr/>
-          </w:rPrChange>
-        </w:rPr>
-        <w:t>TÊN CHƯƠNG 1</w:t>
-      </w:r>
-      <w:bookmarkEnd w:id="8"/>
+      <w:bookmarkStart w:id="0" w:name="_Toc235998383"/>
+      <w:r>
+        <w:lastRenderedPageBreak/>
+        <w:t>Tổng quan</w:t>
+      </w:r>
+      <w:bookmarkEnd w:id="0"/>
     </w:p>
     <w:p>
       <w:pPr>
         <w:pStyle w:val="Heading2"/>
-        <w:rPr>
-          <w:rFonts w:ascii="Times New Roman" w:eastAsia="Times New Roman" w:hAnsi="Times New Roman" w:cs="Times New Roman"/>
+      </w:pPr>
+      <w:bookmarkStart w:id="1" w:name="_Toc235998384"/>
+      <w:r>
+        <w:t>Chủ đề cấp độ 2</w:t>
+      </w:r>
+      <w:bookmarkEnd w:id="1"/>
+    </w:p>
+    <w:p>
+      <w:pPr>
+        <w:rPr>
           <w:lang w:val="en-US"/>
         </w:rPr>
       </w:pPr>
-      <w:bookmarkStart w:id="12" w:name="_Toc367742497"/>
-      <w:r>
-        <w:rPr>
-          <w:rFonts w:ascii="Times New Roman" w:eastAsia="Times New Roman" w:hAnsi="Times New Roman" w:cs="Times New Roman"/>
+      <w:r>
+        <w:rPr>
           <w:lang w:val="en-US"/>
         </w:rPr>
-        <w:t>Chủ đề cấp độ 2</w:t>
-      </w:r>
-      <w:bookmarkEnd w:id="12"/>
-    </w:p>
-    <w:p>
-      <w:pPr>
-        <w:rPr>
-          <w:rFonts w:ascii="Times New Roman" w:hAnsi="Times New Roman" w:cs="Times New Roman"/>
-          <w:szCs w:val="26"/>
+        <w:t>Nội dung …………………</w:t>
+      </w:r>
+    </w:p>
+    <w:p>
+      <w:pPr>
+        <w:rPr>
           <w:lang w:val="en-US"/>
         </w:rPr>
       </w:pPr>
       <w:r>
         <w:rPr>
-          <w:rFonts w:ascii="Times New Roman" w:hAnsi="Times New Roman" w:cs="Times New Roman"/>
-          <w:szCs w:val="26"/>
           <w:lang w:val="en-US"/>
         </w:rPr>
-        <w:t>Nội dung …………………</w:t>
-      </w:r>
-    </w:p>
-    <w:p>
-      <w:pPr>
-        <w:rPr>
-          <w:rFonts w:ascii="Times New Roman" w:hAnsi="Times New Roman" w:cs="Times New Roman"/>
-          <w:szCs w:val="26"/>
+        <w:t>Nội dung………………….</w:t>
+      </w:r>
+    </w:p>
+    <w:p>
+      <w:pPr>
+        <w:pStyle w:val="Heading3"/>
+        <w:rPr>
           <w:lang w:val="en-US"/>
         </w:rPr>
       </w:pPr>
-      <w:r>
-        <w:rPr>
-          <w:rFonts w:ascii="Times New Roman" w:hAnsi="Times New Roman" w:cs="Times New Roman"/>
-          <w:szCs w:val="26"/>
+      <w:bookmarkStart w:id="2" w:name="_Toc235998385"/>
+      <w:r>
+        <w:rPr>
           <w:lang w:val="en-US"/>
         </w:rPr>
-        <w:t>Nội dung………………….</w:t>
+        <w:t>Chủ đề cấp độ 3</w:t>
+      </w:r>
+      <w:bookmarkEnd w:id="2"/>
+    </w:p>
+    <w:p>
+      <w:pPr>
+        <w:ind w:firstLine="227"/>
+        <w:rPr>
+          <w:rFonts w:cs="Times New Roman"/>
+          <w:lang w:val="en-US"/>
+        </w:rPr>
+      </w:pPr>
+      <w:r>
+        <w:rPr>
+          <w:rFonts w:cs="Times New Roman"/>
+          <w:lang w:val="en-US"/>
+        </w:rPr>
+        <w:t>Nội dung</w:t>
       </w:r>
     </w:p>
     <w:p>
       <w:pPr>
         <w:pStyle w:val="Heading3"/>
-        <w:rPr>
-          <w:rFonts w:ascii="Times New Roman" w:eastAsia="Times New Roman" w:hAnsi="Times New Roman" w:cs="Times New Roman"/>
+      </w:pPr>
+      <w:bookmarkStart w:id="3" w:name="_Toc235998386"/>
+      <w:r>
+        <w:rPr>
           <w:lang w:val="en-US"/>
         </w:rPr>
-      </w:pPr>
-      <w:bookmarkStart w:id="13" w:name="_Toc367742498"/>
-      <w:r>
-        <w:rPr>
-          <w:rFonts w:ascii="Times New Roman" w:eastAsia="Times New Roman" w:hAnsi="Times New Roman" w:cs="Times New Roman"/>
+        <w:t>Chủ đề cấp độ 3</w:t>
+      </w:r>
+      <w:bookmarkEnd w:id="3"/>
+    </w:p>
+    <w:p>
+      <w:pPr>
+        <w:pStyle w:val="Heading4"/>
+        <w:rPr>
           <w:lang w:val="en-US"/>
         </w:rPr>
-        <w:t>Chủ đề cấp độ 3</w:t>
-      </w:r>
-      <w:bookmarkEnd w:id="13"/>
-    </w:p>
-    <w:p>
-      <w:pPr>
-        <w:ind w:firstLine="227"/>
-        <w:rPr>
-          <w:rFonts w:ascii="Times New Roman" w:hAnsi="Times New Roman" w:cs="Times New Roman"/>
+      </w:pPr>
+      <w:bookmarkStart w:id="4" w:name="_Toc235998387"/>
+      <w:r>
+        <w:rPr>
           <w:lang w:val="en-US"/>
         </w:rPr>
-      </w:pPr>
-      <w:r>
-        <w:rPr>
-          <w:rFonts w:ascii="Times New Roman" w:hAnsi="Times New Roman" w:cs="Times New Roman"/>
+        <w:t>Chủ đề cấp độ 4</w:t>
+      </w:r>
+      <w:bookmarkEnd w:id="4"/>
+    </w:p>
+    <w:p>
+      <w:pPr>
+        <w:ind w:firstLine="624"/>
+        <w:rPr>
+          <w:rFonts w:cs="Times New Roman"/>
           <w:lang w:val="en-US"/>
         </w:rPr>
-        <w:t>Nội dung</w:t>
-      </w:r>
-    </w:p>
-    <w:p>
-      <w:pPr>
-        <w:pStyle w:val="Heading3"/>
-        <w:rPr>
-          <w:rFonts w:ascii="Times New Roman" w:eastAsia="Times New Roman" w:hAnsi="Times New Roman" w:cs="Times New Roman"/>
-        </w:rPr>
-      </w:pPr>
-      <w:bookmarkStart w:id="14" w:name="_Toc367742499"/>
-      <w:r>
-        <w:rPr>
-          <w:rFonts w:ascii="Times New Roman" w:eastAsia="Times New Roman" w:hAnsi="Times New Roman" w:cs="Times New Roman"/>
-          <w:lang w:val="en-US"/>
-        </w:rPr>
-        <w:t>Chủ đề cấp độ 3</w:t>
-      </w:r>
-      <w:bookmarkEnd w:id="14"/>
-    </w:p>
-    <w:p>
-      <w:pPr>
-        <w:pStyle w:val="Heading4"/>
-        <w:rPr>
-          <w:rFonts w:ascii="Times New Roman" w:hAnsi="Times New Roman" w:cs="Times New Roman"/>
-          <w:lang w:val="en-US"/>
-        </w:rPr>
-      </w:pPr>
-      <w:bookmarkStart w:id="15" w:name="_Toc367742500"/>
-      <w:r>
-        <w:rPr>
-          <w:rFonts w:ascii="Times New Roman" w:hAnsi="Times New Roman" w:cs="Times New Roman"/>
-          <w:lang w:val="en-US"/>
-        </w:rPr>
-        <w:t>Chủ đề cấp độ 4</w:t>
-      </w:r>
-      <w:bookmarkEnd w:id="15"/>
-    </w:p>
-    <w:p>
-      <w:pPr>
-        <w:ind w:firstLine="624"/>
-        <w:rPr>
-          <w:rFonts w:ascii="Times New Roman" w:hAnsi="Times New Roman" w:cs="Times New Roman"/>
-          <w:lang w:val="en-US"/>
-        </w:rPr>
-      </w:pPr>
-      <w:r>
-        <w:rPr>
-          <w:rFonts w:ascii="Times New Roman" w:hAnsi="Times New Roman" w:cs="Times New Roman"/>
+      </w:pPr>
+      <w:r>
+        <w:rPr>
+          <w:rFonts w:cs="Times New Roman"/>
           <w:lang w:val="en-US"/>
         </w:rPr>
         <w:t>Nội dung</w:t>
@@ -3354,114 +2890,114 @@
         <w:jc w:val="both"/>
         <w:outlineLvl w:val="0"/>
         <w:rPr>
-          <w:rFonts w:ascii="Times New Roman" w:eastAsia="Times New Roman" w:hAnsi="Times New Roman" w:cs="Times New Roman"/>
+          <w:rFonts w:eastAsia="Times New Roman" w:cs="Times New Roman"/>
           <w:b/>
           <w:sz w:val="30"/>
           <w:szCs w:val="30"/>
           <w:lang w:val="en-US"/>
         </w:rPr>
       </w:pPr>
-      <w:bookmarkStart w:id="16" w:name="_Toc140297269"/>
-      <w:bookmarkStart w:id="17" w:name="_Toc142813558"/>
+      <w:bookmarkStart w:id="5" w:name="_Toc140297269"/>
+      <w:bookmarkStart w:id="6" w:name="_Toc142813558"/>
     </w:p>
     <w:p>
       <w:pPr>
         <w:pStyle w:val="Caption"/>
         <w:rPr>
-          <w:rFonts w:ascii="Times New Roman" w:hAnsi="Times New Roman" w:cs="Times New Roman"/>
+          <w:rFonts w:cs="Times New Roman"/>
           <w:lang w:val="en-US"/>
         </w:rPr>
       </w:pPr>
-      <w:bookmarkStart w:id="18" w:name="_Toc367742554"/>
-      <w:r>
-        <w:rPr>
-          <w:rFonts w:ascii="Times New Roman" w:hAnsi="Times New Roman" w:cs="Times New Roman"/>
+      <w:bookmarkStart w:id="7" w:name="_Toc367742554"/>
+      <w:r>
+        <w:rPr>
+          <w:rFonts w:cs="Times New Roman"/>
         </w:rPr>
         <w:t xml:space="preserve">Hình </w:t>
       </w:r>
       <w:r>
         <w:rPr>
-          <w:rFonts w:ascii="Times New Roman" w:hAnsi="Times New Roman" w:cs="Times New Roman"/>
+          <w:rFonts w:cs="Times New Roman"/>
         </w:rPr>
         <w:fldChar w:fldCharType="begin"/>
       </w:r>
       <w:r>
         <w:rPr>
-          <w:rFonts w:ascii="Times New Roman" w:hAnsi="Times New Roman" w:cs="Times New Roman"/>
+          <w:rFonts w:cs="Times New Roman"/>
         </w:rPr>
         <w:instrText xml:space="preserve"> STYLEREF 1 \s </w:instrText>
       </w:r>
       <w:r>
         <w:rPr>
-          <w:rFonts w:ascii="Times New Roman" w:hAnsi="Times New Roman" w:cs="Times New Roman"/>
+          <w:rFonts w:cs="Times New Roman"/>
         </w:rPr>
         <w:fldChar w:fldCharType="separate"/>
       </w:r>
       <w:r>
         <w:rPr>
-          <w:rFonts w:ascii="Times New Roman" w:hAnsi="Times New Roman" w:cs="Times New Roman"/>
+          <w:rFonts w:cs="Times New Roman"/>
           <w:noProof/>
         </w:rPr>
         <w:t>1</w:t>
       </w:r>
       <w:r>
         <w:rPr>
-          <w:rFonts w:ascii="Times New Roman" w:hAnsi="Times New Roman" w:cs="Times New Roman"/>
+          <w:rFonts w:cs="Times New Roman"/>
           <w:noProof/>
         </w:rPr>
         <w:fldChar w:fldCharType="end"/>
       </w:r>
       <w:r>
         <w:rPr>
-          <w:rFonts w:ascii="Times New Roman" w:hAnsi="Times New Roman" w:cs="Times New Roman"/>
+          <w:rFonts w:cs="Times New Roman"/>
         </w:rPr>
         <w:t>.</w:t>
       </w:r>
       <w:r>
         <w:rPr>
-          <w:rFonts w:ascii="Times New Roman" w:hAnsi="Times New Roman" w:cs="Times New Roman"/>
+          <w:rFonts w:cs="Times New Roman"/>
         </w:rPr>
         <w:fldChar w:fldCharType="begin"/>
       </w:r>
       <w:r>
         <w:rPr>
-          <w:rFonts w:ascii="Times New Roman" w:hAnsi="Times New Roman" w:cs="Times New Roman"/>
+          <w:rFonts w:cs="Times New Roman"/>
         </w:rPr>
         <w:instrText xml:space="preserve"> SEQ Hình \* ARABIC \s 1 </w:instrText>
       </w:r>
       <w:r>
         <w:rPr>
-          <w:rFonts w:ascii="Times New Roman" w:hAnsi="Times New Roman" w:cs="Times New Roman"/>
+          <w:rFonts w:cs="Times New Roman"/>
         </w:rPr>
         <w:fldChar w:fldCharType="separate"/>
       </w:r>
       <w:r>
         <w:rPr>
-          <w:rFonts w:ascii="Times New Roman" w:hAnsi="Times New Roman" w:cs="Times New Roman"/>
+          <w:rFonts w:cs="Times New Roman"/>
           <w:noProof/>
         </w:rPr>
         <w:t>1</w:t>
       </w:r>
       <w:r>
         <w:rPr>
-          <w:rFonts w:ascii="Times New Roman" w:hAnsi="Times New Roman" w:cs="Times New Roman"/>
+          <w:rFonts w:cs="Times New Roman"/>
           <w:noProof/>
         </w:rPr>
         <w:fldChar w:fldCharType="end"/>
       </w:r>
       <w:r>
         <w:rPr>
-          <w:rFonts w:ascii="Times New Roman" w:hAnsi="Times New Roman" w:cs="Times New Roman"/>
+          <w:rFonts w:cs="Times New Roman"/>
           <w:lang w:val="en-US"/>
         </w:rPr>
         <w:t>: Tên hình 1</w:t>
       </w:r>
-      <w:bookmarkEnd w:id="18"/>
-    </w:p>
-    <w:p>
-      <w:pPr>
-        <w:rPr>
-          <w:rFonts w:ascii="Times New Roman" w:hAnsi="Times New Roman" w:cs="Times New Roman"/>
+      <w:bookmarkEnd w:id="7"/>
+    </w:p>
+    <w:p>
+      <w:pPr>
+        <w:rPr>
+          <w:rFonts w:cs="Times New Roman"/>
           <w:lang w:val="en-US"/>
         </w:rPr>
       </w:pPr>
@@ -3470,100 +3006,100 @@
       <w:pPr>
         <w:pStyle w:val="Caption"/>
         <w:rPr>
-          <w:rFonts w:ascii="Times New Roman" w:hAnsi="Times New Roman" w:cs="Times New Roman"/>
+          <w:rFonts w:cs="Times New Roman"/>
           <w:lang w:val="en-US"/>
         </w:rPr>
       </w:pPr>
-      <w:bookmarkStart w:id="19" w:name="_Toc367742567"/>
-      <w:r>
-        <w:rPr>
-          <w:rFonts w:ascii="Times New Roman" w:hAnsi="Times New Roman" w:cs="Times New Roman"/>
+      <w:bookmarkStart w:id="8" w:name="_Toc367742567"/>
+      <w:r>
+        <w:rPr>
+          <w:rFonts w:cs="Times New Roman"/>
         </w:rPr>
         <w:t xml:space="preserve">Bảng </w:t>
       </w:r>
       <w:r>
         <w:rPr>
-          <w:rFonts w:ascii="Times New Roman" w:hAnsi="Times New Roman" w:cs="Times New Roman"/>
+          <w:rFonts w:cs="Times New Roman"/>
         </w:rPr>
         <w:fldChar w:fldCharType="begin"/>
       </w:r>
       <w:r>
         <w:rPr>
-          <w:rFonts w:ascii="Times New Roman" w:hAnsi="Times New Roman" w:cs="Times New Roman"/>
+          <w:rFonts w:cs="Times New Roman"/>
         </w:rPr>
         <w:instrText xml:space="preserve"> STYLEREF 1 \s </w:instrText>
       </w:r>
       <w:r>
         <w:rPr>
-          <w:rFonts w:ascii="Times New Roman" w:hAnsi="Times New Roman" w:cs="Times New Roman"/>
+          <w:rFonts w:cs="Times New Roman"/>
         </w:rPr>
         <w:fldChar w:fldCharType="separate"/>
       </w:r>
       <w:r>
         <w:rPr>
-          <w:rFonts w:ascii="Times New Roman" w:hAnsi="Times New Roman" w:cs="Times New Roman"/>
+          <w:rFonts w:cs="Times New Roman"/>
           <w:noProof/>
         </w:rPr>
         <w:t>1</w:t>
       </w:r>
       <w:r>
         <w:rPr>
-          <w:rFonts w:ascii="Times New Roman" w:hAnsi="Times New Roman" w:cs="Times New Roman"/>
+          <w:rFonts w:cs="Times New Roman"/>
           <w:noProof/>
         </w:rPr>
         <w:fldChar w:fldCharType="end"/>
       </w:r>
       <w:r>
         <w:rPr>
-          <w:rFonts w:ascii="Times New Roman" w:hAnsi="Times New Roman" w:cs="Times New Roman"/>
+          <w:rFonts w:cs="Times New Roman"/>
         </w:rPr>
         <w:t>.</w:t>
       </w:r>
       <w:r>
         <w:rPr>
-          <w:rFonts w:ascii="Times New Roman" w:hAnsi="Times New Roman" w:cs="Times New Roman"/>
+          <w:rFonts w:cs="Times New Roman"/>
         </w:rPr>
         <w:fldChar w:fldCharType="begin"/>
       </w:r>
       <w:r>
         <w:rPr>
-          <w:rFonts w:ascii="Times New Roman" w:hAnsi="Times New Roman" w:cs="Times New Roman"/>
+          <w:rFonts w:cs="Times New Roman"/>
         </w:rPr>
         <w:instrText xml:space="preserve"> SEQ Bảng \* ARABIC \s 1 </w:instrText>
       </w:r>
       <w:r>
         <w:rPr>
-          <w:rFonts w:ascii="Times New Roman" w:hAnsi="Times New Roman" w:cs="Times New Roman"/>
+          <w:rFonts w:cs="Times New Roman"/>
         </w:rPr>
         <w:fldChar w:fldCharType="separate"/>
       </w:r>
       <w:r>
         <w:rPr>
-          <w:rFonts w:ascii="Times New Roman" w:hAnsi="Times New Roman" w:cs="Times New Roman"/>
+          <w:rFonts w:cs="Times New Roman"/>
           <w:noProof/>
         </w:rPr>
         <w:t>1</w:t>
       </w:r>
       <w:r>
         <w:rPr>
-          <w:rFonts w:ascii="Times New Roman" w:hAnsi="Times New Roman" w:cs="Times New Roman"/>
+          <w:rFonts w:cs="Times New Roman"/>
           <w:noProof/>
         </w:rPr>
         <w:fldChar w:fldCharType="end"/>
       </w:r>
       <w:r>
         <w:rPr>
-          <w:rFonts w:ascii="Times New Roman" w:hAnsi="Times New Roman" w:cs="Times New Roman"/>
+          <w:rFonts w:cs="Times New Roman"/>
           <w:lang w:val="en-US"/>
         </w:rPr>
         <w:t>: Tên bảng 1</w:t>
       </w:r>
-      <w:bookmarkEnd w:id="19"/>
-    </w:p>
-    <w:p>
-      <w:pPr>
-        <w:rPr>
-          <w:rFonts w:ascii="Times New Roman" w:hAnsi="Times New Roman" w:cs="Times New Roman"/>
+      <w:bookmarkEnd w:id="8"/>
+    </w:p>
+    <w:p>
+      <w:pPr>
+        <w:rPr>
+          <w:rFonts w:cs="Times New Roman"/>
           <w:lang w:val="en-US"/>
         </w:rPr>
       </w:pPr>
@@ -3571,7 +3107,7 @@
     <w:p>
       <w:pPr>
         <w:rPr>
-          <w:rFonts w:ascii="Times New Roman" w:hAnsi="Times New Roman" w:cs="Times New Roman"/>
+          <w:rFonts w:cs="Times New Roman"/>
           <w:szCs w:val="26"/>
           <w:lang w:val="en-US"/>
         </w:rPr>
@@ -3580,7 +3116,7 @@
     <w:p>
       <w:pPr>
         <w:rPr>
-          <w:rFonts w:ascii="Times New Roman" w:hAnsi="Times New Roman" w:cs="Times New Roman"/>
+          <w:rFonts w:cs="Times New Roman"/>
           <w:szCs w:val="26"/>
           <w:lang w:val="en-US"/>
         </w:rPr>
@@ -3589,7 +3125,7 @@
     <w:p>
       <w:pPr>
         <w:rPr>
-          <w:rFonts w:ascii="Times New Roman" w:hAnsi="Times New Roman" w:cs="Times New Roman"/>
+          <w:rFonts w:cs="Times New Roman"/>
           <w:szCs w:val="26"/>
           <w:lang w:val="en-US"/>
         </w:rPr>
@@ -3607,74 +3143,74 @@
       <w:pPr>
         <w:pStyle w:val="Heading1"/>
       </w:pPr>
-      <w:bookmarkStart w:id="20" w:name="_Toc367742501"/>
-      <w:bookmarkEnd w:id="16"/>
-      <w:bookmarkEnd w:id="17"/>
+      <w:bookmarkStart w:id="9" w:name="_Toc235998388"/>
+      <w:bookmarkEnd w:id="5"/>
+      <w:bookmarkEnd w:id="6"/>
       <w:r>
         <w:lastRenderedPageBreak/>
-        <w:t>TÊN CHƯƠNG 2</w:t>
-      </w:r>
-      <w:bookmarkEnd w:id="20"/>
+        <w:t>Quy trình trong doanh nghiệp</w:t>
+      </w:r>
+      <w:bookmarkEnd w:id="9"/>
     </w:p>
     <w:p>
       <w:pPr>
         <w:pStyle w:val="Heading2"/>
         <w:rPr>
-          <w:rFonts w:ascii="Times New Roman" w:eastAsia="Times New Roman" w:hAnsi="Times New Roman" w:cs="Times New Roman"/>
+          <w:rFonts w:eastAsia="Times New Roman" w:cs="Times New Roman"/>
           <w:lang w:val="en-US"/>
         </w:rPr>
       </w:pPr>
-      <w:bookmarkStart w:id="21" w:name="_Toc367742502"/>
-      <w:r>
-        <w:rPr>
-          <w:rFonts w:ascii="Times New Roman" w:eastAsia="Times New Roman" w:hAnsi="Times New Roman" w:cs="Times New Roman"/>
+      <w:bookmarkStart w:id="10" w:name="_Toc235998389"/>
+      <w:r>
+        <w:rPr>
+          <w:rFonts w:eastAsia="Times New Roman" w:cs="Times New Roman"/>
           <w:lang w:val="en-US"/>
         </w:rPr>
         <w:t>Chủ đề cấp độ 2</w:t>
       </w:r>
-      <w:bookmarkEnd w:id="21"/>
+      <w:bookmarkEnd w:id="10"/>
     </w:p>
     <w:p>
       <w:pPr>
         <w:pStyle w:val="Heading3"/>
         <w:rPr>
-          <w:rFonts w:ascii="Times New Roman" w:hAnsi="Times New Roman" w:cs="Times New Roman"/>
+          <w:rFonts w:cs="Times New Roman"/>
           <w:lang w:val="en-US"/>
         </w:rPr>
       </w:pPr>
-      <w:bookmarkStart w:id="22" w:name="_Toc367742503"/>
-      <w:r>
-        <w:rPr>
-          <w:rFonts w:ascii="Times New Roman" w:hAnsi="Times New Roman" w:cs="Times New Roman"/>
+      <w:bookmarkStart w:id="11" w:name="_Toc235998390"/>
+      <w:r>
+        <w:rPr>
+          <w:rFonts w:cs="Times New Roman"/>
           <w:lang w:val="en-US"/>
         </w:rPr>
         <w:t>Chủ đề cấp độ 3</w:t>
       </w:r>
-      <w:bookmarkEnd w:id="22"/>
+      <w:bookmarkEnd w:id="11"/>
     </w:p>
     <w:p>
       <w:pPr>
         <w:pStyle w:val="Heading4"/>
         <w:rPr>
-          <w:rFonts w:ascii="Times New Roman" w:hAnsi="Times New Roman" w:cs="Times New Roman"/>
+          <w:rFonts w:cs="Times New Roman"/>
           <w:lang w:val="en-US"/>
         </w:rPr>
       </w:pPr>
-      <w:bookmarkStart w:id="23" w:name="_Toc367742504"/>
-      <w:r>
-        <w:rPr>
-          <w:rFonts w:ascii="Times New Roman" w:hAnsi="Times New Roman" w:cs="Times New Roman"/>
+      <w:bookmarkStart w:id="12" w:name="_Toc235998391"/>
+      <w:r>
+        <w:rPr>
+          <w:rFonts w:cs="Times New Roman"/>
           <w:lang w:val="en-US"/>
         </w:rPr>
         <w:t>Chủ đề cấp độ 4</w:t>
       </w:r>
-      <w:bookmarkEnd w:id="23"/>
+      <w:bookmarkEnd w:id="12"/>
     </w:p>
     <w:p>
       <w:pPr>
         <w:pStyle w:val="Caption"/>
         <w:rPr>
-          <w:rFonts w:ascii="Times New Roman" w:hAnsi="Times New Roman" w:cs="Times New Roman"/>
+          <w:rFonts w:cs="Times New Roman"/>
           <w:lang w:val="en-US"/>
         </w:rPr>
       </w:pPr>
@@ -3683,136 +3219,136 @@
       <w:pPr>
         <w:pStyle w:val="Caption"/>
         <w:rPr>
-          <w:rFonts w:ascii="Times New Roman" w:hAnsi="Times New Roman" w:cs="Times New Roman"/>
+          <w:rFonts w:cs="Times New Roman"/>
           <w:lang w:val="en-US"/>
         </w:rPr>
       </w:pPr>
-      <w:bookmarkStart w:id="24" w:name="_Toc367742568"/>
-      <w:r>
-        <w:rPr>
-          <w:rFonts w:ascii="Times New Roman" w:hAnsi="Times New Roman" w:cs="Times New Roman"/>
+      <w:bookmarkStart w:id="13" w:name="_Toc367742568"/>
+      <w:r>
+        <w:rPr>
+          <w:rFonts w:cs="Times New Roman"/>
         </w:rPr>
         <w:t xml:space="preserve">Bảng </w:t>
       </w:r>
       <w:r>
         <w:rPr>
-          <w:rFonts w:ascii="Times New Roman" w:hAnsi="Times New Roman" w:cs="Times New Roman"/>
+          <w:rFonts w:cs="Times New Roman"/>
         </w:rPr>
         <w:fldChar w:fldCharType="begin"/>
       </w:r>
       <w:r>
         <w:rPr>
-          <w:rFonts w:ascii="Times New Roman" w:hAnsi="Times New Roman" w:cs="Times New Roman"/>
+          <w:rFonts w:cs="Times New Roman"/>
         </w:rPr>
         <w:instrText xml:space="preserve"> STYLEREF 1 \s </w:instrText>
       </w:r>
       <w:r>
         <w:rPr>
-          <w:rFonts w:ascii="Times New Roman" w:hAnsi="Times New Roman" w:cs="Times New Roman"/>
+          <w:rFonts w:cs="Times New Roman"/>
         </w:rPr>
         <w:fldChar w:fldCharType="separate"/>
       </w:r>
       <w:r>
         <w:rPr>
-          <w:rFonts w:ascii="Times New Roman" w:hAnsi="Times New Roman" w:cs="Times New Roman"/>
+          <w:rFonts w:cs="Times New Roman"/>
           <w:noProof/>
         </w:rPr>
         <w:t>2</w:t>
       </w:r>
       <w:r>
         <w:rPr>
-          <w:rFonts w:ascii="Times New Roman" w:hAnsi="Times New Roman" w:cs="Times New Roman"/>
+          <w:rFonts w:cs="Times New Roman"/>
           <w:noProof/>
         </w:rPr>
         <w:fldChar w:fldCharType="end"/>
       </w:r>
       <w:r>
         <w:rPr>
-          <w:rFonts w:ascii="Times New Roman" w:hAnsi="Times New Roman" w:cs="Times New Roman"/>
+          <w:rFonts w:cs="Times New Roman"/>
         </w:rPr>
         <w:t>.</w:t>
       </w:r>
       <w:r>
         <w:rPr>
-          <w:rFonts w:ascii="Times New Roman" w:hAnsi="Times New Roman" w:cs="Times New Roman"/>
+          <w:rFonts w:cs="Times New Roman"/>
         </w:rPr>
         <w:fldChar w:fldCharType="begin"/>
       </w:r>
       <w:r>
         <w:rPr>
-          <w:rFonts w:ascii="Times New Roman" w:hAnsi="Times New Roman" w:cs="Times New Roman"/>
+          <w:rFonts w:cs="Times New Roman"/>
         </w:rPr>
         <w:instrText xml:space="preserve"> SEQ Bảng \* ARABIC \s 1 </w:instrText>
       </w:r>
       <w:r>
         <w:rPr>
-          <w:rFonts w:ascii="Times New Roman" w:hAnsi="Times New Roman" w:cs="Times New Roman"/>
+          <w:rFonts w:cs="Times New Roman"/>
         </w:rPr>
         <w:fldChar w:fldCharType="separate"/>
       </w:r>
       <w:r>
         <w:rPr>
-          <w:rFonts w:ascii="Times New Roman" w:hAnsi="Times New Roman" w:cs="Times New Roman"/>
+          <w:rFonts w:cs="Times New Roman"/>
           <w:noProof/>
         </w:rPr>
         <w:t>1</w:t>
       </w:r>
       <w:r>
         <w:rPr>
-          <w:rFonts w:ascii="Times New Roman" w:hAnsi="Times New Roman" w:cs="Times New Roman"/>
+          <w:rFonts w:cs="Times New Roman"/>
           <w:noProof/>
         </w:rPr>
         <w:fldChar w:fldCharType="end"/>
       </w:r>
       <w:r>
         <w:rPr>
-          <w:rFonts w:ascii="Times New Roman" w:hAnsi="Times New Roman" w:cs="Times New Roman"/>
+          <w:rFonts w:cs="Times New Roman"/>
           <w:lang w:val="en-US"/>
         </w:rPr>
         <w:t>: Tên bảng 1</w:t>
       </w:r>
-      <w:bookmarkEnd w:id="24"/>
+      <w:bookmarkEnd w:id="13"/>
     </w:p>
     <w:p>
       <w:pPr>
         <w:pStyle w:val="Heading2"/>
         <w:rPr>
-          <w:rFonts w:ascii="Times New Roman" w:hAnsi="Times New Roman" w:cs="Times New Roman"/>
+          <w:rFonts w:cs="Times New Roman"/>
           <w:lang w:val="en-US"/>
         </w:rPr>
       </w:pPr>
-      <w:bookmarkStart w:id="25" w:name="_Toc367742505"/>
-      <w:r>
-        <w:rPr>
-          <w:rFonts w:ascii="Times New Roman" w:hAnsi="Times New Roman" w:cs="Times New Roman"/>
+      <w:bookmarkStart w:id="14" w:name="_Toc235998392"/>
+      <w:r>
+        <w:rPr>
+          <w:rFonts w:cs="Times New Roman"/>
           <w:lang w:val="en-US"/>
         </w:rPr>
         <w:t>Chủ đề cấp độ 2</w:t>
       </w:r>
-      <w:bookmarkEnd w:id="25"/>
+      <w:bookmarkEnd w:id="14"/>
     </w:p>
     <w:p>
       <w:pPr>
         <w:pStyle w:val="Heading3"/>
         <w:rPr>
-          <w:rFonts w:ascii="Times New Roman" w:hAnsi="Times New Roman" w:cs="Times New Roman"/>
+          <w:rFonts w:cs="Times New Roman"/>
           <w:lang w:val="en-US"/>
         </w:rPr>
       </w:pPr>
-      <w:bookmarkStart w:id="26" w:name="_Toc367742506"/>
-      <w:r>
-        <w:rPr>
-          <w:rFonts w:ascii="Times New Roman" w:hAnsi="Times New Roman" w:cs="Times New Roman"/>
+      <w:bookmarkStart w:id="15" w:name="_Toc235998393"/>
+      <w:r>
+        <w:rPr>
+          <w:rFonts w:cs="Times New Roman"/>
           <w:lang w:val="en-US"/>
         </w:rPr>
         <w:t>Chủ đề cấp độ 3</w:t>
       </w:r>
-      <w:bookmarkEnd w:id="26"/>
-    </w:p>
-    <w:p>
-      <w:pPr>
-        <w:rPr>
-          <w:rFonts w:ascii="Times New Roman" w:hAnsi="Times New Roman" w:cs="Times New Roman"/>
+      <w:bookmarkEnd w:id="15"/>
+    </w:p>
+    <w:p>
+      <w:pPr>
+        <w:rPr>
+          <w:rFonts w:cs="Times New Roman"/>
           <w:szCs w:val="26"/>
           <w:lang w:val="en-US"/>
         </w:rPr>
@@ -3821,7 +3357,7 @@
     <w:p>
       <w:pPr>
         <w:rPr>
-          <w:rFonts w:ascii="Times New Roman" w:hAnsi="Times New Roman" w:cs="Times New Roman"/>
+          <w:rFonts w:cs="Times New Roman"/>
           <w:szCs w:val="26"/>
           <w:lang w:val="en-US"/>
         </w:rPr>
@@ -3830,7 +3366,7 @@
     <w:p>
       <w:pPr>
         <w:rPr>
-          <w:rFonts w:ascii="Times New Roman" w:hAnsi="Times New Roman" w:cs="Times New Roman"/>
+          <w:rFonts w:cs="Times New Roman"/>
           <w:szCs w:val="26"/>
           <w:lang w:val="en-US"/>
         </w:rPr>
@@ -3846,42 +3382,42 @@
       <w:pPr>
         <w:pStyle w:val="Heading1"/>
       </w:pPr>
-      <w:bookmarkStart w:id="27" w:name="_Toc367742507"/>
+      <w:bookmarkStart w:id="16" w:name="_Toc235998394"/>
       <w:r>
         <w:lastRenderedPageBreak/>
-        <w:t>TÊN CHƯƠNG 3</w:t>
-      </w:r>
-      <w:bookmarkEnd w:id="27"/>
+        <w:t>Mô hình hoá quy trình</w:t>
+      </w:r>
+      <w:bookmarkEnd w:id="16"/>
     </w:p>
     <w:p>
       <w:pPr>
         <w:pStyle w:val="Heading2"/>
         <w:rPr>
-          <w:rFonts w:ascii="Times New Roman" w:hAnsi="Times New Roman" w:cs="Times New Roman"/>
+          <w:rFonts w:cs="Times New Roman"/>
           <w:lang w:val="en-US"/>
         </w:rPr>
       </w:pPr>
-      <w:bookmarkStart w:id="28" w:name="_Toc367742508"/>
-      <w:r>
-        <w:rPr>
-          <w:rFonts w:ascii="Times New Roman" w:hAnsi="Times New Roman" w:cs="Times New Roman"/>
+      <w:bookmarkStart w:id="17" w:name="_Toc235998395"/>
+      <w:r>
+        <w:rPr>
+          <w:rFonts w:cs="Times New Roman"/>
           <w:lang w:val="en-US"/>
         </w:rPr>
         <w:t>Chủ đề cấp độ 2</w:t>
       </w:r>
-      <w:bookmarkEnd w:id="28"/>
-    </w:p>
-    <w:p>
-      <w:pPr>
-        <w:rPr>
-          <w:rFonts w:ascii="Times New Roman" w:hAnsi="Times New Roman" w:cs="Times New Roman"/>
+      <w:bookmarkEnd w:id="17"/>
+    </w:p>
+    <w:p>
+      <w:pPr>
+        <w:rPr>
+          <w:rFonts w:cs="Times New Roman"/>
           <w:szCs w:val="26"/>
           <w:lang w:val="en-US"/>
         </w:rPr>
       </w:pPr>
       <w:r>
         <w:rPr>
-          <w:rFonts w:ascii="Times New Roman" w:hAnsi="Times New Roman" w:cs="Times New Roman"/>
+          <w:rFonts w:cs="Times New Roman"/>
           <w:szCs w:val="26"/>
           <w:lang w:val="en-US"/>
         </w:rPr>
@@ -3891,14 +3427,14 @@
     <w:p>
       <w:pPr>
         <w:rPr>
-          <w:rFonts w:ascii="Times New Roman" w:hAnsi="Times New Roman" w:cs="Times New Roman"/>
+          <w:rFonts w:cs="Times New Roman"/>
           <w:szCs w:val="26"/>
           <w:lang w:val="en-US"/>
         </w:rPr>
       </w:pPr>
       <w:r>
         <w:rPr>
-          <w:rFonts w:ascii="Times New Roman" w:hAnsi="Times New Roman" w:cs="Times New Roman"/>
+          <w:rFonts w:cs="Times New Roman"/>
           <w:szCs w:val="26"/>
           <w:lang w:val="en-US"/>
         </w:rPr>
@@ -3909,68 +3445,84 @@
       <w:pPr>
         <w:pStyle w:val="Heading3"/>
         <w:rPr>
-          <w:rFonts w:ascii="Times New Roman" w:hAnsi="Times New Roman" w:cs="Times New Roman"/>
+          <w:rFonts w:cs="Times New Roman"/>
           <w:lang w:val="en-US"/>
         </w:rPr>
       </w:pPr>
-      <w:bookmarkStart w:id="29" w:name="_Toc367742509"/>
-      <w:r>
-        <w:rPr>
-          <w:rFonts w:ascii="Times New Roman" w:hAnsi="Times New Roman" w:cs="Times New Roman"/>
+      <w:bookmarkStart w:id="18" w:name="_Toc235998396"/>
+      <w:r>
+        <w:rPr>
+          <w:rFonts w:cs="Times New Roman"/>
           <w:lang w:val="en-US"/>
         </w:rPr>
         <w:t>Chủ đề cấp độ 3</w:t>
       </w:r>
-      <w:bookmarkEnd w:id="29"/>
+      <w:bookmarkEnd w:id="18"/>
     </w:p>
     <w:p>
       <w:pPr>
         <w:pStyle w:val="Heading4"/>
         <w:rPr>
-          <w:rFonts w:ascii="Times New Roman" w:hAnsi="Times New Roman" w:cs="Times New Roman"/>
+          <w:rFonts w:cs="Times New Roman"/>
           <w:lang w:val="en-US"/>
         </w:rPr>
       </w:pPr>
-      <w:bookmarkStart w:id="30" w:name="_Toc367742510"/>
-      <w:r>
-        <w:rPr>
-          <w:rFonts w:ascii="Times New Roman" w:hAnsi="Times New Roman" w:cs="Times New Roman"/>
+      <w:bookmarkStart w:id="19" w:name="_Toc235998397"/>
+      <w:r>
+        <w:rPr>
+          <w:rFonts w:cs="Times New Roman"/>
           <w:lang w:val="en-US"/>
         </w:rPr>
         <w:t>Chủ đề cấp độ 4</w:t>
       </w:r>
-      <w:bookmarkEnd w:id="30"/>
+      <w:bookmarkEnd w:id="19"/>
     </w:p>
     <w:p>
       <w:pPr>
         <w:pStyle w:val="Heading2"/>
         <w:rPr>
-          <w:rFonts w:ascii="Times New Roman" w:hAnsi="Times New Roman" w:cs="Times New Roman"/>
+          <w:rFonts w:cs="Times New Roman"/>
           <w:lang w:val="en-US"/>
         </w:rPr>
       </w:pPr>
-      <w:bookmarkStart w:id="31" w:name="_Toc367742511"/>
-      <w:r>
-        <w:rPr>
-          <w:rFonts w:ascii="Times New Roman" w:hAnsi="Times New Roman" w:cs="Times New Roman"/>
+      <w:bookmarkStart w:id="20" w:name="_Toc235998398"/>
+      <w:r>
+        <w:rPr>
+          <w:rFonts w:cs="Times New Roman"/>
           <w:lang w:val="en-US"/>
         </w:rPr>
         <w:t>Chủ đề cấp độ 2</w:t>
       </w:r>
-      <w:bookmarkEnd w:id="31"/>
-    </w:p>
-    <w:p>
-      <w:pPr>
-        <w:rPr>
-          <w:rFonts w:ascii="Times New Roman" w:hAnsi="Times New Roman" w:cs="Times New Roman"/>
+      <w:bookmarkEnd w:id="20"/>
+    </w:p>
+    <w:p>
+      <w:pPr>
+        <w:rPr>
+          <w:rFonts w:cs="Times New Roman"/>
           <w:lang w:val="en-US"/>
         </w:rPr>
       </w:pPr>
     </w:p>
     <w:p>
       <w:pPr>
-        <w:rPr>
-          <w:rFonts w:ascii="Times New Roman" w:hAnsi="Times New Roman" w:cs="Times New Roman"/>
+        <w:pStyle w:val="Heading1"/>
+      </w:pPr>
+      <w:bookmarkStart w:id="21" w:name="_Toc235998399"/>
+      <w:r>
+        <w:t>Phân tích quy trình</w:t>
+      </w:r>
+      <w:bookmarkEnd w:id="21"/>
+    </w:p>
+    <w:p>
+      <w:pPr>
+        <w:rPr>
+          <w:lang w:val="en-US"/>
+        </w:rPr>
+      </w:pPr>
+    </w:p>
+    <w:p>
+      <w:pPr>
+        <w:rPr>
           <w:lang w:val="en-US"/>
         </w:rPr>
         <w:sectPr>
@@ -3985,13 +3537,13 @@
       <w:pPr>
         <w:pStyle w:val="Title"/>
         <w:rPr>
-          <w:rFonts w:ascii="Times New Roman" w:hAnsi="Times New Roman" w:cs="Times New Roman"/>
+          <w:rFonts w:cs="Times New Roman"/>
           <w:lang w:val="en-US"/>
         </w:rPr>
       </w:pPr>
       <w:r>
         <w:rPr>
-          <w:rFonts w:ascii="Times New Roman" w:hAnsi="Times New Roman" w:cs="Times New Roman"/>
+          <w:rFonts w:cs="Times New Roman"/>
           <w:lang w:val="en-US"/>
         </w:rPr>
         <w:lastRenderedPageBreak/>
@@ -4001,14 +3553,14 @@
     <w:p>
       <w:pPr>
         <w:rPr>
-          <w:rFonts w:ascii="Times New Roman" w:hAnsi="Times New Roman" w:cs="Times New Roman"/>
+          <w:rFonts w:cs="Times New Roman"/>
           <w:szCs w:val="26"/>
           <w:lang w:val="en-US"/>
         </w:rPr>
       </w:pPr>
       <w:r>
         <w:rPr>
-          <w:rFonts w:ascii="Times New Roman" w:hAnsi="Times New Roman" w:cs="Times New Roman"/>
+          <w:rFonts w:cs="Times New Roman"/>
           <w:szCs w:val="26"/>
           <w:lang w:val="en-US"/>
         </w:rPr>
@@ -4062,6 +3614,7 @@
     </w:sdtPr>
     <w:sdtEndPr>
       <w:rPr>
+        <w:rFonts w:cs="Times New Roman"/>
         <w:noProof/>
       </w:rPr>
     </w:sdtEndPr>
@@ -4073,24 +3626,38 @@
             <w:top w:val="double" w:sz="4" w:space="1" w:color="auto"/>
           </w:pBdr>
           <w:jc w:val="center"/>
+          <w:rPr>
+            <w:rFonts w:cs="Times New Roman"/>
+          </w:rPr>
         </w:pPr>
         <w:r>
+          <w:rPr>
+            <w:rFonts w:cs="Times New Roman"/>
+          </w:rPr>
           <w:fldChar w:fldCharType="begin"/>
         </w:r>
         <w:r>
+          <w:rPr>
+            <w:rFonts w:cs="Times New Roman"/>
+          </w:rPr>
           <w:instrText xml:space="preserve"> PAGE   \* MERGEFORMAT </w:instrText>
         </w:r>
         <w:r>
+          <w:rPr>
+            <w:rFonts w:cs="Times New Roman"/>
+          </w:rPr>
           <w:fldChar w:fldCharType="separate"/>
         </w:r>
         <w:r>
           <w:rPr>
+            <w:rFonts w:cs="Times New Roman"/>
             <w:noProof/>
           </w:rPr>
           <w:t>5</w:t>
         </w:r>
         <w:r>
           <w:rPr>
+            <w:rFonts w:cs="Times New Roman"/>
             <w:noProof/>
           </w:rPr>
           <w:fldChar w:fldCharType="end"/>
@@ -4105,7 +3672,7 @@
         <w:top w:val="double" w:sz="4" w:space="1" w:color="auto"/>
       </w:pBdr>
       <w:rPr>
-        <w:rFonts w:cstheme="majorHAnsi"/>
+        <w:rFonts w:cs="Times New Roman"/>
       </w:rPr>
     </w:pPr>
   </w:p>
@@ -8550,6 +8117,141 @@
     </w:lvl>
   </w:abstractNum>
   <w:abstractNum w:abstractNumId="32" w15:restartNumberingAfterBreak="0">
+    <w:nsid w:val="5B9414C2"/>
+    <w:multiLevelType w:val="multilevel"/>
+    <w:tmpl w:val="7F28B002"/>
+    <w:lvl w:ilvl="0">
+      <w:start w:val="1"/>
+      <w:numFmt w:val="decimal"/>
+      <w:suff w:val="space"/>
+      <w:lvlText w:val="Chương %1."/>
+      <w:lvlJc w:val="left"/>
+      <w:pPr>
+        <w:ind w:left="360" w:hanging="360"/>
+      </w:pPr>
+      <w:rPr>
+        <w:rFonts w:hint="default"/>
+        <w:b w:val="0"/>
+        <w:bCs w:val="0"/>
+        <w:i w:val="0"/>
+        <w:iCs w:val="0"/>
+        <w:caps w:val="0"/>
+        <w:smallCaps w:val="0"/>
+        <w:strike w:val="0"/>
+        <w:dstrike w:val="0"/>
+        <w:outline w:val="0"/>
+        <w:shadow w:val="0"/>
+        <w:emboss w:val="0"/>
+        <w:imprint w:val="0"/>
+        <w:vanish w:val="0"/>
+        <w:spacing w:val="0"/>
+        <w:kern w:val="0"/>
+        <w:position w:val="0"/>
+        <w:u w:val="none"/>
+        <w:effect w:val="none"/>
+        <w:vertAlign w:val="baseline"/>
+        <w:em w:val="none"/>
+      </w:rPr>
+    </w:lvl>
+    <w:lvl w:ilvl="1">
+      <w:start w:val="1"/>
+      <w:numFmt w:val="decimal"/>
+      <w:lvlText w:val="%1.%2."/>
+      <w:lvlJc w:val="left"/>
+      <w:pPr>
+        <w:ind w:left="720" w:hanging="360"/>
+      </w:pPr>
+      <w:rPr>
+        <w:rFonts w:hint="default"/>
+      </w:rPr>
+    </w:lvl>
+    <w:lvl w:ilvl="2">
+      <w:start w:val="1"/>
+      <w:numFmt w:val="decimal"/>
+      <w:suff w:val="space"/>
+      <w:lvlText w:val="%1.%2.%3."/>
+      <w:lvlJc w:val="left"/>
+      <w:pPr>
+        <w:ind w:left="1080" w:hanging="360"/>
+      </w:pPr>
+      <w:rPr>
+        <w:rFonts w:hint="default"/>
+      </w:rPr>
+    </w:lvl>
+    <w:lvl w:ilvl="3">
+      <w:start w:val="1"/>
+      <w:numFmt w:val="decimal"/>
+      <w:lvlText w:val="%1.%2.%3.%4."/>
+      <w:lvlJc w:val="left"/>
+      <w:pPr>
+        <w:ind w:left="1440" w:hanging="360"/>
+      </w:pPr>
+      <w:rPr>
+        <w:rFonts w:hint="default"/>
+      </w:rPr>
+    </w:lvl>
+    <w:lvl w:ilvl="4">
+      <w:start w:val="1"/>
+      <w:numFmt w:val="lowerLetter"/>
+      <w:lvlText w:val="(%5)"/>
+      <w:lvlJc w:val="left"/>
+      <w:pPr>
+        <w:ind w:left="1800" w:hanging="360"/>
+      </w:pPr>
+      <w:rPr>
+        <w:rFonts w:hint="default"/>
+      </w:rPr>
+    </w:lvl>
+    <w:lvl w:ilvl="5">
+      <w:start w:val="1"/>
+      <w:numFmt w:val="lowerRoman"/>
+      <w:lvlText w:val="(%6)"/>
+      <w:lvlJc w:val="left"/>
+      <w:pPr>
+        <w:ind w:left="2160" w:hanging="360"/>
+      </w:pPr>
+      <w:rPr>
+        <w:rFonts w:hint="default"/>
+      </w:rPr>
+    </w:lvl>
+    <w:lvl w:ilvl="6">
+      <w:start w:val="1"/>
+      <w:numFmt w:val="decimal"/>
+      <w:lvlText w:val="%7."/>
+      <w:lvlJc w:val="left"/>
+      <w:pPr>
+        <w:ind w:left="2520" w:hanging="360"/>
+      </w:pPr>
+      <w:rPr>
+        <w:rFonts w:hint="default"/>
+      </w:rPr>
+    </w:lvl>
+    <w:lvl w:ilvl="7">
+      <w:start w:val="1"/>
+      <w:numFmt w:val="lowerLetter"/>
+      <w:lvlText w:val="%8."/>
+      <w:lvlJc w:val="left"/>
+      <w:pPr>
+        <w:ind w:left="2880" w:hanging="360"/>
+      </w:pPr>
+      <w:rPr>
+        <w:rFonts w:hint="default"/>
+      </w:rPr>
+    </w:lvl>
+    <w:lvl w:ilvl="8">
+      <w:start w:val="1"/>
+      <w:numFmt w:val="lowerRoman"/>
+      <w:lvlText w:val="%9."/>
+      <w:lvlJc w:val="left"/>
+      <w:pPr>
+        <w:ind w:left="3240" w:hanging="360"/>
+      </w:pPr>
+      <w:rPr>
+        <w:rFonts w:hint="default"/>
+      </w:rPr>
+    </w:lvl>
+  </w:abstractNum>
+  <w:abstractNum w:abstractNumId="33" w15:restartNumberingAfterBreak="0">
     <w:nsid w:val="5C1904D1"/>
     <w:multiLevelType w:val="hybridMultilevel"/>
     <w:tmpl w:val="C59A39B4"/>
@@ -8679,22 +8381,23 @@
       </w:pPr>
     </w:lvl>
   </w:abstractNum>
-  <w:abstractNum w:abstractNumId="33" w15:restartNumberingAfterBreak="0">
+  <w:abstractNum w:abstractNumId="34" w15:restartNumberingAfterBreak="0">
     <w:nsid w:val="5F4D565D"/>
     <w:multiLevelType w:val="multilevel"/>
-    <w:tmpl w:val="80887786"/>
+    <w:tmpl w:val="8CDEC296"/>
     <w:lvl w:ilvl="0">
       <w:start w:val="1"/>
       <w:numFmt w:val="decimal"/>
       <w:pStyle w:val="Heading1"/>
+      <w:suff w:val="space"/>
       <w:lvlText w:val="Chương %1."/>
       <w:lvlJc w:val="left"/>
       <w:pPr>
-        <w:ind w:left="360" w:hanging="360"/>
-      </w:pPr>
-      <w:rPr>
-        <w:rFonts w:hint="default"/>
-        <w:b w:val="0"/>
+        <w:ind w:left="357" w:hanging="357"/>
+      </w:pPr>
+      <w:rPr>
+        <w:rFonts w:ascii="Times New Roman Bold" w:hAnsi="Times New Roman Bold" w:hint="default"/>
+        <w:b/>
         <w:bCs w:val="0"/>
         <w:i w:val="0"/>
         <w:iCs w:val="0"/>
@@ -8711,6 +8414,7 @@
         <w:spacing w:val="0"/>
         <w:kern w:val="0"/>
         <w:position w:val="0"/>
+        <w:sz w:val="28"/>
         <w:u w:val="none"/>
         <w:effect w:val="none"/>
         <w:vertAlign w:val="baseline"/>
@@ -8722,6 +8426,7 @@
       <w:start w:val="1"/>
       <w:numFmt w:val="decimal"/>
       <w:pStyle w:val="Heading2"/>
+      <w:suff w:val="space"/>
       <w:lvlText w:val="%1.%2."/>
       <w:lvlJc w:val="left"/>
       <w:pPr>
@@ -8729,12 +8434,15 @@
       </w:pPr>
       <w:rPr>
         <w:rFonts w:hint="default"/>
+        <w:b/>
+        <w:bCs/>
       </w:rPr>
     </w:lvl>
     <w:lvl w:ilvl="2">
       <w:start w:val="1"/>
       <w:numFmt w:val="decimal"/>
       <w:pStyle w:val="Heading3"/>
+      <w:suff w:val="space"/>
       <w:lvlText w:val="%1.%2.%3."/>
       <w:lvlJc w:val="left"/>
       <w:pPr>
@@ -8748,10 +8456,11 @@
       <w:start w:val="1"/>
       <w:numFmt w:val="decimal"/>
       <w:pStyle w:val="Heading4"/>
+      <w:suff w:val="space"/>
       <w:lvlText w:val="%1.%2.%3.%4."/>
       <w:lvlJc w:val="left"/>
       <w:pPr>
-        <w:ind w:left="1440" w:hanging="360"/>
+        <w:ind w:left="1435" w:hanging="355"/>
       </w:pPr>
       <w:rPr>
         <w:rFonts w:hint="default"/>
@@ -8818,7 +8527,7 @@
       </w:rPr>
     </w:lvl>
   </w:abstractNum>
-  <w:abstractNum w:abstractNumId="34" w15:restartNumberingAfterBreak="0">
+  <w:abstractNum w:abstractNumId="35" w15:restartNumberingAfterBreak="0">
     <w:nsid w:val="5F895809"/>
     <w:multiLevelType w:val="hybridMultilevel"/>
     <w:tmpl w:val="EAFE97BE"/>
@@ -8958,7 +8667,7 @@
       </w:rPr>
     </w:lvl>
   </w:abstractNum>
-  <w:abstractNum w:abstractNumId="35" w15:restartNumberingAfterBreak="0">
+  <w:abstractNum w:abstractNumId="36" w15:restartNumberingAfterBreak="0">
     <w:nsid w:val="634475AE"/>
     <w:multiLevelType w:val="hybridMultilevel"/>
     <w:tmpl w:val="B5A4C58C"/>
@@ -9088,7 +8797,7 @@
       </w:pPr>
     </w:lvl>
   </w:abstractNum>
-  <w:abstractNum w:abstractNumId="36" w15:restartNumberingAfterBreak="0">
+  <w:abstractNum w:abstractNumId="37" w15:restartNumberingAfterBreak="0">
     <w:nsid w:val="65B93B06"/>
     <w:multiLevelType w:val="hybridMultilevel"/>
     <w:tmpl w:val="1F020784"/>
@@ -9228,7 +8937,7 @@
       </w:rPr>
     </w:lvl>
   </w:abstractNum>
-  <w:abstractNum w:abstractNumId="37" w15:restartNumberingAfterBreak="0">
+  <w:abstractNum w:abstractNumId="38" w15:restartNumberingAfterBreak="0">
     <w:nsid w:val="668847D8"/>
     <w:multiLevelType w:val="hybridMultilevel"/>
     <w:tmpl w:val="22CC3EC4"/>
@@ -9347,7 +9056,7 @@
       </w:pPr>
     </w:lvl>
   </w:abstractNum>
-  <w:abstractNum w:abstractNumId="38" w15:restartNumberingAfterBreak="0">
+  <w:abstractNum w:abstractNumId="39" w15:restartNumberingAfterBreak="0">
     <w:nsid w:val="6EBE32AA"/>
     <w:multiLevelType w:val="hybridMultilevel"/>
     <w:tmpl w:val="0BF06FCA"/>
@@ -9436,7 +9145,7 @@
       </w:pPr>
     </w:lvl>
   </w:abstractNum>
-  <w:abstractNum w:abstractNumId="39" w15:restartNumberingAfterBreak="0">
+  <w:abstractNum w:abstractNumId="40" w15:restartNumberingAfterBreak="0">
     <w:nsid w:val="72963973"/>
     <w:multiLevelType w:val="hybridMultilevel"/>
     <w:tmpl w:val="8AFA3846"/>
@@ -9528,7 +9237,7 @@
       </w:pPr>
     </w:lvl>
   </w:abstractNum>
-  <w:abstractNum w:abstractNumId="40" w15:restartNumberingAfterBreak="0">
+  <w:abstractNum w:abstractNumId="41" w15:restartNumberingAfterBreak="0">
     <w:nsid w:val="7462323A"/>
     <w:multiLevelType w:val="hybridMultilevel"/>
     <w:tmpl w:val="243A3D34"/>
@@ -9668,7 +9377,7 @@
       </w:rPr>
     </w:lvl>
   </w:abstractNum>
-  <w:abstractNum w:abstractNumId="41" w15:restartNumberingAfterBreak="0">
+  <w:abstractNum w:abstractNumId="42" w15:restartNumberingAfterBreak="0">
     <w:nsid w:val="765D1CFB"/>
     <w:multiLevelType w:val="multilevel"/>
     <w:tmpl w:val="AEAEC4E8"/>
@@ -9813,7 +9522,7 @@
       </w:rPr>
     </w:lvl>
   </w:abstractNum>
-  <w:abstractNum w:abstractNumId="42" w15:restartNumberingAfterBreak="0">
+  <w:abstractNum w:abstractNumId="43" w15:restartNumberingAfterBreak="0">
     <w:nsid w:val="775A04FB"/>
     <w:multiLevelType w:val="hybridMultilevel"/>
     <w:tmpl w:val="A146645C"/>
@@ -9902,7 +9611,7 @@
       </w:pPr>
     </w:lvl>
   </w:abstractNum>
-  <w:abstractNum w:abstractNumId="43" w15:restartNumberingAfterBreak="0">
+  <w:abstractNum w:abstractNumId="44" w15:restartNumberingAfterBreak="0">
     <w:nsid w:val="7A5A1B12"/>
     <w:multiLevelType w:val="hybridMultilevel"/>
     <w:tmpl w:val="6622A604"/>
@@ -10042,7 +9751,7 @@
       </w:rPr>
     </w:lvl>
   </w:abstractNum>
-  <w:abstractNum w:abstractNumId="44" w15:restartNumberingAfterBreak="0">
+  <w:abstractNum w:abstractNumId="45" w15:restartNumberingAfterBreak="0">
     <w:nsid w:val="7C2F66C6"/>
     <w:multiLevelType w:val="hybridMultilevel"/>
     <w:tmpl w:val="E884D53A"/>
@@ -10183,7 +9892,7 @@
     </w:lvl>
   </w:abstractNum>
   <w:num w:numId="1" w16cid:durableId="2035692964">
-    <w:abstractNumId w:val="36"/>
+    <w:abstractNumId w:val="37"/>
   </w:num>
   <w:num w:numId="2" w16cid:durableId="2117677777">
     <w:abstractNumId w:val="21"/>
@@ -10207,16 +9916,16 @@
     <w:abstractNumId w:val="30"/>
   </w:num>
   <w:num w:numId="9" w16cid:durableId="1386832119">
-    <w:abstractNumId w:val="40"/>
+    <w:abstractNumId w:val="41"/>
   </w:num>
   <w:num w:numId="10" w16cid:durableId="1619919460">
     <w:abstractNumId w:val="2"/>
   </w:num>
   <w:num w:numId="11" w16cid:durableId="981428436">
-    <w:abstractNumId w:val="43"/>
+    <w:abstractNumId w:val="44"/>
   </w:num>
   <w:num w:numId="12" w16cid:durableId="436104710">
-    <w:abstractNumId w:val="35"/>
+    <w:abstractNumId w:val="36"/>
   </w:num>
   <w:num w:numId="13" w16cid:durableId="141314287">
     <w:abstractNumId w:val="27"/>
@@ -10234,10 +9943,10 @@
     <w:abstractNumId w:val="20"/>
   </w:num>
   <w:num w:numId="18" w16cid:durableId="730159430">
-    <w:abstractNumId w:val="37"/>
+    <w:abstractNumId w:val="38"/>
   </w:num>
   <w:num w:numId="19" w16cid:durableId="1960456286">
-    <w:abstractNumId w:val="41"/>
+    <w:abstractNumId w:val="42"/>
   </w:num>
   <w:num w:numId="20" w16cid:durableId="1231774802">
     <w:abstractNumId w:val="6"/>
@@ -10288,16 +9997,16 @@
     <w:abstractNumId w:val="29"/>
   </w:num>
   <w:num w:numId="36" w16cid:durableId="383410453">
-    <w:abstractNumId w:val="44"/>
+    <w:abstractNumId w:val="45"/>
   </w:num>
   <w:num w:numId="37" w16cid:durableId="1676348618">
     <w:abstractNumId w:val="13"/>
   </w:num>
   <w:num w:numId="38" w16cid:durableId="244726697">
-    <w:abstractNumId w:val="34"/>
+    <w:abstractNumId w:val="35"/>
   </w:num>
   <w:num w:numId="39" w16cid:durableId="805974118">
-    <w:abstractNumId w:val="32"/>
+    <w:abstractNumId w:val="33"/>
   </w:num>
   <w:num w:numId="40" w16cid:durableId="1744644701">
     <w:abstractNumId w:val="28"/>
@@ -10306,26 +10015,24 @@
     <w:abstractNumId w:val="22"/>
   </w:num>
   <w:num w:numId="42" w16cid:durableId="271057110">
-    <w:abstractNumId w:val="38"/>
+    <w:abstractNumId w:val="39"/>
   </w:num>
   <w:num w:numId="43" w16cid:durableId="1022630326">
-    <w:abstractNumId w:val="42"/>
+    <w:abstractNumId w:val="43"/>
   </w:num>
   <w:num w:numId="44" w16cid:durableId="413822096">
-    <w:abstractNumId w:val="33"/>
+    <w:abstractNumId w:val="34"/>
   </w:num>
   <w:num w:numId="45" w16cid:durableId="1814328675">
-    <w:abstractNumId w:val="39"/>
+    <w:abstractNumId w:val="40"/>
+  </w:num>
+  <w:num w:numId="46" w16cid:durableId="1825122705">
+    <w:abstractNumId w:val="32"/>
+  </w:num>
+  <w:num w:numId="47" w16cid:durableId="349376058">
+    <w:abstractNumId w:val="34"/>
   </w:num>
 </w:numbering>
-</file>
-
-<file path=word/people.xml><?xml version="1.0" encoding="utf-8"?>
-<w15:people xmlns:wpc="http://schemas.microsoft.com/office/word/2010/wordprocessingCanvas" xmlns:cx="http://schemas.microsoft.com/office/drawing/2014/chartex" xmlns:cx1="http://schemas.microsoft.com/office/drawing/2015/9/8/chartex" xmlns:cx2="http://schemas.microsoft.com/office/drawing/2015/10/21/chartex" xmlns:cx3="http://schemas.microsoft.com/office/drawing/2016/5/9/chartex" xmlns:cx4="http://schemas.microsoft.com/office/drawing/2016/5/10/chartex" xmlns:cx5="http://schemas.microsoft.com/office/drawing/2016/5/11/chartex" xmlns:cx6="http://schemas.microsoft.com/office/drawing/2016/5/12/chartex" xmlns:cx7="http://schemas.microsoft.com/office/drawing/2016/5/13/chartex" xmlns:cx8="http://schemas.microsoft.com/office/drawing/2016/5/14/chartex" xmlns:mc="http://schemas.openxmlformats.org/markup-compatibility/2006" xmlns:aink="http://schemas.microsoft.com/office/drawing/2016/ink" xmlns:am3d="http://schemas.microsoft.com/office/drawing/2017/model3d" xmlns:o="urn:schemas-microsoft-com:office:office" xmlns:oel="http://schemas.microsoft.com/office/2019/extlst" xmlns:r="http://schemas.openxmlformats.org/officeDocument/2006/relationships" xmlns:m="http://schemas.openxmlformats.org/officeDocument/2006/math" xmlns:v="urn:schemas-microsoft-com:vml" xmlns:wp14="http://schemas.microsoft.com/office/word/2010/wordprocessingDrawing" xmlns:wp="http://schemas.openxmlformats.org/drawingml/2006/wordprocessingDrawing" xmlns:w10="urn:schemas-microsoft-com:office:word" xmlns:w="http://schemas.openxmlformats.org/wordprocessingml/2006/main" xmlns:w14="http://schemas.microsoft.com/office/word/2010/wordml" xmlns:w15="http://schemas.microsoft.com/office/word/2012/wordml" xmlns:w16cex="http://schemas.microsoft.com/office/word/2018/wordml/cex" xmlns:w16cid="http://schemas.microsoft.com/office/word/2016/wordml/cid" xmlns:w16="http://schemas.microsoft.com/office/word/2018/wordml" xmlns:w16du="http://schemas.microsoft.com/office/word/2023/wordml/word16du" xmlns:w16sdtdh="http://schemas.microsoft.com/office/word/2020/wordml/sdtdatahash" xmlns:w16sdtfl="http://schemas.microsoft.com/office/word/2024/wordml/sdtformatlock" xmlns:w16se="http://schemas.microsoft.com/office/word/2015/wordml/symex" xmlns:wpg="http://schemas.microsoft.com/office/word/2010/wordprocessingGroup" xmlns:wpi="http://schemas.microsoft.com/office/word/2010/wordprocessingInk" xmlns:wne="http://schemas.microsoft.com/office/word/2006/wordml" xmlns:wps="http://schemas.microsoft.com/office/word/2010/wordprocessingShape" mc:Ignorable="w14 w15 w16se w16cid w16 w16cex w16sdtdh w16sdtfl w16du wp14">
-  <w15:person w15:author="Lê Thị Trúc Phương">
-    <w15:presenceInfo w15:providerId="None" w15:userId="Lê Thị Trúc Phương"/>
-  </w15:person>
-</w15:people>
 </file>
 
 <file path=word/styles.xml><?xml version="1.0" encoding="utf-8"?>
@@ -10726,32 +10433,32 @@
   <w:style w:type="paragraph" w:default="1" w:styleId="Normal">
     <w:name w:val="Normal"/>
     <w:qFormat/>
-    <w:rsid w:val="00126A4E"/>
+    <w:rsid w:val="00AF3CAF"/>
     <w:pPr>
-      <w:spacing w:after="120" w:line="360" w:lineRule="auto"/>
+      <w:spacing w:before="120" w:after="120" w:line="360" w:lineRule="auto"/>
     </w:pPr>
     <w:rPr>
-      <w:rFonts w:asciiTheme="majorHAnsi" w:hAnsiTheme="majorHAnsi"/>
+      <w:rFonts w:ascii="Times New Roman" w:hAnsi="Times New Roman"/>
       <w:sz w:val="26"/>
     </w:rPr>
   </w:style>
   <w:style w:type="paragraph" w:styleId="Heading1">
     <w:name w:val="heading 1"/>
+    <w:aliases w:val="Chương 1.1"/>
     <w:basedOn w:val="Normal"/>
     <w:next w:val="Normal"/>
     <w:link w:val="Heading1Char"/>
     <w:qFormat/>
-    <w:rsid w:val="00CF53A2"/>
+    <w:rsid w:val="00AF3CAF"/>
     <w:pPr>
       <w:keepNext/>
       <w:numPr>
-        <w:numId w:val="44"/>
+        <w:numId w:val="47"/>
       </w:numPr>
-      <w:spacing w:before="120"/>
       <w:outlineLvl w:val="0"/>
     </w:pPr>
     <w:rPr>
-      <w:rFonts w:ascii="Times New Roman" w:eastAsia="Times New Roman" w:hAnsi="Times New Roman" w:cs="Times New Roman"/>
+      <w:rFonts w:eastAsia="Times New Roman" w:cs="Times New Roman"/>
       <w:b/>
       <w:sz w:val="28"/>
       <w:szCs w:val="24"/>
@@ -10766,16 +10473,14 @@
     <w:uiPriority w:val="9"/>
     <w:unhideWhenUsed/>
     <w:qFormat/>
-    <w:rsid w:val="00CF53A2"/>
+    <w:rsid w:val="00AF3CAF"/>
     <w:pPr>
       <w:keepNext/>
       <w:keepLines/>
       <w:numPr>
         <w:ilvl w:val="1"/>
-        <w:numId w:val="44"/>
+        <w:numId w:val="47"/>
       </w:numPr>
-      <w:spacing w:before="200"/>
-      <w:ind w:left="567" w:hanging="567"/>
       <w:outlineLvl w:val="1"/>
     </w:pPr>
     <w:rPr>
@@ -10799,10 +10504,8 @@
       <w:keepLines/>
       <w:numPr>
         <w:ilvl w:val="2"/>
-        <w:numId w:val="44"/>
+        <w:numId w:val="47"/>
       </w:numPr>
-      <w:spacing w:before="120"/>
-      <w:ind w:left="1078" w:hanging="851"/>
       <w:outlineLvl w:val="2"/>
     </w:pPr>
     <w:rPr>
@@ -10819,16 +10522,14 @@
     <w:uiPriority w:val="9"/>
     <w:unhideWhenUsed/>
     <w:qFormat/>
-    <w:rsid w:val="00CF53A2"/>
+    <w:rsid w:val="00AF3CAF"/>
     <w:pPr>
       <w:keepNext/>
       <w:keepLines/>
       <w:numPr>
         <w:ilvl w:val="3"/>
-        <w:numId w:val="44"/>
+        <w:numId w:val="47"/>
       </w:numPr>
-      <w:spacing w:before="120"/>
-      <w:ind w:left="1645" w:hanging="1021"/>
       <w:outlineLvl w:val="3"/>
     </w:pPr>
     <w:rPr>
@@ -10841,7 +10542,6 @@
   <w:style w:type="character" w:default="1" w:styleId="DefaultParagraphFont">
     <w:name w:val="Default Paragraph Font"/>
     <w:uiPriority w:val="1"/>
-    <w:semiHidden/>
     <w:unhideWhenUsed/>
   </w:style>
   <w:style w:type="table" w:default="1" w:styleId="TableNormal">
@@ -10867,9 +10567,10 @@
   </w:style>
   <w:style w:type="character" w:customStyle="1" w:styleId="Heading1Char">
     <w:name w:val="Heading 1 Char"/>
+    <w:aliases w:val="Chương 1.1 Char"/>
     <w:basedOn w:val="DefaultParagraphFont"/>
     <w:link w:val="Heading1"/>
-    <w:rsid w:val="00CF53A2"/>
+    <w:rsid w:val="00AF3CAF"/>
     <w:rPr>
       <w:rFonts w:ascii="Times New Roman" w:eastAsia="Times New Roman" w:hAnsi="Times New Roman" w:cs="Times New Roman"/>
       <w:b/>
@@ -10981,9 +10682,9 @@
     <w:basedOn w:val="DefaultParagraphFont"/>
     <w:link w:val="Heading2"/>
     <w:uiPriority w:val="9"/>
-    <w:rsid w:val="00CF53A2"/>
+    <w:rsid w:val="00AF3CAF"/>
     <w:rPr>
-      <w:rFonts w:asciiTheme="majorHAnsi" w:eastAsiaTheme="majorEastAsia" w:hAnsiTheme="majorHAnsi" w:cstheme="majorBidi"/>
+      <w:rFonts w:ascii="Times New Roman" w:eastAsiaTheme="majorEastAsia" w:hAnsi="Times New Roman" w:cstheme="majorBidi"/>
       <w:b/>
       <w:bCs/>
       <w:sz w:val="26"/>
@@ -11005,18 +10706,19 @@
   </w:style>
   <w:style w:type="paragraph" w:styleId="Caption">
     <w:name w:val="caption"/>
-    <w:basedOn w:val="Normal"/>
+    <w:aliases w:val="Hình 1.1:"/>
     <w:next w:val="Normal"/>
     <w:uiPriority w:val="35"/>
     <w:unhideWhenUsed/>
     <w:qFormat/>
-    <w:rsid w:val="009D7A32"/>
+    <w:rsid w:val="00AF3CAF"/>
     <w:pPr>
-      <w:spacing w:line="240" w:lineRule="auto"/>
       <w:jc w:val="center"/>
     </w:pPr>
     <w:rPr>
+      <w:rFonts w:ascii="Times New Roman" w:hAnsi="Times New Roman"/>
       <w:bCs/>
+      <w:sz w:val="26"/>
       <w:szCs w:val="18"/>
     </w:rPr>
   </w:style>
@@ -11025,9 +10727,9 @@
     <w:basedOn w:val="DefaultParagraphFont"/>
     <w:link w:val="Heading4"/>
     <w:uiPriority w:val="9"/>
-    <w:rsid w:val="00CF53A2"/>
+    <w:rsid w:val="00AF3CAF"/>
     <w:rPr>
-      <w:rFonts w:asciiTheme="majorHAnsi" w:eastAsiaTheme="majorEastAsia" w:hAnsiTheme="majorHAnsi" w:cstheme="majorBidi"/>
+      <w:rFonts w:ascii="Times New Roman" w:eastAsiaTheme="majorEastAsia" w:hAnsi="Times New Roman" w:cstheme="majorBidi"/>
       <w:b/>
       <w:bCs/>
       <w:iCs/>
@@ -11091,7 +10793,7 @@
     <w:autoRedefine/>
     <w:uiPriority w:val="39"/>
     <w:unhideWhenUsed/>
-    <w:rsid w:val="00FB6EE8"/>
+    <w:rsid w:val="00B62AD2"/>
     <w:pPr>
       <w:spacing w:after="100"/>
     </w:pPr>
@@ -11157,7 +10859,7 @@
       <w:jc w:val="both"/>
     </w:pPr>
     <w:rPr>
-      <w:rFonts w:ascii="Times New Roman" w:hAnsi="Times New Roman" w:cs="Times New Roman"/>
+      <w:rFonts w:cs="Times New Roman"/>
       <w:szCs w:val="26"/>
       <w:lang w:val="en-US"/>
     </w:rPr>

--- a/report/Báo cáo.docx
+++ b/report/Báo cáo.docx
@@ -115,7 +115,6 @@
           <w:b/>
           <w:color w:val="0000FF"/>
           <w:sz w:val="28"/>
-          <w:lang w:val="en-US"/>
         </w:rPr>
       </w:pPr>
       <w:r>
@@ -135,7 +134,6 @@
           <w:rFonts w:cs="Times New Roman"/>
           <w:b/>
           <w:sz w:val="28"/>
-          <w:lang w:val="en-US"/>
         </w:rPr>
       </w:pPr>
       <w:r>
@@ -166,7 +164,6 @@
           <w:rFonts w:cs="Times New Roman"/>
           <w:b/>
           <w:sz w:val="28"/>
-          <w:lang w:val="en-US"/>
         </w:rPr>
       </w:pPr>
     </w:p>
@@ -177,7 +174,6 @@
           <w:rFonts w:cs="Times New Roman"/>
           <w:b/>
           <w:sz w:val="28"/>
-          <w:lang w:val="en-US"/>
         </w:rPr>
       </w:pPr>
     </w:p>
@@ -272,7 +268,6 @@
           <w:rFonts w:cstheme="majorHAnsi"/>
           <w:b/>
           <w:szCs w:val="26"/>
-          <w:lang w:val="en-US"/>
         </w:rPr>
       </w:pPr>
     </w:p>
@@ -283,7 +278,36 @@
           <w:rFonts w:cstheme="majorHAnsi"/>
           <w:b/>
           <w:szCs w:val="26"/>
-          <w:lang w:val="en-US"/>
+        </w:rPr>
+      </w:pPr>
+    </w:p>
+    <w:p>
+      <w:pPr>
+        <w:jc w:val="center"/>
+        <w:rPr>
+          <w:rFonts w:cstheme="majorHAnsi"/>
+          <w:b/>
+          <w:szCs w:val="26"/>
+        </w:rPr>
+      </w:pPr>
+    </w:p>
+    <w:p>
+      <w:pPr>
+        <w:jc w:val="center"/>
+        <w:rPr>
+          <w:rFonts w:cstheme="majorHAnsi"/>
+          <w:b/>
+          <w:szCs w:val="26"/>
+        </w:rPr>
+      </w:pPr>
+    </w:p>
+    <w:p>
+      <w:pPr>
+        <w:jc w:val="center"/>
+        <w:rPr>
+          <w:rFonts w:cstheme="majorHAnsi"/>
+          <w:b/>
+          <w:szCs w:val="26"/>
         </w:rPr>
       </w:pPr>
     </w:p>
@@ -324,7 +348,7 @@
         </w:rPr>
         <w:sectPr>
           <w:pgSz w:w="11906" w:h="16838"/>
-          <w:pgMar w:top="1701" w:right="1134" w:bottom="1985" w:left="1985" w:header="709" w:footer="709" w:gutter="0"/>
+          <w:pgMar w:top="1134" w:right="1134" w:bottom="851" w:left="1440" w:header="709" w:footer="709" w:gutter="0"/>
           <w:pgBorders w:display="firstPage" w:offsetFrom="page">
             <w:top w:val="thinThickSmallGap" w:sz="24" w:space="24" w:color="auto"/>
             <w:left w:val="thinThickSmallGap" w:sz="24" w:space="24" w:color="auto"/>
@@ -386,7 +410,6 @@
           <w:b/>
           <w:sz w:val="36"/>
           <w:szCs w:val="26"/>
-          <w:lang w:val="en-US"/>
         </w:rPr>
       </w:pPr>
       <w:r>
@@ -414,7 +437,6 @@
         <w:rPr>
           <w:rFonts w:cs="Times New Roman"/>
           <w:sz w:val="28"/>
-          <w:lang w:val="en-US"/>
         </w:rPr>
       </w:pPr>
     </w:p>
@@ -424,7 +446,6 @@
         <w:rPr>
           <w:rFonts w:cs="Times New Roman"/>
           <w:sz w:val="28"/>
-          <w:lang w:val="en-US"/>
         </w:rPr>
       </w:pPr>
     </w:p>
@@ -554,7 +575,6 @@
           <w:color w:val="0000FF"/>
           <w:sz w:val="28"/>
           <w:szCs w:val="28"/>
-          <w:lang w:val="en-US"/>
         </w:rPr>
         <w:t xml:space="preserve"> -</w:t>
       </w:r>
@@ -586,7 +606,6 @@
           <w:rFonts w:cs="Times New Roman"/>
           <w:b/>
           <w:sz w:val="28"/>
-          <w:lang w:val="en-US"/>
         </w:rPr>
       </w:pPr>
     </w:p>
@@ -597,7 +616,6 @@
           <w:rFonts w:cs="Times New Roman"/>
           <w:b/>
           <w:sz w:val="28"/>
-          <w:lang w:val="en-US"/>
         </w:rPr>
       </w:pPr>
     </w:p>
@@ -637,7 +655,7 @@
           <w:sz w:val="36"/>
           <w:szCs w:val="36"/>
         </w:rPr>
-        <w:t xml:space="preserve">TÌM HIỂU VỀ QUY TRÌNH NGHIỆP VỤ CỦA </w:t>
+        <w:t xml:space="preserve">TÌM HIỂU VỀ QUY TRÌNH NGHIỆP VỤ </w:t>
       </w:r>
       <w:r>
         <w:rPr>
@@ -646,7 +664,52 @@
           <w:sz w:val="36"/>
           <w:szCs w:val="36"/>
         </w:rPr>
-        <w:t>CHUỖI CỬA HÀNG PHÚC LONG COFFEE &amp; TEA</w:t>
+        <w:t>TẠI CHUỖ</w:t>
+      </w:r>
+      <w:r>
+        <w:rPr>
+          <w:rFonts w:cs="Times New Roman"/>
+          <w:b/>
+          <w:sz w:val="36"/>
+          <w:szCs w:val="36"/>
+        </w:rPr>
+        <w:t>I</w:t>
+      </w:r>
+      <w:r>
+        <w:rPr>
+          <w:rFonts w:cs="Times New Roman"/>
+          <w:b/>
+          <w:sz w:val="36"/>
+          <w:szCs w:val="36"/>
+        </w:rPr>
+        <w:t xml:space="preserve"> </w:t>
+      </w:r>
+      <w:r>
+        <w:rPr>
+          <w:rFonts w:cs="Times New Roman"/>
+          <w:b/>
+          <w:sz w:val="36"/>
+          <w:szCs w:val="36"/>
+        </w:rPr>
+        <w:t>CỬA HÀNG</w:t>
+      </w:r>
+      <w:r>
+        <w:rPr>
+          <w:rFonts w:cs="Times New Roman"/>
+          <w:b/>
+          <w:sz w:val="36"/>
+          <w:szCs w:val="36"/>
+        </w:rPr>
+        <w:t xml:space="preserve"> </w:t>
+      </w:r>
+      <w:r>
+        <w:rPr>
+          <w:rFonts w:cs="Times New Roman"/>
+          <w:b/>
+          <w:sz w:val="36"/>
+          <w:szCs w:val="36"/>
+        </w:rPr>
+        <w:t>PHÚC LONG COFFEE &amp; TEA</w:t>
       </w:r>
     </w:p>
     <w:p>
@@ -674,7 +737,6 @@
           <w:rFonts w:cstheme="majorHAnsi"/>
           <w:b/>
           <w:szCs w:val="26"/>
-          <w:lang w:val="en-US"/>
         </w:rPr>
       </w:pPr>
     </w:p>
@@ -726,7 +788,6 @@
         <w:rPr>
           <w:rFonts w:cs="Times New Roman"/>
           <w:sz w:val="28"/>
-          <w:lang w:val="en-US"/>
         </w:rPr>
       </w:pPr>
     </w:p>
@@ -736,7 +797,6 @@
         <w:rPr>
           <w:rFonts w:cs="Times New Roman"/>
           <w:sz w:val="28"/>
-          <w:lang w:val="en-US"/>
         </w:rPr>
       </w:pPr>
     </w:p>
@@ -812,6 +872,7 @@
         </w:tabs>
         <w:rPr>
           <w:rFonts w:asciiTheme="minorHAnsi" w:eastAsiaTheme="minorEastAsia" w:hAnsiTheme="minorHAnsi"/>
+          <w:b w:val="0"/>
           <w:noProof/>
           <w:kern w:val="2"/>
           <w:sz w:val="24"/>
@@ -823,7 +884,6 @@
       <w:r>
         <w:rPr>
           <w:rFonts w:cs="Times New Roman"/>
-          <w:b/>
           <w:sz w:val="28"/>
           <w:szCs w:val="26"/>
         </w:rPr>
@@ -832,22 +892,20 @@
       <w:r>
         <w:rPr>
           <w:rFonts w:cs="Times New Roman"/>
-          <w:b/>
           <w:sz w:val="28"/>
           <w:szCs w:val="26"/>
         </w:rPr>
-        <w:instrText xml:space="preserve"> TOC \o "1-4" \h \z \u </w:instrText>
-      </w:r>
-      <w:r>
-        <w:rPr>
-          <w:rFonts w:cs="Times New Roman"/>
-          <w:b/>
+        <w:instrText xml:space="preserve"> TOC \o "1-3" \h \z \u </w:instrText>
+      </w:r>
+      <w:r>
+        <w:rPr>
+          <w:rFonts w:cs="Times New Roman"/>
           <w:sz w:val="28"/>
           <w:szCs w:val="26"/>
         </w:rPr>
         <w:fldChar w:fldCharType="separate"/>
       </w:r>
-      <w:hyperlink w:anchor="_Toc235998383" w:history="1">
+      <w:hyperlink w:anchor="_Toc236253273" w:history="1">
         <w:r>
           <w:rPr>
             <w:rStyle w:val="Hyperlink"/>
@@ -861,7 +919,7 @@
             <w:rStyle w:val="Hyperlink"/>
             <w:noProof/>
           </w:rPr>
-          <w:t xml:space="preserve"> Tổng quan</w:t>
+          <w:t xml:space="preserve"> Tổng quan về chuỗi cửa hàng Phúc Long coffee &amp; tea</w:t>
         </w:r>
         <w:r>
           <w:rPr>
@@ -882,7 +940,7 @@
             <w:noProof/>
             <w:webHidden/>
           </w:rPr>
-          <w:instrText xml:space="preserve"> PAGEREF _Toc235998383 \h </w:instrText>
+          <w:instrText xml:space="preserve"> PAGEREF _Toc236253273 \h </w:instrText>
         </w:r>
         <w:r>
           <w:rPr>
@@ -929,7 +987,7 @@
           <w14:ligatures w14:val="standardContextual"/>
         </w:rPr>
       </w:pPr>
-      <w:hyperlink w:anchor="_Toc235998384" w:history="1">
+      <w:hyperlink w:anchor="_Toc236253274" w:history="1">
         <w:r>
           <w:rPr>
             <w:rStyle w:val="Hyperlink"/>
@@ -956,7 +1014,7 @@
             <w:noProof/>
             <w:webHidden/>
           </w:rPr>
-          <w:instrText xml:space="preserve"> PAGEREF _Toc235998384 \h </w:instrText>
+          <w:instrText xml:space="preserve"> PAGEREF _Toc236253274 \h </w:instrText>
         </w:r>
         <w:r>
           <w:rPr>
@@ -1003,7 +1061,7 @@
           <w14:ligatures w14:val="standardContextual"/>
         </w:rPr>
       </w:pPr>
-      <w:hyperlink w:anchor="_Toc235998385" w:history="1">
+      <w:hyperlink w:anchor="_Toc236253275" w:history="1">
         <w:r>
           <w:rPr>
             <w:rStyle w:val="Hyperlink"/>
@@ -1031,7 +1089,7 @@
             <w:noProof/>
             <w:webHidden/>
           </w:rPr>
-          <w:instrText xml:space="preserve"> PAGEREF _Toc235998385 \h </w:instrText>
+          <w:instrText xml:space="preserve"> PAGEREF _Toc236253275 \h </w:instrText>
         </w:r>
         <w:r>
           <w:rPr>
@@ -1078,7 +1136,7 @@
           <w14:ligatures w14:val="standardContextual"/>
         </w:rPr>
       </w:pPr>
-      <w:hyperlink w:anchor="_Toc235998386" w:history="1">
+      <w:hyperlink w:anchor="_Toc236253276" w:history="1">
         <w:r>
           <w:rPr>
             <w:rStyle w:val="Hyperlink"/>
@@ -1113,7 +1171,7 @@
             <w:noProof/>
             <w:webHidden/>
           </w:rPr>
-          <w:instrText xml:space="preserve"> PAGEREF _Toc235998386 \h </w:instrText>
+          <w:instrText xml:space="preserve"> PAGEREF _Toc236253276 \h </w:instrText>
         </w:r>
         <w:r>
           <w:rPr>
@@ -1146,7 +1204,90 @@
     </w:p>
     <w:p>
       <w:pPr>
-        <w:pStyle w:val="TOC4"/>
+        <w:pStyle w:val="TOC1"/>
+        <w:tabs>
+          <w:tab w:val="right" w:leader="dot" w:pos="8777"/>
+        </w:tabs>
+        <w:rPr>
+          <w:rFonts w:asciiTheme="minorHAnsi" w:eastAsiaTheme="minorEastAsia" w:hAnsiTheme="minorHAnsi"/>
+          <w:b w:val="0"/>
+          <w:noProof/>
+          <w:kern w:val="2"/>
+          <w:sz w:val="24"/>
+          <w:szCs w:val="24"/>
+          <w:lang w:eastAsia="vi-VN"/>
+          <w14:ligatures w14:val="standardContextual"/>
+        </w:rPr>
+      </w:pPr>
+      <w:hyperlink w:anchor="_Toc236253277" w:history="1">
+        <w:r>
+          <w:rPr>
+            <w:rStyle w:val="Hyperlink"/>
+            <w:rFonts w:ascii="Times New Roman Bold" w:hAnsi="Times New Roman Bold"/>
+            <w:noProof/>
+          </w:rPr>
+          <w:t>Chương 2.</w:t>
+        </w:r>
+        <w:r>
+          <w:rPr>
+            <w:rStyle w:val="Hyperlink"/>
+            <w:noProof/>
+          </w:rPr>
+          <w:t xml:space="preserve"> Quy trình trong doanh nghiệp</w:t>
+        </w:r>
+        <w:r>
+          <w:rPr>
+            <w:noProof/>
+            <w:webHidden/>
+          </w:rPr>
+          <w:tab/>
+        </w:r>
+        <w:r>
+          <w:rPr>
+            <w:noProof/>
+            <w:webHidden/>
+          </w:rPr>
+          <w:fldChar w:fldCharType="begin"/>
+        </w:r>
+        <w:r>
+          <w:rPr>
+            <w:noProof/>
+            <w:webHidden/>
+          </w:rPr>
+          <w:instrText xml:space="preserve"> PAGEREF _Toc236253277 \h </w:instrText>
+        </w:r>
+        <w:r>
+          <w:rPr>
+            <w:noProof/>
+            <w:webHidden/>
+          </w:rPr>
+        </w:r>
+        <w:r>
+          <w:rPr>
+            <w:noProof/>
+            <w:webHidden/>
+          </w:rPr>
+          <w:fldChar w:fldCharType="separate"/>
+        </w:r>
+        <w:r>
+          <w:rPr>
+            <w:noProof/>
+            <w:webHidden/>
+          </w:rPr>
+          <w:t>3</w:t>
+        </w:r>
+        <w:r>
+          <w:rPr>
+            <w:noProof/>
+            <w:webHidden/>
+          </w:rPr>
+          <w:fldChar w:fldCharType="end"/>
+        </w:r>
+      </w:hyperlink>
+    </w:p>
+    <w:p>
+      <w:pPr>
+        <w:pStyle w:val="TOC2"/>
         <w:tabs>
           <w:tab w:val="right" w:leader="dot" w:pos="8777"/>
         </w:tabs>
@@ -1160,14 +1301,15 @@
           <w14:ligatures w14:val="standardContextual"/>
         </w:rPr>
       </w:pPr>
-      <w:hyperlink w:anchor="_Toc235998387" w:history="1">
+      <w:hyperlink w:anchor="_Toc236253278" w:history="1">
         <w:r>
           <w:rPr>
             <w:rStyle w:val="Hyperlink"/>
+            <w:rFonts w:eastAsia="Times New Roman" w:cs="Times New Roman"/>
             <w:noProof/>
             <w:lang w:val="en-US"/>
           </w:rPr>
-          <w:t>1.1.2.1. Chủ đề cấp độ 4</w:t>
+          <w:t>2.1. Quy trình quản lý</w:t>
         </w:r>
         <w:r>
           <w:rPr>
@@ -1188,7 +1330,7 @@
             <w:noProof/>
             <w:webHidden/>
           </w:rPr>
-          <w:instrText xml:space="preserve"> PAGEREF _Toc235998387 \h </w:instrText>
+          <w:instrText xml:space="preserve"> PAGEREF _Toc236253278 \h </w:instrText>
         </w:r>
         <w:r>
           <w:rPr>
@@ -1208,7 +1350,7 @@
             <w:noProof/>
             <w:webHidden/>
           </w:rPr>
-          <w:t>2</w:t>
+          <w:t>3</w:t>
         </w:r>
         <w:r>
           <w:rPr>
@@ -1221,7 +1363,7 @@
     </w:p>
     <w:p>
       <w:pPr>
-        <w:pStyle w:val="TOC1"/>
+        <w:pStyle w:val="TOC2"/>
         <w:tabs>
           <w:tab w:val="right" w:leader="dot" w:pos="8777"/>
         </w:tabs>
@@ -1235,21 +1377,14 @@
           <w14:ligatures w14:val="standardContextual"/>
         </w:rPr>
       </w:pPr>
-      <w:hyperlink w:anchor="_Toc235998388" w:history="1">
+      <w:hyperlink w:anchor="_Toc236253279" w:history="1">
         <w:r>
           <w:rPr>
             <w:rStyle w:val="Hyperlink"/>
-            <w:rFonts w:ascii="Times New Roman Bold" w:hAnsi="Times New Roman Bold"/>
-            <w:noProof/>
-          </w:rPr>
-          <w:t>Chương 2.</w:t>
-        </w:r>
-        <w:r>
-          <w:rPr>
-            <w:rStyle w:val="Hyperlink"/>
-            <w:noProof/>
-          </w:rPr>
-          <w:t xml:space="preserve"> Quy trình trong doanh nghiệp</w:t>
+            <w:noProof/>
+            <w:lang w:val="en-US"/>
+          </w:rPr>
+          <w:t>2.2. Quy trình cốt lõi</w:t>
         </w:r>
         <w:r>
           <w:rPr>
@@ -1270,7 +1405,7 @@
             <w:noProof/>
             <w:webHidden/>
           </w:rPr>
-          <w:instrText xml:space="preserve"> PAGEREF _Toc235998388 \h </w:instrText>
+          <w:instrText xml:space="preserve"> PAGEREF _Toc236253279 \h </w:instrText>
         </w:r>
         <w:r>
           <w:rPr>
@@ -1317,15 +1452,14 @@
           <w14:ligatures w14:val="standardContextual"/>
         </w:rPr>
       </w:pPr>
-      <w:hyperlink w:anchor="_Toc235998389" w:history="1">
+      <w:hyperlink w:anchor="_Toc236253280" w:history="1">
         <w:r>
           <w:rPr>
             <w:rStyle w:val="Hyperlink"/>
-            <w:rFonts w:eastAsia="Times New Roman" w:cs="Times New Roman"/>
             <w:noProof/>
             <w:lang w:val="en-US"/>
           </w:rPr>
-          <w:t>2.1. Chủ đề cấp độ 2</w:t>
+          <w:t>2.3. Quy trình hỗ trợ</w:t>
         </w:r>
         <w:r>
           <w:rPr>
@@ -1346,7 +1480,7 @@
             <w:noProof/>
             <w:webHidden/>
           </w:rPr>
-          <w:instrText xml:space="preserve"> PAGEREF _Toc235998389 \h </w:instrText>
+          <w:instrText xml:space="preserve"> PAGEREF _Toc236253280 \h </w:instrText>
         </w:r>
         <w:r>
           <w:rPr>
@@ -1379,7 +1513,90 @@
     </w:p>
     <w:p>
       <w:pPr>
-        <w:pStyle w:val="TOC3"/>
+        <w:pStyle w:val="TOC1"/>
+        <w:tabs>
+          <w:tab w:val="right" w:leader="dot" w:pos="8777"/>
+        </w:tabs>
+        <w:rPr>
+          <w:rFonts w:asciiTheme="minorHAnsi" w:eastAsiaTheme="minorEastAsia" w:hAnsiTheme="minorHAnsi"/>
+          <w:b w:val="0"/>
+          <w:noProof/>
+          <w:kern w:val="2"/>
+          <w:sz w:val="24"/>
+          <w:szCs w:val="24"/>
+          <w:lang w:eastAsia="vi-VN"/>
+          <w14:ligatures w14:val="standardContextual"/>
+        </w:rPr>
+      </w:pPr>
+      <w:hyperlink w:anchor="_Toc236253281" w:history="1">
+        <w:r>
+          <w:rPr>
+            <w:rStyle w:val="Hyperlink"/>
+            <w:rFonts w:ascii="Times New Roman Bold" w:hAnsi="Times New Roman Bold"/>
+            <w:noProof/>
+          </w:rPr>
+          <w:t>Chương 3.</w:t>
+        </w:r>
+        <w:r>
+          <w:rPr>
+            <w:rStyle w:val="Hyperlink"/>
+            <w:noProof/>
+          </w:rPr>
+          <w:t xml:space="preserve"> Mô hình hoá quy trình</w:t>
+        </w:r>
+        <w:r>
+          <w:rPr>
+            <w:noProof/>
+            <w:webHidden/>
+          </w:rPr>
+          <w:tab/>
+        </w:r>
+        <w:r>
+          <w:rPr>
+            <w:noProof/>
+            <w:webHidden/>
+          </w:rPr>
+          <w:fldChar w:fldCharType="begin"/>
+        </w:r>
+        <w:r>
+          <w:rPr>
+            <w:noProof/>
+            <w:webHidden/>
+          </w:rPr>
+          <w:instrText xml:space="preserve"> PAGEREF _Toc236253281 \h </w:instrText>
+        </w:r>
+        <w:r>
+          <w:rPr>
+            <w:noProof/>
+            <w:webHidden/>
+          </w:rPr>
+        </w:r>
+        <w:r>
+          <w:rPr>
+            <w:noProof/>
+            <w:webHidden/>
+          </w:rPr>
+          <w:fldChar w:fldCharType="separate"/>
+        </w:r>
+        <w:r>
+          <w:rPr>
+            <w:noProof/>
+            <w:webHidden/>
+          </w:rPr>
+          <w:t>4</w:t>
+        </w:r>
+        <w:r>
+          <w:rPr>
+            <w:noProof/>
+            <w:webHidden/>
+          </w:rPr>
+          <w:fldChar w:fldCharType="end"/>
+        </w:r>
+      </w:hyperlink>
+    </w:p>
+    <w:p>
+      <w:pPr>
+        <w:pStyle w:val="TOC2"/>
         <w:tabs>
           <w:tab w:val="right" w:leader="dot" w:pos="8777"/>
         </w:tabs>
@@ -1393,7 +1610,7 @@
           <w14:ligatures w14:val="standardContextual"/>
         </w:rPr>
       </w:pPr>
-      <w:hyperlink w:anchor="_Toc235998390" w:history="1">
+      <w:hyperlink w:anchor="_Toc236253282" w:history="1">
         <w:r>
           <w:rPr>
             <w:rStyle w:val="Hyperlink"/>
@@ -1401,7 +1618,7 @@
             <w:noProof/>
             <w:lang w:val="en-US"/>
           </w:rPr>
-          <w:t>2.1.1. Chủ đề cấp độ 3</w:t>
+          <w:t>3.1. Quy trình quản lý</w:t>
         </w:r>
         <w:r>
           <w:rPr>
@@ -1422,7 +1639,7 @@
             <w:noProof/>
             <w:webHidden/>
           </w:rPr>
-          <w:instrText xml:space="preserve"> PAGEREF _Toc235998390 \h </w:instrText>
+          <w:instrText xml:space="preserve"> PAGEREF _Toc236253282 \h </w:instrText>
         </w:r>
         <w:r>
           <w:rPr>
@@ -1442,7 +1659,7 @@
             <w:noProof/>
             <w:webHidden/>
           </w:rPr>
-          <w:t>3</w:t>
+          <w:t>4</w:t>
         </w:r>
         <w:r>
           <w:rPr>
@@ -1455,7 +1672,7 @@
     </w:p>
     <w:p>
       <w:pPr>
-        <w:pStyle w:val="TOC4"/>
+        <w:pStyle w:val="TOC2"/>
         <w:tabs>
           <w:tab w:val="right" w:leader="dot" w:pos="8777"/>
         </w:tabs>
@@ -1469,15 +1686,14 @@
           <w14:ligatures w14:val="standardContextual"/>
         </w:rPr>
       </w:pPr>
-      <w:hyperlink w:anchor="_Toc235998391" w:history="1">
+      <w:hyperlink w:anchor="_Toc236253283" w:history="1">
         <w:r>
           <w:rPr>
             <w:rStyle w:val="Hyperlink"/>
-            <w:rFonts w:cs="Times New Roman"/>
             <w:noProof/>
             <w:lang w:val="en-US"/>
           </w:rPr>
-          <w:t>2.1.1.1. Chủ đề cấp độ 4</w:t>
+          <w:t>3.2. Quy trình cốt lõi</w:t>
         </w:r>
         <w:r>
           <w:rPr>
@@ -1498,7 +1714,7 @@
             <w:noProof/>
             <w:webHidden/>
           </w:rPr>
-          <w:instrText xml:space="preserve"> PAGEREF _Toc235998391 \h </w:instrText>
+          <w:instrText xml:space="preserve"> PAGEREF _Toc236253283 \h </w:instrText>
         </w:r>
         <w:r>
           <w:rPr>
@@ -1518,7 +1734,7 @@
             <w:noProof/>
             <w:webHidden/>
           </w:rPr>
-          <w:t>3</w:t>
+          <w:t>4</w:t>
         </w:r>
         <w:r>
           <w:rPr>
@@ -1545,15 +1761,14 @@
           <w14:ligatures w14:val="standardContextual"/>
         </w:rPr>
       </w:pPr>
-      <w:hyperlink w:anchor="_Toc235998392" w:history="1">
+      <w:hyperlink w:anchor="_Toc236253284" w:history="1">
         <w:r>
           <w:rPr>
             <w:rStyle w:val="Hyperlink"/>
-            <w:rFonts w:cs="Times New Roman"/>
             <w:noProof/>
             <w:lang w:val="en-US"/>
           </w:rPr>
-          <w:t>2.2. Chủ đề cấp độ 2</w:t>
+          <w:t>3.3. Quy trình hỗ trợ</w:t>
         </w:r>
         <w:r>
           <w:rPr>
@@ -1574,7 +1789,7 @@
             <w:noProof/>
             <w:webHidden/>
           </w:rPr>
-          <w:instrText xml:space="preserve"> PAGEREF _Toc235998392 \h </w:instrText>
+          <w:instrText xml:space="preserve"> PAGEREF _Toc236253284 \h </w:instrText>
         </w:r>
         <w:r>
           <w:rPr>
@@ -1594,7 +1809,7 @@
             <w:noProof/>
             <w:webHidden/>
           </w:rPr>
-          <w:t>3</w:t>
+          <w:t>4</w:t>
         </w:r>
         <w:r>
           <w:rPr>
@@ -1607,7 +1822,90 @@
     </w:p>
     <w:p>
       <w:pPr>
-        <w:pStyle w:val="TOC3"/>
+        <w:pStyle w:val="TOC1"/>
+        <w:tabs>
+          <w:tab w:val="right" w:leader="dot" w:pos="8777"/>
+        </w:tabs>
+        <w:rPr>
+          <w:rFonts w:asciiTheme="minorHAnsi" w:eastAsiaTheme="minorEastAsia" w:hAnsiTheme="minorHAnsi"/>
+          <w:b w:val="0"/>
+          <w:noProof/>
+          <w:kern w:val="2"/>
+          <w:sz w:val="24"/>
+          <w:szCs w:val="24"/>
+          <w:lang w:eastAsia="vi-VN"/>
+          <w14:ligatures w14:val="standardContextual"/>
+        </w:rPr>
+      </w:pPr>
+      <w:hyperlink w:anchor="_Toc236253285" w:history="1">
+        <w:r>
+          <w:rPr>
+            <w:rStyle w:val="Hyperlink"/>
+            <w:rFonts w:ascii="Times New Roman Bold" w:hAnsi="Times New Roman Bold"/>
+            <w:noProof/>
+          </w:rPr>
+          <w:t>Chương 4.</w:t>
+        </w:r>
+        <w:r>
+          <w:rPr>
+            <w:rStyle w:val="Hyperlink"/>
+            <w:noProof/>
+          </w:rPr>
+          <w:t xml:space="preserve"> Phân tích quy trình</w:t>
+        </w:r>
+        <w:r>
+          <w:rPr>
+            <w:noProof/>
+            <w:webHidden/>
+          </w:rPr>
+          <w:tab/>
+        </w:r>
+        <w:r>
+          <w:rPr>
+            <w:noProof/>
+            <w:webHidden/>
+          </w:rPr>
+          <w:fldChar w:fldCharType="begin"/>
+        </w:r>
+        <w:r>
+          <w:rPr>
+            <w:noProof/>
+            <w:webHidden/>
+          </w:rPr>
+          <w:instrText xml:space="preserve"> PAGEREF _Toc236253285 \h </w:instrText>
+        </w:r>
+        <w:r>
+          <w:rPr>
+            <w:noProof/>
+            <w:webHidden/>
+          </w:rPr>
+        </w:r>
+        <w:r>
+          <w:rPr>
+            <w:noProof/>
+            <w:webHidden/>
+          </w:rPr>
+          <w:fldChar w:fldCharType="separate"/>
+        </w:r>
+        <w:r>
+          <w:rPr>
+            <w:noProof/>
+            <w:webHidden/>
+          </w:rPr>
+          <w:t>4</w:t>
+        </w:r>
+        <w:r>
+          <w:rPr>
+            <w:noProof/>
+            <w:webHidden/>
+          </w:rPr>
+          <w:fldChar w:fldCharType="end"/>
+        </w:r>
+      </w:hyperlink>
+    </w:p>
+    <w:p>
+      <w:pPr>
+        <w:pStyle w:val="TOC2"/>
         <w:tabs>
           <w:tab w:val="right" w:leader="dot" w:pos="8777"/>
         </w:tabs>
@@ -1621,15 +1919,14 @@
           <w14:ligatures w14:val="standardContextual"/>
         </w:rPr>
       </w:pPr>
-      <w:hyperlink w:anchor="_Toc235998393" w:history="1">
+      <w:hyperlink w:anchor="_Toc236253286" w:history="1">
         <w:r>
           <w:rPr>
             <w:rStyle w:val="Hyperlink"/>
-            <w:rFonts w:cs="Times New Roman"/>
             <w:noProof/>
             <w:lang w:val="en-US"/>
           </w:rPr>
-          <w:t>2.2.1. Chủ đề cấp độ 3</w:t>
+          <w:t>4.1. Phân tích định tính</w:t>
         </w:r>
         <w:r>
           <w:rPr>
@@ -1650,7 +1947,7 @@
             <w:noProof/>
             <w:webHidden/>
           </w:rPr>
-          <w:instrText xml:space="preserve"> PAGEREF _Toc235998393 \h </w:instrText>
+          <w:instrText xml:space="preserve"> PAGEREF _Toc236253286 \h </w:instrText>
         </w:r>
         <w:r>
           <w:rPr>
@@ -1670,7 +1967,7 @@
             <w:noProof/>
             <w:webHidden/>
           </w:rPr>
-          <w:t>3</w:t>
+          <w:t>4</w:t>
         </w:r>
         <w:r>
           <w:rPr>
@@ -1683,7 +1980,7 @@
     </w:p>
     <w:p>
       <w:pPr>
-        <w:pStyle w:val="TOC1"/>
+        <w:pStyle w:val="TOC3"/>
         <w:tabs>
           <w:tab w:val="right" w:leader="dot" w:pos="8777"/>
         </w:tabs>
@@ -1697,21 +1994,14 @@
           <w14:ligatures w14:val="standardContextual"/>
         </w:rPr>
       </w:pPr>
-      <w:hyperlink w:anchor="_Toc235998394" w:history="1">
+      <w:hyperlink w:anchor="_Toc236253287" w:history="1">
         <w:r>
           <w:rPr>
             <w:rStyle w:val="Hyperlink"/>
-            <w:rFonts w:ascii="Times New Roman Bold" w:hAnsi="Times New Roman Bold"/>
-            <w:noProof/>
-          </w:rPr>
-          <w:t>Chương 3.</w:t>
-        </w:r>
-        <w:r>
-          <w:rPr>
-            <w:rStyle w:val="Hyperlink"/>
-            <w:noProof/>
-          </w:rPr>
-          <w:t xml:space="preserve"> Mô hình hoá quy trình</w:t>
+            <w:noProof/>
+            <w:lang w:val="en-US"/>
+          </w:rPr>
+          <w:t>4.1.1. Quy trình …</w:t>
         </w:r>
         <w:r>
           <w:rPr>
@@ -1732,7 +2022,7 @@
             <w:noProof/>
             <w:webHidden/>
           </w:rPr>
-          <w:instrText xml:space="preserve"> PAGEREF _Toc235998394 \h </w:instrText>
+          <w:instrText xml:space="preserve"> PAGEREF _Toc236253287 \h </w:instrText>
         </w:r>
         <w:r>
           <w:rPr>
@@ -1765,7 +2055,7 @@
     </w:p>
     <w:p>
       <w:pPr>
-        <w:pStyle w:val="TOC2"/>
+        <w:pStyle w:val="TOC3"/>
         <w:tabs>
           <w:tab w:val="right" w:leader="dot" w:pos="8777"/>
         </w:tabs>
@@ -1779,15 +2069,14 @@
           <w14:ligatures w14:val="standardContextual"/>
         </w:rPr>
       </w:pPr>
-      <w:hyperlink w:anchor="_Toc235998395" w:history="1">
+      <w:hyperlink w:anchor="_Toc236253288" w:history="1">
         <w:r>
           <w:rPr>
             <w:rStyle w:val="Hyperlink"/>
-            <w:rFonts w:cs="Times New Roman"/>
             <w:noProof/>
             <w:lang w:val="en-US"/>
           </w:rPr>
-          <w:t>3.1. Chủ đề cấp độ 2</w:t>
+          <w:t>4.1.2. Quy trình …</w:t>
         </w:r>
         <w:r>
           <w:rPr>
@@ -1808,7 +2097,7 @@
             <w:noProof/>
             <w:webHidden/>
           </w:rPr>
-          <w:instrText xml:space="preserve"> PAGEREF _Toc235998395 \h </w:instrText>
+          <w:instrText xml:space="preserve"> PAGEREF _Toc236253288 \h </w:instrText>
         </w:r>
         <w:r>
           <w:rPr>
@@ -1841,7 +2130,7 @@
     </w:p>
     <w:p>
       <w:pPr>
-        <w:pStyle w:val="TOC3"/>
+        <w:pStyle w:val="TOC2"/>
         <w:tabs>
           <w:tab w:val="right" w:leader="dot" w:pos="8777"/>
         </w:tabs>
@@ -1855,15 +2144,14 @@
           <w14:ligatures w14:val="standardContextual"/>
         </w:rPr>
       </w:pPr>
-      <w:hyperlink w:anchor="_Toc235998396" w:history="1">
+      <w:hyperlink w:anchor="_Toc236253289" w:history="1">
         <w:r>
           <w:rPr>
             <w:rStyle w:val="Hyperlink"/>
-            <w:rFonts w:cs="Times New Roman"/>
             <w:noProof/>
             <w:lang w:val="en-US"/>
           </w:rPr>
-          <w:t>3.1.1. Chủ đề cấp độ 3</w:t>
+          <w:t>4.2. Phân tích định lượng</w:t>
         </w:r>
         <w:r>
           <w:rPr>
@@ -1884,7 +2172,7 @@
             <w:noProof/>
             <w:webHidden/>
           </w:rPr>
-          <w:instrText xml:space="preserve"> PAGEREF _Toc235998396 \h </w:instrText>
+          <w:instrText xml:space="preserve"> PAGEREF _Toc236253289 \h </w:instrText>
         </w:r>
         <w:r>
           <w:rPr>
@@ -1917,7 +2205,7 @@
     </w:p>
     <w:p>
       <w:pPr>
-        <w:pStyle w:val="TOC4"/>
+        <w:pStyle w:val="TOC3"/>
         <w:tabs>
           <w:tab w:val="right" w:leader="dot" w:pos="8777"/>
         </w:tabs>
@@ -1931,15 +2219,14 @@
           <w14:ligatures w14:val="standardContextual"/>
         </w:rPr>
       </w:pPr>
-      <w:hyperlink w:anchor="_Toc235998397" w:history="1">
+      <w:hyperlink w:anchor="_Toc236253290" w:history="1">
         <w:r>
           <w:rPr>
             <w:rStyle w:val="Hyperlink"/>
-            <w:rFonts w:cs="Times New Roman"/>
             <w:noProof/>
             <w:lang w:val="en-US"/>
           </w:rPr>
-          <w:t>3.1.1.1. Chủ đề cấp độ 4</w:t>
+          <w:t>4.2.1. Quy trình …</w:t>
         </w:r>
         <w:r>
           <w:rPr>
@@ -1960,165 +2247,7 @@
             <w:noProof/>
             <w:webHidden/>
           </w:rPr>
-          <w:instrText xml:space="preserve"> PAGEREF _Toc235998397 \h </w:instrText>
-        </w:r>
-        <w:r>
-          <w:rPr>
-            <w:noProof/>
-            <w:webHidden/>
-          </w:rPr>
-        </w:r>
-        <w:r>
-          <w:rPr>
-            <w:noProof/>
-            <w:webHidden/>
-          </w:rPr>
-          <w:fldChar w:fldCharType="separate"/>
-        </w:r>
-        <w:r>
-          <w:rPr>
-            <w:noProof/>
-            <w:webHidden/>
-          </w:rPr>
-          <w:t>4</w:t>
-        </w:r>
-        <w:r>
-          <w:rPr>
-            <w:noProof/>
-            <w:webHidden/>
-          </w:rPr>
-          <w:fldChar w:fldCharType="end"/>
-        </w:r>
-      </w:hyperlink>
-    </w:p>
-    <w:p>
-      <w:pPr>
-        <w:pStyle w:val="TOC2"/>
-        <w:tabs>
-          <w:tab w:val="right" w:leader="dot" w:pos="8777"/>
-        </w:tabs>
-        <w:rPr>
-          <w:rFonts w:asciiTheme="minorHAnsi" w:eastAsiaTheme="minorEastAsia" w:hAnsiTheme="minorHAnsi"/>
-          <w:noProof/>
-          <w:kern w:val="2"/>
-          <w:sz w:val="24"/>
-          <w:szCs w:val="24"/>
-          <w:lang w:eastAsia="vi-VN"/>
-          <w14:ligatures w14:val="standardContextual"/>
-        </w:rPr>
-      </w:pPr>
-      <w:hyperlink w:anchor="_Toc235998398" w:history="1">
-        <w:r>
-          <w:rPr>
-            <w:rStyle w:val="Hyperlink"/>
-            <w:rFonts w:cs="Times New Roman"/>
-            <w:noProof/>
-            <w:lang w:val="en-US"/>
-          </w:rPr>
-          <w:t>3.2. Chủ đề cấp độ 2</w:t>
-        </w:r>
-        <w:r>
-          <w:rPr>
-            <w:noProof/>
-            <w:webHidden/>
-          </w:rPr>
-          <w:tab/>
-        </w:r>
-        <w:r>
-          <w:rPr>
-            <w:noProof/>
-            <w:webHidden/>
-          </w:rPr>
-          <w:fldChar w:fldCharType="begin"/>
-        </w:r>
-        <w:r>
-          <w:rPr>
-            <w:noProof/>
-            <w:webHidden/>
-          </w:rPr>
-          <w:instrText xml:space="preserve"> PAGEREF _Toc235998398 \h </w:instrText>
-        </w:r>
-        <w:r>
-          <w:rPr>
-            <w:noProof/>
-            <w:webHidden/>
-          </w:rPr>
-        </w:r>
-        <w:r>
-          <w:rPr>
-            <w:noProof/>
-            <w:webHidden/>
-          </w:rPr>
-          <w:fldChar w:fldCharType="separate"/>
-        </w:r>
-        <w:r>
-          <w:rPr>
-            <w:noProof/>
-            <w:webHidden/>
-          </w:rPr>
-          <w:t>4</w:t>
-        </w:r>
-        <w:r>
-          <w:rPr>
-            <w:noProof/>
-            <w:webHidden/>
-          </w:rPr>
-          <w:fldChar w:fldCharType="end"/>
-        </w:r>
-      </w:hyperlink>
-    </w:p>
-    <w:p>
-      <w:pPr>
-        <w:pStyle w:val="TOC1"/>
-        <w:tabs>
-          <w:tab w:val="right" w:leader="dot" w:pos="8777"/>
-        </w:tabs>
-        <w:rPr>
-          <w:rFonts w:asciiTheme="minorHAnsi" w:eastAsiaTheme="minorEastAsia" w:hAnsiTheme="minorHAnsi"/>
-          <w:noProof/>
-          <w:kern w:val="2"/>
-          <w:sz w:val="24"/>
-          <w:szCs w:val="24"/>
-          <w:lang w:eastAsia="vi-VN"/>
-          <w14:ligatures w14:val="standardContextual"/>
-        </w:rPr>
-      </w:pPr>
-      <w:hyperlink w:anchor="_Toc235998399" w:history="1">
-        <w:r>
-          <w:rPr>
-            <w:rStyle w:val="Hyperlink"/>
-            <w:rFonts w:ascii="Times New Roman Bold" w:hAnsi="Times New Roman Bold"/>
-            <w:noProof/>
-          </w:rPr>
-          <w:t>Chương 4.</w:t>
-        </w:r>
-        <w:r>
-          <w:rPr>
-            <w:rStyle w:val="Hyperlink"/>
-            <w:noProof/>
-          </w:rPr>
-          <w:t xml:space="preserve"> Phân tích quy trình</w:t>
-        </w:r>
-        <w:r>
-          <w:rPr>
-            <w:noProof/>
-            <w:webHidden/>
-          </w:rPr>
-          <w:tab/>
-        </w:r>
-        <w:r>
-          <w:rPr>
-            <w:noProof/>
-            <w:webHidden/>
-          </w:rPr>
-          <w:fldChar w:fldCharType="begin"/>
-        </w:r>
-        <w:r>
-          <w:rPr>
-            <w:noProof/>
-            <w:webHidden/>
-          </w:rPr>
-          <w:instrText xml:space="preserve"> PAGEREF _Toc235998399 \h </w:instrText>
+          <w:instrText xml:space="preserve"> PAGEREF _Toc236253290 \h </w:instrText>
         </w:r>
         <w:r>
           <w:rPr>
@@ -2161,7 +2290,6 @@
       <w:r>
         <w:rPr>
           <w:rFonts w:cs="Times New Roman"/>
-          <w:b/>
           <w:sz w:val="28"/>
           <w:szCs w:val="26"/>
         </w:rPr>
@@ -2764,18 +2892,27 @@
         </w:rPr>
         <w:br w:type="page"/>
       </w:r>
-      <w:bookmarkStart w:id="0" w:name="_Toc235998383"/>
+      <w:bookmarkStart w:id="0" w:name="_Toc236253273"/>
       <w:r>
         <w:lastRenderedPageBreak/>
         <w:t>Tổng quan</w:t>
       </w:r>
+      <w:r>
+        <w:t xml:space="preserve"> </w:t>
+      </w:r>
+      <w:r>
+        <w:t>về chuỗi cửa hàng Phúc Long coffee &amp; t</w:t>
+      </w:r>
+      <w:r>
+        <w:t>ea</w:t>
+      </w:r>
       <w:bookmarkEnd w:id="0"/>
     </w:p>
     <w:p>
       <w:pPr>
         <w:pStyle w:val="Heading2"/>
       </w:pPr>
-      <w:bookmarkStart w:id="1" w:name="_Toc235998384"/>
+      <w:bookmarkStart w:id="1" w:name="_Toc236253274"/>
       <w:r>
         <w:t>Chủ đề cấp độ 2</w:t>
       </w:r>
@@ -2814,7 +2951,7 @@
           <w:lang w:val="en-US"/>
         </w:rPr>
       </w:pPr>
-      <w:bookmarkStart w:id="2" w:name="_Toc235998385"/>
+      <w:bookmarkStart w:id="2" w:name="_Toc236253275"/>
       <w:r>
         <w:rPr>
           <w:lang w:val="en-US"/>
@@ -2843,7 +2980,7 @@
       <w:pPr>
         <w:pStyle w:val="Heading3"/>
       </w:pPr>
-      <w:bookmarkStart w:id="3" w:name="_Toc235998386"/>
+      <w:bookmarkStart w:id="3" w:name="_Toc236253276"/>
       <w:r>
         <w:rPr>
           <w:lang w:val="en-US"/>
@@ -2859,14 +2996,12 @@
           <w:lang w:val="en-US"/>
         </w:rPr>
       </w:pPr>
-      <w:bookmarkStart w:id="4" w:name="_Toc235998387"/>
       <w:r>
         <w:rPr>
           <w:lang w:val="en-US"/>
         </w:rPr>
         <w:t>Chủ đề cấp độ 4</w:t>
       </w:r>
-      <w:bookmarkEnd w:id="4"/>
     </w:p>
     <w:p>
       <w:pPr>
@@ -2897,8 +3032,8 @@
           <w:lang w:val="en-US"/>
         </w:rPr>
       </w:pPr>
-      <w:bookmarkStart w:id="5" w:name="_Toc140297269"/>
-      <w:bookmarkStart w:id="6" w:name="_Toc142813558"/>
+      <w:bookmarkStart w:id="4" w:name="_Toc140297269"/>
+      <w:bookmarkStart w:id="5" w:name="_Toc142813558"/>
     </w:p>
     <w:p>
       <w:pPr>
@@ -2908,7 +3043,7 @@
           <w:lang w:val="en-US"/>
         </w:rPr>
       </w:pPr>
-      <w:bookmarkStart w:id="7" w:name="_Toc367742554"/>
+      <w:bookmarkStart w:id="6" w:name="_Toc367742554"/>
       <w:r>
         <w:rPr>
           <w:rFonts w:cs="Times New Roman"/>
@@ -2992,109 +3127,109 @@
         </w:rPr>
         <w:t>: Tên hình 1</w:t>
       </w:r>
+      <w:bookmarkEnd w:id="6"/>
+    </w:p>
+    <w:p>
+      <w:pPr>
+        <w:rPr>
+          <w:rFonts w:cs="Times New Roman"/>
+          <w:lang w:val="en-US"/>
+        </w:rPr>
+      </w:pPr>
+    </w:p>
+    <w:p>
+      <w:pPr>
+        <w:pStyle w:val="Caption"/>
+        <w:rPr>
+          <w:rFonts w:cs="Times New Roman"/>
+          <w:lang w:val="en-US"/>
+        </w:rPr>
+      </w:pPr>
+      <w:bookmarkStart w:id="7" w:name="_Toc367742567"/>
+      <w:r>
+        <w:rPr>
+          <w:rFonts w:cs="Times New Roman"/>
+        </w:rPr>
+        <w:t xml:space="preserve">Bảng </w:t>
+      </w:r>
+      <w:r>
+        <w:rPr>
+          <w:rFonts w:cs="Times New Roman"/>
+        </w:rPr>
+        <w:fldChar w:fldCharType="begin"/>
+      </w:r>
+      <w:r>
+        <w:rPr>
+          <w:rFonts w:cs="Times New Roman"/>
+        </w:rPr>
+        <w:instrText xml:space="preserve"> STYLEREF 1 \s </w:instrText>
+      </w:r>
+      <w:r>
+        <w:rPr>
+          <w:rFonts w:cs="Times New Roman"/>
+        </w:rPr>
+        <w:fldChar w:fldCharType="separate"/>
+      </w:r>
+      <w:r>
+        <w:rPr>
+          <w:rFonts w:cs="Times New Roman"/>
+          <w:noProof/>
+        </w:rPr>
+        <w:t>1</w:t>
+      </w:r>
+      <w:r>
+        <w:rPr>
+          <w:rFonts w:cs="Times New Roman"/>
+          <w:noProof/>
+        </w:rPr>
+        <w:fldChar w:fldCharType="end"/>
+      </w:r>
+      <w:r>
+        <w:rPr>
+          <w:rFonts w:cs="Times New Roman"/>
+        </w:rPr>
+        <w:t>.</w:t>
+      </w:r>
+      <w:r>
+        <w:rPr>
+          <w:rFonts w:cs="Times New Roman"/>
+        </w:rPr>
+        <w:fldChar w:fldCharType="begin"/>
+      </w:r>
+      <w:r>
+        <w:rPr>
+          <w:rFonts w:cs="Times New Roman"/>
+        </w:rPr>
+        <w:instrText xml:space="preserve"> SEQ Bảng \* ARABIC \s 1 </w:instrText>
+      </w:r>
+      <w:r>
+        <w:rPr>
+          <w:rFonts w:cs="Times New Roman"/>
+        </w:rPr>
+        <w:fldChar w:fldCharType="separate"/>
+      </w:r>
+      <w:r>
+        <w:rPr>
+          <w:rFonts w:cs="Times New Roman"/>
+          <w:noProof/>
+        </w:rPr>
+        <w:t>1</w:t>
+      </w:r>
+      <w:r>
+        <w:rPr>
+          <w:rFonts w:cs="Times New Roman"/>
+          <w:noProof/>
+        </w:rPr>
+        <w:fldChar w:fldCharType="end"/>
+      </w:r>
+      <w:r>
+        <w:rPr>
+          <w:rFonts w:cs="Times New Roman"/>
+          <w:lang w:val="en-US"/>
+        </w:rPr>
+        <w:t>: Tên bảng 1</w:t>
+      </w:r>
       <w:bookmarkEnd w:id="7"/>
-    </w:p>
-    <w:p>
-      <w:pPr>
-        <w:rPr>
-          <w:rFonts w:cs="Times New Roman"/>
-          <w:lang w:val="en-US"/>
-        </w:rPr>
-      </w:pPr>
-    </w:p>
-    <w:p>
-      <w:pPr>
-        <w:pStyle w:val="Caption"/>
-        <w:rPr>
-          <w:rFonts w:cs="Times New Roman"/>
-          <w:lang w:val="en-US"/>
-        </w:rPr>
-      </w:pPr>
-      <w:bookmarkStart w:id="8" w:name="_Toc367742567"/>
-      <w:r>
-        <w:rPr>
-          <w:rFonts w:cs="Times New Roman"/>
-        </w:rPr>
-        <w:t xml:space="preserve">Bảng </w:t>
-      </w:r>
-      <w:r>
-        <w:rPr>
-          <w:rFonts w:cs="Times New Roman"/>
-        </w:rPr>
-        <w:fldChar w:fldCharType="begin"/>
-      </w:r>
-      <w:r>
-        <w:rPr>
-          <w:rFonts w:cs="Times New Roman"/>
-        </w:rPr>
-        <w:instrText xml:space="preserve"> STYLEREF 1 \s </w:instrText>
-      </w:r>
-      <w:r>
-        <w:rPr>
-          <w:rFonts w:cs="Times New Roman"/>
-        </w:rPr>
-        <w:fldChar w:fldCharType="separate"/>
-      </w:r>
-      <w:r>
-        <w:rPr>
-          <w:rFonts w:cs="Times New Roman"/>
-          <w:noProof/>
-        </w:rPr>
-        <w:t>1</w:t>
-      </w:r>
-      <w:r>
-        <w:rPr>
-          <w:rFonts w:cs="Times New Roman"/>
-          <w:noProof/>
-        </w:rPr>
-        <w:fldChar w:fldCharType="end"/>
-      </w:r>
-      <w:r>
-        <w:rPr>
-          <w:rFonts w:cs="Times New Roman"/>
-        </w:rPr>
-        <w:t>.</w:t>
-      </w:r>
-      <w:r>
-        <w:rPr>
-          <w:rFonts w:cs="Times New Roman"/>
-        </w:rPr>
-        <w:fldChar w:fldCharType="begin"/>
-      </w:r>
-      <w:r>
-        <w:rPr>
-          <w:rFonts w:cs="Times New Roman"/>
-        </w:rPr>
-        <w:instrText xml:space="preserve"> SEQ Bảng \* ARABIC \s 1 </w:instrText>
-      </w:r>
-      <w:r>
-        <w:rPr>
-          <w:rFonts w:cs="Times New Roman"/>
-        </w:rPr>
-        <w:fldChar w:fldCharType="separate"/>
-      </w:r>
-      <w:r>
-        <w:rPr>
-          <w:rFonts w:cs="Times New Roman"/>
-          <w:noProof/>
-        </w:rPr>
-        <w:t>1</w:t>
-      </w:r>
-      <w:r>
-        <w:rPr>
-          <w:rFonts w:cs="Times New Roman"/>
-          <w:noProof/>
-        </w:rPr>
-        <w:fldChar w:fldCharType="end"/>
-      </w:r>
-      <w:r>
-        <w:rPr>
-          <w:rFonts w:cs="Times New Roman"/>
-          <w:lang w:val="en-US"/>
-        </w:rPr>
-        <w:t>: Tên bảng 1</w:t>
-      </w:r>
-      <w:bookmarkEnd w:id="8"/>
     </w:p>
     <w:p>
       <w:pPr>
@@ -3143,207 +3278,612 @@
       <w:pPr>
         <w:pStyle w:val="Heading1"/>
       </w:pPr>
-      <w:bookmarkStart w:id="9" w:name="_Toc235998388"/>
+      <w:bookmarkStart w:id="8" w:name="_Toc236253277"/>
+      <w:bookmarkEnd w:id="4"/>
       <w:bookmarkEnd w:id="5"/>
-      <w:bookmarkEnd w:id="6"/>
       <w:r>
         <w:lastRenderedPageBreak/>
         <w:t>Quy trình trong doanh nghiệp</w:t>
       </w:r>
+      <w:bookmarkEnd w:id="8"/>
+    </w:p>
+    <w:p>
+      <w:pPr>
+        <w:pStyle w:val="Heading2"/>
+        <w:rPr>
+          <w:rFonts w:eastAsia="Times New Roman" w:cs="Times New Roman"/>
+          <w:lang w:val="en-US"/>
+        </w:rPr>
+      </w:pPr>
+      <w:bookmarkStart w:id="9" w:name="_Toc236253278"/>
+      <w:r>
+        <w:rPr>
+          <w:rFonts w:eastAsia="Times New Roman" w:cs="Times New Roman"/>
+          <w:lang w:val="en-US"/>
+        </w:rPr>
+        <w:t xml:space="preserve">Nhóm quy </w:t>
+      </w:r>
+      <w:r>
+        <w:rPr>
+          <w:rFonts w:eastAsia="Times New Roman" w:cs="Times New Roman"/>
+          <w:lang w:val="en-US"/>
+        </w:rPr>
+        <w:t>trình quản lý</w:t>
+      </w:r>
       <w:bookmarkEnd w:id="9"/>
+      <w:r>
+        <w:rPr>
+          <w:rFonts w:eastAsia="Times New Roman" w:cs="Times New Roman"/>
+          <w:lang w:val="en-US"/>
+        </w:rPr>
+        <w:t xml:space="preserve"> </w:t>
+      </w:r>
+    </w:p>
+    <w:p>
+      <w:pPr>
+        <w:pStyle w:val="Heading3"/>
+        <w:rPr>
+          <w:lang w:val="en-US"/>
+        </w:rPr>
+      </w:pPr>
+      <w:r>
+        <w:rPr>
+          <w:lang w:val="en-US"/>
+        </w:rPr>
+        <w:t xml:space="preserve">Quy trình </w:t>
+      </w:r>
+      <w:r>
+        <w:rPr>
+          <w:lang w:val="en-US"/>
+        </w:rPr>
+        <w:t xml:space="preserve">hoạch </w:t>
+      </w:r>
+      <w:r>
+        <w:rPr>
+          <w:lang w:val="en-US"/>
+        </w:rPr>
+        <w:t xml:space="preserve">định </w:t>
+      </w:r>
+      <w:r>
+        <w:rPr>
+          <w:lang w:val="en-US"/>
+        </w:rPr>
+        <w:t>chiến lược k</w:t>
+      </w:r>
+      <w:r>
+        <w:rPr>
+          <w:lang w:val="en-US"/>
+        </w:rPr>
+        <w:t>inh doanh</w:t>
+      </w:r>
+    </w:p>
+    <w:p>
+      <w:pPr>
+        <w:pStyle w:val="Heading4"/>
+        <w:rPr>
+          <w:lang w:val="en-US"/>
+        </w:rPr>
+      </w:pPr>
+      <w:r>
+        <w:t xml:space="preserve">Tác nhân tham </w:t>
+      </w:r>
+      <w:r>
+        <w:rPr>
+          <w:lang w:val="en-US"/>
+        </w:rPr>
+        <w:t>quy trình</w:t>
+      </w:r>
+    </w:p>
+    <w:p>
+      <w:pPr>
+        <w:rPr>
+          <w:lang w:val="en-US"/>
+        </w:rPr>
+      </w:pPr>
+      <w:r>
+        <w:rPr>
+          <w:lang w:val="en-US"/>
+        </w:rPr>
+        <w:t>Hội đồng Quản trị (HĐQT)</w:t>
+      </w:r>
+      <w:r>
+        <w:rPr>
+          <w:lang w:val="en-US"/>
+        </w:rPr>
+        <w:t>;</w:t>
+      </w:r>
+      <w:r>
+        <w:rPr>
+          <w:lang w:val="en-US"/>
+        </w:rPr>
+        <w:t xml:space="preserve"> </w:t>
+      </w:r>
+    </w:p>
+    <w:p>
+      <w:pPr>
+        <w:rPr>
+          <w:lang w:val="en-US"/>
+        </w:rPr>
+      </w:pPr>
+      <w:r>
+        <w:rPr>
+          <w:lang w:val="en-US"/>
+        </w:rPr>
+        <w:t>Tổng Giám đốc (CEO)</w:t>
+      </w:r>
+      <w:r>
+        <w:rPr>
+          <w:lang w:val="en-US"/>
+        </w:rPr>
+        <w:t>;</w:t>
+      </w:r>
+    </w:p>
+    <w:p>
+      <w:pPr>
+        <w:rPr>
+          <w:lang w:val="en-US"/>
+        </w:rPr>
+      </w:pPr>
+      <w:r>
+        <w:rPr>
+          <w:lang w:val="en-US"/>
+        </w:rPr>
+        <w:t>Giám đốc các khối chức năng</w:t>
+      </w:r>
+      <w:r>
+        <w:rPr>
+          <w:lang w:val="en-US"/>
+        </w:rPr>
+        <w:t>;</w:t>
+      </w:r>
+      <w:r>
+        <w:rPr>
+          <w:lang w:val="en-US"/>
+        </w:rPr>
+        <w:t xml:space="preserve"> </w:t>
+      </w:r>
+    </w:p>
+    <w:p>
+      <w:pPr>
+        <w:rPr>
+          <w:lang w:val="en-US"/>
+        </w:rPr>
+      </w:pPr>
+      <w:r>
+        <w:rPr>
+          <w:lang w:val="en-US"/>
+        </w:rPr>
+        <w:t>Quản lý khu vực (Area Manager)</w:t>
+      </w:r>
+      <w:r>
+        <w:rPr>
+          <w:lang w:val="en-US"/>
+        </w:rPr>
+        <w:t>;</w:t>
+      </w:r>
+      <w:r>
+        <w:rPr>
+          <w:lang w:val="en-US"/>
+        </w:rPr>
+        <w:t xml:space="preserve"> </w:t>
+      </w:r>
+    </w:p>
+    <w:p>
+      <w:pPr>
+        <w:rPr>
+          <w:lang w:val="en-US"/>
+        </w:rPr>
+      </w:pPr>
+      <w:r>
+        <w:rPr>
+          <w:lang w:val="en-US"/>
+        </w:rPr>
+        <w:t>Quản lý cửa hàng (Store Manager).</w:t>
+      </w:r>
+    </w:p>
+    <w:p>
+      <w:pPr>
+        <w:pStyle w:val="Heading4"/>
+        <w:rPr>
+          <w:lang w:val="en-US"/>
+        </w:rPr>
+      </w:pPr>
+      <w:r>
+        <w:t>Mô tả quy trình</w:t>
+      </w:r>
+    </w:p>
+    <w:p>
+      <w:pPr>
+        <w:rPr>
+          <w:lang w:val="en-US"/>
+        </w:rPr>
+      </w:pPr>
+      <w:r>
+        <w:t xml:space="preserve">(1) HĐQT xây dựng tầm nhìn và mục tiêu phát triển. </w:t>
+      </w:r>
+    </w:p>
+    <w:p>
+      <w:pPr>
+        <w:rPr>
+          <w:lang w:val="en-US"/>
+        </w:rPr>
+      </w:pPr>
+      <w:r>
+        <w:t xml:space="preserve">(2) CEO cụ thể hóa thành kế hoạch kinh doanh. </w:t>
+      </w:r>
+    </w:p>
+    <w:p>
+      <w:pPr>
+        <w:rPr>
+          <w:lang w:val="en-US"/>
+        </w:rPr>
+      </w:pPr>
+      <w:r>
+        <w:t xml:space="preserve">(3) Các giám đốc khối lập kế hoạch triển khai. </w:t>
+      </w:r>
+    </w:p>
+    <w:p>
+      <w:pPr>
+        <w:rPr>
+          <w:lang w:val="en-US"/>
+        </w:rPr>
+      </w:pPr>
+      <w:r>
+        <w:t xml:space="preserve">(4) Quản lý khu vực phân bổ mục tiêu xuống các cửa hàng. </w:t>
+      </w:r>
+    </w:p>
+    <w:p>
+      <w:r>
+        <w:t>(5) Quản lý cửa hàng triển khai và báo cáo kết quả.</w:t>
+      </w:r>
+    </w:p>
+    <w:p>
+      <w:pPr>
+        <w:pStyle w:val="Heading4"/>
+        <w:rPr>
+          <w:lang w:val="en-US"/>
+        </w:rPr>
+      </w:pPr>
+      <w:r>
+        <w:rPr>
+          <w:lang w:val="en-US"/>
+        </w:rPr>
+        <w:t>Đối tượng khách hàng</w:t>
+      </w:r>
+    </w:p>
+    <w:p>
+      <w:pPr>
+        <w:rPr>
+          <w:lang w:val="en-US"/>
+        </w:rPr>
+      </w:pPr>
+      <w:r>
+        <w:rPr>
+          <w:lang w:val="en-US"/>
+        </w:rPr>
+        <w:t>K</w:t>
+      </w:r>
+      <w:r>
+        <w:rPr>
+          <w:lang w:val="en-US"/>
+        </w:rPr>
+        <w:t>hách hàng cuối, cổ đông, toàn bộ hệ thống cửa hàng và nhân viên.</w:t>
+      </w:r>
+    </w:p>
+    <w:p>
+      <w:pPr>
+        <w:pStyle w:val="Heading4"/>
+        <w:rPr>
+          <w:lang w:val="en-US"/>
+        </w:rPr>
+      </w:pPr>
+      <w:r>
+        <w:t>Kết quả có thể xảy ra của quy trình</w:t>
+      </w:r>
+    </w:p>
+    <w:p>
+      <w:pPr>
+        <w:rPr>
+          <w:lang w:val="en-US"/>
+        </w:rPr>
+      </w:pPr>
+      <w:r>
+        <w:rPr>
+          <w:i/>
+          <w:iCs/>
+          <w:lang w:val="en-US"/>
+        </w:rPr>
+        <w:t>Thành công:</w:t>
+      </w:r>
+      <w:r>
+        <w:rPr>
+          <w:lang w:val="en-US"/>
+        </w:rPr>
+        <w:t xml:space="preserve"> Chiến lược được triển khai đồng bộ, doanh thu và thị phần tăng.</w:t>
+      </w:r>
+    </w:p>
+    <w:p>
+      <w:pPr>
+        <w:rPr>
+          <w:lang w:val="en-US"/>
+        </w:rPr>
+      </w:pPr>
+      <w:r>
+        <w:rPr>
+          <w:i/>
+          <w:iCs/>
+          <w:lang w:val="en-US"/>
+        </w:rPr>
+        <w:t>Rủi ro</w:t>
+      </w:r>
+      <w:r>
+        <w:rPr>
+          <w:i/>
+          <w:iCs/>
+          <w:lang w:val="en-US"/>
+        </w:rPr>
+        <w:t>:</w:t>
+      </w:r>
+      <w:r>
+        <w:rPr>
+          <w:lang w:val="en-US"/>
+        </w:rPr>
+        <w:t xml:space="preserve"> Kế hoạch triển khai chậm, mục tiêu kinh doanh không đạt hoặc thực hiện không đồng nhất giữa các cửa hàng.</w:t>
+      </w:r>
+    </w:p>
+    <w:p>
+      <w:pPr>
+        <w:rPr>
+          <w:lang w:val="en-US"/>
+        </w:rPr>
+      </w:pPr>
+    </w:p>
+    <w:p>
+      <w:pPr>
+        <w:pStyle w:val="Heading3"/>
+        <w:rPr>
+          <w:lang w:val="en-US"/>
+        </w:rPr>
+      </w:pPr>
+      <w:r>
+        <w:rPr>
+          <w:lang w:val="en-US"/>
+        </w:rPr>
+        <w:lastRenderedPageBreak/>
+        <w:t>Quy trình Quản lý Chất lượng &amp; Tiêu chuẩn Dịch vụ</w:t>
+      </w:r>
+    </w:p>
+    <w:p>
+      <w:pPr>
+        <w:rPr>
+          <w:lang w:val="en-US"/>
+        </w:rPr>
+      </w:pPr>
+    </w:p>
+    <w:p>
+      <w:pPr>
+        <w:pStyle w:val="Heading3"/>
+        <w:rPr>
+          <w:lang w:val="en-US"/>
+        </w:rPr>
+      </w:pPr>
+      <w:r>
+        <w:rPr>
+          <w:lang w:val="en-US"/>
+        </w:rPr>
+        <w:t>Quy trình Quản lý Tài chính &amp; Ngân sách</w:t>
+      </w:r>
+    </w:p>
+    <w:p>
+      <w:pPr>
+        <w:rPr>
+          <w:lang w:val="en-US"/>
+        </w:rPr>
+      </w:pPr>
+    </w:p>
+    <w:p>
+      <w:pPr>
+        <w:rPr>
+          <w:lang w:val="en-US"/>
+        </w:rPr>
+      </w:pPr>
+    </w:p>
+    <w:p>
+      <w:pPr>
+        <w:rPr>
+          <w:lang w:val="en-US"/>
+        </w:rPr>
+      </w:pPr>
     </w:p>
     <w:p>
       <w:pPr>
         <w:pStyle w:val="Heading2"/>
         <w:rPr>
-          <w:rFonts w:eastAsia="Times New Roman" w:cs="Times New Roman"/>
-          <w:lang w:val="en-US"/>
-        </w:rPr>
-      </w:pPr>
-      <w:bookmarkStart w:id="10" w:name="_Toc235998389"/>
-      <w:r>
-        <w:rPr>
-          <w:rFonts w:eastAsia="Times New Roman" w:cs="Times New Roman"/>
-          <w:lang w:val="en-US"/>
-        </w:rPr>
-        <w:t>Chủ đề cấp độ 2</w:t>
+          <w:lang w:val="en-US"/>
+        </w:rPr>
+      </w:pPr>
+      <w:bookmarkStart w:id="10" w:name="_Toc236253279"/>
+      <w:r>
+        <w:rPr>
+          <w:lang w:val="en-US"/>
+        </w:rPr>
+        <w:t>Quy trình cốt lõi</w:t>
       </w:r>
       <w:bookmarkEnd w:id="10"/>
+      <w:r>
+        <w:rPr>
+          <w:lang w:val="en-US"/>
+        </w:rPr>
+        <w:t xml:space="preserve"> </w:t>
+      </w:r>
     </w:p>
     <w:p>
       <w:pPr>
         <w:pStyle w:val="Heading3"/>
         <w:rPr>
-          <w:rFonts w:cs="Times New Roman"/>
-          <w:lang w:val="en-US"/>
-        </w:rPr>
-      </w:pPr>
-      <w:bookmarkStart w:id="11" w:name="_Toc235998390"/>
-      <w:r>
-        <w:rPr>
-          <w:rFonts w:cs="Times New Roman"/>
-          <w:lang w:val="en-US"/>
-        </w:rPr>
-        <w:t>Chủ đề cấp độ 3</w:t>
+          <w:lang w:val="en-US"/>
+        </w:rPr>
+      </w:pPr>
+      <w:r>
+        <w:t xml:space="preserve">Quy trình </w:t>
+      </w:r>
+      <w:r>
+        <w:t xml:space="preserve">pha </w:t>
+      </w:r>
+      <w:r>
+        <w:t xml:space="preserve">chế </w:t>
+      </w:r>
+      <w:r>
+        <w:rPr>
+          <w:lang w:val="en-US"/>
+        </w:rPr>
+        <w:t>và</w:t>
+      </w:r>
+      <w:r>
+        <w:t xml:space="preserve"> </w:t>
+      </w:r>
+      <w:r>
+        <w:t xml:space="preserve">phục </w:t>
+      </w:r>
+      <w:r>
+        <w:t xml:space="preserve">vụ </w:t>
+      </w:r>
+    </w:p>
+    <w:p>
+      <w:pPr>
+        <w:rPr>
+          <w:lang w:val="en-US"/>
+        </w:rPr>
+      </w:pPr>
+    </w:p>
+    <w:p>
+      <w:pPr>
+        <w:pStyle w:val="Heading3"/>
+        <w:rPr>
+          <w:lang w:val="en-US"/>
+        </w:rPr>
+      </w:pPr>
+      <w:r>
+        <w:rPr>
+          <w:lang w:val="en-US"/>
+        </w:rPr>
+        <w:t xml:space="preserve">Quy trình </w:t>
+      </w:r>
+      <w:r>
+        <w:rPr>
+          <w:lang w:val="en-US"/>
+        </w:rPr>
+        <w:t xml:space="preserve">vận </w:t>
+      </w:r>
+      <w:r>
+        <w:rPr>
+          <w:lang w:val="en-US"/>
+        </w:rPr>
+        <w:t xml:space="preserve">hành </w:t>
+      </w:r>
+      <w:r>
+        <w:rPr>
+          <w:lang w:val="en-US"/>
+        </w:rPr>
+        <w:t xml:space="preserve">chuỗi cửa </w:t>
+      </w:r>
+      <w:r>
+        <w:rPr>
+          <w:lang w:val="en-US"/>
+        </w:rPr>
+        <w:t>hàng</w:t>
+      </w:r>
+    </w:p>
+    <w:p>
+      <w:pPr>
+        <w:rPr>
+          <w:lang w:val="en-US"/>
+        </w:rPr>
+      </w:pPr>
+    </w:p>
+    <w:p>
+      <w:pPr>
+        <w:pStyle w:val="Heading3"/>
+        <w:rPr>
+          <w:lang w:val="en-US"/>
+        </w:rPr>
+      </w:pPr>
+      <w:r>
+        <w:rPr>
+          <w:lang w:val="en-US"/>
+        </w:rPr>
+        <w:t>Quy trình Chăm sóc Khách hàng &amp; Quản lý Phản hồi</w:t>
+      </w:r>
+    </w:p>
+    <w:p>
+      <w:pPr>
+        <w:rPr>
+          <w:lang w:val="en-US"/>
+        </w:rPr>
+      </w:pPr>
+    </w:p>
+    <w:p>
+      <w:pPr>
+        <w:pStyle w:val="Heading3"/>
+        <w:rPr>
+          <w:lang w:val="en-US"/>
+        </w:rPr>
+      </w:pPr>
+      <w:r>
+        <w:t>Quy trình chăm sóc khách hàng và quản lý phản hồi</w:t>
+      </w:r>
+    </w:p>
+    <w:p>
+      <w:pPr>
+        <w:rPr>
+          <w:lang w:val="en-US"/>
+        </w:rPr>
+      </w:pPr>
+    </w:p>
+    <w:p>
+      <w:pPr>
+        <w:pStyle w:val="Heading3"/>
+        <w:rPr>
+          <w:lang w:val="en-US"/>
+        </w:rPr>
+      </w:pPr>
+      <w:r>
+        <w:t>Quy trình quản lý đơn hàng và giao hàng</w:t>
+      </w:r>
+    </w:p>
+    <w:p>
+      <w:pPr>
+        <w:rPr>
+          <w:lang w:val="en-US"/>
+        </w:rPr>
+      </w:pPr>
+    </w:p>
+    <w:p>
+      <w:pPr>
+        <w:pStyle w:val="Heading2"/>
+        <w:rPr>
+          <w:lang w:val="en-US"/>
+        </w:rPr>
+      </w:pPr>
+      <w:bookmarkStart w:id="11" w:name="_Toc236253280"/>
+      <w:r>
+        <w:rPr>
+          <w:lang w:val="en-US"/>
+        </w:rPr>
+        <w:t>Quy trình hỗ trợ</w:t>
       </w:r>
       <w:bookmarkEnd w:id="11"/>
     </w:p>
     <w:p>
       <w:pPr>
-        <w:pStyle w:val="Heading4"/>
-        <w:rPr>
-          <w:rFonts w:cs="Times New Roman"/>
-          <w:lang w:val="en-US"/>
-        </w:rPr>
-      </w:pPr>
-      <w:bookmarkStart w:id="12" w:name="_Toc235998391"/>
-      <w:r>
-        <w:rPr>
-          <w:rFonts w:cs="Times New Roman"/>
-          <w:lang w:val="en-US"/>
-        </w:rPr>
-        <w:t>Chủ đề cấp độ 4</w:t>
-      </w:r>
-      <w:bookmarkEnd w:id="12"/>
-    </w:p>
-    <w:p>
-      <w:pPr>
-        <w:pStyle w:val="Caption"/>
-        <w:rPr>
-          <w:rFonts w:cs="Times New Roman"/>
-          <w:lang w:val="en-US"/>
-        </w:rPr>
-      </w:pPr>
-    </w:p>
-    <w:p>
-      <w:pPr>
-        <w:pStyle w:val="Caption"/>
-        <w:rPr>
-          <w:rFonts w:cs="Times New Roman"/>
-          <w:lang w:val="en-US"/>
-        </w:rPr>
-      </w:pPr>
-      <w:bookmarkStart w:id="13" w:name="_Toc367742568"/>
-      <w:r>
-        <w:rPr>
-          <w:rFonts w:cs="Times New Roman"/>
-        </w:rPr>
-        <w:t xml:space="preserve">Bảng </w:t>
-      </w:r>
-      <w:r>
-        <w:rPr>
-          <w:rFonts w:cs="Times New Roman"/>
-        </w:rPr>
-        <w:fldChar w:fldCharType="begin"/>
-      </w:r>
-      <w:r>
-        <w:rPr>
-          <w:rFonts w:cs="Times New Roman"/>
-        </w:rPr>
-        <w:instrText xml:space="preserve"> STYLEREF 1 \s </w:instrText>
-      </w:r>
-      <w:r>
-        <w:rPr>
-          <w:rFonts w:cs="Times New Roman"/>
-        </w:rPr>
-        <w:fldChar w:fldCharType="separate"/>
-      </w:r>
-      <w:r>
-        <w:rPr>
-          <w:rFonts w:cs="Times New Roman"/>
-          <w:noProof/>
-        </w:rPr>
-        <w:t>2</w:t>
-      </w:r>
-      <w:r>
-        <w:rPr>
-          <w:rFonts w:cs="Times New Roman"/>
-          <w:noProof/>
-        </w:rPr>
-        <w:fldChar w:fldCharType="end"/>
-      </w:r>
-      <w:r>
-        <w:rPr>
-          <w:rFonts w:cs="Times New Roman"/>
-        </w:rPr>
-        <w:t>.</w:t>
-      </w:r>
-      <w:r>
-        <w:rPr>
-          <w:rFonts w:cs="Times New Roman"/>
-        </w:rPr>
-        <w:fldChar w:fldCharType="begin"/>
-      </w:r>
-      <w:r>
-        <w:rPr>
-          <w:rFonts w:cs="Times New Roman"/>
-        </w:rPr>
-        <w:instrText xml:space="preserve"> SEQ Bảng \* ARABIC \s 1 </w:instrText>
-      </w:r>
-      <w:r>
-        <w:rPr>
-          <w:rFonts w:cs="Times New Roman"/>
-        </w:rPr>
-        <w:fldChar w:fldCharType="separate"/>
-      </w:r>
-      <w:r>
-        <w:rPr>
-          <w:rFonts w:cs="Times New Roman"/>
-          <w:noProof/>
-        </w:rPr>
-        <w:t>1</w:t>
-      </w:r>
-      <w:r>
-        <w:rPr>
-          <w:rFonts w:cs="Times New Roman"/>
-          <w:noProof/>
-        </w:rPr>
-        <w:fldChar w:fldCharType="end"/>
-      </w:r>
-      <w:r>
-        <w:rPr>
-          <w:rFonts w:cs="Times New Roman"/>
-          <w:lang w:val="en-US"/>
-        </w:rPr>
-        <w:t>: Tên bảng 1</w:t>
-      </w:r>
-      <w:bookmarkEnd w:id="13"/>
-    </w:p>
-    <w:p>
-      <w:pPr>
-        <w:pStyle w:val="Heading2"/>
-        <w:rPr>
-          <w:rFonts w:cs="Times New Roman"/>
-          <w:lang w:val="en-US"/>
-        </w:rPr>
-      </w:pPr>
-      <w:bookmarkStart w:id="14" w:name="_Toc235998392"/>
-      <w:r>
-        <w:rPr>
-          <w:rFonts w:cs="Times New Roman"/>
-          <w:lang w:val="en-US"/>
-        </w:rPr>
-        <w:t>Chủ đề cấp độ 2</w:t>
-      </w:r>
-      <w:bookmarkEnd w:id="14"/>
-    </w:p>
-    <w:p>
-      <w:pPr>
         <w:pStyle w:val="Heading3"/>
         <w:rPr>
-          <w:rFonts w:cs="Times New Roman"/>
-          <w:lang w:val="en-US"/>
-        </w:rPr>
-      </w:pPr>
-      <w:bookmarkStart w:id="15" w:name="_Toc235998393"/>
-      <w:r>
-        <w:rPr>
-          <w:rFonts w:cs="Times New Roman"/>
-          <w:lang w:val="en-US"/>
-        </w:rPr>
-        <w:t>Chủ đề cấp độ 3</w:t>
-      </w:r>
-      <w:bookmarkEnd w:id="15"/>
+          <w:lang w:val="en-US"/>
+        </w:rPr>
+      </w:pPr>
+      <w:r>
+        <w:t>Quy trình tuyển dụng và đào tạo nhân sự</w:t>
+      </w:r>
     </w:p>
     <w:p>
       <w:pPr>
@@ -3353,6 +3893,58 @@
           <w:lang w:val="en-US"/>
         </w:rPr>
       </w:pPr>
+    </w:p>
+    <w:p>
+      <w:pPr>
+        <w:pStyle w:val="Heading3"/>
+        <w:rPr>
+          <w:lang w:val="en-US"/>
+        </w:rPr>
+      </w:pPr>
+      <w:r>
+        <w:t>Quy trình quản lý chuỗi cung ứng và kho vận</w:t>
+      </w:r>
+    </w:p>
+    <w:p>
+      <w:pPr>
+        <w:rPr>
+          <w:rFonts w:cs="Times New Roman"/>
+          <w:szCs w:val="26"/>
+          <w:lang w:val="en-US"/>
+        </w:rPr>
+      </w:pPr>
+    </w:p>
+    <w:p>
+      <w:pPr>
+        <w:pStyle w:val="Heading3"/>
+        <w:rPr>
+          <w:lang w:val="en-US"/>
+        </w:rPr>
+      </w:pPr>
+      <w:r>
+        <w:lastRenderedPageBreak/>
+        <w:t>Quy trình bảo trì thiết bị và cơ sở vật chất</w:t>
+      </w:r>
+    </w:p>
+    <w:p>
+      <w:pPr>
+        <w:rPr>
+          <w:rFonts w:cs="Times New Roman"/>
+          <w:szCs w:val="26"/>
+          <w:lang w:val="en-US"/>
+        </w:rPr>
+      </w:pPr>
+    </w:p>
+    <w:p>
+      <w:pPr>
+        <w:pStyle w:val="Heading3"/>
+        <w:rPr>
+          <w:lang w:val="en-US"/>
+        </w:rPr>
+      </w:pPr>
+      <w:r>
+        <w:t>Quy trình hỗ trợ công nghệ thông tin</w:t>
+      </w:r>
     </w:p>
     <w:p>
       <w:pPr>
@@ -3382,80 +3974,129 @@
       <w:pPr>
         <w:pStyle w:val="Heading1"/>
       </w:pPr>
-      <w:bookmarkStart w:id="16" w:name="_Toc235998394"/>
+      <w:bookmarkStart w:id="12" w:name="_Toc236253281"/>
       <w:r>
         <w:lastRenderedPageBreak/>
         <w:t>Mô hình hoá quy trình</w:t>
       </w:r>
+      <w:bookmarkEnd w:id="12"/>
+    </w:p>
+    <w:p>
+      <w:pPr>
+        <w:pStyle w:val="Heading2"/>
+        <w:rPr>
+          <w:rFonts w:cs="Times New Roman"/>
+          <w:lang w:val="en-US"/>
+        </w:rPr>
+      </w:pPr>
+      <w:bookmarkStart w:id="13" w:name="_Toc236253282"/>
+      <w:r>
+        <w:rPr>
+          <w:rFonts w:cs="Times New Roman"/>
+          <w:lang w:val="en-US"/>
+        </w:rPr>
+        <w:t>Quy trình quản lý</w:t>
+      </w:r>
+      <w:bookmarkEnd w:id="13"/>
+    </w:p>
+    <w:p>
+      <w:pPr>
+        <w:rPr>
+          <w:lang w:val="en-US"/>
+        </w:rPr>
+      </w:pPr>
+    </w:p>
+    <w:p>
+      <w:pPr>
+        <w:pStyle w:val="Heading2"/>
+        <w:rPr>
+          <w:lang w:val="en-US"/>
+        </w:rPr>
+      </w:pPr>
+      <w:bookmarkStart w:id="14" w:name="_Toc236253283"/>
+      <w:r>
+        <w:rPr>
+          <w:lang w:val="en-US"/>
+        </w:rPr>
+        <w:t>Quy trình cốt lõi</w:t>
+      </w:r>
+      <w:bookmarkEnd w:id="14"/>
+      <w:r>
+        <w:rPr>
+          <w:lang w:val="en-US"/>
+        </w:rPr>
+        <w:t xml:space="preserve"> </w:t>
+      </w:r>
+    </w:p>
+    <w:p>
+      <w:pPr>
+        <w:rPr>
+          <w:lang w:val="en-US"/>
+        </w:rPr>
+      </w:pPr>
+    </w:p>
+    <w:p>
+      <w:pPr>
+        <w:pStyle w:val="Heading2"/>
+        <w:rPr>
+          <w:lang w:val="en-US"/>
+        </w:rPr>
+      </w:pPr>
+      <w:bookmarkStart w:id="15" w:name="_Toc236253284"/>
+      <w:r>
+        <w:rPr>
+          <w:lang w:val="en-US"/>
+        </w:rPr>
+        <w:t>Quy trình hỗ trợ</w:t>
+      </w:r>
+      <w:bookmarkEnd w:id="15"/>
+    </w:p>
+    <w:p>
+      <w:pPr>
+        <w:rPr>
+          <w:lang w:val="en-US"/>
+        </w:rPr>
+      </w:pPr>
+    </w:p>
+    <w:p>
+      <w:pPr>
+        <w:pStyle w:val="Heading1"/>
+      </w:pPr>
+      <w:bookmarkStart w:id="16" w:name="_Toc236253285"/>
+      <w:r>
+        <w:t>Phân tích quy trình</w:t>
+      </w:r>
       <w:bookmarkEnd w:id="16"/>
     </w:p>
     <w:p>
       <w:pPr>
         <w:pStyle w:val="Heading2"/>
         <w:rPr>
-          <w:rFonts w:cs="Times New Roman"/>
-          <w:lang w:val="en-US"/>
-        </w:rPr>
-      </w:pPr>
-      <w:bookmarkStart w:id="17" w:name="_Toc235998395"/>
-      <w:r>
-        <w:rPr>
-          <w:rFonts w:cs="Times New Roman"/>
-          <w:lang w:val="en-US"/>
-        </w:rPr>
-        <w:t>Chủ đề cấp độ 2</w:t>
+          <w:lang w:val="en-US"/>
+        </w:rPr>
+      </w:pPr>
+      <w:bookmarkStart w:id="17" w:name="_Toc236253286"/>
+      <w:r>
+        <w:rPr>
+          <w:lang w:val="en-US"/>
+        </w:rPr>
+        <w:t>Phân tích định tính</w:t>
       </w:r>
       <w:bookmarkEnd w:id="17"/>
     </w:p>
     <w:p>
       <w:pPr>
-        <w:rPr>
-          <w:rFonts w:cs="Times New Roman"/>
-          <w:szCs w:val="26"/>
-          <w:lang w:val="en-US"/>
-        </w:rPr>
-      </w:pPr>
-      <w:r>
-        <w:rPr>
-          <w:rFonts w:cs="Times New Roman"/>
-          <w:szCs w:val="26"/>
-          <w:lang w:val="en-US"/>
-        </w:rPr>
-        <w:t>Nội dung …………………</w:t>
-      </w:r>
-    </w:p>
-    <w:p>
-      <w:pPr>
-        <w:rPr>
-          <w:rFonts w:cs="Times New Roman"/>
-          <w:szCs w:val="26"/>
-          <w:lang w:val="en-US"/>
-        </w:rPr>
-      </w:pPr>
-      <w:r>
-        <w:rPr>
-          <w:rFonts w:cs="Times New Roman"/>
-          <w:szCs w:val="26"/>
-          <w:lang w:val="en-US"/>
-        </w:rPr>
-        <w:t>Nội dung………………….</w:t>
-      </w:r>
-    </w:p>
-    <w:p>
-      <w:pPr>
         <w:pStyle w:val="Heading3"/>
         <w:rPr>
-          <w:rFonts w:cs="Times New Roman"/>
-          <w:lang w:val="en-US"/>
-        </w:rPr>
-      </w:pPr>
-      <w:bookmarkStart w:id="18" w:name="_Toc235998396"/>
-      <w:r>
-        <w:rPr>
-          <w:rFonts w:cs="Times New Roman"/>
-          <w:lang w:val="en-US"/>
-        </w:rPr>
-        <w:t>Chủ đề cấp độ 3</w:t>
+          <w:lang w:val="en-US"/>
+        </w:rPr>
+      </w:pPr>
+      <w:bookmarkStart w:id="18" w:name="_Toc236253287"/>
+      <w:r>
+        <w:rPr>
+          <w:lang w:val="en-US"/>
+        </w:rPr>
+        <w:t>Quy trình …</w:t>
       </w:r>
       <w:bookmarkEnd w:id="18"/>
     </w:p>
@@ -3463,55 +4104,185 @@
       <w:pPr>
         <w:pStyle w:val="Heading4"/>
         <w:rPr>
-          <w:rFonts w:cs="Times New Roman"/>
-          <w:lang w:val="en-US"/>
-        </w:rPr>
-      </w:pPr>
-      <w:bookmarkStart w:id="19" w:name="_Toc235998397"/>
-      <w:r>
-        <w:rPr>
-          <w:rFonts w:cs="Times New Roman"/>
-          <w:lang w:val="en-US"/>
-        </w:rPr>
-        <w:t>Chủ đề cấp độ 4</w:t>
+          <w:lang w:val="en-US"/>
+        </w:rPr>
+      </w:pPr>
+      <w:r>
+        <w:rPr>
+          <w:lang w:val="en-US"/>
+        </w:rPr>
+        <w:t>Phân tích giá trị gia tăng</w:t>
+      </w:r>
+    </w:p>
+    <w:p>
+      <w:pPr>
+        <w:rPr>
+          <w:lang w:val="en-US"/>
+        </w:rPr>
+      </w:pPr>
+    </w:p>
+    <w:p>
+      <w:pPr>
+        <w:pStyle w:val="Heading4"/>
+        <w:rPr>
+          <w:lang w:val="en-US"/>
+        </w:rPr>
+      </w:pPr>
+      <w:r>
+        <w:rPr>
+          <w:lang w:val="en-US"/>
+        </w:rPr>
+        <w:t xml:space="preserve">Phân tích sự lãng phí </w:t>
+      </w:r>
+    </w:p>
+    <w:p>
+      <w:pPr>
+        <w:ind w:left="720"/>
+        <w:rPr>
+          <w:lang w:val="en-US"/>
+        </w:rPr>
+      </w:pPr>
+    </w:p>
+    <w:p>
+      <w:pPr>
+        <w:pStyle w:val="Heading4"/>
+        <w:rPr>
+          <w:lang w:val="en-US"/>
+        </w:rPr>
+      </w:pPr>
+      <w:r>
+        <w:rPr>
+          <w:lang w:val="en-US"/>
+        </w:rPr>
+        <w:t>Phân tích các bên liên quan</w:t>
+      </w:r>
+    </w:p>
+    <w:p>
+      <w:pPr>
+        <w:ind w:left="720"/>
+        <w:rPr>
+          <w:lang w:val="en-US"/>
+        </w:rPr>
+      </w:pPr>
+    </w:p>
+    <w:p>
+      <w:pPr>
+        <w:pStyle w:val="Heading3"/>
+        <w:rPr>
+          <w:lang w:val="en-US"/>
+        </w:rPr>
+      </w:pPr>
+      <w:bookmarkStart w:id="19" w:name="_Toc236253288"/>
+      <w:r>
+        <w:rPr>
+          <w:lang w:val="en-US"/>
+        </w:rPr>
+        <w:t>Quy trình …</w:t>
       </w:r>
       <w:bookmarkEnd w:id="19"/>
     </w:p>
     <w:p>
       <w:pPr>
+        <w:rPr>
+          <w:lang w:val="en-US"/>
+        </w:rPr>
+      </w:pPr>
+    </w:p>
+    <w:p>
+      <w:pPr>
         <w:pStyle w:val="Heading2"/>
         <w:rPr>
-          <w:rFonts w:cs="Times New Roman"/>
-          <w:lang w:val="en-US"/>
-        </w:rPr>
-      </w:pPr>
-      <w:bookmarkStart w:id="20" w:name="_Toc235998398"/>
-      <w:r>
-        <w:rPr>
-          <w:rFonts w:cs="Times New Roman"/>
-          <w:lang w:val="en-US"/>
-        </w:rPr>
-        <w:t>Chủ đề cấp độ 2</w:t>
+          <w:lang w:val="en-US"/>
+        </w:rPr>
+      </w:pPr>
+      <w:bookmarkStart w:id="20" w:name="_Toc236253289"/>
+      <w:r>
+        <w:rPr>
+          <w:lang w:val="en-US"/>
+        </w:rPr>
+        <w:t>Phân tích định lượng</w:t>
       </w:r>
       <w:bookmarkEnd w:id="20"/>
     </w:p>
     <w:p>
       <w:pPr>
-        <w:rPr>
-          <w:rFonts w:cs="Times New Roman"/>
-          <w:lang w:val="en-US"/>
-        </w:rPr>
-      </w:pPr>
-    </w:p>
-    <w:p>
-      <w:pPr>
-        <w:pStyle w:val="Heading1"/>
-      </w:pPr>
-      <w:bookmarkStart w:id="21" w:name="_Toc235998399"/>
-      <w:r>
-        <w:t>Phân tích quy trình</w:t>
+        <w:pStyle w:val="Heading3"/>
+        <w:rPr>
+          <w:lang w:val="en-US"/>
+        </w:rPr>
+      </w:pPr>
+      <w:bookmarkStart w:id="21" w:name="_Toc236253290"/>
+      <w:r>
+        <w:rPr>
+          <w:lang w:val="en-US"/>
+        </w:rPr>
+        <w:t>Quy trình …</w:t>
       </w:r>
       <w:bookmarkEnd w:id="21"/>
+    </w:p>
+    <w:p>
+      <w:pPr>
+        <w:rPr>
+          <w:lang w:val="en-US"/>
+        </w:rPr>
+      </w:pPr>
+    </w:p>
+    <w:p>
+      <w:pPr>
+        <w:pStyle w:val="Heading4"/>
+        <w:rPr>
+          <w:lang w:val="en-US"/>
+        </w:rPr>
+      </w:pPr>
+      <w:r>
+        <w:rPr>
+          <w:lang w:val="en-US"/>
+        </w:rPr>
+        <w:t xml:space="preserve">Thời gian </w:t>
+      </w:r>
+    </w:p>
+    <w:p>
+      <w:pPr>
+        <w:rPr>
+          <w:lang w:val="en-US"/>
+        </w:rPr>
+      </w:pPr>
+    </w:p>
+    <w:p>
+      <w:pPr>
+        <w:pStyle w:val="Heading4"/>
+        <w:rPr>
+          <w:lang w:val="en-US"/>
+        </w:rPr>
+      </w:pPr>
+      <w:r>
+        <w:rPr>
+          <w:lang w:val="en-US"/>
+        </w:rPr>
+        <w:lastRenderedPageBreak/>
+        <w:t xml:space="preserve">Chất lượng </w:t>
+      </w:r>
+    </w:p>
+    <w:p>
+      <w:pPr>
+        <w:rPr>
+          <w:lang w:val="en-US"/>
+        </w:rPr>
+      </w:pPr>
+    </w:p>
+    <w:p>
+      <w:pPr>
+        <w:pStyle w:val="Heading4"/>
+        <w:rPr>
+          <w:lang w:val="en-US"/>
+        </w:rPr>
+      </w:pPr>
+      <w:r>
+        <w:rPr>
+          <w:lang w:val="en-US"/>
+        </w:rPr>
+        <w:t>Chi phí</w:t>
+      </w:r>
     </w:p>
     <w:p>
       <w:pPr>
@@ -3625,6 +4396,7 @@
           <w:pBdr>
             <w:top w:val="double" w:sz="4" w:space="1" w:color="auto"/>
           </w:pBdr>
+          <w:spacing w:after="120" w:line="360" w:lineRule="auto"/>
           <w:jc w:val="center"/>
           <w:rPr>
             <w:rFonts w:cs="Times New Roman"/>
@@ -4934,6 +5706,98 @@
     </w:lvl>
   </w:abstractNum>
   <w:abstractNum w:abstractNumId="9" w15:restartNumberingAfterBreak="0">
+    <w:nsid w:val="235A65CE"/>
+    <w:multiLevelType w:val="hybridMultilevel"/>
+    <w:tmpl w:val="AA40060E"/>
+    <w:lvl w:ilvl="0" w:tplc="17741AB6">
+      <w:start w:val="1"/>
+      <w:numFmt w:val="lowerLetter"/>
+      <w:lvlText w:val="%1)"/>
+      <w:lvlJc w:val="left"/>
+      <w:pPr>
+        <w:ind w:left="1800" w:hanging="360"/>
+      </w:pPr>
+      <w:rPr>
+        <w:rFonts w:ascii="Times New Roman Bold" w:hAnsi="Times New Roman Bold" w:hint="default"/>
+        <w:b/>
+        <w:i w:val="0"/>
+        <w:sz w:val="26"/>
+      </w:rPr>
+    </w:lvl>
+    <w:lvl w:ilvl="1" w:tplc="042A0019" w:tentative="1">
+      <w:start w:val="1"/>
+      <w:numFmt w:val="lowerLetter"/>
+      <w:lvlText w:val="%2."/>
+      <w:lvlJc w:val="left"/>
+      <w:pPr>
+        <w:ind w:left="2520" w:hanging="360"/>
+      </w:pPr>
+    </w:lvl>
+    <w:lvl w:ilvl="2" w:tplc="042A001B" w:tentative="1">
+      <w:start w:val="1"/>
+      <w:numFmt w:val="lowerRoman"/>
+      <w:lvlText w:val="%3."/>
+      <w:lvlJc w:val="right"/>
+      <w:pPr>
+        <w:ind w:left="3240" w:hanging="180"/>
+      </w:pPr>
+    </w:lvl>
+    <w:lvl w:ilvl="3" w:tplc="042A000F" w:tentative="1">
+      <w:start w:val="1"/>
+      <w:numFmt w:val="decimal"/>
+      <w:lvlText w:val="%4."/>
+      <w:lvlJc w:val="left"/>
+      <w:pPr>
+        <w:ind w:left="3960" w:hanging="360"/>
+      </w:pPr>
+    </w:lvl>
+    <w:lvl w:ilvl="4" w:tplc="042A0019" w:tentative="1">
+      <w:start w:val="1"/>
+      <w:numFmt w:val="lowerLetter"/>
+      <w:lvlText w:val="%5."/>
+      <w:lvlJc w:val="left"/>
+      <w:pPr>
+        <w:ind w:left="4680" w:hanging="360"/>
+      </w:pPr>
+    </w:lvl>
+    <w:lvl w:ilvl="5" w:tplc="042A001B" w:tentative="1">
+      <w:start w:val="1"/>
+      <w:numFmt w:val="lowerRoman"/>
+      <w:lvlText w:val="%6."/>
+      <w:lvlJc w:val="right"/>
+      <w:pPr>
+        <w:ind w:left="5400" w:hanging="180"/>
+      </w:pPr>
+    </w:lvl>
+    <w:lvl w:ilvl="6" w:tplc="042A000F" w:tentative="1">
+      <w:start w:val="1"/>
+      <w:numFmt w:val="decimal"/>
+      <w:lvlText w:val="%7."/>
+      <w:lvlJc w:val="left"/>
+      <w:pPr>
+        <w:ind w:left="6120" w:hanging="360"/>
+      </w:pPr>
+    </w:lvl>
+    <w:lvl w:ilvl="7" w:tplc="042A0019" w:tentative="1">
+      <w:start w:val="1"/>
+      <w:numFmt w:val="lowerLetter"/>
+      <w:lvlText w:val="%8."/>
+      <w:lvlJc w:val="left"/>
+      <w:pPr>
+        <w:ind w:left="6840" w:hanging="360"/>
+      </w:pPr>
+    </w:lvl>
+    <w:lvl w:ilvl="8" w:tplc="042A001B" w:tentative="1">
+      <w:start w:val="1"/>
+      <w:numFmt w:val="lowerRoman"/>
+      <w:lvlText w:val="%9."/>
+      <w:lvlJc w:val="right"/>
+      <w:pPr>
+        <w:ind w:left="7560" w:hanging="180"/>
+      </w:pPr>
+    </w:lvl>
+  </w:abstractNum>
+  <w:abstractNum w:abstractNumId="10" w15:restartNumberingAfterBreak="0">
     <w:nsid w:val="257706B0"/>
     <w:multiLevelType w:val="hybridMultilevel"/>
     <w:tmpl w:val="C85CF4E0"/>
@@ -5073,7 +5937,7 @@
       </w:rPr>
     </w:lvl>
   </w:abstractNum>
-  <w:abstractNum w:abstractNumId="10" w15:restartNumberingAfterBreak="0">
+  <w:abstractNum w:abstractNumId="11" w15:restartNumberingAfterBreak="0">
     <w:nsid w:val="26886B0A"/>
     <w:multiLevelType w:val="hybridMultilevel"/>
     <w:tmpl w:val="5434A548"/>
@@ -5214,7 +6078,7 @@
       </w:rPr>
     </w:lvl>
   </w:abstractNum>
-  <w:abstractNum w:abstractNumId="11" w15:restartNumberingAfterBreak="0">
+  <w:abstractNum w:abstractNumId="12" w15:restartNumberingAfterBreak="0">
     <w:nsid w:val="27F946EC"/>
     <w:multiLevelType w:val="hybridMultilevel"/>
     <w:tmpl w:val="3368896C"/>
@@ -5345,7 +6209,7 @@
       </w:pPr>
     </w:lvl>
   </w:abstractNum>
-  <w:abstractNum w:abstractNumId="12" w15:restartNumberingAfterBreak="0">
+  <w:abstractNum w:abstractNumId="13" w15:restartNumberingAfterBreak="0">
     <w:nsid w:val="29130A08"/>
     <w:multiLevelType w:val="hybridMultilevel"/>
     <w:tmpl w:val="F096506A"/>
@@ -5485,7 +6349,7 @@
       </w:rPr>
     </w:lvl>
   </w:abstractNum>
-  <w:abstractNum w:abstractNumId="13" w15:restartNumberingAfterBreak="0">
+  <w:abstractNum w:abstractNumId="14" w15:restartNumberingAfterBreak="0">
     <w:nsid w:val="2A262E1C"/>
     <w:multiLevelType w:val="hybridMultilevel"/>
     <w:tmpl w:val="5F941A34"/>
@@ -5625,7 +6489,7 @@
       </w:rPr>
     </w:lvl>
   </w:abstractNum>
-  <w:abstractNum w:abstractNumId="14" w15:restartNumberingAfterBreak="0">
+  <w:abstractNum w:abstractNumId="15" w15:restartNumberingAfterBreak="0">
     <w:nsid w:val="2B410647"/>
     <w:multiLevelType w:val="hybridMultilevel"/>
     <w:tmpl w:val="075A8B70"/>
@@ -5766,7 +6630,7 @@
       </w:rPr>
     </w:lvl>
   </w:abstractNum>
-  <w:abstractNum w:abstractNumId="15" w15:restartNumberingAfterBreak="0">
+  <w:abstractNum w:abstractNumId="16" w15:restartNumberingAfterBreak="0">
     <w:nsid w:val="2BAF07D9"/>
     <w:multiLevelType w:val="hybridMultilevel"/>
     <w:tmpl w:val="1054BFE8"/>
@@ -5882,7 +6746,7 @@
       </w:pPr>
     </w:lvl>
   </w:abstractNum>
-  <w:abstractNum w:abstractNumId="16" w15:restartNumberingAfterBreak="0">
+  <w:abstractNum w:abstractNumId="17" w15:restartNumberingAfterBreak="0">
     <w:nsid w:val="2C2B38D0"/>
     <w:multiLevelType w:val="hybridMultilevel"/>
     <w:tmpl w:val="FE686E48"/>
@@ -6022,7 +6886,7 @@
       </w:rPr>
     </w:lvl>
   </w:abstractNum>
-  <w:abstractNum w:abstractNumId="17" w15:restartNumberingAfterBreak="0">
+  <w:abstractNum w:abstractNumId="18" w15:restartNumberingAfterBreak="0">
     <w:nsid w:val="2FAE74CB"/>
     <w:multiLevelType w:val="hybridMultilevel"/>
     <w:tmpl w:val="BD669732"/>
@@ -6153,7 +7017,7 @@
       </w:pPr>
     </w:lvl>
   </w:abstractNum>
-  <w:abstractNum w:abstractNumId="18" w15:restartNumberingAfterBreak="0">
+  <w:abstractNum w:abstractNumId="19" w15:restartNumberingAfterBreak="0">
     <w:nsid w:val="330D4533"/>
     <w:multiLevelType w:val="hybridMultilevel"/>
     <w:tmpl w:val="513011D4"/>
@@ -6294,7 +7158,7 @@
       </w:rPr>
     </w:lvl>
   </w:abstractNum>
-  <w:abstractNum w:abstractNumId="19" w15:restartNumberingAfterBreak="0">
+  <w:abstractNum w:abstractNumId="20" w15:restartNumberingAfterBreak="0">
     <w:nsid w:val="37B31ED6"/>
     <w:multiLevelType w:val="hybridMultilevel"/>
     <w:tmpl w:val="CB66BE84"/>
@@ -6436,7 +7300,7 @@
       </w:rPr>
     </w:lvl>
   </w:abstractNum>
-  <w:abstractNum w:abstractNumId="20" w15:restartNumberingAfterBreak="0">
+  <w:abstractNum w:abstractNumId="21" w15:restartNumberingAfterBreak="0">
     <w:nsid w:val="38111D61"/>
     <w:multiLevelType w:val="multilevel"/>
     <w:tmpl w:val="B588C0C0"/>
@@ -6576,7 +7440,7 @@
       </w:rPr>
     </w:lvl>
   </w:abstractNum>
-  <w:abstractNum w:abstractNumId="21" w15:restartNumberingAfterBreak="0">
+  <w:abstractNum w:abstractNumId="22" w15:restartNumberingAfterBreak="0">
     <w:nsid w:val="39C456D3"/>
     <w:multiLevelType w:val="hybridMultilevel"/>
     <w:tmpl w:val="6EEA797A"/>
@@ -6716,7 +7580,7 @@
       </w:rPr>
     </w:lvl>
   </w:abstractNum>
-  <w:abstractNum w:abstractNumId="22" w15:restartNumberingAfterBreak="0">
+  <w:abstractNum w:abstractNumId="23" w15:restartNumberingAfterBreak="0">
     <w:nsid w:val="3D680B61"/>
     <w:multiLevelType w:val="hybridMultilevel"/>
     <w:tmpl w:val="5718C728"/>
@@ -6856,7 +7720,7 @@
       </w:rPr>
     </w:lvl>
   </w:abstractNum>
-  <w:abstractNum w:abstractNumId="23" w15:restartNumberingAfterBreak="0">
+  <w:abstractNum w:abstractNumId="24" w15:restartNumberingAfterBreak="0">
     <w:nsid w:val="3DAF2162"/>
     <w:multiLevelType w:val="hybridMultilevel"/>
     <w:tmpl w:val="2AD0D08C"/>
@@ -6996,7 +7860,7 @@
       </w:rPr>
     </w:lvl>
   </w:abstractNum>
-  <w:abstractNum w:abstractNumId="24" w15:restartNumberingAfterBreak="0">
+  <w:abstractNum w:abstractNumId="25" w15:restartNumberingAfterBreak="0">
     <w:nsid w:val="3DEC3B64"/>
     <w:multiLevelType w:val="hybridMultilevel"/>
     <w:tmpl w:val="6F9A053E"/>
@@ -7136,7 +8000,7 @@
       </w:rPr>
     </w:lvl>
   </w:abstractNum>
-  <w:abstractNum w:abstractNumId="25" w15:restartNumberingAfterBreak="0">
+  <w:abstractNum w:abstractNumId="26" w15:restartNumberingAfterBreak="0">
     <w:nsid w:val="42AE3FF7"/>
     <w:multiLevelType w:val="multilevel"/>
     <w:tmpl w:val="58483136"/>
@@ -7276,7 +8140,7 @@
       </w:rPr>
     </w:lvl>
   </w:abstractNum>
-  <w:abstractNum w:abstractNumId="26" w15:restartNumberingAfterBreak="0">
+  <w:abstractNum w:abstractNumId="27" w15:restartNumberingAfterBreak="0">
     <w:nsid w:val="45F22387"/>
     <w:multiLevelType w:val="hybridMultilevel"/>
     <w:tmpl w:val="3904CA10"/>
@@ -7416,7 +8280,7 @@
       </w:rPr>
     </w:lvl>
   </w:abstractNum>
-  <w:abstractNum w:abstractNumId="27" w15:restartNumberingAfterBreak="0">
+  <w:abstractNum w:abstractNumId="28" w15:restartNumberingAfterBreak="0">
     <w:nsid w:val="48564FAA"/>
     <w:multiLevelType w:val="hybridMultilevel"/>
     <w:tmpl w:val="DA3E060E"/>
@@ -7435,7 +8299,7 @@
         <w:rFonts w:ascii="Courier New" w:hAnsi="Courier New" w:cs="Courier New" w:hint="default"/>
       </w:rPr>
     </w:lvl>
-    <w:lvl w:ilvl="1" w:tplc="04090003" w:tentative="1">
+    <w:lvl w:ilvl="1" w:tplc="04090003">
       <w:start w:val="1"/>
       <w:numFmt w:val="bullet"/>
       <w:lvlText w:val="o"/>
@@ -7556,7 +8420,7 @@
       </w:rPr>
     </w:lvl>
   </w:abstractNum>
-  <w:abstractNum w:abstractNumId="28" w15:restartNumberingAfterBreak="0">
+  <w:abstractNum w:abstractNumId="29" w15:restartNumberingAfterBreak="0">
     <w:nsid w:val="4AFA2744"/>
     <w:multiLevelType w:val="hybridMultilevel"/>
     <w:tmpl w:val="2D486D0A"/>
@@ -7696,7 +8560,7 @@
       </w:rPr>
     </w:lvl>
   </w:abstractNum>
-  <w:abstractNum w:abstractNumId="29" w15:restartNumberingAfterBreak="0">
+  <w:abstractNum w:abstractNumId="30" w15:restartNumberingAfterBreak="0">
     <w:nsid w:val="4C49476C"/>
     <w:multiLevelType w:val="hybridMultilevel"/>
     <w:tmpl w:val="7A1E3B5C"/>
@@ -7836,7 +8700,7 @@
       </w:rPr>
     </w:lvl>
   </w:abstractNum>
-  <w:abstractNum w:abstractNumId="30" w15:restartNumberingAfterBreak="0">
+  <w:abstractNum w:abstractNumId="31" w15:restartNumberingAfterBreak="0">
     <w:nsid w:val="522939BB"/>
     <w:multiLevelType w:val="hybridMultilevel"/>
     <w:tmpl w:val="EEBC55D6"/>
@@ -7976,7 +8840,7 @@
       </w:rPr>
     </w:lvl>
   </w:abstractNum>
-  <w:abstractNum w:abstractNumId="31" w15:restartNumberingAfterBreak="0">
+  <w:abstractNum w:abstractNumId="32" w15:restartNumberingAfterBreak="0">
     <w:nsid w:val="57D43917"/>
     <w:multiLevelType w:val="hybridMultilevel"/>
     <w:tmpl w:val="B68EE990"/>
@@ -8116,7 +8980,7 @@
       </w:rPr>
     </w:lvl>
   </w:abstractNum>
-  <w:abstractNum w:abstractNumId="32" w15:restartNumberingAfterBreak="0">
+  <w:abstractNum w:abstractNumId="33" w15:restartNumberingAfterBreak="0">
     <w:nsid w:val="5B9414C2"/>
     <w:multiLevelType w:val="multilevel"/>
     <w:tmpl w:val="7F28B002"/>
@@ -8251,7 +9115,7 @@
       </w:rPr>
     </w:lvl>
   </w:abstractNum>
-  <w:abstractNum w:abstractNumId="33" w15:restartNumberingAfterBreak="0">
+  <w:abstractNum w:abstractNumId="34" w15:restartNumberingAfterBreak="0">
     <w:nsid w:val="5C1904D1"/>
     <w:multiLevelType w:val="hybridMultilevel"/>
     <w:tmpl w:val="C59A39B4"/>
@@ -8381,10 +9245,10 @@
       </w:pPr>
     </w:lvl>
   </w:abstractNum>
-  <w:abstractNum w:abstractNumId="34" w15:restartNumberingAfterBreak="0">
+  <w:abstractNum w:abstractNumId="35" w15:restartNumberingAfterBreak="0">
     <w:nsid w:val="5F4D565D"/>
     <w:multiLevelType w:val="multilevel"/>
-    <w:tmpl w:val="8CDEC296"/>
+    <w:tmpl w:val="9856BB7C"/>
     <w:lvl w:ilvl="0">
       <w:start w:val="1"/>
       <w:numFmt w:val="decimal"/>
@@ -8454,28 +9318,35 @@
     </w:lvl>
     <w:lvl w:ilvl="3">
       <w:start w:val="1"/>
-      <w:numFmt w:val="decimal"/>
+      <w:numFmt w:val="lowerLetter"/>
       <w:pStyle w:val="Heading4"/>
       <w:suff w:val="space"/>
-      <w:lvlText w:val="%1.%2.%3.%4."/>
+      <w:lvlText w:val="%4)"/>
       <w:lvlJc w:val="left"/>
       <w:pPr>
         <w:ind w:left="1435" w:hanging="355"/>
       </w:pPr>
       <w:rPr>
-        <w:rFonts w:hint="default"/>
+        <w:rFonts w:ascii="Times New Roman Bold" w:hAnsi="Times New Roman Bold" w:hint="default"/>
+        <w:b/>
+        <w:i w:val="0"/>
+        <w:sz w:val="26"/>
       </w:rPr>
     </w:lvl>
     <w:lvl w:ilvl="4">
       <w:start w:val="1"/>
-      <w:numFmt w:val="lowerLetter"/>
-      <w:lvlText w:val="(%5)"/>
-      <w:lvlJc w:val="left"/>
-      <w:pPr>
-        <w:ind w:left="1800" w:hanging="360"/>
-      </w:pPr>
-      <w:rPr>
-        <w:rFonts w:hint="default"/>
+      <w:numFmt w:val="none"/>
+      <w:suff w:val="space"/>
+      <w:lvlText w:val="%5"/>
+      <w:lvlJc w:val="left"/>
+      <w:pPr>
+        <w:ind w:left="720" w:hanging="363"/>
+      </w:pPr>
+      <w:rPr>
+        <w:rFonts w:ascii="Times New Roman Bold" w:hAnsi="Times New Roman Bold" w:hint="default"/>
+        <w:b/>
+        <w:i w:val="0"/>
+        <w:sz w:val="26"/>
       </w:rPr>
     </w:lvl>
     <w:lvl w:ilvl="5">
@@ -8527,7 +9398,7 @@
       </w:rPr>
     </w:lvl>
   </w:abstractNum>
-  <w:abstractNum w:abstractNumId="35" w15:restartNumberingAfterBreak="0">
+  <w:abstractNum w:abstractNumId="36" w15:restartNumberingAfterBreak="0">
     <w:nsid w:val="5F895809"/>
     <w:multiLevelType w:val="hybridMultilevel"/>
     <w:tmpl w:val="EAFE97BE"/>
@@ -8667,7 +9538,7 @@
       </w:rPr>
     </w:lvl>
   </w:abstractNum>
-  <w:abstractNum w:abstractNumId="36" w15:restartNumberingAfterBreak="0">
+  <w:abstractNum w:abstractNumId="37" w15:restartNumberingAfterBreak="0">
     <w:nsid w:val="634475AE"/>
     <w:multiLevelType w:val="hybridMultilevel"/>
     <w:tmpl w:val="B5A4C58C"/>
@@ -8797,7 +9668,7 @@
       </w:pPr>
     </w:lvl>
   </w:abstractNum>
-  <w:abstractNum w:abstractNumId="37" w15:restartNumberingAfterBreak="0">
+  <w:abstractNum w:abstractNumId="38" w15:restartNumberingAfterBreak="0">
     <w:nsid w:val="65B93B06"/>
     <w:multiLevelType w:val="hybridMultilevel"/>
     <w:tmpl w:val="1F020784"/>
@@ -8937,7 +9808,7 @@
       </w:rPr>
     </w:lvl>
   </w:abstractNum>
-  <w:abstractNum w:abstractNumId="38" w15:restartNumberingAfterBreak="0">
+  <w:abstractNum w:abstractNumId="39" w15:restartNumberingAfterBreak="0">
     <w:nsid w:val="668847D8"/>
     <w:multiLevelType w:val="hybridMultilevel"/>
     <w:tmpl w:val="22CC3EC4"/>
@@ -9056,7 +9927,7 @@
       </w:pPr>
     </w:lvl>
   </w:abstractNum>
-  <w:abstractNum w:abstractNumId="39" w15:restartNumberingAfterBreak="0">
+  <w:abstractNum w:abstractNumId="40" w15:restartNumberingAfterBreak="0">
     <w:nsid w:val="6EBE32AA"/>
     <w:multiLevelType w:val="hybridMultilevel"/>
     <w:tmpl w:val="0BF06FCA"/>
@@ -9145,7 +10016,7 @@
       </w:pPr>
     </w:lvl>
   </w:abstractNum>
-  <w:abstractNum w:abstractNumId="40" w15:restartNumberingAfterBreak="0">
+  <w:abstractNum w:abstractNumId="41" w15:restartNumberingAfterBreak="0">
     <w:nsid w:val="72963973"/>
     <w:multiLevelType w:val="hybridMultilevel"/>
     <w:tmpl w:val="8AFA3846"/>
@@ -9237,7 +10108,7 @@
       </w:pPr>
     </w:lvl>
   </w:abstractNum>
-  <w:abstractNum w:abstractNumId="41" w15:restartNumberingAfterBreak="0">
+  <w:abstractNum w:abstractNumId="42" w15:restartNumberingAfterBreak="0">
     <w:nsid w:val="7462323A"/>
     <w:multiLevelType w:val="hybridMultilevel"/>
     <w:tmpl w:val="243A3D34"/>
@@ -9377,7 +10248,7 @@
       </w:rPr>
     </w:lvl>
   </w:abstractNum>
-  <w:abstractNum w:abstractNumId="42" w15:restartNumberingAfterBreak="0">
+  <w:abstractNum w:abstractNumId="43" w15:restartNumberingAfterBreak="0">
     <w:nsid w:val="765D1CFB"/>
     <w:multiLevelType w:val="multilevel"/>
     <w:tmpl w:val="AEAEC4E8"/>
@@ -9522,7 +10393,7 @@
       </w:rPr>
     </w:lvl>
   </w:abstractNum>
-  <w:abstractNum w:abstractNumId="43" w15:restartNumberingAfterBreak="0">
+  <w:abstractNum w:abstractNumId="44" w15:restartNumberingAfterBreak="0">
     <w:nsid w:val="775A04FB"/>
     <w:multiLevelType w:val="hybridMultilevel"/>
     <w:tmpl w:val="A146645C"/>
@@ -9611,7 +10482,7 @@
       </w:pPr>
     </w:lvl>
   </w:abstractNum>
-  <w:abstractNum w:abstractNumId="44" w15:restartNumberingAfterBreak="0">
+  <w:abstractNum w:abstractNumId="45" w15:restartNumberingAfterBreak="0">
     <w:nsid w:val="7A5A1B12"/>
     <w:multiLevelType w:val="hybridMultilevel"/>
     <w:tmpl w:val="6622A604"/>
@@ -9751,7 +10622,7 @@
       </w:rPr>
     </w:lvl>
   </w:abstractNum>
-  <w:abstractNum w:abstractNumId="45" w15:restartNumberingAfterBreak="0">
+  <w:abstractNum w:abstractNumId="46" w15:restartNumberingAfterBreak="0">
     <w:nsid w:val="7C2F66C6"/>
     <w:multiLevelType w:val="hybridMultilevel"/>
     <w:tmpl w:val="E884D53A"/>
@@ -9892,76 +10763,76 @@
     </w:lvl>
   </w:abstractNum>
   <w:num w:numId="1" w16cid:durableId="2035692964">
-    <w:abstractNumId w:val="37"/>
+    <w:abstractNumId w:val="38"/>
   </w:num>
   <w:num w:numId="2" w16cid:durableId="2117677777">
-    <w:abstractNumId w:val="21"/>
+    <w:abstractNumId w:val="22"/>
   </w:num>
   <w:num w:numId="3" w16cid:durableId="1715233772">
-    <w:abstractNumId w:val="31"/>
+    <w:abstractNumId w:val="32"/>
   </w:num>
   <w:num w:numId="4" w16cid:durableId="1229926204">
     <w:abstractNumId w:val="5"/>
   </w:num>
   <w:num w:numId="5" w16cid:durableId="1318801137">
-    <w:abstractNumId w:val="25"/>
+    <w:abstractNumId w:val="26"/>
   </w:num>
   <w:num w:numId="6" w16cid:durableId="711921464">
     <w:abstractNumId w:val="1"/>
   </w:num>
   <w:num w:numId="7" w16cid:durableId="224801360">
-    <w:abstractNumId w:val="18"/>
+    <w:abstractNumId w:val="19"/>
   </w:num>
   <w:num w:numId="8" w16cid:durableId="281745">
-    <w:abstractNumId w:val="30"/>
+    <w:abstractNumId w:val="31"/>
   </w:num>
   <w:num w:numId="9" w16cid:durableId="1386832119">
-    <w:abstractNumId w:val="41"/>
+    <w:abstractNumId w:val="42"/>
   </w:num>
   <w:num w:numId="10" w16cid:durableId="1619919460">
     <w:abstractNumId w:val="2"/>
   </w:num>
   <w:num w:numId="11" w16cid:durableId="981428436">
-    <w:abstractNumId w:val="44"/>
+    <w:abstractNumId w:val="45"/>
   </w:num>
   <w:num w:numId="12" w16cid:durableId="436104710">
-    <w:abstractNumId w:val="36"/>
+    <w:abstractNumId w:val="37"/>
   </w:num>
   <w:num w:numId="13" w16cid:durableId="141314287">
-    <w:abstractNumId w:val="27"/>
+    <w:abstractNumId w:val="28"/>
   </w:num>
   <w:num w:numId="14" w16cid:durableId="328481966">
-    <w:abstractNumId w:val="23"/>
+    <w:abstractNumId w:val="24"/>
   </w:num>
   <w:num w:numId="15" w16cid:durableId="422652419">
-    <w:abstractNumId w:val="26"/>
+    <w:abstractNumId w:val="27"/>
   </w:num>
   <w:num w:numId="16" w16cid:durableId="741830718">
     <w:abstractNumId w:val="0"/>
   </w:num>
   <w:num w:numId="17" w16cid:durableId="1187794403">
-    <w:abstractNumId w:val="20"/>
+    <w:abstractNumId w:val="21"/>
   </w:num>
   <w:num w:numId="18" w16cid:durableId="730159430">
-    <w:abstractNumId w:val="38"/>
+    <w:abstractNumId w:val="39"/>
   </w:num>
   <w:num w:numId="19" w16cid:durableId="1960456286">
-    <w:abstractNumId w:val="42"/>
+    <w:abstractNumId w:val="43"/>
   </w:num>
   <w:num w:numId="20" w16cid:durableId="1231774802">
     <w:abstractNumId w:val="6"/>
   </w:num>
   <w:num w:numId="21" w16cid:durableId="344139918">
-    <w:abstractNumId w:val="24"/>
+    <w:abstractNumId w:val="25"/>
   </w:num>
   <w:num w:numId="22" w16cid:durableId="1313562056">
     <w:abstractNumId w:val="8"/>
   </w:num>
   <w:num w:numId="23" w16cid:durableId="2088265572">
-    <w:abstractNumId w:val="15"/>
+    <w:abstractNumId w:val="16"/>
   </w:num>
   <w:num w:numId="24" w16cid:durableId="740952658">
-    <w:abstractNumId w:val="10"/>
+    <w:abstractNumId w:val="11"/>
   </w:num>
   <w:num w:numId="25" w16cid:durableId="1521773688">
     <w:abstractNumId w:val="3"/>
@@ -9970,67 +10841,70 @@
     <w:abstractNumId w:val="7"/>
   </w:num>
   <w:num w:numId="27" w16cid:durableId="452989877">
-    <w:abstractNumId w:val="9"/>
+    <w:abstractNumId w:val="10"/>
   </w:num>
   <w:num w:numId="28" w16cid:durableId="2034913480">
-    <w:abstractNumId w:val="19"/>
+    <w:abstractNumId w:val="20"/>
   </w:num>
   <w:num w:numId="29" w16cid:durableId="689842693">
     <w:abstractNumId w:val="4"/>
   </w:num>
   <w:num w:numId="30" w16cid:durableId="1639646453">
-    <w:abstractNumId w:val="16"/>
+    <w:abstractNumId w:val="17"/>
   </w:num>
   <w:num w:numId="31" w16cid:durableId="1653025289">
-    <w:abstractNumId w:val="11"/>
+    <w:abstractNumId w:val="12"/>
   </w:num>
   <w:num w:numId="32" w16cid:durableId="2115438092">
+    <w:abstractNumId w:val="15"/>
+  </w:num>
+  <w:num w:numId="33" w16cid:durableId="402683443">
+    <w:abstractNumId w:val="18"/>
+  </w:num>
+  <w:num w:numId="34" w16cid:durableId="1581325525">
+    <w:abstractNumId w:val="13"/>
+  </w:num>
+  <w:num w:numId="35" w16cid:durableId="882789880">
+    <w:abstractNumId w:val="30"/>
+  </w:num>
+  <w:num w:numId="36" w16cid:durableId="383410453">
+    <w:abstractNumId w:val="46"/>
+  </w:num>
+  <w:num w:numId="37" w16cid:durableId="1676348618">
     <w:abstractNumId w:val="14"/>
   </w:num>
-  <w:num w:numId="33" w16cid:durableId="402683443">
-    <w:abstractNumId w:val="17"/>
+  <w:num w:numId="38" w16cid:durableId="244726697">
+    <w:abstractNumId w:val="36"/>
   </w:num>
-  <w:num w:numId="34" w16cid:durableId="1581325525">
-    <w:abstractNumId w:val="12"/>
+  <w:num w:numId="39" w16cid:durableId="805974118">
+    <w:abstractNumId w:val="34"/>
   </w:num>
-  <w:num w:numId="35" w16cid:durableId="882789880">
+  <w:num w:numId="40" w16cid:durableId="1744644701">
     <w:abstractNumId w:val="29"/>
   </w:num>
-  <w:num w:numId="36" w16cid:durableId="383410453">
-    <w:abstractNumId w:val="45"/>
+  <w:num w:numId="41" w16cid:durableId="286476201">
+    <w:abstractNumId w:val="23"/>
   </w:num>
-  <w:num w:numId="37" w16cid:durableId="1676348618">
-    <w:abstractNumId w:val="13"/>
+  <w:num w:numId="42" w16cid:durableId="271057110">
+    <w:abstractNumId w:val="40"/>
   </w:num>
-  <w:num w:numId="38" w16cid:durableId="244726697">
+  <w:num w:numId="43" w16cid:durableId="1022630326">
+    <w:abstractNumId w:val="44"/>
+  </w:num>
+  <w:num w:numId="44" w16cid:durableId="413822096">
     <w:abstractNumId w:val="35"/>
   </w:num>
-  <w:num w:numId="39" w16cid:durableId="805974118">
+  <w:num w:numId="45" w16cid:durableId="1814328675">
+    <w:abstractNumId w:val="41"/>
+  </w:num>
+  <w:num w:numId="46" w16cid:durableId="1825122705">
     <w:abstractNumId w:val="33"/>
   </w:num>
-  <w:num w:numId="40" w16cid:durableId="1744644701">
-    <w:abstractNumId w:val="28"/>
+  <w:num w:numId="47" w16cid:durableId="349376058">
+    <w:abstractNumId w:val="35"/>
   </w:num>
-  <w:num w:numId="41" w16cid:durableId="286476201">
-    <w:abstractNumId w:val="22"/>
-  </w:num>
-  <w:num w:numId="42" w16cid:durableId="271057110">
-    <w:abstractNumId w:val="39"/>
-  </w:num>
-  <w:num w:numId="43" w16cid:durableId="1022630326">
-    <w:abstractNumId w:val="43"/>
-  </w:num>
-  <w:num w:numId="44" w16cid:durableId="413822096">
-    <w:abstractNumId w:val="34"/>
-  </w:num>
-  <w:num w:numId="45" w16cid:durableId="1814328675">
-    <w:abstractNumId w:val="40"/>
-  </w:num>
-  <w:num w:numId="46" w16cid:durableId="1825122705">
-    <w:abstractNumId w:val="32"/>
-  </w:num>
-  <w:num w:numId="47" w16cid:durableId="349376058">
-    <w:abstractNumId w:val="34"/>
+  <w:num w:numId="48" w16cid:durableId="210001293">
+    <w:abstractNumId w:val="9"/>
   </w:num>
 </w:numbering>
 </file>
@@ -10072,7 +10946,7 @@
     <w:lsdException w:name="index 7" w:semiHidden="1" w:unhideWhenUsed="1"/>
     <w:lsdException w:name="index 8" w:semiHidden="1" w:unhideWhenUsed="1"/>
     <w:lsdException w:name="index 9" w:semiHidden="1" w:unhideWhenUsed="1"/>
-    <w:lsdException w:name="toc 1" w:semiHidden="1" w:uiPriority="39" w:unhideWhenUsed="1"/>
+    <w:lsdException w:name="toc 1" w:semiHidden="1" w:uiPriority="39" w:unhideWhenUsed="1" w:qFormat="1"/>
     <w:lsdException w:name="toc 2" w:semiHidden="1" w:uiPriority="39" w:unhideWhenUsed="1"/>
     <w:lsdException w:name="toc 3" w:semiHidden="1" w:uiPriority="39" w:unhideWhenUsed="1"/>
     <w:lsdException w:name="toc 4" w:semiHidden="1" w:uiPriority="39" w:unhideWhenUsed="1"/>
@@ -10433,7 +11307,7 @@
   <w:style w:type="paragraph" w:default="1" w:styleId="Normal">
     <w:name w:val="Normal"/>
     <w:qFormat/>
-    <w:rsid w:val="00AF3CAF"/>
+    <w:rsid w:val="00E91674"/>
     <w:pPr>
       <w:spacing w:before="120" w:after="120" w:line="360" w:lineRule="auto"/>
     </w:pPr>
@@ -10790,13 +11664,16 @@
     <w:name w:val="toc 1"/>
     <w:basedOn w:val="Normal"/>
     <w:next w:val="Normal"/>
-    <w:autoRedefine/>
     <w:uiPriority w:val="39"/>
     <w:unhideWhenUsed/>
-    <w:rsid w:val="00B62AD2"/>
+    <w:qFormat/>
+    <w:rsid w:val="009A4975"/>
     <w:pPr>
       <w:spacing w:after="100"/>
     </w:pPr>
+    <w:rPr>
+      <w:b/>
+    </w:rPr>
   </w:style>
   <w:style w:type="paragraph" w:styleId="TOC3">
     <w:name w:val="toc 3"/>
@@ -10876,6 +11753,39 @@
     <w:rPr>
       <w:rFonts w:asciiTheme="majorHAnsi" w:hAnsiTheme="majorHAnsi"/>
       <w:sz w:val="26"/>
+    </w:rPr>
+  </w:style>
+  <w:style w:type="paragraph" w:styleId="Subtitle">
+    <w:name w:val="Subtitle"/>
+    <w:basedOn w:val="Normal"/>
+    <w:next w:val="Normal"/>
+    <w:link w:val="SubtitleChar"/>
+    <w:uiPriority w:val="11"/>
+    <w:qFormat/>
+    <w:rsid w:val="00A5181A"/>
+    <w:pPr>
+      <w:numPr>
+        <w:ilvl w:val="1"/>
+      </w:numPr>
+      <w:spacing w:after="160"/>
+    </w:pPr>
+    <w:rPr>
+      <w:rFonts w:asciiTheme="minorHAnsi" w:eastAsiaTheme="minorEastAsia" w:hAnsiTheme="minorHAnsi"/>
+      <w:color w:val="5A5A5A" w:themeColor="text1" w:themeTint="A5"/>
+      <w:spacing w:val="15"/>
+      <w:sz w:val="22"/>
+    </w:rPr>
+  </w:style>
+  <w:style w:type="character" w:customStyle="1" w:styleId="SubtitleChar">
+    <w:name w:val="Subtitle Char"/>
+    <w:basedOn w:val="DefaultParagraphFont"/>
+    <w:link w:val="Subtitle"/>
+    <w:uiPriority w:val="11"/>
+    <w:rsid w:val="00A5181A"/>
+    <w:rPr>
+      <w:rFonts w:eastAsiaTheme="minorEastAsia"/>
+      <w:color w:val="5A5A5A" w:themeColor="text1" w:themeTint="A5"/>
+      <w:spacing w:val="15"/>
     </w:rPr>
   </w:style>
 </w:styles>

--- a/report/Báo cáo.docx
+++ b/report/Báo cáo.docx
@@ -872,7 +872,7 @@
         </w:tabs>
         <w:rPr>
           <w:rFonts w:asciiTheme="minorHAnsi" w:eastAsiaTheme="minorEastAsia" w:hAnsiTheme="minorHAnsi"/>
-          <w:b w:val="0"/>
+          <w:b/>
           <w:noProof/>
           <w:kern w:val="2"/>
           <w:sz w:val="24"/>
@@ -884,6 +884,7 @@
       <w:r>
         <w:rPr>
           <w:rFonts w:cs="Times New Roman"/>
+          <w:b/>
           <w:sz w:val="28"/>
           <w:szCs w:val="26"/>
         </w:rPr>
@@ -900,12 +901,13 @@
       <w:r>
         <w:rPr>
           <w:rFonts w:cs="Times New Roman"/>
+          <w:b/>
           <w:sz w:val="28"/>
           <w:szCs w:val="26"/>
         </w:rPr>
         <w:fldChar w:fldCharType="separate"/>
       </w:r>
-      <w:hyperlink w:anchor="_Toc236253273" w:history="1">
+      <w:hyperlink w:anchor="_Toc236522132" w:history="1">
         <w:r>
           <w:rPr>
             <w:rStyle w:val="Hyperlink"/>
@@ -940,7 +942,7 @@
             <w:noProof/>
             <w:webHidden/>
           </w:rPr>
-          <w:instrText xml:space="preserve"> PAGEREF _Toc236253273 \h </w:instrText>
+          <w:instrText xml:space="preserve"> PAGEREF _Toc236522132 \h </w:instrText>
         </w:r>
         <w:r>
           <w:rPr>
@@ -987,13 +989,13 @@
           <w14:ligatures w14:val="standardContextual"/>
         </w:rPr>
       </w:pPr>
-      <w:hyperlink w:anchor="_Toc236253274" w:history="1">
+      <w:hyperlink w:anchor="_Toc236522133" w:history="1">
         <w:r>
           <w:rPr>
             <w:rStyle w:val="Hyperlink"/>
             <w:noProof/>
           </w:rPr>
-          <w:t>1.1. Chủ đề cấp độ 2</w:t>
+          <w:t>1.1. Tìm hiểu về Phúc Long Coffee &amp; Tea</w:t>
         </w:r>
         <w:r>
           <w:rPr>
@@ -1014,7 +1016,7 @@
             <w:noProof/>
             <w:webHidden/>
           </w:rPr>
-          <w:instrText xml:space="preserve"> PAGEREF _Toc236253274 \h </w:instrText>
+          <w:instrText xml:space="preserve"> PAGEREF _Toc236522133 \h </w:instrText>
         </w:r>
         <w:r>
           <w:rPr>
@@ -1047,7 +1049,7 @@
     </w:p>
     <w:p>
       <w:pPr>
-        <w:pStyle w:val="TOC3"/>
+        <w:pStyle w:val="TOC2"/>
         <w:tabs>
           <w:tab w:val="right" w:leader="dot" w:pos="8777"/>
         </w:tabs>
@@ -1061,14 +1063,21 @@
           <w14:ligatures w14:val="standardContextual"/>
         </w:rPr>
       </w:pPr>
-      <w:hyperlink w:anchor="_Toc236253275" w:history="1">
+      <w:hyperlink w:anchor="_Toc236522134" w:history="1">
         <w:r>
           <w:rPr>
             <w:rStyle w:val="Hyperlink"/>
             <w:noProof/>
+          </w:rPr>
+          <w:t>1.2.</w:t>
+        </w:r>
+        <w:r>
+          <w:rPr>
+            <w:rStyle w:val="Hyperlink"/>
+            <w:noProof/>
             <w:lang w:val="en-US"/>
           </w:rPr>
-          <w:t>1.1.1. Chủ đề cấp độ 3</w:t>
+          <w:t xml:space="preserve"> Sứ mệnh và giá trị cốt lõi</w:t>
         </w:r>
         <w:r>
           <w:rPr>
@@ -1089,7 +1098,7 @@
             <w:noProof/>
             <w:webHidden/>
           </w:rPr>
-          <w:instrText xml:space="preserve"> PAGEREF _Toc236253275 \h </w:instrText>
+          <w:instrText xml:space="preserve"> PAGEREF _Toc236522134 \h </w:instrText>
         </w:r>
         <w:r>
           <w:rPr>
@@ -1122,7 +1131,7 @@
     </w:p>
     <w:p>
       <w:pPr>
-        <w:pStyle w:val="TOC3"/>
+        <w:pStyle w:val="TOC2"/>
         <w:tabs>
           <w:tab w:val="right" w:leader="dot" w:pos="8777"/>
         </w:tabs>
@@ -1136,21 +1145,14 @@
           <w14:ligatures w14:val="standardContextual"/>
         </w:rPr>
       </w:pPr>
-      <w:hyperlink w:anchor="_Toc236253276" w:history="1">
+      <w:hyperlink w:anchor="_Toc236522135" w:history="1">
         <w:r>
           <w:rPr>
             <w:rStyle w:val="Hyperlink"/>
             <w:noProof/>
-          </w:rPr>
-          <w:t>1.1.2.</w:t>
-        </w:r>
-        <w:r>
-          <w:rPr>
-            <w:rStyle w:val="Hyperlink"/>
-            <w:noProof/>
             <w:lang w:val="en-US"/>
           </w:rPr>
-          <w:t xml:space="preserve"> Chủ đề cấp độ 3</w:t>
+          <w:t>1.3. Cột mốc hoạt động và thành tựu tiêu biểu</w:t>
         </w:r>
         <w:r>
           <w:rPr>
@@ -1171,7 +1173,7 @@
             <w:noProof/>
             <w:webHidden/>
           </w:rPr>
-          <w:instrText xml:space="preserve"> PAGEREF _Toc236253276 \h </w:instrText>
+          <w:instrText xml:space="preserve"> PAGEREF _Toc236522135 \h </w:instrText>
         </w:r>
         <w:r>
           <w:rPr>
@@ -1192,89 +1194,6 @@
             <w:webHidden/>
           </w:rPr>
           <w:t>2</w:t>
-        </w:r>
-        <w:r>
-          <w:rPr>
-            <w:noProof/>
-            <w:webHidden/>
-          </w:rPr>
-          <w:fldChar w:fldCharType="end"/>
-        </w:r>
-      </w:hyperlink>
-    </w:p>
-    <w:p>
-      <w:pPr>
-        <w:pStyle w:val="TOC1"/>
-        <w:tabs>
-          <w:tab w:val="right" w:leader="dot" w:pos="8777"/>
-        </w:tabs>
-        <w:rPr>
-          <w:rFonts w:asciiTheme="minorHAnsi" w:eastAsiaTheme="minorEastAsia" w:hAnsiTheme="minorHAnsi"/>
-          <w:b w:val="0"/>
-          <w:noProof/>
-          <w:kern w:val="2"/>
-          <w:sz w:val="24"/>
-          <w:szCs w:val="24"/>
-          <w:lang w:eastAsia="vi-VN"/>
-          <w14:ligatures w14:val="standardContextual"/>
-        </w:rPr>
-      </w:pPr>
-      <w:hyperlink w:anchor="_Toc236253277" w:history="1">
-        <w:r>
-          <w:rPr>
-            <w:rStyle w:val="Hyperlink"/>
-            <w:rFonts w:ascii="Times New Roman Bold" w:hAnsi="Times New Roman Bold"/>
-            <w:noProof/>
-          </w:rPr>
-          <w:t>Chương 2.</w:t>
-        </w:r>
-        <w:r>
-          <w:rPr>
-            <w:rStyle w:val="Hyperlink"/>
-            <w:noProof/>
-          </w:rPr>
-          <w:t xml:space="preserve"> Quy trình trong doanh nghiệp</w:t>
-        </w:r>
-        <w:r>
-          <w:rPr>
-            <w:noProof/>
-            <w:webHidden/>
-          </w:rPr>
-          <w:tab/>
-        </w:r>
-        <w:r>
-          <w:rPr>
-            <w:noProof/>
-            <w:webHidden/>
-          </w:rPr>
-          <w:fldChar w:fldCharType="begin"/>
-        </w:r>
-        <w:r>
-          <w:rPr>
-            <w:noProof/>
-            <w:webHidden/>
-          </w:rPr>
-          <w:instrText xml:space="preserve"> PAGEREF _Toc236253277 \h </w:instrText>
-        </w:r>
-        <w:r>
-          <w:rPr>
-            <w:noProof/>
-            <w:webHidden/>
-          </w:rPr>
-        </w:r>
-        <w:r>
-          <w:rPr>
-            <w:noProof/>
-            <w:webHidden/>
-          </w:rPr>
-          <w:fldChar w:fldCharType="separate"/>
-        </w:r>
-        <w:r>
-          <w:rPr>
-            <w:noProof/>
-            <w:webHidden/>
-          </w:rPr>
-          <w:t>3</w:t>
         </w:r>
         <w:r>
           <w:rPr>
@@ -1301,15 +1220,14 @@
           <w14:ligatures w14:val="standardContextual"/>
         </w:rPr>
       </w:pPr>
-      <w:hyperlink w:anchor="_Toc236253278" w:history="1">
+      <w:hyperlink w:anchor="_Toc236522136" w:history="1">
         <w:r>
           <w:rPr>
             <w:rStyle w:val="Hyperlink"/>
-            <w:rFonts w:eastAsia="Times New Roman" w:cs="Times New Roman"/>
             <w:noProof/>
             <w:lang w:val="en-US"/>
           </w:rPr>
-          <w:t>2.1. Quy trình quản lý</w:t>
+          <w:t>1.4. Cơ cấu tổ chức</w:t>
         </w:r>
         <w:r>
           <w:rPr>
@@ -1330,7 +1248,7 @@
             <w:noProof/>
             <w:webHidden/>
           </w:rPr>
-          <w:instrText xml:space="preserve"> PAGEREF _Toc236253278 \h </w:instrText>
+          <w:instrText xml:space="preserve"> PAGEREF _Toc236522136 \h </w:instrText>
         </w:r>
         <w:r>
           <w:rPr>
@@ -1351,6 +1269,89 @@
             <w:webHidden/>
           </w:rPr>
           <w:t>3</w:t>
+        </w:r>
+        <w:r>
+          <w:rPr>
+            <w:noProof/>
+            <w:webHidden/>
+          </w:rPr>
+          <w:fldChar w:fldCharType="end"/>
+        </w:r>
+      </w:hyperlink>
+    </w:p>
+    <w:p>
+      <w:pPr>
+        <w:pStyle w:val="TOC1"/>
+        <w:tabs>
+          <w:tab w:val="right" w:leader="dot" w:pos="8777"/>
+        </w:tabs>
+        <w:rPr>
+          <w:rFonts w:asciiTheme="minorHAnsi" w:eastAsiaTheme="minorEastAsia" w:hAnsiTheme="minorHAnsi"/>
+          <w:b/>
+          <w:noProof/>
+          <w:kern w:val="2"/>
+          <w:sz w:val="24"/>
+          <w:szCs w:val="24"/>
+          <w:lang w:eastAsia="vi-VN"/>
+          <w14:ligatures w14:val="standardContextual"/>
+        </w:rPr>
+      </w:pPr>
+      <w:hyperlink w:anchor="_Toc236522137" w:history="1">
+        <w:r>
+          <w:rPr>
+            <w:rStyle w:val="Hyperlink"/>
+            <w:rFonts w:ascii="Times New Roman Bold" w:hAnsi="Times New Roman Bold"/>
+            <w:noProof/>
+          </w:rPr>
+          <w:t>Chương 2.</w:t>
+        </w:r>
+        <w:r>
+          <w:rPr>
+            <w:rStyle w:val="Hyperlink"/>
+            <w:noProof/>
+          </w:rPr>
+          <w:t xml:space="preserve"> Kiến trúc quy trình và quy trình trong doanh nghiệp</w:t>
+        </w:r>
+        <w:r>
+          <w:rPr>
+            <w:noProof/>
+            <w:webHidden/>
+          </w:rPr>
+          <w:tab/>
+        </w:r>
+        <w:r>
+          <w:rPr>
+            <w:noProof/>
+            <w:webHidden/>
+          </w:rPr>
+          <w:fldChar w:fldCharType="begin"/>
+        </w:r>
+        <w:r>
+          <w:rPr>
+            <w:noProof/>
+            <w:webHidden/>
+          </w:rPr>
+          <w:instrText xml:space="preserve"> PAGEREF _Toc236522137 \h </w:instrText>
+        </w:r>
+        <w:r>
+          <w:rPr>
+            <w:noProof/>
+            <w:webHidden/>
+          </w:rPr>
+        </w:r>
+        <w:r>
+          <w:rPr>
+            <w:noProof/>
+            <w:webHidden/>
+          </w:rPr>
+          <w:fldChar w:fldCharType="separate"/>
+        </w:r>
+        <w:r>
+          <w:rPr>
+            <w:noProof/>
+            <w:webHidden/>
+          </w:rPr>
+          <w:t>4</w:t>
         </w:r>
         <w:r>
           <w:rPr>
@@ -1377,14 +1378,21 @@
           <w14:ligatures w14:val="standardContextual"/>
         </w:rPr>
       </w:pPr>
-      <w:hyperlink w:anchor="_Toc236253279" w:history="1">
+      <w:hyperlink w:anchor="_Toc236522138" w:history="1">
         <w:r>
           <w:rPr>
             <w:rStyle w:val="Hyperlink"/>
             <w:noProof/>
             <w:lang w:val="en-US"/>
           </w:rPr>
-          <w:t>2.2. Quy trình cốt lõi</w:t>
+          <w:t>2.1.</w:t>
+        </w:r>
+        <w:r>
+          <w:rPr>
+            <w:rStyle w:val="Hyperlink"/>
+            <w:noProof/>
+          </w:rPr>
+          <w:t xml:space="preserve"> Kiến trúc quy trình nghiệp vụ</w:t>
         </w:r>
         <w:r>
           <w:rPr>
@@ -1405,7 +1413,7 @@
             <w:noProof/>
             <w:webHidden/>
           </w:rPr>
-          <w:instrText xml:space="preserve"> PAGEREF _Toc236253279 \h </w:instrText>
+          <w:instrText xml:space="preserve"> PAGEREF _Toc236522138 \h </w:instrText>
         </w:r>
         <w:r>
           <w:rPr>
@@ -1425,7 +1433,7 @@
             <w:noProof/>
             <w:webHidden/>
           </w:rPr>
-          <w:t>3</w:t>
+          <w:t>4</w:t>
         </w:r>
         <w:r>
           <w:rPr>
@@ -1452,14 +1460,15 @@
           <w14:ligatures w14:val="standardContextual"/>
         </w:rPr>
       </w:pPr>
-      <w:hyperlink w:anchor="_Toc236253280" w:history="1">
+      <w:hyperlink w:anchor="_Toc236522139" w:history="1">
         <w:r>
           <w:rPr>
             <w:rStyle w:val="Hyperlink"/>
+            <w:rFonts w:eastAsia="Times New Roman" w:cs="Times New Roman"/>
             <w:noProof/>
             <w:lang w:val="en-US"/>
           </w:rPr>
-          <w:t>2.3. Quy trình hỗ trợ</w:t>
+          <w:t>2.2. Nhóm quy trình quản lý</w:t>
         </w:r>
         <w:r>
           <w:rPr>
@@ -1480,7 +1489,7 @@
             <w:noProof/>
             <w:webHidden/>
           </w:rPr>
-          <w:instrText xml:space="preserve"> PAGEREF _Toc236253280 \h </w:instrText>
+          <w:instrText xml:space="preserve"> PAGEREF _Toc236522139 \h </w:instrText>
         </w:r>
         <w:r>
           <w:rPr>
@@ -1500,7 +1509,7 @@
             <w:noProof/>
             <w:webHidden/>
           </w:rPr>
-          <w:t>3</w:t>
+          <w:t>4</w:t>
         </w:r>
         <w:r>
           <w:rPr>
@@ -1513,90 +1522,7 @@
     </w:p>
     <w:p>
       <w:pPr>
-        <w:pStyle w:val="TOC1"/>
-        <w:tabs>
-          <w:tab w:val="right" w:leader="dot" w:pos="8777"/>
-        </w:tabs>
-        <w:rPr>
-          <w:rFonts w:asciiTheme="minorHAnsi" w:eastAsiaTheme="minorEastAsia" w:hAnsiTheme="minorHAnsi"/>
-          <w:b w:val="0"/>
-          <w:noProof/>
-          <w:kern w:val="2"/>
-          <w:sz w:val="24"/>
-          <w:szCs w:val="24"/>
-          <w:lang w:eastAsia="vi-VN"/>
-          <w14:ligatures w14:val="standardContextual"/>
-        </w:rPr>
-      </w:pPr>
-      <w:hyperlink w:anchor="_Toc236253281" w:history="1">
-        <w:r>
-          <w:rPr>
-            <w:rStyle w:val="Hyperlink"/>
-            <w:rFonts w:ascii="Times New Roman Bold" w:hAnsi="Times New Roman Bold"/>
-            <w:noProof/>
-          </w:rPr>
-          <w:t>Chương 3.</w:t>
-        </w:r>
-        <w:r>
-          <w:rPr>
-            <w:rStyle w:val="Hyperlink"/>
-            <w:noProof/>
-          </w:rPr>
-          <w:t xml:space="preserve"> Mô hình hoá quy trình</w:t>
-        </w:r>
-        <w:r>
-          <w:rPr>
-            <w:noProof/>
-            <w:webHidden/>
-          </w:rPr>
-          <w:tab/>
-        </w:r>
-        <w:r>
-          <w:rPr>
-            <w:noProof/>
-            <w:webHidden/>
-          </w:rPr>
-          <w:fldChar w:fldCharType="begin"/>
-        </w:r>
-        <w:r>
-          <w:rPr>
-            <w:noProof/>
-            <w:webHidden/>
-          </w:rPr>
-          <w:instrText xml:space="preserve"> PAGEREF _Toc236253281 \h </w:instrText>
-        </w:r>
-        <w:r>
-          <w:rPr>
-            <w:noProof/>
-            <w:webHidden/>
-          </w:rPr>
-        </w:r>
-        <w:r>
-          <w:rPr>
-            <w:noProof/>
-            <w:webHidden/>
-          </w:rPr>
-          <w:fldChar w:fldCharType="separate"/>
-        </w:r>
-        <w:r>
-          <w:rPr>
-            <w:noProof/>
-            <w:webHidden/>
-          </w:rPr>
-          <w:t>4</w:t>
-        </w:r>
-        <w:r>
-          <w:rPr>
-            <w:noProof/>
-            <w:webHidden/>
-          </w:rPr>
-          <w:fldChar w:fldCharType="end"/>
-        </w:r>
-      </w:hyperlink>
-    </w:p>
-    <w:p>
-      <w:pPr>
-        <w:pStyle w:val="TOC2"/>
+        <w:pStyle w:val="TOC3"/>
         <w:tabs>
           <w:tab w:val="right" w:leader="dot" w:pos="8777"/>
         </w:tabs>
@@ -1610,15 +1536,14 @@
           <w14:ligatures w14:val="standardContextual"/>
         </w:rPr>
       </w:pPr>
-      <w:hyperlink w:anchor="_Toc236253282" w:history="1">
+      <w:hyperlink w:anchor="_Toc236522140" w:history="1">
         <w:r>
           <w:rPr>
             <w:rStyle w:val="Hyperlink"/>
-            <w:rFonts w:cs="Times New Roman"/>
             <w:noProof/>
             <w:lang w:val="en-US"/>
           </w:rPr>
-          <w:t>3.1. Quy trình quản lý</w:t>
+          <w:t>2.2.1. Quy trình hoạch định chiến lược kinh doanh</w:t>
         </w:r>
         <w:r>
           <w:rPr>
@@ -1639,7 +1564,7 @@
             <w:noProof/>
             <w:webHidden/>
           </w:rPr>
-          <w:instrText xml:space="preserve"> PAGEREF _Toc236253282 \h </w:instrText>
+          <w:instrText xml:space="preserve"> PAGEREF _Toc236522140 \h </w:instrText>
         </w:r>
         <w:r>
           <w:rPr>
@@ -1672,7 +1597,7 @@
     </w:p>
     <w:p>
       <w:pPr>
-        <w:pStyle w:val="TOC2"/>
+        <w:pStyle w:val="TOC3"/>
         <w:tabs>
           <w:tab w:val="right" w:leader="dot" w:pos="8777"/>
         </w:tabs>
@@ -1686,14 +1611,14 @@
           <w14:ligatures w14:val="standardContextual"/>
         </w:rPr>
       </w:pPr>
-      <w:hyperlink w:anchor="_Toc236253283" w:history="1">
+      <w:hyperlink w:anchor="_Toc236522141" w:history="1">
         <w:r>
           <w:rPr>
             <w:rStyle w:val="Hyperlink"/>
             <w:noProof/>
             <w:lang w:val="en-US"/>
           </w:rPr>
-          <w:t>3.2. Quy trình cốt lõi</w:t>
+          <w:t>2.2.2. Quy trình Quản lý chất lượng và tiêu chuẩn dịch vụ</w:t>
         </w:r>
         <w:r>
           <w:rPr>
@@ -1714,7 +1639,7 @@
             <w:noProof/>
             <w:webHidden/>
           </w:rPr>
-          <w:instrText xml:space="preserve"> PAGEREF _Toc236253283 \h </w:instrText>
+          <w:instrText xml:space="preserve"> PAGEREF _Toc236522141 \h </w:instrText>
         </w:r>
         <w:r>
           <w:rPr>
@@ -1734,7 +1659,7 @@
             <w:noProof/>
             <w:webHidden/>
           </w:rPr>
-          <w:t>4</w:t>
+          <w:t>6</w:t>
         </w:r>
         <w:r>
           <w:rPr>
@@ -1747,7 +1672,7 @@
     </w:p>
     <w:p>
       <w:pPr>
-        <w:pStyle w:val="TOC2"/>
+        <w:pStyle w:val="TOC3"/>
         <w:tabs>
           <w:tab w:val="right" w:leader="dot" w:pos="8777"/>
         </w:tabs>
@@ -1761,14 +1686,14 @@
           <w14:ligatures w14:val="standardContextual"/>
         </w:rPr>
       </w:pPr>
-      <w:hyperlink w:anchor="_Toc236253284" w:history="1">
+      <w:hyperlink w:anchor="_Toc236522142" w:history="1">
         <w:r>
           <w:rPr>
             <w:rStyle w:val="Hyperlink"/>
             <w:noProof/>
             <w:lang w:val="en-US"/>
           </w:rPr>
-          <w:t>3.3. Quy trình hỗ trợ</w:t>
+          <w:t>2.2.3. Quy trình Quản lý tài chính và ngân sách</w:t>
         </w:r>
         <w:r>
           <w:rPr>
@@ -1789,7 +1714,7 @@
             <w:noProof/>
             <w:webHidden/>
           </w:rPr>
-          <w:instrText xml:space="preserve"> PAGEREF _Toc236253284 \h </w:instrText>
+          <w:instrText xml:space="preserve"> PAGEREF _Toc236522142 \h </w:instrText>
         </w:r>
         <w:r>
           <w:rPr>
@@ -1809,90 +1734,7 @@
             <w:noProof/>
             <w:webHidden/>
           </w:rPr>
-          <w:t>4</w:t>
-        </w:r>
-        <w:r>
-          <w:rPr>
-            <w:noProof/>
-            <w:webHidden/>
-          </w:rPr>
-          <w:fldChar w:fldCharType="end"/>
-        </w:r>
-      </w:hyperlink>
-    </w:p>
-    <w:p>
-      <w:pPr>
-        <w:pStyle w:val="TOC1"/>
-        <w:tabs>
-          <w:tab w:val="right" w:leader="dot" w:pos="8777"/>
-        </w:tabs>
-        <w:rPr>
-          <w:rFonts w:asciiTheme="minorHAnsi" w:eastAsiaTheme="minorEastAsia" w:hAnsiTheme="minorHAnsi"/>
-          <w:b w:val="0"/>
-          <w:noProof/>
-          <w:kern w:val="2"/>
-          <w:sz w:val="24"/>
-          <w:szCs w:val="24"/>
-          <w:lang w:eastAsia="vi-VN"/>
-          <w14:ligatures w14:val="standardContextual"/>
-        </w:rPr>
-      </w:pPr>
-      <w:hyperlink w:anchor="_Toc236253285" w:history="1">
-        <w:r>
-          <w:rPr>
-            <w:rStyle w:val="Hyperlink"/>
-            <w:rFonts w:ascii="Times New Roman Bold" w:hAnsi="Times New Roman Bold"/>
-            <w:noProof/>
-          </w:rPr>
-          <w:t>Chương 4.</w:t>
-        </w:r>
-        <w:r>
-          <w:rPr>
-            <w:rStyle w:val="Hyperlink"/>
-            <w:noProof/>
-          </w:rPr>
-          <w:t xml:space="preserve"> Phân tích quy trình</w:t>
-        </w:r>
-        <w:r>
-          <w:rPr>
-            <w:noProof/>
-            <w:webHidden/>
-          </w:rPr>
-          <w:tab/>
-        </w:r>
-        <w:r>
-          <w:rPr>
-            <w:noProof/>
-            <w:webHidden/>
-          </w:rPr>
-          <w:fldChar w:fldCharType="begin"/>
-        </w:r>
-        <w:r>
-          <w:rPr>
-            <w:noProof/>
-            <w:webHidden/>
-          </w:rPr>
-          <w:instrText xml:space="preserve"> PAGEREF _Toc236253285 \h </w:instrText>
-        </w:r>
-        <w:r>
-          <w:rPr>
-            <w:noProof/>
-            <w:webHidden/>
-          </w:rPr>
-        </w:r>
-        <w:r>
-          <w:rPr>
-            <w:noProof/>
-            <w:webHidden/>
-          </w:rPr>
-          <w:fldChar w:fldCharType="separate"/>
-        </w:r>
-        <w:r>
-          <w:rPr>
-            <w:noProof/>
-            <w:webHidden/>
-          </w:rPr>
-          <w:t>4</w:t>
+          <w:t>7</w:t>
         </w:r>
         <w:r>
           <w:rPr>
@@ -1919,14 +1761,14 @@
           <w14:ligatures w14:val="standardContextual"/>
         </w:rPr>
       </w:pPr>
-      <w:hyperlink w:anchor="_Toc236253286" w:history="1">
+      <w:hyperlink w:anchor="_Toc236522143" w:history="1">
         <w:r>
           <w:rPr>
             <w:rStyle w:val="Hyperlink"/>
             <w:noProof/>
             <w:lang w:val="en-US"/>
           </w:rPr>
-          <w:t>4.1. Phân tích định tính</w:t>
+          <w:t>2.3. Quy trình cốt lõi</w:t>
         </w:r>
         <w:r>
           <w:rPr>
@@ -1947,7 +1789,7 @@
             <w:noProof/>
             <w:webHidden/>
           </w:rPr>
-          <w:instrText xml:space="preserve"> PAGEREF _Toc236253286 \h </w:instrText>
+          <w:instrText xml:space="preserve"> PAGEREF _Toc236522143 \h </w:instrText>
         </w:r>
         <w:r>
           <w:rPr>
@@ -1967,7 +1809,7 @@
             <w:noProof/>
             <w:webHidden/>
           </w:rPr>
-          <w:t>4</w:t>
+          <w:t>9</w:t>
         </w:r>
         <w:r>
           <w:rPr>
@@ -1994,14 +1836,21 @@
           <w14:ligatures w14:val="standardContextual"/>
         </w:rPr>
       </w:pPr>
-      <w:hyperlink w:anchor="_Toc236253287" w:history="1">
+      <w:hyperlink w:anchor="_Toc236522144" w:history="1">
         <w:r>
           <w:rPr>
             <w:rStyle w:val="Hyperlink"/>
             <w:noProof/>
             <w:lang w:val="en-US"/>
           </w:rPr>
-          <w:t>4.1.1. Quy trình …</w:t>
+          <w:t>2.3.1.</w:t>
+        </w:r>
+        <w:r>
+          <w:rPr>
+            <w:rStyle w:val="Hyperlink"/>
+            <w:noProof/>
+          </w:rPr>
+          <w:t xml:space="preserve"> Quy trình Pha chế và phục vụ đồ uống</w:t>
         </w:r>
         <w:r>
           <w:rPr>
@@ -2022,7 +1871,7 @@
             <w:noProof/>
             <w:webHidden/>
           </w:rPr>
-          <w:instrText xml:space="preserve"> PAGEREF _Toc236253287 \h </w:instrText>
+          <w:instrText xml:space="preserve"> PAGEREF _Toc236522144 \h </w:instrText>
         </w:r>
         <w:r>
           <w:rPr>
@@ -2042,7 +1891,7 @@
             <w:noProof/>
             <w:webHidden/>
           </w:rPr>
-          <w:t>4</w:t>
+          <w:t>9</w:t>
         </w:r>
         <w:r>
           <w:rPr>
@@ -2069,14 +1918,14 @@
           <w14:ligatures w14:val="standardContextual"/>
         </w:rPr>
       </w:pPr>
-      <w:hyperlink w:anchor="_Toc236253288" w:history="1">
+      <w:hyperlink w:anchor="_Toc236522145" w:history="1">
         <w:r>
           <w:rPr>
             <w:rStyle w:val="Hyperlink"/>
             <w:noProof/>
             <w:lang w:val="en-US"/>
           </w:rPr>
-          <w:t>4.1.2. Quy trình …</w:t>
+          <w:t>2.3.2. Quy trình Vận hành chuỗi cửa hàng</w:t>
         </w:r>
         <w:r>
           <w:rPr>
@@ -2097,7 +1946,7 @@
             <w:noProof/>
             <w:webHidden/>
           </w:rPr>
-          <w:instrText xml:space="preserve"> PAGEREF _Toc236253288 \h </w:instrText>
+          <w:instrText xml:space="preserve"> PAGEREF _Toc236522145 \h </w:instrText>
         </w:r>
         <w:r>
           <w:rPr>
@@ -2117,7 +1966,7 @@
             <w:noProof/>
             <w:webHidden/>
           </w:rPr>
-          <w:t>4</w:t>
+          <w:t>10</w:t>
         </w:r>
         <w:r>
           <w:rPr>
@@ -2130,7 +1979,7 @@
     </w:p>
     <w:p>
       <w:pPr>
-        <w:pStyle w:val="TOC2"/>
+        <w:pStyle w:val="TOC3"/>
         <w:tabs>
           <w:tab w:val="right" w:leader="dot" w:pos="8777"/>
         </w:tabs>
@@ -2144,14 +1993,14 @@
           <w14:ligatures w14:val="standardContextual"/>
         </w:rPr>
       </w:pPr>
-      <w:hyperlink w:anchor="_Toc236253289" w:history="1">
+      <w:hyperlink w:anchor="_Toc236522146" w:history="1">
         <w:r>
           <w:rPr>
             <w:rStyle w:val="Hyperlink"/>
             <w:noProof/>
             <w:lang w:val="en-US"/>
           </w:rPr>
-          <w:t>4.2. Phân tích định lượng</w:t>
+          <w:t>2.3.3. Quy trình Chăm sóc khách hàng và Quản lý phản hồi</w:t>
         </w:r>
         <w:r>
           <w:rPr>
@@ -2172,7 +2021,7 @@
             <w:noProof/>
             <w:webHidden/>
           </w:rPr>
-          <w:instrText xml:space="preserve"> PAGEREF _Toc236253289 \h </w:instrText>
+          <w:instrText xml:space="preserve"> PAGEREF _Toc236522146 \h </w:instrText>
         </w:r>
         <w:r>
           <w:rPr>
@@ -2192,7 +2041,7 @@
             <w:noProof/>
             <w:webHidden/>
           </w:rPr>
-          <w:t>4</w:t>
+          <w:t>11</w:t>
         </w:r>
         <w:r>
           <w:rPr>
@@ -2219,13 +2068,1197 @@
           <w14:ligatures w14:val="standardContextual"/>
         </w:rPr>
       </w:pPr>
-      <w:hyperlink w:anchor="_Toc236253290" w:history="1">
+      <w:hyperlink w:anchor="_Toc236522147" w:history="1">
         <w:r>
           <w:rPr>
             <w:rStyle w:val="Hyperlink"/>
             <w:noProof/>
             <w:lang w:val="en-US"/>
           </w:rPr>
+          <w:t>2.3.4.</w:t>
+        </w:r>
+        <w:r>
+          <w:rPr>
+            <w:rStyle w:val="Hyperlink"/>
+            <w:noProof/>
+          </w:rPr>
+          <w:t xml:space="preserve"> Quy trình Quản lý đơn hàng và giao hàng đa kênh</w:t>
+        </w:r>
+        <w:r>
+          <w:rPr>
+            <w:noProof/>
+            <w:webHidden/>
+          </w:rPr>
+          <w:tab/>
+        </w:r>
+        <w:r>
+          <w:rPr>
+            <w:noProof/>
+            <w:webHidden/>
+          </w:rPr>
+          <w:fldChar w:fldCharType="begin"/>
+        </w:r>
+        <w:r>
+          <w:rPr>
+            <w:noProof/>
+            <w:webHidden/>
+          </w:rPr>
+          <w:instrText xml:space="preserve"> PAGEREF _Toc236522147 \h </w:instrText>
+        </w:r>
+        <w:r>
+          <w:rPr>
+            <w:noProof/>
+            <w:webHidden/>
+          </w:rPr>
+        </w:r>
+        <w:r>
+          <w:rPr>
+            <w:noProof/>
+            <w:webHidden/>
+          </w:rPr>
+          <w:fldChar w:fldCharType="separate"/>
+        </w:r>
+        <w:r>
+          <w:rPr>
+            <w:noProof/>
+            <w:webHidden/>
+          </w:rPr>
+          <w:t>13</w:t>
+        </w:r>
+        <w:r>
+          <w:rPr>
+            <w:noProof/>
+            <w:webHidden/>
+          </w:rPr>
+          <w:fldChar w:fldCharType="end"/>
+        </w:r>
+      </w:hyperlink>
+    </w:p>
+    <w:p>
+      <w:pPr>
+        <w:pStyle w:val="TOC2"/>
+        <w:tabs>
+          <w:tab w:val="right" w:leader="dot" w:pos="8777"/>
+        </w:tabs>
+        <w:rPr>
+          <w:rFonts w:asciiTheme="minorHAnsi" w:eastAsiaTheme="minorEastAsia" w:hAnsiTheme="minorHAnsi"/>
+          <w:noProof/>
+          <w:kern w:val="2"/>
+          <w:sz w:val="24"/>
+          <w:szCs w:val="24"/>
+          <w:lang w:eastAsia="vi-VN"/>
+          <w14:ligatures w14:val="standardContextual"/>
+        </w:rPr>
+      </w:pPr>
+      <w:hyperlink w:anchor="_Toc236522148" w:history="1">
+        <w:r>
+          <w:rPr>
+            <w:rStyle w:val="Hyperlink"/>
+            <w:noProof/>
+            <w:lang w:val="en-US"/>
+          </w:rPr>
+          <w:t>2.4. Quy trình hỗ trợ</w:t>
+        </w:r>
+        <w:r>
+          <w:rPr>
+            <w:noProof/>
+            <w:webHidden/>
+          </w:rPr>
+          <w:tab/>
+        </w:r>
+        <w:r>
+          <w:rPr>
+            <w:noProof/>
+            <w:webHidden/>
+          </w:rPr>
+          <w:fldChar w:fldCharType="begin"/>
+        </w:r>
+        <w:r>
+          <w:rPr>
+            <w:noProof/>
+            <w:webHidden/>
+          </w:rPr>
+          <w:instrText xml:space="preserve"> PAGEREF _Toc236522148 \h </w:instrText>
+        </w:r>
+        <w:r>
+          <w:rPr>
+            <w:noProof/>
+            <w:webHidden/>
+          </w:rPr>
+        </w:r>
+        <w:r>
+          <w:rPr>
+            <w:noProof/>
+            <w:webHidden/>
+          </w:rPr>
+          <w:fldChar w:fldCharType="separate"/>
+        </w:r>
+        <w:r>
+          <w:rPr>
+            <w:noProof/>
+            <w:webHidden/>
+          </w:rPr>
+          <w:t>15</w:t>
+        </w:r>
+        <w:r>
+          <w:rPr>
+            <w:noProof/>
+            <w:webHidden/>
+          </w:rPr>
+          <w:fldChar w:fldCharType="end"/>
+        </w:r>
+      </w:hyperlink>
+    </w:p>
+    <w:p>
+      <w:pPr>
+        <w:pStyle w:val="TOC3"/>
+        <w:tabs>
+          <w:tab w:val="right" w:leader="dot" w:pos="8777"/>
+        </w:tabs>
+        <w:rPr>
+          <w:rFonts w:asciiTheme="minorHAnsi" w:eastAsiaTheme="minorEastAsia" w:hAnsiTheme="minorHAnsi"/>
+          <w:noProof/>
+          <w:kern w:val="2"/>
+          <w:sz w:val="24"/>
+          <w:szCs w:val="24"/>
+          <w:lang w:eastAsia="vi-VN"/>
+          <w14:ligatures w14:val="standardContextual"/>
+        </w:rPr>
+      </w:pPr>
+      <w:hyperlink w:anchor="_Toc236522149" w:history="1">
+        <w:r>
+          <w:rPr>
+            <w:rStyle w:val="Hyperlink"/>
+            <w:noProof/>
+            <w:lang w:val="en-US"/>
+          </w:rPr>
+          <w:t>2.4.1.</w:t>
+        </w:r>
+        <w:r>
+          <w:rPr>
+            <w:rStyle w:val="Hyperlink"/>
+            <w:noProof/>
+          </w:rPr>
+          <w:t xml:space="preserve"> Quy trình Tuyển dụng và đào tạo nhân sự</w:t>
+        </w:r>
+        <w:r>
+          <w:rPr>
+            <w:noProof/>
+            <w:webHidden/>
+          </w:rPr>
+          <w:tab/>
+        </w:r>
+        <w:r>
+          <w:rPr>
+            <w:noProof/>
+            <w:webHidden/>
+          </w:rPr>
+          <w:fldChar w:fldCharType="begin"/>
+        </w:r>
+        <w:r>
+          <w:rPr>
+            <w:noProof/>
+            <w:webHidden/>
+          </w:rPr>
+          <w:instrText xml:space="preserve"> PAGEREF _Toc236522149 \h </w:instrText>
+        </w:r>
+        <w:r>
+          <w:rPr>
+            <w:noProof/>
+            <w:webHidden/>
+          </w:rPr>
+        </w:r>
+        <w:r>
+          <w:rPr>
+            <w:noProof/>
+            <w:webHidden/>
+          </w:rPr>
+          <w:fldChar w:fldCharType="separate"/>
+        </w:r>
+        <w:r>
+          <w:rPr>
+            <w:noProof/>
+            <w:webHidden/>
+          </w:rPr>
+          <w:t>15</w:t>
+        </w:r>
+        <w:r>
+          <w:rPr>
+            <w:noProof/>
+            <w:webHidden/>
+          </w:rPr>
+          <w:fldChar w:fldCharType="end"/>
+        </w:r>
+      </w:hyperlink>
+    </w:p>
+    <w:p>
+      <w:pPr>
+        <w:pStyle w:val="TOC3"/>
+        <w:tabs>
+          <w:tab w:val="right" w:leader="dot" w:pos="8777"/>
+        </w:tabs>
+        <w:rPr>
+          <w:rFonts w:asciiTheme="minorHAnsi" w:eastAsiaTheme="minorEastAsia" w:hAnsiTheme="minorHAnsi"/>
+          <w:noProof/>
+          <w:kern w:val="2"/>
+          <w:sz w:val="24"/>
+          <w:szCs w:val="24"/>
+          <w:lang w:eastAsia="vi-VN"/>
+          <w14:ligatures w14:val="standardContextual"/>
+        </w:rPr>
+      </w:pPr>
+      <w:hyperlink w:anchor="_Toc236522150" w:history="1">
+        <w:r>
+          <w:rPr>
+            <w:rStyle w:val="Hyperlink"/>
+            <w:noProof/>
+            <w:lang w:val="en-US"/>
+          </w:rPr>
+          <w:t>2.4.2.</w:t>
+        </w:r>
+        <w:r>
+          <w:rPr>
+            <w:rStyle w:val="Hyperlink"/>
+            <w:noProof/>
+          </w:rPr>
+          <w:t xml:space="preserve"> Quy trình Quản lý chuỗi cung ứng và kho vận</w:t>
+        </w:r>
+        <w:r>
+          <w:rPr>
+            <w:noProof/>
+            <w:webHidden/>
+          </w:rPr>
+          <w:tab/>
+        </w:r>
+        <w:r>
+          <w:rPr>
+            <w:noProof/>
+            <w:webHidden/>
+          </w:rPr>
+          <w:fldChar w:fldCharType="begin"/>
+        </w:r>
+        <w:r>
+          <w:rPr>
+            <w:noProof/>
+            <w:webHidden/>
+          </w:rPr>
+          <w:instrText xml:space="preserve"> PAGEREF _Toc236522150 \h </w:instrText>
+        </w:r>
+        <w:r>
+          <w:rPr>
+            <w:noProof/>
+            <w:webHidden/>
+          </w:rPr>
+        </w:r>
+        <w:r>
+          <w:rPr>
+            <w:noProof/>
+            <w:webHidden/>
+          </w:rPr>
+          <w:fldChar w:fldCharType="separate"/>
+        </w:r>
+        <w:r>
+          <w:rPr>
+            <w:noProof/>
+            <w:webHidden/>
+          </w:rPr>
+          <w:t>16</w:t>
+        </w:r>
+        <w:r>
+          <w:rPr>
+            <w:noProof/>
+            <w:webHidden/>
+          </w:rPr>
+          <w:fldChar w:fldCharType="end"/>
+        </w:r>
+      </w:hyperlink>
+    </w:p>
+    <w:p>
+      <w:pPr>
+        <w:pStyle w:val="TOC3"/>
+        <w:tabs>
+          <w:tab w:val="right" w:leader="dot" w:pos="8777"/>
+        </w:tabs>
+        <w:rPr>
+          <w:rFonts w:asciiTheme="minorHAnsi" w:eastAsiaTheme="minorEastAsia" w:hAnsiTheme="minorHAnsi"/>
+          <w:noProof/>
+          <w:kern w:val="2"/>
+          <w:sz w:val="24"/>
+          <w:szCs w:val="24"/>
+          <w:lang w:eastAsia="vi-VN"/>
+          <w14:ligatures w14:val="standardContextual"/>
+        </w:rPr>
+      </w:pPr>
+      <w:hyperlink w:anchor="_Toc236522151" w:history="1">
+        <w:r>
+          <w:rPr>
+            <w:rStyle w:val="Hyperlink"/>
+            <w:noProof/>
+            <w:lang w:val="en-US"/>
+          </w:rPr>
+          <w:t>2.4.3.</w:t>
+        </w:r>
+        <w:r>
+          <w:rPr>
+            <w:rStyle w:val="Hyperlink"/>
+            <w:noProof/>
+          </w:rPr>
+          <w:t xml:space="preserve"> Quy trình Bảo trì thiết bị và cơ sở vật chất</w:t>
+        </w:r>
+        <w:r>
+          <w:rPr>
+            <w:noProof/>
+            <w:webHidden/>
+          </w:rPr>
+          <w:tab/>
+        </w:r>
+        <w:r>
+          <w:rPr>
+            <w:noProof/>
+            <w:webHidden/>
+          </w:rPr>
+          <w:fldChar w:fldCharType="begin"/>
+        </w:r>
+        <w:r>
+          <w:rPr>
+            <w:noProof/>
+            <w:webHidden/>
+          </w:rPr>
+          <w:instrText xml:space="preserve"> PAGEREF _Toc236522151 \h </w:instrText>
+        </w:r>
+        <w:r>
+          <w:rPr>
+            <w:noProof/>
+            <w:webHidden/>
+          </w:rPr>
+        </w:r>
+        <w:r>
+          <w:rPr>
+            <w:noProof/>
+            <w:webHidden/>
+          </w:rPr>
+          <w:fldChar w:fldCharType="separate"/>
+        </w:r>
+        <w:r>
+          <w:rPr>
+            <w:noProof/>
+            <w:webHidden/>
+          </w:rPr>
+          <w:t>17</w:t>
+        </w:r>
+        <w:r>
+          <w:rPr>
+            <w:noProof/>
+            <w:webHidden/>
+          </w:rPr>
+          <w:fldChar w:fldCharType="end"/>
+        </w:r>
+      </w:hyperlink>
+    </w:p>
+    <w:p>
+      <w:pPr>
+        <w:pStyle w:val="TOC3"/>
+        <w:tabs>
+          <w:tab w:val="right" w:leader="dot" w:pos="8777"/>
+        </w:tabs>
+        <w:rPr>
+          <w:rFonts w:asciiTheme="minorHAnsi" w:eastAsiaTheme="minorEastAsia" w:hAnsiTheme="minorHAnsi"/>
+          <w:noProof/>
+          <w:kern w:val="2"/>
+          <w:sz w:val="24"/>
+          <w:szCs w:val="24"/>
+          <w:lang w:eastAsia="vi-VN"/>
+          <w14:ligatures w14:val="standardContextual"/>
+        </w:rPr>
+      </w:pPr>
+      <w:hyperlink w:anchor="_Toc236522152" w:history="1">
+        <w:r>
+          <w:rPr>
+            <w:rStyle w:val="Hyperlink"/>
+            <w:noProof/>
+            <w:lang w:val="en-US"/>
+          </w:rPr>
+          <w:t>2.4.4.</w:t>
+        </w:r>
+        <w:r>
+          <w:rPr>
+            <w:rStyle w:val="Hyperlink"/>
+            <w:noProof/>
+          </w:rPr>
+          <w:t xml:space="preserve"> Quy trình Hỗ trợ công nghệ thông tin IT Helpdesk</w:t>
+        </w:r>
+        <w:r>
+          <w:rPr>
+            <w:noProof/>
+            <w:webHidden/>
+          </w:rPr>
+          <w:tab/>
+        </w:r>
+        <w:r>
+          <w:rPr>
+            <w:noProof/>
+            <w:webHidden/>
+          </w:rPr>
+          <w:fldChar w:fldCharType="begin"/>
+        </w:r>
+        <w:r>
+          <w:rPr>
+            <w:noProof/>
+            <w:webHidden/>
+          </w:rPr>
+          <w:instrText xml:space="preserve"> PAGEREF _Toc236522152 \h </w:instrText>
+        </w:r>
+        <w:r>
+          <w:rPr>
+            <w:noProof/>
+            <w:webHidden/>
+          </w:rPr>
+        </w:r>
+        <w:r>
+          <w:rPr>
+            <w:noProof/>
+            <w:webHidden/>
+          </w:rPr>
+          <w:fldChar w:fldCharType="separate"/>
+        </w:r>
+        <w:r>
+          <w:rPr>
+            <w:noProof/>
+            <w:webHidden/>
+          </w:rPr>
+          <w:t>18</w:t>
+        </w:r>
+        <w:r>
+          <w:rPr>
+            <w:noProof/>
+            <w:webHidden/>
+          </w:rPr>
+          <w:fldChar w:fldCharType="end"/>
+        </w:r>
+      </w:hyperlink>
+    </w:p>
+    <w:p>
+      <w:pPr>
+        <w:pStyle w:val="TOC1"/>
+        <w:tabs>
+          <w:tab w:val="right" w:leader="dot" w:pos="8777"/>
+        </w:tabs>
+        <w:rPr>
+          <w:rFonts w:asciiTheme="minorHAnsi" w:eastAsiaTheme="minorEastAsia" w:hAnsiTheme="minorHAnsi"/>
+          <w:b/>
+          <w:noProof/>
+          <w:kern w:val="2"/>
+          <w:sz w:val="24"/>
+          <w:szCs w:val="24"/>
+          <w:lang w:eastAsia="vi-VN"/>
+          <w14:ligatures w14:val="standardContextual"/>
+        </w:rPr>
+      </w:pPr>
+      <w:hyperlink w:anchor="_Toc236522153" w:history="1">
+        <w:r>
+          <w:rPr>
+            <w:rStyle w:val="Hyperlink"/>
+            <w:rFonts w:ascii="Times New Roman Bold" w:hAnsi="Times New Roman Bold"/>
+            <w:noProof/>
+          </w:rPr>
+          <w:t>Chương 3.</w:t>
+        </w:r>
+        <w:r>
+          <w:rPr>
+            <w:rStyle w:val="Hyperlink"/>
+            <w:noProof/>
+          </w:rPr>
+          <w:t xml:space="preserve"> Mô hình hoá quy trình</w:t>
+        </w:r>
+        <w:r>
+          <w:rPr>
+            <w:noProof/>
+            <w:webHidden/>
+          </w:rPr>
+          <w:tab/>
+        </w:r>
+        <w:r>
+          <w:rPr>
+            <w:noProof/>
+            <w:webHidden/>
+          </w:rPr>
+          <w:fldChar w:fldCharType="begin"/>
+        </w:r>
+        <w:r>
+          <w:rPr>
+            <w:noProof/>
+            <w:webHidden/>
+          </w:rPr>
+          <w:instrText xml:space="preserve"> PAGEREF _Toc236522153 \h </w:instrText>
+        </w:r>
+        <w:r>
+          <w:rPr>
+            <w:noProof/>
+            <w:webHidden/>
+          </w:rPr>
+        </w:r>
+        <w:r>
+          <w:rPr>
+            <w:noProof/>
+            <w:webHidden/>
+          </w:rPr>
+          <w:fldChar w:fldCharType="separate"/>
+        </w:r>
+        <w:r>
+          <w:rPr>
+            <w:noProof/>
+            <w:webHidden/>
+          </w:rPr>
+          <w:t>20</w:t>
+        </w:r>
+        <w:r>
+          <w:rPr>
+            <w:noProof/>
+            <w:webHidden/>
+          </w:rPr>
+          <w:fldChar w:fldCharType="end"/>
+        </w:r>
+      </w:hyperlink>
+    </w:p>
+    <w:p>
+      <w:pPr>
+        <w:pStyle w:val="TOC2"/>
+        <w:tabs>
+          <w:tab w:val="right" w:leader="dot" w:pos="8777"/>
+        </w:tabs>
+        <w:rPr>
+          <w:rFonts w:asciiTheme="minorHAnsi" w:eastAsiaTheme="minorEastAsia" w:hAnsiTheme="minorHAnsi"/>
+          <w:noProof/>
+          <w:kern w:val="2"/>
+          <w:sz w:val="24"/>
+          <w:szCs w:val="24"/>
+          <w:lang w:eastAsia="vi-VN"/>
+          <w14:ligatures w14:val="standardContextual"/>
+        </w:rPr>
+      </w:pPr>
+      <w:hyperlink w:anchor="_Toc236522154" w:history="1">
+        <w:r>
+          <w:rPr>
+            <w:rStyle w:val="Hyperlink"/>
+            <w:rFonts w:cs="Times New Roman"/>
+            <w:noProof/>
+            <w:lang w:val="en-US"/>
+          </w:rPr>
+          <w:t>3.1. Quy trình quản lý</w:t>
+        </w:r>
+        <w:r>
+          <w:rPr>
+            <w:noProof/>
+            <w:webHidden/>
+          </w:rPr>
+          <w:tab/>
+        </w:r>
+        <w:r>
+          <w:rPr>
+            <w:noProof/>
+            <w:webHidden/>
+          </w:rPr>
+          <w:fldChar w:fldCharType="begin"/>
+        </w:r>
+        <w:r>
+          <w:rPr>
+            <w:noProof/>
+            <w:webHidden/>
+          </w:rPr>
+          <w:instrText xml:space="preserve"> PAGEREF _Toc236522154 \h </w:instrText>
+        </w:r>
+        <w:r>
+          <w:rPr>
+            <w:noProof/>
+            <w:webHidden/>
+          </w:rPr>
+        </w:r>
+        <w:r>
+          <w:rPr>
+            <w:noProof/>
+            <w:webHidden/>
+          </w:rPr>
+          <w:fldChar w:fldCharType="separate"/>
+        </w:r>
+        <w:r>
+          <w:rPr>
+            <w:noProof/>
+            <w:webHidden/>
+          </w:rPr>
+          <w:t>20</w:t>
+        </w:r>
+        <w:r>
+          <w:rPr>
+            <w:noProof/>
+            <w:webHidden/>
+          </w:rPr>
+          <w:fldChar w:fldCharType="end"/>
+        </w:r>
+      </w:hyperlink>
+    </w:p>
+    <w:p>
+      <w:pPr>
+        <w:pStyle w:val="TOC2"/>
+        <w:tabs>
+          <w:tab w:val="right" w:leader="dot" w:pos="8777"/>
+        </w:tabs>
+        <w:rPr>
+          <w:rFonts w:asciiTheme="minorHAnsi" w:eastAsiaTheme="minorEastAsia" w:hAnsiTheme="minorHAnsi"/>
+          <w:noProof/>
+          <w:kern w:val="2"/>
+          <w:sz w:val="24"/>
+          <w:szCs w:val="24"/>
+          <w:lang w:eastAsia="vi-VN"/>
+          <w14:ligatures w14:val="standardContextual"/>
+        </w:rPr>
+      </w:pPr>
+      <w:hyperlink w:anchor="_Toc236522155" w:history="1">
+        <w:r>
+          <w:rPr>
+            <w:rStyle w:val="Hyperlink"/>
+            <w:noProof/>
+            <w:lang w:val="en-US"/>
+          </w:rPr>
+          <w:t>3.2. Quy trình cốt lõi</w:t>
+        </w:r>
+        <w:r>
+          <w:rPr>
+            <w:noProof/>
+            <w:webHidden/>
+          </w:rPr>
+          <w:tab/>
+        </w:r>
+        <w:r>
+          <w:rPr>
+            <w:noProof/>
+            <w:webHidden/>
+          </w:rPr>
+          <w:fldChar w:fldCharType="begin"/>
+        </w:r>
+        <w:r>
+          <w:rPr>
+            <w:noProof/>
+            <w:webHidden/>
+          </w:rPr>
+          <w:instrText xml:space="preserve"> PAGEREF _Toc236522155 \h </w:instrText>
+        </w:r>
+        <w:r>
+          <w:rPr>
+            <w:noProof/>
+            <w:webHidden/>
+          </w:rPr>
+        </w:r>
+        <w:r>
+          <w:rPr>
+            <w:noProof/>
+            <w:webHidden/>
+          </w:rPr>
+          <w:fldChar w:fldCharType="separate"/>
+        </w:r>
+        <w:r>
+          <w:rPr>
+            <w:noProof/>
+            <w:webHidden/>
+          </w:rPr>
+          <w:t>20</w:t>
+        </w:r>
+        <w:r>
+          <w:rPr>
+            <w:noProof/>
+            <w:webHidden/>
+          </w:rPr>
+          <w:fldChar w:fldCharType="end"/>
+        </w:r>
+      </w:hyperlink>
+    </w:p>
+    <w:p>
+      <w:pPr>
+        <w:pStyle w:val="TOC2"/>
+        <w:tabs>
+          <w:tab w:val="right" w:leader="dot" w:pos="8777"/>
+        </w:tabs>
+        <w:rPr>
+          <w:rFonts w:asciiTheme="minorHAnsi" w:eastAsiaTheme="minorEastAsia" w:hAnsiTheme="minorHAnsi"/>
+          <w:noProof/>
+          <w:kern w:val="2"/>
+          <w:sz w:val="24"/>
+          <w:szCs w:val="24"/>
+          <w:lang w:eastAsia="vi-VN"/>
+          <w14:ligatures w14:val="standardContextual"/>
+        </w:rPr>
+      </w:pPr>
+      <w:hyperlink w:anchor="_Toc236522156" w:history="1">
+        <w:r>
+          <w:rPr>
+            <w:rStyle w:val="Hyperlink"/>
+            <w:noProof/>
+            <w:lang w:val="en-US"/>
+          </w:rPr>
+          <w:t>3.3. Quy trình hỗ trợ</w:t>
+        </w:r>
+        <w:r>
+          <w:rPr>
+            <w:noProof/>
+            <w:webHidden/>
+          </w:rPr>
+          <w:tab/>
+        </w:r>
+        <w:r>
+          <w:rPr>
+            <w:noProof/>
+            <w:webHidden/>
+          </w:rPr>
+          <w:fldChar w:fldCharType="begin"/>
+        </w:r>
+        <w:r>
+          <w:rPr>
+            <w:noProof/>
+            <w:webHidden/>
+          </w:rPr>
+          <w:instrText xml:space="preserve"> PAGEREF _Toc236522156 \h </w:instrText>
+        </w:r>
+        <w:r>
+          <w:rPr>
+            <w:noProof/>
+            <w:webHidden/>
+          </w:rPr>
+        </w:r>
+        <w:r>
+          <w:rPr>
+            <w:noProof/>
+            <w:webHidden/>
+          </w:rPr>
+          <w:fldChar w:fldCharType="separate"/>
+        </w:r>
+        <w:r>
+          <w:rPr>
+            <w:noProof/>
+            <w:webHidden/>
+          </w:rPr>
+          <w:t>20</w:t>
+        </w:r>
+        <w:r>
+          <w:rPr>
+            <w:noProof/>
+            <w:webHidden/>
+          </w:rPr>
+          <w:fldChar w:fldCharType="end"/>
+        </w:r>
+      </w:hyperlink>
+    </w:p>
+    <w:p>
+      <w:pPr>
+        <w:pStyle w:val="TOC1"/>
+        <w:tabs>
+          <w:tab w:val="right" w:leader="dot" w:pos="8777"/>
+        </w:tabs>
+        <w:rPr>
+          <w:rFonts w:asciiTheme="minorHAnsi" w:eastAsiaTheme="minorEastAsia" w:hAnsiTheme="minorHAnsi"/>
+          <w:b/>
+          <w:noProof/>
+          <w:kern w:val="2"/>
+          <w:sz w:val="24"/>
+          <w:szCs w:val="24"/>
+          <w:lang w:eastAsia="vi-VN"/>
+          <w14:ligatures w14:val="standardContextual"/>
+        </w:rPr>
+      </w:pPr>
+      <w:hyperlink w:anchor="_Toc236522157" w:history="1">
+        <w:r>
+          <w:rPr>
+            <w:rStyle w:val="Hyperlink"/>
+            <w:rFonts w:ascii="Times New Roman Bold" w:hAnsi="Times New Roman Bold"/>
+            <w:noProof/>
+          </w:rPr>
+          <w:t>Chương 4.</w:t>
+        </w:r>
+        <w:r>
+          <w:rPr>
+            <w:rStyle w:val="Hyperlink"/>
+            <w:noProof/>
+          </w:rPr>
+          <w:t xml:space="preserve"> Phân tích quy trình</w:t>
+        </w:r>
+        <w:r>
+          <w:rPr>
+            <w:noProof/>
+            <w:webHidden/>
+          </w:rPr>
+          <w:tab/>
+        </w:r>
+        <w:r>
+          <w:rPr>
+            <w:noProof/>
+            <w:webHidden/>
+          </w:rPr>
+          <w:fldChar w:fldCharType="begin"/>
+        </w:r>
+        <w:r>
+          <w:rPr>
+            <w:noProof/>
+            <w:webHidden/>
+          </w:rPr>
+          <w:instrText xml:space="preserve"> PAGEREF _Toc236522157 \h </w:instrText>
+        </w:r>
+        <w:r>
+          <w:rPr>
+            <w:noProof/>
+            <w:webHidden/>
+          </w:rPr>
+        </w:r>
+        <w:r>
+          <w:rPr>
+            <w:noProof/>
+            <w:webHidden/>
+          </w:rPr>
+          <w:fldChar w:fldCharType="separate"/>
+        </w:r>
+        <w:r>
+          <w:rPr>
+            <w:noProof/>
+            <w:webHidden/>
+          </w:rPr>
+          <w:t>21</w:t>
+        </w:r>
+        <w:r>
+          <w:rPr>
+            <w:noProof/>
+            <w:webHidden/>
+          </w:rPr>
+          <w:fldChar w:fldCharType="end"/>
+        </w:r>
+      </w:hyperlink>
+    </w:p>
+    <w:p>
+      <w:pPr>
+        <w:pStyle w:val="TOC2"/>
+        <w:tabs>
+          <w:tab w:val="right" w:leader="dot" w:pos="8777"/>
+        </w:tabs>
+        <w:rPr>
+          <w:rFonts w:asciiTheme="minorHAnsi" w:eastAsiaTheme="minorEastAsia" w:hAnsiTheme="minorHAnsi"/>
+          <w:noProof/>
+          <w:kern w:val="2"/>
+          <w:sz w:val="24"/>
+          <w:szCs w:val="24"/>
+          <w:lang w:eastAsia="vi-VN"/>
+          <w14:ligatures w14:val="standardContextual"/>
+        </w:rPr>
+      </w:pPr>
+      <w:hyperlink w:anchor="_Toc236522158" w:history="1">
+        <w:r>
+          <w:rPr>
+            <w:rStyle w:val="Hyperlink"/>
+            <w:noProof/>
+            <w:lang w:val="en-US"/>
+          </w:rPr>
+          <w:t>4.1. Phân tích định tính</w:t>
+        </w:r>
+        <w:r>
+          <w:rPr>
+            <w:noProof/>
+            <w:webHidden/>
+          </w:rPr>
+          <w:tab/>
+        </w:r>
+        <w:r>
+          <w:rPr>
+            <w:noProof/>
+            <w:webHidden/>
+          </w:rPr>
+          <w:fldChar w:fldCharType="begin"/>
+        </w:r>
+        <w:r>
+          <w:rPr>
+            <w:noProof/>
+            <w:webHidden/>
+          </w:rPr>
+          <w:instrText xml:space="preserve"> PAGEREF _Toc236522158 \h </w:instrText>
+        </w:r>
+        <w:r>
+          <w:rPr>
+            <w:noProof/>
+            <w:webHidden/>
+          </w:rPr>
+        </w:r>
+        <w:r>
+          <w:rPr>
+            <w:noProof/>
+            <w:webHidden/>
+          </w:rPr>
+          <w:fldChar w:fldCharType="separate"/>
+        </w:r>
+        <w:r>
+          <w:rPr>
+            <w:noProof/>
+            <w:webHidden/>
+          </w:rPr>
+          <w:t>21</w:t>
+        </w:r>
+        <w:r>
+          <w:rPr>
+            <w:noProof/>
+            <w:webHidden/>
+          </w:rPr>
+          <w:fldChar w:fldCharType="end"/>
+        </w:r>
+      </w:hyperlink>
+    </w:p>
+    <w:p>
+      <w:pPr>
+        <w:pStyle w:val="TOC3"/>
+        <w:tabs>
+          <w:tab w:val="right" w:leader="dot" w:pos="8777"/>
+        </w:tabs>
+        <w:rPr>
+          <w:rFonts w:asciiTheme="minorHAnsi" w:eastAsiaTheme="minorEastAsia" w:hAnsiTheme="minorHAnsi"/>
+          <w:noProof/>
+          <w:kern w:val="2"/>
+          <w:sz w:val="24"/>
+          <w:szCs w:val="24"/>
+          <w:lang w:eastAsia="vi-VN"/>
+          <w14:ligatures w14:val="standardContextual"/>
+        </w:rPr>
+      </w:pPr>
+      <w:hyperlink w:anchor="_Toc236522159" w:history="1">
+        <w:r>
+          <w:rPr>
+            <w:rStyle w:val="Hyperlink"/>
+            <w:noProof/>
+            <w:lang w:val="en-US"/>
+          </w:rPr>
+          <w:t xml:space="preserve">4.1.1. Quy trình </w:t>
+        </w:r>
+        <w:r>
+          <w:rPr>
+            <w:rStyle w:val="Hyperlink"/>
+            <w:noProof/>
+          </w:rPr>
+          <w:t>Pha chế và phục vụ đồ uống</w:t>
+        </w:r>
+        <w:r>
+          <w:rPr>
+            <w:noProof/>
+            <w:webHidden/>
+          </w:rPr>
+          <w:tab/>
+        </w:r>
+        <w:r>
+          <w:rPr>
+            <w:noProof/>
+            <w:webHidden/>
+          </w:rPr>
+          <w:fldChar w:fldCharType="begin"/>
+        </w:r>
+        <w:r>
+          <w:rPr>
+            <w:noProof/>
+            <w:webHidden/>
+          </w:rPr>
+          <w:instrText xml:space="preserve"> PAGEREF _Toc236522159 \h </w:instrText>
+        </w:r>
+        <w:r>
+          <w:rPr>
+            <w:noProof/>
+            <w:webHidden/>
+          </w:rPr>
+        </w:r>
+        <w:r>
+          <w:rPr>
+            <w:noProof/>
+            <w:webHidden/>
+          </w:rPr>
+          <w:fldChar w:fldCharType="separate"/>
+        </w:r>
+        <w:r>
+          <w:rPr>
+            <w:noProof/>
+            <w:webHidden/>
+          </w:rPr>
+          <w:t>21</w:t>
+        </w:r>
+        <w:r>
+          <w:rPr>
+            <w:noProof/>
+            <w:webHidden/>
+          </w:rPr>
+          <w:fldChar w:fldCharType="end"/>
+        </w:r>
+      </w:hyperlink>
+    </w:p>
+    <w:p>
+      <w:pPr>
+        <w:pStyle w:val="TOC3"/>
+        <w:tabs>
+          <w:tab w:val="right" w:leader="dot" w:pos="8777"/>
+        </w:tabs>
+        <w:rPr>
+          <w:rFonts w:asciiTheme="minorHAnsi" w:eastAsiaTheme="minorEastAsia" w:hAnsiTheme="minorHAnsi"/>
+          <w:noProof/>
+          <w:kern w:val="2"/>
+          <w:sz w:val="24"/>
+          <w:szCs w:val="24"/>
+          <w:lang w:eastAsia="vi-VN"/>
+          <w14:ligatures w14:val="standardContextual"/>
+        </w:rPr>
+      </w:pPr>
+      <w:hyperlink w:anchor="_Toc236522160" w:history="1">
+        <w:r>
+          <w:rPr>
+            <w:rStyle w:val="Hyperlink"/>
+            <w:noProof/>
+            <w:lang w:val="en-US"/>
+          </w:rPr>
+          <w:t>4.1.2. Quy trình …</w:t>
+        </w:r>
+        <w:r>
+          <w:rPr>
+            <w:noProof/>
+            <w:webHidden/>
+          </w:rPr>
+          <w:tab/>
+        </w:r>
+        <w:r>
+          <w:rPr>
+            <w:noProof/>
+            <w:webHidden/>
+          </w:rPr>
+          <w:fldChar w:fldCharType="begin"/>
+        </w:r>
+        <w:r>
+          <w:rPr>
+            <w:noProof/>
+            <w:webHidden/>
+          </w:rPr>
+          <w:instrText xml:space="preserve"> PAGEREF _Toc236522160 \h </w:instrText>
+        </w:r>
+        <w:r>
+          <w:rPr>
+            <w:noProof/>
+            <w:webHidden/>
+          </w:rPr>
+        </w:r>
+        <w:r>
+          <w:rPr>
+            <w:noProof/>
+            <w:webHidden/>
+          </w:rPr>
+          <w:fldChar w:fldCharType="separate"/>
+        </w:r>
+        <w:r>
+          <w:rPr>
+            <w:noProof/>
+            <w:webHidden/>
+          </w:rPr>
+          <w:t>21</w:t>
+        </w:r>
+        <w:r>
+          <w:rPr>
+            <w:noProof/>
+            <w:webHidden/>
+          </w:rPr>
+          <w:fldChar w:fldCharType="end"/>
+        </w:r>
+      </w:hyperlink>
+    </w:p>
+    <w:p>
+      <w:pPr>
+        <w:pStyle w:val="TOC2"/>
+        <w:tabs>
+          <w:tab w:val="right" w:leader="dot" w:pos="8777"/>
+        </w:tabs>
+        <w:rPr>
+          <w:rFonts w:asciiTheme="minorHAnsi" w:eastAsiaTheme="minorEastAsia" w:hAnsiTheme="minorHAnsi"/>
+          <w:noProof/>
+          <w:kern w:val="2"/>
+          <w:sz w:val="24"/>
+          <w:szCs w:val="24"/>
+          <w:lang w:eastAsia="vi-VN"/>
+          <w14:ligatures w14:val="standardContextual"/>
+        </w:rPr>
+      </w:pPr>
+      <w:hyperlink w:anchor="_Toc236522161" w:history="1">
+        <w:r>
+          <w:rPr>
+            <w:rStyle w:val="Hyperlink"/>
+            <w:noProof/>
+            <w:lang w:val="en-US"/>
+          </w:rPr>
+          <w:t>4.2. Phân tích định lượng</w:t>
+        </w:r>
+        <w:r>
+          <w:rPr>
+            <w:noProof/>
+            <w:webHidden/>
+          </w:rPr>
+          <w:tab/>
+        </w:r>
+        <w:r>
+          <w:rPr>
+            <w:noProof/>
+            <w:webHidden/>
+          </w:rPr>
+          <w:fldChar w:fldCharType="begin"/>
+        </w:r>
+        <w:r>
+          <w:rPr>
+            <w:noProof/>
+            <w:webHidden/>
+          </w:rPr>
+          <w:instrText xml:space="preserve"> PAGEREF _Toc236522161 \h </w:instrText>
+        </w:r>
+        <w:r>
+          <w:rPr>
+            <w:noProof/>
+            <w:webHidden/>
+          </w:rPr>
+        </w:r>
+        <w:r>
+          <w:rPr>
+            <w:noProof/>
+            <w:webHidden/>
+          </w:rPr>
+          <w:fldChar w:fldCharType="separate"/>
+        </w:r>
+        <w:r>
+          <w:rPr>
+            <w:noProof/>
+            <w:webHidden/>
+          </w:rPr>
+          <w:t>21</w:t>
+        </w:r>
+        <w:r>
+          <w:rPr>
+            <w:noProof/>
+            <w:webHidden/>
+          </w:rPr>
+          <w:fldChar w:fldCharType="end"/>
+        </w:r>
+      </w:hyperlink>
+    </w:p>
+    <w:p>
+      <w:pPr>
+        <w:pStyle w:val="TOC3"/>
+        <w:tabs>
+          <w:tab w:val="right" w:leader="dot" w:pos="8777"/>
+        </w:tabs>
+        <w:rPr>
+          <w:rFonts w:asciiTheme="minorHAnsi" w:eastAsiaTheme="minorEastAsia" w:hAnsiTheme="minorHAnsi"/>
+          <w:noProof/>
+          <w:kern w:val="2"/>
+          <w:sz w:val="24"/>
+          <w:szCs w:val="24"/>
+          <w:lang w:eastAsia="vi-VN"/>
+          <w14:ligatures w14:val="standardContextual"/>
+        </w:rPr>
+      </w:pPr>
+      <w:hyperlink w:anchor="_Toc236522162" w:history="1">
+        <w:r>
+          <w:rPr>
+            <w:rStyle w:val="Hyperlink"/>
+            <w:noProof/>
+            <w:lang w:val="en-US"/>
+          </w:rPr>
           <w:t>4.2.1. Quy trình …</w:t>
         </w:r>
         <w:r>
@@ -2247,7 +3280,7 @@
             <w:noProof/>
             <w:webHidden/>
           </w:rPr>
-          <w:instrText xml:space="preserve"> PAGEREF _Toc236253290 \h </w:instrText>
+          <w:instrText xml:space="preserve"> PAGEREF _Toc236522162 \h </w:instrText>
         </w:r>
         <w:r>
           <w:rPr>
@@ -2267,7 +3300,7 @@
             <w:noProof/>
             <w:webHidden/>
           </w:rPr>
-          <w:t>4</w:t>
+          <w:t>21</w:t>
         </w:r>
         <w:r>
           <w:rPr>
@@ -2327,8 +3360,10 @@
     <w:p>
       <w:pPr>
         <w:pStyle w:val="Title"/>
+        <w:spacing w:after="120"/>
         <w:rPr>
           <w:rFonts w:cs="Times New Roman"/>
+          <w:lang w:val="en-US"/>
         </w:rPr>
       </w:pPr>
       <w:r>
@@ -2346,6 +3381,165 @@
           <w:tab w:val="right" w:leader="dot" w:pos="8777"/>
         </w:tabs>
         <w:rPr>
+          <w:rFonts w:asciiTheme="minorHAnsi" w:eastAsiaTheme="minorEastAsia" w:hAnsiTheme="minorHAnsi"/>
+          <w:noProof/>
+          <w:kern w:val="2"/>
+          <w:sz w:val="24"/>
+          <w:szCs w:val="24"/>
+          <w:lang w:eastAsia="vi-VN"/>
+          <w14:ligatures w14:val="standardContextual"/>
+        </w:rPr>
+      </w:pPr>
+      <w:r>
+        <w:rPr>
+          <w:lang w:val="en-US"/>
+        </w:rPr>
+        <w:fldChar w:fldCharType="begin"/>
+      </w:r>
+      <w:r>
+        <w:rPr>
+          <w:lang w:val="en-US"/>
+        </w:rPr>
+        <w:instrText xml:space="preserve"> TOC \h \z \c "Hình" </w:instrText>
+      </w:r>
+      <w:r>
+        <w:rPr>
+          <w:lang w:val="en-US"/>
+        </w:rPr>
+        <w:fldChar w:fldCharType="separate"/>
+      </w:r>
+      <w:hyperlink w:anchor="_Toc236523154" w:history="1">
+        <w:r>
+          <w:rPr>
+            <w:rStyle w:val="Hyperlink"/>
+            <w:noProof/>
+          </w:rPr>
+          <w:t>Hình 1.1</w:t>
+        </w:r>
+        <w:r>
+          <w:rPr>
+            <w:rStyle w:val="Hyperlink"/>
+            <w:noProof/>
+            <w:lang w:val="en-US"/>
+          </w:rPr>
+          <w:t xml:space="preserve">. Sơ đồ </w:t>
+        </w:r>
+        <w:r>
+          <w:rPr>
+            <w:rStyle w:val="Hyperlink"/>
+            <w:noProof/>
+            <w:lang w:val="en-US"/>
+          </w:rPr>
+          <w:t>C</w:t>
+        </w:r>
+        <w:r>
+          <w:rPr>
+            <w:rStyle w:val="Hyperlink"/>
+            <w:noProof/>
+            <w:lang w:val="en-US"/>
+          </w:rPr>
+          <w:t>ơ cấu tổ chứ 1</w:t>
+        </w:r>
+        <w:r>
+          <w:rPr>
+            <w:noProof/>
+            <w:webHidden/>
+          </w:rPr>
+          <w:tab/>
+        </w:r>
+        <w:r>
+          <w:rPr>
+            <w:noProof/>
+            <w:webHidden/>
+          </w:rPr>
+          <w:fldChar w:fldCharType="begin"/>
+        </w:r>
+        <w:r>
+          <w:rPr>
+            <w:noProof/>
+            <w:webHidden/>
+          </w:rPr>
+          <w:instrText xml:space="preserve"> PAGEREF _Toc236523154 \h </w:instrText>
+        </w:r>
+        <w:r>
+          <w:rPr>
+            <w:noProof/>
+            <w:webHidden/>
+          </w:rPr>
+        </w:r>
+        <w:r>
+          <w:rPr>
+            <w:noProof/>
+            <w:webHidden/>
+          </w:rPr>
+          <w:fldChar w:fldCharType="separate"/>
+        </w:r>
+        <w:r>
+          <w:rPr>
+            <w:noProof/>
+            <w:webHidden/>
+          </w:rPr>
+          <w:t>3</w:t>
+        </w:r>
+        <w:r>
+          <w:rPr>
+            <w:noProof/>
+            <w:webHidden/>
+          </w:rPr>
+          <w:fldChar w:fldCharType="end"/>
+        </w:r>
+      </w:hyperlink>
+    </w:p>
+    <w:p>
+      <w:pPr>
+        <w:rPr>
+          <w:lang w:val="en-US"/>
+        </w:rPr>
+      </w:pPr>
+      <w:r>
+        <w:rPr>
+          <w:lang w:val="en-US"/>
+        </w:rPr>
+        <w:fldChar w:fldCharType="end"/>
+      </w:r>
+    </w:p>
+    <w:p>
+      <w:pPr>
+        <w:rPr>
+          <w:lang w:val="en-US"/>
+        </w:rPr>
+      </w:pPr>
+    </w:p>
+    <w:p>
+      <w:pPr>
+        <w:pStyle w:val="Title"/>
+        <w:rPr>
+          <w:rFonts w:cs="Times New Roman"/>
+          <w:lang w:val="en-US"/>
+        </w:rPr>
+      </w:pPr>
+    </w:p>
+    <w:p>
+      <w:pPr>
+        <w:pStyle w:val="Title"/>
+        <w:rPr>
+          <w:rFonts w:cs="Times New Roman"/>
+        </w:rPr>
+      </w:pPr>
+      <w:r>
+        <w:rPr>
+          <w:rFonts w:cs="Times New Roman"/>
+        </w:rPr>
+        <w:t>DANH MỤC BẢNG</w:t>
+      </w:r>
+    </w:p>
+    <w:p>
+      <w:pPr>
+        <w:pStyle w:val="TableofFigures"/>
+        <w:tabs>
+          <w:tab w:val="right" w:leader="dot" w:pos="8777"/>
+        </w:tabs>
+        <w:rPr>
           <w:rFonts w:eastAsiaTheme="minorEastAsia" w:cs="Times New Roman"/>
           <w:noProof/>
           <w:sz w:val="22"/>
@@ -2368,7 +3562,7 @@
           <w:sz w:val="28"/>
           <w:szCs w:val="26"/>
         </w:rPr>
-        <w:instrText xml:space="preserve"> TOC \h \z \c "Hình" </w:instrText>
+        <w:instrText xml:space="preserve"> TOC \h \z \c "Bảng" </w:instrText>
       </w:r>
       <w:r>
         <w:rPr>
@@ -2379,14 +3573,14 @@
         </w:rPr>
         <w:fldChar w:fldCharType="separate"/>
       </w:r>
-      <w:hyperlink w:anchor="_Toc367742554" w:history="1">
+      <w:hyperlink w:anchor="_Toc367742567" w:history="1">
         <w:r>
           <w:rPr>
             <w:rStyle w:val="Hyperlink"/>
             <w:rFonts w:cs="Times New Roman"/>
             <w:noProof/>
           </w:rPr>
-          <w:t>Hình 1.1</w:t>
+          <w:t>Bảng 1.1</w:t>
         </w:r>
         <w:r>
           <w:rPr>
@@ -2395,7 +3589,7 @@
             <w:noProof/>
             <w:lang w:val="en-US"/>
           </w:rPr>
-          <w:t>: Tên hình 1</w:t>
+          <w:t>: Tên bảng 1</w:t>
         </w:r>
         <w:r>
           <w:rPr>
@@ -2419,7 +3613,7 @@
             <w:noProof/>
             <w:webHidden/>
           </w:rPr>
-          <w:instrText xml:space="preserve"> PAGEREF _Toc367742554 \h </w:instrText>
+          <w:instrText xml:space="preserve"> PAGEREF _Toc367742567 \h </w:instrText>
         </w:r>
         <w:r>
           <w:rPr>
@@ -2443,6 +3637,94 @@
             <w:webHidden/>
           </w:rPr>
           <w:t>3</w:t>
+        </w:r>
+        <w:r>
+          <w:rPr>
+            <w:rFonts w:cs="Times New Roman"/>
+            <w:noProof/>
+            <w:webHidden/>
+          </w:rPr>
+          <w:fldChar w:fldCharType="end"/>
+        </w:r>
+      </w:hyperlink>
+    </w:p>
+    <w:p>
+      <w:pPr>
+        <w:pStyle w:val="TableofFigures"/>
+        <w:tabs>
+          <w:tab w:val="right" w:leader="dot" w:pos="8777"/>
+        </w:tabs>
+        <w:rPr>
+          <w:rFonts w:eastAsiaTheme="minorEastAsia" w:cs="Times New Roman"/>
+          <w:noProof/>
+          <w:sz w:val="22"/>
+          <w:lang w:eastAsia="vi-VN"/>
+        </w:rPr>
+      </w:pPr>
+      <w:hyperlink w:anchor="_Toc367742568" w:history="1">
+        <w:r>
+          <w:rPr>
+            <w:rStyle w:val="Hyperlink"/>
+            <w:rFonts w:cs="Times New Roman"/>
+            <w:noProof/>
+          </w:rPr>
+          <w:t>Bảng 2.1</w:t>
+        </w:r>
+        <w:r>
+          <w:rPr>
+            <w:rStyle w:val="Hyperlink"/>
+            <w:rFonts w:cs="Times New Roman"/>
+            <w:noProof/>
+            <w:lang w:val="en-US"/>
+          </w:rPr>
+          <w:t>: Tên bảng 1</w:t>
+        </w:r>
+        <w:r>
+          <w:rPr>
+            <w:rFonts w:cs="Times New Roman"/>
+            <w:noProof/>
+            <w:webHidden/>
+          </w:rPr>
+          <w:tab/>
+        </w:r>
+        <w:r>
+          <w:rPr>
+            <w:rFonts w:cs="Times New Roman"/>
+            <w:noProof/>
+            <w:webHidden/>
+          </w:rPr>
+          <w:fldChar w:fldCharType="begin"/>
+        </w:r>
+        <w:r>
+          <w:rPr>
+            <w:rFonts w:cs="Times New Roman"/>
+            <w:noProof/>
+            <w:webHidden/>
+          </w:rPr>
+          <w:instrText xml:space="preserve"> PAGEREF _Toc367742568 \h </w:instrText>
+        </w:r>
+        <w:r>
+          <w:rPr>
+            <w:rFonts w:cs="Times New Roman"/>
+            <w:noProof/>
+            <w:webHidden/>
+          </w:rPr>
+        </w:r>
+        <w:r>
+          <w:rPr>
+            <w:rFonts w:cs="Times New Roman"/>
+            <w:noProof/>
+            <w:webHidden/>
+          </w:rPr>
+          <w:fldChar w:fldCharType="separate"/>
+        </w:r>
+        <w:r>
+          <w:rPr>
+            <w:rFonts w:cs="Times New Roman"/>
+            <w:noProof/>
+            <w:webHidden/>
+          </w:rPr>
+          <w:t>4</w:t>
         </w:r>
         <w:r>
           <w:rPr>
@@ -2476,7 +3758,18 @@
     <w:p>
       <w:pPr>
         <w:rPr>
-          <w:rFonts w:cs="Times New Roman"/>
+          <w:rFonts w:cstheme="majorHAnsi"/>
+          <w:b/>
+          <w:sz w:val="28"/>
+          <w:szCs w:val="26"/>
+          <w:lang w:val="en-US"/>
+        </w:rPr>
+      </w:pPr>
+    </w:p>
+    <w:p>
+      <w:pPr>
+        <w:rPr>
+          <w:rFonts w:cstheme="majorHAnsi"/>
           <w:b/>
           <w:sz w:val="28"/>
           <w:szCs w:val="26"/>
@@ -2511,231 +3804,1974 @@
           <w:rFonts w:cs="Times New Roman"/>
         </w:rPr>
         <w:lastRenderedPageBreak/>
-        <w:t>DANH MỤC BẢNG</w:t>
-      </w:r>
-    </w:p>
-    <w:p>
-      <w:pPr>
-        <w:pStyle w:val="TableofFigures"/>
-        <w:tabs>
-          <w:tab w:val="right" w:leader="dot" w:pos="8777"/>
-        </w:tabs>
-        <w:rPr>
-          <w:rFonts w:eastAsiaTheme="minorEastAsia" w:cs="Times New Roman"/>
-          <w:noProof/>
-          <w:sz w:val="22"/>
-          <w:lang w:eastAsia="vi-VN"/>
-        </w:rPr>
-      </w:pPr>
-      <w:r>
-        <w:rPr>
-          <w:rFonts w:cs="Times New Roman"/>
-          <w:b/>
-          <w:sz w:val="28"/>
-          <w:szCs w:val="26"/>
-        </w:rPr>
-        <w:fldChar w:fldCharType="begin"/>
-      </w:r>
-      <w:r>
-        <w:rPr>
-          <w:rFonts w:cs="Times New Roman"/>
-          <w:b/>
-          <w:sz w:val="28"/>
-          <w:szCs w:val="26"/>
-        </w:rPr>
-        <w:instrText xml:space="preserve"> TOC \h \z \c "Bảng" </w:instrText>
-      </w:r>
-      <w:r>
-        <w:rPr>
-          <w:rFonts w:cs="Times New Roman"/>
-          <w:b/>
-          <w:sz w:val="28"/>
-          <w:szCs w:val="26"/>
-        </w:rPr>
-        <w:fldChar w:fldCharType="separate"/>
-      </w:r>
-      <w:hyperlink w:anchor="_Toc367742567" w:history="1">
-        <w:r>
-          <w:rPr>
-            <w:rStyle w:val="Hyperlink"/>
-            <w:rFonts w:cs="Times New Roman"/>
-            <w:noProof/>
-          </w:rPr>
-          <w:t>Bảng 1.1</w:t>
-        </w:r>
-        <w:r>
-          <w:rPr>
-            <w:rStyle w:val="Hyperlink"/>
-            <w:rFonts w:cs="Times New Roman"/>
-            <w:noProof/>
-            <w:lang w:val="en-US"/>
-          </w:rPr>
-          <w:t>: Tên bảng 1</w:t>
-        </w:r>
-        <w:r>
-          <w:rPr>
-            <w:rFonts w:cs="Times New Roman"/>
-            <w:noProof/>
-            <w:webHidden/>
-          </w:rPr>
-          <w:tab/>
-        </w:r>
-        <w:r>
-          <w:rPr>
-            <w:rFonts w:cs="Times New Roman"/>
-            <w:noProof/>
-            <w:webHidden/>
-          </w:rPr>
-          <w:fldChar w:fldCharType="begin"/>
-        </w:r>
-        <w:r>
-          <w:rPr>
-            <w:rFonts w:cs="Times New Roman"/>
-            <w:noProof/>
-            <w:webHidden/>
-          </w:rPr>
-          <w:instrText xml:space="preserve"> PAGEREF _Toc367742567 \h </w:instrText>
-        </w:r>
-        <w:r>
-          <w:rPr>
-            <w:rFonts w:cs="Times New Roman"/>
-            <w:noProof/>
-            <w:webHidden/>
-          </w:rPr>
-        </w:r>
-        <w:r>
-          <w:rPr>
-            <w:rFonts w:cs="Times New Roman"/>
-            <w:noProof/>
-            <w:webHidden/>
-          </w:rPr>
-          <w:fldChar w:fldCharType="separate"/>
-        </w:r>
-        <w:r>
-          <w:rPr>
-            <w:rFonts w:cs="Times New Roman"/>
-            <w:noProof/>
-            <w:webHidden/>
-          </w:rPr>
-          <w:t>3</w:t>
-        </w:r>
-        <w:r>
-          <w:rPr>
-            <w:rFonts w:cs="Times New Roman"/>
-            <w:noProof/>
-            <w:webHidden/>
-          </w:rPr>
-          <w:fldChar w:fldCharType="end"/>
-        </w:r>
-      </w:hyperlink>
-    </w:p>
-    <w:p>
-      <w:pPr>
-        <w:pStyle w:val="TableofFigures"/>
-        <w:tabs>
-          <w:tab w:val="right" w:leader="dot" w:pos="8777"/>
-        </w:tabs>
-        <w:rPr>
-          <w:rFonts w:eastAsiaTheme="minorEastAsia" w:cs="Times New Roman"/>
-          <w:noProof/>
-          <w:sz w:val="22"/>
-          <w:lang w:eastAsia="vi-VN"/>
-        </w:rPr>
-      </w:pPr>
-      <w:hyperlink w:anchor="_Toc367742568" w:history="1">
-        <w:r>
-          <w:rPr>
-            <w:rStyle w:val="Hyperlink"/>
-            <w:rFonts w:cs="Times New Roman"/>
-            <w:noProof/>
-          </w:rPr>
-          <w:t>Bảng 2.1</w:t>
-        </w:r>
-        <w:r>
-          <w:rPr>
-            <w:rStyle w:val="Hyperlink"/>
-            <w:rFonts w:cs="Times New Roman"/>
-            <w:noProof/>
-            <w:lang w:val="en-US"/>
-          </w:rPr>
-          <w:t>: Tên bảng 1</w:t>
-        </w:r>
-        <w:r>
-          <w:rPr>
-            <w:rFonts w:cs="Times New Roman"/>
-            <w:noProof/>
-            <w:webHidden/>
-          </w:rPr>
-          <w:tab/>
-        </w:r>
-        <w:r>
-          <w:rPr>
-            <w:rFonts w:cs="Times New Roman"/>
-            <w:noProof/>
-            <w:webHidden/>
-          </w:rPr>
-          <w:fldChar w:fldCharType="begin"/>
-        </w:r>
-        <w:r>
-          <w:rPr>
-            <w:rFonts w:cs="Times New Roman"/>
-            <w:noProof/>
-            <w:webHidden/>
-          </w:rPr>
-          <w:instrText xml:space="preserve"> PAGEREF _Toc367742568 \h </w:instrText>
-        </w:r>
-        <w:r>
-          <w:rPr>
-            <w:rFonts w:cs="Times New Roman"/>
-            <w:noProof/>
-            <w:webHidden/>
-          </w:rPr>
-        </w:r>
-        <w:r>
-          <w:rPr>
-            <w:rFonts w:cs="Times New Roman"/>
-            <w:noProof/>
-            <w:webHidden/>
-          </w:rPr>
-          <w:fldChar w:fldCharType="separate"/>
-        </w:r>
-        <w:r>
-          <w:rPr>
-            <w:rFonts w:cs="Times New Roman"/>
-            <w:noProof/>
-            <w:webHidden/>
-          </w:rPr>
-          <w:t>4</w:t>
-        </w:r>
-        <w:r>
-          <w:rPr>
-            <w:rFonts w:cs="Times New Roman"/>
-            <w:noProof/>
-            <w:webHidden/>
-          </w:rPr>
-          <w:fldChar w:fldCharType="end"/>
-        </w:r>
-      </w:hyperlink>
-    </w:p>
-    <w:p>
-      <w:pPr>
-        <w:rPr>
-          <w:rFonts w:cs="Times New Roman"/>
-          <w:b/>
-          <w:sz w:val="28"/>
-          <w:szCs w:val="26"/>
-        </w:rPr>
-      </w:pPr>
-      <w:r>
-        <w:rPr>
-          <w:rFonts w:cs="Times New Roman"/>
-          <w:b/>
-          <w:sz w:val="28"/>
-          <w:szCs w:val="26"/>
-        </w:rPr>
-        <w:fldChar w:fldCharType="end"/>
-      </w:r>
-    </w:p>
+        <w:t>DANH MỤC TỪ VIẾT TẮT</w:t>
+      </w:r>
+    </w:p>
+    <w:tbl>
+      <w:tblPr>
+        <w:tblW w:w="5000" w:type="pct"/>
+        <w:tblLook w:val="04A0" w:firstRow="1" w:lastRow="0" w:firstColumn="1" w:lastColumn="0" w:noHBand="0" w:noVBand="1"/>
+      </w:tblPr>
+      <w:tblGrid>
+        <w:gridCol w:w="1384"/>
+        <w:gridCol w:w="3686"/>
+        <w:gridCol w:w="3933"/>
+      </w:tblGrid>
+      <w:tr>
+        <w:trPr>
+          <w:trHeight w:val="20"/>
+          <w:tblHeader/>
+        </w:trPr>
+        <w:tc>
+          <w:tcPr>
+            <w:tcW w:w="769" w:type="pct"/>
+            <w:tcBorders>
+              <w:top w:val="single" w:sz="8" w:space="0" w:color="auto"/>
+              <w:left w:val="single" w:sz="8" w:space="0" w:color="auto"/>
+              <w:bottom w:val="single" w:sz="8" w:space="0" w:color="auto"/>
+              <w:right w:val="single" w:sz="8" w:space="0" w:color="auto"/>
+            </w:tcBorders>
+            <w:shd w:val="clear" w:color="000000" w:fill="FFFFFF"/>
+            <w:vAlign w:val="center"/>
+            <w:hideMark/>
+          </w:tcPr>
+          <w:p>
+            <w:pPr>
+              <w:jc w:val="center"/>
+              <w:rPr>
+                <w:rFonts w:eastAsia="Times New Roman" w:cs="Times New Roman"/>
+                <w:b/>
+                <w:bCs/>
+                <w:color w:val="000000"/>
+                <w:szCs w:val="26"/>
+                <w:lang w:eastAsia="vi-VN"/>
+              </w:rPr>
+            </w:pPr>
+            <w:r>
+              <w:rPr>
+                <w:rFonts w:eastAsia="Times New Roman" w:cs="Times New Roman"/>
+                <w:b/>
+                <w:bCs/>
+                <w:szCs w:val="26"/>
+                <w:lang w:eastAsia="vi-VN"/>
+              </w:rPr>
+              <w:t>Từ viết tắt</w:t>
+            </w:r>
+          </w:p>
+        </w:tc>
+        <w:tc>
+          <w:tcPr>
+            <w:tcW w:w="2047" w:type="pct"/>
+            <w:tcBorders>
+              <w:top w:val="single" w:sz="8" w:space="0" w:color="auto"/>
+              <w:left w:val="nil"/>
+              <w:bottom w:val="single" w:sz="8" w:space="0" w:color="auto"/>
+              <w:right w:val="single" w:sz="8" w:space="0" w:color="auto"/>
+            </w:tcBorders>
+            <w:shd w:val="clear" w:color="000000" w:fill="FFFFFF"/>
+            <w:vAlign w:val="center"/>
+            <w:hideMark/>
+          </w:tcPr>
+          <w:p>
+            <w:pPr>
+              <w:jc w:val="center"/>
+              <w:rPr>
+                <w:rFonts w:eastAsia="Times New Roman" w:cs="Times New Roman"/>
+                <w:b/>
+                <w:bCs/>
+                <w:color w:val="000000"/>
+                <w:szCs w:val="26"/>
+                <w:lang w:eastAsia="vi-VN"/>
+              </w:rPr>
+            </w:pPr>
+            <w:r>
+              <w:rPr>
+                <w:rFonts w:eastAsia="Times New Roman" w:cs="Times New Roman"/>
+                <w:b/>
+                <w:bCs/>
+                <w:szCs w:val="26"/>
+                <w:lang w:eastAsia="vi-VN"/>
+              </w:rPr>
+              <w:t>Ý nghĩa Tiếng Anh</w:t>
+            </w:r>
+          </w:p>
+        </w:tc>
+        <w:tc>
+          <w:tcPr>
+            <w:tcW w:w="2184" w:type="pct"/>
+            <w:tcBorders>
+              <w:top w:val="single" w:sz="8" w:space="0" w:color="auto"/>
+              <w:left w:val="nil"/>
+              <w:bottom w:val="single" w:sz="8" w:space="0" w:color="auto"/>
+              <w:right w:val="single" w:sz="8" w:space="0" w:color="auto"/>
+            </w:tcBorders>
+            <w:shd w:val="clear" w:color="000000" w:fill="FFFFFF"/>
+            <w:vAlign w:val="center"/>
+            <w:hideMark/>
+          </w:tcPr>
+          <w:p>
+            <w:pPr>
+              <w:jc w:val="center"/>
+              <w:rPr>
+                <w:rFonts w:eastAsia="Times New Roman" w:cs="Times New Roman"/>
+                <w:b/>
+                <w:bCs/>
+                <w:color w:val="000000"/>
+                <w:szCs w:val="26"/>
+                <w:lang w:eastAsia="vi-VN"/>
+              </w:rPr>
+            </w:pPr>
+            <w:r>
+              <w:rPr>
+                <w:rFonts w:eastAsia="Times New Roman" w:cs="Times New Roman"/>
+                <w:b/>
+                <w:bCs/>
+                <w:szCs w:val="26"/>
+                <w:lang w:eastAsia="vi-VN"/>
+              </w:rPr>
+              <w:t>Ý nghĩa Tiếng Việt</w:t>
+            </w:r>
+          </w:p>
+        </w:tc>
+      </w:tr>
+      <w:tr>
+        <w:trPr>
+          <w:trHeight w:val="20"/>
+        </w:trPr>
+        <w:tc>
+          <w:tcPr>
+            <w:tcW w:w="769" w:type="pct"/>
+            <w:tcBorders>
+              <w:top w:val="nil"/>
+              <w:left w:val="single" w:sz="8" w:space="0" w:color="auto"/>
+              <w:bottom w:val="single" w:sz="8" w:space="0" w:color="auto"/>
+              <w:right w:val="single" w:sz="8" w:space="0" w:color="auto"/>
+            </w:tcBorders>
+            <w:shd w:val="clear" w:color="000000" w:fill="FFFFFF"/>
+            <w:vAlign w:val="center"/>
+            <w:hideMark/>
+          </w:tcPr>
+          <w:p>
+            <w:pPr>
+              <w:jc w:val="center"/>
+              <w:rPr>
+                <w:rFonts w:eastAsia="Times New Roman" w:cs="Times New Roman"/>
+                <w:color w:val="000000"/>
+                <w:szCs w:val="26"/>
+                <w:lang w:eastAsia="vi-VN"/>
+              </w:rPr>
+            </w:pPr>
+            <w:r>
+              <w:rPr>
+                <w:rFonts w:eastAsia="Times New Roman" w:cs="Times New Roman"/>
+                <w:szCs w:val="26"/>
+                <w:lang w:eastAsia="vi-VN"/>
+              </w:rPr>
+              <w:t>BPM</w:t>
+            </w:r>
+          </w:p>
+        </w:tc>
+        <w:tc>
+          <w:tcPr>
+            <w:tcW w:w="2047" w:type="pct"/>
+            <w:tcBorders>
+              <w:top w:val="nil"/>
+              <w:left w:val="nil"/>
+              <w:bottom w:val="single" w:sz="8" w:space="0" w:color="auto"/>
+              <w:right w:val="single" w:sz="8" w:space="0" w:color="auto"/>
+            </w:tcBorders>
+            <w:shd w:val="clear" w:color="000000" w:fill="FFFFFF"/>
+            <w:vAlign w:val="center"/>
+            <w:hideMark/>
+          </w:tcPr>
+          <w:p>
+            <w:pPr>
+              <w:rPr>
+                <w:rFonts w:eastAsia="Times New Roman" w:cs="Times New Roman"/>
+                <w:color w:val="000000"/>
+                <w:szCs w:val="26"/>
+                <w:lang w:eastAsia="vi-VN"/>
+              </w:rPr>
+            </w:pPr>
+            <w:r>
+              <w:rPr>
+                <w:rFonts w:eastAsia="Times New Roman" w:cs="Times New Roman"/>
+                <w:szCs w:val="26"/>
+                <w:lang w:eastAsia="vi-VN"/>
+              </w:rPr>
+              <w:t>Business Process Management</w:t>
+            </w:r>
+          </w:p>
+        </w:tc>
+        <w:tc>
+          <w:tcPr>
+            <w:tcW w:w="2184" w:type="pct"/>
+            <w:tcBorders>
+              <w:top w:val="nil"/>
+              <w:left w:val="nil"/>
+              <w:bottom w:val="single" w:sz="8" w:space="0" w:color="auto"/>
+              <w:right w:val="single" w:sz="8" w:space="0" w:color="auto"/>
+            </w:tcBorders>
+            <w:shd w:val="clear" w:color="000000" w:fill="FFFFFF"/>
+            <w:vAlign w:val="center"/>
+            <w:hideMark/>
+          </w:tcPr>
+          <w:p>
+            <w:pPr>
+              <w:rPr>
+                <w:rFonts w:eastAsia="Times New Roman" w:cs="Times New Roman"/>
+                <w:color w:val="000000"/>
+                <w:szCs w:val="26"/>
+                <w:lang w:eastAsia="vi-VN"/>
+              </w:rPr>
+            </w:pPr>
+            <w:r>
+              <w:rPr>
+                <w:rFonts w:eastAsia="Times New Roman" w:cs="Times New Roman"/>
+                <w:szCs w:val="26"/>
+                <w:lang w:eastAsia="vi-VN"/>
+              </w:rPr>
+              <w:t>Quản trị quy trình nghiệp vụ</w:t>
+            </w:r>
+          </w:p>
+        </w:tc>
+      </w:tr>
+      <w:tr>
+        <w:trPr>
+          <w:trHeight w:val="20"/>
+        </w:trPr>
+        <w:tc>
+          <w:tcPr>
+            <w:tcW w:w="769" w:type="pct"/>
+            <w:tcBorders>
+              <w:top w:val="nil"/>
+              <w:left w:val="single" w:sz="8" w:space="0" w:color="auto"/>
+              <w:bottom w:val="single" w:sz="8" w:space="0" w:color="auto"/>
+              <w:right w:val="single" w:sz="8" w:space="0" w:color="auto"/>
+            </w:tcBorders>
+            <w:shd w:val="clear" w:color="000000" w:fill="FFFFFF"/>
+            <w:vAlign w:val="center"/>
+            <w:hideMark/>
+          </w:tcPr>
+          <w:p>
+            <w:pPr>
+              <w:jc w:val="center"/>
+              <w:rPr>
+                <w:rFonts w:eastAsia="Times New Roman" w:cs="Times New Roman"/>
+                <w:color w:val="000000"/>
+                <w:szCs w:val="26"/>
+                <w:lang w:eastAsia="vi-VN"/>
+              </w:rPr>
+            </w:pPr>
+            <w:r>
+              <w:rPr>
+                <w:rFonts w:eastAsia="Times New Roman" w:cs="Times New Roman"/>
+                <w:szCs w:val="26"/>
+                <w:lang w:eastAsia="vi-VN"/>
+              </w:rPr>
+              <w:t>BPMN</w:t>
+            </w:r>
+          </w:p>
+        </w:tc>
+        <w:tc>
+          <w:tcPr>
+            <w:tcW w:w="2047" w:type="pct"/>
+            <w:tcBorders>
+              <w:top w:val="nil"/>
+              <w:left w:val="nil"/>
+              <w:bottom w:val="single" w:sz="8" w:space="0" w:color="auto"/>
+              <w:right w:val="single" w:sz="8" w:space="0" w:color="auto"/>
+            </w:tcBorders>
+            <w:shd w:val="clear" w:color="000000" w:fill="FFFFFF"/>
+            <w:vAlign w:val="center"/>
+            <w:hideMark/>
+          </w:tcPr>
+          <w:p>
+            <w:pPr>
+              <w:rPr>
+                <w:rFonts w:eastAsia="Times New Roman" w:cs="Times New Roman"/>
+                <w:color w:val="000000"/>
+                <w:szCs w:val="26"/>
+                <w:lang w:eastAsia="vi-VN"/>
+              </w:rPr>
+            </w:pPr>
+            <w:r>
+              <w:rPr>
+                <w:rFonts w:eastAsia="Times New Roman" w:cs="Times New Roman"/>
+                <w:szCs w:val="26"/>
+                <w:lang w:eastAsia="vi-VN"/>
+              </w:rPr>
+              <w:t>Business Process Model and Notation</w:t>
+            </w:r>
+          </w:p>
+        </w:tc>
+        <w:tc>
+          <w:tcPr>
+            <w:tcW w:w="2184" w:type="pct"/>
+            <w:tcBorders>
+              <w:top w:val="nil"/>
+              <w:left w:val="nil"/>
+              <w:bottom w:val="single" w:sz="8" w:space="0" w:color="auto"/>
+              <w:right w:val="single" w:sz="8" w:space="0" w:color="auto"/>
+            </w:tcBorders>
+            <w:shd w:val="clear" w:color="000000" w:fill="FFFFFF"/>
+            <w:vAlign w:val="center"/>
+            <w:hideMark/>
+          </w:tcPr>
+          <w:p>
+            <w:pPr>
+              <w:rPr>
+                <w:rFonts w:eastAsia="Times New Roman" w:cs="Times New Roman"/>
+                <w:color w:val="000000"/>
+                <w:szCs w:val="26"/>
+                <w:lang w:eastAsia="vi-VN"/>
+              </w:rPr>
+            </w:pPr>
+            <w:r>
+              <w:rPr>
+                <w:rFonts w:eastAsia="Times New Roman" w:cs="Times New Roman"/>
+                <w:szCs w:val="26"/>
+                <w:lang w:eastAsia="vi-VN"/>
+              </w:rPr>
+              <w:t>Mô hình và ký hiệu quy trình nghiệp vụ</w:t>
+            </w:r>
+          </w:p>
+        </w:tc>
+      </w:tr>
+      <w:tr>
+        <w:trPr>
+          <w:trHeight w:val="20"/>
+        </w:trPr>
+        <w:tc>
+          <w:tcPr>
+            <w:tcW w:w="769" w:type="pct"/>
+            <w:tcBorders>
+              <w:top w:val="nil"/>
+              <w:left w:val="single" w:sz="8" w:space="0" w:color="auto"/>
+              <w:bottom w:val="single" w:sz="8" w:space="0" w:color="auto"/>
+              <w:right w:val="single" w:sz="8" w:space="0" w:color="auto"/>
+            </w:tcBorders>
+            <w:shd w:val="clear" w:color="000000" w:fill="FFFFFF"/>
+            <w:vAlign w:val="center"/>
+            <w:hideMark/>
+          </w:tcPr>
+          <w:p>
+            <w:pPr>
+              <w:jc w:val="center"/>
+              <w:rPr>
+                <w:rFonts w:eastAsia="Times New Roman" w:cs="Times New Roman"/>
+                <w:color w:val="000000"/>
+                <w:szCs w:val="26"/>
+                <w:lang w:eastAsia="vi-VN"/>
+              </w:rPr>
+            </w:pPr>
+            <w:r>
+              <w:rPr>
+                <w:rFonts w:eastAsia="Times New Roman" w:cs="Times New Roman"/>
+                <w:szCs w:val="26"/>
+                <w:lang w:eastAsia="vi-VN"/>
+              </w:rPr>
+              <w:t>SOP</w:t>
+            </w:r>
+          </w:p>
+        </w:tc>
+        <w:tc>
+          <w:tcPr>
+            <w:tcW w:w="2047" w:type="pct"/>
+            <w:tcBorders>
+              <w:top w:val="nil"/>
+              <w:left w:val="nil"/>
+              <w:bottom w:val="single" w:sz="8" w:space="0" w:color="auto"/>
+              <w:right w:val="single" w:sz="8" w:space="0" w:color="auto"/>
+            </w:tcBorders>
+            <w:shd w:val="clear" w:color="000000" w:fill="FFFFFF"/>
+            <w:vAlign w:val="center"/>
+            <w:hideMark/>
+          </w:tcPr>
+          <w:p>
+            <w:pPr>
+              <w:rPr>
+                <w:rFonts w:eastAsia="Times New Roman" w:cs="Times New Roman"/>
+                <w:color w:val="000000"/>
+                <w:szCs w:val="26"/>
+                <w:lang w:eastAsia="vi-VN"/>
+              </w:rPr>
+            </w:pPr>
+            <w:r>
+              <w:rPr>
+                <w:rFonts w:eastAsia="Times New Roman" w:cs="Times New Roman"/>
+                <w:szCs w:val="26"/>
+                <w:lang w:eastAsia="vi-VN"/>
+              </w:rPr>
+              <w:t>Standard Operating Procedure</w:t>
+            </w:r>
+          </w:p>
+        </w:tc>
+        <w:tc>
+          <w:tcPr>
+            <w:tcW w:w="2184" w:type="pct"/>
+            <w:tcBorders>
+              <w:top w:val="nil"/>
+              <w:left w:val="nil"/>
+              <w:bottom w:val="single" w:sz="8" w:space="0" w:color="auto"/>
+              <w:right w:val="single" w:sz="8" w:space="0" w:color="auto"/>
+            </w:tcBorders>
+            <w:shd w:val="clear" w:color="000000" w:fill="FFFFFF"/>
+            <w:vAlign w:val="center"/>
+            <w:hideMark/>
+          </w:tcPr>
+          <w:p>
+            <w:pPr>
+              <w:rPr>
+                <w:rFonts w:eastAsia="Times New Roman" w:cs="Times New Roman"/>
+                <w:color w:val="000000"/>
+                <w:szCs w:val="26"/>
+                <w:lang w:eastAsia="vi-VN"/>
+              </w:rPr>
+            </w:pPr>
+            <w:r>
+              <w:rPr>
+                <w:rFonts w:eastAsia="Times New Roman" w:cs="Times New Roman"/>
+                <w:szCs w:val="26"/>
+                <w:lang w:eastAsia="vi-VN"/>
+              </w:rPr>
+              <w:t>Quy trình vận hành chuẩn</w:t>
+            </w:r>
+          </w:p>
+        </w:tc>
+      </w:tr>
+      <w:tr>
+        <w:trPr>
+          <w:trHeight w:val="20"/>
+        </w:trPr>
+        <w:tc>
+          <w:tcPr>
+            <w:tcW w:w="769" w:type="pct"/>
+            <w:tcBorders>
+              <w:top w:val="nil"/>
+              <w:left w:val="single" w:sz="8" w:space="0" w:color="auto"/>
+              <w:bottom w:val="single" w:sz="8" w:space="0" w:color="auto"/>
+              <w:right w:val="single" w:sz="8" w:space="0" w:color="auto"/>
+            </w:tcBorders>
+            <w:shd w:val="clear" w:color="000000" w:fill="FFFFFF"/>
+            <w:vAlign w:val="center"/>
+            <w:hideMark/>
+          </w:tcPr>
+          <w:p>
+            <w:pPr>
+              <w:jc w:val="center"/>
+              <w:rPr>
+                <w:rFonts w:eastAsia="Times New Roman" w:cs="Times New Roman"/>
+                <w:color w:val="000000"/>
+                <w:szCs w:val="26"/>
+                <w:lang w:eastAsia="vi-VN"/>
+              </w:rPr>
+            </w:pPr>
+            <w:r>
+              <w:rPr>
+                <w:rFonts w:eastAsia="Times New Roman" w:cs="Times New Roman"/>
+                <w:szCs w:val="26"/>
+                <w:lang w:eastAsia="vi-VN"/>
+              </w:rPr>
+              <w:t>POS</w:t>
+            </w:r>
+          </w:p>
+        </w:tc>
+        <w:tc>
+          <w:tcPr>
+            <w:tcW w:w="2047" w:type="pct"/>
+            <w:tcBorders>
+              <w:top w:val="nil"/>
+              <w:left w:val="nil"/>
+              <w:bottom w:val="single" w:sz="8" w:space="0" w:color="auto"/>
+              <w:right w:val="single" w:sz="8" w:space="0" w:color="auto"/>
+            </w:tcBorders>
+            <w:shd w:val="clear" w:color="000000" w:fill="FFFFFF"/>
+            <w:vAlign w:val="center"/>
+            <w:hideMark/>
+          </w:tcPr>
+          <w:p>
+            <w:pPr>
+              <w:rPr>
+                <w:rFonts w:eastAsia="Times New Roman" w:cs="Times New Roman"/>
+                <w:color w:val="000000"/>
+                <w:szCs w:val="26"/>
+                <w:lang w:eastAsia="vi-VN"/>
+              </w:rPr>
+            </w:pPr>
+            <w:r>
+              <w:rPr>
+                <w:rFonts w:eastAsia="Times New Roman" w:cs="Times New Roman"/>
+                <w:szCs w:val="26"/>
+                <w:lang w:eastAsia="vi-VN"/>
+              </w:rPr>
+              <w:t>Point of Sale</w:t>
+            </w:r>
+          </w:p>
+        </w:tc>
+        <w:tc>
+          <w:tcPr>
+            <w:tcW w:w="2184" w:type="pct"/>
+            <w:tcBorders>
+              <w:top w:val="nil"/>
+              <w:left w:val="nil"/>
+              <w:bottom w:val="single" w:sz="8" w:space="0" w:color="auto"/>
+              <w:right w:val="single" w:sz="8" w:space="0" w:color="auto"/>
+            </w:tcBorders>
+            <w:shd w:val="clear" w:color="000000" w:fill="FFFFFF"/>
+            <w:vAlign w:val="center"/>
+            <w:hideMark/>
+          </w:tcPr>
+          <w:p>
+            <w:pPr>
+              <w:rPr>
+                <w:rFonts w:eastAsia="Times New Roman" w:cs="Times New Roman"/>
+                <w:color w:val="000000"/>
+                <w:szCs w:val="26"/>
+                <w:lang w:eastAsia="vi-VN"/>
+              </w:rPr>
+            </w:pPr>
+            <w:r>
+              <w:rPr>
+                <w:rFonts w:eastAsia="Times New Roman" w:cs="Times New Roman"/>
+                <w:szCs w:val="26"/>
+                <w:lang w:eastAsia="vi-VN"/>
+              </w:rPr>
+              <w:t>Hệ thống quản lý bán hàng tại điểm bán</w:t>
+            </w:r>
+          </w:p>
+        </w:tc>
+      </w:tr>
+      <w:tr>
+        <w:trPr>
+          <w:trHeight w:val="20"/>
+        </w:trPr>
+        <w:tc>
+          <w:tcPr>
+            <w:tcW w:w="769" w:type="pct"/>
+            <w:tcBorders>
+              <w:top w:val="nil"/>
+              <w:left w:val="single" w:sz="8" w:space="0" w:color="auto"/>
+              <w:bottom w:val="single" w:sz="8" w:space="0" w:color="auto"/>
+              <w:right w:val="single" w:sz="8" w:space="0" w:color="auto"/>
+            </w:tcBorders>
+            <w:shd w:val="clear" w:color="000000" w:fill="FFFFFF"/>
+            <w:vAlign w:val="center"/>
+            <w:hideMark/>
+          </w:tcPr>
+          <w:p>
+            <w:pPr>
+              <w:jc w:val="center"/>
+              <w:rPr>
+                <w:rFonts w:eastAsia="Times New Roman" w:cs="Times New Roman"/>
+                <w:color w:val="000000"/>
+                <w:szCs w:val="26"/>
+                <w:lang w:eastAsia="vi-VN"/>
+              </w:rPr>
+            </w:pPr>
+            <w:r>
+              <w:rPr>
+                <w:rFonts w:eastAsia="Times New Roman" w:cs="Times New Roman"/>
+                <w:szCs w:val="26"/>
+                <w:lang w:eastAsia="vi-VN"/>
+              </w:rPr>
+              <w:t>KDS</w:t>
+            </w:r>
+          </w:p>
+        </w:tc>
+        <w:tc>
+          <w:tcPr>
+            <w:tcW w:w="2047" w:type="pct"/>
+            <w:tcBorders>
+              <w:top w:val="nil"/>
+              <w:left w:val="nil"/>
+              <w:bottom w:val="single" w:sz="8" w:space="0" w:color="auto"/>
+              <w:right w:val="single" w:sz="8" w:space="0" w:color="auto"/>
+            </w:tcBorders>
+            <w:shd w:val="clear" w:color="000000" w:fill="FFFFFF"/>
+            <w:vAlign w:val="center"/>
+            <w:hideMark/>
+          </w:tcPr>
+          <w:p>
+            <w:pPr>
+              <w:rPr>
+                <w:rFonts w:eastAsia="Times New Roman" w:cs="Times New Roman"/>
+                <w:color w:val="000000"/>
+                <w:szCs w:val="26"/>
+                <w:lang w:eastAsia="vi-VN"/>
+              </w:rPr>
+            </w:pPr>
+            <w:r>
+              <w:rPr>
+                <w:rFonts w:eastAsia="Times New Roman" w:cs="Times New Roman"/>
+                <w:szCs w:val="26"/>
+                <w:lang w:eastAsia="vi-VN"/>
+              </w:rPr>
+              <w:t>Kitchen Display System</w:t>
+            </w:r>
+          </w:p>
+        </w:tc>
+        <w:tc>
+          <w:tcPr>
+            <w:tcW w:w="2184" w:type="pct"/>
+            <w:tcBorders>
+              <w:top w:val="nil"/>
+              <w:left w:val="nil"/>
+              <w:bottom w:val="single" w:sz="8" w:space="0" w:color="auto"/>
+              <w:right w:val="single" w:sz="8" w:space="0" w:color="auto"/>
+            </w:tcBorders>
+            <w:shd w:val="clear" w:color="000000" w:fill="FFFFFF"/>
+            <w:vAlign w:val="center"/>
+            <w:hideMark/>
+          </w:tcPr>
+          <w:p>
+            <w:pPr>
+              <w:rPr>
+                <w:rFonts w:eastAsia="Times New Roman" w:cs="Times New Roman"/>
+                <w:color w:val="000000"/>
+                <w:szCs w:val="26"/>
+                <w:lang w:eastAsia="vi-VN"/>
+              </w:rPr>
+            </w:pPr>
+            <w:r>
+              <w:rPr>
+                <w:rFonts w:eastAsia="Times New Roman" w:cs="Times New Roman"/>
+                <w:szCs w:val="26"/>
+                <w:lang w:eastAsia="vi-VN"/>
+              </w:rPr>
+              <w:t>Hệ thống màn hình hiển thị chế biến tại quầy</w:t>
+            </w:r>
+          </w:p>
+        </w:tc>
+      </w:tr>
+      <w:tr>
+        <w:trPr>
+          <w:trHeight w:val="20"/>
+        </w:trPr>
+        <w:tc>
+          <w:tcPr>
+            <w:tcW w:w="769" w:type="pct"/>
+            <w:tcBorders>
+              <w:top w:val="nil"/>
+              <w:left w:val="single" w:sz="8" w:space="0" w:color="auto"/>
+              <w:bottom w:val="single" w:sz="8" w:space="0" w:color="auto"/>
+              <w:right w:val="single" w:sz="8" w:space="0" w:color="auto"/>
+            </w:tcBorders>
+            <w:shd w:val="clear" w:color="000000" w:fill="FFFFFF"/>
+            <w:vAlign w:val="center"/>
+            <w:hideMark/>
+          </w:tcPr>
+          <w:p>
+            <w:pPr>
+              <w:jc w:val="center"/>
+              <w:rPr>
+                <w:rFonts w:eastAsia="Times New Roman" w:cs="Times New Roman"/>
+                <w:color w:val="000000"/>
+                <w:szCs w:val="26"/>
+                <w:lang w:eastAsia="vi-VN"/>
+              </w:rPr>
+            </w:pPr>
+            <w:r>
+              <w:rPr>
+                <w:rFonts w:eastAsia="Times New Roman" w:cs="Times New Roman"/>
+                <w:szCs w:val="26"/>
+                <w:lang w:eastAsia="vi-VN"/>
+              </w:rPr>
+              <w:t>CRM</w:t>
+            </w:r>
+          </w:p>
+        </w:tc>
+        <w:tc>
+          <w:tcPr>
+            <w:tcW w:w="2047" w:type="pct"/>
+            <w:tcBorders>
+              <w:top w:val="nil"/>
+              <w:left w:val="nil"/>
+              <w:bottom w:val="single" w:sz="8" w:space="0" w:color="auto"/>
+              <w:right w:val="single" w:sz="8" w:space="0" w:color="auto"/>
+            </w:tcBorders>
+            <w:shd w:val="clear" w:color="000000" w:fill="FFFFFF"/>
+            <w:vAlign w:val="center"/>
+            <w:hideMark/>
+          </w:tcPr>
+          <w:p>
+            <w:pPr>
+              <w:rPr>
+                <w:rFonts w:eastAsia="Times New Roman" w:cs="Times New Roman"/>
+                <w:color w:val="000000"/>
+                <w:szCs w:val="26"/>
+                <w:lang w:eastAsia="vi-VN"/>
+              </w:rPr>
+            </w:pPr>
+            <w:r>
+              <w:rPr>
+                <w:rFonts w:eastAsia="Times New Roman" w:cs="Times New Roman"/>
+                <w:szCs w:val="26"/>
+                <w:lang w:eastAsia="vi-VN"/>
+              </w:rPr>
+              <w:t>Customer Relationship Management</w:t>
+            </w:r>
+          </w:p>
+        </w:tc>
+        <w:tc>
+          <w:tcPr>
+            <w:tcW w:w="2184" w:type="pct"/>
+            <w:tcBorders>
+              <w:top w:val="nil"/>
+              <w:left w:val="nil"/>
+              <w:bottom w:val="single" w:sz="8" w:space="0" w:color="auto"/>
+              <w:right w:val="single" w:sz="8" w:space="0" w:color="auto"/>
+            </w:tcBorders>
+            <w:shd w:val="clear" w:color="000000" w:fill="FFFFFF"/>
+            <w:vAlign w:val="center"/>
+            <w:hideMark/>
+          </w:tcPr>
+          <w:p>
+            <w:pPr>
+              <w:rPr>
+                <w:rFonts w:eastAsia="Times New Roman" w:cs="Times New Roman"/>
+                <w:color w:val="000000"/>
+                <w:szCs w:val="26"/>
+                <w:lang w:eastAsia="vi-VN"/>
+              </w:rPr>
+            </w:pPr>
+            <w:r>
+              <w:rPr>
+                <w:rFonts w:eastAsia="Times New Roman" w:cs="Times New Roman"/>
+                <w:szCs w:val="26"/>
+                <w:lang w:eastAsia="vi-VN"/>
+              </w:rPr>
+              <w:t>Hệ thống quản trị quan hệ khách hàng</w:t>
+            </w:r>
+          </w:p>
+        </w:tc>
+      </w:tr>
+      <w:tr>
+        <w:trPr>
+          <w:trHeight w:val="20"/>
+        </w:trPr>
+        <w:tc>
+          <w:tcPr>
+            <w:tcW w:w="769" w:type="pct"/>
+            <w:tcBorders>
+              <w:top w:val="nil"/>
+              <w:left w:val="single" w:sz="8" w:space="0" w:color="auto"/>
+              <w:bottom w:val="single" w:sz="8" w:space="0" w:color="auto"/>
+              <w:right w:val="single" w:sz="8" w:space="0" w:color="auto"/>
+            </w:tcBorders>
+            <w:shd w:val="clear" w:color="000000" w:fill="FFFFFF"/>
+            <w:vAlign w:val="center"/>
+            <w:hideMark/>
+          </w:tcPr>
+          <w:p>
+            <w:pPr>
+              <w:jc w:val="center"/>
+              <w:rPr>
+                <w:rFonts w:eastAsia="Times New Roman" w:cs="Times New Roman"/>
+                <w:color w:val="000000"/>
+                <w:szCs w:val="26"/>
+                <w:lang w:eastAsia="vi-VN"/>
+              </w:rPr>
+            </w:pPr>
+            <w:r>
+              <w:rPr>
+                <w:rFonts w:eastAsia="Times New Roman" w:cs="Times New Roman"/>
+                <w:szCs w:val="26"/>
+                <w:lang w:eastAsia="vi-VN"/>
+              </w:rPr>
+              <w:t>ERP</w:t>
+            </w:r>
+          </w:p>
+        </w:tc>
+        <w:tc>
+          <w:tcPr>
+            <w:tcW w:w="2047" w:type="pct"/>
+            <w:tcBorders>
+              <w:top w:val="nil"/>
+              <w:left w:val="nil"/>
+              <w:bottom w:val="single" w:sz="8" w:space="0" w:color="auto"/>
+              <w:right w:val="single" w:sz="8" w:space="0" w:color="auto"/>
+            </w:tcBorders>
+            <w:shd w:val="clear" w:color="000000" w:fill="FFFFFF"/>
+            <w:vAlign w:val="center"/>
+            <w:hideMark/>
+          </w:tcPr>
+          <w:p>
+            <w:pPr>
+              <w:rPr>
+                <w:rFonts w:eastAsia="Times New Roman" w:cs="Times New Roman"/>
+                <w:color w:val="000000"/>
+                <w:szCs w:val="26"/>
+                <w:lang w:eastAsia="vi-VN"/>
+              </w:rPr>
+            </w:pPr>
+            <w:r>
+              <w:rPr>
+                <w:rFonts w:eastAsia="Times New Roman" w:cs="Times New Roman"/>
+                <w:szCs w:val="26"/>
+                <w:lang w:eastAsia="vi-VN"/>
+              </w:rPr>
+              <w:t>Enterprise Resource Planning</w:t>
+            </w:r>
+          </w:p>
+        </w:tc>
+        <w:tc>
+          <w:tcPr>
+            <w:tcW w:w="2184" w:type="pct"/>
+            <w:tcBorders>
+              <w:top w:val="nil"/>
+              <w:left w:val="nil"/>
+              <w:bottom w:val="single" w:sz="8" w:space="0" w:color="auto"/>
+              <w:right w:val="single" w:sz="8" w:space="0" w:color="auto"/>
+            </w:tcBorders>
+            <w:shd w:val="clear" w:color="000000" w:fill="FFFFFF"/>
+            <w:vAlign w:val="center"/>
+            <w:hideMark/>
+          </w:tcPr>
+          <w:p>
+            <w:pPr>
+              <w:rPr>
+                <w:rFonts w:eastAsia="Times New Roman" w:cs="Times New Roman"/>
+                <w:color w:val="000000"/>
+                <w:szCs w:val="26"/>
+                <w:lang w:eastAsia="vi-VN"/>
+              </w:rPr>
+            </w:pPr>
+            <w:r>
+              <w:rPr>
+                <w:rFonts w:eastAsia="Times New Roman" w:cs="Times New Roman"/>
+                <w:szCs w:val="26"/>
+                <w:lang w:eastAsia="vi-VN"/>
+              </w:rPr>
+              <w:t>Hệ thống hoạch định nguồn lực doanh nghiệp</w:t>
+            </w:r>
+          </w:p>
+        </w:tc>
+      </w:tr>
+      <w:tr>
+        <w:trPr>
+          <w:trHeight w:val="20"/>
+        </w:trPr>
+        <w:tc>
+          <w:tcPr>
+            <w:tcW w:w="769" w:type="pct"/>
+            <w:tcBorders>
+              <w:top w:val="nil"/>
+              <w:left w:val="single" w:sz="8" w:space="0" w:color="auto"/>
+              <w:bottom w:val="single" w:sz="8" w:space="0" w:color="auto"/>
+              <w:right w:val="single" w:sz="8" w:space="0" w:color="auto"/>
+            </w:tcBorders>
+            <w:shd w:val="clear" w:color="000000" w:fill="FFFFFF"/>
+            <w:vAlign w:val="center"/>
+            <w:hideMark/>
+          </w:tcPr>
+          <w:p>
+            <w:pPr>
+              <w:jc w:val="center"/>
+              <w:rPr>
+                <w:rFonts w:eastAsia="Times New Roman" w:cs="Times New Roman"/>
+                <w:color w:val="000000"/>
+                <w:szCs w:val="26"/>
+                <w:lang w:eastAsia="vi-VN"/>
+              </w:rPr>
+            </w:pPr>
+            <w:r>
+              <w:rPr>
+                <w:rFonts w:eastAsia="Times New Roman" w:cs="Times New Roman"/>
+                <w:szCs w:val="26"/>
+                <w:lang w:eastAsia="vi-VN"/>
+              </w:rPr>
+              <w:t>WMS</w:t>
+            </w:r>
+          </w:p>
+        </w:tc>
+        <w:tc>
+          <w:tcPr>
+            <w:tcW w:w="2047" w:type="pct"/>
+            <w:tcBorders>
+              <w:top w:val="nil"/>
+              <w:left w:val="nil"/>
+              <w:bottom w:val="single" w:sz="8" w:space="0" w:color="auto"/>
+              <w:right w:val="single" w:sz="8" w:space="0" w:color="auto"/>
+            </w:tcBorders>
+            <w:shd w:val="clear" w:color="000000" w:fill="FFFFFF"/>
+            <w:vAlign w:val="center"/>
+            <w:hideMark/>
+          </w:tcPr>
+          <w:p>
+            <w:pPr>
+              <w:rPr>
+                <w:rFonts w:eastAsia="Times New Roman" w:cs="Times New Roman"/>
+                <w:color w:val="000000"/>
+                <w:szCs w:val="26"/>
+                <w:lang w:eastAsia="vi-VN"/>
+              </w:rPr>
+            </w:pPr>
+            <w:r>
+              <w:rPr>
+                <w:rFonts w:eastAsia="Times New Roman" w:cs="Times New Roman"/>
+                <w:szCs w:val="26"/>
+                <w:lang w:eastAsia="vi-VN"/>
+              </w:rPr>
+              <w:t>Warehouse Management System</w:t>
+            </w:r>
+          </w:p>
+        </w:tc>
+        <w:tc>
+          <w:tcPr>
+            <w:tcW w:w="2184" w:type="pct"/>
+            <w:tcBorders>
+              <w:top w:val="nil"/>
+              <w:left w:val="nil"/>
+              <w:bottom w:val="single" w:sz="8" w:space="0" w:color="auto"/>
+              <w:right w:val="single" w:sz="8" w:space="0" w:color="auto"/>
+            </w:tcBorders>
+            <w:shd w:val="clear" w:color="000000" w:fill="FFFFFF"/>
+            <w:vAlign w:val="center"/>
+            <w:hideMark/>
+          </w:tcPr>
+          <w:p>
+            <w:pPr>
+              <w:rPr>
+                <w:rFonts w:eastAsia="Times New Roman" w:cs="Times New Roman"/>
+                <w:color w:val="000000"/>
+                <w:szCs w:val="26"/>
+                <w:lang w:eastAsia="vi-VN"/>
+              </w:rPr>
+            </w:pPr>
+            <w:r>
+              <w:rPr>
+                <w:rFonts w:eastAsia="Times New Roman" w:cs="Times New Roman"/>
+                <w:szCs w:val="26"/>
+                <w:lang w:eastAsia="vi-VN"/>
+              </w:rPr>
+              <w:t>Hệ thống quản lý kho trung tâm</w:t>
+            </w:r>
+          </w:p>
+        </w:tc>
+      </w:tr>
+      <w:tr>
+        <w:trPr>
+          <w:trHeight w:val="20"/>
+        </w:trPr>
+        <w:tc>
+          <w:tcPr>
+            <w:tcW w:w="769" w:type="pct"/>
+            <w:tcBorders>
+              <w:top w:val="nil"/>
+              <w:left w:val="single" w:sz="8" w:space="0" w:color="auto"/>
+              <w:bottom w:val="single" w:sz="8" w:space="0" w:color="auto"/>
+              <w:right w:val="single" w:sz="8" w:space="0" w:color="auto"/>
+            </w:tcBorders>
+            <w:shd w:val="clear" w:color="000000" w:fill="FFFFFF"/>
+            <w:vAlign w:val="center"/>
+            <w:hideMark/>
+          </w:tcPr>
+          <w:p>
+            <w:pPr>
+              <w:jc w:val="center"/>
+              <w:rPr>
+                <w:rFonts w:eastAsia="Times New Roman" w:cs="Times New Roman"/>
+                <w:color w:val="000000"/>
+                <w:szCs w:val="26"/>
+                <w:lang w:eastAsia="vi-VN"/>
+              </w:rPr>
+            </w:pPr>
+            <w:r>
+              <w:rPr>
+                <w:rFonts w:eastAsia="Times New Roman" w:cs="Times New Roman"/>
+                <w:szCs w:val="26"/>
+                <w:lang w:eastAsia="vi-VN"/>
+              </w:rPr>
+              <w:t>TMS</w:t>
+            </w:r>
+          </w:p>
+        </w:tc>
+        <w:tc>
+          <w:tcPr>
+            <w:tcW w:w="2047" w:type="pct"/>
+            <w:tcBorders>
+              <w:top w:val="nil"/>
+              <w:left w:val="nil"/>
+              <w:bottom w:val="single" w:sz="8" w:space="0" w:color="auto"/>
+              <w:right w:val="single" w:sz="8" w:space="0" w:color="auto"/>
+            </w:tcBorders>
+            <w:shd w:val="clear" w:color="000000" w:fill="FFFFFF"/>
+            <w:vAlign w:val="center"/>
+            <w:hideMark/>
+          </w:tcPr>
+          <w:p>
+            <w:pPr>
+              <w:rPr>
+                <w:rFonts w:eastAsia="Times New Roman" w:cs="Times New Roman"/>
+                <w:color w:val="000000"/>
+                <w:szCs w:val="26"/>
+                <w:lang w:eastAsia="vi-VN"/>
+              </w:rPr>
+            </w:pPr>
+            <w:r>
+              <w:rPr>
+                <w:rFonts w:eastAsia="Times New Roman" w:cs="Times New Roman"/>
+                <w:szCs w:val="26"/>
+                <w:lang w:eastAsia="vi-VN"/>
+              </w:rPr>
+              <w:t>Transportation Management System</w:t>
+            </w:r>
+          </w:p>
+        </w:tc>
+        <w:tc>
+          <w:tcPr>
+            <w:tcW w:w="2184" w:type="pct"/>
+            <w:tcBorders>
+              <w:top w:val="nil"/>
+              <w:left w:val="nil"/>
+              <w:bottom w:val="single" w:sz="8" w:space="0" w:color="auto"/>
+              <w:right w:val="single" w:sz="8" w:space="0" w:color="auto"/>
+            </w:tcBorders>
+            <w:shd w:val="clear" w:color="000000" w:fill="FFFFFF"/>
+            <w:vAlign w:val="center"/>
+            <w:hideMark/>
+          </w:tcPr>
+          <w:p>
+            <w:pPr>
+              <w:rPr>
+                <w:rFonts w:eastAsia="Times New Roman" w:cs="Times New Roman"/>
+                <w:color w:val="000000"/>
+                <w:szCs w:val="26"/>
+                <w:lang w:eastAsia="vi-VN"/>
+              </w:rPr>
+            </w:pPr>
+            <w:r>
+              <w:rPr>
+                <w:rFonts w:eastAsia="Times New Roman" w:cs="Times New Roman"/>
+                <w:szCs w:val="26"/>
+                <w:lang w:eastAsia="vi-VN"/>
+              </w:rPr>
+              <w:t>Hệ thống quản lý vận tải và giao nhận</w:t>
+            </w:r>
+          </w:p>
+        </w:tc>
+      </w:tr>
+      <w:tr>
+        <w:trPr>
+          <w:trHeight w:val="20"/>
+        </w:trPr>
+        <w:tc>
+          <w:tcPr>
+            <w:tcW w:w="769" w:type="pct"/>
+            <w:tcBorders>
+              <w:top w:val="nil"/>
+              <w:left w:val="single" w:sz="8" w:space="0" w:color="auto"/>
+              <w:bottom w:val="single" w:sz="8" w:space="0" w:color="auto"/>
+              <w:right w:val="single" w:sz="8" w:space="0" w:color="auto"/>
+            </w:tcBorders>
+            <w:shd w:val="clear" w:color="000000" w:fill="FFFFFF"/>
+            <w:vAlign w:val="center"/>
+            <w:hideMark/>
+          </w:tcPr>
+          <w:p>
+            <w:pPr>
+              <w:jc w:val="center"/>
+              <w:rPr>
+                <w:rFonts w:eastAsia="Times New Roman" w:cs="Times New Roman"/>
+                <w:color w:val="000000"/>
+                <w:szCs w:val="26"/>
+                <w:lang w:eastAsia="vi-VN"/>
+              </w:rPr>
+            </w:pPr>
+            <w:r>
+              <w:rPr>
+                <w:rFonts w:eastAsia="Times New Roman" w:cs="Times New Roman"/>
+                <w:szCs w:val="26"/>
+                <w:lang w:eastAsia="vi-VN"/>
+              </w:rPr>
+              <w:t>FIFO</w:t>
+            </w:r>
+          </w:p>
+        </w:tc>
+        <w:tc>
+          <w:tcPr>
+            <w:tcW w:w="2047" w:type="pct"/>
+            <w:tcBorders>
+              <w:top w:val="nil"/>
+              <w:left w:val="nil"/>
+              <w:bottom w:val="single" w:sz="8" w:space="0" w:color="auto"/>
+              <w:right w:val="single" w:sz="8" w:space="0" w:color="auto"/>
+            </w:tcBorders>
+            <w:shd w:val="clear" w:color="000000" w:fill="FFFFFF"/>
+            <w:vAlign w:val="center"/>
+            <w:hideMark/>
+          </w:tcPr>
+          <w:p>
+            <w:pPr>
+              <w:rPr>
+                <w:rFonts w:eastAsia="Times New Roman" w:cs="Times New Roman"/>
+                <w:color w:val="000000"/>
+                <w:szCs w:val="26"/>
+                <w:lang w:eastAsia="vi-VN"/>
+              </w:rPr>
+            </w:pPr>
+            <w:r>
+              <w:rPr>
+                <w:rFonts w:eastAsia="Times New Roman" w:cs="Times New Roman"/>
+                <w:szCs w:val="26"/>
+                <w:lang w:eastAsia="vi-VN"/>
+              </w:rPr>
+              <w:t>First In, First Out</w:t>
+            </w:r>
+          </w:p>
+        </w:tc>
+        <w:tc>
+          <w:tcPr>
+            <w:tcW w:w="2184" w:type="pct"/>
+            <w:tcBorders>
+              <w:top w:val="nil"/>
+              <w:left w:val="nil"/>
+              <w:bottom w:val="single" w:sz="8" w:space="0" w:color="auto"/>
+              <w:right w:val="single" w:sz="8" w:space="0" w:color="auto"/>
+            </w:tcBorders>
+            <w:shd w:val="clear" w:color="000000" w:fill="FFFFFF"/>
+            <w:vAlign w:val="center"/>
+            <w:hideMark/>
+          </w:tcPr>
+          <w:p>
+            <w:pPr>
+              <w:rPr>
+                <w:rFonts w:eastAsia="Times New Roman" w:cs="Times New Roman"/>
+                <w:color w:val="000000"/>
+                <w:szCs w:val="26"/>
+                <w:lang w:eastAsia="vi-VN"/>
+              </w:rPr>
+            </w:pPr>
+            <w:r>
+              <w:rPr>
+                <w:rFonts w:eastAsia="Times New Roman" w:cs="Times New Roman"/>
+                <w:szCs w:val="26"/>
+                <w:lang w:eastAsia="vi-VN"/>
+              </w:rPr>
+              <w:t>Nhập trước, xuất trước (Quản lý tồn kho)</w:t>
+            </w:r>
+          </w:p>
+        </w:tc>
+      </w:tr>
+      <w:tr>
+        <w:trPr>
+          <w:trHeight w:val="20"/>
+        </w:trPr>
+        <w:tc>
+          <w:tcPr>
+            <w:tcW w:w="769" w:type="pct"/>
+            <w:tcBorders>
+              <w:top w:val="nil"/>
+              <w:left w:val="single" w:sz="8" w:space="0" w:color="auto"/>
+              <w:bottom w:val="single" w:sz="8" w:space="0" w:color="auto"/>
+              <w:right w:val="single" w:sz="8" w:space="0" w:color="auto"/>
+            </w:tcBorders>
+            <w:shd w:val="clear" w:color="000000" w:fill="FFFFFF"/>
+            <w:vAlign w:val="center"/>
+            <w:hideMark/>
+          </w:tcPr>
+          <w:p>
+            <w:pPr>
+              <w:jc w:val="center"/>
+              <w:rPr>
+                <w:rFonts w:eastAsia="Times New Roman" w:cs="Times New Roman"/>
+                <w:color w:val="000000"/>
+                <w:szCs w:val="26"/>
+                <w:lang w:eastAsia="vi-VN"/>
+              </w:rPr>
+            </w:pPr>
+            <w:r>
+              <w:rPr>
+                <w:rFonts w:eastAsia="Times New Roman" w:cs="Times New Roman"/>
+                <w:szCs w:val="26"/>
+                <w:lang w:eastAsia="vi-VN"/>
+              </w:rPr>
+              <w:t>QC</w:t>
+            </w:r>
+          </w:p>
+        </w:tc>
+        <w:tc>
+          <w:tcPr>
+            <w:tcW w:w="2047" w:type="pct"/>
+            <w:tcBorders>
+              <w:top w:val="nil"/>
+              <w:left w:val="nil"/>
+              <w:bottom w:val="single" w:sz="8" w:space="0" w:color="auto"/>
+              <w:right w:val="single" w:sz="8" w:space="0" w:color="auto"/>
+            </w:tcBorders>
+            <w:shd w:val="clear" w:color="000000" w:fill="FFFFFF"/>
+            <w:vAlign w:val="center"/>
+            <w:hideMark/>
+          </w:tcPr>
+          <w:p>
+            <w:pPr>
+              <w:rPr>
+                <w:rFonts w:eastAsia="Times New Roman" w:cs="Times New Roman"/>
+                <w:color w:val="000000"/>
+                <w:szCs w:val="26"/>
+                <w:lang w:eastAsia="vi-VN"/>
+              </w:rPr>
+            </w:pPr>
+            <w:r>
+              <w:rPr>
+                <w:rFonts w:eastAsia="Times New Roman" w:cs="Times New Roman"/>
+                <w:szCs w:val="26"/>
+                <w:lang w:eastAsia="vi-VN"/>
+              </w:rPr>
+              <w:t>Quality Control</w:t>
+            </w:r>
+          </w:p>
+        </w:tc>
+        <w:tc>
+          <w:tcPr>
+            <w:tcW w:w="2184" w:type="pct"/>
+            <w:tcBorders>
+              <w:top w:val="nil"/>
+              <w:left w:val="nil"/>
+              <w:bottom w:val="single" w:sz="8" w:space="0" w:color="auto"/>
+              <w:right w:val="single" w:sz="8" w:space="0" w:color="auto"/>
+            </w:tcBorders>
+            <w:shd w:val="clear" w:color="000000" w:fill="FFFFFF"/>
+            <w:vAlign w:val="center"/>
+            <w:hideMark/>
+          </w:tcPr>
+          <w:p>
+            <w:pPr>
+              <w:rPr>
+                <w:rFonts w:eastAsia="Times New Roman" w:cs="Times New Roman"/>
+                <w:color w:val="000000"/>
+                <w:szCs w:val="26"/>
+                <w:lang w:eastAsia="vi-VN"/>
+              </w:rPr>
+            </w:pPr>
+            <w:r>
+              <w:rPr>
+                <w:rFonts w:eastAsia="Times New Roman" w:cs="Times New Roman"/>
+                <w:szCs w:val="26"/>
+                <w:lang w:eastAsia="vi-VN"/>
+              </w:rPr>
+              <w:t>Kiểm soát chất lượng / Kiểm soát nội bộ</w:t>
+            </w:r>
+          </w:p>
+        </w:tc>
+      </w:tr>
+      <w:tr>
+        <w:trPr>
+          <w:trHeight w:val="20"/>
+        </w:trPr>
+        <w:tc>
+          <w:tcPr>
+            <w:tcW w:w="769" w:type="pct"/>
+            <w:tcBorders>
+              <w:top w:val="nil"/>
+              <w:left w:val="single" w:sz="8" w:space="0" w:color="auto"/>
+              <w:bottom w:val="single" w:sz="8" w:space="0" w:color="auto"/>
+              <w:right w:val="single" w:sz="8" w:space="0" w:color="auto"/>
+            </w:tcBorders>
+            <w:shd w:val="clear" w:color="000000" w:fill="FFFFFF"/>
+            <w:vAlign w:val="center"/>
+            <w:hideMark/>
+          </w:tcPr>
+          <w:p>
+            <w:pPr>
+              <w:jc w:val="center"/>
+              <w:rPr>
+                <w:rFonts w:eastAsia="Times New Roman" w:cs="Times New Roman"/>
+                <w:color w:val="000000"/>
+                <w:szCs w:val="26"/>
+                <w:lang w:eastAsia="vi-VN"/>
+              </w:rPr>
+            </w:pPr>
+            <w:r>
+              <w:rPr>
+                <w:rFonts w:eastAsia="Times New Roman" w:cs="Times New Roman"/>
+                <w:szCs w:val="26"/>
+                <w:lang w:eastAsia="vi-VN"/>
+              </w:rPr>
+              <w:lastRenderedPageBreak/>
+              <w:t>CSAT</w:t>
+            </w:r>
+          </w:p>
+        </w:tc>
+        <w:tc>
+          <w:tcPr>
+            <w:tcW w:w="2047" w:type="pct"/>
+            <w:tcBorders>
+              <w:top w:val="nil"/>
+              <w:left w:val="nil"/>
+              <w:bottom w:val="single" w:sz="8" w:space="0" w:color="auto"/>
+              <w:right w:val="single" w:sz="8" w:space="0" w:color="auto"/>
+            </w:tcBorders>
+            <w:shd w:val="clear" w:color="000000" w:fill="FFFFFF"/>
+            <w:vAlign w:val="center"/>
+            <w:hideMark/>
+          </w:tcPr>
+          <w:p>
+            <w:pPr>
+              <w:rPr>
+                <w:rFonts w:eastAsia="Times New Roman" w:cs="Times New Roman"/>
+                <w:color w:val="000000"/>
+                <w:szCs w:val="26"/>
+                <w:lang w:eastAsia="vi-VN"/>
+              </w:rPr>
+            </w:pPr>
+            <w:r>
+              <w:rPr>
+                <w:rFonts w:eastAsia="Times New Roman" w:cs="Times New Roman"/>
+                <w:szCs w:val="26"/>
+                <w:lang w:eastAsia="vi-VN"/>
+              </w:rPr>
+              <w:t>Customer Satisfaction Score</w:t>
+            </w:r>
+          </w:p>
+        </w:tc>
+        <w:tc>
+          <w:tcPr>
+            <w:tcW w:w="2184" w:type="pct"/>
+            <w:tcBorders>
+              <w:top w:val="nil"/>
+              <w:left w:val="nil"/>
+              <w:bottom w:val="single" w:sz="8" w:space="0" w:color="auto"/>
+              <w:right w:val="single" w:sz="8" w:space="0" w:color="auto"/>
+            </w:tcBorders>
+            <w:shd w:val="clear" w:color="000000" w:fill="FFFFFF"/>
+            <w:vAlign w:val="center"/>
+            <w:hideMark/>
+          </w:tcPr>
+          <w:p>
+            <w:pPr>
+              <w:rPr>
+                <w:rFonts w:eastAsia="Times New Roman" w:cs="Times New Roman"/>
+                <w:color w:val="000000"/>
+                <w:szCs w:val="26"/>
+                <w:lang w:eastAsia="vi-VN"/>
+              </w:rPr>
+            </w:pPr>
+            <w:r>
+              <w:rPr>
+                <w:rFonts w:eastAsia="Times New Roman" w:cs="Times New Roman"/>
+                <w:szCs w:val="26"/>
+                <w:lang w:eastAsia="vi-VN"/>
+              </w:rPr>
+              <w:t>Chỉ số hài lòng khách hàng</w:t>
+            </w:r>
+          </w:p>
+        </w:tc>
+      </w:tr>
+      <w:tr>
+        <w:trPr>
+          <w:trHeight w:val="20"/>
+        </w:trPr>
+        <w:tc>
+          <w:tcPr>
+            <w:tcW w:w="769" w:type="pct"/>
+            <w:tcBorders>
+              <w:top w:val="nil"/>
+              <w:left w:val="single" w:sz="8" w:space="0" w:color="auto"/>
+              <w:bottom w:val="single" w:sz="8" w:space="0" w:color="auto"/>
+              <w:right w:val="single" w:sz="8" w:space="0" w:color="auto"/>
+            </w:tcBorders>
+            <w:shd w:val="clear" w:color="000000" w:fill="FFFFFF"/>
+            <w:vAlign w:val="center"/>
+            <w:hideMark/>
+          </w:tcPr>
+          <w:p>
+            <w:pPr>
+              <w:jc w:val="center"/>
+              <w:rPr>
+                <w:rFonts w:eastAsia="Times New Roman" w:cs="Times New Roman"/>
+                <w:color w:val="000000"/>
+                <w:szCs w:val="26"/>
+                <w:lang w:eastAsia="vi-VN"/>
+              </w:rPr>
+            </w:pPr>
+            <w:r>
+              <w:rPr>
+                <w:rFonts w:eastAsia="Times New Roman" w:cs="Times New Roman"/>
+                <w:szCs w:val="26"/>
+                <w:lang w:eastAsia="vi-VN"/>
+              </w:rPr>
+              <w:t>FTY</w:t>
+            </w:r>
+          </w:p>
+        </w:tc>
+        <w:tc>
+          <w:tcPr>
+            <w:tcW w:w="2047" w:type="pct"/>
+            <w:tcBorders>
+              <w:top w:val="nil"/>
+              <w:left w:val="nil"/>
+              <w:bottom w:val="single" w:sz="8" w:space="0" w:color="auto"/>
+              <w:right w:val="single" w:sz="8" w:space="0" w:color="auto"/>
+            </w:tcBorders>
+            <w:shd w:val="clear" w:color="000000" w:fill="FFFFFF"/>
+            <w:vAlign w:val="center"/>
+            <w:hideMark/>
+          </w:tcPr>
+          <w:p>
+            <w:pPr>
+              <w:rPr>
+                <w:rFonts w:eastAsia="Times New Roman" w:cs="Times New Roman"/>
+                <w:color w:val="000000"/>
+                <w:szCs w:val="26"/>
+                <w:lang w:eastAsia="vi-VN"/>
+              </w:rPr>
+            </w:pPr>
+            <w:r>
+              <w:rPr>
+                <w:rFonts w:eastAsia="Times New Roman" w:cs="Times New Roman"/>
+                <w:szCs w:val="26"/>
+                <w:lang w:eastAsia="vi-VN"/>
+              </w:rPr>
+              <w:t>First-Time Yield</w:t>
+            </w:r>
+          </w:p>
+        </w:tc>
+        <w:tc>
+          <w:tcPr>
+            <w:tcW w:w="2184" w:type="pct"/>
+            <w:tcBorders>
+              <w:top w:val="nil"/>
+              <w:left w:val="nil"/>
+              <w:bottom w:val="single" w:sz="8" w:space="0" w:color="auto"/>
+              <w:right w:val="single" w:sz="8" w:space="0" w:color="auto"/>
+            </w:tcBorders>
+            <w:shd w:val="clear" w:color="000000" w:fill="FFFFFF"/>
+            <w:vAlign w:val="center"/>
+            <w:hideMark/>
+          </w:tcPr>
+          <w:p>
+            <w:pPr>
+              <w:rPr>
+                <w:rFonts w:eastAsia="Times New Roman" w:cs="Times New Roman"/>
+                <w:color w:val="000000"/>
+                <w:szCs w:val="26"/>
+                <w:lang w:eastAsia="vi-VN"/>
+              </w:rPr>
+            </w:pPr>
+            <w:r>
+              <w:rPr>
+                <w:rFonts w:eastAsia="Times New Roman" w:cs="Times New Roman"/>
+                <w:szCs w:val="26"/>
+                <w:lang w:eastAsia="vi-VN"/>
+              </w:rPr>
+              <w:t>Tỷ lệ sản phẩm đạt chuẩn ngay lần đầu</w:t>
+            </w:r>
+          </w:p>
+        </w:tc>
+      </w:tr>
+      <w:tr>
+        <w:trPr>
+          <w:trHeight w:val="20"/>
+        </w:trPr>
+        <w:tc>
+          <w:tcPr>
+            <w:tcW w:w="769" w:type="pct"/>
+            <w:tcBorders>
+              <w:top w:val="nil"/>
+              <w:left w:val="single" w:sz="8" w:space="0" w:color="auto"/>
+              <w:bottom w:val="single" w:sz="8" w:space="0" w:color="auto"/>
+              <w:right w:val="single" w:sz="8" w:space="0" w:color="auto"/>
+            </w:tcBorders>
+            <w:shd w:val="clear" w:color="000000" w:fill="FFFFFF"/>
+            <w:vAlign w:val="center"/>
+            <w:hideMark/>
+          </w:tcPr>
+          <w:p>
+            <w:pPr>
+              <w:jc w:val="center"/>
+              <w:rPr>
+                <w:rFonts w:eastAsia="Times New Roman" w:cs="Times New Roman"/>
+                <w:color w:val="000000"/>
+                <w:szCs w:val="26"/>
+                <w:lang w:eastAsia="vi-VN"/>
+              </w:rPr>
+            </w:pPr>
+            <w:r>
+              <w:rPr>
+                <w:rFonts w:eastAsia="Times New Roman" w:cs="Times New Roman"/>
+                <w:szCs w:val="26"/>
+                <w:lang w:eastAsia="vi-VN"/>
+              </w:rPr>
+              <w:t>OTIF</w:t>
+            </w:r>
+          </w:p>
+        </w:tc>
+        <w:tc>
+          <w:tcPr>
+            <w:tcW w:w="2047" w:type="pct"/>
+            <w:tcBorders>
+              <w:top w:val="nil"/>
+              <w:left w:val="nil"/>
+              <w:bottom w:val="single" w:sz="8" w:space="0" w:color="auto"/>
+              <w:right w:val="single" w:sz="8" w:space="0" w:color="auto"/>
+            </w:tcBorders>
+            <w:shd w:val="clear" w:color="000000" w:fill="FFFFFF"/>
+            <w:vAlign w:val="center"/>
+            <w:hideMark/>
+          </w:tcPr>
+          <w:p>
+            <w:pPr>
+              <w:rPr>
+                <w:rFonts w:eastAsia="Times New Roman" w:cs="Times New Roman"/>
+                <w:color w:val="000000"/>
+                <w:szCs w:val="26"/>
+                <w:lang w:eastAsia="vi-VN"/>
+              </w:rPr>
+            </w:pPr>
+            <w:r>
+              <w:rPr>
+                <w:rFonts w:eastAsia="Times New Roman" w:cs="Times New Roman"/>
+                <w:szCs w:val="26"/>
+                <w:lang w:eastAsia="vi-VN"/>
+              </w:rPr>
+              <w:t>On-Time In-Full</w:t>
+            </w:r>
+          </w:p>
+        </w:tc>
+        <w:tc>
+          <w:tcPr>
+            <w:tcW w:w="2184" w:type="pct"/>
+            <w:tcBorders>
+              <w:top w:val="nil"/>
+              <w:left w:val="nil"/>
+              <w:bottom w:val="single" w:sz="8" w:space="0" w:color="auto"/>
+              <w:right w:val="single" w:sz="8" w:space="0" w:color="auto"/>
+            </w:tcBorders>
+            <w:shd w:val="clear" w:color="000000" w:fill="FFFFFF"/>
+            <w:vAlign w:val="center"/>
+            <w:hideMark/>
+          </w:tcPr>
+          <w:p>
+            <w:pPr>
+              <w:rPr>
+                <w:rFonts w:eastAsia="Times New Roman" w:cs="Times New Roman"/>
+                <w:color w:val="000000"/>
+                <w:szCs w:val="26"/>
+                <w:lang w:eastAsia="vi-VN"/>
+              </w:rPr>
+            </w:pPr>
+            <w:r>
+              <w:rPr>
+                <w:rFonts w:eastAsia="Times New Roman" w:cs="Times New Roman"/>
+                <w:szCs w:val="26"/>
+                <w:lang w:eastAsia="vi-VN"/>
+              </w:rPr>
+              <w:t>Tỷ lệ giao hàng đúng giờ và đủ số lượng</w:t>
+            </w:r>
+          </w:p>
+        </w:tc>
+      </w:tr>
+      <w:tr>
+        <w:trPr>
+          <w:trHeight w:val="20"/>
+        </w:trPr>
+        <w:tc>
+          <w:tcPr>
+            <w:tcW w:w="769" w:type="pct"/>
+            <w:tcBorders>
+              <w:top w:val="nil"/>
+              <w:left w:val="single" w:sz="8" w:space="0" w:color="auto"/>
+              <w:bottom w:val="single" w:sz="8" w:space="0" w:color="auto"/>
+              <w:right w:val="single" w:sz="8" w:space="0" w:color="auto"/>
+            </w:tcBorders>
+            <w:shd w:val="clear" w:color="000000" w:fill="FFFFFF"/>
+            <w:vAlign w:val="center"/>
+            <w:hideMark/>
+          </w:tcPr>
+          <w:p>
+            <w:pPr>
+              <w:jc w:val="center"/>
+              <w:rPr>
+                <w:rFonts w:eastAsia="Times New Roman" w:cs="Times New Roman"/>
+                <w:color w:val="000000"/>
+                <w:szCs w:val="26"/>
+                <w:lang w:eastAsia="vi-VN"/>
+              </w:rPr>
+            </w:pPr>
+            <w:r>
+              <w:rPr>
+                <w:rFonts w:eastAsia="Times New Roman" w:cs="Times New Roman"/>
+                <w:szCs w:val="26"/>
+                <w:lang w:eastAsia="vi-VN"/>
+              </w:rPr>
+              <w:t>PCE</w:t>
+            </w:r>
+          </w:p>
+        </w:tc>
+        <w:tc>
+          <w:tcPr>
+            <w:tcW w:w="2047" w:type="pct"/>
+            <w:tcBorders>
+              <w:top w:val="nil"/>
+              <w:left w:val="nil"/>
+              <w:bottom w:val="single" w:sz="8" w:space="0" w:color="auto"/>
+              <w:right w:val="single" w:sz="8" w:space="0" w:color="auto"/>
+            </w:tcBorders>
+            <w:shd w:val="clear" w:color="000000" w:fill="FFFFFF"/>
+            <w:vAlign w:val="center"/>
+            <w:hideMark/>
+          </w:tcPr>
+          <w:p>
+            <w:pPr>
+              <w:rPr>
+                <w:rFonts w:eastAsia="Times New Roman" w:cs="Times New Roman"/>
+                <w:color w:val="000000"/>
+                <w:szCs w:val="26"/>
+                <w:lang w:eastAsia="vi-VN"/>
+              </w:rPr>
+            </w:pPr>
+            <w:r>
+              <w:rPr>
+                <w:rFonts w:eastAsia="Times New Roman" w:cs="Times New Roman"/>
+                <w:szCs w:val="26"/>
+                <w:lang w:eastAsia="vi-VN"/>
+              </w:rPr>
+              <w:t>Process Cycle Efficiency</w:t>
+            </w:r>
+          </w:p>
+        </w:tc>
+        <w:tc>
+          <w:tcPr>
+            <w:tcW w:w="2184" w:type="pct"/>
+            <w:tcBorders>
+              <w:top w:val="nil"/>
+              <w:left w:val="nil"/>
+              <w:bottom w:val="single" w:sz="8" w:space="0" w:color="auto"/>
+              <w:right w:val="single" w:sz="8" w:space="0" w:color="auto"/>
+            </w:tcBorders>
+            <w:shd w:val="clear" w:color="000000" w:fill="FFFFFF"/>
+            <w:vAlign w:val="center"/>
+            <w:hideMark/>
+          </w:tcPr>
+          <w:p>
+            <w:pPr>
+              <w:rPr>
+                <w:rFonts w:eastAsia="Times New Roman" w:cs="Times New Roman"/>
+                <w:color w:val="000000"/>
+                <w:szCs w:val="26"/>
+                <w:lang w:eastAsia="vi-VN"/>
+              </w:rPr>
+            </w:pPr>
+            <w:r>
+              <w:rPr>
+                <w:rFonts w:eastAsia="Times New Roman" w:cs="Times New Roman"/>
+                <w:szCs w:val="26"/>
+                <w:lang w:eastAsia="vi-VN"/>
+              </w:rPr>
+              <w:t>Hiệu quả chu kỳ quy trình</w:t>
+            </w:r>
+          </w:p>
+        </w:tc>
+      </w:tr>
+      <w:tr>
+        <w:trPr>
+          <w:trHeight w:val="20"/>
+        </w:trPr>
+        <w:tc>
+          <w:tcPr>
+            <w:tcW w:w="769" w:type="pct"/>
+            <w:tcBorders>
+              <w:top w:val="nil"/>
+              <w:left w:val="single" w:sz="8" w:space="0" w:color="auto"/>
+              <w:bottom w:val="single" w:sz="8" w:space="0" w:color="auto"/>
+              <w:right w:val="single" w:sz="8" w:space="0" w:color="auto"/>
+            </w:tcBorders>
+            <w:shd w:val="clear" w:color="000000" w:fill="FFFFFF"/>
+            <w:vAlign w:val="center"/>
+            <w:hideMark/>
+          </w:tcPr>
+          <w:p>
+            <w:pPr>
+              <w:jc w:val="center"/>
+              <w:rPr>
+                <w:rFonts w:eastAsia="Times New Roman" w:cs="Times New Roman"/>
+                <w:color w:val="000000"/>
+                <w:szCs w:val="26"/>
+                <w:lang w:eastAsia="vi-VN"/>
+              </w:rPr>
+            </w:pPr>
+            <w:r>
+              <w:rPr>
+                <w:rFonts w:eastAsia="Times New Roman" w:cs="Times New Roman"/>
+                <w:szCs w:val="26"/>
+                <w:lang w:eastAsia="vi-VN"/>
+              </w:rPr>
+              <w:t>VA</w:t>
+            </w:r>
+          </w:p>
+        </w:tc>
+        <w:tc>
+          <w:tcPr>
+            <w:tcW w:w="2047" w:type="pct"/>
+            <w:tcBorders>
+              <w:top w:val="nil"/>
+              <w:left w:val="nil"/>
+              <w:bottom w:val="single" w:sz="8" w:space="0" w:color="auto"/>
+              <w:right w:val="single" w:sz="8" w:space="0" w:color="auto"/>
+            </w:tcBorders>
+            <w:shd w:val="clear" w:color="000000" w:fill="FFFFFF"/>
+            <w:vAlign w:val="center"/>
+            <w:hideMark/>
+          </w:tcPr>
+          <w:p>
+            <w:pPr>
+              <w:rPr>
+                <w:rFonts w:eastAsia="Times New Roman" w:cs="Times New Roman"/>
+                <w:color w:val="000000"/>
+                <w:szCs w:val="26"/>
+                <w:lang w:eastAsia="vi-VN"/>
+              </w:rPr>
+            </w:pPr>
+            <w:r>
+              <w:rPr>
+                <w:rFonts w:eastAsia="Times New Roman" w:cs="Times New Roman"/>
+                <w:szCs w:val="26"/>
+                <w:lang w:eastAsia="vi-VN"/>
+              </w:rPr>
+              <w:t>Value-Added</w:t>
+            </w:r>
+          </w:p>
+        </w:tc>
+        <w:tc>
+          <w:tcPr>
+            <w:tcW w:w="2184" w:type="pct"/>
+            <w:tcBorders>
+              <w:top w:val="nil"/>
+              <w:left w:val="nil"/>
+              <w:bottom w:val="single" w:sz="8" w:space="0" w:color="auto"/>
+              <w:right w:val="single" w:sz="8" w:space="0" w:color="auto"/>
+            </w:tcBorders>
+            <w:shd w:val="clear" w:color="000000" w:fill="FFFFFF"/>
+            <w:vAlign w:val="center"/>
+            <w:hideMark/>
+          </w:tcPr>
+          <w:p>
+            <w:pPr>
+              <w:rPr>
+                <w:rFonts w:eastAsia="Times New Roman" w:cs="Times New Roman"/>
+                <w:color w:val="000000"/>
+                <w:szCs w:val="26"/>
+                <w:lang w:eastAsia="vi-VN"/>
+              </w:rPr>
+            </w:pPr>
+            <w:r>
+              <w:rPr>
+                <w:rFonts w:eastAsia="Times New Roman" w:cs="Times New Roman"/>
+                <w:szCs w:val="26"/>
+                <w:lang w:eastAsia="vi-VN"/>
+              </w:rPr>
+              <w:t>Hoạt động gia tăng giá trị</w:t>
+            </w:r>
+          </w:p>
+        </w:tc>
+      </w:tr>
+      <w:tr>
+        <w:trPr>
+          <w:trHeight w:val="20"/>
+        </w:trPr>
+        <w:tc>
+          <w:tcPr>
+            <w:tcW w:w="769" w:type="pct"/>
+            <w:tcBorders>
+              <w:top w:val="nil"/>
+              <w:left w:val="single" w:sz="8" w:space="0" w:color="auto"/>
+              <w:bottom w:val="single" w:sz="8" w:space="0" w:color="auto"/>
+              <w:right w:val="single" w:sz="8" w:space="0" w:color="auto"/>
+            </w:tcBorders>
+            <w:shd w:val="clear" w:color="000000" w:fill="FFFFFF"/>
+            <w:vAlign w:val="center"/>
+            <w:hideMark/>
+          </w:tcPr>
+          <w:p>
+            <w:pPr>
+              <w:jc w:val="center"/>
+              <w:rPr>
+                <w:rFonts w:eastAsia="Times New Roman" w:cs="Times New Roman"/>
+                <w:color w:val="000000"/>
+                <w:szCs w:val="26"/>
+                <w:lang w:eastAsia="vi-VN"/>
+              </w:rPr>
+            </w:pPr>
+            <w:r>
+              <w:rPr>
+                <w:rFonts w:eastAsia="Times New Roman" w:cs="Times New Roman"/>
+                <w:szCs w:val="26"/>
+                <w:lang w:eastAsia="vi-VN"/>
+              </w:rPr>
+              <w:t>BVA</w:t>
+            </w:r>
+          </w:p>
+        </w:tc>
+        <w:tc>
+          <w:tcPr>
+            <w:tcW w:w="2047" w:type="pct"/>
+            <w:tcBorders>
+              <w:top w:val="nil"/>
+              <w:left w:val="nil"/>
+              <w:bottom w:val="single" w:sz="8" w:space="0" w:color="auto"/>
+              <w:right w:val="single" w:sz="8" w:space="0" w:color="auto"/>
+            </w:tcBorders>
+            <w:shd w:val="clear" w:color="000000" w:fill="FFFFFF"/>
+            <w:vAlign w:val="center"/>
+            <w:hideMark/>
+          </w:tcPr>
+          <w:p>
+            <w:pPr>
+              <w:rPr>
+                <w:rFonts w:eastAsia="Times New Roman" w:cs="Times New Roman"/>
+                <w:color w:val="000000"/>
+                <w:szCs w:val="26"/>
+                <w:lang w:eastAsia="vi-VN"/>
+              </w:rPr>
+            </w:pPr>
+            <w:r>
+              <w:rPr>
+                <w:rFonts w:eastAsia="Times New Roman" w:cs="Times New Roman"/>
+                <w:szCs w:val="26"/>
+                <w:lang w:eastAsia="vi-VN"/>
+              </w:rPr>
+              <w:t>Business Value-Added</w:t>
+            </w:r>
+          </w:p>
+        </w:tc>
+        <w:tc>
+          <w:tcPr>
+            <w:tcW w:w="2184" w:type="pct"/>
+            <w:tcBorders>
+              <w:top w:val="nil"/>
+              <w:left w:val="nil"/>
+              <w:bottom w:val="single" w:sz="8" w:space="0" w:color="auto"/>
+              <w:right w:val="single" w:sz="8" w:space="0" w:color="auto"/>
+            </w:tcBorders>
+            <w:shd w:val="clear" w:color="000000" w:fill="FFFFFF"/>
+            <w:vAlign w:val="center"/>
+            <w:hideMark/>
+          </w:tcPr>
+          <w:p>
+            <w:pPr>
+              <w:rPr>
+                <w:rFonts w:eastAsia="Times New Roman" w:cs="Times New Roman"/>
+                <w:color w:val="000000"/>
+                <w:szCs w:val="26"/>
+                <w:lang w:eastAsia="vi-VN"/>
+              </w:rPr>
+            </w:pPr>
+            <w:r>
+              <w:rPr>
+                <w:rFonts w:eastAsia="Times New Roman" w:cs="Times New Roman"/>
+                <w:szCs w:val="26"/>
+                <w:lang w:eastAsia="vi-VN"/>
+              </w:rPr>
+              <w:t>Hoạt động gia tăng giá trị kinh doanh</w:t>
+            </w:r>
+          </w:p>
+        </w:tc>
+      </w:tr>
+      <w:tr>
+        <w:trPr>
+          <w:trHeight w:val="20"/>
+        </w:trPr>
+        <w:tc>
+          <w:tcPr>
+            <w:tcW w:w="769" w:type="pct"/>
+            <w:tcBorders>
+              <w:top w:val="nil"/>
+              <w:left w:val="single" w:sz="8" w:space="0" w:color="auto"/>
+              <w:bottom w:val="single" w:sz="8" w:space="0" w:color="auto"/>
+              <w:right w:val="single" w:sz="8" w:space="0" w:color="auto"/>
+            </w:tcBorders>
+            <w:shd w:val="clear" w:color="000000" w:fill="FFFFFF"/>
+            <w:vAlign w:val="center"/>
+            <w:hideMark/>
+          </w:tcPr>
+          <w:p>
+            <w:pPr>
+              <w:jc w:val="center"/>
+              <w:rPr>
+                <w:rFonts w:eastAsia="Times New Roman" w:cs="Times New Roman"/>
+                <w:color w:val="000000"/>
+                <w:szCs w:val="26"/>
+                <w:lang w:eastAsia="vi-VN"/>
+              </w:rPr>
+            </w:pPr>
+            <w:r>
+              <w:rPr>
+                <w:rFonts w:eastAsia="Times New Roman" w:cs="Times New Roman"/>
+                <w:szCs w:val="26"/>
+                <w:lang w:eastAsia="vi-VN"/>
+              </w:rPr>
+              <w:t>NVA</w:t>
+            </w:r>
+          </w:p>
+        </w:tc>
+        <w:tc>
+          <w:tcPr>
+            <w:tcW w:w="2047" w:type="pct"/>
+            <w:tcBorders>
+              <w:top w:val="nil"/>
+              <w:left w:val="nil"/>
+              <w:bottom w:val="single" w:sz="8" w:space="0" w:color="auto"/>
+              <w:right w:val="single" w:sz="8" w:space="0" w:color="auto"/>
+            </w:tcBorders>
+            <w:shd w:val="clear" w:color="000000" w:fill="FFFFFF"/>
+            <w:vAlign w:val="center"/>
+            <w:hideMark/>
+          </w:tcPr>
+          <w:p>
+            <w:pPr>
+              <w:rPr>
+                <w:rFonts w:eastAsia="Times New Roman" w:cs="Times New Roman"/>
+                <w:color w:val="000000"/>
+                <w:szCs w:val="26"/>
+                <w:lang w:eastAsia="vi-VN"/>
+              </w:rPr>
+            </w:pPr>
+            <w:r>
+              <w:rPr>
+                <w:rFonts w:eastAsia="Times New Roman" w:cs="Times New Roman"/>
+                <w:szCs w:val="26"/>
+                <w:lang w:eastAsia="vi-VN"/>
+              </w:rPr>
+              <w:t>Non-Value-Added</w:t>
+            </w:r>
+          </w:p>
+        </w:tc>
+        <w:tc>
+          <w:tcPr>
+            <w:tcW w:w="2184" w:type="pct"/>
+            <w:tcBorders>
+              <w:top w:val="nil"/>
+              <w:left w:val="nil"/>
+              <w:bottom w:val="single" w:sz="8" w:space="0" w:color="auto"/>
+              <w:right w:val="single" w:sz="8" w:space="0" w:color="auto"/>
+            </w:tcBorders>
+            <w:shd w:val="clear" w:color="000000" w:fill="FFFFFF"/>
+            <w:vAlign w:val="center"/>
+            <w:hideMark/>
+          </w:tcPr>
+          <w:p>
+            <w:pPr>
+              <w:rPr>
+                <w:rFonts w:eastAsia="Times New Roman" w:cs="Times New Roman"/>
+                <w:color w:val="000000"/>
+                <w:szCs w:val="26"/>
+                <w:lang w:eastAsia="vi-VN"/>
+              </w:rPr>
+            </w:pPr>
+            <w:r>
+              <w:rPr>
+                <w:rFonts w:eastAsia="Times New Roman" w:cs="Times New Roman"/>
+                <w:szCs w:val="26"/>
+                <w:lang w:eastAsia="vi-VN"/>
+              </w:rPr>
+              <w:t>Hoạt động không gia tăng giá trị (Lãng phí)</w:t>
+            </w:r>
+          </w:p>
+        </w:tc>
+      </w:tr>
+    </w:tbl>
     <w:p>
       <w:pPr>
         <w:rPr>
@@ -2743,7 +5779,16 @@
           <w:b/>
           <w:sz w:val="28"/>
           <w:szCs w:val="26"/>
-          <w:lang w:val="en-US"/>
+        </w:rPr>
+      </w:pPr>
+    </w:p>
+    <w:p>
+      <w:pPr>
+        <w:rPr>
+          <w:rFonts w:cstheme="majorHAnsi"/>
+          <w:b/>
+          <w:sz w:val="28"/>
+          <w:szCs w:val="26"/>
         </w:rPr>
       </w:pPr>
     </w:p>
@@ -2777,67 +5822,6 @@
       <w:pPr>
         <w:pStyle w:val="Title"/>
         <w:rPr>
-          <w:rFonts w:cs="Times New Roman"/>
-        </w:rPr>
-      </w:pPr>
-      <w:r>
-        <w:rPr>
-          <w:rFonts w:cs="Times New Roman"/>
-        </w:rPr>
-        <w:lastRenderedPageBreak/>
-        <w:t>DANH MỤC TỪ VIẾT TẮT</w:t>
-      </w:r>
-    </w:p>
-    <w:p>
-      <w:pPr>
-        <w:rPr>
-          <w:rFonts w:cstheme="majorHAnsi"/>
-          <w:b/>
-          <w:sz w:val="28"/>
-          <w:szCs w:val="26"/>
-        </w:rPr>
-      </w:pPr>
-    </w:p>
-    <w:p>
-      <w:pPr>
-        <w:rPr>
-          <w:rFonts w:cstheme="majorHAnsi"/>
-          <w:b/>
-          <w:sz w:val="28"/>
-          <w:szCs w:val="26"/>
-        </w:rPr>
-      </w:pPr>
-    </w:p>
-    <w:p>
-      <w:pPr>
-        <w:rPr>
-          <w:rFonts w:cstheme="majorHAnsi"/>
-          <w:b/>
-          <w:sz w:val="28"/>
-          <w:szCs w:val="26"/>
-        </w:rPr>
-      </w:pPr>
-    </w:p>
-    <w:p>
-      <w:pPr>
-        <w:rPr>
-          <w:rFonts w:cstheme="majorHAnsi"/>
-          <w:b/>
-          <w:sz w:val="28"/>
-          <w:szCs w:val="26"/>
-        </w:rPr>
-        <w:sectPr>
-          <w:pgSz w:w="11906" w:h="16838"/>
-          <w:pgMar w:top="1701" w:right="1134" w:bottom="1985" w:left="1985" w:header="708" w:footer="708" w:gutter="0"/>
-          <w:cols w:space="708"/>
-          <w:docGrid w:linePitch="360"/>
-        </w:sectPr>
-      </w:pPr>
-    </w:p>
-    <w:p>
-      <w:pPr>
-        <w:pStyle w:val="Title"/>
-        <w:rPr>
           <w:rFonts w:eastAsia="Times New Roman" w:cs="Times New Roman"/>
         </w:rPr>
       </w:pPr>
@@ -2911,17 +5895,16 @@
     </w:p>
     <w:p>
       <w:pPr>
-        <w:pStyle w:val="Heading1"/>
-      </w:pPr>
-      <w:r>
-        <w:rPr>
-          <w:sz w:val="26"/>
+        <w:pStyle w:val="LBody"/>
+      </w:pPr>
+      <w:r>
+        <w:rPr>
           <w:szCs w:val="26"/>
           <w:lang w:val="vi-VN"/>
         </w:rPr>
         <w:br w:type="page"/>
       </w:r>
-      <w:bookmarkStart w:id="0" w:name="_Toc236253273"/>
+      <w:bookmarkStart w:id="0" w:name="_Toc236522132"/>
       <w:r>
         <w:lastRenderedPageBreak/>
         <w:t>Tổng quan</w:t>
@@ -2941,24 +5924,25 @@
       <w:pPr>
         <w:pStyle w:val="Heading2"/>
       </w:pPr>
+      <w:bookmarkStart w:id="1" w:name="_Toc236522133"/>
       <w:r>
         <w:t>Tìm hiểu về Phúc Long Coffee &amp; Tea</w:t>
       </w:r>
+      <w:bookmarkEnd w:id="1"/>
     </w:p>
     <w:p>
       <w:pPr>
         <w:pStyle w:val="LBody"/>
       </w:pPr>
-      <w:bookmarkStart w:id="1" w:name="_Toc236253275"/>
       <w:r>
         <w:t>Phúc Long được thành lập vào năm 1968 tại vùng đất chè nổi tiếng Bảo Lộc (Lâm Đồng). Qua hơn 50 năm phát triển, Phúc Long đã khẳng định vị thế thương hiệu Trà &amp; Cà phê đậm vị hàng đầu Việt Nam. Năm 2021-2022, Tập đoàn Masan chính thức thâu tóm Phúc Long Heritage, mở ra giai đoạn bùng nổ quy mô chuỗi cửa hàng kết hợp giữa mô hình Flagship cao cấp và các điểm bán Kiosk tinh gọn trong hệ sinh thái WIN / WinMart+.</w:t>
       </w:r>
-      <w:bookmarkEnd w:id="1"/>
     </w:p>
     <w:p>
       <w:pPr>
         <w:pStyle w:val="Heading2"/>
       </w:pPr>
+      <w:bookmarkStart w:id="2" w:name="_Toc236522134"/>
       <w:r>
         <w:rPr>
           <w:lang w:val="en-US"/>
@@ -2989,14 +5973,21 @@
         </w:rPr>
         <w:t>lõi</w:t>
       </w:r>
+      <w:bookmarkEnd w:id="2"/>
     </w:p>
     <w:p>
       <w:pPr>
         <w:pStyle w:val="LBody"/>
-      </w:pPr>
-      <w:bookmarkStart w:id="2" w:name="_Toc140297269"/>
-      <w:bookmarkStart w:id="3" w:name="_Toc142813558"/>
-      <w:r>
+        <w:rPr>
+          <w:lang w:val="vi-VN"/>
+        </w:rPr>
+      </w:pPr>
+      <w:bookmarkStart w:id="3" w:name="_Toc140297269"/>
+      <w:bookmarkStart w:id="4" w:name="_Toc142813558"/>
+      <w:r>
+        <w:rPr>
+          <w:lang w:val="vi-VN"/>
+        </w:rPr>
         <w:t>Sứ mệnh: Mang đến những sản phẩm trà và cà phê thượng hạng với hương vị "đậm vị" truyền thống Việt Nam, phục vụ sức khỏe và trải nghiệm tuyệt vời cho cộng đồng.</w:t>
       </w:r>
     </w:p>
@@ -3057,6 +6048,7 @@
           <w:lang w:val="en-US"/>
         </w:rPr>
       </w:pPr>
+      <w:bookmarkStart w:id="5" w:name="_Toc236522135"/>
       <w:r>
         <w:rPr>
           <w:lang w:val="en-US"/>
@@ -3069,6 +6061,7 @@
         </w:rPr>
         <w:t>hoạt động và thành tựu tiêu biểu</w:t>
       </w:r>
+      <w:bookmarkEnd w:id="5"/>
     </w:p>
     <w:p>
       <w:pPr>
@@ -3141,12 +6134,89 @@
     </w:p>
     <w:p>
       <w:pPr>
-        <w:rPr>
-          <w:rFonts w:cs="Times New Roman"/>
-          <w:szCs w:val="26"/>
+        <w:pStyle w:val="Heading2"/>
+        <w:rPr>
+          <w:lang w:val="en-US"/>
+        </w:rPr>
+      </w:pPr>
+      <w:bookmarkStart w:id="6" w:name="_Toc236522136"/>
+      <w:r>
+        <w:rPr>
+          <w:lang w:val="en-US"/>
+        </w:rPr>
+        <w:t>Cơ cấu tổ chức</w:t>
+      </w:r>
+      <w:bookmarkEnd w:id="6"/>
+      <w:r>
+        <w:rPr>
+          <w:lang w:val="en-US"/>
+        </w:rPr>
+        <w:t xml:space="preserve">  </w:t>
+      </w:r>
+    </w:p>
+    <w:p>
+      <w:pPr>
+        <w:jc w:val="center"/>
+        <w:rPr>
+          <w:lang w:val="en-US"/>
+        </w:rPr>
+      </w:pPr>
+      <w:r>
+        <w:rPr>
+          <w:noProof/>
+          <w:lang w:val="en-US"/>
+        </w:rPr>
+        <w:drawing>
+          <wp:inline distT="0" distB="0" distL="0" distR="0" wp14:anchorId="63D65A16" wp14:editId="58EB11D2">
+            <wp:extent cx="5579745" cy="5238115"/>
+            <wp:effectExtent l="0" t="0" r="0" b="0"/>
+            <wp:docPr id="16370261" name="Picture 3"/>
+            <wp:cNvGraphicFramePr>
+              <a:graphicFrameLocks xmlns:a="http://schemas.openxmlformats.org/drawingml/2006/main" noChangeAspect="1"/>
+            </wp:cNvGraphicFramePr>
+            <a:graphic xmlns:a="http://schemas.openxmlformats.org/drawingml/2006/main">
+              <a:graphicData uri="http://schemas.openxmlformats.org/drawingml/2006/picture">
+                <pic:pic xmlns:pic="http://schemas.openxmlformats.org/drawingml/2006/picture">
+                  <pic:nvPicPr>
+                    <pic:cNvPr id="16370261" name="Picture 16370261"/>
+                    <pic:cNvPicPr/>
+                  </pic:nvPicPr>
+                  <pic:blipFill>
+                    <a:blip r:embed="rId8" cstate="print">
+                      <a:extLst>
+                        <a:ext uri="{28A0092B-C50C-407E-A947-70E740481C1C}">
+                          <a14:useLocalDpi xmlns:a14="http://schemas.microsoft.com/office/drawing/2010/main" val="0"/>
+                        </a:ext>
+                      </a:extLst>
+                    </a:blip>
+                    <a:stretch>
+                      <a:fillRect/>
+                    </a:stretch>
+                  </pic:blipFill>
+                  <pic:spPr>
+                    <a:xfrm>
+                      <a:off x="0" y="0"/>
+                      <a:ext cx="5579745" cy="5238115"/>
+                    </a:xfrm>
+                    <a:prstGeom prst="rect">
+                      <a:avLst/>
+                    </a:prstGeom>
+                  </pic:spPr>
+                </pic:pic>
+              </a:graphicData>
+            </a:graphic>
+          </wp:inline>
+        </w:drawing>
+      </w:r>
+    </w:p>
+    <w:p>
+      <w:pPr>
+        <w:pStyle w:val="Caption"/>
+        <w:rPr>
+          <w:lang w:val="en-US"/>
         </w:rPr>
         <w:sectPr>
-          <w:footerReference w:type="default" r:id="rId8"/>
+          <w:footerReference w:type="default" r:id="rId9"/>
           <w:pgSz w:w="11906" w:h="16838"/>
           <w:pgMar w:top="1701" w:right="1134" w:bottom="1985" w:left="1985" w:header="708" w:footer="708" w:gutter="0"/>
           <w:pgNumType w:start="1"/>
@@ -3154,6 +6224,48 @@
           <w:docGrid w:linePitch="360"/>
         </w:sectPr>
       </w:pPr>
+      <w:bookmarkStart w:id="7" w:name="_Toc236523154"/>
+      <w:r>
+        <w:t xml:space="preserve">Hình </w:t>
+      </w:r>
+      <w:fldSimple w:instr=" STYLEREF 1 \s ">
+        <w:r>
+          <w:rPr>
+            <w:noProof/>
+          </w:rPr>
+          <w:t>2</w:t>
+        </w:r>
+      </w:fldSimple>
+      <w:r>
+        <w:t>.</w:t>
+      </w:r>
+      <w:fldSimple w:instr=" SEQ Hình \* ARABIC \s 1 ">
+        <w:r>
+          <w:rPr>
+            <w:noProof/>
+          </w:rPr>
+          <w:t>1</w:t>
+        </w:r>
+      </w:fldSimple>
+      <w:r>
+        <w:rPr>
+          <w:lang w:val="en-US"/>
+        </w:rPr>
+        <w:t xml:space="preserve">. </w:t>
+      </w:r>
+      <w:r>
+        <w:rPr>
+          <w:lang w:val="en-US"/>
+        </w:rPr>
+        <w:t>Sơ đồ Cơ cấu tổ chứ</w:t>
+      </w:r>
+      <w:bookmarkEnd w:id="7"/>
+      <w:r>
+        <w:rPr>
+          <w:lang w:val="en-US"/>
+        </w:rPr>
+        <w:t>c</w:t>
+      </w:r>
     </w:p>
     <w:p>
       <w:pPr>
@@ -3162,9 +6274,9 @@
           <w:lang w:val="vi-VN"/>
         </w:rPr>
       </w:pPr>
-      <w:bookmarkStart w:id="4" w:name="_Toc236253277"/>
-      <w:bookmarkEnd w:id="2"/>
+      <w:bookmarkStart w:id="8" w:name="_Toc236522137"/>
       <w:bookmarkEnd w:id="3"/>
+      <w:bookmarkEnd w:id="4"/>
       <w:r>
         <w:rPr>
           <w:lang w:val="vi-VN"/>
@@ -3178,7 +6290,7 @@
         </w:rPr>
         <w:t>trình trong doanh nghiệp</w:t>
       </w:r>
-      <w:bookmarkEnd w:id="4"/>
+      <w:bookmarkEnd w:id="8"/>
     </w:p>
     <w:p>
       <w:pPr>
@@ -3187,16 +6299,11 @@
           <w:lang w:val="en-US"/>
         </w:rPr>
       </w:pPr>
+      <w:bookmarkStart w:id="9" w:name="_Toc236522138"/>
       <w:r>
         <w:t>Kiến trúc quy trình nghiệp vụ</w:t>
       </w:r>
-    </w:p>
-    <w:p>
-      <w:pPr>
-        <w:rPr>
-          <w:lang w:val="en-US"/>
-        </w:rPr>
-      </w:pPr>
+      <w:bookmarkEnd w:id="9"/>
     </w:p>
     <w:p>
       <w:pPr>
@@ -3207,49 +6314,443 @@
       </w:pPr>
       <w:r>
         <w:rPr>
+          <w:noProof/>
+          <w:lang w:val="en-US"/>
+        </w:rPr>
+        <w:drawing>
+          <wp:inline distT="0" distB="0" distL="0" distR="0" wp14:anchorId="0BB297AE" wp14:editId="3BB3D1B0">
+            <wp:extent cx="5532131" cy="5257811"/>
+            <wp:effectExtent l="0" t="0" r="0" b="0"/>
+            <wp:docPr id="95694695" name="Picture 4"/>
+            <wp:cNvGraphicFramePr>
+              <a:graphicFrameLocks xmlns:a="http://schemas.openxmlformats.org/drawingml/2006/main" noChangeAspect="1"/>
+            </wp:cNvGraphicFramePr>
+            <a:graphic xmlns:a="http://schemas.openxmlformats.org/drawingml/2006/main">
+              <a:graphicData uri="http://schemas.openxmlformats.org/drawingml/2006/picture">
+                <pic:pic xmlns:pic="http://schemas.openxmlformats.org/drawingml/2006/picture">
+                  <pic:nvPicPr>
+                    <pic:cNvPr id="95694695" name="Picture 95694695"/>
+                    <pic:cNvPicPr/>
+                  </pic:nvPicPr>
+                  <pic:blipFill>
+                    <a:blip r:embed="rId10" cstate="print">
+                      <a:extLst>
+                        <a:ext uri="{28A0092B-C50C-407E-A947-70E740481C1C}">
+                          <a14:useLocalDpi xmlns:a14="http://schemas.microsoft.com/office/drawing/2010/main" val="0"/>
+                        </a:ext>
+                      </a:extLst>
+                    </a:blip>
+                    <a:stretch>
+                      <a:fillRect/>
+                    </a:stretch>
+                  </pic:blipFill>
+                  <pic:spPr>
+                    <a:xfrm>
+                      <a:off x="0" y="0"/>
+                      <a:ext cx="5532131" cy="5257811"/>
+                    </a:xfrm>
+                    <a:prstGeom prst="rect">
+                      <a:avLst/>
+                    </a:prstGeom>
+                  </pic:spPr>
+                </pic:pic>
+              </a:graphicData>
+            </a:graphic>
+          </wp:inline>
+        </w:drawing>
+      </w:r>
+    </w:p>
+    <w:p>
+      <w:pPr>
+        <w:pStyle w:val="Caption"/>
+        <w:rPr>
+          <w:lang w:val="en-US"/>
+        </w:rPr>
+      </w:pPr>
+      <w:r>
+        <w:t xml:space="preserve">Hình </w:t>
+      </w:r>
+      <w:fldSimple w:instr=" STYLEREF 1 \s ">
+        <w:r>
+          <w:rPr>
+            <w:noProof/>
+          </w:rPr>
+          <w:t>2</w:t>
+        </w:r>
+      </w:fldSimple>
+      <w:r>
+        <w:t>.</w:t>
+      </w:r>
+      <w:fldSimple w:instr=" SEQ Hình \* ARABIC \s 1 ">
+        <w:r>
+          <w:rPr>
+            <w:noProof/>
+          </w:rPr>
+          <w:t>1</w:t>
+        </w:r>
+      </w:fldSimple>
+      <w:r>
+        <w:t>. Sơ đồ Kiến trúc quy trình nghiệp vụ</w:t>
+      </w:r>
+    </w:p>
+    <w:p>
+      <w:pPr>
+        <w:pStyle w:val="Heading2"/>
+        <w:rPr>
+          <w:lang w:val="en-US"/>
+        </w:rPr>
+      </w:pPr>
+      <w:r>
+        <w:rPr>
+          <w:lang w:val="en-US"/>
+        </w:rPr>
+        <w:t xml:space="preserve">Sơ đồ chuỗi giá trị </w:t>
+      </w:r>
+    </w:p>
+    <w:p>
+      <w:pPr>
+        <w:rPr>
+          <w:lang w:val="en-US"/>
+        </w:rPr>
+      </w:pPr>
+    </w:p>
+    <w:p>
+      <w:pPr>
+        <w:pStyle w:val="Caption"/>
+        <w:rPr>
+          <w:lang w:val="en-US"/>
+        </w:rPr>
+      </w:pPr>
+      <w:r>
+        <w:t xml:space="preserve">Hình </w:t>
+      </w:r>
+      <w:fldSimple w:instr=" STYLEREF 1 \s ">
+        <w:r>
+          <w:rPr>
+            <w:noProof/>
+          </w:rPr>
+          <w:t>2</w:t>
+        </w:r>
+      </w:fldSimple>
+      <w:r>
+        <w:t>.</w:t>
+      </w:r>
+      <w:fldSimple w:instr=" SEQ Hình \* ARABIC \s 1 ">
+        <w:r>
+          <w:rPr>
+            <w:noProof/>
+          </w:rPr>
+          <w:t>2</w:t>
+        </w:r>
+      </w:fldSimple>
+      <w:r>
+        <w:rPr>
+          <w:lang w:val="en-US"/>
+        </w:rPr>
+        <w:t>. Chuỗi giá trị q</w:t>
+      </w:r>
+      <w:r>
+        <w:t xml:space="preserve">uy trình </w:t>
+      </w:r>
+      <w:r>
+        <w:rPr>
+          <w:lang w:val="en-US"/>
+        </w:rPr>
+        <w:t>h</w:t>
+      </w:r>
+      <w:r>
+        <w:t>oạch định chiến lược</w:t>
+      </w:r>
+    </w:p>
+    <w:p>
+      <w:pPr>
+        <w:pStyle w:val="Heading2"/>
+        <w:rPr>
+          <w:rFonts w:eastAsia="Times New Roman" w:cs="Times New Roman"/>
+          <w:lang w:val="en-US"/>
+        </w:rPr>
+      </w:pPr>
+      <w:bookmarkStart w:id="10" w:name="_Toc236522139"/>
+      <w:r>
+        <w:rPr>
+          <w:rFonts w:eastAsia="Times New Roman" w:cs="Times New Roman"/>
+          <w:lang w:val="en-US"/>
+        </w:rPr>
+        <w:lastRenderedPageBreak/>
+        <w:t xml:space="preserve">Nhóm quy </w:t>
+      </w:r>
+      <w:r>
+        <w:rPr>
+          <w:rFonts w:eastAsia="Times New Roman" w:cs="Times New Roman"/>
+          <w:lang w:val="en-US"/>
+        </w:rPr>
+        <w:t>trình quản lý</w:t>
+      </w:r>
+      <w:bookmarkEnd w:id="10"/>
+      <w:r>
+        <w:rPr>
+          <w:rFonts w:eastAsia="Times New Roman" w:cs="Times New Roman"/>
+          <w:lang w:val="en-US"/>
+        </w:rPr>
+        <w:t xml:space="preserve"> </w:t>
+      </w:r>
+    </w:p>
+    <w:p>
+      <w:pPr>
+        <w:pStyle w:val="Heading3"/>
+        <w:rPr>
+          <w:lang w:val="en-US"/>
+        </w:rPr>
+      </w:pPr>
+      <w:bookmarkStart w:id="11" w:name="_Toc236522140"/>
+      <w:r>
+        <w:rPr>
+          <w:lang w:val="en-US"/>
+        </w:rPr>
+        <w:t xml:space="preserve">Quy trình </w:t>
+      </w:r>
+      <w:r>
+        <w:rPr>
+          <w:lang w:val="en-US"/>
+        </w:rPr>
+        <w:t xml:space="preserve">hoạch </w:t>
+      </w:r>
+      <w:r>
+        <w:rPr>
+          <w:lang w:val="en-US"/>
+        </w:rPr>
+        <w:t xml:space="preserve">định chiến lược </w:t>
+      </w:r>
+      <w:bookmarkEnd w:id="11"/>
+    </w:p>
+    <w:p>
+      <w:pPr>
+        <w:pStyle w:val="Heading4"/>
+        <w:rPr>
+          <w:lang w:val="en-US"/>
+        </w:rPr>
+      </w:pPr>
+      <w:r>
+        <w:t>Tác nhân tham</w:t>
+      </w:r>
+      <w:r>
+        <w:rPr>
+          <w:lang w:val="en-US"/>
+        </w:rPr>
+        <w:t xml:space="preserve"> gia</w:t>
+      </w:r>
+      <w:r>
+        <w:t xml:space="preserve"> </w:t>
+      </w:r>
+      <w:r>
+        <w:rPr>
+          <w:lang w:val="en-US"/>
+        </w:rPr>
+        <w:t>quy trình</w:t>
+      </w:r>
+    </w:p>
+    <w:p>
+      <w:pPr>
+        <w:pStyle w:val="LGachDauDong"/>
+      </w:pPr>
+      <w:r>
+        <w:t xml:space="preserve">Hội đồng Quản trị (HĐQT Masan Group); </w:t>
+      </w:r>
+    </w:p>
+    <w:p>
+      <w:pPr>
+        <w:pStyle w:val="LGachDauDong"/>
+      </w:pPr>
+      <w:r>
+        <w:t xml:space="preserve">Tổng Giám đốc (CEO &amp; CFO); </w:t>
+      </w:r>
+    </w:p>
+    <w:p>
+      <w:pPr>
+        <w:pStyle w:val="LGachDauDong"/>
+      </w:pPr>
+      <w:r>
+        <w:t xml:space="preserve">Giám đốc các Khối chức năng (COO, CMO); </w:t>
+      </w:r>
+    </w:p>
+    <w:p>
+      <w:pPr>
+        <w:pStyle w:val="LGachDauDong"/>
+      </w:pPr>
+      <w:r>
+        <w:t xml:space="preserve">Quản lý Khu vực (Area Manager - AM); </w:t>
+      </w:r>
+    </w:p>
+    <w:p>
+      <w:pPr>
+        <w:pStyle w:val="LGachDauDong"/>
+      </w:pPr>
+      <w:r>
+        <w:t>Quản lý Cửa hàng (Store Manager - SM).</w:t>
+      </w:r>
+    </w:p>
+    <w:p>
+      <w:pPr>
+        <w:pStyle w:val="Heading4"/>
+        <w:rPr>
+          <w:lang w:val="en-US"/>
+        </w:rPr>
+      </w:pPr>
+      <w:r>
+        <w:t>Mô tả quy trình</w:t>
+      </w:r>
+    </w:p>
+    <w:p>
+      <w:pPr>
+        <w:pStyle w:val="LBody"/>
+      </w:pPr>
+      <w:r>
+        <w:t>Bước 1 (Kích hoạt): HĐQT họp định kỳ kỳ chiến lược mới, ban hành tầm nhìn và mục tiêu tăng trưởng doanh thu/lợi nhuận dài hạn.</w:t>
+      </w:r>
+    </w:p>
+    <w:p>
+      <w:pPr>
+        <w:pStyle w:val="LBody"/>
+      </w:pPr>
+      <w:r>
+        <w:t>Bước 2 (Rẽ nhánh định hướng): Đánh giá chiến lược trọng tâm: Mở rộng chuỗi cửa hàng Flagship cao cấp hay Tối ưu hóa hiệu quả mô hình Kiosk hiện hữu.</w:t>
+      </w:r>
+    </w:p>
+    <w:p>
+      <w:pPr>
+        <w:pStyle w:val="LBody"/>
+      </w:pPr>
+      <w:r>
+        <w:t>Bước 3 (Phân tích song song): Ban Điều hành chạy mô hình dự báo tài chính trên hệ thống ERP đồng thời Khối Marketing thực hiện khảo sát nghiên cứu thị trường &amp; đối thủ cạnh tranh.</w:t>
+      </w:r>
+    </w:p>
+    <w:p>
+      <w:pPr>
+        <w:pStyle w:val="LBody"/>
+      </w:pPr>
+      <w:r>
+        <w:t>Bước 4 (Lập dự thảo): CEO và các Giám đốc Khối tổng hợp dữ liệu, lập Bản dự thảo Kế hoạch kinh doanh chung toàn tập đoàn.</w:t>
+      </w:r>
+    </w:p>
+    <w:p>
+      <w:pPr>
+        <w:pStyle w:val="LBody"/>
+      </w:pPr>
+      <w:r>
+        <w:t>Bước 5 (Thẩm định &amp; Phê duyệt): HĐQT rà soát dự thảo. Nếu chưa đạt -&gt; Chuyển về Ban Điều hành chỉnh sửa; Nếu đạt -&gt; Phê duyệt chính thức Kế hoạch kinh doanh.</w:t>
+      </w:r>
+    </w:p>
+    <w:p>
+      <w:pPr>
+        <w:pStyle w:val="LBody"/>
+      </w:pPr>
+      <w:r>
+        <w:t>Bước 6 (Phân khai Kế hoạch Khối): Khối Marketing lập Kế hoạch Quảng bá &amp; Khuyến mãi; Khối Vận hành lập Kế hoạch Mở rộng &amp; Cải tạo (Refurbishment) cửa hàng.</w:t>
+      </w:r>
+    </w:p>
+    <w:p>
+      <w:pPr>
+        <w:pStyle w:val="LBody"/>
+      </w:pPr>
+      <w:r>
+        <w:lastRenderedPageBreak/>
+        <w:t>Bước 7 (Phân bổ KPI): Hệ thống tự động phân bổ chỉ tiêu KPI xuống từng Quản lý Khu vực (AM) và phần mềm POS cửa hàng.</w:t>
+      </w:r>
+    </w:p>
+    <w:p>
+      <w:pPr>
+        <w:pStyle w:val="LBody"/>
+      </w:pPr>
+      <w:r>
+        <w:t>Bước 8 (Thẩm định KPI): AM đánh giá tính khả thi của KPI khu vực. Nếu quá tải -&gt; Hiệu chỉnh hạn mức gửi CEO; Phù hợp -&gt; SM nhận chỉ tiêu triển khai kinh doanh tại điểm bán.</w:t>
+      </w:r>
+    </w:p>
+    <w:p>
+      <w:pPr>
+        <w:pStyle w:val="LBody"/>
+      </w:pPr>
+      <w:r>
+        <w:t>Bước 9 (Thực thi &amp; Báo cáo): Cửa hàng vận hành bán hàng hàng ngày, tự động gửi báo cáo doanh thu real-time lên Dashboard BI Masan.</w:t>
+      </w:r>
+    </w:p>
+    <w:p>
+      <w:pPr>
+        <w:pStyle w:val="LBody"/>
+        <w:rPr>
+          <w:lang w:val="en-US"/>
+        </w:rPr>
+      </w:pPr>
+      <w:r>
+        <w:t>Bước 10 (Đánh giá &amp; Kết thúc): Định kỳ hàng quý, CEO và AM đánh giá kết quả thực hiện. Đạt chỉ tiêu -&gt; Hoàn thành chu kỳ; Không đạt -&gt; Kích hoạt kế hoạch dự phòng ứng phó rủi ro.</w:t>
+      </w:r>
+    </w:p>
+    <w:p>
+      <w:pPr>
+        <w:pStyle w:val="Heading4"/>
+        <w:rPr>
+          <w:lang w:val="en-US"/>
+        </w:rPr>
+      </w:pPr>
+      <w:r>
+        <w:rPr>
+          <w:lang w:val="en-US"/>
+        </w:rPr>
+        <w:t>Đối tượng khách hàng</w:t>
+      </w:r>
+    </w:p>
+    <w:p>
+      <w:pPr>
+        <w:pStyle w:val="LBody"/>
+        <w:rPr>
+          <w:lang w:val="en-US"/>
+        </w:rPr>
+      </w:pPr>
+      <w:r>
+        <w:rPr>
           <w:highlight w:val="yellow"/>
-          <w:lang w:val="en-US"/>
-        </w:rPr>
-        <w:t>Sơ đồ</w:t>
-      </w:r>
-      <w:r>
-        <w:rPr>
-          <w:lang w:val="en-US"/>
-        </w:rPr>
-        <w:t xml:space="preserve"> Kiến trúc Quy trình Doanh nghiệp</w:t>
-      </w:r>
-    </w:p>
-    <w:p>
-      <w:pPr>
-        <w:pStyle w:val="Heading2"/>
-        <w:rPr>
-          <w:rFonts w:eastAsia="Times New Roman" w:cs="Times New Roman"/>
-          <w:lang w:val="en-US"/>
-        </w:rPr>
-      </w:pPr>
-      <w:bookmarkStart w:id="5" w:name="_Toc236253278"/>
-      <w:r>
-        <w:rPr>
-          <w:rFonts w:eastAsia="Times New Roman" w:cs="Times New Roman"/>
-          <w:lang w:val="en-US"/>
-        </w:rPr>
-        <w:t xml:space="preserve">Nhóm quy </w:t>
-      </w:r>
-      <w:r>
-        <w:rPr>
-          <w:rFonts w:eastAsia="Times New Roman" w:cs="Times New Roman"/>
-          <w:lang w:val="en-US"/>
-        </w:rPr>
-        <w:t>trình quản lý</w:t>
-      </w:r>
-      <w:bookmarkEnd w:id="5"/>
-      <w:r>
-        <w:rPr>
-          <w:rFonts w:eastAsia="Times New Roman" w:cs="Times New Roman"/>
-          <w:lang w:val="en-US"/>
-        </w:rPr>
-        <w:t xml:space="preserve"> </w:t>
-      </w:r>
+        </w:rPr>
+        <w:t>Ban Điều hành &amp; Cổ đông Tập đoàn Masan (Khách hàng Nội bộ) - Nhận định hướng chiến lược tăng trưởng, mục tiêu doanh thu &amp; kế hoạch mở rộng mạng lưới rõ ràng</w:t>
+      </w:r>
+      <w:r>
+        <w:rPr>
+          <w:highlight w:val="yellow"/>
+        </w:rPr>
+        <w:t>.</w:t>
+      </w:r>
+    </w:p>
+    <w:p>
+      <w:pPr>
+        <w:pStyle w:val="Heading4"/>
+        <w:rPr>
+          <w:lang w:val="en-US"/>
+        </w:rPr>
+      </w:pPr>
+      <w:r>
+        <w:t>Kết quả có thể xảy ra của quy trình</w:t>
+      </w:r>
+    </w:p>
+    <w:p>
+      <w:pPr>
+        <w:pStyle w:val="LBody"/>
+      </w:pPr>
+      <w:r>
+        <w:t>Trường hợp thành công: Chiến lược được thông qua đúng hạn, KPI phân bổ hợp lý, toàn hệ thống hoàn thành chỉ tiêu doanh thu và lợi nhuận quý/năm.</w:t>
+      </w:r>
+    </w:p>
+    <w:p>
+      <w:pPr>
+        <w:pStyle w:val="LBody"/>
+      </w:pPr>
+      <w:r>
+        <w:t>Trường hợp thất bại/rủi ro: KPI phân bổ quá tải dẫn đến cửa hàng thất thu; thị trường biến động tiêu cực buộc phải kích hoạt kế hoạch rủi ro.</w:t>
+      </w:r>
+    </w:p>
+    <w:p>
+      <w:pPr>
+        <w:rPr>
+          <w:lang w:val="en-US"/>
+        </w:rPr>
+      </w:pPr>
     </w:p>
     <w:p>
       <w:pPr>
@@ -3258,24 +6759,14 @@
           <w:lang w:val="en-US"/>
         </w:rPr>
       </w:pPr>
-      <w:r>
-        <w:rPr>
-          <w:lang w:val="en-US"/>
-        </w:rPr>
-        <w:t xml:space="preserve">Quy trình </w:t>
-      </w:r>
-      <w:r>
-        <w:rPr>
-          <w:lang w:val="en-US"/>
-        </w:rPr>
-        <w:t xml:space="preserve">hoạch </w:t>
-      </w:r>
-      <w:r>
-        <w:rPr>
-          <w:lang w:val="en-US"/>
-        </w:rPr>
-        <w:t>định chiến lược kinh doanh</w:t>
-      </w:r>
+      <w:bookmarkStart w:id="12" w:name="_Toc236522141"/>
+      <w:r>
+        <w:rPr>
+          <w:lang w:val="en-US"/>
+        </w:rPr>
+        <w:t>Quy trình Quản lý chất lượng và tiêu chuẩn dịch vụ</w:t>
+      </w:r>
+      <w:bookmarkEnd w:id="12"/>
     </w:p>
     <w:p>
       <w:pPr>
@@ -3308,7 +6799,7 @@
         <w:pStyle w:val="LGachDauDong"/>
       </w:pPr>
       <w:r>
-        <w:t xml:space="preserve">Hội đồng Quản trị (HĐQT Masan Group); </w:t>
+        <w:t xml:space="preserve">Hội đồng Quản trị; Tổng Giám đốc (CEO); </w:t>
       </w:r>
     </w:p>
     <w:p>
@@ -3316,7 +6807,7 @@
         <w:pStyle w:val="LGachDauDong"/>
       </w:pPr>
       <w:r>
-        <w:t xml:space="preserve">Tổng Giám đốc (CEO &amp; CFO); </w:t>
+        <w:t xml:space="preserve">Giám đốc Vận hành (COO); Quản lý Khu vực (AM); </w:t>
       </w:r>
     </w:p>
     <w:p>
@@ -3324,7 +6815,7 @@
         <w:pStyle w:val="LGachDauDong"/>
       </w:pPr>
       <w:r>
-        <w:t xml:space="preserve">Giám đốc các Khối chức năng (COO, CMO); </w:t>
+        <w:t xml:space="preserve">Quản lý Cửa hàng (SM); </w:t>
       </w:r>
     </w:p>
     <w:p>
@@ -3332,250 +6823,7 @@
         <w:pStyle w:val="LGachDauDong"/>
       </w:pPr>
       <w:r>
-        <w:t xml:space="preserve">Quản lý Khu vực (Area Manager - AM); </w:t>
-      </w:r>
-    </w:p>
-    <w:p>
-      <w:pPr>
-        <w:pStyle w:val="LGachDauDong"/>
-      </w:pPr>
-      <w:r>
-        <w:t>Quản lý Cửa hàng (Store Manager - SM).</w:t>
-      </w:r>
-    </w:p>
-    <w:p>
-      <w:pPr>
-        <w:pStyle w:val="Heading4"/>
-        <w:rPr>
-          <w:lang w:val="en-US"/>
-        </w:rPr>
-      </w:pPr>
-      <w:r>
-        <w:t>Mô tả quy trình</w:t>
-      </w:r>
-    </w:p>
-    <w:p>
-      <w:pPr>
-        <w:pStyle w:val="LBody"/>
-      </w:pPr>
-      <w:r>
-        <w:t>Bước 1 (Kích hoạt): HĐQT họp định kỳ kỳ chiến lược mới, ban hành tầm nhìn và mục tiêu tăng trưởng doanh thu/lợi nhuận dài hạn.</w:t>
-      </w:r>
-    </w:p>
-    <w:p>
-      <w:pPr>
-        <w:pStyle w:val="LBody"/>
-      </w:pPr>
-      <w:r>
-        <w:t>Bước 2 (Rẽ nhánh định hướng): Đánh giá chiến lược trọng tâm: Mở rộng chuỗi cửa hàng Flagship cao cấp hay Tối ưu hóa hiệu quả mô hình Kiosk hiện hữu.</w:t>
-      </w:r>
-    </w:p>
-    <w:p>
-      <w:pPr>
-        <w:pStyle w:val="LBody"/>
-      </w:pPr>
-      <w:r>
-        <w:t>Bước 3 (Phân tích song song): Ban Điều hành chạy mô hình dự báo tài chính trên hệ thống ERP đồng thời Khối Marketing thực hiện khảo sát nghiên cứu thị trường &amp; đối thủ cạnh tranh.</w:t>
-      </w:r>
-    </w:p>
-    <w:p>
-      <w:pPr>
-        <w:pStyle w:val="LBody"/>
-      </w:pPr>
-      <w:r>
-        <w:t>Bước 4 (Lập dự thảo): CEO và các Giám đốc Khối tổng hợp dữ liệu, lập Bản dự thảo Kế hoạch kinh doanh chung toàn tập đoàn.</w:t>
-      </w:r>
-    </w:p>
-    <w:p>
-      <w:pPr>
-        <w:pStyle w:val="LBody"/>
-      </w:pPr>
-      <w:r>
         <w:lastRenderedPageBreak/>
-        <w:t>Bước 5 (Thẩm định &amp; Phê duyệt): HĐQT rà soát dự thảo. Nếu chưa đạt -&gt; Chuyển về Ban Điều hành chỉnh sửa; Nếu đạt -&gt; Phê duyệt chính thức Kế hoạch kinh doanh.</w:t>
-      </w:r>
-    </w:p>
-    <w:p>
-      <w:pPr>
-        <w:pStyle w:val="LBody"/>
-      </w:pPr>
-      <w:r>
-        <w:t>Bước 6 (Phân khai Kế hoạch Khối): Khối Marketing lập Kế hoạch Quảng bá &amp; Khuyến mãi; Khối Vận hành lập Kế hoạch Mở rộng &amp; Cải tạo (Refurbishment) cửa hàng.</w:t>
-      </w:r>
-    </w:p>
-    <w:p>
-      <w:pPr>
-        <w:pStyle w:val="LBody"/>
-      </w:pPr>
-      <w:r>
-        <w:t>Bước 7 (Phân bổ KPI): Hệ thống tự động phân bổ chỉ tiêu KPI xuống từng Quản lý Khu vực (AM) và phần mềm POS cửa hàng.</w:t>
-      </w:r>
-    </w:p>
-    <w:p>
-      <w:pPr>
-        <w:pStyle w:val="LBody"/>
-      </w:pPr>
-      <w:r>
-        <w:t>Bước 8 (Thẩm định KPI): AM đánh giá tính khả thi của KPI khu vực. Nếu quá tải -&gt; Hiệu chỉnh hạn mức gửi CEO; Phù hợp -&gt; SM nhận chỉ tiêu triển khai kinh doanh tại điểm bán.</w:t>
-      </w:r>
-    </w:p>
-    <w:p>
-      <w:pPr>
-        <w:pStyle w:val="LBody"/>
-      </w:pPr>
-      <w:r>
-        <w:t>Bước 9 (Thực thi &amp; Báo cáo): Cửa hàng vận hành bán hàng hàng ngày, tự động gửi báo cáo doanh thu real-time lên Dashboard BI Masan.</w:t>
-      </w:r>
-    </w:p>
-    <w:p>
-      <w:pPr>
-        <w:pStyle w:val="LBody"/>
-        <w:rPr>
-          <w:lang w:val="en-US"/>
-        </w:rPr>
-      </w:pPr>
-      <w:r>
-        <w:t>Bước 10 (Đánh giá &amp; Kết thúc): Định kỳ hàng quý, CEO và AM đánh giá kết quả thực hiện. Đạt chỉ tiêu -&gt; Hoàn thành chu kỳ; Không đạt -&gt; Kích hoạt kế hoạch dự phòng ứng phó rủi ro.</w:t>
-      </w:r>
-    </w:p>
-    <w:p>
-      <w:pPr>
-        <w:pStyle w:val="Heading4"/>
-        <w:rPr>
-          <w:lang w:val="en-US"/>
-        </w:rPr>
-      </w:pPr>
-      <w:r>
-        <w:rPr>
-          <w:lang w:val="en-US"/>
-        </w:rPr>
-        <w:t>Đối tượng khách hàng</w:t>
-      </w:r>
-    </w:p>
-    <w:p>
-      <w:pPr>
-        <w:pStyle w:val="LBody"/>
-        <w:rPr>
-          <w:lang w:val="en-US"/>
-        </w:rPr>
-      </w:pPr>
-      <w:r>
-        <w:rPr>
-          <w:highlight w:val="yellow"/>
-        </w:rPr>
-        <w:t>Ban Điều hành &amp; Cổ đông Tập đoàn Masan (Khách hàng Nội bộ) - Nhận định hướng chiến lược tăng trưởng, mục tiêu doanh thu &amp; kế hoạch mở rộng mạng lưới rõ ràng</w:t>
-      </w:r>
-      <w:r>
-        <w:rPr>
-          <w:highlight w:val="yellow"/>
-        </w:rPr>
-        <w:t>.</w:t>
-      </w:r>
-    </w:p>
-    <w:p>
-      <w:pPr>
-        <w:pStyle w:val="Heading4"/>
-        <w:rPr>
-          <w:lang w:val="en-US"/>
-        </w:rPr>
-      </w:pPr>
-      <w:r>
-        <w:t>Kết quả có thể xảy ra của quy trình</w:t>
-      </w:r>
-    </w:p>
-    <w:p>
-      <w:pPr>
-        <w:pStyle w:val="LBody"/>
-      </w:pPr>
-      <w:r>
-        <w:t>Trường hợp thành công: Chiến lược được thông qua đúng hạn, KPI phân bổ hợp lý, toàn hệ thống hoàn thành chỉ tiêu doanh thu và lợi nhuận quý/năm.</w:t>
-      </w:r>
-    </w:p>
-    <w:p>
-      <w:pPr>
-        <w:pStyle w:val="LBody"/>
-      </w:pPr>
-      <w:r>
-        <w:t>Trường hợp thất bại/rủi ro: KPI phân bổ quá tải dẫn đến cửa hàng thất thu; thị trường biến động tiêu cực buộc phải kích hoạt kế hoạch rủi ro.</w:t>
-      </w:r>
-    </w:p>
-    <w:p>
-      <w:pPr>
-        <w:rPr>
-          <w:lang w:val="en-US"/>
-        </w:rPr>
-      </w:pPr>
-    </w:p>
-    <w:p>
-      <w:pPr>
-        <w:pStyle w:val="Heading3"/>
-        <w:rPr>
-          <w:lang w:val="en-US"/>
-        </w:rPr>
-      </w:pPr>
-      <w:r>
-        <w:rPr>
-          <w:lang w:val="en-US"/>
-        </w:rPr>
-        <w:lastRenderedPageBreak/>
-        <w:t>Quy trình Quản lý chất lượng và tiêu chuẩn dịch vụ</w:t>
-      </w:r>
-    </w:p>
-    <w:p>
-      <w:pPr>
-        <w:pStyle w:val="Heading4"/>
-        <w:rPr>
-          <w:lang w:val="en-US"/>
-        </w:rPr>
-      </w:pPr>
-      <w:r>
-        <w:t>Tác nhân tham</w:t>
-      </w:r>
-      <w:r>
-        <w:rPr>
-          <w:lang w:val="en-US"/>
-        </w:rPr>
-        <w:t xml:space="preserve"> gia</w:t>
-      </w:r>
-      <w:r>
-        <w:t xml:space="preserve"> </w:t>
-      </w:r>
-      <w:r>
-        <w:rPr>
-          <w:lang w:val="en-US"/>
-        </w:rPr>
-        <w:t>quy trình</w:t>
-      </w:r>
-    </w:p>
-    <w:p>
-      <w:pPr>
-        <w:pStyle w:val="LGachDauDong"/>
-      </w:pPr>
-      <w:r>
-        <w:t xml:space="preserve">Hội đồng Quản trị; Tổng Giám đốc (CEO); </w:t>
-      </w:r>
-    </w:p>
-    <w:p>
-      <w:pPr>
-        <w:pStyle w:val="LGachDauDong"/>
-      </w:pPr>
-      <w:r>
-        <w:t xml:space="preserve">Giám đốc Vận hành (COO); Quản lý Khu vực (AM); </w:t>
-      </w:r>
-    </w:p>
-    <w:p>
-      <w:pPr>
-        <w:pStyle w:val="LGachDauDong"/>
-      </w:pPr>
-      <w:r>
-        <w:t xml:space="preserve">Quản lý Cửa hàng (SM); </w:t>
-      </w:r>
-    </w:p>
-    <w:p>
-      <w:pPr>
-        <w:pStyle w:val="LGachDauDong"/>
-      </w:pPr>
-      <w:r>
         <w:t xml:space="preserve">Bộ phận QC/Audit; </w:t>
       </w:r>
     </w:p>
@@ -3765,7 +7013,6 @@
           <w:iCs/>
           <w:lang w:eastAsia="vi-VN"/>
         </w:rPr>
-        <w:lastRenderedPageBreak/>
         <w:t>Bước 8 (Xử lý kết quả)</w:t>
       </w:r>
       <w:r>
@@ -3808,6 +7055,7 @@
         <w:rPr>
           <w:lang w:val="en-US"/>
         </w:rPr>
+        <w:lastRenderedPageBreak/>
         <w:t>Đối tượng khách hàng</w:t>
       </w:r>
     </w:p>
@@ -3853,12 +7101,14 @@
           <w:lang w:val="en-US"/>
         </w:rPr>
       </w:pPr>
+      <w:bookmarkStart w:id="13" w:name="_Toc236522142"/>
       <w:r>
         <w:rPr>
           <w:lang w:val="en-US"/>
         </w:rPr>
         <w:t>Quy trình Quản lý tài chính và ngân sách</w:t>
       </w:r>
+      <w:bookmarkEnd w:id="13"/>
     </w:p>
     <w:p>
       <w:pPr>
@@ -3965,20 +7215,98 @@
         <w:rPr>
           <w:lang w:val="en-US"/>
         </w:rPr>
+        <w:t>Bước 2 (Tổng hợp số liệu): Kế toán trung ương thu thập báo cáo chi phí thực tế và dự</w:t>
+      </w:r>
+      <w:r>
+        <w:rPr>
+          <w:lang w:val="en-US"/>
+        </w:rPr>
+        <w:t xml:space="preserve"> </w:t>
+      </w:r>
+      <w:r>
+        <w:rPr>
+          <w:lang w:val="en-US"/>
+        </w:rPr>
+        <w:t>báo doanh thu từ tất cả các cửa hàng Flagship &amp; Kiosk.</w:t>
+      </w:r>
+    </w:p>
+    <w:p>
+      <w:pPr>
+        <w:pStyle w:val="LBody"/>
+        <w:rPr>
+          <w:lang w:val="en-US"/>
+        </w:rPr>
+      </w:pPr>
+      <w:r>
+        <w:rPr>
+          <w:lang w:val="en-US"/>
+        </w:rPr>
+        <w:t>Bước 3 (Rà soát &amp; Trình duyệt): CFO phân tích hiệu quả chi phí, cân đối dòng tiền và</w:t>
+      </w:r>
+      <w:r>
+        <w:rPr>
+          <w:lang w:val="en-US"/>
+        </w:rPr>
+        <w:t xml:space="preserve"> </w:t>
+      </w:r>
+      <w:r>
+        <w:rPr>
+          <w:lang w:val="en-US"/>
+        </w:rPr>
+        <w:t>trình CEO/HĐQT xem xét phê duyệt.</w:t>
+      </w:r>
+    </w:p>
+    <w:p>
+      <w:pPr>
+        <w:pStyle w:val="LBody"/>
+        <w:rPr>
+          <w:lang w:val="en-US"/>
+        </w:rPr>
+      </w:pPr>
+      <w:r>
+        <w:rPr>
+          <w:lang w:val="en-US"/>
+        </w:rPr>
+        <w:t>Bước 4 (Phân bổ ngân sách): Kế toán thiết lập hạn mức ngân sách cho từng phòng</w:t>
+      </w:r>
+      <w:r>
+        <w:rPr>
+          <w:lang w:val="en-US"/>
+        </w:rPr>
+        <w:t xml:space="preserve"> </w:t>
+      </w:r>
+      <w:r>
+        <w:rPr>
+          <w:lang w:val="en-US"/>
+        </w:rPr>
+        <w:t>ban và từng cửa hàng trên hệ thống phần mềm ERP.</w:t>
+      </w:r>
+    </w:p>
+    <w:p>
+      <w:pPr>
+        <w:pStyle w:val="LBody"/>
+        <w:rPr>
+          <w:lang w:val="en-US"/>
+        </w:rPr>
+      </w:pPr>
+      <w:r>
+        <w:rPr>
+          <w:lang w:val="en-US"/>
+        </w:rPr>
         <w:lastRenderedPageBreak/>
-        <w:t>Bước 2 (Tổng hợp số liệu): Kế toán trung ương thu thập báo cáo chi phí thực tế và dự</w:t>
-      </w:r>
-      <w:r>
-        <w:rPr>
-          <w:lang w:val="en-US"/>
-        </w:rPr>
-        <w:t xml:space="preserve"> </w:t>
-      </w:r>
-      <w:r>
-        <w:rPr>
-          <w:lang w:val="en-US"/>
-        </w:rPr>
-        <w:t>báo doanh thu từ tất cả các cửa hàng Flagship &amp; Kiosk.</w:t>
+        <w:t>Bước 5 (Kiểm soát chi tiêu): Mọi khoản chi mua nguyên liệu, máy móc, marketing tại</w:t>
+      </w:r>
+      <w:r>
+        <w:rPr>
+          <w:lang w:val="en-US"/>
+        </w:rPr>
+        <w:t xml:space="preserve"> </w:t>
+      </w:r>
+      <w:r>
+        <w:rPr>
+          <w:lang w:val="en-US"/>
+        </w:rPr>
+        <w:t>cửa hàng đều được kiểm soát tự động theo hạn mức ERP.</w:t>
       </w:r>
     </w:p>
     <w:p>
@@ -3992,19 +7320,33 @@
         <w:rPr>
           <w:lang w:val="en-US"/>
         </w:rPr>
-        <w:t>Bước 3 (Rà soát &amp; Trình duyệt): CFO phân tích hiệu quả chi phí, cân đối dòng tiền và</w:t>
-      </w:r>
-      <w:r>
-        <w:rPr>
-          <w:lang w:val="en-US"/>
-        </w:rPr>
-        <w:t xml:space="preserve"> </w:t>
-      </w:r>
-      <w:r>
-        <w:rPr>
-          <w:lang w:val="en-US"/>
-        </w:rPr>
-        <w:t>trình CEO/HĐQT xem xét phê duyệt.</w:t>
+        <w:t>Bước 6 (Báo cáo &amp; Quyết toán): Định kỳ hàng tháng, Kế toán lập báo cáo tài chính đối</w:t>
+      </w:r>
+      <w:r>
+        <w:rPr>
+          <w:lang w:val="en-US"/>
+        </w:rPr>
+        <w:t xml:space="preserve"> </w:t>
+      </w:r>
+      <w:r>
+        <w:rPr>
+          <w:lang w:val="en-US"/>
+        </w:rPr>
+        <w:t>chiếu chi phí thực tế so với ngân sách và trình Ban Giám đốc.</w:t>
+      </w:r>
+    </w:p>
+    <w:p>
+      <w:pPr>
+        <w:pStyle w:val="Heading4"/>
+        <w:rPr>
+          <w:lang w:val="en-US"/>
+        </w:rPr>
+      </w:pPr>
+      <w:r>
+        <w:rPr>
+          <w:lang w:val="en-US"/>
+        </w:rPr>
+        <w:t>Đối tượng khách hàng</w:t>
       </w:r>
     </w:p>
     <w:p>
@@ -4018,150 +7360,58 @@
         <w:rPr>
           <w:lang w:val="en-US"/>
         </w:rPr>
-        <w:t>Bước 4 (Phân bổ ngân sách): Kế toán thiết lập hạn mức ngân sách cho từng phòng</w:t>
-      </w:r>
-      <w:r>
-        <w:rPr>
-          <w:lang w:val="en-US"/>
-        </w:rPr>
-        <w:t xml:space="preserve"> </w:t>
-      </w:r>
-      <w:r>
-        <w:rPr>
-          <w:lang w:val="en-US"/>
-        </w:rPr>
-        <w:t>ban và từng cửa hàng trên hệ thống phần mềm ERP.</w:t>
+        <w:t>Ban Giám đốc &amp; Cổ đông Tập đoàn</w:t>
+      </w:r>
+      <w:r>
+        <w:rPr>
+          <w:lang w:val="en-US"/>
+        </w:rPr>
+        <w:t xml:space="preserve"> </w:t>
+      </w:r>
+      <w:r>
+        <w:rPr>
+          <w:lang w:val="en-US"/>
+        </w:rPr>
+        <w:t>Masan (Khách hàng Nội bộ) - Nhận nguồn lực ngân sách tối ưu, kiểm soát dòng tiền</w:t>
+      </w:r>
+      <w:r>
+        <w:rPr>
+          <w:lang w:val="en-US"/>
+        </w:rPr>
+        <w:t xml:space="preserve"> </w:t>
+      </w:r>
+      <w:r>
+        <w:t>vận hành và báo cáo tài chính minh bạch.</w:t>
+      </w:r>
+    </w:p>
+    <w:p>
+      <w:pPr>
+        <w:pStyle w:val="Heading4"/>
+        <w:rPr>
+          <w:lang w:val="en-US"/>
+        </w:rPr>
+      </w:pPr>
+      <w:r>
+        <w:t>Kết quả có thể xảy ra của quy trình</w:t>
       </w:r>
     </w:p>
     <w:p>
       <w:pPr>
         <w:pStyle w:val="LBody"/>
-        <w:rPr>
-          <w:lang w:val="en-US"/>
-        </w:rPr>
-      </w:pPr>
-      <w:r>
-        <w:rPr>
-          <w:lang w:val="en-US"/>
-        </w:rPr>
-        <w:t>Bước 5 (Kiểm soát chi tiêu): Mọi khoản chi mua nguyên liệu, máy móc, marketing tại</w:t>
-      </w:r>
-      <w:r>
-        <w:rPr>
-          <w:lang w:val="en-US"/>
-        </w:rPr>
-        <w:t xml:space="preserve"> </w:t>
-      </w:r>
-      <w:r>
-        <w:rPr>
-          <w:lang w:val="en-US"/>
-        </w:rPr>
-        <w:t>cửa hàng đều được kiểm soát tự động theo hạn mức ERP.</w:t>
+      </w:pPr>
+      <w:r>
+        <w:t>Trường hợp thành công: Ngân sách phân bổ hợp lý, chi phí vận hành nằm trong hạn</w:t>
+      </w:r>
+      <w:r>
+        <w:t xml:space="preserve"> </w:t>
+      </w:r>
+      <w:r>
+        <w:t>mức phê duyệt, tối ưu chỉ số lợi nhuận EBITDA.</w:t>
       </w:r>
     </w:p>
     <w:p>
       <w:pPr>
         <w:pStyle w:val="LBody"/>
-        <w:rPr>
-          <w:lang w:val="en-US"/>
-        </w:rPr>
-      </w:pPr>
-      <w:r>
-        <w:rPr>
-          <w:lang w:val="en-US"/>
-        </w:rPr>
-        <w:t>Bước 6 (Báo cáo &amp; Quyết toán): Định kỳ hàng tháng, Kế toán lập báo cáo tài chính đối</w:t>
-      </w:r>
-      <w:r>
-        <w:rPr>
-          <w:lang w:val="en-US"/>
-        </w:rPr>
-        <w:t xml:space="preserve"> </w:t>
-      </w:r>
-      <w:r>
-        <w:rPr>
-          <w:lang w:val="en-US"/>
-        </w:rPr>
-        <w:t>chiếu chi phí thực tế so với ngân sách và trình Ban Giám đốc.</w:t>
-      </w:r>
-    </w:p>
-    <w:p>
-      <w:pPr>
-        <w:pStyle w:val="Heading4"/>
-        <w:rPr>
-          <w:lang w:val="en-US"/>
-        </w:rPr>
-      </w:pPr>
-      <w:r>
-        <w:rPr>
-          <w:lang w:val="en-US"/>
-        </w:rPr>
-        <w:t>Đối tượng khách hàng</w:t>
-      </w:r>
-    </w:p>
-    <w:p>
-      <w:pPr>
-        <w:pStyle w:val="LBody"/>
-        <w:rPr>
-          <w:lang w:val="en-US"/>
-        </w:rPr>
-      </w:pPr>
-      <w:r>
-        <w:rPr>
-          <w:lang w:val="en-US"/>
-        </w:rPr>
-        <w:t>Ban Giám đốc &amp; Cổ đông Tập đoàn</w:t>
-      </w:r>
-      <w:r>
-        <w:rPr>
-          <w:lang w:val="en-US"/>
-        </w:rPr>
-        <w:t xml:space="preserve"> </w:t>
-      </w:r>
-      <w:r>
-        <w:rPr>
-          <w:lang w:val="en-US"/>
-        </w:rPr>
-        <w:t>Masan (Khách hàng Nội bộ) - Nhận nguồn lực ngân sách tối ưu, kiểm soát dòng tiền</w:t>
-      </w:r>
-      <w:r>
-        <w:rPr>
-          <w:lang w:val="en-US"/>
-        </w:rPr>
-        <w:t xml:space="preserve"> </w:t>
-      </w:r>
-      <w:r>
-        <w:t>vận hành và báo cáo tài chính minh bạch.</w:t>
-      </w:r>
-    </w:p>
-    <w:p>
-      <w:pPr>
-        <w:pStyle w:val="Heading4"/>
-        <w:rPr>
-          <w:lang w:val="en-US"/>
-        </w:rPr>
-      </w:pPr>
-      <w:r>
-        <w:t>Kết quả có thể xảy ra của quy trình</w:t>
-      </w:r>
-    </w:p>
-    <w:p>
-      <w:pPr>
-        <w:pStyle w:val="LBody"/>
-      </w:pPr>
-      <w:r>
-        <w:t>Trường hợp thành công: Ngân sách phân bổ hợp lý, chi phí vận hành nằm trong hạn</w:t>
-      </w:r>
-      <w:r>
-        <w:t xml:space="preserve"> </w:t>
-      </w:r>
-      <w:r>
-        <w:t>mức phê duyệt, tối ưu chỉ số lợi nhuận EBITDA.</w:t>
-      </w:r>
-    </w:p>
-    <w:p>
-      <w:pPr>
-        <w:pStyle w:val="LBody"/>
       </w:pPr>
       <w:r>
         <w:t>Trường hợp thất bại/rủi ro: Vượt hạn mức ngân sách do phát sinh chi phí đột xuất,</w:t>
@@ -4191,7 +7441,7 @@
           <w:lang w:val="en-US"/>
         </w:rPr>
       </w:pPr>
-      <w:bookmarkStart w:id="6" w:name="_Toc236253279"/>
+      <w:bookmarkStart w:id="14" w:name="_Toc236522143"/>
       <w:r>
         <w:rPr>
           <w:lang w:val="en-US"/>
@@ -4199,7 +7449,7 @@
         <w:lastRenderedPageBreak/>
         <w:t>Quy trình cốt lõi</w:t>
       </w:r>
-      <w:bookmarkEnd w:id="6"/>
+      <w:bookmarkEnd w:id="14"/>
       <w:r>
         <w:rPr>
           <w:lang w:val="en-US"/>
@@ -4214,9 +7464,11 @@
           <w:lang w:val="en-US"/>
         </w:rPr>
       </w:pPr>
+      <w:bookmarkStart w:id="15" w:name="_Toc236522144"/>
       <w:r>
         <w:t>Quy trình Pha chế và phục vụ đồ uống</w:t>
       </w:r>
+      <w:bookmarkEnd w:id="15"/>
       <w:r>
         <w:t xml:space="preserve"> </w:t>
       </w:r>
@@ -4672,12 +7924,14 @@
           <w:lang w:val="en-US"/>
         </w:rPr>
       </w:pPr>
+      <w:bookmarkStart w:id="16" w:name="_Toc236522145"/>
       <w:r>
         <w:rPr>
           <w:lang w:val="en-US"/>
         </w:rPr>
         <w:t>Quy trình Vận hành chuỗi cửa hàng</w:t>
       </w:r>
+      <w:bookmarkEnd w:id="16"/>
     </w:p>
     <w:p>
       <w:pPr>
@@ -5112,12 +8366,14 @@
           <w:lang w:val="en-US"/>
         </w:rPr>
       </w:pPr>
-      <w:r>
-        <w:rPr>
-          <w:lang w:val="en-US"/>
-        </w:rPr>
-        <w:t>Quy trình Chăm sóc Khách hàng &amp; Quản lý Phản hồi</w:t>
-      </w:r>
+      <w:bookmarkStart w:id="17" w:name="_Toc236522146"/>
+      <w:r>
+        <w:rPr>
+          <w:lang w:val="en-US"/>
+        </w:rPr>
+        <w:t>Quy trình Chăm sóc khách hàng và Quản lý phản hồi</w:t>
+      </w:r>
+      <w:bookmarkEnd w:id="17"/>
     </w:p>
     <w:p>
       <w:pPr>
@@ -5149,6 +8405,1732 @@
       <w:pPr>
         <w:pStyle w:val="LGachDauDong"/>
       </w:pPr>
+      <w:r>
+        <w:t xml:space="preserve">Khách hàng; </w:t>
+      </w:r>
+    </w:p>
+    <w:p>
+      <w:pPr>
+        <w:pStyle w:val="LGachDauDong"/>
+      </w:pPr>
+      <w:r>
+        <w:lastRenderedPageBreak/>
+        <w:t xml:space="preserve">Bộ phận CSKH Trung tâm; </w:t>
+      </w:r>
+    </w:p>
+    <w:p>
+      <w:pPr>
+        <w:pStyle w:val="LGachDauDong"/>
+      </w:pPr>
+      <w:r>
+        <w:t>Quản</w:t>
+      </w:r>
+      <w:r>
+        <w:t xml:space="preserve"> </w:t>
+      </w:r>
+      <w:r>
+        <w:t xml:space="preserve">lý Cửa hàng (SM); </w:t>
+      </w:r>
+    </w:p>
+    <w:p>
+      <w:pPr>
+        <w:pStyle w:val="LGachDauDong"/>
+      </w:pPr>
+      <w:r>
+        <w:t>Bộ phận Marketing/CRM.</w:t>
+      </w:r>
+    </w:p>
+    <w:p>
+      <w:pPr>
+        <w:pStyle w:val="Heading4"/>
+        <w:rPr>
+          <w:lang w:val="en-US"/>
+        </w:rPr>
+      </w:pPr>
+      <w:r>
+        <w:t>Mô tả quy trình</w:t>
+      </w:r>
+    </w:p>
+    <w:p>
+      <w:pPr>
+        <w:pStyle w:val="LBody"/>
+      </w:pPr>
+      <w:r>
+        <w:t>Bước 1 (Tiếp nhận): Tiếp nhận phản hồi/khiếu nại từ khách hàng qua Hotline</w:t>
+      </w:r>
+      <w:r>
+        <w:t xml:space="preserve"> </w:t>
+      </w:r>
+      <w:r>
+        <w:rPr>
+          <w:lang w:val="en-US"/>
+        </w:rPr>
+        <w:t>1800.6928, Zalo Mini App, Fanpage hoặc trực tiếp tại quầy.</w:t>
+      </w:r>
+    </w:p>
+    <w:p>
+      <w:pPr>
+        <w:pStyle w:val="LBody"/>
+        <w:rPr>
+          <w:lang w:val="en-US"/>
+        </w:rPr>
+      </w:pPr>
+      <w:r>
+        <w:rPr>
+          <w:lang w:val="en-US"/>
+        </w:rPr>
+        <w:t>Bước 2 (Xác minh &amp; Phân loại): CSKH xác minh thông tin giao dịch trên hệ thống</w:t>
+      </w:r>
+      <w:r>
+        <w:rPr>
+          <w:lang w:val="en-US"/>
+        </w:rPr>
+        <w:t xml:space="preserve"> </w:t>
+      </w:r>
+      <w:r>
+        <w:rPr>
+          <w:lang w:val="en-US"/>
+        </w:rPr>
+        <w:t>CRM, phân loại khiếu nại (về thái độ phục vụ, sản phẩm sai vị, hoặc lỗi thanh toán).</w:t>
+      </w:r>
+    </w:p>
+    <w:p>
+      <w:pPr>
+        <w:pStyle w:val="LBody"/>
+        <w:rPr>
+          <w:lang w:val="en-US"/>
+        </w:rPr>
+      </w:pPr>
+      <w:r>
+        <w:rPr>
+          <w:lang w:val="en-US"/>
+        </w:rPr>
+        <w:t>Bước 3 (Chuyển xử lý): CSKH tạo ticket phản hồi và chuyển cho SM cửa hàng liên</w:t>
+      </w:r>
+      <w:r>
+        <w:rPr>
+          <w:lang w:val="en-US"/>
+        </w:rPr>
+        <w:t xml:space="preserve"> </w:t>
+      </w:r>
+      <w:r>
+        <w:rPr>
+          <w:lang w:val="en-US"/>
+        </w:rPr>
+        <w:t>quan kiểm tra camera/lịch sử ca bán trong 2 giờ.</w:t>
+      </w:r>
+    </w:p>
+    <w:p>
+      <w:pPr>
+        <w:pStyle w:val="LBody"/>
+        <w:rPr>
+          <w:lang w:val="en-US"/>
+        </w:rPr>
+      </w:pPr>
+      <w:r>
+        <w:rPr>
+          <w:lang w:val="en-US"/>
+        </w:rPr>
+        <w:t>Bước 4 (Đề xuất giải pháp): SM đề xuất phương án giải quyết: Đổi trả ly nước mới, gửi</w:t>
+      </w:r>
+      <w:r>
+        <w:rPr>
+          <w:lang w:val="en-US"/>
+        </w:rPr>
+        <w:t xml:space="preserve"> </w:t>
+      </w:r>
+      <w:r>
+        <w:rPr>
+          <w:lang w:val="en-US"/>
+        </w:rPr>
+        <w:t>lời xin lỗi và phát hành Voucher đền bù trên Phúc Long Rewards.Bước 5 (Trao đổi với khách): CSKH liên hệ trực tiếp phản hồi giải pháp với khách hàng.</w:t>
+      </w:r>
+      <w:r>
+        <w:rPr>
+          <w:lang w:val="en-US"/>
+        </w:rPr>
+        <w:t xml:space="preserve"> </w:t>
+      </w:r>
+      <w:r>
+        <w:rPr>
+          <w:lang w:val="en-US"/>
+        </w:rPr>
+        <w:t>Nếu khách chưa hài lòng -&gt; SM điều chỉnh phương án.</w:t>
+      </w:r>
+    </w:p>
+    <w:p>
+      <w:pPr>
+        <w:pStyle w:val="LBody"/>
+        <w:rPr>
+          <w:lang w:val="en-US"/>
+        </w:rPr>
+      </w:pPr>
+      <w:r>
+        <w:rPr>
+          <w:lang w:val="en-US"/>
+        </w:rPr>
+        <w:t>Bước 6 (Đóng ticket &amp; Đánh giá): Khi khách hàng đồng ý, CSKH đóng ticket khiếu nại</w:t>
+      </w:r>
+      <w:r>
+        <w:rPr>
+          <w:lang w:val="en-US"/>
+        </w:rPr>
+        <w:t xml:space="preserve"> </w:t>
+      </w:r>
+      <w:r>
+        <w:rPr>
+          <w:lang w:val="en-US"/>
+        </w:rPr>
+        <w:t>và gửi khảo sát đánh giá chất lượng dịch vụ 1-5 sao.</w:t>
+      </w:r>
+    </w:p>
+    <w:p>
+      <w:pPr>
+        <w:pStyle w:val="Heading4"/>
+        <w:rPr>
+          <w:lang w:val="en-US"/>
+        </w:rPr>
+      </w:pPr>
+      <w:r>
+        <w:rPr>
+          <w:lang w:val="en-US"/>
+        </w:rPr>
+        <w:t>Đối tượng khách hàng</w:t>
+      </w:r>
+    </w:p>
+    <w:p>
+      <w:pPr>
+        <w:pStyle w:val="LBody"/>
+        <w:rPr>
+          <w:lang w:val="en-US"/>
+        </w:rPr>
+      </w:pPr>
+      <w:r>
+        <w:rPr>
+          <w:lang w:val="en-US"/>
+        </w:rPr>
+        <w:t>Khách hàng thành viên Phúc Long</w:t>
+      </w:r>
+      <w:r>
+        <w:rPr>
+          <w:lang w:val="en-US"/>
+        </w:rPr>
+        <w:t xml:space="preserve"> </w:t>
+      </w:r>
+      <w:r>
+        <w:rPr>
+          <w:lang w:val="en-US"/>
+        </w:rPr>
+        <w:t>Rewards (Khách hàng Bên ngoài) - Được giải quyết khiếu nại thỏa đáng, bảo vệ quyền</w:t>
+      </w:r>
+      <w:r>
+        <w:rPr>
+          <w:lang w:val="en-US"/>
+        </w:rPr>
+        <w:t xml:space="preserve"> </w:t>
+      </w:r>
+      <w:r>
+        <w:rPr>
+          <w:lang w:val="en-US"/>
+        </w:rPr>
+        <w:t>lợi và nhận ưu đãi cá nhân hóa.</w:t>
+      </w:r>
+    </w:p>
+    <w:p>
+      <w:pPr>
+        <w:pStyle w:val="Heading4"/>
+        <w:rPr>
+          <w:lang w:val="en-US"/>
+        </w:rPr>
+      </w:pPr>
+      <w:r>
+        <w:t>Kết quả có thể xảy ra của quy trình</w:t>
+      </w:r>
+    </w:p>
+    <w:p>
+      <w:pPr>
+        <w:pStyle w:val="LBody"/>
+      </w:pPr>
+      <w:r>
+        <w:t>Trường hợp thành công: Khiếu nại được xử lý êm đẹp trong 24 giờ, khách hàng hài</w:t>
+      </w:r>
+      <w:r>
+        <w:t xml:space="preserve"> </w:t>
+      </w:r>
+      <w:r>
+        <w:t>lòng đánh giá 5 sao và tiếp tục quay lại sử dụng dịch vụ.</w:t>
+      </w:r>
+    </w:p>
+    <w:p>
+      <w:pPr>
+        <w:pStyle w:val="LBody"/>
+      </w:pPr>
+      <w:r>
+        <w:t>Trường hợp thất bại/rủi ro: Xử lý trễ hạn hoặc thái độ không thỏa đáng khiến khách</w:t>
+      </w:r>
+      <w:r>
+        <w:t xml:space="preserve"> </w:t>
+      </w:r>
+      <w:r>
+        <w:t>hàng bức xúc đăng bài tiêu cực lên mạng xã hội.</w:t>
+      </w:r>
+    </w:p>
+    <w:p>
+      <w:pPr>
+        <w:pStyle w:val="Heading3"/>
+        <w:rPr>
+          <w:lang w:val="en-US"/>
+        </w:rPr>
+      </w:pPr>
+      <w:bookmarkStart w:id="18" w:name="_Toc236522147"/>
+      <w:r>
+        <w:lastRenderedPageBreak/>
+        <w:t>Quy trình Quản lý đơn hàng và giao hàng đa kênh</w:t>
+      </w:r>
+      <w:bookmarkEnd w:id="18"/>
+    </w:p>
+    <w:p>
+      <w:pPr>
+        <w:pStyle w:val="Heading4"/>
+        <w:rPr>
+          <w:lang w:val="en-US"/>
+        </w:rPr>
+      </w:pPr>
+      <w:r>
+        <w:t>Tác nhân tham</w:t>
+      </w:r>
+      <w:r>
+        <w:rPr>
+          <w:lang w:val="en-US"/>
+        </w:rPr>
+        <w:t xml:space="preserve"> gia</w:t>
+      </w:r>
+      <w:r>
+        <w:t xml:space="preserve"> </w:t>
+      </w:r>
+      <w:r>
+        <w:rPr>
+          <w:lang w:val="en-US"/>
+        </w:rPr>
+        <w:t>quy trình</w:t>
+      </w:r>
+    </w:p>
+    <w:p>
+      <w:pPr>
+        <w:pStyle w:val="LGachDauDong"/>
+      </w:pPr>
+      <w:r>
+        <w:t xml:space="preserve">Khách hàng; </w:t>
+      </w:r>
+    </w:p>
+    <w:p>
+      <w:pPr>
+        <w:pStyle w:val="LGachDauDong"/>
+        <w:rPr>
+          <w:highlight w:val="yellow"/>
+        </w:rPr>
+      </w:pPr>
+      <w:r>
+        <w:rPr>
+          <w:highlight w:val="yellow"/>
+        </w:rPr>
+        <w:t>Phần mềm Omnichannel/POS;</w:t>
+      </w:r>
+    </w:p>
+    <w:p>
+      <w:pPr>
+        <w:pStyle w:val="LGachDauDong"/>
+      </w:pPr>
+      <w:r>
+        <w:t xml:space="preserve">Thu ngân; </w:t>
+      </w:r>
+    </w:p>
+    <w:p>
+      <w:pPr>
+        <w:pStyle w:val="LGachDauDong"/>
+        <w:rPr>
+          <w:highlight w:val="yellow"/>
+        </w:rPr>
+      </w:pPr>
+      <w:r>
+        <w:rPr>
+          <w:highlight w:val="yellow"/>
+        </w:rPr>
+        <w:t xml:space="preserve">Barista; </w:t>
+      </w:r>
+    </w:p>
+    <w:p>
+      <w:pPr>
+        <w:pStyle w:val="LGachDauDong"/>
+      </w:pPr>
+      <w:r>
+        <w:t>Tài xế Giao hàng (GrabFood/ShopeeFood/Baemin).</w:t>
+      </w:r>
+    </w:p>
+    <w:p>
+      <w:pPr>
+        <w:pStyle w:val="Heading4"/>
+        <w:rPr>
+          <w:lang w:val="en-US"/>
+        </w:rPr>
+      </w:pPr>
+      <w:r>
+        <w:t>Mô tả quy trình</w:t>
+      </w:r>
+    </w:p>
+    <w:p>
+      <w:pPr>
+        <w:pStyle w:val="LBody"/>
+      </w:pPr>
+      <w:r>
+        <w:t>Bước 1 (Đặt hàng): Khách hàng đặt mua đồ uống qua Website, App Phúc Long hoặc</w:t>
+      </w:r>
+      <w:r>
+        <w:t xml:space="preserve"> </w:t>
+      </w:r>
+      <w:r>
+        <w:t>ứng dụng giao hàng thứ 3.</w:t>
+      </w:r>
+    </w:p>
+    <w:p>
+      <w:pPr>
+        <w:pStyle w:val="LBody"/>
+        <w:rPr>
+          <w:lang w:val="en-US"/>
+        </w:rPr>
+      </w:pPr>
+      <w:r>
+        <w:rPr>
+          <w:lang w:val="en-US"/>
+        </w:rPr>
+        <w:t>Bước 2 (Định tuyến đơn): Hệ thống Omnichannel tự động kiểm tra tồn kho và chuyển</w:t>
+      </w:r>
+      <w:r>
+        <w:rPr>
+          <w:lang w:val="en-US"/>
+        </w:rPr>
+        <w:t xml:space="preserve"> </w:t>
+      </w:r>
+      <w:r>
+        <w:rPr>
+          <w:lang w:val="en-US"/>
+        </w:rPr>
+        <w:t>đơn về máy POS của cửa hàng gần địa chỉ khách nhất.</w:t>
+      </w:r>
+    </w:p>
+    <w:p>
+      <w:pPr>
+        <w:pStyle w:val="LBody"/>
+        <w:rPr>
+          <w:lang w:val="en-US"/>
+        </w:rPr>
+      </w:pPr>
+      <w:r>
+        <w:rPr>
+          <w:lang w:val="en-US"/>
+        </w:rPr>
+        <w:t>Bước 3 (Duyệt đơn &amp; In ticket): Thu ngân duyệt đơn, máy POS tự động in tem nhãn</w:t>
+      </w:r>
+      <w:r>
+        <w:rPr>
+          <w:lang w:val="en-US"/>
+        </w:rPr>
+        <w:t xml:space="preserve"> </w:t>
+      </w:r>
+      <w:r>
+        <w:rPr>
+          <w:lang w:val="en-US"/>
+        </w:rPr>
+        <w:t>dán ly và lệnh chế biến sang quầy Barista.</w:t>
+      </w:r>
+    </w:p>
+    <w:p>
+      <w:pPr>
+        <w:pStyle w:val="LBody"/>
+        <w:rPr>
+          <w:lang w:val="en-US"/>
+        </w:rPr>
+      </w:pPr>
+      <w:r>
+        <w:rPr>
+          <w:lang w:val="en-US"/>
+        </w:rPr>
+        <w:t>Bước 4 (Pha chế &amp; Đóng gói): Barista pha chế đồ uống theo chuẩn công thức, đóng</w:t>
+      </w:r>
+      <w:r>
+        <w:rPr>
+          <w:lang w:val="en-US"/>
+        </w:rPr>
+        <w:t xml:space="preserve"> </w:t>
+      </w:r>
+      <w:r>
+        <w:rPr>
+          <w:lang w:val="en-US"/>
+        </w:rPr>
+        <w:t>nắp và dán tem niêm phong chống rò rỉ.</w:t>
+      </w:r>
+    </w:p>
+    <w:p>
+      <w:pPr>
+        <w:pStyle w:val="LBody"/>
+        <w:rPr>
+          <w:lang w:val="en-US"/>
+        </w:rPr>
+      </w:pPr>
+      <w:r>
+        <w:rPr>
+          <w:lang w:val="en-US"/>
+        </w:rPr>
+        <w:t>Bước 5 (Bàn giao tài xế): Bàn giao túi đồ uống đã đóng gói cho tài xế giao hàng đã</w:t>
+      </w:r>
+      <w:r>
+        <w:rPr>
+          <w:lang w:val="en-US"/>
+        </w:rPr>
+        <w:t xml:space="preserve"> t</w:t>
+      </w:r>
+      <w:r>
+        <w:rPr>
+          <w:lang w:val="en-US"/>
+        </w:rPr>
+        <w:t>ới quầy chờ.</w:t>
+      </w:r>
+    </w:p>
+    <w:p>
+      <w:pPr>
+        <w:pStyle w:val="LBody"/>
+        <w:rPr>
+          <w:lang w:val="en-US"/>
+        </w:rPr>
+      </w:pPr>
+      <w:r>
+        <w:rPr>
+          <w:lang w:val="en-US"/>
+        </w:rPr>
+        <w:t>Bước 6 (Giao hàng &amp; Xác nhận): Tài xế vận chuyển đồ uống đến tay khách hàng, thu</w:t>
+      </w:r>
+      <w:r>
+        <w:rPr>
+          <w:lang w:val="en-US"/>
+        </w:rPr>
+        <w:t xml:space="preserve"> </w:t>
+      </w:r>
+      <w:r>
+        <w:rPr>
+          <w:lang w:val="en-US"/>
+        </w:rPr>
+        <w:t>tiền (nếu COD) và xác nhận đơn hoàn thành trên hệ thống.</w:t>
+      </w:r>
+    </w:p>
+    <w:p>
+      <w:pPr>
+        <w:pStyle w:val="Heading4"/>
+        <w:rPr>
+          <w:lang w:val="en-US"/>
+        </w:rPr>
+      </w:pPr>
+      <w:r>
+        <w:rPr>
+          <w:lang w:val="en-US"/>
+        </w:rPr>
+        <w:t>Đối tượng khách hàng</w:t>
+      </w:r>
+    </w:p>
+    <w:p>
+      <w:pPr>
+        <w:pStyle w:val="LBody"/>
+      </w:pPr>
+      <w:r>
+        <w:t>Khách hàng đặt mua qua App di</w:t>
+      </w:r>
+      <w:r>
+        <w:t xml:space="preserve"> </w:t>
+      </w:r>
+      <w:r>
+        <w:t>động &amp; App thứ 3 (Khách hàng Bên ngoài) - Nhận đồ uống đúng món, giao tận nơi</w:t>
+      </w:r>
+      <w:r>
+        <w:t xml:space="preserve"> </w:t>
+      </w:r>
+      <w:r>
+        <w:t>nhanh chóng, bảo quản chống đổ vỡ.</w:t>
+      </w:r>
+    </w:p>
+    <w:p>
+      <w:pPr>
+        <w:pStyle w:val="Heading4"/>
+        <w:rPr>
+          <w:lang w:val="en-US"/>
+        </w:rPr>
+      </w:pPr>
+      <w:r>
+        <w:lastRenderedPageBreak/>
+        <w:t>Kết quả có thể xảy ra của quy trình</w:t>
+      </w:r>
+    </w:p>
+    <w:p>
+      <w:pPr>
+        <w:pStyle w:val="LBody"/>
+      </w:pPr>
+      <w:r>
+        <w:t>Trường hợp thành công: Đơn hàng được giao đúng món, nguyên vẹn, thời gian gia</w:t>
+      </w:r>
+      <w:r>
+        <w:t xml:space="preserve"> </w:t>
+      </w:r>
+      <w:r>
+        <w:rPr>
+          <w:lang w:val="en-US"/>
+        </w:rPr>
+        <w:t>&lt; 30 phút.</w:t>
+      </w:r>
+    </w:p>
+    <w:p>
+      <w:pPr>
+        <w:pStyle w:val="LBody"/>
+      </w:pPr>
+      <w:r>
+        <w:t>Trường hợp thất bại/rủi ro: Đơn hàng bị hủy do hết nguyên liệu đột xuất hoặc tài xế</w:t>
+      </w:r>
+      <w:r>
+        <w:t xml:space="preserve"> </w:t>
+      </w:r>
+      <w:r>
+        <w:t>làm đổ tràn đồ uống trên đường giao.</w:t>
+      </w:r>
+    </w:p>
+    <w:p>
+      <w:pPr>
+        <w:spacing w:before="0" w:after="200" w:line="276" w:lineRule="auto"/>
+        <w:rPr>
+          <w:lang w:val="en-US"/>
+        </w:rPr>
+      </w:pPr>
+      <w:r>
+        <w:rPr>
+          <w:lang w:val="en-US"/>
+        </w:rPr>
+        <w:br w:type="page"/>
+      </w:r>
+    </w:p>
+    <w:p>
+      <w:pPr>
+        <w:pStyle w:val="Heading2"/>
+        <w:rPr>
+          <w:lang w:val="en-US"/>
+        </w:rPr>
+      </w:pPr>
+      <w:bookmarkStart w:id="19" w:name="_Toc236522148"/>
+      <w:r>
+        <w:rPr>
+          <w:lang w:val="en-US"/>
+        </w:rPr>
+        <w:lastRenderedPageBreak/>
+        <w:t>Quy trình hỗ trợ</w:t>
+      </w:r>
+      <w:bookmarkEnd w:id="19"/>
+    </w:p>
+    <w:p>
+      <w:pPr>
+        <w:pStyle w:val="Heading3"/>
+        <w:rPr>
+          <w:lang w:val="en-US"/>
+        </w:rPr>
+      </w:pPr>
+      <w:bookmarkStart w:id="20" w:name="_Toc236522149"/>
+      <w:r>
+        <w:t>Quy trình Tuyển dụng và đào tạo nhân sự</w:t>
+      </w:r>
+      <w:bookmarkEnd w:id="20"/>
+    </w:p>
+    <w:p>
+      <w:pPr>
+        <w:pStyle w:val="Heading4"/>
+        <w:rPr>
+          <w:lang w:val="en-US"/>
+        </w:rPr>
+      </w:pPr>
+      <w:r>
+        <w:t>Tác nhân tham</w:t>
+      </w:r>
+      <w:r>
+        <w:rPr>
+          <w:lang w:val="en-US"/>
+        </w:rPr>
+        <w:t xml:space="preserve"> gia</w:t>
+      </w:r>
+      <w:r>
+        <w:t xml:space="preserve"> </w:t>
+      </w:r>
+      <w:r>
+        <w:rPr>
+          <w:lang w:val="en-US"/>
+        </w:rPr>
+        <w:t>quy trình</w:t>
+      </w:r>
+    </w:p>
+    <w:p>
+      <w:pPr>
+        <w:pStyle w:val="LGachDauDong"/>
+      </w:pPr>
+      <w:r>
+        <w:t xml:space="preserve">Quản lý Cửa hàng &amp; AM; </w:t>
+      </w:r>
+    </w:p>
+    <w:p>
+      <w:pPr>
+        <w:pStyle w:val="LGachDauDong"/>
+      </w:pPr>
+      <w:r>
+        <w:t>Bộ phận Nhân sự</w:t>
+      </w:r>
+      <w:r>
+        <w:t xml:space="preserve"> </w:t>
+      </w:r>
+      <w:r>
+        <w:t xml:space="preserve">(HR); </w:t>
+      </w:r>
+    </w:p>
+    <w:p>
+      <w:pPr>
+        <w:pStyle w:val="LGachDauDong"/>
+      </w:pPr>
+      <w:r>
+        <w:t xml:space="preserve">Bộ phận Đào tạo (Training); </w:t>
+      </w:r>
+    </w:p>
+    <w:p>
+      <w:pPr>
+        <w:pStyle w:val="LGachDauDong"/>
+      </w:pPr>
+      <w:r>
+        <w:t>Nhân viên mới (Trainee).</w:t>
+      </w:r>
+    </w:p>
+    <w:p>
+      <w:pPr>
+        <w:pStyle w:val="Heading4"/>
+        <w:rPr>
+          <w:lang w:val="en-US"/>
+        </w:rPr>
+      </w:pPr>
+      <w:r>
+        <w:t>Mô tả quy trình</w:t>
+      </w:r>
+    </w:p>
+    <w:p>
+      <w:pPr>
+        <w:pStyle w:val="LBody"/>
+        <w:rPr>
+          <w:lang w:val="en-US"/>
+        </w:rPr>
+      </w:pPr>
+      <w:r>
+        <w:rPr>
+          <w:lang w:val="en-US"/>
+        </w:rPr>
+        <w:t>Bước 1 (Đề xuất): SM phát sinh nhu cầu nhân sự, lập đề xuất bổ sung định biên trên</w:t>
+      </w:r>
+      <w:r>
+        <w:rPr>
+          <w:lang w:val="en-US"/>
+        </w:rPr>
+        <w:t xml:space="preserve"> </w:t>
+      </w:r>
+      <w:r>
+        <w:rPr>
+          <w:lang w:val="en-US"/>
+        </w:rPr>
+        <w:t>hệ thống HRIS ( DS_HR ).</w:t>
+      </w:r>
+    </w:p>
+    <w:p>
+      <w:pPr>
+        <w:pStyle w:val="LBody"/>
+        <w:rPr>
+          <w:lang w:val="en-US"/>
+        </w:rPr>
+      </w:pPr>
+      <w:r>
+        <w:rPr>
+          <w:lang w:val="en-US"/>
+        </w:rPr>
+        <w:t>Bước 2 (Đăng tin): HR phê duyệt đề xuất, đăng tin tuyển dụng song song trên TopCV</w:t>
+      </w:r>
+      <w:r>
+        <w:rPr>
+          <w:lang w:val="en-US"/>
+        </w:rPr>
+        <w:t xml:space="preserve"> </w:t>
+      </w:r>
+      <w:r>
+        <w:rPr>
+          <w:lang w:val="en-US"/>
+        </w:rPr>
+        <w:t>và dán thông báo tại điểm bán.</w:t>
+      </w:r>
+    </w:p>
+    <w:p>
+      <w:pPr>
+        <w:pStyle w:val="LBody"/>
+        <w:rPr>
+          <w:lang w:val="en-US"/>
+        </w:rPr>
+      </w:pPr>
+      <w:r>
+        <w:rPr>
+          <w:lang w:val="en-US"/>
+        </w:rPr>
+        <w:t>Bước 3 (Sàng lọc &amp; Phỏng vấn V1): HR tiếp nhận CV, sàng lọc hồ sơ và tổ chức phỏng</w:t>
+      </w:r>
+      <w:r>
+        <w:rPr>
+          <w:lang w:val="en-US"/>
+        </w:rPr>
+        <w:t xml:space="preserve"> </w:t>
+      </w:r>
+      <w:r>
+        <w:rPr>
+          <w:lang w:val="en-US"/>
+        </w:rPr>
+        <w:t>vấn Vòng 1. Trượt -&gt; Gửi mail từ chối tự động.</w:t>
+      </w:r>
+    </w:p>
+    <w:p>
+      <w:pPr>
+        <w:pStyle w:val="LBody"/>
+        <w:rPr>
+          <w:lang w:val="en-US"/>
+        </w:rPr>
+      </w:pPr>
+      <w:r>
+        <w:rPr>
+          <w:lang w:val="en-US"/>
+        </w:rPr>
+        <w:t>Bước 4 (Phỏng vấn V2): Ứng viên đạt V1 tham gia phỏng vấn Vòng 2 với AM và SM</w:t>
+      </w:r>
+      <w:r>
+        <w:rPr>
+          <w:lang w:val="en-US"/>
+        </w:rPr>
+        <w:t xml:space="preserve"> </w:t>
+      </w:r>
+      <w:r>
+        <w:rPr>
+          <w:lang w:val="en-US"/>
+        </w:rPr>
+        <w:t>cửa hàng.</w:t>
+      </w:r>
+    </w:p>
+    <w:p>
+      <w:pPr>
+        <w:pStyle w:val="LBody"/>
+        <w:rPr>
+          <w:lang w:val="en-US"/>
+        </w:rPr>
+      </w:pPr>
+      <w:r>
+        <w:rPr>
+          <w:lang w:val="en-US"/>
+        </w:rPr>
+        <w:t>Bước 5 (Onboarding): Ứng viên trúng tuyển ký HĐ thử việc và tham gia chương trình</w:t>
+      </w:r>
+      <w:r>
+        <w:rPr>
+          <w:lang w:val="en-US"/>
+        </w:rPr>
+        <w:t xml:space="preserve"> </w:t>
+      </w:r>
+      <w:r>
+        <w:rPr>
+          <w:lang w:val="en-US"/>
+        </w:rPr>
+        <w:t>đào tạo Onboarding định hướng văn hóa doanh nghiệp.</w:t>
+      </w:r>
+    </w:p>
+    <w:p>
+      <w:pPr>
+        <w:pStyle w:val="LBody"/>
+        <w:rPr>
+          <w:lang w:val="en-US"/>
+        </w:rPr>
+      </w:pPr>
+      <w:r>
+        <w:rPr>
+          <w:lang w:val="en-US"/>
+        </w:rPr>
+        <w:t>Bước 6 (Đào tạo chuyên môn): Phân luồng đào tạo thực hành song song: Kỹ năng Pha</w:t>
+      </w:r>
+      <w:r>
+        <w:rPr>
+          <w:lang w:val="en-US"/>
+        </w:rPr>
+        <w:t xml:space="preserve"> </w:t>
+      </w:r>
+      <w:r>
+        <w:rPr>
+          <w:lang w:val="en-US"/>
+        </w:rPr>
+        <w:t>chế Barista và Kỹ năng Thu ngân/Dịch vụ khách hàng.</w:t>
+      </w:r>
+    </w:p>
+    <w:p>
+      <w:pPr>
+        <w:pStyle w:val="LBody"/>
+        <w:rPr>
+          <w:lang w:val="en-US"/>
+        </w:rPr>
+      </w:pPr>
+      <w:r>
+        <w:rPr>
+          <w:lang w:val="en-US"/>
+        </w:rPr>
+        <w:t>Bước 7 (Thi sát hạch): Trainee tham gia bài thi sát hạch lý thuyết và thực hành thao</w:t>
+      </w:r>
+      <w:r>
+        <w:rPr>
+          <w:lang w:val="en-US"/>
+        </w:rPr>
+        <w:t xml:space="preserve"> </w:t>
+      </w:r>
+      <w:r>
+        <w:rPr>
+          <w:lang w:val="en-US"/>
+        </w:rPr>
+        <w:t>tác ca bán.</w:t>
+      </w:r>
+    </w:p>
+    <w:p>
+      <w:pPr>
+        <w:pStyle w:val="LBody"/>
+        <w:rPr>
+          <w:lang w:val="en-US"/>
+        </w:rPr>
+      </w:pPr>
+      <w:r>
+        <w:rPr>
+          <w:lang w:val="en-US"/>
+        </w:rPr>
+        <w:t>Bước 8 (Phân công việc): Đạt sát hạch -&gt; Phân lịch làm việc chính thức tại cửa hàng;</w:t>
+      </w:r>
+      <w:r>
+        <w:rPr>
+          <w:lang w:val="en-US"/>
+        </w:rPr>
+        <w:t xml:space="preserve"> </w:t>
+      </w:r>
+      <w:r>
+        <w:rPr>
+          <w:lang w:val="en-US"/>
+        </w:rPr>
+        <w:t>Chưa đạt -&gt; Ôn tập 3 ngày và thi lại.</w:t>
+      </w:r>
+    </w:p>
+    <w:p>
+      <w:pPr>
+        <w:pStyle w:val="Heading4"/>
+        <w:rPr>
+          <w:lang w:val="en-US"/>
+        </w:rPr>
+      </w:pPr>
+      <w:r>
+        <w:rPr>
+          <w:lang w:val="en-US"/>
+        </w:rPr>
+        <w:lastRenderedPageBreak/>
+        <w:t>Đối tượng khách hàng</w:t>
+      </w:r>
+    </w:p>
+    <w:p>
+      <w:pPr>
+        <w:pStyle w:val="LBody"/>
+        <w:rPr>
+          <w:lang w:val="en-US"/>
+        </w:rPr>
+      </w:pPr>
+      <w:r>
+        <w:rPr>
+          <w:lang w:val="en-US"/>
+        </w:rPr>
+        <w:t>Quản lý Cửa hàng (SM) &amp; Khối Vận</w:t>
+      </w:r>
+      <w:r>
+        <w:rPr>
+          <w:lang w:val="en-US"/>
+        </w:rPr>
+        <w:t xml:space="preserve"> </w:t>
+      </w:r>
+      <w:r>
+        <w:rPr>
+          <w:lang w:val="en-US"/>
+        </w:rPr>
+        <w:t>hành (Khách hàng Nội bộ) - Nhận lực lượng nhân sự Barista/Thu ngân đủ số lượng định</w:t>
+      </w:r>
+      <w:r>
+        <w:rPr>
+          <w:lang w:val="en-US"/>
+        </w:rPr>
+        <w:t xml:space="preserve"> </w:t>
+      </w:r>
+      <w:r>
+        <w:rPr>
+          <w:lang w:val="en-US"/>
+        </w:rPr>
+        <w:t>biên, thạo việc và tuân thủ chuẩn SOP.</w:t>
+      </w:r>
+    </w:p>
+    <w:p>
+      <w:pPr>
+        <w:pStyle w:val="Heading4"/>
+        <w:rPr>
+          <w:lang w:val="en-US"/>
+        </w:rPr>
+      </w:pPr>
+      <w:r>
+        <w:t>Kết quả có thể xảy ra của quy trình</w:t>
+      </w:r>
+    </w:p>
+    <w:p>
+      <w:pPr>
+        <w:pStyle w:val="LBody"/>
+      </w:pPr>
+      <w:r>
+        <w:t>Trường hợp thành công: Tuyển đủ nhân sự đúng tiến độ, 100% nhân viên mới đạt bài</w:t>
+      </w:r>
+      <w:r>
+        <w:t xml:space="preserve"> </w:t>
+      </w:r>
+      <w:r>
+        <w:t>sát hạch và sẵn sàng làm ca.</w:t>
+      </w:r>
+    </w:p>
+    <w:p>
+      <w:pPr>
+        <w:pStyle w:val="LBody"/>
+      </w:pPr>
+      <w:r>
+        <w:t>Trường hợp thất bại/rủi ro: Không tuyển đủ định biên hoặc ứng viên trượt bài sát</w:t>
+      </w:r>
+      <w:r>
+        <w:t xml:space="preserve"> </w:t>
+      </w:r>
+      <w:r>
+        <w:t>hạch làm thiếu hụt nhân sự ca bán.</w:t>
+      </w:r>
+    </w:p>
+    <w:p>
+      <w:pPr>
+        <w:pStyle w:val="Heading3"/>
+        <w:rPr>
+          <w:lang w:val="en-US"/>
+        </w:rPr>
+      </w:pPr>
+      <w:bookmarkStart w:id="21" w:name="_Toc236522150"/>
+      <w:r>
+        <w:t>Quy trình Quản lý chuỗi cung ứng và kho vận</w:t>
+      </w:r>
+      <w:bookmarkEnd w:id="21"/>
+    </w:p>
+    <w:p>
+      <w:pPr>
+        <w:pStyle w:val="Heading4"/>
+        <w:rPr>
+          <w:lang w:val="en-US"/>
+        </w:rPr>
+      </w:pPr>
+      <w:r>
+        <w:t>Tác nhân tham</w:t>
+      </w:r>
+      <w:r>
+        <w:rPr>
+          <w:lang w:val="en-US"/>
+        </w:rPr>
+        <w:t xml:space="preserve"> gia</w:t>
+      </w:r>
+      <w:r>
+        <w:t xml:space="preserve"> </w:t>
+      </w:r>
+      <w:r>
+        <w:rPr>
+          <w:lang w:val="en-US"/>
+        </w:rPr>
+        <w:t>quy trình</w:t>
+      </w:r>
+    </w:p>
+    <w:p>
+      <w:pPr>
+        <w:pStyle w:val="LGachDauDong"/>
+      </w:pPr>
+      <w:r>
+        <w:t xml:space="preserve">Vùng Nguyên liệu; </w:t>
+      </w:r>
+    </w:p>
+    <w:p>
+      <w:pPr>
+        <w:pStyle w:val="LGachDauDong"/>
+      </w:pPr>
+      <w:r>
+        <w:t>Nhà máy Sản xuất (Bình</w:t>
+      </w:r>
+      <w:r>
+        <w:t xml:space="preserve"> </w:t>
+      </w:r>
+      <w:r>
+        <w:t xml:space="preserve">Dương); </w:t>
+      </w:r>
+    </w:p>
+    <w:p>
+      <w:pPr>
+        <w:pStyle w:val="LGachDauDong"/>
+      </w:pPr>
+      <w:r>
+        <w:t xml:space="preserve">Bộ phận QC; </w:t>
+      </w:r>
+    </w:p>
+    <w:p>
+      <w:pPr>
+        <w:pStyle w:val="LGachDauDong"/>
+      </w:pPr>
+      <w:r>
+        <w:t xml:space="preserve">Bộ phận Kho vận &amp; Logistics; </w:t>
+      </w:r>
+    </w:p>
+    <w:p>
+      <w:pPr>
+        <w:pStyle w:val="LGachDauDong"/>
+      </w:pPr>
+      <w:r>
+        <w:t>Quản lý Cửa hàng (SM).</w:t>
+      </w:r>
+    </w:p>
+    <w:p>
+      <w:pPr>
+        <w:pStyle w:val="Heading4"/>
+        <w:rPr>
+          <w:lang w:val="en-US"/>
+        </w:rPr>
+      </w:pPr>
+      <w:r>
+        <w:t>Mô tả quy trình</w:t>
+      </w:r>
+    </w:p>
+    <w:p>
+      <w:pPr>
+        <w:pStyle w:val="LBody"/>
+        <w:rPr>
+          <w:lang w:val="en-US"/>
+        </w:rPr>
+      </w:pPr>
+      <w:r>
+        <w:rPr>
+          <w:lang w:val="en-US"/>
+        </w:rPr>
+        <w:t>Bước 1 (Thu hoạch): Thu hoạch lá trà tươi từ đồi chè riêng Bảo Lộc hoặc thu mua từ</w:t>
+      </w:r>
+      <w:r>
+        <w:rPr>
+          <w:lang w:val="en-US"/>
+        </w:rPr>
+        <w:t xml:space="preserve"> </w:t>
+      </w:r>
+      <w:r>
+        <w:rPr>
+          <w:lang w:val="en-US"/>
+        </w:rPr>
+        <w:t>Hợp tác xã liên kết.</w:t>
+      </w:r>
+    </w:p>
+    <w:p>
+      <w:pPr>
+        <w:pStyle w:val="LBody"/>
+        <w:rPr>
+          <w:lang w:val="en-US"/>
+        </w:rPr>
+      </w:pPr>
+      <w:r>
+        <w:rPr>
+          <w:lang w:val="en-US"/>
+        </w:rPr>
+        <w:t>Bước 2 (Sơ chế): Sơ chế diệt men và làm sạch tại chỗ. Kiểm tra đạt -&gt; Đưa vào kho</w:t>
+      </w:r>
+      <w:r>
+        <w:rPr>
+          <w:lang w:val="en-US"/>
+        </w:rPr>
+        <w:t xml:space="preserve"> </w:t>
+      </w:r>
+      <w:r>
+        <w:rPr>
+          <w:lang w:val="en-US"/>
+        </w:rPr>
+        <w:t>mát bảo quản; Không đạt -&gt; Loại bỏ lô lỗi.</w:t>
+      </w:r>
+    </w:p>
+    <w:p>
+      <w:pPr>
+        <w:pStyle w:val="LBody"/>
+        <w:rPr>
+          <w:lang w:val="en-US"/>
+        </w:rPr>
+      </w:pPr>
+      <w:r>
+        <w:rPr>
+          <w:lang w:val="en-US"/>
+        </w:rPr>
+        <w:t>Bước 3 (Chế biến sâu): Vận chuyển về nhà máy Bình Dương chế biến sản phẩm Trà túi</w:t>
+      </w:r>
+      <w:r>
+        <w:rPr>
+          <w:lang w:val="en-US"/>
+        </w:rPr>
+        <w:t xml:space="preserve"> </w:t>
+      </w:r>
+      <w:r>
+        <w:rPr>
+          <w:lang w:val="en-US"/>
+        </w:rPr>
+        <w:t>lọc/hộp hoặc Rang Cà phê Hot-air.</w:t>
+      </w:r>
+    </w:p>
+    <w:p>
+      <w:pPr>
+        <w:pStyle w:val="LBody"/>
+        <w:rPr>
+          <w:lang w:val="en-US"/>
+        </w:rPr>
+      </w:pPr>
+      <w:r>
+        <w:rPr>
+          <w:lang w:val="en-US"/>
+        </w:rPr>
+        <w:t>Bước 4 (Kiểm định QC): Bộ phận QC kiểm định chỉ số vi sinh, hóa lý và cảm quan. Đạt</w:t>
+      </w:r>
+      <w:r>
+        <w:rPr>
+          <w:lang w:val="en-US"/>
+        </w:rPr>
+        <w:t xml:space="preserve"> </w:t>
+      </w:r>
+      <w:r>
+        <w:rPr>
+          <w:lang w:val="en-US"/>
+        </w:rPr>
+        <w:t xml:space="preserve">-&gt; Nhập kho trung tâm WMS ( DS_WMS ); Không đạt -&gt; Tái chế </w:t>
+      </w:r>
+      <w:r>
+        <w:rPr>
+          <w:lang w:val="en-US"/>
+        </w:rPr>
+        <w:lastRenderedPageBreak/>
+        <w:t>biến.</w:t>
+      </w:r>
+      <w:r>
+        <w:rPr>
+          <w:lang w:val="en-US"/>
+        </w:rPr>
+        <w:t xml:space="preserve"> </w:t>
+      </w:r>
+      <w:r>
+        <w:rPr>
+          <w:lang w:val="en-US"/>
+        </w:rPr>
+        <w:t>Bước 5 (Cảnh báo đặt hàng): SM kiểm tra tồn kho cửa hàng. Nếu dưới định mức -&gt;</w:t>
+      </w:r>
+      <w:r>
+        <w:rPr>
+          <w:lang w:val="en-US"/>
+        </w:rPr>
+        <w:t xml:space="preserve"> </w:t>
+      </w:r>
+      <w:r>
+        <w:rPr>
+          <w:lang w:val="en-US"/>
+        </w:rPr>
+        <w:t>Tạo đơn đặt hàng bổ sung trên POS.</w:t>
+      </w:r>
+    </w:p>
+    <w:p>
+      <w:pPr>
+        <w:pStyle w:val="LBody"/>
+        <w:rPr>
+          <w:lang w:val="en-US"/>
+        </w:rPr>
+      </w:pPr>
+      <w:r>
+        <w:rPr>
+          <w:lang w:val="en-US"/>
+        </w:rPr>
+        <w:t>Bước 6 (Vận chuyển): Kho vận điều phối giao hàng song song: Chuyến xe lạnh định</w:t>
+      </w:r>
+      <w:r>
+        <w:rPr>
+          <w:lang w:val="en-US"/>
+        </w:rPr>
+        <w:t xml:space="preserve"> </w:t>
+      </w:r>
+      <w:r>
+        <w:rPr>
+          <w:lang w:val="en-US"/>
+        </w:rPr>
+        <w:t>kỳ ban đêm hoặc Chuyến xe hỏa tốc trong ngày.</w:t>
+      </w:r>
+    </w:p>
+    <w:p>
+      <w:pPr>
+        <w:pStyle w:val="LBody"/>
+        <w:rPr>
+          <w:lang w:val="en-US"/>
+        </w:rPr>
+      </w:pPr>
+      <w:r>
+        <w:rPr>
+          <w:lang w:val="en-US"/>
+        </w:rPr>
+        <w:t>Bước 7 (Nghiệm thu): SM kiểm đếm số lượng và chất lượng nguyên liệu. Đủ &amp; Chuẩn</w:t>
+      </w:r>
+      <w:r>
+        <w:rPr>
+          <w:lang w:val="en-US"/>
+        </w:rPr>
+        <w:t xml:space="preserve"> </w:t>
+      </w:r>
+      <w:r>
+        <w:rPr>
+          <w:lang w:val="en-US"/>
+        </w:rPr>
+        <w:t>-&gt; Nhập kho cửa hàng; Thiếu/Hỏng -&gt; Lập biên bản đền bù.</w:t>
+      </w:r>
+    </w:p>
+    <w:p>
+      <w:pPr>
+        <w:pStyle w:val="Heading4"/>
+        <w:rPr>
+          <w:lang w:val="en-US"/>
+        </w:rPr>
+      </w:pPr>
+      <w:r>
+        <w:rPr>
+          <w:lang w:val="en-US"/>
+        </w:rPr>
+        <w:t>Đối tượng khách hàng</w:t>
+      </w:r>
+    </w:p>
+    <w:p>
+      <w:pPr>
+        <w:pStyle w:val="LBody"/>
+        <w:rPr>
+          <w:lang w:val="en-US"/>
+        </w:rPr>
+      </w:pPr>
+      <w:r>
+        <w:rPr>
+          <w:lang w:val="en-US"/>
+        </w:rPr>
+        <w:t>Toàn bộ Mạng lưới Cửa hàng Phúc</w:t>
+      </w:r>
+      <w:r>
+        <w:rPr>
+          <w:lang w:val="en-US"/>
+        </w:rPr>
+        <w:t xml:space="preserve"> </w:t>
+      </w:r>
+      <w:r>
+        <w:rPr>
+          <w:lang w:val="en-US"/>
+        </w:rPr>
+        <w:t>Long (Khách hàng Nội bộ) - Nhận đầy đủ, kịp thời nguyên liệu trà/cà phê tươi đạt</w:t>
+      </w:r>
+      <w:r>
+        <w:rPr>
+          <w:lang w:val="en-US"/>
+        </w:rPr>
+        <w:t xml:space="preserve"> </w:t>
+      </w:r>
+      <w:r>
+        <w:rPr>
+          <w:lang w:val="en-US"/>
+        </w:rPr>
+        <w:t>chuẩn chất lượng FIFO để phục vụ bán hàng.</w:t>
+      </w:r>
+    </w:p>
+    <w:p>
+      <w:pPr>
+        <w:pStyle w:val="Heading4"/>
+        <w:rPr>
+          <w:lang w:val="en-US"/>
+        </w:rPr>
+      </w:pPr>
+      <w:r>
+        <w:t>Kết quả có thể xảy ra của quy trình</w:t>
+      </w:r>
+    </w:p>
+    <w:p>
+      <w:pPr>
+        <w:pStyle w:val="LBody"/>
+      </w:pPr>
+      <w:r>
+        <w:t>Trường hợp thành công: Nguyên liệu nhập kho đầy đủ, đạt chuẩn 100% QC, đảm bảo</w:t>
+      </w:r>
+      <w:r>
+        <w:t xml:space="preserve"> </w:t>
+      </w:r>
+      <w:r>
+        <w:t>cửa hàng không bị đứt gãy nguồn cung.</w:t>
+      </w:r>
+    </w:p>
+    <w:p>
+      <w:pPr>
+        <w:pStyle w:val="LBody"/>
+      </w:pPr>
+      <w:r>
+        <w:t>Trường hợp thất bại/rủi ro: Nguyên liệu bị dập hỏng trên đường vận chuyển phải lập</w:t>
+      </w:r>
+      <w:r>
+        <w:t xml:space="preserve"> </w:t>
+      </w:r>
+      <w:r>
+        <w:t>biên bản đền bù và giao bổ sung hỏa tốc.</w:t>
+      </w:r>
+    </w:p>
+    <w:p>
+      <w:pPr>
+        <w:pStyle w:val="Heading3"/>
+        <w:rPr>
+          <w:lang w:val="en-US"/>
+        </w:rPr>
+      </w:pPr>
+      <w:bookmarkStart w:id="22" w:name="_Toc236522151"/>
+      <w:r>
+        <w:t>Quy trình Bảo trì thiết bị và cơ sở vật chất</w:t>
+      </w:r>
+      <w:bookmarkEnd w:id="22"/>
+    </w:p>
+    <w:p>
+      <w:pPr>
+        <w:pStyle w:val="Heading4"/>
+        <w:rPr>
+          <w:lang w:val="en-US"/>
+        </w:rPr>
+      </w:pPr>
+      <w:r>
+        <w:t>Tác nhân tham</w:t>
+      </w:r>
+      <w:r>
+        <w:rPr>
+          <w:lang w:val="en-US"/>
+        </w:rPr>
+        <w:t xml:space="preserve"> gia</w:t>
+      </w:r>
+      <w:r>
+        <w:t xml:space="preserve"> </w:t>
+      </w:r>
+      <w:r>
+        <w:rPr>
+          <w:lang w:val="en-US"/>
+        </w:rPr>
+        <w:t>quy trình</w:t>
+      </w:r>
+    </w:p>
+    <w:p>
+      <w:pPr>
+        <w:pStyle w:val="LGachDauDong"/>
+      </w:pPr>
+      <w:r>
+        <w:t xml:space="preserve">SM Cửa hàng; </w:t>
+      </w:r>
+    </w:p>
+    <w:p>
+      <w:pPr>
+        <w:pStyle w:val="LGachDauDong"/>
+        <w:rPr>
+          <w:highlight w:val="yellow"/>
+        </w:rPr>
+      </w:pPr>
+      <w:r>
+        <w:rPr>
+          <w:highlight w:val="yellow"/>
+        </w:rPr>
+        <w:t xml:space="preserve">Barista; </w:t>
+      </w:r>
+    </w:p>
+    <w:p>
+      <w:pPr>
+        <w:pStyle w:val="LGachDauDong"/>
+      </w:pPr>
+      <w:r>
+        <w:t>Đội ngũ Kỹ thuật Bảo trì</w:t>
+      </w:r>
+      <w:r>
+        <w:t xml:space="preserve"> </w:t>
+      </w:r>
+      <w:r>
+        <w:t xml:space="preserve">Nội bộ; </w:t>
+      </w:r>
+    </w:p>
+    <w:p>
+      <w:pPr>
+        <w:pStyle w:val="LGachDauDong"/>
+      </w:pPr>
+      <w:r>
+        <w:t>Đơn vị Cung cấp Máy móc (La Marzocco, Nuova Simonelli).</w:t>
+      </w:r>
+    </w:p>
+    <w:p>
+      <w:pPr>
+        <w:pStyle w:val="Heading4"/>
+        <w:rPr>
+          <w:lang w:val="en-US"/>
+        </w:rPr>
+      </w:pPr>
+      <w:r>
+        <w:t>Mô tả quy trình</w:t>
+      </w:r>
+    </w:p>
+    <w:p>
+      <w:pPr>
+        <w:pStyle w:val="LBody"/>
+      </w:pPr>
+      <w:r>
+        <w:t>Bước 1 (Phát hiện sự cố): Barista hoặc SM phát hiện sự cố hỏng hóc máy pha cà phê,</w:t>
+      </w:r>
+      <w:r>
+        <w:t xml:space="preserve"> </w:t>
+      </w:r>
+      <w:r>
+        <w:rPr>
+          <w:lang w:val="en-US"/>
+        </w:rPr>
+        <w:t>máy đong đường, tủ mát hoặc điều hòa cửa hàng.</w:t>
+      </w:r>
+    </w:p>
+    <w:p>
+      <w:pPr>
+        <w:pStyle w:val="LBody"/>
+      </w:pPr>
+      <w:r>
+        <w:lastRenderedPageBreak/>
+        <w:t>Bước 2 (Tạo ticket): SM tạo ticket yêu cầu sửa chữa khẩn cấp trên phần mềm Quản lý</w:t>
+      </w:r>
+      <w:r>
+        <w:t xml:space="preserve"> </w:t>
+      </w:r>
+      <w:r>
+        <w:t>Vận hành Cửa hàng.</w:t>
+      </w:r>
+    </w:p>
+    <w:p>
+      <w:pPr>
+        <w:pStyle w:val="LBody"/>
+      </w:pPr>
+      <w:r>
+        <w:t>Bước 3 (Tiếp nhận &amp; Di chuyển): Đội Kỹ thuật bảo trì tiếp nhận ticket, phân loại mức</w:t>
+      </w:r>
+      <w:r>
+        <w:t xml:space="preserve"> </w:t>
+      </w:r>
+      <w:r>
+        <w:t>độ sự cố và di chuyển đến cửa hàng trong 2 giờ.</w:t>
+      </w:r>
+    </w:p>
+    <w:p>
+      <w:pPr>
+        <w:pStyle w:val="LBody"/>
+      </w:pPr>
+      <w:r>
+        <w:t>Bước 4 (Sửa chữa &amp; Thay linh kiện): Kỹ thuật viên kiểm tra nguyên nhân, tiến hành</w:t>
+      </w:r>
+      <w:r>
+        <w:t xml:space="preserve"> </w:t>
+      </w:r>
+      <w:r>
+        <w:t>sửa chữa hoặc thay thế linh kiện chính hãng.</w:t>
+      </w:r>
+    </w:p>
+    <w:p>
+      <w:pPr>
+        <w:pStyle w:val="LBody"/>
+      </w:pPr>
+      <w:r>
+        <w:t>Bước 5 (Test thông số): Kiểm tra lại các thông số áp suất chiết xuất cà phê (9 bar),</w:t>
+      </w:r>
+      <w:r>
+        <w:t xml:space="preserve"> </w:t>
+      </w:r>
+      <w:r>
+        <w:t>nhiệt độ nước (92°C) và độ lạnh tủ bảo quản.</w:t>
+      </w:r>
+    </w:p>
+    <w:p>
+      <w:pPr>
+        <w:pStyle w:val="LBody"/>
+      </w:pPr>
+      <w:r>
+        <w:t>Bước 6 (Nghiệm thu &amp; Đóng ticket): SM nghiệm thu máy móc hoạt động tốt, ký biên</w:t>
+      </w:r>
+      <w:r>
+        <w:t xml:space="preserve"> </w:t>
+      </w:r>
+      <w:r>
+        <w:t>bản hoàn tất và đóng ticket bảo trì.</w:t>
+      </w:r>
+    </w:p>
+    <w:p>
+      <w:pPr>
+        <w:pStyle w:val="Heading4"/>
+        <w:rPr>
+          <w:lang w:val="en-US"/>
+        </w:rPr>
+      </w:pPr>
+      <w:r>
+        <w:rPr>
+          <w:lang w:val="en-US"/>
+        </w:rPr>
+        <w:t>Đối tượng khách hàng</w:t>
+      </w:r>
+    </w:p>
+    <w:p>
+      <w:pPr>
+        <w:pStyle w:val="LBody"/>
+      </w:pPr>
+      <w:r>
+        <w:t>Đội ngũ Vận hành Cửa hàng (Khách</w:t>
+      </w:r>
+      <w:r>
+        <w:t xml:space="preserve"> </w:t>
+      </w:r>
+      <w:r>
+        <w:t>hàng Nội bộ) - Đảm bảo máy móc pha chế vận hành liên tục, ổn định, không bị gián</w:t>
+      </w:r>
+      <w:r>
+        <w:t xml:space="preserve"> </w:t>
+      </w:r>
+      <w:r>
+        <w:t>đoạn ca bán hàng.</w:t>
+      </w:r>
+    </w:p>
+    <w:p>
+      <w:pPr>
+        <w:pStyle w:val="Heading4"/>
+        <w:rPr>
+          <w:lang w:val="en-US"/>
+        </w:rPr>
+      </w:pPr>
+      <w:r>
+        <w:t>Kết quả có thể xảy ra của quy trình</w:t>
+      </w:r>
+    </w:p>
+    <w:p>
+      <w:pPr>
+        <w:pStyle w:val="LBody"/>
+      </w:pPr>
+      <w:r>
+        <w:t>Trường hợp thành công: Máy móc được khắc phục sự cố nhanh chóng trong ca,</w:t>
+      </w:r>
+      <w:r>
+        <w:t xml:space="preserve"> </w:t>
+      </w:r>
+      <w:r>
+        <w:t>thông số kỹ thuật đạt chuẩn SOP.</w:t>
+      </w:r>
+    </w:p>
+    <w:p>
+      <w:pPr>
+        <w:pStyle w:val="LBody"/>
+      </w:pPr>
+      <w:r>
+        <w:t>Trường hợp thất bại/rủi ro: Máy hỏng nặng không thể sửa tại chỗ, buộc phải mang về</w:t>
+      </w:r>
+      <w:r>
+        <w:t xml:space="preserve"> </w:t>
+      </w:r>
+      <w:r>
+        <w:t>trung tâm bảo hành và cấp máy dự phòng tạm thời.</w:t>
+      </w:r>
+    </w:p>
+    <w:p>
+      <w:pPr>
+        <w:pStyle w:val="Heading3"/>
+        <w:rPr>
+          <w:lang w:val="en-US"/>
+        </w:rPr>
+      </w:pPr>
+      <w:bookmarkStart w:id="23" w:name="_Toc236522152"/>
+      <w:r>
+        <w:t>Quy trình Hỗ trợ công nghệ thông tin IT Helpdesk</w:t>
+      </w:r>
+      <w:bookmarkEnd w:id="23"/>
+    </w:p>
+    <w:p>
+      <w:pPr>
+        <w:pStyle w:val="Heading4"/>
+        <w:rPr>
+          <w:lang w:val="en-US"/>
+        </w:rPr>
+      </w:pPr>
+      <w:r>
+        <w:t>Tác nhân tham</w:t>
+      </w:r>
+      <w:r>
+        <w:rPr>
+          <w:lang w:val="en-US"/>
+        </w:rPr>
+        <w:t xml:space="preserve"> gia</w:t>
+      </w:r>
+      <w:r>
+        <w:t xml:space="preserve"> </w:t>
+      </w:r>
+      <w:r>
+        <w:rPr>
+          <w:lang w:val="en-US"/>
+        </w:rPr>
+        <w:t>quy trình</w:t>
+      </w:r>
+    </w:p>
+    <w:p>
+      <w:pPr>
+        <w:pStyle w:val="LGachDauDong"/>
+      </w:pPr>
+      <w:r>
+        <w:t xml:space="preserve">Thu ngân; </w:t>
+      </w:r>
+    </w:p>
+    <w:p>
+      <w:pPr>
+        <w:pStyle w:val="LGachDauDong"/>
+      </w:pPr>
+      <w:r>
+        <w:t xml:space="preserve">SM Cửa hàng; </w:t>
+      </w:r>
+    </w:p>
+    <w:p>
+      <w:pPr>
+        <w:pStyle w:val="LGachDauDong"/>
+      </w:pPr>
+      <w:r>
+        <w:t>Đội ngũ IT Helpdesk</w:t>
+      </w:r>
+      <w:r>
+        <w:t xml:space="preserve"> </w:t>
+      </w:r>
+      <w:r>
+        <w:t xml:space="preserve">Trung tâm; </w:t>
+      </w:r>
+    </w:p>
+    <w:p>
+      <w:pPr>
+        <w:pStyle w:val="LGachDauDong"/>
+      </w:pPr>
+      <w:r>
+        <w:t xml:space="preserve">Kỹ sư CNTT Chuyên sâu; </w:t>
+      </w:r>
+    </w:p>
+    <w:p>
+      <w:pPr>
+        <w:pStyle w:val="LGachDauDong"/>
+      </w:pPr>
+      <w:r>
+        <w:t>Đơn vị Cung cấp Phần mềm POS/CRM.</w:t>
+      </w:r>
     </w:p>
     <w:p>
       <w:pPr>
@@ -5165,10 +10147,95 @@
     <w:p>
       <w:pPr>
         <w:pStyle w:val="LBody"/>
-        <w:rPr>
-          <w:lang w:val="en-US"/>
-        </w:rPr>
-      </w:pPr>
+      </w:pPr>
+      <w:r>
+        <w:t>Bước 1 (Mở yêu cầu): Thu ngân hoặc SM gặp sự cố gián đoạn kết nối POS, máy in</w:t>
+      </w:r>
+      <w:r>
+        <w:t xml:space="preserve"> </w:t>
+      </w:r>
+      <w:r>
+        <w:rPr>
+          <w:lang w:val="en-US"/>
+        </w:rPr>
+        <w:t>ticket bị nghẽn hoặc lỗi cổng thanh toán QR -&gt; Mở ticket hỗ trợ trên App IT</w:t>
+      </w:r>
+      <w:r>
+        <w:t xml:space="preserve"> </w:t>
+      </w:r>
+      <w:r>
+        <w:t>Helpdesk.</w:t>
+      </w:r>
+    </w:p>
+    <w:p>
+      <w:pPr>
+        <w:pStyle w:val="LBody"/>
+      </w:pPr>
+      <w:r>
+        <w:t>Bước 2 (Phân loại sự cố): IT Helpdesk tiếp nhận ticket, xác minh thông tin và phân</w:t>
+      </w:r>
+      <w:r>
+        <w:t xml:space="preserve"> </w:t>
+      </w:r>
+      <w:r>
+        <w:t>loại: Lỗi phần mềm đơn giản hay Lỗi phần cứng/hạ tầng mạng.</w:t>
+      </w:r>
+    </w:p>
+    <w:p>
+      <w:pPr>
+        <w:pStyle w:val="LBody"/>
+      </w:pPr>
+      <w:r>
+        <w:t>Bước 3 (Xử lý từ xa): Nếu lỗi phần mềm -&gt; Kỹ thuật viên IT truy cập từ xa qu</w:t>
+      </w:r>
+      <w:r>
+        <w:t xml:space="preserve">a </w:t>
+      </w:r>
+      <w:r>
+        <w:t>UltraViewer/AnyDesk khắc phục ngay trong 15 phút.</w:t>
+      </w:r>
+    </w:p>
+    <w:p>
+      <w:pPr>
+        <w:pStyle w:val="LBody"/>
+      </w:pPr>
+      <w:r>
+        <w:t>Bước 4 (Chuyển giao chuyên sâu): Nếu lỗi mạng/hệ thống phức tạp -&gt; Chuyển ticket</w:t>
+      </w:r>
+      <w:r>
+        <w:t xml:space="preserve"> </w:t>
+      </w:r>
+      <w:r>
+        <w:t>cho Kỹ sư CNTT Chuyên sâu xử lý.</w:t>
+      </w:r>
+    </w:p>
+    <w:p>
+      <w:pPr>
+        <w:pStyle w:val="LBody"/>
+      </w:pPr>
+      <w:r>
+        <w:t>Bước 5 (Điều phối Onsite): Nếu máy in/máy POS hỏng phần cứng -&gt; Điều phối kỹ</w:t>
+      </w:r>
+      <w:r>
+        <w:t xml:space="preserve"> </w:t>
+      </w:r>
+      <w:r>
+        <w:t>thuật viên Onsite mang thiết bị dự phòng đến cửa hàng thay thế trong 4 giờ.</w:t>
+      </w:r>
+    </w:p>
+    <w:p>
+      <w:pPr>
+        <w:pStyle w:val="LBody"/>
+      </w:pPr>
+      <w:r>
+        <w:t>Bước 6 (Xác nhận &amp; Đóng ticket): Thu ngân kiểm tra hệ thống POS hoạt động mượt</w:t>
+      </w:r>
+      <w:r>
+        <w:t xml:space="preserve"> </w:t>
+      </w:r>
+      <w:r>
+        <w:t>mà, xác nhận hoàn thành và IT đóng ticket hỗ trợ.</w:t>
+      </w:r>
     </w:p>
     <w:p>
       <w:pPr>
@@ -5187,13 +10254,20 @@
     <w:p>
       <w:pPr>
         <w:pStyle w:val="LBody"/>
-        <w:rPr>
-          <w:lang w:val="en-US"/>
-        </w:rPr>
-      </w:pPr>
-    </w:p>
-    <w:p>
-      <w:pPr>
+      </w:pPr>
+      <w:r>
+        <w:t>Nhân viên Cửa hàng &amp; Ban Quản lý</w:t>
+      </w:r>
+      <w:r>
+        <w:t xml:space="preserve"> </w:t>
+      </w:r>
+      <w:r>
+        <w:t>(Khách hàng Nội bộ) - Đảm bảo hệ thống POS, CRM, BI hoạt động thông suốt realtime, không rớt mạng.</w:t>
+      </w:r>
+    </w:p>
+    <w:p>
+      <w:pPr>
+        <w:pStyle w:val="Heading4"/>
         <w:rPr>
           <w:lang w:val="en-US"/>
         </w:rPr>
@@ -5204,648 +10278,59 @@
     </w:p>
     <w:p>
       <w:pPr>
-        <w:pStyle w:val="Heading3"/>
-        <w:rPr>
-          <w:lang w:val="en-US"/>
-        </w:rPr>
-      </w:pPr>
-      <w:r>
-        <w:t>Quy trình chăm sóc khách hàng và quản lý phản hồi</w:t>
-      </w:r>
-    </w:p>
-    <w:p>
-      <w:pPr>
-        <w:pStyle w:val="Heading4"/>
-        <w:rPr>
-          <w:lang w:val="en-US"/>
-        </w:rPr>
-      </w:pPr>
-      <w:r>
-        <w:t>Tác nhân tham</w:t>
-      </w:r>
-      <w:r>
-        <w:rPr>
-          <w:lang w:val="en-US"/>
-        </w:rPr>
-        <w:t xml:space="preserve"> gia</w:t>
-      </w:r>
-      <w:r>
-        <w:t xml:space="preserve"> </w:t>
-      </w:r>
-      <w:r>
-        <w:rPr>
-          <w:lang w:val="en-US"/>
-        </w:rPr>
-        <w:t>quy trình</w:t>
-      </w:r>
-    </w:p>
-    <w:p>
-      <w:pPr>
-        <w:pStyle w:val="LGachDauDong"/>
-      </w:pPr>
-    </w:p>
-    <w:p>
-      <w:pPr>
-        <w:pStyle w:val="Heading4"/>
-        <w:rPr>
-          <w:lang w:val="en-US"/>
-        </w:rPr>
-      </w:pPr>
-      <w:r>
-        <w:t>Mô tả quy trình</w:t>
-      </w:r>
-    </w:p>
-    <w:p>
-      <w:pPr>
         <w:pStyle w:val="LBody"/>
-        <w:rPr>
-          <w:lang w:val="en-US"/>
-        </w:rPr>
-      </w:pPr>
-    </w:p>
-    <w:p>
-      <w:pPr>
-        <w:pStyle w:val="Heading4"/>
-        <w:rPr>
-          <w:lang w:val="en-US"/>
-        </w:rPr>
-      </w:pPr>
-      <w:r>
-        <w:rPr>
-          <w:lang w:val="en-US"/>
-        </w:rPr>
-        <w:t>Đối tượng khách hàng</w:t>
+      </w:pPr>
+      <w:r>
+        <w:t>Trường hợp thành công: Sự cố POS/mạng được khắc phục nhanh chóng &lt; 15 phút,</w:t>
+      </w:r>
+      <w:r>
+        <w:t xml:space="preserve"> </w:t>
+      </w:r>
+      <w:r>
+        <w:t>không làm gián đoạn giao dịch của khách hàng.</w:t>
       </w:r>
     </w:p>
     <w:p>
       <w:pPr>
         <w:pStyle w:val="LBody"/>
-        <w:rPr>
-          <w:lang w:val="en-US"/>
-        </w:rPr>
-      </w:pPr>
-    </w:p>
-    <w:p>
-      <w:pPr>
-        <w:pStyle w:val="Heading4"/>
-        <w:rPr>
-          <w:lang w:val="en-US"/>
-        </w:rPr>
-      </w:pPr>
-      <w:r>
-        <w:t>Kết quả có thể xảy ra của quy trình</w:t>
-      </w:r>
-    </w:p>
-    <w:p>
-      <w:pPr>
-        <w:rPr>
-          <w:lang w:val="en-US"/>
-        </w:rPr>
-      </w:pPr>
-    </w:p>
-    <w:p>
-      <w:pPr>
-        <w:pStyle w:val="Heading3"/>
-        <w:rPr>
-          <w:lang w:val="en-US"/>
-        </w:rPr>
-      </w:pPr>
-      <w:r>
-        <w:t>Quy trình quản lý đơn hàng và giao hàng</w:t>
-      </w:r>
-    </w:p>
-    <w:p>
-      <w:pPr>
-        <w:pStyle w:val="Heading4"/>
-        <w:rPr>
-          <w:lang w:val="en-US"/>
-        </w:rPr>
-      </w:pPr>
-      <w:r>
-        <w:t>Tác nhân tham</w:t>
-      </w:r>
-      <w:r>
-        <w:rPr>
-          <w:lang w:val="en-US"/>
-        </w:rPr>
-        <w:t xml:space="preserve"> gia</w:t>
-      </w:r>
-      <w:r>
-        <w:t xml:space="preserve"> </w:t>
-      </w:r>
-      <w:r>
-        <w:rPr>
-          <w:lang w:val="en-US"/>
-        </w:rPr>
-        <w:t>quy trình</w:t>
-      </w:r>
-    </w:p>
-    <w:p>
-      <w:pPr>
-        <w:pStyle w:val="LGachDauDong"/>
-      </w:pPr>
-    </w:p>
-    <w:p>
-      <w:pPr>
-        <w:pStyle w:val="Heading4"/>
-        <w:rPr>
-          <w:lang w:val="en-US"/>
-        </w:rPr>
-      </w:pPr>
-      <w:r>
-        <w:t>Mô tả quy trình</w:t>
-      </w:r>
-    </w:p>
-    <w:p>
-      <w:pPr>
-        <w:pStyle w:val="LBody"/>
-        <w:rPr>
-          <w:lang w:val="en-US"/>
-        </w:rPr>
-      </w:pPr>
-    </w:p>
-    <w:p>
-      <w:pPr>
-        <w:pStyle w:val="Heading4"/>
-        <w:rPr>
-          <w:lang w:val="en-US"/>
-        </w:rPr>
-      </w:pPr>
-      <w:r>
-        <w:rPr>
-          <w:lang w:val="en-US"/>
-        </w:rPr>
-        <w:t>Đối tượng khách hàng</w:t>
-      </w:r>
-    </w:p>
-    <w:p>
-      <w:pPr>
-        <w:pStyle w:val="LBody"/>
-        <w:rPr>
-          <w:lang w:val="en-US"/>
-        </w:rPr>
-      </w:pPr>
-    </w:p>
-    <w:p>
-      <w:pPr>
-        <w:pStyle w:val="Heading4"/>
-        <w:rPr>
-          <w:lang w:val="en-US"/>
-        </w:rPr>
-      </w:pPr>
-      <w:r>
-        <w:t>Kết quả có thể xảy ra của quy trình</w:t>
-      </w:r>
-    </w:p>
-    <w:p>
-      <w:pPr>
-        <w:rPr>
-          <w:lang w:val="en-US"/>
-        </w:rPr>
-      </w:pPr>
-    </w:p>
-    <w:p>
-      <w:pPr>
-        <w:pStyle w:val="Heading2"/>
-        <w:rPr>
-          <w:lang w:val="en-US"/>
-        </w:rPr>
-      </w:pPr>
-      <w:bookmarkStart w:id="7" w:name="_Toc236253280"/>
-      <w:r>
-        <w:rPr>
-          <w:lang w:val="en-US"/>
-        </w:rPr>
-        <w:lastRenderedPageBreak/>
-        <w:t>Quy trình hỗ trợ</w:t>
-      </w:r>
-      <w:bookmarkEnd w:id="7"/>
-    </w:p>
-    <w:p>
-      <w:pPr>
-        <w:pStyle w:val="Heading3"/>
-        <w:rPr>
-          <w:lang w:val="en-US"/>
-        </w:rPr>
-      </w:pPr>
-      <w:r>
-        <w:t>Quy trình tuyển dụng và đào tạo nhân sự</w:t>
-      </w:r>
-    </w:p>
-    <w:p>
-      <w:pPr>
-        <w:pStyle w:val="Heading4"/>
-        <w:rPr>
-          <w:lang w:val="en-US"/>
-        </w:rPr>
-      </w:pPr>
-      <w:r>
-        <w:t>Tác nhân tham</w:t>
-      </w:r>
-      <w:r>
-        <w:rPr>
-          <w:lang w:val="en-US"/>
-        </w:rPr>
-        <w:t xml:space="preserve"> gia</w:t>
-      </w:r>
-      <w:r>
-        <w:t xml:space="preserve"> </w:t>
-      </w:r>
-      <w:r>
-        <w:rPr>
-          <w:lang w:val="en-US"/>
-        </w:rPr>
-        <w:t>quy trình</w:t>
-      </w:r>
-    </w:p>
-    <w:p>
-      <w:pPr>
-        <w:pStyle w:val="LGachDauDong"/>
-      </w:pPr>
-    </w:p>
-    <w:p>
-      <w:pPr>
-        <w:pStyle w:val="Heading4"/>
-        <w:rPr>
-          <w:lang w:val="en-US"/>
-        </w:rPr>
-      </w:pPr>
-      <w:r>
-        <w:t>Mô tả quy trình</w:t>
-      </w:r>
-    </w:p>
-    <w:p>
-      <w:pPr>
-        <w:pStyle w:val="LBody"/>
-        <w:rPr>
-          <w:lang w:val="en-US"/>
-        </w:rPr>
-      </w:pPr>
-    </w:p>
-    <w:p>
-      <w:pPr>
-        <w:pStyle w:val="Heading4"/>
-        <w:rPr>
-          <w:lang w:val="en-US"/>
-        </w:rPr>
-      </w:pPr>
-      <w:r>
-        <w:rPr>
-          <w:lang w:val="en-US"/>
-        </w:rPr>
-        <w:t>Đối tượng khách hàng</w:t>
-      </w:r>
-    </w:p>
-    <w:p>
-      <w:pPr>
-        <w:pStyle w:val="LBody"/>
-        <w:rPr>
-          <w:lang w:val="en-US"/>
-        </w:rPr>
-      </w:pPr>
-    </w:p>
-    <w:p>
-      <w:pPr>
-        <w:pStyle w:val="Heading4"/>
-        <w:rPr>
-          <w:lang w:val="en-US"/>
-        </w:rPr>
-      </w:pPr>
-      <w:r>
-        <w:t>Kết quả có thể xảy ra của quy trình</w:t>
-      </w:r>
-    </w:p>
-    <w:p>
-      <w:pPr>
-        <w:rPr>
-          <w:lang w:val="en-US"/>
-        </w:rPr>
-      </w:pPr>
-    </w:p>
-    <w:p>
-      <w:pPr>
-        <w:pStyle w:val="Heading3"/>
-        <w:rPr>
-          <w:lang w:val="en-US"/>
-        </w:rPr>
-      </w:pPr>
-      <w:r>
-        <w:t>Quy trình quản lý chuỗi cung ứng và kho vận</w:t>
-      </w:r>
-    </w:p>
-    <w:p>
-      <w:pPr>
-        <w:pStyle w:val="Heading4"/>
-        <w:rPr>
-          <w:lang w:val="en-US"/>
-        </w:rPr>
-      </w:pPr>
-      <w:r>
-        <w:t>Tác nhân tham</w:t>
-      </w:r>
-      <w:r>
-        <w:rPr>
-          <w:lang w:val="en-US"/>
-        </w:rPr>
-        <w:t xml:space="preserve"> gia</w:t>
-      </w:r>
-      <w:r>
-        <w:t xml:space="preserve"> </w:t>
-      </w:r>
-      <w:r>
-        <w:rPr>
-          <w:lang w:val="en-US"/>
-        </w:rPr>
-        <w:t>quy trình</w:t>
-      </w:r>
-    </w:p>
-    <w:p>
-      <w:pPr>
-        <w:pStyle w:val="LGachDauDong"/>
-      </w:pPr>
-    </w:p>
-    <w:p>
-      <w:pPr>
-        <w:pStyle w:val="Heading4"/>
-        <w:rPr>
-          <w:lang w:val="en-US"/>
-        </w:rPr>
-      </w:pPr>
-      <w:r>
-        <w:t>Mô tả quy trình</w:t>
-      </w:r>
-    </w:p>
-    <w:p>
-      <w:pPr>
-        <w:pStyle w:val="LBody"/>
-        <w:rPr>
-          <w:lang w:val="en-US"/>
-        </w:rPr>
-      </w:pPr>
-    </w:p>
-    <w:p>
-      <w:pPr>
-        <w:pStyle w:val="Heading4"/>
-        <w:rPr>
-          <w:lang w:val="en-US"/>
-        </w:rPr>
-      </w:pPr>
-      <w:r>
-        <w:rPr>
-          <w:lang w:val="en-US"/>
-        </w:rPr>
-        <w:t>Đối tượng khách hàng</w:t>
-      </w:r>
-    </w:p>
-    <w:p>
-      <w:pPr>
-        <w:pStyle w:val="LBody"/>
-        <w:rPr>
-          <w:lang w:val="en-US"/>
-        </w:rPr>
-      </w:pPr>
-    </w:p>
-    <w:p>
-      <w:pPr>
-        <w:pStyle w:val="Heading4"/>
-        <w:rPr>
-          <w:lang w:val="en-US"/>
-        </w:rPr>
-      </w:pPr>
-      <w:r>
-        <w:t>Kết quả có thể xảy ra của quy trình</w:t>
-      </w:r>
-    </w:p>
-    <w:p>
-      <w:pPr>
-        <w:rPr>
-          <w:lang w:val="en-US"/>
-        </w:rPr>
-      </w:pPr>
-    </w:p>
-    <w:p>
-      <w:pPr>
-        <w:pStyle w:val="Heading3"/>
-        <w:rPr>
-          <w:lang w:val="en-US"/>
-        </w:rPr>
-      </w:pPr>
-      <w:r>
-        <w:t>Quy trình bảo trì thiết bị và cơ sở vật chất</w:t>
-      </w:r>
-    </w:p>
-    <w:p>
-      <w:pPr>
-        <w:pStyle w:val="Heading4"/>
-        <w:rPr>
-          <w:lang w:val="en-US"/>
-        </w:rPr>
-      </w:pPr>
-      <w:r>
-        <w:t>Tác nhân tham</w:t>
-      </w:r>
-      <w:r>
-        <w:rPr>
-          <w:lang w:val="en-US"/>
-        </w:rPr>
-        <w:t xml:space="preserve"> gia</w:t>
-      </w:r>
-      <w:r>
-        <w:t xml:space="preserve"> </w:t>
-      </w:r>
-      <w:r>
-        <w:rPr>
-          <w:lang w:val="en-US"/>
-        </w:rPr>
-        <w:t>quy trình</w:t>
-      </w:r>
-    </w:p>
-    <w:p>
-      <w:pPr>
-        <w:pStyle w:val="LGachDauDong"/>
-      </w:pPr>
-    </w:p>
-    <w:p>
-      <w:pPr>
-        <w:pStyle w:val="Heading4"/>
-        <w:rPr>
-          <w:lang w:val="en-US"/>
-        </w:rPr>
-      </w:pPr>
-      <w:r>
-        <w:lastRenderedPageBreak/>
-        <w:t>Mô tả quy trình</w:t>
-      </w:r>
-    </w:p>
-    <w:p>
-      <w:pPr>
-        <w:pStyle w:val="LBody"/>
-        <w:rPr>
-          <w:lang w:val="en-US"/>
-        </w:rPr>
-      </w:pPr>
-    </w:p>
-    <w:p>
-      <w:pPr>
-        <w:pStyle w:val="Heading4"/>
-        <w:rPr>
-          <w:lang w:val="en-US"/>
-        </w:rPr>
-      </w:pPr>
-      <w:r>
-        <w:rPr>
-          <w:lang w:val="en-US"/>
-        </w:rPr>
-        <w:t>Đối tượng khách hàng</w:t>
-      </w:r>
-    </w:p>
-    <w:p>
-      <w:pPr>
-        <w:pStyle w:val="LBody"/>
-        <w:rPr>
-          <w:lang w:val="en-US"/>
-        </w:rPr>
-      </w:pPr>
-    </w:p>
-    <w:p>
-      <w:pPr>
-        <w:pStyle w:val="Heading4"/>
-        <w:rPr>
-          <w:lang w:val="en-US"/>
-        </w:rPr>
-      </w:pPr>
-      <w:r>
-        <w:t>Kết quả có thể xảy ra của quy trình</w:t>
-      </w:r>
-    </w:p>
-    <w:p>
-      <w:pPr>
-        <w:rPr>
-          <w:lang w:val="en-US"/>
-        </w:rPr>
-      </w:pPr>
-    </w:p>
-    <w:p>
-      <w:pPr>
-        <w:pStyle w:val="Heading3"/>
-        <w:rPr>
-          <w:lang w:val="en-US"/>
-        </w:rPr>
-      </w:pPr>
-      <w:r>
-        <w:t>Quy trình hỗ trợ công nghệ thông tin</w:t>
-      </w:r>
-    </w:p>
-    <w:p>
-      <w:pPr>
-        <w:rPr>
-          <w:rFonts w:cs="Times New Roman"/>
-          <w:szCs w:val="26"/>
-          <w:lang w:val="en-US"/>
-        </w:rPr>
-      </w:pPr>
-    </w:p>
-    <w:p>
-      <w:pPr>
-        <w:pStyle w:val="Heading4"/>
-        <w:rPr>
-          <w:lang w:val="en-US"/>
-        </w:rPr>
-      </w:pPr>
-      <w:r>
-        <w:t>Tác nhân tham</w:t>
-      </w:r>
-      <w:r>
-        <w:rPr>
-          <w:lang w:val="en-US"/>
-        </w:rPr>
-        <w:t xml:space="preserve"> gia</w:t>
-      </w:r>
-      <w:r>
-        <w:t xml:space="preserve"> </w:t>
-      </w:r>
-      <w:r>
-        <w:rPr>
-          <w:lang w:val="en-US"/>
-        </w:rPr>
-        <w:t>quy trình</w:t>
-      </w:r>
-    </w:p>
-    <w:p>
-      <w:pPr>
-        <w:pStyle w:val="LGachDauDong"/>
-      </w:pPr>
-    </w:p>
-    <w:p>
-      <w:pPr>
-        <w:pStyle w:val="Heading4"/>
-        <w:rPr>
-          <w:lang w:val="en-US"/>
-        </w:rPr>
-      </w:pPr>
-      <w:r>
-        <w:t>Mô tả quy trình</w:t>
-      </w:r>
-    </w:p>
-    <w:p>
-      <w:pPr>
-        <w:pStyle w:val="LBody"/>
-        <w:rPr>
-          <w:lang w:val="en-US"/>
-        </w:rPr>
-      </w:pPr>
-    </w:p>
-    <w:p>
-      <w:pPr>
-        <w:pStyle w:val="Heading4"/>
-        <w:rPr>
-          <w:lang w:val="en-US"/>
-        </w:rPr>
-      </w:pPr>
-      <w:r>
-        <w:rPr>
-          <w:lang w:val="en-US"/>
-        </w:rPr>
-        <w:t>Đối tượng khách hàng</w:t>
-      </w:r>
-    </w:p>
-    <w:p>
-      <w:pPr>
-        <w:pStyle w:val="LBody"/>
-        <w:rPr>
-          <w:lang w:val="en-US"/>
-        </w:rPr>
-      </w:pPr>
-    </w:p>
-    <w:p>
-      <w:pPr>
-        <w:pStyle w:val="Heading4"/>
-        <w:rPr>
-          <w:rFonts w:cs="Times New Roman"/>
-          <w:szCs w:val="26"/>
-          <w:lang w:val="en-US"/>
-        </w:rPr>
-        <w:sectPr>
-          <w:pgSz w:w="11906" w:h="16838"/>
-          <w:pgMar w:top="1701" w:right="1134" w:bottom="1985" w:left="1985" w:header="708" w:footer="708" w:gutter="0"/>
-          <w:cols w:space="708"/>
-          <w:docGrid w:linePitch="360"/>
-        </w:sectPr>
-      </w:pPr>
-      <w:r>
-        <w:t>Kết quả có thể xảy ra của quy trình</w:t>
+      </w:pPr>
+      <w:r>
+        <w:t>Trường hợp thất bại/rủi ro: Gián đoạn mạng kéo dài trong giờ cao điểm buộc</w:t>
+      </w:r>
+      <w:r>
+        <w:t xml:space="preserve"> </w:t>
+      </w:r>
+      <w:r>
+        <w:t>cửa</w:t>
+      </w:r>
+      <w:r>
+        <w:t xml:space="preserve"> </w:t>
+      </w:r>
+      <w:r>
+        <w:t>hàng phải chuyển sang ghi chép đơn thủ công.</w:t>
+      </w:r>
+    </w:p>
+    <w:p>
+      <w:pPr>
+        <w:spacing w:before="0" w:after="200" w:line="276" w:lineRule="auto"/>
+        <w:rPr>
+          <w:lang w:val="en-US"/>
+        </w:rPr>
+      </w:pPr>
+      <w:r>
+        <w:br w:type="page"/>
       </w:r>
     </w:p>
     <w:p>
       <w:pPr>
         <w:pStyle w:val="Heading1"/>
       </w:pPr>
-      <w:bookmarkStart w:id="8" w:name="_Toc236253281"/>
+      <w:bookmarkStart w:id="24" w:name="_Toc236522153"/>
       <w:r>
         <w:lastRenderedPageBreak/>
         <w:t>Mô hình hoá quy trình</w:t>
       </w:r>
-      <w:bookmarkEnd w:id="8"/>
+      <w:bookmarkEnd w:id="24"/>
     </w:p>
     <w:p>
       <w:pPr>
@@ -5855,7 +10340,7 @@
           <w:lang w:val="en-US"/>
         </w:rPr>
       </w:pPr>
-      <w:bookmarkStart w:id="9" w:name="_Toc236253282"/>
+      <w:bookmarkStart w:id="25" w:name="_Toc236522154"/>
       <w:r>
         <w:rPr>
           <w:rFonts w:cs="Times New Roman"/>
@@ -5863,7 +10348,7 @@
         </w:rPr>
         <w:t>Quy trình quản lý</w:t>
       </w:r>
-      <w:bookmarkEnd w:id="9"/>
+      <w:bookmarkEnd w:id="25"/>
     </w:p>
     <w:p>
       <w:pPr>
@@ -5879,14 +10364,14 @@
           <w:lang w:val="en-US"/>
         </w:rPr>
       </w:pPr>
-      <w:bookmarkStart w:id="10" w:name="_Toc236253283"/>
+      <w:bookmarkStart w:id="26" w:name="_Toc236522155"/>
       <w:r>
         <w:rPr>
           <w:lang w:val="en-US"/>
         </w:rPr>
         <w:t>Quy trình cốt lõi</w:t>
       </w:r>
-      <w:bookmarkEnd w:id="10"/>
+      <w:bookmarkEnd w:id="26"/>
       <w:r>
         <w:rPr>
           <w:lang w:val="en-US"/>
@@ -5908,31 +10393,39 @@
           <w:lang w:val="en-US"/>
         </w:rPr>
       </w:pPr>
-      <w:bookmarkStart w:id="11" w:name="_Toc236253284"/>
+      <w:bookmarkStart w:id="27" w:name="_Toc236522156"/>
       <w:r>
         <w:rPr>
           <w:lang w:val="en-US"/>
         </w:rPr>
         <w:t>Quy trình hỗ trợ</w:t>
       </w:r>
-      <w:bookmarkEnd w:id="11"/>
-    </w:p>
-    <w:p>
-      <w:pPr>
-        <w:rPr>
-          <w:lang w:val="en-US"/>
-        </w:rPr>
-      </w:pPr>
+      <w:bookmarkEnd w:id="27"/>
+    </w:p>
+    <w:p>
+      <w:pPr>
+        <w:spacing w:before="0" w:after="200" w:line="276" w:lineRule="auto"/>
+        <w:rPr>
+          <w:lang w:val="en-US"/>
+        </w:rPr>
+      </w:pPr>
+      <w:r>
+        <w:rPr>
+          <w:lang w:val="en-US"/>
+        </w:rPr>
+        <w:br w:type="page"/>
+      </w:r>
     </w:p>
     <w:p>
       <w:pPr>
         <w:pStyle w:val="Heading1"/>
       </w:pPr>
-      <w:bookmarkStart w:id="12" w:name="_Toc236253285"/>
-      <w:r>
+      <w:bookmarkStart w:id="28" w:name="_Toc236522157"/>
+      <w:r>
+        <w:lastRenderedPageBreak/>
         <w:t>Phân tích quy trình</w:t>
       </w:r>
-      <w:bookmarkEnd w:id="12"/>
+      <w:bookmarkEnd w:id="28"/>
     </w:p>
     <w:p>
       <w:pPr>
@@ -5941,14 +10434,14 @@
           <w:lang w:val="en-US"/>
         </w:rPr>
       </w:pPr>
-      <w:bookmarkStart w:id="13" w:name="_Toc236253286"/>
+      <w:bookmarkStart w:id="29" w:name="_Toc236522158"/>
       <w:r>
         <w:rPr>
           <w:lang w:val="en-US"/>
         </w:rPr>
         <w:t>Phân tích định tính</w:t>
       </w:r>
-      <w:bookmarkEnd w:id="13"/>
+      <w:bookmarkEnd w:id="29"/>
     </w:p>
     <w:p>
       <w:pPr>
@@ -5957,17 +10450,17 @@
           <w:lang w:val="en-US"/>
         </w:rPr>
       </w:pPr>
-      <w:bookmarkStart w:id="14" w:name="_Toc236253287"/>
+      <w:bookmarkStart w:id="30" w:name="_Toc236522159"/>
       <w:r>
         <w:rPr>
           <w:lang w:val="en-US"/>
         </w:rPr>
         <w:t xml:space="preserve">Quy trình </w:t>
       </w:r>
-      <w:bookmarkEnd w:id="14"/>
       <w:r>
         <w:t>Pha chế và phục vụ đồ uống</w:t>
       </w:r>
+      <w:bookmarkEnd w:id="30"/>
     </w:p>
     <w:p>
       <w:pPr>
@@ -6041,14 +10534,14 @@
           <w:lang w:val="en-US"/>
         </w:rPr>
       </w:pPr>
-      <w:bookmarkStart w:id="15" w:name="_Toc236253288"/>
+      <w:bookmarkStart w:id="31" w:name="_Toc236522160"/>
       <w:r>
         <w:rPr>
           <w:lang w:val="en-US"/>
         </w:rPr>
         <w:t>Quy trình …</w:t>
       </w:r>
-      <w:bookmarkEnd w:id="15"/>
+      <w:bookmarkEnd w:id="31"/>
     </w:p>
     <w:p>
       <w:pPr>
@@ -6064,14 +10557,14 @@
           <w:lang w:val="en-US"/>
         </w:rPr>
       </w:pPr>
-      <w:bookmarkStart w:id="16" w:name="_Toc236253289"/>
+      <w:bookmarkStart w:id="32" w:name="_Toc236522161"/>
       <w:r>
         <w:rPr>
           <w:lang w:val="en-US"/>
         </w:rPr>
         <w:t>Phân tích định lượng</w:t>
       </w:r>
-      <w:bookmarkEnd w:id="16"/>
+      <w:bookmarkEnd w:id="32"/>
     </w:p>
     <w:p>
       <w:pPr>
@@ -6080,14 +10573,14 @@
           <w:lang w:val="en-US"/>
         </w:rPr>
       </w:pPr>
-      <w:bookmarkStart w:id="17" w:name="_Toc236253290"/>
+      <w:bookmarkStart w:id="33" w:name="_Toc236522162"/>
       <w:r>
         <w:rPr>
           <w:lang w:val="en-US"/>
         </w:rPr>
         <w:t>Quy trình …</w:t>
       </w:r>
-      <w:bookmarkEnd w:id="17"/>
+      <w:bookmarkEnd w:id="33"/>
     </w:p>
     <w:p>
       <w:pPr>
@@ -6128,7 +10621,6 @@
         <w:rPr>
           <w:lang w:val="en-US"/>
         </w:rPr>
-        <w:lastRenderedPageBreak/>
         <w:t xml:space="preserve">Chất lượng </w:t>
       </w:r>
     </w:p>
@@ -6464,7 +10956,7 @@
   <w:abstractNum w:abstractNumId="1" w15:restartNumberingAfterBreak="0">
     <w:nsid w:val="5F4D565D"/>
     <w:multiLevelType w:val="multilevel"/>
-    <w:tmpl w:val="9856BB7C"/>
+    <w:tmpl w:val="007258CA"/>
     <w:lvl w:ilvl="0">
       <w:start w:val="1"/>
       <w:numFmt w:val="decimal"/>
@@ -6567,14 +11059,20 @@
     </w:lvl>
     <w:lvl w:ilvl="5">
       <w:start w:val="1"/>
-      <w:numFmt w:val="lowerRoman"/>
-      <w:lvlText w:val="(%6)"/>
+      <w:numFmt w:val="decimal"/>
+      <w:lvlRestart w:val="1"/>
+      <w:pStyle w:val="Hnh1"/>
+      <w:suff w:val="space"/>
+      <w:lvlText w:val="Hình %1.%6."/>
       <w:lvlJc w:val="left"/>
       <w:pPr>
-        <w:ind w:left="2160" w:hanging="360"/>
+        <w:ind w:left="0" w:firstLine="0"/>
       </w:pPr>
       <w:rPr>
-        <w:rFonts w:hint="default"/>
+        <w:rFonts w:ascii="Times New Roman" w:hAnsi="Times New Roman" w:hint="default"/>
+        <w:b w:val="0"/>
+        <w:i w:val="0"/>
+        <w:sz w:val="26"/>
       </w:rPr>
     </w:lvl>
     <w:lvl w:ilvl="6">
@@ -6669,7 +11167,7 @@
     <w:lsdException w:name="toc 6" w:semiHidden="1" w:uiPriority="39" w:unhideWhenUsed="1"/>
     <w:lsdException w:name="toc 7" w:semiHidden="1" w:uiPriority="39" w:unhideWhenUsed="1"/>
     <w:lsdException w:name="toc 8" w:semiHidden="1" w:uiPriority="39" w:unhideWhenUsed="1"/>
-    <w:lsdException w:name="toc 9" w:semiHidden="1" w:uiPriority="39" w:unhideWhenUsed="1"/>
+    <w:lsdException w:name="toc 9" w:semiHidden="1" w:uiPriority="39" w:unhideWhenUsed="1" w:qFormat="1"/>
     <w:lsdException w:name="Normal Indent" w:semiHidden="1" w:unhideWhenUsed="1"/>
     <w:lsdException w:name="footnote text" w:semiHidden="1" w:unhideWhenUsed="1"/>
     <w:lsdException w:name="annotation text" w:semiHidden="1" w:unhideWhenUsed="1"/>
@@ -6677,7 +11175,7 @@
     <w:lsdException w:name="footer" w:semiHidden="1" w:unhideWhenUsed="1"/>
     <w:lsdException w:name="index heading" w:semiHidden="1" w:unhideWhenUsed="1"/>
     <w:lsdException w:name="caption" w:semiHidden="1" w:uiPriority="35" w:unhideWhenUsed="1" w:qFormat="1"/>
-    <w:lsdException w:name="table of figures" w:semiHidden="1" w:unhideWhenUsed="1"/>
+    <w:lsdException w:name="table of figures" w:semiHidden="1" w:unhideWhenUsed="1" w:qFormat="1"/>
     <w:lsdException w:name="envelope address" w:semiHidden="1" w:unhideWhenUsed="1"/>
     <w:lsdException w:name="envelope return" w:semiHidden="1" w:unhideWhenUsed="1"/>
     <w:lsdException w:name="footnote reference" w:semiHidden="1" w:unhideWhenUsed="1"/>
@@ -7300,8 +11798,9 @@
     <w:uiPriority w:val="35"/>
     <w:unhideWhenUsed/>
     <w:qFormat/>
-    <w:rsid w:val="00AF3CAF"/>
+    <w:rsid w:val="008C30C5"/>
     <w:pPr>
+      <w:spacing w:before="120" w:after="120" w:line="360" w:lineRule="auto"/>
       <w:jc w:val="center"/>
     </w:pPr>
     <w:rPr>
@@ -7382,13 +11881,10 @@
     <w:uiPriority w:val="39"/>
     <w:unhideWhenUsed/>
     <w:qFormat/>
-    <w:rsid w:val="009A4975"/>
+    <w:rsid w:val="008C30C5"/>
     <w:pPr>
       <w:spacing w:after="100"/>
     </w:pPr>
-    <w:rPr>
-      <w:b/>
-    </w:rPr>
   </w:style>
   <w:style w:type="paragraph" w:styleId="TOC3">
     <w:name w:val="toc 3"/>
@@ -7433,10 +11929,8 @@
     <w:next w:val="Normal"/>
     <w:uiPriority w:val="99"/>
     <w:unhideWhenUsed/>
-    <w:rsid w:val="00FB6EE8"/>
-    <w:pPr>
-      <w:spacing w:after="0"/>
-    </w:pPr>
+    <w:qFormat/>
+    <w:rsid w:val="008C30C5"/>
   </w:style>
   <w:style w:type="paragraph" w:styleId="ListParagraph">
     <w:name w:val="List Paragraph"/>
@@ -7550,6 +12044,64 @@
     <w:rPr>
       <w:i/>
       <w:iCs/>
+    </w:rPr>
+  </w:style>
+  <w:style w:type="paragraph" w:customStyle="1" w:styleId="Hnh1">
+    <w:name w:val="Hình 1."/>
+    <w:basedOn w:val="Normal"/>
+    <w:link w:val="Hnh1Char"/>
+    <w:qFormat/>
+    <w:rsid w:val="00141224"/>
+    <w:pPr>
+      <w:numPr>
+        <w:ilvl w:val="5"/>
+        <w:numId w:val="1"/>
+      </w:numPr>
+      <w:jc w:val="center"/>
+    </w:pPr>
+  </w:style>
+  <w:style w:type="character" w:customStyle="1" w:styleId="Hnh1Char">
+    <w:name w:val="Hình 1. Char"/>
+    <w:basedOn w:val="DefaultParagraphFont"/>
+    <w:link w:val="Hnh1"/>
+    <w:rsid w:val="00141224"/>
+    <w:rPr>
+      <w:rFonts w:ascii="Times New Roman" w:hAnsi="Times New Roman"/>
+      <w:sz w:val="26"/>
+    </w:rPr>
+  </w:style>
+  <w:style w:type="paragraph" w:styleId="TOC9">
+    <w:name w:val="toc 9"/>
+    <w:basedOn w:val="Hnh1"/>
+    <w:next w:val="Hnh1"/>
+    <w:uiPriority w:val="39"/>
+    <w:semiHidden/>
+    <w:unhideWhenUsed/>
+    <w:qFormat/>
+    <w:rsid w:val="00141224"/>
+  </w:style>
+  <w:style w:type="paragraph" w:styleId="TOCHeading">
+    <w:name w:val="TOC Heading"/>
+    <w:basedOn w:val="Heading1"/>
+    <w:next w:val="Normal"/>
+    <w:uiPriority w:val="39"/>
+    <w:unhideWhenUsed/>
+    <w:qFormat/>
+    <w:rsid w:val="008C30C5"/>
+    <w:pPr>
+      <w:keepLines/>
+      <w:numPr>
+        <w:numId w:val="0"/>
+      </w:numPr>
+      <w:spacing w:before="240" w:after="0" w:line="259" w:lineRule="auto"/>
+      <w:outlineLvl w:val="9"/>
+    </w:pPr>
+    <w:rPr>
+      <w:rFonts w:asciiTheme="majorHAnsi" w:eastAsiaTheme="majorEastAsia" w:hAnsiTheme="majorHAnsi" w:cstheme="majorBidi"/>
+      <w:b w:val="0"/>
+      <w:color w:val="365F91" w:themeColor="accent1" w:themeShade="BF"/>
+      <w:sz w:val="32"/>
+      <w:szCs w:val="32"/>
     </w:rPr>
   </w:style>
 </w:styles>

--- a/report/Báo cáo.docx
+++ b/report/Báo cáo.docx
@@ -3408,13 +3408,13 @@
         </w:rPr>
         <w:fldChar w:fldCharType="separate"/>
       </w:r>
-      <w:hyperlink w:anchor="_Toc236523154" w:history="1">
+      <w:hyperlink w:anchor="_Toc236593279" w:history="1">
         <w:r>
           <w:rPr>
             <w:rStyle w:val="Hyperlink"/>
             <w:noProof/>
           </w:rPr>
-          <w:t>Hình 1.1</w:t>
+          <w:t>Hình 2.1</w:t>
         </w:r>
         <w:r>
           <w:rPr>
@@ -3422,23 +3422,185 @@
             <w:noProof/>
             <w:lang w:val="en-US"/>
           </w:rPr>
-          <w:t xml:space="preserve">. Sơ đồ </w:t>
-        </w:r>
+          <w:t>. Sơ đồ Cơ cấu tổ chức</w:t>
+        </w:r>
+        <w:r>
+          <w:rPr>
+            <w:noProof/>
+            <w:webHidden/>
+          </w:rPr>
+          <w:tab/>
+        </w:r>
+        <w:r>
+          <w:rPr>
+            <w:noProof/>
+            <w:webHidden/>
+          </w:rPr>
+          <w:fldChar w:fldCharType="begin"/>
+        </w:r>
+        <w:r>
+          <w:rPr>
+            <w:noProof/>
+            <w:webHidden/>
+          </w:rPr>
+          <w:instrText xml:space="preserve"> PAGEREF _Toc236593279 \h </w:instrText>
+        </w:r>
+        <w:r>
+          <w:rPr>
+            <w:noProof/>
+            <w:webHidden/>
+          </w:rPr>
+        </w:r>
+        <w:r>
+          <w:rPr>
+            <w:noProof/>
+            <w:webHidden/>
+          </w:rPr>
+          <w:fldChar w:fldCharType="separate"/>
+        </w:r>
+        <w:r>
+          <w:rPr>
+            <w:noProof/>
+            <w:webHidden/>
+          </w:rPr>
+          <w:t>3</w:t>
+        </w:r>
+        <w:r>
+          <w:rPr>
+            <w:noProof/>
+            <w:webHidden/>
+          </w:rPr>
+          <w:fldChar w:fldCharType="end"/>
+        </w:r>
+      </w:hyperlink>
+    </w:p>
+    <w:p>
+      <w:pPr>
+        <w:pStyle w:val="TableofFigures"/>
+        <w:tabs>
+          <w:tab w:val="right" w:leader="dot" w:pos="8777"/>
+        </w:tabs>
+        <w:rPr>
+          <w:rFonts w:asciiTheme="minorHAnsi" w:eastAsiaTheme="minorEastAsia" w:hAnsiTheme="minorHAnsi"/>
+          <w:noProof/>
+          <w:kern w:val="2"/>
+          <w:sz w:val="24"/>
+          <w:szCs w:val="24"/>
+          <w:lang w:eastAsia="vi-VN"/>
+          <w14:ligatures w14:val="standardContextual"/>
+        </w:rPr>
+      </w:pPr>
+      <w:hyperlink w:anchor="_Toc236593280" w:history="1">
         <w:r>
           <w:rPr>
             <w:rStyle w:val="Hyperlink"/>
             <w:noProof/>
+          </w:rPr>
+          <w:t>Hình 2.1. Sơ đồ Kiến trúc quy trình nghiệp vụ</w:t>
+        </w:r>
+        <w:r>
+          <w:rPr>
+            <w:noProof/>
+            <w:webHidden/>
+          </w:rPr>
+          <w:tab/>
+        </w:r>
+        <w:r>
+          <w:rPr>
+            <w:noProof/>
+            <w:webHidden/>
+          </w:rPr>
+          <w:fldChar w:fldCharType="begin"/>
+        </w:r>
+        <w:r>
+          <w:rPr>
+            <w:noProof/>
+            <w:webHidden/>
+          </w:rPr>
+          <w:instrText xml:space="preserve"> PAGEREF _Toc236593280 \h </w:instrText>
+        </w:r>
+        <w:r>
+          <w:rPr>
+            <w:noProof/>
+            <w:webHidden/>
+          </w:rPr>
+        </w:r>
+        <w:r>
+          <w:rPr>
+            <w:noProof/>
+            <w:webHidden/>
+          </w:rPr>
+          <w:fldChar w:fldCharType="separate"/>
+        </w:r>
+        <w:r>
+          <w:rPr>
+            <w:noProof/>
+            <w:webHidden/>
+          </w:rPr>
+          <w:t>4</w:t>
+        </w:r>
+        <w:r>
+          <w:rPr>
+            <w:noProof/>
+            <w:webHidden/>
+          </w:rPr>
+          <w:fldChar w:fldCharType="end"/>
+        </w:r>
+      </w:hyperlink>
+    </w:p>
+    <w:p>
+      <w:pPr>
+        <w:pStyle w:val="TableofFigures"/>
+        <w:tabs>
+          <w:tab w:val="right" w:leader="dot" w:pos="8777"/>
+        </w:tabs>
+        <w:rPr>
+          <w:rFonts w:asciiTheme="minorHAnsi" w:eastAsiaTheme="minorEastAsia" w:hAnsiTheme="minorHAnsi"/>
+          <w:noProof/>
+          <w:kern w:val="2"/>
+          <w:sz w:val="24"/>
+          <w:szCs w:val="24"/>
+          <w:lang w:eastAsia="vi-VN"/>
+          <w14:ligatures w14:val="standardContextual"/>
+        </w:rPr>
+      </w:pPr>
+      <w:hyperlink w:anchor="_Toc236593281" w:history="1">
+        <w:r>
+          <w:rPr>
+            <w:rStyle w:val="Hyperlink"/>
+            <w:noProof/>
+          </w:rPr>
+          <w:t>Hình 2.2</w:t>
+        </w:r>
+        <w:r>
+          <w:rPr>
+            <w:rStyle w:val="Hyperlink"/>
+            <w:noProof/>
             <w:lang w:val="en-US"/>
           </w:rPr>
-          <w:t>C</w:t>
+          <w:t>. Chuỗi giá trị q</w:t>
         </w:r>
         <w:r>
           <w:rPr>
             <w:rStyle w:val="Hyperlink"/>
             <w:noProof/>
+          </w:rPr>
+          <w:t xml:space="preserve">uy trình </w:t>
+        </w:r>
+        <w:r>
+          <w:rPr>
+            <w:rStyle w:val="Hyperlink"/>
+            <w:noProof/>
             <w:lang w:val="en-US"/>
           </w:rPr>
-          <w:t>ơ cấu tổ chứ 1</w:t>
+          <w:t>h</w:t>
+        </w:r>
+        <w:r>
+          <w:rPr>
+            <w:rStyle w:val="Hyperlink"/>
+            <w:noProof/>
+          </w:rPr>
+          <w:t>oạch định chiến lược</w:t>
         </w:r>
         <w:r>
           <w:rPr>
@@ -3459,7 +3621,7 @@
             <w:noProof/>
             <w:webHidden/>
           </w:rPr>
-          <w:instrText xml:space="preserve"> PAGEREF _Toc236523154 \h </w:instrText>
+          <w:instrText xml:space="preserve"> PAGEREF _Toc236593281 \h </w:instrText>
         </w:r>
         <w:r>
           <w:rPr>
@@ -3479,7 +3641,7 @@
             <w:noProof/>
             <w:webHidden/>
           </w:rPr>
-          <w:t>3</w:t>
+          <w:t>4</w:t>
         </w:r>
         <w:r>
           <w:rPr>
@@ -3512,24 +3674,37 @@
     </w:p>
     <w:p>
       <w:pPr>
+        <w:spacing w:before="0" w:after="200" w:line="276" w:lineRule="auto"/>
+        <w:rPr>
+          <w:rFonts w:eastAsiaTheme="majorEastAsia" w:cs="Times New Roman"/>
+          <w:b/>
+          <w:spacing w:val="5"/>
+          <w:kern w:val="28"/>
+          <w:sz w:val="28"/>
+          <w:szCs w:val="52"/>
+          <w:lang w:val="en-US"/>
+        </w:rPr>
+      </w:pPr>
+      <w:r>
+        <w:rPr>
+          <w:rFonts w:cs="Times New Roman"/>
+          <w:lang w:val="en-US"/>
+        </w:rPr>
+        <w:br w:type="page"/>
+      </w:r>
+    </w:p>
+    <w:p>
+      <w:pPr>
         <w:pStyle w:val="Title"/>
         <w:rPr>
           <w:rFonts w:cs="Times New Roman"/>
-          <w:lang w:val="en-US"/>
-        </w:rPr>
-      </w:pPr>
-    </w:p>
-    <w:p>
-      <w:pPr>
-        <w:pStyle w:val="Title"/>
+        </w:rPr>
+      </w:pPr>
+      <w:r>
         <w:rPr>
           <w:rFonts w:cs="Times New Roman"/>
         </w:rPr>
-      </w:pPr>
-      <w:r>
-        <w:rPr>
-          <w:rFonts w:cs="Times New Roman"/>
-        </w:rPr>
+        <w:lastRenderedPageBreak/>
         <w:t>DANH MỤC BẢNG</w:t>
       </w:r>
     </w:p>
@@ -5895,7 +6070,7 @@
     </w:p>
     <w:p>
       <w:pPr>
-        <w:pStyle w:val="LBody"/>
+        <w:pStyle w:val="Heading1"/>
       </w:pPr>
       <w:r>
         <w:rPr>
@@ -5933,8 +6108,14 @@
     <w:p>
       <w:pPr>
         <w:pStyle w:val="LBody"/>
-      </w:pPr>
-      <w:r>
+        <w:rPr>
+          <w:lang w:val="vi-VN"/>
+        </w:rPr>
+      </w:pPr>
+      <w:r>
+        <w:rPr>
+          <w:lang w:val="vi-VN"/>
+        </w:rPr>
         <w:t>Phúc Long được thành lập vào năm 1968 tại vùng đất chè nổi tiếng Bảo Lộc (Lâm Đồng). Qua hơn 50 năm phát triển, Phúc Long đã khẳng định vị thế thương hiệu Trà &amp; Cà phê đậm vị hàng đầu Việt Nam. Năm 2021-2022, Tập đoàn Masan chính thức thâu tóm Phúc Long Heritage, mở ra giai đoạn bùng nổ quy mô chuỗi cửa hàng kết hợp giữa mô hình Flagship cao cấp và các điểm bán Kiosk tinh gọn trong hệ sinh thái WIN / WinMart+.</w:t>
       </w:r>
     </w:p>
@@ -5944,34 +6125,7 @@
       </w:pPr>
       <w:bookmarkStart w:id="2" w:name="_Toc236522134"/>
       <w:r>
-        <w:rPr>
-          <w:lang w:val="en-US"/>
-        </w:rPr>
-        <w:t xml:space="preserve">Sứ mệnh và </w:t>
-      </w:r>
-      <w:r>
-        <w:rPr>
-          <w:lang w:val="en-US"/>
-        </w:rPr>
-        <w:t xml:space="preserve">giá </w:t>
-      </w:r>
-      <w:r>
-        <w:rPr>
-          <w:lang w:val="en-US"/>
-        </w:rPr>
-        <w:t xml:space="preserve">trị </w:t>
-      </w:r>
-      <w:r>
-        <w:rPr>
-          <w:lang w:val="en-US"/>
-        </w:rPr>
-        <w:t xml:space="preserve">cốt </w:t>
-      </w:r>
-      <w:r>
-        <w:rPr>
-          <w:lang w:val="en-US"/>
-        </w:rPr>
-        <w:t>lõi</w:t>
+        <w:t>Sứ mệnh và giá trị cốt lõi</w:t>
       </w:r>
       <w:bookmarkEnd w:id="2"/>
     </w:p>
@@ -5994,8 +6148,14 @@
     <w:p>
       <w:pPr>
         <w:pStyle w:val="LBody"/>
-      </w:pPr>
-      <w:r>
+        <w:rPr>
+          <w:lang w:val="vi-VN"/>
+        </w:rPr>
+      </w:pPr>
+      <w:r>
+        <w:rPr>
+          <w:lang w:val="vi-VN"/>
+        </w:rPr>
         <w:t>Giá trị cốt lõi:</w:t>
       </w:r>
     </w:p>
@@ -6031,96 +6191,112 @@
       <w:pPr>
         <w:pStyle w:val="LBody"/>
         <w:rPr>
-          <w:lang w:val="en-US"/>
-        </w:rPr>
-      </w:pPr>
-      <w:r>
-        <w:rPr>
           <w:lang w:val="vi-VN"/>
         </w:rPr>
+      </w:pPr>
+      <w:r>
+        <w:rPr>
+          <w:lang w:val="vi-VN"/>
+        </w:rPr>
         <w:t>Vận hành chuẩn mực: Mọi điểm bán đều hoạt động theo quy trình SOP nghiêm ngặt và tiêu chuẩn an toàn thực phẩm.</w:t>
       </w:r>
     </w:p>
     <w:p>
       <w:pPr>
         <w:pStyle w:val="Heading2"/>
-        <w:rPr>
-          <w:lang w:val="en-US"/>
-        </w:rPr>
       </w:pPr>
       <w:bookmarkStart w:id="5" w:name="_Toc236522135"/>
       <w:r>
-        <w:rPr>
-          <w:lang w:val="en-US"/>
-        </w:rPr>
-        <w:t xml:space="preserve">Cột mốc </w:t>
-      </w:r>
-      <w:r>
-        <w:rPr>
-          <w:lang w:val="en-US"/>
-        </w:rPr>
-        <w:t>hoạt động và thành tựu tiêu biểu</w:t>
+        <w:t>Cột mốc hoạt động và thành tựu tiêu biểu</w:t>
       </w:r>
       <w:bookmarkEnd w:id="5"/>
     </w:p>
     <w:p>
       <w:pPr>
         <w:pStyle w:val="LBody"/>
+        <w:rPr>
+          <w:lang w:val="vi-VN"/>
+        </w:rPr>
       </w:pPr>
       <w:r>
         <w:rPr>
           <w:b/>
           <w:bCs/>
+          <w:lang w:val="vi-VN"/>
         </w:rPr>
         <w:t>1968:</w:t>
       </w:r>
       <w:r>
+        <w:rPr>
+          <w:lang w:val="vi-VN"/>
+        </w:rPr>
         <w:t xml:space="preserve"> Khởi đầu tại Bảo Lộc, Lâm Đồng với thương hiệu Trà &amp; Cà phê Phúc Long.</w:t>
       </w:r>
     </w:p>
     <w:p>
       <w:pPr>
         <w:pStyle w:val="LBody"/>
+        <w:rPr>
+          <w:lang w:val="vi-VN"/>
+        </w:rPr>
       </w:pPr>
       <w:r>
         <w:rPr>
           <w:b/>
           <w:bCs/>
+          <w:lang w:val="vi-VN"/>
         </w:rPr>
         <w:t>2012:</w:t>
       </w:r>
       <w:r>
+        <w:rPr>
+          <w:lang w:val="vi-VN"/>
+        </w:rPr>
         <w:t xml:space="preserve"> Khai trương cửa hàng Flagship đầu tiên tại Ngã 6 Phù Đổng (TP.HCM), tạo làn sóng thưởng thức trà sữa đậm vị.</w:t>
       </w:r>
     </w:p>
     <w:p>
       <w:pPr>
         <w:pStyle w:val="LBody"/>
+        <w:rPr>
+          <w:lang w:val="vi-VN"/>
+        </w:rPr>
       </w:pPr>
       <w:r>
         <w:rPr>
           <w:b/>
           <w:bCs/>
+          <w:lang w:val="vi-VN"/>
         </w:rPr>
         <w:t>2021:</w:t>
       </w:r>
       <w:r>
+        <w:rPr>
+          <w:lang w:val="vi-VN"/>
+        </w:rPr>
         <w:t xml:space="preserve"> Tập đoàn Masan đầu tư chiến lược, tích hợp Kiosk Phúc Long vào hệ thống siêu thị WinMart+.</w:t>
       </w:r>
     </w:p>
     <w:p>
       <w:pPr>
         <w:pStyle w:val="LBody"/>
+        <w:rPr>
+          <w:lang w:val="vi-VN"/>
+        </w:rPr>
       </w:pPr>
       <w:r>
         <w:rPr>
           <w:b/>
           <w:bCs/>
+          <w:lang w:val="vi-VN"/>
         </w:rPr>
         <w:lastRenderedPageBreak/>
         <w:t>2023–2024:</w:t>
       </w:r>
       <w:r>
+        <w:rPr>
+          <w:lang w:val="vi-VN"/>
+        </w:rPr>
         <w:t xml:space="preserve"> Đạt mốc hơn 150 cửa hàng Flagship và hàng trăm Kiosk toàn quốc, đạt doanh thu hàng ngàn tỷ đồng.</w:t>
       </w:r>
     </w:p>
@@ -6224,7 +6400,7 @@
           <w:docGrid w:linePitch="360"/>
         </w:sectPr>
       </w:pPr>
-      <w:bookmarkStart w:id="7" w:name="_Toc236523154"/>
+      <w:bookmarkStart w:id="7" w:name="_Toc236593279"/>
       <w:r>
         <w:t xml:space="preserve">Hình </w:t>
       </w:r>
@@ -6259,13 +6435,13 @@
         </w:rPr>
         <w:t>Sơ đồ Cơ cấu tổ chứ</w:t>
       </w:r>
+      <w:r>
+        <w:rPr>
+          <w:lang w:val="en-US"/>
+        </w:rPr>
+        <w:t>c</w:t>
+      </w:r>
       <w:bookmarkEnd w:id="7"/>
-      <w:r>
-        <w:rPr>
-          <w:lang w:val="en-US"/>
-        </w:rPr>
-        <w:t>c</w:t>
-      </w:r>
     </w:p>
     <w:p>
       <w:pPr>
@@ -6295,9 +6471,6 @@
     <w:p>
       <w:pPr>
         <w:pStyle w:val="Heading2"/>
-        <w:rPr>
-          <w:lang w:val="en-US"/>
-        </w:rPr>
       </w:pPr>
       <w:bookmarkStart w:id="9" w:name="_Toc236522138"/>
       <w:r>
@@ -6318,9 +6491,9 @@
           <w:lang w:val="en-US"/>
         </w:rPr>
         <w:drawing>
-          <wp:inline distT="0" distB="0" distL="0" distR="0" wp14:anchorId="0BB297AE" wp14:editId="3BB3D1B0">
+          <wp:inline distT="0" distB="0" distL="0" distR="0" wp14:anchorId="0BB297AE" wp14:editId="6E61560C">
             <wp:extent cx="5532131" cy="5257811"/>
-            <wp:effectExtent l="0" t="0" r="0" b="0"/>
+            <wp:effectExtent l="19050" t="0" r="582930" b="609600"/>
             <wp:docPr id="95694695" name="Picture 4"/>
             <wp:cNvGraphicFramePr>
               <a:graphicFrameLocks xmlns:a="http://schemas.openxmlformats.org/drawingml/2006/main" noChangeAspect="1"/>
@@ -6345,7 +6518,7 @@
                     </a:stretch>
                   </pic:blipFill>
                   <pic:spPr>
-                    <a:xfrm>
+                    <a:xfrm rot="20700000">
                       <a:off x="0" y="0"/>
                       <a:ext cx="5532131" cy="5257811"/>
                     </a:xfrm>
@@ -6367,6 +6540,7 @@
           <w:lang w:val="en-US"/>
         </w:rPr>
       </w:pPr>
+      <w:bookmarkStart w:id="10" w:name="_Toc236593280"/>
       <w:r>
         <w:t xml:space="preserve">Hình </w:t>
       </w:r>
@@ -6392,6 +6566,7 @@
       <w:r>
         <w:t>. Sơ đồ Kiến trúc quy trình nghiệp vụ</w:t>
       </w:r>
+      <w:bookmarkEnd w:id="10"/>
     </w:p>
     <w:p>
       <w:pPr>
@@ -6421,6 +6596,7 @@
           <w:lang w:val="en-US"/>
         </w:rPr>
       </w:pPr>
+      <w:bookmarkStart w:id="11" w:name="_Toc236593281"/>
       <w:r>
         <w:t xml:space="preserve">Hình </w:t>
       </w:r>
@@ -6461,6 +6637,7 @@
       <w:r>
         <w:t>oạch định chiến lược</w:t>
       </w:r>
+      <w:bookmarkEnd w:id="11"/>
     </w:p>
     <w:p>
       <w:pPr>
@@ -6470,7 +6647,7 @@
           <w:lang w:val="en-US"/>
         </w:rPr>
       </w:pPr>
-      <w:bookmarkStart w:id="10" w:name="_Toc236522139"/>
+      <w:bookmarkStart w:id="12" w:name="_Toc236522139"/>
       <w:r>
         <w:rPr>
           <w:rFonts w:eastAsia="Times New Roman" w:cs="Times New Roman"/>
@@ -6486,7 +6663,7 @@
         </w:rPr>
         <w:t>trình quản lý</w:t>
       </w:r>
-      <w:bookmarkEnd w:id="10"/>
+      <w:bookmarkEnd w:id="12"/>
       <w:r>
         <w:rPr>
           <w:rFonts w:eastAsia="Times New Roman" w:cs="Times New Roman"/>
@@ -6502,7 +6679,7 @@
           <w:lang w:val="en-US"/>
         </w:rPr>
       </w:pPr>
-      <w:bookmarkStart w:id="11" w:name="_Toc236522140"/>
+      <w:bookmarkStart w:id="13" w:name="_Toc236522140"/>
       <w:r>
         <w:rPr>
           <w:lang w:val="en-US"/>
@@ -6521,7 +6698,7 @@
         </w:rPr>
         <w:t xml:space="preserve">định chiến lược </w:t>
       </w:r>
-      <w:bookmarkEnd w:id="11"/>
+      <w:bookmarkEnd w:id="13"/>
     </w:p>
     <w:p>
       <w:pPr>
@@ -6709,13 +6886,7 @@
         <w:rPr>
           <w:highlight w:val="yellow"/>
         </w:rPr>
-        <w:t>Ban Điều hành &amp; Cổ đông Tập đoàn Masan (Khách hàng Nội bộ) - Nhận định hướng chiến lược tăng trưởng, mục tiêu doanh thu &amp; kế hoạch mở rộng mạng lưới rõ ràng</w:t>
-      </w:r>
-      <w:r>
-        <w:rPr>
-          <w:highlight w:val="yellow"/>
-        </w:rPr>
-        <w:t>.</w:t>
+        <w:t>Ban Điều hành &amp; Cổ đông Tập đoàn Masan (Khách hàng Nội bộ) - Nhận định hướng chiến lược tăng trưởng, mục tiêu doanh thu &amp; kế hoạch mở rộng mạng lưới rõ ràng.</w:t>
       </w:r>
     </w:p>
     <w:p>
@@ -6759,14 +6930,14 @@
           <w:lang w:val="en-US"/>
         </w:rPr>
       </w:pPr>
-      <w:bookmarkStart w:id="12" w:name="_Toc236522141"/>
+      <w:bookmarkStart w:id="14" w:name="_Toc236522141"/>
       <w:r>
         <w:rPr>
           <w:lang w:val="en-US"/>
         </w:rPr>
         <w:t>Quy trình Quản lý chất lượng và tiêu chuẩn dịch vụ</w:t>
       </w:r>
-      <w:bookmarkEnd w:id="12"/>
+      <w:bookmarkEnd w:id="14"/>
     </w:p>
     <w:p>
       <w:pPr>
@@ -7101,14 +7272,14 @@
           <w:lang w:val="en-US"/>
         </w:rPr>
       </w:pPr>
-      <w:bookmarkStart w:id="13" w:name="_Toc236522142"/>
+      <w:bookmarkStart w:id="15" w:name="_Toc236522142"/>
       <w:r>
         <w:rPr>
           <w:lang w:val="en-US"/>
         </w:rPr>
         <w:t>Quy trình Quản lý tài chính và ngân sách</w:t>
       </w:r>
-      <w:bookmarkEnd w:id="13"/>
+      <w:bookmarkEnd w:id="15"/>
     </w:p>
     <w:p>
       <w:pPr>
@@ -7441,7 +7612,7 @@
           <w:lang w:val="en-US"/>
         </w:rPr>
       </w:pPr>
-      <w:bookmarkStart w:id="14" w:name="_Toc236522143"/>
+      <w:bookmarkStart w:id="16" w:name="_Toc236522143"/>
       <w:r>
         <w:rPr>
           <w:lang w:val="en-US"/>
@@ -7449,7 +7620,7 @@
         <w:lastRenderedPageBreak/>
         <w:t>Quy trình cốt lõi</w:t>
       </w:r>
-      <w:bookmarkEnd w:id="14"/>
+      <w:bookmarkEnd w:id="16"/>
       <w:r>
         <w:rPr>
           <w:lang w:val="en-US"/>
@@ -7464,11 +7635,11 @@
           <w:lang w:val="en-US"/>
         </w:rPr>
       </w:pPr>
-      <w:bookmarkStart w:id="15" w:name="_Toc236522144"/>
+      <w:bookmarkStart w:id="17" w:name="_Toc236522144"/>
       <w:r>
         <w:t>Quy trình Pha chế và phục vụ đồ uống</w:t>
       </w:r>
-      <w:bookmarkEnd w:id="15"/>
+      <w:bookmarkEnd w:id="17"/>
       <w:r>
         <w:t xml:space="preserve"> </w:t>
       </w:r>
@@ -7513,13 +7684,7 @@
         <w:ind w:left="1434" w:hanging="357"/>
       </w:pPr>
       <w:r>
-        <w:t>Hệ thống</w:t>
-      </w:r>
-      <w:r>
-        <w:t xml:space="preserve"> </w:t>
-      </w:r>
-      <w:r>
-        <w:t xml:space="preserve">POS &amp; Server; </w:t>
+        <w:t xml:space="preserve">Hệ thống POS &amp; Server; </w:t>
       </w:r>
     </w:p>
     <w:p>
@@ -7537,10 +7702,7 @@
         <w:ind w:left="1434" w:hanging="357"/>
       </w:pPr>
       <w:r>
-        <w:t>Nhân viên Phục vụ / Shipper App</w:t>
-      </w:r>
-      <w:r>
-        <w:t>.</w:t>
+        <w:t>Nhân viên Phục vụ / Shipper App.</w:t>
       </w:r>
     </w:p>
     <w:p>
@@ -7924,14 +8086,14 @@
           <w:lang w:val="en-US"/>
         </w:rPr>
       </w:pPr>
-      <w:bookmarkStart w:id="16" w:name="_Toc236522145"/>
+      <w:bookmarkStart w:id="18" w:name="_Toc236522145"/>
       <w:r>
         <w:rPr>
           <w:lang w:val="en-US"/>
         </w:rPr>
         <w:t>Quy trình Vận hành chuỗi cửa hàng</w:t>
       </w:r>
-      <w:bookmarkEnd w:id="16"/>
+      <w:bookmarkEnd w:id="18"/>
     </w:p>
     <w:p>
       <w:pPr>
@@ -7972,13 +8134,7 @@
         <w:pStyle w:val="LGachDauDong"/>
       </w:pPr>
       <w:r>
-        <w:t>Quản lý Khu vực</w:t>
-      </w:r>
-      <w:r>
-        <w:t xml:space="preserve"> </w:t>
-      </w:r>
-      <w:r>
-        <w:t xml:space="preserve">(AM); </w:t>
+        <w:t xml:space="preserve">Quản lý Khu vực (AM); </w:t>
       </w:r>
     </w:p>
     <w:p>
@@ -8366,14 +8522,14 @@
           <w:lang w:val="en-US"/>
         </w:rPr>
       </w:pPr>
-      <w:bookmarkStart w:id="17" w:name="_Toc236522146"/>
+      <w:bookmarkStart w:id="19" w:name="_Toc236522146"/>
       <w:r>
         <w:rPr>
           <w:lang w:val="en-US"/>
         </w:rPr>
         <w:t>Quy trình Chăm sóc khách hàng và Quản lý phản hồi</w:t>
       </w:r>
-      <w:bookmarkEnd w:id="17"/>
+      <w:bookmarkEnd w:id="19"/>
     </w:p>
     <w:p>
       <w:pPr>
@@ -8423,21 +8579,159 @@
         <w:pStyle w:val="LGachDauDong"/>
       </w:pPr>
       <w:r>
-        <w:t>Quản</w:t>
+        <w:t xml:space="preserve">Quản lý Cửa hàng (SM); </w:t>
+      </w:r>
+    </w:p>
+    <w:p>
+      <w:pPr>
+        <w:pStyle w:val="LGachDauDong"/>
+      </w:pPr>
+      <w:r>
+        <w:t>Bộ phận Marketing/CRM.</w:t>
+      </w:r>
+    </w:p>
+    <w:p>
+      <w:pPr>
+        <w:pStyle w:val="Heading4"/>
+        <w:rPr>
+          <w:lang w:val="en-US"/>
+        </w:rPr>
+      </w:pPr>
+      <w:r>
+        <w:t>Mô tả quy trình</w:t>
+      </w:r>
+    </w:p>
+    <w:p>
+      <w:pPr>
+        <w:pStyle w:val="LBody"/>
+      </w:pPr>
+      <w:r>
+        <w:t>Bước 1 (Tiếp nhận): Tiếp nhận phản hồi/khiếu nại từ khách hàng qua Hotline</w:t>
       </w:r>
       <w:r>
         <w:t xml:space="preserve"> </w:t>
       </w:r>
       <w:r>
-        <w:t xml:space="preserve">lý Cửa hàng (SM); </w:t>
-      </w:r>
-    </w:p>
-    <w:p>
-      <w:pPr>
-        <w:pStyle w:val="LGachDauDong"/>
-      </w:pPr>
-      <w:r>
-        <w:t>Bộ phận Marketing/CRM.</w:t>
+        <w:rPr>
+          <w:lang w:val="en-US"/>
+        </w:rPr>
+        <w:t>1800.6928, Zalo Mini App, Fanpage hoặc trực tiếp tại quầy.</w:t>
+      </w:r>
+    </w:p>
+    <w:p>
+      <w:pPr>
+        <w:pStyle w:val="LBody"/>
+        <w:rPr>
+          <w:lang w:val="en-US"/>
+        </w:rPr>
+      </w:pPr>
+      <w:r>
+        <w:rPr>
+          <w:lang w:val="en-US"/>
+        </w:rPr>
+        <w:t>Bước 2 (Xác minh &amp; Phân loại): CSKH xác minh thông tin giao dịch trên hệ thống</w:t>
+      </w:r>
+      <w:r>
+        <w:rPr>
+          <w:lang w:val="en-US"/>
+        </w:rPr>
+        <w:t xml:space="preserve"> </w:t>
+      </w:r>
+      <w:r>
+        <w:rPr>
+          <w:lang w:val="en-US"/>
+        </w:rPr>
+        <w:t>CRM, phân loại khiếu nại (về thái độ phục vụ, sản phẩm sai vị, hoặc lỗi thanh toán).</w:t>
+      </w:r>
+    </w:p>
+    <w:p>
+      <w:pPr>
+        <w:pStyle w:val="LBody"/>
+        <w:rPr>
+          <w:lang w:val="en-US"/>
+        </w:rPr>
+      </w:pPr>
+      <w:r>
+        <w:rPr>
+          <w:lang w:val="en-US"/>
+        </w:rPr>
+        <w:t>Bước 3 (Chuyển xử lý): CSKH tạo ticket phản hồi và chuyển cho SM cửa hàng liên</w:t>
+      </w:r>
+      <w:r>
+        <w:rPr>
+          <w:lang w:val="en-US"/>
+        </w:rPr>
+        <w:t xml:space="preserve"> </w:t>
+      </w:r>
+      <w:r>
+        <w:rPr>
+          <w:lang w:val="en-US"/>
+        </w:rPr>
+        <w:t>quan kiểm tra camera/lịch sử ca bán trong 2 giờ.</w:t>
+      </w:r>
+    </w:p>
+    <w:p>
+      <w:pPr>
+        <w:pStyle w:val="LBody"/>
+        <w:rPr>
+          <w:lang w:val="en-US"/>
+        </w:rPr>
+      </w:pPr>
+      <w:r>
+        <w:rPr>
+          <w:lang w:val="en-US"/>
+        </w:rPr>
+        <w:t>Bước 4 (Đề xuất giải pháp): SM đề xuất phương án giải quyết: Đổi trả ly nước mới, gửi</w:t>
+      </w:r>
+      <w:r>
+        <w:rPr>
+          <w:lang w:val="en-US"/>
+        </w:rPr>
+        <w:t xml:space="preserve"> </w:t>
+      </w:r>
+      <w:r>
+        <w:rPr>
+          <w:lang w:val="en-US"/>
+        </w:rPr>
+        <w:t>lời xin lỗi và phát hành Voucher đền bù trên Phúc Long Rewards.Bước 5 (Trao đổi với khách): CSKH liên hệ trực tiếp phản hồi giải pháp với khách hàng.</w:t>
+      </w:r>
+      <w:r>
+        <w:rPr>
+          <w:lang w:val="en-US"/>
+        </w:rPr>
+        <w:t xml:space="preserve"> </w:t>
+      </w:r>
+      <w:r>
+        <w:rPr>
+          <w:lang w:val="en-US"/>
+        </w:rPr>
+        <w:t>Nếu khách chưa hài lòng -&gt; SM điều chỉnh phương án.</w:t>
+      </w:r>
+    </w:p>
+    <w:p>
+      <w:pPr>
+        <w:pStyle w:val="LBody"/>
+        <w:rPr>
+          <w:lang w:val="en-US"/>
+        </w:rPr>
+      </w:pPr>
+      <w:r>
+        <w:rPr>
+          <w:lang w:val="en-US"/>
+        </w:rPr>
+        <w:t>Bước 6 (Đóng ticket &amp; Đánh giá): Khi khách hàng đồng ý, CSKH đóng ticket khiếu nại</w:t>
+      </w:r>
+      <w:r>
+        <w:rPr>
+          <w:lang w:val="en-US"/>
+        </w:rPr>
+        <w:t xml:space="preserve"> </w:t>
+      </w:r>
+      <w:r>
+        <w:rPr>
+          <w:lang w:val="en-US"/>
+        </w:rPr>
+        <w:t>và gửi khảo sát đánh giá chất lượng dịch vụ 1-5 sao.</w:t>
       </w:r>
     </w:p>
     <w:p>
@@ -8448,230 +8742,86 @@
         </w:rPr>
       </w:pPr>
       <w:r>
-        <w:t>Mô tả quy trình</w:t>
+        <w:rPr>
+          <w:lang w:val="en-US"/>
+        </w:rPr>
+        <w:t>Đối tượng khách hàng</w:t>
       </w:r>
     </w:p>
     <w:p>
       <w:pPr>
         <w:pStyle w:val="LBody"/>
-      </w:pPr>
-      <w:r>
-        <w:t>Bước 1 (Tiếp nhận): Tiếp nhận phản hồi/khiếu nại từ khách hàng qua Hotline</w:t>
-      </w:r>
-      <w:r>
+        <w:rPr>
+          <w:lang w:val="en-US"/>
+        </w:rPr>
+      </w:pPr>
+      <w:r>
+        <w:rPr>
+          <w:lang w:val="en-US"/>
+        </w:rPr>
+        <w:t>Khách hàng thành viên Phúc Long</w:t>
+      </w:r>
+      <w:r>
+        <w:rPr>
+          <w:lang w:val="en-US"/>
+        </w:rPr>
         <w:t xml:space="preserve"> </w:t>
       </w:r>
       <w:r>
         <w:rPr>
           <w:lang w:val="en-US"/>
         </w:rPr>
-        <w:t>1800.6928, Zalo Mini App, Fanpage hoặc trực tiếp tại quầy.</w:t>
+        <w:t>Rewards (Khách hàng Bên ngoài) - Được giải quyết khiếu nại thỏa đáng, bảo vệ quyền</w:t>
+      </w:r>
+      <w:r>
+        <w:rPr>
+          <w:lang w:val="en-US"/>
+        </w:rPr>
+        <w:t xml:space="preserve"> </w:t>
+      </w:r>
+      <w:r>
+        <w:rPr>
+          <w:lang w:val="en-US"/>
+        </w:rPr>
+        <w:t>lợi và nhận ưu đãi cá nhân hóa.</w:t>
+      </w:r>
+    </w:p>
+    <w:p>
+      <w:pPr>
+        <w:pStyle w:val="Heading4"/>
+        <w:rPr>
+          <w:lang w:val="en-US"/>
+        </w:rPr>
+      </w:pPr>
+      <w:r>
+        <w:t>Kết quả có thể xảy ra của quy trình</w:t>
       </w:r>
     </w:p>
     <w:p>
       <w:pPr>
         <w:pStyle w:val="LBody"/>
-        <w:rPr>
-          <w:lang w:val="en-US"/>
-        </w:rPr>
-      </w:pPr>
-      <w:r>
-        <w:rPr>
-          <w:lang w:val="en-US"/>
-        </w:rPr>
-        <w:t>Bước 2 (Xác minh &amp; Phân loại): CSKH xác minh thông tin giao dịch trên hệ thống</w:t>
-      </w:r>
-      <w:r>
-        <w:rPr>
-          <w:lang w:val="en-US"/>
-        </w:rPr>
+      </w:pPr>
+      <w:r>
+        <w:t>Trường hợp thành công: Khiếu nại được xử lý êm đẹp trong 24 giờ, khách hàng hài</w:t>
+      </w:r>
+      <w:r>
         <w:t xml:space="preserve"> </w:t>
       </w:r>
       <w:r>
-        <w:rPr>
-          <w:lang w:val="en-US"/>
-        </w:rPr>
-        <w:t>CRM, phân loại khiếu nại (về thái độ phục vụ, sản phẩm sai vị, hoặc lỗi thanh toán).</w:t>
+        <w:t>lòng đánh giá 5 sao và tiếp tục quay lại sử dụng dịch vụ.</w:t>
       </w:r>
     </w:p>
     <w:p>
       <w:pPr>
         <w:pStyle w:val="LBody"/>
-        <w:rPr>
-          <w:lang w:val="en-US"/>
-        </w:rPr>
-      </w:pPr>
-      <w:r>
-        <w:rPr>
-          <w:lang w:val="en-US"/>
-        </w:rPr>
-        <w:t>Bước 3 (Chuyển xử lý): CSKH tạo ticket phản hồi và chuyển cho SM cửa hàng liên</w:t>
-      </w:r>
-      <w:r>
-        <w:rPr>
-          <w:lang w:val="en-US"/>
-        </w:rPr>
+      </w:pPr>
+      <w:r>
+        <w:t>Trường hợp thất bại/rủi ro: Xử lý trễ hạn hoặc thái độ không thỏa đáng khiến khách</w:t>
+      </w:r>
+      <w:r>
         <w:t xml:space="preserve"> </w:t>
       </w:r>
       <w:r>
-        <w:rPr>
-          <w:lang w:val="en-US"/>
-        </w:rPr>
-        <w:t>quan kiểm tra camera/lịch sử ca bán trong 2 giờ.</w:t>
-      </w:r>
-    </w:p>
-    <w:p>
-      <w:pPr>
-        <w:pStyle w:val="LBody"/>
-        <w:rPr>
-          <w:lang w:val="en-US"/>
-        </w:rPr>
-      </w:pPr>
-      <w:r>
-        <w:rPr>
-          <w:lang w:val="en-US"/>
-        </w:rPr>
-        <w:t>Bước 4 (Đề xuất giải pháp): SM đề xuất phương án giải quyết: Đổi trả ly nước mới, gửi</w:t>
-      </w:r>
-      <w:r>
-        <w:rPr>
-          <w:lang w:val="en-US"/>
-        </w:rPr>
-        <w:t xml:space="preserve"> </w:t>
-      </w:r>
-      <w:r>
-        <w:rPr>
-          <w:lang w:val="en-US"/>
-        </w:rPr>
-        <w:t>lời xin lỗi và phát hành Voucher đền bù trên Phúc Long Rewards.Bước 5 (Trao đổi với khách): CSKH liên hệ trực tiếp phản hồi giải pháp với khách hàng.</w:t>
-      </w:r>
-      <w:r>
-        <w:rPr>
-          <w:lang w:val="en-US"/>
-        </w:rPr>
-        <w:t xml:space="preserve"> </w:t>
-      </w:r>
-      <w:r>
-        <w:rPr>
-          <w:lang w:val="en-US"/>
-        </w:rPr>
-        <w:t>Nếu khách chưa hài lòng -&gt; SM điều chỉnh phương án.</w:t>
-      </w:r>
-    </w:p>
-    <w:p>
-      <w:pPr>
-        <w:pStyle w:val="LBody"/>
-        <w:rPr>
-          <w:lang w:val="en-US"/>
-        </w:rPr>
-      </w:pPr>
-      <w:r>
-        <w:rPr>
-          <w:lang w:val="en-US"/>
-        </w:rPr>
-        <w:t>Bước 6 (Đóng ticket &amp; Đánh giá): Khi khách hàng đồng ý, CSKH đóng ticket khiếu nại</w:t>
-      </w:r>
-      <w:r>
-        <w:rPr>
-          <w:lang w:val="en-US"/>
-        </w:rPr>
-        <w:t xml:space="preserve"> </w:t>
-      </w:r>
-      <w:r>
-        <w:rPr>
-          <w:lang w:val="en-US"/>
-        </w:rPr>
-        <w:t>và gửi khảo sát đánh giá chất lượng dịch vụ 1-5 sao.</w:t>
-      </w:r>
-    </w:p>
-    <w:p>
-      <w:pPr>
-        <w:pStyle w:val="Heading4"/>
-        <w:rPr>
-          <w:lang w:val="en-US"/>
-        </w:rPr>
-      </w:pPr>
-      <w:r>
-        <w:rPr>
-          <w:lang w:val="en-US"/>
-        </w:rPr>
-        <w:t>Đối tượng khách hàng</w:t>
-      </w:r>
-    </w:p>
-    <w:p>
-      <w:pPr>
-        <w:pStyle w:val="LBody"/>
-        <w:rPr>
-          <w:lang w:val="en-US"/>
-        </w:rPr>
-      </w:pPr>
-      <w:r>
-        <w:rPr>
-          <w:lang w:val="en-US"/>
-        </w:rPr>
-        <w:t>Khách hàng thành viên Phúc Long</w:t>
-      </w:r>
-      <w:r>
-        <w:rPr>
-          <w:lang w:val="en-US"/>
-        </w:rPr>
-        <w:t xml:space="preserve"> </w:t>
-      </w:r>
-      <w:r>
-        <w:rPr>
-          <w:lang w:val="en-US"/>
-        </w:rPr>
-        <w:t>Rewards (Khách hàng Bên ngoài) - Được giải quyết khiếu nại thỏa đáng, bảo vệ quyền</w:t>
-      </w:r>
-      <w:r>
-        <w:rPr>
-          <w:lang w:val="en-US"/>
-        </w:rPr>
-        <w:t xml:space="preserve"> </w:t>
-      </w:r>
-      <w:r>
-        <w:rPr>
-          <w:lang w:val="en-US"/>
-        </w:rPr>
-        <w:t>lợi và nhận ưu đãi cá nhân hóa.</w:t>
-      </w:r>
-    </w:p>
-    <w:p>
-      <w:pPr>
-        <w:pStyle w:val="Heading4"/>
-        <w:rPr>
-          <w:lang w:val="en-US"/>
-        </w:rPr>
-      </w:pPr>
-      <w:r>
-        <w:t>Kết quả có thể xảy ra của quy trình</w:t>
-      </w:r>
-    </w:p>
-    <w:p>
-      <w:pPr>
-        <w:pStyle w:val="LBody"/>
-      </w:pPr>
-      <w:r>
-        <w:t>Trường hợp thành công: Khiếu nại được xử lý êm đẹp trong 24 giờ, khách hàng hài</w:t>
-      </w:r>
-      <w:r>
-        <w:t xml:space="preserve"> </w:t>
-      </w:r>
-      <w:r>
-        <w:t>lòng đánh giá 5 sao và tiếp tục quay lại sử dụng dịch vụ.</w:t>
-      </w:r>
-    </w:p>
-    <w:p>
-      <w:pPr>
-        <w:pStyle w:val="LBody"/>
-      </w:pPr>
-      <w:r>
-        <w:t>Trường hợp thất bại/rủi ro: Xử lý trễ hạn hoặc thái độ không thỏa đáng khiến khách</w:t>
-      </w:r>
-      <w:r>
-        <w:t xml:space="preserve"> </w:t>
-      </w:r>
-      <w:r>
         <w:t>hàng bức xúc đăng bài tiêu cực lên mạng xã hội.</w:t>
       </w:r>
     </w:p>
@@ -8682,12 +8832,12 @@
           <w:lang w:val="en-US"/>
         </w:rPr>
       </w:pPr>
-      <w:bookmarkStart w:id="18" w:name="_Toc236522147"/>
+      <w:bookmarkStart w:id="20" w:name="_Toc236522147"/>
       <w:r>
         <w:lastRenderedPageBreak/>
         <w:t>Quy trình Quản lý đơn hàng và giao hàng đa kênh</w:t>
       </w:r>
-      <w:bookmarkEnd w:id="18"/>
+      <w:bookmarkEnd w:id="20"/>
     </w:p>
     <w:p>
       <w:pPr>
@@ -9020,7 +9170,7 @@
           <w:lang w:val="en-US"/>
         </w:rPr>
       </w:pPr>
-      <w:bookmarkStart w:id="19" w:name="_Toc236522148"/>
+      <w:bookmarkStart w:id="21" w:name="_Toc236522148"/>
       <w:r>
         <w:rPr>
           <w:lang w:val="en-US"/>
@@ -9028,7 +9178,7 @@
         <w:lastRenderedPageBreak/>
         <w:t>Quy trình hỗ trợ</w:t>
       </w:r>
-      <w:bookmarkEnd w:id="19"/>
+      <w:bookmarkEnd w:id="21"/>
     </w:p>
     <w:p>
       <w:pPr>
@@ -9037,11 +9187,11 @@
           <w:lang w:val="en-US"/>
         </w:rPr>
       </w:pPr>
-      <w:bookmarkStart w:id="20" w:name="_Toc236522149"/>
+      <w:bookmarkStart w:id="22" w:name="_Toc236522149"/>
       <w:r>
         <w:t>Quy trình Tuyển dụng và đào tạo nhân sự</w:t>
       </w:r>
-      <w:bookmarkEnd w:id="20"/>
+      <w:bookmarkEnd w:id="22"/>
     </w:p>
     <w:p>
       <w:pPr>
@@ -9082,13 +9232,7 @@
         <w:pStyle w:val="LGachDauDong"/>
       </w:pPr>
       <w:r>
-        <w:t>Bộ phận Nhân sự</w:t>
-      </w:r>
-      <w:r>
-        <w:t xml:space="preserve"> </w:t>
-      </w:r>
-      <w:r>
-        <w:t xml:space="preserve">(HR); </w:t>
+        <w:t xml:space="preserve">Bộ phận Nhân sự (HR); </w:t>
       </w:r>
     </w:p>
     <w:p>
@@ -9425,11 +9569,11 @@
           <w:lang w:val="en-US"/>
         </w:rPr>
       </w:pPr>
-      <w:bookmarkStart w:id="21" w:name="_Toc236522150"/>
+      <w:bookmarkStart w:id="23" w:name="_Toc236522150"/>
       <w:r>
         <w:t>Quy trình Quản lý chuỗi cung ứng và kho vận</w:t>
       </w:r>
-      <w:bookmarkEnd w:id="21"/>
+      <w:bookmarkEnd w:id="23"/>
     </w:p>
     <w:p>
       <w:pPr>
@@ -9470,13 +9614,7 @@
         <w:pStyle w:val="LGachDauDong"/>
       </w:pPr>
       <w:r>
-        <w:t>Nhà máy Sản xuất (Bình</w:t>
-      </w:r>
-      <w:r>
-        <w:t xml:space="preserve"> </w:t>
-      </w:r>
-      <w:r>
-        <w:t xml:space="preserve">Dương); </w:t>
+        <w:t xml:space="preserve">Nhà máy Sản xuất (Bình Dương); </w:t>
       </w:r>
     </w:p>
     <w:p>
@@ -9799,11 +9937,11 @@
           <w:lang w:val="en-US"/>
         </w:rPr>
       </w:pPr>
-      <w:bookmarkStart w:id="22" w:name="_Toc236522151"/>
+      <w:bookmarkStart w:id="24" w:name="_Toc236522151"/>
       <w:r>
         <w:t>Quy trình Bảo trì thiết bị và cơ sở vật chất</w:t>
       </w:r>
-      <w:bookmarkEnd w:id="22"/>
+      <w:bookmarkEnd w:id="24"/>
     </w:p>
     <w:p>
       <w:pPr>
@@ -9858,13 +9996,7 @@
         <w:pStyle w:val="LGachDauDong"/>
       </w:pPr>
       <w:r>
-        <w:t>Đội ngũ Kỹ thuật Bảo trì</w:t>
-      </w:r>
-      <w:r>
-        <w:t xml:space="preserve"> </w:t>
-      </w:r>
-      <w:r>
-        <w:t xml:space="preserve">Nội bộ; </w:t>
+        <w:t xml:space="preserve">Đội ngũ Kỹ thuật Bảo trì Nội bộ; </w:t>
       </w:r>
     </w:p>
     <w:p>
@@ -10054,11 +10186,11 @@
           <w:lang w:val="en-US"/>
         </w:rPr>
       </w:pPr>
-      <w:bookmarkStart w:id="23" w:name="_Toc236522152"/>
+      <w:bookmarkStart w:id="25" w:name="_Toc236522152"/>
       <w:r>
         <w:t>Quy trình Hỗ trợ công nghệ thông tin IT Helpdesk</w:t>
       </w:r>
-      <w:bookmarkEnd w:id="23"/>
+      <w:bookmarkEnd w:id="25"/>
     </w:p>
     <w:p>
       <w:pPr>
@@ -10107,13 +10239,7 @@
         <w:pStyle w:val="LGachDauDong"/>
       </w:pPr>
       <w:r>
-        <w:t>Đội ngũ IT Helpdesk</w:t>
-      </w:r>
-      <w:r>
-        <w:t xml:space="preserve"> </w:t>
-      </w:r>
-      <w:r>
-        <w:t xml:space="preserve">Trung tâm; </w:t>
+        <w:t xml:space="preserve">Đội ngũ IT Helpdesk Trung tâm; </w:t>
       </w:r>
     </w:p>
     <w:p>
@@ -10325,12 +10451,12 @@
       <w:pPr>
         <w:pStyle w:val="Heading1"/>
       </w:pPr>
-      <w:bookmarkStart w:id="24" w:name="_Toc236522153"/>
+      <w:bookmarkStart w:id="26" w:name="_Toc236522153"/>
       <w:r>
         <w:lastRenderedPageBreak/>
         <w:t>Mô hình hoá quy trình</w:t>
       </w:r>
-      <w:bookmarkEnd w:id="24"/>
+      <w:bookmarkEnd w:id="26"/>
     </w:p>
     <w:p>
       <w:pPr>
@@ -10340,7 +10466,7 @@
           <w:lang w:val="en-US"/>
         </w:rPr>
       </w:pPr>
-      <w:bookmarkStart w:id="25" w:name="_Toc236522154"/>
+      <w:bookmarkStart w:id="27" w:name="_Toc236522154"/>
       <w:r>
         <w:rPr>
           <w:rFonts w:cs="Times New Roman"/>
@@ -10348,7 +10474,7 @@
         </w:rPr>
         <w:t>Quy trình quản lý</w:t>
       </w:r>
-      <w:bookmarkEnd w:id="25"/>
+      <w:bookmarkEnd w:id="27"/>
     </w:p>
     <w:p>
       <w:pPr>
@@ -10364,14 +10490,14 @@
           <w:lang w:val="en-US"/>
         </w:rPr>
       </w:pPr>
-      <w:bookmarkStart w:id="26" w:name="_Toc236522155"/>
+      <w:bookmarkStart w:id="28" w:name="_Toc236522155"/>
       <w:r>
         <w:rPr>
           <w:lang w:val="en-US"/>
         </w:rPr>
         <w:t>Quy trình cốt lõi</w:t>
       </w:r>
-      <w:bookmarkEnd w:id="26"/>
+      <w:bookmarkEnd w:id="28"/>
       <w:r>
         <w:rPr>
           <w:lang w:val="en-US"/>
@@ -10393,14 +10519,14 @@
           <w:lang w:val="en-US"/>
         </w:rPr>
       </w:pPr>
-      <w:bookmarkStart w:id="27" w:name="_Toc236522156"/>
+      <w:bookmarkStart w:id="29" w:name="_Toc236522156"/>
       <w:r>
         <w:rPr>
           <w:lang w:val="en-US"/>
         </w:rPr>
         <w:t>Quy trình hỗ trợ</w:t>
       </w:r>
-      <w:bookmarkEnd w:id="27"/>
+      <w:bookmarkEnd w:id="29"/>
     </w:p>
     <w:p>
       <w:pPr>
@@ -10420,12 +10546,12 @@
       <w:pPr>
         <w:pStyle w:val="Heading1"/>
       </w:pPr>
-      <w:bookmarkStart w:id="28" w:name="_Toc236522157"/>
+      <w:bookmarkStart w:id="30" w:name="_Toc236522157"/>
       <w:r>
         <w:lastRenderedPageBreak/>
         <w:t>Phân tích quy trình</w:t>
       </w:r>
-      <w:bookmarkEnd w:id="28"/>
+      <w:bookmarkEnd w:id="30"/>
     </w:p>
     <w:p>
       <w:pPr>
@@ -10434,14 +10560,14 @@
           <w:lang w:val="en-US"/>
         </w:rPr>
       </w:pPr>
-      <w:bookmarkStart w:id="29" w:name="_Toc236522158"/>
+      <w:bookmarkStart w:id="31" w:name="_Toc236522158"/>
       <w:r>
         <w:rPr>
           <w:lang w:val="en-US"/>
         </w:rPr>
         <w:t>Phân tích định tính</w:t>
       </w:r>
-      <w:bookmarkEnd w:id="29"/>
+      <w:bookmarkEnd w:id="31"/>
     </w:p>
     <w:p>
       <w:pPr>
@@ -10450,7 +10576,7 @@
           <w:lang w:val="en-US"/>
         </w:rPr>
       </w:pPr>
-      <w:bookmarkStart w:id="30" w:name="_Toc236522159"/>
+      <w:bookmarkStart w:id="32" w:name="_Toc236522159"/>
       <w:r>
         <w:rPr>
           <w:lang w:val="en-US"/>
@@ -10460,7 +10586,7 @@
       <w:r>
         <w:t>Pha chế và phục vụ đồ uống</w:t>
       </w:r>
-      <w:bookmarkEnd w:id="30"/>
+      <w:bookmarkEnd w:id="32"/>
     </w:p>
     <w:p>
       <w:pPr>
@@ -10534,14 +10660,14 @@
           <w:lang w:val="en-US"/>
         </w:rPr>
       </w:pPr>
-      <w:bookmarkStart w:id="31" w:name="_Toc236522160"/>
+      <w:bookmarkStart w:id="33" w:name="_Toc236522160"/>
       <w:r>
         <w:rPr>
           <w:lang w:val="en-US"/>
         </w:rPr>
         <w:t>Quy trình …</w:t>
       </w:r>
-      <w:bookmarkEnd w:id="31"/>
+      <w:bookmarkEnd w:id="33"/>
     </w:p>
     <w:p>
       <w:pPr>
@@ -10557,14 +10683,14 @@
           <w:lang w:val="en-US"/>
         </w:rPr>
       </w:pPr>
-      <w:bookmarkStart w:id="32" w:name="_Toc236522161"/>
+      <w:bookmarkStart w:id="34" w:name="_Toc236522161"/>
       <w:r>
         <w:rPr>
           <w:lang w:val="en-US"/>
         </w:rPr>
         <w:t>Phân tích định lượng</w:t>
       </w:r>
-      <w:bookmarkEnd w:id="32"/>
+      <w:bookmarkEnd w:id="34"/>
     </w:p>
     <w:p>
       <w:pPr>
@@ -10573,14 +10699,14 @@
           <w:lang w:val="en-US"/>
         </w:rPr>
       </w:pPr>
-      <w:bookmarkStart w:id="33" w:name="_Toc236522162"/>
+      <w:bookmarkStart w:id="35" w:name="_Toc236522162"/>
       <w:r>
         <w:rPr>
           <w:lang w:val="en-US"/>
         </w:rPr>
         <w:t>Quy trình …</w:t>
       </w:r>
-      <w:bookmarkEnd w:id="33"/>
+      <w:bookmarkEnd w:id="35"/>
     </w:p>
     <w:p>
       <w:pPr>
@@ -11629,6 +11755,7 @@
   <w:style w:type="character" w:default="1" w:styleId="DefaultParagraphFont">
     <w:name w:val="Default Paragraph Font"/>
     <w:uiPriority w:val="1"/>
+    <w:semiHidden/>
     <w:unhideWhenUsed/>
   </w:style>
   <w:style w:type="table" w:default="1" w:styleId="TableNormal">

--- a/report/Báo cáo.docx
+++ b/report/Báo cáo.docx
@@ -872,7 +872,7 @@
         </w:tabs>
         <w:rPr>
           <w:rFonts w:asciiTheme="minorHAnsi" w:eastAsiaTheme="minorEastAsia" w:hAnsiTheme="minorHAnsi"/>
-          <w:b/>
+          <w:b w:val="0"/>
           <w:noProof/>
           <w:kern w:val="2"/>
           <w:sz w:val="24"/>
@@ -884,7 +884,7 @@
       <w:r>
         <w:rPr>
           <w:rFonts w:cs="Times New Roman"/>
-          <w:b/>
+          <w:b w:val="0"/>
           <w:sz w:val="28"/>
           <w:szCs w:val="26"/>
         </w:rPr>
@@ -893,6 +893,7 @@
       <w:r>
         <w:rPr>
           <w:rFonts w:cs="Times New Roman"/>
+          <w:b w:val="0"/>
           <w:sz w:val="28"/>
           <w:szCs w:val="26"/>
         </w:rPr>
@@ -901,13 +902,13 @@
       <w:r>
         <w:rPr>
           <w:rFonts w:cs="Times New Roman"/>
-          <w:b/>
+          <w:b w:val="0"/>
           <w:sz w:val="28"/>
           <w:szCs w:val="26"/>
         </w:rPr>
         <w:fldChar w:fldCharType="separate"/>
       </w:r>
-      <w:hyperlink w:anchor="_Toc236522132" w:history="1">
+      <w:hyperlink w:anchor="_Toc236690061" w:history="1">
         <w:r>
           <w:rPr>
             <w:rStyle w:val="Hyperlink"/>
@@ -942,7 +943,7 @@
             <w:noProof/>
             <w:webHidden/>
           </w:rPr>
-          <w:instrText xml:space="preserve"> PAGEREF _Toc236522132 \h </w:instrText>
+          <w:instrText xml:space="preserve"> PAGEREF _Toc236690061 \h </w:instrText>
         </w:r>
         <w:r>
           <w:rPr>
@@ -989,7 +990,7 @@
           <w14:ligatures w14:val="standardContextual"/>
         </w:rPr>
       </w:pPr>
-      <w:hyperlink w:anchor="_Toc236522133" w:history="1">
+      <w:hyperlink w:anchor="_Toc236690062" w:history="1">
         <w:r>
           <w:rPr>
             <w:rStyle w:val="Hyperlink"/>
@@ -1016,7 +1017,7 @@
             <w:noProof/>
             <w:webHidden/>
           </w:rPr>
-          <w:instrText xml:space="preserve"> PAGEREF _Toc236522133 \h </w:instrText>
+          <w:instrText xml:space="preserve"> PAGEREF _Toc236690062 \h </w:instrText>
         </w:r>
         <w:r>
           <w:rPr>
@@ -1063,21 +1064,27 @@
           <w14:ligatures w14:val="standardContextual"/>
         </w:rPr>
       </w:pPr>
-      <w:hyperlink w:anchor="_Toc236522134" w:history="1">
+      <w:hyperlink w:anchor="_Toc236690063" w:history="1">
         <w:r>
           <w:rPr>
             <w:rStyle w:val="Hyperlink"/>
             <w:noProof/>
           </w:rPr>
-          <w:t>1.2.</w:t>
+          <w:t xml:space="preserve">1.2. Sứ mệnh và </w:t>
         </w:r>
         <w:r>
           <w:rPr>
             <w:rStyle w:val="Hyperlink"/>
             <w:noProof/>
-            <w:lang w:val="en-US"/>
-          </w:rPr>
-          <w:t xml:space="preserve"> Sứ mệnh và giá trị cốt lõi</w:t>
+          </w:rPr>
+          <w:t>g</w:t>
+        </w:r>
+        <w:r>
+          <w:rPr>
+            <w:rStyle w:val="Hyperlink"/>
+            <w:noProof/>
+          </w:rPr>
+          <w:t>iá trị cốt lõi</w:t>
         </w:r>
         <w:r>
           <w:rPr>
@@ -1098,7 +1105,7 @@
             <w:noProof/>
             <w:webHidden/>
           </w:rPr>
-          <w:instrText xml:space="preserve"> PAGEREF _Toc236522134 \h </w:instrText>
+          <w:instrText xml:space="preserve"> PAGEREF _Toc236690063 \h </w:instrText>
         </w:r>
         <w:r>
           <w:rPr>
@@ -1145,12 +1152,11 @@
           <w14:ligatures w14:val="standardContextual"/>
         </w:rPr>
       </w:pPr>
-      <w:hyperlink w:anchor="_Toc236522135" w:history="1">
+      <w:hyperlink w:anchor="_Toc236690064" w:history="1">
         <w:r>
           <w:rPr>
             <w:rStyle w:val="Hyperlink"/>
             <w:noProof/>
-            <w:lang w:val="en-US"/>
           </w:rPr>
           <w:t>1.3. Cột mốc hoạt động và thành tựu tiêu biểu</w:t>
         </w:r>
@@ -1173,7 +1179,7 @@
             <w:noProof/>
             <w:webHidden/>
           </w:rPr>
-          <w:instrText xml:space="preserve"> PAGEREF _Toc236522135 \h </w:instrText>
+          <w:instrText xml:space="preserve"> PAGEREF _Toc236690064 \h </w:instrText>
         </w:r>
         <w:r>
           <w:rPr>
@@ -1220,7 +1226,7 @@
           <w14:ligatures w14:val="standardContextual"/>
         </w:rPr>
       </w:pPr>
-      <w:hyperlink w:anchor="_Toc236522136" w:history="1">
+      <w:hyperlink w:anchor="_Toc236690065" w:history="1">
         <w:r>
           <w:rPr>
             <w:rStyle w:val="Hyperlink"/>
@@ -1248,7 +1254,7 @@
             <w:noProof/>
             <w:webHidden/>
           </w:rPr>
-          <w:instrText xml:space="preserve"> PAGEREF _Toc236522136 \h </w:instrText>
+          <w:instrText xml:space="preserve"> PAGEREF _Toc236690065 \h </w:instrText>
         </w:r>
         <w:r>
           <w:rPr>
@@ -1287,7 +1293,7 @@
         </w:tabs>
         <w:rPr>
           <w:rFonts w:asciiTheme="minorHAnsi" w:eastAsiaTheme="minorEastAsia" w:hAnsiTheme="minorHAnsi"/>
-          <w:b/>
+          <w:b w:val="0"/>
           <w:noProof/>
           <w:kern w:val="2"/>
           <w:sz w:val="24"/>
@@ -1296,7 +1302,7 @@
           <w14:ligatures w14:val="standardContextual"/>
         </w:rPr>
       </w:pPr>
-      <w:hyperlink w:anchor="_Toc236522137" w:history="1">
+      <w:hyperlink w:anchor="_Toc236690066" w:history="1">
         <w:r>
           <w:rPr>
             <w:rStyle w:val="Hyperlink"/>
@@ -1331,7 +1337,7 @@
             <w:noProof/>
             <w:webHidden/>
           </w:rPr>
-          <w:instrText xml:space="preserve"> PAGEREF _Toc236522137 \h </w:instrText>
+          <w:instrText xml:space="preserve"> PAGEREF _Toc236690066 \h </w:instrText>
         </w:r>
         <w:r>
           <w:rPr>
@@ -1378,21 +1384,13 @@
           <w14:ligatures w14:val="standardContextual"/>
         </w:rPr>
       </w:pPr>
-      <w:hyperlink w:anchor="_Toc236522138" w:history="1">
+      <w:hyperlink w:anchor="_Toc236690067" w:history="1">
         <w:r>
           <w:rPr>
             <w:rStyle w:val="Hyperlink"/>
             <w:noProof/>
-            <w:lang w:val="en-US"/>
-          </w:rPr>
-          <w:t>2.1.</w:t>
-        </w:r>
-        <w:r>
-          <w:rPr>
-            <w:rStyle w:val="Hyperlink"/>
-            <w:noProof/>
-          </w:rPr>
-          <w:t xml:space="preserve"> Kiến trúc quy trình nghiệp vụ</w:t>
+          </w:rPr>
+          <w:t>2.1. Kiến trúc quy trình nghiệp vụ</w:t>
         </w:r>
         <w:r>
           <w:rPr>
@@ -1413,7 +1411,7 @@
             <w:noProof/>
             <w:webHidden/>
           </w:rPr>
-          <w:instrText xml:space="preserve"> PAGEREF _Toc236522138 \h </w:instrText>
+          <w:instrText xml:space="preserve"> PAGEREF _Toc236690067 \h </w:instrText>
         </w:r>
         <w:r>
           <w:rPr>
@@ -1460,15 +1458,14 @@
           <w14:ligatures w14:val="standardContextual"/>
         </w:rPr>
       </w:pPr>
-      <w:hyperlink w:anchor="_Toc236522139" w:history="1">
+      <w:hyperlink w:anchor="_Toc236690068" w:history="1">
         <w:r>
           <w:rPr>
             <w:rStyle w:val="Hyperlink"/>
-            <w:rFonts w:eastAsia="Times New Roman" w:cs="Times New Roman"/>
             <w:noProof/>
             <w:lang w:val="en-US"/>
           </w:rPr>
-          <w:t>2.2. Nhóm quy trình quản lý</w:t>
+          <w:t>2.2. Sơ đồ chuỗi giá trị</w:t>
         </w:r>
         <w:r>
           <w:rPr>
@@ -1489,7 +1486,7 @@
             <w:noProof/>
             <w:webHidden/>
           </w:rPr>
-          <w:instrText xml:space="preserve"> PAGEREF _Toc236522139 \h </w:instrText>
+          <w:instrText xml:space="preserve"> PAGEREF _Toc236690068 \h </w:instrText>
         </w:r>
         <w:r>
           <w:rPr>
@@ -1522,7 +1519,7 @@
     </w:p>
     <w:p>
       <w:pPr>
-        <w:pStyle w:val="TOC3"/>
+        <w:pStyle w:val="TOC2"/>
         <w:tabs>
           <w:tab w:val="right" w:leader="dot" w:pos="8777"/>
         </w:tabs>
@@ -1536,14 +1533,15 @@
           <w14:ligatures w14:val="standardContextual"/>
         </w:rPr>
       </w:pPr>
-      <w:hyperlink w:anchor="_Toc236522140" w:history="1">
+      <w:hyperlink w:anchor="_Toc236690069" w:history="1">
         <w:r>
           <w:rPr>
             <w:rStyle w:val="Hyperlink"/>
+            <w:rFonts w:eastAsia="Times New Roman" w:cs="Times New Roman"/>
             <w:noProof/>
             <w:lang w:val="en-US"/>
           </w:rPr>
-          <w:t>2.2.1. Quy trình hoạch định chiến lược kinh doanh</w:t>
+          <w:t>2.3. Nhóm quy trình quản lý</w:t>
         </w:r>
         <w:r>
           <w:rPr>
@@ -1564,7 +1562,7 @@
             <w:noProof/>
             <w:webHidden/>
           </w:rPr>
-          <w:instrText xml:space="preserve"> PAGEREF _Toc236522140 \h </w:instrText>
+          <w:instrText xml:space="preserve"> PAGEREF _Toc236690069 \h </w:instrText>
         </w:r>
         <w:r>
           <w:rPr>
@@ -1584,7 +1582,7 @@
             <w:noProof/>
             <w:webHidden/>
           </w:rPr>
-          <w:t>4</w:t>
+          <w:t>5</w:t>
         </w:r>
         <w:r>
           <w:rPr>
@@ -1611,14 +1609,14 @@
           <w14:ligatures w14:val="standardContextual"/>
         </w:rPr>
       </w:pPr>
-      <w:hyperlink w:anchor="_Toc236522141" w:history="1">
+      <w:hyperlink w:anchor="_Toc236690070" w:history="1">
         <w:r>
           <w:rPr>
             <w:rStyle w:val="Hyperlink"/>
             <w:noProof/>
             <w:lang w:val="en-US"/>
           </w:rPr>
-          <w:t>2.2.2. Quy trình Quản lý chất lượng và tiêu chuẩn dịch vụ</w:t>
+          <w:t>2.3.1. Quy trình hoạch định chiến lược</w:t>
         </w:r>
         <w:r>
           <w:rPr>
@@ -1639,7 +1637,7 @@
             <w:noProof/>
             <w:webHidden/>
           </w:rPr>
-          <w:instrText xml:space="preserve"> PAGEREF _Toc236522141 \h </w:instrText>
+          <w:instrText xml:space="preserve"> PAGEREF _Toc236690070 \h </w:instrText>
         </w:r>
         <w:r>
           <w:rPr>
@@ -1659,7 +1657,7 @@
             <w:noProof/>
             <w:webHidden/>
           </w:rPr>
-          <w:t>6</w:t>
+          <w:t>5</w:t>
         </w:r>
         <w:r>
           <w:rPr>
@@ -1686,14 +1684,14 @@
           <w14:ligatures w14:val="standardContextual"/>
         </w:rPr>
       </w:pPr>
-      <w:hyperlink w:anchor="_Toc236522142" w:history="1">
+      <w:hyperlink w:anchor="_Toc236690071" w:history="1">
         <w:r>
           <w:rPr>
             <w:rStyle w:val="Hyperlink"/>
             <w:noProof/>
             <w:lang w:val="en-US"/>
           </w:rPr>
-          <w:t>2.2.3. Quy trình Quản lý tài chính và ngân sách</w:t>
+          <w:t>2.3.2. Quy trình Quản lý chất lượng và tiêu chuẩn dịch vụ</w:t>
         </w:r>
         <w:r>
           <w:rPr>
@@ -1714,7 +1712,7 @@
             <w:noProof/>
             <w:webHidden/>
           </w:rPr>
-          <w:instrText xml:space="preserve"> PAGEREF _Toc236522142 \h </w:instrText>
+          <w:instrText xml:space="preserve"> PAGEREF _Toc236690071 \h </w:instrText>
         </w:r>
         <w:r>
           <w:rPr>
@@ -1734,7 +1732,7 @@
             <w:noProof/>
             <w:webHidden/>
           </w:rPr>
-          <w:t>7</w:t>
+          <w:t>6</w:t>
         </w:r>
         <w:r>
           <w:rPr>
@@ -1747,7 +1745,7 @@
     </w:p>
     <w:p>
       <w:pPr>
-        <w:pStyle w:val="TOC2"/>
+        <w:pStyle w:val="TOC3"/>
         <w:tabs>
           <w:tab w:val="right" w:leader="dot" w:pos="8777"/>
         </w:tabs>
@@ -1761,14 +1759,14 @@
           <w14:ligatures w14:val="standardContextual"/>
         </w:rPr>
       </w:pPr>
-      <w:hyperlink w:anchor="_Toc236522143" w:history="1">
+      <w:hyperlink w:anchor="_Toc236690072" w:history="1">
         <w:r>
           <w:rPr>
             <w:rStyle w:val="Hyperlink"/>
             <w:noProof/>
             <w:lang w:val="en-US"/>
           </w:rPr>
-          <w:t>2.3. Quy trình cốt lõi</w:t>
+          <w:t>2.3.3. Quy trình Quản lý tài chính và ngân sách</w:t>
         </w:r>
         <w:r>
           <w:rPr>
@@ -1789,7 +1787,7 @@
             <w:noProof/>
             <w:webHidden/>
           </w:rPr>
-          <w:instrText xml:space="preserve"> PAGEREF _Toc236522143 \h </w:instrText>
+          <w:instrText xml:space="preserve"> PAGEREF _Toc236690072 \h </w:instrText>
         </w:r>
         <w:r>
           <w:rPr>
@@ -1809,7 +1807,7 @@
             <w:noProof/>
             <w:webHidden/>
           </w:rPr>
-          <w:t>9</w:t>
+          <w:t>8</w:t>
         </w:r>
         <w:r>
           <w:rPr>
@@ -1822,7 +1820,7 @@
     </w:p>
     <w:p>
       <w:pPr>
-        <w:pStyle w:val="TOC3"/>
+        <w:pStyle w:val="TOC2"/>
         <w:tabs>
           <w:tab w:val="right" w:leader="dot" w:pos="8777"/>
         </w:tabs>
@@ -1836,21 +1834,14 @@
           <w14:ligatures w14:val="standardContextual"/>
         </w:rPr>
       </w:pPr>
-      <w:hyperlink w:anchor="_Toc236522144" w:history="1">
+      <w:hyperlink w:anchor="_Toc236690073" w:history="1">
         <w:r>
           <w:rPr>
             <w:rStyle w:val="Hyperlink"/>
             <w:noProof/>
             <w:lang w:val="en-US"/>
           </w:rPr>
-          <w:t>2.3.1.</w:t>
-        </w:r>
-        <w:r>
-          <w:rPr>
-            <w:rStyle w:val="Hyperlink"/>
-            <w:noProof/>
-          </w:rPr>
-          <w:t xml:space="preserve"> Quy trình Pha chế và phục vụ đồ uống</w:t>
+          <w:t>2.4. Quy trình cốt lõi</w:t>
         </w:r>
         <w:r>
           <w:rPr>
@@ -1871,7 +1862,7 @@
             <w:noProof/>
             <w:webHidden/>
           </w:rPr>
-          <w:instrText xml:space="preserve"> PAGEREF _Toc236522144 \h </w:instrText>
+          <w:instrText xml:space="preserve"> PAGEREF _Toc236690073 \h </w:instrText>
         </w:r>
         <w:r>
           <w:rPr>
@@ -1891,7 +1882,7 @@
             <w:noProof/>
             <w:webHidden/>
           </w:rPr>
-          <w:t>9</w:t>
+          <w:t>10</w:t>
         </w:r>
         <w:r>
           <w:rPr>
@@ -1918,14 +1909,21 @@
           <w14:ligatures w14:val="standardContextual"/>
         </w:rPr>
       </w:pPr>
-      <w:hyperlink w:anchor="_Toc236522145" w:history="1">
+      <w:hyperlink w:anchor="_Toc236690074" w:history="1">
         <w:r>
           <w:rPr>
             <w:rStyle w:val="Hyperlink"/>
             <w:noProof/>
             <w:lang w:val="en-US"/>
           </w:rPr>
-          <w:t>2.3.2. Quy trình Vận hành chuỗi cửa hàng</w:t>
+          <w:t>2.4.1.</w:t>
+        </w:r>
+        <w:r>
+          <w:rPr>
+            <w:rStyle w:val="Hyperlink"/>
+            <w:noProof/>
+          </w:rPr>
+          <w:t xml:space="preserve"> Quy trình Pha chế và phục vụ đồ uống</w:t>
         </w:r>
         <w:r>
           <w:rPr>
@@ -1946,7 +1944,7 @@
             <w:noProof/>
             <w:webHidden/>
           </w:rPr>
-          <w:instrText xml:space="preserve"> PAGEREF _Toc236522145 \h </w:instrText>
+          <w:instrText xml:space="preserve"> PAGEREF _Toc236690074 \h </w:instrText>
         </w:r>
         <w:r>
           <w:rPr>
@@ -1993,14 +1991,14 @@
           <w14:ligatures w14:val="standardContextual"/>
         </w:rPr>
       </w:pPr>
-      <w:hyperlink w:anchor="_Toc236522146" w:history="1">
+      <w:hyperlink w:anchor="_Toc236690075" w:history="1">
         <w:r>
           <w:rPr>
             <w:rStyle w:val="Hyperlink"/>
             <w:noProof/>
             <w:lang w:val="en-US"/>
           </w:rPr>
-          <w:t>2.3.3. Quy trình Chăm sóc khách hàng và Quản lý phản hồi</w:t>
+          <w:t>2.4.2. Quy trình Vận hành chuỗi cửa hàng</w:t>
         </w:r>
         <w:r>
           <w:rPr>
@@ -2021,7 +2019,7 @@
             <w:noProof/>
             <w:webHidden/>
           </w:rPr>
-          <w:instrText xml:space="preserve"> PAGEREF _Toc236522146 \h </w:instrText>
+          <w:instrText xml:space="preserve"> PAGEREF _Toc236690075 \h </w:instrText>
         </w:r>
         <w:r>
           <w:rPr>
@@ -2068,21 +2066,14 @@
           <w14:ligatures w14:val="standardContextual"/>
         </w:rPr>
       </w:pPr>
-      <w:hyperlink w:anchor="_Toc236522147" w:history="1">
+      <w:hyperlink w:anchor="_Toc236690076" w:history="1">
         <w:r>
           <w:rPr>
             <w:rStyle w:val="Hyperlink"/>
             <w:noProof/>
             <w:lang w:val="en-US"/>
           </w:rPr>
-          <w:t>2.3.4.</w:t>
-        </w:r>
-        <w:r>
-          <w:rPr>
-            <w:rStyle w:val="Hyperlink"/>
-            <w:noProof/>
-          </w:rPr>
-          <w:t xml:space="preserve"> Quy trình Quản lý đơn hàng và giao hàng đa kênh</w:t>
+          <w:t>2.4.3. Quy trình Chăm sóc khách hàng và Quản lý phản hồi</w:t>
         </w:r>
         <w:r>
           <w:rPr>
@@ -2103,7 +2094,7 @@
             <w:noProof/>
             <w:webHidden/>
           </w:rPr>
-          <w:instrText xml:space="preserve"> PAGEREF _Toc236522147 \h </w:instrText>
+          <w:instrText xml:space="preserve"> PAGEREF _Toc236690076 \h </w:instrText>
         </w:r>
         <w:r>
           <w:rPr>
@@ -2123,7 +2114,7 @@
             <w:noProof/>
             <w:webHidden/>
           </w:rPr>
-          <w:t>13</w:t>
+          <w:t>12</w:t>
         </w:r>
         <w:r>
           <w:rPr>
@@ -2136,7 +2127,7 @@
     </w:p>
     <w:p>
       <w:pPr>
-        <w:pStyle w:val="TOC2"/>
+        <w:pStyle w:val="TOC3"/>
         <w:tabs>
           <w:tab w:val="right" w:leader="dot" w:pos="8777"/>
         </w:tabs>
@@ -2150,14 +2141,21 @@
           <w14:ligatures w14:val="standardContextual"/>
         </w:rPr>
       </w:pPr>
-      <w:hyperlink w:anchor="_Toc236522148" w:history="1">
+      <w:hyperlink w:anchor="_Toc236690077" w:history="1">
         <w:r>
           <w:rPr>
             <w:rStyle w:val="Hyperlink"/>
             <w:noProof/>
             <w:lang w:val="en-US"/>
           </w:rPr>
-          <w:t>2.4. Quy trình hỗ trợ</w:t>
+          <w:t>2.4.4.</w:t>
+        </w:r>
+        <w:r>
+          <w:rPr>
+            <w:rStyle w:val="Hyperlink"/>
+            <w:noProof/>
+          </w:rPr>
+          <w:t xml:space="preserve"> Quy trình Quản lý đơn hàng và giao hàng đa kênh</w:t>
         </w:r>
         <w:r>
           <w:rPr>
@@ -2178,7 +2176,7 @@
             <w:noProof/>
             <w:webHidden/>
           </w:rPr>
-          <w:instrText xml:space="preserve"> PAGEREF _Toc236522148 \h </w:instrText>
+          <w:instrText xml:space="preserve"> PAGEREF _Toc236690077 \h </w:instrText>
         </w:r>
         <w:r>
           <w:rPr>
@@ -2198,7 +2196,7 @@
             <w:noProof/>
             <w:webHidden/>
           </w:rPr>
-          <w:t>15</w:t>
+          <w:t>14</w:t>
         </w:r>
         <w:r>
           <w:rPr>
@@ -2211,7 +2209,7 @@
     </w:p>
     <w:p>
       <w:pPr>
-        <w:pStyle w:val="TOC3"/>
+        <w:pStyle w:val="TOC2"/>
         <w:tabs>
           <w:tab w:val="right" w:leader="dot" w:pos="8777"/>
         </w:tabs>
@@ -2225,21 +2223,14 @@
           <w14:ligatures w14:val="standardContextual"/>
         </w:rPr>
       </w:pPr>
-      <w:hyperlink w:anchor="_Toc236522149" w:history="1">
+      <w:hyperlink w:anchor="_Toc236690078" w:history="1">
         <w:r>
           <w:rPr>
             <w:rStyle w:val="Hyperlink"/>
             <w:noProof/>
             <w:lang w:val="en-US"/>
           </w:rPr>
-          <w:t>2.4.1.</w:t>
-        </w:r>
-        <w:r>
-          <w:rPr>
-            <w:rStyle w:val="Hyperlink"/>
-            <w:noProof/>
-          </w:rPr>
-          <w:t xml:space="preserve"> Quy trình Tuyển dụng và đào tạo nhân sự</w:t>
+          <w:t>2.5. Quy trình hỗ trợ</w:t>
         </w:r>
         <w:r>
           <w:rPr>
@@ -2260,7 +2251,7 @@
             <w:noProof/>
             <w:webHidden/>
           </w:rPr>
-          <w:instrText xml:space="preserve"> PAGEREF _Toc236522149 \h </w:instrText>
+          <w:instrText xml:space="preserve"> PAGEREF _Toc236690078 \h </w:instrText>
         </w:r>
         <w:r>
           <w:rPr>
@@ -2280,7 +2271,7 @@
             <w:noProof/>
             <w:webHidden/>
           </w:rPr>
-          <w:t>15</w:t>
+          <w:t>16</w:t>
         </w:r>
         <w:r>
           <w:rPr>
@@ -2307,21 +2298,21 @@
           <w14:ligatures w14:val="standardContextual"/>
         </w:rPr>
       </w:pPr>
-      <w:hyperlink w:anchor="_Toc236522150" w:history="1">
+      <w:hyperlink w:anchor="_Toc236690079" w:history="1">
         <w:r>
           <w:rPr>
             <w:rStyle w:val="Hyperlink"/>
             <w:noProof/>
             <w:lang w:val="en-US"/>
           </w:rPr>
-          <w:t>2.4.2.</w:t>
+          <w:t>2.5.1.</w:t>
         </w:r>
         <w:r>
           <w:rPr>
             <w:rStyle w:val="Hyperlink"/>
             <w:noProof/>
           </w:rPr>
-          <w:t xml:space="preserve"> Quy trình Quản lý chuỗi cung ứng và kho vận</w:t>
+          <w:t xml:space="preserve"> Quy trình Tuyển dụng và đào tạo nhân sự</w:t>
         </w:r>
         <w:r>
           <w:rPr>
@@ -2342,7 +2333,7 @@
             <w:noProof/>
             <w:webHidden/>
           </w:rPr>
-          <w:instrText xml:space="preserve"> PAGEREF _Toc236522150 \h </w:instrText>
+          <w:instrText xml:space="preserve"> PAGEREF _Toc236690079 \h </w:instrText>
         </w:r>
         <w:r>
           <w:rPr>
@@ -2389,21 +2380,21 @@
           <w14:ligatures w14:val="standardContextual"/>
         </w:rPr>
       </w:pPr>
-      <w:hyperlink w:anchor="_Toc236522151" w:history="1">
+      <w:hyperlink w:anchor="_Toc236690080" w:history="1">
         <w:r>
           <w:rPr>
             <w:rStyle w:val="Hyperlink"/>
             <w:noProof/>
             <w:lang w:val="en-US"/>
           </w:rPr>
-          <w:t>2.4.3.</w:t>
+          <w:t>2.5.2.</w:t>
         </w:r>
         <w:r>
           <w:rPr>
             <w:rStyle w:val="Hyperlink"/>
             <w:noProof/>
           </w:rPr>
-          <w:t xml:space="preserve"> Quy trình Bảo trì thiết bị và cơ sở vật chất</w:t>
+          <w:t xml:space="preserve"> Quy trình Quản lý chuỗi cung ứng và kho vận</w:t>
         </w:r>
         <w:r>
           <w:rPr>
@@ -2424,7 +2415,7 @@
             <w:noProof/>
             <w:webHidden/>
           </w:rPr>
-          <w:instrText xml:space="preserve"> PAGEREF _Toc236522151 \h </w:instrText>
+          <w:instrText xml:space="preserve"> PAGEREF _Toc236690080 \h </w:instrText>
         </w:r>
         <w:r>
           <w:rPr>
@@ -2471,21 +2462,21 @@
           <w14:ligatures w14:val="standardContextual"/>
         </w:rPr>
       </w:pPr>
-      <w:hyperlink w:anchor="_Toc236522152" w:history="1">
+      <w:hyperlink w:anchor="_Toc236690081" w:history="1">
         <w:r>
           <w:rPr>
             <w:rStyle w:val="Hyperlink"/>
             <w:noProof/>
             <w:lang w:val="en-US"/>
           </w:rPr>
-          <w:t>2.4.4.</w:t>
+          <w:t>2.5.3.</w:t>
         </w:r>
         <w:r>
           <w:rPr>
             <w:rStyle w:val="Hyperlink"/>
             <w:noProof/>
           </w:rPr>
-          <w:t xml:space="preserve"> Quy trình Hỗ trợ công nghệ thông tin IT Helpdesk</w:t>
+          <w:t xml:space="preserve"> Quy trình Bảo trì thiết bị và cơ sở vật chất</w:t>
         </w:r>
         <w:r>
           <w:rPr>
@@ -2506,7 +2497,7 @@
             <w:noProof/>
             <w:webHidden/>
           </w:rPr>
-          <w:instrText xml:space="preserve"> PAGEREF _Toc236522152 \h </w:instrText>
+          <w:instrText xml:space="preserve"> PAGEREF _Toc236690081 \h </w:instrText>
         </w:r>
         <w:r>
           <w:rPr>
@@ -2539,90 +2530,7 @@
     </w:p>
     <w:p>
       <w:pPr>
-        <w:pStyle w:val="TOC1"/>
-        <w:tabs>
-          <w:tab w:val="right" w:leader="dot" w:pos="8777"/>
-        </w:tabs>
-        <w:rPr>
-          <w:rFonts w:asciiTheme="minorHAnsi" w:eastAsiaTheme="minorEastAsia" w:hAnsiTheme="minorHAnsi"/>
-          <w:b/>
-          <w:noProof/>
-          <w:kern w:val="2"/>
-          <w:sz w:val="24"/>
-          <w:szCs w:val="24"/>
-          <w:lang w:eastAsia="vi-VN"/>
-          <w14:ligatures w14:val="standardContextual"/>
-        </w:rPr>
-      </w:pPr>
-      <w:hyperlink w:anchor="_Toc236522153" w:history="1">
-        <w:r>
-          <w:rPr>
-            <w:rStyle w:val="Hyperlink"/>
-            <w:rFonts w:ascii="Times New Roman Bold" w:hAnsi="Times New Roman Bold"/>
-            <w:noProof/>
-          </w:rPr>
-          <w:t>Chương 3.</w:t>
-        </w:r>
-        <w:r>
-          <w:rPr>
-            <w:rStyle w:val="Hyperlink"/>
-            <w:noProof/>
-          </w:rPr>
-          <w:t xml:space="preserve"> Mô hình hoá quy trình</w:t>
-        </w:r>
-        <w:r>
-          <w:rPr>
-            <w:noProof/>
-            <w:webHidden/>
-          </w:rPr>
-          <w:tab/>
-        </w:r>
-        <w:r>
-          <w:rPr>
-            <w:noProof/>
-            <w:webHidden/>
-          </w:rPr>
-          <w:fldChar w:fldCharType="begin"/>
-        </w:r>
-        <w:r>
-          <w:rPr>
-            <w:noProof/>
-            <w:webHidden/>
-          </w:rPr>
-          <w:instrText xml:space="preserve"> PAGEREF _Toc236522153 \h </w:instrText>
-        </w:r>
-        <w:r>
-          <w:rPr>
-            <w:noProof/>
-            <w:webHidden/>
-          </w:rPr>
-        </w:r>
-        <w:r>
-          <w:rPr>
-            <w:noProof/>
-            <w:webHidden/>
-          </w:rPr>
-          <w:fldChar w:fldCharType="separate"/>
-        </w:r>
-        <w:r>
-          <w:rPr>
-            <w:noProof/>
-            <w:webHidden/>
-          </w:rPr>
-          <w:t>20</w:t>
-        </w:r>
-        <w:r>
-          <w:rPr>
-            <w:noProof/>
-            <w:webHidden/>
-          </w:rPr>
-          <w:fldChar w:fldCharType="end"/>
-        </w:r>
-      </w:hyperlink>
-    </w:p>
-    <w:p>
-      <w:pPr>
-        <w:pStyle w:val="TOC2"/>
+        <w:pStyle w:val="TOC3"/>
         <w:tabs>
           <w:tab w:val="right" w:leader="dot" w:pos="8777"/>
         </w:tabs>
@@ -2636,15 +2544,21 @@
           <w14:ligatures w14:val="standardContextual"/>
         </w:rPr>
       </w:pPr>
-      <w:hyperlink w:anchor="_Toc236522154" w:history="1">
+      <w:hyperlink w:anchor="_Toc236690082" w:history="1">
         <w:r>
           <w:rPr>
             <w:rStyle w:val="Hyperlink"/>
-            <w:rFonts w:cs="Times New Roman"/>
             <w:noProof/>
             <w:lang w:val="en-US"/>
           </w:rPr>
-          <w:t>3.1. Quy trình quản lý</w:t>
+          <w:t>2.5.4.</w:t>
+        </w:r>
+        <w:r>
+          <w:rPr>
+            <w:rStyle w:val="Hyperlink"/>
+            <w:noProof/>
+          </w:rPr>
+          <w:t xml:space="preserve"> Quy trình Hỗ trợ công nghệ thông tin IT Helpdesk</w:t>
         </w:r>
         <w:r>
           <w:rPr>
@@ -2665,7 +2579,7 @@
             <w:noProof/>
             <w:webHidden/>
           </w:rPr>
-          <w:instrText xml:space="preserve"> PAGEREF _Toc236522154 \h </w:instrText>
+          <w:instrText xml:space="preserve"> PAGEREF _Toc236690082 \h </w:instrText>
         </w:r>
         <w:r>
           <w:rPr>
@@ -2685,7 +2599,90 @@
             <w:noProof/>
             <w:webHidden/>
           </w:rPr>
-          <w:t>20</w:t>
+          <w:t>19</w:t>
+        </w:r>
+        <w:r>
+          <w:rPr>
+            <w:noProof/>
+            <w:webHidden/>
+          </w:rPr>
+          <w:fldChar w:fldCharType="end"/>
+        </w:r>
+      </w:hyperlink>
+    </w:p>
+    <w:p>
+      <w:pPr>
+        <w:pStyle w:val="TOC1"/>
+        <w:tabs>
+          <w:tab w:val="right" w:leader="dot" w:pos="8777"/>
+        </w:tabs>
+        <w:rPr>
+          <w:rFonts w:asciiTheme="minorHAnsi" w:eastAsiaTheme="minorEastAsia" w:hAnsiTheme="minorHAnsi"/>
+          <w:b w:val="0"/>
+          <w:noProof/>
+          <w:kern w:val="2"/>
+          <w:sz w:val="24"/>
+          <w:szCs w:val="24"/>
+          <w:lang w:eastAsia="vi-VN"/>
+          <w14:ligatures w14:val="standardContextual"/>
+        </w:rPr>
+      </w:pPr>
+      <w:hyperlink w:anchor="_Toc236690083" w:history="1">
+        <w:r>
+          <w:rPr>
+            <w:rStyle w:val="Hyperlink"/>
+            <w:rFonts w:ascii="Times New Roman Bold" w:hAnsi="Times New Roman Bold"/>
+            <w:noProof/>
+          </w:rPr>
+          <w:t>Chương 3.</w:t>
+        </w:r>
+        <w:r>
+          <w:rPr>
+            <w:rStyle w:val="Hyperlink"/>
+            <w:noProof/>
+          </w:rPr>
+          <w:t xml:space="preserve"> Mô hình hoá quy trình</w:t>
+        </w:r>
+        <w:r>
+          <w:rPr>
+            <w:noProof/>
+            <w:webHidden/>
+          </w:rPr>
+          <w:tab/>
+        </w:r>
+        <w:r>
+          <w:rPr>
+            <w:noProof/>
+            <w:webHidden/>
+          </w:rPr>
+          <w:fldChar w:fldCharType="begin"/>
+        </w:r>
+        <w:r>
+          <w:rPr>
+            <w:noProof/>
+            <w:webHidden/>
+          </w:rPr>
+          <w:instrText xml:space="preserve"> PAGEREF _Toc236690083 \h </w:instrText>
+        </w:r>
+        <w:r>
+          <w:rPr>
+            <w:noProof/>
+            <w:webHidden/>
+          </w:rPr>
+        </w:r>
+        <w:r>
+          <w:rPr>
+            <w:noProof/>
+            <w:webHidden/>
+          </w:rPr>
+          <w:fldChar w:fldCharType="separate"/>
+        </w:r>
+        <w:r>
+          <w:rPr>
+            <w:noProof/>
+            <w:webHidden/>
+          </w:rPr>
+          <w:t>21</w:t>
         </w:r>
         <w:r>
           <w:rPr>
@@ -2712,14 +2709,15 @@
           <w14:ligatures w14:val="standardContextual"/>
         </w:rPr>
       </w:pPr>
-      <w:hyperlink w:anchor="_Toc236522155" w:history="1">
+      <w:hyperlink w:anchor="_Toc236690084" w:history="1">
         <w:r>
           <w:rPr>
             <w:rStyle w:val="Hyperlink"/>
+            <w:rFonts w:cs="Times New Roman"/>
             <w:noProof/>
             <w:lang w:val="en-US"/>
           </w:rPr>
-          <w:t>3.2. Quy trình cốt lõi</w:t>
+          <w:t>3.1. Quy trình quản lý</w:t>
         </w:r>
         <w:r>
           <w:rPr>
@@ -2740,7 +2738,7 @@
             <w:noProof/>
             <w:webHidden/>
           </w:rPr>
-          <w:instrText xml:space="preserve"> PAGEREF _Toc236522155 \h </w:instrText>
+          <w:instrText xml:space="preserve"> PAGEREF _Toc236690084 \h </w:instrText>
         </w:r>
         <w:r>
           <w:rPr>
@@ -2760,7 +2758,7 @@
             <w:noProof/>
             <w:webHidden/>
           </w:rPr>
-          <w:t>20</w:t>
+          <w:t>21</w:t>
         </w:r>
         <w:r>
           <w:rPr>
@@ -2787,14 +2785,14 @@
           <w14:ligatures w14:val="standardContextual"/>
         </w:rPr>
       </w:pPr>
-      <w:hyperlink w:anchor="_Toc236522156" w:history="1">
+      <w:hyperlink w:anchor="_Toc236690085" w:history="1">
         <w:r>
           <w:rPr>
             <w:rStyle w:val="Hyperlink"/>
             <w:noProof/>
             <w:lang w:val="en-US"/>
           </w:rPr>
-          <w:t>3.3. Quy trình hỗ trợ</w:t>
+          <w:t>3.2. Quy trình cốt lõi</w:t>
         </w:r>
         <w:r>
           <w:rPr>
@@ -2815,90 +2813,7 @@
             <w:noProof/>
             <w:webHidden/>
           </w:rPr>
-          <w:instrText xml:space="preserve"> PAGEREF _Toc236522156 \h </w:instrText>
-        </w:r>
-        <w:r>
-          <w:rPr>
-            <w:noProof/>
-            <w:webHidden/>
-          </w:rPr>
-        </w:r>
-        <w:r>
-          <w:rPr>
-            <w:noProof/>
-            <w:webHidden/>
-          </w:rPr>
-          <w:fldChar w:fldCharType="separate"/>
-        </w:r>
-        <w:r>
-          <w:rPr>
-            <w:noProof/>
-            <w:webHidden/>
-          </w:rPr>
-          <w:t>20</w:t>
-        </w:r>
-        <w:r>
-          <w:rPr>
-            <w:noProof/>
-            <w:webHidden/>
-          </w:rPr>
-          <w:fldChar w:fldCharType="end"/>
-        </w:r>
-      </w:hyperlink>
-    </w:p>
-    <w:p>
-      <w:pPr>
-        <w:pStyle w:val="TOC1"/>
-        <w:tabs>
-          <w:tab w:val="right" w:leader="dot" w:pos="8777"/>
-        </w:tabs>
-        <w:rPr>
-          <w:rFonts w:asciiTheme="minorHAnsi" w:eastAsiaTheme="minorEastAsia" w:hAnsiTheme="minorHAnsi"/>
-          <w:b/>
-          <w:noProof/>
-          <w:kern w:val="2"/>
-          <w:sz w:val="24"/>
-          <w:szCs w:val="24"/>
-          <w:lang w:eastAsia="vi-VN"/>
-          <w14:ligatures w14:val="standardContextual"/>
-        </w:rPr>
-      </w:pPr>
-      <w:hyperlink w:anchor="_Toc236522157" w:history="1">
-        <w:r>
-          <w:rPr>
-            <w:rStyle w:val="Hyperlink"/>
-            <w:rFonts w:ascii="Times New Roman Bold" w:hAnsi="Times New Roman Bold"/>
-            <w:noProof/>
-          </w:rPr>
-          <w:t>Chương 4.</w:t>
-        </w:r>
-        <w:r>
-          <w:rPr>
-            <w:rStyle w:val="Hyperlink"/>
-            <w:noProof/>
-          </w:rPr>
-          <w:t xml:space="preserve"> Phân tích quy trình</w:t>
-        </w:r>
-        <w:r>
-          <w:rPr>
-            <w:noProof/>
-            <w:webHidden/>
-          </w:rPr>
-          <w:tab/>
-        </w:r>
-        <w:r>
-          <w:rPr>
-            <w:noProof/>
-            <w:webHidden/>
-          </w:rPr>
-          <w:fldChar w:fldCharType="begin"/>
-        </w:r>
-        <w:r>
-          <w:rPr>
-            <w:noProof/>
-            <w:webHidden/>
-          </w:rPr>
-          <w:instrText xml:space="preserve"> PAGEREF _Toc236522157 \h </w:instrText>
+          <w:instrText xml:space="preserve"> PAGEREF _Toc236690085 \h </w:instrText>
         </w:r>
         <w:r>
           <w:rPr>
@@ -2945,14 +2860,14 @@
           <w14:ligatures w14:val="standardContextual"/>
         </w:rPr>
       </w:pPr>
-      <w:hyperlink w:anchor="_Toc236522158" w:history="1">
+      <w:hyperlink w:anchor="_Toc236690086" w:history="1">
         <w:r>
           <w:rPr>
             <w:rStyle w:val="Hyperlink"/>
             <w:noProof/>
             <w:lang w:val="en-US"/>
           </w:rPr>
-          <w:t>4.1. Phân tích định tính</w:t>
+          <w:t>3.3. Quy trình hỗ trợ</w:t>
         </w:r>
         <w:r>
           <w:rPr>
@@ -2973,7 +2888,7 @@
             <w:noProof/>
             <w:webHidden/>
           </w:rPr>
-          <w:instrText xml:space="preserve"> PAGEREF _Toc236522158 \h </w:instrText>
+          <w:instrText xml:space="preserve"> PAGEREF _Toc236690086 \h </w:instrText>
         </w:r>
         <w:r>
           <w:rPr>
@@ -3006,7 +2921,90 @@
     </w:p>
     <w:p>
       <w:pPr>
-        <w:pStyle w:val="TOC3"/>
+        <w:pStyle w:val="TOC1"/>
+        <w:tabs>
+          <w:tab w:val="right" w:leader="dot" w:pos="8777"/>
+        </w:tabs>
+        <w:rPr>
+          <w:rFonts w:asciiTheme="minorHAnsi" w:eastAsiaTheme="minorEastAsia" w:hAnsiTheme="minorHAnsi"/>
+          <w:b w:val="0"/>
+          <w:noProof/>
+          <w:kern w:val="2"/>
+          <w:sz w:val="24"/>
+          <w:szCs w:val="24"/>
+          <w:lang w:eastAsia="vi-VN"/>
+          <w14:ligatures w14:val="standardContextual"/>
+        </w:rPr>
+      </w:pPr>
+      <w:hyperlink w:anchor="_Toc236690087" w:history="1">
+        <w:r>
+          <w:rPr>
+            <w:rStyle w:val="Hyperlink"/>
+            <w:rFonts w:ascii="Times New Roman Bold" w:hAnsi="Times New Roman Bold"/>
+            <w:noProof/>
+          </w:rPr>
+          <w:t>Chương 4.</w:t>
+        </w:r>
+        <w:r>
+          <w:rPr>
+            <w:rStyle w:val="Hyperlink"/>
+            <w:noProof/>
+          </w:rPr>
+          <w:t xml:space="preserve"> Phân tích quy trình</w:t>
+        </w:r>
+        <w:r>
+          <w:rPr>
+            <w:noProof/>
+            <w:webHidden/>
+          </w:rPr>
+          <w:tab/>
+        </w:r>
+        <w:r>
+          <w:rPr>
+            <w:noProof/>
+            <w:webHidden/>
+          </w:rPr>
+          <w:fldChar w:fldCharType="begin"/>
+        </w:r>
+        <w:r>
+          <w:rPr>
+            <w:noProof/>
+            <w:webHidden/>
+          </w:rPr>
+          <w:instrText xml:space="preserve"> PAGEREF _Toc236690087 \h </w:instrText>
+        </w:r>
+        <w:r>
+          <w:rPr>
+            <w:noProof/>
+            <w:webHidden/>
+          </w:rPr>
+        </w:r>
+        <w:r>
+          <w:rPr>
+            <w:noProof/>
+            <w:webHidden/>
+          </w:rPr>
+          <w:fldChar w:fldCharType="separate"/>
+        </w:r>
+        <w:r>
+          <w:rPr>
+            <w:noProof/>
+            <w:webHidden/>
+          </w:rPr>
+          <w:t>22</w:t>
+        </w:r>
+        <w:r>
+          <w:rPr>
+            <w:noProof/>
+            <w:webHidden/>
+          </w:rPr>
+          <w:fldChar w:fldCharType="end"/>
+        </w:r>
+      </w:hyperlink>
+    </w:p>
+    <w:p>
+      <w:pPr>
+        <w:pStyle w:val="TOC2"/>
         <w:tabs>
           <w:tab w:val="right" w:leader="dot" w:pos="8777"/>
         </w:tabs>
@@ -3020,21 +3018,14 @@
           <w14:ligatures w14:val="standardContextual"/>
         </w:rPr>
       </w:pPr>
-      <w:hyperlink w:anchor="_Toc236522159" w:history="1">
+      <w:hyperlink w:anchor="_Toc236690088" w:history="1">
         <w:r>
           <w:rPr>
             <w:rStyle w:val="Hyperlink"/>
             <w:noProof/>
             <w:lang w:val="en-US"/>
           </w:rPr>
-          <w:t xml:space="preserve">4.1.1. Quy trình </w:t>
-        </w:r>
-        <w:r>
-          <w:rPr>
-            <w:rStyle w:val="Hyperlink"/>
-            <w:noProof/>
-          </w:rPr>
-          <w:t>Pha chế và phục vụ đồ uống</w:t>
+          <w:t>4.1. Phân tích định tính</w:t>
         </w:r>
         <w:r>
           <w:rPr>
@@ -3055,7 +3046,7 @@
             <w:noProof/>
             <w:webHidden/>
           </w:rPr>
-          <w:instrText xml:space="preserve"> PAGEREF _Toc236522159 \h </w:instrText>
+          <w:instrText xml:space="preserve"> PAGEREF _Toc236690088 \h </w:instrText>
         </w:r>
         <w:r>
           <w:rPr>
@@ -3075,7 +3066,7 @@
             <w:noProof/>
             <w:webHidden/>
           </w:rPr>
-          <w:t>21</w:t>
+          <w:t>22</w:t>
         </w:r>
         <w:r>
           <w:rPr>
@@ -3102,14 +3093,21 @@
           <w14:ligatures w14:val="standardContextual"/>
         </w:rPr>
       </w:pPr>
-      <w:hyperlink w:anchor="_Toc236522160" w:history="1">
+      <w:hyperlink w:anchor="_Toc236690089" w:history="1">
         <w:r>
           <w:rPr>
             <w:rStyle w:val="Hyperlink"/>
             <w:noProof/>
             <w:lang w:val="en-US"/>
           </w:rPr>
-          <w:t>4.1.2. Quy trình …</w:t>
+          <w:t xml:space="preserve">4.1.1. Quy trình </w:t>
+        </w:r>
+        <w:r>
+          <w:rPr>
+            <w:rStyle w:val="Hyperlink"/>
+            <w:noProof/>
+          </w:rPr>
+          <w:t>Pha chế và phục vụ đồ uống</w:t>
         </w:r>
         <w:r>
           <w:rPr>
@@ -3130,7 +3128,7 @@
             <w:noProof/>
             <w:webHidden/>
           </w:rPr>
-          <w:instrText xml:space="preserve"> PAGEREF _Toc236522160 \h </w:instrText>
+          <w:instrText xml:space="preserve"> PAGEREF _Toc236690089 \h </w:instrText>
         </w:r>
         <w:r>
           <w:rPr>
@@ -3150,7 +3148,7 @@
             <w:noProof/>
             <w:webHidden/>
           </w:rPr>
-          <w:t>21</w:t>
+          <w:t>22</w:t>
         </w:r>
         <w:r>
           <w:rPr>
@@ -3163,7 +3161,7 @@
     </w:p>
     <w:p>
       <w:pPr>
-        <w:pStyle w:val="TOC2"/>
+        <w:pStyle w:val="TOC3"/>
         <w:tabs>
           <w:tab w:val="right" w:leader="dot" w:pos="8777"/>
         </w:tabs>
@@ -3177,14 +3175,14 @@
           <w14:ligatures w14:val="standardContextual"/>
         </w:rPr>
       </w:pPr>
-      <w:hyperlink w:anchor="_Toc236522161" w:history="1">
+      <w:hyperlink w:anchor="_Toc236690090" w:history="1">
         <w:r>
           <w:rPr>
             <w:rStyle w:val="Hyperlink"/>
             <w:noProof/>
             <w:lang w:val="en-US"/>
           </w:rPr>
-          <w:t>4.2. Phân tích định lượng</w:t>
+          <w:t>4.1.2. Quy trình …</w:t>
         </w:r>
         <w:r>
           <w:rPr>
@@ -3205,7 +3203,7 @@
             <w:noProof/>
             <w:webHidden/>
           </w:rPr>
-          <w:instrText xml:space="preserve"> PAGEREF _Toc236522161 \h </w:instrText>
+          <w:instrText xml:space="preserve"> PAGEREF _Toc236690090 \h </w:instrText>
         </w:r>
         <w:r>
           <w:rPr>
@@ -3225,7 +3223,7 @@
             <w:noProof/>
             <w:webHidden/>
           </w:rPr>
-          <w:t>21</w:t>
+          <w:t>22</w:t>
         </w:r>
         <w:r>
           <w:rPr>
@@ -3238,7 +3236,7 @@
     </w:p>
     <w:p>
       <w:pPr>
-        <w:pStyle w:val="TOC3"/>
+        <w:pStyle w:val="TOC2"/>
         <w:tabs>
           <w:tab w:val="right" w:leader="dot" w:pos="8777"/>
         </w:tabs>
@@ -3252,13 +3250,88 @@
           <w14:ligatures w14:val="standardContextual"/>
         </w:rPr>
       </w:pPr>
-      <w:hyperlink w:anchor="_Toc236522162" w:history="1">
+      <w:hyperlink w:anchor="_Toc236690091" w:history="1">
         <w:r>
           <w:rPr>
             <w:rStyle w:val="Hyperlink"/>
             <w:noProof/>
             <w:lang w:val="en-US"/>
           </w:rPr>
+          <w:t>4.2. Phân tích định lượng</w:t>
+        </w:r>
+        <w:r>
+          <w:rPr>
+            <w:noProof/>
+            <w:webHidden/>
+          </w:rPr>
+          <w:tab/>
+        </w:r>
+        <w:r>
+          <w:rPr>
+            <w:noProof/>
+            <w:webHidden/>
+          </w:rPr>
+          <w:fldChar w:fldCharType="begin"/>
+        </w:r>
+        <w:r>
+          <w:rPr>
+            <w:noProof/>
+            <w:webHidden/>
+          </w:rPr>
+          <w:instrText xml:space="preserve"> PAGEREF _Toc236690091 \h </w:instrText>
+        </w:r>
+        <w:r>
+          <w:rPr>
+            <w:noProof/>
+            <w:webHidden/>
+          </w:rPr>
+        </w:r>
+        <w:r>
+          <w:rPr>
+            <w:noProof/>
+            <w:webHidden/>
+          </w:rPr>
+          <w:fldChar w:fldCharType="separate"/>
+        </w:r>
+        <w:r>
+          <w:rPr>
+            <w:noProof/>
+            <w:webHidden/>
+          </w:rPr>
+          <w:t>22</w:t>
+        </w:r>
+        <w:r>
+          <w:rPr>
+            <w:noProof/>
+            <w:webHidden/>
+          </w:rPr>
+          <w:fldChar w:fldCharType="end"/>
+        </w:r>
+      </w:hyperlink>
+    </w:p>
+    <w:p>
+      <w:pPr>
+        <w:pStyle w:val="TOC3"/>
+        <w:tabs>
+          <w:tab w:val="right" w:leader="dot" w:pos="8777"/>
+        </w:tabs>
+        <w:rPr>
+          <w:rFonts w:asciiTheme="minorHAnsi" w:eastAsiaTheme="minorEastAsia" w:hAnsiTheme="minorHAnsi"/>
+          <w:noProof/>
+          <w:kern w:val="2"/>
+          <w:sz w:val="24"/>
+          <w:szCs w:val="24"/>
+          <w:lang w:eastAsia="vi-VN"/>
+          <w14:ligatures w14:val="standardContextual"/>
+        </w:rPr>
+      </w:pPr>
+      <w:hyperlink w:anchor="_Toc236690092" w:history="1">
+        <w:r>
+          <w:rPr>
+            <w:rStyle w:val="Hyperlink"/>
+            <w:noProof/>
+            <w:lang w:val="en-US"/>
+          </w:rPr>
           <w:t>4.2.1. Quy trình …</w:t>
         </w:r>
         <w:r>
@@ -3280,7 +3353,7 @@
             <w:noProof/>
             <w:webHidden/>
           </w:rPr>
-          <w:instrText xml:space="preserve"> PAGEREF _Toc236522162 \h </w:instrText>
+          <w:instrText xml:space="preserve"> PAGEREF _Toc236690092 \h </w:instrText>
         </w:r>
         <w:r>
           <w:rPr>
@@ -3300,7 +3373,7 @@
             <w:noProof/>
             <w:webHidden/>
           </w:rPr>
-          <w:t>21</w:t>
+          <w:t>22</w:t>
         </w:r>
         <w:r>
           <w:rPr>
@@ -3323,6 +3396,7 @@
       <w:r>
         <w:rPr>
           <w:rFonts w:cs="Times New Roman"/>
+          <w:b/>
           <w:sz w:val="28"/>
           <w:szCs w:val="26"/>
         </w:rPr>
@@ -6033,7 +6107,31 @@
         <w:rPr>
           <w:lang w:val="vi-VN"/>
         </w:rPr>
-        <w:t>Thông qua môn học Hệ thống Quản trị Quy trình Nghiệp vụ (IE203), nhóm nghiên cứu lựa chọn đề tài "Phân tích và Mô hình hóa Hệ quy trình Nghiệp vụ của Chuỗi cửa hàng Phúc Long Coffee &amp; Tea" (thuộc Masan Group). Báo cáo xây dựng hệ thống kiến trúc quy trình tổng thể, mô hình hóa 6 quy trình nghiệp vụ trọng tâm chuẩn BPMN 2.0 (mỗi sơ đồ chứa 10 Cổng Gateway, đạt 0 lỗi linter) và tiến hành phân tích định tính - định lượng chuyên sâu để đề xuất giải pháp cải tiến tối ưu.</w:t>
+        <w:t>Thông qua môn học Hệ thống Quản trị Quy trình Nghiệp vụ (IE203), nhóm nghiên cứu lựa chọn đề tài </w:t>
+      </w:r>
+      <w:r>
+        <w:rPr>
+          <w:lang w:val="vi-VN"/>
+        </w:rPr>
+        <w:t>”</w:t>
+      </w:r>
+      <w:r>
+        <w:rPr>
+          <w:lang w:val="vi-VN"/>
+        </w:rPr>
+        <w:t>Phân tích và Mô hình hóa Hệ quy trình Nghiệp vụ của Chuỗi cửa hàng Phúc Long Coffee &amp; Tea</w:t>
+      </w:r>
+      <w:r>
+        <w:rPr>
+          <w:lang w:val="vi-VN"/>
+        </w:rPr>
+        <w:t>”</w:t>
+      </w:r>
+      <w:r>
+        <w:rPr>
+          <w:lang w:val="vi-VN"/>
+        </w:rPr>
+        <w:t> (thuộc Masan Group). Báo cáo xây dựng hệ thống kiến trúc quy trình tổng thể, mô hình hóa 6 quy trình nghiệp vụ trọng tâm chuẩn BPMN 2.0 (mỗi sơ đồ chứa 10 Cổng Gateway, đạt 0 lỗi linter) và tiến hành phân tích định tính - định lượng chuyên sâu để đề xuất giải pháp cải tiến tối ưu.</w:t>
       </w:r>
     </w:p>
     <w:p>
@@ -6079,7 +6177,7 @@
         </w:rPr>
         <w:br w:type="page"/>
       </w:r>
-      <w:bookmarkStart w:id="0" w:name="_Toc236522132"/>
+      <w:bookmarkStart w:id="0" w:name="_Toc236690061"/>
       <w:r>
         <w:lastRenderedPageBreak/>
         <w:t>Tổng quan</w:t>
@@ -6088,7 +6186,16 @@
         <w:t xml:space="preserve"> </w:t>
       </w:r>
       <w:r>
-        <w:t>về chuỗi cửa hàng Phúc Long coffee &amp; t</w:t>
+        <w:t xml:space="preserve">về chuỗi cửa hàng Phúc Long </w:t>
+      </w:r>
+      <w:r>
+        <w:t xml:space="preserve">Coffee </w:t>
+      </w:r>
+      <w:r>
+        <w:t xml:space="preserve">&amp; </w:t>
+      </w:r>
+      <w:r>
+        <w:t>T</w:t>
       </w:r>
       <w:r>
         <w:t>ea</w:t>
@@ -6099,7 +6206,7 @@
       <w:pPr>
         <w:pStyle w:val="Heading2"/>
       </w:pPr>
-      <w:bookmarkStart w:id="1" w:name="_Toc236522133"/>
+      <w:bookmarkStart w:id="1" w:name="_Toc236690062"/>
       <w:r>
         <w:t>Tìm hiểu về Phúc Long Coffee &amp; Tea</w:t>
       </w:r>
@@ -6112,236 +6219,96 @@
           <w:lang w:val="vi-VN"/>
         </w:rPr>
       </w:pPr>
+      <w:bookmarkStart w:id="2" w:name="_Toc140297269"/>
+      <w:bookmarkStart w:id="3" w:name="_Toc142813558"/>
       <w:r>
         <w:rPr>
           <w:lang w:val="vi-VN"/>
         </w:rPr>
-        <w:t>Phúc Long được thành lập vào năm 1968 tại vùng đất chè nổi tiếng Bảo Lộc (Lâm Đồng). Qua hơn 50 năm phát triển, Phúc Long đã khẳng định vị thế thương hiệu Trà &amp; Cà phê đậm vị hàng đầu Việt Nam. Năm 2021-2022, Tập đoàn Masan chính thức thâu tóm Phúc Long Heritage, mở ra giai đoạn bùng nổ quy mô chuỗi cửa hàng kết hợp giữa mô hình Flagship cao cấp và các điểm bán Kiosk tinh gọn trong hệ sinh thái WIN / WinMart+.</w:t>
+        <w:t>Phúc Long Coffee &amp; Tea được thành lập năm 1968 tại Bảo Lộc (Lâm Đồng), khởi nguồn từ ngành sản xuất trà. Trải qua hơn 50 năm phát triển, Phúc Long đã mở rộng sang lĩnh vực kinh doanh cà phê và đồ uống, trở thành một trong những thương hiệu trà</w:t>
+      </w:r>
+      <w:r>
+        <w:rPr>
+          <w:lang w:val="vi-VN"/>
+        </w:rPr>
+        <w:t>,</w:t>
+      </w:r>
+      <w:r>
+        <w:rPr>
+          <w:lang w:val="vi-VN"/>
+        </w:rPr>
+        <w:t xml:space="preserve"> cà phê hàng đầu Việt Nam. Sau khi gia nhập hệ sinh thái Masan vào năm 2021, doanh nghiệp mở rộng mạnh mẽ chuỗi cửa hàng theo hai mô hình Flagship và Kiosk, đồng thời tích hợp vào hệ thống bán lẻ WinMart/WinMart+.</w:t>
       </w:r>
     </w:p>
     <w:p>
       <w:pPr>
         <w:pStyle w:val="Heading2"/>
-      </w:pPr>
-      <w:bookmarkStart w:id="2" w:name="_Toc236522134"/>
-      <w:r>
-        <w:t>Sứ mệnh và giá trị cốt lõi</w:t>
-      </w:r>
-      <w:bookmarkEnd w:id="2"/>
-    </w:p>
-    <w:p>
-      <w:pPr>
-        <w:pStyle w:val="LBody"/>
-        <w:rPr>
-          <w:lang w:val="vi-VN"/>
-        </w:rPr>
-      </w:pPr>
-      <w:bookmarkStart w:id="3" w:name="_Toc140297269"/>
-      <w:bookmarkStart w:id="4" w:name="_Toc142813558"/>
-      <w:r>
-        <w:rPr>
-          <w:lang w:val="vi-VN"/>
-        </w:rPr>
-        <w:t>Sứ mệnh: Mang đến những sản phẩm trà và cà phê thượng hạng với hương vị "đậm vị" truyền thống Việt Nam, phục vụ sức khỏe và trải nghiệm tuyệt vời cho cộng đồng.</w:t>
-      </w:r>
-    </w:p>
-    <w:p>
-      <w:pPr>
-        <w:pStyle w:val="LBody"/>
-        <w:rPr>
-          <w:lang w:val="vi-VN"/>
-        </w:rPr>
-      </w:pPr>
-      <w:r>
-        <w:rPr>
-          <w:lang w:val="vi-VN"/>
-        </w:rPr>
-        <w:t>Giá trị cốt lõi:</w:t>
-      </w:r>
-    </w:p>
-    <w:p>
-      <w:pPr>
-        <w:pStyle w:val="LBody"/>
-        <w:rPr>
-          <w:lang w:val="vi-VN"/>
-        </w:rPr>
-      </w:pPr>
-      <w:r>
-        <w:rPr>
-          <w:lang w:val="vi-VN"/>
-        </w:rPr>
-        <w:t>Chất lượng đậm vị: Giữ trọn tinh túy lá trà tươi Bảo Lộc/Thái Nguyên và hạt cà phê rang bằng công nghệ Hot-air hiện đại.</w:t>
-      </w:r>
-    </w:p>
-    <w:p>
-      <w:pPr>
-        <w:pStyle w:val="LBody"/>
-        <w:rPr>
-          <w:lang w:val="vi-VN"/>
-        </w:rPr>
-      </w:pPr>
-      <w:r>
-        <w:rPr>
-          <w:lang w:val="vi-VN"/>
-        </w:rPr>
-        <w:t>Khách hàng là trung tâm: Lắng nghe, đổi mới dịch vụ và gia tăng giá trị thông qua hệ thống chăm sóc Phúc Long Rewards.</w:t>
-      </w:r>
-    </w:p>
-    <w:p>
-      <w:pPr>
-        <w:pStyle w:val="LBody"/>
-        <w:rPr>
-          <w:lang w:val="vi-VN"/>
-        </w:rPr>
-      </w:pPr>
-      <w:r>
-        <w:rPr>
-          <w:lang w:val="vi-VN"/>
-        </w:rPr>
-        <w:t>Vận hành chuẩn mực: Mọi điểm bán đều hoạt động theo quy trình SOP nghiêm ngặt và tiêu chuẩn an toàn thực phẩm.</w:t>
-      </w:r>
-    </w:p>
-    <w:p>
-      <w:pPr>
-        <w:pStyle w:val="Heading2"/>
-      </w:pPr>
-      <w:bookmarkStart w:id="5" w:name="_Toc236522135"/>
-      <w:r>
-        <w:t>Cột mốc hoạt động và thành tựu tiêu biểu</w:t>
-      </w:r>
-      <w:bookmarkEnd w:id="5"/>
-    </w:p>
-    <w:p>
-      <w:pPr>
-        <w:pStyle w:val="LBody"/>
-        <w:rPr>
-          <w:lang w:val="vi-VN"/>
-        </w:rPr>
-      </w:pPr>
-      <w:r>
-        <w:rPr>
-          <w:b/>
-          <w:bCs/>
-          <w:lang w:val="vi-VN"/>
-        </w:rPr>
-        <w:t>1968:</w:t>
-      </w:r>
-      <w:r>
-        <w:rPr>
-          <w:lang w:val="vi-VN"/>
-        </w:rPr>
-        <w:t xml:space="preserve"> Khởi đầu tại Bảo Lộc, Lâm Đồng với thương hiệu Trà &amp; Cà phê Phúc Long.</w:t>
-      </w:r>
-    </w:p>
-    <w:p>
-      <w:pPr>
-        <w:pStyle w:val="LBody"/>
-        <w:rPr>
-          <w:lang w:val="vi-VN"/>
-        </w:rPr>
-      </w:pPr>
-      <w:r>
-        <w:rPr>
-          <w:b/>
-          <w:bCs/>
-          <w:lang w:val="vi-VN"/>
-        </w:rPr>
-        <w:t>2012:</w:t>
-      </w:r>
-      <w:r>
-        <w:rPr>
-          <w:lang w:val="vi-VN"/>
-        </w:rPr>
-        <w:t xml:space="preserve"> Khai trương cửa hàng Flagship đầu tiên tại Ngã 6 Phù Đổng (TP.HCM), tạo làn sóng thưởng thức trà sữa đậm vị.</w:t>
-      </w:r>
-    </w:p>
-    <w:p>
-      <w:pPr>
-        <w:pStyle w:val="LBody"/>
-        <w:rPr>
-          <w:lang w:val="vi-VN"/>
-        </w:rPr>
-      </w:pPr>
-      <w:r>
-        <w:rPr>
-          <w:b/>
-          <w:bCs/>
-          <w:lang w:val="vi-VN"/>
-        </w:rPr>
-        <w:t>2021:</w:t>
-      </w:r>
-      <w:r>
-        <w:rPr>
-          <w:lang w:val="vi-VN"/>
-        </w:rPr>
-        <w:t xml:space="preserve"> Tập đoàn Masan đầu tư chiến lược, tích hợp Kiosk Phúc Long vào hệ thống siêu thị WinMart+.</w:t>
-      </w:r>
-    </w:p>
-    <w:p>
-      <w:pPr>
-        <w:pStyle w:val="LBody"/>
-        <w:rPr>
-          <w:lang w:val="vi-VN"/>
-        </w:rPr>
-      </w:pPr>
-      <w:r>
-        <w:rPr>
-          <w:b/>
-          <w:bCs/>
-          <w:lang w:val="vi-VN"/>
+        <w:rPr>
+          <w:lang w:val="en-US"/>
+        </w:rPr>
+      </w:pPr>
+      <w:bookmarkStart w:id="4" w:name="_Toc236690065"/>
+      <w:r>
+        <w:rPr>
+          <w:lang w:val="en-US"/>
+        </w:rPr>
+        <w:t>Cơ cấu tổ chức</w:t>
+      </w:r>
+      <w:bookmarkEnd w:id="4"/>
+    </w:p>
+    <w:p>
+      <w:pPr>
+        <w:pStyle w:val="LBody"/>
+      </w:pPr>
+      <w:r>
+        <w:t>Cơ cấu tổ chức của Phúc Long được vận hành theo mô hình quản trị tập trung (Centralized Management). Trong đó, Hội đồng quản trị và Tổng Giám đốc đóng vai trò hoạch định chiến lược và ra quyết định điều hành tổng thể.</w:t>
+      </w:r>
+    </w:p>
+    <w:p>
+      <w:pPr>
+        <w:pStyle w:val="LBody"/>
+      </w:pPr>
+      <w:r>
+        <w:t>Hệ thống được chia thành 4 khối chức năng chính, có mối liên kết chặt chẽ về luồng thông tin và hàng hóa:</w:t>
+      </w:r>
+    </w:p>
+    <w:p>
+      <w:pPr>
+        <w:pStyle w:val="LBody"/>
+      </w:pPr>
+      <w:r>
+        <w:t>Khối Vận hành và Khối Chuỗi cung ứng: Đảm bảo dòng chảy vật lý từ khâu sản xuất, kho bãi logistics đến quá trình phân phối trực tiếp tại các cửa hàng.</w:t>
+      </w:r>
+    </w:p>
+    <w:p>
+      <w:pPr>
+        <w:pStyle w:val="LBody"/>
+      </w:pPr>
+      <w:r>
+        <w:t>Khối Tài chính và Khối Marketing &amp; IT: Chịu trách nhiệm kiểm soát dòng tiền, phát triển thương hiệu và quản trị luồng dữ liệu giao dịch thông qua hệ thống POS.</w:t>
+      </w:r>
+    </w:p>
+    <w:p>
+      <w:pPr>
+        <w:pStyle w:val="LBody"/>
+      </w:pPr>
+      <w:r>
+        <w:t>Tại cấp độ điểm bán, Quản lý cửa hàng là trung tâm điều phối trực tiếp đội ngũ nhân sự thực thi (bao gồm Cửa hàng phó, Nhân viên pha chế, Thu ngân và Phục vụ). Cấu trúc này nhằm đảm bảo tính đồng nhất về chất lượng sản phẩm và tối ưu hóa trải nghiệm của khách hàng tại mọi "điểm chạm".</w:t>
+      </w:r>
+    </w:p>
+    <w:p>
+      <w:pPr>
+        <w:jc w:val="center"/>
+        <w:rPr>
+          <w:lang w:val="en-US"/>
+        </w:rPr>
+      </w:pPr>
+      <w:r>
+        <w:rPr>
+          <w:noProof/>
+          <w:lang w:val="en-US"/>
         </w:rPr>
         <w:lastRenderedPageBreak/>
-        <w:t>2023–2024:</w:t>
-      </w:r>
-      <w:r>
-        <w:rPr>
-          <w:lang w:val="vi-VN"/>
-        </w:rPr>
-        <w:t xml:space="preserve"> Đạt mốc hơn 150 cửa hàng Flagship và hàng trăm Kiosk toàn quốc, đạt doanh thu hàng ngàn tỷ đồng.</w:t>
-      </w:r>
-    </w:p>
-    <w:p>
-      <w:pPr>
-        <w:rPr>
-          <w:rFonts w:cs="Times New Roman"/>
-          <w:szCs w:val="26"/>
-        </w:rPr>
-      </w:pPr>
-    </w:p>
-    <w:p>
-      <w:pPr>
-        <w:pStyle w:val="Heading2"/>
-        <w:rPr>
-          <w:lang w:val="en-US"/>
-        </w:rPr>
-      </w:pPr>
-      <w:bookmarkStart w:id="6" w:name="_Toc236522136"/>
-      <w:r>
-        <w:rPr>
-          <w:lang w:val="en-US"/>
-        </w:rPr>
-        <w:t>Cơ cấu tổ chức</w:t>
-      </w:r>
-      <w:bookmarkEnd w:id="6"/>
-      <w:r>
-        <w:rPr>
-          <w:lang w:val="en-US"/>
-        </w:rPr>
-        <w:t xml:space="preserve">  </w:t>
-      </w:r>
-    </w:p>
-    <w:p>
-      <w:pPr>
-        <w:jc w:val="center"/>
-        <w:rPr>
-          <w:lang w:val="en-US"/>
-        </w:rPr>
-      </w:pPr>
-      <w:r>
-        <w:rPr>
-          <w:noProof/>
-          <w:lang w:val="en-US"/>
-        </w:rPr>
         <w:drawing>
           <wp:inline distT="0" distB="0" distL="0" distR="0" wp14:anchorId="63D65A16" wp14:editId="58EB11D2">
             <wp:extent cx="5579745" cy="5238115"/>
@@ -6391,16 +6358,7 @@
         <w:rPr>
           <w:lang w:val="en-US"/>
         </w:rPr>
-        <w:sectPr>
-          <w:footerReference w:type="default" r:id="rId9"/>
-          <w:pgSz w:w="11906" w:h="16838"/>
-          <w:pgMar w:top="1701" w:right="1134" w:bottom="1985" w:left="1985" w:header="708" w:footer="708" w:gutter="0"/>
-          <w:pgNumType w:start="1"/>
-          <w:cols w:space="708"/>
-          <w:docGrid w:linePitch="360"/>
-        </w:sectPr>
-      </w:pPr>
-      <w:bookmarkStart w:id="7" w:name="_Toc236593279"/>
+      </w:pPr>
       <w:r>
         <w:t xml:space="preserve">Hình </w:t>
       </w:r>
@@ -6409,7 +6367,7 @@
           <w:rPr>
             <w:noProof/>
           </w:rPr>
-          <w:t>2</w:t>
+          <w:t>1</w:t>
         </w:r>
       </w:fldSimple>
       <w:r>
@@ -6433,15 +6391,42 @@
         <w:rPr>
           <w:lang w:val="en-US"/>
         </w:rPr>
-        <w:t>Sơ đồ Cơ cấu tổ chứ</w:t>
-      </w:r>
-      <w:r>
-        <w:rPr>
-          <w:lang w:val="en-US"/>
-        </w:rPr>
-        <w:t>c</w:t>
-      </w:r>
-      <w:bookmarkEnd w:id="7"/>
+        <w:t>Sơ đồ Cơ cấu tổ chức</w:t>
+      </w:r>
+    </w:p>
+    <w:p>
+      <w:pPr>
+        <w:pStyle w:val="Heading2"/>
+        <w:rPr>
+          <w:lang w:val="en-US"/>
+        </w:rPr>
+      </w:pPr>
+      <w:r>
+        <w:rPr>
+          <w:lang w:val="en-US"/>
+        </w:rPr>
+        <w:t>Định hướng quản trị quy trình nghiệp vụ tại cửa hàng</w:t>
+      </w:r>
+    </w:p>
+    <w:p>
+      <w:pPr>
+        <w:pStyle w:val="LBody"/>
+      </w:pPr>
+      <w:r>
+        <w:t>Với sơ đồ tổ chức phân cấp rõ ràng, việc vận hành chuỗi cửa hàng Phúc Long đòi hỏi các quy trình nghiệp vụ phải được chuẩn hóa. Từ quy trình gọi món, thanh toán trên hệ thống, đến quy trình pha chế và xuất</w:t>
+      </w:r>
+      <w:r>
+        <w:t xml:space="preserve">, </w:t>
+      </w:r>
+      <w:r>
+        <w:t>nhập kho nguyên vật liệu, tất cả đều cần được thiết kế liền mạch nhằm giảm thiểu sai sót, tăng tốc độ phục vụ và cung cấp dữ liệu chính xác</w:t>
+      </w:r>
+      <w:r>
+        <w:t xml:space="preserve"> để báo cáo, dự đoán</w:t>
+      </w:r>
+      <w:r>
+        <w:t>.</w:t>
+      </w:r>
     </w:p>
     <w:p>
       <w:pPr>
@@ -6450,33 +6435,27 @@
           <w:lang w:val="vi-VN"/>
         </w:rPr>
       </w:pPr>
-      <w:bookmarkStart w:id="8" w:name="_Toc236522137"/>
+      <w:bookmarkStart w:id="5" w:name="_Toc236690066"/>
+      <w:bookmarkEnd w:id="2"/>
       <w:bookmarkEnd w:id="3"/>
-      <w:bookmarkEnd w:id="4"/>
       <w:r>
         <w:rPr>
           <w:lang w:val="vi-VN"/>
         </w:rPr>
         <w:lastRenderedPageBreak/>
-        <w:t xml:space="preserve">Kiến trúc quy trình và quy </w:t>
-      </w:r>
-      <w:r>
-        <w:rPr>
-          <w:lang w:val="vi-VN"/>
-        </w:rPr>
-        <w:t>trình trong doanh nghiệp</w:t>
-      </w:r>
-      <w:bookmarkEnd w:id="8"/>
+        <w:t>Kiến trúc quy trình và quy trình trong doanh nghiệp</w:t>
+      </w:r>
+      <w:bookmarkEnd w:id="5"/>
     </w:p>
     <w:p>
       <w:pPr>
         <w:pStyle w:val="Heading2"/>
       </w:pPr>
-      <w:bookmarkStart w:id="9" w:name="_Toc236522138"/>
+      <w:bookmarkStart w:id="6" w:name="_Toc236690067"/>
       <w:r>
         <w:t>Kiến trúc quy trình nghiệp vụ</w:t>
       </w:r>
-      <w:bookmarkEnd w:id="9"/>
+      <w:bookmarkEnd w:id="6"/>
     </w:p>
     <w:p>
       <w:pPr>
@@ -6491,9 +6470,9 @@
           <w:lang w:val="en-US"/>
         </w:rPr>
         <w:drawing>
-          <wp:inline distT="0" distB="0" distL="0" distR="0" wp14:anchorId="0BB297AE" wp14:editId="6E61560C">
+          <wp:inline distT="0" distB="0" distL="0" distR="0" wp14:anchorId="3439E231" wp14:editId="2BA731CB">
             <wp:extent cx="5532131" cy="5257811"/>
-            <wp:effectExtent l="19050" t="0" r="582930" b="609600"/>
+            <wp:effectExtent l="0" t="0" r="0" b="0"/>
             <wp:docPr id="95694695" name="Picture 4"/>
             <wp:cNvGraphicFramePr>
               <a:graphicFrameLocks xmlns:a="http://schemas.openxmlformats.org/drawingml/2006/main" noChangeAspect="1"/>
@@ -6506,7 +6485,7 @@
                     <pic:cNvPicPr/>
                   </pic:nvPicPr>
                   <pic:blipFill>
-                    <a:blip r:embed="rId10" cstate="print">
+                    <a:blip r:embed="rId9" cstate="print">
                       <a:extLst>
                         <a:ext uri="{28A0092B-C50C-407E-A947-70E740481C1C}">
                           <a14:useLocalDpi xmlns:a14="http://schemas.microsoft.com/office/drawing/2010/main" val="0"/>
@@ -6518,7 +6497,7 @@
                     </a:stretch>
                   </pic:blipFill>
                   <pic:spPr>
-                    <a:xfrm rot="20700000">
+                    <a:xfrm>
                       <a:off x="0" y="0"/>
                       <a:ext cx="5532131" cy="5257811"/>
                     </a:xfrm>
@@ -6540,7 +6519,7 @@
           <w:lang w:val="en-US"/>
         </w:rPr>
       </w:pPr>
-      <w:bookmarkStart w:id="10" w:name="_Toc236593280"/>
+      <w:bookmarkStart w:id="7" w:name="_Toc236593280"/>
       <w:r>
         <w:t xml:space="preserve">Hình </w:t>
       </w:r>
@@ -6566,7 +6545,1161 @@
       <w:r>
         <w:t>. Sơ đồ Kiến trúc quy trình nghiệp vụ</w:t>
       </w:r>
+      <w:bookmarkEnd w:id="7"/>
+    </w:p>
+    <w:p>
+      <w:pPr>
+        <w:pStyle w:val="Heading2"/>
+        <w:rPr>
+          <w:lang w:val="en-US"/>
+        </w:rPr>
+      </w:pPr>
+      <w:bookmarkStart w:id="8" w:name="_Toc236690068"/>
+      <w:r>
+        <w:rPr>
+          <w:lang w:val="en-US"/>
+        </w:rPr>
+        <w:t>Sơ đồ chuỗi giá trị</w:t>
+      </w:r>
+      <w:bookmarkEnd w:id="8"/>
+      <w:r>
+        <w:rPr>
+          <w:lang w:val="en-US"/>
+        </w:rPr>
+        <w:t xml:space="preserve"> </w:t>
+      </w:r>
+    </w:p>
+    <w:p>
+      <w:pPr>
+        <w:pStyle w:val="Heading3"/>
+        <w:rPr>
+          <w:lang w:val="en-US"/>
+        </w:rPr>
+      </w:pPr>
+      <w:r>
+        <w:rPr>
+          <w:lang w:val="en-US"/>
+        </w:rPr>
+        <w:t xml:space="preserve">Quy trình hoạch định chiến lược </w:t>
+      </w:r>
+      <w:r>
+        <w:rPr>
+          <w:color w:val="0000FF"/>
+          <w:lang w:val="en-US"/>
+        </w:rPr>
+        <w:t>kinh doanh</w:t>
+      </w:r>
+    </w:p>
+    <w:p>
+      <w:pPr>
+        <w:rPr>
+          <w:lang w:val="en-US"/>
+        </w:rPr>
+      </w:pPr>
+    </w:p>
+    <w:p>
+      <w:pPr>
+        <w:pStyle w:val="Caption"/>
+        <w:rPr>
+          <w:lang w:val="en-US"/>
+        </w:rPr>
+      </w:pPr>
+      <w:bookmarkStart w:id="9" w:name="_Toc236593281"/>
+      <w:r>
+        <w:t xml:space="preserve">Hình </w:t>
+      </w:r>
+      <w:fldSimple w:instr=" STYLEREF 1 \s ">
+        <w:r>
+          <w:rPr>
+            <w:noProof/>
+          </w:rPr>
+          <w:t>2</w:t>
+        </w:r>
+      </w:fldSimple>
+      <w:r>
+        <w:t>.</w:t>
+      </w:r>
+      <w:fldSimple w:instr=" SEQ Hình \* ARABIC \s 1 ">
+        <w:r>
+          <w:rPr>
+            <w:noProof/>
+          </w:rPr>
+          <w:t>2</w:t>
+        </w:r>
+      </w:fldSimple>
+      <w:r>
+        <w:rPr>
+          <w:lang w:val="en-US"/>
+        </w:rPr>
+        <w:t>. Chuỗi giá trị q</w:t>
+      </w:r>
+      <w:r>
+        <w:t xml:space="preserve">uy trình </w:t>
+      </w:r>
+      <w:r>
+        <w:rPr>
+          <w:lang w:val="en-US"/>
+        </w:rPr>
+        <w:t>h</w:t>
+      </w:r>
+      <w:r>
+        <w:t>oạch định chiến lược</w:t>
+      </w:r>
+      <w:bookmarkEnd w:id="9"/>
+    </w:p>
+    <w:p>
+      <w:pPr>
+        <w:rPr>
+          <w:lang w:val="en-US"/>
+        </w:rPr>
+      </w:pPr>
+    </w:p>
+    <w:p>
+      <w:pPr>
+        <w:pStyle w:val="Heading3"/>
+        <w:rPr>
+          <w:lang w:val="en-US"/>
+        </w:rPr>
+      </w:pPr>
+      <w:r>
+        <w:lastRenderedPageBreak/>
+        <w:t>Quy trình quản lý chất lượng dịch vụ</w:t>
+      </w:r>
+    </w:p>
+    <w:p>
+      <w:pPr>
+        <w:rPr>
+          <w:lang w:val="en-US"/>
+        </w:rPr>
+      </w:pPr>
+    </w:p>
+    <w:p>
+      <w:pPr>
+        <w:pStyle w:val="Caption"/>
+        <w:rPr>
+          <w:lang w:val="en-US"/>
+        </w:rPr>
+      </w:pPr>
+      <w:r>
+        <w:t xml:space="preserve">Hình </w:t>
+      </w:r>
+      <w:fldSimple w:instr=" STYLEREF 1 \s ">
+        <w:r>
+          <w:rPr>
+            <w:noProof/>
+          </w:rPr>
+          <w:t>2</w:t>
+        </w:r>
+      </w:fldSimple>
+      <w:r>
+        <w:t>.</w:t>
+      </w:r>
+      <w:fldSimple w:instr=" SEQ Hình \* ARABIC \s 1 ">
+        <w:r>
+          <w:rPr>
+            <w:noProof/>
+          </w:rPr>
+          <w:t>3</w:t>
+        </w:r>
+      </w:fldSimple>
+      <w:r>
+        <w:rPr>
+          <w:lang w:val="en-US"/>
+        </w:rPr>
+        <w:t xml:space="preserve">. </w:t>
+      </w:r>
+      <w:r>
+        <w:rPr>
+          <w:lang w:val="en-US"/>
+        </w:rPr>
+        <w:t>Chuỗi giá trị Quy trình quản lý chất lượng dịch vụ</w:t>
+      </w:r>
+    </w:p>
+    <w:p>
+      <w:pPr>
+        <w:pStyle w:val="Heading3"/>
+        <w:rPr>
+          <w:lang w:val="en-US"/>
+        </w:rPr>
+      </w:pPr>
+      <w:r>
+        <w:rPr>
+          <w:lang w:val="en-US"/>
+        </w:rPr>
+        <w:t>Quy trình lập và quản lý ngân sách</w:t>
+      </w:r>
+    </w:p>
+    <w:p>
+      <w:pPr>
+        <w:rPr>
+          <w:lang w:val="en-US"/>
+        </w:rPr>
+      </w:pPr>
+    </w:p>
+    <w:p>
+      <w:pPr>
+        <w:pStyle w:val="Caption"/>
+      </w:pPr>
+      <w:r>
+        <w:t xml:space="preserve">Hình </w:t>
+      </w:r>
+      <w:fldSimple w:instr=" STYLEREF 1 \s ">
+        <w:r>
+          <w:rPr>
+            <w:noProof/>
+          </w:rPr>
+          <w:t>2</w:t>
+        </w:r>
+      </w:fldSimple>
+      <w:r>
+        <w:t>.</w:t>
+      </w:r>
+      <w:fldSimple w:instr=" SEQ Hình \* ARABIC \s 1 ">
+        <w:r>
+          <w:rPr>
+            <w:noProof/>
+          </w:rPr>
+          <w:t>4</w:t>
+        </w:r>
+      </w:fldSimple>
+      <w:r>
+        <w:rPr>
+          <w:lang w:val="en-US"/>
+        </w:rPr>
+        <w:t xml:space="preserve">. </w:t>
+      </w:r>
+      <w:r>
+        <w:rPr>
+          <w:lang w:val="en-US"/>
+        </w:rPr>
+        <w:t>Chuỗi giá trị Quy trình lập và quản lý ngân sách</w:t>
+      </w:r>
+    </w:p>
+    <w:p>
+      <w:pPr>
+        <w:rPr>
+          <w:lang w:val="en-US"/>
+        </w:rPr>
+      </w:pPr>
+    </w:p>
+    <w:p>
+      <w:pPr>
+        <w:rPr>
+          <w:lang w:val="en-US"/>
+        </w:rPr>
+      </w:pPr>
+    </w:p>
+    <w:p>
+      <w:pPr>
+        <w:rPr>
+          <w:lang w:val="en-US"/>
+        </w:rPr>
+      </w:pPr>
+    </w:p>
+    <w:p>
+      <w:pPr>
+        <w:spacing w:before="0" w:after="200" w:line="276" w:lineRule="auto"/>
+        <w:rPr>
+          <w:lang w:val="en-US"/>
+        </w:rPr>
+      </w:pPr>
+      <w:r>
+        <w:rPr>
+          <w:lang w:val="en-US"/>
+        </w:rPr>
+        <w:br w:type="page"/>
+      </w:r>
+    </w:p>
+    <w:p>
+      <w:pPr>
+        <w:pStyle w:val="Heading2"/>
+        <w:tabs>
+          <w:tab w:val="left" w:pos="360"/>
+        </w:tabs>
+        <w:rPr>
+          <w:rFonts w:eastAsia="Times New Roman" w:cs="Times New Roman"/>
+          <w:lang w:val="en-US"/>
+        </w:rPr>
+      </w:pPr>
+      <w:bookmarkStart w:id="10" w:name="_Toc236690069"/>
+      <w:r>
+        <w:rPr>
+          <w:rFonts w:eastAsia="Times New Roman" w:cs="Times New Roman"/>
+          <w:lang w:val="en-US"/>
+        </w:rPr>
+        <w:lastRenderedPageBreak/>
+        <w:t>Nhóm quy trình quản lý</w:t>
+      </w:r>
       <w:bookmarkEnd w:id="10"/>
+      <w:r>
+        <w:rPr>
+          <w:rFonts w:eastAsia="Times New Roman" w:cs="Times New Roman"/>
+          <w:lang w:val="en-US"/>
+        </w:rPr>
+        <w:t xml:space="preserve"> </w:t>
+      </w:r>
+    </w:p>
+    <w:p>
+      <w:pPr>
+        <w:pStyle w:val="Heading3"/>
+        <w:rPr>
+          <w:lang w:val="en-US"/>
+        </w:rPr>
+      </w:pPr>
+      <w:bookmarkStart w:id="11" w:name="_Toc236690070"/>
+      <w:r>
+        <w:rPr>
+          <w:lang w:val="en-US"/>
+        </w:rPr>
+        <w:t xml:space="preserve">Quy trình </w:t>
+      </w:r>
+      <w:r>
+        <w:rPr>
+          <w:lang w:val="en-US"/>
+        </w:rPr>
+        <w:t>hoạch định chiến lược</w:t>
+      </w:r>
+      <w:bookmarkEnd w:id="11"/>
+      <w:r>
+        <w:rPr>
+          <w:lang w:val="en-US"/>
+        </w:rPr>
+        <w:t xml:space="preserve"> </w:t>
+      </w:r>
+      <w:r>
+        <w:rPr>
+          <w:lang w:val="en-US"/>
+        </w:rPr>
+        <w:t>kinh doanh</w:t>
+      </w:r>
+    </w:p>
+    <w:p>
+      <w:pPr>
+        <w:pStyle w:val="Heading4"/>
+        <w:rPr>
+          <w:lang w:val="en-US"/>
+        </w:rPr>
+      </w:pPr>
+      <w:r>
+        <w:rPr>
+          <w:lang w:val="en-US"/>
+        </w:rPr>
+        <w:t>Mục tiêu quy trình</w:t>
+      </w:r>
+    </w:p>
+    <w:p>
+      <w:pPr>
+        <w:pStyle w:val="LBody"/>
+        <w:rPr>
+          <w:lang w:val="en-US"/>
+        </w:rPr>
+      </w:pPr>
+      <w:r>
+        <w:t>Xây dựng và triển khai chiến lược phát triển của Phúc Long phù hợp với định hướng kinh doanh, đảm bảo các mục tiêu về doanh thu, lợi nhuận và mở rộng hệ thống cửa hàng được phân bổ thống nhất đến các đơn vị trong toàn doanh nghiệp.</w:t>
+      </w:r>
+    </w:p>
+    <w:p>
+      <w:pPr>
+        <w:pStyle w:val="Heading4"/>
+        <w:rPr>
+          <w:lang w:val="en-US"/>
+        </w:rPr>
+      </w:pPr>
+      <w:r>
+        <w:t>Tác nhân tham</w:t>
+      </w:r>
+      <w:r>
+        <w:rPr>
+          <w:lang w:val="en-US"/>
+        </w:rPr>
+        <w:t xml:space="preserve"> gia</w:t>
+      </w:r>
+      <w:r>
+        <w:t xml:space="preserve"> </w:t>
+      </w:r>
+      <w:r>
+        <w:rPr>
+          <w:lang w:val="en-US"/>
+        </w:rPr>
+        <w:t>quy trình</w:t>
+      </w:r>
+    </w:p>
+    <w:p>
+      <w:pPr>
+        <w:pStyle w:val="LBody"/>
+      </w:pPr>
+      <w:r>
+        <w:t>Hội đồng quản trị.</w:t>
+      </w:r>
+    </w:p>
+    <w:p>
+      <w:pPr>
+        <w:pStyle w:val="LBody"/>
+      </w:pPr>
+      <w:r>
+        <w:t>Tổng Giám đốc.</w:t>
+      </w:r>
+    </w:p>
+    <w:p>
+      <w:pPr>
+        <w:pStyle w:val="LBody"/>
+      </w:pPr>
+      <w:r>
+        <w:t>Giám đốc Vận hành.</w:t>
+      </w:r>
+    </w:p>
+    <w:p>
+      <w:pPr>
+        <w:pStyle w:val="LBody"/>
+      </w:pPr>
+      <w:r>
+        <w:t>Giám đốc Marketing.</w:t>
+      </w:r>
+    </w:p>
+    <w:p>
+      <w:pPr>
+        <w:pStyle w:val="LBody"/>
+      </w:pPr>
+      <w:r>
+        <w:t>Giám đốc Tài chính.</w:t>
+      </w:r>
+    </w:p>
+    <w:p>
+      <w:pPr>
+        <w:pStyle w:val="LBody"/>
+      </w:pPr>
+      <w:r>
+        <w:t>Quản lý khu vực.</w:t>
+      </w:r>
+    </w:p>
+    <w:p>
+      <w:pPr>
+        <w:pStyle w:val="LBody"/>
+      </w:pPr>
+      <w:r>
+        <w:t>Quản lý cửa hàng.</w:t>
+      </w:r>
+    </w:p>
+    <w:p>
+      <w:pPr>
+        <w:pStyle w:val="Heading4"/>
+        <w:rPr>
+          <w:lang w:val="en-US"/>
+        </w:rPr>
+      </w:pPr>
+      <w:r>
+        <w:t>Mô tả quy trình</w:t>
+      </w:r>
+    </w:p>
+    <w:p>
+      <w:pPr>
+        <w:pStyle w:val="LBody"/>
+      </w:pPr>
+      <w:r>
+        <w:t>Bước 1. Xây dựng định hướng chiến lược</w:t>
+      </w:r>
+    </w:p>
+    <w:p>
+      <w:pPr>
+        <w:pStyle w:val="LBody"/>
+      </w:pPr>
+      <w:r>
+        <w:t>Hội đồng quản trị xác định mục tiêu phát triển, định hướng kinh doanh và các chỉ tiêu chiến lược của doanh nghiệp trong giai đoạn tiếp theo.</w:t>
+      </w:r>
+    </w:p>
+    <w:p>
+      <w:pPr>
+        <w:pStyle w:val="LBody"/>
+      </w:pPr>
+      <w:r>
+        <w:t>Bước 2. Phân tích và lập kế hoạch</w:t>
+      </w:r>
+    </w:p>
+    <w:p>
+      <w:pPr>
+        <w:pStyle w:val="LBody"/>
+      </w:pPr>
+      <w:r>
+        <w:t>Ban điều hành cùng các khối chức năng phân tích tình hình hoạt động, đánh giá thị trường, dự báo nhu cầu và xây dựng kế hoạch kinh doanh phù hợp với định hướng chiến lược.</w:t>
+      </w:r>
+    </w:p>
+    <w:p>
+      <w:pPr>
+        <w:pStyle w:val="LBody"/>
+      </w:pPr>
+      <w:r>
+        <w:t>Bước 3. Thẩm định và phê duyệt</w:t>
+      </w:r>
+    </w:p>
+    <w:p>
+      <w:pPr>
+        <w:pStyle w:val="LBody"/>
+      </w:pPr>
+      <w:r>
+        <w:lastRenderedPageBreak/>
+        <w:t>Kế hoạch được trình Hội đồng quản trị xem xét. Nếu chưa đáp ứng yêu cầu sẽ được điều chỉnh; nếu đạt yêu cầu sẽ được phê duyệt chính thức.</w:t>
+      </w:r>
+    </w:p>
+    <w:p>
+      <w:pPr>
+        <w:pStyle w:val="LBody"/>
+      </w:pPr>
+      <w:r>
+        <w:t>Bước 4. Triển khai kế hoạch</w:t>
+      </w:r>
+    </w:p>
+    <w:p>
+      <w:pPr>
+        <w:pStyle w:val="LBody"/>
+      </w:pPr>
+      <w:r>
+        <w:t>Sau khi được phê duyệt, các mục tiêu và chỉ tiêu được phân bổ đến từng khối chức năng, quản lý khu vực và cửa hàng để tổ chức thực hiện.</w:t>
+      </w:r>
+    </w:p>
+    <w:p>
+      <w:pPr>
+        <w:pStyle w:val="LBody"/>
+      </w:pPr>
+      <w:r>
+        <w:t>Bước 5. Theo dõi và đánh giá</w:t>
+      </w:r>
+    </w:p>
+    <w:p>
+      <w:pPr>
+        <w:pStyle w:val="LBody"/>
+        <w:rPr>
+          <w:lang w:val="en-US"/>
+        </w:rPr>
+      </w:pPr>
+      <w:r>
+        <w:t>Ban điều hành theo dõi kết quả thực hiện thông qua các báo cáo định kỳ, đánh giá mức độ hoàn thành mục tiêu và đề xuất điều chỉnh khi cần thiết.</w:t>
+      </w:r>
+    </w:p>
+    <w:p>
+      <w:pPr>
+        <w:pStyle w:val="Heading4"/>
+        <w:rPr>
+          <w:lang w:val="en-US"/>
+        </w:rPr>
+      </w:pPr>
+      <w:r>
+        <w:rPr>
+          <w:lang w:val="en-US"/>
+        </w:rPr>
+        <w:t>Đối tượng khách hàng</w:t>
+      </w:r>
+    </w:p>
+    <w:p>
+      <w:pPr>
+        <w:pStyle w:val="LBody"/>
+        <w:rPr>
+          <w:lang w:val="en-US"/>
+        </w:rPr>
+      </w:pPr>
+      <w:r>
+        <w:t>Các phòng ban, quản lý khu vực và cửa hàng trong hệ thống Phúc Long.</w:t>
+      </w:r>
+    </w:p>
+    <w:p>
+      <w:pPr>
+        <w:pStyle w:val="Heading4"/>
+        <w:rPr>
+          <w:lang w:val="en-US"/>
+        </w:rPr>
+      </w:pPr>
+      <w:r>
+        <w:t xml:space="preserve">Kết quả có thể xảy ra </w:t>
+      </w:r>
+    </w:p>
+    <w:p>
+      <w:pPr>
+        <w:pStyle w:val="LBody"/>
+      </w:pPr>
+      <w:r>
+        <w:t>Thành công: Kế hoạch được triển khai đúng tiến độ; Các đơn vị hoàn thành KPI; Doanh nghiệp đạt mục tiêu doanh thu và lợi nhuận.</w:t>
+      </w:r>
+    </w:p>
+    <w:p>
+      <w:pPr>
+        <w:pStyle w:val="LBody"/>
+      </w:pPr>
+      <w:r>
+        <w:t>Rủi ro: Kế hoạch cần điều chỉnh do biến động thị trường; KPI chưa phù hợp với tình hình thực tế; Không đạt mục tiêu kinh doanh theo kế hoạch.</w:t>
+      </w:r>
+    </w:p>
+    <w:p>
+      <w:pPr>
+        <w:spacing w:before="0" w:after="200" w:line="276" w:lineRule="auto"/>
+        <w:rPr>
+          <w:lang w:val="en-US"/>
+        </w:rPr>
+      </w:pPr>
+      <w:r>
+        <w:br w:type="page"/>
+      </w:r>
+    </w:p>
+    <w:p>
+      <w:pPr>
+        <w:pStyle w:val="Heading3"/>
+        <w:rPr>
+          <w:highlight w:val="yellow"/>
+          <w:lang w:val="en-US"/>
+        </w:rPr>
+      </w:pPr>
+      <w:r>
+        <w:rPr>
+          <w:highlight w:val="yellow"/>
+          <w:lang w:val="en-US"/>
+        </w:rPr>
+        <w:lastRenderedPageBreak/>
+        <w:t>Quy trình quản lý chất lượng dịch vụ</w:t>
+      </w:r>
+    </w:p>
+    <w:p>
+      <w:pPr>
+        <w:pStyle w:val="Heading4"/>
+        <w:rPr>
+          <w:lang w:val="en-US"/>
+        </w:rPr>
+      </w:pPr>
+      <w:r>
+        <w:rPr>
+          <w:lang w:val="en-US"/>
+        </w:rPr>
+        <w:t>Mục tiêu quy trình</w:t>
+      </w:r>
+    </w:p>
+    <w:p>
+      <w:pPr>
+        <w:pStyle w:val="LBody"/>
+        <w:rPr>
+          <w:highlight w:val="yellow"/>
+        </w:rPr>
+      </w:pPr>
+      <w:r>
+        <w:t>Đảm bảo chất lượng sản phẩm và dịch vụ tại tất cả cửa hàng được thực hiện thống nhất theo tiêu chuẩn của Phúc Long, góp phần nâng cao trải nghiệm khách hàng và duy trì hình ảnh thương hiệu.</w:t>
+      </w:r>
+    </w:p>
+    <w:p>
+      <w:pPr>
+        <w:pStyle w:val="Heading4"/>
+        <w:rPr>
+          <w:lang w:val="en-US"/>
+        </w:rPr>
+      </w:pPr>
+      <w:r>
+        <w:t>Tác nhân tham</w:t>
+      </w:r>
+      <w:r>
+        <w:rPr>
+          <w:lang w:val="en-US"/>
+        </w:rPr>
+        <w:t xml:space="preserve"> gia</w:t>
+      </w:r>
+      <w:r>
+        <w:t xml:space="preserve"> </w:t>
+      </w:r>
+      <w:r>
+        <w:rPr>
+          <w:lang w:val="en-US"/>
+        </w:rPr>
+        <w:t>quy trình</w:t>
+      </w:r>
+    </w:p>
+    <w:p>
+      <w:pPr>
+        <w:pStyle w:val="LBody"/>
+      </w:pPr>
+      <w:r>
+        <w:t>Tổng Giám đốc.</w:t>
+      </w:r>
+    </w:p>
+    <w:p>
+      <w:pPr>
+        <w:pStyle w:val="LBody"/>
+      </w:pPr>
+      <w:r>
+        <w:t>Giám đốc Vận hành.</w:t>
+      </w:r>
+    </w:p>
+    <w:p>
+      <w:pPr>
+        <w:pStyle w:val="LBody"/>
+      </w:pPr>
+      <w:r>
+        <w:t>Bộ phận Quản lý chất lượng (QC).</w:t>
+      </w:r>
+    </w:p>
+    <w:p>
+      <w:pPr>
+        <w:pStyle w:val="LBody"/>
+      </w:pPr>
+      <w:r>
+        <w:t>Quản lý khu vực.</w:t>
+      </w:r>
+    </w:p>
+    <w:p>
+      <w:pPr>
+        <w:pStyle w:val="LBody"/>
+      </w:pPr>
+      <w:r>
+        <w:t>Quản lý cửa hàng.</w:t>
+      </w:r>
+    </w:p>
+    <w:p>
+      <w:pPr>
+        <w:pStyle w:val="LBody"/>
+      </w:pPr>
+      <w:r>
+        <w:t>Nhân viên cửa hàng.</w:t>
+      </w:r>
+    </w:p>
+    <w:p>
+      <w:pPr>
+        <w:pStyle w:val="Heading4"/>
+        <w:rPr>
+          <w:lang w:val="en-US"/>
+        </w:rPr>
+      </w:pPr>
+      <w:r>
+        <w:t>Mô tả quy trình</w:t>
+      </w:r>
+    </w:p>
+    <w:p>
+      <w:pPr>
+        <w:pStyle w:val="LBody"/>
+        <w:rPr>
+          <w:sz w:val="24"/>
+        </w:rPr>
+      </w:pPr>
+      <w:r>
+        <w:rPr>
+          <w:rStyle w:val="Strong"/>
+          <w:b w:val="0"/>
+          <w:bCs w:val="0"/>
+        </w:rPr>
+        <w:t>Bước 1. Xây dựng và cập nhật tiêu chuẩn</w:t>
+      </w:r>
+    </w:p>
+    <w:p>
+      <w:pPr>
+        <w:pStyle w:val="LBody"/>
+      </w:pPr>
+      <w:r>
+        <w:t>Bộ phận quản lý chất lượng rà soát, cập nhật các tiêu chuẩn về chất lượng sản phẩm, vệ sinh và phục vụ khi cần thiết.</w:t>
+      </w:r>
+    </w:p>
+    <w:p>
+      <w:pPr>
+        <w:pStyle w:val="LBody"/>
+      </w:pPr>
+      <w:r>
+        <w:rPr>
+          <w:rStyle w:val="Strong"/>
+          <w:b w:val="0"/>
+          <w:bCs w:val="0"/>
+        </w:rPr>
+        <w:t>Bước 2. Đào tạo và phổ biến</w:t>
+      </w:r>
+    </w:p>
+    <w:p>
+      <w:pPr>
+        <w:pStyle w:val="LBody"/>
+      </w:pPr>
+      <w:r>
+        <w:t>Các tiêu chuẩn mới được phổ biến đến quản lý cửa hàng và nhân viên thông qua các chương trình đào tạo.</w:t>
+      </w:r>
+    </w:p>
+    <w:p>
+      <w:pPr>
+        <w:pStyle w:val="LBody"/>
+      </w:pPr>
+      <w:r>
+        <w:rPr>
+          <w:rStyle w:val="Strong"/>
+          <w:b w:val="0"/>
+          <w:bCs w:val="0"/>
+        </w:rPr>
+        <w:t>Bước 3. Thực hiện tại cửa hàng</w:t>
+      </w:r>
+    </w:p>
+    <w:p>
+      <w:pPr>
+        <w:pStyle w:val="LBody"/>
+      </w:pPr>
+      <w:r>
+        <w:t>Nhân viên áp dụng đúng quy trình trong quá trình pha chế, phục vụ và chăm sóc khách hàng.</w:t>
+      </w:r>
+    </w:p>
+    <w:p>
+      <w:pPr>
+        <w:pStyle w:val="LBody"/>
+      </w:pPr>
+      <w:r>
+        <w:rPr>
+          <w:rStyle w:val="Strong"/>
+          <w:b w:val="0"/>
+          <w:bCs w:val="0"/>
+        </w:rPr>
+        <w:t>Bước 4. Kiểm tra và đánh giá</w:t>
+      </w:r>
+    </w:p>
+    <w:p>
+      <w:pPr>
+        <w:pStyle w:val="LBody"/>
+      </w:pPr>
+      <w:r>
+        <w:lastRenderedPageBreak/>
+        <w:t>Bộ phận quản lý chất lượng và quản lý khu vực tiến hành kiểm tra định kỳ hoặc đột xuất nhằm đánh giá mức độ tuân thủ tiêu chuẩn.</w:t>
+      </w:r>
+    </w:p>
+    <w:p>
+      <w:pPr>
+        <w:pStyle w:val="LBody"/>
+      </w:pPr>
+      <w:r>
+        <w:rPr>
+          <w:rStyle w:val="Strong"/>
+          <w:b w:val="0"/>
+          <w:bCs w:val="0"/>
+        </w:rPr>
+        <w:t>Bước 5. Khắc phục và cải tiến</w:t>
+      </w:r>
+    </w:p>
+    <w:p>
+      <w:pPr>
+        <w:pStyle w:val="LBody"/>
+      </w:pPr>
+      <w:r>
+        <w:t>Các sai sót được ghi nhận, cửa hàng thực hiện biện pháp khắc phục và đào tạo bổ sung nếu cần nhằm nâng cao chất lượng dịch vụ.</w:t>
+      </w:r>
+    </w:p>
+    <w:p>
+      <w:pPr>
+        <w:pStyle w:val="Heading4"/>
+        <w:rPr>
+          <w:lang w:val="en-US"/>
+        </w:rPr>
+      </w:pPr>
+      <w:r>
+        <w:rPr>
+          <w:lang w:val="en-US"/>
+        </w:rPr>
+        <w:t>Đối tượng khách hàng</w:t>
+      </w:r>
+    </w:p>
+    <w:p>
+      <w:pPr>
+        <w:pStyle w:val="LBody"/>
+      </w:pPr>
+      <w:r>
+        <w:t>Khách hàng sử dụng sản phẩm và dịch vụ tại hệ thống cửa hàng Phúc Long.</w:t>
+      </w:r>
+    </w:p>
+    <w:p>
+      <w:pPr>
+        <w:pStyle w:val="Heading4"/>
+        <w:rPr>
+          <w:lang w:val="en-US"/>
+        </w:rPr>
+      </w:pPr>
+      <w:r>
+        <w:t xml:space="preserve">Kết quả có thể xảy ra </w:t>
+      </w:r>
+    </w:p>
+    <w:p>
+      <w:pPr>
+        <w:pStyle w:val="LBody"/>
+      </w:pPr>
+      <w:r>
+        <w:t>Thành công: Chất lượng sản phẩm và dịch vụ được duy trì đồng nhất; Khách hàng hài lòng; Cửa hàng đáp ứng tiêu chuẩn chất lượng.</w:t>
+      </w:r>
+    </w:p>
+    <w:p>
+      <w:pPr>
+        <w:pStyle w:val="LBody"/>
+      </w:pPr>
+      <w:r>
+        <w:t>Rủi ro: Phát hiện vi phạm quy trình; Phát sinh khiếu nại của khách hàng; Phải đào tạo lại hoặc áp dụng biện pháp khắc phục.</w:t>
+      </w:r>
+    </w:p>
+    <w:p>
+      <w:pPr>
+        <w:spacing w:before="0" w:after="200" w:line="276" w:lineRule="auto"/>
+        <w:rPr>
+          <w:lang w:val="en-GB"/>
+        </w:rPr>
+      </w:pPr>
+      <w:r>
+        <w:br w:type="page"/>
+      </w:r>
+    </w:p>
+    <w:p>
+      <w:pPr>
+        <w:pStyle w:val="Heading3"/>
+        <w:rPr>
+          <w:lang w:val="en-US"/>
+        </w:rPr>
+      </w:pPr>
+      <w:r>
+        <w:rPr>
+          <w:highlight w:val="yellow"/>
+          <w:lang w:val="en-US"/>
+        </w:rPr>
+        <w:lastRenderedPageBreak/>
+        <w:t>Quy trình lập và quản lý ngân sách</w:t>
+      </w:r>
+    </w:p>
+    <w:p>
+      <w:pPr>
+        <w:pStyle w:val="Heading4"/>
+        <w:rPr>
+          <w:lang w:val="en-US"/>
+        </w:rPr>
+      </w:pPr>
+      <w:r>
+        <w:rPr>
+          <w:lang w:val="en-US"/>
+        </w:rPr>
+        <w:t>Mục tiêu quy trình</w:t>
+      </w:r>
+    </w:p>
+    <w:p>
+      <w:pPr>
+        <w:pStyle w:val="LBody"/>
+      </w:pPr>
+      <w:r>
+        <w:t>Lập kế hoạch và phân bổ ngân sách hợp lý nhằm bảo đảm nguồn lực tài chính phục vụ hoạt động kinh doanh, đồng thời kiểm soát hiệu quả các khoản chi của doanh nghiệp.</w:t>
+      </w:r>
+    </w:p>
+    <w:p>
+      <w:pPr>
+        <w:pStyle w:val="Heading4"/>
+        <w:rPr>
+          <w:lang w:val="en-US"/>
+        </w:rPr>
+      </w:pPr>
+      <w:r>
+        <w:t>Tác nhân tham</w:t>
+      </w:r>
+      <w:r>
+        <w:rPr>
+          <w:lang w:val="en-US"/>
+        </w:rPr>
+        <w:t xml:space="preserve"> gia</w:t>
+      </w:r>
+      <w:r>
+        <w:t xml:space="preserve"> </w:t>
+      </w:r>
+      <w:r>
+        <w:rPr>
+          <w:lang w:val="en-US"/>
+        </w:rPr>
+        <w:t>quy trình</w:t>
+      </w:r>
+    </w:p>
+    <w:p>
+      <w:pPr>
+        <w:pStyle w:val="LBody"/>
+      </w:pPr>
+      <w:r>
+        <w:t xml:space="preserve">Hội đồng quản trị. </w:t>
+      </w:r>
+    </w:p>
+    <w:p>
+      <w:pPr>
+        <w:pStyle w:val="LBody"/>
+      </w:pPr>
+      <w:r>
+        <w:t xml:space="preserve">Tổng Giám đốc. </w:t>
+      </w:r>
+    </w:p>
+    <w:p>
+      <w:pPr>
+        <w:pStyle w:val="LBody"/>
+      </w:pPr>
+      <w:r>
+        <w:t xml:space="preserve">Giám đốc Tài chính. </w:t>
+      </w:r>
+    </w:p>
+    <w:p>
+      <w:pPr>
+        <w:pStyle w:val="LBody"/>
+      </w:pPr>
+      <w:r>
+        <w:t xml:space="preserve">Bộ phận Kế toán. </w:t>
+      </w:r>
+    </w:p>
+    <w:p>
+      <w:pPr>
+        <w:pStyle w:val="LBody"/>
+      </w:pPr>
+      <w:r>
+        <w:t xml:space="preserve">Các phòng ban. </w:t>
+      </w:r>
+    </w:p>
+    <w:p>
+      <w:pPr>
+        <w:pStyle w:val="LBody"/>
+      </w:pPr>
+      <w:r>
+        <w:t>Quản lý cửa hàng.</w:t>
+      </w:r>
+    </w:p>
+    <w:p>
+      <w:pPr>
+        <w:pStyle w:val="Heading4"/>
+        <w:rPr>
+          <w:lang w:val="en-US"/>
+        </w:rPr>
+      </w:pPr>
+      <w:r>
+        <w:t>Mô tả quy trình</w:t>
+      </w:r>
+    </w:p>
+    <w:p>
+      <w:pPr>
+        <w:pStyle w:val="LBody"/>
+      </w:pPr>
+      <w:r>
+        <w:t>Bước 1. Lập dự toán ngân sách</w:t>
+      </w:r>
+    </w:p>
+    <w:p>
+      <w:pPr>
+        <w:pStyle w:val="LBody"/>
+      </w:pPr>
+      <w:r>
+        <w:t>Bộ phận tài chính tổng hợp nhu cầu sử dụng ngân sách của các đơn vị và xây dựng phương án ngân sách cho kỳ kế hoạch.</w:t>
+      </w:r>
+    </w:p>
+    <w:p>
+      <w:pPr>
+        <w:pStyle w:val="LBody"/>
+      </w:pPr>
+      <w:r>
+        <w:t>Bước 2. Thẩm định và phê duyệt</w:t>
+      </w:r>
+    </w:p>
+    <w:p>
+      <w:pPr>
+        <w:pStyle w:val="LBody"/>
+      </w:pPr>
+      <w:r>
+        <w:t>Ban lãnh đạo xem xét tính phù hợp của phương án ngân sách. Nếu cần sẽ điều chỉnh trước khi phê duyệt.</w:t>
+      </w:r>
+    </w:p>
+    <w:p>
+      <w:pPr>
+        <w:pStyle w:val="LBody"/>
+      </w:pPr>
+      <w:r>
+        <w:t>Bước 3. Phân bổ ngân sách</w:t>
+      </w:r>
+    </w:p>
+    <w:p>
+      <w:pPr>
+        <w:pStyle w:val="LBody"/>
+      </w:pPr>
+      <w:r>
+        <w:t>Sau khi được phê duyệt, ngân sách được phân bổ đến từng phòng ban và cửa hàng để triển khai hoạt động.</w:t>
+      </w:r>
+    </w:p>
+    <w:p>
+      <w:pPr>
+        <w:pStyle w:val="LBody"/>
+      </w:pPr>
+      <w:r>
+        <w:t>Bước 4. Theo dõi và kiểm soát</w:t>
+      </w:r>
+    </w:p>
+    <w:p>
+      <w:pPr>
+        <w:pStyle w:val="LBody"/>
+      </w:pPr>
+      <w:r>
+        <w:lastRenderedPageBreak/>
+        <w:t>Bộ phận kế toán theo dõi việc sử dụng ngân sách, kiểm soát các khoản chi và đối chiếu với kế hoạch đã được phê duyệt.</w:t>
+      </w:r>
+    </w:p>
+    <w:p>
+      <w:pPr>
+        <w:pStyle w:val="LBody"/>
+      </w:pPr>
+      <w:r>
+        <w:t>Bước 5. Đánh giá và điều chỉnh</w:t>
+      </w:r>
+    </w:p>
+    <w:p>
+      <w:pPr>
+        <w:pStyle w:val="LBody"/>
+        <w:rPr>
+          <w:lang w:val="en-US"/>
+        </w:rPr>
+      </w:pPr>
+      <w:r>
+        <w:t>Định kỳ, doanh nghiệp đánh giá hiệu quả sử dụng ngân sách và thực hiện điều chỉnh khi có phát sinh hoặc thay đổi trong kế hoạch kinh doanh.</w:t>
+      </w:r>
+    </w:p>
+    <w:p>
+      <w:pPr>
+        <w:pStyle w:val="Heading4"/>
+        <w:rPr>
+          <w:lang w:val="en-US"/>
+        </w:rPr>
+      </w:pPr>
+      <w:r>
+        <w:rPr>
+          <w:lang w:val="en-US"/>
+        </w:rPr>
+        <w:t>Đối tượng khách hàng</w:t>
+      </w:r>
+    </w:p>
+    <w:p>
+      <w:pPr>
+        <w:pStyle w:val="LBody"/>
+      </w:pPr>
+      <w:r>
+        <w:t>Các phòng ban và cửa hàng trong hệ thống Phúc Long.</w:t>
+      </w:r>
+    </w:p>
+    <w:p>
+      <w:pPr>
+        <w:pStyle w:val="Heading4"/>
+        <w:rPr>
+          <w:lang w:val="en-US"/>
+        </w:rPr>
+      </w:pPr>
+      <w:r>
+        <w:t>Kết quả có thể xảy ra của quy trình</w:t>
+      </w:r>
+    </w:p>
+    <w:p>
+      <w:pPr>
+        <w:pStyle w:val="LBody"/>
+      </w:pPr>
+      <w:r>
+        <w:t>Thành công: Ngân sách được phân bổ hợp lý; Các khoản chi được kiểm soát đúng kế hoạch; Doanh nghiệp sử dụng hiệu quả nguồn lực tài chính.</w:t>
+      </w:r>
+    </w:p>
+    <w:p>
+      <w:pPr>
+        <w:pStyle w:val="LBody"/>
+      </w:pPr>
+      <w:r>
+        <w:t>Rủi ro: Phát sinh vượt ngân sách; Cần điều chỉnh kế hoạch tài chính; Thiếu nguồn lực cho một số hoạt động kinh doanh.</w:t>
+      </w:r>
+    </w:p>
+    <w:p>
+      <w:pPr>
+        <w:spacing w:before="0" w:after="200" w:line="276" w:lineRule="auto"/>
+        <w:rPr>
+          <w:lang w:val="en-US"/>
+        </w:rPr>
+      </w:pPr>
+      <w:r>
+        <w:br w:type="page"/>
+      </w:r>
     </w:p>
     <w:p>
       <w:pPr>
@@ -6575,98 +7708,17 @@
           <w:lang w:val="en-US"/>
         </w:rPr>
       </w:pPr>
-      <w:r>
-        <w:rPr>
-          <w:lang w:val="en-US"/>
-        </w:rPr>
-        <w:t xml:space="preserve">Sơ đồ chuỗi giá trị </w:t>
-      </w:r>
-    </w:p>
-    <w:p>
-      <w:pPr>
-        <w:rPr>
-          <w:lang w:val="en-US"/>
-        </w:rPr>
-      </w:pPr>
-    </w:p>
-    <w:p>
-      <w:pPr>
-        <w:pStyle w:val="Caption"/>
-        <w:rPr>
-          <w:lang w:val="en-US"/>
-        </w:rPr>
-      </w:pPr>
-      <w:bookmarkStart w:id="11" w:name="_Toc236593281"/>
-      <w:r>
-        <w:t xml:space="preserve">Hình </w:t>
-      </w:r>
-      <w:fldSimple w:instr=" STYLEREF 1 \s ">
-        <w:r>
-          <w:rPr>
-            <w:noProof/>
-          </w:rPr>
-          <w:t>2</w:t>
-        </w:r>
-      </w:fldSimple>
-      <w:r>
-        <w:t>.</w:t>
-      </w:r>
-      <w:fldSimple w:instr=" SEQ Hình \* ARABIC \s 1 ">
-        <w:r>
-          <w:rPr>
-            <w:noProof/>
-          </w:rPr>
-          <w:t>2</w:t>
-        </w:r>
-      </w:fldSimple>
-      <w:r>
-        <w:rPr>
-          <w:lang w:val="en-US"/>
-        </w:rPr>
-        <w:t>. Chuỗi giá trị q</w:t>
-      </w:r>
-      <w:r>
-        <w:t xml:space="preserve">uy trình </w:t>
-      </w:r>
-      <w:r>
-        <w:rPr>
-          <w:lang w:val="en-US"/>
-        </w:rPr>
-        <w:t>h</w:t>
-      </w:r>
-      <w:r>
-        <w:t>oạch định chiến lược</w:t>
-      </w:r>
-      <w:bookmarkEnd w:id="11"/>
-    </w:p>
-    <w:p>
-      <w:pPr>
-        <w:pStyle w:val="Heading2"/>
-        <w:rPr>
-          <w:rFonts w:eastAsia="Times New Roman" w:cs="Times New Roman"/>
-          <w:lang w:val="en-US"/>
-        </w:rPr>
-      </w:pPr>
-      <w:bookmarkStart w:id="12" w:name="_Toc236522139"/>
-      <w:r>
-        <w:rPr>
-          <w:rFonts w:eastAsia="Times New Roman" w:cs="Times New Roman"/>
+      <w:bookmarkStart w:id="12" w:name="_Toc236690073"/>
+      <w:r>
+        <w:rPr>
           <w:lang w:val="en-US"/>
         </w:rPr>
         <w:lastRenderedPageBreak/>
-        <w:t xml:space="preserve">Nhóm quy </w:t>
-      </w:r>
-      <w:r>
-        <w:rPr>
-          <w:rFonts w:eastAsia="Times New Roman" w:cs="Times New Roman"/>
-          <w:lang w:val="en-US"/>
-        </w:rPr>
-        <w:t>trình quản lý</w:t>
+        <w:t>Quy trình cốt lõi</w:t>
       </w:r>
       <w:bookmarkEnd w:id="12"/>
       <w:r>
         <w:rPr>
-          <w:rFonts w:eastAsia="Times New Roman" w:cs="Times New Roman"/>
           <w:lang w:val="en-US"/>
         </w:rPr>
         <w:t xml:space="preserve"> </w:t>
@@ -6679,26 +7731,14 @@
           <w:lang w:val="en-US"/>
         </w:rPr>
       </w:pPr>
-      <w:bookmarkStart w:id="13" w:name="_Toc236522140"/>
-      <w:r>
-        <w:rPr>
-          <w:lang w:val="en-US"/>
-        </w:rPr>
-        <w:t xml:space="preserve">Quy trình </w:t>
-      </w:r>
-      <w:r>
-        <w:rPr>
-          <w:lang w:val="en-US"/>
-        </w:rPr>
-        <w:t xml:space="preserve">hoạch </w:t>
-      </w:r>
-      <w:r>
-        <w:rPr>
-          <w:lang w:val="en-US"/>
-        </w:rPr>
-        <w:t xml:space="preserve">định chiến lược </w:t>
+      <w:bookmarkStart w:id="13" w:name="_Toc236690074"/>
+      <w:r>
+        <w:t>Quy trình Pha chế và phục vụ đồ uống</w:t>
       </w:r>
       <w:bookmarkEnd w:id="13"/>
+      <w:r>
+        <w:t xml:space="preserve"> </w:t>
+      </w:r>
     </w:p>
     <w:p>
       <w:pPr>
@@ -6731,39 +7771,34 @@
         <w:pStyle w:val="LGachDauDong"/>
       </w:pPr>
       <w:r>
-        <w:t xml:space="preserve">Hội đồng Quản trị (HĐQT Masan Group); </w:t>
+        <w:t xml:space="preserve">Khách hàng; Thu ngân (Cashier); </w:t>
       </w:r>
     </w:p>
     <w:p>
       <w:pPr>
         <w:pStyle w:val="LGachDauDong"/>
-      </w:pPr>
-      <w:r>
-        <w:t xml:space="preserve">Tổng Giám đốc (CEO &amp; CFO); </w:t>
+        <w:ind w:left="1434" w:hanging="357"/>
+      </w:pPr>
+      <w:r>
+        <w:t xml:space="preserve">Hệ thống POS &amp; Server; </w:t>
       </w:r>
     </w:p>
     <w:p>
       <w:pPr>
         <w:pStyle w:val="LGachDauDong"/>
-      </w:pPr>
-      <w:r>
-        <w:t xml:space="preserve">Giám đốc các Khối chức năng (COO, CMO); </w:t>
+        <w:ind w:left="1434" w:hanging="357"/>
+      </w:pPr>
+      <w:r>
+        <w:t xml:space="preserve">Nhân viên Pha chế (Barista); </w:t>
       </w:r>
     </w:p>
     <w:p>
       <w:pPr>
         <w:pStyle w:val="LGachDauDong"/>
-      </w:pPr>
-      <w:r>
-        <w:t xml:space="preserve">Quản lý Khu vực (Area Manager - AM); </w:t>
-      </w:r>
-    </w:p>
-    <w:p>
-      <w:pPr>
-        <w:pStyle w:val="LGachDauDong"/>
-      </w:pPr>
-      <w:r>
-        <w:t>Quản lý Cửa hàng (Store Manager - SM).</w:t>
+        <w:ind w:left="1434" w:hanging="357"/>
+      </w:pPr>
+      <w:r>
+        <w:t>Nhân viên Phục vụ / Shipper App.</w:t>
       </w:r>
     </w:p>
     <w:p>
@@ -6780,85 +7815,262 @@
     <w:p>
       <w:pPr>
         <w:pStyle w:val="LBody"/>
-      </w:pPr>
-      <w:r>
-        <w:t>Bước 1 (Kích hoạt): HĐQT họp định kỳ kỳ chiến lược mới, ban hành tầm nhìn và mục tiêu tăng trưởng doanh thu/lợi nhuận dài hạn.</w:t>
-      </w:r>
-    </w:p>
-    <w:p>
-      <w:pPr>
-        <w:pStyle w:val="LBody"/>
-      </w:pPr>
-      <w:r>
-        <w:t>Bước 2 (Rẽ nhánh định hướng): Đánh giá chiến lược trọng tâm: Mở rộng chuỗi cửa hàng Flagship cao cấp hay Tối ưu hóa hiệu quả mô hình Kiosk hiện hữu.</w:t>
-      </w:r>
-    </w:p>
-    <w:p>
-      <w:pPr>
-        <w:pStyle w:val="LBody"/>
-      </w:pPr>
-      <w:r>
-        <w:t>Bước 3 (Phân tích song song): Ban Điều hành chạy mô hình dự báo tài chính trên hệ thống ERP đồng thời Khối Marketing thực hiện khảo sát nghiên cứu thị trường &amp; đối thủ cạnh tranh.</w:t>
-      </w:r>
-    </w:p>
-    <w:p>
-      <w:pPr>
-        <w:pStyle w:val="LBody"/>
-      </w:pPr>
-      <w:r>
-        <w:t>Bước 4 (Lập dự thảo): CEO và các Giám đốc Khối tổng hợp dữ liệu, lập Bản dự thảo Kế hoạch kinh doanh chung toàn tập đoàn.</w:t>
-      </w:r>
-    </w:p>
-    <w:p>
-      <w:pPr>
-        <w:pStyle w:val="LBody"/>
-      </w:pPr>
-      <w:r>
-        <w:t>Bước 5 (Thẩm định &amp; Phê duyệt): HĐQT rà soát dự thảo. Nếu chưa đạt -&gt; Chuyển về Ban Điều hành chỉnh sửa; Nếu đạt -&gt; Phê duyệt chính thức Kế hoạch kinh doanh.</w:t>
-      </w:r>
-    </w:p>
-    <w:p>
-      <w:pPr>
-        <w:pStyle w:val="LBody"/>
-      </w:pPr>
-      <w:r>
-        <w:t>Bước 6 (Phân khai Kế hoạch Khối): Khối Marketing lập Kế hoạch Quảng bá &amp; Khuyến mãi; Khối Vận hành lập Kế hoạch Mở rộng &amp; Cải tạo (Refurbishment) cửa hàng.</w:t>
-      </w:r>
-    </w:p>
-    <w:p>
-      <w:pPr>
-        <w:pStyle w:val="LBody"/>
-      </w:pPr>
-      <w:r>
+        <w:rPr>
+          <w:lang w:val="en-US"/>
+        </w:rPr>
+      </w:pPr>
+      <w:r>
+        <w:rPr>
+          <w:lang w:val="en-US"/>
+        </w:rPr>
+        <w:t>Bước 1 (Kích hoạt): Khách hàng phát sinh nhu cầu mua đồ uống.</w:t>
+      </w:r>
+    </w:p>
+    <w:p>
+      <w:pPr>
+        <w:pStyle w:val="LBody"/>
+        <w:rPr>
+          <w:lang w:val="en-US"/>
+        </w:rPr>
+      </w:pPr>
+      <w:r>
+        <w:rPr>
+          <w:lang w:val="en-US"/>
+        </w:rPr>
+        <w:t>Bước 2 (Phân loại kênh): Phân loại đơn mua trực tiếp tại quầy hoặc đặt trực</w:t>
+      </w:r>
+      <w:r>
+        <w:rPr>
+          <w:lang w:val="en-US"/>
+        </w:rPr>
+        <w:t xml:space="preserve"> </w:t>
+      </w:r>
+      <w:r>
+        <w:rPr>
+          <w:lang w:val="en-US"/>
+        </w:rPr>
+        <w:t>tuyến</w:t>
+      </w:r>
+      <w:r>
+        <w:rPr>
+          <w:lang w:val="en-US"/>
+        </w:rPr>
+        <w:t xml:space="preserve"> </w:t>
+      </w:r>
+      <w:r>
+        <w:rPr>
+          <w:lang w:val="en-US"/>
+        </w:rPr>
+        <w:t>qua App.</w:t>
+      </w:r>
+    </w:p>
+    <w:p>
+      <w:pPr>
+        <w:pStyle w:val="LBody"/>
+        <w:rPr>
+          <w:lang w:val="en-US"/>
+        </w:rPr>
+      </w:pPr>
+      <w:r>
+        <w:rPr>
+          <w:lang w:val="en-US"/>
+        </w:rPr>
+        <w:t>Bước 3a (Tại quầy): Thu ngân tiếp nhận order, hỏi thông tin khẩu vị và thực hiện</w:t>
+      </w:r>
+      <w:r>
+        <w:rPr>
+          <w:lang w:val="en-US"/>
+        </w:rPr>
+        <w:t xml:space="preserve"> </w:t>
+      </w:r>
+      <w:r>
+        <w:rPr>
+          <w:lang w:val="en-US"/>
+        </w:rPr>
+        <w:t>thanh toán.</w:t>
+      </w:r>
+    </w:p>
+    <w:p>
+      <w:pPr>
+        <w:pStyle w:val="LBody"/>
+        <w:rPr>
+          <w:lang w:val="en-US"/>
+        </w:rPr>
+      </w:pPr>
+      <w:r>
+        <w:rPr>
+          <w:lang w:val="en-US"/>
+        </w:rPr>
+        <w:t>Bước 3b (Thành viên CRM): Thu ngân hỏi thẻ thành viên. Nếu có -&gt; Quét QR tích</w:t>
+      </w:r>
+      <w:r>
+        <w:rPr>
+          <w:lang w:val="en-US"/>
+        </w:rPr>
+        <w:t xml:space="preserve"> </w:t>
+      </w:r>
+      <w:r>
+        <w:rPr>
+          <w:lang w:val="en-US"/>
+        </w:rPr>
+        <w:t>điểm Zalo Rewards ( DS_CRM ); Nếu chưa -&gt; Mời đăng ký ứng dụng.</w:t>
+      </w:r>
+    </w:p>
+    <w:p>
+      <w:pPr>
+        <w:pStyle w:val="LBody"/>
+        <w:rPr>
+          <w:lang w:val="en-US"/>
+        </w:rPr>
+      </w:pPr>
+      <w:r>
+        <w:rPr>
+          <w:lang w:val="en-US"/>
+        </w:rPr>
+        <w:t>Bước 4 (Đơn Online): Hệ thống POS tự động tiếp nhận đơn giao hàng từ</w:t>
+      </w:r>
+      <w:r>
+        <w:rPr>
+          <w:lang w:val="en-US"/>
+        </w:rPr>
+        <w:t xml:space="preserve"> </w:t>
+      </w:r>
+      <w:r>
+        <w:rPr>
+          <w:lang w:val="en-US"/>
+        </w:rPr>
+        <w:t>GrabFood/ShopeeFood.</w:t>
+      </w:r>
+    </w:p>
+    <w:p>
+      <w:pPr>
+        <w:pStyle w:val="LBody"/>
+        <w:rPr>
+          <w:lang w:val="en-US"/>
+        </w:rPr>
+      </w:pPr>
+      <w:r>
+        <w:rPr>
+          <w:lang w:val="en-US"/>
+        </w:rPr>
+        <w:t>Bước 5 (Phân luồng song song): POS đồng thời in Order Ticket tại quầy Barista theo</w:t>
+      </w:r>
+      <w:r>
+        <w:rPr>
+          <w:lang w:val="en-US"/>
+        </w:rPr>
+        <w:t xml:space="preserve"> </w:t>
+      </w:r>
+      <w:r>
+        <w:rPr>
+          <w:lang w:val="en-US"/>
+        </w:rPr>
+        <w:t>thứ tự FIFO và gửi thông báo chuẩn bị bánh/topping phụ kèm.</w:t>
+      </w:r>
+    </w:p>
+    <w:p>
+      <w:pPr>
+        <w:pStyle w:val="LBody"/>
+        <w:rPr>
+          <w:lang w:val="en-US"/>
+        </w:rPr>
+      </w:pPr>
+      <w:r>
+        <w:rPr>
+          <w:lang w:val="en-US"/>
+        </w:rPr>
+        <w:t>Bước 6 (Pha chế đồ uống): Barista nhận ticket, phân loại dòng sản phẩm: Dòng Trà (ủ</w:t>
+      </w:r>
+      <w:r>
+        <w:rPr>
+          <w:lang w:val="en-US"/>
+        </w:rPr>
+        <w:t xml:space="preserve"> </w:t>
+      </w:r>
+      <w:r>
+        <w:rPr>
+          <w:lang w:val="en-US"/>
+        </w:rPr>
+        <w:t>trà lá Bảo Lộc truyền thống) hoặc Dòng Cà phê (chiết xuất Espresso Hot-air).</w:t>
+      </w:r>
+    </w:p>
+    <w:p>
+      <w:pPr>
+        <w:pStyle w:val="LBody"/>
+        <w:rPr>
+          <w:lang w:val="en-US"/>
+        </w:rPr>
+      </w:pPr>
+      <w:r>
+        <w:rPr>
+          <w:lang w:val="en-US"/>
+        </w:rPr>
+        <w:t>Bước 7 (Kiểm tra QC): Barista dán tem nhãn, kiểm tra ngoại quan ly nước, độ đậm vị</w:t>
+      </w:r>
+      <w:r>
+        <w:rPr>
+          <w:lang w:val="en-US"/>
+        </w:rPr>
+        <w:t xml:space="preserve"> </w:t>
+      </w:r>
+      <w:r>
+        <w:rPr>
+          <w:lang w:val="en-US"/>
+        </w:rPr>
+        <w:t>và định lượng theo checklist QC.</w:t>
+      </w:r>
+    </w:p>
+    <w:p>
+      <w:pPr>
+        <w:pStyle w:val="LBody"/>
+        <w:rPr>
+          <w:lang w:val="en-US"/>
+        </w:rPr>
+      </w:pPr>
+      <w:r>
+        <w:rPr>
+          <w:lang w:val="en-US"/>
+        </w:rPr>
         <w:lastRenderedPageBreak/>
-        <w:t>Bước 7 (Phân bổ KPI): Hệ thống tự động phân bổ chỉ tiêu KPI xuống từng Quản lý Khu vực (AM) và phần mềm POS cửa hàng.</w:t>
-      </w:r>
-    </w:p>
-    <w:p>
-      <w:pPr>
-        <w:pStyle w:val="LBody"/>
-      </w:pPr>
-      <w:r>
-        <w:t>Bước 8 (Thẩm định KPI): AM đánh giá tính khả thi của KPI khu vực. Nếu quá tải -&gt; Hiệu chỉnh hạn mức gửi CEO; Phù hợp -&gt; SM nhận chỉ tiêu triển khai kinh doanh tại điểm bán.</w:t>
-      </w:r>
-    </w:p>
-    <w:p>
-      <w:pPr>
-        <w:pStyle w:val="LBody"/>
-      </w:pPr>
-      <w:r>
-        <w:t>Bước 9 (Thực thi &amp; Báo cáo): Cửa hàng vận hành bán hàng hàng ngày, tự động gửi báo cáo doanh thu real-time lên Dashboard BI Masan.</w:t>
-      </w:r>
-    </w:p>
-    <w:p>
-      <w:pPr>
-        <w:pStyle w:val="LBody"/>
-        <w:rPr>
-          <w:lang w:val="en-US"/>
-        </w:rPr>
-      </w:pPr>
-      <w:r>
-        <w:t>Bước 10 (Đánh giá &amp; Kết thúc): Định kỳ hàng quý, CEO và AM đánh giá kết quả thực hiện. Đạt chỉ tiêu -&gt; Hoàn thành chu kỳ; Không đạt -&gt; Kích hoạt kế hoạch dự phòng ứng phó rủi ro.</w:t>
+        <w:t>Bước 8 (Xử lý lỗi): Nếu ly nước bị hỏng/làm sai -&gt; Barista hủy ly hỏng và pha chế lại</w:t>
+      </w:r>
+      <w:r>
+        <w:rPr>
+          <w:lang w:val="en-US"/>
+        </w:rPr>
+        <w:t xml:space="preserve"> </w:t>
+      </w:r>
+      <w:r>
+        <w:rPr>
+          <w:lang w:val="en-US"/>
+        </w:rPr>
+        <w:t>từ đầu; Nếu đạt -&gt; Chuyển sang khâu phục vụ.</w:t>
+      </w:r>
+    </w:p>
+    <w:p>
+      <w:pPr>
+        <w:pStyle w:val="LBody"/>
+        <w:rPr>
+          <w:lang w:val="en-US"/>
+        </w:rPr>
+      </w:pPr>
+      <w:r>
+        <w:rPr>
+          <w:lang w:val="en-US"/>
+        </w:rPr>
+        <w:t>Bước 9 (Bàn giao): Phục vụ tại quầy gọi số thẻ bốc dán / Shipper nhận túi đồ uống</w:t>
+      </w:r>
+      <w:r>
+        <w:rPr>
+          <w:lang w:val="en-US"/>
+        </w:rPr>
+        <w:t xml:space="preserve"> </w:t>
+      </w:r>
+      <w:r>
+        <w:rPr>
+          <w:lang w:val="en-US"/>
+        </w:rPr>
+        <w:t>niêm phong vận chuyển cho khách.</w:t>
       </w:r>
     </w:p>
     <w:p>
@@ -6878,15 +8090,21 @@
     <w:p>
       <w:pPr>
         <w:pStyle w:val="LBody"/>
-        <w:rPr>
-          <w:lang w:val="en-US"/>
-        </w:rPr>
-      </w:pPr>
-      <w:r>
-        <w:rPr>
-          <w:highlight w:val="yellow"/>
-        </w:rPr>
-        <w:t>Ban Điều hành &amp; Cổ đông Tập đoàn Masan (Khách hàng Nội bộ) - Nhận định hướng chiến lược tăng trưởng, mục tiêu doanh thu &amp; kế hoạch mở rộng mạng lưới rõ ràng.</w:t>
+      </w:pPr>
+      <w:r>
+        <w:t>Khách hàng mua đồ uống tại quầy &amp;</w:t>
+      </w:r>
+      <w:r>
+        <w:t xml:space="preserve"> </w:t>
+      </w:r>
+      <w:r>
+        <w:t>Khách đặt Delivery (Khách hàng Bên ngoài) - Nhận ly đồ uống đậm vị chuẩn công</w:t>
+      </w:r>
+      <w:r>
+        <w:t xml:space="preserve"> </w:t>
+      </w:r>
+      <w:r>
+        <w:t>thức, đúng định lượng, phục vụ nhanh chóng và an toàn.</w:t>
       </w:r>
     </w:p>
     <w:p>
@@ -6903,316 +8121,1449 @@
     <w:p>
       <w:pPr>
         <w:pStyle w:val="LBody"/>
-      </w:pPr>
-      <w:r>
-        <w:t>Trường hợp thành công: Chiến lược được thông qua đúng hạn, KPI phân bổ hợp lý, toàn hệ thống hoàn thành chỉ tiêu doanh thu và lợi nhuận quý/năm.</w:t>
-      </w:r>
-    </w:p>
-    <w:p>
-      <w:pPr>
-        <w:pStyle w:val="LBody"/>
-      </w:pPr>
-      <w:r>
-        <w:t>Trường hợp thất bại/rủi ro: KPI phân bổ quá tải dẫn đến cửa hàng thất thu; thị trường biến động tiêu cực buộc phải kích hoạt kế hoạch rủi ro.</w:t>
-      </w:r>
-    </w:p>
-    <w:p>
-      <w:pPr>
-        <w:rPr>
-          <w:lang w:val="en-US"/>
-        </w:rPr>
-      </w:pPr>
-    </w:p>
-    <w:p>
-      <w:pPr>
-        <w:pStyle w:val="Heading3"/>
-        <w:rPr>
-          <w:lang w:val="en-US"/>
-        </w:rPr>
-      </w:pPr>
-      <w:bookmarkStart w:id="14" w:name="_Toc236522141"/>
-      <w:r>
-        <w:rPr>
-          <w:lang w:val="en-US"/>
-        </w:rPr>
-        <w:t>Quy trình Quản lý chất lượng và tiêu chuẩn dịch vụ</w:t>
-      </w:r>
-      <w:bookmarkEnd w:id="14"/>
-    </w:p>
-    <w:p>
-      <w:pPr>
-        <w:pStyle w:val="Heading4"/>
-        <w:rPr>
-          <w:lang w:val="en-US"/>
-        </w:rPr>
-      </w:pPr>
-      <w:r>
-        <w:t>Tác nhân tham</w:t>
-      </w:r>
-      <w:r>
-        <w:rPr>
-          <w:lang w:val="en-US"/>
-        </w:rPr>
-        <w:t xml:space="preserve"> gia</w:t>
-      </w:r>
-      <w:r>
-        <w:t xml:space="preserve"> </w:t>
-      </w:r>
-      <w:r>
-        <w:rPr>
-          <w:lang w:val="en-US"/>
-        </w:rPr>
-        <w:t>quy trình</w:t>
-      </w:r>
-    </w:p>
-    <w:p>
-      <w:pPr>
-        <w:pStyle w:val="LGachDauDong"/>
-      </w:pPr>
-      <w:r>
-        <w:t xml:space="preserve">Hội đồng Quản trị; Tổng Giám đốc (CEO); </w:t>
-      </w:r>
-    </w:p>
-    <w:p>
-      <w:pPr>
-        <w:pStyle w:val="LGachDauDong"/>
-      </w:pPr>
-      <w:r>
-        <w:t xml:space="preserve">Giám đốc Vận hành (COO); Quản lý Khu vực (AM); </w:t>
-      </w:r>
-    </w:p>
-    <w:p>
-      <w:pPr>
-        <w:pStyle w:val="LGachDauDong"/>
-      </w:pPr>
-      <w:r>
-        <w:t xml:space="preserve">Quản lý Cửa hàng (SM); </w:t>
-      </w:r>
-    </w:p>
-    <w:p>
-      <w:pPr>
-        <w:pStyle w:val="LGachDauDong"/>
-      </w:pPr>
-      <w:r>
-        <w:lastRenderedPageBreak/>
-        <w:t xml:space="preserve">Bộ phận QC/Audit; </w:t>
-      </w:r>
-    </w:p>
-    <w:p>
-      <w:pPr>
-        <w:pStyle w:val="LGachDauDong"/>
-      </w:pPr>
-      <w:r>
-        <w:t>Nhân viên Cửa hàng (Barista, Cashier, Server).</w:t>
-      </w:r>
-    </w:p>
-    <w:p>
-      <w:pPr>
-        <w:pStyle w:val="Heading4"/>
-        <w:rPr>
-          <w:lang w:val="en-US"/>
-        </w:rPr>
-      </w:pPr>
-      <w:r>
-        <w:t>Mô tả quy trình</w:t>
-      </w:r>
-    </w:p>
-    <w:p>
-      <w:pPr>
-        <w:pStyle w:val="LBody"/>
-        <w:rPr>
-          <w:lang w:eastAsia="vi-VN"/>
-        </w:rPr>
       </w:pPr>
       <w:r>
         <w:rPr>
           <w:i/>
           <w:iCs/>
-          <w:lang w:eastAsia="vi-VN"/>
-        </w:rPr>
-        <w:t>Bước 1 (Kích hoạt)</w:t>
-      </w:r>
-      <w:r>
-        <w:rPr>
-          <w:lang w:eastAsia="vi-VN"/>
-        </w:rPr>
-        <w:t>: Hệ thống kích hoạt chu kỳ rà soát chất lượng định kỳ theo lịch chuẩn.</w:t>
-      </w:r>
-    </w:p>
-    <w:p>
-      <w:pPr>
-        <w:pStyle w:val="LBody"/>
-        <w:rPr>
-          <w:lang w:eastAsia="vi-VN"/>
-        </w:rPr>
+        </w:rPr>
+        <w:t>Trường hợp thành công</w:t>
+      </w:r>
+      <w:r>
+        <w:t>: Đồ uống chuẩn vị, dán tem nhãn chính xác, bàn</w:t>
+      </w:r>
+      <w:r>
+        <w:t xml:space="preserve"> </w:t>
+      </w:r>
+      <w:r>
+        <w:t>giao cho</w:t>
+      </w:r>
+      <w:r>
+        <w:t xml:space="preserve"> </w:t>
+      </w:r>
+      <w:r>
+        <w:t>khách trong vòng &lt; 5 phút.</w:t>
+      </w:r>
+      <w:r>
+        <w:t xml:space="preserve"> </w:t>
+      </w:r>
+    </w:p>
+    <w:p>
+      <w:pPr>
+        <w:pStyle w:val="LBody"/>
       </w:pPr>
       <w:r>
         <w:rPr>
           <w:i/>
           <w:iCs/>
-          <w:lang w:eastAsia="vi-VN"/>
-        </w:rPr>
-        <w:t>Bước 2 (Rà soát SOP)</w:t>
-      </w:r>
-      <w:r>
-        <w:rPr>
-          <w:lang w:eastAsia="vi-VN"/>
-        </w:rPr>
-        <w:t>: Ban Quản lý chất lượng rà soát bộ tiêu chuẩn SOP hiện hành về định lượng pha chế, vệ sinh an toàn thực phẩm và thái độ phục vụ.</w:t>
-      </w:r>
-    </w:p>
-    <w:p>
-      <w:pPr>
-        <w:pStyle w:val="LBody"/>
-        <w:rPr>
-          <w:lang w:eastAsia="vi-VN"/>
-        </w:rPr>
-      </w:pPr>
-      <w:r>
-        <w:rPr>
-          <w:i/>
-          <w:iCs/>
-          <w:lang w:eastAsia="vi-VN"/>
-        </w:rPr>
-        <w:t>Bước 3 (Biên soạn &amp; Phê duyệt)</w:t>
-      </w:r>
-      <w:r>
-        <w:rPr>
-          <w:lang w:eastAsia="vi-VN"/>
-        </w:rPr>
-        <w:t>: Phân công biên soạn song song SOP Nhà máy/Kho vận và SOP Cửa hàng, trình COO phê duyệt ban hành chính thức.</w:t>
-      </w:r>
-    </w:p>
-    <w:p>
-      <w:pPr>
-        <w:pStyle w:val="LBody"/>
-        <w:rPr>
-          <w:lang w:eastAsia="vi-VN"/>
-        </w:rPr>
-      </w:pPr>
-      <w:r>
-        <w:rPr>
-          <w:i/>
-          <w:iCs/>
-          <w:lang w:eastAsia="vi-VN"/>
-        </w:rPr>
-        <w:t>Bước 4 (Truyền thông &amp; Đào tạo)</w:t>
-      </w:r>
-      <w:r>
-        <w:rPr>
-          <w:lang w:eastAsia="vi-VN"/>
-        </w:rPr>
-        <w:t>: Gửi thông báo SOP mới xuống toàn hệ thống; SM tổ chức các buổi đào tạo thực hành trực tiếp cho nhân viên ca bán.</w:t>
-      </w:r>
-    </w:p>
-    <w:p>
-      <w:pPr>
-        <w:pStyle w:val="LBody"/>
-        <w:rPr>
-          <w:lang w:eastAsia="vi-VN"/>
-        </w:rPr>
-      </w:pPr>
-      <w:r>
-        <w:rPr>
-          <w:i/>
-          <w:iCs/>
-          <w:lang w:eastAsia="vi-VN"/>
-        </w:rPr>
-        <w:t>Bước 5 (Kiểm tra nhân sự)</w:t>
-      </w:r>
-      <w:r>
-        <w:rPr>
-          <w:lang w:eastAsia="vi-VN"/>
-        </w:rPr>
-        <w:t>: Tổ chức bài test sát hạch thói quen SOP cho nhân viên. Nếu trượt -&gt; SM đào tạo lại; Nếu đạt -&gt; Cho phép tham gia ca làm việc chính thức.</w:t>
-      </w:r>
-    </w:p>
-    <w:p>
-      <w:pPr>
-        <w:pStyle w:val="LBody"/>
-        <w:rPr>
-          <w:lang w:eastAsia="vi-VN"/>
-        </w:rPr>
-      </w:pPr>
-      <w:r>
-        <w:rPr>
-          <w:i/>
-          <w:iCs/>
-          <w:lang w:eastAsia="vi-VN"/>
-        </w:rPr>
-        <w:t>Bước 6 (Thực thi ca bán)</w:t>
-      </w:r>
-      <w:r>
-        <w:rPr>
-          <w:lang w:eastAsia="vi-VN"/>
-        </w:rPr>
-        <w:t>: Nhân viên tuân thủ nghiêm ngặt chuẩn SOP trong toàn bộ thao tác pha chế và giao tiếp khách hàng.</w:t>
-      </w:r>
-    </w:p>
-    <w:p>
-      <w:pPr>
-        <w:pStyle w:val="LBody"/>
-        <w:rPr>
-          <w:lang w:eastAsia="vi-VN"/>
-        </w:rPr>
-      </w:pPr>
-      <w:r>
-        <w:rPr>
-          <w:i/>
-          <w:iCs/>
-          <w:lang w:eastAsia="vi-VN"/>
-        </w:rPr>
-        <w:t>Bước 7 (Đánh giá QC đa chiều)</w:t>
-      </w:r>
-      <w:r>
-        <w:rPr>
-          <w:lang w:eastAsia="vi-VN"/>
-        </w:rPr>
-        <w:t>: Áp dụng 2 hình thức kiểm tra song song: Khách hàng ẩn danh (Mystery Shopping) và Đội kiểm tra đột xuất của AM.</w:t>
-      </w:r>
-    </w:p>
-    <w:p>
-      <w:pPr>
-        <w:pStyle w:val="LBody"/>
-        <w:rPr>
-          <w:lang w:eastAsia="vi-VN"/>
-        </w:rPr>
-      </w:pPr>
-      <w:r>
-        <w:rPr>
-          <w:i/>
-          <w:iCs/>
-          <w:lang w:eastAsia="vi-VN"/>
-        </w:rPr>
-        <w:t>Bước 8 (Xử lý kết quả)</w:t>
-      </w:r>
-      <w:r>
-        <w:rPr>
-          <w:lang w:eastAsia="vi-VN"/>
-        </w:rPr>
-        <w:t>: Nếu cửa hàng đạt điểm QC chuẩn -&gt; Hệ thống tự động ghi nhận thưởng KPI lên QC DataStore; Nếu dưới chuẩn -&gt; Chuyển sang đánh giá mức độ vi phạm.</w:t>
-      </w:r>
-    </w:p>
-    <w:p>
-      <w:pPr>
-        <w:pStyle w:val="LBody"/>
-        <w:rPr>
-          <w:lang w:eastAsia="vi-VN"/>
-        </w:rPr>
-      </w:pPr>
-      <w:r>
-        <w:rPr>
-          <w:i/>
-          <w:iCs/>
-          <w:lang w:eastAsia="vi-VN"/>
-        </w:rPr>
-        <w:t>Bước 9 (Khắc phục vi phạm)</w:t>
-      </w:r>
-      <w:r>
-        <w:rPr>
-          <w:lang w:eastAsia="vi-VN"/>
-        </w:rPr>
-        <w:t>: Lỗi vi phạm nhẹ -&gt; SM lập cam kết khắc phục trong 24 giờ; Vi phạm nghiêm trọng -&gt; Tạm đình chỉ ca bán và tái huấn luyện toàn bộ nhân viên.</w:t>
+        </w:rPr>
+        <w:t>Trường hợp thất bại/rủi ro</w:t>
+      </w:r>
+      <w:r>
+        <w:t>: Pha chế sai công thức phải hủy ly làm lại, gây trễ</w:t>
+      </w:r>
+      <w:r>
+        <w:t xml:space="preserve"> </w:t>
+      </w:r>
+      <w:r>
+        <w:t>đơn</w:t>
+      </w:r>
+      <w:r>
+        <w:t xml:space="preserve"> </w:t>
+      </w:r>
+      <w:r>
+        <w:t>hàng giờ cao điểm.</w:t>
+      </w:r>
+    </w:p>
+    <w:p>
+      <w:pPr>
+        <w:pStyle w:val="Heading3"/>
+        <w:rPr>
+          <w:lang w:val="en-US"/>
+        </w:rPr>
+      </w:pPr>
+      <w:bookmarkStart w:id="14" w:name="_Toc236690075"/>
+      <w:r>
+        <w:rPr>
+          <w:lang w:val="en-US"/>
+        </w:rPr>
+        <w:t>Quy trình Vận hành chuỗi cửa hàng</w:t>
+      </w:r>
+      <w:bookmarkEnd w:id="14"/>
+    </w:p>
+    <w:p>
+      <w:pPr>
+        <w:pStyle w:val="Heading4"/>
+        <w:rPr>
+          <w:lang w:val="en-US"/>
+        </w:rPr>
+      </w:pPr>
+      <w:r>
+        <w:t>Tác nhân tham</w:t>
+      </w:r>
+      <w:r>
+        <w:rPr>
+          <w:lang w:val="en-US"/>
+        </w:rPr>
+        <w:t xml:space="preserve"> gia</w:t>
+      </w:r>
+      <w:r>
+        <w:t xml:space="preserve"> </w:t>
+      </w:r>
+      <w:r>
+        <w:rPr>
+          <w:lang w:val="en-US"/>
+        </w:rPr>
+        <w:t>quy trình</w:t>
+      </w:r>
+    </w:p>
+    <w:p>
+      <w:pPr>
+        <w:pStyle w:val="LGachDauDong"/>
+      </w:pPr>
+      <w:r>
+        <w:t xml:space="preserve">Ban Điều hành (CEO/COO); </w:t>
+      </w:r>
+    </w:p>
+    <w:p>
+      <w:pPr>
+        <w:pStyle w:val="LGachDauDong"/>
+      </w:pPr>
+      <w:r>
+        <w:t xml:space="preserve">Quản lý Khu vực (AM); </w:t>
+      </w:r>
+    </w:p>
+    <w:p>
+      <w:pPr>
+        <w:pStyle w:val="LGachDauDong"/>
+      </w:pPr>
+      <w:r>
+        <w:t>Quản lý Cửa hàng (</w:t>
+      </w:r>
+      <w:r>
+        <w:t>SM</w:t>
+      </w:r>
+      <w:r>
+        <w:t xml:space="preserve">); </w:t>
+      </w:r>
+    </w:p>
+    <w:p>
+      <w:pPr>
+        <w:pStyle w:val="LGachDauDong"/>
+      </w:pPr>
+      <w:r>
+        <w:t xml:space="preserve">Thu ngân; Barista; </w:t>
+      </w:r>
+    </w:p>
+    <w:p>
+      <w:pPr>
+        <w:pStyle w:val="LGachDauDong"/>
+      </w:pPr>
+      <w:r>
+        <w:t>Bộ phận Logistics/Kho.</w:t>
+      </w:r>
+    </w:p>
+    <w:p>
+      <w:pPr>
+        <w:pStyle w:val="Heading4"/>
+        <w:rPr>
+          <w:lang w:val="en-US"/>
+        </w:rPr>
+      </w:pPr>
+      <w:r>
+        <w:t>Mô tả quy trình</w:t>
+      </w:r>
+    </w:p>
+    <w:p>
+      <w:pPr>
+        <w:pStyle w:val="LBody"/>
+        <w:rPr>
+          <w:lang w:val="en-US"/>
+        </w:rPr>
+      </w:pPr>
+      <w:r>
+        <w:rPr>
+          <w:lang w:val="en-US"/>
+        </w:rPr>
+        <w:t>Bước 1 (Mở ca): SM và nhân viên mở ca làm việc tại điểm bán (Flagship hoặc Kiosk</w:t>
+      </w:r>
+      <w:r>
+        <w:rPr>
+          <w:lang w:val="en-US"/>
+        </w:rPr>
+        <w:t xml:space="preserve"> </w:t>
+      </w:r>
+      <w:r>
+        <w:rPr>
+          <w:lang w:val="en-US"/>
+        </w:rPr>
+        <w:t>WinMart+).</w:t>
+      </w:r>
+    </w:p>
+    <w:p>
+      <w:pPr>
+        <w:pStyle w:val="LBody"/>
+        <w:rPr>
+          <w:lang w:val="en-US"/>
+        </w:rPr>
+      </w:pPr>
+      <w:r>
+        <w:rPr>
+          <w:lang w:val="en-US"/>
+        </w:rPr>
+        <w:lastRenderedPageBreak/>
+        <w:t>Bước 2 (Kiểm tra đầu ca): Thực hiện song song kiểm tra vệ sinh/test máy</w:t>
+      </w:r>
+      <w:r>
+        <w:rPr>
+          <w:lang w:val="en-US"/>
+        </w:rPr>
+        <w:t xml:space="preserve"> </w:t>
+      </w:r>
+      <w:r>
+        <w:rPr>
+          <w:lang w:val="en-US"/>
+        </w:rPr>
+        <w:t>pha cà phê</w:t>
+      </w:r>
+      <w:r>
+        <w:rPr>
+          <w:lang w:val="en-US"/>
+        </w:rPr>
+        <w:t xml:space="preserve"> </w:t>
+      </w:r>
+      <w:r>
+        <w:rPr>
+          <w:lang w:val="en-US"/>
+        </w:rPr>
+        <w:t>và kiểm kê tồn kho nguyên liệu đầu ca.Bước 3 (Vận hành ca): Thực hiện phục vụ bán hàng và duy trì vệ sinh không gian cửa</w:t>
+      </w:r>
+      <w:r>
+        <w:rPr>
+          <w:lang w:val="en-US"/>
+        </w:rPr>
+        <w:t xml:space="preserve"> </w:t>
+      </w:r>
+      <w:r>
+        <w:rPr>
+          <w:lang w:val="en-US"/>
+        </w:rPr>
+        <w:t>hàng liên tục trong ca.</w:t>
+      </w:r>
+    </w:p>
+    <w:p>
+      <w:pPr>
+        <w:pStyle w:val="LBody"/>
+        <w:rPr>
+          <w:lang w:val="en-US"/>
+        </w:rPr>
+      </w:pPr>
+      <w:r>
+        <w:rPr>
+          <w:lang w:val="en-US"/>
+        </w:rPr>
+        <w:t>Bước 4 (Cảnh báo tồn kho): Kiểm tra tồn kho nguyên liệu. Nếu dưới định mức an toàn</w:t>
+      </w:r>
+      <w:r>
+        <w:rPr>
+          <w:lang w:val="en-US"/>
+        </w:rPr>
+        <w:t xml:space="preserve"> </w:t>
+      </w:r>
+      <w:r>
+        <w:rPr>
+          <w:lang w:val="en-US"/>
+        </w:rPr>
+        <w:t>-&gt; Đặt hàng khẩn trên POS để Kho trung tâm điều xe giao chuyến</w:t>
+      </w:r>
+      <w:r>
+        <w:rPr>
+          <w:lang w:val="en-US"/>
+        </w:rPr>
+        <w:t xml:space="preserve"> </w:t>
+      </w:r>
+      <w:r>
+        <w:rPr>
+          <w:lang w:val="en-US"/>
+        </w:rPr>
+        <w:t>đêm.</w:t>
+      </w:r>
+    </w:p>
+    <w:p>
+      <w:pPr>
+        <w:pStyle w:val="LBody"/>
+        <w:rPr>
+          <w:lang w:val="en-US"/>
+        </w:rPr>
+      </w:pPr>
+      <w:r>
+        <w:rPr>
+          <w:lang w:val="en-US"/>
+        </w:rPr>
+        <w:t>Bước 5 (Kết toán chốt ca): Cuối ca, thực hiện song song xuất báo cáo bán</w:t>
+      </w:r>
+      <w:r>
+        <w:rPr>
+          <w:lang w:val="en-US"/>
+        </w:rPr>
+        <w:t xml:space="preserve"> </w:t>
+      </w:r>
+      <w:r>
+        <w:rPr>
+          <w:lang w:val="en-US"/>
+        </w:rPr>
+        <w:t>hàng từ</w:t>
+      </w:r>
+      <w:r>
+        <w:rPr>
+          <w:lang w:val="en-US"/>
+        </w:rPr>
+        <w:t xml:space="preserve"> </w:t>
+      </w:r>
+      <w:r>
+        <w:rPr>
+          <w:lang w:val="en-US"/>
+        </w:rPr>
+        <w:t>POS ( DS_POS_INV ) và kiểm đếm tiền mặt tại két.</w:t>
+      </w:r>
+    </w:p>
+    <w:p>
+      <w:pPr>
+        <w:pStyle w:val="LBody"/>
+        <w:rPr>
+          <w:lang w:val="en-US"/>
+        </w:rPr>
+      </w:pPr>
+      <w:r>
+        <w:rPr>
+          <w:lang w:val="en-US"/>
+        </w:rPr>
+        <w:t>Bước 6 (Đối chiếu số liệu): Đối chiếu tiền két thực tế với báo cáo POS. Nếu</w:t>
+      </w:r>
+      <w:r>
+        <w:rPr>
+          <w:lang w:val="en-US"/>
+        </w:rPr>
+        <w:t xml:space="preserve"> </w:t>
+      </w:r>
+      <w:r>
+        <w:rPr>
+          <w:lang w:val="en-US"/>
+        </w:rPr>
+        <w:t>chênh lệch</w:t>
+      </w:r>
+      <w:r>
+        <w:rPr>
+          <w:lang w:val="en-US"/>
+        </w:rPr>
+        <w:t xml:space="preserve"> </w:t>
+      </w:r>
+      <w:r>
+        <w:rPr>
+          <w:lang w:val="en-US"/>
+        </w:rPr>
+        <w:t>-&gt; SM lập biên bản giải trình nguyên nhân; Nếu khớp -&gt; Hợp luồng chốt ca.</w:t>
+      </w:r>
+    </w:p>
+    <w:p>
+      <w:pPr>
+        <w:pStyle w:val="LBody"/>
+        <w:rPr>
+          <w:lang w:val="en-US"/>
+        </w:rPr>
+      </w:pPr>
+      <w:r>
+        <w:rPr>
+          <w:lang w:val="en-US"/>
+        </w:rPr>
+        <w:t>Bước 7 (Đồng bộ BI): Tự động đồng bộ báo cáo doanh thu và tồn kho ngày lên</w:t>
+      </w:r>
+      <w:r>
+        <w:rPr>
+          <w:lang w:val="en-US"/>
+        </w:rPr>
+        <w:t xml:space="preserve"> </w:t>
+      </w:r>
+      <w:r>
+        <w:rPr>
+          <w:lang w:val="en-US"/>
+        </w:rPr>
+        <w:t>Dashboard BI Masan.</w:t>
+      </w:r>
+    </w:p>
+    <w:p>
+      <w:pPr>
+        <w:pStyle w:val="LBody"/>
+        <w:rPr>
+          <w:lang w:val="en-US"/>
+        </w:rPr>
+      </w:pPr>
+      <w:r>
+        <w:rPr>
+          <w:lang w:val="en-US"/>
+        </w:rPr>
+        <w:t>Bước 8 (Đánh giá hạ tầng): AM rà soát cơ sở vật chất. Nếu xuống cấp -&gt; COO duyệt</w:t>
+      </w:r>
+      <w:r>
+        <w:rPr>
+          <w:lang w:val="en-US"/>
+        </w:rPr>
+        <w:t xml:space="preserve"> </w:t>
+      </w:r>
+      <w:r>
+        <w:rPr>
+          <w:lang w:val="en-US"/>
+        </w:rPr>
+        <w:t>ngân sách cải tạo (Refurbishment); Nếu đạt -&gt; Kết thúc ca vận hành.</w:t>
+      </w:r>
+    </w:p>
+    <w:p>
+      <w:pPr>
+        <w:pStyle w:val="Heading4"/>
+        <w:rPr>
+          <w:lang w:val="en-US"/>
+        </w:rPr>
+      </w:pPr>
+      <w:r>
+        <w:rPr>
+          <w:lang w:val="en-US"/>
+        </w:rPr>
+        <w:t>Đối tượng khách hàng</w:t>
+      </w:r>
+    </w:p>
+    <w:p>
+      <w:pPr>
+        <w:pStyle w:val="LBody"/>
+        <w:rPr>
+          <w:lang w:val="en-US"/>
+        </w:rPr>
+      </w:pPr>
+      <w:r>
+        <w:rPr>
+          <w:lang w:val="en-US"/>
+        </w:rPr>
+        <w:t>Khách hàng trải nghiệm tại cửa hàng</w:t>
+      </w:r>
+      <w:r>
+        <w:rPr>
+          <w:lang w:val="en-US"/>
+        </w:rPr>
+        <w:t xml:space="preserve"> </w:t>
+      </w:r>
+      <w:r>
+        <w:rPr>
+          <w:lang w:val="en-US"/>
+        </w:rPr>
+        <w:t>(Khách hàng Bên ngoài) - Được phục vụ trong không gian sạch sẽ, máy móc mượt mà,</w:t>
+      </w:r>
+      <w:r>
+        <w:rPr>
+          <w:lang w:val="en-US"/>
+        </w:rPr>
+        <w:t xml:space="preserve"> </w:t>
+      </w:r>
+      <w:r>
+        <w:rPr>
+          <w:lang w:val="en-US"/>
+        </w:rPr>
+        <w:t>hạ tầng sẵn sàng 100%.</w:t>
+      </w:r>
+    </w:p>
+    <w:p>
+      <w:pPr>
+        <w:pStyle w:val="Heading4"/>
+        <w:rPr>
+          <w:lang w:val="en-US"/>
+        </w:rPr>
+      </w:pPr>
+      <w:r>
+        <w:t>Kết quả có thể xảy ra của quy trình</w:t>
+      </w:r>
+    </w:p>
+    <w:p>
+      <w:pPr>
+        <w:pStyle w:val="LBody"/>
+      </w:pPr>
+      <w:r>
+        <w:t>Trường hợp thành công: Doanh thu đối chiếu khớp 100%, tồn kho luôn đủ bán, cửa</w:t>
+      </w:r>
+      <w:r>
+        <w:t xml:space="preserve"> </w:t>
+      </w:r>
+      <w:r>
+        <w:rPr>
+          <w:lang w:val="en-US"/>
+        </w:rPr>
+        <w:t>hàng vận hành ổn định.</w:t>
+      </w:r>
+    </w:p>
+    <w:p>
+      <w:pPr>
+        <w:pStyle w:val="LBody"/>
+      </w:pPr>
+      <w:r>
+        <w:t>Trường hợp thất bại/rủi ro: Phát sinh chênh lệch tiền két hoặc hỏng máy pha gây gián</w:t>
+      </w:r>
+      <w:r>
+        <w:t xml:space="preserve"> </w:t>
+      </w:r>
+      <w:r>
+        <w:t>đoạn ca phục vụ.</w:t>
+      </w:r>
+    </w:p>
+    <w:p>
+      <w:pPr>
+        <w:pStyle w:val="Heading3"/>
+        <w:rPr>
+          <w:lang w:val="en-US"/>
+        </w:rPr>
+      </w:pPr>
+      <w:bookmarkStart w:id="15" w:name="_Toc236690076"/>
+      <w:r>
+        <w:rPr>
+          <w:lang w:val="en-US"/>
+        </w:rPr>
+        <w:t>Quy trình Chăm sóc khách hàng và Quản lý phản hồi</w:t>
+      </w:r>
+      <w:bookmarkEnd w:id="15"/>
+    </w:p>
+    <w:p>
+      <w:pPr>
+        <w:pStyle w:val="Heading4"/>
+        <w:rPr>
+          <w:lang w:val="en-US"/>
+        </w:rPr>
+      </w:pPr>
+      <w:r>
+        <w:t>Tác nhân tham</w:t>
+      </w:r>
+      <w:r>
+        <w:rPr>
+          <w:lang w:val="en-US"/>
+        </w:rPr>
+        <w:t xml:space="preserve"> gia</w:t>
+      </w:r>
+      <w:r>
+        <w:t xml:space="preserve"> </w:t>
+      </w:r>
+      <w:r>
+        <w:rPr>
+          <w:lang w:val="en-US"/>
+        </w:rPr>
+        <w:t>quy trình</w:t>
+      </w:r>
+    </w:p>
+    <w:p>
+      <w:pPr>
+        <w:pStyle w:val="LGachDauDong"/>
+      </w:pPr>
+      <w:r>
+        <w:t xml:space="preserve">Khách hàng; </w:t>
+      </w:r>
+    </w:p>
+    <w:p>
+      <w:pPr>
+        <w:pStyle w:val="LGachDauDong"/>
+      </w:pPr>
+      <w:r>
+        <w:lastRenderedPageBreak/>
+        <w:t xml:space="preserve">Bộ phận CSKH Trung tâm; </w:t>
+      </w:r>
+    </w:p>
+    <w:p>
+      <w:pPr>
+        <w:pStyle w:val="LGachDauDong"/>
+      </w:pPr>
+      <w:r>
+        <w:t xml:space="preserve">Quản lý Cửa hàng (SM); </w:t>
+      </w:r>
+    </w:p>
+    <w:p>
+      <w:pPr>
+        <w:pStyle w:val="LGachDauDong"/>
+      </w:pPr>
+      <w:r>
+        <w:t>Bộ phận Marketing/CRM.</w:t>
+      </w:r>
+    </w:p>
+    <w:p>
+      <w:pPr>
+        <w:pStyle w:val="Heading4"/>
+        <w:rPr>
+          <w:lang w:val="en-US"/>
+        </w:rPr>
+      </w:pPr>
+      <w:r>
+        <w:t>Mô tả quy trình</w:t>
+      </w:r>
+    </w:p>
+    <w:p>
+      <w:pPr>
+        <w:pStyle w:val="LBody"/>
+      </w:pPr>
+      <w:r>
+        <w:t>Bước 1 (Tiếp nhận): Tiếp nhận phản hồi/khiếu nại từ khách hàng qua Hotline</w:t>
+      </w:r>
+      <w:r>
+        <w:t xml:space="preserve"> </w:t>
+      </w:r>
+      <w:r>
+        <w:rPr>
+          <w:lang w:val="en-US"/>
+        </w:rPr>
+        <w:t>1800.6928, Zalo Mini App, Fanpage hoặc trực tiếp tại quầy.</w:t>
+      </w:r>
+    </w:p>
+    <w:p>
+      <w:pPr>
+        <w:pStyle w:val="LBody"/>
+        <w:rPr>
+          <w:lang w:val="en-US"/>
+        </w:rPr>
+      </w:pPr>
+      <w:r>
+        <w:rPr>
+          <w:lang w:val="en-US"/>
+        </w:rPr>
+        <w:t>Bước 2 (Xác minh &amp; Phân loại): CSKH xác minh thông tin giao dịch trên hệ thống</w:t>
+      </w:r>
+      <w:r>
+        <w:rPr>
+          <w:lang w:val="en-US"/>
+        </w:rPr>
+        <w:t xml:space="preserve"> </w:t>
+      </w:r>
+      <w:r>
+        <w:rPr>
+          <w:lang w:val="en-US"/>
+        </w:rPr>
+        <w:t>CRM, phân loại khiếu nại (về thái độ phục vụ, sản phẩm sai vị, hoặc lỗi thanh toán).</w:t>
+      </w:r>
+    </w:p>
+    <w:p>
+      <w:pPr>
+        <w:pStyle w:val="LBody"/>
+        <w:rPr>
+          <w:lang w:val="en-US"/>
+        </w:rPr>
+      </w:pPr>
+      <w:r>
+        <w:rPr>
+          <w:lang w:val="en-US"/>
+        </w:rPr>
+        <w:t>Bước 3 (Chuyển xử lý): CSKH tạo ticket phản hồi và chuyển cho SM cửa hàng liên</w:t>
+      </w:r>
+      <w:r>
+        <w:rPr>
+          <w:lang w:val="en-US"/>
+        </w:rPr>
+        <w:t xml:space="preserve"> </w:t>
+      </w:r>
+      <w:r>
+        <w:rPr>
+          <w:lang w:val="en-US"/>
+        </w:rPr>
+        <w:t>quan kiểm tra camera/lịch sử ca bán trong 2 giờ.</w:t>
+      </w:r>
+    </w:p>
+    <w:p>
+      <w:pPr>
+        <w:pStyle w:val="LBody"/>
+        <w:rPr>
+          <w:lang w:val="en-US"/>
+        </w:rPr>
+      </w:pPr>
+      <w:r>
+        <w:rPr>
+          <w:lang w:val="en-US"/>
+        </w:rPr>
+        <w:t>Bước 4 (Đề xuất giải pháp): SM đề xuất phương án giải quyết: Đổi trả ly nước mới, gửi</w:t>
+      </w:r>
+      <w:r>
+        <w:rPr>
+          <w:lang w:val="en-US"/>
+        </w:rPr>
+        <w:t xml:space="preserve"> </w:t>
+      </w:r>
+      <w:r>
+        <w:rPr>
+          <w:lang w:val="en-US"/>
+        </w:rPr>
+        <w:t>lời xin lỗi và phát hành Voucher đền bù trên Phúc Long Rewards.Bước 5 (Trao đổi với khách): CSKH liên hệ trực tiếp phản hồi giải pháp với khách hàng.</w:t>
+      </w:r>
+      <w:r>
+        <w:rPr>
+          <w:lang w:val="en-US"/>
+        </w:rPr>
+        <w:t xml:space="preserve"> </w:t>
+      </w:r>
+      <w:r>
+        <w:rPr>
+          <w:lang w:val="en-US"/>
+        </w:rPr>
+        <w:t>Nếu khách chưa hài lòng -&gt; SM điều chỉnh phương án.</w:t>
+      </w:r>
+    </w:p>
+    <w:p>
+      <w:pPr>
+        <w:pStyle w:val="LBody"/>
+        <w:rPr>
+          <w:lang w:val="en-US"/>
+        </w:rPr>
+      </w:pPr>
+      <w:r>
+        <w:rPr>
+          <w:lang w:val="en-US"/>
+        </w:rPr>
+        <w:t>Bước 6 (Đóng ticket &amp; Đánh giá): Khi khách hàng đồng ý, CSKH đóng ticket khiếu nại</w:t>
+      </w:r>
+      <w:r>
+        <w:rPr>
+          <w:lang w:val="en-US"/>
+        </w:rPr>
+        <w:t xml:space="preserve"> </w:t>
+      </w:r>
+      <w:r>
+        <w:rPr>
+          <w:lang w:val="en-US"/>
+        </w:rPr>
+        <w:t>và gửi khảo sát đánh giá chất lượng dịch vụ 1-5 sao.</w:t>
+      </w:r>
+    </w:p>
+    <w:p>
+      <w:pPr>
+        <w:pStyle w:val="Heading4"/>
+        <w:rPr>
+          <w:lang w:val="en-US"/>
+        </w:rPr>
+      </w:pPr>
+      <w:r>
+        <w:rPr>
+          <w:lang w:val="en-US"/>
+        </w:rPr>
+        <w:t>Đối tượng khách hàng</w:t>
+      </w:r>
+    </w:p>
+    <w:p>
+      <w:pPr>
+        <w:pStyle w:val="LBody"/>
+        <w:rPr>
+          <w:lang w:val="en-US"/>
+        </w:rPr>
+      </w:pPr>
+      <w:r>
+        <w:rPr>
+          <w:lang w:val="en-US"/>
+        </w:rPr>
+        <w:t>Khách hàng thành viên Phúc Long</w:t>
+      </w:r>
+      <w:r>
+        <w:rPr>
+          <w:lang w:val="en-US"/>
+        </w:rPr>
+        <w:t xml:space="preserve"> </w:t>
+      </w:r>
+      <w:r>
+        <w:rPr>
+          <w:lang w:val="en-US"/>
+        </w:rPr>
+        <w:t>Rewards (Khách hàng Bên ngoài) - Được giải quyết khiếu nại thỏa đáng, bảo vệ quyền</w:t>
+      </w:r>
+      <w:r>
+        <w:rPr>
+          <w:lang w:val="en-US"/>
+        </w:rPr>
+        <w:t xml:space="preserve"> </w:t>
+      </w:r>
+      <w:r>
+        <w:rPr>
+          <w:lang w:val="en-US"/>
+        </w:rPr>
+        <w:t>lợi và nhận ưu đãi cá nhân hóa.</w:t>
+      </w:r>
+    </w:p>
+    <w:p>
+      <w:pPr>
+        <w:pStyle w:val="Heading4"/>
+        <w:rPr>
+          <w:lang w:val="en-US"/>
+        </w:rPr>
+      </w:pPr>
+      <w:r>
+        <w:t>Kết quả có thể xảy ra của quy trình</w:t>
+      </w:r>
+    </w:p>
+    <w:p>
+      <w:pPr>
+        <w:pStyle w:val="LBody"/>
+      </w:pPr>
+      <w:r>
+        <w:t>Trường hợp thành công: Khiếu nại được xử lý êm đẹp trong 24 giờ, khách hàng hài</w:t>
+      </w:r>
+      <w:r>
+        <w:t xml:space="preserve"> </w:t>
+      </w:r>
+      <w:r>
+        <w:t>lòng đánh giá 5 sao và tiếp tục quay lại sử dụng dịch vụ.</w:t>
+      </w:r>
+    </w:p>
+    <w:p>
+      <w:pPr>
+        <w:pStyle w:val="LBody"/>
+      </w:pPr>
+      <w:r>
+        <w:t>Trường hợp thất bại/rủi ro: Xử lý trễ hạn hoặc thái độ không thỏa đáng khiến khách</w:t>
+      </w:r>
+      <w:r>
+        <w:t xml:space="preserve"> </w:t>
+      </w:r>
+      <w:r>
+        <w:t>hàng bức xúc đăng bài tiêu cực lên mạng xã hội.</w:t>
+      </w:r>
+    </w:p>
+    <w:p>
+      <w:pPr>
+        <w:pStyle w:val="Heading3"/>
+        <w:rPr>
+          <w:lang w:val="en-US"/>
+        </w:rPr>
+      </w:pPr>
+      <w:bookmarkStart w:id="16" w:name="_Toc236690077"/>
+      <w:r>
+        <w:lastRenderedPageBreak/>
+        <w:t>Quy trình Quản lý đơn hàng và giao hàng đa kênh</w:t>
+      </w:r>
+      <w:bookmarkEnd w:id="16"/>
+    </w:p>
+    <w:p>
+      <w:pPr>
+        <w:pStyle w:val="Heading4"/>
+        <w:rPr>
+          <w:lang w:val="en-US"/>
+        </w:rPr>
+      </w:pPr>
+      <w:r>
+        <w:t>Tác nhân tham</w:t>
+      </w:r>
+      <w:r>
+        <w:rPr>
+          <w:lang w:val="en-US"/>
+        </w:rPr>
+        <w:t xml:space="preserve"> gia</w:t>
+      </w:r>
+      <w:r>
+        <w:t xml:space="preserve"> </w:t>
+      </w:r>
+      <w:r>
+        <w:rPr>
+          <w:lang w:val="en-US"/>
+        </w:rPr>
+        <w:t>quy trình</w:t>
+      </w:r>
+    </w:p>
+    <w:p>
+      <w:pPr>
+        <w:pStyle w:val="LGachDauDong"/>
+      </w:pPr>
+      <w:r>
+        <w:t xml:space="preserve">Khách hàng; </w:t>
+      </w:r>
+    </w:p>
+    <w:p>
+      <w:pPr>
+        <w:pStyle w:val="LGachDauDong"/>
+        <w:rPr>
+          <w:highlight w:val="yellow"/>
+        </w:rPr>
+      </w:pPr>
+      <w:r>
+        <w:rPr>
+          <w:highlight w:val="yellow"/>
+        </w:rPr>
+        <w:t>Phần mềm Omnichannel/POS;</w:t>
+      </w:r>
+    </w:p>
+    <w:p>
+      <w:pPr>
+        <w:pStyle w:val="LGachDauDong"/>
+      </w:pPr>
+      <w:r>
+        <w:t xml:space="preserve">Thu ngân; </w:t>
+      </w:r>
+    </w:p>
+    <w:p>
+      <w:pPr>
+        <w:pStyle w:val="LGachDauDong"/>
+        <w:rPr>
+          <w:highlight w:val="yellow"/>
+        </w:rPr>
+      </w:pPr>
+      <w:r>
+        <w:rPr>
+          <w:highlight w:val="yellow"/>
+        </w:rPr>
+        <w:t xml:space="preserve">Barista; </w:t>
+      </w:r>
+    </w:p>
+    <w:p>
+      <w:pPr>
+        <w:pStyle w:val="LGachDauDong"/>
+      </w:pPr>
+      <w:r>
+        <w:t>Tài xế Giao hàng (GrabFood/ShopeeFood/Baemin).</w:t>
+      </w:r>
+    </w:p>
+    <w:p>
+      <w:pPr>
+        <w:pStyle w:val="Heading4"/>
+        <w:rPr>
+          <w:lang w:val="en-US"/>
+        </w:rPr>
+      </w:pPr>
+      <w:r>
+        <w:t>Mô tả quy trình</w:t>
+      </w:r>
+    </w:p>
+    <w:p>
+      <w:pPr>
+        <w:pStyle w:val="LBody"/>
+      </w:pPr>
+      <w:r>
+        <w:t>Bước 1 (Đặt hàng): Khách hàng đặt mua đồ uống qua Website, App Phúc Long hoặc</w:t>
+      </w:r>
+      <w:r>
+        <w:t xml:space="preserve"> </w:t>
+      </w:r>
+      <w:r>
+        <w:t>ứng dụng giao hàng thứ 3.</w:t>
+      </w:r>
+    </w:p>
+    <w:p>
+      <w:pPr>
+        <w:pStyle w:val="LBody"/>
+        <w:rPr>
+          <w:lang w:val="en-US"/>
+        </w:rPr>
+      </w:pPr>
+      <w:r>
+        <w:rPr>
+          <w:lang w:val="en-US"/>
+        </w:rPr>
+        <w:t>Bước 2 (Định tuyến đơn): Hệ thống Omnichannel tự động kiểm tra tồn kho và chuyển</w:t>
+      </w:r>
+      <w:r>
+        <w:rPr>
+          <w:lang w:val="en-US"/>
+        </w:rPr>
+        <w:t xml:space="preserve"> </w:t>
+      </w:r>
+      <w:r>
+        <w:rPr>
+          <w:lang w:val="en-US"/>
+        </w:rPr>
+        <w:t>đơn về máy POS của cửa hàng gần địa chỉ khách nhất.</w:t>
+      </w:r>
+    </w:p>
+    <w:p>
+      <w:pPr>
+        <w:pStyle w:val="LBody"/>
+        <w:rPr>
+          <w:lang w:val="en-US"/>
+        </w:rPr>
+      </w:pPr>
+      <w:r>
+        <w:rPr>
+          <w:lang w:val="en-US"/>
+        </w:rPr>
+        <w:t>Bước 3 (Duyệt đơn &amp; In ticket): Thu ngân duyệt đơn, máy POS tự động in tem nhãn</w:t>
+      </w:r>
+      <w:r>
+        <w:rPr>
+          <w:lang w:val="en-US"/>
+        </w:rPr>
+        <w:t xml:space="preserve"> </w:t>
+      </w:r>
+      <w:r>
+        <w:rPr>
+          <w:lang w:val="en-US"/>
+        </w:rPr>
+        <w:t>dán ly và lệnh chế biến sang quầy Barista.</w:t>
+      </w:r>
+    </w:p>
+    <w:p>
+      <w:pPr>
+        <w:pStyle w:val="LBody"/>
+        <w:rPr>
+          <w:lang w:val="en-US"/>
+        </w:rPr>
+      </w:pPr>
+      <w:r>
+        <w:rPr>
+          <w:lang w:val="en-US"/>
+        </w:rPr>
+        <w:t>Bước 4 (Pha chế &amp; Đóng gói): Barista pha chế đồ uống theo chuẩn công thức, đóng</w:t>
+      </w:r>
+      <w:r>
+        <w:rPr>
+          <w:lang w:val="en-US"/>
+        </w:rPr>
+        <w:t xml:space="preserve"> </w:t>
+      </w:r>
+      <w:r>
+        <w:rPr>
+          <w:lang w:val="en-US"/>
+        </w:rPr>
+        <w:t>nắp và dán tem niêm phong chống rò rỉ.</w:t>
+      </w:r>
+    </w:p>
+    <w:p>
+      <w:pPr>
+        <w:pStyle w:val="LBody"/>
+        <w:rPr>
+          <w:lang w:val="en-US"/>
+        </w:rPr>
+      </w:pPr>
+      <w:r>
+        <w:rPr>
+          <w:lang w:val="en-US"/>
+        </w:rPr>
+        <w:t>Bước 5 (Bàn giao tài xế): Bàn giao túi đồ uống đã đóng gói cho tài xế giao hàng đã</w:t>
+      </w:r>
+      <w:r>
+        <w:rPr>
+          <w:lang w:val="en-US"/>
+        </w:rPr>
+        <w:t xml:space="preserve"> t</w:t>
+      </w:r>
+      <w:r>
+        <w:rPr>
+          <w:lang w:val="en-US"/>
+        </w:rPr>
+        <w:t>ới quầy chờ.</w:t>
+      </w:r>
+    </w:p>
+    <w:p>
+      <w:pPr>
+        <w:pStyle w:val="LBody"/>
+        <w:rPr>
+          <w:lang w:val="en-US"/>
+        </w:rPr>
+      </w:pPr>
+      <w:r>
+        <w:rPr>
+          <w:lang w:val="en-US"/>
+        </w:rPr>
+        <w:t>Bước 6 (Giao hàng &amp; Xác nhận): Tài xế vận chuyển đồ uống đến tay khách hàng, thu</w:t>
+      </w:r>
+      <w:r>
+        <w:rPr>
+          <w:lang w:val="en-US"/>
+        </w:rPr>
+        <w:t xml:space="preserve"> </w:t>
+      </w:r>
+      <w:r>
+        <w:rPr>
+          <w:lang w:val="en-US"/>
+        </w:rPr>
+        <w:t>tiền (nếu COD) và xác nhận đơn hoàn thành trên hệ thống.</w:t>
+      </w:r>
+    </w:p>
+    <w:p>
+      <w:pPr>
+        <w:pStyle w:val="Heading4"/>
+        <w:rPr>
+          <w:lang w:val="en-US"/>
+        </w:rPr>
+      </w:pPr>
+      <w:r>
+        <w:rPr>
+          <w:lang w:val="en-US"/>
+        </w:rPr>
+        <w:t>Đối tượng khách hàng</w:t>
+      </w:r>
+    </w:p>
+    <w:p>
+      <w:pPr>
+        <w:pStyle w:val="LBody"/>
+      </w:pPr>
+      <w:r>
+        <w:t>Khách hàng đặt mua qua App di</w:t>
+      </w:r>
+      <w:r>
+        <w:t xml:space="preserve"> </w:t>
+      </w:r>
+      <w:r>
+        <w:t>động &amp; App thứ 3 (Khách hàng Bên ngoài) - Nhận đồ uống đúng món, giao tận nơi</w:t>
+      </w:r>
+      <w:r>
+        <w:t xml:space="preserve"> </w:t>
+      </w:r>
+      <w:r>
+        <w:t>nhanh chóng, bảo quản chống đổ vỡ.</w:t>
+      </w:r>
+    </w:p>
+    <w:p>
+      <w:pPr>
+        <w:pStyle w:val="Heading4"/>
+        <w:rPr>
+          <w:lang w:val="en-US"/>
+        </w:rPr>
+      </w:pPr>
+      <w:r>
+        <w:lastRenderedPageBreak/>
+        <w:t>Kết quả có thể xảy ra của quy trình</w:t>
+      </w:r>
+    </w:p>
+    <w:p>
+      <w:pPr>
+        <w:pStyle w:val="LBody"/>
+      </w:pPr>
+      <w:r>
+        <w:t>Trường hợp thành công: Đơn hàng được giao đúng món, nguyên vẹn, thời gian gia</w:t>
+      </w:r>
+      <w:r>
+        <w:t xml:space="preserve"> </w:t>
+      </w:r>
+      <w:r>
+        <w:rPr>
+          <w:lang w:val="en-US"/>
+        </w:rPr>
+        <w:t>&lt; 30 phút.</w:t>
+      </w:r>
+    </w:p>
+    <w:p>
+      <w:pPr>
+        <w:pStyle w:val="LBody"/>
+      </w:pPr>
+      <w:r>
+        <w:t>Trường hợp thất bại/rủi ro: Đơn hàng bị hủy do hết nguyên liệu đột xuất hoặc tài xế</w:t>
+      </w:r>
+      <w:r>
+        <w:t xml:space="preserve"> </w:t>
+      </w:r>
+      <w:r>
+        <w:t>làm đổ tràn đồ uống trên đường giao.</w:t>
+      </w:r>
+    </w:p>
+    <w:p>
+      <w:pPr>
+        <w:spacing w:before="0" w:after="200" w:line="276" w:lineRule="auto"/>
+        <w:rPr>
+          <w:lang w:val="en-US"/>
+        </w:rPr>
+      </w:pPr>
+      <w:r>
+        <w:rPr>
+          <w:lang w:val="en-US"/>
+        </w:rPr>
+        <w:br w:type="page"/>
+      </w:r>
+    </w:p>
+    <w:p>
+      <w:pPr>
+        <w:pStyle w:val="Heading2"/>
+        <w:rPr>
+          <w:lang w:val="en-US"/>
+        </w:rPr>
+      </w:pPr>
+      <w:bookmarkStart w:id="17" w:name="_Toc236690078"/>
+      <w:r>
+        <w:rPr>
+          <w:lang w:val="en-US"/>
+        </w:rPr>
+        <w:lastRenderedPageBreak/>
+        <w:t>Quy trình hỗ trợ</w:t>
+      </w:r>
+      <w:bookmarkEnd w:id="17"/>
+    </w:p>
+    <w:p>
+      <w:pPr>
+        <w:pStyle w:val="Heading3"/>
+        <w:rPr>
+          <w:lang w:val="en-US"/>
+        </w:rPr>
+      </w:pPr>
+      <w:bookmarkStart w:id="18" w:name="_Toc236690079"/>
+      <w:r>
+        <w:t>Quy trình Tuyển dụng và đào tạo nhân sự</w:t>
+      </w:r>
+      <w:bookmarkEnd w:id="18"/>
+    </w:p>
+    <w:p>
+      <w:pPr>
+        <w:pStyle w:val="Heading4"/>
+        <w:rPr>
+          <w:lang w:val="en-US"/>
+        </w:rPr>
+      </w:pPr>
+      <w:r>
+        <w:t>Tác nhân tham</w:t>
+      </w:r>
+      <w:r>
+        <w:rPr>
+          <w:lang w:val="en-US"/>
+        </w:rPr>
+        <w:t xml:space="preserve"> gia</w:t>
+      </w:r>
+      <w:r>
+        <w:t xml:space="preserve"> </w:t>
+      </w:r>
+      <w:r>
+        <w:rPr>
+          <w:lang w:val="en-US"/>
+        </w:rPr>
+        <w:t>quy trình</w:t>
+      </w:r>
+    </w:p>
+    <w:p>
+      <w:pPr>
+        <w:pStyle w:val="LGachDauDong"/>
+      </w:pPr>
+      <w:r>
+        <w:t xml:space="preserve">Quản lý Cửa hàng &amp; AM; </w:t>
+      </w:r>
+    </w:p>
+    <w:p>
+      <w:pPr>
+        <w:pStyle w:val="LGachDauDong"/>
+      </w:pPr>
+      <w:r>
+        <w:t xml:space="preserve">Bộ phận Nhân sự (HR); </w:t>
+      </w:r>
+    </w:p>
+    <w:p>
+      <w:pPr>
+        <w:pStyle w:val="LGachDauDong"/>
+      </w:pPr>
+      <w:r>
+        <w:t xml:space="preserve">Bộ phận Đào tạo (Training); </w:t>
+      </w:r>
+    </w:p>
+    <w:p>
+      <w:pPr>
+        <w:pStyle w:val="LGachDauDong"/>
+      </w:pPr>
+      <w:r>
+        <w:t>Nhân viên mới (Trainee).</w:t>
+      </w:r>
+    </w:p>
+    <w:p>
+      <w:pPr>
+        <w:pStyle w:val="Heading4"/>
+        <w:rPr>
+          <w:lang w:val="en-US"/>
+        </w:rPr>
+      </w:pPr>
+      <w:r>
+        <w:t>Mô tả quy trình</w:t>
+      </w:r>
+    </w:p>
+    <w:p>
+      <w:pPr>
+        <w:pStyle w:val="LBody"/>
+        <w:rPr>
+          <w:lang w:val="en-US"/>
+        </w:rPr>
+      </w:pPr>
+      <w:r>
+        <w:rPr>
+          <w:lang w:val="en-US"/>
+        </w:rPr>
+        <w:t>Bước 1 (Đề xuất): SM phát sinh nhu cầu nhân sự, lập đề xuất bổ sung định biên trên</w:t>
+      </w:r>
+      <w:r>
+        <w:rPr>
+          <w:lang w:val="en-US"/>
+        </w:rPr>
+        <w:t xml:space="preserve"> </w:t>
+      </w:r>
+      <w:r>
+        <w:rPr>
+          <w:lang w:val="en-US"/>
+        </w:rPr>
+        <w:t>hệ thống HRIS ( DS_HR ).</w:t>
+      </w:r>
+    </w:p>
+    <w:p>
+      <w:pPr>
+        <w:pStyle w:val="LBody"/>
+        <w:rPr>
+          <w:lang w:val="en-US"/>
+        </w:rPr>
+      </w:pPr>
+      <w:r>
+        <w:rPr>
+          <w:lang w:val="en-US"/>
+        </w:rPr>
+        <w:t>Bước 2 (Đăng tin): HR phê duyệt đề xuất, đăng tin tuyển dụng song song trên TopCV</w:t>
+      </w:r>
+      <w:r>
+        <w:rPr>
+          <w:lang w:val="en-US"/>
+        </w:rPr>
+        <w:t xml:space="preserve"> </w:t>
+      </w:r>
+      <w:r>
+        <w:rPr>
+          <w:lang w:val="en-US"/>
+        </w:rPr>
+        <w:t>và dán thông báo tại điểm bán.</w:t>
+      </w:r>
+    </w:p>
+    <w:p>
+      <w:pPr>
+        <w:pStyle w:val="LBody"/>
+        <w:rPr>
+          <w:lang w:val="en-US"/>
+        </w:rPr>
+      </w:pPr>
+      <w:r>
+        <w:rPr>
+          <w:lang w:val="en-US"/>
+        </w:rPr>
+        <w:t>Bước 3 (Sàng lọc &amp; Phỏng vấn V1): HR tiếp nhận CV, sàng lọc hồ sơ và tổ chức phỏng</w:t>
+      </w:r>
+      <w:r>
+        <w:rPr>
+          <w:lang w:val="en-US"/>
+        </w:rPr>
+        <w:t xml:space="preserve"> </w:t>
+      </w:r>
+      <w:r>
+        <w:rPr>
+          <w:lang w:val="en-US"/>
+        </w:rPr>
+        <w:t>vấn Vòng 1. Trượt -&gt; Gửi mail từ chối tự động.</w:t>
+      </w:r>
+    </w:p>
+    <w:p>
+      <w:pPr>
+        <w:pStyle w:val="LBody"/>
+        <w:rPr>
+          <w:lang w:val="en-US"/>
+        </w:rPr>
+      </w:pPr>
+      <w:r>
+        <w:rPr>
+          <w:lang w:val="en-US"/>
+        </w:rPr>
+        <w:t>Bước 4 (Phỏng vấn V2): Ứng viên đạt V1 tham gia phỏng vấn Vòng 2 với AM và SM</w:t>
+      </w:r>
+      <w:r>
+        <w:rPr>
+          <w:lang w:val="en-US"/>
+        </w:rPr>
+        <w:t xml:space="preserve"> </w:t>
+      </w:r>
+      <w:r>
+        <w:rPr>
+          <w:lang w:val="en-US"/>
+        </w:rPr>
+        <w:t>cửa hàng.</w:t>
+      </w:r>
+    </w:p>
+    <w:p>
+      <w:pPr>
+        <w:pStyle w:val="LBody"/>
+        <w:rPr>
+          <w:lang w:val="en-US"/>
+        </w:rPr>
+      </w:pPr>
+      <w:r>
+        <w:rPr>
+          <w:lang w:val="en-US"/>
+        </w:rPr>
+        <w:t>Bước 5 (Onboarding): Ứng viên trúng tuyển ký HĐ thử việc và tham gia chương trình</w:t>
+      </w:r>
+      <w:r>
+        <w:rPr>
+          <w:lang w:val="en-US"/>
+        </w:rPr>
+        <w:t xml:space="preserve"> </w:t>
+      </w:r>
+      <w:r>
+        <w:rPr>
+          <w:lang w:val="en-US"/>
+        </w:rPr>
+        <w:t>đào tạo Onboarding định hướng văn hóa doanh nghiệp.</w:t>
+      </w:r>
+    </w:p>
+    <w:p>
+      <w:pPr>
+        <w:pStyle w:val="LBody"/>
+        <w:rPr>
+          <w:lang w:val="en-US"/>
+        </w:rPr>
+      </w:pPr>
+      <w:r>
+        <w:rPr>
+          <w:lang w:val="en-US"/>
+        </w:rPr>
+        <w:t>Bước 6 (Đào tạo chuyên môn): Phân luồng đào tạo thực hành song song: Kỹ năng Pha</w:t>
+      </w:r>
+      <w:r>
+        <w:rPr>
+          <w:lang w:val="en-US"/>
+        </w:rPr>
+        <w:t xml:space="preserve"> </w:t>
+      </w:r>
+      <w:r>
+        <w:rPr>
+          <w:lang w:val="en-US"/>
+        </w:rPr>
+        <w:t>chế Barista và Kỹ năng Thu ngân/Dịch vụ khách hàng.</w:t>
+      </w:r>
+    </w:p>
+    <w:p>
+      <w:pPr>
+        <w:pStyle w:val="LBody"/>
+        <w:rPr>
+          <w:lang w:val="en-US"/>
+        </w:rPr>
+      </w:pPr>
+      <w:r>
+        <w:rPr>
+          <w:lang w:val="en-US"/>
+        </w:rPr>
+        <w:t>Bước 7 (Thi sát hạch): Trainee tham gia bài thi sát hạch lý thuyết và thực hành thao</w:t>
+      </w:r>
+      <w:r>
+        <w:rPr>
+          <w:lang w:val="en-US"/>
+        </w:rPr>
+        <w:t xml:space="preserve"> </w:t>
+      </w:r>
+      <w:r>
+        <w:rPr>
+          <w:lang w:val="en-US"/>
+        </w:rPr>
+        <w:t>tác ca bán.</w:t>
+      </w:r>
+    </w:p>
+    <w:p>
+      <w:pPr>
+        <w:pStyle w:val="LBody"/>
+        <w:rPr>
+          <w:lang w:val="en-US"/>
+        </w:rPr>
+      </w:pPr>
+      <w:r>
+        <w:rPr>
+          <w:lang w:val="en-US"/>
+        </w:rPr>
+        <w:t>Bước 8 (Phân công việc): Đạt sát hạch -&gt; Phân lịch làm việc chính thức tại cửa hàng;</w:t>
+      </w:r>
+      <w:r>
+        <w:rPr>
+          <w:lang w:val="en-US"/>
+        </w:rPr>
+        <w:t xml:space="preserve"> </w:t>
+      </w:r>
+      <w:r>
+        <w:rPr>
+          <w:lang w:val="en-US"/>
+        </w:rPr>
+        <w:t>Chưa đạt -&gt; Ôn tập 3 ngày và thi lại.</w:t>
       </w:r>
     </w:p>
     <w:p>
@@ -7233,9 +9584,39 @@
     <w:p>
       <w:pPr>
         <w:pStyle w:val="LBody"/>
-      </w:pPr>
-      <w:r>
-        <w:t>Khách hàng thưởng thức Trà &amp; Cà phê Phúc Long (Khách hàng Bên ngoài) - Được đảm bảo 100% ly đồ uống đậm vị đồng nhất và trải nghiệm dịch vụ đạt chuẩn SOP ở tất cả điểm bán.</w:t>
+        <w:rPr>
+          <w:lang w:val="en-US"/>
+        </w:rPr>
+      </w:pPr>
+      <w:r>
+        <w:rPr>
+          <w:lang w:val="en-US"/>
+        </w:rPr>
+        <w:t>Quản lý Cửa hàng (SM) &amp; Khối Vận</w:t>
+      </w:r>
+      <w:r>
+        <w:rPr>
+          <w:lang w:val="en-US"/>
+        </w:rPr>
+        <w:t xml:space="preserve"> </w:t>
+      </w:r>
+      <w:r>
+        <w:rPr>
+          <w:lang w:val="en-US"/>
+        </w:rPr>
+        <w:t>hành (Khách hàng Nội bộ) - Nhận lực lượng nhân sự Barista/Thu ngân đủ số lượng định</w:t>
+      </w:r>
+      <w:r>
+        <w:rPr>
+          <w:lang w:val="en-US"/>
+        </w:rPr>
+        <w:t xml:space="preserve"> </w:t>
+      </w:r>
+      <w:r>
+        <w:rPr>
+          <w:lang w:val="en-US"/>
+        </w:rPr>
+        <w:t>biên, thạo việc và tuân thủ chuẩn SOP.</w:t>
       </w:r>
     </w:p>
     <w:p>
@@ -7254,15 +9635,27 @@
         <w:pStyle w:val="LBody"/>
       </w:pPr>
       <w:r>
-        <w:t>Trường hợp thành công: Nhân viên nắm vững SOP, điểm QC cửa hàng đạt tối đa, thương hiệu Phúc Long duy trì uy tín chất lượng cao.</w:t>
-      </w:r>
-    </w:p>
-    <w:p>
-      <w:pPr>
-        <w:pStyle w:val="LBody"/>
-      </w:pPr>
-      <w:r>
-        <w:t>Trường hợp thất bại/rủi ro: Phát sinh vi phạm an toàn thực phẩm nghiêm trọng, cửa hàng bị đình chỉ hoạt động và tổn hại uy tín thương hiệu.</w:t>
+        <w:t>Trường hợp thành công: Tuyển đủ nhân sự đúng tiến độ, 100% nhân viên mới đạt bài</w:t>
+      </w:r>
+      <w:r>
+        <w:t xml:space="preserve"> </w:t>
+      </w:r>
+      <w:r>
+        <w:t>sát hạch và sẵn sàng làm ca.</w:t>
+      </w:r>
+    </w:p>
+    <w:p>
+      <w:pPr>
+        <w:pStyle w:val="LBody"/>
+      </w:pPr>
+      <w:r>
+        <w:t>Trường hợp thất bại/rủi ro: Không tuyển đủ định biên hoặc ứng viên trượt bài sát</w:t>
+      </w:r>
+      <w:r>
+        <w:t xml:space="preserve"> </w:t>
+      </w:r>
+      <w:r>
+        <w:t>hạch làm thiếu hụt nhân sự ca bán.</w:t>
       </w:r>
     </w:p>
     <w:p>
@@ -7272,14 +9665,11 @@
           <w:lang w:val="en-US"/>
         </w:rPr>
       </w:pPr>
-      <w:bookmarkStart w:id="15" w:name="_Toc236522142"/>
-      <w:r>
-        <w:rPr>
-          <w:lang w:val="en-US"/>
-        </w:rPr>
-        <w:t>Quy trình Quản lý tài chính và ngân sách</w:t>
-      </w:r>
-      <w:bookmarkEnd w:id="15"/>
+      <w:bookmarkStart w:id="19" w:name="_Toc236690080"/>
+      <w:r>
+        <w:t>Quy trình Quản lý chuỗi cung ứng và kho vận</w:t>
+      </w:r>
+      <w:bookmarkEnd w:id="19"/>
     </w:p>
     <w:p>
       <w:pPr>
@@ -7312,7 +9702,7 @@
         <w:pStyle w:val="LGachDauDong"/>
       </w:pPr>
       <w:r>
-        <w:t xml:space="preserve">Hội đồng Quản trị; </w:t>
+        <w:t xml:space="preserve">Vùng Nguyên liệu; </w:t>
       </w:r>
     </w:p>
     <w:p>
@@ -7320,7 +9710,7 @@
         <w:pStyle w:val="LGachDauDong"/>
       </w:pPr>
       <w:r>
-        <w:t>Tổng Giám đốc (CEO);</w:t>
+        <w:t xml:space="preserve">Nhà máy Sản xuất (Bình Dương); </w:t>
       </w:r>
     </w:p>
     <w:p>
@@ -7328,7 +9718,7 @@
         <w:pStyle w:val="LGachDauDong"/>
       </w:pPr>
       <w:r>
-        <w:t xml:space="preserve">Giám đốc Tài chính (CFO); </w:t>
+        <w:t xml:space="preserve">Bộ phận QC; </w:t>
       </w:r>
     </w:p>
     <w:p>
@@ -7336,7 +9726,7 @@
         <w:pStyle w:val="LGachDauDong"/>
       </w:pPr>
       <w:r>
-        <w:t xml:space="preserve">Bộ phận Kế toán Trung ương; </w:t>
+        <w:t xml:space="preserve">Bộ phận Kho vận &amp; Logistics; </w:t>
       </w:r>
     </w:p>
     <w:p>
@@ -7361,32 +9751,41 @@
     <w:p>
       <w:pPr>
         <w:pStyle w:val="LBody"/>
-      </w:pPr>
-      <w:r>
-        <w:t>Bước 1 (Lập dự thảo): CFO xây dựng dự thảo ngân sách vận hành và ngân sách đầu tư</w:t>
-      </w:r>
-      <w:r>
+        <w:rPr>
+          <w:lang w:val="en-US"/>
+        </w:rPr>
+      </w:pPr>
+      <w:r>
+        <w:rPr>
+          <w:lang w:val="en-US"/>
+        </w:rPr>
+        <w:t>Bước 1 (Thu hoạch): Thu hoạch lá trà tươi từ đồi chè riêng Bảo Lộc hoặc thu mua từ</w:t>
+      </w:r>
+      <w:r>
+        <w:rPr>
+          <w:lang w:val="en-US"/>
+        </w:rPr>
         <w:t xml:space="preserve"> </w:t>
       </w:r>
       <w:r>
         <w:rPr>
           <w:lang w:val="en-US"/>
         </w:rPr>
-        <w:t>hàng năm dựa trên mục tiêu chiến lược của HĐQT.</w:t>
-      </w:r>
-    </w:p>
-    <w:p>
-      <w:pPr>
-        <w:pStyle w:val="LBody"/>
-        <w:rPr>
-          <w:lang w:val="en-US"/>
-        </w:rPr>
-      </w:pPr>
-      <w:r>
-        <w:rPr>
-          <w:lang w:val="en-US"/>
-        </w:rPr>
-        <w:t>Bước 2 (Tổng hợp số liệu): Kế toán trung ương thu thập báo cáo chi phí thực tế và dự</w:t>
+        <w:t>Hợp tác xã liên kết.</w:t>
+      </w:r>
+    </w:p>
+    <w:p>
+      <w:pPr>
+        <w:pStyle w:val="LBody"/>
+        <w:rPr>
+          <w:lang w:val="en-US"/>
+        </w:rPr>
+      </w:pPr>
+      <w:r>
+        <w:rPr>
+          <w:lang w:val="en-US"/>
+        </w:rPr>
+        <w:t>Bước 2 (Sơ chế): Sơ chế diệt men và làm sạch tại chỗ. Kiểm tra đạt -&gt; Đưa vào kho</w:t>
       </w:r>
       <w:r>
         <w:rPr>
@@ -7398,21 +9797,21 @@
         <w:rPr>
           <w:lang w:val="en-US"/>
         </w:rPr>
-        <w:t>báo doanh thu từ tất cả các cửa hàng Flagship &amp; Kiosk.</w:t>
-      </w:r>
-    </w:p>
-    <w:p>
-      <w:pPr>
-        <w:pStyle w:val="LBody"/>
-        <w:rPr>
-          <w:lang w:val="en-US"/>
-        </w:rPr>
-      </w:pPr>
-      <w:r>
-        <w:rPr>
-          <w:lang w:val="en-US"/>
-        </w:rPr>
-        <w:t>Bước 3 (Rà soát &amp; Trình duyệt): CFO phân tích hiệu quả chi phí, cân đối dòng tiền và</w:t>
+        <w:t>mát bảo quản; Không đạt -&gt; Loại bỏ lô lỗi.</w:t>
+      </w:r>
+    </w:p>
+    <w:p>
+      <w:pPr>
+        <w:pStyle w:val="LBody"/>
+        <w:rPr>
+          <w:lang w:val="en-US"/>
+        </w:rPr>
+      </w:pPr>
+      <w:r>
+        <w:rPr>
+          <w:lang w:val="en-US"/>
+        </w:rPr>
+        <w:t>Bước 3 (Chế biến sâu): Vận chuyển về nhà máy Bình Dương chế biến sản phẩm Trà túi</w:t>
       </w:r>
       <w:r>
         <w:rPr>
@@ -7424,21 +9823,21 @@
         <w:rPr>
           <w:lang w:val="en-US"/>
         </w:rPr>
-        <w:t>trình CEO/HĐQT xem xét phê duyệt.</w:t>
-      </w:r>
-    </w:p>
-    <w:p>
-      <w:pPr>
-        <w:pStyle w:val="LBody"/>
-        <w:rPr>
-          <w:lang w:val="en-US"/>
-        </w:rPr>
-      </w:pPr>
-      <w:r>
-        <w:rPr>
-          <w:lang w:val="en-US"/>
-        </w:rPr>
-        <w:t>Bước 4 (Phân bổ ngân sách): Kế toán thiết lập hạn mức ngân sách cho từng phòng</w:t>
+        <w:t>lọc/hộp hoặc Rang Cà phê Hot-air.</w:t>
+      </w:r>
+    </w:p>
+    <w:p>
+      <w:pPr>
+        <w:pStyle w:val="LBody"/>
+        <w:rPr>
+          <w:lang w:val="en-US"/>
+        </w:rPr>
+      </w:pPr>
+      <w:r>
+        <w:rPr>
+          <w:lang w:val="en-US"/>
+        </w:rPr>
+        <w:t>Bước 4 (Kiểm định QC): Bộ phận QC kiểm định chỉ số vi sinh, hóa lý và cảm quan. Đạt</w:t>
       </w:r>
       <w:r>
         <w:rPr>
@@ -7450,22 +9849,14 @@
         <w:rPr>
           <w:lang w:val="en-US"/>
         </w:rPr>
-        <w:t>ban và từng cửa hàng trên hệ thống phần mềm ERP.</w:t>
-      </w:r>
-    </w:p>
-    <w:p>
-      <w:pPr>
-        <w:pStyle w:val="LBody"/>
-        <w:rPr>
-          <w:lang w:val="en-US"/>
-        </w:rPr>
-      </w:pPr>
+        <w:t xml:space="preserve">-&gt; Nhập kho trung tâm WMS ( DS_WMS ); Không đạt -&gt; Tái </w:t>
+      </w:r>
       <w:r>
         <w:rPr>
           <w:lang w:val="en-US"/>
         </w:rPr>
         <w:lastRenderedPageBreak/>
-        <w:t>Bước 5 (Kiểm soát chi tiêu): Mọi khoản chi mua nguyên liệu, máy móc, marketing tại</w:t>
+        <w:t>chế biến.</w:t>
       </w:r>
       <w:r>
         <w:rPr>
@@ -7477,21 +9868,7 @@
         <w:rPr>
           <w:lang w:val="en-US"/>
         </w:rPr>
-        <w:t>cửa hàng đều được kiểm soát tự động theo hạn mức ERP.</w:t>
-      </w:r>
-    </w:p>
-    <w:p>
-      <w:pPr>
-        <w:pStyle w:val="LBody"/>
-        <w:rPr>
-          <w:lang w:val="en-US"/>
-        </w:rPr>
-      </w:pPr>
-      <w:r>
-        <w:rPr>
-          <w:lang w:val="en-US"/>
-        </w:rPr>
-        <w:t>Bước 6 (Báo cáo &amp; Quyết toán): Định kỳ hàng tháng, Kế toán lập báo cáo tài chính đối</w:t>
+        <w:t>Bước 5 (Cảnh báo đặt hàng): SM kiểm tra tồn kho cửa hàng. Nếu dưới định mức -&gt;</w:t>
       </w:r>
       <w:r>
         <w:rPr>
@@ -7503,7 +9880,59 @@
         <w:rPr>
           <w:lang w:val="en-US"/>
         </w:rPr>
-        <w:t>chiếu chi phí thực tế so với ngân sách và trình Ban Giám đốc.</w:t>
+        <w:t>Tạo đơn đặt hàng bổ sung trên POS.</w:t>
+      </w:r>
+    </w:p>
+    <w:p>
+      <w:pPr>
+        <w:pStyle w:val="LBody"/>
+        <w:rPr>
+          <w:lang w:val="en-US"/>
+        </w:rPr>
+      </w:pPr>
+      <w:r>
+        <w:rPr>
+          <w:lang w:val="en-US"/>
+        </w:rPr>
+        <w:t>Bước 6 (Vận chuyển): Kho vận điều phối giao hàng song song: Chuyến xe lạnh định</w:t>
+      </w:r>
+      <w:r>
+        <w:rPr>
+          <w:lang w:val="en-US"/>
+        </w:rPr>
+        <w:t xml:space="preserve"> </w:t>
+      </w:r>
+      <w:r>
+        <w:rPr>
+          <w:lang w:val="en-US"/>
+        </w:rPr>
+        <w:t>kỳ ban đêm hoặc Chuyến xe hỏa tốc trong ngày.</w:t>
+      </w:r>
+    </w:p>
+    <w:p>
+      <w:pPr>
+        <w:pStyle w:val="LBody"/>
+        <w:rPr>
+          <w:lang w:val="en-US"/>
+        </w:rPr>
+      </w:pPr>
+      <w:r>
+        <w:rPr>
+          <w:lang w:val="en-US"/>
+        </w:rPr>
+        <w:t>Bước 7 (Nghiệm thu): SM kiểm đếm số lượng và chất lượng nguyên liệu. Đủ &amp; Chuẩn</w:t>
+      </w:r>
+      <w:r>
+        <w:rPr>
+          <w:lang w:val="en-US"/>
+        </w:rPr>
+        <w:t xml:space="preserve"> </w:t>
+      </w:r>
+      <w:r>
+        <w:rPr>
+          <w:lang w:val="en-US"/>
+        </w:rPr>
+        <w:t>-&gt; Nhập kho cửa hàng; Thiếu/Hỏng -&gt; Lập biên bản đền bù.</w:t>
       </w:r>
     </w:p>
     <w:p>
@@ -7531,7 +9960,7 @@
         <w:rPr>
           <w:lang w:val="en-US"/>
         </w:rPr>
-        <w:t>Ban Giám đốc &amp; Cổ đông Tập đoàn</w:t>
+        <w:t>Toàn bộ Mạng lưới Cửa hàng Phúc</w:t>
       </w:r>
       <w:r>
         <w:rPr>
@@ -7543,7 +9972,7 @@
         <w:rPr>
           <w:lang w:val="en-US"/>
         </w:rPr>
-        <w:t>Masan (Khách hàng Nội bộ) - Nhận nguồn lực ngân sách tối ưu, kiểm soát dòng tiền</w:t>
+        <w:t>Long (Khách hàng Nội bộ) - Nhận đầy đủ, kịp thời nguyên liệu trà/cà phê tươi đạt</w:t>
       </w:r>
       <w:r>
         <w:rPr>
@@ -7552,7 +9981,10 @@
         <w:t xml:space="preserve"> </w:t>
       </w:r>
       <w:r>
-        <w:t>vận hành và báo cáo tài chính minh bạch.</w:t>
+        <w:rPr>
+          <w:lang w:val="en-US"/>
+        </w:rPr>
+        <w:t>chuẩn chất lượng FIFO để phục vụ bán hàng.</w:t>
       </w:r>
     </w:p>
     <w:p>
@@ -7571,61 +10003,27 @@
         <w:pStyle w:val="LBody"/>
       </w:pPr>
       <w:r>
-        <w:t>Trường hợp thành công: Ngân sách phân bổ hợp lý, chi phí vận hành nằm trong hạn</w:t>
+        <w:t>Trường hợp thành công: Nguyên liệu nhập kho đầy đủ, đạt chuẩn 100% QC, đảm bảo</w:t>
       </w:r>
       <w:r>
         <w:t xml:space="preserve"> </w:t>
       </w:r>
       <w:r>
-        <w:t>mức phê duyệt, tối ưu chỉ số lợi nhuận EBITDA.</w:t>
-      </w:r>
-    </w:p>
-    <w:p>
-      <w:pPr>
-        <w:pStyle w:val="LBody"/>
-      </w:pPr>
-      <w:r>
-        <w:t>Trường hợp thất bại/rủi ro: Vượt hạn mức ngân sách do phát sinh chi phí đột xuất,</w:t>
+        <w:t>cửa hàng không bị đứt gãy nguồn cung.</w:t>
+      </w:r>
+    </w:p>
+    <w:p>
+      <w:pPr>
+        <w:pStyle w:val="LBody"/>
+      </w:pPr>
+      <w:r>
+        <w:t>Trường hợp thất bại/rủi ro: Nguyên liệu bị dập hỏng trên đường vận chuyển phải lập</w:t>
       </w:r>
       <w:r>
         <w:t xml:space="preserve"> </w:t>
       </w:r>
       <w:r>
-        <w:t>dòng tiền bị nghẽn buộc phải điều chỉnh ngân sách giữa năm.</w:t>
-      </w:r>
-    </w:p>
-    <w:p>
-      <w:pPr>
-        <w:spacing w:before="0" w:after="200" w:line="276" w:lineRule="auto"/>
-        <w:rPr>
-          <w:lang w:val="en-US"/>
-        </w:rPr>
-      </w:pPr>
-      <w:r>
-        <w:br w:type="page"/>
-      </w:r>
-    </w:p>
-    <w:p>
-      <w:pPr>
-        <w:pStyle w:val="Heading2"/>
-        <w:rPr>
-          <w:lang w:val="en-US"/>
-        </w:rPr>
-      </w:pPr>
-      <w:bookmarkStart w:id="16" w:name="_Toc236522143"/>
-      <w:r>
-        <w:rPr>
-          <w:lang w:val="en-US"/>
-        </w:rPr>
-        <w:lastRenderedPageBreak/>
-        <w:t>Quy trình cốt lõi</w:t>
-      </w:r>
-      <w:bookmarkEnd w:id="16"/>
-      <w:r>
-        <w:rPr>
-          <w:lang w:val="en-US"/>
-        </w:rPr>
-        <w:t xml:space="preserve"> </w:t>
+        <w:t>biên bản đền bù và giao bổ sung hỏa tốc.</w:t>
       </w:r>
     </w:p>
     <w:p>
@@ -7635,2313 +10033,11 @@
           <w:lang w:val="en-US"/>
         </w:rPr>
       </w:pPr>
-      <w:bookmarkStart w:id="17" w:name="_Toc236522144"/>
-      <w:r>
-        <w:t>Quy trình Pha chế và phục vụ đồ uống</w:t>
-      </w:r>
-      <w:bookmarkEnd w:id="17"/>
-      <w:r>
-        <w:t xml:space="preserve"> </w:t>
-      </w:r>
-    </w:p>
-    <w:p>
-      <w:pPr>
-        <w:pStyle w:val="Heading4"/>
-        <w:rPr>
-          <w:lang w:val="en-US"/>
-        </w:rPr>
-      </w:pPr>
-      <w:r>
-        <w:t>Tác nhân tham</w:t>
-      </w:r>
-      <w:r>
-        <w:rPr>
-          <w:lang w:val="en-US"/>
-        </w:rPr>
-        <w:t xml:space="preserve"> gia</w:t>
-      </w:r>
-      <w:r>
-        <w:t xml:space="preserve"> </w:t>
-      </w:r>
-      <w:r>
-        <w:rPr>
-          <w:lang w:val="en-US"/>
-        </w:rPr>
-        <w:t>quy trình</w:t>
-      </w:r>
-    </w:p>
-    <w:p>
-      <w:pPr>
-        <w:pStyle w:val="LGachDauDong"/>
-      </w:pPr>
-      <w:r>
-        <w:t xml:space="preserve">Khách hàng; Thu ngân (Cashier); </w:t>
-      </w:r>
-    </w:p>
-    <w:p>
-      <w:pPr>
-        <w:pStyle w:val="LGachDauDong"/>
-        <w:ind w:left="1434" w:hanging="357"/>
-      </w:pPr>
-      <w:r>
-        <w:t xml:space="preserve">Hệ thống POS &amp; Server; </w:t>
-      </w:r>
-    </w:p>
-    <w:p>
-      <w:pPr>
-        <w:pStyle w:val="LGachDauDong"/>
-        <w:ind w:left="1434" w:hanging="357"/>
-      </w:pPr>
-      <w:r>
-        <w:t xml:space="preserve">Nhân viên Pha chế (Barista); </w:t>
-      </w:r>
-    </w:p>
-    <w:p>
-      <w:pPr>
-        <w:pStyle w:val="LGachDauDong"/>
-        <w:ind w:left="1434" w:hanging="357"/>
-      </w:pPr>
-      <w:r>
-        <w:t>Nhân viên Phục vụ / Shipper App.</w:t>
-      </w:r>
-    </w:p>
-    <w:p>
-      <w:pPr>
-        <w:pStyle w:val="Heading4"/>
-        <w:rPr>
-          <w:lang w:val="en-US"/>
-        </w:rPr>
-      </w:pPr>
-      <w:r>
-        <w:t>Mô tả quy trình</w:t>
-      </w:r>
-    </w:p>
-    <w:p>
-      <w:pPr>
-        <w:pStyle w:val="LBody"/>
-        <w:rPr>
-          <w:lang w:val="en-US"/>
-        </w:rPr>
-      </w:pPr>
-      <w:r>
-        <w:rPr>
-          <w:lang w:val="en-US"/>
-        </w:rPr>
-        <w:t>Bước 1 (Kích hoạt): Khách hàng phát sinh nhu cầu mua đồ uống.</w:t>
-      </w:r>
-    </w:p>
-    <w:p>
-      <w:pPr>
-        <w:pStyle w:val="LBody"/>
-        <w:rPr>
-          <w:lang w:val="en-US"/>
-        </w:rPr>
-      </w:pPr>
-      <w:r>
-        <w:rPr>
-          <w:lang w:val="en-US"/>
-        </w:rPr>
-        <w:t>Bước 2 (Phân loại kênh): Phân loại đơn mua trực tiếp tại quầy hoặc đặt trực</w:t>
-      </w:r>
-      <w:r>
-        <w:rPr>
-          <w:lang w:val="en-US"/>
-        </w:rPr>
-        <w:t xml:space="preserve"> </w:t>
-      </w:r>
-      <w:r>
-        <w:rPr>
-          <w:lang w:val="en-US"/>
-        </w:rPr>
-        <w:t>tuyến</w:t>
-      </w:r>
-      <w:r>
-        <w:rPr>
-          <w:lang w:val="en-US"/>
-        </w:rPr>
-        <w:t xml:space="preserve"> </w:t>
-      </w:r>
-      <w:r>
-        <w:rPr>
-          <w:lang w:val="en-US"/>
-        </w:rPr>
-        <w:t>qua App.</w:t>
-      </w:r>
-    </w:p>
-    <w:p>
-      <w:pPr>
-        <w:pStyle w:val="LBody"/>
-        <w:rPr>
-          <w:lang w:val="en-US"/>
-        </w:rPr>
-      </w:pPr>
-      <w:r>
-        <w:rPr>
-          <w:lang w:val="en-US"/>
-        </w:rPr>
-        <w:t>Bước 3a (Tại quầy): Thu ngân tiếp nhận order, hỏi thông tin khẩu vị và thực hiện</w:t>
-      </w:r>
-      <w:r>
-        <w:rPr>
-          <w:lang w:val="en-US"/>
-        </w:rPr>
-        <w:t xml:space="preserve"> </w:t>
-      </w:r>
-      <w:r>
-        <w:rPr>
-          <w:lang w:val="en-US"/>
-        </w:rPr>
-        <w:t>thanh toán.</w:t>
-      </w:r>
-    </w:p>
-    <w:p>
-      <w:pPr>
-        <w:pStyle w:val="LBody"/>
-        <w:rPr>
-          <w:lang w:val="en-US"/>
-        </w:rPr>
-      </w:pPr>
-      <w:r>
-        <w:rPr>
-          <w:lang w:val="en-US"/>
-        </w:rPr>
-        <w:t>Bước 3b (Thành viên CRM): Thu ngân hỏi thẻ thành viên. Nếu có -&gt; Quét QR tích</w:t>
-      </w:r>
-      <w:r>
-        <w:rPr>
-          <w:lang w:val="en-US"/>
-        </w:rPr>
-        <w:t xml:space="preserve"> </w:t>
-      </w:r>
-      <w:r>
-        <w:rPr>
-          <w:lang w:val="en-US"/>
-        </w:rPr>
-        <w:t>điểm Zalo Rewards ( DS_CRM ); Nếu chưa -&gt; Mời đăng ký ứng dụng.</w:t>
-      </w:r>
-    </w:p>
-    <w:p>
-      <w:pPr>
-        <w:pStyle w:val="LBody"/>
-        <w:rPr>
-          <w:lang w:val="en-US"/>
-        </w:rPr>
-      </w:pPr>
-      <w:r>
-        <w:rPr>
-          <w:lang w:val="en-US"/>
-        </w:rPr>
-        <w:t>Bước 4 (Đơn Online): Hệ thống POS tự động tiếp nhận đơn giao hàng từ</w:t>
-      </w:r>
-      <w:r>
-        <w:rPr>
-          <w:lang w:val="en-US"/>
-        </w:rPr>
-        <w:t xml:space="preserve"> </w:t>
-      </w:r>
-      <w:r>
-        <w:rPr>
-          <w:lang w:val="en-US"/>
-        </w:rPr>
-        <w:t>GrabFood/ShopeeFood.</w:t>
-      </w:r>
-    </w:p>
-    <w:p>
-      <w:pPr>
-        <w:pStyle w:val="LBody"/>
-        <w:rPr>
-          <w:lang w:val="en-US"/>
-        </w:rPr>
-      </w:pPr>
-      <w:r>
-        <w:rPr>
-          <w:lang w:val="en-US"/>
-        </w:rPr>
-        <w:t>Bước 5 (Phân luồng song song): POS đồng thời in Order Ticket tại quầy Barista theo</w:t>
-      </w:r>
-      <w:r>
-        <w:rPr>
-          <w:lang w:val="en-US"/>
-        </w:rPr>
-        <w:t xml:space="preserve"> </w:t>
-      </w:r>
-      <w:r>
-        <w:rPr>
-          <w:lang w:val="en-US"/>
-        </w:rPr>
-        <w:t>thứ tự FIFO và gửi thông báo chuẩn bị bánh/topping phụ kèm.</w:t>
-      </w:r>
-    </w:p>
-    <w:p>
-      <w:pPr>
-        <w:pStyle w:val="LBody"/>
-        <w:rPr>
-          <w:lang w:val="en-US"/>
-        </w:rPr>
-      </w:pPr>
-      <w:r>
-        <w:rPr>
-          <w:lang w:val="en-US"/>
-        </w:rPr>
-        <w:t>Bước 6 (Pha chế đồ uống): Barista nhận ticket, phân loại dòng sản phẩm: Dòng Trà (ủ</w:t>
-      </w:r>
-      <w:r>
-        <w:rPr>
-          <w:lang w:val="en-US"/>
-        </w:rPr>
-        <w:t xml:space="preserve"> </w:t>
-      </w:r>
-      <w:r>
-        <w:rPr>
-          <w:lang w:val="en-US"/>
-        </w:rPr>
-        <w:t>trà lá Bảo Lộc truyền thống) hoặc Dòng Cà phê (chiết xuất Espresso Hot-air).</w:t>
-      </w:r>
-    </w:p>
-    <w:p>
-      <w:pPr>
-        <w:pStyle w:val="LBody"/>
-        <w:rPr>
-          <w:lang w:val="en-US"/>
-        </w:rPr>
-      </w:pPr>
-      <w:r>
-        <w:rPr>
-          <w:lang w:val="en-US"/>
-        </w:rPr>
-        <w:t>Bước 7 (Kiểm tra QC): Barista dán tem nhãn, kiểm tra ngoại quan ly nước, độ đậm vị</w:t>
-      </w:r>
-      <w:r>
-        <w:rPr>
-          <w:lang w:val="en-US"/>
-        </w:rPr>
-        <w:t xml:space="preserve"> </w:t>
-      </w:r>
-      <w:r>
-        <w:rPr>
-          <w:lang w:val="en-US"/>
-        </w:rPr>
-        <w:t>và định lượng theo checklist QC.</w:t>
-      </w:r>
-    </w:p>
-    <w:p>
-      <w:pPr>
-        <w:pStyle w:val="LBody"/>
-        <w:rPr>
-          <w:lang w:val="en-US"/>
-        </w:rPr>
-      </w:pPr>
-      <w:r>
-        <w:rPr>
-          <w:lang w:val="en-US"/>
-        </w:rPr>
-        <w:lastRenderedPageBreak/>
-        <w:t>Bước 8 (Xử lý lỗi): Nếu ly nước bị hỏng/làm sai -&gt; Barista hủy ly hỏng và pha chế lại</w:t>
-      </w:r>
-      <w:r>
-        <w:rPr>
-          <w:lang w:val="en-US"/>
-        </w:rPr>
-        <w:t xml:space="preserve"> </w:t>
-      </w:r>
-      <w:r>
-        <w:rPr>
-          <w:lang w:val="en-US"/>
-        </w:rPr>
-        <w:t>từ đầu; Nếu đạt -&gt; Chuyển sang khâu phục vụ.</w:t>
-      </w:r>
-    </w:p>
-    <w:p>
-      <w:pPr>
-        <w:pStyle w:val="LBody"/>
-        <w:rPr>
-          <w:lang w:val="en-US"/>
-        </w:rPr>
-      </w:pPr>
-      <w:r>
-        <w:rPr>
-          <w:lang w:val="en-US"/>
-        </w:rPr>
-        <w:t>Bước 9 (Bàn giao): Phục vụ tại quầy gọi số thẻ bốc dán / Shipper nhận túi đồ uống</w:t>
-      </w:r>
-      <w:r>
-        <w:rPr>
-          <w:lang w:val="en-US"/>
-        </w:rPr>
-        <w:t xml:space="preserve"> </w:t>
-      </w:r>
-      <w:r>
-        <w:rPr>
-          <w:lang w:val="en-US"/>
-        </w:rPr>
-        <w:t>niêm phong vận chuyển cho khách.</w:t>
-      </w:r>
-    </w:p>
-    <w:p>
-      <w:pPr>
-        <w:pStyle w:val="Heading4"/>
-        <w:rPr>
-          <w:lang w:val="en-US"/>
-        </w:rPr>
-      </w:pPr>
-      <w:r>
-        <w:rPr>
-          <w:lang w:val="en-US"/>
-        </w:rPr>
-        <w:t>Đối tượng khách hàng</w:t>
-      </w:r>
-    </w:p>
-    <w:p>
-      <w:pPr>
-        <w:pStyle w:val="LBody"/>
-      </w:pPr>
-      <w:r>
-        <w:t>Khách hàng mua đồ uống tại quầy &amp;</w:t>
-      </w:r>
-      <w:r>
-        <w:t xml:space="preserve"> </w:t>
-      </w:r>
-      <w:r>
-        <w:t>Khách đặt Delivery (Khách hàng Bên ngoài) - Nhận ly đồ uống đậm vị chuẩn công</w:t>
-      </w:r>
-      <w:r>
-        <w:t xml:space="preserve"> </w:t>
-      </w:r>
-      <w:r>
-        <w:t>thức, đúng định lượng, phục vụ nhanh chóng và an toàn.</w:t>
-      </w:r>
-    </w:p>
-    <w:p>
-      <w:pPr>
-        <w:pStyle w:val="Heading4"/>
-        <w:rPr>
-          <w:lang w:val="en-US"/>
-        </w:rPr>
-      </w:pPr>
-      <w:r>
-        <w:t>Kết quả có thể xảy ra của quy trình</w:t>
-      </w:r>
-    </w:p>
-    <w:p>
-      <w:pPr>
-        <w:pStyle w:val="LBody"/>
-      </w:pPr>
-      <w:r>
-        <w:rPr>
-          <w:i/>
-          <w:iCs/>
-        </w:rPr>
-        <w:t>Trường hợp thành công</w:t>
-      </w:r>
-      <w:r>
-        <w:t>: Đồ uống chuẩn vị, dán tem nhãn chính xác, bàn</w:t>
-      </w:r>
-      <w:r>
-        <w:t xml:space="preserve"> </w:t>
-      </w:r>
-      <w:r>
-        <w:t>giao cho</w:t>
-      </w:r>
-      <w:r>
-        <w:t xml:space="preserve"> </w:t>
-      </w:r>
-      <w:r>
-        <w:t>khách trong vòng &lt; 5 phút.</w:t>
-      </w:r>
-      <w:r>
-        <w:t xml:space="preserve"> </w:t>
-      </w:r>
-    </w:p>
-    <w:p>
-      <w:pPr>
-        <w:pStyle w:val="LBody"/>
-      </w:pPr>
-      <w:r>
-        <w:rPr>
-          <w:i/>
-          <w:iCs/>
-        </w:rPr>
-        <w:t>Trường hợp thất bại/rủi ro</w:t>
-      </w:r>
-      <w:r>
-        <w:t>: Pha chế sai công thức phải hủy ly làm lại, gây trễ</w:t>
-      </w:r>
-      <w:r>
-        <w:t xml:space="preserve"> </w:t>
-      </w:r>
-      <w:r>
-        <w:t>đơn</w:t>
-      </w:r>
-      <w:r>
-        <w:t xml:space="preserve"> </w:t>
-      </w:r>
-      <w:r>
-        <w:t>hàng giờ cao điểm.</w:t>
-      </w:r>
-    </w:p>
-    <w:p>
-      <w:pPr>
-        <w:pStyle w:val="Heading3"/>
-        <w:rPr>
-          <w:lang w:val="en-US"/>
-        </w:rPr>
-      </w:pPr>
-      <w:bookmarkStart w:id="18" w:name="_Toc236522145"/>
-      <w:r>
-        <w:rPr>
-          <w:lang w:val="en-US"/>
-        </w:rPr>
-        <w:t>Quy trình Vận hành chuỗi cửa hàng</w:t>
-      </w:r>
-      <w:bookmarkEnd w:id="18"/>
-    </w:p>
-    <w:p>
-      <w:pPr>
-        <w:pStyle w:val="Heading4"/>
-        <w:rPr>
-          <w:lang w:val="en-US"/>
-        </w:rPr>
-      </w:pPr>
-      <w:r>
-        <w:t>Tác nhân tham</w:t>
-      </w:r>
-      <w:r>
-        <w:rPr>
-          <w:lang w:val="en-US"/>
-        </w:rPr>
-        <w:t xml:space="preserve"> gia</w:t>
-      </w:r>
-      <w:r>
-        <w:t xml:space="preserve"> </w:t>
-      </w:r>
-      <w:r>
-        <w:rPr>
-          <w:lang w:val="en-US"/>
-        </w:rPr>
-        <w:t>quy trình</w:t>
-      </w:r>
-    </w:p>
-    <w:p>
-      <w:pPr>
-        <w:pStyle w:val="LGachDauDong"/>
-      </w:pPr>
-      <w:r>
-        <w:t xml:space="preserve">Ban Điều hành (CEO/COO); </w:t>
-      </w:r>
-    </w:p>
-    <w:p>
-      <w:pPr>
-        <w:pStyle w:val="LGachDauDong"/>
-      </w:pPr>
-      <w:r>
-        <w:t xml:space="preserve">Quản lý Khu vực (AM); </w:t>
-      </w:r>
-    </w:p>
-    <w:p>
-      <w:pPr>
-        <w:pStyle w:val="LGachDauDong"/>
-      </w:pPr>
-      <w:r>
-        <w:t>Quản lý Cửa hàng (</w:t>
-      </w:r>
-      <w:r>
-        <w:t>SM</w:t>
-      </w:r>
-      <w:r>
-        <w:t xml:space="preserve">); </w:t>
-      </w:r>
-    </w:p>
-    <w:p>
-      <w:pPr>
-        <w:pStyle w:val="LGachDauDong"/>
-      </w:pPr>
-      <w:r>
-        <w:t xml:space="preserve">Thu ngân; Barista; </w:t>
-      </w:r>
-    </w:p>
-    <w:p>
-      <w:pPr>
-        <w:pStyle w:val="LGachDauDong"/>
-      </w:pPr>
-      <w:r>
-        <w:t>Bộ phận Logistics/Kho.</w:t>
-      </w:r>
-    </w:p>
-    <w:p>
-      <w:pPr>
-        <w:pStyle w:val="Heading4"/>
-        <w:rPr>
-          <w:lang w:val="en-US"/>
-        </w:rPr>
-      </w:pPr>
-      <w:r>
-        <w:t>Mô tả quy trình</w:t>
-      </w:r>
-    </w:p>
-    <w:p>
-      <w:pPr>
-        <w:pStyle w:val="LBody"/>
-        <w:rPr>
-          <w:lang w:val="en-US"/>
-        </w:rPr>
-      </w:pPr>
-      <w:r>
-        <w:rPr>
-          <w:lang w:val="en-US"/>
-        </w:rPr>
-        <w:t>Bước 1 (Mở ca): SM và nhân viên mở ca làm việc tại điểm bán (Flagship hoặc Kiosk</w:t>
-      </w:r>
-      <w:r>
-        <w:rPr>
-          <w:lang w:val="en-US"/>
-        </w:rPr>
-        <w:t xml:space="preserve"> </w:t>
-      </w:r>
-      <w:r>
-        <w:rPr>
-          <w:lang w:val="en-US"/>
-        </w:rPr>
-        <w:t>WinMart+).</w:t>
-      </w:r>
-    </w:p>
-    <w:p>
-      <w:pPr>
-        <w:pStyle w:val="LBody"/>
-        <w:rPr>
-          <w:lang w:val="en-US"/>
-        </w:rPr>
-      </w:pPr>
-      <w:r>
-        <w:rPr>
-          <w:lang w:val="en-US"/>
-        </w:rPr>
-        <w:lastRenderedPageBreak/>
-        <w:t>Bước 2 (Kiểm tra đầu ca): Thực hiện song song kiểm tra vệ sinh/test máy</w:t>
-      </w:r>
-      <w:r>
-        <w:rPr>
-          <w:lang w:val="en-US"/>
-        </w:rPr>
-        <w:t xml:space="preserve"> </w:t>
-      </w:r>
-      <w:r>
-        <w:rPr>
-          <w:lang w:val="en-US"/>
-        </w:rPr>
-        <w:t>pha cà phê</w:t>
-      </w:r>
-      <w:r>
-        <w:rPr>
-          <w:lang w:val="en-US"/>
-        </w:rPr>
-        <w:t xml:space="preserve"> </w:t>
-      </w:r>
-      <w:r>
-        <w:rPr>
-          <w:lang w:val="en-US"/>
-        </w:rPr>
-        <w:t>và kiểm kê tồn kho nguyên liệu đầu ca.Bước 3 (Vận hành ca): Thực hiện phục vụ bán hàng và duy trì vệ sinh không gian cửa</w:t>
-      </w:r>
-      <w:r>
-        <w:rPr>
-          <w:lang w:val="en-US"/>
-        </w:rPr>
-        <w:t xml:space="preserve"> </w:t>
-      </w:r>
-      <w:r>
-        <w:rPr>
-          <w:lang w:val="en-US"/>
-        </w:rPr>
-        <w:t>hàng liên tục trong ca.</w:t>
-      </w:r>
-    </w:p>
-    <w:p>
-      <w:pPr>
-        <w:pStyle w:val="LBody"/>
-        <w:rPr>
-          <w:lang w:val="en-US"/>
-        </w:rPr>
-      </w:pPr>
-      <w:r>
-        <w:rPr>
-          <w:lang w:val="en-US"/>
-        </w:rPr>
-        <w:t>Bước 4 (Cảnh báo tồn kho): Kiểm tra tồn kho nguyên liệu. Nếu dưới định mức an toàn</w:t>
-      </w:r>
-      <w:r>
-        <w:rPr>
-          <w:lang w:val="en-US"/>
-        </w:rPr>
-        <w:t xml:space="preserve"> </w:t>
-      </w:r>
-      <w:r>
-        <w:rPr>
-          <w:lang w:val="en-US"/>
-        </w:rPr>
-        <w:t>-&gt; Đặt hàng khẩn trên POS để Kho trung tâm điều xe giao chuyến</w:t>
-      </w:r>
-      <w:r>
-        <w:rPr>
-          <w:lang w:val="en-US"/>
-        </w:rPr>
-        <w:t xml:space="preserve"> </w:t>
-      </w:r>
-      <w:r>
-        <w:rPr>
-          <w:lang w:val="en-US"/>
-        </w:rPr>
-        <w:t>đêm.</w:t>
-      </w:r>
-    </w:p>
-    <w:p>
-      <w:pPr>
-        <w:pStyle w:val="LBody"/>
-        <w:rPr>
-          <w:lang w:val="en-US"/>
-        </w:rPr>
-      </w:pPr>
-      <w:r>
-        <w:rPr>
-          <w:lang w:val="en-US"/>
-        </w:rPr>
-        <w:t>Bước 5 (Kết toán chốt ca): Cuối ca, thực hiện song song xuất báo cáo bán</w:t>
-      </w:r>
-      <w:r>
-        <w:rPr>
-          <w:lang w:val="en-US"/>
-        </w:rPr>
-        <w:t xml:space="preserve"> </w:t>
-      </w:r>
-      <w:r>
-        <w:rPr>
-          <w:lang w:val="en-US"/>
-        </w:rPr>
-        <w:t>hàng từ</w:t>
-      </w:r>
-      <w:r>
-        <w:rPr>
-          <w:lang w:val="en-US"/>
-        </w:rPr>
-        <w:t xml:space="preserve"> </w:t>
-      </w:r>
-      <w:r>
-        <w:rPr>
-          <w:lang w:val="en-US"/>
-        </w:rPr>
-        <w:t>POS ( DS_POS_INV ) và kiểm đếm tiền mặt tại két.</w:t>
-      </w:r>
-    </w:p>
-    <w:p>
-      <w:pPr>
-        <w:pStyle w:val="LBody"/>
-        <w:rPr>
-          <w:lang w:val="en-US"/>
-        </w:rPr>
-      </w:pPr>
-      <w:r>
-        <w:rPr>
-          <w:lang w:val="en-US"/>
-        </w:rPr>
-        <w:t>Bước 6 (Đối chiếu số liệu): Đối chiếu tiền két thực tế với báo cáo POS. Nếu</w:t>
-      </w:r>
-      <w:r>
-        <w:rPr>
-          <w:lang w:val="en-US"/>
-        </w:rPr>
-        <w:t xml:space="preserve"> </w:t>
-      </w:r>
-      <w:r>
-        <w:rPr>
-          <w:lang w:val="en-US"/>
-        </w:rPr>
-        <w:t>chênh lệch</w:t>
-      </w:r>
-      <w:r>
-        <w:rPr>
-          <w:lang w:val="en-US"/>
-        </w:rPr>
-        <w:t xml:space="preserve"> </w:t>
-      </w:r>
-      <w:r>
-        <w:rPr>
-          <w:lang w:val="en-US"/>
-        </w:rPr>
-        <w:t>-&gt; SM lập biên bản giải trình nguyên nhân; Nếu khớp -&gt; Hợp luồng chốt ca.</w:t>
-      </w:r>
-    </w:p>
-    <w:p>
-      <w:pPr>
-        <w:pStyle w:val="LBody"/>
-        <w:rPr>
-          <w:lang w:val="en-US"/>
-        </w:rPr>
-      </w:pPr>
-      <w:r>
-        <w:rPr>
-          <w:lang w:val="en-US"/>
-        </w:rPr>
-        <w:t>Bước 7 (Đồng bộ BI): Tự động đồng bộ báo cáo doanh thu và tồn kho ngày lên</w:t>
-      </w:r>
-      <w:r>
-        <w:rPr>
-          <w:lang w:val="en-US"/>
-        </w:rPr>
-        <w:t xml:space="preserve"> </w:t>
-      </w:r>
-      <w:r>
-        <w:rPr>
-          <w:lang w:val="en-US"/>
-        </w:rPr>
-        <w:t>Dashboard BI Masan.</w:t>
-      </w:r>
-    </w:p>
-    <w:p>
-      <w:pPr>
-        <w:pStyle w:val="LBody"/>
-        <w:rPr>
-          <w:lang w:val="en-US"/>
-        </w:rPr>
-      </w:pPr>
-      <w:r>
-        <w:rPr>
-          <w:lang w:val="en-US"/>
-        </w:rPr>
-        <w:t>Bước 8 (Đánh giá hạ tầng): AM rà soát cơ sở vật chất. Nếu xuống cấp -&gt; COO duyệt</w:t>
-      </w:r>
-      <w:r>
-        <w:rPr>
-          <w:lang w:val="en-US"/>
-        </w:rPr>
-        <w:t xml:space="preserve"> </w:t>
-      </w:r>
-      <w:r>
-        <w:rPr>
-          <w:lang w:val="en-US"/>
-        </w:rPr>
-        <w:t>ngân sách cải tạo (Refurbishment); Nếu đạt -&gt; Kết thúc ca vận hành.</w:t>
-      </w:r>
-    </w:p>
-    <w:p>
-      <w:pPr>
-        <w:pStyle w:val="Heading4"/>
-        <w:rPr>
-          <w:lang w:val="en-US"/>
-        </w:rPr>
-      </w:pPr>
-      <w:r>
-        <w:rPr>
-          <w:lang w:val="en-US"/>
-        </w:rPr>
-        <w:t>Đối tượng khách hàng</w:t>
-      </w:r>
-    </w:p>
-    <w:p>
-      <w:pPr>
-        <w:pStyle w:val="LBody"/>
-        <w:rPr>
-          <w:lang w:val="en-US"/>
-        </w:rPr>
-      </w:pPr>
-      <w:r>
-        <w:rPr>
-          <w:lang w:val="en-US"/>
-        </w:rPr>
-        <w:t>Khách hàng trải nghiệm tại cửa hàng</w:t>
-      </w:r>
-      <w:r>
-        <w:rPr>
-          <w:lang w:val="en-US"/>
-        </w:rPr>
-        <w:t xml:space="preserve"> </w:t>
-      </w:r>
-      <w:r>
-        <w:rPr>
-          <w:lang w:val="en-US"/>
-        </w:rPr>
-        <w:t>(Khách hàng Bên ngoài) - Được phục vụ trong không gian sạch sẽ, máy móc mượt mà,</w:t>
-      </w:r>
-      <w:r>
-        <w:rPr>
-          <w:lang w:val="en-US"/>
-        </w:rPr>
-        <w:t xml:space="preserve"> </w:t>
-      </w:r>
-      <w:r>
-        <w:rPr>
-          <w:lang w:val="en-US"/>
-        </w:rPr>
-        <w:t>hạ tầng sẵn sàng 100%.</w:t>
-      </w:r>
-    </w:p>
-    <w:p>
-      <w:pPr>
-        <w:pStyle w:val="Heading4"/>
-        <w:rPr>
-          <w:lang w:val="en-US"/>
-        </w:rPr>
-      </w:pPr>
-      <w:r>
-        <w:t>Kết quả có thể xảy ra của quy trình</w:t>
-      </w:r>
-    </w:p>
-    <w:p>
-      <w:pPr>
-        <w:pStyle w:val="LBody"/>
-      </w:pPr>
-      <w:r>
-        <w:t>Trường hợp thành công: Doanh thu đối chiếu khớp 100%, tồn kho luôn đủ bán, cửa</w:t>
-      </w:r>
-      <w:r>
-        <w:t xml:space="preserve"> </w:t>
-      </w:r>
-      <w:r>
-        <w:rPr>
-          <w:lang w:val="en-US"/>
-        </w:rPr>
-        <w:t>hàng vận hành ổn định.</w:t>
-      </w:r>
-    </w:p>
-    <w:p>
-      <w:pPr>
-        <w:pStyle w:val="LBody"/>
-      </w:pPr>
-      <w:r>
-        <w:t>Trường hợp thất bại/rủi ro: Phát sinh chênh lệch tiền két hoặc hỏng máy pha gây gián</w:t>
-      </w:r>
-      <w:r>
-        <w:t xml:space="preserve"> </w:t>
-      </w:r>
-      <w:r>
-        <w:t>đoạn ca phục vụ.</w:t>
-      </w:r>
-    </w:p>
-    <w:p>
-      <w:pPr>
-        <w:pStyle w:val="Heading3"/>
-        <w:rPr>
-          <w:lang w:val="en-US"/>
-        </w:rPr>
-      </w:pPr>
-      <w:bookmarkStart w:id="19" w:name="_Toc236522146"/>
-      <w:r>
-        <w:rPr>
-          <w:lang w:val="en-US"/>
-        </w:rPr>
-        <w:t>Quy trình Chăm sóc khách hàng và Quản lý phản hồi</w:t>
-      </w:r>
-      <w:bookmarkEnd w:id="19"/>
-    </w:p>
-    <w:p>
-      <w:pPr>
-        <w:pStyle w:val="Heading4"/>
-        <w:rPr>
-          <w:lang w:val="en-US"/>
-        </w:rPr>
-      </w:pPr>
-      <w:r>
-        <w:t>Tác nhân tham</w:t>
-      </w:r>
-      <w:r>
-        <w:rPr>
-          <w:lang w:val="en-US"/>
-        </w:rPr>
-        <w:t xml:space="preserve"> gia</w:t>
-      </w:r>
-      <w:r>
-        <w:t xml:space="preserve"> </w:t>
-      </w:r>
-      <w:r>
-        <w:rPr>
-          <w:lang w:val="en-US"/>
-        </w:rPr>
-        <w:t>quy trình</w:t>
-      </w:r>
-    </w:p>
-    <w:p>
-      <w:pPr>
-        <w:pStyle w:val="LGachDauDong"/>
-      </w:pPr>
-      <w:r>
-        <w:t xml:space="preserve">Khách hàng; </w:t>
-      </w:r>
-    </w:p>
-    <w:p>
-      <w:pPr>
-        <w:pStyle w:val="LGachDauDong"/>
-      </w:pPr>
-      <w:r>
-        <w:lastRenderedPageBreak/>
-        <w:t xml:space="preserve">Bộ phận CSKH Trung tâm; </w:t>
-      </w:r>
-    </w:p>
-    <w:p>
-      <w:pPr>
-        <w:pStyle w:val="LGachDauDong"/>
-      </w:pPr>
-      <w:r>
-        <w:t xml:space="preserve">Quản lý Cửa hàng (SM); </w:t>
-      </w:r>
-    </w:p>
-    <w:p>
-      <w:pPr>
-        <w:pStyle w:val="LGachDauDong"/>
-      </w:pPr>
-      <w:r>
-        <w:t>Bộ phận Marketing/CRM.</w:t>
-      </w:r>
-    </w:p>
-    <w:p>
-      <w:pPr>
-        <w:pStyle w:val="Heading4"/>
-        <w:rPr>
-          <w:lang w:val="en-US"/>
-        </w:rPr>
-      </w:pPr>
-      <w:r>
-        <w:t>Mô tả quy trình</w:t>
-      </w:r>
-    </w:p>
-    <w:p>
-      <w:pPr>
-        <w:pStyle w:val="LBody"/>
-      </w:pPr>
-      <w:r>
-        <w:t>Bước 1 (Tiếp nhận): Tiếp nhận phản hồi/khiếu nại từ khách hàng qua Hotline</w:t>
-      </w:r>
-      <w:r>
-        <w:t xml:space="preserve"> </w:t>
-      </w:r>
-      <w:r>
-        <w:rPr>
-          <w:lang w:val="en-US"/>
-        </w:rPr>
-        <w:t>1800.6928, Zalo Mini App, Fanpage hoặc trực tiếp tại quầy.</w:t>
-      </w:r>
-    </w:p>
-    <w:p>
-      <w:pPr>
-        <w:pStyle w:val="LBody"/>
-        <w:rPr>
-          <w:lang w:val="en-US"/>
-        </w:rPr>
-      </w:pPr>
-      <w:r>
-        <w:rPr>
-          <w:lang w:val="en-US"/>
-        </w:rPr>
-        <w:t>Bước 2 (Xác minh &amp; Phân loại): CSKH xác minh thông tin giao dịch trên hệ thống</w:t>
-      </w:r>
-      <w:r>
-        <w:rPr>
-          <w:lang w:val="en-US"/>
-        </w:rPr>
-        <w:t xml:space="preserve"> </w:t>
-      </w:r>
-      <w:r>
-        <w:rPr>
-          <w:lang w:val="en-US"/>
-        </w:rPr>
-        <w:t>CRM, phân loại khiếu nại (về thái độ phục vụ, sản phẩm sai vị, hoặc lỗi thanh toán).</w:t>
-      </w:r>
-    </w:p>
-    <w:p>
-      <w:pPr>
-        <w:pStyle w:val="LBody"/>
-        <w:rPr>
-          <w:lang w:val="en-US"/>
-        </w:rPr>
-      </w:pPr>
-      <w:r>
-        <w:rPr>
-          <w:lang w:val="en-US"/>
-        </w:rPr>
-        <w:t>Bước 3 (Chuyển xử lý): CSKH tạo ticket phản hồi và chuyển cho SM cửa hàng liên</w:t>
-      </w:r>
-      <w:r>
-        <w:rPr>
-          <w:lang w:val="en-US"/>
-        </w:rPr>
-        <w:t xml:space="preserve"> </w:t>
-      </w:r>
-      <w:r>
-        <w:rPr>
-          <w:lang w:val="en-US"/>
-        </w:rPr>
-        <w:t>quan kiểm tra camera/lịch sử ca bán trong 2 giờ.</w:t>
-      </w:r>
-    </w:p>
-    <w:p>
-      <w:pPr>
-        <w:pStyle w:val="LBody"/>
-        <w:rPr>
-          <w:lang w:val="en-US"/>
-        </w:rPr>
-      </w:pPr>
-      <w:r>
-        <w:rPr>
-          <w:lang w:val="en-US"/>
-        </w:rPr>
-        <w:t>Bước 4 (Đề xuất giải pháp): SM đề xuất phương án giải quyết: Đổi trả ly nước mới, gửi</w:t>
-      </w:r>
-      <w:r>
-        <w:rPr>
-          <w:lang w:val="en-US"/>
-        </w:rPr>
-        <w:t xml:space="preserve"> </w:t>
-      </w:r>
-      <w:r>
-        <w:rPr>
-          <w:lang w:val="en-US"/>
-        </w:rPr>
-        <w:t>lời xin lỗi và phát hành Voucher đền bù trên Phúc Long Rewards.Bước 5 (Trao đổi với khách): CSKH liên hệ trực tiếp phản hồi giải pháp với khách hàng.</w:t>
-      </w:r>
-      <w:r>
-        <w:rPr>
-          <w:lang w:val="en-US"/>
-        </w:rPr>
-        <w:t xml:space="preserve"> </w:t>
-      </w:r>
-      <w:r>
-        <w:rPr>
-          <w:lang w:val="en-US"/>
-        </w:rPr>
-        <w:t>Nếu khách chưa hài lòng -&gt; SM điều chỉnh phương án.</w:t>
-      </w:r>
-    </w:p>
-    <w:p>
-      <w:pPr>
-        <w:pStyle w:val="LBody"/>
-        <w:rPr>
-          <w:lang w:val="en-US"/>
-        </w:rPr>
-      </w:pPr>
-      <w:r>
-        <w:rPr>
-          <w:lang w:val="en-US"/>
-        </w:rPr>
-        <w:t>Bước 6 (Đóng ticket &amp; Đánh giá): Khi khách hàng đồng ý, CSKH đóng ticket khiếu nại</w:t>
-      </w:r>
-      <w:r>
-        <w:rPr>
-          <w:lang w:val="en-US"/>
-        </w:rPr>
-        <w:t xml:space="preserve"> </w:t>
-      </w:r>
-      <w:r>
-        <w:rPr>
-          <w:lang w:val="en-US"/>
-        </w:rPr>
-        <w:t>và gửi khảo sát đánh giá chất lượng dịch vụ 1-5 sao.</w:t>
-      </w:r>
-    </w:p>
-    <w:p>
-      <w:pPr>
-        <w:pStyle w:val="Heading4"/>
-        <w:rPr>
-          <w:lang w:val="en-US"/>
-        </w:rPr>
-      </w:pPr>
-      <w:r>
-        <w:rPr>
-          <w:lang w:val="en-US"/>
-        </w:rPr>
-        <w:t>Đối tượng khách hàng</w:t>
-      </w:r>
-    </w:p>
-    <w:p>
-      <w:pPr>
-        <w:pStyle w:val="LBody"/>
-        <w:rPr>
-          <w:lang w:val="en-US"/>
-        </w:rPr>
-      </w:pPr>
-      <w:r>
-        <w:rPr>
-          <w:lang w:val="en-US"/>
-        </w:rPr>
-        <w:t>Khách hàng thành viên Phúc Long</w:t>
-      </w:r>
-      <w:r>
-        <w:rPr>
-          <w:lang w:val="en-US"/>
-        </w:rPr>
-        <w:t xml:space="preserve"> </w:t>
-      </w:r>
-      <w:r>
-        <w:rPr>
-          <w:lang w:val="en-US"/>
-        </w:rPr>
-        <w:t>Rewards (Khách hàng Bên ngoài) - Được giải quyết khiếu nại thỏa đáng, bảo vệ quyền</w:t>
-      </w:r>
-      <w:r>
-        <w:rPr>
-          <w:lang w:val="en-US"/>
-        </w:rPr>
-        <w:t xml:space="preserve"> </w:t>
-      </w:r>
-      <w:r>
-        <w:rPr>
-          <w:lang w:val="en-US"/>
-        </w:rPr>
-        <w:t>lợi và nhận ưu đãi cá nhân hóa.</w:t>
-      </w:r>
-    </w:p>
-    <w:p>
-      <w:pPr>
-        <w:pStyle w:val="Heading4"/>
-        <w:rPr>
-          <w:lang w:val="en-US"/>
-        </w:rPr>
-      </w:pPr>
-      <w:r>
-        <w:t>Kết quả có thể xảy ra của quy trình</w:t>
-      </w:r>
-    </w:p>
-    <w:p>
-      <w:pPr>
-        <w:pStyle w:val="LBody"/>
-      </w:pPr>
-      <w:r>
-        <w:t>Trường hợp thành công: Khiếu nại được xử lý êm đẹp trong 24 giờ, khách hàng hài</w:t>
-      </w:r>
-      <w:r>
-        <w:t xml:space="preserve"> </w:t>
-      </w:r>
-      <w:r>
-        <w:t>lòng đánh giá 5 sao và tiếp tục quay lại sử dụng dịch vụ.</w:t>
-      </w:r>
-    </w:p>
-    <w:p>
-      <w:pPr>
-        <w:pStyle w:val="LBody"/>
-      </w:pPr>
-      <w:r>
-        <w:t>Trường hợp thất bại/rủi ro: Xử lý trễ hạn hoặc thái độ không thỏa đáng khiến khách</w:t>
-      </w:r>
-      <w:r>
-        <w:t xml:space="preserve"> </w:t>
-      </w:r>
-      <w:r>
-        <w:t>hàng bức xúc đăng bài tiêu cực lên mạng xã hội.</w:t>
-      </w:r>
-    </w:p>
-    <w:p>
-      <w:pPr>
-        <w:pStyle w:val="Heading3"/>
-        <w:rPr>
-          <w:lang w:val="en-US"/>
-        </w:rPr>
-      </w:pPr>
-      <w:bookmarkStart w:id="20" w:name="_Toc236522147"/>
-      <w:r>
-        <w:lastRenderedPageBreak/>
-        <w:t>Quy trình Quản lý đơn hàng và giao hàng đa kênh</w:t>
+      <w:bookmarkStart w:id="20" w:name="_Toc236690081"/>
+      <w:r>
+        <w:t>Quy trình Bảo trì thiết bị và cơ sở vật chất</w:t>
       </w:r>
       <w:bookmarkEnd w:id="20"/>
-    </w:p>
-    <w:p>
-      <w:pPr>
-        <w:pStyle w:val="Heading4"/>
-        <w:rPr>
-          <w:lang w:val="en-US"/>
-        </w:rPr>
-      </w:pPr>
-      <w:r>
-        <w:t>Tác nhân tham</w:t>
-      </w:r>
-      <w:r>
-        <w:rPr>
-          <w:lang w:val="en-US"/>
-        </w:rPr>
-        <w:t xml:space="preserve"> gia</w:t>
-      </w:r>
-      <w:r>
-        <w:t xml:space="preserve"> </w:t>
-      </w:r>
-      <w:r>
-        <w:rPr>
-          <w:lang w:val="en-US"/>
-        </w:rPr>
-        <w:t>quy trình</w:t>
-      </w:r>
-    </w:p>
-    <w:p>
-      <w:pPr>
-        <w:pStyle w:val="LGachDauDong"/>
-      </w:pPr>
-      <w:r>
-        <w:t xml:space="preserve">Khách hàng; </w:t>
-      </w:r>
-    </w:p>
-    <w:p>
-      <w:pPr>
-        <w:pStyle w:val="LGachDauDong"/>
-        <w:rPr>
-          <w:highlight w:val="yellow"/>
-        </w:rPr>
-      </w:pPr>
-      <w:r>
-        <w:rPr>
-          <w:highlight w:val="yellow"/>
-        </w:rPr>
-        <w:t>Phần mềm Omnichannel/POS;</w:t>
-      </w:r>
-    </w:p>
-    <w:p>
-      <w:pPr>
-        <w:pStyle w:val="LGachDauDong"/>
-      </w:pPr>
-      <w:r>
-        <w:t xml:space="preserve">Thu ngân; </w:t>
-      </w:r>
-    </w:p>
-    <w:p>
-      <w:pPr>
-        <w:pStyle w:val="LGachDauDong"/>
-        <w:rPr>
-          <w:highlight w:val="yellow"/>
-        </w:rPr>
-      </w:pPr>
-      <w:r>
-        <w:rPr>
-          <w:highlight w:val="yellow"/>
-        </w:rPr>
-        <w:t xml:space="preserve">Barista; </w:t>
-      </w:r>
-    </w:p>
-    <w:p>
-      <w:pPr>
-        <w:pStyle w:val="LGachDauDong"/>
-      </w:pPr>
-      <w:r>
-        <w:t>Tài xế Giao hàng (GrabFood/ShopeeFood/Baemin).</w:t>
-      </w:r>
-    </w:p>
-    <w:p>
-      <w:pPr>
-        <w:pStyle w:val="Heading4"/>
-        <w:rPr>
-          <w:lang w:val="en-US"/>
-        </w:rPr>
-      </w:pPr>
-      <w:r>
-        <w:t>Mô tả quy trình</w:t>
-      </w:r>
-    </w:p>
-    <w:p>
-      <w:pPr>
-        <w:pStyle w:val="LBody"/>
-      </w:pPr>
-      <w:r>
-        <w:t>Bước 1 (Đặt hàng): Khách hàng đặt mua đồ uống qua Website, App Phúc Long hoặc</w:t>
-      </w:r>
-      <w:r>
-        <w:t xml:space="preserve"> </w:t>
-      </w:r>
-      <w:r>
-        <w:t>ứng dụng giao hàng thứ 3.</w:t>
-      </w:r>
-    </w:p>
-    <w:p>
-      <w:pPr>
-        <w:pStyle w:val="LBody"/>
-        <w:rPr>
-          <w:lang w:val="en-US"/>
-        </w:rPr>
-      </w:pPr>
-      <w:r>
-        <w:rPr>
-          <w:lang w:val="en-US"/>
-        </w:rPr>
-        <w:t>Bước 2 (Định tuyến đơn): Hệ thống Omnichannel tự động kiểm tra tồn kho và chuyển</w:t>
-      </w:r>
-      <w:r>
-        <w:rPr>
-          <w:lang w:val="en-US"/>
-        </w:rPr>
-        <w:t xml:space="preserve"> </w:t>
-      </w:r>
-      <w:r>
-        <w:rPr>
-          <w:lang w:val="en-US"/>
-        </w:rPr>
-        <w:t>đơn về máy POS của cửa hàng gần địa chỉ khách nhất.</w:t>
-      </w:r>
-    </w:p>
-    <w:p>
-      <w:pPr>
-        <w:pStyle w:val="LBody"/>
-        <w:rPr>
-          <w:lang w:val="en-US"/>
-        </w:rPr>
-      </w:pPr>
-      <w:r>
-        <w:rPr>
-          <w:lang w:val="en-US"/>
-        </w:rPr>
-        <w:t>Bước 3 (Duyệt đơn &amp; In ticket): Thu ngân duyệt đơn, máy POS tự động in tem nhãn</w:t>
-      </w:r>
-      <w:r>
-        <w:rPr>
-          <w:lang w:val="en-US"/>
-        </w:rPr>
-        <w:t xml:space="preserve"> </w:t>
-      </w:r>
-      <w:r>
-        <w:rPr>
-          <w:lang w:val="en-US"/>
-        </w:rPr>
-        <w:t>dán ly và lệnh chế biến sang quầy Barista.</w:t>
-      </w:r>
-    </w:p>
-    <w:p>
-      <w:pPr>
-        <w:pStyle w:val="LBody"/>
-        <w:rPr>
-          <w:lang w:val="en-US"/>
-        </w:rPr>
-      </w:pPr>
-      <w:r>
-        <w:rPr>
-          <w:lang w:val="en-US"/>
-        </w:rPr>
-        <w:t>Bước 4 (Pha chế &amp; Đóng gói): Barista pha chế đồ uống theo chuẩn công thức, đóng</w:t>
-      </w:r>
-      <w:r>
-        <w:rPr>
-          <w:lang w:val="en-US"/>
-        </w:rPr>
-        <w:t xml:space="preserve"> </w:t>
-      </w:r>
-      <w:r>
-        <w:rPr>
-          <w:lang w:val="en-US"/>
-        </w:rPr>
-        <w:t>nắp và dán tem niêm phong chống rò rỉ.</w:t>
-      </w:r>
-    </w:p>
-    <w:p>
-      <w:pPr>
-        <w:pStyle w:val="LBody"/>
-        <w:rPr>
-          <w:lang w:val="en-US"/>
-        </w:rPr>
-      </w:pPr>
-      <w:r>
-        <w:rPr>
-          <w:lang w:val="en-US"/>
-        </w:rPr>
-        <w:t>Bước 5 (Bàn giao tài xế): Bàn giao túi đồ uống đã đóng gói cho tài xế giao hàng đã</w:t>
-      </w:r>
-      <w:r>
-        <w:rPr>
-          <w:lang w:val="en-US"/>
-        </w:rPr>
-        <w:t xml:space="preserve"> t</w:t>
-      </w:r>
-      <w:r>
-        <w:rPr>
-          <w:lang w:val="en-US"/>
-        </w:rPr>
-        <w:t>ới quầy chờ.</w:t>
-      </w:r>
-    </w:p>
-    <w:p>
-      <w:pPr>
-        <w:pStyle w:val="LBody"/>
-        <w:rPr>
-          <w:lang w:val="en-US"/>
-        </w:rPr>
-      </w:pPr>
-      <w:r>
-        <w:rPr>
-          <w:lang w:val="en-US"/>
-        </w:rPr>
-        <w:t>Bước 6 (Giao hàng &amp; Xác nhận): Tài xế vận chuyển đồ uống đến tay khách hàng, thu</w:t>
-      </w:r>
-      <w:r>
-        <w:rPr>
-          <w:lang w:val="en-US"/>
-        </w:rPr>
-        <w:t xml:space="preserve"> </w:t>
-      </w:r>
-      <w:r>
-        <w:rPr>
-          <w:lang w:val="en-US"/>
-        </w:rPr>
-        <w:t>tiền (nếu COD) và xác nhận đơn hoàn thành trên hệ thống.</w:t>
-      </w:r>
-    </w:p>
-    <w:p>
-      <w:pPr>
-        <w:pStyle w:val="Heading4"/>
-        <w:rPr>
-          <w:lang w:val="en-US"/>
-        </w:rPr>
-      </w:pPr>
-      <w:r>
-        <w:rPr>
-          <w:lang w:val="en-US"/>
-        </w:rPr>
-        <w:t>Đối tượng khách hàng</w:t>
-      </w:r>
-    </w:p>
-    <w:p>
-      <w:pPr>
-        <w:pStyle w:val="LBody"/>
-      </w:pPr>
-      <w:r>
-        <w:t>Khách hàng đặt mua qua App di</w:t>
-      </w:r>
-      <w:r>
-        <w:t xml:space="preserve"> </w:t>
-      </w:r>
-      <w:r>
-        <w:t>động &amp; App thứ 3 (Khách hàng Bên ngoài) - Nhận đồ uống đúng món, giao tận nơi</w:t>
-      </w:r>
-      <w:r>
-        <w:t xml:space="preserve"> </w:t>
-      </w:r>
-      <w:r>
-        <w:t>nhanh chóng, bảo quản chống đổ vỡ.</w:t>
-      </w:r>
-    </w:p>
-    <w:p>
-      <w:pPr>
-        <w:pStyle w:val="Heading4"/>
-        <w:rPr>
-          <w:lang w:val="en-US"/>
-        </w:rPr>
-      </w:pPr>
-      <w:r>
-        <w:lastRenderedPageBreak/>
-        <w:t>Kết quả có thể xảy ra của quy trình</w:t>
-      </w:r>
-    </w:p>
-    <w:p>
-      <w:pPr>
-        <w:pStyle w:val="LBody"/>
-      </w:pPr>
-      <w:r>
-        <w:t>Trường hợp thành công: Đơn hàng được giao đúng món, nguyên vẹn, thời gian gia</w:t>
-      </w:r>
-      <w:r>
-        <w:t xml:space="preserve"> </w:t>
-      </w:r>
-      <w:r>
-        <w:rPr>
-          <w:lang w:val="en-US"/>
-        </w:rPr>
-        <w:t>&lt; 30 phút.</w:t>
-      </w:r>
-    </w:p>
-    <w:p>
-      <w:pPr>
-        <w:pStyle w:val="LBody"/>
-      </w:pPr>
-      <w:r>
-        <w:t>Trường hợp thất bại/rủi ro: Đơn hàng bị hủy do hết nguyên liệu đột xuất hoặc tài xế</w:t>
-      </w:r>
-      <w:r>
-        <w:t xml:space="preserve"> </w:t>
-      </w:r>
-      <w:r>
-        <w:t>làm đổ tràn đồ uống trên đường giao.</w:t>
-      </w:r>
-    </w:p>
-    <w:p>
-      <w:pPr>
-        <w:spacing w:before="0" w:after="200" w:line="276" w:lineRule="auto"/>
-        <w:rPr>
-          <w:lang w:val="en-US"/>
-        </w:rPr>
-      </w:pPr>
-      <w:r>
-        <w:rPr>
-          <w:lang w:val="en-US"/>
-        </w:rPr>
-        <w:br w:type="page"/>
-      </w:r>
-    </w:p>
-    <w:p>
-      <w:pPr>
-        <w:pStyle w:val="Heading2"/>
-        <w:rPr>
-          <w:lang w:val="en-US"/>
-        </w:rPr>
-      </w:pPr>
-      <w:bookmarkStart w:id="21" w:name="_Toc236522148"/>
-      <w:r>
-        <w:rPr>
-          <w:lang w:val="en-US"/>
-        </w:rPr>
-        <w:lastRenderedPageBreak/>
-        <w:t>Quy trình hỗ trợ</w:t>
-      </w:r>
-      <w:bookmarkEnd w:id="21"/>
-    </w:p>
-    <w:p>
-      <w:pPr>
-        <w:pStyle w:val="Heading3"/>
-        <w:rPr>
-          <w:lang w:val="en-US"/>
-        </w:rPr>
-      </w:pPr>
-      <w:bookmarkStart w:id="22" w:name="_Toc236522149"/>
-      <w:r>
-        <w:t>Quy trình Tuyển dụng và đào tạo nhân sự</w:t>
-      </w:r>
-      <w:bookmarkEnd w:id="22"/>
-    </w:p>
-    <w:p>
-      <w:pPr>
-        <w:pStyle w:val="Heading4"/>
-        <w:rPr>
-          <w:lang w:val="en-US"/>
-        </w:rPr>
-      </w:pPr>
-      <w:r>
-        <w:t>Tác nhân tham</w:t>
-      </w:r>
-      <w:r>
-        <w:rPr>
-          <w:lang w:val="en-US"/>
-        </w:rPr>
-        <w:t xml:space="preserve"> gia</w:t>
-      </w:r>
-      <w:r>
-        <w:t xml:space="preserve"> </w:t>
-      </w:r>
-      <w:r>
-        <w:rPr>
-          <w:lang w:val="en-US"/>
-        </w:rPr>
-        <w:t>quy trình</w:t>
-      </w:r>
-    </w:p>
-    <w:p>
-      <w:pPr>
-        <w:pStyle w:val="LGachDauDong"/>
-      </w:pPr>
-      <w:r>
-        <w:t xml:space="preserve">Quản lý Cửa hàng &amp; AM; </w:t>
-      </w:r>
-    </w:p>
-    <w:p>
-      <w:pPr>
-        <w:pStyle w:val="LGachDauDong"/>
-      </w:pPr>
-      <w:r>
-        <w:t xml:space="preserve">Bộ phận Nhân sự (HR); </w:t>
-      </w:r>
-    </w:p>
-    <w:p>
-      <w:pPr>
-        <w:pStyle w:val="LGachDauDong"/>
-      </w:pPr>
-      <w:r>
-        <w:t xml:space="preserve">Bộ phận Đào tạo (Training); </w:t>
-      </w:r>
-    </w:p>
-    <w:p>
-      <w:pPr>
-        <w:pStyle w:val="LGachDauDong"/>
-      </w:pPr>
-      <w:r>
-        <w:t>Nhân viên mới (Trainee).</w:t>
-      </w:r>
-    </w:p>
-    <w:p>
-      <w:pPr>
-        <w:pStyle w:val="Heading4"/>
-        <w:rPr>
-          <w:lang w:val="en-US"/>
-        </w:rPr>
-      </w:pPr>
-      <w:r>
-        <w:t>Mô tả quy trình</w:t>
-      </w:r>
-    </w:p>
-    <w:p>
-      <w:pPr>
-        <w:pStyle w:val="LBody"/>
-        <w:rPr>
-          <w:lang w:val="en-US"/>
-        </w:rPr>
-      </w:pPr>
-      <w:r>
-        <w:rPr>
-          <w:lang w:val="en-US"/>
-        </w:rPr>
-        <w:t>Bước 1 (Đề xuất): SM phát sinh nhu cầu nhân sự, lập đề xuất bổ sung định biên trên</w:t>
-      </w:r>
-      <w:r>
-        <w:rPr>
-          <w:lang w:val="en-US"/>
-        </w:rPr>
-        <w:t xml:space="preserve"> </w:t>
-      </w:r>
-      <w:r>
-        <w:rPr>
-          <w:lang w:val="en-US"/>
-        </w:rPr>
-        <w:t>hệ thống HRIS ( DS_HR ).</w:t>
-      </w:r>
-    </w:p>
-    <w:p>
-      <w:pPr>
-        <w:pStyle w:val="LBody"/>
-        <w:rPr>
-          <w:lang w:val="en-US"/>
-        </w:rPr>
-      </w:pPr>
-      <w:r>
-        <w:rPr>
-          <w:lang w:val="en-US"/>
-        </w:rPr>
-        <w:t>Bước 2 (Đăng tin): HR phê duyệt đề xuất, đăng tin tuyển dụng song song trên TopCV</w:t>
-      </w:r>
-      <w:r>
-        <w:rPr>
-          <w:lang w:val="en-US"/>
-        </w:rPr>
-        <w:t xml:space="preserve"> </w:t>
-      </w:r>
-      <w:r>
-        <w:rPr>
-          <w:lang w:val="en-US"/>
-        </w:rPr>
-        <w:t>và dán thông báo tại điểm bán.</w:t>
-      </w:r>
-    </w:p>
-    <w:p>
-      <w:pPr>
-        <w:pStyle w:val="LBody"/>
-        <w:rPr>
-          <w:lang w:val="en-US"/>
-        </w:rPr>
-      </w:pPr>
-      <w:r>
-        <w:rPr>
-          <w:lang w:val="en-US"/>
-        </w:rPr>
-        <w:t>Bước 3 (Sàng lọc &amp; Phỏng vấn V1): HR tiếp nhận CV, sàng lọc hồ sơ và tổ chức phỏng</w:t>
-      </w:r>
-      <w:r>
-        <w:rPr>
-          <w:lang w:val="en-US"/>
-        </w:rPr>
-        <w:t xml:space="preserve"> </w:t>
-      </w:r>
-      <w:r>
-        <w:rPr>
-          <w:lang w:val="en-US"/>
-        </w:rPr>
-        <w:t>vấn Vòng 1. Trượt -&gt; Gửi mail từ chối tự động.</w:t>
-      </w:r>
-    </w:p>
-    <w:p>
-      <w:pPr>
-        <w:pStyle w:val="LBody"/>
-        <w:rPr>
-          <w:lang w:val="en-US"/>
-        </w:rPr>
-      </w:pPr>
-      <w:r>
-        <w:rPr>
-          <w:lang w:val="en-US"/>
-        </w:rPr>
-        <w:t>Bước 4 (Phỏng vấn V2): Ứng viên đạt V1 tham gia phỏng vấn Vòng 2 với AM và SM</w:t>
-      </w:r>
-      <w:r>
-        <w:rPr>
-          <w:lang w:val="en-US"/>
-        </w:rPr>
-        <w:t xml:space="preserve"> </w:t>
-      </w:r>
-      <w:r>
-        <w:rPr>
-          <w:lang w:val="en-US"/>
-        </w:rPr>
-        <w:t>cửa hàng.</w:t>
-      </w:r>
-    </w:p>
-    <w:p>
-      <w:pPr>
-        <w:pStyle w:val="LBody"/>
-        <w:rPr>
-          <w:lang w:val="en-US"/>
-        </w:rPr>
-      </w:pPr>
-      <w:r>
-        <w:rPr>
-          <w:lang w:val="en-US"/>
-        </w:rPr>
-        <w:t>Bước 5 (Onboarding): Ứng viên trúng tuyển ký HĐ thử việc và tham gia chương trình</w:t>
-      </w:r>
-      <w:r>
-        <w:rPr>
-          <w:lang w:val="en-US"/>
-        </w:rPr>
-        <w:t xml:space="preserve"> </w:t>
-      </w:r>
-      <w:r>
-        <w:rPr>
-          <w:lang w:val="en-US"/>
-        </w:rPr>
-        <w:t>đào tạo Onboarding định hướng văn hóa doanh nghiệp.</w:t>
-      </w:r>
-    </w:p>
-    <w:p>
-      <w:pPr>
-        <w:pStyle w:val="LBody"/>
-        <w:rPr>
-          <w:lang w:val="en-US"/>
-        </w:rPr>
-      </w:pPr>
-      <w:r>
-        <w:rPr>
-          <w:lang w:val="en-US"/>
-        </w:rPr>
-        <w:t>Bước 6 (Đào tạo chuyên môn): Phân luồng đào tạo thực hành song song: Kỹ năng Pha</w:t>
-      </w:r>
-      <w:r>
-        <w:rPr>
-          <w:lang w:val="en-US"/>
-        </w:rPr>
-        <w:t xml:space="preserve"> </w:t>
-      </w:r>
-      <w:r>
-        <w:rPr>
-          <w:lang w:val="en-US"/>
-        </w:rPr>
-        <w:t>chế Barista và Kỹ năng Thu ngân/Dịch vụ khách hàng.</w:t>
-      </w:r>
-    </w:p>
-    <w:p>
-      <w:pPr>
-        <w:pStyle w:val="LBody"/>
-        <w:rPr>
-          <w:lang w:val="en-US"/>
-        </w:rPr>
-      </w:pPr>
-      <w:r>
-        <w:rPr>
-          <w:lang w:val="en-US"/>
-        </w:rPr>
-        <w:t>Bước 7 (Thi sát hạch): Trainee tham gia bài thi sát hạch lý thuyết và thực hành thao</w:t>
-      </w:r>
-      <w:r>
-        <w:rPr>
-          <w:lang w:val="en-US"/>
-        </w:rPr>
-        <w:t xml:space="preserve"> </w:t>
-      </w:r>
-      <w:r>
-        <w:rPr>
-          <w:lang w:val="en-US"/>
-        </w:rPr>
-        <w:t>tác ca bán.</w:t>
-      </w:r>
-    </w:p>
-    <w:p>
-      <w:pPr>
-        <w:pStyle w:val="LBody"/>
-        <w:rPr>
-          <w:lang w:val="en-US"/>
-        </w:rPr>
-      </w:pPr>
-      <w:r>
-        <w:rPr>
-          <w:lang w:val="en-US"/>
-        </w:rPr>
-        <w:t>Bước 8 (Phân công việc): Đạt sát hạch -&gt; Phân lịch làm việc chính thức tại cửa hàng;</w:t>
-      </w:r>
-      <w:r>
-        <w:rPr>
-          <w:lang w:val="en-US"/>
-        </w:rPr>
-        <w:t xml:space="preserve"> </w:t>
-      </w:r>
-      <w:r>
-        <w:rPr>
-          <w:lang w:val="en-US"/>
-        </w:rPr>
-        <w:t>Chưa đạt -&gt; Ôn tập 3 ngày và thi lại.</w:t>
-      </w:r>
-    </w:p>
-    <w:p>
-      <w:pPr>
-        <w:pStyle w:val="Heading4"/>
-        <w:rPr>
-          <w:lang w:val="en-US"/>
-        </w:rPr>
-      </w:pPr>
-      <w:r>
-        <w:rPr>
-          <w:lang w:val="en-US"/>
-        </w:rPr>
-        <w:lastRenderedPageBreak/>
-        <w:t>Đối tượng khách hàng</w:t>
-      </w:r>
-    </w:p>
-    <w:p>
-      <w:pPr>
-        <w:pStyle w:val="LBody"/>
-        <w:rPr>
-          <w:lang w:val="en-US"/>
-        </w:rPr>
-      </w:pPr>
-      <w:r>
-        <w:rPr>
-          <w:lang w:val="en-US"/>
-        </w:rPr>
-        <w:t>Quản lý Cửa hàng (SM) &amp; Khối Vận</w:t>
-      </w:r>
-      <w:r>
-        <w:rPr>
-          <w:lang w:val="en-US"/>
-        </w:rPr>
-        <w:t xml:space="preserve"> </w:t>
-      </w:r>
-      <w:r>
-        <w:rPr>
-          <w:lang w:val="en-US"/>
-        </w:rPr>
-        <w:t>hành (Khách hàng Nội bộ) - Nhận lực lượng nhân sự Barista/Thu ngân đủ số lượng định</w:t>
-      </w:r>
-      <w:r>
-        <w:rPr>
-          <w:lang w:val="en-US"/>
-        </w:rPr>
-        <w:t xml:space="preserve"> </w:t>
-      </w:r>
-      <w:r>
-        <w:rPr>
-          <w:lang w:val="en-US"/>
-        </w:rPr>
-        <w:t>biên, thạo việc và tuân thủ chuẩn SOP.</w:t>
-      </w:r>
-    </w:p>
-    <w:p>
-      <w:pPr>
-        <w:pStyle w:val="Heading4"/>
-        <w:rPr>
-          <w:lang w:val="en-US"/>
-        </w:rPr>
-      </w:pPr>
-      <w:r>
-        <w:t>Kết quả có thể xảy ra của quy trình</w:t>
-      </w:r>
-    </w:p>
-    <w:p>
-      <w:pPr>
-        <w:pStyle w:val="LBody"/>
-      </w:pPr>
-      <w:r>
-        <w:t>Trường hợp thành công: Tuyển đủ nhân sự đúng tiến độ, 100% nhân viên mới đạt bài</w:t>
-      </w:r>
-      <w:r>
-        <w:t xml:space="preserve"> </w:t>
-      </w:r>
-      <w:r>
-        <w:t>sát hạch và sẵn sàng làm ca.</w:t>
-      </w:r>
-    </w:p>
-    <w:p>
-      <w:pPr>
-        <w:pStyle w:val="LBody"/>
-      </w:pPr>
-      <w:r>
-        <w:t>Trường hợp thất bại/rủi ro: Không tuyển đủ định biên hoặc ứng viên trượt bài sát</w:t>
-      </w:r>
-      <w:r>
-        <w:t xml:space="preserve"> </w:t>
-      </w:r>
-      <w:r>
-        <w:t>hạch làm thiếu hụt nhân sự ca bán.</w:t>
-      </w:r>
-    </w:p>
-    <w:p>
-      <w:pPr>
-        <w:pStyle w:val="Heading3"/>
-        <w:rPr>
-          <w:lang w:val="en-US"/>
-        </w:rPr>
-      </w:pPr>
-      <w:bookmarkStart w:id="23" w:name="_Toc236522150"/>
-      <w:r>
-        <w:t>Quy trình Quản lý chuỗi cung ứng và kho vận</w:t>
-      </w:r>
-      <w:bookmarkEnd w:id="23"/>
-    </w:p>
-    <w:p>
-      <w:pPr>
-        <w:pStyle w:val="Heading4"/>
-        <w:rPr>
-          <w:lang w:val="en-US"/>
-        </w:rPr>
-      </w:pPr>
-      <w:r>
-        <w:t>Tác nhân tham</w:t>
-      </w:r>
-      <w:r>
-        <w:rPr>
-          <w:lang w:val="en-US"/>
-        </w:rPr>
-        <w:t xml:space="preserve"> gia</w:t>
-      </w:r>
-      <w:r>
-        <w:t xml:space="preserve"> </w:t>
-      </w:r>
-      <w:r>
-        <w:rPr>
-          <w:lang w:val="en-US"/>
-        </w:rPr>
-        <w:t>quy trình</w:t>
-      </w:r>
-    </w:p>
-    <w:p>
-      <w:pPr>
-        <w:pStyle w:val="LGachDauDong"/>
-      </w:pPr>
-      <w:r>
-        <w:t xml:space="preserve">Vùng Nguyên liệu; </w:t>
-      </w:r>
-    </w:p>
-    <w:p>
-      <w:pPr>
-        <w:pStyle w:val="LGachDauDong"/>
-      </w:pPr>
-      <w:r>
-        <w:t xml:space="preserve">Nhà máy Sản xuất (Bình Dương); </w:t>
-      </w:r>
-    </w:p>
-    <w:p>
-      <w:pPr>
-        <w:pStyle w:val="LGachDauDong"/>
-      </w:pPr>
-      <w:r>
-        <w:t xml:space="preserve">Bộ phận QC; </w:t>
-      </w:r>
-    </w:p>
-    <w:p>
-      <w:pPr>
-        <w:pStyle w:val="LGachDauDong"/>
-      </w:pPr>
-      <w:r>
-        <w:t xml:space="preserve">Bộ phận Kho vận &amp; Logistics; </w:t>
-      </w:r>
-    </w:p>
-    <w:p>
-      <w:pPr>
-        <w:pStyle w:val="LGachDauDong"/>
-      </w:pPr>
-      <w:r>
-        <w:t>Quản lý Cửa hàng (SM).</w:t>
-      </w:r>
-    </w:p>
-    <w:p>
-      <w:pPr>
-        <w:pStyle w:val="Heading4"/>
-        <w:rPr>
-          <w:lang w:val="en-US"/>
-        </w:rPr>
-      </w:pPr>
-      <w:r>
-        <w:t>Mô tả quy trình</w:t>
-      </w:r>
-    </w:p>
-    <w:p>
-      <w:pPr>
-        <w:pStyle w:val="LBody"/>
-        <w:rPr>
-          <w:lang w:val="en-US"/>
-        </w:rPr>
-      </w:pPr>
-      <w:r>
-        <w:rPr>
-          <w:lang w:val="en-US"/>
-        </w:rPr>
-        <w:t>Bước 1 (Thu hoạch): Thu hoạch lá trà tươi từ đồi chè riêng Bảo Lộc hoặc thu mua từ</w:t>
-      </w:r>
-      <w:r>
-        <w:rPr>
-          <w:lang w:val="en-US"/>
-        </w:rPr>
-        <w:t xml:space="preserve"> </w:t>
-      </w:r>
-      <w:r>
-        <w:rPr>
-          <w:lang w:val="en-US"/>
-        </w:rPr>
-        <w:t>Hợp tác xã liên kết.</w:t>
-      </w:r>
-    </w:p>
-    <w:p>
-      <w:pPr>
-        <w:pStyle w:val="LBody"/>
-        <w:rPr>
-          <w:lang w:val="en-US"/>
-        </w:rPr>
-      </w:pPr>
-      <w:r>
-        <w:rPr>
-          <w:lang w:val="en-US"/>
-        </w:rPr>
-        <w:t>Bước 2 (Sơ chế): Sơ chế diệt men và làm sạch tại chỗ. Kiểm tra đạt -&gt; Đưa vào kho</w:t>
-      </w:r>
-      <w:r>
-        <w:rPr>
-          <w:lang w:val="en-US"/>
-        </w:rPr>
-        <w:t xml:space="preserve"> </w:t>
-      </w:r>
-      <w:r>
-        <w:rPr>
-          <w:lang w:val="en-US"/>
-        </w:rPr>
-        <w:t>mát bảo quản; Không đạt -&gt; Loại bỏ lô lỗi.</w:t>
-      </w:r>
-    </w:p>
-    <w:p>
-      <w:pPr>
-        <w:pStyle w:val="LBody"/>
-        <w:rPr>
-          <w:lang w:val="en-US"/>
-        </w:rPr>
-      </w:pPr>
-      <w:r>
-        <w:rPr>
-          <w:lang w:val="en-US"/>
-        </w:rPr>
-        <w:t>Bước 3 (Chế biến sâu): Vận chuyển về nhà máy Bình Dương chế biến sản phẩm Trà túi</w:t>
-      </w:r>
-      <w:r>
-        <w:rPr>
-          <w:lang w:val="en-US"/>
-        </w:rPr>
-        <w:t xml:space="preserve"> </w:t>
-      </w:r>
-      <w:r>
-        <w:rPr>
-          <w:lang w:val="en-US"/>
-        </w:rPr>
-        <w:t>lọc/hộp hoặc Rang Cà phê Hot-air.</w:t>
-      </w:r>
-    </w:p>
-    <w:p>
-      <w:pPr>
-        <w:pStyle w:val="LBody"/>
-        <w:rPr>
-          <w:lang w:val="en-US"/>
-        </w:rPr>
-      </w:pPr>
-      <w:r>
-        <w:rPr>
-          <w:lang w:val="en-US"/>
-        </w:rPr>
-        <w:t>Bước 4 (Kiểm định QC): Bộ phận QC kiểm định chỉ số vi sinh, hóa lý và cảm quan. Đạt</w:t>
-      </w:r>
-      <w:r>
-        <w:rPr>
-          <w:lang w:val="en-US"/>
-        </w:rPr>
-        <w:t xml:space="preserve"> </w:t>
-      </w:r>
-      <w:r>
-        <w:rPr>
-          <w:lang w:val="en-US"/>
-        </w:rPr>
-        <w:t xml:space="preserve">-&gt; Nhập kho trung tâm WMS ( DS_WMS ); Không đạt -&gt; Tái chế </w:t>
-      </w:r>
-      <w:r>
-        <w:rPr>
-          <w:lang w:val="en-US"/>
-        </w:rPr>
-        <w:lastRenderedPageBreak/>
-        <w:t>biến.</w:t>
-      </w:r>
-      <w:r>
-        <w:rPr>
-          <w:lang w:val="en-US"/>
-        </w:rPr>
-        <w:t xml:space="preserve"> </w:t>
-      </w:r>
-      <w:r>
-        <w:rPr>
-          <w:lang w:val="en-US"/>
-        </w:rPr>
-        <w:t>Bước 5 (Cảnh báo đặt hàng): SM kiểm tra tồn kho cửa hàng. Nếu dưới định mức -&gt;</w:t>
-      </w:r>
-      <w:r>
-        <w:rPr>
-          <w:lang w:val="en-US"/>
-        </w:rPr>
-        <w:t xml:space="preserve"> </w:t>
-      </w:r>
-      <w:r>
-        <w:rPr>
-          <w:lang w:val="en-US"/>
-        </w:rPr>
-        <w:t>Tạo đơn đặt hàng bổ sung trên POS.</w:t>
-      </w:r>
-    </w:p>
-    <w:p>
-      <w:pPr>
-        <w:pStyle w:val="LBody"/>
-        <w:rPr>
-          <w:lang w:val="en-US"/>
-        </w:rPr>
-      </w:pPr>
-      <w:r>
-        <w:rPr>
-          <w:lang w:val="en-US"/>
-        </w:rPr>
-        <w:t>Bước 6 (Vận chuyển): Kho vận điều phối giao hàng song song: Chuyến xe lạnh định</w:t>
-      </w:r>
-      <w:r>
-        <w:rPr>
-          <w:lang w:val="en-US"/>
-        </w:rPr>
-        <w:t xml:space="preserve"> </w:t>
-      </w:r>
-      <w:r>
-        <w:rPr>
-          <w:lang w:val="en-US"/>
-        </w:rPr>
-        <w:t>kỳ ban đêm hoặc Chuyến xe hỏa tốc trong ngày.</w:t>
-      </w:r>
-    </w:p>
-    <w:p>
-      <w:pPr>
-        <w:pStyle w:val="LBody"/>
-        <w:rPr>
-          <w:lang w:val="en-US"/>
-        </w:rPr>
-      </w:pPr>
-      <w:r>
-        <w:rPr>
-          <w:lang w:val="en-US"/>
-        </w:rPr>
-        <w:t>Bước 7 (Nghiệm thu): SM kiểm đếm số lượng và chất lượng nguyên liệu. Đủ &amp; Chuẩn</w:t>
-      </w:r>
-      <w:r>
-        <w:rPr>
-          <w:lang w:val="en-US"/>
-        </w:rPr>
-        <w:t xml:space="preserve"> </w:t>
-      </w:r>
-      <w:r>
-        <w:rPr>
-          <w:lang w:val="en-US"/>
-        </w:rPr>
-        <w:t>-&gt; Nhập kho cửa hàng; Thiếu/Hỏng -&gt; Lập biên bản đền bù.</w:t>
-      </w:r>
-    </w:p>
-    <w:p>
-      <w:pPr>
-        <w:pStyle w:val="Heading4"/>
-        <w:rPr>
-          <w:lang w:val="en-US"/>
-        </w:rPr>
-      </w:pPr>
-      <w:r>
-        <w:rPr>
-          <w:lang w:val="en-US"/>
-        </w:rPr>
-        <w:t>Đối tượng khách hàng</w:t>
-      </w:r>
-    </w:p>
-    <w:p>
-      <w:pPr>
-        <w:pStyle w:val="LBody"/>
-        <w:rPr>
-          <w:lang w:val="en-US"/>
-        </w:rPr>
-      </w:pPr>
-      <w:r>
-        <w:rPr>
-          <w:lang w:val="en-US"/>
-        </w:rPr>
-        <w:t>Toàn bộ Mạng lưới Cửa hàng Phúc</w:t>
-      </w:r>
-      <w:r>
-        <w:rPr>
-          <w:lang w:val="en-US"/>
-        </w:rPr>
-        <w:t xml:space="preserve"> </w:t>
-      </w:r>
-      <w:r>
-        <w:rPr>
-          <w:lang w:val="en-US"/>
-        </w:rPr>
-        <w:t>Long (Khách hàng Nội bộ) - Nhận đầy đủ, kịp thời nguyên liệu trà/cà phê tươi đạt</w:t>
-      </w:r>
-      <w:r>
-        <w:rPr>
-          <w:lang w:val="en-US"/>
-        </w:rPr>
-        <w:t xml:space="preserve"> </w:t>
-      </w:r>
-      <w:r>
-        <w:rPr>
-          <w:lang w:val="en-US"/>
-        </w:rPr>
-        <w:t>chuẩn chất lượng FIFO để phục vụ bán hàng.</w:t>
-      </w:r>
-    </w:p>
-    <w:p>
-      <w:pPr>
-        <w:pStyle w:val="Heading4"/>
-        <w:rPr>
-          <w:lang w:val="en-US"/>
-        </w:rPr>
-      </w:pPr>
-      <w:r>
-        <w:t>Kết quả có thể xảy ra của quy trình</w:t>
-      </w:r>
-    </w:p>
-    <w:p>
-      <w:pPr>
-        <w:pStyle w:val="LBody"/>
-      </w:pPr>
-      <w:r>
-        <w:t>Trường hợp thành công: Nguyên liệu nhập kho đầy đủ, đạt chuẩn 100% QC, đảm bảo</w:t>
-      </w:r>
-      <w:r>
-        <w:t xml:space="preserve"> </w:t>
-      </w:r>
-      <w:r>
-        <w:t>cửa hàng không bị đứt gãy nguồn cung.</w:t>
-      </w:r>
-    </w:p>
-    <w:p>
-      <w:pPr>
-        <w:pStyle w:val="LBody"/>
-      </w:pPr>
-      <w:r>
-        <w:t>Trường hợp thất bại/rủi ro: Nguyên liệu bị dập hỏng trên đường vận chuyển phải lập</w:t>
-      </w:r>
-      <w:r>
-        <w:t xml:space="preserve"> </w:t>
-      </w:r>
-      <w:r>
-        <w:t>biên bản đền bù và giao bổ sung hỏa tốc.</w:t>
-      </w:r>
-    </w:p>
-    <w:p>
-      <w:pPr>
-        <w:pStyle w:val="Heading3"/>
-        <w:rPr>
-          <w:lang w:val="en-US"/>
-        </w:rPr>
-      </w:pPr>
-      <w:bookmarkStart w:id="24" w:name="_Toc236522151"/>
-      <w:r>
-        <w:t>Quy trình Bảo trì thiết bị và cơ sở vật chất</w:t>
-      </w:r>
-      <w:bookmarkEnd w:id="24"/>
     </w:p>
     <w:p>
       <w:pPr>
@@ -10186,11 +10282,11 @@
           <w:lang w:val="en-US"/>
         </w:rPr>
       </w:pPr>
-      <w:bookmarkStart w:id="25" w:name="_Toc236522152"/>
+      <w:bookmarkStart w:id="21" w:name="_Toc236690082"/>
       <w:r>
         <w:t>Quy trình Hỗ trợ công nghệ thông tin IT Helpdesk</w:t>
       </w:r>
-      <w:bookmarkEnd w:id="25"/>
+      <w:bookmarkEnd w:id="21"/>
     </w:p>
     <w:p>
       <w:pPr>
@@ -10451,12 +10547,12 @@
       <w:pPr>
         <w:pStyle w:val="Heading1"/>
       </w:pPr>
-      <w:bookmarkStart w:id="26" w:name="_Toc236522153"/>
+      <w:bookmarkStart w:id="22" w:name="_Toc236690083"/>
       <w:r>
         <w:lastRenderedPageBreak/>
         <w:t>Mô hình hoá quy trình</w:t>
       </w:r>
-      <w:bookmarkEnd w:id="26"/>
+      <w:bookmarkEnd w:id="22"/>
     </w:p>
     <w:p>
       <w:pPr>
@@ -10466,7 +10562,7 @@
           <w:lang w:val="en-US"/>
         </w:rPr>
       </w:pPr>
-      <w:bookmarkStart w:id="27" w:name="_Toc236522154"/>
+      <w:bookmarkStart w:id="23" w:name="_Toc236690084"/>
       <w:r>
         <w:rPr>
           <w:rFonts w:cs="Times New Roman"/>
@@ -10474,7 +10570,7 @@
         </w:rPr>
         <w:t>Quy trình quản lý</w:t>
       </w:r>
-      <w:bookmarkEnd w:id="27"/>
+      <w:bookmarkEnd w:id="23"/>
     </w:p>
     <w:p>
       <w:pPr>
@@ -10490,14 +10586,14 @@
           <w:lang w:val="en-US"/>
         </w:rPr>
       </w:pPr>
-      <w:bookmarkStart w:id="28" w:name="_Toc236522155"/>
+      <w:bookmarkStart w:id="24" w:name="_Toc236690085"/>
       <w:r>
         <w:rPr>
           <w:lang w:val="en-US"/>
         </w:rPr>
         <w:t>Quy trình cốt lõi</w:t>
       </w:r>
-      <w:bookmarkEnd w:id="28"/>
+      <w:bookmarkEnd w:id="24"/>
       <w:r>
         <w:rPr>
           <w:lang w:val="en-US"/>
@@ -10519,14 +10615,14 @@
           <w:lang w:val="en-US"/>
         </w:rPr>
       </w:pPr>
-      <w:bookmarkStart w:id="29" w:name="_Toc236522156"/>
+      <w:bookmarkStart w:id="25" w:name="_Toc236690086"/>
       <w:r>
         <w:rPr>
           <w:lang w:val="en-US"/>
         </w:rPr>
         <w:t>Quy trình hỗ trợ</w:t>
       </w:r>
-      <w:bookmarkEnd w:id="29"/>
+      <w:bookmarkEnd w:id="25"/>
     </w:p>
     <w:p>
       <w:pPr>
@@ -10546,47 +10642,174 @@
       <w:pPr>
         <w:pStyle w:val="Heading1"/>
       </w:pPr>
-      <w:bookmarkStart w:id="30" w:name="_Toc236522157"/>
+      <w:bookmarkStart w:id="26" w:name="_Toc236690087"/>
       <w:r>
         <w:lastRenderedPageBreak/>
         <w:t>Phân tích quy trình</w:t>
       </w:r>
+      <w:bookmarkEnd w:id="26"/>
+    </w:p>
+    <w:p>
+      <w:pPr>
+        <w:pStyle w:val="Heading2"/>
+        <w:rPr>
+          <w:lang w:val="en-US"/>
+        </w:rPr>
+      </w:pPr>
+      <w:bookmarkStart w:id="27" w:name="_Toc236690088"/>
+      <w:r>
+        <w:rPr>
+          <w:lang w:val="en-US"/>
+        </w:rPr>
+        <w:t>Phân tích định tính</w:t>
+      </w:r>
+      <w:bookmarkEnd w:id="27"/>
+    </w:p>
+    <w:p>
+      <w:pPr>
+        <w:pStyle w:val="Heading3"/>
+        <w:rPr>
+          <w:lang w:val="en-US"/>
+        </w:rPr>
+      </w:pPr>
+      <w:bookmarkStart w:id="28" w:name="_Toc236690089"/>
+      <w:r>
+        <w:rPr>
+          <w:lang w:val="en-US"/>
+        </w:rPr>
+        <w:t xml:space="preserve">Quy trình </w:t>
+      </w:r>
+      <w:r>
+        <w:t>Pha chế và phục vụ đồ uống</w:t>
+      </w:r>
+      <w:bookmarkEnd w:id="28"/>
+    </w:p>
+    <w:p>
+      <w:pPr>
+        <w:pStyle w:val="Heading4"/>
+        <w:rPr>
+          <w:lang w:val="en-US"/>
+        </w:rPr>
+      </w:pPr>
+      <w:r>
+        <w:rPr>
+          <w:lang w:val="en-US"/>
+        </w:rPr>
+        <w:t>Phân tích giá trị gia tăng</w:t>
+      </w:r>
+    </w:p>
+    <w:p>
+      <w:pPr>
+        <w:rPr>
+          <w:lang w:val="en-US"/>
+        </w:rPr>
+      </w:pPr>
+    </w:p>
+    <w:p>
+      <w:pPr>
+        <w:pStyle w:val="Heading4"/>
+        <w:rPr>
+          <w:lang w:val="en-US"/>
+        </w:rPr>
+      </w:pPr>
+      <w:r>
+        <w:rPr>
+          <w:lang w:val="en-US"/>
+        </w:rPr>
+        <w:t xml:space="preserve">Phân tích sự lãng phí </w:t>
+      </w:r>
+    </w:p>
+    <w:p>
+      <w:pPr>
+        <w:ind w:left="720"/>
+        <w:rPr>
+          <w:lang w:val="en-US"/>
+        </w:rPr>
+      </w:pPr>
+    </w:p>
+    <w:p>
+      <w:pPr>
+        <w:pStyle w:val="Heading4"/>
+        <w:rPr>
+          <w:lang w:val="en-US"/>
+        </w:rPr>
+      </w:pPr>
+      <w:r>
+        <w:rPr>
+          <w:lang w:val="en-US"/>
+        </w:rPr>
+        <w:t>Phân tích các bên liên quan</w:t>
+      </w:r>
+    </w:p>
+    <w:p>
+      <w:pPr>
+        <w:ind w:left="720"/>
+        <w:rPr>
+          <w:lang w:val="en-US"/>
+        </w:rPr>
+      </w:pPr>
+    </w:p>
+    <w:p>
+      <w:pPr>
+        <w:pStyle w:val="Heading3"/>
+        <w:rPr>
+          <w:lang w:val="en-US"/>
+        </w:rPr>
+      </w:pPr>
+      <w:bookmarkStart w:id="29" w:name="_Toc236690090"/>
+      <w:r>
+        <w:rPr>
+          <w:lang w:val="en-US"/>
+        </w:rPr>
+        <w:t>Quy trình …</w:t>
+      </w:r>
+      <w:bookmarkEnd w:id="29"/>
+    </w:p>
+    <w:p>
+      <w:pPr>
+        <w:rPr>
+          <w:lang w:val="en-US"/>
+        </w:rPr>
+      </w:pPr>
+    </w:p>
+    <w:p>
+      <w:pPr>
+        <w:pStyle w:val="Heading2"/>
+        <w:rPr>
+          <w:lang w:val="en-US"/>
+        </w:rPr>
+      </w:pPr>
+      <w:bookmarkStart w:id="30" w:name="_Toc236690091"/>
+      <w:r>
+        <w:rPr>
+          <w:lang w:val="en-US"/>
+        </w:rPr>
+        <w:t>Phân tích định lượng</w:t>
+      </w:r>
       <w:bookmarkEnd w:id="30"/>
     </w:p>
     <w:p>
       <w:pPr>
-        <w:pStyle w:val="Heading2"/>
-        <w:rPr>
-          <w:lang w:val="en-US"/>
-        </w:rPr>
-      </w:pPr>
-      <w:bookmarkStart w:id="31" w:name="_Toc236522158"/>
-      <w:r>
-        <w:rPr>
-          <w:lang w:val="en-US"/>
-        </w:rPr>
-        <w:t>Phân tích định tính</w:t>
+        <w:pStyle w:val="Heading3"/>
+        <w:rPr>
+          <w:lang w:val="en-US"/>
+        </w:rPr>
+      </w:pPr>
+      <w:bookmarkStart w:id="31" w:name="_Toc236690092"/>
+      <w:r>
+        <w:rPr>
+          <w:lang w:val="en-US"/>
+        </w:rPr>
+        <w:t>Quy trình …</w:t>
       </w:r>
       <w:bookmarkEnd w:id="31"/>
     </w:p>
     <w:p>
       <w:pPr>
-        <w:pStyle w:val="Heading3"/>
-        <w:rPr>
-          <w:lang w:val="en-US"/>
-        </w:rPr>
-      </w:pPr>
-      <w:bookmarkStart w:id="32" w:name="_Toc236522159"/>
-      <w:r>
-        <w:rPr>
-          <w:lang w:val="en-US"/>
-        </w:rPr>
-        <w:t xml:space="preserve">Quy trình </w:t>
-      </w:r>
-      <w:r>
-        <w:t>Pha chế và phục vụ đồ uống</w:t>
-      </w:r>
-      <w:bookmarkEnd w:id="32"/>
+        <w:rPr>
+          <w:lang w:val="en-US"/>
+        </w:rPr>
+      </w:pPr>
     </w:p>
     <w:p>
       <w:pPr>
@@ -10599,7 +10822,7 @@
         <w:rPr>
           <w:lang w:val="en-US"/>
         </w:rPr>
-        <w:t>Phân tích giá trị gia tăng</w:t>
+        <w:t xml:space="preserve">Thời gian </w:t>
       </w:r>
     </w:p>
     <w:p>
@@ -10620,12 +10843,11 @@
         <w:rPr>
           <w:lang w:val="en-US"/>
         </w:rPr>
-        <w:t xml:space="preserve">Phân tích sự lãng phí </w:t>
-      </w:r>
-    </w:p>
-    <w:p>
-      <w:pPr>
-        <w:ind w:left="720"/>
+        <w:t xml:space="preserve">Chất lượng </w:t>
+      </w:r>
+    </w:p>
+    <w:p>
+      <w:pPr>
         <w:rPr>
           <w:lang w:val="en-US"/>
         </w:rPr>
@@ -10642,132 +10864,6 @@
         <w:rPr>
           <w:lang w:val="en-US"/>
         </w:rPr>
-        <w:t>Phân tích các bên liên quan</w:t>
-      </w:r>
-    </w:p>
-    <w:p>
-      <w:pPr>
-        <w:ind w:left="720"/>
-        <w:rPr>
-          <w:lang w:val="en-US"/>
-        </w:rPr>
-      </w:pPr>
-    </w:p>
-    <w:p>
-      <w:pPr>
-        <w:pStyle w:val="Heading3"/>
-        <w:rPr>
-          <w:lang w:val="en-US"/>
-        </w:rPr>
-      </w:pPr>
-      <w:bookmarkStart w:id="33" w:name="_Toc236522160"/>
-      <w:r>
-        <w:rPr>
-          <w:lang w:val="en-US"/>
-        </w:rPr>
-        <w:t>Quy trình …</w:t>
-      </w:r>
-      <w:bookmarkEnd w:id="33"/>
-    </w:p>
-    <w:p>
-      <w:pPr>
-        <w:rPr>
-          <w:lang w:val="en-US"/>
-        </w:rPr>
-      </w:pPr>
-    </w:p>
-    <w:p>
-      <w:pPr>
-        <w:pStyle w:val="Heading2"/>
-        <w:rPr>
-          <w:lang w:val="en-US"/>
-        </w:rPr>
-      </w:pPr>
-      <w:bookmarkStart w:id="34" w:name="_Toc236522161"/>
-      <w:r>
-        <w:rPr>
-          <w:lang w:val="en-US"/>
-        </w:rPr>
-        <w:t>Phân tích định lượng</w:t>
-      </w:r>
-      <w:bookmarkEnd w:id="34"/>
-    </w:p>
-    <w:p>
-      <w:pPr>
-        <w:pStyle w:val="Heading3"/>
-        <w:rPr>
-          <w:lang w:val="en-US"/>
-        </w:rPr>
-      </w:pPr>
-      <w:bookmarkStart w:id="35" w:name="_Toc236522162"/>
-      <w:r>
-        <w:rPr>
-          <w:lang w:val="en-US"/>
-        </w:rPr>
-        <w:t>Quy trình …</w:t>
-      </w:r>
-      <w:bookmarkEnd w:id="35"/>
-    </w:p>
-    <w:p>
-      <w:pPr>
-        <w:rPr>
-          <w:lang w:val="en-US"/>
-        </w:rPr>
-      </w:pPr>
-    </w:p>
-    <w:p>
-      <w:pPr>
-        <w:pStyle w:val="Heading4"/>
-        <w:rPr>
-          <w:lang w:val="en-US"/>
-        </w:rPr>
-      </w:pPr>
-      <w:r>
-        <w:rPr>
-          <w:lang w:val="en-US"/>
-        </w:rPr>
-        <w:t xml:space="preserve">Thời gian </w:t>
-      </w:r>
-    </w:p>
-    <w:p>
-      <w:pPr>
-        <w:rPr>
-          <w:lang w:val="en-US"/>
-        </w:rPr>
-      </w:pPr>
-    </w:p>
-    <w:p>
-      <w:pPr>
-        <w:pStyle w:val="Heading4"/>
-        <w:rPr>
-          <w:lang w:val="en-US"/>
-        </w:rPr>
-      </w:pPr>
-      <w:r>
-        <w:rPr>
-          <w:lang w:val="en-US"/>
-        </w:rPr>
-        <w:t xml:space="preserve">Chất lượng </w:t>
-      </w:r>
-    </w:p>
-    <w:p>
-      <w:pPr>
-        <w:rPr>
-          <w:lang w:val="en-US"/>
-        </w:rPr>
-      </w:pPr>
-    </w:p>
-    <w:p>
-      <w:pPr>
-        <w:pStyle w:val="Heading4"/>
-        <w:rPr>
-          <w:lang w:val="en-US"/>
-        </w:rPr>
-      </w:pPr>
-      <w:r>
-        <w:rPr>
-          <w:lang w:val="en-US"/>
-        </w:rPr>
         <w:t>Chi phí</w:t>
       </w:r>
     </w:p>
@@ -10784,6 +10880,7 @@
           <w:lang w:val="en-US"/>
         </w:rPr>
         <w:sectPr>
+          <w:footerReference w:type="default" r:id="rId10"/>
           <w:pgSz w:w="11906" w:h="16838"/>
           <w:pgMar w:top="1701" w:right="1134" w:bottom="1985" w:left="1985" w:header="708" w:footer="708" w:gutter="0"/>
           <w:cols w:space="708"/>
@@ -10881,7 +10978,7 @@
         <w:pPr>
           <w:pStyle w:val="Footer"/>
           <w:pBdr>
-            <w:top w:val="double" w:sz="4" w:space="1" w:color="auto"/>
+            <w:top w:val="double" w:sz="4" w:space="5" w:color="auto"/>
           </w:pBdr>
           <w:spacing w:after="120" w:line="360" w:lineRule="auto"/>
           <w:jc w:val="center"/>
@@ -10928,7 +11025,7 @@
     <w:pPr>
       <w:pStyle w:val="Footer"/>
       <w:pBdr>
-        <w:top w:val="double" w:sz="4" w:space="1" w:color="auto"/>
+        <w:top w:val="double" w:sz="4" w:space="5" w:color="auto"/>
       </w:pBdr>
       <w:rPr>
         <w:rFonts w:cs="Times New Roman"/>
@@ -10966,6 +11063,119 @@
 <file path=word/numbering.xml><?xml version="1.0" encoding="utf-8"?>
 <w:numbering xmlns:wpc="http://schemas.microsoft.com/office/word/2010/wordprocessingCanvas" xmlns:cx="http://schemas.microsoft.com/office/drawing/2014/chartex" xmlns:cx1="http://schemas.microsoft.com/office/drawing/2015/9/8/chartex" xmlns:cx2="http://schemas.microsoft.com/office/drawing/2015/10/21/chartex" xmlns:cx3="http://schemas.microsoft.com/office/drawing/2016/5/9/chartex" xmlns:cx4="http://schemas.microsoft.com/office/drawing/2016/5/10/chartex" xmlns:cx5="http://schemas.microsoft.com/office/drawing/2016/5/11/chartex" xmlns:cx6="http://schemas.microsoft.com/office/drawing/2016/5/12/chartex" xmlns:cx7="http://schemas.microsoft.com/office/drawing/2016/5/13/chartex" xmlns:cx8="http://schemas.microsoft.com/office/drawing/2016/5/14/chartex" xmlns:mc="http://schemas.openxmlformats.org/markup-compatibility/2006" xmlns:aink="http://schemas.microsoft.com/office/drawing/2016/ink" xmlns:am3d="http://schemas.microsoft.com/office/drawing/2017/model3d" xmlns:o="urn:schemas-microsoft-com:office:office" xmlns:oel="http://schemas.microsoft.com/office/2019/extlst" xmlns:r="http://schemas.openxmlformats.org/officeDocument/2006/relationships" xmlns:m="http://schemas.openxmlformats.org/officeDocument/2006/math" xmlns:v="urn:schemas-microsoft-com:vml" xmlns:wp14="http://schemas.microsoft.com/office/word/2010/wordprocessingDrawing" xmlns:wp="http://schemas.openxmlformats.org/drawingml/2006/wordprocessingDrawing" xmlns:w10="urn:schemas-microsoft-com:office:word" xmlns:w="http://schemas.openxmlformats.org/wordprocessingml/2006/main" xmlns:w14="http://schemas.microsoft.com/office/word/2010/wordml" xmlns:w15="http://schemas.microsoft.com/office/word/2012/wordml" xmlns:w16cei="http://schemas.microsoft.com/office/word/2026/wordml/cei" xmlns:w16cex="http://schemas.microsoft.com/office/word/2018/wordml/cex" xmlns:w16cid="http://schemas.microsoft.com/office/word/2016/wordml/cid" xmlns:w16="http://schemas.microsoft.com/office/word/2018/wordml" xmlns:w16du="http://schemas.microsoft.com/office/word/2023/wordml/word16du" xmlns:w16sdtdh="http://schemas.microsoft.com/office/word/2020/wordml/sdtdatahash" xmlns:w16sdtfl="http://schemas.microsoft.com/office/word/2024/wordml/sdtformatlock" xmlns:w16se="http://schemas.microsoft.com/office/word/2015/wordml/symex" xmlns:wpg="http://schemas.microsoft.com/office/word/2010/wordprocessingGroup" xmlns:wpi="http://schemas.microsoft.com/office/word/2010/wordprocessingInk" xmlns:wne="http://schemas.microsoft.com/office/word/2006/wordml" xmlns:wps="http://schemas.microsoft.com/office/word/2010/wordprocessingShape" mc:Ignorable="w14 w15 w16se w16cid w16 w16cex w16sdtdh w16sdtfl w16du wp14">
   <w:abstractNum w:abstractNumId="0" w15:restartNumberingAfterBreak="0">
+    <w:nsid w:val="2D414D53"/>
+    <w:multiLevelType w:val="hybridMultilevel"/>
+    <w:tmpl w:val="79D8C608"/>
+    <w:lvl w:ilvl="0" w:tplc="04090001">
+      <w:start w:val="1"/>
+      <w:numFmt w:val="bullet"/>
+      <w:lvlText w:val=""/>
+      <w:lvlJc w:val="left"/>
+      <w:pPr>
+        <w:ind w:left="1080" w:hanging="360"/>
+      </w:pPr>
+      <w:rPr>
+        <w:rFonts w:ascii="Symbol" w:hAnsi="Symbol" w:hint="default"/>
+      </w:rPr>
+    </w:lvl>
+    <w:lvl w:ilvl="1" w:tplc="042A0003" w:tentative="1">
+      <w:start w:val="1"/>
+      <w:numFmt w:val="bullet"/>
+      <w:lvlText w:val="o"/>
+      <w:lvlJc w:val="left"/>
+      <w:pPr>
+        <w:ind w:left="1800" w:hanging="360"/>
+      </w:pPr>
+      <w:rPr>
+        <w:rFonts w:ascii="Courier New" w:hAnsi="Courier New" w:cs="Courier New" w:hint="default"/>
+      </w:rPr>
+    </w:lvl>
+    <w:lvl w:ilvl="2" w:tplc="042A0005" w:tentative="1">
+      <w:start w:val="1"/>
+      <w:numFmt w:val="bullet"/>
+      <w:lvlText w:val=""/>
+      <w:lvlJc w:val="left"/>
+      <w:pPr>
+        <w:ind w:left="2520" w:hanging="360"/>
+      </w:pPr>
+      <w:rPr>
+        <w:rFonts w:ascii="Wingdings" w:hAnsi="Wingdings" w:hint="default"/>
+      </w:rPr>
+    </w:lvl>
+    <w:lvl w:ilvl="3" w:tplc="042A0001" w:tentative="1">
+      <w:start w:val="1"/>
+      <w:numFmt w:val="bullet"/>
+      <w:lvlText w:val=""/>
+      <w:lvlJc w:val="left"/>
+      <w:pPr>
+        <w:ind w:left="3240" w:hanging="360"/>
+      </w:pPr>
+      <w:rPr>
+        <w:rFonts w:ascii="Symbol" w:hAnsi="Symbol" w:hint="default"/>
+      </w:rPr>
+    </w:lvl>
+    <w:lvl w:ilvl="4" w:tplc="042A0003" w:tentative="1">
+      <w:start w:val="1"/>
+      <w:numFmt w:val="bullet"/>
+      <w:lvlText w:val="o"/>
+      <w:lvlJc w:val="left"/>
+      <w:pPr>
+        <w:ind w:left="3960" w:hanging="360"/>
+      </w:pPr>
+      <w:rPr>
+        <w:rFonts w:ascii="Courier New" w:hAnsi="Courier New" w:cs="Courier New" w:hint="default"/>
+      </w:rPr>
+    </w:lvl>
+    <w:lvl w:ilvl="5" w:tplc="042A0005" w:tentative="1">
+      <w:start w:val="1"/>
+      <w:numFmt w:val="bullet"/>
+      <w:lvlText w:val=""/>
+      <w:lvlJc w:val="left"/>
+      <w:pPr>
+        <w:ind w:left="4680" w:hanging="360"/>
+      </w:pPr>
+      <w:rPr>
+        <w:rFonts w:ascii="Wingdings" w:hAnsi="Wingdings" w:hint="default"/>
+      </w:rPr>
+    </w:lvl>
+    <w:lvl w:ilvl="6" w:tplc="042A0001" w:tentative="1">
+      <w:start w:val="1"/>
+      <w:numFmt w:val="bullet"/>
+      <w:lvlText w:val=""/>
+      <w:lvlJc w:val="left"/>
+      <w:pPr>
+        <w:ind w:left="5400" w:hanging="360"/>
+      </w:pPr>
+      <w:rPr>
+        <w:rFonts w:ascii="Symbol" w:hAnsi="Symbol" w:hint="default"/>
+      </w:rPr>
+    </w:lvl>
+    <w:lvl w:ilvl="7" w:tplc="042A0003" w:tentative="1">
+      <w:start w:val="1"/>
+      <w:numFmt w:val="bullet"/>
+      <w:lvlText w:val="o"/>
+      <w:lvlJc w:val="left"/>
+      <w:pPr>
+        <w:ind w:left="6120" w:hanging="360"/>
+      </w:pPr>
+      <w:rPr>
+        <w:rFonts w:ascii="Courier New" w:hAnsi="Courier New" w:cs="Courier New" w:hint="default"/>
+      </w:rPr>
+    </w:lvl>
+    <w:lvl w:ilvl="8" w:tplc="042A0005" w:tentative="1">
+      <w:start w:val="1"/>
+      <w:numFmt w:val="bullet"/>
+      <w:lvlText w:val=""/>
+      <w:lvlJc w:val="left"/>
+      <w:pPr>
+        <w:ind w:left="6840" w:hanging="360"/>
+      </w:pPr>
+      <w:rPr>
+        <w:rFonts w:ascii="Wingdings" w:hAnsi="Wingdings" w:hint="default"/>
+      </w:rPr>
+    </w:lvl>
+  </w:abstractNum>
+  <w:abstractNum w:abstractNumId="1" w15:restartNumberingAfterBreak="0">
     <w:nsid w:val="36633DB5"/>
     <w:multiLevelType w:val="multilevel"/>
     <w:tmpl w:val="AFA615F2"/>
@@ -11079,10 +11289,10 @@
       </w:rPr>
     </w:lvl>
   </w:abstractNum>
-  <w:abstractNum w:abstractNumId="1" w15:restartNumberingAfterBreak="0">
+  <w:abstractNum w:abstractNumId="2" w15:restartNumberingAfterBreak="0">
     <w:nsid w:val="5F4D565D"/>
     <w:multiLevelType w:val="multilevel"/>
-    <w:tmpl w:val="007258CA"/>
+    <w:tmpl w:val="5C4C3CD6"/>
     <w:lvl w:ilvl="0">
       <w:start w:val="1"/>
       <w:numFmt w:val="decimal"/>
@@ -11144,10 +11354,13 @@
       <w:lvlText w:val="%1.%2.%3."/>
       <w:lvlJc w:val="left"/>
       <w:pPr>
-        <w:ind w:left="1080" w:hanging="360"/>
+        <w:ind w:left="720" w:hanging="363"/>
       </w:pPr>
       <w:rPr>
-        <w:rFonts w:hint="default"/>
+        <w:rFonts w:ascii="Times New Roman Bold" w:hAnsi="Times New Roman Bold" w:hint="default"/>
+        <w:b/>
+        <w:i w:val="0"/>
+        <w:sz w:val="26"/>
       </w:rPr>
     </w:lvl>
     <w:lvl w:ilvl="3">
@@ -11158,7 +11371,7 @@
       <w:lvlText w:val="%4)"/>
       <w:lvlJc w:val="left"/>
       <w:pPr>
-        <w:ind w:left="1435" w:hanging="355"/>
+        <w:ind w:left="1077" w:hanging="357"/>
       </w:pPr>
       <w:rPr>
         <w:rFonts w:ascii="Times New Roman Bold" w:hAnsi="Times New Roman Bold" w:hint="default"/>
@@ -11238,10 +11451,134 @@
       </w:rPr>
     </w:lvl>
   </w:abstractNum>
+  <w:abstractNum w:abstractNumId="3" w15:restartNumberingAfterBreak="0">
+    <w:nsid w:val="67A15940"/>
+    <w:multiLevelType w:val="multilevel"/>
+    <w:tmpl w:val="2AB25C04"/>
+    <w:lvl w:ilvl="0">
+      <w:start w:val="1"/>
+      <w:numFmt w:val="none"/>
+      <w:pStyle w:val="LBody"/>
+      <w:suff w:val="nothing"/>
+      <w:lvlText w:val="%1"/>
+      <w:lvlJc w:val="left"/>
+      <w:pPr>
+        <w:ind w:left="360" w:firstLine="360"/>
+      </w:pPr>
+      <w:rPr>
+        <w:rFonts w:ascii="Times New Roman" w:hAnsi="Times New Roman" w:hint="default"/>
+        <w:b w:val="0"/>
+        <w:i w:val="0"/>
+        <w:sz w:val="26"/>
+      </w:rPr>
+    </w:lvl>
+    <w:lvl w:ilvl="1">
+      <w:start w:val="1"/>
+      <w:numFmt w:val="lowerLetter"/>
+      <w:lvlText w:val="%2)"/>
+      <w:lvlJc w:val="left"/>
+      <w:pPr>
+        <w:ind w:left="720" w:hanging="360"/>
+      </w:pPr>
+      <w:rPr>
+        <w:rFonts w:hint="default"/>
+      </w:rPr>
+    </w:lvl>
+    <w:lvl w:ilvl="2">
+      <w:start w:val="1"/>
+      <w:numFmt w:val="lowerRoman"/>
+      <w:lvlText w:val="%3)"/>
+      <w:lvlJc w:val="left"/>
+      <w:pPr>
+        <w:ind w:left="1080" w:hanging="360"/>
+      </w:pPr>
+      <w:rPr>
+        <w:rFonts w:hint="default"/>
+      </w:rPr>
+    </w:lvl>
+    <w:lvl w:ilvl="3">
+      <w:start w:val="1"/>
+      <w:numFmt w:val="decimal"/>
+      <w:lvlText w:val="(%4)"/>
+      <w:lvlJc w:val="left"/>
+      <w:pPr>
+        <w:ind w:left="1440" w:hanging="360"/>
+      </w:pPr>
+      <w:rPr>
+        <w:rFonts w:hint="default"/>
+      </w:rPr>
+    </w:lvl>
+    <w:lvl w:ilvl="4">
+      <w:start w:val="1"/>
+      <w:numFmt w:val="lowerLetter"/>
+      <w:lvlText w:val="(%5)"/>
+      <w:lvlJc w:val="left"/>
+      <w:pPr>
+        <w:ind w:left="1800" w:hanging="360"/>
+      </w:pPr>
+      <w:rPr>
+        <w:rFonts w:hint="default"/>
+      </w:rPr>
+    </w:lvl>
+    <w:lvl w:ilvl="5">
+      <w:start w:val="1"/>
+      <w:numFmt w:val="lowerRoman"/>
+      <w:lvlText w:val="(%6)"/>
+      <w:lvlJc w:val="left"/>
+      <w:pPr>
+        <w:ind w:left="2160" w:hanging="360"/>
+      </w:pPr>
+      <w:rPr>
+        <w:rFonts w:hint="default"/>
+      </w:rPr>
+    </w:lvl>
+    <w:lvl w:ilvl="6">
+      <w:start w:val="1"/>
+      <w:numFmt w:val="decimal"/>
+      <w:lvlText w:val="%7."/>
+      <w:lvlJc w:val="left"/>
+      <w:pPr>
+        <w:ind w:left="2520" w:hanging="360"/>
+      </w:pPr>
+      <w:rPr>
+        <w:rFonts w:hint="default"/>
+      </w:rPr>
+    </w:lvl>
+    <w:lvl w:ilvl="7">
+      <w:start w:val="1"/>
+      <w:numFmt w:val="lowerLetter"/>
+      <w:lvlText w:val="%8."/>
+      <w:lvlJc w:val="left"/>
+      <w:pPr>
+        <w:ind w:left="2880" w:hanging="360"/>
+      </w:pPr>
+      <w:rPr>
+        <w:rFonts w:hint="default"/>
+      </w:rPr>
+    </w:lvl>
+    <w:lvl w:ilvl="8">
+      <w:start w:val="1"/>
+      <w:numFmt w:val="lowerRoman"/>
+      <w:lvlText w:val="%9."/>
+      <w:lvlJc w:val="left"/>
+      <w:pPr>
+        <w:ind w:left="3240" w:hanging="360"/>
+      </w:pPr>
+      <w:rPr>
+        <w:rFonts w:hint="default"/>
+      </w:rPr>
+    </w:lvl>
+  </w:abstractNum>
   <w:num w:numId="1" w16cid:durableId="349376058">
+    <w:abstractNumId w:val="2"/>
+  </w:num>
+  <w:num w:numId="2" w16cid:durableId="2110735045">
     <w:abstractNumId w:val="1"/>
   </w:num>
-  <w:num w:numId="2" w16cid:durableId="2110735045">
+  <w:num w:numId="3" w16cid:durableId="1335762244">
+    <w:abstractNumId w:val="3"/>
+  </w:num>
+  <w:num w:numId="4" w16cid:durableId="202136399">
     <w:abstractNumId w:val="0"/>
   </w:num>
   <w:numIdMacAtCleanup w:val="2"/>
@@ -11755,7 +12092,6 @@
   <w:style w:type="character" w:default="1" w:styleId="DefaultParagraphFont">
     <w:name w:val="Default Paragraph Font"/>
     <w:uiPriority w:val="1"/>
-    <w:semiHidden/>
     <w:unhideWhenUsed/>
   </w:style>
   <w:style w:type="table" w:default="1" w:styleId="TableNormal">
@@ -12008,10 +12344,13 @@
     <w:uiPriority w:val="39"/>
     <w:unhideWhenUsed/>
     <w:qFormat/>
-    <w:rsid w:val="008C30C5"/>
+    <w:rsid w:val="0009777B"/>
     <w:pPr>
       <w:spacing w:after="100"/>
     </w:pPr>
+    <w:rPr>
+      <w:b/>
+    </w:rPr>
   </w:style>
   <w:style w:type="paragraph" w:styleId="TOC3">
     <w:name w:val="toc 3"/>
@@ -12130,8 +12469,10 @@
     <w:qFormat/>
     <w:rsid w:val="00D23D09"/>
     <w:pPr>
+      <w:numPr>
+        <w:numId w:val="3"/>
+      </w:numPr>
       <w:spacing w:before="120" w:after="120" w:line="360" w:lineRule="auto"/>
-      <w:ind w:firstLine="720"/>
       <w:jc w:val="both"/>
     </w:pPr>
     <w:rPr>
@@ -12229,6 +12570,48 @@
       <w:color w:val="365F91" w:themeColor="accent1" w:themeShade="BF"/>
       <w:sz w:val="32"/>
       <w:szCs w:val="32"/>
+    </w:rPr>
+  </w:style>
+  <w:style w:type="paragraph" w:customStyle="1" w:styleId="pdq2pgselectionanchorcontainer">
+    <w:name w:val="pdq2pg_selectionanchorcontainer"/>
+    <w:basedOn w:val="Normal"/>
+    <w:rsid w:val="00A74369"/>
+    <w:pPr>
+      <w:spacing w:before="100" w:beforeAutospacing="1" w:after="100" w:afterAutospacing="1" w:line="240" w:lineRule="auto"/>
+    </w:pPr>
+    <w:rPr>
+      <w:rFonts w:eastAsia="Times New Roman" w:cs="Times New Roman"/>
+      <w:sz w:val="24"/>
+      <w:szCs w:val="24"/>
+      <w:lang w:eastAsia="vi-VN"/>
+    </w:rPr>
+  </w:style>
+  <w:style w:type="character" w:styleId="Strong">
+    <w:name w:val="Strong"/>
+    <w:basedOn w:val="DefaultParagraphFont"/>
+    <w:uiPriority w:val="22"/>
+    <w:qFormat/>
+    <w:rsid w:val="00A74369"/>
+    <w:rPr>
+      <w:b/>
+      <w:bCs/>
+    </w:rPr>
+  </w:style>
+  <w:style w:type="paragraph" w:styleId="NormalWeb">
+    <w:name w:val="Normal (Web)"/>
+    <w:basedOn w:val="Normal"/>
+    <w:uiPriority w:val="99"/>
+    <w:semiHidden/>
+    <w:unhideWhenUsed/>
+    <w:rsid w:val="00A74369"/>
+    <w:pPr>
+      <w:spacing w:before="100" w:beforeAutospacing="1" w:after="100" w:afterAutospacing="1" w:line="240" w:lineRule="auto"/>
+    </w:pPr>
+    <w:rPr>
+      <w:rFonts w:eastAsia="Times New Roman" w:cs="Times New Roman"/>
+      <w:sz w:val="24"/>
+      <w:szCs w:val="24"/>
+      <w:lang w:eastAsia="vi-VN"/>
     </w:rPr>
   </w:style>
 </w:styles>

--- a/report/Báo cáo.docx
+++ b/report/Báo cáo.docx
@@ -1070,21 +1070,7 @@
             <w:rStyle w:val="Hyperlink"/>
             <w:noProof/>
           </w:rPr>
-          <w:t xml:space="preserve">1.2. Sứ mệnh và </w:t>
-        </w:r>
-        <w:r>
-          <w:rPr>
-            <w:rStyle w:val="Hyperlink"/>
-            <w:noProof/>
-          </w:rPr>
-          <w:t>g</w:t>
-        </w:r>
-        <w:r>
-          <w:rPr>
-            <w:rStyle w:val="Hyperlink"/>
-            <w:noProof/>
-          </w:rPr>
-          <w:t>iá trị cốt lõi</w:t>
+          <w:t>1.2. Sứ mệnh và giá trị cốt lõi</w:t>
         </w:r>
         <w:r>
           <w:rPr>
@@ -7693,6 +7679,7 @@
     <w:p>
       <w:pPr>
         <w:spacing w:before="0" w:after="200" w:line="276" w:lineRule="auto"/>
+        <w:ind w:left="-1418"/>
         <w:rPr>
           <w:lang w:val="en-US"/>
         </w:rPr>
@@ -12092,6 +12079,7 @@
   <w:style w:type="character" w:default="1" w:styleId="DefaultParagraphFont">
     <w:name w:val="Default Paragraph Font"/>
     <w:uiPriority w:val="1"/>
+    <w:semiHidden/>
     <w:unhideWhenUsed/>
   </w:style>
   <w:style w:type="table" w:default="1" w:styleId="TableNormal">

--- a/report/Báo cáo.docx
+++ b/report/Báo cáo.docx
@@ -10537,6 +10537,5179 @@
       <w:bookmarkStart w:id="22" w:name="_Toc236690083"/>
       <w:r>
         <w:lastRenderedPageBreak/>
+        <w:t>Phương pháp thu thập thông tin và nguồn bằng chứng</w:t>
+      </w:r>
+    </w:p>
+    <w:p>
+      <w:pPr>
+        <w:pStyle w:val="Heading2"/>
+        <w:rPr>
+          <w:highlight w:val="yellow"/>
+        </w:rPr>
+      </w:pPr>
+      <w:r>
+        <w:rPr>
+          <w:highlight w:val="yellow"/>
+        </w:rPr>
+        <w:t>Phương pháp thu thập thông tin dựa trên bằng chứng</w:t>
+      </w:r>
+    </w:p>
+    <w:p>
+      <w:pPr>
+        <w:pStyle w:val="LBody"/>
+        <w:numPr>
+          <w:ilvl w:val="0"/>
+          <w:numId w:val="0"/>
+        </w:numPr>
+        <w:ind w:left="360" w:firstLine="360"/>
+      </w:pPr>
+    </w:p>
+    <w:p>
+      <w:pPr>
+        <w:pStyle w:val="Heading2"/>
+      </w:pPr>
+      <w:r>
+        <w:t>Bộ câu hỏi phỏng vấn thu thập dữ liệu</w:t>
+      </w:r>
+    </w:p>
+    <w:p>
+      <w:pPr>
+        <w:pStyle w:val="LBody"/>
+      </w:pPr>
+      <w:r>
+        <w:rPr>
+          <w:lang w:val="vi-VN"/>
+        </w:rPr>
+        <w:t xml:space="preserve">Để phục vụ trực tiếp cho việc thu thập thông tin và mô hình hóa 10 quy trình nghiệp vụ đã nêu ở Chương 2, toàn bộ 20 câu hỏi phỏng vấn </w:t>
+      </w:r>
+      <w:r>
+        <w:rPr>
+          <w:lang w:val="vi-VN"/>
+        </w:rPr>
+        <w:t>trong đó có</w:t>
+      </w:r>
+      <w:r>
+        <w:rPr>
+          <w:lang w:val="vi-VN"/>
+        </w:rPr>
+        <w:t>10 định tính và 10 định lượng được nhóm thiết kế gắn liền với </w:t>
+      </w:r>
+      <w:r>
+        <w:rPr>
+          <w:lang w:val="vi-VN"/>
+        </w:rPr>
+        <w:t>q</w:t>
+      </w:r>
+      <w:r>
+        <w:rPr>
+          <w:lang w:val="vi-VN"/>
+        </w:rPr>
+        <w:t xml:space="preserve">uy trình mục tiêu tương ứng. </w:t>
+      </w:r>
+      <w:r>
+        <w:t>Điều này giúp đảm bảo mỗi câu hỏi đưa ra đều có mục đích rõ ràng trong việc làm sáng tỏ các bước thực hiện, điểm nghẽn, thời gian, chi phí hoặc chất lượng của từng quy trình cụ thể.</w:t>
+      </w:r>
+    </w:p>
+    <w:p>
+      <w:pPr>
+        <w:pStyle w:val="Caption"/>
+        <w:rPr>
+          <w:lang w:val="en-US"/>
+        </w:rPr>
+      </w:pPr>
+      <w:r>
+        <w:rPr>
+          <w:highlight w:val="yellow"/>
+        </w:rPr>
+        <w:t xml:space="preserve">Bảng </w:t>
+      </w:r>
+      <w:r>
+        <w:rPr>
+          <w:highlight w:val="yellow"/>
+        </w:rPr>
+        <w:fldChar w:fldCharType="begin"/>
+      </w:r>
+      <w:r>
+        <w:rPr>
+          <w:highlight w:val="yellow"/>
+        </w:rPr>
+        <w:instrText xml:space="preserve"> STYLEREF 1 \s </w:instrText>
+      </w:r>
+      <w:r>
+        <w:rPr>
+          <w:highlight w:val="yellow"/>
+        </w:rPr>
+        <w:fldChar w:fldCharType="separate"/>
+      </w:r>
+      <w:r>
+        <w:rPr>
+          <w:noProof/>
+          <w:highlight w:val="yellow"/>
+        </w:rPr>
+        <w:t>3</w:t>
+      </w:r>
+      <w:r>
+        <w:rPr>
+          <w:highlight w:val="yellow"/>
+        </w:rPr>
+        <w:fldChar w:fldCharType="end"/>
+      </w:r>
+      <w:r>
+        <w:rPr>
+          <w:highlight w:val="yellow"/>
+        </w:rPr>
+        <w:t>.</w:t>
+      </w:r>
+      <w:r>
+        <w:rPr>
+          <w:highlight w:val="yellow"/>
+        </w:rPr>
+        <w:fldChar w:fldCharType="begin"/>
+      </w:r>
+      <w:r>
+        <w:rPr>
+          <w:highlight w:val="yellow"/>
+        </w:rPr>
+        <w:instrText xml:space="preserve"> SEQ Bảng \* ARABIC \s 1 </w:instrText>
+      </w:r>
+      <w:r>
+        <w:rPr>
+          <w:highlight w:val="yellow"/>
+        </w:rPr>
+        <w:fldChar w:fldCharType="separate"/>
+      </w:r>
+      <w:r>
+        <w:rPr>
+          <w:noProof/>
+          <w:highlight w:val="yellow"/>
+        </w:rPr>
+        <w:t>1</w:t>
+      </w:r>
+      <w:r>
+        <w:rPr>
+          <w:highlight w:val="yellow"/>
+        </w:rPr>
+        <w:fldChar w:fldCharType="end"/>
+      </w:r>
+      <w:r>
+        <w:rPr>
+          <w:highlight w:val="yellow"/>
+          <w:lang w:val="en-US"/>
+        </w:rPr>
+        <w:t>. Bộ 10 câu hỏi phỏng vấn định tính</w:t>
+      </w:r>
+    </w:p>
+    <w:tbl>
+      <w:tblPr>
+        <w:tblW w:w="0" w:type="auto"/>
+        <w:tblInd w:w="108" w:type="dxa"/>
+        <w:tblBorders>
+          <w:top w:val="single" w:sz="4" w:space="0" w:color="auto"/>
+          <w:left w:val="single" w:sz="4" w:space="0" w:color="auto"/>
+          <w:bottom w:val="single" w:sz="4" w:space="0" w:color="auto"/>
+          <w:right w:val="single" w:sz="4" w:space="0" w:color="auto"/>
+          <w:insideH w:val="single" w:sz="4" w:space="0" w:color="auto"/>
+          <w:insideV w:val="single" w:sz="4" w:space="0" w:color="auto"/>
+        </w:tblBorders>
+        <w:tblCellMar>
+          <w:left w:w="85" w:type="dxa"/>
+          <w:right w:w="85" w:type="dxa"/>
+        </w:tblCellMar>
+        <w:tblLook w:val="04A0" w:firstRow="1" w:lastRow="0" w:firstColumn="1" w:lastColumn="0" w:noHBand="0" w:noVBand="1"/>
+      </w:tblPr>
+      <w:tblGrid>
+        <w:gridCol w:w="789"/>
+        <w:gridCol w:w="1198"/>
+        <w:gridCol w:w="851"/>
+        <w:gridCol w:w="1817"/>
+        <w:gridCol w:w="1843"/>
+        <w:gridCol w:w="2351"/>
+      </w:tblGrid>
+      <w:tr>
+        <w:trPr>
+          <w:trHeight w:val="330"/>
+          <w:tblHeader/>
+        </w:trPr>
+        <w:tc>
+          <w:tcPr>
+            <w:tcW w:w="789" w:type="dxa"/>
+            <w:vAlign w:val="center"/>
+            <w:hideMark/>
+          </w:tcPr>
+          <w:p>
+            <w:pPr>
+              <w:spacing w:before="0" w:after="0" w:line="240" w:lineRule="auto"/>
+              <w:jc w:val="center"/>
+              <w:rPr>
+                <w:rFonts w:eastAsia="Times New Roman" w:cs="Times New Roman"/>
+                <w:b/>
+                <w:bCs/>
+                <w:color w:val="000000"/>
+                <w:sz w:val="25"/>
+                <w:szCs w:val="25"/>
+                <w:lang w:eastAsia="vi-VN"/>
+              </w:rPr>
+            </w:pPr>
+            <w:r>
+              <w:rPr>
+                <w:rFonts w:eastAsia="Times New Roman" w:cs="Times New Roman"/>
+                <w:b/>
+                <w:bCs/>
+                <w:color w:val="000000"/>
+                <w:sz w:val="25"/>
+                <w:szCs w:val="25"/>
+                <w:lang w:eastAsia="vi-VN"/>
+              </w:rPr>
+              <w:t>Câu</w:t>
+            </w:r>
+          </w:p>
+        </w:tc>
+        <w:tc>
+          <w:tcPr>
+            <w:tcW w:w="1198" w:type="dxa"/>
+            <w:vAlign w:val="center"/>
+            <w:hideMark/>
+          </w:tcPr>
+          <w:p>
+            <w:pPr>
+              <w:spacing w:before="0" w:after="0" w:line="240" w:lineRule="auto"/>
+              <w:jc w:val="center"/>
+              <w:rPr>
+                <w:rFonts w:eastAsia="Times New Roman" w:cs="Times New Roman"/>
+                <w:b/>
+                <w:bCs/>
+                <w:color w:val="000000"/>
+                <w:sz w:val="25"/>
+                <w:szCs w:val="25"/>
+                <w:lang w:eastAsia="vi-VN"/>
+              </w:rPr>
+            </w:pPr>
+            <w:r>
+              <w:rPr>
+                <w:rFonts w:eastAsia="Times New Roman" w:cs="Times New Roman"/>
+                <w:b/>
+                <w:bCs/>
+                <w:color w:val="000000"/>
+                <w:sz w:val="25"/>
+                <w:szCs w:val="25"/>
+                <w:lang w:eastAsia="vi-VN"/>
+              </w:rPr>
+              <w:t>Quy trình mục tiêu thu thập thông tin</w:t>
+            </w:r>
+          </w:p>
+        </w:tc>
+        <w:tc>
+          <w:tcPr>
+            <w:tcW w:w="851" w:type="dxa"/>
+            <w:vAlign w:val="center"/>
+            <w:hideMark/>
+          </w:tcPr>
+          <w:p>
+            <w:pPr>
+              <w:spacing w:before="0" w:after="0" w:line="240" w:lineRule="auto"/>
+              <w:jc w:val="center"/>
+              <w:rPr>
+                <w:rFonts w:eastAsia="Times New Roman" w:cs="Times New Roman"/>
+                <w:b/>
+                <w:bCs/>
+                <w:color w:val="000000"/>
+                <w:sz w:val="25"/>
+                <w:szCs w:val="25"/>
+                <w:lang w:eastAsia="vi-VN"/>
+              </w:rPr>
+            </w:pPr>
+            <w:r>
+              <w:rPr>
+                <w:rFonts w:eastAsia="Times New Roman" w:cs="Times New Roman"/>
+                <w:b/>
+                <w:bCs/>
+                <w:color w:val="000000"/>
+                <w:sz w:val="25"/>
+                <w:szCs w:val="25"/>
+                <w:lang w:eastAsia="vi-VN"/>
+              </w:rPr>
+              <w:t>Phân loại</w:t>
+            </w:r>
+          </w:p>
+        </w:tc>
+        <w:tc>
+          <w:tcPr>
+            <w:tcW w:w="1817" w:type="dxa"/>
+            <w:vAlign w:val="center"/>
+            <w:hideMark/>
+          </w:tcPr>
+          <w:p>
+            <w:pPr>
+              <w:spacing w:before="0" w:after="0" w:line="240" w:lineRule="auto"/>
+              <w:jc w:val="center"/>
+              <w:rPr>
+                <w:rFonts w:eastAsia="Times New Roman" w:cs="Times New Roman"/>
+                <w:b/>
+                <w:bCs/>
+                <w:color w:val="000000"/>
+                <w:sz w:val="25"/>
+                <w:szCs w:val="25"/>
+                <w:lang w:eastAsia="vi-VN"/>
+              </w:rPr>
+            </w:pPr>
+            <w:r>
+              <w:rPr>
+                <w:rFonts w:eastAsia="Times New Roman" w:cs="Times New Roman"/>
+                <w:b/>
+                <w:bCs/>
+                <w:color w:val="000000"/>
+                <w:sz w:val="25"/>
+                <w:szCs w:val="25"/>
+                <w:lang w:eastAsia="vi-VN"/>
+              </w:rPr>
+              <w:t>Nội dung câu hỏi phỏng vấn</w:t>
+            </w:r>
+          </w:p>
+        </w:tc>
+        <w:tc>
+          <w:tcPr>
+            <w:tcW w:w="1843" w:type="dxa"/>
+            <w:vAlign w:val="center"/>
+            <w:hideMark/>
+          </w:tcPr>
+          <w:p>
+            <w:pPr>
+              <w:spacing w:before="0" w:after="0" w:line="240" w:lineRule="auto"/>
+              <w:jc w:val="center"/>
+              <w:rPr>
+                <w:rFonts w:eastAsia="Times New Roman" w:cs="Times New Roman"/>
+                <w:b/>
+                <w:bCs/>
+                <w:color w:val="000000"/>
+                <w:sz w:val="25"/>
+                <w:szCs w:val="25"/>
+                <w:lang w:eastAsia="vi-VN"/>
+              </w:rPr>
+            </w:pPr>
+            <w:r>
+              <w:rPr>
+                <w:rFonts w:eastAsia="Times New Roman" w:cs="Times New Roman"/>
+                <w:b/>
+                <w:bCs/>
+                <w:color w:val="000000"/>
+                <w:sz w:val="25"/>
+                <w:szCs w:val="25"/>
+                <w:lang w:eastAsia="vi-VN"/>
+              </w:rPr>
+              <w:t>Các phương án lựa chọn</w:t>
+            </w:r>
+          </w:p>
+        </w:tc>
+        <w:tc>
+          <w:tcPr>
+            <w:tcW w:w="2351" w:type="dxa"/>
+            <w:vAlign w:val="center"/>
+            <w:hideMark/>
+          </w:tcPr>
+          <w:p>
+            <w:pPr>
+              <w:spacing w:before="0" w:after="0" w:line="240" w:lineRule="auto"/>
+              <w:jc w:val="center"/>
+              <w:rPr>
+                <w:rFonts w:eastAsia="Times New Roman" w:cs="Times New Roman"/>
+                <w:b/>
+                <w:bCs/>
+                <w:color w:val="000000"/>
+                <w:sz w:val="25"/>
+                <w:szCs w:val="25"/>
+                <w:lang w:eastAsia="vi-VN"/>
+              </w:rPr>
+            </w:pPr>
+            <w:r>
+              <w:rPr>
+                <w:rFonts w:eastAsia="Times New Roman" w:cs="Times New Roman"/>
+                <w:b/>
+                <w:bCs/>
+                <w:color w:val="000000"/>
+                <w:sz w:val="25"/>
+                <w:szCs w:val="25"/>
+                <w:lang w:eastAsia="vi-VN"/>
+              </w:rPr>
+              <w:t xml:space="preserve">Giả định </w:t>
+            </w:r>
+            <w:r>
+              <w:rPr>
+                <w:rFonts w:eastAsia="Times New Roman" w:cs="Times New Roman"/>
+                <w:b/>
+                <w:bCs/>
+                <w:color w:val="000000"/>
+                <w:sz w:val="25"/>
+                <w:szCs w:val="25"/>
+                <w:lang w:eastAsia="vi-VN"/>
+              </w:rPr>
+              <w:t>k</w:t>
+            </w:r>
+            <w:r>
+              <w:rPr>
+                <w:rFonts w:eastAsia="Times New Roman" w:cs="Times New Roman"/>
+                <w:b/>
+                <w:bCs/>
+                <w:color w:val="000000"/>
+                <w:sz w:val="25"/>
+                <w:szCs w:val="25"/>
+                <w:lang w:eastAsia="vi-VN"/>
+              </w:rPr>
+              <w:t>ết quả ghi nhận</w:t>
+            </w:r>
+          </w:p>
+        </w:tc>
+      </w:tr>
+      <w:tr>
+        <w:trPr>
+          <w:trHeight w:val="2310"/>
+        </w:trPr>
+        <w:tc>
+          <w:tcPr>
+            <w:tcW w:w="789" w:type="dxa"/>
+            <w:vAlign w:val="center"/>
+            <w:hideMark/>
+          </w:tcPr>
+          <w:p>
+            <w:pPr>
+              <w:spacing w:before="0" w:after="0" w:line="240" w:lineRule="auto"/>
+              <w:jc w:val="center"/>
+              <w:rPr>
+                <w:rFonts w:eastAsia="Times New Roman" w:cs="Times New Roman"/>
+                <w:color w:val="000000"/>
+                <w:sz w:val="25"/>
+                <w:szCs w:val="25"/>
+                <w:lang w:eastAsia="vi-VN"/>
+              </w:rPr>
+            </w:pPr>
+            <w:r>
+              <w:rPr>
+                <w:rFonts w:eastAsia="Times New Roman" w:cs="Times New Roman"/>
+                <w:color w:val="000000"/>
+                <w:sz w:val="25"/>
+                <w:szCs w:val="25"/>
+                <w:lang w:eastAsia="vi-VN"/>
+              </w:rPr>
+              <w:t>Câu 1</w:t>
+            </w:r>
+          </w:p>
+        </w:tc>
+        <w:tc>
+          <w:tcPr>
+            <w:tcW w:w="1198" w:type="dxa"/>
+            <w:vAlign w:val="center"/>
+            <w:hideMark/>
+          </w:tcPr>
+          <w:p>
+            <w:pPr>
+              <w:spacing w:before="0" w:after="0" w:line="240" w:lineRule="auto"/>
+              <w:jc w:val="center"/>
+              <w:rPr>
+                <w:rFonts w:eastAsia="Times New Roman" w:cs="Times New Roman"/>
+                <w:color w:val="000000"/>
+                <w:sz w:val="25"/>
+                <w:szCs w:val="25"/>
+                <w:lang w:eastAsia="vi-VN"/>
+              </w:rPr>
+            </w:pPr>
+            <w:r>
+              <w:rPr>
+                <w:rFonts w:eastAsia="Times New Roman" w:cs="Times New Roman"/>
+                <w:color w:val="000000"/>
+                <w:sz w:val="25"/>
+                <w:szCs w:val="25"/>
+                <w:lang w:eastAsia="vi-VN"/>
+              </w:rPr>
+              <w:t>2.3.1. Quy trình Pha chế và Phục vụ đồ uống</w:t>
+            </w:r>
+          </w:p>
+        </w:tc>
+        <w:tc>
+          <w:tcPr>
+            <w:tcW w:w="851" w:type="dxa"/>
+            <w:vAlign w:val="center"/>
+            <w:hideMark/>
+          </w:tcPr>
+          <w:p>
+            <w:pPr>
+              <w:spacing w:before="0" w:after="0" w:line="240" w:lineRule="auto"/>
+              <w:jc w:val="center"/>
+              <w:rPr>
+                <w:rFonts w:eastAsia="Times New Roman" w:cs="Times New Roman"/>
+                <w:color w:val="000000"/>
+                <w:sz w:val="25"/>
+                <w:szCs w:val="25"/>
+                <w:lang w:eastAsia="vi-VN"/>
+              </w:rPr>
+            </w:pPr>
+            <w:r>
+              <w:rPr>
+                <w:rFonts w:eastAsia="Times New Roman" w:cs="Times New Roman"/>
+                <w:color w:val="000000"/>
+                <w:sz w:val="25"/>
+                <w:szCs w:val="25"/>
+                <w:lang w:eastAsia="vi-VN"/>
+              </w:rPr>
+              <w:t>Có cấu trúc</w:t>
+            </w:r>
+          </w:p>
+        </w:tc>
+        <w:tc>
+          <w:tcPr>
+            <w:tcW w:w="1817" w:type="dxa"/>
+            <w:vAlign w:val="center"/>
+            <w:hideMark/>
+          </w:tcPr>
+          <w:p>
+            <w:pPr>
+              <w:spacing w:before="0" w:after="0" w:line="240" w:lineRule="auto"/>
+              <w:jc w:val="both"/>
+              <w:rPr>
+                <w:rFonts w:eastAsia="Times New Roman" w:cs="Times New Roman"/>
+                <w:color w:val="000000"/>
+                <w:sz w:val="25"/>
+                <w:szCs w:val="25"/>
+                <w:lang w:eastAsia="vi-VN"/>
+              </w:rPr>
+            </w:pPr>
+            <w:r>
+              <w:rPr>
+                <w:rFonts w:eastAsia="Times New Roman" w:cs="Times New Roman"/>
+                <w:color w:val="000000"/>
+                <w:sz w:val="25"/>
+                <w:szCs w:val="25"/>
+                <w:lang w:eastAsia="vi-VN"/>
+              </w:rPr>
+              <w:t>Quy trình pha chế một ly Trà sữa Phúc Long tiêu chuẩn tại quầy hiện được thực hiện theo bao nhiêu bước chính theo SOP?</w:t>
+            </w:r>
+          </w:p>
+        </w:tc>
+        <w:tc>
+          <w:tcPr>
+            <w:tcW w:w="1843" w:type="dxa"/>
+            <w:vAlign w:val="center"/>
+            <w:hideMark/>
+          </w:tcPr>
+          <w:p>
+            <w:pPr>
+              <w:spacing w:before="0" w:after="0" w:line="240" w:lineRule="auto"/>
+              <w:rPr>
+                <w:rFonts w:eastAsia="Times New Roman" w:cs="Times New Roman"/>
+                <w:color w:val="000000"/>
+                <w:sz w:val="25"/>
+                <w:szCs w:val="25"/>
+                <w:lang w:eastAsia="vi-VN"/>
+              </w:rPr>
+            </w:pPr>
+            <w:r>
+              <w:rPr>
+                <w:rFonts w:eastAsia="Times New Roman" w:cs="Times New Roman"/>
+                <w:color w:val="000000"/>
+                <w:sz w:val="25"/>
+                <w:szCs w:val="25"/>
+                <w:lang w:eastAsia="vi-VN"/>
+              </w:rPr>
+              <w:t>A. 3 bước</w:t>
+            </w:r>
+          </w:p>
+          <w:p>
+            <w:pPr>
+              <w:spacing w:before="0" w:after="0" w:line="240" w:lineRule="auto"/>
+              <w:rPr>
+                <w:rFonts w:eastAsia="Times New Roman" w:cs="Times New Roman"/>
+                <w:color w:val="000000"/>
+                <w:sz w:val="25"/>
+                <w:szCs w:val="25"/>
+                <w:lang w:eastAsia="vi-VN"/>
+              </w:rPr>
+            </w:pPr>
+            <w:r>
+              <w:rPr>
+                <w:rFonts w:eastAsia="Times New Roman" w:cs="Times New Roman"/>
+                <w:color w:val="000000"/>
+                <w:sz w:val="25"/>
+                <w:szCs w:val="25"/>
+                <w:lang w:eastAsia="vi-VN"/>
+              </w:rPr>
+              <w:t>B. 5 bước</w:t>
+            </w:r>
+          </w:p>
+          <w:p>
+            <w:pPr>
+              <w:spacing w:before="0" w:after="0" w:line="240" w:lineRule="auto"/>
+              <w:rPr>
+                <w:rFonts w:eastAsia="Times New Roman" w:cs="Times New Roman"/>
+                <w:color w:val="000000"/>
+                <w:sz w:val="25"/>
+                <w:szCs w:val="25"/>
+                <w:lang w:eastAsia="vi-VN"/>
+              </w:rPr>
+            </w:pPr>
+            <w:r>
+              <w:rPr>
+                <w:rFonts w:eastAsia="Times New Roman" w:cs="Times New Roman"/>
+                <w:color w:val="000000"/>
+                <w:sz w:val="25"/>
+                <w:szCs w:val="25"/>
+                <w:lang w:eastAsia="vi-VN"/>
+              </w:rPr>
+              <w:t>C. 6 bước</w:t>
+            </w:r>
+          </w:p>
+          <w:p>
+            <w:pPr>
+              <w:spacing w:before="0" w:after="0" w:line="240" w:lineRule="auto"/>
+              <w:rPr>
+                <w:rFonts w:eastAsia="Times New Roman" w:cs="Times New Roman"/>
+                <w:color w:val="000000"/>
+                <w:sz w:val="25"/>
+                <w:szCs w:val="25"/>
+                <w:lang w:eastAsia="vi-VN"/>
+              </w:rPr>
+            </w:pPr>
+            <w:r>
+              <w:rPr>
+                <w:rFonts w:eastAsia="Times New Roman" w:cs="Times New Roman"/>
+                <w:color w:val="000000"/>
+                <w:sz w:val="25"/>
+                <w:szCs w:val="25"/>
+                <w:lang w:eastAsia="vi-VN"/>
+              </w:rPr>
+              <w:t>D. Tùy từng</w:t>
+            </w:r>
+            <w:r>
+              <w:rPr>
+                <w:rFonts w:eastAsia="Times New Roman" w:cs="Times New Roman"/>
+                <w:color w:val="000000"/>
+                <w:sz w:val="25"/>
+                <w:szCs w:val="25"/>
+                <w:lang w:eastAsia="vi-VN"/>
+              </w:rPr>
+              <w:t xml:space="preserve"> </w:t>
+            </w:r>
+            <w:r>
+              <w:rPr>
+                <w:rFonts w:eastAsia="Times New Roman" w:cs="Times New Roman"/>
+                <w:color w:val="000000"/>
+                <w:sz w:val="25"/>
+                <w:szCs w:val="25"/>
+                <w:lang w:eastAsia="vi-VN"/>
+              </w:rPr>
+              <w:t>Barista</w:t>
+            </w:r>
+          </w:p>
+        </w:tc>
+        <w:tc>
+          <w:tcPr>
+            <w:tcW w:w="2351" w:type="dxa"/>
+            <w:vAlign w:val="center"/>
+            <w:hideMark/>
+          </w:tcPr>
+          <w:p>
+            <w:pPr>
+              <w:spacing w:before="0" w:after="0" w:line="240" w:lineRule="auto"/>
+              <w:jc w:val="both"/>
+              <w:rPr>
+                <w:rFonts w:eastAsia="Times New Roman" w:cs="Times New Roman"/>
+                <w:color w:val="000000"/>
+                <w:sz w:val="25"/>
+                <w:szCs w:val="25"/>
+                <w:lang w:eastAsia="vi-VN"/>
+              </w:rPr>
+            </w:pPr>
+            <w:r>
+              <w:rPr>
+                <w:rFonts w:eastAsia="Times New Roman" w:cs="Times New Roman"/>
+                <w:color w:val="000000"/>
+                <w:sz w:val="25"/>
+                <w:szCs w:val="25"/>
+                <w:lang w:eastAsia="vi-VN"/>
+              </w:rPr>
+              <w:t>Chọn B – 5 bước. Các bước gồm: (1) Nhận order và in sticker → (2) Lấy cốt trà → (3) Đong đường, sữa → (4) Shaker/lắc → (5) Dán màng ly và trả món. Mục đích: Xác định các hoạt động chính và trình tự thực hiện trong quy trình pha chế, phục vụ đồ uống.</w:t>
+            </w:r>
+          </w:p>
+        </w:tc>
+      </w:tr>
+      <w:tr>
+        <w:trPr>
+          <w:trHeight w:val="1980"/>
+        </w:trPr>
+        <w:tc>
+          <w:tcPr>
+            <w:tcW w:w="789" w:type="dxa"/>
+            <w:vAlign w:val="center"/>
+            <w:hideMark/>
+          </w:tcPr>
+          <w:p>
+            <w:pPr>
+              <w:spacing w:before="0" w:after="0" w:line="240" w:lineRule="auto"/>
+              <w:jc w:val="center"/>
+              <w:rPr>
+                <w:rFonts w:eastAsia="Times New Roman" w:cs="Times New Roman"/>
+                <w:color w:val="000000"/>
+                <w:sz w:val="25"/>
+                <w:szCs w:val="25"/>
+                <w:lang w:eastAsia="vi-VN"/>
+              </w:rPr>
+            </w:pPr>
+            <w:r>
+              <w:rPr>
+                <w:rFonts w:eastAsia="Times New Roman" w:cs="Times New Roman"/>
+                <w:color w:val="000000"/>
+                <w:sz w:val="25"/>
+                <w:szCs w:val="25"/>
+                <w:lang w:eastAsia="vi-VN"/>
+              </w:rPr>
+              <w:lastRenderedPageBreak/>
+              <w:t>Câu 2</w:t>
+            </w:r>
+          </w:p>
+        </w:tc>
+        <w:tc>
+          <w:tcPr>
+            <w:tcW w:w="1198" w:type="dxa"/>
+            <w:vAlign w:val="center"/>
+            <w:hideMark/>
+          </w:tcPr>
+          <w:p>
+            <w:pPr>
+              <w:spacing w:before="0" w:after="0" w:line="240" w:lineRule="auto"/>
+              <w:jc w:val="center"/>
+              <w:rPr>
+                <w:rFonts w:eastAsia="Times New Roman" w:cs="Times New Roman"/>
+                <w:color w:val="000000"/>
+                <w:sz w:val="25"/>
+                <w:szCs w:val="25"/>
+                <w:lang w:eastAsia="vi-VN"/>
+              </w:rPr>
+            </w:pPr>
+            <w:r>
+              <w:rPr>
+                <w:rFonts w:eastAsia="Times New Roman" w:cs="Times New Roman"/>
+                <w:color w:val="000000"/>
+                <w:sz w:val="25"/>
+                <w:szCs w:val="25"/>
+                <w:lang w:eastAsia="vi-VN"/>
+              </w:rPr>
+              <w:t>2.3.4. Quy trình Chăm sóc khách hàng và Giải quyết khiếu nại</w:t>
+            </w:r>
+          </w:p>
+        </w:tc>
+        <w:tc>
+          <w:tcPr>
+            <w:tcW w:w="851" w:type="dxa"/>
+            <w:vAlign w:val="center"/>
+            <w:hideMark/>
+          </w:tcPr>
+          <w:p>
+            <w:pPr>
+              <w:spacing w:before="0" w:after="0" w:line="240" w:lineRule="auto"/>
+              <w:jc w:val="center"/>
+              <w:rPr>
+                <w:rFonts w:eastAsia="Times New Roman" w:cs="Times New Roman"/>
+                <w:color w:val="000000"/>
+                <w:sz w:val="25"/>
+                <w:szCs w:val="25"/>
+                <w:lang w:eastAsia="vi-VN"/>
+              </w:rPr>
+            </w:pPr>
+            <w:r>
+              <w:rPr>
+                <w:rFonts w:eastAsia="Times New Roman" w:cs="Times New Roman"/>
+                <w:color w:val="000000"/>
+                <w:sz w:val="25"/>
+                <w:szCs w:val="25"/>
+                <w:lang w:eastAsia="vi-VN"/>
+              </w:rPr>
+              <w:t>Có cấu trúc</w:t>
+            </w:r>
+          </w:p>
+        </w:tc>
+        <w:tc>
+          <w:tcPr>
+            <w:tcW w:w="1817" w:type="dxa"/>
+            <w:vAlign w:val="center"/>
+            <w:hideMark/>
+          </w:tcPr>
+          <w:p>
+            <w:pPr>
+              <w:spacing w:before="0" w:after="0" w:line="240" w:lineRule="auto"/>
+              <w:jc w:val="both"/>
+              <w:rPr>
+                <w:rFonts w:eastAsia="Times New Roman" w:cs="Times New Roman"/>
+                <w:color w:val="000000"/>
+                <w:sz w:val="25"/>
+                <w:szCs w:val="25"/>
+                <w:lang w:eastAsia="vi-VN"/>
+              </w:rPr>
+            </w:pPr>
+            <w:r>
+              <w:rPr>
+                <w:rFonts w:eastAsia="Times New Roman" w:cs="Times New Roman"/>
+                <w:color w:val="000000"/>
+                <w:sz w:val="25"/>
+                <w:szCs w:val="25"/>
+                <w:lang w:eastAsia="vi-VN"/>
+              </w:rPr>
+              <w:t>Khi khách hàng phản ánh đồ uống quá ngọt, sai vị hoặc không đúng yêu cầu, nhân viên cửa hàng xử lý theo quy định như thế nào?</w:t>
+            </w:r>
+          </w:p>
+        </w:tc>
+        <w:tc>
+          <w:tcPr>
+            <w:tcW w:w="1843" w:type="dxa"/>
+            <w:vAlign w:val="center"/>
+            <w:hideMark/>
+          </w:tcPr>
+          <w:p>
+            <w:pPr>
+              <w:spacing w:before="0" w:after="0" w:line="240" w:lineRule="auto"/>
+              <w:jc w:val="both"/>
+              <w:rPr>
+                <w:rFonts w:eastAsia="Times New Roman" w:cs="Times New Roman"/>
+                <w:color w:val="000000"/>
+                <w:sz w:val="25"/>
+                <w:szCs w:val="25"/>
+                <w:lang w:eastAsia="vi-VN"/>
+              </w:rPr>
+            </w:pPr>
+            <w:r>
+              <w:rPr>
+                <w:rFonts w:eastAsia="Times New Roman" w:cs="Times New Roman"/>
+                <w:color w:val="000000"/>
+                <w:sz w:val="25"/>
+                <w:szCs w:val="25"/>
+                <w:lang w:eastAsia="vi-VN"/>
+              </w:rPr>
+              <w:t>A. Từ chối đổi trả</w:t>
+            </w:r>
+          </w:p>
+          <w:p>
+            <w:pPr>
+              <w:spacing w:before="0" w:after="0" w:line="240" w:lineRule="auto"/>
+              <w:jc w:val="both"/>
+              <w:rPr>
+                <w:rFonts w:eastAsia="Times New Roman" w:cs="Times New Roman"/>
+                <w:color w:val="000000"/>
+                <w:sz w:val="25"/>
+                <w:szCs w:val="25"/>
+                <w:lang w:eastAsia="vi-VN"/>
+              </w:rPr>
+            </w:pPr>
+            <w:r>
+              <w:rPr>
+                <w:rFonts w:eastAsia="Times New Roman" w:cs="Times New Roman"/>
+                <w:color w:val="000000"/>
+                <w:sz w:val="25"/>
+                <w:szCs w:val="25"/>
+                <w:lang w:eastAsia="vi-VN"/>
+              </w:rPr>
+              <w:t>B. Xin lỗi khách hàng, đổi một ly mới đúng yêu cầu và thực hiện xử lý ly lỗi theo quy định</w:t>
+            </w:r>
+          </w:p>
+          <w:p>
+            <w:pPr>
+              <w:spacing w:before="0" w:after="0" w:line="240" w:lineRule="auto"/>
+              <w:jc w:val="both"/>
+              <w:rPr>
+                <w:rFonts w:eastAsia="Times New Roman" w:cs="Times New Roman"/>
+                <w:color w:val="000000"/>
+                <w:sz w:val="25"/>
+                <w:szCs w:val="25"/>
+                <w:lang w:val="en-US" w:eastAsia="vi-VN"/>
+              </w:rPr>
+            </w:pPr>
+            <w:r>
+              <w:rPr>
+                <w:rFonts w:eastAsia="Times New Roman" w:cs="Times New Roman"/>
+                <w:color w:val="000000"/>
+                <w:sz w:val="25"/>
+                <w:szCs w:val="25"/>
+                <w:lang w:eastAsia="vi-VN"/>
+              </w:rPr>
+              <w:t>C. Hoàn lại 50% giá trị ly nước</w:t>
+            </w:r>
+          </w:p>
+          <w:p>
+            <w:pPr>
+              <w:spacing w:before="0" w:after="0" w:line="240" w:lineRule="auto"/>
+              <w:jc w:val="both"/>
+              <w:rPr>
+                <w:rFonts w:eastAsia="Times New Roman" w:cs="Times New Roman"/>
+                <w:color w:val="000000"/>
+                <w:sz w:val="25"/>
+                <w:szCs w:val="25"/>
+                <w:lang w:eastAsia="vi-VN"/>
+              </w:rPr>
+            </w:pPr>
+            <w:r>
+              <w:rPr>
+                <w:rFonts w:eastAsia="Times New Roman" w:cs="Times New Roman"/>
+                <w:color w:val="000000"/>
+                <w:sz w:val="25"/>
+                <w:szCs w:val="25"/>
+                <w:lang w:eastAsia="vi-VN"/>
+              </w:rPr>
+              <w:t>D. Chờ Quản lý cửa hàng (SM) phê duyệt trước khi xử lý</w:t>
+            </w:r>
+          </w:p>
+        </w:tc>
+        <w:tc>
+          <w:tcPr>
+            <w:tcW w:w="2351" w:type="dxa"/>
+            <w:vAlign w:val="center"/>
+            <w:hideMark/>
+          </w:tcPr>
+          <w:p>
+            <w:pPr>
+              <w:spacing w:before="0" w:after="0" w:line="240" w:lineRule="auto"/>
+              <w:jc w:val="both"/>
+              <w:rPr>
+                <w:rFonts w:eastAsia="Times New Roman" w:cs="Times New Roman"/>
+                <w:color w:val="000000"/>
+                <w:sz w:val="25"/>
+                <w:szCs w:val="25"/>
+                <w:lang w:eastAsia="vi-VN"/>
+              </w:rPr>
+            </w:pPr>
+            <w:r>
+              <w:rPr>
+                <w:rFonts w:eastAsia="Times New Roman" w:cs="Times New Roman"/>
+                <w:color w:val="000000"/>
+                <w:sz w:val="25"/>
+                <w:szCs w:val="25"/>
+                <w:lang w:eastAsia="vi-VN"/>
+              </w:rPr>
+              <w:t xml:space="preserve">Chọn B. Nhân viên chủ động xin lỗi, xác nhận vấn đề và thực hiện đổi món theo quy định; đồng thời ghi nhận/hủy món lỗi trên hệ thống nếu có yêu cầu. </w:t>
+            </w:r>
+          </w:p>
+          <w:p>
+            <w:pPr>
+              <w:spacing w:before="0" w:after="0" w:line="240" w:lineRule="auto"/>
+              <w:jc w:val="both"/>
+              <w:rPr>
+                <w:rFonts w:eastAsia="Times New Roman" w:cs="Times New Roman"/>
+                <w:color w:val="000000"/>
+                <w:sz w:val="25"/>
+                <w:szCs w:val="25"/>
+                <w:lang w:eastAsia="vi-VN"/>
+              </w:rPr>
+            </w:pPr>
+            <w:r>
+              <w:rPr>
+                <w:rFonts w:eastAsia="Times New Roman" w:cs="Times New Roman"/>
+                <w:color w:val="000000"/>
+                <w:sz w:val="25"/>
+                <w:szCs w:val="25"/>
+                <w:lang w:eastAsia="vi-VN"/>
+              </w:rPr>
+              <w:t>Mục đích: Xác định luồng xử lý ngoại lệ, quyền hạn của nhân viên và chính sách xử lý khiếu nại.</w:t>
+            </w:r>
+          </w:p>
+        </w:tc>
+      </w:tr>
+      <w:tr>
+        <w:trPr>
+          <w:trHeight w:val="1980"/>
+        </w:trPr>
+        <w:tc>
+          <w:tcPr>
+            <w:tcW w:w="789" w:type="dxa"/>
+            <w:vAlign w:val="center"/>
+            <w:hideMark/>
+          </w:tcPr>
+          <w:p>
+            <w:pPr>
+              <w:spacing w:before="0" w:after="0" w:line="240" w:lineRule="auto"/>
+              <w:jc w:val="center"/>
+              <w:rPr>
+                <w:rFonts w:eastAsia="Times New Roman" w:cs="Times New Roman"/>
+                <w:color w:val="000000"/>
+                <w:sz w:val="25"/>
+                <w:szCs w:val="25"/>
+                <w:lang w:eastAsia="vi-VN"/>
+              </w:rPr>
+            </w:pPr>
+            <w:r>
+              <w:rPr>
+                <w:rFonts w:eastAsia="Times New Roman" w:cs="Times New Roman"/>
+                <w:color w:val="000000"/>
+                <w:sz w:val="25"/>
+                <w:szCs w:val="25"/>
+                <w:lang w:eastAsia="vi-VN"/>
+              </w:rPr>
+              <w:t>Câu 3</w:t>
+            </w:r>
+          </w:p>
+        </w:tc>
+        <w:tc>
+          <w:tcPr>
+            <w:tcW w:w="1198" w:type="dxa"/>
+            <w:vAlign w:val="center"/>
+            <w:hideMark/>
+          </w:tcPr>
+          <w:p>
+            <w:pPr>
+              <w:spacing w:before="0" w:after="0" w:line="240" w:lineRule="auto"/>
+              <w:jc w:val="center"/>
+              <w:rPr>
+                <w:rFonts w:eastAsia="Times New Roman" w:cs="Times New Roman"/>
+                <w:color w:val="000000"/>
+                <w:sz w:val="25"/>
+                <w:szCs w:val="25"/>
+                <w:lang w:eastAsia="vi-VN"/>
+              </w:rPr>
+            </w:pPr>
+            <w:r>
+              <w:rPr>
+                <w:rFonts w:eastAsia="Times New Roman" w:cs="Times New Roman"/>
+                <w:color w:val="000000"/>
+                <w:sz w:val="25"/>
+                <w:szCs w:val="25"/>
+                <w:lang w:eastAsia="vi-VN"/>
+              </w:rPr>
+              <w:t>2.4.2. Quy trình Quản lý chuỗi cung ứng và Đặt hàng kho</w:t>
+            </w:r>
+          </w:p>
+        </w:tc>
+        <w:tc>
+          <w:tcPr>
+            <w:tcW w:w="851" w:type="dxa"/>
+            <w:vAlign w:val="center"/>
+            <w:hideMark/>
+          </w:tcPr>
+          <w:p>
+            <w:pPr>
+              <w:spacing w:before="0" w:after="0" w:line="240" w:lineRule="auto"/>
+              <w:jc w:val="center"/>
+              <w:rPr>
+                <w:rFonts w:eastAsia="Times New Roman" w:cs="Times New Roman"/>
+                <w:color w:val="000000"/>
+                <w:sz w:val="25"/>
+                <w:szCs w:val="25"/>
+                <w:lang w:eastAsia="vi-VN"/>
+              </w:rPr>
+            </w:pPr>
+            <w:r>
+              <w:rPr>
+                <w:rFonts w:eastAsia="Times New Roman" w:cs="Times New Roman"/>
+                <w:color w:val="000000"/>
+                <w:sz w:val="25"/>
+                <w:szCs w:val="25"/>
+                <w:lang w:eastAsia="vi-VN"/>
+              </w:rPr>
+              <w:t>Có cấu trúc</w:t>
+            </w:r>
+          </w:p>
+        </w:tc>
+        <w:tc>
+          <w:tcPr>
+            <w:tcW w:w="1817" w:type="dxa"/>
+            <w:vAlign w:val="center"/>
+            <w:hideMark/>
+          </w:tcPr>
+          <w:p>
+            <w:pPr>
+              <w:spacing w:before="0" w:after="0" w:line="240" w:lineRule="auto"/>
+              <w:jc w:val="both"/>
+              <w:rPr>
+                <w:rFonts w:eastAsia="Times New Roman" w:cs="Times New Roman"/>
+                <w:color w:val="000000"/>
+                <w:sz w:val="25"/>
+                <w:szCs w:val="25"/>
+                <w:lang w:eastAsia="vi-VN"/>
+              </w:rPr>
+            </w:pPr>
+            <w:r>
+              <w:rPr>
+                <w:rFonts w:eastAsia="Times New Roman" w:cs="Times New Roman"/>
+                <w:color w:val="000000"/>
+                <w:sz w:val="25"/>
+                <w:szCs w:val="25"/>
+                <w:lang w:eastAsia="vi-VN"/>
+              </w:rPr>
+              <w:t>Tần suất kiểm kê tồn kho đối với các nhóm nguyên liệu và vật tư tại cửa hàng được thực hiện như thế nào?</w:t>
+            </w:r>
+          </w:p>
+        </w:tc>
+        <w:tc>
+          <w:tcPr>
+            <w:tcW w:w="1843" w:type="dxa"/>
+            <w:vAlign w:val="center"/>
+            <w:hideMark/>
+          </w:tcPr>
+          <w:p>
+            <w:pPr>
+              <w:spacing w:before="0" w:after="0" w:line="240" w:lineRule="auto"/>
+              <w:rPr>
+                <w:rFonts w:eastAsia="Times New Roman" w:cs="Times New Roman"/>
+                <w:color w:val="000000"/>
+                <w:sz w:val="25"/>
+                <w:szCs w:val="25"/>
+                <w:lang w:eastAsia="vi-VN"/>
+              </w:rPr>
+            </w:pPr>
+            <w:r>
+              <w:rPr>
+                <w:rFonts w:eastAsia="Times New Roman" w:cs="Times New Roman"/>
+                <w:color w:val="000000"/>
+                <w:sz w:val="25"/>
+                <w:szCs w:val="25"/>
+                <w:lang w:eastAsia="vi-VN"/>
+              </w:rPr>
+              <w:t>A. Kiểm tra theo ca đối với nguyên liệu cần kiểm soát thường xuyên; kiểm kê cuối ngày đối với một số vật tư/bao bì</w:t>
+            </w:r>
+          </w:p>
+          <w:p>
+            <w:pPr>
+              <w:spacing w:before="0" w:after="0" w:line="240" w:lineRule="auto"/>
+              <w:rPr>
+                <w:rFonts w:eastAsia="Times New Roman" w:cs="Times New Roman"/>
+                <w:color w:val="000000"/>
+                <w:sz w:val="25"/>
+                <w:szCs w:val="25"/>
+                <w:lang w:eastAsia="vi-VN"/>
+              </w:rPr>
+            </w:pPr>
+            <w:r>
+              <w:rPr>
+                <w:rFonts w:eastAsia="Times New Roman" w:cs="Times New Roman"/>
+                <w:color w:val="000000"/>
+                <w:sz w:val="25"/>
+                <w:szCs w:val="25"/>
+                <w:lang w:eastAsia="vi-VN"/>
+              </w:rPr>
+              <w:t>B. Một lần/tuần</w:t>
+            </w:r>
+          </w:p>
+          <w:p>
+            <w:pPr>
+              <w:spacing w:before="0" w:after="0" w:line="240" w:lineRule="auto"/>
+              <w:rPr>
+                <w:rFonts w:eastAsia="Times New Roman" w:cs="Times New Roman"/>
+                <w:color w:val="000000"/>
+                <w:sz w:val="25"/>
+                <w:szCs w:val="25"/>
+                <w:lang w:eastAsia="vi-VN"/>
+              </w:rPr>
+            </w:pPr>
+            <w:r>
+              <w:rPr>
+                <w:rFonts w:eastAsia="Times New Roman" w:cs="Times New Roman"/>
+                <w:color w:val="000000"/>
+                <w:sz w:val="25"/>
+                <w:szCs w:val="25"/>
+                <w:lang w:eastAsia="vi-VN"/>
+              </w:rPr>
+              <w:t>C. Một lần/tháng khi bộ phận Kế toán kiểm tra</w:t>
+            </w:r>
+          </w:p>
+          <w:p>
+            <w:pPr>
+              <w:spacing w:before="0" w:after="0" w:line="240" w:lineRule="auto"/>
+              <w:rPr>
+                <w:rFonts w:eastAsia="Times New Roman" w:cs="Times New Roman"/>
+                <w:color w:val="000000"/>
+                <w:sz w:val="25"/>
+                <w:szCs w:val="25"/>
+                <w:lang w:eastAsia="vi-VN"/>
+              </w:rPr>
+            </w:pPr>
+            <w:r>
+              <w:rPr>
+                <w:rFonts w:eastAsia="Times New Roman" w:cs="Times New Roman"/>
+                <w:color w:val="000000"/>
+                <w:sz w:val="25"/>
+                <w:szCs w:val="25"/>
+                <w:lang w:eastAsia="vi-VN"/>
+              </w:rPr>
+              <w:t>D. Chỉ kiểm kê khi nguyên liệu gần hết hoặc hết hàng</w:t>
+            </w:r>
+          </w:p>
+        </w:tc>
+        <w:tc>
+          <w:tcPr>
+            <w:tcW w:w="2351" w:type="dxa"/>
+            <w:vAlign w:val="center"/>
+            <w:hideMark/>
+          </w:tcPr>
+          <w:p>
+            <w:pPr>
+              <w:spacing w:before="0" w:after="0" w:line="240" w:lineRule="auto"/>
+              <w:jc w:val="both"/>
+              <w:rPr>
+                <w:rFonts w:eastAsia="Times New Roman" w:cs="Times New Roman"/>
+                <w:color w:val="000000"/>
+                <w:sz w:val="25"/>
+                <w:szCs w:val="25"/>
+                <w:lang w:eastAsia="vi-VN"/>
+              </w:rPr>
+            </w:pPr>
+            <w:r>
+              <w:rPr>
+                <w:rFonts w:eastAsia="Times New Roman" w:cs="Times New Roman"/>
+                <w:color w:val="000000"/>
+                <w:sz w:val="25"/>
+                <w:szCs w:val="25"/>
+                <w:lang w:eastAsia="vi-VN"/>
+              </w:rPr>
+              <w:t>Chọn A. Thực hiện kiểm tra, đối chiếu tồn kho theo tần suất phù hợp với từng nhóm nguyên liệu/vật tư và tuân thủ nguyên tắc FIFO khi sử dụng. Mục đích: Làm rõ hoạt động kiểm kê, kiểm soát tồn kho và bổ sung nguyên liệu.</w:t>
+            </w:r>
+          </w:p>
+        </w:tc>
+      </w:tr>
+      <w:tr>
+        <w:trPr>
+          <w:trHeight w:val="1365"/>
+        </w:trPr>
+        <w:tc>
+          <w:tcPr>
+            <w:tcW w:w="789" w:type="dxa"/>
+            <w:vAlign w:val="center"/>
+            <w:hideMark/>
+          </w:tcPr>
+          <w:p>
+            <w:pPr>
+              <w:spacing w:before="0" w:after="0" w:line="240" w:lineRule="auto"/>
+              <w:jc w:val="center"/>
+              <w:rPr>
+                <w:rFonts w:eastAsia="Times New Roman" w:cs="Times New Roman"/>
+                <w:color w:val="000000"/>
+                <w:sz w:val="25"/>
+                <w:szCs w:val="25"/>
+                <w:lang w:eastAsia="vi-VN"/>
+              </w:rPr>
+            </w:pPr>
+            <w:r>
+              <w:rPr>
+                <w:rFonts w:eastAsia="Times New Roman" w:cs="Times New Roman"/>
+                <w:color w:val="000000"/>
+                <w:sz w:val="25"/>
+                <w:szCs w:val="25"/>
+                <w:lang w:eastAsia="vi-VN"/>
+              </w:rPr>
+              <w:t>Câu 4</w:t>
+            </w:r>
+          </w:p>
+        </w:tc>
+        <w:tc>
+          <w:tcPr>
+            <w:tcW w:w="1198" w:type="dxa"/>
+            <w:vAlign w:val="center"/>
+            <w:hideMark/>
+          </w:tcPr>
+          <w:p>
+            <w:pPr>
+              <w:spacing w:before="0" w:after="0" w:line="240" w:lineRule="auto"/>
+              <w:jc w:val="center"/>
+              <w:rPr>
+                <w:rFonts w:eastAsia="Times New Roman" w:cs="Times New Roman"/>
+                <w:color w:val="000000"/>
+                <w:sz w:val="25"/>
+                <w:szCs w:val="25"/>
+                <w:lang w:eastAsia="vi-VN"/>
+              </w:rPr>
+            </w:pPr>
+            <w:r>
+              <w:rPr>
+                <w:rFonts w:eastAsia="Times New Roman" w:cs="Times New Roman"/>
+                <w:color w:val="000000"/>
+                <w:sz w:val="25"/>
+                <w:szCs w:val="25"/>
+                <w:lang w:eastAsia="vi-VN"/>
+              </w:rPr>
+              <w:t>2.3.2. Quy trình Vận hành ca làm việc tại cửa hàng</w:t>
+            </w:r>
+          </w:p>
+        </w:tc>
+        <w:tc>
+          <w:tcPr>
+            <w:tcW w:w="851" w:type="dxa"/>
+            <w:vAlign w:val="center"/>
+            <w:hideMark/>
+          </w:tcPr>
+          <w:p>
+            <w:pPr>
+              <w:spacing w:before="0" w:after="0" w:line="240" w:lineRule="auto"/>
+              <w:jc w:val="center"/>
+              <w:rPr>
+                <w:rFonts w:eastAsia="Times New Roman" w:cs="Times New Roman"/>
+                <w:color w:val="000000"/>
+                <w:sz w:val="25"/>
+                <w:szCs w:val="25"/>
+                <w:lang w:eastAsia="vi-VN"/>
+              </w:rPr>
+            </w:pPr>
+            <w:r>
+              <w:rPr>
+                <w:rFonts w:eastAsia="Times New Roman" w:cs="Times New Roman"/>
+                <w:color w:val="000000"/>
+                <w:sz w:val="25"/>
+                <w:szCs w:val="25"/>
+                <w:lang w:eastAsia="vi-VN"/>
+              </w:rPr>
+              <w:t>Có cấu trúc</w:t>
+            </w:r>
+          </w:p>
+        </w:tc>
+        <w:tc>
+          <w:tcPr>
+            <w:tcW w:w="1817" w:type="dxa"/>
+            <w:vAlign w:val="center"/>
+            <w:hideMark/>
+          </w:tcPr>
+          <w:p>
+            <w:pPr>
+              <w:spacing w:before="0" w:after="0" w:line="240" w:lineRule="auto"/>
+              <w:jc w:val="both"/>
+              <w:rPr>
+                <w:rFonts w:eastAsia="Times New Roman" w:cs="Times New Roman"/>
+                <w:color w:val="000000"/>
+                <w:sz w:val="25"/>
+                <w:szCs w:val="25"/>
+                <w:lang w:eastAsia="vi-VN"/>
+              </w:rPr>
+            </w:pPr>
+            <w:r>
+              <w:rPr>
+                <w:rFonts w:eastAsia="Times New Roman" w:cs="Times New Roman"/>
+                <w:color w:val="000000"/>
+                <w:sz w:val="25"/>
+                <w:szCs w:val="25"/>
+                <w:lang w:eastAsia="vi-VN"/>
+              </w:rPr>
+              <w:t>Anh/chị đánh giá mức độ phối hợp giữa Thu ngân và Barista trong thời gian cao điểm như thế nào?</w:t>
+            </w:r>
+          </w:p>
+        </w:tc>
+        <w:tc>
+          <w:tcPr>
+            <w:tcW w:w="1843" w:type="dxa"/>
+            <w:vAlign w:val="center"/>
+            <w:hideMark/>
+          </w:tcPr>
+          <w:p>
+            <w:pPr>
+              <w:spacing w:before="0" w:after="0" w:line="240" w:lineRule="auto"/>
+              <w:rPr>
+                <w:rFonts w:eastAsia="Times New Roman" w:cs="Times New Roman"/>
+                <w:color w:val="000000"/>
+                <w:sz w:val="25"/>
+                <w:szCs w:val="25"/>
+                <w:lang w:eastAsia="vi-VN"/>
+              </w:rPr>
+            </w:pPr>
+            <w:r>
+              <w:rPr>
+                <w:rFonts w:eastAsia="Times New Roman" w:cs="Times New Roman"/>
+                <w:color w:val="000000"/>
+                <w:sz w:val="25"/>
+                <w:szCs w:val="25"/>
+                <w:lang w:eastAsia="vi-VN"/>
+              </w:rPr>
+              <w:t>A. Rất chưa tốt</w:t>
+            </w:r>
+          </w:p>
+          <w:p>
+            <w:pPr>
+              <w:spacing w:before="0" w:after="0" w:line="240" w:lineRule="auto"/>
+              <w:rPr>
+                <w:rFonts w:eastAsia="Times New Roman" w:cs="Times New Roman"/>
+                <w:color w:val="000000"/>
+                <w:sz w:val="25"/>
+                <w:szCs w:val="25"/>
+                <w:lang w:eastAsia="vi-VN"/>
+              </w:rPr>
+            </w:pPr>
+            <w:r>
+              <w:rPr>
+                <w:rFonts w:eastAsia="Times New Roman" w:cs="Times New Roman"/>
+                <w:color w:val="000000"/>
+                <w:sz w:val="25"/>
+                <w:szCs w:val="25"/>
+                <w:lang w:eastAsia="vi-VN"/>
+              </w:rPr>
+              <w:t>B. Chưa tốt</w:t>
+            </w:r>
+          </w:p>
+          <w:p>
+            <w:pPr>
+              <w:spacing w:before="0" w:after="0" w:line="240" w:lineRule="auto"/>
+              <w:rPr>
+                <w:rFonts w:eastAsia="Times New Roman" w:cs="Times New Roman"/>
+                <w:color w:val="000000"/>
+                <w:sz w:val="25"/>
+                <w:szCs w:val="25"/>
+                <w:lang w:eastAsia="vi-VN"/>
+              </w:rPr>
+            </w:pPr>
+            <w:r>
+              <w:rPr>
+                <w:rFonts w:eastAsia="Times New Roman" w:cs="Times New Roman"/>
+                <w:color w:val="000000"/>
+                <w:sz w:val="25"/>
+                <w:szCs w:val="25"/>
+                <w:lang w:eastAsia="vi-VN"/>
+              </w:rPr>
+              <w:t>C. Tốt, tương đối nhịp nhàng</w:t>
+            </w:r>
+          </w:p>
+          <w:p>
+            <w:pPr>
+              <w:spacing w:before="0" w:after="0" w:line="240" w:lineRule="auto"/>
+              <w:rPr>
+                <w:rFonts w:eastAsia="Times New Roman" w:cs="Times New Roman"/>
+                <w:color w:val="000000"/>
+                <w:sz w:val="25"/>
+                <w:szCs w:val="25"/>
+                <w:lang w:eastAsia="vi-VN"/>
+              </w:rPr>
+            </w:pPr>
+            <w:r>
+              <w:rPr>
+                <w:rFonts w:eastAsia="Times New Roman" w:cs="Times New Roman"/>
+                <w:color w:val="000000"/>
+                <w:sz w:val="25"/>
+                <w:szCs w:val="25"/>
+                <w:lang w:eastAsia="vi-VN"/>
+              </w:rPr>
+              <w:t>D. Rất tốt, phối hợp hiệu quả</w:t>
+            </w:r>
+          </w:p>
+        </w:tc>
+        <w:tc>
+          <w:tcPr>
+            <w:tcW w:w="2351" w:type="dxa"/>
+            <w:vAlign w:val="center"/>
+            <w:hideMark/>
+          </w:tcPr>
+          <w:p>
+            <w:pPr>
+              <w:spacing w:before="0" w:after="0" w:line="240" w:lineRule="auto"/>
+              <w:jc w:val="both"/>
+              <w:rPr>
+                <w:rFonts w:eastAsia="Times New Roman" w:cs="Times New Roman"/>
+                <w:color w:val="000000"/>
+                <w:sz w:val="25"/>
+                <w:szCs w:val="25"/>
+                <w:lang w:eastAsia="vi-VN"/>
+              </w:rPr>
+            </w:pPr>
+            <w:r>
+              <w:rPr>
+                <w:rFonts w:eastAsia="Times New Roman" w:cs="Times New Roman"/>
+                <w:color w:val="000000"/>
+                <w:sz w:val="25"/>
+                <w:szCs w:val="25"/>
+                <w:lang w:eastAsia="vi-VN"/>
+              </w:rPr>
+              <w:t xml:space="preserve">Chọn C. Sự phối hợp giữa Thu ngân và Barista nhìn chung tốt nhưng vẫn có thể phát sinh ùn tắc trong thời gian cao điểm. Mục đích: Đánh giá mức độ phối hợp </w:t>
+            </w:r>
+            <w:r>
+              <w:rPr>
+                <w:rFonts w:eastAsia="Times New Roman" w:cs="Times New Roman"/>
+                <w:color w:val="000000"/>
+                <w:sz w:val="25"/>
+                <w:szCs w:val="25"/>
+                <w:lang w:eastAsia="vi-VN"/>
+              </w:rPr>
+              <w:lastRenderedPageBreak/>
+              <w:t>giữa các tác nhân và xác định các điểm có khả năng gây ảnh hưởng đến thời gian phục vụ.</w:t>
+            </w:r>
+          </w:p>
+        </w:tc>
+      </w:tr>
+      <w:tr>
+        <w:trPr>
+          <w:trHeight w:val="1980"/>
+        </w:trPr>
+        <w:tc>
+          <w:tcPr>
+            <w:tcW w:w="789" w:type="dxa"/>
+            <w:vAlign w:val="center"/>
+            <w:hideMark/>
+          </w:tcPr>
+          <w:p>
+            <w:pPr>
+              <w:spacing w:before="0" w:after="0" w:line="240" w:lineRule="auto"/>
+              <w:jc w:val="center"/>
+              <w:rPr>
+                <w:rFonts w:eastAsia="Times New Roman" w:cs="Times New Roman"/>
+                <w:color w:val="000000"/>
+                <w:sz w:val="25"/>
+                <w:szCs w:val="25"/>
+                <w:lang w:eastAsia="vi-VN"/>
+              </w:rPr>
+            </w:pPr>
+            <w:r>
+              <w:rPr>
+                <w:rFonts w:eastAsia="Times New Roman" w:cs="Times New Roman"/>
+                <w:color w:val="000000"/>
+                <w:sz w:val="25"/>
+                <w:szCs w:val="25"/>
+                <w:lang w:eastAsia="vi-VN"/>
+              </w:rPr>
+              <w:lastRenderedPageBreak/>
+              <w:t>Câu 5</w:t>
+            </w:r>
+          </w:p>
+        </w:tc>
+        <w:tc>
+          <w:tcPr>
+            <w:tcW w:w="1198" w:type="dxa"/>
+            <w:vAlign w:val="center"/>
+            <w:hideMark/>
+          </w:tcPr>
+          <w:p>
+            <w:pPr>
+              <w:spacing w:before="0" w:after="0" w:line="240" w:lineRule="auto"/>
+              <w:jc w:val="center"/>
+              <w:rPr>
+                <w:rFonts w:eastAsia="Times New Roman" w:cs="Times New Roman"/>
+                <w:color w:val="000000"/>
+                <w:sz w:val="25"/>
+                <w:szCs w:val="25"/>
+                <w:lang w:eastAsia="vi-VN"/>
+              </w:rPr>
+            </w:pPr>
+            <w:r>
+              <w:rPr>
+                <w:rFonts w:eastAsia="Times New Roman" w:cs="Times New Roman"/>
+                <w:color w:val="000000"/>
+                <w:sz w:val="25"/>
+                <w:szCs w:val="25"/>
+                <w:lang w:eastAsia="vi-VN"/>
+              </w:rPr>
+              <w:t>2.4.4. Quy trình Hỗ trợ công nghệ thông tin (IT Helpdesk)</w:t>
+            </w:r>
+          </w:p>
+        </w:tc>
+        <w:tc>
+          <w:tcPr>
+            <w:tcW w:w="851" w:type="dxa"/>
+            <w:vAlign w:val="center"/>
+            <w:hideMark/>
+          </w:tcPr>
+          <w:p>
+            <w:pPr>
+              <w:spacing w:before="0" w:after="0" w:line="240" w:lineRule="auto"/>
+              <w:jc w:val="center"/>
+              <w:rPr>
+                <w:rFonts w:eastAsia="Times New Roman" w:cs="Times New Roman"/>
+                <w:color w:val="000000"/>
+                <w:sz w:val="25"/>
+                <w:szCs w:val="25"/>
+                <w:lang w:eastAsia="vi-VN"/>
+              </w:rPr>
+            </w:pPr>
+            <w:r>
+              <w:rPr>
+                <w:rFonts w:eastAsia="Times New Roman" w:cs="Times New Roman"/>
+                <w:color w:val="000000"/>
+                <w:sz w:val="25"/>
+                <w:szCs w:val="25"/>
+                <w:lang w:eastAsia="vi-VN"/>
+              </w:rPr>
+              <w:t>Có cấu trúc</w:t>
+            </w:r>
+          </w:p>
+        </w:tc>
+        <w:tc>
+          <w:tcPr>
+            <w:tcW w:w="1817" w:type="dxa"/>
+            <w:vAlign w:val="center"/>
+            <w:hideMark/>
+          </w:tcPr>
+          <w:p>
+            <w:pPr>
+              <w:spacing w:before="0" w:after="0" w:line="240" w:lineRule="auto"/>
+              <w:jc w:val="both"/>
+              <w:rPr>
+                <w:rFonts w:eastAsia="Times New Roman" w:cs="Times New Roman"/>
+                <w:color w:val="000000"/>
+                <w:sz w:val="25"/>
+                <w:szCs w:val="25"/>
+                <w:lang w:eastAsia="vi-VN"/>
+              </w:rPr>
+            </w:pPr>
+            <w:r>
+              <w:rPr>
+                <w:rFonts w:eastAsia="Times New Roman" w:cs="Times New Roman"/>
+                <w:color w:val="000000"/>
+                <w:sz w:val="25"/>
+                <w:szCs w:val="25"/>
+                <w:lang w:eastAsia="vi-VN"/>
+              </w:rPr>
+              <w:t>Khi máy in sticker/POS gặp sự cố trong thời gian cửa hàng đang hoạt động, nhân viên thực hiện phương án xử lý tạm thời nào?</w:t>
+            </w:r>
+          </w:p>
+        </w:tc>
+        <w:tc>
+          <w:tcPr>
+            <w:tcW w:w="1843" w:type="dxa"/>
+            <w:vAlign w:val="center"/>
+            <w:hideMark/>
+          </w:tcPr>
+          <w:p>
+            <w:pPr>
+              <w:spacing w:before="0" w:after="0" w:line="240" w:lineRule="auto"/>
+              <w:rPr>
+                <w:rFonts w:eastAsia="Times New Roman" w:cs="Times New Roman"/>
+                <w:color w:val="000000"/>
+                <w:sz w:val="25"/>
+                <w:szCs w:val="25"/>
+                <w:lang w:eastAsia="vi-VN"/>
+              </w:rPr>
+            </w:pPr>
+            <w:r>
+              <w:rPr>
+                <w:rFonts w:eastAsia="Times New Roman" w:cs="Times New Roman"/>
+                <w:color w:val="000000"/>
+                <w:sz w:val="25"/>
+                <w:szCs w:val="25"/>
+                <w:lang w:eastAsia="vi-VN"/>
+              </w:rPr>
+              <w:t>A. Tạm dừng toàn bộ hoạt động bán hàng</w:t>
+            </w:r>
+          </w:p>
+          <w:p>
+            <w:pPr>
+              <w:spacing w:before="0" w:after="0" w:line="240" w:lineRule="auto"/>
+              <w:rPr>
+                <w:rFonts w:eastAsia="Times New Roman" w:cs="Times New Roman"/>
+                <w:color w:val="000000"/>
+                <w:sz w:val="25"/>
+                <w:szCs w:val="25"/>
+                <w:lang w:eastAsia="vi-VN"/>
+              </w:rPr>
+            </w:pPr>
+            <w:r>
+              <w:rPr>
+                <w:rFonts w:eastAsia="Times New Roman" w:cs="Times New Roman"/>
+                <w:color w:val="000000"/>
+                <w:sz w:val="25"/>
+                <w:szCs w:val="25"/>
+                <w:lang w:eastAsia="vi-VN"/>
+              </w:rPr>
+              <w:t>B. Ghi thông tin món trực tiếp lên ly hoặc sử dụng phương thức thay thế theo hướng dẫn và đồng thời báo sự cố</w:t>
+            </w:r>
+          </w:p>
+          <w:p>
+            <w:pPr>
+              <w:spacing w:before="0" w:after="0" w:line="240" w:lineRule="auto"/>
+              <w:rPr>
+                <w:rFonts w:eastAsia="Times New Roman" w:cs="Times New Roman"/>
+                <w:color w:val="000000"/>
+                <w:sz w:val="25"/>
+                <w:szCs w:val="25"/>
+                <w:lang w:eastAsia="vi-VN"/>
+              </w:rPr>
+            </w:pPr>
+            <w:r>
+              <w:rPr>
+                <w:rFonts w:eastAsia="Times New Roman" w:cs="Times New Roman"/>
+                <w:color w:val="000000"/>
+                <w:sz w:val="25"/>
+                <w:szCs w:val="25"/>
+                <w:lang w:eastAsia="vi-VN"/>
+              </w:rPr>
+              <w:t>C. Ghi chép vào sổ tay và xử lý vào cuối ca</w:t>
+            </w:r>
+          </w:p>
+          <w:p>
+            <w:pPr>
+              <w:spacing w:before="0" w:after="0" w:line="240" w:lineRule="auto"/>
+              <w:rPr>
+                <w:rFonts w:eastAsia="Times New Roman" w:cs="Times New Roman"/>
+                <w:color w:val="000000"/>
+                <w:sz w:val="25"/>
+                <w:szCs w:val="25"/>
+                <w:lang w:eastAsia="vi-VN"/>
+              </w:rPr>
+            </w:pPr>
+            <w:r>
+              <w:rPr>
+                <w:rFonts w:eastAsia="Times New Roman" w:cs="Times New Roman"/>
+                <w:color w:val="000000"/>
+                <w:sz w:val="25"/>
+                <w:szCs w:val="25"/>
+                <w:lang w:eastAsia="vi-VN"/>
+              </w:rPr>
+              <w:t>D. Yêu cầu khách hàng tự mang hóa đơn đến khu vực pha chế</w:t>
+            </w:r>
+          </w:p>
+        </w:tc>
+        <w:tc>
+          <w:tcPr>
+            <w:tcW w:w="2351" w:type="dxa"/>
+            <w:vAlign w:val="center"/>
+            <w:hideMark/>
+          </w:tcPr>
+          <w:p>
+            <w:pPr>
+              <w:spacing w:before="0" w:after="0" w:line="240" w:lineRule="auto"/>
+              <w:jc w:val="both"/>
+              <w:rPr>
+                <w:rFonts w:eastAsia="Times New Roman" w:cs="Times New Roman"/>
+                <w:color w:val="000000"/>
+                <w:sz w:val="25"/>
+                <w:szCs w:val="25"/>
+                <w:lang w:eastAsia="vi-VN"/>
+              </w:rPr>
+            </w:pPr>
+            <w:r>
+              <w:rPr>
+                <w:rFonts w:eastAsia="Times New Roman" w:cs="Times New Roman"/>
+                <w:color w:val="000000"/>
+                <w:sz w:val="25"/>
+                <w:szCs w:val="25"/>
+                <w:lang w:eastAsia="vi-VN"/>
+              </w:rPr>
+              <w:t>Chọn B. Nhân viên áp dụng phương án xử lý thủ công/tạm thời theo hướng dẫn vận hành, đồng thời thông báo sự cố cho người phụ trách hoặc bộ phận IT. Mục đích: Xác định phương án dự phòng và luồng xử lý khi xảy ra sự cố hệ thống/thiết bị CNTT.</w:t>
+            </w:r>
+          </w:p>
+        </w:tc>
+      </w:tr>
+      <w:tr>
+        <w:trPr>
+          <w:trHeight w:val="526"/>
+        </w:trPr>
+        <w:tc>
+          <w:tcPr>
+            <w:tcW w:w="789" w:type="dxa"/>
+            <w:vAlign w:val="center"/>
+            <w:hideMark/>
+          </w:tcPr>
+          <w:p>
+            <w:pPr>
+              <w:spacing w:before="0" w:after="0" w:line="240" w:lineRule="auto"/>
+              <w:jc w:val="center"/>
+              <w:rPr>
+                <w:rFonts w:eastAsia="Times New Roman" w:cs="Times New Roman"/>
+                <w:color w:val="000000"/>
+                <w:sz w:val="25"/>
+                <w:szCs w:val="25"/>
+                <w:lang w:eastAsia="vi-VN"/>
+              </w:rPr>
+            </w:pPr>
+            <w:r>
+              <w:rPr>
+                <w:rFonts w:eastAsia="Times New Roman" w:cs="Times New Roman"/>
+                <w:color w:val="000000"/>
+                <w:sz w:val="25"/>
+                <w:szCs w:val="25"/>
+                <w:lang w:eastAsia="vi-VN"/>
+              </w:rPr>
+              <w:t>Câu 6</w:t>
+            </w:r>
+          </w:p>
+        </w:tc>
+        <w:tc>
+          <w:tcPr>
+            <w:tcW w:w="1198" w:type="dxa"/>
+            <w:vAlign w:val="center"/>
+            <w:hideMark/>
+          </w:tcPr>
+          <w:p>
+            <w:pPr>
+              <w:spacing w:before="0" w:after="0" w:line="240" w:lineRule="auto"/>
+              <w:jc w:val="center"/>
+              <w:rPr>
+                <w:rFonts w:eastAsia="Times New Roman" w:cs="Times New Roman"/>
+                <w:color w:val="000000"/>
+                <w:sz w:val="25"/>
+                <w:szCs w:val="25"/>
+                <w:lang w:eastAsia="vi-VN"/>
+              </w:rPr>
+            </w:pPr>
+            <w:r>
+              <w:rPr>
+                <w:rFonts w:eastAsia="Times New Roman" w:cs="Times New Roman"/>
+                <w:color w:val="000000"/>
+                <w:sz w:val="25"/>
+                <w:szCs w:val="25"/>
+                <w:lang w:eastAsia="vi-VN"/>
+              </w:rPr>
+              <w:t>2.3.1. Quy trình Pha chế và Phục vụ đồ uống + 2.3.3. Quy trình Quản lý đơn hàng và Giao hàng đa kênh</w:t>
+            </w:r>
+          </w:p>
+        </w:tc>
+        <w:tc>
+          <w:tcPr>
+            <w:tcW w:w="851" w:type="dxa"/>
+            <w:vAlign w:val="center"/>
+            <w:hideMark/>
+          </w:tcPr>
+          <w:p>
+            <w:pPr>
+              <w:spacing w:before="0" w:after="0" w:line="240" w:lineRule="auto"/>
+              <w:jc w:val="center"/>
+              <w:rPr>
+                <w:rFonts w:eastAsia="Times New Roman" w:cs="Times New Roman"/>
+                <w:color w:val="000000"/>
+                <w:sz w:val="25"/>
+                <w:szCs w:val="25"/>
+                <w:lang w:eastAsia="vi-VN"/>
+              </w:rPr>
+            </w:pPr>
+            <w:r>
+              <w:rPr>
+                <w:rFonts w:eastAsia="Times New Roman" w:cs="Times New Roman"/>
+                <w:color w:val="000000"/>
+                <w:sz w:val="25"/>
+                <w:szCs w:val="25"/>
+                <w:lang w:eastAsia="vi-VN"/>
+              </w:rPr>
+              <w:t>Không cấu trúc</w:t>
+            </w:r>
+          </w:p>
+        </w:tc>
+        <w:tc>
+          <w:tcPr>
+            <w:tcW w:w="1817" w:type="dxa"/>
+            <w:vAlign w:val="center"/>
+            <w:hideMark/>
+          </w:tcPr>
+          <w:p>
+            <w:pPr>
+              <w:spacing w:before="0" w:after="0" w:line="240" w:lineRule="auto"/>
+              <w:jc w:val="both"/>
+              <w:rPr>
+                <w:rFonts w:eastAsia="Times New Roman" w:cs="Times New Roman"/>
+                <w:color w:val="000000"/>
+                <w:sz w:val="25"/>
+                <w:szCs w:val="25"/>
+                <w:lang w:eastAsia="vi-VN"/>
+              </w:rPr>
+            </w:pPr>
+            <w:r>
+              <w:rPr>
+                <w:rFonts w:eastAsia="Times New Roman" w:cs="Times New Roman"/>
+                <w:color w:val="000000"/>
+                <w:sz w:val="25"/>
+                <w:szCs w:val="25"/>
+                <w:lang w:eastAsia="vi-VN"/>
+              </w:rPr>
+              <w:t>Theo anh/chị, bước nào trong quá trình từ tiếp nhận đơn hàng đến hoàn tất và trả đồ uống thường phát sinh điểm nghẽn nhất vào giờ cao điểm? Vì sao?</w:t>
+            </w:r>
+          </w:p>
+        </w:tc>
+        <w:tc>
+          <w:tcPr>
+            <w:tcW w:w="1843" w:type="dxa"/>
+            <w:vAlign w:val="center"/>
+            <w:hideMark/>
+          </w:tcPr>
+          <w:p>
+            <w:pPr>
+              <w:spacing w:before="0" w:after="0" w:line="240" w:lineRule="auto"/>
+              <w:rPr>
+                <w:rFonts w:eastAsia="Times New Roman" w:cs="Times New Roman"/>
+                <w:color w:val="000000"/>
+                <w:sz w:val="25"/>
+                <w:szCs w:val="25"/>
+                <w:lang w:eastAsia="vi-VN"/>
+              </w:rPr>
+            </w:pPr>
+            <w:r>
+              <w:rPr>
+                <w:rFonts w:eastAsia="Times New Roman" w:cs="Times New Roman"/>
+                <w:color w:val="000000"/>
+                <w:sz w:val="25"/>
+                <w:szCs w:val="25"/>
+                <w:lang w:eastAsia="vi-VN"/>
+              </w:rPr>
+              <w:t>Câu hỏi mở – Phỏng vấn sâu Quản lý cửa hàng (SM)/Trưởng ca.</w:t>
+            </w:r>
+          </w:p>
+        </w:tc>
+        <w:tc>
+          <w:tcPr>
+            <w:tcW w:w="2351" w:type="dxa"/>
+            <w:vAlign w:val="center"/>
+            <w:hideMark/>
+          </w:tcPr>
+          <w:p>
+            <w:pPr>
+              <w:spacing w:before="0" w:after="0" w:line="240" w:lineRule="auto"/>
+              <w:jc w:val="both"/>
+              <w:rPr>
+                <w:rFonts w:eastAsia="Times New Roman" w:cs="Times New Roman"/>
+                <w:color w:val="000000"/>
+                <w:sz w:val="25"/>
+                <w:szCs w:val="25"/>
+                <w:lang w:eastAsia="vi-VN"/>
+              </w:rPr>
+            </w:pPr>
+            <w:r>
+              <w:rPr>
+                <w:rFonts w:eastAsia="Times New Roman" w:cs="Times New Roman"/>
+                <w:color w:val="000000"/>
+                <w:sz w:val="25"/>
+                <w:szCs w:val="25"/>
+                <w:lang w:eastAsia="vi-VN"/>
+              </w:rPr>
+              <w:t xml:space="preserve">Phản hồi giả định: Điểm nghẽn thường phát sinh tại khâu tiếp nhận, in và truyền thông tin order đến khu vực pha chế. Đặc biệt, đơn tại quầy và đơn từ các nền tảng giao hàng có thể tập trung về cùng hệ thống/thiết bị in, làm tăng tải xử lý. Mục đích: Xác định bottleneck và nguyên nhân gây chậm trong </w:t>
+            </w:r>
+            <w:r>
+              <w:rPr>
+                <w:rFonts w:eastAsia="Times New Roman" w:cs="Times New Roman"/>
+                <w:color w:val="000000"/>
+                <w:sz w:val="25"/>
+                <w:szCs w:val="25"/>
+                <w:lang w:eastAsia="vi-VN"/>
+              </w:rPr>
+              <w:lastRenderedPageBreak/>
+              <w:t>luồng xử lý đơn hàng.</w:t>
+            </w:r>
+          </w:p>
+        </w:tc>
+      </w:tr>
+      <w:tr>
+        <w:trPr>
+          <w:trHeight w:val="2310"/>
+        </w:trPr>
+        <w:tc>
+          <w:tcPr>
+            <w:tcW w:w="789" w:type="dxa"/>
+            <w:vAlign w:val="center"/>
+            <w:hideMark/>
+          </w:tcPr>
+          <w:p>
+            <w:pPr>
+              <w:spacing w:before="0" w:after="0" w:line="240" w:lineRule="auto"/>
+              <w:jc w:val="center"/>
+              <w:rPr>
+                <w:rFonts w:eastAsia="Times New Roman" w:cs="Times New Roman"/>
+                <w:color w:val="000000"/>
+                <w:sz w:val="25"/>
+                <w:szCs w:val="25"/>
+                <w:lang w:eastAsia="vi-VN"/>
+              </w:rPr>
+            </w:pPr>
+            <w:r>
+              <w:rPr>
+                <w:rFonts w:eastAsia="Times New Roman" w:cs="Times New Roman"/>
+                <w:color w:val="000000"/>
+                <w:sz w:val="25"/>
+                <w:szCs w:val="25"/>
+                <w:lang w:eastAsia="vi-VN"/>
+              </w:rPr>
+              <w:lastRenderedPageBreak/>
+              <w:t>Câu 7</w:t>
+            </w:r>
+          </w:p>
+        </w:tc>
+        <w:tc>
+          <w:tcPr>
+            <w:tcW w:w="1198" w:type="dxa"/>
+            <w:vAlign w:val="center"/>
+            <w:hideMark/>
+          </w:tcPr>
+          <w:p>
+            <w:pPr>
+              <w:spacing w:before="0" w:after="0" w:line="240" w:lineRule="auto"/>
+              <w:jc w:val="center"/>
+              <w:rPr>
+                <w:rFonts w:eastAsia="Times New Roman" w:cs="Times New Roman"/>
+                <w:color w:val="000000"/>
+                <w:sz w:val="25"/>
+                <w:szCs w:val="25"/>
+                <w:lang w:eastAsia="vi-VN"/>
+              </w:rPr>
+            </w:pPr>
+            <w:r>
+              <w:rPr>
+                <w:rFonts w:eastAsia="Times New Roman" w:cs="Times New Roman"/>
+                <w:color w:val="000000"/>
+                <w:sz w:val="25"/>
+                <w:szCs w:val="25"/>
+                <w:lang w:eastAsia="vi-VN"/>
+              </w:rPr>
+              <w:t>2.4.1. Quy trình Tuyển dụng và Đào tạo nhân sự</w:t>
+            </w:r>
+          </w:p>
+        </w:tc>
+        <w:tc>
+          <w:tcPr>
+            <w:tcW w:w="851" w:type="dxa"/>
+            <w:vAlign w:val="center"/>
+            <w:hideMark/>
+          </w:tcPr>
+          <w:p>
+            <w:pPr>
+              <w:spacing w:before="0" w:after="0" w:line="240" w:lineRule="auto"/>
+              <w:jc w:val="center"/>
+              <w:rPr>
+                <w:rFonts w:eastAsia="Times New Roman" w:cs="Times New Roman"/>
+                <w:color w:val="000000"/>
+                <w:sz w:val="25"/>
+                <w:szCs w:val="25"/>
+                <w:lang w:eastAsia="vi-VN"/>
+              </w:rPr>
+            </w:pPr>
+            <w:r>
+              <w:rPr>
+                <w:rFonts w:eastAsia="Times New Roman" w:cs="Times New Roman"/>
+                <w:color w:val="000000"/>
+                <w:sz w:val="25"/>
+                <w:szCs w:val="25"/>
+                <w:lang w:eastAsia="vi-VN"/>
+              </w:rPr>
+              <w:t>Không cấu trúc</w:t>
+            </w:r>
+          </w:p>
+        </w:tc>
+        <w:tc>
+          <w:tcPr>
+            <w:tcW w:w="1817" w:type="dxa"/>
+            <w:vAlign w:val="center"/>
+            <w:hideMark/>
+          </w:tcPr>
+          <w:p>
+            <w:pPr>
+              <w:spacing w:before="0" w:after="0" w:line="240" w:lineRule="auto"/>
+              <w:jc w:val="both"/>
+              <w:rPr>
+                <w:rFonts w:eastAsia="Times New Roman" w:cs="Times New Roman"/>
+                <w:color w:val="000000"/>
+                <w:sz w:val="25"/>
+                <w:szCs w:val="25"/>
+                <w:lang w:eastAsia="vi-VN"/>
+              </w:rPr>
+            </w:pPr>
+            <w:r>
+              <w:rPr>
+                <w:rFonts w:eastAsia="Times New Roman" w:cs="Times New Roman"/>
+                <w:color w:val="000000"/>
+                <w:sz w:val="25"/>
+                <w:szCs w:val="25"/>
+                <w:lang w:eastAsia="vi-VN"/>
+              </w:rPr>
+              <w:t>Theo anh/chị, khó khăn lớn nhất mà một Barista mới thường gặp trong tuần đầu tiên tham gia ca pha chế là gì?</w:t>
+            </w:r>
+          </w:p>
+        </w:tc>
+        <w:tc>
+          <w:tcPr>
+            <w:tcW w:w="1843" w:type="dxa"/>
+            <w:vAlign w:val="center"/>
+            <w:hideMark/>
+          </w:tcPr>
+          <w:p>
+            <w:pPr>
+              <w:spacing w:before="0" w:after="0" w:line="240" w:lineRule="auto"/>
+              <w:rPr>
+                <w:rFonts w:eastAsia="Times New Roman" w:cs="Times New Roman"/>
+                <w:color w:val="000000"/>
+                <w:sz w:val="25"/>
+                <w:szCs w:val="25"/>
+                <w:lang w:eastAsia="vi-VN"/>
+              </w:rPr>
+            </w:pPr>
+            <w:r>
+              <w:rPr>
+                <w:rFonts w:eastAsia="Times New Roman" w:cs="Times New Roman"/>
+                <w:color w:val="000000"/>
+                <w:sz w:val="25"/>
+                <w:szCs w:val="25"/>
+                <w:lang w:eastAsia="vi-VN"/>
+              </w:rPr>
+              <w:t>Câu hỏi mở – Phỏng vấn Barista mới/nhân viên thử việc.</w:t>
+            </w:r>
+          </w:p>
+        </w:tc>
+        <w:tc>
+          <w:tcPr>
+            <w:tcW w:w="2351" w:type="dxa"/>
+            <w:vAlign w:val="center"/>
+            <w:hideMark/>
+          </w:tcPr>
+          <w:p>
+            <w:pPr>
+              <w:spacing w:before="0" w:after="0" w:line="240" w:lineRule="auto"/>
+              <w:jc w:val="both"/>
+              <w:rPr>
+                <w:rFonts w:eastAsia="Times New Roman" w:cs="Times New Roman"/>
+                <w:color w:val="000000"/>
+                <w:sz w:val="25"/>
+                <w:szCs w:val="25"/>
+                <w:lang w:eastAsia="vi-VN"/>
+              </w:rPr>
+            </w:pPr>
+            <w:r>
+              <w:rPr>
+                <w:rFonts w:eastAsia="Times New Roman" w:cs="Times New Roman"/>
+                <w:color w:val="000000"/>
+                <w:sz w:val="25"/>
+                <w:szCs w:val="25"/>
+                <w:lang w:eastAsia="vi-VN"/>
+              </w:rPr>
+              <w:t>Phản hồi giả định: Khó khăn chủ yếu là ghi nhớ và thực hiện chính xác công thức, định lượng, tỷ lệ đường/đá và các yêu cầu riêng của từng nhóm đồ uống. Mục đích: Xác định khó khăn trong giai đoạn đào tạo và các nội dung cần tăng cường hướng dẫn/thực hành.</w:t>
+            </w:r>
+          </w:p>
+        </w:tc>
+      </w:tr>
+      <w:tr>
+        <w:trPr>
+          <w:trHeight w:val="2310"/>
+        </w:trPr>
+        <w:tc>
+          <w:tcPr>
+            <w:tcW w:w="789" w:type="dxa"/>
+            <w:vAlign w:val="center"/>
+            <w:hideMark/>
+          </w:tcPr>
+          <w:p>
+            <w:pPr>
+              <w:spacing w:before="0" w:after="0" w:line="240" w:lineRule="auto"/>
+              <w:jc w:val="center"/>
+              <w:rPr>
+                <w:rFonts w:eastAsia="Times New Roman" w:cs="Times New Roman"/>
+                <w:color w:val="000000"/>
+                <w:sz w:val="25"/>
+                <w:szCs w:val="25"/>
+                <w:lang w:eastAsia="vi-VN"/>
+              </w:rPr>
+            </w:pPr>
+            <w:r>
+              <w:rPr>
+                <w:rFonts w:eastAsia="Times New Roman" w:cs="Times New Roman"/>
+                <w:color w:val="000000"/>
+                <w:sz w:val="25"/>
+                <w:szCs w:val="25"/>
+                <w:lang w:eastAsia="vi-VN"/>
+              </w:rPr>
+              <w:t>Câu 8</w:t>
+            </w:r>
+          </w:p>
+        </w:tc>
+        <w:tc>
+          <w:tcPr>
+            <w:tcW w:w="1198" w:type="dxa"/>
+            <w:vAlign w:val="center"/>
+            <w:hideMark/>
+          </w:tcPr>
+          <w:p>
+            <w:pPr>
+              <w:spacing w:before="0" w:after="0" w:line="240" w:lineRule="auto"/>
+              <w:jc w:val="center"/>
+              <w:rPr>
+                <w:rFonts w:eastAsia="Times New Roman" w:cs="Times New Roman"/>
+                <w:color w:val="000000"/>
+                <w:sz w:val="25"/>
+                <w:szCs w:val="25"/>
+                <w:lang w:eastAsia="vi-VN"/>
+              </w:rPr>
+            </w:pPr>
+            <w:r>
+              <w:rPr>
+                <w:rFonts w:eastAsia="Times New Roman" w:cs="Times New Roman"/>
+                <w:color w:val="000000"/>
+                <w:sz w:val="25"/>
+                <w:szCs w:val="25"/>
+                <w:lang w:eastAsia="vi-VN"/>
+              </w:rPr>
+              <w:t>2.3.3. Quy trình Quản lý đơn hàng và Giao hàng đa kênh</w:t>
+            </w:r>
+          </w:p>
+        </w:tc>
+        <w:tc>
+          <w:tcPr>
+            <w:tcW w:w="851" w:type="dxa"/>
+            <w:vAlign w:val="center"/>
+            <w:hideMark/>
+          </w:tcPr>
+          <w:p>
+            <w:pPr>
+              <w:spacing w:before="0" w:after="0" w:line="240" w:lineRule="auto"/>
+              <w:jc w:val="center"/>
+              <w:rPr>
+                <w:rFonts w:eastAsia="Times New Roman" w:cs="Times New Roman"/>
+                <w:color w:val="000000"/>
+                <w:sz w:val="25"/>
+                <w:szCs w:val="25"/>
+                <w:lang w:eastAsia="vi-VN"/>
+              </w:rPr>
+            </w:pPr>
+            <w:r>
+              <w:rPr>
+                <w:rFonts w:eastAsia="Times New Roman" w:cs="Times New Roman"/>
+                <w:color w:val="000000"/>
+                <w:sz w:val="25"/>
+                <w:szCs w:val="25"/>
+                <w:lang w:eastAsia="vi-VN"/>
+              </w:rPr>
+              <w:t>Không cấu trúc</w:t>
+            </w:r>
+          </w:p>
+        </w:tc>
+        <w:tc>
+          <w:tcPr>
+            <w:tcW w:w="1817" w:type="dxa"/>
+            <w:vAlign w:val="center"/>
+            <w:hideMark/>
+          </w:tcPr>
+          <w:p>
+            <w:pPr>
+              <w:spacing w:before="0" w:after="0" w:line="240" w:lineRule="auto"/>
+              <w:jc w:val="both"/>
+              <w:rPr>
+                <w:rFonts w:eastAsia="Times New Roman" w:cs="Times New Roman"/>
+                <w:color w:val="000000"/>
+                <w:sz w:val="25"/>
+                <w:szCs w:val="25"/>
+                <w:lang w:eastAsia="vi-VN"/>
+              </w:rPr>
+            </w:pPr>
+            <w:r>
+              <w:rPr>
+                <w:rFonts w:eastAsia="Times New Roman" w:cs="Times New Roman"/>
+                <w:color w:val="000000"/>
+                <w:sz w:val="25"/>
+                <w:szCs w:val="25"/>
+                <w:lang w:eastAsia="vi-VN"/>
+              </w:rPr>
+              <w:t>Theo anh/chị, việc phối hợp giữa nhân viên cửa hàng và tài xế giao hàng của các nền tảng vào giờ cao điểm đang gặp những vấn đề gì?</w:t>
+            </w:r>
+          </w:p>
+        </w:tc>
+        <w:tc>
+          <w:tcPr>
+            <w:tcW w:w="1843" w:type="dxa"/>
+            <w:vAlign w:val="center"/>
+            <w:hideMark/>
+          </w:tcPr>
+          <w:p>
+            <w:pPr>
+              <w:spacing w:before="0" w:after="0" w:line="240" w:lineRule="auto"/>
+              <w:rPr>
+                <w:rFonts w:eastAsia="Times New Roman" w:cs="Times New Roman"/>
+                <w:color w:val="000000"/>
+                <w:sz w:val="25"/>
+                <w:szCs w:val="25"/>
+                <w:lang w:eastAsia="vi-VN"/>
+              </w:rPr>
+            </w:pPr>
+            <w:r>
+              <w:rPr>
+                <w:rFonts w:eastAsia="Times New Roman" w:cs="Times New Roman"/>
+                <w:color w:val="000000"/>
+                <w:sz w:val="25"/>
+                <w:szCs w:val="25"/>
+                <w:lang w:eastAsia="vi-VN"/>
+              </w:rPr>
+              <w:t>Câu hỏi mở – Phỏng vấn Trưởng ca/Quản lý cửa hàng.</w:t>
+            </w:r>
+          </w:p>
+        </w:tc>
+        <w:tc>
+          <w:tcPr>
+            <w:tcW w:w="2351" w:type="dxa"/>
+            <w:vAlign w:val="center"/>
+            <w:hideMark/>
+          </w:tcPr>
+          <w:p>
+            <w:pPr>
+              <w:spacing w:before="0" w:after="0" w:line="240" w:lineRule="auto"/>
+              <w:jc w:val="both"/>
+              <w:rPr>
+                <w:rFonts w:eastAsia="Times New Roman" w:cs="Times New Roman"/>
+                <w:color w:val="000000"/>
+                <w:sz w:val="25"/>
+                <w:szCs w:val="25"/>
+                <w:lang w:eastAsia="vi-VN"/>
+              </w:rPr>
+            </w:pPr>
+            <w:r>
+              <w:rPr>
+                <w:rFonts w:eastAsia="Times New Roman" w:cs="Times New Roman"/>
+                <w:color w:val="000000"/>
+                <w:sz w:val="25"/>
+                <w:szCs w:val="25"/>
+                <w:lang w:eastAsia="vi-VN"/>
+              </w:rPr>
+              <w:t>Phản hồi giả định: Lượng tài xế tập trung cao trong khoảng 11h30–12h30, có thể gây chen lấn với khu vực khách mua trực tiếp và làm tăng thời gian bàn giao đơn. Mục đích: Làm rõ luồng giao nhận đơn hàng đa kênh và các điểm xung đột giữa đơn tại quầy và đơn giao hàng.</w:t>
+            </w:r>
+          </w:p>
+        </w:tc>
+      </w:tr>
+      <w:tr>
+        <w:trPr>
+          <w:trHeight w:val="1660"/>
+        </w:trPr>
+        <w:tc>
+          <w:tcPr>
+            <w:tcW w:w="789" w:type="dxa"/>
+            <w:vAlign w:val="center"/>
+            <w:hideMark/>
+          </w:tcPr>
+          <w:p>
+            <w:pPr>
+              <w:spacing w:before="0" w:after="0" w:line="240" w:lineRule="auto"/>
+              <w:jc w:val="center"/>
+              <w:rPr>
+                <w:rFonts w:eastAsia="Times New Roman" w:cs="Times New Roman"/>
+                <w:color w:val="000000"/>
+                <w:sz w:val="25"/>
+                <w:szCs w:val="25"/>
+                <w:lang w:eastAsia="vi-VN"/>
+              </w:rPr>
+            </w:pPr>
+            <w:r>
+              <w:rPr>
+                <w:rFonts w:eastAsia="Times New Roman" w:cs="Times New Roman"/>
+                <w:color w:val="000000"/>
+                <w:sz w:val="25"/>
+                <w:szCs w:val="25"/>
+                <w:lang w:eastAsia="vi-VN"/>
+              </w:rPr>
+              <w:t>Câu 9</w:t>
+            </w:r>
+          </w:p>
+        </w:tc>
+        <w:tc>
+          <w:tcPr>
+            <w:tcW w:w="1198" w:type="dxa"/>
+            <w:vAlign w:val="center"/>
+            <w:hideMark/>
+          </w:tcPr>
+          <w:p>
+            <w:pPr>
+              <w:spacing w:before="0" w:after="0" w:line="240" w:lineRule="auto"/>
+              <w:jc w:val="center"/>
+              <w:rPr>
+                <w:rFonts w:eastAsia="Times New Roman" w:cs="Times New Roman"/>
+                <w:color w:val="000000"/>
+                <w:sz w:val="25"/>
+                <w:szCs w:val="25"/>
+                <w:lang w:eastAsia="vi-VN"/>
+              </w:rPr>
+            </w:pPr>
+            <w:r>
+              <w:rPr>
+                <w:rFonts w:eastAsia="Times New Roman" w:cs="Times New Roman"/>
+                <w:color w:val="000000"/>
+                <w:sz w:val="25"/>
+                <w:szCs w:val="25"/>
+                <w:lang w:eastAsia="vi-VN"/>
+              </w:rPr>
+              <w:t>2.2.2. Quy trình Quản lý và Kiểm soát chất lượng (QA/QC)</w:t>
+            </w:r>
+          </w:p>
+        </w:tc>
+        <w:tc>
+          <w:tcPr>
+            <w:tcW w:w="851" w:type="dxa"/>
+            <w:vAlign w:val="center"/>
+            <w:hideMark/>
+          </w:tcPr>
+          <w:p>
+            <w:pPr>
+              <w:spacing w:before="0" w:after="0" w:line="240" w:lineRule="auto"/>
+              <w:jc w:val="center"/>
+              <w:rPr>
+                <w:rFonts w:eastAsia="Times New Roman" w:cs="Times New Roman"/>
+                <w:color w:val="000000"/>
+                <w:sz w:val="25"/>
+                <w:szCs w:val="25"/>
+                <w:lang w:eastAsia="vi-VN"/>
+              </w:rPr>
+            </w:pPr>
+            <w:r>
+              <w:rPr>
+                <w:rFonts w:eastAsia="Times New Roman" w:cs="Times New Roman"/>
+                <w:color w:val="000000"/>
+                <w:sz w:val="25"/>
+                <w:szCs w:val="25"/>
+                <w:lang w:eastAsia="vi-VN"/>
+              </w:rPr>
+              <w:t>Không cấu trúc</w:t>
+            </w:r>
+          </w:p>
+        </w:tc>
+        <w:tc>
+          <w:tcPr>
+            <w:tcW w:w="1817" w:type="dxa"/>
+            <w:vAlign w:val="center"/>
+            <w:hideMark/>
+          </w:tcPr>
+          <w:p>
+            <w:pPr>
+              <w:spacing w:before="0" w:after="0" w:line="240" w:lineRule="auto"/>
+              <w:jc w:val="both"/>
+              <w:rPr>
+                <w:rFonts w:eastAsia="Times New Roman" w:cs="Times New Roman"/>
+                <w:color w:val="000000"/>
+                <w:sz w:val="25"/>
+                <w:szCs w:val="25"/>
+                <w:lang w:eastAsia="vi-VN"/>
+              </w:rPr>
+            </w:pPr>
+            <w:r>
+              <w:rPr>
+                <w:rFonts w:eastAsia="Times New Roman" w:cs="Times New Roman"/>
+                <w:color w:val="000000"/>
+                <w:sz w:val="25"/>
+                <w:szCs w:val="25"/>
+                <w:lang w:eastAsia="vi-VN"/>
+              </w:rPr>
+              <w:t>Theo anh/chị, những nguyên nhân phổ biến nào dẫn đến việc dán nhầm sticker, pha sai size hoặc sai yêu cầu đồ uống?</w:t>
+            </w:r>
+          </w:p>
+        </w:tc>
+        <w:tc>
+          <w:tcPr>
+            <w:tcW w:w="1843" w:type="dxa"/>
+            <w:vAlign w:val="center"/>
+            <w:hideMark/>
+          </w:tcPr>
+          <w:p>
+            <w:pPr>
+              <w:spacing w:before="0" w:after="0" w:line="240" w:lineRule="auto"/>
+              <w:rPr>
+                <w:rFonts w:eastAsia="Times New Roman" w:cs="Times New Roman"/>
+                <w:color w:val="000000"/>
+                <w:sz w:val="25"/>
+                <w:szCs w:val="25"/>
+                <w:lang w:eastAsia="vi-VN"/>
+              </w:rPr>
+            </w:pPr>
+            <w:r>
+              <w:rPr>
+                <w:rFonts w:eastAsia="Times New Roman" w:cs="Times New Roman"/>
+                <w:color w:val="000000"/>
+                <w:sz w:val="25"/>
+                <w:szCs w:val="25"/>
+                <w:lang w:eastAsia="vi-VN"/>
+              </w:rPr>
+              <w:t>Câu hỏi mở – Phỏng vấn Barista/Trưởng ca.</w:t>
+            </w:r>
+          </w:p>
+        </w:tc>
+        <w:tc>
+          <w:tcPr>
+            <w:tcW w:w="2351" w:type="dxa"/>
+            <w:vAlign w:val="center"/>
+            <w:hideMark/>
+          </w:tcPr>
+          <w:p>
+            <w:pPr>
+              <w:spacing w:before="0" w:after="0" w:line="240" w:lineRule="auto"/>
+              <w:jc w:val="both"/>
+              <w:rPr>
+                <w:rFonts w:eastAsia="Times New Roman" w:cs="Times New Roman"/>
+                <w:color w:val="000000"/>
+                <w:sz w:val="25"/>
+                <w:szCs w:val="25"/>
+                <w:lang w:eastAsia="vi-VN"/>
+              </w:rPr>
+            </w:pPr>
+            <w:r>
+              <w:rPr>
+                <w:rFonts w:eastAsia="Times New Roman" w:cs="Times New Roman"/>
+                <w:color w:val="000000"/>
+                <w:sz w:val="25"/>
+                <w:szCs w:val="25"/>
+                <w:lang w:eastAsia="vi-VN"/>
+              </w:rPr>
+              <w:t xml:space="preserve">Phản hồi giả định: Các nguyên nhân có thể bao gồm thông tin trên sticker khó đọc, lượng đơn tăng đột biến, tiếng ồn tại khu vực pha chế, thao tác nhầm hoặc thiếu bước đối chiếu </w:t>
+            </w:r>
+            <w:r>
+              <w:rPr>
+                <w:rFonts w:eastAsia="Times New Roman" w:cs="Times New Roman"/>
+                <w:color w:val="000000"/>
+                <w:sz w:val="25"/>
+                <w:szCs w:val="25"/>
+                <w:lang w:eastAsia="vi-VN"/>
+              </w:rPr>
+              <w:lastRenderedPageBreak/>
+              <w:t>trước khi pha chế. Mục đích: Xác định nguyên nhân gây sai lỗi và các điểm kiểm soát chất lượng trong quy trình.</w:t>
+            </w:r>
+          </w:p>
+        </w:tc>
+      </w:tr>
+      <w:tr>
+        <w:trPr>
+          <w:trHeight w:val="2640"/>
+        </w:trPr>
+        <w:tc>
+          <w:tcPr>
+            <w:tcW w:w="789" w:type="dxa"/>
+            <w:vAlign w:val="center"/>
+            <w:hideMark/>
+          </w:tcPr>
+          <w:p>
+            <w:pPr>
+              <w:spacing w:before="0" w:after="0" w:line="240" w:lineRule="auto"/>
+              <w:jc w:val="center"/>
+              <w:rPr>
+                <w:rFonts w:eastAsia="Times New Roman" w:cs="Times New Roman"/>
+                <w:color w:val="000000"/>
+                <w:sz w:val="25"/>
+                <w:szCs w:val="25"/>
+                <w:lang w:eastAsia="vi-VN"/>
+              </w:rPr>
+            </w:pPr>
+            <w:r>
+              <w:rPr>
+                <w:rFonts w:eastAsia="Times New Roman" w:cs="Times New Roman"/>
+                <w:color w:val="000000"/>
+                <w:sz w:val="25"/>
+                <w:szCs w:val="25"/>
+                <w:lang w:eastAsia="vi-VN"/>
+              </w:rPr>
+              <w:lastRenderedPageBreak/>
+              <w:t>Câu 10</w:t>
+            </w:r>
+          </w:p>
+        </w:tc>
+        <w:tc>
+          <w:tcPr>
+            <w:tcW w:w="1198" w:type="dxa"/>
+            <w:vAlign w:val="center"/>
+            <w:hideMark/>
+          </w:tcPr>
+          <w:p>
+            <w:pPr>
+              <w:spacing w:before="0" w:after="0" w:line="240" w:lineRule="auto"/>
+              <w:jc w:val="center"/>
+              <w:rPr>
+                <w:rFonts w:eastAsia="Times New Roman" w:cs="Times New Roman"/>
+                <w:color w:val="000000"/>
+                <w:sz w:val="25"/>
+                <w:szCs w:val="25"/>
+                <w:lang w:eastAsia="vi-VN"/>
+              </w:rPr>
+            </w:pPr>
+            <w:r>
+              <w:rPr>
+                <w:rFonts w:eastAsia="Times New Roman" w:cs="Times New Roman"/>
+                <w:color w:val="000000"/>
+                <w:sz w:val="25"/>
+                <w:szCs w:val="25"/>
+                <w:lang w:eastAsia="vi-VN"/>
+              </w:rPr>
+              <w:t>2.2.1. Quy trình Hoạch định chiến lược kinh doanh</w:t>
+            </w:r>
+          </w:p>
+        </w:tc>
+        <w:tc>
+          <w:tcPr>
+            <w:tcW w:w="851" w:type="dxa"/>
+            <w:vAlign w:val="center"/>
+            <w:hideMark/>
+          </w:tcPr>
+          <w:p>
+            <w:pPr>
+              <w:spacing w:before="0" w:after="0" w:line="240" w:lineRule="auto"/>
+              <w:jc w:val="center"/>
+              <w:rPr>
+                <w:rFonts w:eastAsia="Times New Roman" w:cs="Times New Roman"/>
+                <w:color w:val="000000"/>
+                <w:sz w:val="25"/>
+                <w:szCs w:val="25"/>
+                <w:lang w:eastAsia="vi-VN"/>
+              </w:rPr>
+            </w:pPr>
+            <w:r>
+              <w:rPr>
+                <w:rFonts w:eastAsia="Times New Roman" w:cs="Times New Roman"/>
+                <w:color w:val="000000"/>
+                <w:sz w:val="25"/>
+                <w:szCs w:val="25"/>
+                <w:lang w:eastAsia="vi-VN"/>
+              </w:rPr>
+              <w:t>Không cấu trúc</w:t>
+            </w:r>
+          </w:p>
+        </w:tc>
+        <w:tc>
+          <w:tcPr>
+            <w:tcW w:w="1817" w:type="dxa"/>
+            <w:vAlign w:val="center"/>
+            <w:hideMark/>
+          </w:tcPr>
+          <w:p>
+            <w:pPr>
+              <w:spacing w:before="0" w:after="0" w:line="240" w:lineRule="auto"/>
+              <w:jc w:val="both"/>
+              <w:rPr>
+                <w:rFonts w:eastAsia="Times New Roman" w:cs="Times New Roman"/>
+                <w:color w:val="000000"/>
+                <w:sz w:val="25"/>
+                <w:szCs w:val="25"/>
+                <w:lang w:eastAsia="vi-VN"/>
+              </w:rPr>
+            </w:pPr>
+            <w:r>
+              <w:rPr>
+                <w:rFonts w:eastAsia="Times New Roman" w:cs="Times New Roman"/>
+                <w:color w:val="000000"/>
+                <w:sz w:val="25"/>
+                <w:szCs w:val="25"/>
+                <w:lang w:eastAsia="vi-VN"/>
+              </w:rPr>
+              <w:t>Nếu được đề xuất cải tiến hệ thống POS hoặc thiết bị hỗ trợ tại khu vực pha chế, anh/chị mong muốn ưu tiên thay đổi hoặc bổ sung giải pháp nào?</w:t>
+            </w:r>
+          </w:p>
+        </w:tc>
+        <w:tc>
+          <w:tcPr>
+            <w:tcW w:w="1843" w:type="dxa"/>
+            <w:vAlign w:val="center"/>
+            <w:hideMark/>
+          </w:tcPr>
+          <w:p>
+            <w:pPr>
+              <w:spacing w:before="0" w:after="0" w:line="240" w:lineRule="auto"/>
+              <w:rPr>
+                <w:rFonts w:eastAsia="Times New Roman" w:cs="Times New Roman"/>
+                <w:color w:val="000000"/>
+                <w:sz w:val="25"/>
+                <w:szCs w:val="25"/>
+                <w:lang w:eastAsia="vi-VN"/>
+              </w:rPr>
+            </w:pPr>
+            <w:r>
+              <w:rPr>
+                <w:rFonts w:eastAsia="Times New Roman" w:cs="Times New Roman"/>
+                <w:color w:val="000000"/>
+                <w:sz w:val="25"/>
+                <w:szCs w:val="25"/>
+                <w:lang w:eastAsia="vi-VN"/>
+              </w:rPr>
+              <w:t>Câu hỏi mở – Phỏng vấn Quản lý cửa hàng (SM).</w:t>
+            </w:r>
+          </w:p>
+        </w:tc>
+        <w:tc>
+          <w:tcPr>
+            <w:tcW w:w="2351" w:type="dxa"/>
+            <w:vAlign w:val="center"/>
+            <w:hideMark/>
+          </w:tcPr>
+          <w:p>
+            <w:pPr>
+              <w:spacing w:before="0" w:after="0" w:line="240" w:lineRule="auto"/>
+              <w:jc w:val="both"/>
+              <w:rPr>
+                <w:rFonts w:eastAsia="Times New Roman" w:cs="Times New Roman"/>
+                <w:color w:val="000000"/>
+                <w:sz w:val="25"/>
+                <w:szCs w:val="25"/>
+                <w:lang w:eastAsia="vi-VN"/>
+              </w:rPr>
+            </w:pPr>
+            <w:r>
+              <w:rPr>
+                <w:rFonts w:eastAsia="Times New Roman" w:cs="Times New Roman"/>
+                <w:color w:val="000000"/>
+                <w:sz w:val="25"/>
+                <w:szCs w:val="25"/>
+                <w:lang w:eastAsia="vi-VN"/>
+              </w:rPr>
+              <w:t>Phản hồi giả định: Ưu tiên nghiên cứu giải pháp màn hình KDS (Kitchen Display System) thay cho hoặc hỗ trợ máy in sticker; có thể kết hợp thiết bị Pager/thông báo rung để hỗ trợ điều phối đơn hàng. Mục đích: Thu thập nhu cầu cải tiến công nghệ và đầu vào cho hoạt động hoạch định, cải tiến quy trình kinh doanh.</w:t>
+            </w:r>
+          </w:p>
+        </w:tc>
+      </w:tr>
+    </w:tbl>
+    <w:p>
+      <w:pPr>
+        <w:pStyle w:val="Caption"/>
+      </w:pPr>
+    </w:p>
+    <w:p>
+      <w:pPr>
+        <w:spacing w:before="0" w:after="200" w:line="276" w:lineRule="auto"/>
+        <w:rPr>
+          <w:bCs/>
+          <w:szCs w:val="18"/>
+        </w:rPr>
+      </w:pPr>
+      <w:r>
+        <w:br w:type="page"/>
+      </w:r>
+    </w:p>
+    <w:p>
+      <w:pPr>
+        <w:pStyle w:val="Caption"/>
+      </w:pPr>
+      <w:r>
+        <w:lastRenderedPageBreak/>
+        <w:t xml:space="preserve">Bảng </w:t>
+      </w:r>
+      <w:fldSimple w:instr=" STYLEREF 1 \s ">
+        <w:r>
+          <w:rPr>
+            <w:noProof/>
+          </w:rPr>
+          <w:t>3</w:t>
+        </w:r>
+      </w:fldSimple>
+      <w:r>
+        <w:t>.</w:t>
+      </w:r>
+      <w:fldSimple w:instr=" SEQ Bảng \* ARABIC \s 1 ">
+        <w:r>
+          <w:rPr>
+            <w:noProof/>
+          </w:rPr>
+          <w:t>2</w:t>
+        </w:r>
+      </w:fldSimple>
+      <w:r>
+        <w:t>. Bộ 10 câu hỏi phỏng vấn định lượng</w:t>
+      </w:r>
+    </w:p>
+    <w:tbl>
+      <w:tblPr>
+        <w:tblW w:w="5000" w:type="pct"/>
+        <w:tblCellMar>
+          <w:left w:w="85" w:type="dxa"/>
+          <w:right w:w="85" w:type="dxa"/>
+        </w:tblCellMar>
+        <w:tblLook w:val="04A0" w:firstRow="1" w:lastRow="0" w:firstColumn="1" w:lastColumn="0" w:noHBand="0" w:noVBand="1"/>
+      </w:tblPr>
+      <w:tblGrid>
+        <w:gridCol w:w="1233"/>
+        <w:gridCol w:w="1256"/>
+        <w:gridCol w:w="1243"/>
+        <w:gridCol w:w="1406"/>
+        <w:gridCol w:w="1344"/>
+        <w:gridCol w:w="2475"/>
+      </w:tblGrid>
+      <w:tr>
+        <w:trPr>
+          <w:trHeight w:val="990"/>
+        </w:trPr>
+        <w:tc>
+          <w:tcPr>
+            <w:tcW w:w="799" w:type="pct"/>
+            <w:tcBorders>
+              <w:top w:val="single" w:sz="4" w:space="0" w:color="auto"/>
+              <w:left w:val="single" w:sz="4" w:space="0" w:color="auto"/>
+              <w:bottom w:val="single" w:sz="4" w:space="0" w:color="auto"/>
+              <w:right w:val="single" w:sz="4" w:space="0" w:color="auto"/>
+            </w:tcBorders>
+            <w:vAlign w:val="center"/>
+            <w:hideMark/>
+          </w:tcPr>
+          <w:p>
+            <w:pPr>
+              <w:spacing w:before="0" w:after="0" w:line="240" w:lineRule="auto"/>
+              <w:jc w:val="center"/>
+              <w:rPr>
+                <w:rFonts w:eastAsia="Times New Roman" w:cs="Times New Roman"/>
+                <w:b/>
+                <w:bCs/>
+                <w:color w:val="000000"/>
+                <w:sz w:val="25"/>
+                <w:szCs w:val="25"/>
+                <w:lang w:eastAsia="vi-VN"/>
+              </w:rPr>
+            </w:pPr>
+            <w:r>
+              <w:rPr>
+                <w:rFonts w:eastAsia="Times New Roman" w:cs="Times New Roman"/>
+                <w:b/>
+                <w:bCs/>
+                <w:color w:val="000000"/>
+                <w:sz w:val="25"/>
+                <w:szCs w:val="25"/>
+                <w:lang w:eastAsia="vi-VN"/>
+              </w:rPr>
+              <w:t>Câu</w:t>
+            </w:r>
+          </w:p>
+        </w:tc>
+        <w:tc>
+          <w:tcPr>
+            <w:tcW w:w="811" w:type="pct"/>
+            <w:tcBorders>
+              <w:top w:val="single" w:sz="4" w:space="0" w:color="auto"/>
+              <w:left w:val="nil"/>
+              <w:bottom w:val="single" w:sz="4" w:space="0" w:color="auto"/>
+              <w:right w:val="single" w:sz="4" w:space="0" w:color="auto"/>
+            </w:tcBorders>
+            <w:vAlign w:val="center"/>
+            <w:hideMark/>
+          </w:tcPr>
+          <w:p>
+            <w:pPr>
+              <w:spacing w:before="0" w:after="0" w:line="240" w:lineRule="auto"/>
+              <w:jc w:val="center"/>
+              <w:rPr>
+                <w:rFonts w:eastAsia="Times New Roman" w:cs="Times New Roman"/>
+                <w:b/>
+                <w:bCs/>
+                <w:color w:val="000000"/>
+                <w:sz w:val="25"/>
+                <w:szCs w:val="25"/>
+                <w:lang w:eastAsia="vi-VN"/>
+              </w:rPr>
+            </w:pPr>
+            <w:r>
+              <w:rPr>
+                <w:rFonts w:eastAsia="Times New Roman" w:cs="Times New Roman"/>
+                <w:b/>
+                <w:bCs/>
+                <w:color w:val="000000"/>
+                <w:sz w:val="25"/>
+                <w:szCs w:val="25"/>
+                <w:lang w:eastAsia="vi-VN"/>
+              </w:rPr>
+              <w:t>Quy trình mục tiêu thu thập thông tin</w:t>
+            </w:r>
+          </w:p>
+        </w:tc>
+        <w:tc>
+          <w:tcPr>
+            <w:tcW w:w="804" w:type="pct"/>
+            <w:tcBorders>
+              <w:top w:val="single" w:sz="4" w:space="0" w:color="auto"/>
+              <w:left w:val="nil"/>
+              <w:bottom w:val="single" w:sz="4" w:space="0" w:color="auto"/>
+              <w:right w:val="single" w:sz="4" w:space="0" w:color="auto"/>
+            </w:tcBorders>
+            <w:vAlign w:val="center"/>
+            <w:hideMark/>
+          </w:tcPr>
+          <w:p>
+            <w:pPr>
+              <w:spacing w:before="0" w:after="0" w:line="240" w:lineRule="auto"/>
+              <w:jc w:val="center"/>
+              <w:rPr>
+                <w:rFonts w:eastAsia="Times New Roman" w:cs="Times New Roman"/>
+                <w:b/>
+                <w:bCs/>
+                <w:color w:val="000000"/>
+                <w:sz w:val="25"/>
+                <w:szCs w:val="25"/>
+                <w:lang w:eastAsia="vi-VN"/>
+              </w:rPr>
+            </w:pPr>
+            <w:r>
+              <w:rPr>
+                <w:rFonts w:eastAsia="Times New Roman" w:cs="Times New Roman"/>
+                <w:b/>
+                <w:bCs/>
+                <w:color w:val="000000"/>
+                <w:sz w:val="25"/>
+                <w:szCs w:val="25"/>
+                <w:lang w:eastAsia="vi-VN"/>
+              </w:rPr>
+              <w:t>Phân loại</w:t>
+            </w:r>
+          </w:p>
+        </w:tc>
+        <w:tc>
+          <w:tcPr>
+            <w:tcW w:w="816" w:type="pct"/>
+            <w:tcBorders>
+              <w:top w:val="single" w:sz="4" w:space="0" w:color="auto"/>
+              <w:left w:val="nil"/>
+              <w:bottom w:val="single" w:sz="4" w:space="0" w:color="auto"/>
+              <w:right w:val="single" w:sz="4" w:space="0" w:color="auto"/>
+            </w:tcBorders>
+            <w:vAlign w:val="center"/>
+            <w:hideMark/>
+          </w:tcPr>
+          <w:p>
+            <w:pPr>
+              <w:spacing w:before="0" w:after="0" w:line="240" w:lineRule="auto"/>
+              <w:jc w:val="center"/>
+              <w:rPr>
+                <w:rFonts w:eastAsia="Times New Roman" w:cs="Times New Roman"/>
+                <w:b/>
+                <w:bCs/>
+                <w:color w:val="000000"/>
+                <w:sz w:val="25"/>
+                <w:szCs w:val="25"/>
+                <w:lang w:eastAsia="vi-VN"/>
+              </w:rPr>
+            </w:pPr>
+            <w:r>
+              <w:rPr>
+                <w:rFonts w:eastAsia="Times New Roman" w:cs="Times New Roman"/>
+                <w:b/>
+                <w:bCs/>
+                <w:color w:val="000000"/>
+                <w:sz w:val="25"/>
+                <w:szCs w:val="25"/>
+                <w:lang w:eastAsia="vi-VN"/>
+              </w:rPr>
+              <w:t>Nội dung câu hỏi phỏng vấn</w:t>
+            </w:r>
+          </w:p>
+        </w:tc>
+        <w:tc>
+          <w:tcPr>
+            <w:tcW w:w="815" w:type="pct"/>
+            <w:tcBorders>
+              <w:top w:val="single" w:sz="4" w:space="0" w:color="auto"/>
+              <w:left w:val="nil"/>
+              <w:bottom w:val="single" w:sz="4" w:space="0" w:color="auto"/>
+              <w:right w:val="single" w:sz="4" w:space="0" w:color="auto"/>
+            </w:tcBorders>
+            <w:vAlign w:val="center"/>
+            <w:hideMark/>
+          </w:tcPr>
+          <w:p>
+            <w:pPr>
+              <w:spacing w:before="0" w:after="0" w:line="240" w:lineRule="auto"/>
+              <w:jc w:val="center"/>
+              <w:rPr>
+                <w:rFonts w:eastAsia="Times New Roman" w:cs="Times New Roman"/>
+                <w:b/>
+                <w:bCs/>
+                <w:color w:val="000000"/>
+                <w:sz w:val="25"/>
+                <w:szCs w:val="25"/>
+                <w:lang w:eastAsia="vi-VN"/>
+              </w:rPr>
+            </w:pPr>
+            <w:r>
+              <w:rPr>
+                <w:rFonts w:eastAsia="Times New Roman" w:cs="Times New Roman"/>
+                <w:b/>
+                <w:bCs/>
+                <w:color w:val="000000"/>
+                <w:sz w:val="25"/>
+                <w:szCs w:val="25"/>
+                <w:lang w:eastAsia="vi-VN"/>
+              </w:rPr>
+              <w:t>Các phương án lựa chọn / Phương pháp đo lường</w:t>
+            </w:r>
+          </w:p>
+        </w:tc>
+        <w:tc>
+          <w:tcPr>
+            <w:tcW w:w="955" w:type="pct"/>
+            <w:tcBorders>
+              <w:top w:val="single" w:sz="4" w:space="0" w:color="auto"/>
+              <w:left w:val="nil"/>
+              <w:bottom w:val="single" w:sz="4" w:space="0" w:color="auto"/>
+              <w:right w:val="single" w:sz="4" w:space="0" w:color="auto"/>
+            </w:tcBorders>
+            <w:vAlign w:val="center"/>
+            <w:hideMark/>
+          </w:tcPr>
+          <w:p>
+            <w:pPr>
+              <w:spacing w:before="0" w:after="0" w:line="240" w:lineRule="auto"/>
+              <w:jc w:val="center"/>
+              <w:rPr>
+                <w:rFonts w:eastAsia="Times New Roman" w:cs="Times New Roman"/>
+                <w:b/>
+                <w:bCs/>
+                <w:color w:val="000000"/>
+                <w:sz w:val="25"/>
+                <w:szCs w:val="25"/>
+                <w:lang w:eastAsia="vi-VN"/>
+              </w:rPr>
+            </w:pPr>
+            <w:r>
+              <w:rPr>
+                <w:rFonts w:eastAsia="Times New Roman" w:cs="Times New Roman"/>
+                <w:b/>
+                <w:bCs/>
+                <w:color w:val="000000"/>
+                <w:sz w:val="25"/>
+                <w:szCs w:val="25"/>
+                <w:lang w:eastAsia="vi-VN"/>
+              </w:rPr>
+              <w:t xml:space="preserve">Giả định </w:t>
+            </w:r>
+            <w:r>
+              <w:rPr>
+                <w:rFonts w:eastAsia="Times New Roman" w:cs="Times New Roman"/>
+                <w:b/>
+                <w:bCs/>
+                <w:color w:val="000000"/>
+                <w:sz w:val="25"/>
+                <w:szCs w:val="25"/>
+                <w:lang w:val="en-US" w:eastAsia="vi-VN"/>
+              </w:rPr>
+              <w:t>kết quả</w:t>
+            </w:r>
+            <w:r>
+              <w:rPr>
+                <w:rFonts w:eastAsia="Times New Roman" w:cs="Times New Roman"/>
+                <w:b/>
+                <w:bCs/>
+                <w:color w:val="000000"/>
+                <w:sz w:val="25"/>
+                <w:szCs w:val="25"/>
+                <w:lang w:eastAsia="vi-VN"/>
+              </w:rPr>
+              <w:t xml:space="preserve"> ghi nhận</w:t>
+            </w:r>
+          </w:p>
+        </w:tc>
+      </w:tr>
+      <w:tr>
+        <w:trPr>
+          <w:trHeight w:val="3630"/>
+        </w:trPr>
+        <w:tc>
+          <w:tcPr>
+            <w:tcW w:w="799" w:type="pct"/>
+            <w:tcBorders>
+              <w:top w:val="nil"/>
+              <w:left w:val="single" w:sz="4" w:space="0" w:color="auto"/>
+              <w:bottom w:val="single" w:sz="4" w:space="0" w:color="auto"/>
+              <w:right w:val="single" w:sz="4" w:space="0" w:color="auto"/>
+            </w:tcBorders>
+            <w:vAlign w:val="center"/>
+            <w:hideMark/>
+          </w:tcPr>
+          <w:p>
+            <w:pPr>
+              <w:spacing w:before="0" w:after="0" w:line="240" w:lineRule="auto"/>
+              <w:rPr>
+                <w:rFonts w:eastAsia="Times New Roman" w:cs="Times New Roman"/>
+                <w:color w:val="000000"/>
+                <w:sz w:val="25"/>
+                <w:szCs w:val="25"/>
+                <w:lang w:eastAsia="vi-VN"/>
+              </w:rPr>
+            </w:pPr>
+            <w:r>
+              <w:rPr>
+                <w:rFonts w:eastAsia="Times New Roman" w:cs="Times New Roman"/>
+                <w:color w:val="000000"/>
+                <w:sz w:val="25"/>
+                <w:szCs w:val="25"/>
+                <w:lang w:eastAsia="vi-VN"/>
+              </w:rPr>
+              <w:t>Câu 11</w:t>
+            </w:r>
+          </w:p>
+        </w:tc>
+        <w:tc>
+          <w:tcPr>
+            <w:tcW w:w="811" w:type="pct"/>
+            <w:tcBorders>
+              <w:top w:val="nil"/>
+              <w:left w:val="nil"/>
+              <w:bottom w:val="single" w:sz="4" w:space="0" w:color="auto"/>
+              <w:right w:val="single" w:sz="4" w:space="0" w:color="auto"/>
+            </w:tcBorders>
+            <w:vAlign w:val="center"/>
+            <w:hideMark/>
+          </w:tcPr>
+          <w:p>
+            <w:pPr>
+              <w:spacing w:before="0" w:after="0" w:line="240" w:lineRule="auto"/>
+              <w:rPr>
+                <w:rFonts w:eastAsia="Times New Roman" w:cs="Times New Roman"/>
+                <w:color w:val="000000"/>
+                <w:sz w:val="25"/>
+                <w:szCs w:val="25"/>
+                <w:lang w:eastAsia="vi-VN"/>
+              </w:rPr>
+            </w:pPr>
+            <w:r>
+              <w:rPr>
+                <w:rFonts w:eastAsia="Times New Roman" w:cs="Times New Roman"/>
+                <w:color w:val="000000"/>
+                <w:sz w:val="25"/>
+                <w:szCs w:val="25"/>
+                <w:lang w:eastAsia="vi-VN"/>
+              </w:rPr>
+              <w:t>2.3.1. Quy trình Pha chế và Phục vụ đồ uống</w:t>
+            </w:r>
+          </w:p>
+        </w:tc>
+        <w:tc>
+          <w:tcPr>
+            <w:tcW w:w="804" w:type="pct"/>
+            <w:tcBorders>
+              <w:top w:val="nil"/>
+              <w:left w:val="nil"/>
+              <w:bottom w:val="single" w:sz="4" w:space="0" w:color="auto"/>
+              <w:right w:val="single" w:sz="4" w:space="0" w:color="auto"/>
+            </w:tcBorders>
+            <w:vAlign w:val="center"/>
+            <w:hideMark/>
+          </w:tcPr>
+          <w:p>
+            <w:pPr>
+              <w:spacing w:before="0" w:after="0" w:line="240" w:lineRule="auto"/>
+              <w:rPr>
+                <w:rFonts w:eastAsia="Times New Roman" w:cs="Times New Roman"/>
+                <w:color w:val="000000"/>
+                <w:sz w:val="25"/>
+                <w:szCs w:val="25"/>
+                <w:lang w:eastAsia="vi-VN"/>
+              </w:rPr>
+            </w:pPr>
+            <w:r>
+              <w:rPr>
+                <w:rFonts w:eastAsia="Times New Roman" w:cs="Times New Roman"/>
+                <w:color w:val="000000"/>
+                <w:sz w:val="25"/>
+                <w:szCs w:val="25"/>
+                <w:lang w:eastAsia="vi-VN"/>
+              </w:rPr>
+              <w:t>Có cấu trúc</w:t>
+            </w:r>
+          </w:p>
+        </w:tc>
+        <w:tc>
+          <w:tcPr>
+            <w:tcW w:w="816" w:type="pct"/>
+            <w:tcBorders>
+              <w:top w:val="nil"/>
+              <w:left w:val="nil"/>
+              <w:bottom w:val="single" w:sz="4" w:space="0" w:color="auto"/>
+              <w:right w:val="single" w:sz="4" w:space="0" w:color="auto"/>
+            </w:tcBorders>
+            <w:vAlign w:val="center"/>
+            <w:hideMark/>
+          </w:tcPr>
+          <w:p>
+            <w:pPr>
+              <w:spacing w:before="0" w:after="0" w:line="240" w:lineRule="auto"/>
+              <w:rPr>
+                <w:rFonts w:eastAsia="Times New Roman" w:cs="Times New Roman"/>
+                <w:color w:val="000000"/>
+                <w:sz w:val="25"/>
+                <w:szCs w:val="25"/>
+                <w:lang w:eastAsia="vi-VN"/>
+              </w:rPr>
+            </w:pPr>
+            <w:r>
+              <w:rPr>
+                <w:rFonts w:eastAsia="Times New Roman" w:cs="Times New Roman"/>
+                <w:color w:val="000000"/>
+                <w:sz w:val="25"/>
+                <w:szCs w:val="25"/>
+                <w:lang w:eastAsia="vi-VN"/>
+              </w:rPr>
+              <w:t>Thời gian tiêu chuẩn để một Barista hoàn thành việc pha chế một ly Trà Vải hoặc Trà Lài dầm trái cây thường nằm trong khoảng bao nhiêu?</w:t>
+            </w:r>
+          </w:p>
+        </w:tc>
+        <w:tc>
+          <w:tcPr>
+            <w:tcW w:w="815" w:type="pct"/>
+            <w:tcBorders>
+              <w:top w:val="nil"/>
+              <w:left w:val="nil"/>
+              <w:bottom w:val="single" w:sz="4" w:space="0" w:color="auto"/>
+              <w:right w:val="single" w:sz="4" w:space="0" w:color="auto"/>
+            </w:tcBorders>
+            <w:vAlign w:val="center"/>
+            <w:hideMark/>
+          </w:tcPr>
+          <w:p>
+            <w:pPr>
+              <w:spacing w:before="0" w:after="0" w:line="240" w:lineRule="auto"/>
+              <w:rPr>
+                <w:rFonts w:eastAsia="Times New Roman" w:cs="Times New Roman"/>
+                <w:color w:val="000000"/>
+                <w:sz w:val="25"/>
+                <w:szCs w:val="25"/>
+                <w:lang w:eastAsia="vi-VN"/>
+              </w:rPr>
+            </w:pPr>
+            <w:r>
+              <w:rPr>
+                <w:rFonts w:eastAsia="Times New Roman" w:cs="Times New Roman"/>
+                <w:color w:val="000000"/>
+                <w:sz w:val="25"/>
+                <w:szCs w:val="25"/>
+                <w:lang w:eastAsia="vi-VN"/>
+              </w:rPr>
+              <w:t>A. Dưới 45 giâyB. 60–90 giâyC. 120–180 giâyD. Trên 3 phút</w:t>
+            </w:r>
+          </w:p>
+        </w:tc>
+        <w:tc>
+          <w:tcPr>
+            <w:tcW w:w="955" w:type="pct"/>
+            <w:tcBorders>
+              <w:top w:val="nil"/>
+              <w:left w:val="nil"/>
+              <w:bottom w:val="single" w:sz="4" w:space="0" w:color="auto"/>
+              <w:right w:val="single" w:sz="4" w:space="0" w:color="auto"/>
+            </w:tcBorders>
+            <w:vAlign w:val="center"/>
+            <w:hideMark/>
+          </w:tcPr>
+          <w:p>
+            <w:pPr>
+              <w:spacing w:before="0" w:after="0" w:line="240" w:lineRule="auto"/>
+              <w:rPr>
+                <w:rFonts w:eastAsia="Times New Roman" w:cs="Times New Roman"/>
+                <w:color w:val="000000"/>
+                <w:sz w:val="25"/>
+                <w:szCs w:val="25"/>
+                <w:lang w:eastAsia="vi-VN"/>
+              </w:rPr>
+            </w:pPr>
+            <w:r>
+              <w:rPr>
+                <w:rFonts w:eastAsia="Times New Roman" w:cs="Times New Roman"/>
+                <w:color w:val="000000"/>
+                <w:sz w:val="25"/>
+                <w:szCs w:val="25"/>
+                <w:lang w:eastAsia="vi-VN"/>
+              </w:rPr>
+              <w:t>Chọn B – 60–90 giây.Số liệu ghi nhận: Thời gian thực hiện trung bình khoảng 75 giây/ly. Mục đích: Xác định thời gian thực hiện (Processing Time – PT) của hoạt động pha chế trong Quy trình 2.3.1.</w:t>
+            </w:r>
+          </w:p>
+        </w:tc>
+      </w:tr>
+      <w:tr>
+        <w:trPr>
+          <w:trHeight w:val="3630"/>
+        </w:trPr>
+        <w:tc>
+          <w:tcPr>
+            <w:tcW w:w="799" w:type="pct"/>
+            <w:tcBorders>
+              <w:top w:val="nil"/>
+              <w:left w:val="single" w:sz="4" w:space="0" w:color="auto"/>
+              <w:bottom w:val="single" w:sz="4" w:space="0" w:color="auto"/>
+              <w:right w:val="single" w:sz="4" w:space="0" w:color="auto"/>
+            </w:tcBorders>
+            <w:vAlign w:val="center"/>
+            <w:hideMark/>
+          </w:tcPr>
+          <w:p>
+            <w:pPr>
+              <w:spacing w:before="0" w:after="0" w:line="240" w:lineRule="auto"/>
+              <w:rPr>
+                <w:rFonts w:eastAsia="Times New Roman" w:cs="Times New Roman"/>
+                <w:color w:val="000000"/>
+                <w:sz w:val="25"/>
+                <w:szCs w:val="25"/>
+                <w:lang w:eastAsia="vi-VN"/>
+              </w:rPr>
+            </w:pPr>
+            <w:r>
+              <w:rPr>
+                <w:rFonts w:eastAsia="Times New Roman" w:cs="Times New Roman"/>
+                <w:color w:val="000000"/>
+                <w:sz w:val="25"/>
+                <w:szCs w:val="25"/>
+                <w:lang w:eastAsia="vi-VN"/>
+              </w:rPr>
+              <w:t>Câu 12</w:t>
+            </w:r>
+          </w:p>
+        </w:tc>
+        <w:tc>
+          <w:tcPr>
+            <w:tcW w:w="811" w:type="pct"/>
+            <w:tcBorders>
+              <w:top w:val="nil"/>
+              <w:left w:val="nil"/>
+              <w:bottom w:val="single" w:sz="4" w:space="0" w:color="auto"/>
+              <w:right w:val="single" w:sz="4" w:space="0" w:color="auto"/>
+            </w:tcBorders>
+            <w:vAlign w:val="center"/>
+            <w:hideMark/>
+          </w:tcPr>
+          <w:p>
+            <w:pPr>
+              <w:spacing w:before="0" w:after="0" w:line="240" w:lineRule="auto"/>
+              <w:rPr>
+                <w:rFonts w:eastAsia="Times New Roman" w:cs="Times New Roman"/>
+                <w:color w:val="000000"/>
+                <w:sz w:val="25"/>
+                <w:szCs w:val="25"/>
+                <w:lang w:eastAsia="vi-VN"/>
+              </w:rPr>
+            </w:pPr>
+            <w:r>
+              <w:rPr>
+                <w:rFonts w:eastAsia="Times New Roman" w:cs="Times New Roman"/>
+                <w:color w:val="000000"/>
+                <w:sz w:val="25"/>
+                <w:szCs w:val="25"/>
+                <w:lang w:eastAsia="vi-VN"/>
+              </w:rPr>
+              <w:t>2.2.2. Quy trình Quản lý và Kiểm soát chất lượng (QA/QC)</w:t>
+            </w:r>
+          </w:p>
+        </w:tc>
+        <w:tc>
+          <w:tcPr>
+            <w:tcW w:w="804" w:type="pct"/>
+            <w:tcBorders>
+              <w:top w:val="nil"/>
+              <w:left w:val="nil"/>
+              <w:bottom w:val="single" w:sz="4" w:space="0" w:color="auto"/>
+              <w:right w:val="single" w:sz="4" w:space="0" w:color="auto"/>
+            </w:tcBorders>
+            <w:vAlign w:val="center"/>
+            <w:hideMark/>
+          </w:tcPr>
+          <w:p>
+            <w:pPr>
+              <w:spacing w:before="0" w:after="0" w:line="240" w:lineRule="auto"/>
+              <w:rPr>
+                <w:rFonts w:eastAsia="Times New Roman" w:cs="Times New Roman"/>
+                <w:color w:val="000000"/>
+                <w:sz w:val="25"/>
+                <w:szCs w:val="25"/>
+                <w:lang w:eastAsia="vi-VN"/>
+              </w:rPr>
+            </w:pPr>
+            <w:r>
+              <w:rPr>
+                <w:rFonts w:eastAsia="Times New Roman" w:cs="Times New Roman"/>
+                <w:color w:val="000000"/>
+                <w:sz w:val="25"/>
+                <w:szCs w:val="25"/>
+                <w:lang w:eastAsia="vi-VN"/>
+              </w:rPr>
+              <w:t>Có cấu trúc</w:t>
+            </w:r>
+          </w:p>
+        </w:tc>
+        <w:tc>
+          <w:tcPr>
+            <w:tcW w:w="816" w:type="pct"/>
+            <w:tcBorders>
+              <w:top w:val="nil"/>
+              <w:left w:val="nil"/>
+              <w:bottom w:val="single" w:sz="4" w:space="0" w:color="auto"/>
+              <w:right w:val="single" w:sz="4" w:space="0" w:color="auto"/>
+            </w:tcBorders>
+            <w:vAlign w:val="center"/>
+            <w:hideMark/>
+          </w:tcPr>
+          <w:p>
+            <w:pPr>
+              <w:spacing w:before="0" w:after="0" w:line="240" w:lineRule="auto"/>
+              <w:rPr>
+                <w:rFonts w:eastAsia="Times New Roman" w:cs="Times New Roman"/>
+                <w:color w:val="000000"/>
+                <w:sz w:val="25"/>
+                <w:szCs w:val="25"/>
+                <w:lang w:eastAsia="vi-VN"/>
+              </w:rPr>
+            </w:pPr>
+            <w:r>
+              <w:rPr>
+                <w:rFonts w:eastAsia="Times New Roman" w:cs="Times New Roman"/>
+                <w:color w:val="000000"/>
+                <w:sz w:val="25"/>
+                <w:szCs w:val="25"/>
+                <w:lang w:eastAsia="vi-VN"/>
+              </w:rPr>
+              <w:t>Tỷ lệ đơn hàng bị pha chế sai, giao sai yêu cầu hoặc khách hàng yêu cầu đổi món trung bình trong ngày thường nằm trong khoảng nào?</w:t>
+            </w:r>
+          </w:p>
+        </w:tc>
+        <w:tc>
+          <w:tcPr>
+            <w:tcW w:w="815" w:type="pct"/>
+            <w:tcBorders>
+              <w:top w:val="nil"/>
+              <w:left w:val="nil"/>
+              <w:bottom w:val="single" w:sz="4" w:space="0" w:color="auto"/>
+              <w:right w:val="single" w:sz="4" w:space="0" w:color="auto"/>
+            </w:tcBorders>
+            <w:vAlign w:val="center"/>
+            <w:hideMark/>
+          </w:tcPr>
+          <w:p>
+            <w:pPr>
+              <w:spacing w:before="0" w:after="0" w:line="240" w:lineRule="auto"/>
+              <w:rPr>
+                <w:rFonts w:eastAsia="Times New Roman" w:cs="Times New Roman"/>
+                <w:color w:val="000000"/>
+                <w:sz w:val="25"/>
+                <w:szCs w:val="25"/>
+                <w:lang w:eastAsia="vi-VN"/>
+              </w:rPr>
+            </w:pPr>
+            <w:r>
+              <w:rPr>
+                <w:rFonts w:eastAsia="Times New Roman" w:cs="Times New Roman"/>
+                <w:color w:val="000000"/>
+                <w:sz w:val="25"/>
+                <w:szCs w:val="25"/>
+                <w:lang w:eastAsia="vi-VN"/>
+              </w:rPr>
+              <w:t>A. Dưới 1%B. 1–3%C. 3–5%D. Trên 5%</w:t>
+            </w:r>
+          </w:p>
+        </w:tc>
+        <w:tc>
+          <w:tcPr>
+            <w:tcW w:w="955" w:type="pct"/>
+            <w:tcBorders>
+              <w:top w:val="nil"/>
+              <w:left w:val="nil"/>
+              <w:bottom w:val="single" w:sz="4" w:space="0" w:color="auto"/>
+              <w:right w:val="single" w:sz="4" w:space="0" w:color="auto"/>
+            </w:tcBorders>
+            <w:vAlign w:val="center"/>
+            <w:hideMark/>
+          </w:tcPr>
+          <w:p>
+            <w:pPr>
+              <w:spacing w:before="0" w:after="0" w:line="240" w:lineRule="auto"/>
+              <w:rPr>
+                <w:rFonts w:eastAsia="Times New Roman" w:cs="Times New Roman"/>
+                <w:color w:val="000000"/>
+                <w:sz w:val="25"/>
+                <w:szCs w:val="25"/>
+                <w:lang w:eastAsia="vi-VN"/>
+              </w:rPr>
+            </w:pPr>
+            <w:r>
+              <w:rPr>
+                <w:rFonts w:eastAsia="Times New Roman" w:cs="Times New Roman"/>
+                <w:color w:val="000000"/>
+                <w:sz w:val="25"/>
+                <w:szCs w:val="25"/>
+                <w:lang w:eastAsia="vi-VN"/>
+              </w:rPr>
+              <w:t>Chọn B – 1–3%.Số liệu ghi nhận: Tỷ lệ lỗi thực tế khoảng 1,4–1,8% số đơn/ngày. Mục đích: Thu thập chỉ số tỷ lệ sai lỗi (Defect Rate) phục vụ đánh giá chất lượng của Quy trình 2.2.2.</w:t>
+            </w:r>
+          </w:p>
+        </w:tc>
+      </w:tr>
+      <w:tr>
+        <w:trPr>
+          <w:trHeight w:val="4950"/>
+        </w:trPr>
+        <w:tc>
+          <w:tcPr>
+            <w:tcW w:w="799" w:type="pct"/>
+            <w:tcBorders>
+              <w:top w:val="nil"/>
+              <w:left w:val="single" w:sz="4" w:space="0" w:color="auto"/>
+              <w:bottom w:val="single" w:sz="4" w:space="0" w:color="auto"/>
+              <w:right w:val="single" w:sz="4" w:space="0" w:color="auto"/>
+            </w:tcBorders>
+            <w:vAlign w:val="center"/>
+            <w:hideMark/>
+          </w:tcPr>
+          <w:p>
+            <w:pPr>
+              <w:spacing w:before="0" w:after="0" w:line="240" w:lineRule="auto"/>
+              <w:rPr>
+                <w:rFonts w:eastAsia="Times New Roman" w:cs="Times New Roman"/>
+                <w:color w:val="000000"/>
+                <w:sz w:val="25"/>
+                <w:szCs w:val="25"/>
+                <w:lang w:eastAsia="vi-VN"/>
+              </w:rPr>
+            </w:pPr>
+            <w:r>
+              <w:rPr>
+                <w:rFonts w:eastAsia="Times New Roman" w:cs="Times New Roman"/>
+                <w:color w:val="000000"/>
+                <w:sz w:val="25"/>
+                <w:szCs w:val="25"/>
+                <w:lang w:eastAsia="vi-VN"/>
+              </w:rPr>
+              <w:lastRenderedPageBreak/>
+              <w:t>Câu 13</w:t>
+            </w:r>
+          </w:p>
+        </w:tc>
+        <w:tc>
+          <w:tcPr>
+            <w:tcW w:w="811" w:type="pct"/>
+            <w:tcBorders>
+              <w:top w:val="nil"/>
+              <w:left w:val="nil"/>
+              <w:bottom w:val="single" w:sz="4" w:space="0" w:color="auto"/>
+              <w:right w:val="single" w:sz="4" w:space="0" w:color="auto"/>
+            </w:tcBorders>
+            <w:vAlign w:val="center"/>
+            <w:hideMark/>
+          </w:tcPr>
+          <w:p>
+            <w:pPr>
+              <w:spacing w:before="0" w:after="0" w:line="240" w:lineRule="auto"/>
+              <w:rPr>
+                <w:rFonts w:eastAsia="Times New Roman" w:cs="Times New Roman"/>
+                <w:color w:val="000000"/>
+                <w:sz w:val="25"/>
+                <w:szCs w:val="25"/>
+                <w:lang w:eastAsia="vi-VN"/>
+              </w:rPr>
+            </w:pPr>
+            <w:r>
+              <w:rPr>
+                <w:rFonts w:eastAsia="Times New Roman" w:cs="Times New Roman"/>
+                <w:color w:val="000000"/>
+                <w:sz w:val="25"/>
+                <w:szCs w:val="25"/>
+                <w:lang w:eastAsia="vi-VN"/>
+              </w:rPr>
+              <w:t>2.3.2. Quy trình Vận hành ca làm việc tại cửa hàng</w:t>
+            </w:r>
+          </w:p>
+        </w:tc>
+        <w:tc>
+          <w:tcPr>
+            <w:tcW w:w="804" w:type="pct"/>
+            <w:tcBorders>
+              <w:top w:val="nil"/>
+              <w:left w:val="nil"/>
+              <w:bottom w:val="single" w:sz="4" w:space="0" w:color="auto"/>
+              <w:right w:val="single" w:sz="4" w:space="0" w:color="auto"/>
+            </w:tcBorders>
+            <w:vAlign w:val="center"/>
+            <w:hideMark/>
+          </w:tcPr>
+          <w:p>
+            <w:pPr>
+              <w:spacing w:before="0" w:after="0" w:line="240" w:lineRule="auto"/>
+              <w:rPr>
+                <w:rFonts w:eastAsia="Times New Roman" w:cs="Times New Roman"/>
+                <w:color w:val="000000"/>
+                <w:sz w:val="25"/>
+                <w:szCs w:val="25"/>
+                <w:lang w:eastAsia="vi-VN"/>
+              </w:rPr>
+            </w:pPr>
+            <w:r>
+              <w:rPr>
+                <w:rFonts w:eastAsia="Times New Roman" w:cs="Times New Roman"/>
+                <w:color w:val="000000"/>
+                <w:sz w:val="25"/>
+                <w:szCs w:val="25"/>
+                <w:lang w:eastAsia="vi-VN"/>
+              </w:rPr>
+              <w:t>Có cấu trúc</w:t>
+            </w:r>
+          </w:p>
+        </w:tc>
+        <w:tc>
+          <w:tcPr>
+            <w:tcW w:w="816" w:type="pct"/>
+            <w:tcBorders>
+              <w:top w:val="nil"/>
+              <w:left w:val="nil"/>
+              <w:bottom w:val="single" w:sz="4" w:space="0" w:color="auto"/>
+              <w:right w:val="single" w:sz="4" w:space="0" w:color="auto"/>
+            </w:tcBorders>
+            <w:vAlign w:val="center"/>
+            <w:hideMark/>
+          </w:tcPr>
+          <w:p>
+            <w:pPr>
+              <w:spacing w:before="0" w:after="0" w:line="240" w:lineRule="auto"/>
+              <w:rPr>
+                <w:rFonts w:eastAsia="Times New Roman" w:cs="Times New Roman"/>
+                <w:color w:val="000000"/>
+                <w:sz w:val="25"/>
+                <w:szCs w:val="25"/>
+                <w:lang w:eastAsia="vi-VN"/>
+              </w:rPr>
+            </w:pPr>
+            <w:r>
+              <w:rPr>
+                <w:rFonts w:eastAsia="Times New Roman" w:cs="Times New Roman"/>
+                <w:color w:val="000000"/>
+                <w:sz w:val="25"/>
+                <w:szCs w:val="25"/>
+                <w:lang w:eastAsia="vi-VN"/>
+              </w:rPr>
+              <w:t>Số lượng nhân viên được bố trí trong một ca cao điểm tại cửa hàng thường ở mức bao nhiêu người?</w:t>
+            </w:r>
+          </w:p>
+        </w:tc>
+        <w:tc>
+          <w:tcPr>
+            <w:tcW w:w="815" w:type="pct"/>
+            <w:tcBorders>
+              <w:top w:val="nil"/>
+              <w:left w:val="nil"/>
+              <w:bottom w:val="single" w:sz="4" w:space="0" w:color="auto"/>
+              <w:right w:val="single" w:sz="4" w:space="0" w:color="auto"/>
+            </w:tcBorders>
+            <w:vAlign w:val="center"/>
+            <w:hideMark/>
+          </w:tcPr>
+          <w:p>
+            <w:pPr>
+              <w:spacing w:before="0" w:after="0" w:line="240" w:lineRule="auto"/>
+              <w:rPr>
+                <w:rFonts w:eastAsia="Times New Roman" w:cs="Times New Roman"/>
+                <w:color w:val="000000"/>
+                <w:sz w:val="25"/>
+                <w:szCs w:val="25"/>
+                <w:lang w:eastAsia="vi-VN"/>
+              </w:rPr>
+            </w:pPr>
+            <w:r>
+              <w:rPr>
+                <w:rFonts w:eastAsia="Times New Roman" w:cs="Times New Roman"/>
+                <w:color w:val="000000"/>
+                <w:sz w:val="25"/>
+                <w:szCs w:val="25"/>
+                <w:lang w:eastAsia="vi-VN"/>
+              </w:rPr>
+              <w:t>A. 3 ngườiB. 5–6 ngườiC. 8–10 ngườiD. Thay đổi hoàn toàn tùy theo tình hình</w:t>
+            </w:r>
+          </w:p>
+        </w:tc>
+        <w:tc>
+          <w:tcPr>
+            <w:tcW w:w="955" w:type="pct"/>
+            <w:tcBorders>
+              <w:top w:val="nil"/>
+              <w:left w:val="nil"/>
+              <w:bottom w:val="single" w:sz="4" w:space="0" w:color="auto"/>
+              <w:right w:val="single" w:sz="4" w:space="0" w:color="auto"/>
+            </w:tcBorders>
+            <w:vAlign w:val="center"/>
+            <w:hideMark/>
+          </w:tcPr>
+          <w:p>
+            <w:pPr>
+              <w:spacing w:before="0" w:after="0" w:line="240" w:lineRule="auto"/>
+              <w:rPr>
+                <w:rFonts w:eastAsia="Times New Roman" w:cs="Times New Roman"/>
+                <w:color w:val="000000"/>
+                <w:sz w:val="25"/>
+                <w:szCs w:val="25"/>
+                <w:lang w:eastAsia="vi-VN"/>
+              </w:rPr>
+            </w:pPr>
+            <w:r>
+              <w:rPr>
+                <w:rFonts w:eastAsia="Times New Roman" w:cs="Times New Roman"/>
+                <w:color w:val="000000"/>
+                <w:sz w:val="25"/>
+                <w:szCs w:val="25"/>
+                <w:lang w:eastAsia="vi-VN"/>
+              </w:rPr>
+              <w:t>Chọn B – 5–6 người.Số liệu giả định: Khoảng 2 Thu ngân, 3 Barista và 1 nhân sự hỗ trợ/Trưởng ca, tùy quy mô và lưu lượng khách của cửa hàng. Mục đích: Xác định định biên nhân sự phục vụ phân tích năng suất và phân bổ nguồn lực trong Quy trình 2.3.2.</w:t>
+            </w:r>
+          </w:p>
+        </w:tc>
+      </w:tr>
+      <w:tr>
+        <w:trPr>
+          <w:trHeight w:val="4290"/>
+        </w:trPr>
+        <w:tc>
+          <w:tcPr>
+            <w:tcW w:w="799" w:type="pct"/>
+            <w:tcBorders>
+              <w:top w:val="nil"/>
+              <w:left w:val="single" w:sz="4" w:space="0" w:color="auto"/>
+              <w:bottom w:val="single" w:sz="4" w:space="0" w:color="auto"/>
+              <w:right w:val="single" w:sz="4" w:space="0" w:color="auto"/>
+            </w:tcBorders>
+            <w:vAlign w:val="center"/>
+            <w:hideMark/>
+          </w:tcPr>
+          <w:p>
+            <w:pPr>
+              <w:spacing w:before="0" w:after="0" w:line="240" w:lineRule="auto"/>
+              <w:rPr>
+                <w:rFonts w:eastAsia="Times New Roman" w:cs="Times New Roman"/>
+                <w:color w:val="000000"/>
+                <w:sz w:val="25"/>
+                <w:szCs w:val="25"/>
+                <w:lang w:eastAsia="vi-VN"/>
+              </w:rPr>
+            </w:pPr>
+            <w:r>
+              <w:rPr>
+                <w:rFonts w:eastAsia="Times New Roman" w:cs="Times New Roman"/>
+                <w:color w:val="000000"/>
+                <w:sz w:val="25"/>
+                <w:szCs w:val="25"/>
+                <w:lang w:eastAsia="vi-VN"/>
+              </w:rPr>
+              <w:t>Câu 14</w:t>
+            </w:r>
+          </w:p>
+        </w:tc>
+        <w:tc>
+          <w:tcPr>
+            <w:tcW w:w="811" w:type="pct"/>
+            <w:tcBorders>
+              <w:top w:val="nil"/>
+              <w:left w:val="nil"/>
+              <w:bottom w:val="single" w:sz="4" w:space="0" w:color="auto"/>
+              <w:right w:val="single" w:sz="4" w:space="0" w:color="auto"/>
+            </w:tcBorders>
+            <w:vAlign w:val="center"/>
+            <w:hideMark/>
+          </w:tcPr>
+          <w:p>
+            <w:pPr>
+              <w:spacing w:before="0" w:after="0" w:line="240" w:lineRule="auto"/>
+              <w:rPr>
+                <w:rFonts w:eastAsia="Times New Roman" w:cs="Times New Roman"/>
+                <w:color w:val="000000"/>
+                <w:sz w:val="25"/>
+                <w:szCs w:val="25"/>
+                <w:lang w:eastAsia="vi-VN"/>
+              </w:rPr>
+            </w:pPr>
+            <w:r>
+              <w:rPr>
+                <w:rFonts w:eastAsia="Times New Roman" w:cs="Times New Roman"/>
+                <w:color w:val="000000"/>
+                <w:sz w:val="25"/>
+                <w:szCs w:val="25"/>
+                <w:lang w:eastAsia="vi-VN"/>
+              </w:rPr>
+              <w:t>2.4.4. Quy trình Hỗ trợ công nghệ thông tin (IT Helpdesk)</w:t>
+            </w:r>
+          </w:p>
+        </w:tc>
+        <w:tc>
+          <w:tcPr>
+            <w:tcW w:w="804" w:type="pct"/>
+            <w:tcBorders>
+              <w:top w:val="nil"/>
+              <w:left w:val="nil"/>
+              <w:bottom w:val="single" w:sz="4" w:space="0" w:color="auto"/>
+              <w:right w:val="single" w:sz="4" w:space="0" w:color="auto"/>
+            </w:tcBorders>
+            <w:vAlign w:val="center"/>
+            <w:hideMark/>
+          </w:tcPr>
+          <w:p>
+            <w:pPr>
+              <w:spacing w:before="0" w:after="0" w:line="240" w:lineRule="auto"/>
+              <w:rPr>
+                <w:rFonts w:eastAsia="Times New Roman" w:cs="Times New Roman"/>
+                <w:color w:val="000000"/>
+                <w:sz w:val="25"/>
+                <w:szCs w:val="25"/>
+                <w:lang w:eastAsia="vi-VN"/>
+              </w:rPr>
+            </w:pPr>
+            <w:r>
+              <w:rPr>
+                <w:rFonts w:eastAsia="Times New Roman" w:cs="Times New Roman"/>
+                <w:color w:val="000000"/>
+                <w:sz w:val="25"/>
+                <w:szCs w:val="25"/>
+                <w:lang w:eastAsia="vi-VN"/>
+              </w:rPr>
+              <w:t>Có cấu trúc</w:t>
+            </w:r>
+          </w:p>
+        </w:tc>
+        <w:tc>
+          <w:tcPr>
+            <w:tcW w:w="816" w:type="pct"/>
+            <w:tcBorders>
+              <w:top w:val="nil"/>
+              <w:left w:val="nil"/>
+              <w:bottom w:val="single" w:sz="4" w:space="0" w:color="auto"/>
+              <w:right w:val="single" w:sz="4" w:space="0" w:color="auto"/>
+            </w:tcBorders>
+            <w:vAlign w:val="center"/>
+            <w:hideMark/>
+          </w:tcPr>
+          <w:p>
+            <w:pPr>
+              <w:spacing w:before="0" w:after="0" w:line="240" w:lineRule="auto"/>
+              <w:rPr>
+                <w:rFonts w:eastAsia="Times New Roman" w:cs="Times New Roman"/>
+                <w:color w:val="000000"/>
+                <w:sz w:val="25"/>
+                <w:szCs w:val="25"/>
+                <w:lang w:eastAsia="vi-VN"/>
+              </w:rPr>
+            </w:pPr>
+            <w:r>
+              <w:rPr>
+                <w:rFonts w:eastAsia="Times New Roman" w:cs="Times New Roman"/>
+                <w:color w:val="000000"/>
+                <w:sz w:val="25"/>
+                <w:szCs w:val="25"/>
+                <w:lang w:eastAsia="vi-VN"/>
+              </w:rPr>
+              <w:t>Anh/chị đánh giá tốc độ tiếp nhận và khắc phục sự cố mạng/POS từ xa của bộ phận IT Helpdesk ở mức nào?</w:t>
+            </w:r>
+          </w:p>
+        </w:tc>
+        <w:tc>
+          <w:tcPr>
+            <w:tcW w:w="815" w:type="pct"/>
+            <w:tcBorders>
+              <w:top w:val="nil"/>
+              <w:left w:val="nil"/>
+              <w:bottom w:val="single" w:sz="4" w:space="0" w:color="auto"/>
+              <w:right w:val="single" w:sz="4" w:space="0" w:color="auto"/>
+            </w:tcBorders>
+            <w:vAlign w:val="center"/>
+            <w:hideMark/>
+          </w:tcPr>
+          <w:p>
+            <w:pPr>
+              <w:spacing w:before="0" w:after="0" w:line="240" w:lineRule="auto"/>
+              <w:rPr>
+                <w:rFonts w:eastAsia="Times New Roman" w:cs="Times New Roman"/>
+                <w:color w:val="000000"/>
+                <w:sz w:val="25"/>
+                <w:szCs w:val="25"/>
+                <w:lang w:eastAsia="vi-VN"/>
+              </w:rPr>
+            </w:pPr>
+            <w:r>
+              <w:rPr>
+                <w:rFonts w:eastAsia="Times New Roman" w:cs="Times New Roman"/>
+                <w:color w:val="000000"/>
+                <w:sz w:val="25"/>
+                <w:szCs w:val="25"/>
+                <w:lang w:eastAsia="vi-VN"/>
+              </w:rPr>
+              <w:t>1 sao: Trên 2 giờ2 sao: 60–120 phút3 sao: 30–60 phút4 sao: 15–30 phút5 sao: Dưới 15 phút</w:t>
+            </w:r>
+          </w:p>
+        </w:tc>
+        <w:tc>
+          <w:tcPr>
+            <w:tcW w:w="955" w:type="pct"/>
+            <w:tcBorders>
+              <w:top w:val="nil"/>
+              <w:left w:val="nil"/>
+              <w:bottom w:val="single" w:sz="4" w:space="0" w:color="auto"/>
+              <w:right w:val="single" w:sz="4" w:space="0" w:color="auto"/>
+            </w:tcBorders>
+            <w:vAlign w:val="center"/>
+            <w:hideMark/>
+          </w:tcPr>
+          <w:p>
+            <w:pPr>
+              <w:spacing w:before="0" w:after="0" w:line="240" w:lineRule="auto"/>
+              <w:rPr>
+                <w:rFonts w:eastAsia="Times New Roman" w:cs="Times New Roman"/>
+                <w:color w:val="000000"/>
+                <w:sz w:val="25"/>
+                <w:szCs w:val="25"/>
+                <w:lang w:eastAsia="vi-VN"/>
+              </w:rPr>
+            </w:pPr>
+            <w:r>
+              <w:rPr>
+                <w:rFonts w:eastAsia="Times New Roman" w:cs="Times New Roman"/>
+                <w:color w:val="000000"/>
+                <w:sz w:val="25"/>
+                <w:szCs w:val="25"/>
+                <w:lang w:eastAsia="vi-VN"/>
+              </w:rPr>
+              <w:t>Chọn 4/5 sao.Số liệu ghi nhận: Thời gian xử lý sự cố từ xa trung bình khoảng 15–20 phút. Mục đích: Đo lường thời gian phản hồi và thời gian khôi phục dịch vụ (Response/Recovery Time) của Quy trình 2.4.4.</w:t>
+            </w:r>
+          </w:p>
+        </w:tc>
+      </w:tr>
+      <w:tr>
+        <w:trPr>
+          <w:trHeight w:val="5610"/>
+        </w:trPr>
+        <w:tc>
+          <w:tcPr>
+            <w:tcW w:w="799" w:type="pct"/>
+            <w:tcBorders>
+              <w:top w:val="nil"/>
+              <w:left w:val="single" w:sz="4" w:space="0" w:color="auto"/>
+              <w:bottom w:val="single" w:sz="4" w:space="0" w:color="auto"/>
+              <w:right w:val="single" w:sz="4" w:space="0" w:color="auto"/>
+            </w:tcBorders>
+            <w:vAlign w:val="center"/>
+            <w:hideMark/>
+          </w:tcPr>
+          <w:p>
+            <w:pPr>
+              <w:spacing w:before="0" w:after="0" w:line="240" w:lineRule="auto"/>
+              <w:rPr>
+                <w:rFonts w:eastAsia="Times New Roman" w:cs="Times New Roman"/>
+                <w:color w:val="000000"/>
+                <w:sz w:val="25"/>
+                <w:szCs w:val="25"/>
+                <w:lang w:eastAsia="vi-VN"/>
+              </w:rPr>
+            </w:pPr>
+            <w:r>
+              <w:rPr>
+                <w:rFonts w:eastAsia="Times New Roman" w:cs="Times New Roman"/>
+                <w:color w:val="000000"/>
+                <w:sz w:val="25"/>
+                <w:szCs w:val="25"/>
+                <w:lang w:eastAsia="vi-VN"/>
+              </w:rPr>
+              <w:lastRenderedPageBreak/>
+              <w:t>Câu 15</w:t>
+            </w:r>
+          </w:p>
+        </w:tc>
+        <w:tc>
+          <w:tcPr>
+            <w:tcW w:w="811" w:type="pct"/>
+            <w:tcBorders>
+              <w:top w:val="nil"/>
+              <w:left w:val="nil"/>
+              <w:bottom w:val="single" w:sz="4" w:space="0" w:color="auto"/>
+              <w:right w:val="single" w:sz="4" w:space="0" w:color="auto"/>
+            </w:tcBorders>
+            <w:vAlign w:val="center"/>
+            <w:hideMark/>
+          </w:tcPr>
+          <w:p>
+            <w:pPr>
+              <w:spacing w:before="0" w:after="0" w:line="240" w:lineRule="auto"/>
+              <w:rPr>
+                <w:rFonts w:eastAsia="Times New Roman" w:cs="Times New Roman"/>
+                <w:color w:val="000000"/>
+                <w:sz w:val="25"/>
+                <w:szCs w:val="25"/>
+                <w:lang w:eastAsia="vi-VN"/>
+              </w:rPr>
+            </w:pPr>
+            <w:r>
+              <w:rPr>
+                <w:rFonts w:eastAsia="Times New Roman" w:cs="Times New Roman"/>
+                <w:color w:val="000000"/>
+                <w:sz w:val="25"/>
+                <w:szCs w:val="25"/>
+                <w:lang w:eastAsia="vi-VN"/>
+              </w:rPr>
+              <w:t>2.2.3. Quy trình Lập và Quản lý ngân sách / 2.4.2. Quy trình Quản lý kho vận</w:t>
+            </w:r>
+          </w:p>
+        </w:tc>
+        <w:tc>
+          <w:tcPr>
+            <w:tcW w:w="804" w:type="pct"/>
+            <w:tcBorders>
+              <w:top w:val="nil"/>
+              <w:left w:val="nil"/>
+              <w:bottom w:val="single" w:sz="4" w:space="0" w:color="auto"/>
+              <w:right w:val="single" w:sz="4" w:space="0" w:color="auto"/>
+            </w:tcBorders>
+            <w:vAlign w:val="center"/>
+            <w:hideMark/>
+          </w:tcPr>
+          <w:p>
+            <w:pPr>
+              <w:spacing w:before="0" w:after="0" w:line="240" w:lineRule="auto"/>
+              <w:rPr>
+                <w:rFonts w:eastAsia="Times New Roman" w:cs="Times New Roman"/>
+                <w:color w:val="000000"/>
+                <w:sz w:val="25"/>
+                <w:szCs w:val="25"/>
+                <w:lang w:eastAsia="vi-VN"/>
+              </w:rPr>
+            </w:pPr>
+            <w:r>
+              <w:rPr>
+                <w:rFonts w:eastAsia="Times New Roman" w:cs="Times New Roman"/>
+                <w:color w:val="000000"/>
+                <w:sz w:val="25"/>
+                <w:szCs w:val="25"/>
+                <w:lang w:eastAsia="vi-VN"/>
+              </w:rPr>
+              <w:t>Có cấu trúc</w:t>
+            </w:r>
+          </w:p>
+        </w:tc>
+        <w:tc>
+          <w:tcPr>
+            <w:tcW w:w="816" w:type="pct"/>
+            <w:tcBorders>
+              <w:top w:val="nil"/>
+              <w:left w:val="nil"/>
+              <w:bottom w:val="single" w:sz="4" w:space="0" w:color="auto"/>
+              <w:right w:val="single" w:sz="4" w:space="0" w:color="auto"/>
+            </w:tcBorders>
+            <w:vAlign w:val="center"/>
+            <w:hideMark/>
+          </w:tcPr>
+          <w:p>
+            <w:pPr>
+              <w:spacing w:before="0" w:after="0" w:line="240" w:lineRule="auto"/>
+              <w:rPr>
+                <w:rFonts w:eastAsia="Times New Roman" w:cs="Times New Roman"/>
+                <w:color w:val="000000"/>
+                <w:sz w:val="25"/>
+                <w:szCs w:val="25"/>
+                <w:lang w:eastAsia="vi-VN"/>
+              </w:rPr>
+            </w:pPr>
+            <w:r>
+              <w:rPr>
+                <w:rFonts w:eastAsia="Times New Roman" w:cs="Times New Roman"/>
+                <w:color w:val="000000"/>
+                <w:sz w:val="25"/>
+                <w:szCs w:val="25"/>
+                <w:lang w:eastAsia="vi-VN"/>
+              </w:rPr>
+              <w:t>Tình trạng hao hụt hoặc lãng phí nguyên liệu trà, sữa vượt định mức kiểm soát thường xảy ra với tần suất như thế nào?</w:t>
+            </w:r>
+          </w:p>
+        </w:tc>
+        <w:tc>
+          <w:tcPr>
+            <w:tcW w:w="815" w:type="pct"/>
+            <w:tcBorders>
+              <w:top w:val="nil"/>
+              <w:left w:val="nil"/>
+              <w:bottom w:val="single" w:sz="4" w:space="0" w:color="auto"/>
+              <w:right w:val="single" w:sz="4" w:space="0" w:color="auto"/>
+            </w:tcBorders>
+            <w:vAlign w:val="center"/>
+            <w:hideMark/>
+          </w:tcPr>
+          <w:p>
+            <w:pPr>
+              <w:spacing w:before="0" w:after="0" w:line="240" w:lineRule="auto"/>
+              <w:rPr>
+                <w:rFonts w:eastAsia="Times New Roman" w:cs="Times New Roman"/>
+                <w:color w:val="000000"/>
+                <w:sz w:val="25"/>
+                <w:szCs w:val="25"/>
+                <w:lang w:eastAsia="vi-VN"/>
+              </w:rPr>
+            </w:pPr>
+            <w:r>
+              <w:rPr>
+                <w:rFonts w:eastAsia="Times New Roman" w:cs="Times New Roman"/>
+                <w:color w:val="000000"/>
+                <w:sz w:val="25"/>
+                <w:szCs w:val="25"/>
+                <w:lang w:eastAsia="vi-VN"/>
+              </w:rPr>
+              <w:t>A. Không xảy raB. 1–2 lần/thángC. 5–10 lần/thángD. Gần như hàng ngày</w:t>
+            </w:r>
+          </w:p>
+        </w:tc>
+        <w:tc>
+          <w:tcPr>
+            <w:tcW w:w="955" w:type="pct"/>
+            <w:tcBorders>
+              <w:top w:val="nil"/>
+              <w:left w:val="nil"/>
+              <w:bottom w:val="single" w:sz="4" w:space="0" w:color="auto"/>
+              <w:right w:val="single" w:sz="4" w:space="0" w:color="auto"/>
+            </w:tcBorders>
+            <w:vAlign w:val="center"/>
+            <w:hideMark/>
+          </w:tcPr>
+          <w:p>
+            <w:pPr>
+              <w:spacing w:before="0" w:after="0" w:line="240" w:lineRule="auto"/>
+              <w:rPr>
+                <w:rFonts w:eastAsia="Times New Roman" w:cs="Times New Roman"/>
+                <w:color w:val="000000"/>
+                <w:sz w:val="25"/>
+                <w:szCs w:val="25"/>
+                <w:lang w:eastAsia="vi-VN"/>
+              </w:rPr>
+            </w:pPr>
+            <w:r>
+              <w:rPr>
+                <w:rFonts w:eastAsia="Times New Roman" w:cs="Times New Roman"/>
+                <w:color w:val="000000"/>
+                <w:sz w:val="25"/>
+                <w:szCs w:val="25"/>
+                <w:lang w:eastAsia="vi-VN"/>
+              </w:rPr>
+              <w:t>Chọn B – 1–2 lần/tháng.Số liệu ghi nhận: Tình trạng vượt định mức thường phát sinh khoảng 1–2 lần/tháng, chủ yếu trong các giai đoạn có lưu lượng khách tăng cao hoặc dịp lễ, Tết. Mục đích: Thu thập dữ liệu về chi phí hao hụt và hiệu quả kiểm soát nguyên vật liệu cho Quy trình 2.2.3 và 2.4.2.</w:t>
+            </w:r>
+          </w:p>
+        </w:tc>
+      </w:tr>
+      <w:tr>
+        <w:trPr>
+          <w:trHeight w:val="4620"/>
+        </w:trPr>
+        <w:tc>
+          <w:tcPr>
+            <w:tcW w:w="799" w:type="pct"/>
+            <w:tcBorders>
+              <w:top w:val="nil"/>
+              <w:left w:val="single" w:sz="4" w:space="0" w:color="auto"/>
+              <w:bottom w:val="single" w:sz="4" w:space="0" w:color="auto"/>
+              <w:right w:val="single" w:sz="4" w:space="0" w:color="auto"/>
+            </w:tcBorders>
+            <w:vAlign w:val="center"/>
+            <w:hideMark/>
+          </w:tcPr>
+          <w:p>
+            <w:pPr>
+              <w:spacing w:before="0" w:after="0" w:line="240" w:lineRule="auto"/>
+              <w:rPr>
+                <w:rFonts w:eastAsia="Times New Roman" w:cs="Times New Roman"/>
+                <w:color w:val="000000"/>
+                <w:sz w:val="25"/>
+                <w:szCs w:val="25"/>
+                <w:lang w:eastAsia="vi-VN"/>
+              </w:rPr>
+            </w:pPr>
+            <w:r>
+              <w:rPr>
+                <w:rFonts w:eastAsia="Times New Roman" w:cs="Times New Roman"/>
+                <w:color w:val="000000"/>
+                <w:sz w:val="25"/>
+                <w:szCs w:val="25"/>
+                <w:lang w:eastAsia="vi-VN"/>
+              </w:rPr>
+              <w:t>Câu 16</w:t>
+            </w:r>
+          </w:p>
+        </w:tc>
+        <w:tc>
+          <w:tcPr>
+            <w:tcW w:w="811" w:type="pct"/>
+            <w:tcBorders>
+              <w:top w:val="nil"/>
+              <w:left w:val="nil"/>
+              <w:bottom w:val="single" w:sz="4" w:space="0" w:color="auto"/>
+              <w:right w:val="single" w:sz="4" w:space="0" w:color="auto"/>
+            </w:tcBorders>
+            <w:vAlign w:val="center"/>
+            <w:hideMark/>
+          </w:tcPr>
+          <w:p>
+            <w:pPr>
+              <w:spacing w:before="0" w:after="0" w:line="240" w:lineRule="auto"/>
+              <w:rPr>
+                <w:rFonts w:eastAsia="Times New Roman" w:cs="Times New Roman"/>
+                <w:color w:val="000000"/>
+                <w:sz w:val="25"/>
+                <w:szCs w:val="25"/>
+                <w:lang w:eastAsia="vi-VN"/>
+              </w:rPr>
+            </w:pPr>
+            <w:r>
+              <w:rPr>
+                <w:rFonts w:eastAsia="Times New Roman" w:cs="Times New Roman"/>
+                <w:color w:val="000000"/>
+                <w:sz w:val="25"/>
+                <w:szCs w:val="25"/>
+                <w:lang w:eastAsia="vi-VN"/>
+              </w:rPr>
+              <w:t>2.3.1. Quy trình Pha chế và Phục vụ đồ uống</w:t>
+            </w:r>
+          </w:p>
+        </w:tc>
+        <w:tc>
+          <w:tcPr>
+            <w:tcW w:w="804" w:type="pct"/>
+            <w:tcBorders>
+              <w:top w:val="nil"/>
+              <w:left w:val="nil"/>
+              <w:bottom w:val="single" w:sz="4" w:space="0" w:color="auto"/>
+              <w:right w:val="single" w:sz="4" w:space="0" w:color="auto"/>
+            </w:tcBorders>
+            <w:vAlign w:val="center"/>
+            <w:hideMark/>
+          </w:tcPr>
+          <w:p>
+            <w:pPr>
+              <w:spacing w:before="0" w:after="0" w:line="240" w:lineRule="auto"/>
+              <w:rPr>
+                <w:rFonts w:eastAsia="Times New Roman" w:cs="Times New Roman"/>
+                <w:color w:val="000000"/>
+                <w:sz w:val="25"/>
+                <w:szCs w:val="25"/>
+                <w:lang w:eastAsia="vi-VN"/>
+              </w:rPr>
+            </w:pPr>
+            <w:r>
+              <w:rPr>
+                <w:rFonts w:eastAsia="Times New Roman" w:cs="Times New Roman"/>
+                <w:color w:val="000000"/>
+                <w:sz w:val="25"/>
+                <w:szCs w:val="25"/>
+                <w:lang w:eastAsia="vi-VN"/>
+              </w:rPr>
+              <w:t>Không cấu trúc</w:t>
+            </w:r>
+          </w:p>
+        </w:tc>
+        <w:tc>
+          <w:tcPr>
+            <w:tcW w:w="816" w:type="pct"/>
+            <w:tcBorders>
+              <w:top w:val="nil"/>
+              <w:left w:val="nil"/>
+              <w:bottom w:val="single" w:sz="4" w:space="0" w:color="auto"/>
+              <w:right w:val="single" w:sz="4" w:space="0" w:color="auto"/>
+            </w:tcBorders>
+            <w:vAlign w:val="center"/>
+            <w:hideMark/>
+          </w:tcPr>
+          <w:p>
+            <w:pPr>
+              <w:spacing w:before="0" w:after="0" w:line="240" w:lineRule="auto"/>
+              <w:rPr>
+                <w:rFonts w:eastAsia="Times New Roman" w:cs="Times New Roman"/>
+                <w:color w:val="000000"/>
+                <w:sz w:val="25"/>
+                <w:szCs w:val="25"/>
+                <w:lang w:eastAsia="vi-VN"/>
+              </w:rPr>
+            </w:pPr>
+            <w:r>
+              <w:rPr>
+                <w:rFonts w:eastAsia="Times New Roman" w:cs="Times New Roman"/>
+                <w:color w:val="000000"/>
+                <w:sz w:val="25"/>
+                <w:szCs w:val="25"/>
+                <w:lang w:eastAsia="vi-VN"/>
+              </w:rPr>
+              <w:t>Trong khung giờ cao điểm 11h30–13h30, thời gian trung bình từ khi khách bắt đầu xếp hàng đến khi nhận được đồ uống là bao lâu?</w:t>
+            </w:r>
+          </w:p>
+        </w:tc>
+        <w:tc>
+          <w:tcPr>
+            <w:tcW w:w="815" w:type="pct"/>
+            <w:tcBorders>
+              <w:top w:val="nil"/>
+              <w:left w:val="nil"/>
+              <w:bottom w:val="single" w:sz="4" w:space="0" w:color="auto"/>
+              <w:right w:val="single" w:sz="4" w:space="0" w:color="auto"/>
+            </w:tcBorders>
+            <w:vAlign w:val="center"/>
+            <w:hideMark/>
+          </w:tcPr>
+          <w:p>
+            <w:pPr>
+              <w:spacing w:before="0" w:after="0" w:line="240" w:lineRule="auto"/>
+              <w:rPr>
+                <w:rFonts w:eastAsia="Times New Roman" w:cs="Times New Roman"/>
+                <w:color w:val="000000"/>
+                <w:sz w:val="25"/>
+                <w:szCs w:val="25"/>
+                <w:lang w:eastAsia="vi-VN"/>
+              </w:rPr>
+            </w:pPr>
+            <w:r>
+              <w:rPr>
+                <w:rFonts w:eastAsia="Times New Roman" w:cs="Times New Roman"/>
+                <w:color w:val="000000"/>
+                <w:sz w:val="25"/>
+                <w:szCs w:val="25"/>
+                <w:lang w:eastAsia="vi-VN"/>
+              </w:rPr>
+              <w:t>Phương pháp đo lường: Quan sát thực tế và bấm giờ trên một mẫu khách hàng/đơn hàng đại diện.</w:t>
+            </w:r>
+          </w:p>
+        </w:tc>
+        <w:tc>
+          <w:tcPr>
+            <w:tcW w:w="955" w:type="pct"/>
+            <w:tcBorders>
+              <w:top w:val="nil"/>
+              <w:left w:val="nil"/>
+              <w:bottom w:val="single" w:sz="4" w:space="0" w:color="auto"/>
+              <w:right w:val="single" w:sz="4" w:space="0" w:color="auto"/>
+            </w:tcBorders>
+            <w:vAlign w:val="center"/>
+            <w:hideMark/>
+          </w:tcPr>
+          <w:p>
+            <w:pPr>
+              <w:spacing w:before="0" w:after="0" w:line="240" w:lineRule="auto"/>
+              <w:rPr>
+                <w:rFonts w:eastAsia="Times New Roman" w:cs="Times New Roman"/>
+                <w:color w:val="000000"/>
+                <w:sz w:val="25"/>
+                <w:szCs w:val="25"/>
+                <w:lang w:eastAsia="vi-VN"/>
+              </w:rPr>
+            </w:pPr>
+            <w:r>
+              <w:rPr>
+                <w:rFonts w:eastAsia="Times New Roman" w:cs="Times New Roman"/>
+                <w:color w:val="000000"/>
+                <w:sz w:val="25"/>
+                <w:szCs w:val="25"/>
+                <w:lang w:eastAsia="vi-VN"/>
+              </w:rPr>
+              <w:t>Số liệu ghi nhận: Khoảng 6,5–8,5 phút/khách. Trong đó: Tiếp nhận order: ~3,5 phút; Pha chế: ~2,2 phút; Gọi số/Bàn giao: ~1,8 phút. Mục đích: Xác định Cycle Time của quy trình 2.3.1 và nhận diện các công đoạn có khả năng gây chậm trễ.</w:t>
+            </w:r>
+          </w:p>
+        </w:tc>
+      </w:tr>
+      <w:tr>
+        <w:trPr>
+          <w:trHeight w:val="4290"/>
+        </w:trPr>
+        <w:tc>
+          <w:tcPr>
+            <w:tcW w:w="799" w:type="pct"/>
+            <w:tcBorders>
+              <w:top w:val="nil"/>
+              <w:left w:val="single" w:sz="4" w:space="0" w:color="auto"/>
+              <w:bottom w:val="single" w:sz="4" w:space="0" w:color="auto"/>
+              <w:right w:val="single" w:sz="4" w:space="0" w:color="auto"/>
+            </w:tcBorders>
+            <w:vAlign w:val="center"/>
+            <w:hideMark/>
+          </w:tcPr>
+          <w:p>
+            <w:pPr>
+              <w:spacing w:before="0" w:after="0" w:line="240" w:lineRule="auto"/>
+              <w:rPr>
+                <w:rFonts w:eastAsia="Times New Roman" w:cs="Times New Roman"/>
+                <w:color w:val="000000"/>
+                <w:sz w:val="25"/>
+                <w:szCs w:val="25"/>
+                <w:lang w:eastAsia="vi-VN"/>
+              </w:rPr>
+            </w:pPr>
+            <w:r>
+              <w:rPr>
+                <w:rFonts w:eastAsia="Times New Roman" w:cs="Times New Roman"/>
+                <w:color w:val="000000"/>
+                <w:sz w:val="25"/>
+                <w:szCs w:val="25"/>
+                <w:lang w:eastAsia="vi-VN"/>
+              </w:rPr>
+              <w:lastRenderedPageBreak/>
+              <w:t>Câu 17</w:t>
+            </w:r>
+          </w:p>
+        </w:tc>
+        <w:tc>
+          <w:tcPr>
+            <w:tcW w:w="811" w:type="pct"/>
+            <w:tcBorders>
+              <w:top w:val="nil"/>
+              <w:left w:val="nil"/>
+              <w:bottom w:val="single" w:sz="4" w:space="0" w:color="auto"/>
+              <w:right w:val="single" w:sz="4" w:space="0" w:color="auto"/>
+            </w:tcBorders>
+            <w:vAlign w:val="center"/>
+            <w:hideMark/>
+          </w:tcPr>
+          <w:p>
+            <w:pPr>
+              <w:spacing w:before="0" w:after="0" w:line="240" w:lineRule="auto"/>
+              <w:rPr>
+                <w:rFonts w:eastAsia="Times New Roman" w:cs="Times New Roman"/>
+                <w:color w:val="000000"/>
+                <w:sz w:val="25"/>
+                <w:szCs w:val="25"/>
+                <w:lang w:eastAsia="vi-VN"/>
+              </w:rPr>
+            </w:pPr>
+            <w:r>
+              <w:rPr>
+                <w:rFonts w:eastAsia="Times New Roman" w:cs="Times New Roman"/>
+                <w:color w:val="000000"/>
+                <w:sz w:val="25"/>
+                <w:szCs w:val="25"/>
+                <w:lang w:eastAsia="vi-VN"/>
+              </w:rPr>
+              <w:t>2.3.2. Quy trình Vận hành ca làm việc tại cửa hàng</w:t>
+            </w:r>
+          </w:p>
+        </w:tc>
+        <w:tc>
+          <w:tcPr>
+            <w:tcW w:w="804" w:type="pct"/>
+            <w:tcBorders>
+              <w:top w:val="nil"/>
+              <w:left w:val="nil"/>
+              <w:bottom w:val="single" w:sz="4" w:space="0" w:color="auto"/>
+              <w:right w:val="single" w:sz="4" w:space="0" w:color="auto"/>
+            </w:tcBorders>
+            <w:vAlign w:val="center"/>
+            <w:hideMark/>
+          </w:tcPr>
+          <w:p>
+            <w:pPr>
+              <w:spacing w:before="0" w:after="0" w:line="240" w:lineRule="auto"/>
+              <w:rPr>
+                <w:rFonts w:eastAsia="Times New Roman" w:cs="Times New Roman"/>
+                <w:color w:val="000000"/>
+                <w:sz w:val="25"/>
+                <w:szCs w:val="25"/>
+                <w:lang w:eastAsia="vi-VN"/>
+              </w:rPr>
+            </w:pPr>
+            <w:r>
+              <w:rPr>
+                <w:rFonts w:eastAsia="Times New Roman" w:cs="Times New Roman"/>
+                <w:color w:val="000000"/>
+                <w:sz w:val="25"/>
+                <w:szCs w:val="25"/>
+                <w:lang w:eastAsia="vi-VN"/>
+              </w:rPr>
+              <w:t>Không cấu trúc</w:t>
+            </w:r>
+          </w:p>
+        </w:tc>
+        <w:tc>
+          <w:tcPr>
+            <w:tcW w:w="816" w:type="pct"/>
+            <w:tcBorders>
+              <w:top w:val="nil"/>
+              <w:left w:val="nil"/>
+              <w:bottom w:val="single" w:sz="4" w:space="0" w:color="auto"/>
+              <w:right w:val="single" w:sz="4" w:space="0" w:color="auto"/>
+            </w:tcBorders>
+            <w:vAlign w:val="center"/>
+            <w:hideMark/>
+          </w:tcPr>
+          <w:p>
+            <w:pPr>
+              <w:spacing w:before="0" w:after="0" w:line="240" w:lineRule="auto"/>
+              <w:rPr>
+                <w:rFonts w:eastAsia="Times New Roman" w:cs="Times New Roman"/>
+                <w:color w:val="000000"/>
+                <w:sz w:val="25"/>
+                <w:szCs w:val="25"/>
+                <w:lang w:eastAsia="vi-VN"/>
+              </w:rPr>
+            </w:pPr>
+            <w:r>
+              <w:rPr>
+                <w:rFonts w:eastAsia="Times New Roman" w:cs="Times New Roman"/>
+                <w:color w:val="000000"/>
+                <w:sz w:val="25"/>
+                <w:szCs w:val="25"/>
+                <w:lang w:eastAsia="vi-VN"/>
+              </w:rPr>
+              <w:t>Trong một ca cao điểm kéo dài khoảng 2 giờ, cửa hàng có thể xử lý tối đa khoảng bao nhiêu đơn hàng hoặc ly đồ uống?</w:t>
+            </w:r>
+          </w:p>
+        </w:tc>
+        <w:tc>
+          <w:tcPr>
+            <w:tcW w:w="815" w:type="pct"/>
+            <w:tcBorders>
+              <w:top w:val="nil"/>
+              <w:left w:val="nil"/>
+              <w:bottom w:val="single" w:sz="4" w:space="0" w:color="auto"/>
+              <w:right w:val="single" w:sz="4" w:space="0" w:color="auto"/>
+            </w:tcBorders>
+            <w:vAlign w:val="center"/>
+            <w:hideMark/>
+          </w:tcPr>
+          <w:p>
+            <w:pPr>
+              <w:spacing w:before="0" w:after="0" w:line="240" w:lineRule="auto"/>
+              <w:rPr>
+                <w:rFonts w:eastAsia="Times New Roman" w:cs="Times New Roman"/>
+                <w:color w:val="000000"/>
+                <w:sz w:val="25"/>
+                <w:szCs w:val="25"/>
+                <w:lang w:eastAsia="vi-VN"/>
+              </w:rPr>
+            </w:pPr>
+            <w:r>
+              <w:rPr>
+                <w:rFonts w:eastAsia="Times New Roman" w:cs="Times New Roman"/>
+                <w:color w:val="000000"/>
+                <w:sz w:val="25"/>
+                <w:szCs w:val="25"/>
+                <w:lang w:eastAsia="vi-VN"/>
+              </w:rPr>
+              <w:t>Phương pháp đo lường: Trích xuất dữ liệu số lượng đơn/ly từ hệ thống POS trong các khung giờ cao điểm.</w:t>
+            </w:r>
+          </w:p>
+        </w:tc>
+        <w:tc>
+          <w:tcPr>
+            <w:tcW w:w="955" w:type="pct"/>
+            <w:tcBorders>
+              <w:top w:val="nil"/>
+              <w:left w:val="nil"/>
+              <w:bottom w:val="single" w:sz="4" w:space="0" w:color="auto"/>
+              <w:right w:val="single" w:sz="4" w:space="0" w:color="auto"/>
+            </w:tcBorders>
+            <w:vAlign w:val="center"/>
+            <w:hideMark/>
+          </w:tcPr>
+          <w:p>
+            <w:pPr>
+              <w:spacing w:before="0" w:after="0" w:line="240" w:lineRule="auto"/>
+              <w:rPr>
+                <w:rFonts w:eastAsia="Times New Roman" w:cs="Times New Roman"/>
+                <w:color w:val="000000"/>
+                <w:sz w:val="25"/>
+                <w:szCs w:val="25"/>
+                <w:lang w:eastAsia="vi-VN"/>
+              </w:rPr>
+            </w:pPr>
+            <w:r>
+              <w:rPr>
+                <w:rFonts w:eastAsia="Times New Roman" w:cs="Times New Roman"/>
+                <w:color w:val="000000"/>
+                <w:sz w:val="25"/>
+                <w:szCs w:val="25"/>
+                <w:lang w:eastAsia="vi-VN"/>
+              </w:rPr>
+              <w:t>Số liệu ghi nhận: Khoảng 180–220 ly/2 giờ, tương đương khoảng 90–110 ly/giờ tùy thời điểm. Mục đích: Xác định công suất xử lý (Throughput/Capacity) và phục vụ đánh giá năng suất vận hành của Quy trình 2.3.2.</w:t>
+            </w:r>
+          </w:p>
+        </w:tc>
+      </w:tr>
+      <w:tr>
+        <w:trPr>
+          <w:trHeight w:val="3630"/>
+        </w:trPr>
+        <w:tc>
+          <w:tcPr>
+            <w:tcW w:w="799" w:type="pct"/>
+            <w:tcBorders>
+              <w:top w:val="nil"/>
+              <w:left w:val="single" w:sz="4" w:space="0" w:color="auto"/>
+              <w:bottom w:val="single" w:sz="4" w:space="0" w:color="auto"/>
+              <w:right w:val="single" w:sz="4" w:space="0" w:color="auto"/>
+            </w:tcBorders>
+            <w:vAlign w:val="center"/>
+            <w:hideMark/>
+          </w:tcPr>
+          <w:p>
+            <w:pPr>
+              <w:spacing w:before="0" w:after="0" w:line="240" w:lineRule="auto"/>
+              <w:rPr>
+                <w:rFonts w:eastAsia="Times New Roman" w:cs="Times New Roman"/>
+                <w:color w:val="000000"/>
+                <w:sz w:val="25"/>
+                <w:szCs w:val="25"/>
+                <w:lang w:eastAsia="vi-VN"/>
+              </w:rPr>
+            </w:pPr>
+            <w:r>
+              <w:rPr>
+                <w:rFonts w:eastAsia="Times New Roman" w:cs="Times New Roman"/>
+                <w:color w:val="000000"/>
+                <w:sz w:val="25"/>
+                <w:szCs w:val="25"/>
+                <w:lang w:eastAsia="vi-VN"/>
+              </w:rPr>
+              <w:t>Câu 18</w:t>
+            </w:r>
+          </w:p>
+        </w:tc>
+        <w:tc>
+          <w:tcPr>
+            <w:tcW w:w="811" w:type="pct"/>
+            <w:tcBorders>
+              <w:top w:val="nil"/>
+              <w:left w:val="nil"/>
+              <w:bottom w:val="single" w:sz="4" w:space="0" w:color="auto"/>
+              <w:right w:val="single" w:sz="4" w:space="0" w:color="auto"/>
+            </w:tcBorders>
+            <w:vAlign w:val="center"/>
+            <w:hideMark/>
+          </w:tcPr>
+          <w:p>
+            <w:pPr>
+              <w:spacing w:before="0" w:after="0" w:line="240" w:lineRule="auto"/>
+              <w:rPr>
+                <w:rFonts w:eastAsia="Times New Roman" w:cs="Times New Roman"/>
+                <w:color w:val="000000"/>
+                <w:sz w:val="25"/>
+                <w:szCs w:val="25"/>
+                <w:lang w:eastAsia="vi-VN"/>
+              </w:rPr>
+            </w:pPr>
+            <w:r>
+              <w:rPr>
+                <w:rFonts w:eastAsia="Times New Roman" w:cs="Times New Roman"/>
+                <w:color w:val="000000"/>
+                <w:sz w:val="25"/>
+                <w:szCs w:val="25"/>
+                <w:lang w:eastAsia="vi-VN"/>
+              </w:rPr>
+              <w:t>2.2.3. Quy trình Lập và Quản lý ngân sách cửa hàng</w:t>
+            </w:r>
+          </w:p>
+        </w:tc>
+        <w:tc>
+          <w:tcPr>
+            <w:tcW w:w="804" w:type="pct"/>
+            <w:tcBorders>
+              <w:top w:val="nil"/>
+              <w:left w:val="nil"/>
+              <w:bottom w:val="single" w:sz="4" w:space="0" w:color="auto"/>
+              <w:right w:val="single" w:sz="4" w:space="0" w:color="auto"/>
+            </w:tcBorders>
+            <w:vAlign w:val="center"/>
+            <w:hideMark/>
+          </w:tcPr>
+          <w:p>
+            <w:pPr>
+              <w:spacing w:before="0" w:after="0" w:line="240" w:lineRule="auto"/>
+              <w:rPr>
+                <w:rFonts w:eastAsia="Times New Roman" w:cs="Times New Roman"/>
+                <w:color w:val="000000"/>
+                <w:sz w:val="25"/>
+                <w:szCs w:val="25"/>
+                <w:lang w:eastAsia="vi-VN"/>
+              </w:rPr>
+            </w:pPr>
+            <w:r>
+              <w:rPr>
+                <w:rFonts w:eastAsia="Times New Roman" w:cs="Times New Roman"/>
+                <w:color w:val="000000"/>
+                <w:sz w:val="25"/>
+                <w:szCs w:val="25"/>
+                <w:lang w:eastAsia="vi-VN"/>
+              </w:rPr>
+              <w:t>Không cấu trúc</w:t>
+            </w:r>
+          </w:p>
+        </w:tc>
+        <w:tc>
+          <w:tcPr>
+            <w:tcW w:w="816" w:type="pct"/>
+            <w:tcBorders>
+              <w:top w:val="nil"/>
+              <w:left w:val="nil"/>
+              <w:bottom w:val="single" w:sz="4" w:space="0" w:color="auto"/>
+              <w:right w:val="single" w:sz="4" w:space="0" w:color="auto"/>
+            </w:tcBorders>
+            <w:vAlign w:val="center"/>
+            <w:hideMark/>
+          </w:tcPr>
+          <w:p>
+            <w:pPr>
+              <w:spacing w:before="0" w:after="0" w:line="240" w:lineRule="auto"/>
+              <w:rPr>
+                <w:rFonts w:eastAsia="Times New Roman" w:cs="Times New Roman"/>
+                <w:color w:val="000000"/>
+                <w:sz w:val="25"/>
+                <w:szCs w:val="25"/>
+                <w:lang w:eastAsia="vi-VN"/>
+              </w:rPr>
+            </w:pPr>
+            <w:r>
+              <w:rPr>
+                <w:rFonts w:eastAsia="Times New Roman" w:cs="Times New Roman"/>
+                <w:color w:val="000000"/>
+                <w:sz w:val="25"/>
+                <w:szCs w:val="25"/>
+                <w:lang w:eastAsia="vi-VN"/>
+              </w:rPr>
+              <w:t>Ước tính tổng chi phí phát sinh từ voucher/đền bù chăm sóc khách hàng và nguyên liệu lãng phí do pha chế sai trong một tháng là khoảng bao nhiêu?</w:t>
+            </w:r>
+          </w:p>
+        </w:tc>
+        <w:tc>
+          <w:tcPr>
+            <w:tcW w:w="815" w:type="pct"/>
+            <w:tcBorders>
+              <w:top w:val="nil"/>
+              <w:left w:val="nil"/>
+              <w:bottom w:val="single" w:sz="4" w:space="0" w:color="auto"/>
+              <w:right w:val="single" w:sz="4" w:space="0" w:color="auto"/>
+            </w:tcBorders>
+            <w:vAlign w:val="center"/>
+            <w:hideMark/>
+          </w:tcPr>
+          <w:p>
+            <w:pPr>
+              <w:spacing w:before="0" w:after="0" w:line="240" w:lineRule="auto"/>
+              <w:rPr>
+                <w:rFonts w:eastAsia="Times New Roman" w:cs="Times New Roman"/>
+                <w:color w:val="000000"/>
+                <w:sz w:val="25"/>
+                <w:szCs w:val="25"/>
+                <w:lang w:eastAsia="vi-VN"/>
+              </w:rPr>
+            </w:pPr>
+            <w:r>
+              <w:rPr>
+                <w:rFonts w:eastAsia="Times New Roman" w:cs="Times New Roman"/>
+                <w:color w:val="000000"/>
+                <w:sz w:val="25"/>
+                <w:szCs w:val="25"/>
+                <w:lang w:eastAsia="vi-VN"/>
+              </w:rPr>
+              <w:t>Phương pháp đo lường: Tổng hợp từ sổ sách cửa hàng, báo cáo chi phí và dữ liệu xử lý khiếu nại.</w:t>
+            </w:r>
+          </w:p>
+        </w:tc>
+        <w:tc>
+          <w:tcPr>
+            <w:tcW w:w="955" w:type="pct"/>
+            <w:tcBorders>
+              <w:top w:val="nil"/>
+              <w:left w:val="nil"/>
+              <w:bottom w:val="single" w:sz="4" w:space="0" w:color="auto"/>
+              <w:right w:val="single" w:sz="4" w:space="0" w:color="auto"/>
+            </w:tcBorders>
+            <w:vAlign w:val="center"/>
+            <w:hideMark/>
+          </w:tcPr>
+          <w:p>
+            <w:pPr>
+              <w:spacing w:before="0" w:after="0" w:line="240" w:lineRule="auto"/>
+              <w:rPr>
+                <w:rFonts w:eastAsia="Times New Roman" w:cs="Times New Roman"/>
+                <w:color w:val="000000"/>
+                <w:sz w:val="25"/>
+                <w:szCs w:val="25"/>
+                <w:lang w:eastAsia="vi-VN"/>
+              </w:rPr>
+            </w:pPr>
+            <w:r>
+              <w:rPr>
+                <w:rFonts w:eastAsia="Times New Roman" w:cs="Times New Roman"/>
+                <w:color w:val="000000"/>
+                <w:sz w:val="25"/>
+                <w:szCs w:val="25"/>
+                <w:lang w:eastAsia="vi-VN"/>
+              </w:rPr>
+              <w:t>Số liệu giả định: Khoảng 6.500.000–7.500.000 đồng/tháng. Mục đích: Xác định chi phí phát sinh do sai lỗi và xử lý khiếu nại, làm cơ sở phân tích hiệu quả chi phí trong Quy trình 2.2.3.</w:t>
+            </w:r>
+          </w:p>
+        </w:tc>
+      </w:tr>
+      <w:tr>
+        <w:trPr>
+          <w:trHeight w:val="4950"/>
+        </w:trPr>
+        <w:tc>
+          <w:tcPr>
+            <w:tcW w:w="799" w:type="pct"/>
+            <w:tcBorders>
+              <w:top w:val="nil"/>
+              <w:left w:val="single" w:sz="4" w:space="0" w:color="auto"/>
+              <w:bottom w:val="single" w:sz="4" w:space="0" w:color="auto"/>
+              <w:right w:val="single" w:sz="4" w:space="0" w:color="auto"/>
+            </w:tcBorders>
+            <w:vAlign w:val="center"/>
+            <w:hideMark/>
+          </w:tcPr>
+          <w:p>
+            <w:pPr>
+              <w:spacing w:before="0" w:after="0" w:line="240" w:lineRule="auto"/>
+              <w:rPr>
+                <w:rFonts w:eastAsia="Times New Roman" w:cs="Times New Roman"/>
+                <w:color w:val="000000"/>
+                <w:sz w:val="25"/>
+                <w:szCs w:val="25"/>
+                <w:lang w:eastAsia="vi-VN"/>
+              </w:rPr>
+            </w:pPr>
+            <w:r>
+              <w:rPr>
+                <w:rFonts w:eastAsia="Times New Roman" w:cs="Times New Roman"/>
+                <w:color w:val="000000"/>
+                <w:sz w:val="25"/>
+                <w:szCs w:val="25"/>
+                <w:lang w:eastAsia="vi-VN"/>
+              </w:rPr>
+              <w:lastRenderedPageBreak/>
+              <w:t>Câu 19</w:t>
+            </w:r>
+          </w:p>
+        </w:tc>
+        <w:tc>
+          <w:tcPr>
+            <w:tcW w:w="811" w:type="pct"/>
+            <w:tcBorders>
+              <w:top w:val="nil"/>
+              <w:left w:val="nil"/>
+              <w:bottom w:val="single" w:sz="4" w:space="0" w:color="auto"/>
+              <w:right w:val="single" w:sz="4" w:space="0" w:color="auto"/>
+            </w:tcBorders>
+            <w:vAlign w:val="center"/>
+            <w:hideMark/>
+          </w:tcPr>
+          <w:p>
+            <w:pPr>
+              <w:spacing w:before="0" w:after="0" w:line="240" w:lineRule="auto"/>
+              <w:rPr>
+                <w:rFonts w:eastAsia="Times New Roman" w:cs="Times New Roman"/>
+                <w:color w:val="000000"/>
+                <w:sz w:val="25"/>
+                <w:szCs w:val="25"/>
+                <w:lang w:eastAsia="vi-VN"/>
+              </w:rPr>
+            </w:pPr>
+            <w:r>
+              <w:rPr>
+                <w:rFonts w:eastAsia="Times New Roman" w:cs="Times New Roman"/>
+                <w:color w:val="000000"/>
+                <w:sz w:val="25"/>
+                <w:szCs w:val="25"/>
+                <w:lang w:eastAsia="vi-VN"/>
+              </w:rPr>
+              <w:t>2.3.3. Quy trình Quản lý đơn hàng và Giao hàng đa kênh / 2.3.4. Quy trình Chăm sóc khách hàng và Giải quyết khiếu nại</w:t>
+            </w:r>
+          </w:p>
+        </w:tc>
+        <w:tc>
+          <w:tcPr>
+            <w:tcW w:w="804" w:type="pct"/>
+            <w:tcBorders>
+              <w:top w:val="nil"/>
+              <w:left w:val="nil"/>
+              <w:bottom w:val="single" w:sz="4" w:space="0" w:color="auto"/>
+              <w:right w:val="single" w:sz="4" w:space="0" w:color="auto"/>
+            </w:tcBorders>
+            <w:vAlign w:val="center"/>
+            <w:hideMark/>
+          </w:tcPr>
+          <w:p>
+            <w:pPr>
+              <w:spacing w:before="0" w:after="0" w:line="240" w:lineRule="auto"/>
+              <w:rPr>
+                <w:rFonts w:eastAsia="Times New Roman" w:cs="Times New Roman"/>
+                <w:color w:val="000000"/>
+                <w:sz w:val="25"/>
+                <w:szCs w:val="25"/>
+                <w:lang w:eastAsia="vi-VN"/>
+              </w:rPr>
+            </w:pPr>
+            <w:r>
+              <w:rPr>
+                <w:rFonts w:eastAsia="Times New Roman" w:cs="Times New Roman"/>
+                <w:color w:val="000000"/>
+                <w:sz w:val="25"/>
+                <w:szCs w:val="25"/>
+                <w:lang w:eastAsia="vi-VN"/>
+              </w:rPr>
+              <w:t>Không cấu trúc</w:t>
+            </w:r>
+          </w:p>
+        </w:tc>
+        <w:tc>
+          <w:tcPr>
+            <w:tcW w:w="816" w:type="pct"/>
+            <w:tcBorders>
+              <w:top w:val="nil"/>
+              <w:left w:val="nil"/>
+              <w:bottom w:val="single" w:sz="4" w:space="0" w:color="auto"/>
+              <w:right w:val="single" w:sz="4" w:space="0" w:color="auto"/>
+            </w:tcBorders>
+            <w:vAlign w:val="center"/>
+            <w:hideMark/>
+          </w:tcPr>
+          <w:p>
+            <w:pPr>
+              <w:spacing w:before="0" w:after="0" w:line="240" w:lineRule="auto"/>
+              <w:rPr>
+                <w:rFonts w:eastAsia="Times New Roman" w:cs="Times New Roman"/>
+                <w:color w:val="000000"/>
+                <w:sz w:val="25"/>
+                <w:szCs w:val="25"/>
+                <w:lang w:eastAsia="vi-VN"/>
+              </w:rPr>
+            </w:pPr>
+            <w:r>
+              <w:rPr>
+                <w:rFonts w:eastAsia="Times New Roman" w:cs="Times New Roman"/>
+                <w:color w:val="000000"/>
+                <w:sz w:val="25"/>
+                <w:szCs w:val="25"/>
+                <w:lang w:eastAsia="vi-VN"/>
+              </w:rPr>
+              <w:t>Tỷ lệ đánh giá 5 sao liên quan đến tốc độ phục vụ và chất lượng đóng gói của cửa hàng trên các nền tảng giao hàng hiện ở mức khoảng bao nhiêu?</w:t>
+            </w:r>
+          </w:p>
+        </w:tc>
+        <w:tc>
+          <w:tcPr>
+            <w:tcW w:w="815" w:type="pct"/>
+            <w:tcBorders>
+              <w:top w:val="nil"/>
+              <w:left w:val="nil"/>
+              <w:bottom w:val="single" w:sz="4" w:space="0" w:color="auto"/>
+              <w:right w:val="single" w:sz="4" w:space="0" w:color="auto"/>
+            </w:tcBorders>
+            <w:vAlign w:val="center"/>
+            <w:hideMark/>
+          </w:tcPr>
+          <w:p>
+            <w:pPr>
+              <w:spacing w:before="0" w:after="0" w:line="240" w:lineRule="auto"/>
+              <w:rPr>
+                <w:rFonts w:eastAsia="Times New Roman" w:cs="Times New Roman"/>
+                <w:color w:val="000000"/>
+                <w:sz w:val="25"/>
+                <w:szCs w:val="25"/>
+                <w:lang w:eastAsia="vi-VN"/>
+              </w:rPr>
+            </w:pPr>
+            <w:r>
+              <w:rPr>
+                <w:rFonts w:eastAsia="Times New Roman" w:cs="Times New Roman"/>
+                <w:color w:val="000000"/>
+                <w:sz w:val="25"/>
+                <w:szCs w:val="25"/>
+                <w:lang w:eastAsia="vi-VN"/>
+              </w:rPr>
+              <w:t>Phương pháp đo lường: Tổng hợp dữ liệu đánh giá khách hàng trên các nền tảng giao hàng và phân tích tỷ lệ đánh giá 5 sao.</w:t>
+            </w:r>
+          </w:p>
+        </w:tc>
+        <w:tc>
+          <w:tcPr>
+            <w:tcW w:w="955" w:type="pct"/>
+            <w:tcBorders>
+              <w:top w:val="nil"/>
+              <w:left w:val="nil"/>
+              <w:bottom w:val="single" w:sz="4" w:space="0" w:color="auto"/>
+              <w:right w:val="single" w:sz="4" w:space="0" w:color="auto"/>
+            </w:tcBorders>
+            <w:vAlign w:val="center"/>
+            <w:hideMark/>
+          </w:tcPr>
+          <w:p>
+            <w:pPr>
+              <w:spacing w:before="0" w:after="0" w:line="240" w:lineRule="auto"/>
+              <w:rPr>
+                <w:rFonts w:eastAsia="Times New Roman" w:cs="Times New Roman"/>
+                <w:color w:val="000000"/>
+                <w:sz w:val="25"/>
+                <w:szCs w:val="25"/>
+                <w:lang w:eastAsia="vi-VN"/>
+              </w:rPr>
+            </w:pPr>
+            <w:r>
+              <w:rPr>
+                <w:rFonts w:eastAsia="Times New Roman" w:cs="Times New Roman"/>
+                <w:color w:val="000000"/>
+                <w:sz w:val="25"/>
+                <w:szCs w:val="25"/>
+                <w:lang w:eastAsia="vi-VN"/>
+              </w:rPr>
+              <w:t>Số liệu ghi nhận: Khoảng 86,5% đánh giá 5 sao. Các phản hồi chưa đạt chủ yếu liên quan đến tình trạng đá tan hoặc chất lượng đồ uống thay đổi khi thời gian giao hàng kéo dài. Mục đích: Thu thập chỉ số CSAT/Customer Rating phục vụ đánh giá Quy trình 2.3.3 và 2.3.4.</w:t>
+            </w:r>
+          </w:p>
+        </w:tc>
+      </w:tr>
+      <w:tr>
+        <w:trPr>
+          <w:trHeight w:val="3630"/>
+        </w:trPr>
+        <w:tc>
+          <w:tcPr>
+            <w:tcW w:w="799" w:type="pct"/>
+            <w:tcBorders>
+              <w:top w:val="nil"/>
+              <w:left w:val="single" w:sz="4" w:space="0" w:color="auto"/>
+              <w:bottom w:val="single" w:sz="4" w:space="0" w:color="auto"/>
+              <w:right w:val="single" w:sz="4" w:space="0" w:color="auto"/>
+            </w:tcBorders>
+            <w:vAlign w:val="center"/>
+            <w:hideMark/>
+          </w:tcPr>
+          <w:p>
+            <w:pPr>
+              <w:spacing w:before="0" w:after="0" w:line="240" w:lineRule="auto"/>
+              <w:rPr>
+                <w:rFonts w:eastAsia="Times New Roman" w:cs="Times New Roman"/>
+                <w:color w:val="000000"/>
+                <w:sz w:val="25"/>
+                <w:szCs w:val="25"/>
+                <w:lang w:eastAsia="vi-VN"/>
+              </w:rPr>
+            </w:pPr>
+            <w:r>
+              <w:rPr>
+                <w:rFonts w:eastAsia="Times New Roman" w:cs="Times New Roman"/>
+                <w:color w:val="000000"/>
+                <w:sz w:val="25"/>
+                <w:szCs w:val="25"/>
+                <w:lang w:eastAsia="vi-VN"/>
+              </w:rPr>
+              <w:t>Câu 20</w:t>
+            </w:r>
+          </w:p>
+        </w:tc>
+        <w:tc>
+          <w:tcPr>
+            <w:tcW w:w="811" w:type="pct"/>
+            <w:tcBorders>
+              <w:top w:val="nil"/>
+              <w:left w:val="nil"/>
+              <w:bottom w:val="single" w:sz="4" w:space="0" w:color="auto"/>
+              <w:right w:val="single" w:sz="4" w:space="0" w:color="auto"/>
+            </w:tcBorders>
+            <w:vAlign w:val="center"/>
+            <w:hideMark/>
+          </w:tcPr>
+          <w:p>
+            <w:pPr>
+              <w:spacing w:before="0" w:after="0" w:line="240" w:lineRule="auto"/>
+              <w:rPr>
+                <w:rFonts w:eastAsia="Times New Roman" w:cs="Times New Roman"/>
+                <w:color w:val="000000"/>
+                <w:sz w:val="25"/>
+                <w:szCs w:val="25"/>
+                <w:lang w:eastAsia="vi-VN"/>
+              </w:rPr>
+            </w:pPr>
+            <w:r>
+              <w:rPr>
+                <w:rFonts w:eastAsia="Times New Roman" w:cs="Times New Roman"/>
+                <w:color w:val="000000"/>
+                <w:sz w:val="25"/>
+                <w:szCs w:val="25"/>
+                <w:lang w:eastAsia="vi-VN"/>
+              </w:rPr>
+              <w:t>2.4.1. Quy trình Tuyển dụng và Đào tạo nhân sự</w:t>
+            </w:r>
+          </w:p>
+        </w:tc>
+        <w:tc>
+          <w:tcPr>
+            <w:tcW w:w="804" w:type="pct"/>
+            <w:tcBorders>
+              <w:top w:val="nil"/>
+              <w:left w:val="nil"/>
+              <w:bottom w:val="single" w:sz="4" w:space="0" w:color="auto"/>
+              <w:right w:val="single" w:sz="4" w:space="0" w:color="auto"/>
+            </w:tcBorders>
+            <w:vAlign w:val="center"/>
+            <w:hideMark/>
+          </w:tcPr>
+          <w:p>
+            <w:pPr>
+              <w:spacing w:before="0" w:after="0" w:line="240" w:lineRule="auto"/>
+              <w:rPr>
+                <w:rFonts w:eastAsia="Times New Roman" w:cs="Times New Roman"/>
+                <w:color w:val="000000"/>
+                <w:sz w:val="25"/>
+                <w:szCs w:val="25"/>
+                <w:lang w:eastAsia="vi-VN"/>
+              </w:rPr>
+            </w:pPr>
+            <w:r>
+              <w:rPr>
+                <w:rFonts w:eastAsia="Times New Roman" w:cs="Times New Roman"/>
+                <w:color w:val="000000"/>
+                <w:sz w:val="25"/>
+                <w:szCs w:val="25"/>
+                <w:lang w:eastAsia="vi-VN"/>
+              </w:rPr>
+              <w:t>Không cấu trúc</w:t>
+            </w:r>
+          </w:p>
+        </w:tc>
+        <w:tc>
+          <w:tcPr>
+            <w:tcW w:w="816" w:type="pct"/>
+            <w:tcBorders>
+              <w:top w:val="nil"/>
+              <w:left w:val="nil"/>
+              <w:bottom w:val="single" w:sz="4" w:space="0" w:color="auto"/>
+              <w:right w:val="single" w:sz="4" w:space="0" w:color="auto"/>
+            </w:tcBorders>
+            <w:vAlign w:val="center"/>
+            <w:hideMark/>
+          </w:tcPr>
+          <w:p>
+            <w:pPr>
+              <w:spacing w:before="0" w:after="0" w:line="240" w:lineRule="auto"/>
+              <w:rPr>
+                <w:rFonts w:eastAsia="Times New Roman" w:cs="Times New Roman"/>
+                <w:color w:val="000000"/>
+                <w:sz w:val="25"/>
+                <w:szCs w:val="25"/>
+                <w:lang w:eastAsia="vi-VN"/>
+              </w:rPr>
+            </w:pPr>
+            <w:r>
+              <w:rPr>
+                <w:rFonts w:eastAsia="Times New Roman" w:cs="Times New Roman"/>
+                <w:color w:val="000000"/>
+                <w:sz w:val="25"/>
+                <w:szCs w:val="25"/>
+                <w:lang w:eastAsia="vi-VN"/>
+              </w:rPr>
+              <w:t>Một nhân viên Barista mới thường cần khoảng bao nhiêu thời gian đào tạo để nắm được công thức SOP và đạt mức tốc độ pha chế theo yêu cầu?</w:t>
+            </w:r>
+          </w:p>
+        </w:tc>
+        <w:tc>
+          <w:tcPr>
+            <w:tcW w:w="815" w:type="pct"/>
+            <w:tcBorders>
+              <w:top w:val="nil"/>
+              <w:left w:val="nil"/>
+              <w:bottom w:val="single" w:sz="4" w:space="0" w:color="auto"/>
+              <w:right w:val="single" w:sz="4" w:space="0" w:color="auto"/>
+            </w:tcBorders>
+            <w:vAlign w:val="center"/>
+            <w:hideMark/>
+          </w:tcPr>
+          <w:p>
+            <w:pPr>
+              <w:spacing w:before="0" w:after="0" w:line="240" w:lineRule="auto"/>
+              <w:rPr>
+                <w:rFonts w:eastAsia="Times New Roman" w:cs="Times New Roman"/>
+                <w:color w:val="000000"/>
+                <w:sz w:val="25"/>
+                <w:szCs w:val="25"/>
+                <w:lang w:eastAsia="vi-VN"/>
+              </w:rPr>
+            </w:pPr>
+            <w:r>
+              <w:rPr>
+                <w:rFonts w:eastAsia="Times New Roman" w:cs="Times New Roman"/>
+                <w:color w:val="000000"/>
+                <w:sz w:val="25"/>
+                <w:szCs w:val="25"/>
+                <w:lang w:eastAsia="vi-VN"/>
+              </w:rPr>
+              <w:t>Phương pháp đo lường: Phỏng vấn người hướng dẫn kết hợp theo dõi kết quả đào tạo và đánh giá thực hành.</w:t>
+            </w:r>
+          </w:p>
+        </w:tc>
+        <w:tc>
+          <w:tcPr>
+            <w:tcW w:w="955" w:type="pct"/>
+            <w:tcBorders>
+              <w:top w:val="nil"/>
+              <w:left w:val="nil"/>
+              <w:bottom w:val="single" w:sz="4" w:space="0" w:color="auto"/>
+              <w:right w:val="single" w:sz="4" w:space="0" w:color="auto"/>
+            </w:tcBorders>
+            <w:vAlign w:val="center"/>
+            <w:hideMark/>
+          </w:tcPr>
+          <w:p>
+            <w:pPr>
+              <w:spacing w:before="0" w:after="0" w:line="240" w:lineRule="auto"/>
+              <w:rPr>
+                <w:rFonts w:eastAsia="Times New Roman" w:cs="Times New Roman"/>
+                <w:color w:val="000000"/>
+                <w:sz w:val="25"/>
+                <w:szCs w:val="25"/>
+                <w:lang w:eastAsia="vi-VN"/>
+              </w:rPr>
+            </w:pPr>
+            <w:r>
+              <w:rPr>
+                <w:rFonts w:eastAsia="Times New Roman" w:cs="Times New Roman"/>
+                <w:color w:val="000000"/>
+                <w:sz w:val="25"/>
+                <w:szCs w:val="25"/>
+                <w:lang w:eastAsia="vi-VN"/>
+              </w:rPr>
+              <w:t>Số liệu ghi nhận: Khoảng 7 ngày, gồm 5 ngày đào tạo lý thuyết/thực hành và 2 ngày làm việc có nhân sự hướng dẫn kèm cặp. Mục đích: Đánh giá thời gian đào tạo và hiệu quả của Quy trình 2.4.1.</w:t>
+            </w:r>
+          </w:p>
+        </w:tc>
+      </w:tr>
+    </w:tbl>
+    <w:p/>
+    <w:p/>
+    <w:p>
+      <w:pPr>
+        <w:pStyle w:val="Heading1"/>
+      </w:pPr>
+      <w:r>
         <w:t>Mô hình hoá quy trình</w:t>
       </w:r>
       <w:bookmarkEnd w:id="22"/>
@@ -10607,6 +15780,7 @@
         <w:rPr>
           <w:lang w:val="en-US"/>
         </w:rPr>
+        <w:lastRenderedPageBreak/>
         <w:t>Quy trình hỗ trợ</w:t>
       </w:r>
       <w:bookmarkEnd w:id="25"/>
@@ -10659,82 +15833,133 @@
           <w:lang w:val="en-US"/>
         </w:rPr>
       </w:pPr>
-      <w:bookmarkStart w:id="28" w:name="_Toc236690089"/>
-      <w:r>
-        <w:rPr>
-          <w:lang w:val="en-US"/>
-        </w:rPr>
-        <w:t xml:space="preserve">Quy trình </w:t>
-      </w:r>
-      <w:r>
-        <w:t>Pha chế và phục vụ đồ uống</w:t>
+      <w:r>
+        <w:rPr>
+          <w:lang w:val="en-US"/>
+        </w:rPr>
+        <w:t>Phân tích giá trị gia tăng</w:t>
+      </w:r>
+    </w:p>
+    <w:p>
+      <w:pPr>
+        <w:pStyle w:val="LBody"/>
+      </w:pPr>
+      <w:r>
+        <w:t>Nhóm tiến hành phân tích chi tiết từng bước trong </w:t>
+      </w:r>
+      <w:r>
+        <w:rPr>
+          <w:highlight w:val="yellow"/>
+        </w:rPr>
+        <w:t>Quy trình Pha chế và Phục vụ Đồ uống tại Quầy</w:t>
+      </w:r>
+      <w:r>
+        <w:t> để phân loại các hoạt động:</w:t>
+      </w:r>
+    </w:p>
+    <w:p>
+      <w:pPr>
+        <w:rPr>
+          <w:lang w:val="en-US"/>
+        </w:rPr>
+      </w:pPr>
+    </w:p>
+    <w:p>
+      <w:pPr>
+        <w:rPr>
+          <w:lang w:val="en-US"/>
+        </w:rPr>
+      </w:pPr>
+    </w:p>
+    <w:p>
+      <w:pPr>
+        <w:rPr>
+          <w:lang w:val="en-US"/>
+        </w:rPr>
+      </w:pPr>
+    </w:p>
+    <w:p>
+      <w:pPr>
+        <w:pStyle w:val="Heading4"/>
+        <w:rPr>
+          <w:lang w:val="en-US"/>
+        </w:rPr>
+      </w:pPr>
+      <w:r>
+        <w:rPr>
+          <w:lang w:val="en-US"/>
+        </w:rPr>
+        <w:t xml:space="preserve">Phân tích sự lãng phí </w:t>
+      </w:r>
+    </w:p>
+    <w:p>
+      <w:pPr>
+        <w:ind w:left="720"/>
+        <w:rPr>
+          <w:lang w:val="en-US"/>
+        </w:rPr>
+      </w:pPr>
+    </w:p>
+    <w:p>
+      <w:pPr>
+        <w:pStyle w:val="Heading4"/>
+        <w:rPr>
+          <w:lang w:val="en-US"/>
+        </w:rPr>
+      </w:pPr>
+      <w:r>
+        <w:rPr>
+          <w:lang w:val="en-US"/>
+        </w:rPr>
+        <w:t>Phân tích các bên liên quan</w:t>
+      </w:r>
+    </w:p>
+    <w:p>
+      <w:pPr>
+        <w:ind w:left="720"/>
+        <w:rPr>
+          <w:lang w:val="en-US"/>
+        </w:rPr>
+      </w:pPr>
+    </w:p>
+    <w:p>
+      <w:pPr>
+        <w:pStyle w:val="Heading3"/>
+        <w:rPr>
+          <w:lang w:val="en-US"/>
+        </w:rPr>
+      </w:pPr>
+      <w:bookmarkStart w:id="28" w:name="_Toc236690090"/>
+      <w:r>
+        <w:rPr>
+          <w:lang w:val="en-US"/>
+        </w:rPr>
+        <w:t>Quy trình …</w:t>
       </w:r>
       <w:bookmarkEnd w:id="28"/>
     </w:p>
     <w:p>
       <w:pPr>
-        <w:pStyle w:val="Heading4"/>
-        <w:rPr>
-          <w:lang w:val="en-US"/>
-        </w:rPr>
-      </w:pPr>
-      <w:r>
-        <w:rPr>
-          <w:lang w:val="en-US"/>
-        </w:rPr>
-        <w:t>Phân tích giá trị gia tăng</w:t>
-      </w:r>
-    </w:p>
-    <w:p>
-      <w:pPr>
-        <w:rPr>
-          <w:lang w:val="en-US"/>
-        </w:rPr>
-      </w:pPr>
-    </w:p>
-    <w:p>
-      <w:pPr>
-        <w:pStyle w:val="Heading4"/>
-        <w:rPr>
-          <w:lang w:val="en-US"/>
-        </w:rPr>
-      </w:pPr>
-      <w:r>
-        <w:rPr>
-          <w:lang w:val="en-US"/>
-        </w:rPr>
-        <w:t xml:space="preserve">Phân tích sự lãng phí </w:t>
-      </w:r>
-    </w:p>
-    <w:p>
-      <w:pPr>
-        <w:ind w:left="720"/>
-        <w:rPr>
-          <w:lang w:val="en-US"/>
-        </w:rPr>
-      </w:pPr>
-    </w:p>
-    <w:p>
-      <w:pPr>
-        <w:pStyle w:val="Heading4"/>
-        <w:rPr>
-          <w:lang w:val="en-US"/>
-        </w:rPr>
-      </w:pPr>
-      <w:r>
-        <w:rPr>
-          <w:lang w:val="en-US"/>
-        </w:rPr>
-        <w:t>Phân tích các bên liên quan</w:t>
-      </w:r>
-    </w:p>
-    <w:p>
-      <w:pPr>
-        <w:ind w:left="720"/>
-        <w:rPr>
-          <w:lang w:val="en-US"/>
-        </w:rPr>
-      </w:pPr>
+        <w:rPr>
+          <w:lang w:val="en-US"/>
+        </w:rPr>
+      </w:pPr>
+    </w:p>
+    <w:p>
+      <w:pPr>
+        <w:pStyle w:val="Heading2"/>
+        <w:rPr>
+          <w:lang w:val="en-US"/>
+        </w:rPr>
+      </w:pPr>
+      <w:bookmarkStart w:id="29" w:name="_Toc236690091"/>
+      <w:r>
+        <w:rPr>
+          <w:lang w:val="en-US"/>
+        </w:rPr>
+        <w:t>Phân tích định lượng</w:t>
+      </w:r>
+      <w:bookmarkEnd w:id="29"/>
     </w:p>
     <w:p>
       <w:pPr>
@@ -10743,53 +15968,14 @@
           <w:lang w:val="en-US"/>
         </w:rPr>
       </w:pPr>
-      <w:bookmarkStart w:id="29" w:name="_Toc236690090"/>
+      <w:bookmarkStart w:id="30" w:name="_Toc236690092"/>
       <w:r>
         <w:rPr>
           <w:lang w:val="en-US"/>
         </w:rPr>
         <w:t>Quy trình …</w:t>
       </w:r>
-      <w:bookmarkEnd w:id="29"/>
-    </w:p>
-    <w:p>
-      <w:pPr>
-        <w:rPr>
-          <w:lang w:val="en-US"/>
-        </w:rPr>
-      </w:pPr>
-    </w:p>
-    <w:p>
-      <w:pPr>
-        <w:pStyle w:val="Heading2"/>
-        <w:rPr>
-          <w:lang w:val="en-US"/>
-        </w:rPr>
-      </w:pPr>
-      <w:bookmarkStart w:id="30" w:name="_Toc236690091"/>
-      <w:r>
-        <w:rPr>
-          <w:lang w:val="en-US"/>
-        </w:rPr>
-        <w:t>Phân tích định lượng</w:t>
-      </w:r>
       <w:bookmarkEnd w:id="30"/>
-    </w:p>
-    <w:p>
-      <w:pPr>
-        <w:pStyle w:val="Heading3"/>
-        <w:rPr>
-          <w:lang w:val="en-US"/>
-        </w:rPr>
-      </w:pPr>
-      <w:bookmarkStart w:id="31" w:name="_Toc236690092"/>
-      <w:r>
-        <w:rPr>
-          <w:lang w:val="en-US"/>
-        </w:rPr>
-        <w:t>Quy trình …</w:t>
-      </w:r>
-      <w:bookmarkEnd w:id="31"/>
     </w:p>
     <w:p>
       <w:pPr>
@@ -12079,7 +17265,6 @@
   <w:style w:type="character" w:default="1" w:styleId="DefaultParagraphFont">
     <w:name w:val="Default Paragraph Font"/>
     <w:uiPriority w:val="1"/>
-    <w:semiHidden/>
     <w:unhideWhenUsed/>
   </w:style>
   <w:style w:type="table" w:default="1" w:styleId="TableNormal">

--- a/report/Báo cáo.docx
+++ b/report/Báo cáo.docx
@@ -13272,20 +13272,21 @@
         <w:tblLook w:val="04A0" w:firstRow="1" w:lastRow="0" w:firstColumn="1" w:lastColumn="0" w:noHBand="0" w:noVBand="1"/>
       </w:tblPr>
       <w:tblGrid>
-        <w:gridCol w:w="1233"/>
-        <w:gridCol w:w="1256"/>
-        <w:gridCol w:w="1243"/>
-        <w:gridCol w:w="1406"/>
-        <w:gridCol w:w="1344"/>
-        <w:gridCol w:w="2475"/>
+        <w:gridCol w:w="890"/>
+        <w:gridCol w:w="1198"/>
+        <w:gridCol w:w="851"/>
+        <w:gridCol w:w="1824"/>
+        <w:gridCol w:w="1718"/>
+        <w:gridCol w:w="2476"/>
       </w:tblGrid>
       <w:tr>
         <w:trPr>
           <w:trHeight w:val="990"/>
+          <w:tblHeader/>
         </w:trPr>
         <w:tc>
           <w:tcPr>
-            <w:tcW w:w="799" w:type="pct"/>
+            <w:tcW w:w="497" w:type="pct"/>
             <w:tcBorders>
               <w:top w:val="single" w:sz="4" w:space="0" w:color="auto"/>
               <w:left w:val="single" w:sz="4" w:space="0" w:color="auto"/>
@@ -13325,7 +13326,7 @@
         </w:tc>
         <w:tc>
           <w:tcPr>
-            <w:tcW w:w="811" w:type="pct"/>
+            <w:tcW w:w="669" w:type="pct"/>
             <w:tcBorders>
               <w:top w:val="single" w:sz="4" w:space="0" w:color="auto"/>
               <w:left w:val="nil"/>
@@ -13365,7 +13366,7 @@
         </w:tc>
         <w:tc>
           <w:tcPr>
-            <w:tcW w:w="804" w:type="pct"/>
+            <w:tcW w:w="475" w:type="pct"/>
             <w:tcBorders>
               <w:top w:val="single" w:sz="4" w:space="0" w:color="auto"/>
               <w:left w:val="nil"/>
@@ -13405,7 +13406,7 @@
         </w:tc>
         <w:tc>
           <w:tcPr>
-            <w:tcW w:w="816" w:type="pct"/>
+            <w:tcW w:w="1018" w:type="pct"/>
             <w:tcBorders>
               <w:top w:val="single" w:sz="4" w:space="0" w:color="auto"/>
               <w:left w:val="nil"/>
@@ -13418,7 +13419,7 @@
           <w:p>
             <w:pPr>
               <w:spacing w:before="0" w:after="0" w:line="240" w:lineRule="auto"/>
-              <w:jc w:val="center"/>
+              <w:jc w:val="both"/>
               <w:rPr>
                 <w:rFonts w:eastAsia="Times New Roman" w:cs="Times New Roman"/>
                 <w:b/>
@@ -13445,7 +13446,7 @@
         </w:tc>
         <w:tc>
           <w:tcPr>
-            <w:tcW w:w="815" w:type="pct"/>
+            <w:tcW w:w="959" w:type="pct"/>
             <w:tcBorders>
               <w:top w:val="single" w:sz="4" w:space="0" w:color="auto"/>
               <w:left w:val="nil"/>
@@ -13485,7 +13486,7 @@
         </w:tc>
         <w:tc>
           <w:tcPr>
-            <w:tcW w:w="955" w:type="pct"/>
+            <w:tcW w:w="1382" w:type="pct"/>
             <w:tcBorders>
               <w:top w:val="single" w:sz="4" w:space="0" w:color="auto"/>
               <w:left w:val="nil"/>
@@ -13529,7 +13530,7 @@
                 <w:color w:val="000000"/>
                 <w:sz w:val="25"/>
                 <w:szCs w:val="25"/>
-                <w:lang w:val="en-US" w:eastAsia="vi-VN"/>
+                <w:lang w:eastAsia="vi-VN"/>
               </w:rPr>
               <w:t>kết quả</w:t>
             </w:r>
@@ -13554,7 +13555,7 @@
         </w:trPr>
         <w:tc>
           <w:tcPr>
-            <w:tcW w:w="799" w:type="pct"/>
+            <w:tcW w:w="497" w:type="pct"/>
             <w:tcBorders>
               <w:top w:val="nil"/>
               <w:left w:val="single" w:sz="4" w:space="0" w:color="auto"/>
@@ -13567,6 +13568,7 @@
           <w:p>
             <w:pPr>
               <w:spacing w:before="0" w:after="0" w:line="240" w:lineRule="auto"/>
+              <w:jc w:val="center"/>
               <w:rPr>
                 <w:rFonts w:eastAsia="Times New Roman" w:cs="Times New Roman"/>
                 <w:color w:val="000000"/>
@@ -13589,7 +13591,7 @@
         </w:tc>
         <w:tc>
           <w:tcPr>
-            <w:tcW w:w="811" w:type="pct"/>
+            <w:tcW w:w="669" w:type="pct"/>
             <w:tcBorders>
               <w:top w:val="nil"/>
               <w:left w:val="nil"/>
@@ -13624,7 +13626,7 @@
         </w:tc>
         <w:tc>
           <w:tcPr>
-            <w:tcW w:w="804" w:type="pct"/>
+            <w:tcW w:w="475" w:type="pct"/>
             <w:tcBorders>
               <w:top w:val="nil"/>
               <w:left w:val="nil"/>
@@ -13637,6 +13639,7 @@
           <w:p>
             <w:pPr>
               <w:spacing w:before="0" w:after="0" w:line="240" w:lineRule="auto"/>
+              <w:jc w:val="center"/>
               <w:rPr>
                 <w:rFonts w:eastAsia="Times New Roman" w:cs="Times New Roman"/>
                 <w:color w:val="000000"/>
@@ -13659,7 +13662,7 @@
         </w:tc>
         <w:tc>
           <w:tcPr>
-            <w:tcW w:w="816" w:type="pct"/>
+            <w:tcW w:w="1018" w:type="pct"/>
             <w:tcBorders>
               <w:top w:val="nil"/>
               <w:left w:val="nil"/>
@@ -13672,29 +13675,50 @@
           <w:p>
             <w:pPr>
               <w:spacing w:before="0" w:after="0" w:line="240" w:lineRule="auto"/>
-              <w:rPr>
-                <w:rFonts w:eastAsia="Times New Roman" w:cs="Times New Roman"/>
-                <w:color w:val="000000"/>
-                <w:sz w:val="25"/>
-                <w:szCs w:val="25"/>
-                <w:lang w:eastAsia="vi-VN"/>
-              </w:rPr>
-            </w:pPr>
-            <w:r>
-              <w:rPr>
-                <w:rFonts w:eastAsia="Times New Roman" w:cs="Times New Roman"/>
-                <w:color w:val="000000"/>
-                <w:sz w:val="25"/>
-                <w:szCs w:val="25"/>
-                <w:lang w:eastAsia="vi-VN"/>
-              </w:rPr>
-              <w:t>Thời gian tiêu chuẩn để một Barista hoàn thành việc pha chế một ly Trà Vải hoặc Trà Lài dầm trái cây thường nằm trong khoảng bao nhiêu?</w:t>
-            </w:r>
-          </w:p>
-        </w:tc>
-        <w:tc>
-          <w:tcPr>
-            <w:tcW w:w="815" w:type="pct"/>
+              <w:jc w:val="both"/>
+              <w:rPr>
+                <w:rFonts w:eastAsia="Times New Roman" w:cs="Times New Roman"/>
+                <w:color w:val="000000"/>
+                <w:sz w:val="25"/>
+                <w:szCs w:val="25"/>
+                <w:lang w:eastAsia="vi-VN"/>
+              </w:rPr>
+            </w:pPr>
+            <w:r>
+              <w:rPr>
+                <w:rFonts w:eastAsia="Times New Roman" w:cs="Times New Roman"/>
+                <w:color w:val="000000"/>
+                <w:sz w:val="25"/>
+                <w:szCs w:val="25"/>
+                <w:lang w:eastAsia="vi-VN"/>
+              </w:rPr>
+              <w:t xml:space="preserve">Thời gian tiêu chuẩn để một </w:t>
+            </w:r>
+            <w:r>
+              <w:rPr>
+                <w:rFonts w:eastAsia="Times New Roman" w:cs="Times New Roman"/>
+                <w:color w:val="000000"/>
+                <w:sz w:val="25"/>
+                <w:szCs w:val="25"/>
+                <w:lang w:eastAsia="vi-VN"/>
+              </w:rPr>
+              <w:t>barista hoàn thành việc pha chế một ly trà vải hoặc trà lài</w:t>
+            </w:r>
+            <w:r>
+              <w:rPr>
+                <w:rFonts w:eastAsia="Times New Roman" w:cs="Times New Roman"/>
+                <w:color w:val="000000"/>
+                <w:sz w:val="25"/>
+                <w:szCs w:val="25"/>
+                <w:lang w:eastAsia="vi-VN"/>
+              </w:rPr>
+              <w:t xml:space="preserve"> dầm trái cây thường nằm trong khoảng bao nhiêu?</w:t>
+            </w:r>
+          </w:p>
+        </w:tc>
+        <w:tc>
+          <w:tcPr>
+            <w:tcW w:w="959" w:type="pct"/>
             <w:tcBorders>
               <w:top w:val="nil"/>
               <w:left w:val="nil"/>
@@ -13723,13 +13747,79 @@
                 <w:szCs w:val="25"/>
                 <w:lang w:eastAsia="vi-VN"/>
               </w:rPr>
-              <w:t>A. Dưới 45 giâyB. 60–90 giâyC. 120–180 giâyD. Trên 3 phút</w:t>
-            </w:r>
-          </w:p>
-        </w:tc>
-        <w:tc>
-          <w:tcPr>
-            <w:tcW w:w="955" w:type="pct"/>
+              <w:t>A. Dưới 45 giây</w:t>
+            </w:r>
+          </w:p>
+          <w:p>
+            <w:pPr>
+              <w:spacing w:before="0" w:after="0" w:line="240" w:lineRule="auto"/>
+              <w:rPr>
+                <w:rFonts w:eastAsia="Times New Roman" w:cs="Times New Roman"/>
+                <w:color w:val="000000"/>
+                <w:sz w:val="25"/>
+                <w:szCs w:val="25"/>
+                <w:lang w:eastAsia="vi-VN"/>
+              </w:rPr>
+            </w:pPr>
+            <w:r>
+              <w:rPr>
+                <w:rFonts w:eastAsia="Times New Roman" w:cs="Times New Roman"/>
+                <w:color w:val="000000"/>
+                <w:sz w:val="25"/>
+                <w:szCs w:val="25"/>
+                <w:lang w:eastAsia="vi-VN"/>
+              </w:rPr>
+              <w:t>B. 60–90 giây</w:t>
+            </w:r>
+          </w:p>
+          <w:p>
+            <w:pPr>
+              <w:spacing w:before="0" w:after="0" w:line="240" w:lineRule="auto"/>
+              <w:rPr>
+                <w:rFonts w:eastAsia="Times New Roman" w:cs="Times New Roman"/>
+                <w:color w:val="000000"/>
+                <w:sz w:val="25"/>
+                <w:szCs w:val="25"/>
+                <w:lang w:eastAsia="vi-VN"/>
+              </w:rPr>
+            </w:pPr>
+            <w:r>
+              <w:rPr>
+                <w:rFonts w:eastAsia="Times New Roman" w:cs="Times New Roman"/>
+                <w:color w:val="000000"/>
+                <w:sz w:val="25"/>
+                <w:szCs w:val="25"/>
+                <w:lang w:eastAsia="vi-VN"/>
+              </w:rPr>
+              <w:t>C. 120–180 giây</w:t>
+            </w:r>
+          </w:p>
+          <w:p>
+            <w:pPr>
+              <w:spacing w:before="0" w:after="0" w:line="240" w:lineRule="auto"/>
+              <w:rPr>
+                <w:rFonts w:eastAsia="Times New Roman" w:cs="Times New Roman"/>
+                <w:color w:val="000000"/>
+                <w:sz w:val="25"/>
+                <w:szCs w:val="25"/>
+                <w:lang w:eastAsia="vi-VN"/>
+              </w:rPr>
+            </w:pPr>
+            <w:r>
+              <w:rPr>
+                <w:rFonts w:eastAsia="Times New Roman" w:cs="Times New Roman"/>
+                <w:color w:val="000000"/>
+                <w:sz w:val="25"/>
+                <w:szCs w:val="25"/>
+                <w:lang w:eastAsia="vi-VN"/>
+              </w:rPr>
+              <w:t>D. Trên 3 phút</w:t>
+            </w:r>
+          </w:p>
+        </w:tc>
+        <w:tc>
+          <w:tcPr>
+            <w:tcW w:w="1382" w:type="pct"/>
             <w:tcBorders>
               <w:top w:val="nil"/>
               <w:left w:val="nil"/>
@@ -13769,7 +13859,7 @@
         </w:trPr>
         <w:tc>
           <w:tcPr>
-            <w:tcW w:w="799" w:type="pct"/>
+            <w:tcW w:w="497" w:type="pct"/>
             <w:tcBorders>
               <w:top w:val="nil"/>
               <w:left w:val="single" w:sz="4" w:space="0" w:color="auto"/>
@@ -13782,6 +13872,7 @@
           <w:p>
             <w:pPr>
               <w:spacing w:before="0" w:after="0" w:line="240" w:lineRule="auto"/>
+              <w:jc w:val="center"/>
               <w:rPr>
                 <w:rFonts w:eastAsia="Times New Roman" w:cs="Times New Roman"/>
                 <w:color w:val="000000"/>
@@ -13804,7 +13895,7 @@
         </w:tc>
         <w:tc>
           <w:tcPr>
-            <w:tcW w:w="811" w:type="pct"/>
+            <w:tcW w:w="669" w:type="pct"/>
             <w:tcBorders>
               <w:top w:val="nil"/>
               <w:left w:val="nil"/>
@@ -13839,7 +13930,7 @@
         </w:tc>
         <w:tc>
           <w:tcPr>
-            <w:tcW w:w="804" w:type="pct"/>
+            <w:tcW w:w="475" w:type="pct"/>
             <w:tcBorders>
               <w:top w:val="nil"/>
               <w:left w:val="nil"/>
@@ -13852,6 +13943,7 @@
           <w:p>
             <w:pPr>
               <w:spacing w:before="0" w:after="0" w:line="240" w:lineRule="auto"/>
+              <w:jc w:val="center"/>
               <w:rPr>
                 <w:rFonts w:eastAsia="Times New Roman" w:cs="Times New Roman"/>
                 <w:color w:val="000000"/>
@@ -13874,7 +13966,7 @@
         </w:tc>
         <w:tc>
           <w:tcPr>
-            <w:tcW w:w="816" w:type="pct"/>
+            <w:tcW w:w="1018" w:type="pct"/>
             <w:tcBorders>
               <w:top w:val="nil"/>
               <w:left w:val="nil"/>
@@ -13887,6 +13979,7 @@
           <w:p>
             <w:pPr>
               <w:spacing w:before="0" w:after="0" w:line="240" w:lineRule="auto"/>
+              <w:jc w:val="both"/>
               <w:rPr>
                 <w:rFonts w:eastAsia="Times New Roman" w:cs="Times New Roman"/>
                 <w:color w:val="000000"/>
@@ -13909,7 +14002,7 @@
         </w:tc>
         <w:tc>
           <w:tcPr>
-            <w:tcW w:w="815" w:type="pct"/>
+            <w:tcW w:w="959" w:type="pct"/>
             <w:tcBorders>
               <w:top w:val="nil"/>
               <w:left w:val="nil"/>
@@ -13927,24 +14020,90 @@
                 <w:color w:val="000000"/>
                 <w:sz w:val="25"/>
                 <w:szCs w:val="25"/>
-                <w:lang w:eastAsia="vi-VN"/>
-              </w:rPr>
-            </w:pPr>
-            <w:r>
-              <w:rPr>
-                <w:rFonts w:eastAsia="Times New Roman" w:cs="Times New Roman"/>
-                <w:color w:val="000000"/>
-                <w:sz w:val="25"/>
-                <w:szCs w:val="25"/>
-                <w:lang w:eastAsia="vi-VN"/>
-              </w:rPr>
-              <w:t>A. Dưới 1%B. 1–3%C. 3–5%D. Trên 5%</w:t>
-            </w:r>
-          </w:p>
-        </w:tc>
-        <w:tc>
-          <w:tcPr>
-            <w:tcW w:w="955" w:type="pct"/>
+                <w:lang w:val="en-US" w:eastAsia="vi-VN"/>
+              </w:rPr>
+            </w:pPr>
+            <w:r>
+              <w:rPr>
+                <w:rFonts w:eastAsia="Times New Roman" w:cs="Times New Roman"/>
+                <w:color w:val="000000"/>
+                <w:sz w:val="25"/>
+                <w:szCs w:val="25"/>
+                <w:lang w:eastAsia="vi-VN"/>
+              </w:rPr>
+              <w:t>A. Dưới 1%</w:t>
+            </w:r>
+          </w:p>
+          <w:p>
+            <w:pPr>
+              <w:spacing w:before="0" w:after="0" w:line="240" w:lineRule="auto"/>
+              <w:rPr>
+                <w:rFonts w:eastAsia="Times New Roman" w:cs="Times New Roman"/>
+                <w:color w:val="000000"/>
+                <w:sz w:val="25"/>
+                <w:szCs w:val="25"/>
+                <w:lang w:val="en-US" w:eastAsia="vi-VN"/>
+              </w:rPr>
+            </w:pPr>
+            <w:r>
+              <w:rPr>
+                <w:rFonts w:eastAsia="Times New Roman" w:cs="Times New Roman"/>
+                <w:color w:val="000000"/>
+                <w:sz w:val="25"/>
+                <w:szCs w:val="25"/>
+                <w:lang w:eastAsia="vi-VN"/>
+              </w:rPr>
+              <w:t>B. 1–3%</w:t>
+            </w:r>
+          </w:p>
+          <w:p>
+            <w:pPr>
+              <w:spacing w:before="0" w:after="0" w:line="240" w:lineRule="auto"/>
+              <w:rPr>
+                <w:rFonts w:eastAsia="Times New Roman" w:cs="Times New Roman"/>
+                <w:color w:val="000000"/>
+                <w:sz w:val="25"/>
+                <w:szCs w:val="25"/>
+                <w:lang w:val="en-US" w:eastAsia="vi-VN"/>
+              </w:rPr>
+            </w:pPr>
+            <w:r>
+              <w:rPr>
+                <w:rFonts w:eastAsia="Times New Roman" w:cs="Times New Roman"/>
+                <w:color w:val="000000"/>
+                <w:sz w:val="25"/>
+                <w:szCs w:val="25"/>
+                <w:lang w:eastAsia="vi-VN"/>
+              </w:rPr>
+              <w:t>C. 3–5%</w:t>
+            </w:r>
+          </w:p>
+          <w:p>
+            <w:pPr>
+              <w:spacing w:before="0" w:after="0" w:line="240" w:lineRule="auto"/>
+              <w:rPr>
+                <w:rFonts w:eastAsia="Times New Roman" w:cs="Times New Roman"/>
+                <w:color w:val="000000"/>
+                <w:sz w:val="25"/>
+                <w:szCs w:val="25"/>
+                <w:lang w:eastAsia="vi-VN"/>
+              </w:rPr>
+            </w:pPr>
+            <w:r>
+              <w:rPr>
+                <w:rFonts w:eastAsia="Times New Roman" w:cs="Times New Roman"/>
+                <w:color w:val="000000"/>
+                <w:sz w:val="25"/>
+                <w:szCs w:val="25"/>
+                <w:lang w:eastAsia="vi-VN"/>
+              </w:rPr>
+              <w:t>D. Trên 5%</w:t>
+            </w:r>
+          </w:p>
+        </w:tc>
+        <w:tc>
+          <w:tcPr>
+            <w:tcW w:w="1382" w:type="pct"/>
             <w:tcBorders>
               <w:top w:val="nil"/>
               <w:left w:val="nil"/>
@@ -13984,7 +14143,7 @@
         </w:trPr>
         <w:tc>
           <w:tcPr>
-            <w:tcW w:w="799" w:type="pct"/>
+            <w:tcW w:w="497" w:type="pct"/>
             <w:tcBorders>
               <w:top w:val="nil"/>
               <w:left w:val="single" w:sz="4" w:space="0" w:color="auto"/>
@@ -13997,6 +14156,7 @@
           <w:p>
             <w:pPr>
               <w:spacing w:before="0" w:after="0" w:line="240" w:lineRule="auto"/>
+              <w:jc w:val="center"/>
               <w:rPr>
                 <w:rFonts w:eastAsia="Times New Roman" w:cs="Times New Roman"/>
                 <w:color w:val="000000"/>
@@ -14020,7 +14180,7 @@
         </w:tc>
         <w:tc>
           <w:tcPr>
-            <w:tcW w:w="811" w:type="pct"/>
+            <w:tcW w:w="669" w:type="pct"/>
             <w:tcBorders>
               <w:top w:val="nil"/>
               <w:left w:val="nil"/>
@@ -14055,7 +14215,7 @@
         </w:tc>
         <w:tc>
           <w:tcPr>
-            <w:tcW w:w="804" w:type="pct"/>
+            <w:tcW w:w="475" w:type="pct"/>
             <w:tcBorders>
               <w:top w:val="nil"/>
               <w:left w:val="nil"/>
@@ -14068,6 +14228,7 @@
           <w:p>
             <w:pPr>
               <w:spacing w:before="0" w:after="0" w:line="240" w:lineRule="auto"/>
+              <w:jc w:val="center"/>
               <w:rPr>
                 <w:rFonts w:eastAsia="Times New Roman" w:cs="Times New Roman"/>
                 <w:color w:val="000000"/>
@@ -14090,7 +14251,7 @@
         </w:tc>
         <w:tc>
           <w:tcPr>
-            <w:tcW w:w="816" w:type="pct"/>
+            <w:tcW w:w="1018" w:type="pct"/>
             <w:tcBorders>
               <w:top w:val="nil"/>
               <w:left w:val="nil"/>
@@ -14103,6 +14264,7 @@
           <w:p>
             <w:pPr>
               <w:spacing w:before="0" w:after="0" w:line="240" w:lineRule="auto"/>
+              <w:jc w:val="both"/>
               <w:rPr>
                 <w:rFonts w:eastAsia="Times New Roman" w:cs="Times New Roman"/>
                 <w:color w:val="000000"/>
@@ -14125,7 +14287,7 @@
         </w:tc>
         <w:tc>
           <w:tcPr>
-            <w:tcW w:w="815" w:type="pct"/>
+            <w:tcW w:w="959" w:type="pct"/>
             <w:tcBorders>
               <w:top w:val="nil"/>
               <w:left w:val="nil"/>
@@ -14143,24 +14305,90 @@
                 <w:color w:val="000000"/>
                 <w:sz w:val="25"/>
                 <w:szCs w:val="25"/>
-                <w:lang w:eastAsia="vi-VN"/>
-              </w:rPr>
-            </w:pPr>
-            <w:r>
-              <w:rPr>
-                <w:rFonts w:eastAsia="Times New Roman" w:cs="Times New Roman"/>
-                <w:color w:val="000000"/>
-                <w:sz w:val="25"/>
-                <w:szCs w:val="25"/>
-                <w:lang w:eastAsia="vi-VN"/>
-              </w:rPr>
-              <w:t>A. 3 ngườiB. 5–6 ngườiC. 8–10 ngườiD. Thay đổi hoàn toàn tùy theo tình hình</w:t>
-            </w:r>
-          </w:p>
-        </w:tc>
-        <w:tc>
-          <w:tcPr>
-            <w:tcW w:w="955" w:type="pct"/>
+                <w:lang w:val="en-US" w:eastAsia="vi-VN"/>
+              </w:rPr>
+            </w:pPr>
+            <w:r>
+              <w:rPr>
+                <w:rFonts w:eastAsia="Times New Roman" w:cs="Times New Roman"/>
+                <w:color w:val="000000"/>
+                <w:sz w:val="25"/>
+                <w:szCs w:val="25"/>
+                <w:lang w:eastAsia="vi-VN"/>
+              </w:rPr>
+              <w:t>A. 3 người</w:t>
+            </w:r>
+          </w:p>
+          <w:p>
+            <w:pPr>
+              <w:spacing w:before="0" w:after="0" w:line="240" w:lineRule="auto"/>
+              <w:rPr>
+                <w:rFonts w:eastAsia="Times New Roman" w:cs="Times New Roman"/>
+                <w:color w:val="000000"/>
+                <w:sz w:val="25"/>
+                <w:szCs w:val="25"/>
+                <w:lang w:val="en-US" w:eastAsia="vi-VN"/>
+              </w:rPr>
+            </w:pPr>
+            <w:r>
+              <w:rPr>
+                <w:rFonts w:eastAsia="Times New Roman" w:cs="Times New Roman"/>
+                <w:color w:val="000000"/>
+                <w:sz w:val="25"/>
+                <w:szCs w:val="25"/>
+                <w:lang w:eastAsia="vi-VN"/>
+              </w:rPr>
+              <w:t>B. 5–6 người</w:t>
+            </w:r>
+          </w:p>
+          <w:p>
+            <w:pPr>
+              <w:spacing w:before="0" w:after="0" w:line="240" w:lineRule="auto"/>
+              <w:rPr>
+                <w:rFonts w:eastAsia="Times New Roman" w:cs="Times New Roman"/>
+                <w:color w:val="000000"/>
+                <w:sz w:val="25"/>
+                <w:szCs w:val="25"/>
+                <w:lang w:val="en-US" w:eastAsia="vi-VN"/>
+              </w:rPr>
+            </w:pPr>
+            <w:r>
+              <w:rPr>
+                <w:rFonts w:eastAsia="Times New Roman" w:cs="Times New Roman"/>
+                <w:color w:val="000000"/>
+                <w:sz w:val="25"/>
+                <w:szCs w:val="25"/>
+                <w:lang w:eastAsia="vi-VN"/>
+              </w:rPr>
+              <w:t>C. 8–10 người</w:t>
+            </w:r>
+          </w:p>
+          <w:p>
+            <w:pPr>
+              <w:spacing w:before="0" w:after="0" w:line="240" w:lineRule="auto"/>
+              <w:rPr>
+                <w:rFonts w:eastAsia="Times New Roman" w:cs="Times New Roman"/>
+                <w:color w:val="000000"/>
+                <w:sz w:val="25"/>
+                <w:szCs w:val="25"/>
+                <w:lang w:eastAsia="vi-VN"/>
+              </w:rPr>
+            </w:pPr>
+            <w:r>
+              <w:rPr>
+                <w:rFonts w:eastAsia="Times New Roman" w:cs="Times New Roman"/>
+                <w:color w:val="000000"/>
+                <w:sz w:val="25"/>
+                <w:szCs w:val="25"/>
+                <w:lang w:eastAsia="vi-VN"/>
+              </w:rPr>
+              <w:t>D. Thay đổi hoàn toàn tùy theo tình hình</w:t>
+            </w:r>
+          </w:p>
+        </w:tc>
+        <w:tc>
+          <w:tcPr>
+            <w:tcW w:w="1382" w:type="pct"/>
             <w:tcBorders>
               <w:top w:val="nil"/>
               <w:left w:val="nil"/>
@@ -14200,7 +14428,7 @@
         </w:trPr>
         <w:tc>
           <w:tcPr>
-            <w:tcW w:w="799" w:type="pct"/>
+            <w:tcW w:w="497" w:type="pct"/>
             <w:tcBorders>
               <w:top w:val="nil"/>
               <w:left w:val="single" w:sz="4" w:space="0" w:color="auto"/>
@@ -14213,6 +14441,7 @@
           <w:p>
             <w:pPr>
               <w:spacing w:before="0" w:after="0" w:line="240" w:lineRule="auto"/>
+              <w:jc w:val="center"/>
               <w:rPr>
                 <w:rFonts w:eastAsia="Times New Roman" w:cs="Times New Roman"/>
                 <w:color w:val="000000"/>
@@ -14235,7 +14464,7 @@
         </w:tc>
         <w:tc>
           <w:tcPr>
-            <w:tcW w:w="811" w:type="pct"/>
+            <w:tcW w:w="669" w:type="pct"/>
             <w:tcBorders>
               <w:top w:val="nil"/>
               <w:left w:val="nil"/>
@@ -14270,7 +14499,7 @@
         </w:tc>
         <w:tc>
           <w:tcPr>
-            <w:tcW w:w="804" w:type="pct"/>
+            <w:tcW w:w="475" w:type="pct"/>
             <w:tcBorders>
               <w:top w:val="nil"/>
               <w:left w:val="nil"/>
@@ -14283,6 +14512,7 @@
           <w:p>
             <w:pPr>
               <w:spacing w:before="0" w:after="0" w:line="240" w:lineRule="auto"/>
+              <w:jc w:val="center"/>
               <w:rPr>
                 <w:rFonts w:eastAsia="Times New Roman" w:cs="Times New Roman"/>
                 <w:color w:val="000000"/>
@@ -14305,7 +14535,7 @@
         </w:tc>
         <w:tc>
           <w:tcPr>
-            <w:tcW w:w="816" w:type="pct"/>
+            <w:tcW w:w="1018" w:type="pct"/>
             <w:tcBorders>
               <w:top w:val="nil"/>
               <w:left w:val="nil"/>
@@ -14318,6 +14548,7 @@
           <w:p>
             <w:pPr>
               <w:spacing w:before="0" w:after="0" w:line="240" w:lineRule="auto"/>
+              <w:jc w:val="both"/>
               <w:rPr>
                 <w:rFonts w:eastAsia="Times New Roman" w:cs="Times New Roman"/>
                 <w:color w:val="000000"/>
@@ -14340,7 +14571,7 @@
         </w:tc>
         <w:tc>
           <w:tcPr>
-            <w:tcW w:w="815" w:type="pct"/>
+            <w:tcW w:w="959" w:type="pct"/>
             <w:tcBorders>
               <w:top w:val="nil"/>
               <w:left w:val="nil"/>
@@ -14358,24 +14589,112 @@
                 <w:color w:val="000000"/>
                 <w:sz w:val="25"/>
                 <w:szCs w:val="25"/>
-                <w:lang w:eastAsia="vi-VN"/>
-              </w:rPr>
-            </w:pPr>
-            <w:r>
-              <w:rPr>
-                <w:rFonts w:eastAsia="Times New Roman" w:cs="Times New Roman"/>
-                <w:color w:val="000000"/>
-                <w:sz w:val="25"/>
-                <w:szCs w:val="25"/>
-                <w:lang w:eastAsia="vi-VN"/>
-              </w:rPr>
-              <w:t>1 sao: Trên 2 giờ2 sao: 60–120 phút3 sao: 30–60 phút4 sao: 15–30 phút5 sao: Dưới 15 phút</w:t>
-            </w:r>
-          </w:p>
-        </w:tc>
-        <w:tc>
-          <w:tcPr>
-            <w:tcW w:w="955" w:type="pct"/>
+                <w:lang w:val="en-US" w:eastAsia="vi-VN"/>
+              </w:rPr>
+            </w:pPr>
+            <w:r>
+              <w:rPr>
+                <w:rFonts w:eastAsia="Times New Roman" w:cs="Times New Roman"/>
+                <w:color w:val="000000"/>
+                <w:sz w:val="25"/>
+                <w:szCs w:val="25"/>
+                <w:lang w:eastAsia="vi-VN"/>
+              </w:rPr>
+              <w:t>1 sao: Trên 2 giờ</w:t>
+            </w:r>
+          </w:p>
+          <w:p>
+            <w:pPr>
+              <w:spacing w:before="0" w:after="0" w:line="240" w:lineRule="auto"/>
+              <w:rPr>
+                <w:rFonts w:eastAsia="Times New Roman" w:cs="Times New Roman"/>
+                <w:color w:val="000000"/>
+                <w:sz w:val="25"/>
+                <w:szCs w:val="25"/>
+                <w:lang w:val="en-US" w:eastAsia="vi-VN"/>
+              </w:rPr>
+            </w:pPr>
+            <w:r>
+              <w:rPr>
+                <w:rFonts w:eastAsia="Times New Roman" w:cs="Times New Roman"/>
+                <w:color w:val="000000"/>
+                <w:sz w:val="25"/>
+                <w:szCs w:val="25"/>
+                <w:lang w:eastAsia="vi-VN"/>
+              </w:rPr>
+              <w:t>2 sao: 60–120 phút</w:t>
+            </w:r>
+          </w:p>
+          <w:p>
+            <w:pPr>
+              <w:spacing w:before="0" w:after="0" w:line="240" w:lineRule="auto"/>
+              <w:rPr>
+                <w:rFonts w:eastAsia="Times New Roman" w:cs="Times New Roman"/>
+                <w:color w:val="000000"/>
+                <w:sz w:val="25"/>
+                <w:szCs w:val="25"/>
+                <w:lang w:val="en-US" w:eastAsia="vi-VN"/>
+              </w:rPr>
+            </w:pPr>
+            <w:r>
+              <w:rPr>
+                <w:rFonts w:eastAsia="Times New Roman" w:cs="Times New Roman"/>
+                <w:color w:val="000000"/>
+                <w:sz w:val="25"/>
+                <w:szCs w:val="25"/>
+                <w:lang w:eastAsia="vi-VN"/>
+              </w:rPr>
+              <w:t>3 sao: 30–60 phút</w:t>
+            </w:r>
+          </w:p>
+          <w:p>
+            <w:pPr>
+              <w:spacing w:before="0" w:after="0" w:line="240" w:lineRule="auto"/>
+              <w:rPr>
+                <w:rFonts w:eastAsia="Times New Roman" w:cs="Times New Roman"/>
+                <w:color w:val="000000"/>
+                <w:sz w:val="25"/>
+                <w:szCs w:val="25"/>
+                <w:lang w:val="en-US" w:eastAsia="vi-VN"/>
+              </w:rPr>
+            </w:pPr>
+            <w:r>
+              <w:rPr>
+                <w:rFonts w:eastAsia="Times New Roman" w:cs="Times New Roman"/>
+                <w:color w:val="000000"/>
+                <w:sz w:val="25"/>
+                <w:szCs w:val="25"/>
+                <w:lang w:eastAsia="vi-VN"/>
+              </w:rPr>
+              <w:t>4 sao: 15–30 phút</w:t>
+            </w:r>
+          </w:p>
+          <w:p>
+            <w:pPr>
+              <w:spacing w:before="0" w:after="0" w:line="240" w:lineRule="auto"/>
+              <w:rPr>
+                <w:rFonts w:eastAsia="Times New Roman" w:cs="Times New Roman"/>
+                <w:color w:val="000000"/>
+                <w:sz w:val="25"/>
+                <w:szCs w:val="25"/>
+                <w:lang w:eastAsia="vi-VN"/>
+              </w:rPr>
+            </w:pPr>
+            <w:r>
+              <w:rPr>
+                <w:rFonts w:eastAsia="Times New Roman" w:cs="Times New Roman"/>
+                <w:color w:val="000000"/>
+                <w:sz w:val="25"/>
+                <w:szCs w:val="25"/>
+                <w:lang w:eastAsia="vi-VN"/>
+              </w:rPr>
+              <w:t>5 sao: Dưới 15 phút</w:t>
+            </w:r>
+          </w:p>
+        </w:tc>
+        <w:tc>
+          <w:tcPr>
+            <w:tcW w:w="1382" w:type="pct"/>
             <w:tcBorders>
               <w:top w:val="nil"/>
               <w:left w:val="nil"/>
@@ -14415,7 +14734,7 @@
         </w:trPr>
         <w:tc>
           <w:tcPr>
-            <w:tcW w:w="799" w:type="pct"/>
+            <w:tcW w:w="497" w:type="pct"/>
             <w:tcBorders>
               <w:top w:val="nil"/>
               <w:left w:val="single" w:sz="4" w:space="0" w:color="auto"/>
@@ -14428,6 +14747,7 @@
           <w:p>
             <w:pPr>
               <w:spacing w:before="0" w:after="0" w:line="240" w:lineRule="auto"/>
+              <w:jc w:val="center"/>
               <w:rPr>
                 <w:rFonts w:eastAsia="Times New Roman" w:cs="Times New Roman"/>
                 <w:color w:val="000000"/>
@@ -14451,7 +14771,7 @@
         </w:tc>
         <w:tc>
           <w:tcPr>
-            <w:tcW w:w="811" w:type="pct"/>
+            <w:tcW w:w="669" w:type="pct"/>
             <w:tcBorders>
               <w:top w:val="nil"/>
               <w:left w:val="nil"/>
@@ -14486,7 +14806,7 @@
         </w:tc>
         <w:tc>
           <w:tcPr>
-            <w:tcW w:w="804" w:type="pct"/>
+            <w:tcW w:w="475" w:type="pct"/>
             <w:tcBorders>
               <w:top w:val="nil"/>
               <w:left w:val="nil"/>
@@ -14499,6 +14819,7 @@
           <w:p>
             <w:pPr>
               <w:spacing w:before="0" w:after="0" w:line="240" w:lineRule="auto"/>
+              <w:jc w:val="center"/>
               <w:rPr>
                 <w:rFonts w:eastAsia="Times New Roman" w:cs="Times New Roman"/>
                 <w:color w:val="000000"/>
@@ -14521,7 +14842,7 @@
         </w:tc>
         <w:tc>
           <w:tcPr>
-            <w:tcW w:w="816" w:type="pct"/>
+            <w:tcW w:w="1018" w:type="pct"/>
             <w:tcBorders>
               <w:top w:val="nil"/>
               <w:left w:val="nil"/>
@@ -14534,6 +14855,7 @@
           <w:p>
             <w:pPr>
               <w:spacing w:before="0" w:after="0" w:line="240" w:lineRule="auto"/>
+              <w:jc w:val="both"/>
               <w:rPr>
                 <w:rFonts w:eastAsia="Times New Roman" w:cs="Times New Roman"/>
                 <w:color w:val="000000"/>
@@ -14556,7 +14878,7 @@
         </w:tc>
         <w:tc>
           <w:tcPr>
-            <w:tcW w:w="815" w:type="pct"/>
+            <w:tcW w:w="959" w:type="pct"/>
             <w:tcBorders>
               <w:top w:val="nil"/>
               <w:left w:val="nil"/>
@@ -14574,24 +14896,100 @@
                 <w:color w:val="000000"/>
                 <w:sz w:val="25"/>
                 <w:szCs w:val="25"/>
-                <w:lang w:eastAsia="vi-VN"/>
-              </w:rPr>
-            </w:pPr>
-            <w:r>
-              <w:rPr>
-                <w:rFonts w:eastAsia="Times New Roman" w:cs="Times New Roman"/>
-                <w:color w:val="000000"/>
-                <w:sz w:val="25"/>
-                <w:szCs w:val="25"/>
-                <w:lang w:eastAsia="vi-VN"/>
-              </w:rPr>
-              <w:t>A. Không xảy raB. 1–2 lần/thángC. 5–10 lần/thángD. Gần như hàng ngày</w:t>
-            </w:r>
-          </w:p>
-        </w:tc>
-        <w:tc>
-          <w:tcPr>
-            <w:tcW w:w="955" w:type="pct"/>
+                <w:lang w:val="en-US" w:eastAsia="vi-VN"/>
+              </w:rPr>
+            </w:pPr>
+            <w:r>
+              <w:rPr>
+                <w:rFonts w:eastAsia="Times New Roman" w:cs="Times New Roman"/>
+                <w:color w:val="000000"/>
+                <w:sz w:val="25"/>
+                <w:szCs w:val="25"/>
+                <w:lang w:eastAsia="vi-VN"/>
+              </w:rPr>
+              <w:t>A. Không xảy ra</w:t>
+            </w:r>
+          </w:p>
+          <w:p>
+            <w:pPr>
+              <w:spacing w:before="0" w:after="0" w:line="240" w:lineRule="auto"/>
+              <w:rPr>
+                <w:rFonts w:eastAsia="Times New Roman" w:cs="Times New Roman"/>
+                <w:color w:val="000000"/>
+                <w:sz w:val="25"/>
+                <w:szCs w:val="25"/>
+                <w:lang w:val="en-US" w:eastAsia="vi-VN"/>
+              </w:rPr>
+            </w:pPr>
+            <w:r>
+              <w:rPr>
+                <w:rFonts w:eastAsia="Times New Roman" w:cs="Times New Roman"/>
+                <w:color w:val="000000"/>
+                <w:sz w:val="25"/>
+                <w:szCs w:val="25"/>
+                <w:lang w:eastAsia="vi-VN"/>
+              </w:rPr>
+              <w:t>B. 1–2 lần/tháng</w:t>
+            </w:r>
+          </w:p>
+          <w:p>
+            <w:pPr>
+              <w:spacing w:before="0" w:after="0" w:line="240" w:lineRule="auto"/>
+              <w:rPr>
+                <w:rFonts w:eastAsia="Times New Roman" w:cs="Times New Roman"/>
+                <w:color w:val="000000"/>
+                <w:sz w:val="25"/>
+                <w:szCs w:val="25"/>
+                <w:lang w:val="en-US" w:eastAsia="vi-VN"/>
+              </w:rPr>
+            </w:pPr>
+            <w:r>
+              <w:rPr>
+                <w:rFonts w:eastAsia="Times New Roman" w:cs="Times New Roman"/>
+                <w:color w:val="000000"/>
+                <w:sz w:val="25"/>
+                <w:szCs w:val="25"/>
+                <w:lang w:eastAsia="vi-VN"/>
+              </w:rPr>
+              <w:t>C. 5–10 lần/tháng</w:t>
+            </w:r>
+            <w:r>
+              <w:rPr>
+                <w:rFonts w:eastAsia="Times New Roman" w:cs="Times New Roman"/>
+                <w:color w:val="000000"/>
+                <w:sz w:val="25"/>
+                <w:szCs w:val="25"/>
+                <w:lang w:val="en-US" w:eastAsia="vi-VN"/>
+              </w:rPr>
+              <w:t xml:space="preserve"> </w:t>
+            </w:r>
+          </w:p>
+          <w:p>
+            <w:pPr>
+              <w:spacing w:before="0" w:after="0" w:line="240" w:lineRule="auto"/>
+              <w:rPr>
+                <w:rFonts w:eastAsia="Times New Roman" w:cs="Times New Roman"/>
+                <w:color w:val="000000"/>
+                <w:sz w:val="25"/>
+                <w:szCs w:val="25"/>
+                <w:lang w:eastAsia="vi-VN"/>
+              </w:rPr>
+            </w:pPr>
+            <w:r>
+              <w:rPr>
+                <w:rFonts w:eastAsia="Times New Roman" w:cs="Times New Roman"/>
+                <w:color w:val="000000"/>
+                <w:sz w:val="25"/>
+                <w:szCs w:val="25"/>
+                <w:lang w:eastAsia="vi-VN"/>
+              </w:rPr>
+              <w:t>D. Gần như hàng ngày</w:t>
+            </w:r>
+          </w:p>
+        </w:tc>
+        <w:tc>
+          <w:tcPr>
+            <w:tcW w:w="1382" w:type="pct"/>
             <w:tcBorders>
               <w:top w:val="nil"/>
               <w:left w:val="nil"/>
@@ -14631,7 +15029,7 @@
         </w:trPr>
         <w:tc>
           <w:tcPr>
-            <w:tcW w:w="799" w:type="pct"/>
+            <w:tcW w:w="497" w:type="pct"/>
             <w:tcBorders>
               <w:top w:val="nil"/>
               <w:left w:val="single" w:sz="4" w:space="0" w:color="auto"/>
@@ -14644,6 +15042,7 @@
           <w:p>
             <w:pPr>
               <w:spacing w:before="0" w:after="0" w:line="240" w:lineRule="auto"/>
+              <w:jc w:val="center"/>
               <w:rPr>
                 <w:rFonts w:eastAsia="Times New Roman" w:cs="Times New Roman"/>
                 <w:color w:val="000000"/>
@@ -14666,7 +15065,7 @@
         </w:tc>
         <w:tc>
           <w:tcPr>
-            <w:tcW w:w="811" w:type="pct"/>
+            <w:tcW w:w="669" w:type="pct"/>
             <w:tcBorders>
               <w:top w:val="nil"/>
               <w:left w:val="nil"/>
@@ -14701,7 +15100,7 @@
         </w:tc>
         <w:tc>
           <w:tcPr>
-            <w:tcW w:w="804" w:type="pct"/>
+            <w:tcW w:w="475" w:type="pct"/>
             <w:tcBorders>
               <w:top w:val="nil"/>
               <w:left w:val="nil"/>
@@ -14714,6 +15113,7 @@
           <w:p>
             <w:pPr>
               <w:spacing w:before="0" w:after="0" w:line="240" w:lineRule="auto"/>
+              <w:jc w:val="center"/>
               <w:rPr>
                 <w:rFonts w:eastAsia="Times New Roman" w:cs="Times New Roman"/>
                 <w:color w:val="000000"/>
@@ -14736,7 +15136,7 @@
         </w:tc>
         <w:tc>
           <w:tcPr>
-            <w:tcW w:w="816" w:type="pct"/>
+            <w:tcW w:w="1018" w:type="pct"/>
             <w:tcBorders>
               <w:top w:val="nil"/>
               <w:left w:val="nil"/>
@@ -14749,6 +15149,7 @@
           <w:p>
             <w:pPr>
               <w:spacing w:before="0" w:after="0" w:line="240" w:lineRule="auto"/>
+              <w:jc w:val="both"/>
               <w:rPr>
                 <w:rFonts w:eastAsia="Times New Roman" w:cs="Times New Roman"/>
                 <w:color w:val="000000"/>
@@ -14771,7 +15172,7 @@
         </w:tc>
         <w:tc>
           <w:tcPr>
-            <w:tcW w:w="815" w:type="pct"/>
+            <w:tcW w:w="959" w:type="pct"/>
             <w:tcBorders>
               <w:top w:val="nil"/>
               <w:left w:val="nil"/>
@@ -14806,7 +15207,7 @@
         </w:tc>
         <w:tc>
           <w:tcPr>
-            <w:tcW w:w="955" w:type="pct"/>
+            <w:tcW w:w="1382" w:type="pct"/>
             <w:tcBorders>
               <w:top w:val="nil"/>
               <w:left w:val="nil"/>
@@ -14846,7 +15247,7 @@
         </w:trPr>
         <w:tc>
           <w:tcPr>
-            <w:tcW w:w="799" w:type="pct"/>
+            <w:tcW w:w="497" w:type="pct"/>
             <w:tcBorders>
               <w:top w:val="nil"/>
               <w:left w:val="single" w:sz="4" w:space="0" w:color="auto"/>
@@ -14859,6 +15260,7 @@
           <w:p>
             <w:pPr>
               <w:spacing w:before="0" w:after="0" w:line="240" w:lineRule="auto"/>
+              <w:jc w:val="center"/>
               <w:rPr>
                 <w:rFonts w:eastAsia="Times New Roman" w:cs="Times New Roman"/>
                 <w:color w:val="000000"/>
@@ -14882,7 +15284,7 @@
         </w:tc>
         <w:tc>
           <w:tcPr>
-            <w:tcW w:w="811" w:type="pct"/>
+            <w:tcW w:w="669" w:type="pct"/>
             <w:tcBorders>
               <w:top w:val="nil"/>
               <w:left w:val="nil"/>
@@ -14917,7 +15319,7 @@
         </w:tc>
         <w:tc>
           <w:tcPr>
-            <w:tcW w:w="804" w:type="pct"/>
+            <w:tcW w:w="475" w:type="pct"/>
             <w:tcBorders>
               <w:top w:val="nil"/>
               <w:left w:val="nil"/>
@@ -14930,6 +15332,7 @@
           <w:p>
             <w:pPr>
               <w:spacing w:before="0" w:after="0" w:line="240" w:lineRule="auto"/>
+              <w:jc w:val="center"/>
               <w:rPr>
                 <w:rFonts w:eastAsia="Times New Roman" w:cs="Times New Roman"/>
                 <w:color w:val="000000"/>
@@ -14952,7 +15355,7 @@
         </w:tc>
         <w:tc>
           <w:tcPr>
-            <w:tcW w:w="816" w:type="pct"/>
+            <w:tcW w:w="1018" w:type="pct"/>
             <w:tcBorders>
               <w:top w:val="nil"/>
               <w:left w:val="nil"/>
@@ -14965,6 +15368,7 @@
           <w:p>
             <w:pPr>
               <w:spacing w:before="0" w:after="0" w:line="240" w:lineRule="auto"/>
+              <w:jc w:val="both"/>
               <w:rPr>
                 <w:rFonts w:eastAsia="Times New Roman" w:cs="Times New Roman"/>
                 <w:color w:val="000000"/>
@@ -14987,7 +15391,7 @@
         </w:tc>
         <w:tc>
           <w:tcPr>
-            <w:tcW w:w="815" w:type="pct"/>
+            <w:tcW w:w="959" w:type="pct"/>
             <w:tcBorders>
               <w:top w:val="nil"/>
               <w:left w:val="nil"/>
@@ -15022,7 +15426,7 @@
         </w:tc>
         <w:tc>
           <w:tcPr>
-            <w:tcW w:w="955" w:type="pct"/>
+            <w:tcW w:w="1382" w:type="pct"/>
             <w:tcBorders>
               <w:top w:val="nil"/>
               <w:left w:val="nil"/>
@@ -15062,7 +15466,7 @@
         </w:trPr>
         <w:tc>
           <w:tcPr>
-            <w:tcW w:w="799" w:type="pct"/>
+            <w:tcW w:w="497" w:type="pct"/>
             <w:tcBorders>
               <w:top w:val="nil"/>
               <w:left w:val="single" w:sz="4" w:space="0" w:color="auto"/>
@@ -15075,6 +15479,7 @@
           <w:p>
             <w:pPr>
               <w:spacing w:before="0" w:after="0" w:line="240" w:lineRule="auto"/>
+              <w:jc w:val="center"/>
               <w:rPr>
                 <w:rFonts w:eastAsia="Times New Roman" w:cs="Times New Roman"/>
                 <w:color w:val="000000"/>
@@ -15097,7 +15502,7 @@
         </w:tc>
         <w:tc>
           <w:tcPr>
-            <w:tcW w:w="811" w:type="pct"/>
+            <w:tcW w:w="669" w:type="pct"/>
             <w:tcBorders>
               <w:top w:val="nil"/>
               <w:left w:val="nil"/>
@@ -15132,7 +15537,7 @@
         </w:tc>
         <w:tc>
           <w:tcPr>
-            <w:tcW w:w="804" w:type="pct"/>
+            <w:tcW w:w="475" w:type="pct"/>
             <w:tcBorders>
               <w:top w:val="nil"/>
               <w:left w:val="nil"/>
@@ -15145,6 +15550,7 @@
           <w:p>
             <w:pPr>
               <w:spacing w:before="0" w:after="0" w:line="240" w:lineRule="auto"/>
+              <w:jc w:val="center"/>
               <w:rPr>
                 <w:rFonts w:eastAsia="Times New Roman" w:cs="Times New Roman"/>
                 <w:color w:val="000000"/>
@@ -15167,7 +15573,7 @@
         </w:tc>
         <w:tc>
           <w:tcPr>
-            <w:tcW w:w="816" w:type="pct"/>
+            <w:tcW w:w="1018" w:type="pct"/>
             <w:tcBorders>
               <w:top w:val="nil"/>
               <w:left w:val="nil"/>
@@ -15180,6 +15586,7 @@
           <w:p>
             <w:pPr>
               <w:spacing w:before="0" w:after="0" w:line="240" w:lineRule="auto"/>
+              <w:jc w:val="both"/>
               <w:rPr>
                 <w:rFonts w:eastAsia="Times New Roman" w:cs="Times New Roman"/>
                 <w:color w:val="000000"/>
@@ -15202,7 +15609,7 @@
         </w:tc>
         <w:tc>
           <w:tcPr>
-            <w:tcW w:w="815" w:type="pct"/>
+            <w:tcW w:w="959" w:type="pct"/>
             <w:tcBorders>
               <w:top w:val="nil"/>
               <w:left w:val="nil"/>
@@ -15237,7 +15644,7 @@
         </w:tc>
         <w:tc>
           <w:tcPr>
-            <w:tcW w:w="955" w:type="pct"/>
+            <w:tcW w:w="1382" w:type="pct"/>
             <w:tcBorders>
               <w:top w:val="nil"/>
               <w:left w:val="nil"/>
@@ -15277,7 +15684,7 @@
         </w:trPr>
         <w:tc>
           <w:tcPr>
-            <w:tcW w:w="799" w:type="pct"/>
+            <w:tcW w:w="497" w:type="pct"/>
             <w:tcBorders>
               <w:top w:val="nil"/>
               <w:left w:val="single" w:sz="4" w:space="0" w:color="auto"/>
@@ -15290,6 +15697,7 @@
           <w:p>
             <w:pPr>
               <w:spacing w:before="0" w:after="0" w:line="240" w:lineRule="auto"/>
+              <w:jc w:val="center"/>
               <w:rPr>
                 <w:rFonts w:eastAsia="Times New Roman" w:cs="Times New Roman"/>
                 <w:color w:val="000000"/>
@@ -15313,7 +15721,7 @@
         </w:tc>
         <w:tc>
           <w:tcPr>
-            <w:tcW w:w="811" w:type="pct"/>
+            <w:tcW w:w="669" w:type="pct"/>
             <w:tcBorders>
               <w:top w:val="nil"/>
               <w:left w:val="nil"/>
@@ -15348,7 +15756,7 @@
         </w:tc>
         <w:tc>
           <w:tcPr>
-            <w:tcW w:w="804" w:type="pct"/>
+            <w:tcW w:w="475" w:type="pct"/>
             <w:tcBorders>
               <w:top w:val="nil"/>
               <w:left w:val="nil"/>
@@ -15361,6 +15769,7 @@
           <w:p>
             <w:pPr>
               <w:spacing w:before="0" w:after="0" w:line="240" w:lineRule="auto"/>
+              <w:jc w:val="center"/>
               <w:rPr>
                 <w:rFonts w:eastAsia="Times New Roman" w:cs="Times New Roman"/>
                 <w:color w:val="000000"/>
@@ -15383,7 +15792,7 @@
         </w:tc>
         <w:tc>
           <w:tcPr>
-            <w:tcW w:w="816" w:type="pct"/>
+            <w:tcW w:w="1018" w:type="pct"/>
             <w:tcBorders>
               <w:top w:val="nil"/>
               <w:left w:val="nil"/>
@@ -15396,6 +15805,7 @@
           <w:p>
             <w:pPr>
               <w:spacing w:before="0" w:after="0" w:line="240" w:lineRule="auto"/>
+              <w:jc w:val="both"/>
               <w:rPr>
                 <w:rFonts w:eastAsia="Times New Roman" w:cs="Times New Roman"/>
                 <w:color w:val="000000"/>
@@ -15418,7 +15828,7 @@
         </w:tc>
         <w:tc>
           <w:tcPr>
-            <w:tcW w:w="815" w:type="pct"/>
+            <w:tcW w:w="959" w:type="pct"/>
             <w:tcBorders>
               <w:top w:val="nil"/>
               <w:left w:val="nil"/>
@@ -15453,7 +15863,7 @@
         </w:tc>
         <w:tc>
           <w:tcPr>
-            <w:tcW w:w="955" w:type="pct"/>
+            <w:tcW w:w="1382" w:type="pct"/>
             <w:tcBorders>
               <w:top w:val="nil"/>
               <w:left w:val="nil"/>
@@ -15493,7 +15903,7 @@
         </w:trPr>
         <w:tc>
           <w:tcPr>
-            <w:tcW w:w="799" w:type="pct"/>
+            <w:tcW w:w="497" w:type="pct"/>
             <w:tcBorders>
               <w:top w:val="nil"/>
               <w:left w:val="single" w:sz="4" w:space="0" w:color="auto"/>
@@ -15506,6 +15916,7 @@
           <w:p>
             <w:pPr>
               <w:spacing w:before="0" w:after="0" w:line="240" w:lineRule="auto"/>
+              <w:jc w:val="center"/>
               <w:rPr>
                 <w:rFonts w:eastAsia="Times New Roman" w:cs="Times New Roman"/>
                 <w:color w:val="000000"/>
@@ -15528,7 +15939,7 @@
         </w:tc>
         <w:tc>
           <w:tcPr>
-            <w:tcW w:w="811" w:type="pct"/>
+            <w:tcW w:w="669" w:type="pct"/>
             <w:tcBorders>
               <w:top w:val="nil"/>
               <w:left w:val="nil"/>
@@ -15563,7 +15974,7 @@
         </w:tc>
         <w:tc>
           <w:tcPr>
-            <w:tcW w:w="804" w:type="pct"/>
+            <w:tcW w:w="475" w:type="pct"/>
             <w:tcBorders>
               <w:top w:val="nil"/>
               <w:left w:val="nil"/>
@@ -15576,6 +15987,7 @@
           <w:p>
             <w:pPr>
               <w:spacing w:before="0" w:after="0" w:line="240" w:lineRule="auto"/>
+              <w:jc w:val="center"/>
               <w:rPr>
                 <w:rFonts w:eastAsia="Times New Roman" w:cs="Times New Roman"/>
                 <w:color w:val="000000"/>
@@ -15598,7 +16010,7 @@
         </w:tc>
         <w:tc>
           <w:tcPr>
-            <w:tcW w:w="816" w:type="pct"/>
+            <w:tcW w:w="1018" w:type="pct"/>
             <w:tcBorders>
               <w:top w:val="nil"/>
               <w:left w:val="nil"/>
@@ -15611,6 +16023,7 @@
           <w:p>
             <w:pPr>
               <w:spacing w:before="0" w:after="0" w:line="240" w:lineRule="auto"/>
+              <w:jc w:val="both"/>
               <w:rPr>
                 <w:rFonts w:eastAsia="Times New Roman" w:cs="Times New Roman"/>
                 <w:color w:val="000000"/>
@@ -15633,7 +16046,7 @@
         </w:tc>
         <w:tc>
           <w:tcPr>
-            <w:tcW w:w="815" w:type="pct"/>
+            <w:tcW w:w="959" w:type="pct"/>
             <w:tcBorders>
               <w:top w:val="nil"/>
               <w:left w:val="nil"/>
@@ -15668,7 +16081,7 @@
         </w:tc>
         <w:tc>
           <w:tcPr>
-            <w:tcW w:w="955" w:type="pct"/>
+            <w:tcW w:w="1382" w:type="pct"/>
             <w:tcBorders>
               <w:top w:val="nil"/>
               <w:left w:val="nil"/>
@@ -15704,12 +16117,20 @@
       </w:tr>
     </w:tbl>
     <w:p/>
-    <w:p/>
+    <w:p>
+      <w:pPr>
+        <w:spacing w:before="0" w:after="200" w:line="276" w:lineRule="auto"/>
+      </w:pPr>
+      <w:r>
+        <w:br w:type="page"/>
+      </w:r>
+    </w:p>
     <w:p>
       <w:pPr>
         <w:pStyle w:val="Heading1"/>
       </w:pPr>
       <w:r>
+        <w:lastRenderedPageBreak/>
         <w:t>Mô hình hoá quy trình</w:t>
       </w:r>
       <w:bookmarkEnd w:id="22"/>
@@ -15722,15 +16143,42 @@
           <w:lang w:val="en-US"/>
         </w:rPr>
       </w:pPr>
-      <w:bookmarkStart w:id="23" w:name="_Toc236690084"/>
       <w:r>
         <w:rPr>
           <w:rFonts w:cs="Times New Roman"/>
           <w:lang w:val="en-US"/>
         </w:rPr>
-        <w:t>Quy trình quản lý</w:t>
+        <w:t>Mô hình hóa Nhóm Quy trình Quản lý</w:t>
+      </w:r>
+    </w:p>
+    <w:p>
+      <w:pPr>
+        <w:rPr>
+          <w:lang w:val="en-US"/>
+        </w:rPr>
+      </w:pPr>
+    </w:p>
+    <w:p>
+      <w:pPr>
+        <w:pStyle w:val="Heading2"/>
+        <w:rPr>
+          <w:lang w:val="en-US"/>
+        </w:rPr>
+      </w:pPr>
+      <w:bookmarkStart w:id="23" w:name="_Toc236690085"/>
+      <w:r>
+        <w:rPr>
+          <w:lang w:val="en-US"/>
+        </w:rPr>
+        <w:t>Quy trình cốt lõi</w:t>
       </w:r>
       <w:bookmarkEnd w:id="23"/>
+      <w:r>
+        <w:rPr>
+          <w:lang w:val="en-US"/>
+        </w:rPr>
+        <w:t xml:space="preserve"> </w:t>
+      </w:r>
     </w:p>
     <w:p>
       <w:pPr>
@@ -15746,44 +16194,14 @@
           <w:lang w:val="en-US"/>
         </w:rPr>
       </w:pPr>
-      <w:bookmarkStart w:id="24" w:name="_Toc236690085"/>
-      <w:r>
-        <w:rPr>
-          <w:lang w:val="en-US"/>
-        </w:rPr>
-        <w:t>Quy trình cốt lõi</w:t>
+      <w:bookmarkStart w:id="24" w:name="_Toc236690086"/>
+      <w:r>
+        <w:rPr>
+          <w:lang w:val="en-US"/>
+        </w:rPr>
+        <w:t>Quy trình hỗ trợ</w:t>
       </w:r>
       <w:bookmarkEnd w:id="24"/>
-      <w:r>
-        <w:rPr>
-          <w:lang w:val="en-US"/>
-        </w:rPr>
-        <w:t xml:space="preserve"> </w:t>
-      </w:r>
-    </w:p>
-    <w:p>
-      <w:pPr>
-        <w:rPr>
-          <w:lang w:val="en-US"/>
-        </w:rPr>
-      </w:pPr>
-    </w:p>
-    <w:p>
-      <w:pPr>
-        <w:pStyle w:val="Heading2"/>
-        <w:rPr>
-          <w:lang w:val="en-US"/>
-        </w:rPr>
-      </w:pPr>
-      <w:bookmarkStart w:id="25" w:name="_Toc236690086"/>
-      <w:r>
-        <w:rPr>
-          <w:lang w:val="en-US"/>
-        </w:rPr>
-        <w:lastRenderedPageBreak/>
-        <w:t>Quy trình hỗ trợ</w:t>
-      </w:r>
-      <w:bookmarkEnd w:id="25"/>
     </w:p>
     <w:p>
       <w:pPr>
@@ -15803,80 +16221,4305 @@
       <w:pPr>
         <w:pStyle w:val="Heading1"/>
       </w:pPr>
-      <w:bookmarkStart w:id="26" w:name="_Toc236690087"/>
+      <w:bookmarkStart w:id="25" w:name="_Toc236690087"/>
       <w:r>
         <w:lastRenderedPageBreak/>
         <w:t>Phân tích quy trình</w:t>
       </w:r>
+      <w:bookmarkEnd w:id="25"/>
+    </w:p>
+    <w:p>
+      <w:pPr>
+        <w:pStyle w:val="LBody"/>
+        <w:rPr>
+          <w:lang w:val="vi-VN"/>
+        </w:rPr>
+      </w:pPr>
+      <w:r>
+        <w:t xml:space="preserve">Hai quy trình được chọn là </w:t>
+      </w:r>
+      <w:r>
+        <w:rPr>
+          <w:highlight w:val="yellow"/>
+        </w:rPr>
+        <w:t>Pha chế và phục vụ đồ uống</w:t>
+      </w:r>
+      <w:r>
+        <w:t xml:space="preserve"> </w:t>
+      </w:r>
+      <w:r>
+        <w:t>đại diện cho dòng giá trị trực tiếp đến khách hàng và</w:t>
+      </w:r>
+      <w:r>
+        <w:t xml:space="preserve"> </w:t>
+      </w:r>
+      <w:r>
+        <w:t>Quản lý chất lượng dịch vụ</w:t>
+      </w:r>
+      <w:r>
+        <w:t xml:space="preserve"> </w:t>
+      </w:r>
+      <w:r>
+        <w:t>đại diện cho quy trình quản lý bảo đảm tính đồng nhất toàn chuỗi. Phân tích kết hợp VA/BVA/NVA, lãng phí Move-Hold-Overdo, stakeholder, xương cá và ba chỉ tiêu định lượng: thời gian, chất lượng, chi phí.</w:t>
+      </w:r>
+    </w:p>
+    <w:p>
+      <w:pPr>
+        <w:pStyle w:val="Heading2"/>
+        <w:rPr>
+          <w:rFonts w:eastAsia="Times New Roman" w:cs="Times New Roman"/>
+          <w:lang w:val="en-US"/>
+        </w:rPr>
+      </w:pPr>
+      <w:r>
+        <w:rPr>
+          <w:rFonts w:eastAsia="Times New Roman" w:cs="Times New Roman"/>
+        </w:rPr>
+        <w:t xml:space="preserve">Quy trình </w:t>
+      </w:r>
+      <w:r>
+        <w:rPr>
+          <w:rFonts w:eastAsia="Times New Roman" w:cs="Times New Roman"/>
+          <w:highlight w:val="yellow"/>
+        </w:rPr>
+        <w:t>Pha chế và phục vụ đồ uống</w:t>
+      </w:r>
+    </w:p>
+    <w:p>
+      <w:pPr>
+        <w:pStyle w:val="Heading3"/>
+        <w:rPr>
+          <w:lang w:val="en-US"/>
+        </w:rPr>
+      </w:pPr>
+      <w:r>
+        <w:t>Phân tích định tính</w:t>
+      </w:r>
+    </w:p>
+    <w:p>
+      <w:pPr>
+        <w:pStyle w:val="Heading4"/>
+        <w:rPr>
+          <w:lang w:val="en-US"/>
+        </w:rPr>
+      </w:pPr>
+      <w:r>
+        <w:rPr>
+          <w:lang w:val="en-US"/>
+        </w:rPr>
+        <w:t xml:space="preserve">Phân tích </w:t>
+      </w:r>
+      <w:r>
+        <w:rPr>
+          <w:lang w:val="en-US"/>
+        </w:rPr>
+        <w:t>giá trị gia tăng</w:t>
+      </w:r>
+    </w:p>
+    <w:p>
+      <w:pPr>
+        <w:pStyle w:val="Caption"/>
+        <w:rPr>
+          <w:lang w:val="en-US"/>
+        </w:rPr>
+      </w:pPr>
+      <w:r>
+        <w:t xml:space="preserve">Bảng </w:t>
+      </w:r>
+      <w:fldSimple w:instr=" STYLEREF 1 \s ">
+        <w:r>
+          <w:rPr>
+            <w:noProof/>
+          </w:rPr>
+          <w:t>5</w:t>
+        </w:r>
+      </w:fldSimple>
+      <w:r>
+        <w:t>.</w:t>
+      </w:r>
+      <w:fldSimple w:instr=" SEQ Bảng \* ARABIC \s 1 ">
+        <w:r>
+          <w:rPr>
+            <w:noProof/>
+          </w:rPr>
+          <w:t>1</w:t>
+        </w:r>
+      </w:fldSimple>
+      <w:r>
+        <w:rPr>
+          <w:lang w:val="en-US"/>
+        </w:rPr>
+        <w:t xml:space="preserve">. </w:t>
+      </w:r>
+      <w:r>
+        <w:rPr>
+          <w:lang w:val="en-US"/>
+        </w:rPr>
+        <w:t>Phân tích VA/BVA/NVA của quy trình</w:t>
+      </w:r>
+    </w:p>
+    <w:tbl>
+      <w:tblPr>
+        <w:tblStyle w:val="TableGrid"/>
+        <w:tblW w:w="0" w:type="auto"/>
+        <w:tblLook w:val="04A0" w:firstRow="1" w:lastRow="0" w:firstColumn="1" w:lastColumn="0" w:noHBand="0" w:noVBand="1"/>
+      </w:tblPr>
+      <w:tblGrid>
+        <w:gridCol w:w="2078"/>
+        <w:gridCol w:w="780"/>
+        <w:gridCol w:w="3208"/>
+        <w:gridCol w:w="2937"/>
+      </w:tblGrid>
+      <w:tr>
+        <w:tc>
+          <w:tcPr>
+            <w:tcW w:w="0" w:type="auto"/>
+          </w:tcPr>
+          <w:p>
+            <w:pPr>
+              <w:spacing w:before="40" w:after="40" w:line="252" w:lineRule="auto"/>
+              <w:jc w:val="center"/>
+              <w:rPr>
+                <w:rFonts w:eastAsiaTheme="minorHAnsi" w:cstheme="minorBidi"/>
+                <w:color w:val="000000" w:themeColor="text1"/>
+                <w:szCs w:val="26"/>
+                <w:lang w:eastAsia="en-US"/>
+              </w:rPr>
+            </w:pPr>
+            <w:r>
+              <w:rPr>
+                <w:b/>
+                <w:color w:val="000000" w:themeColor="text1"/>
+                <w:szCs w:val="26"/>
+                <w:lang w:eastAsia="en-US"/>
+              </w:rPr>
+              <w:t>Hoạt động</w:t>
+            </w:r>
+          </w:p>
+        </w:tc>
+        <w:tc>
+          <w:tcPr>
+            <w:tcW w:w="0" w:type="auto"/>
+          </w:tcPr>
+          <w:p>
+            <w:pPr>
+              <w:spacing w:before="40" w:after="40" w:line="252" w:lineRule="auto"/>
+              <w:jc w:val="center"/>
+              <w:rPr>
+                <w:rFonts w:eastAsiaTheme="minorHAnsi" w:cstheme="minorBidi"/>
+                <w:color w:val="000000" w:themeColor="text1"/>
+                <w:szCs w:val="26"/>
+                <w:lang w:eastAsia="en-US"/>
+              </w:rPr>
+            </w:pPr>
+            <w:r>
+              <w:rPr>
+                <w:b/>
+                <w:color w:val="000000" w:themeColor="text1"/>
+                <w:szCs w:val="26"/>
+                <w:lang w:eastAsia="en-US"/>
+              </w:rPr>
+              <w:t>Loại</w:t>
+            </w:r>
+          </w:p>
+        </w:tc>
+        <w:tc>
+          <w:tcPr>
+            <w:tcW w:w="0" w:type="auto"/>
+          </w:tcPr>
+          <w:p>
+            <w:pPr>
+              <w:spacing w:before="40" w:after="40" w:line="252" w:lineRule="auto"/>
+              <w:jc w:val="center"/>
+              <w:rPr>
+                <w:rFonts w:eastAsiaTheme="minorHAnsi" w:cstheme="minorBidi"/>
+                <w:color w:val="000000" w:themeColor="text1"/>
+                <w:szCs w:val="26"/>
+                <w:lang w:eastAsia="en-US"/>
+              </w:rPr>
+            </w:pPr>
+            <w:r>
+              <w:rPr>
+                <w:b/>
+                <w:color w:val="000000" w:themeColor="text1"/>
+                <w:szCs w:val="26"/>
+                <w:lang w:eastAsia="en-US"/>
+              </w:rPr>
+              <w:t>Lý do phân loại</w:t>
+            </w:r>
+          </w:p>
+        </w:tc>
+        <w:tc>
+          <w:tcPr>
+            <w:tcW w:w="0" w:type="auto"/>
+          </w:tcPr>
+          <w:p>
+            <w:pPr>
+              <w:spacing w:before="40" w:after="40" w:line="252" w:lineRule="auto"/>
+              <w:jc w:val="center"/>
+              <w:rPr>
+                <w:rFonts w:eastAsiaTheme="minorHAnsi" w:cstheme="minorBidi"/>
+                <w:color w:val="000000" w:themeColor="text1"/>
+                <w:szCs w:val="26"/>
+                <w:lang w:eastAsia="en-US"/>
+              </w:rPr>
+            </w:pPr>
+            <w:r>
+              <w:rPr>
+                <w:b/>
+                <w:color w:val="000000" w:themeColor="text1"/>
+                <w:szCs w:val="26"/>
+                <w:lang w:eastAsia="en-US"/>
+              </w:rPr>
+              <w:t>Xử lý đề xuất</w:t>
+            </w:r>
+          </w:p>
+        </w:tc>
+      </w:tr>
+      <w:tr>
+        <w:tc>
+          <w:tcPr>
+            <w:tcW w:w="0" w:type="auto"/>
+            <w:vAlign w:val="center"/>
+          </w:tcPr>
+          <w:p>
+            <w:pPr>
+              <w:spacing w:before="40" w:after="40" w:line="252" w:lineRule="auto"/>
+              <w:rPr>
+                <w:rFonts w:eastAsiaTheme="minorHAnsi" w:cstheme="minorBidi"/>
+                <w:color w:val="000000" w:themeColor="text1"/>
+                <w:szCs w:val="26"/>
+                <w:lang w:eastAsia="en-US"/>
+              </w:rPr>
+            </w:pPr>
+            <w:r>
+              <w:rPr>
+                <w:color w:val="000000" w:themeColor="text1"/>
+                <w:szCs w:val="26"/>
+                <w:lang w:eastAsia="en-US"/>
+              </w:rPr>
+              <w:t>Xếp hàng/chờ nhận đơn</w:t>
+            </w:r>
+          </w:p>
+        </w:tc>
+        <w:tc>
+          <w:tcPr>
+            <w:tcW w:w="0" w:type="auto"/>
+            <w:vAlign w:val="center"/>
+          </w:tcPr>
+          <w:p>
+            <w:pPr>
+              <w:spacing w:before="40" w:after="40" w:line="252" w:lineRule="auto"/>
+              <w:jc w:val="center"/>
+              <w:rPr>
+                <w:rFonts w:eastAsiaTheme="minorHAnsi" w:cstheme="minorBidi"/>
+                <w:color w:val="000000" w:themeColor="text1"/>
+                <w:szCs w:val="26"/>
+                <w:lang w:eastAsia="en-US"/>
+              </w:rPr>
+            </w:pPr>
+            <w:r>
+              <w:rPr>
+                <w:color w:val="000000" w:themeColor="text1"/>
+                <w:szCs w:val="26"/>
+                <w:lang w:eastAsia="en-US"/>
+              </w:rPr>
+              <w:t>NVA</w:t>
+            </w:r>
+          </w:p>
+        </w:tc>
+        <w:tc>
+          <w:tcPr>
+            <w:tcW w:w="0" w:type="auto"/>
+            <w:vAlign w:val="center"/>
+          </w:tcPr>
+          <w:p>
+            <w:pPr>
+              <w:spacing w:before="40" w:after="40" w:line="252" w:lineRule="auto"/>
+              <w:jc w:val="both"/>
+              <w:rPr>
+                <w:rFonts w:eastAsiaTheme="minorHAnsi" w:cstheme="minorBidi"/>
+                <w:color w:val="000000" w:themeColor="text1"/>
+                <w:szCs w:val="26"/>
+                <w:lang w:eastAsia="en-US"/>
+              </w:rPr>
+            </w:pPr>
+            <w:r>
+              <w:rPr>
+                <w:color w:val="000000" w:themeColor="text1"/>
+                <w:szCs w:val="26"/>
+                <w:lang w:eastAsia="en-US"/>
+              </w:rPr>
+              <w:t>Không biến đổi sản phẩm; khách không muốn trả cho thời gian chờ.</w:t>
+            </w:r>
+          </w:p>
+        </w:tc>
+        <w:tc>
+          <w:tcPr>
+            <w:tcW w:w="0" w:type="auto"/>
+            <w:vAlign w:val="center"/>
+          </w:tcPr>
+          <w:p>
+            <w:pPr>
+              <w:spacing w:before="40" w:after="40" w:line="252" w:lineRule="auto"/>
+              <w:jc w:val="both"/>
+              <w:rPr>
+                <w:rFonts w:eastAsiaTheme="minorHAnsi" w:cstheme="minorBidi"/>
+                <w:color w:val="000000" w:themeColor="text1"/>
+                <w:szCs w:val="26"/>
+                <w:lang w:eastAsia="en-US"/>
+              </w:rPr>
+            </w:pPr>
+            <w:r>
+              <w:rPr>
+                <w:color w:val="000000" w:themeColor="text1"/>
+                <w:szCs w:val="26"/>
+                <w:lang w:eastAsia="en-US"/>
+              </w:rPr>
+              <w:t>Hàng chờ số hóa, dự báo tải, tách quầy pickup.</w:t>
+            </w:r>
+          </w:p>
+        </w:tc>
+      </w:tr>
+      <w:tr>
+        <w:tc>
+          <w:tcPr>
+            <w:tcW w:w="0" w:type="auto"/>
+            <w:vAlign w:val="center"/>
+          </w:tcPr>
+          <w:p>
+            <w:pPr>
+              <w:spacing w:before="40" w:after="40" w:line="252" w:lineRule="auto"/>
+              <w:rPr>
+                <w:rFonts w:eastAsiaTheme="minorHAnsi" w:cstheme="minorBidi"/>
+                <w:color w:val="000000" w:themeColor="text1"/>
+                <w:szCs w:val="26"/>
+                <w:lang w:eastAsia="en-US"/>
+              </w:rPr>
+            </w:pPr>
+            <w:r>
+              <w:rPr>
+                <w:color w:val="000000" w:themeColor="text1"/>
+                <w:szCs w:val="26"/>
+                <w:lang w:eastAsia="en-US"/>
+              </w:rPr>
+              <w:t>Nhập POS và xác thực thanh toán</w:t>
+            </w:r>
+          </w:p>
+        </w:tc>
+        <w:tc>
+          <w:tcPr>
+            <w:tcW w:w="0" w:type="auto"/>
+            <w:vAlign w:val="center"/>
+          </w:tcPr>
+          <w:p>
+            <w:pPr>
+              <w:spacing w:before="40" w:after="40" w:line="252" w:lineRule="auto"/>
+              <w:jc w:val="center"/>
+              <w:rPr>
+                <w:rFonts w:eastAsiaTheme="minorHAnsi" w:cstheme="minorBidi"/>
+                <w:color w:val="000000" w:themeColor="text1"/>
+                <w:szCs w:val="26"/>
+                <w:lang w:eastAsia="en-US"/>
+              </w:rPr>
+            </w:pPr>
+            <w:r>
+              <w:rPr>
+                <w:color w:val="000000" w:themeColor="text1"/>
+                <w:szCs w:val="26"/>
+                <w:lang w:eastAsia="en-US"/>
+              </w:rPr>
+              <w:t>BVA</w:t>
+            </w:r>
+          </w:p>
+        </w:tc>
+        <w:tc>
+          <w:tcPr>
+            <w:tcW w:w="0" w:type="auto"/>
+            <w:vAlign w:val="center"/>
+          </w:tcPr>
+          <w:p>
+            <w:pPr>
+              <w:spacing w:before="40" w:after="40" w:line="252" w:lineRule="auto"/>
+              <w:jc w:val="both"/>
+              <w:rPr>
+                <w:rFonts w:eastAsiaTheme="minorHAnsi" w:cstheme="minorBidi"/>
+                <w:color w:val="000000" w:themeColor="text1"/>
+                <w:szCs w:val="26"/>
+                <w:lang w:eastAsia="en-US"/>
+              </w:rPr>
+            </w:pPr>
+            <w:r>
+              <w:rPr>
+                <w:color w:val="000000" w:themeColor="text1"/>
+                <w:szCs w:val="26"/>
+                <w:lang w:eastAsia="en-US"/>
+              </w:rPr>
+              <w:t>Bắt buộc để ghi nhận giao dịch và kiểm soát tiền.</w:t>
+            </w:r>
+          </w:p>
+        </w:tc>
+        <w:tc>
+          <w:tcPr>
+            <w:tcW w:w="0" w:type="auto"/>
+            <w:vAlign w:val="center"/>
+          </w:tcPr>
+          <w:p>
+            <w:pPr>
+              <w:spacing w:before="40" w:after="40" w:line="252" w:lineRule="auto"/>
+              <w:jc w:val="both"/>
+              <w:rPr>
+                <w:rFonts w:eastAsiaTheme="minorHAnsi" w:cstheme="minorBidi"/>
+                <w:color w:val="000000" w:themeColor="text1"/>
+                <w:szCs w:val="26"/>
+                <w:lang w:eastAsia="en-US"/>
+              </w:rPr>
+            </w:pPr>
+            <w:r>
+              <w:rPr>
+                <w:color w:val="000000" w:themeColor="text1"/>
+                <w:szCs w:val="26"/>
+                <w:lang w:eastAsia="en-US"/>
+              </w:rPr>
+              <w:t>Tích hợp ví/QR, tự động điền thông tin thành viên.</w:t>
+            </w:r>
+          </w:p>
+        </w:tc>
+      </w:tr>
+      <w:tr>
+        <w:tc>
+          <w:tcPr>
+            <w:tcW w:w="0" w:type="auto"/>
+            <w:vAlign w:val="center"/>
+          </w:tcPr>
+          <w:p>
+            <w:pPr>
+              <w:spacing w:before="40" w:after="40" w:line="252" w:lineRule="auto"/>
+              <w:rPr>
+                <w:rFonts w:eastAsiaTheme="minorHAnsi" w:cstheme="minorBidi"/>
+                <w:color w:val="000000" w:themeColor="text1"/>
+                <w:szCs w:val="26"/>
+                <w:lang w:eastAsia="en-US"/>
+              </w:rPr>
+            </w:pPr>
+            <w:r>
+              <w:rPr>
+                <w:color w:val="000000" w:themeColor="text1"/>
+                <w:szCs w:val="26"/>
+                <w:lang w:eastAsia="en-US"/>
+              </w:rPr>
+              <w:t>In tem/hiển thị KDS</w:t>
+            </w:r>
+          </w:p>
+        </w:tc>
+        <w:tc>
+          <w:tcPr>
+            <w:tcW w:w="0" w:type="auto"/>
+            <w:vAlign w:val="center"/>
+          </w:tcPr>
+          <w:p>
+            <w:pPr>
+              <w:spacing w:before="40" w:after="40" w:line="252" w:lineRule="auto"/>
+              <w:jc w:val="center"/>
+              <w:rPr>
+                <w:rFonts w:eastAsiaTheme="minorHAnsi" w:cstheme="minorBidi"/>
+                <w:color w:val="000000" w:themeColor="text1"/>
+                <w:szCs w:val="26"/>
+                <w:lang w:eastAsia="en-US"/>
+              </w:rPr>
+            </w:pPr>
+            <w:r>
+              <w:rPr>
+                <w:color w:val="000000" w:themeColor="text1"/>
+                <w:szCs w:val="26"/>
+                <w:lang w:eastAsia="en-US"/>
+              </w:rPr>
+              <w:t>BVA</w:t>
+            </w:r>
+          </w:p>
+        </w:tc>
+        <w:tc>
+          <w:tcPr>
+            <w:tcW w:w="0" w:type="auto"/>
+            <w:vAlign w:val="center"/>
+          </w:tcPr>
+          <w:p>
+            <w:pPr>
+              <w:spacing w:before="40" w:after="40" w:line="252" w:lineRule="auto"/>
+              <w:jc w:val="both"/>
+              <w:rPr>
+                <w:rFonts w:eastAsiaTheme="minorHAnsi" w:cstheme="minorBidi"/>
+                <w:color w:val="000000" w:themeColor="text1"/>
+                <w:szCs w:val="26"/>
+                <w:lang w:eastAsia="en-US"/>
+              </w:rPr>
+            </w:pPr>
+            <w:r>
+              <w:rPr>
+                <w:color w:val="000000" w:themeColor="text1"/>
+                <w:szCs w:val="26"/>
+                <w:lang w:eastAsia="en-US"/>
+              </w:rPr>
+              <w:t>Điều phối thông tin nhưng không trực tiếp làm đồ uống tốt hơn.</w:t>
+            </w:r>
+          </w:p>
+        </w:tc>
+        <w:tc>
+          <w:tcPr>
+            <w:tcW w:w="0" w:type="auto"/>
+            <w:vAlign w:val="center"/>
+          </w:tcPr>
+          <w:p>
+            <w:pPr>
+              <w:spacing w:before="40" w:after="40" w:line="252" w:lineRule="auto"/>
+              <w:jc w:val="both"/>
+              <w:rPr>
+                <w:rFonts w:eastAsiaTheme="minorHAnsi" w:cstheme="minorBidi"/>
+                <w:color w:val="000000" w:themeColor="text1"/>
+                <w:szCs w:val="26"/>
+                <w:lang w:eastAsia="en-US"/>
+              </w:rPr>
+            </w:pPr>
+            <w:r>
+              <w:rPr>
+                <w:color w:val="000000" w:themeColor="text1"/>
+                <w:szCs w:val="26"/>
+                <w:lang w:eastAsia="en-US"/>
+              </w:rPr>
+              <w:t>Một mã đơn xuyên suốt; ưu tiên KDS.</w:t>
+            </w:r>
+          </w:p>
+        </w:tc>
+      </w:tr>
+      <w:tr>
+        <w:tc>
+          <w:tcPr>
+            <w:tcW w:w="0" w:type="auto"/>
+            <w:vAlign w:val="center"/>
+          </w:tcPr>
+          <w:p>
+            <w:pPr>
+              <w:spacing w:before="40" w:after="40" w:line="252" w:lineRule="auto"/>
+              <w:rPr>
+                <w:rFonts w:eastAsiaTheme="minorHAnsi" w:cstheme="minorBidi"/>
+                <w:color w:val="000000" w:themeColor="text1"/>
+                <w:szCs w:val="26"/>
+                <w:lang w:eastAsia="en-US"/>
+              </w:rPr>
+            </w:pPr>
+            <w:r>
+              <w:rPr>
+                <w:color w:val="000000" w:themeColor="text1"/>
+                <w:szCs w:val="26"/>
+                <w:lang w:eastAsia="en-US"/>
+              </w:rPr>
+              <w:t>Lấy nguyên liệu FIFO</w:t>
+            </w:r>
+          </w:p>
+        </w:tc>
+        <w:tc>
+          <w:tcPr>
+            <w:tcW w:w="0" w:type="auto"/>
+            <w:vAlign w:val="center"/>
+          </w:tcPr>
+          <w:p>
+            <w:pPr>
+              <w:spacing w:before="40" w:after="40" w:line="252" w:lineRule="auto"/>
+              <w:jc w:val="center"/>
+              <w:rPr>
+                <w:rFonts w:eastAsiaTheme="minorHAnsi" w:cstheme="minorBidi"/>
+                <w:color w:val="000000" w:themeColor="text1"/>
+                <w:szCs w:val="26"/>
+                <w:lang w:eastAsia="en-US"/>
+              </w:rPr>
+            </w:pPr>
+            <w:r>
+              <w:rPr>
+                <w:color w:val="000000" w:themeColor="text1"/>
+                <w:szCs w:val="26"/>
+                <w:lang w:eastAsia="en-US"/>
+              </w:rPr>
+              <w:t>VA</w:t>
+            </w:r>
+          </w:p>
+        </w:tc>
+        <w:tc>
+          <w:tcPr>
+            <w:tcW w:w="0" w:type="auto"/>
+            <w:vAlign w:val="center"/>
+          </w:tcPr>
+          <w:p>
+            <w:pPr>
+              <w:spacing w:before="40" w:after="40" w:line="252" w:lineRule="auto"/>
+              <w:jc w:val="both"/>
+              <w:rPr>
+                <w:rFonts w:eastAsiaTheme="minorHAnsi" w:cstheme="minorBidi"/>
+                <w:color w:val="000000" w:themeColor="text1"/>
+                <w:szCs w:val="26"/>
+                <w:lang w:eastAsia="en-US"/>
+              </w:rPr>
+            </w:pPr>
+            <w:r>
+              <w:rPr>
+                <w:color w:val="000000" w:themeColor="text1"/>
+                <w:szCs w:val="26"/>
+                <w:lang w:eastAsia="en-US"/>
+              </w:rPr>
+              <w:t>Đảm bảo đúng nguyên liệu và chất lượng khách yêu cầu.</w:t>
+            </w:r>
+          </w:p>
+        </w:tc>
+        <w:tc>
+          <w:tcPr>
+            <w:tcW w:w="0" w:type="auto"/>
+            <w:vAlign w:val="center"/>
+          </w:tcPr>
+          <w:p>
+            <w:pPr>
+              <w:spacing w:before="40" w:after="40" w:line="252" w:lineRule="auto"/>
+              <w:jc w:val="both"/>
+              <w:rPr>
+                <w:rFonts w:eastAsiaTheme="minorHAnsi" w:cstheme="minorBidi"/>
+                <w:color w:val="000000" w:themeColor="text1"/>
+                <w:szCs w:val="26"/>
+                <w:lang w:eastAsia="en-US"/>
+              </w:rPr>
+            </w:pPr>
+            <w:r>
+              <w:rPr>
+                <w:color w:val="000000" w:themeColor="text1"/>
+                <w:szCs w:val="26"/>
+                <w:lang w:eastAsia="en-US"/>
+              </w:rPr>
+              <w:t>Bố trí theo tần suất sử dụng, cảnh báo tồn tại quầy.</w:t>
+            </w:r>
+          </w:p>
+        </w:tc>
+      </w:tr>
+      <w:tr>
+        <w:tc>
+          <w:tcPr>
+            <w:tcW w:w="0" w:type="auto"/>
+            <w:vAlign w:val="center"/>
+          </w:tcPr>
+          <w:p>
+            <w:pPr>
+              <w:spacing w:before="40" w:after="40" w:line="252" w:lineRule="auto"/>
+              <w:rPr>
+                <w:rFonts w:eastAsiaTheme="minorHAnsi" w:cstheme="minorBidi"/>
+                <w:color w:val="000000" w:themeColor="text1"/>
+                <w:szCs w:val="26"/>
+                <w:lang w:eastAsia="en-US"/>
+              </w:rPr>
+            </w:pPr>
+            <w:r>
+              <w:rPr>
+                <w:color w:val="000000" w:themeColor="text1"/>
+                <w:szCs w:val="26"/>
+                <w:lang w:eastAsia="en-US"/>
+              </w:rPr>
+              <w:t>Pha và tùy chỉnh đồ uống</w:t>
+            </w:r>
+          </w:p>
+        </w:tc>
+        <w:tc>
+          <w:tcPr>
+            <w:tcW w:w="0" w:type="auto"/>
+            <w:vAlign w:val="center"/>
+          </w:tcPr>
+          <w:p>
+            <w:pPr>
+              <w:spacing w:before="40" w:after="40" w:line="252" w:lineRule="auto"/>
+              <w:jc w:val="center"/>
+              <w:rPr>
+                <w:rFonts w:eastAsiaTheme="minorHAnsi" w:cstheme="minorBidi"/>
+                <w:color w:val="000000" w:themeColor="text1"/>
+                <w:szCs w:val="26"/>
+                <w:lang w:eastAsia="en-US"/>
+              </w:rPr>
+            </w:pPr>
+            <w:r>
+              <w:rPr>
+                <w:color w:val="000000" w:themeColor="text1"/>
+                <w:szCs w:val="26"/>
+                <w:lang w:eastAsia="en-US"/>
+              </w:rPr>
+              <w:t>VA</w:t>
+            </w:r>
+          </w:p>
+        </w:tc>
+        <w:tc>
+          <w:tcPr>
+            <w:tcW w:w="0" w:type="auto"/>
+            <w:vAlign w:val="center"/>
+          </w:tcPr>
+          <w:p>
+            <w:pPr>
+              <w:spacing w:before="40" w:after="40" w:line="252" w:lineRule="auto"/>
+              <w:jc w:val="both"/>
+              <w:rPr>
+                <w:rFonts w:eastAsiaTheme="minorHAnsi" w:cstheme="minorBidi"/>
+                <w:color w:val="000000" w:themeColor="text1"/>
+                <w:szCs w:val="26"/>
+                <w:lang w:eastAsia="en-US"/>
+              </w:rPr>
+            </w:pPr>
+            <w:r>
+              <w:rPr>
+                <w:color w:val="000000" w:themeColor="text1"/>
+                <w:szCs w:val="26"/>
+                <w:lang w:eastAsia="en-US"/>
+              </w:rPr>
+              <w:t>Biến đổi nguyên liệu thành sản phẩm khách mua.</w:t>
+            </w:r>
+          </w:p>
+        </w:tc>
+        <w:tc>
+          <w:tcPr>
+            <w:tcW w:w="0" w:type="auto"/>
+            <w:vAlign w:val="center"/>
+          </w:tcPr>
+          <w:p>
+            <w:pPr>
+              <w:spacing w:before="40" w:after="40" w:line="252" w:lineRule="auto"/>
+              <w:jc w:val="both"/>
+              <w:rPr>
+                <w:rFonts w:eastAsiaTheme="minorHAnsi" w:cstheme="minorBidi"/>
+                <w:color w:val="000000" w:themeColor="text1"/>
+                <w:szCs w:val="26"/>
+                <w:lang w:eastAsia="en-US"/>
+              </w:rPr>
+            </w:pPr>
+            <w:r>
+              <w:rPr>
+                <w:color w:val="000000" w:themeColor="text1"/>
+                <w:szCs w:val="26"/>
+                <w:lang w:eastAsia="en-US"/>
+              </w:rPr>
+              <w:t>Khóa công thức, dụng cụ định lượng và poka-yoke.</w:t>
+            </w:r>
+          </w:p>
+        </w:tc>
+      </w:tr>
+      <w:tr>
+        <w:tc>
+          <w:tcPr>
+            <w:tcW w:w="0" w:type="auto"/>
+            <w:vAlign w:val="center"/>
+          </w:tcPr>
+          <w:p>
+            <w:pPr>
+              <w:spacing w:before="40" w:after="40" w:line="252" w:lineRule="auto"/>
+              <w:rPr>
+                <w:rFonts w:eastAsiaTheme="minorHAnsi" w:cstheme="minorBidi"/>
+                <w:color w:val="000000" w:themeColor="text1"/>
+                <w:szCs w:val="26"/>
+                <w:lang w:eastAsia="en-US"/>
+              </w:rPr>
+            </w:pPr>
+            <w:r>
+              <w:rPr>
+                <w:color w:val="000000" w:themeColor="text1"/>
+                <w:szCs w:val="26"/>
+                <w:lang w:eastAsia="en-US"/>
+              </w:rPr>
+              <w:t>QC và niêm phong</w:t>
+            </w:r>
+          </w:p>
+        </w:tc>
+        <w:tc>
+          <w:tcPr>
+            <w:tcW w:w="0" w:type="auto"/>
+            <w:vAlign w:val="center"/>
+          </w:tcPr>
+          <w:p>
+            <w:pPr>
+              <w:spacing w:before="40" w:after="40" w:line="252" w:lineRule="auto"/>
+              <w:jc w:val="center"/>
+              <w:rPr>
+                <w:rFonts w:eastAsiaTheme="minorHAnsi" w:cstheme="minorBidi"/>
+                <w:color w:val="000000" w:themeColor="text1"/>
+                <w:szCs w:val="26"/>
+                <w:lang w:eastAsia="en-US"/>
+              </w:rPr>
+            </w:pPr>
+            <w:r>
+              <w:rPr>
+                <w:color w:val="000000" w:themeColor="text1"/>
+                <w:szCs w:val="26"/>
+                <w:lang w:eastAsia="en-US"/>
+              </w:rPr>
+              <w:t>BVA</w:t>
+            </w:r>
+          </w:p>
+        </w:tc>
+        <w:tc>
+          <w:tcPr>
+            <w:tcW w:w="0" w:type="auto"/>
+            <w:vAlign w:val="center"/>
+          </w:tcPr>
+          <w:p>
+            <w:pPr>
+              <w:spacing w:before="40" w:after="40" w:line="252" w:lineRule="auto"/>
+              <w:jc w:val="both"/>
+              <w:rPr>
+                <w:rFonts w:eastAsiaTheme="minorHAnsi" w:cstheme="minorBidi"/>
+                <w:color w:val="000000" w:themeColor="text1"/>
+                <w:szCs w:val="26"/>
+                <w:lang w:eastAsia="en-US"/>
+              </w:rPr>
+            </w:pPr>
+            <w:r>
+              <w:rPr>
+                <w:color w:val="000000" w:themeColor="text1"/>
+                <w:szCs w:val="26"/>
+                <w:lang w:eastAsia="en-US"/>
+              </w:rPr>
+              <w:t>Bảo đảm tiêu chuẩn, an toàn và giảm rủi ro.</w:t>
+            </w:r>
+          </w:p>
+        </w:tc>
+        <w:tc>
+          <w:tcPr>
+            <w:tcW w:w="0" w:type="auto"/>
+            <w:vAlign w:val="center"/>
+          </w:tcPr>
+          <w:p>
+            <w:pPr>
+              <w:spacing w:before="40" w:after="40" w:line="252" w:lineRule="auto"/>
+              <w:jc w:val="both"/>
+              <w:rPr>
+                <w:rFonts w:eastAsiaTheme="minorHAnsi" w:cstheme="minorBidi"/>
+                <w:color w:val="000000" w:themeColor="text1"/>
+                <w:szCs w:val="26"/>
+                <w:lang w:eastAsia="en-US"/>
+              </w:rPr>
+            </w:pPr>
+            <w:r>
+              <w:rPr>
+                <w:color w:val="000000" w:themeColor="text1"/>
+                <w:szCs w:val="26"/>
+                <w:lang w:eastAsia="en-US"/>
+              </w:rPr>
+              <w:t>Checklist điện tử ngắn theo rủi ro.</w:t>
+            </w:r>
+          </w:p>
+        </w:tc>
+      </w:tr>
+      <w:tr>
+        <w:tc>
+          <w:tcPr>
+            <w:tcW w:w="0" w:type="auto"/>
+            <w:vAlign w:val="center"/>
+          </w:tcPr>
+          <w:p>
+            <w:pPr>
+              <w:spacing w:before="40" w:after="40" w:line="252" w:lineRule="auto"/>
+              <w:rPr>
+                <w:rFonts w:eastAsiaTheme="minorHAnsi" w:cstheme="minorBidi"/>
+                <w:color w:val="000000" w:themeColor="text1"/>
+                <w:szCs w:val="26"/>
+                <w:lang w:eastAsia="en-US"/>
+              </w:rPr>
+            </w:pPr>
+            <w:r>
+              <w:rPr>
+                <w:color w:val="000000" w:themeColor="text1"/>
+                <w:szCs w:val="26"/>
+                <w:lang w:eastAsia="en-US"/>
+              </w:rPr>
+              <w:t>Chờ gọi số</w:t>
+            </w:r>
+          </w:p>
+        </w:tc>
+        <w:tc>
+          <w:tcPr>
+            <w:tcW w:w="0" w:type="auto"/>
+            <w:vAlign w:val="center"/>
+          </w:tcPr>
+          <w:p>
+            <w:pPr>
+              <w:spacing w:before="40" w:after="40" w:line="252" w:lineRule="auto"/>
+              <w:jc w:val="center"/>
+              <w:rPr>
+                <w:rFonts w:eastAsiaTheme="minorHAnsi" w:cstheme="minorBidi"/>
+                <w:color w:val="000000" w:themeColor="text1"/>
+                <w:szCs w:val="26"/>
+                <w:lang w:eastAsia="en-US"/>
+              </w:rPr>
+            </w:pPr>
+            <w:r>
+              <w:rPr>
+                <w:color w:val="000000" w:themeColor="text1"/>
+                <w:szCs w:val="26"/>
+                <w:lang w:eastAsia="en-US"/>
+              </w:rPr>
+              <w:t>NVA</w:t>
+            </w:r>
+          </w:p>
+        </w:tc>
+        <w:tc>
+          <w:tcPr>
+            <w:tcW w:w="0" w:type="auto"/>
+            <w:vAlign w:val="center"/>
+          </w:tcPr>
+          <w:p>
+            <w:pPr>
+              <w:spacing w:before="40" w:after="40" w:line="252" w:lineRule="auto"/>
+              <w:jc w:val="both"/>
+              <w:rPr>
+                <w:rFonts w:eastAsiaTheme="minorHAnsi" w:cstheme="minorBidi"/>
+                <w:color w:val="000000" w:themeColor="text1"/>
+                <w:szCs w:val="26"/>
+                <w:lang w:eastAsia="en-US"/>
+              </w:rPr>
+            </w:pPr>
+            <w:r>
+              <w:rPr>
+                <w:color w:val="000000" w:themeColor="text1"/>
+                <w:szCs w:val="26"/>
+                <w:lang w:eastAsia="en-US"/>
+              </w:rPr>
+              <w:t>Là thời gian chờ thuần túy sau khi đồ uống hoàn tất.</w:t>
+            </w:r>
+          </w:p>
+        </w:tc>
+        <w:tc>
+          <w:tcPr>
+            <w:tcW w:w="0" w:type="auto"/>
+            <w:vAlign w:val="center"/>
+          </w:tcPr>
+          <w:p>
+            <w:pPr>
+              <w:spacing w:before="40" w:after="40" w:line="252" w:lineRule="auto"/>
+              <w:jc w:val="both"/>
+              <w:rPr>
+                <w:rFonts w:eastAsiaTheme="minorHAnsi" w:cstheme="minorBidi"/>
+                <w:color w:val="000000" w:themeColor="text1"/>
+                <w:szCs w:val="26"/>
+                <w:lang w:eastAsia="en-US"/>
+              </w:rPr>
+            </w:pPr>
+            <w:r>
+              <w:rPr>
+                <w:color w:val="000000" w:themeColor="text1"/>
+                <w:szCs w:val="26"/>
+                <w:lang w:eastAsia="en-US"/>
+              </w:rPr>
+              <w:t>Màn hình gọi số và thông báo trạng thái đơn.</w:t>
+            </w:r>
+          </w:p>
+        </w:tc>
+      </w:tr>
+      <w:tr>
+        <w:tc>
+          <w:tcPr>
+            <w:tcW w:w="0" w:type="auto"/>
+            <w:vAlign w:val="center"/>
+          </w:tcPr>
+          <w:p>
+            <w:pPr>
+              <w:spacing w:before="40" w:after="40" w:line="252" w:lineRule="auto"/>
+              <w:rPr>
+                <w:rFonts w:eastAsiaTheme="minorHAnsi" w:cstheme="minorBidi"/>
+                <w:color w:val="000000" w:themeColor="text1"/>
+                <w:szCs w:val="26"/>
+                <w:lang w:eastAsia="en-US"/>
+              </w:rPr>
+            </w:pPr>
+            <w:r>
+              <w:rPr>
+                <w:color w:val="000000" w:themeColor="text1"/>
+                <w:szCs w:val="26"/>
+                <w:lang w:eastAsia="en-US"/>
+              </w:rPr>
+              <w:t>Đóng đơn và tích điểm CRM</w:t>
+            </w:r>
+          </w:p>
+        </w:tc>
+        <w:tc>
+          <w:tcPr>
+            <w:tcW w:w="0" w:type="auto"/>
+            <w:vAlign w:val="center"/>
+          </w:tcPr>
+          <w:p>
+            <w:pPr>
+              <w:spacing w:before="40" w:after="40" w:line="252" w:lineRule="auto"/>
+              <w:jc w:val="center"/>
+              <w:rPr>
+                <w:rFonts w:eastAsiaTheme="minorHAnsi" w:cstheme="minorBidi"/>
+                <w:color w:val="000000" w:themeColor="text1"/>
+                <w:szCs w:val="26"/>
+                <w:lang w:eastAsia="en-US"/>
+              </w:rPr>
+            </w:pPr>
+            <w:r>
+              <w:rPr>
+                <w:color w:val="000000" w:themeColor="text1"/>
+                <w:szCs w:val="26"/>
+                <w:lang w:eastAsia="en-US"/>
+              </w:rPr>
+              <w:t>BVA</w:t>
+            </w:r>
+          </w:p>
+        </w:tc>
+        <w:tc>
+          <w:tcPr>
+            <w:tcW w:w="0" w:type="auto"/>
+            <w:vAlign w:val="center"/>
+          </w:tcPr>
+          <w:p>
+            <w:pPr>
+              <w:spacing w:before="40" w:after="40" w:line="252" w:lineRule="auto"/>
+              <w:jc w:val="both"/>
+              <w:rPr>
+                <w:rFonts w:eastAsiaTheme="minorHAnsi" w:cstheme="minorBidi"/>
+                <w:color w:val="000000" w:themeColor="text1"/>
+                <w:szCs w:val="26"/>
+                <w:lang w:eastAsia="en-US"/>
+              </w:rPr>
+            </w:pPr>
+            <w:r>
+              <w:rPr>
+                <w:color w:val="000000" w:themeColor="text1"/>
+                <w:szCs w:val="26"/>
+                <w:lang w:eastAsia="en-US"/>
+              </w:rPr>
+              <w:t>Cần cho kế toán và quan hệ khách hàng.</w:t>
+            </w:r>
+          </w:p>
+        </w:tc>
+        <w:tc>
+          <w:tcPr>
+            <w:tcW w:w="0" w:type="auto"/>
+            <w:vAlign w:val="center"/>
+          </w:tcPr>
+          <w:p>
+            <w:pPr>
+              <w:spacing w:before="40" w:after="40" w:line="252" w:lineRule="auto"/>
+              <w:jc w:val="both"/>
+              <w:rPr>
+                <w:rFonts w:eastAsiaTheme="minorHAnsi" w:cstheme="minorBidi"/>
+                <w:color w:val="000000" w:themeColor="text1"/>
+                <w:szCs w:val="26"/>
+                <w:lang w:eastAsia="en-US"/>
+              </w:rPr>
+            </w:pPr>
+            <w:r>
+              <w:rPr>
+                <w:color w:val="000000" w:themeColor="text1"/>
+                <w:szCs w:val="26"/>
+                <w:lang w:eastAsia="en-US"/>
+              </w:rPr>
+              <w:t>Đóng tự động khi bàn giao/shipper xác nhận.</w:t>
+            </w:r>
+          </w:p>
+        </w:tc>
+      </w:tr>
+    </w:tbl>
+    <w:p/>
+    <w:p>
+      <w:pPr>
+        <w:pStyle w:val="Heading4"/>
+      </w:pPr>
+      <w:r>
+        <w:lastRenderedPageBreak/>
+        <w:t xml:space="preserve">Phân tích sự lãng phí </w:t>
+      </w:r>
+    </w:p>
+    <w:p>
+      <w:pPr>
+        <w:pStyle w:val="Caption"/>
+      </w:pPr>
+      <w:r>
+        <w:t xml:space="preserve">Bảng </w:t>
+      </w:r>
+      <w:fldSimple w:instr=" STYLEREF 1 \s ">
+        <w:r>
+          <w:rPr>
+            <w:noProof/>
+          </w:rPr>
+          <w:t>5</w:t>
+        </w:r>
+      </w:fldSimple>
+      <w:r>
+        <w:t>.</w:t>
+      </w:r>
+      <w:fldSimple w:instr=" SEQ Bảng \* ARABIC \s 1 ">
+        <w:r>
+          <w:rPr>
+            <w:noProof/>
+          </w:rPr>
+          <w:t>2</w:t>
+        </w:r>
+      </w:fldSimple>
+      <w:r>
+        <w:t>. Phân tích lãng phí của quy trình</w:t>
+      </w:r>
+    </w:p>
+    <w:tbl>
+      <w:tblPr>
+        <w:tblStyle w:val="TableGrid"/>
+        <w:tblW w:w="0" w:type="auto"/>
+        <w:tblLook w:val="04A0" w:firstRow="1" w:lastRow="0" w:firstColumn="1" w:lastColumn="0" w:noHBand="0" w:noVBand="1"/>
+      </w:tblPr>
+      <w:tblGrid>
+        <w:gridCol w:w="996"/>
+        <w:gridCol w:w="2359"/>
+        <w:gridCol w:w="2125"/>
+        <w:gridCol w:w="1858"/>
+        <w:gridCol w:w="1665"/>
+      </w:tblGrid>
+      <w:tr>
+        <w:tc>
+          <w:tcPr>
+            <w:tcW w:w="0" w:type="auto"/>
+            <w:vAlign w:val="center"/>
+          </w:tcPr>
+          <w:p>
+            <w:pPr>
+              <w:spacing w:before="0" w:after="40" w:line="252" w:lineRule="auto"/>
+              <w:jc w:val="center"/>
+              <w:rPr>
+                <w:rFonts w:eastAsiaTheme="minorHAnsi" w:cstheme="minorBidi"/>
+                <w:color w:val="000000" w:themeColor="text1"/>
+                <w:szCs w:val="26"/>
+                <w:lang w:eastAsia="en-US"/>
+              </w:rPr>
+            </w:pPr>
+            <w:r>
+              <w:rPr>
+                <w:b/>
+                <w:color w:val="000000" w:themeColor="text1"/>
+                <w:szCs w:val="26"/>
+                <w:lang w:eastAsia="en-US"/>
+              </w:rPr>
+              <w:t>Loại</w:t>
+            </w:r>
+          </w:p>
+        </w:tc>
+        <w:tc>
+          <w:tcPr>
+            <w:tcW w:w="0" w:type="auto"/>
+            <w:vAlign w:val="center"/>
+          </w:tcPr>
+          <w:p>
+            <w:pPr>
+              <w:spacing w:before="0" w:after="40" w:line="252" w:lineRule="auto"/>
+              <w:jc w:val="center"/>
+              <w:rPr>
+                <w:rFonts w:eastAsiaTheme="minorHAnsi" w:cstheme="minorBidi"/>
+                <w:color w:val="000000" w:themeColor="text1"/>
+                <w:szCs w:val="26"/>
+                <w:lang w:eastAsia="en-US"/>
+              </w:rPr>
+            </w:pPr>
+            <w:r>
+              <w:rPr>
+                <w:b/>
+                <w:color w:val="000000" w:themeColor="text1"/>
+                <w:szCs w:val="26"/>
+                <w:lang w:eastAsia="en-US"/>
+              </w:rPr>
+              <w:t>Biểu hiện</w:t>
+            </w:r>
+          </w:p>
+        </w:tc>
+        <w:tc>
+          <w:tcPr>
+            <w:tcW w:w="0" w:type="auto"/>
+            <w:vAlign w:val="center"/>
+          </w:tcPr>
+          <w:p>
+            <w:pPr>
+              <w:spacing w:before="0" w:after="40" w:line="252" w:lineRule="auto"/>
+              <w:jc w:val="center"/>
+              <w:rPr>
+                <w:rFonts w:eastAsiaTheme="minorHAnsi" w:cstheme="minorBidi"/>
+                <w:color w:val="000000" w:themeColor="text1"/>
+                <w:szCs w:val="26"/>
+                <w:lang w:eastAsia="en-US"/>
+              </w:rPr>
+            </w:pPr>
+            <w:r>
+              <w:rPr>
+                <w:b/>
+                <w:color w:val="000000" w:themeColor="text1"/>
+                <w:szCs w:val="26"/>
+                <w:lang w:eastAsia="en-US"/>
+              </w:rPr>
+              <w:t>Nguyên nhân</w:t>
+            </w:r>
+          </w:p>
+        </w:tc>
+        <w:tc>
+          <w:tcPr>
+            <w:tcW w:w="1858" w:type="dxa"/>
+            <w:vAlign w:val="center"/>
+          </w:tcPr>
+          <w:p>
+            <w:pPr>
+              <w:spacing w:before="0" w:after="40" w:line="252" w:lineRule="auto"/>
+              <w:jc w:val="center"/>
+              <w:rPr>
+                <w:rFonts w:eastAsiaTheme="minorHAnsi" w:cstheme="minorBidi"/>
+                <w:color w:val="000000" w:themeColor="text1"/>
+                <w:szCs w:val="26"/>
+                <w:lang w:eastAsia="en-US"/>
+              </w:rPr>
+            </w:pPr>
+            <w:r>
+              <w:rPr>
+                <w:b/>
+                <w:color w:val="000000" w:themeColor="text1"/>
+                <w:szCs w:val="26"/>
+                <w:lang w:eastAsia="en-US"/>
+              </w:rPr>
+              <w:t>Khắc phục</w:t>
+            </w:r>
+          </w:p>
+        </w:tc>
+        <w:tc>
+          <w:tcPr>
+            <w:tcW w:w="1665" w:type="dxa"/>
+            <w:vAlign w:val="center"/>
+          </w:tcPr>
+          <w:p>
+            <w:pPr>
+              <w:spacing w:before="0" w:after="40" w:line="252" w:lineRule="auto"/>
+              <w:jc w:val="center"/>
+              <w:rPr>
+                <w:rFonts w:eastAsiaTheme="minorHAnsi" w:cstheme="minorBidi"/>
+                <w:color w:val="000000" w:themeColor="text1"/>
+                <w:szCs w:val="26"/>
+                <w:lang w:eastAsia="en-US"/>
+              </w:rPr>
+            </w:pPr>
+            <w:r>
+              <w:rPr>
+                <w:b/>
+                <w:color w:val="000000" w:themeColor="text1"/>
+                <w:szCs w:val="26"/>
+                <w:lang w:eastAsia="en-US"/>
+              </w:rPr>
+              <w:t>KPI</w:t>
+            </w:r>
+          </w:p>
+        </w:tc>
+      </w:tr>
+      <w:tr>
+        <w:tc>
+          <w:tcPr>
+            <w:tcW w:w="0" w:type="auto"/>
+            <w:vAlign w:val="center"/>
+          </w:tcPr>
+          <w:p>
+            <w:pPr>
+              <w:spacing w:before="0" w:after="40" w:line="252" w:lineRule="auto"/>
+              <w:jc w:val="center"/>
+              <w:rPr>
+                <w:rFonts w:eastAsiaTheme="minorHAnsi" w:cstheme="minorBidi"/>
+                <w:color w:val="000000" w:themeColor="text1"/>
+                <w:szCs w:val="26"/>
+                <w:lang w:eastAsia="en-US"/>
+              </w:rPr>
+            </w:pPr>
+            <w:r>
+              <w:rPr>
+                <w:color w:val="000000" w:themeColor="text1"/>
+                <w:szCs w:val="26"/>
+                <w:lang w:eastAsia="en-US"/>
+              </w:rPr>
+              <w:t>Hold</w:t>
+            </w:r>
+          </w:p>
+        </w:tc>
+        <w:tc>
+          <w:tcPr>
+            <w:tcW w:w="0" w:type="auto"/>
+            <w:vAlign w:val="center"/>
+          </w:tcPr>
+          <w:p>
+            <w:pPr>
+              <w:spacing w:before="0" w:after="40" w:line="252" w:lineRule="auto"/>
+              <w:rPr>
+                <w:rFonts w:eastAsiaTheme="minorHAnsi" w:cstheme="minorBidi"/>
+                <w:color w:val="000000" w:themeColor="text1"/>
+                <w:szCs w:val="26"/>
+                <w:lang w:eastAsia="en-US"/>
+              </w:rPr>
+            </w:pPr>
+            <w:r>
+              <w:rPr>
+                <w:color w:val="000000" w:themeColor="text1"/>
+                <w:szCs w:val="26"/>
+                <w:lang w:eastAsia="en-US"/>
+              </w:rPr>
+              <w:t>Đơn chờ 210 giây trước khi bắt đầu pha.</w:t>
+            </w:r>
+          </w:p>
+        </w:tc>
+        <w:tc>
+          <w:tcPr>
+            <w:tcW w:w="0" w:type="auto"/>
+            <w:vAlign w:val="center"/>
+          </w:tcPr>
+          <w:p>
+            <w:pPr>
+              <w:spacing w:before="0" w:after="40" w:line="252" w:lineRule="auto"/>
+              <w:rPr>
+                <w:rFonts w:eastAsiaTheme="minorHAnsi" w:cstheme="minorBidi"/>
+                <w:color w:val="000000" w:themeColor="text1"/>
+                <w:szCs w:val="26"/>
+                <w:lang w:eastAsia="en-US"/>
+              </w:rPr>
+            </w:pPr>
+            <w:r>
+              <w:rPr>
+                <w:color w:val="000000" w:themeColor="text1"/>
+                <w:szCs w:val="26"/>
+                <w:lang w:eastAsia="en-US"/>
+              </w:rPr>
+              <w:t>Đơn quầy và online dồn vào một điểm nhận.</w:t>
+            </w:r>
+          </w:p>
+        </w:tc>
+        <w:tc>
+          <w:tcPr>
+            <w:tcW w:w="1858" w:type="dxa"/>
+            <w:vAlign w:val="center"/>
+          </w:tcPr>
+          <w:p>
+            <w:pPr>
+              <w:spacing w:before="0" w:after="40" w:line="252" w:lineRule="auto"/>
+              <w:rPr>
+                <w:rFonts w:eastAsiaTheme="minorHAnsi" w:cstheme="minorBidi"/>
+                <w:color w:val="000000" w:themeColor="text1"/>
+                <w:szCs w:val="26"/>
+                <w:lang w:eastAsia="en-US"/>
+              </w:rPr>
+            </w:pPr>
+            <w:r>
+              <w:rPr>
+                <w:color w:val="000000" w:themeColor="text1"/>
+                <w:szCs w:val="26"/>
+                <w:lang w:eastAsia="en-US"/>
+              </w:rPr>
+              <w:t>KDS, cân bằng tải và giới hạn slot online.</w:t>
+            </w:r>
+          </w:p>
+        </w:tc>
+        <w:tc>
+          <w:tcPr>
+            <w:tcW w:w="1665" w:type="dxa"/>
+            <w:vAlign w:val="center"/>
+          </w:tcPr>
+          <w:p>
+            <w:pPr>
+              <w:spacing w:before="0" w:after="40" w:line="252" w:lineRule="auto"/>
+              <w:rPr>
+                <w:rFonts w:eastAsiaTheme="minorHAnsi" w:cstheme="minorBidi"/>
+                <w:color w:val="000000" w:themeColor="text1"/>
+                <w:szCs w:val="26"/>
+                <w:lang w:eastAsia="en-US"/>
+              </w:rPr>
+            </w:pPr>
+            <w:r>
+              <w:rPr>
+                <w:color w:val="000000" w:themeColor="text1"/>
+                <w:szCs w:val="26"/>
+                <w:lang w:eastAsia="en-US"/>
+              </w:rPr>
+              <w:t>Thời gian chờ P90</w:t>
+            </w:r>
+          </w:p>
+        </w:tc>
+      </w:tr>
+      <w:tr>
+        <w:tc>
+          <w:tcPr>
+            <w:tcW w:w="0" w:type="auto"/>
+            <w:vAlign w:val="center"/>
+          </w:tcPr>
+          <w:p>
+            <w:pPr>
+              <w:spacing w:before="0" w:after="40" w:line="252" w:lineRule="auto"/>
+              <w:jc w:val="center"/>
+              <w:rPr>
+                <w:rFonts w:eastAsiaTheme="minorHAnsi" w:cstheme="minorBidi"/>
+                <w:color w:val="000000" w:themeColor="text1"/>
+                <w:szCs w:val="26"/>
+                <w:lang w:eastAsia="en-US"/>
+              </w:rPr>
+            </w:pPr>
+            <w:r>
+              <w:rPr>
+                <w:color w:val="000000" w:themeColor="text1"/>
+                <w:szCs w:val="26"/>
+                <w:lang w:eastAsia="en-US"/>
+              </w:rPr>
+              <w:t>Move</w:t>
+            </w:r>
+          </w:p>
+        </w:tc>
+        <w:tc>
+          <w:tcPr>
+            <w:tcW w:w="0" w:type="auto"/>
+            <w:vAlign w:val="center"/>
+          </w:tcPr>
+          <w:p>
+            <w:pPr>
+              <w:spacing w:before="0" w:after="40" w:line="252" w:lineRule="auto"/>
+              <w:rPr>
+                <w:rFonts w:eastAsiaTheme="minorHAnsi" w:cstheme="minorBidi"/>
+                <w:color w:val="000000" w:themeColor="text1"/>
+                <w:szCs w:val="26"/>
+                <w:lang w:eastAsia="en-US"/>
+              </w:rPr>
+            </w:pPr>
+            <w:r>
+              <w:rPr>
+                <w:color w:val="000000" w:themeColor="text1"/>
+                <w:szCs w:val="26"/>
+                <w:lang w:eastAsia="en-US"/>
+              </w:rPr>
+              <w:t>Tem, ly và khay di chuyển qua nhiều điểm.</w:t>
+            </w:r>
+          </w:p>
+        </w:tc>
+        <w:tc>
+          <w:tcPr>
+            <w:tcW w:w="0" w:type="auto"/>
+            <w:vAlign w:val="center"/>
+          </w:tcPr>
+          <w:p>
+            <w:pPr>
+              <w:spacing w:before="0" w:after="40" w:line="252" w:lineRule="auto"/>
+              <w:rPr>
+                <w:rFonts w:eastAsiaTheme="minorHAnsi" w:cstheme="minorBidi"/>
+                <w:color w:val="000000" w:themeColor="text1"/>
+                <w:szCs w:val="26"/>
+                <w:lang w:eastAsia="en-US"/>
+              </w:rPr>
+            </w:pPr>
+            <w:r>
+              <w:rPr>
+                <w:color w:val="000000" w:themeColor="text1"/>
+                <w:szCs w:val="26"/>
+                <w:lang w:eastAsia="en-US"/>
+              </w:rPr>
+              <w:t>Bố trí quầy tuyến tính, vật tư phân tán.</w:t>
+            </w:r>
+          </w:p>
+        </w:tc>
+        <w:tc>
+          <w:tcPr>
+            <w:tcW w:w="1858" w:type="dxa"/>
+            <w:vAlign w:val="center"/>
+          </w:tcPr>
+          <w:p>
+            <w:pPr>
+              <w:spacing w:before="0" w:after="40" w:line="252" w:lineRule="auto"/>
+              <w:rPr>
+                <w:rFonts w:eastAsiaTheme="minorHAnsi" w:cstheme="minorBidi"/>
+                <w:color w:val="000000" w:themeColor="text1"/>
+                <w:szCs w:val="26"/>
+                <w:lang w:eastAsia="en-US"/>
+              </w:rPr>
+            </w:pPr>
+            <w:r>
+              <w:rPr>
+                <w:color w:val="000000" w:themeColor="text1"/>
+                <w:szCs w:val="26"/>
+                <w:lang w:eastAsia="en-US"/>
+              </w:rPr>
+              <w:t>Quầy chữ U, vật tư theo điểm sử dụng.</w:t>
+            </w:r>
+          </w:p>
+        </w:tc>
+        <w:tc>
+          <w:tcPr>
+            <w:tcW w:w="1665" w:type="dxa"/>
+            <w:vAlign w:val="center"/>
+          </w:tcPr>
+          <w:p>
+            <w:pPr>
+              <w:spacing w:before="0" w:after="40" w:line="252" w:lineRule="auto"/>
+              <w:rPr>
+                <w:rFonts w:eastAsiaTheme="minorHAnsi" w:cstheme="minorBidi"/>
+                <w:color w:val="000000" w:themeColor="text1"/>
+                <w:szCs w:val="26"/>
+                <w:lang w:eastAsia="en-US"/>
+              </w:rPr>
+            </w:pPr>
+            <w:r>
+              <w:rPr>
+                <w:color w:val="000000" w:themeColor="text1"/>
+                <w:szCs w:val="26"/>
+                <w:lang w:eastAsia="en-US"/>
+              </w:rPr>
+              <w:t>Quãng đường/đơn</w:t>
+            </w:r>
+          </w:p>
+        </w:tc>
+      </w:tr>
+      <w:tr>
+        <w:tc>
+          <w:tcPr>
+            <w:tcW w:w="0" w:type="auto"/>
+            <w:vAlign w:val="center"/>
+          </w:tcPr>
+          <w:p>
+            <w:pPr>
+              <w:spacing w:before="0" w:after="40" w:line="252" w:lineRule="auto"/>
+              <w:jc w:val="center"/>
+              <w:rPr>
+                <w:rFonts w:eastAsiaTheme="minorHAnsi" w:cstheme="minorBidi"/>
+                <w:color w:val="000000" w:themeColor="text1"/>
+                <w:szCs w:val="26"/>
+                <w:lang w:eastAsia="en-US"/>
+              </w:rPr>
+            </w:pPr>
+            <w:r>
+              <w:rPr>
+                <w:color w:val="000000" w:themeColor="text1"/>
+                <w:szCs w:val="26"/>
+                <w:lang w:eastAsia="en-US"/>
+              </w:rPr>
+              <w:t>Overdo</w:t>
+            </w:r>
+          </w:p>
+        </w:tc>
+        <w:tc>
+          <w:tcPr>
+            <w:tcW w:w="0" w:type="auto"/>
+            <w:vAlign w:val="center"/>
+          </w:tcPr>
+          <w:p>
+            <w:pPr>
+              <w:spacing w:before="0" w:after="40" w:line="252" w:lineRule="auto"/>
+              <w:rPr>
+                <w:rFonts w:eastAsiaTheme="minorHAnsi" w:cstheme="minorBidi"/>
+                <w:color w:val="000000" w:themeColor="text1"/>
+                <w:szCs w:val="26"/>
+                <w:lang w:eastAsia="en-US"/>
+              </w:rPr>
+            </w:pPr>
+            <w:r>
+              <w:rPr>
+                <w:color w:val="000000" w:themeColor="text1"/>
+                <w:szCs w:val="26"/>
+                <w:lang w:eastAsia="en-US"/>
+              </w:rPr>
+              <w:t>Nhập lại mã đơn, kiểm tra trùng POS/CRM.</w:t>
+            </w:r>
+          </w:p>
+        </w:tc>
+        <w:tc>
+          <w:tcPr>
+            <w:tcW w:w="0" w:type="auto"/>
+            <w:vAlign w:val="center"/>
+          </w:tcPr>
+          <w:p>
+            <w:pPr>
+              <w:spacing w:before="0" w:after="40" w:line="252" w:lineRule="auto"/>
+              <w:rPr>
+                <w:rFonts w:eastAsiaTheme="minorHAnsi" w:cstheme="minorBidi"/>
+                <w:color w:val="000000" w:themeColor="text1"/>
+                <w:szCs w:val="26"/>
+                <w:lang w:eastAsia="en-US"/>
+              </w:rPr>
+            </w:pPr>
+            <w:r>
+              <w:rPr>
+                <w:color w:val="000000" w:themeColor="text1"/>
+                <w:szCs w:val="26"/>
+                <w:lang w:eastAsia="en-US"/>
+              </w:rPr>
+              <w:t>Hệ thống rời rạc và tem giấy.</w:t>
+            </w:r>
+          </w:p>
+        </w:tc>
+        <w:tc>
+          <w:tcPr>
+            <w:tcW w:w="1858" w:type="dxa"/>
+            <w:vAlign w:val="center"/>
+          </w:tcPr>
+          <w:p>
+            <w:pPr>
+              <w:spacing w:before="0" w:after="40" w:line="252" w:lineRule="auto"/>
+              <w:rPr>
+                <w:rFonts w:eastAsiaTheme="minorHAnsi" w:cstheme="minorBidi"/>
+                <w:color w:val="000000" w:themeColor="text1"/>
+                <w:szCs w:val="26"/>
+                <w:lang w:eastAsia="en-US"/>
+              </w:rPr>
+            </w:pPr>
+            <w:r>
+              <w:rPr>
+                <w:color w:val="000000" w:themeColor="text1"/>
+                <w:szCs w:val="26"/>
+                <w:lang w:eastAsia="en-US"/>
+              </w:rPr>
+              <w:t>Mã đơn duy nhất, quét QR tự động.</w:t>
+            </w:r>
+          </w:p>
+        </w:tc>
+        <w:tc>
+          <w:tcPr>
+            <w:tcW w:w="1665" w:type="dxa"/>
+            <w:vAlign w:val="center"/>
+          </w:tcPr>
+          <w:p>
+            <w:pPr>
+              <w:spacing w:before="0" w:after="40" w:line="252" w:lineRule="auto"/>
+              <w:rPr>
+                <w:rFonts w:eastAsiaTheme="minorHAnsi" w:cstheme="minorBidi"/>
+                <w:color w:val="000000" w:themeColor="text1"/>
+                <w:szCs w:val="26"/>
+                <w:lang w:eastAsia="en-US"/>
+              </w:rPr>
+            </w:pPr>
+            <w:r>
+              <w:rPr>
+                <w:color w:val="000000" w:themeColor="text1"/>
+                <w:szCs w:val="26"/>
+                <w:lang w:eastAsia="en-US"/>
+              </w:rPr>
+              <w:t>Số lần nhập liệu</w:t>
+            </w:r>
+          </w:p>
+        </w:tc>
+      </w:tr>
+      <w:tr>
+        <w:tc>
+          <w:tcPr>
+            <w:tcW w:w="0" w:type="auto"/>
+            <w:vAlign w:val="center"/>
+          </w:tcPr>
+          <w:p>
+            <w:pPr>
+              <w:spacing w:before="0" w:after="40" w:line="252" w:lineRule="auto"/>
+              <w:jc w:val="center"/>
+              <w:rPr>
+                <w:rFonts w:eastAsiaTheme="minorHAnsi" w:cstheme="minorBidi"/>
+                <w:color w:val="000000" w:themeColor="text1"/>
+                <w:szCs w:val="26"/>
+                <w:lang w:eastAsia="en-US"/>
+              </w:rPr>
+            </w:pPr>
+            <w:r>
+              <w:rPr>
+                <w:color w:val="000000" w:themeColor="text1"/>
+                <w:szCs w:val="26"/>
+                <w:lang w:eastAsia="en-US"/>
+              </w:rPr>
+              <w:t>Defect</w:t>
+            </w:r>
+          </w:p>
+        </w:tc>
+        <w:tc>
+          <w:tcPr>
+            <w:tcW w:w="0" w:type="auto"/>
+            <w:vAlign w:val="center"/>
+          </w:tcPr>
+          <w:p>
+            <w:pPr>
+              <w:spacing w:before="0" w:after="40" w:line="252" w:lineRule="auto"/>
+              <w:rPr>
+                <w:rFonts w:eastAsiaTheme="minorHAnsi" w:cstheme="minorBidi"/>
+                <w:color w:val="000000" w:themeColor="text1"/>
+                <w:szCs w:val="26"/>
+                <w:lang w:eastAsia="en-US"/>
+              </w:rPr>
+            </w:pPr>
+            <w:r>
+              <w:rPr>
+                <w:color w:val="000000" w:themeColor="text1"/>
+                <w:szCs w:val="26"/>
+                <w:lang w:eastAsia="en-US"/>
+              </w:rPr>
+              <w:t>1,6% đơn phải đổi/hủy ly.</w:t>
+            </w:r>
+          </w:p>
+        </w:tc>
+        <w:tc>
+          <w:tcPr>
+            <w:tcW w:w="0" w:type="auto"/>
+            <w:vAlign w:val="center"/>
+          </w:tcPr>
+          <w:p>
+            <w:pPr>
+              <w:spacing w:before="0" w:after="40" w:line="252" w:lineRule="auto"/>
+              <w:rPr>
+                <w:rFonts w:eastAsiaTheme="minorHAnsi" w:cstheme="minorBidi"/>
+                <w:color w:val="000000" w:themeColor="text1"/>
+                <w:szCs w:val="26"/>
+                <w:lang w:eastAsia="en-US"/>
+              </w:rPr>
+            </w:pPr>
+            <w:r>
+              <w:rPr>
+                <w:color w:val="000000" w:themeColor="text1"/>
+                <w:szCs w:val="26"/>
+                <w:lang w:eastAsia="en-US"/>
+              </w:rPr>
+              <w:t>Sai sticker, tải cao, công thức chưa khóa.</w:t>
+            </w:r>
+          </w:p>
+        </w:tc>
+        <w:tc>
+          <w:tcPr>
+            <w:tcW w:w="1858" w:type="dxa"/>
+            <w:vAlign w:val="center"/>
+          </w:tcPr>
+          <w:p>
+            <w:pPr>
+              <w:spacing w:before="0" w:after="40" w:line="252" w:lineRule="auto"/>
+              <w:rPr>
+                <w:rFonts w:eastAsiaTheme="minorHAnsi" w:cstheme="minorBidi"/>
+                <w:color w:val="000000" w:themeColor="text1"/>
+                <w:szCs w:val="26"/>
+                <w:lang w:eastAsia="en-US"/>
+              </w:rPr>
+            </w:pPr>
+            <w:r>
+              <w:rPr>
+                <w:color w:val="000000" w:themeColor="text1"/>
+                <w:szCs w:val="26"/>
+                <w:lang w:eastAsia="en-US"/>
+              </w:rPr>
+              <w:t>Poka-yoke và xác nhận 2 bước.</w:t>
+            </w:r>
+          </w:p>
+        </w:tc>
+        <w:tc>
+          <w:tcPr>
+            <w:tcW w:w="1665" w:type="dxa"/>
+            <w:vAlign w:val="center"/>
+          </w:tcPr>
+          <w:p>
+            <w:pPr>
+              <w:spacing w:before="0" w:after="40" w:line="252" w:lineRule="auto"/>
+              <w:rPr>
+                <w:rFonts w:eastAsiaTheme="minorHAnsi" w:cstheme="minorBidi"/>
+                <w:color w:val="000000" w:themeColor="text1"/>
+                <w:szCs w:val="26"/>
+                <w:lang w:eastAsia="en-US"/>
+              </w:rPr>
+            </w:pPr>
+            <w:r>
+              <w:rPr>
+                <w:color w:val="000000" w:themeColor="text1"/>
+                <w:szCs w:val="26"/>
+                <w:lang w:eastAsia="en-US"/>
+              </w:rPr>
+              <w:t>FTY, chi phí lỗi</w:t>
+            </w:r>
+          </w:p>
+        </w:tc>
+      </w:tr>
+    </w:tbl>
+    <w:p>
+      <w:pPr>
+        <w:pStyle w:val="Heading4"/>
+      </w:pPr>
+      <w:r>
+        <w:t>Phân tích các bên liên quan</w:t>
+      </w:r>
+    </w:p>
+    <w:p>
+      <w:pPr>
+        <w:ind w:left="720"/>
+      </w:pPr>
+    </w:p>
+    <w:p>
+      <w:pPr>
+        <w:pStyle w:val="Heading2"/>
+        <w:rPr>
+          <w:highlight w:val="yellow"/>
+        </w:rPr>
+      </w:pPr>
+      <w:r>
+        <w:rPr>
+          <w:highlight w:val="yellow"/>
+        </w:rPr>
+        <w:t>Quy trình</w:t>
+      </w:r>
+      <w:r>
+        <w:rPr>
+          <w:highlight w:val="yellow"/>
+        </w:rPr>
+        <w:t xml:space="preserve"> </w:t>
+      </w:r>
+      <w:r>
+        <w:rPr>
+          <w:highlight w:val="yellow"/>
+        </w:rPr>
+        <w:t>Quản lý chất lượng dịch vụ</w:t>
+      </w:r>
+    </w:p>
+    <w:p>
+      <w:pPr>
+        <w:pStyle w:val="Heading3"/>
+        <w:spacing w:before="160" w:after="80" w:line="312" w:lineRule="auto"/>
+        <w:rPr>
+          <w:rFonts w:eastAsia="Times New Roman" w:cs="Times New Roman"/>
+          <w:color w:val="263238"/>
+          <w:lang w:val="en-US"/>
+        </w:rPr>
+      </w:pPr>
+      <w:r>
+        <w:t xml:space="preserve"> </w:t>
+      </w:r>
+      <w:r>
+        <w:rPr>
+          <w:rFonts w:eastAsia="Times New Roman" w:cs="Times New Roman"/>
+          <w:color w:val="263238"/>
+        </w:rPr>
+        <w:t>Phân tích định tính</w:t>
+      </w:r>
+    </w:p>
+    <w:p>
+      <w:pPr>
+        <w:pStyle w:val="Heading4"/>
+        <w:rPr>
+          <w:lang w:val="en-US"/>
+        </w:rPr>
+      </w:pPr>
+      <w:r>
+        <w:rPr>
+          <w:lang w:val="en-US"/>
+        </w:rPr>
+        <w:t xml:space="preserve">Phân tích </w:t>
+      </w:r>
+      <w:r>
+        <w:rPr>
+          <w:lang w:val="en-US"/>
+        </w:rPr>
+        <w:t>giá trị gia tăng</w:t>
+      </w:r>
+    </w:p>
+    <w:p>
+      <w:pPr>
+        <w:pStyle w:val="Caption"/>
+      </w:pPr>
+      <w:r>
+        <w:t xml:space="preserve">Bảng </w:t>
+      </w:r>
+      <w:fldSimple w:instr=" STYLEREF 1 \s ">
+        <w:r>
+          <w:rPr>
+            <w:noProof/>
+          </w:rPr>
+          <w:t>5</w:t>
+        </w:r>
+      </w:fldSimple>
+      <w:r>
+        <w:t>.</w:t>
+      </w:r>
+      <w:fldSimple w:instr=" SEQ Bảng \* ARABIC \s 1 ">
+        <w:r>
+          <w:rPr>
+            <w:noProof/>
+          </w:rPr>
+          <w:t>3</w:t>
+        </w:r>
+      </w:fldSimple>
+      <w:r>
+        <w:t>. Phân tích VA/BVA/NVA của quy trình</w:t>
+      </w:r>
+    </w:p>
+    <w:tbl>
+      <w:tblPr>
+        <w:tblStyle w:val="TableGrid"/>
+        <w:tblW w:w="5000" w:type="pct"/>
+        <w:tblLook w:val="04A0" w:firstRow="1" w:lastRow="0" w:firstColumn="1" w:lastColumn="0" w:noHBand="0" w:noVBand="1"/>
+      </w:tblPr>
+      <w:tblGrid>
+        <w:gridCol w:w="2035"/>
+        <w:gridCol w:w="799"/>
+        <w:gridCol w:w="3122"/>
+        <w:gridCol w:w="3047"/>
+      </w:tblGrid>
+      <w:tr>
+        <w:tc>
+          <w:tcPr>
+            <w:tcW w:w="1130" w:type="pct"/>
+          </w:tcPr>
+          <w:p>
+            <w:pPr>
+              <w:spacing w:before="40" w:after="40" w:line="252" w:lineRule="auto"/>
+              <w:jc w:val="center"/>
+              <w:rPr>
+                <w:rFonts w:eastAsiaTheme="minorHAnsi" w:cstheme="minorBidi"/>
+                <w:color w:val="000000" w:themeColor="text1"/>
+                <w:szCs w:val="26"/>
+                <w:lang w:eastAsia="en-US"/>
+              </w:rPr>
+            </w:pPr>
+            <w:r>
+              <w:rPr>
+                <w:b/>
+                <w:color w:val="000000" w:themeColor="text1"/>
+                <w:szCs w:val="26"/>
+                <w:lang w:eastAsia="en-US"/>
+              </w:rPr>
+              <w:t>Hoạt động</w:t>
+            </w:r>
+          </w:p>
+        </w:tc>
+        <w:tc>
+          <w:tcPr>
+            <w:tcW w:w="444" w:type="pct"/>
+          </w:tcPr>
+          <w:p>
+            <w:pPr>
+              <w:spacing w:before="40" w:after="40" w:line="252" w:lineRule="auto"/>
+              <w:jc w:val="center"/>
+              <w:rPr>
+                <w:rFonts w:eastAsiaTheme="minorHAnsi" w:cstheme="minorBidi"/>
+                <w:color w:val="000000" w:themeColor="text1"/>
+                <w:szCs w:val="26"/>
+                <w:lang w:eastAsia="en-US"/>
+              </w:rPr>
+            </w:pPr>
+            <w:r>
+              <w:rPr>
+                <w:b/>
+                <w:color w:val="000000" w:themeColor="text1"/>
+                <w:szCs w:val="26"/>
+                <w:lang w:eastAsia="en-US"/>
+              </w:rPr>
+              <w:t>Loại</w:t>
+            </w:r>
+          </w:p>
+        </w:tc>
+        <w:tc>
+          <w:tcPr>
+            <w:tcW w:w="1734" w:type="pct"/>
+          </w:tcPr>
+          <w:p>
+            <w:pPr>
+              <w:spacing w:before="40" w:after="40" w:line="252" w:lineRule="auto"/>
+              <w:jc w:val="center"/>
+              <w:rPr>
+                <w:rFonts w:eastAsiaTheme="minorHAnsi" w:cstheme="minorBidi"/>
+                <w:color w:val="000000" w:themeColor="text1"/>
+                <w:szCs w:val="26"/>
+                <w:lang w:eastAsia="en-US"/>
+              </w:rPr>
+            </w:pPr>
+            <w:r>
+              <w:rPr>
+                <w:b/>
+                <w:color w:val="000000" w:themeColor="text1"/>
+                <w:szCs w:val="26"/>
+                <w:lang w:eastAsia="en-US"/>
+              </w:rPr>
+              <w:t>Nhận định</w:t>
+            </w:r>
+          </w:p>
+        </w:tc>
+        <w:tc>
+          <w:tcPr>
+            <w:tcW w:w="1693" w:type="pct"/>
+          </w:tcPr>
+          <w:p>
+            <w:pPr>
+              <w:spacing w:before="40" w:after="40" w:line="252" w:lineRule="auto"/>
+              <w:jc w:val="center"/>
+              <w:rPr>
+                <w:rFonts w:eastAsiaTheme="minorHAnsi" w:cstheme="minorBidi"/>
+                <w:color w:val="000000" w:themeColor="text1"/>
+                <w:szCs w:val="26"/>
+                <w:lang w:eastAsia="en-US"/>
+              </w:rPr>
+            </w:pPr>
+            <w:r>
+              <w:rPr>
+                <w:b/>
+                <w:color w:val="000000" w:themeColor="text1"/>
+                <w:szCs w:val="26"/>
+                <w:lang w:eastAsia="en-US"/>
+              </w:rPr>
+              <w:t>Khắc phục</w:t>
+            </w:r>
+          </w:p>
+        </w:tc>
+      </w:tr>
+      <w:tr>
+        <w:tc>
+          <w:tcPr>
+            <w:tcW w:w="1130" w:type="pct"/>
+          </w:tcPr>
+          <w:p>
+            <w:pPr>
+              <w:spacing w:before="40" w:after="40" w:line="252" w:lineRule="auto"/>
+              <w:rPr>
+                <w:rFonts w:eastAsiaTheme="minorHAnsi" w:cstheme="minorBidi"/>
+                <w:color w:val="000000" w:themeColor="text1"/>
+                <w:szCs w:val="26"/>
+                <w:lang w:eastAsia="en-US"/>
+              </w:rPr>
+            </w:pPr>
+            <w:r>
+              <w:rPr>
+                <w:color w:val="000000" w:themeColor="text1"/>
+                <w:szCs w:val="26"/>
+                <w:lang w:eastAsia="en-US"/>
+              </w:rPr>
+              <w:t>Tiếp nhận lịch audit/khiếu nại</w:t>
+            </w:r>
+          </w:p>
+        </w:tc>
+        <w:tc>
+          <w:tcPr>
+            <w:tcW w:w="444" w:type="pct"/>
+            <w:vAlign w:val="center"/>
+          </w:tcPr>
+          <w:p>
+            <w:pPr>
+              <w:spacing w:before="40" w:after="40" w:line="252" w:lineRule="auto"/>
+              <w:jc w:val="center"/>
+              <w:rPr>
+                <w:rFonts w:eastAsiaTheme="minorHAnsi" w:cstheme="minorBidi"/>
+                <w:color w:val="000000" w:themeColor="text1"/>
+                <w:szCs w:val="26"/>
+                <w:lang w:eastAsia="en-US"/>
+              </w:rPr>
+            </w:pPr>
+            <w:r>
+              <w:rPr>
+                <w:color w:val="000000" w:themeColor="text1"/>
+                <w:szCs w:val="26"/>
+                <w:lang w:eastAsia="en-US"/>
+              </w:rPr>
+              <w:t>BVA</w:t>
+            </w:r>
+          </w:p>
+        </w:tc>
+        <w:tc>
+          <w:tcPr>
+            <w:tcW w:w="1734" w:type="pct"/>
+            <w:vAlign w:val="center"/>
+          </w:tcPr>
+          <w:p>
+            <w:pPr>
+              <w:spacing w:before="40" w:after="40" w:line="252" w:lineRule="auto"/>
+              <w:rPr>
+                <w:rFonts w:eastAsiaTheme="minorHAnsi" w:cstheme="minorBidi"/>
+                <w:color w:val="000000" w:themeColor="text1"/>
+                <w:szCs w:val="26"/>
+                <w:lang w:eastAsia="en-US"/>
+              </w:rPr>
+            </w:pPr>
+            <w:r>
+              <w:rPr>
+                <w:color w:val="000000" w:themeColor="text1"/>
+                <w:szCs w:val="26"/>
+                <w:lang w:eastAsia="en-US"/>
+              </w:rPr>
+              <w:t>Kích hoạt cơ chế kiểm soát.</w:t>
+            </w:r>
+          </w:p>
+        </w:tc>
+        <w:tc>
+          <w:tcPr>
+            <w:tcW w:w="1693" w:type="pct"/>
+            <w:vAlign w:val="center"/>
+          </w:tcPr>
+          <w:p>
+            <w:pPr>
+              <w:spacing w:before="40" w:after="40" w:line="252" w:lineRule="auto"/>
+              <w:rPr>
+                <w:rFonts w:eastAsiaTheme="minorHAnsi" w:cstheme="minorBidi"/>
+                <w:color w:val="000000" w:themeColor="text1"/>
+                <w:szCs w:val="26"/>
+                <w:lang w:eastAsia="en-US"/>
+              </w:rPr>
+            </w:pPr>
+            <w:r>
+              <w:rPr>
+                <w:color w:val="000000" w:themeColor="text1"/>
+                <w:szCs w:val="26"/>
+                <w:lang w:eastAsia="en-US"/>
+              </w:rPr>
+              <w:t>Tự động tạo audit theo rủi ro và SLA.</w:t>
+            </w:r>
+          </w:p>
+        </w:tc>
+      </w:tr>
+      <w:tr>
+        <w:tc>
+          <w:tcPr>
+            <w:tcW w:w="1130" w:type="pct"/>
+          </w:tcPr>
+          <w:p>
+            <w:pPr>
+              <w:spacing w:before="40" w:after="40" w:line="252" w:lineRule="auto"/>
+              <w:rPr>
+                <w:rFonts w:eastAsiaTheme="minorHAnsi" w:cstheme="minorBidi"/>
+                <w:color w:val="000000" w:themeColor="text1"/>
+                <w:szCs w:val="26"/>
+                <w:lang w:eastAsia="en-US"/>
+              </w:rPr>
+            </w:pPr>
+            <w:r>
+              <w:rPr>
+                <w:color w:val="000000" w:themeColor="text1"/>
+                <w:szCs w:val="26"/>
+                <w:lang w:eastAsia="en-US"/>
+              </w:rPr>
+              <w:t>Chờ xếp lịch/di chuyển</w:t>
+            </w:r>
+          </w:p>
+        </w:tc>
+        <w:tc>
+          <w:tcPr>
+            <w:tcW w:w="444" w:type="pct"/>
+            <w:vAlign w:val="center"/>
+          </w:tcPr>
+          <w:p>
+            <w:pPr>
+              <w:spacing w:before="40" w:after="40" w:line="252" w:lineRule="auto"/>
+              <w:jc w:val="center"/>
+              <w:rPr>
+                <w:rFonts w:eastAsiaTheme="minorHAnsi" w:cstheme="minorBidi"/>
+                <w:color w:val="000000" w:themeColor="text1"/>
+                <w:szCs w:val="26"/>
+                <w:lang w:eastAsia="en-US"/>
+              </w:rPr>
+            </w:pPr>
+            <w:r>
+              <w:rPr>
+                <w:color w:val="000000" w:themeColor="text1"/>
+                <w:szCs w:val="26"/>
+                <w:lang w:eastAsia="en-US"/>
+              </w:rPr>
+              <w:t>NVA</w:t>
+            </w:r>
+          </w:p>
+        </w:tc>
+        <w:tc>
+          <w:tcPr>
+            <w:tcW w:w="1734" w:type="pct"/>
+            <w:vAlign w:val="center"/>
+          </w:tcPr>
+          <w:p>
+            <w:pPr>
+              <w:spacing w:before="40" w:after="40" w:line="252" w:lineRule="auto"/>
+              <w:rPr>
+                <w:rFonts w:eastAsiaTheme="minorHAnsi" w:cstheme="minorBidi"/>
+                <w:color w:val="000000" w:themeColor="text1"/>
+                <w:szCs w:val="26"/>
+                <w:lang w:eastAsia="en-US"/>
+              </w:rPr>
+            </w:pPr>
+            <w:r>
+              <w:rPr>
+                <w:color w:val="000000" w:themeColor="text1"/>
+                <w:szCs w:val="26"/>
+                <w:lang w:eastAsia="en-US"/>
+              </w:rPr>
+              <w:t>Không tạo thông tin chất lượng.</w:t>
+            </w:r>
+          </w:p>
+        </w:tc>
+        <w:tc>
+          <w:tcPr>
+            <w:tcW w:w="1693" w:type="pct"/>
+            <w:vAlign w:val="center"/>
+          </w:tcPr>
+          <w:p>
+            <w:pPr>
+              <w:spacing w:before="40" w:after="40" w:line="252" w:lineRule="auto"/>
+              <w:rPr>
+                <w:rFonts w:eastAsiaTheme="minorHAnsi" w:cstheme="minorBidi"/>
+                <w:color w:val="000000" w:themeColor="text1"/>
+                <w:szCs w:val="26"/>
+                <w:lang w:eastAsia="en-US"/>
+              </w:rPr>
+            </w:pPr>
+            <w:r>
+              <w:rPr>
+                <w:color w:val="000000" w:themeColor="text1"/>
+                <w:szCs w:val="26"/>
+                <w:lang w:eastAsia="en-US"/>
+              </w:rPr>
+              <w:t>Audit từ xa phần hồ sơ, gom tuyến cửa hàng.</w:t>
+            </w:r>
+          </w:p>
+        </w:tc>
+      </w:tr>
+      <w:tr>
+        <w:tc>
+          <w:tcPr>
+            <w:tcW w:w="1130" w:type="pct"/>
+          </w:tcPr>
+          <w:p>
+            <w:pPr>
+              <w:spacing w:before="40" w:after="40" w:line="252" w:lineRule="auto"/>
+              <w:rPr>
+                <w:rFonts w:eastAsiaTheme="minorHAnsi" w:cstheme="minorBidi"/>
+                <w:color w:val="000000" w:themeColor="text1"/>
+                <w:szCs w:val="26"/>
+                <w:lang w:eastAsia="en-US"/>
+              </w:rPr>
+            </w:pPr>
+            <w:r>
+              <w:rPr>
+                <w:color w:val="000000" w:themeColor="text1"/>
+                <w:szCs w:val="26"/>
+                <w:lang w:eastAsia="en-US"/>
+              </w:rPr>
+              <w:t>Kiểm tra tại quầy và lấy mẫu</w:t>
+            </w:r>
+          </w:p>
+        </w:tc>
+        <w:tc>
+          <w:tcPr>
+            <w:tcW w:w="444" w:type="pct"/>
+            <w:vAlign w:val="center"/>
+          </w:tcPr>
+          <w:p>
+            <w:pPr>
+              <w:spacing w:before="40" w:after="40" w:line="252" w:lineRule="auto"/>
+              <w:jc w:val="center"/>
+              <w:rPr>
+                <w:rFonts w:eastAsiaTheme="minorHAnsi" w:cstheme="minorBidi"/>
+                <w:color w:val="000000" w:themeColor="text1"/>
+                <w:szCs w:val="26"/>
+                <w:lang w:eastAsia="en-US"/>
+              </w:rPr>
+            </w:pPr>
+            <w:r>
+              <w:rPr>
+                <w:color w:val="000000" w:themeColor="text1"/>
+                <w:szCs w:val="26"/>
+                <w:lang w:eastAsia="en-US"/>
+              </w:rPr>
+              <w:t>BVA</w:t>
+            </w:r>
+          </w:p>
+        </w:tc>
+        <w:tc>
+          <w:tcPr>
+            <w:tcW w:w="1734" w:type="pct"/>
+            <w:vAlign w:val="center"/>
+          </w:tcPr>
+          <w:p>
+            <w:pPr>
+              <w:spacing w:before="40" w:after="40" w:line="252" w:lineRule="auto"/>
+              <w:rPr>
+                <w:rFonts w:eastAsiaTheme="minorHAnsi" w:cstheme="minorBidi"/>
+                <w:color w:val="000000" w:themeColor="text1"/>
+                <w:szCs w:val="26"/>
+                <w:lang w:eastAsia="en-US"/>
+              </w:rPr>
+            </w:pPr>
+            <w:r>
+              <w:rPr>
+                <w:color w:val="000000" w:themeColor="text1"/>
+                <w:szCs w:val="26"/>
+                <w:lang w:eastAsia="en-US"/>
+              </w:rPr>
+              <w:t>Bắt buộc để xác nhận tuân thủ.</w:t>
+            </w:r>
+          </w:p>
+        </w:tc>
+        <w:tc>
+          <w:tcPr>
+            <w:tcW w:w="1693" w:type="pct"/>
+            <w:vAlign w:val="center"/>
+          </w:tcPr>
+          <w:p>
+            <w:pPr>
+              <w:spacing w:before="40" w:after="40" w:line="252" w:lineRule="auto"/>
+              <w:rPr>
+                <w:rFonts w:eastAsiaTheme="minorHAnsi" w:cstheme="minorBidi"/>
+                <w:color w:val="000000" w:themeColor="text1"/>
+                <w:szCs w:val="26"/>
+                <w:lang w:eastAsia="en-US"/>
+              </w:rPr>
+            </w:pPr>
+            <w:r>
+              <w:rPr>
+                <w:color w:val="000000" w:themeColor="text1"/>
+                <w:szCs w:val="26"/>
+                <w:lang w:eastAsia="en-US"/>
+              </w:rPr>
+              <w:t>Checklist số hóa và lấy mẫu theo rủi ro.</w:t>
+            </w:r>
+          </w:p>
+        </w:tc>
+      </w:tr>
+      <w:tr>
+        <w:tc>
+          <w:tcPr>
+            <w:tcW w:w="1130" w:type="pct"/>
+          </w:tcPr>
+          <w:p>
+            <w:pPr>
+              <w:spacing w:before="40" w:after="40" w:line="252" w:lineRule="auto"/>
+              <w:rPr>
+                <w:rFonts w:eastAsiaTheme="minorHAnsi" w:cstheme="minorBidi"/>
+                <w:color w:val="000000" w:themeColor="text1"/>
+                <w:szCs w:val="26"/>
+                <w:lang w:eastAsia="en-US"/>
+              </w:rPr>
+            </w:pPr>
+            <w:r>
+              <w:rPr>
+                <w:color w:val="000000" w:themeColor="text1"/>
+                <w:szCs w:val="26"/>
+                <w:lang w:eastAsia="en-US"/>
+              </w:rPr>
+              <w:t>Nhập lại bằng chứng</w:t>
+            </w:r>
+          </w:p>
+        </w:tc>
+        <w:tc>
+          <w:tcPr>
+            <w:tcW w:w="444" w:type="pct"/>
+            <w:vAlign w:val="center"/>
+          </w:tcPr>
+          <w:p>
+            <w:pPr>
+              <w:spacing w:before="40" w:after="40" w:line="252" w:lineRule="auto"/>
+              <w:jc w:val="center"/>
+              <w:rPr>
+                <w:rFonts w:eastAsiaTheme="minorHAnsi" w:cstheme="minorBidi"/>
+                <w:color w:val="000000" w:themeColor="text1"/>
+                <w:szCs w:val="26"/>
+                <w:lang w:eastAsia="en-US"/>
+              </w:rPr>
+            </w:pPr>
+            <w:r>
+              <w:rPr>
+                <w:color w:val="000000" w:themeColor="text1"/>
+                <w:szCs w:val="26"/>
+                <w:lang w:eastAsia="en-US"/>
+              </w:rPr>
+              <w:t>NVA</w:t>
+            </w:r>
+          </w:p>
+        </w:tc>
+        <w:tc>
+          <w:tcPr>
+            <w:tcW w:w="1734" w:type="pct"/>
+            <w:vAlign w:val="center"/>
+          </w:tcPr>
+          <w:p>
+            <w:pPr>
+              <w:spacing w:before="40" w:after="40" w:line="252" w:lineRule="auto"/>
+              <w:rPr>
+                <w:rFonts w:eastAsiaTheme="minorHAnsi" w:cstheme="minorBidi"/>
+                <w:color w:val="000000" w:themeColor="text1"/>
+                <w:szCs w:val="26"/>
+                <w:lang w:eastAsia="en-US"/>
+              </w:rPr>
+            </w:pPr>
+            <w:r>
+              <w:rPr>
+                <w:color w:val="000000" w:themeColor="text1"/>
+                <w:szCs w:val="26"/>
+                <w:lang w:eastAsia="en-US"/>
+              </w:rPr>
+              <w:t>Trùng lặp giữa ảnh, Excel và portal.</w:t>
+            </w:r>
+          </w:p>
+        </w:tc>
+        <w:tc>
+          <w:tcPr>
+            <w:tcW w:w="1693" w:type="pct"/>
+            <w:vAlign w:val="center"/>
+          </w:tcPr>
+          <w:p>
+            <w:pPr>
+              <w:spacing w:before="40" w:after="40" w:line="252" w:lineRule="auto"/>
+              <w:rPr>
+                <w:rFonts w:eastAsiaTheme="minorHAnsi" w:cstheme="minorBidi"/>
+                <w:color w:val="000000" w:themeColor="text1"/>
+                <w:szCs w:val="26"/>
+                <w:lang w:eastAsia="en-US"/>
+              </w:rPr>
+            </w:pPr>
+            <w:r>
+              <w:rPr>
+                <w:color w:val="000000" w:themeColor="text1"/>
+                <w:szCs w:val="26"/>
+                <w:lang w:eastAsia="en-US"/>
+              </w:rPr>
+              <w:t>Một biểu mẫu mobile có timestamp.</w:t>
+            </w:r>
+          </w:p>
+        </w:tc>
+      </w:tr>
+      <w:tr>
+        <w:tc>
+          <w:tcPr>
+            <w:tcW w:w="1130" w:type="pct"/>
+          </w:tcPr>
+          <w:p>
+            <w:pPr>
+              <w:spacing w:before="40" w:after="40" w:line="252" w:lineRule="auto"/>
+              <w:rPr>
+                <w:rFonts w:eastAsiaTheme="minorHAnsi" w:cstheme="minorBidi"/>
+                <w:color w:val="000000" w:themeColor="text1"/>
+                <w:szCs w:val="26"/>
+                <w:lang w:eastAsia="en-US"/>
+              </w:rPr>
+            </w:pPr>
+            <w:r>
+              <w:rPr>
+                <w:color w:val="000000" w:themeColor="text1"/>
+                <w:szCs w:val="26"/>
+                <w:lang w:eastAsia="en-US"/>
+              </w:rPr>
+              <w:t>Chấm điểm và lập CAPA</w:t>
+            </w:r>
+          </w:p>
+        </w:tc>
+        <w:tc>
+          <w:tcPr>
+            <w:tcW w:w="444" w:type="pct"/>
+            <w:vAlign w:val="center"/>
+          </w:tcPr>
+          <w:p>
+            <w:pPr>
+              <w:spacing w:before="40" w:after="40" w:line="252" w:lineRule="auto"/>
+              <w:jc w:val="center"/>
+              <w:rPr>
+                <w:rFonts w:eastAsiaTheme="minorHAnsi" w:cstheme="minorBidi"/>
+                <w:color w:val="000000" w:themeColor="text1"/>
+                <w:szCs w:val="26"/>
+                <w:lang w:eastAsia="en-US"/>
+              </w:rPr>
+            </w:pPr>
+            <w:r>
+              <w:rPr>
+                <w:color w:val="000000" w:themeColor="text1"/>
+                <w:szCs w:val="26"/>
+                <w:lang w:eastAsia="en-US"/>
+              </w:rPr>
+              <w:t>BVA</w:t>
+            </w:r>
+          </w:p>
+        </w:tc>
+        <w:tc>
+          <w:tcPr>
+            <w:tcW w:w="1734" w:type="pct"/>
+            <w:vAlign w:val="center"/>
+          </w:tcPr>
+          <w:p>
+            <w:pPr>
+              <w:spacing w:before="40" w:after="40" w:line="252" w:lineRule="auto"/>
+              <w:rPr>
+                <w:rFonts w:eastAsiaTheme="minorHAnsi" w:cstheme="minorBidi"/>
+                <w:color w:val="000000" w:themeColor="text1"/>
+                <w:szCs w:val="26"/>
+                <w:lang w:eastAsia="en-US"/>
+              </w:rPr>
+            </w:pPr>
+            <w:r>
+              <w:rPr>
+                <w:color w:val="000000" w:themeColor="text1"/>
+                <w:szCs w:val="26"/>
+                <w:lang w:eastAsia="en-US"/>
+              </w:rPr>
+              <w:t>Ra quyết định và giao trách nhiệm.</w:t>
+            </w:r>
+          </w:p>
+        </w:tc>
+        <w:tc>
+          <w:tcPr>
+            <w:tcW w:w="1693" w:type="pct"/>
+            <w:vAlign w:val="center"/>
+          </w:tcPr>
+          <w:p>
+            <w:pPr>
+              <w:spacing w:before="40" w:after="40" w:line="252" w:lineRule="auto"/>
+              <w:rPr>
+                <w:rFonts w:eastAsiaTheme="minorHAnsi" w:cstheme="minorBidi"/>
+                <w:color w:val="000000" w:themeColor="text1"/>
+                <w:szCs w:val="26"/>
+                <w:lang w:eastAsia="en-US"/>
+              </w:rPr>
+            </w:pPr>
+            <w:r>
+              <w:rPr>
+                <w:color w:val="000000" w:themeColor="text1"/>
+                <w:szCs w:val="26"/>
+                <w:lang w:eastAsia="en-US"/>
+              </w:rPr>
+              <w:t>Rule engine, owner và hạn xử lý bắt buộc.</w:t>
+            </w:r>
+          </w:p>
+        </w:tc>
+      </w:tr>
+      <w:tr>
+        <w:tc>
+          <w:tcPr>
+            <w:tcW w:w="1130" w:type="pct"/>
+          </w:tcPr>
+          <w:p>
+            <w:pPr>
+              <w:spacing w:before="40" w:after="40" w:line="252" w:lineRule="auto"/>
+              <w:rPr>
+                <w:rFonts w:eastAsiaTheme="minorHAnsi" w:cstheme="minorBidi"/>
+                <w:color w:val="000000" w:themeColor="text1"/>
+                <w:szCs w:val="26"/>
+                <w:lang w:eastAsia="en-US"/>
+              </w:rPr>
+            </w:pPr>
+            <w:r>
+              <w:rPr>
+                <w:color w:val="000000" w:themeColor="text1"/>
+                <w:szCs w:val="26"/>
+                <w:lang w:eastAsia="en-US"/>
+              </w:rPr>
+              <w:lastRenderedPageBreak/>
+              <w:t>Khắc phục tại cửa hàng</w:t>
+            </w:r>
+          </w:p>
+        </w:tc>
+        <w:tc>
+          <w:tcPr>
+            <w:tcW w:w="444" w:type="pct"/>
+            <w:vAlign w:val="center"/>
+          </w:tcPr>
+          <w:p>
+            <w:pPr>
+              <w:spacing w:before="40" w:after="40" w:line="252" w:lineRule="auto"/>
+              <w:jc w:val="center"/>
+              <w:rPr>
+                <w:rFonts w:eastAsiaTheme="minorHAnsi" w:cstheme="minorBidi"/>
+                <w:color w:val="000000" w:themeColor="text1"/>
+                <w:szCs w:val="26"/>
+                <w:lang w:eastAsia="en-US"/>
+              </w:rPr>
+            </w:pPr>
+            <w:r>
+              <w:rPr>
+                <w:color w:val="000000" w:themeColor="text1"/>
+                <w:szCs w:val="26"/>
+                <w:lang w:eastAsia="en-US"/>
+              </w:rPr>
+              <w:t>BVA</w:t>
+            </w:r>
+          </w:p>
+        </w:tc>
+        <w:tc>
+          <w:tcPr>
+            <w:tcW w:w="1734" w:type="pct"/>
+            <w:vAlign w:val="center"/>
+          </w:tcPr>
+          <w:p>
+            <w:pPr>
+              <w:spacing w:before="40" w:after="40" w:line="252" w:lineRule="auto"/>
+              <w:rPr>
+                <w:rFonts w:eastAsiaTheme="minorHAnsi" w:cstheme="minorBidi"/>
+                <w:color w:val="000000" w:themeColor="text1"/>
+                <w:szCs w:val="26"/>
+                <w:lang w:eastAsia="en-US"/>
+              </w:rPr>
+            </w:pPr>
+            <w:r>
+              <w:rPr>
+                <w:color w:val="000000" w:themeColor="text1"/>
+                <w:szCs w:val="26"/>
+                <w:lang w:eastAsia="en-US"/>
+              </w:rPr>
+              <w:t>Giảm nguy cơ tái diễn và bảo vệ thương hiệu.</w:t>
+            </w:r>
+          </w:p>
+        </w:tc>
+        <w:tc>
+          <w:tcPr>
+            <w:tcW w:w="1693" w:type="pct"/>
+            <w:vAlign w:val="center"/>
+          </w:tcPr>
+          <w:p>
+            <w:pPr>
+              <w:spacing w:before="40" w:after="40" w:line="252" w:lineRule="auto"/>
+              <w:rPr>
+                <w:rFonts w:eastAsiaTheme="minorHAnsi" w:cstheme="minorBidi"/>
+                <w:color w:val="000000" w:themeColor="text1"/>
+                <w:szCs w:val="26"/>
+                <w:lang w:eastAsia="en-US"/>
+              </w:rPr>
+            </w:pPr>
+            <w:r>
+              <w:rPr>
+                <w:color w:val="000000" w:themeColor="text1"/>
+                <w:szCs w:val="26"/>
+                <w:lang w:eastAsia="en-US"/>
+              </w:rPr>
+              <w:t>Mẫu CAPA có nguyên nhân gốc và bằng chứng.</w:t>
+            </w:r>
+          </w:p>
+        </w:tc>
+      </w:tr>
+      <w:tr>
+        <w:tc>
+          <w:tcPr>
+            <w:tcW w:w="1130" w:type="pct"/>
+          </w:tcPr>
+          <w:p>
+            <w:pPr>
+              <w:spacing w:before="40" w:after="40" w:line="252" w:lineRule="auto"/>
+              <w:rPr>
+                <w:rFonts w:eastAsiaTheme="minorHAnsi" w:cstheme="minorBidi"/>
+                <w:color w:val="000000" w:themeColor="text1"/>
+                <w:szCs w:val="26"/>
+                <w:lang w:eastAsia="en-US"/>
+              </w:rPr>
+            </w:pPr>
+            <w:r>
+              <w:rPr>
+                <w:color w:val="000000" w:themeColor="text1"/>
+                <w:szCs w:val="26"/>
+                <w:lang w:eastAsia="en-US"/>
+              </w:rPr>
+              <w:t>Phúc tra</w:t>
+            </w:r>
+          </w:p>
+        </w:tc>
+        <w:tc>
+          <w:tcPr>
+            <w:tcW w:w="444" w:type="pct"/>
+          </w:tcPr>
+          <w:p>
+            <w:pPr>
+              <w:spacing w:before="40" w:after="40" w:line="252" w:lineRule="auto"/>
+              <w:rPr>
+                <w:rFonts w:eastAsiaTheme="minorHAnsi" w:cstheme="minorBidi"/>
+                <w:color w:val="000000" w:themeColor="text1"/>
+                <w:szCs w:val="26"/>
+                <w:lang w:eastAsia="en-US"/>
+              </w:rPr>
+            </w:pPr>
+            <w:r>
+              <w:rPr>
+                <w:color w:val="000000" w:themeColor="text1"/>
+                <w:szCs w:val="26"/>
+                <w:lang w:eastAsia="en-US"/>
+              </w:rPr>
+              <w:t>BVA</w:t>
+            </w:r>
+          </w:p>
+        </w:tc>
+        <w:tc>
+          <w:tcPr>
+            <w:tcW w:w="1734" w:type="pct"/>
+          </w:tcPr>
+          <w:p>
+            <w:pPr>
+              <w:spacing w:before="40" w:after="40" w:line="252" w:lineRule="auto"/>
+              <w:rPr>
+                <w:rFonts w:eastAsiaTheme="minorHAnsi" w:cstheme="minorBidi"/>
+                <w:color w:val="000000" w:themeColor="text1"/>
+                <w:szCs w:val="26"/>
+                <w:lang w:eastAsia="en-US"/>
+              </w:rPr>
+            </w:pPr>
+            <w:r>
+              <w:rPr>
+                <w:color w:val="000000" w:themeColor="text1"/>
+                <w:szCs w:val="26"/>
+                <w:lang w:eastAsia="en-US"/>
+              </w:rPr>
+              <w:t>Xác nhận hiệu lực khắc phục.</w:t>
+            </w:r>
+          </w:p>
+        </w:tc>
+        <w:tc>
+          <w:tcPr>
+            <w:tcW w:w="1693" w:type="pct"/>
+          </w:tcPr>
+          <w:p>
+            <w:pPr>
+              <w:spacing w:before="40" w:after="40" w:line="252" w:lineRule="auto"/>
+              <w:rPr>
+                <w:rFonts w:eastAsiaTheme="minorHAnsi" w:cstheme="minorBidi"/>
+                <w:color w:val="000000" w:themeColor="text1"/>
+                <w:szCs w:val="26"/>
+                <w:lang w:eastAsia="en-US"/>
+              </w:rPr>
+            </w:pPr>
+            <w:r>
+              <w:rPr>
+                <w:color w:val="000000" w:themeColor="text1"/>
+                <w:szCs w:val="26"/>
+                <w:lang w:eastAsia="en-US"/>
+              </w:rPr>
+              <w:t>Phúc tra theo mức rủi ro, không dàn đều.</w:t>
+            </w:r>
+          </w:p>
+        </w:tc>
+      </w:tr>
+      <w:tr>
+        <w:tc>
+          <w:tcPr>
+            <w:tcW w:w="1130" w:type="pct"/>
+          </w:tcPr>
+          <w:p>
+            <w:pPr>
+              <w:spacing w:before="40" w:after="40" w:line="252" w:lineRule="auto"/>
+              <w:rPr>
+                <w:rFonts w:eastAsiaTheme="minorHAnsi" w:cstheme="minorBidi"/>
+                <w:color w:val="000000" w:themeColor="text1"/>
+                <w:szCs w:val="26"/>
+                <w:lang w:eastAsia="en-US"/>
+              </w:rPr>
+            </w:pPr>
+            <w:r>
+              <w:rPr>
+                <w:color w:val="000000" w:themeColor="text1"/>
+                <w:szCs w:val="26"/>
+                <w:lang w:eastAsia="en-US"/>
+              </w:rPr>
+              <w:t>Báo cáo và cập nhật KPI</w:t>
+            </w:r>
+          </w:p>
+        </w:tc>
+        <w:tc>
+          <w:tcPr>
+            <w:tcW w:w="444" w:type="pct"/>
+          </w:tcPr>
+          <w:p>
+            <w:pPr>
+              <w:spacing w:before="40" w:after="40" w:line="252" w:lineRule="auto"/>
+              <w:rPr>
+                <w:rFonts w:eastAsiaTheme="minorHAnsi" w:cstheme="minorBidi"/>
+                <w:color w:val="000000" w:themeColor="text1"/>
+                <w:szCs w:val="26"/>
+                <w:lang w:eastAsia="en-US"/>
+              </w:rPr>
+            </w:pPr>
+            <w:r>
+              <w:rPr>
+                <w:color w:val="000000" w:themeColor="text1"/>
+                <w:szCs w:val="26"/>
+                <w:lang w:eastAsia="en-US"/>
+              </w:rPr>
+              <w:t>BVA</w:t>
+            </w:r>
+          </w:p>
+        </w:tc>
+        <w:tc>
+          <w:tcPr>
+            <w:tcW w:w="1734" w:type="pct"/>
+          </w:tcPr>
+          <w:p>
+            <w:pPr>
+              <w:spacing w:before="40" w:after="40" w:line="252" w:lineRule="auto"/>
+              <w:rPr>
+                <w:rFonts w:eastAsiaTheme="minorHAnsi" w:cstheme="minorBidi"/>
+                <w:color w:val="000000" w:themeColor="text1"/>
+                <w:szCs w:val="26"/>
+                <w:lang w:eastAsia="en-US"/>
+              </w:rPr>
+            </w:pPr>
+            <w:r>
+              <w:rPr>
+                <w:color w:val="000000" w:themeColor="text1"/>
+                <w:szCs w:val="26"/>
+                <w:lang w:eastAsia="en-US"/>
+              </w:rPr>
+              <w:t>Cần cho quản trị chuỗi.</w:t>
+            </w:r>
+          </w:p>
+        </w:tc>
+        <w:tc>
+          <w:tcPr>
+            <w:tcW w:w="1693" w:type="pct"/>
+          </w:tcPr>
+          <w:p>
+            <w:pPr>
+              <w:spacing w:before="40" w:after="40" w:line="252" w:lineRule="auto"/>
+              <w:rPr>
+                <w:rFonts w:eastAsiaTheme="minorHAnsi" w:cstheme="minorBidi"/>
+                <w:color w:val="000000" w:themeColor="text1"/>
+                <w:szCs w:val="26"/>
+                <w:lang w:eastAsia="en-US"/>
+              </w:rPr>
+            </w:pPr>
+            <w:r>
+              <w:rPr>
+                <w:color w:val="000000" w:themeColor="text1"/>
+                <w:szCs w:val="26"/>
+                <w:lang w:eastAsia="en-US"/>
+              </w:rPr>
+              <w:t>Dashboard tự động theo cửa hàng/ca.</w:t>
+            </w:r>
+          </w:p>
+        </w:tc>
+      </w:tr>
+    </w:tbl>
+    <w:p>
+      <w:pPr>
+        <w:pStyle w:val="Heading4"/>
+        <w:rPr>
+          <w:rFonts w:eastAsia="Times New Roman" w:cs="Times New Roman"/>
+          <w:i/>
+          <w:sz w:val="20"/>
+          <w:szCs w:val="18"/>
+          <w:lang w:val="en-US"/>
+        </w:rPr>
+      </w:pPr>
+      <w:r>
+        <w:t>Phân tích sự lãng phí</w:t>
+      </w:r>
+    </w:p>
+    <w:p>
+      <w:pPr>
+        <w:pStyle w:val="Caption"/>
+        <w:rPr>
+          <w:sz w:val="20"/>
+        </w:rPr>
+      </w:pPr>
+      <w:r>
+        <w:t xml:space="preserve">Bảng </w:t>
+      </w:r>
+      <w:fldSimple w:instr=" STYLEREF 1 \s ">
+        <w:r>
+          <w:rPr>
+            <w:noProof/>
+          </w:rPr>
+          <w:t>5</w:t>
+        </w:r>
+      </w:fldSimple>
+      <w:r>
+        <w:t>.</w:t>
+      </w:r>
+      <w:fldSimple w:instr=" SEQ Bảng \* ARABIC \s 1 ">
+        <w:r>
+          <w:rPr>
+            <w:noProof/>
+          </w:rPr>
+          <w:t>4</w:t>
+        </w:r>
+      </w:fldSimple>
+      <w:r>
+        <w:rPr>
+          <w:lang w:val="en-US"/>
+        </w:rPr>
+        <w:t xml:space="preserve">. </w:t>
+      </w:r>
+      <w:r>
+        <w:rPr>
+          <w:lang w:val="en-US"/>
+        </w:rPr>
+        <w:t>Phân tích lãng phí của quy trình</w:t>
+      </w:r>
+    </w:p>
+    <w:tbl>
+      <w:tblPr>
+        <w:tblStyle w:val="TableGrid"/>
+        <w:tblW w:w="5000" w:type="pct"/>
+        <w:tblLook w:val="04A0" w:firstRow="1" w:lastRow="0" w:firstColumn="1" w:lastColumn="0" w:noHBand="0" w:noVBand="1"/>
+      </w:tblPr>
+      <w:tblGrid>
+        <w:gridCol w:w="1015"/>
+        <w:gridCol w:w="2469"/>
+        <w:gridCol w:w="2397"/>
+        <w:gridCol w:w="3122"/>
+      </w:tblGrid>
+      <w:tr>
+        <w:tc>
+          <w:tcPr>
+            <w:tcW w:w="564" w:type="pct"/>
+          </w:tcPr>
+          <w:p>
+            <w:pPr>
+              <w:spacing w:before="40" w:after="40" w:line="252" w:lineRule="auto"/>
+              <w:jc w:val="center"/>
+              <w:rPr>
+                <w:rFonts w:eastAsiaTheme="minorHAnsi" w:cstheme="minorBidi"/>
+                <w:color w:val="000000" w:themeColor="text1"/>
+                <w:szCs w:val="26"/>
+                <w:lang w:eastAsia="en-US"/>
+              </w:rPr>
+            </w:pPr>
+            <w:r>
+              <w:rPr>
+                <w:b/>
+                <w:color w:val="000000" w:themeColor="text1"/>
+                <w:szCs w:val="26"/>
+                <w:lang w:eastAsia="en-US"/>
+              </w:rPr>
+              <w:t>Loại</w:t>
+            </w:r>
+          </w:p>
+        </w:tc>
+        <w:tc>
+          <w:tcPr>
+            <w:tcW w:w="1371" w:type="pct"/>
+          </w:tcPr>
+          <w:p>
+            <w:pPr>
+              <w:spacing w:before="40" w:after="40" w:line="252" w:lineRule="auto"/>
+              <w:jc w:val="center"/>
+              <w:rPr>
+                <w:rFonts w:eastAsiaTheme="minorHAnsi" w:cstheme="minorBidi"/>
+                <w:color w:val="000000" w:themeColor="text1"/>
+                <w:szCs w:val="26"/>
+                <w:lang w:eastAsia="en-US"/>
+              </w:rPr>
+            </w:pPr>
+            <w:r>
+              <w:rPr>
+                <w:b/>
+                <w:color w:val="000000" w:themeColor="text1"/>
+                <w:szCs w:val="26"/>
+                <w:lang w:eastAsia="en-US"/>
+              </w:rPr>
+              <w:t>Biểu hiện</w:t>
+            </w:r>
+          </w:p>
+        </w:tc>
+        <w:tc>
+          <w:tcPr>
+            <w:tcW w:w="1331" w:type="pct"/>
+          </w:tcPr>
+          <w:p>
+            <w:pPr>
+              <w:spacing w:before="40" w:after="40" w:line="252" w:lineRule="auto"/>
+              <w:jc w:val="center"/>
+              <w:rPr>
+                <w:rFonts w:eastAsiaTheme="minorHAnsi" w:cstheme="minorBidi"/>
+                <w:color w:val="000000" w:themeColor="text1"/>
+                <w:szCs w:val="26"/>
+                <w:lang w:eastAsia="en-US"/>
+              </w:rPr>
+            </w:pPr>
+            <w:r>
+              <w:rPr>
+                <w:b/>
+                <w:color w:val="000000" w:themeColor="text1"/>
+                <w:szCs w:val="26"/>
+                <w:lang w:eastAsia="en-US"/>
+              </w:rPr>
+              <w:t>Nguyên nhân</w:t>
+            </w:r>
+          </w:p>
+        </w:tc>
+        <w:tc>
+          <w:tcPr>
+            <w:tcW w:w="1734" w:type="pct"/>
+          </w:tcPr>
+          <w:p>
+            <w:pPr>
+              <w:spacing w:before="40" w:after="40" w:line="252" w:lineRule="auto"/>
+              <w:jc w:val="center"/>
+              <w:rPr>
+                <w:rFonts w:eastAsiaTheme="minorHAnsi" w:cstheme="minorBidi"/>
+                <w:color w:val="000000" w:themeColor="text1"/>
+                <w:szCs w:val="26"/>
+                <w:lang w:eastAsia="en-US"/>
+              </w:rPr>
+            </w:pPr>
+            <w:r>
+              <w:rPr>
+                <w:b/>
+                <w:color w:val="000000" w:themeColor="text1"/>
+                <w:szCs w:val="26"/>
+                <w:lang w:eastAsia="en-US"/>
+              </w:rPr>
+              <w:t>Khắc phục</w:t>
+            </w:r>
+          </w:p>
+        </w:tc>
+      </w:tr>
+      <w:tr>
+        <w:tc>
+          <w:tcPr>
+            <w:tcW w:w="564" w:type="pct"/>
+            <w:vAlign w:val="center"/>
+          </w:tcPr>
+          <w:p>
+            <w:pPr>
+              <w:spacing w:before="40" w:after="40" w:line="252" w:lineRule="auto"/>
+              <w:jc w:val="center"/>
+              <w:rPr>
+                <w:rFonts w:eastAsiaTheme="minorHAnsi" w:cstheme="minorBidi"/>
+                <w:color w:val="000000" w:themeColor="text1"/>
+                <w:szCs w:val="26"/>
+                <w:lang w:eastAsia="en-US"/>
+              </w:rPr>
+            </w:pPr>
+            <w:r>
+              <w:rPr>
+                <w:color w:val="000000" w:themeColor="text1"/>
+                <w:szCs w:val="26"/>
+                <w:lang w:eastAsia="en-US"/>
+              </w:rPr>
+              <w:t>Hold</w:t>
+            </w:r>
+          </w:p>
+        </w:tc>
+        <w:tc>
+          <w:tcPr>
+            <w:tcW w:w="1371" w:type="pct"/>
+            <w:vAlign w:val="center"/>
+          </w:tcPr>
+          <w:p>
+            <w:pPr>
+              <w:spacing w:before="40" w:after="40" w:line="252" w:lineRule="auto"/>
+              <w:rPr>
+                <w:rFonts w:eastAsiaTheme="minorHAnsi" w:cstheme="minorBidi"/>
+                <w:color w:val="000000" w:themeColor="text1"/>
+                <w:szCs w:val="26"/>
+                <w:lang w:eastAsia="en-US"/>
+              </w:rPr>
+            </w:pPr>
+            <w:r>
+              <w:rPr>
+                <w:color w:val="000000" w:themeColor="text1"/>
+                <w:szCs w:val="26"/>
+                <w:lang w:eastAsia="en-US"/>
+              </w:rPr>
+              <w:t>CAPA chờ tối đa 48 giờ, phúc tra chờ lịch.</w:t>
+            </w:r>
+          </w:p>
+        </w:tc>
+        <w:tc>
+          <w:tcPr>
+            <w:tcW w:w="1331" w:type="pct"/>
+            <w:vAlign w:val="center"/>
+          </w:tcPr>
+          <w:p>
+            <w:pPr>
+              <w:spacing w:before="40" w:after="40" w:line="252" w:lineRule="auto"/>
+              <w:rPr>
+                <w:rFonts w:eastAsiaTheme="minorHAnsi" w:cstheme="minorBidi"/>
+                <w:color w:val="000000" w:themeColor="text1"/>
+                <w:szCs w:val="26"/>
+                <w:lang w:eastAsia="en-US"/>
+              </w:rPr>
+            </w:pPr>
+            <w:r>
+              <w:rPr>
+                <w:color w:val="000000" w:themeColor="text1"/>
+                <w:szCs w:val="26"/>
+                <w:lang w:eastAsia="en-US"/>
+              </w:rPr>
+              <w:t>Không có owner/SLA hiển thị.</w:t>
+            </w:r>
+          </w:p>
+        </w:tc>
+        <w:tc>
+          <w:tcPr>
+            <w:tcW w:w="1734" w:type="pct"/>
+            <w:vAlign w:val="center"/>
+          </w:tcPr>
+          <w:p>
+            <w:pPr>
+              <w:spacing w:before="40" w:after="40" w:line="252" w:lineRule="auto"/>
+              <w:rPr>
+                <w:rFonts w:eastAsiaTheme="minorHAnsi" w:cstheme="minorBidi"/>
+                <w:color w:val="000000" w:themeColor="text1"/>
+                <w:szCs w:val="26"/>
+                <w:lang w:eastAsia="en-US"/>
+              </w:rPr>
+            </w:pPr>
+            <w:r>
+              <w:rPr>
+                <w:color w:val="000000" w:themeColor="text1"/>
+                <w:szCs w:val="26"/>
+                <w:lang w:eastAsia="en-US"/>
+              </w:rPr>
+              <w:t>Workflow cảnh báo quá hạn, escalations tự động.</w:t>
+            </w:r>
+          </w:p>
+        </w:tc>
+      </w:tr>
+      <w:tr>
+        <w:tc>
+          <w:tcPr>
+            <w:tcW w:w="564" w:type="pct"/>
+            <w:vAlign w:val="center"/>
+          </w:tcPr>
+          <w:p>
+            <w:pPr>
+              <w:spacing w:before="40" w:after="40" w:line="252" w:lineRule="auto"/>
+              <w:jc w:val="center"/>
+              <w:rPr>
+                <w:rFonts w:eastAsiaTheme="minorHAnsi" w:cstheme="minorBidi"/>
+                <w:color w:val="000000" w:themeColor="text1"/>
+                <w:szCs w:val="26"/>
+                <w:lang w:eastAsia="en-US"/>
+              </w:rPr>
+            </w:pPr>
+            <w:r>
+              <w:rPr>
+                <w:color w:val="000000" w:themeColor="text1"/>
+                <w:szCs w:val="26"/>
+                <w:lang w:eastAsia="en-US"/>
+              </w:rPr>
+              <w:t>Move</w:t>
+            </w:r>
+          </w:p>
+        </w:tc>
+        <w:tc>
+          <w:tcPr>
+            <w:tcW w:w="1371" w:type="pct"/>
+            <w:vAlign w:val="center"/>
+          </w:tcPr>
+          <w:p>
+            <w:pPr>
+              <w:spacing w:before="40" w:after="40" w:line="252" w:lineRule="auto"/>
+              <w:rPr>
+                <w:rFonts w:eastAsiaTheme="minorHAnsi" w:cstheme="minorBidi"/>
+                <w:color w:val="000000" w:themeColor="text1"/>
+                <w:szCs w:val="26"/>
+                <w:lang w:eastAsia="en-US"/>
+              </w:rPr>
+            </w:pPr>
+            <w:r>
+              <w:rPr>
+                <w:color w:val="000000" w:themeColor="text1"/>
+                <w:szCs w:val="26"/>
+                <w:lang w:eastAsia="en-US"/>
+              </w:rPr>
+              <w:t>QA/QC di chuyển nhiều cửa hàng cho kiểm tra hồ sơ.</w:t>
+            </w:r>
+          </w:p>
+        </w:tc>
+        <w:tc>
+          <w:tcPr>
+            <w:tcW w:w="1331" w:type="pct"/>
+            <w:vAlign w:val="center"/>
+          </w:tcPr>
+          <w:p>
+            <w:pPr>
+              <w:spacing w:before="40" w:after="40" w:line="252" w:lineRule="auto"/>
+              <w:rPr>
+                <w:rFonts w:eastAsiaTheme="minorHAnsi" w:cstheme="minorBidi"/>
+                <w:color w:val="000000" w:themeColor="text1"/>
+                <w:szCs w:val="26"/>
+                <w:lang w:eastAsia="en-US"/>
+              </w:rPr>
+            </w:pPr>
+            <w:r>
+              <w:rPr>
+                <w:color w:val="000000" w:themeColor="text1"/>
+                <w:szCs w:val="26"/>
+                <w:lang w:eastAsia="en-US"/>
+              </w:rPr>
+              <w:t>Mọi tiêu chí đều yêu cầu onsite.</w:t>
+            </w:r>
+          </w:p>
+        </w:tc>
+        <w:tc>
+          <w:tcPr>
+            <w:tcW w:w="1734" w:type="pct"/>
+            <w:vAlign w:val="center"/>
+          </w:tcPr>
+          <w:p>
+            <w:pPr>
+              <w:spacing w:before="40" w:after="40" w:line="252" w:lineRule="auto"/>
+              <w:rPr>
+                <w:rFonts w:eastAsiaTheme="minorHAnsi" w:cstheme="minorBidi"/>
+                <w:color w:val="000000" w:themeColor="text1"/>
+                <w:szCs w:val="26"/>
+                <w:lang w:eastAsia="en-US"/>
+              </w:rPr>
+            </w:pPr>
+            <w:r>
+              <w:rPr>
+                <w:color w:val="000000" w:themeColor="text1"/>
+                <w:szCs w:val="26"/>
+                <w:lang w:eastAsia="en-US"/>
+              </w:rPr>
+              <w:t>Tách kiểm tra remote và onsite theo rủi ro.</w:t>
+            </w:r>
+          </w:p>
+        </w:tc>
+      </w:tr>
+      <w:tr>
+        <w:tc>
+          <w:tcPr>
+            <w:tcW w:w="564" w:type="pct"/>
+            <w:vAlign w:val="center"/>
+          </w:tcPr>
+          <w:p>
+            <w:pPr>
+              <w:spacing w:before="40" w:after="40" w:line="252" w:lineRule="auto"/>
+              <w:jc w:val="center"/>
+              <w:rPr>
+                <w:rFonts w:eastAsiaTheme="minorHAnsi" w:cstheme="minorBidi"/>
+                <w:color w:val="000000" w:themeColor="text1"/>
+                <w:szCs w:val="26"/>
+                <w:lang w:eastAsia="en-US"/>
+              </w:rPr>
+            </w:pPr>
+            <w:r>
+              <w:rPr>
+                <w:color w:val="000000" w:themeColor="text1"/>
+                <w:szCs w:val="26"/>
+                <w:lang w:eastAsia="en-US"/>
+              </w:rPr>
+              <w:t>Overdo</w:t>
+            </w:r>
+          </w:p>
+        </w:tc>
+        <w:tc>
+          <w:tcPr>
+            <w:tcW w:w="1371" w:type="pct"/>
+            <w:vAlign w:val="center"/>
+          </w:tcPr>
+          <w:p>
+            <w:pPr>
+              <w:spacing w:before="40" w:after="40" w:line="252" w:lineRule="auto"/>
+              <w:rPr>
+                <w:rFonts w:eastAsiaTheme="minorHAnsi" w:cstheme="minorBidi"/>
+                <w:color w:val="000000" w:themeColor="text1"/>
+                <w:szCs w:val="26"/>
+                <w:lang w:eastAsia="en-US"/>
+              </w:rPr>
+            </w:pPr>
+            <w:r>
+              <w:rPr>
+                <w:color w:val="000000" w:themeColor="text1"/>
+                <w:szCs w:val="26"/>
+                <w:lang w:eastAsia="en-US"/>
+              </w:rPr>
+              <w:t>Ghi cùng bằng chứng vào ảnh, Excel và portal.</w:t>
+            </w:r>
+          </w:p>
+        </w:tc>
+        <w:tc>
+          <w:tcPr>
+            <w:tcW w:w="1331" w:type="pct"/>
+            <w:vAlign w:val="center"/>
+          </w:tcPr>
+          <w:p>
+            <w:pPr>
+              <w:spacing w:before="40" w:after="40" w:line="252" w:lineRule="auto"/>
+              <w:rPr>
+                <w:rFonts w:eastAsiaTheme="minorHAnsi" w:cstheme="minorBidi"/>
+                <w:color w:val="000000" w:themeColor="text1"/>
+                <w:szCs w:val="26"/>
+                <w:lang w:eastAsia="en-US"/>
+              </w:rPr>
+            </w:pPr>
+            <w:r>
+              <w:rPr>
+                <w:color w:val="000000" w:themeColor="text1"/>
+                <w:szCs w:val="26"/>
+                <w:lang w:eastAsia="en-US"/>
+              </w:rPr>
+              <w:t>Biểu mẫu không tích hợp.</w:t>
+            </w:r>
+          </w:p>
+        </w:tc>
+        <w:tc>
+          <w:tcPr>
+            <w:tcW w:w="1734" w:type="pct"/>
+            <w:vAlign w:val="center"/>
+          </w:tcPr>
+          <w:p>
+            <w:pPr>
+              <w:spacing w:before="40" w:after="40" w:line="252" w:lineRule="auto"/>
+              <w:rPr>
+                <w:rFonts w:eastAsiaTheme="minorHAnsi" w:cstheme="minorBidi"/>
+                <w:color w:val="000000" w:themeColor="text1"/>
+                <w:szCs w:val="26"/>
+                <w:lang w:eastAsia="en-US"/>
+              </w:rPr>
+            </w:pPr>
+            <w:r>
+              <w:rPr>
+                <w:color w:val="000000" w:themeColor="text1"/>
+                <w:szCs w:val="26"/>
+                <w:lang w:eastAsia="en-US"/>
+              </w:rPr>
+              <w:t>Mobile audit form và kho ảnh tập trung.</w:t>
+            </w:r>
+          </w:p>
+        </w:tc>
+      </w:tr>
+      <w:tr>
+        <w:tc>
+          <w:tcPr>
+            <w:tcW w:w="564" w:type="pct"/>
+            <w:vAlign w:val="center"/>
+          </w:tcPr>
+          <w:p>
+            <w:pPr>
+              <w:spacing w:before="40" w:after="40" w:line="252" w:lineRule="auto"/>
+              <w:jc w:val="center"/>
+              <w:rPr>
+                <w:rFonts w:eastAsiaTheme="minorHAnsi" w:cstheme="minorBidi"/>
+                <w:color w:val="000000" w:themeColor="text1"/>
+                <w:szCs w:val="26"/>
+                <w:lang w:eastAsia="en-US"/>
+              </w:rPr>
+            </w:pPr>
+            <w:r>
+              <w:rPr>
+                <w:color w:val="000000" w:themeColor="text1"/>
+                <w:szCs w:val="26"/>
+                <w:lang w:eastAsia="en-US"/>
+              </w:rPr>
+              <w:t>Defect</w:t>
+            </w:r>
+          </w:p>
+        </w:tc>
+        <w:tc>
+          <w:tcPr>
+            <w:tcW w:w="1371" w:type="pct"/>
+            <w:vAlign w:val="center"/>
+          </w:tcPr>
+          <w:p>
+            <w:pPr>
+              <w:spacing w:before="40" w:after="40" w:line="252" w:lineRule="auto"/>
+              <w:rPr>
+                <w:rFonts w:eastAsiaTheme="minorHAnsi" w:cstheme="minorBidi"/>
+                <w:color w:val="000000" w:themeColor="text1"/>
+                <w:szCs w:val="26"/>
+                <w:lang w:eastAsia="en-US"/>
+              </w:rPr>
+            </w:pPr>
+            <w:r>
+              <w:rPr>
+                <w:color w:val="000000" w:themeColor="text1"/>
+                <w:szCs w:val="26"/>
+                <w:lang w:eastAsia="en-US"/>
+              </w:rPr>
+              <w:t>CAPA xử lý triệu chứng, vi phạm lặp lại.</w:t>
+            </w:r>
+          </w:p>
+        </w:tc>
+        <w:tc>
+          <w:tcPr>
+            <w:tcW w:w="1331" w:type="pct"/>
+            <w:vAlign w:val="center"/>
+          </w:tcPr>
+          <w:p>
+            <w:pPr>
+              <w:spacing w:before="40" w:after="40" w:line="252" w:lineRule="auto"/>
+              <w:rPr>
+                <w:rFonts w:eastAsiaTheme="minorHAnsi" w:cstheme="minorBidi"/>
+                <w:color w:val="000000" w:themeColor="text1"/>
+                <w:szCs w:val="26"/>
+                <w:lang w:eastAsia="en-US"/>
+              </w:rPr>
+            </w:pPr>
+            <w:r>
+              <w:rPr>
+                <w:color w:val="000000" w:themeColor="text1"/>
+                <w:szCs w:val="26"/>
+                <w:lang w:eastAsia="en-US"/>
+              </w:rPr>
+              <w:t>Thiếu phân tích nguyên nhân gốc.</w:t>
+            </w:r>
+          </w:p>
+        </w:tc>
+        <w:tc>
+          <w:tcPr>
+            <w:tcW w:w="1734" w:type="pct"/>
+            <w:vAlign w:val="center"/>
+          </w:tcPr>
+          <w:p>
+            <w:pPr>
+              <w:spacing w:before="40" w:after="40" w:line="252" w:lineRule="auto"/>
+              <w:rPr>
+                <w:rFonts w:eastAsiaTheme="minorHAnsi" w:cstheme="minorBidi"/>
+                <w:color w:val="000000" w:themeColor="text1"/>
+                <w:szCs w:val="26"/>
+                <w:lang w:eastAsia="en-US"/>
+              </w:rPr>
+            </w:pPr>
+            <w:r>
+              <w:rPr>
+                <w:color w:val="000000" w:themeColor="text1"/>
+                <w:szCs w:val="26"/>
+                <w:lang w:eastAsia="en-US"/>
+              </w:rPr>
+              <w:t>Bắt buộc 5-Why/Fishbone cho lỗi nghiêm trọng.</w:t>
+            </w:r>
+          </w:p>
+        </w:tc>
+      </w:tr>
+    </w:tbl>
+    <w:p>
+      <w:pPr>
+        <w:pStyle w:val="Heading4"/>
+      </w:pPr>
+      <w:r>
+        <w:t>Phân tích các bên liên quan</w:t>
+      </w:r>
+    </w:p>
+    <w:p>
+      <w:pPr>
+        <w:pStyle w:val="Caption"/>
+        <w:rPr>
+          <w:sz w:val="20"/>
+        </w:rPr>
+      </w:pPr>
+      <w:r>
+        <w:t xml:space="preserve">Bảng </w:t>
+      </w:r>
+      <w:fldSimple w:instr=" STYLEREF 1 \s ">
+        <w:r>
+          <w:rPr>
+            <w:noProof/>
+          </w:rPr>
+          <w:t>5</w:t>
+        </w:r>
+      </w:fldSimple>
+      <w:r>
+        <w:t>.</w:t>
+      </w:r>
+      <w:fldSimple w:instr=" SEQ Bảng \* ARABIC \s 1 ">
+        <w:r>
+          <w:rPr>
+            <w:noProof/>
+          </w:rPr>
+          <w:t>5</w:t>
+        </w:r>
+      </w:fldSimple>
+      <w:r>
+        <w:t>.Ma trận bên liên quan của quy trình</w:t>
+      </w:r>
+    </w:p>
+    <w:tbl>
+      <w:tblPr>
+        <w:tblStyle w:val="TableGrid"/>
+        <w:tblW w:w="5000" w:type="pct"/>
+        <w:tblLook w:val="04A0" w:firstRow="1" w:lastRow="0" w:firstColumn="1" w:lastColumn="0" w:noHBand="0" w:noVBand="1"/>
+      </w:tblPr>
+      <w:tblGrid>
+        <w:gridCol w:w="1609"/>
+        <w:gridCol w:w="1149"/>
+        <w:gridCol w:w="1068"/>
+        <w:gridCol w:w="2523"/>
+        <w:gridCol w:w="2654"/>
+      </w:tblGrid>
+      <w:tr>
+        <w:tc>
+          <w:tcPr>
+            <w:tcW w:w="894" w:type="pct"/>
+          </w:tcPr>
+          <w:p>
+            <w:pPr>
+              <w:spacing w:before="40" w:after="40" w:line="252" w:lineRule="auto"/>
+              <w:jc w:val="center"/>
+              <w:rPr>
+                <w:rFonts w:eastAsiaTheme="minorHAnsi" w:cstheme="minorBidi"/>
+                <w:color w:val="000000" w:themeColor="text1"/>
+                <w:szCs w:val="26"/>
+                <w:lang w:eastAsia="en-US"/>
+              </w:rPr>
+            </w:pPr>
+            <w:r>
+              <w:rPr>
+                <w:b/>
+                <w:color w:val="000000" w:themeColor="text1"/>
+                <w:szCs w:val="26"/>
+                <w:lang w:eastAsia="en-US"/>
+              </w:rPr>
+              <w:t>Bên liên quan</w:t>
+            </w:r>
+          </w:p>
+        </w:tc>
+        <w:tc>
+          <w:tcPr>
+            <w:tcW w:w="638" w:type="pct"/>
+          </w:tcPr>
+          <w:p>
+            <w:pPr>
+              <w:spacing w:before="40" w:after="40" w:line="252" w:lineRule="auto"/>
+              <w:jc w:val="center"/>
+              <w:rPr>
+                <w:rFonts w:eastAsiaTheme="minorHAnsi" w:cstheme="minorBidi"/>
+                <w:color w:val="000000" w:themeColor="text1"/>
+                <w:szCs w:val="26"/>
+                <w:lang w:eastAsia="en-US"/>
+              </w:rPr>
+            </w:pPr>
+            <w:r>
+              <w:rPr>
+                <w:b/>
+                <w:color w:val="000000" w:themeColor="text1"/>
+                <w:szCs w:val="26"/>
+                <w:lang w:eastAsia="en-US"/>
+              </w:rPr>
+              <w:t>Quyền lực</w:t>
+            </w:r>
+          </w:p>
+        </w:tc>
+        <w:tc>
+          <w:tcPr>
+            <w:tcW w:w="593" w:type="pct"/>
+          </w:tcPr>
+          <w:p>
+            <w:pPr>
+              <w:spacing w:before="40" w:after="40" w:line="252" w:lineRule="auto"/>
+              <w:jc w:val="center"/>
+              <w:rPr>
+                <w:rFonts w:eastAsiaTheme="minorHAnsi" w:cstheme="minorBidi"/>
+                <w:color w:val="000000" w:themeColor="text1"/>
+                <w:szCs w:val="26"/>
+                <w:lang w:eastAsia="en-US"/>
+              </w:rPr>
+            </w:pPr>
+            <w:r>
+              <w:rPr>
+                <w:b/>
+                <w:color w:val="000000" w:themeColor="text1"/>
+                <w:szCs w:val="26"/>
+                <w:lang w:eastAsia="en-US"/>
+              </w:rPr>
+              <w:t>Quan tâm</w:t>
+            </w:r>
+          </w:p>
+        </w:tc>
+        <w:tc>
+          <w:tcPr>
+            <w:tcW w:w="1401" w:type="pct"/>
+          </w:tcPr>
+          <w:p>
+            <w:pPr>
+              <w:spacing w:before="40" w:after="40" w:line="252" w:lineRule="auto"/>
+              <w:jc w:val="center"/>
+              <w:rPr>
+                <w:rFonts w:eastAsiaTheme="minorHAnsi" w:cstheme="minorBidi"/>
+                <w:color w:val="000000" w:themeColor="text1"/>
+                <w:szCs w:val="26"/>
+                <w:lang w:eastAsia="en-US"/>
+              </w:rPr>
+            </w:pPr>
+            <w:r>
+              <w:rPr>
+                <w:b/>
+                <w:color w:val="000000" w:themeColor="text1"/>
+                <w:szCs w:val="26"/>
+                <w:lang w:eastAsia="en-US"/>
+              </w:rPr>
+              <w:t>Kỳ vọng</w:t>
+            </w:r>
+          </w:p>
+        </w:tc>
+        <w:tc>
+          <w:tcPr>
+            <w:tcW w:w="1474" w:type="pct"/>
+          </w:tcPr>
+          <w:p>
+            <w:pPr>
+              <w:spacing w:before="40" w:after="40" w:line="252" w:lineRule="auto"/>
+              <w:jc w:val="center"/>
+              <w:rPr>
+                <w:rFonts w:eastAsiaTheme="minorHAnsi" w:cstheme="minorBidi"/>
+                <w:color w:val="000000" w:themeColor="text1"/>
+                <w:szCs w:val="26"/>
+                <w:lang w:eastAsia="en-US"/>
+              </w:rPr>
+            </w:pPr>
+            <w:r>
+              <w:rPr>
+                <w:b/>
+                <w:color w:val="000000" w:themeColor="text1"/>
+                <w:szCs w:val="26"/>
+                <w:lang w:eastAsia="en-US"/>
+              </w:rPr>
+              <w:t>Chiến lược tham gia</w:t>
+            </w:r>
+          </w:p>
+        </w:tc>
+      </w:tr>
+      <w:tr>
+        <w:tc>
+          <w:tcPr>
+            <w:tcW w:w="894" w:type="pct"/>
+          </w:tcPr>
+          <w:p>
+            <w:pPr>
+              <w:spacing w:before="40" w:after="40" w:line="252" w:lineRule="auto"/>
+              <w:rPr>
+                <w:rFonts w:eastAsiaTheme="minorHAnsi" w:cstheme="minorBidi"/>
+                <w:color w:val="000000" w:themeColor="text1"/>
+                <w:szCs w:val="26"/>
+                <w:lang w:eastAsia="en-US"/>
+              </w:rPr>
+            </w:pPr>
+            <w:r>
+              <w:rPr>
+                <w:color w:val="000000" w:themeColor="text1"/>
+                <w:szCs w:val="26"/>
+                <w:lang w:eastAsia="en-US"/>
+              </w:rPr>
+              <w:t>Ban Giám đốc</w:t>
+            </w:r>
+          </w:p>
+        </w:tc>
+        <w:tc>
+          <w:tcPr>
+            <w:tcW w:w="638" w:type="pct"/>
+            <w:vAlign w:val="center"/>
+          </w:tcPr>
+          <w:p>
+            <w:pPr>
+              <w:spacing w:before="40" w:after="40" w:line="252" w:lineRule="auto"/>
+              <w:jc w:val="center"/>
+              <w:rPr>
+                <w:rFonts w:eastAsiaTheme="minorHAnsi" w:cstheme="minorBidi"/>
+                <w:color w:val="000000" w:themeColor="text1"/>
+                <w:szCs w:val="26"/>
+                <w:lang w:eastAsia="en-US"/>
+              </w:rPr>
+            </w:pPr>
+            <w:r>
+              <w:rPr>
+                <w:color w:val="000000" w:themeColor="text1"/>
+                <w:szCs w:val="26"/>
+                <w:lang w:eastAsia="en-US"/>
+              </w:rPr>
+              <w:t>Cao</w:t>
+            </w:r>
+          </w:p>
+        </w:tc>
+        <w:tc>
+          <w:tcPr>
+            <w:tcW w:w="593" w:type="pct"/>
+          </w:tcPr>
+          <w:p>
+            <w:pPr>
+              <w:spacing w:before="40" w:after="40" w:line="252" w:lineRule="auto"/>
+              <w:rPr>
+                <w:rFonts w:eastAsiaTheme="minorHAnsi" w:cstheme="minorBidi"/>
+                <w:color w:val="000000" w:themeColor="text1"/>
+                <w:szCs w:val="26"/>
+                <w:lang w:eastAsia="en-US"/>
+              </w:rPr>
+            </w:pPr>
+            <w:r>
+              <w:rPr>
+                <w:color w:val="000000" w:themeColor="text1"/>
+                <w:szCs w:val="26"/>
+                <w:lang w:eastAsia="en-US"/>
+              </w:rPr>
+              <w:t>Cao</w:t>
+            </w:r>
+          </w:p>
+        </w:tc>
+        <w:tc>
+          <w:tcPr>
+            <w:tcW w:w="1401" w:type="pct"/>
+          </w:tcPr>
+          <w:p>
+            <w:pPr>
+              <w:spacing w:before="40" w:after="40" w:line="252" w:lineRule="auto"/>
+              <w:rPr>
+                <w:rFonts w:eastAsiaTheme="minorHAnsi" w:cstheme="minorBidi"/>
+                <w:color w:val="000000" w:themeColor="text1"/>
+                <w:szCs w:val="26"/>
+                <w:lang w:eastAsia="en-US"/>
+              </w:rPr>
+            </w:pPr>
+            <w:r>
+              <w:rPr>
+                <w:color w:val="000000" w:themeColor="text1"/>
+                <w:szCs w:val="26"/>
+                <w:lang w:eastAsia="en-US"/>
+              </w:rPr>
+              <w:t>Rủi ro thấp, báo cáo đáng tin</w:t>
+            </w:r>
+          </w:p>
+        </w:tc>
+        <w:tc>
+          <w:tcPr>
+            <w:tcW w:w="1474" w:type="pct"/>
+          </w:tcPr>
+          <w:p>
+            <w:pPr>
+              <w:spacing w:before="40" w:after="40" w:line="252" w:lineRule="auto"/>
+              <w:rPr>
+                <w:rFonts w:eastAsiaTheme="minorHAnsi" w:cstheme="minorBidi"/>
+                <w:color w:val="000000" w:themeColor="text1"/>
+                <w:szCs w:val="26"/>
+                <w:lang w:eastAsia="en-US"/>
+              </w:rPr>
+            </w:pPr>
+            <w:r>
+              <w:rPr>
+                <w:color w:val="000000" w:themeColor="text1"/>
+                <w:szCs w:val="26"/>
+                <w:lang w:eastAsia="en-US"/>
+              </w:rPr>
+              <w:t>Dashboard và review KPI tháng</w:t>
+            </w:r>
+          </w:p>
+        </w:tc>
+      </w:tr>
+      <w:tr>
+        <w:tc>
+          <w:tcPr>
+            <w:tcW w:w="894" w:type="pct"/>
+          </w:tcPr>
+          <w:p>
+            <w:pPr>
+              <w:spacing w:before="40" w:after="40" w:line="252" w:lineRule="auto"/>
+              <w:rPr>
+                <w:rFonts w:eastAsiaTheme="minorHAnsi" w:cstheme="minorBidi"/>
+                <w:color w:val="000000" w:themeColor="text1"/>
+                <w:szCs w:val="26"/>
+                <w:lang w:eastAsia="en-US"/>
+              </w:rPr>
+            </w:pPr>
+            <w:r>
+              <w:rPr>
+                <w:color w:val="000000" w:themeColor="text1"/>
+                <w:szCs w:val="26"/>
+                <w:lang w:eastAsia="en-US"/>
+              </w:rPr>
+              <w:t>QA/QC trung tâm</w:t>
+            </w:r>
+          </w:p>
+        </w:tc>
+        <w:tc>
+          <w:tcPr>
+            <w:tcW w:w="638" w:type="pct"/>
+            <w:vAlign w:val="center"/>
+          </w:tcPr>
+          <w:p>
+            <w:pPr>
+              <w:spacing w:before="40" w:after="40" w:line="252" w:lineRule="auto"/>
+              <w:jc w:val="center"/>
+              <w:rPr>
+                <w:rFonts w:eastAsiaTheme="minorHAnsi" w:cstheme="minorBidi"/>
+                <w:color w:val="000000" w:themeColor="text1"/>
+                <w:szCs w:val="26"/>
+                <w:lang w:eastAsia="en-US"/>
+              </w:rPr>
+            </w:pPr>
+            <w:r>
+              <w:rPr>
+                <w:color w:val="000000" w:themeColor="text1"/>
+                <w:szCs w:val="26"/>
+                <w:lang w:eastAsia="en-US"/>
+              </w:rPr>
+              <w:t>Cao</w:t>
+            </w:r>
+          </w:p>
+        </w:tc>
+        <w:tc>
+          <w:tcPr>
+            <w:tcW w:w="593" w:type="pct"/>
+          </w:tcPr>
+          <w:p>
+            <w:pPr>
+              <w:spacing w:before="40" w:after="40" w:line="252" w:lineRule="auto"/>
+              <w:rPr>
+                <w:rFonts w:eastAsiaTheme="minorHAnsi" w:cstheme="minorBidi"/>
+                <w:color w:val="000000" w:themeColor="text1"/>
+                <w:szCs w:val="26"/>
+                <w:lang w:eastAsia="en-US"/>
+              </w:rPr>
+            </w:pPr>
+            <w:r>
+              <w:rPr>
+                <w:color w:val="000000" w:themeColor="text1"/>
+                <w:szCs w:val="26"/>
+                <w:lang w:eastAsia="en-US"/>
+              </w:rPr>
+              <w:t>Cao</w:t>
+            </w:r>
+          </w:p>
+        </w:tc>
+        <w:tc>
+          <w:tcPr>
+            <w:tcW w:w="1401" w:type="pct"/>
+          </w:tcPr>
+          <w:p>
+            <w:pPr>
+              <w:spacing w:before="40" w:after="40" w:line="252" w:lineRule="auto"/>
+              <w:rPr>
+                <w:rFonts w:eastAsiaTheme="minorHAnsi" w:cstheme="minorBidi"/>
+                <w:color w:val="000000" w:themeColor="text1"/>
+                <w:szCs w:val="26"/>
+                <w:lang w:eastAsia="en-US"/>
+              </w:rPr>
+            </w:pPr>
+            <w:r>
+              <w:rPr>
+                <w:color w:val="000000" w:themeColor="text1"/>
+                <w:szCs w:val="26"/>
+                <w:lang w:eastAsia="en-US"/>
+              </w:rPr>
+              <w:t>Checklist hiệu quả, ít nhập lặp</w:t>
+            </w:r>
+          </w:p>
+        </w:tc>
+        <w:tc>
+          <w:tcPr>
+            <w:tcW w:w="1474" w:type="pct"/>
+          </w:tcPr>
+          <w:p>
+            <w:pPr>
+              <w:spacing w:before="40" w:after="40" w:line="252" w:lineRule="auto"/>
+              <w:rPr>
+                <w:rFonts w:eastAsiaTheme="minorHAnsi" w:cstheme="minorBidi"/>
+                <w:color w:val="000000" w:themeColor="text1"/>
+                <w:szCs w:val="26"/>
+                <w:lang w:eastAsia="en-US"/>
+              </w:rPr>
+            </w:pPr>
+            <w:r>
+              <w:rPr>
+                <w:color w:val="000000" w:themeColor="text1"/>
+                <w:szCs w:val="26"/>
+                <w:lang w:eastAsia="en-US"/>
+              </w:rPr>
+              <w:t>Đồng thiết kế mobile audit</w:t>
+            </w:r>
+          </w:p>
+        </w:tc>
+      </w:tr>
+      <w:tr>
+        <w:tc>
+          <w:tcPr>
+            <w:tcW w:w="894" w:type="pct"/>
+          </w:tcPr>
+          <w:p>
+            <w:pPr>
+              <w:spacing w:before="40" w:after="40" w:line="252" w:lineRule="auto"/>
+              <w:rPr>
+                <w:rFonts w:eastAsiaTheme="minorHAnsi" w:cstheme="minorBidi"/>
+                <w:color w:val="000000" w:themeColor="text1"/>
+                <w:szCs w:val="26"/>
+                <w:lang w:eastAsia="en-US"/>
+              </w:rPr>
+            </w:pPr>
+            <w:r>
+              <w:rPr>
+                <w:color w:val="000000" w:themeColor="text1"/>
+                <w:szCs w:val="26"/>
+                <w:lang w:eastAsia="en-US"/>
+              </w:rPr>
+              <w:t>Quản lý cửa hàng</w:t>
+            </w:r>
+          </w:p>
+        </w:tc>
+        <w:tc>
+          <w:tcPr>
+            <w:tcW w:w="638" w:type="pct"/>
+            <w:vAlign w:val="center"/>
+          </w:tcPr>
+          <w:p>
+            <w:pPr>
+              <w:spacing w:before="40" w:after="40" w:line="252" w:lineRule="auto"/>
+              <w:jc w:val="center"/>
+              <w:rPr>
+                <w:rFonts w:eastAsiaTheme="minorHAnsi" w:cstheme="minorBidi"/>
+                <w:color w:val="000000" w:themeColor="text1"/>
+                <w:szCs w:val="26"/>
+                <w:lang w:eastAsia="en-US"/>
+              </w:rPr>
+            </w:pPr>
+            <w:r>
+              <w:rPr>
+                <w:color w:val="000000" w:themeColor="text1"/>
+                <w:szCs w:val="26"/>
+                <w:lang w:eastAsia="en-US"/>
+              </w:rPr>
+              <w:t>Cao</w:t>
+            </w:r>
+          </w:p>
+        </w:tc>
+        <w:tc>
+          <w:tcPr>
+            <w:tcW w:w="593" w:type="pct"/>
+          </w:tcPr>
+          <w:p>
+            <w:pPr>
+              <w:spacing w:before="40" w:after="40" w:line="252" w:lineRule="auto"/>
+              <w:rPr>
+                <w:rFonts w:eastAsiaTheme="minorHAnsi" w:cstheme="minorBidi"/>
+                <w:color w:val="000000" w:themeColor="text1"/>
+                <w:szCs w:val="26"/>
+                <w:lang w:eastAsia="en-US"/>
+              </w:rPr>
+            </w:pPr>
+            <w:r>
+              <w:rPr>
+                <w:color w:val="000000" w:themeColor="text1"/>
+                <w:szCs w:val="26"/>
+                <w:lang w:eastAsia="en-US"/>
+              </w:rPr>
+              <w:t>Cao</w:t>
+            </w:r>
+          </w:p>
+        </w:tc>
+        <w:tc>
+          <w:tcPr>
+            <w:tcW w:w="1401" w:type="pct"/>
+          </w:tcPr>
+          <w:p>
+            <w:pPr>
+              <w:spacing w:before="40" w:after="40" w:line="252" w:lineRule="auto"/>
+              <w:rPr>
+                <w:rFonts w:eastAsiaTheme="minorHAnsi" w:cstheme="minorBidi"/>
+                <w:color w:val="000000" w:themeColor="text1"/>
+                <w:szCs w:val="26"/>
+                <w:lang w:eastAsia="en-US"/>
+              </w:rPr>
+            </w:pPr>
+            <w:r>
+              <w:rPr>
+                <w:color w:val="000000" w:themeColor="text1"/>
+                <w:szCs w:val="26"/>
+                <w:lang w:eastAsia="en-US"/>
+              </w:rPr>
+              <w:t>CAPA rõ việc, rõ hạn</w:t>
+            </w:r>
+          </w:p>
+        </w:tc>
+        <w:tc>
+          <w:tcPr>
+            <w:tcW w:w="1474" w:type="pct"/>
+          </w:tcPr>
+          <w:p>
+            <w:pPr>
+              <w:spacing w:before="40" w:after="40" w:line="252" w:lineRule="auto"/>
+              <w:rPr>
+                <w:rFonts w:eastAsiaTheme="minorHAnsi" w:cstheme="minorBidi"/>
+                <w:color w:val="000000" w:themeColor="text1"/>
+                <w:szCs w:val="26"/>
+                <w:lang w:eastAsia="en-US"/>
+              </w:rPr>
+            </w:pPr>
+            <w:r>
+              <w:rPr>
+                <w:color w:val="000000" w:themeColor="text1"/>
+                <w:szCs w:val="26"/>
+                <w:lang w:eastAsia="en-US"/>
+              </w:rPr>
+              <w:t>Chủ CAPA, xác nhận bằng chứng</w:t>
+            </w:r>
+          </w:p>
+        </w:tc>
+      </w:tr>
+      <w:tr>
+        <w:tc>
+          <w:tcPr>
+            <w:tcW w:w="894" w:type="pct"/>
+          </w:tcPr>
+          <w:p>
+            <w:pPr>
+              <w:spacing w:before="40" w:after="40" w:line="252" w:lineRule="auto"/>
+              <w:rPr>
+                <w:rFonts w:eastAsiaTheme="minorHAnsi" w:cstheme="minorBidi"/>
+                <w:color w:val="000000" w:themeColor="text1"/>
+                <w:szCs w:val="26"/>
+                <w:lang w:eastAsia="en-US"/>
+              </w:rPr>
+            </w:pPr>
+            <w:r>
+              <w:rPr>
+                <w:color w:val="000000" w:themeColor="text1"/>
+                <w:szCs w:val="26"/>
+                <w:lang w:eastAsia="en-US"/>
+              </w:rPr>
+              <w:t>Nhân viên cửa hàng</w:t>
+            </w:r>
+          </w:p>
+        </w:tc>
+        <w:tc>
+          <w:tcPr>
+            <w:tcW w:w="638" w:type="pct"/>
+            <w:vAlign w:val="center"/>
+          </w:tcPr>
+          <w:p>
+            <w:pPr>
+              <w:spacing w:before="40" w:after="40" w:line="252" w:lineRule="auto"/>
+              <w:jc w:val="center"/>
+              <w:rPr>
+                <w:rFonts w:eastAsiaTheme="minorHAnsi" w:cstheme="minorBidi"/>
+                <w:color w:val="000000" w:themeColor="text1"/>
+                <w:szCs w:val="26"/>
+                <w:lang w:eastAsia="en-US"/>
+              </w:rPr>
+            </w:pPr>
+            <w:r>
+              <w:rPr>
+                <w:color w:val="000000" w:themeColor="text1"/>
+                <w:szCs w:val="26"/>
+                <w:lang w:eastAsia="en-US"/>
+              </w:rPr>
+              <w:t>Thấp</w:t>
+            </w:r>
+          </w:p>
+        </w:tc>
+        <w:tc>
+          <w:tcPr>
+            <w:tcW w:w="593" w:type="pct"/>
+          </w:tcPr>
+          <w:p>
+            <w:pPr>
+              <w:spacing w:before="40" w:after="40" w:line="252" w:lineRule="auto"/>
+              <w:rPr>
+                <w:rFonts w:eastAsiaTheme="minorHAnsi" w:cstheme="minorBidi"/>
+                <w:color w:val="000000" w:themeColor="text1"/>
+                <w:szCs w:val="26"/>
+                <w:lang w:eastAsia="en-US"/>
+              </w:rPr>
+            </w:pPr>
+            <w:r>
+              <w:rPr>
+                <w:color w:val="000000" w:themeColor="text1"/>
+                <w:szCs w:val="26"/>
+                <w:lang w:eastAsia="en-US"/>
+              </w:rPr>
+              <w:t>Cao</w:t>
+            </w:r>
+          </w:p>
+        </w:tc>
+        <w:tc>
+          <w:tcPr>
+            <w:tcW w:w="1401" w:type="pct"/>
+          </w:tcPr>
+          <w:p>
+            <w:pPr>
+              <w:spacing w:before="40" w:after="40" w:line="252" w:lineRule="auto"/>
+              <w:rPr>
+                <w:rFonts w:eastAsiaTheme="minorHAnsi" w:cstheme="minorBidi"/>
+                <w:color w:val="000000" w:themeColor="text1"/>
+                <w:szCs w:val="26"/>
+                <w:lang w:eastAsia="en-US"/>
+              </w:rPr>
+            </w:pPr>
+            <w:r>
+              <w:rPr>
+                <w:color w:val="000000" w:themeColor="text1"/>
+                <w:szCs w:val="26"/>
+                <w:lang w:eastAsia="en-US"/>
+              </w:rPr>
+              <w:t>SOP dễ hiểu, đào tạo công bằng</w:t>
+            </w:r>
+          </w:p>
+        </w:tc>
+        <w:tc>
+          <w:tcPr>
+            <w:tcW w:w="1474" w:type="pct"/>
+          </w:tcPr>
+          <w:p>
+            <w:pPr>
+              <w:spacing w:before="40" w:after="40" w:line="252" w:lineRule="auto"/>
+              <w:rPr>
+                <w:rFonts w:eastAsiaTheme="minorHAnsi" w:cstheme="minorBidi"/>
+                <w:color w:val="000000" w:themeColor="text1"/>
+                <w:szCs w:val="26"/>
+                <w:lang w:eastAsia="en-US"/>
+              </w:rPr>
+            </w:pPr>
+            <w:r>
+              <w:rPr>
+                <w:color w:val="000000" w:themeColor="text1"/>
+                <w:szCs w:val="26"/>
+                <w:lang w:eastAsia="en-US"/>
+              </w:rPr>
+              <w:t>Coaching tại chỗ và phản hồi</w:t>
+            </w:r>
+          </w:p>
+        </w:tc>
+      </w:tr>
+      <w:tr>
+        <w:tc>
+          <w:tcPr>
+            <w:tcW w:w="894" w:type="pct"/>
+          </w:tcPr>
+          <w:p>
+            <w:pPr>
+              <w:spacing w:before="40" w:after="40" w:line="252" w:lineRule="auto"/>
+              <w:rPr>
+                <w:rFonts w:eastAsiaTheme="minorHAnsi" w:cstheme="minorBidi"/>
+                <w:color w:val="000000" w:themeColor="text1"/>
+                <w:szCs w:val="26"/>
+                <w:lang w:eastAsia="en-US"/>
+              </w:rPr>
+            </w:pPr>
+            <w:r>
+              <w:rPr>
+                <w:color w:val="000000" w:themeColor="text1"/>
+                <w:szCs w:val="26"/>
+                <w:lang w:eastAsia="en-US"/>
+              </w:rPr>
+              <w:lastRenderedPageBreak/>
+              <w:t>Khách hàng</w:t>
+            </w:r>
+          </w:p>
+        </w:tc>
+        <w:tc>
+          <w:tcPr>
+            <w:tcW w:w="638" w:type="pct"/>
+            <w:vAlign w:val="center"/>
+          </w:tcPr>
+          <w:p>
+            <w:pPr>
+              <w:spacing w:before="40" w:after="40" w:line="252" w:lineRule="auto"/>
+              <w:jc w:val="center"/>
+              <w:rPr>
+                <w:rFonts w:eastAsiaTheme="minorHAnsi" w:cstheme="minorBidi"/>
+                <w:color w:val="000000" w:themeColor="text1"/>
+                <w:szCs w:val="26"/>
+                <w:lang w:eastAsia="en-US"/>
+              </w:rPr>
+            </w:pPr>
+            <w:r>
+              <w:rPr>
+                <w:color w:val="000000" w:themeColor="text1"/>
+                <w:szCs w:val="26"/>
+                <w:lang w:eastAsia="en-US"/>
+              </w:rPr>
+              <w:t>Trung bình</w:t>
+            </w:r>
+          </w:p>
+        </w:tc>
+        <w:tc>
+          <w:tcPr>
+            <w:tcW w:w="593" w:type="pct"/>
+          </w:tcPr>
+          <w:p>
+            <w:pPr>
+              <w:spacing w:before="40" w:after="40" w:line="252" w:lineRule="auto"/>
+              <w:rPr>
+                <w:rFonts w:eastAsiaTheme="minorHAnsi" w:cstheme="minorBidi"/>
+                <w:color w:val="000000" w:themeColor="text1"/>
+                <w:szCs w:val="26"/>
+                <w:lang w:eastAsia="en-US"/>
+              </w:rPr>
+            </w:pPr>
+            <w:r>
+              <w:rPr>
+                <w:color w:val="000000" w:themeColor="text1"/>
+                <w:szCs w:val="26"/>
+                <w:lang w:eastAsia="en-US"/>
+              </w:rPr>
+              <w:t>Cao</w:t>
+            </w:r>
+          </w:p>
+        </w:tc>
+        <w:tc>
+          <w:tcPr>
+            <w:tcW w:w="1401" w:type="pct"/>
+          </w:tcPr>
+          <w:p>
+            <w:pPr>
+              <w:spacing w:before="40" w:after="40" w:line="252" w:lineRule="auto"/>
+              <w:rPr>
+                <w:rFonts w:eastAsiaTheme="minorHAnsi" w:cstheme="minorBidi"/>
+                <w:color w:val="000000" w:themeColor="text1"/>
+                <w:szCs w:val="26"/>
+                <w:lang w:eastAsia="en-US"/>
+              </w:rPr>
+            </w:pPr>
+            <w:r>
+              <w:rPr>
+                <w:color w:val="000000" w:themeColor="text1"/>
+                <w:szCs w:val="26"/>
+                <w:lang w:eastAsia="en-US"/>
+              </w:rPr>
+              <w:t>Sản phẩm đồng nhất, phản hồi nhanh</w:t>
+            </w:r>
+          </w:p>
+        </w:tc>
+        <w:tc>
+          <w:tcPr>
+            <w:tcW w:w="1474" w:type="pct"/>
+          </w:tcPr>
+          <w:p>
+            <w:pPr>
+              <w:spacing w:before="40" w:after="40" w:line="252" w:lineRule="auto"/>
+              <w:rPr>
+                <w:rFonts w:eastAsiaTheme="minorHAnsi" w:cstheme="minorBidi"/>
+                <w:color w:val="000000" w:themeColor="text1"/>
+                <w:szCs w:val="26"/>
+                <w:lang w:eastAsia="en-US"/>
+              </w:rPr>
+            </w:pPr>
+            <w:r>
+              <w:rPr>
+                <w:color w:val="000000" w:themeColor="text1"/>
+                <w:szCs w:val="26"/>
+                <w:lang w:eastAsia="en-US"/>
+              </w:rPr>
+              <w:t>Dữ liệu CSAT/khiếu nại làm trigger</w:t>
+            </w:r>
+          </w:p>
+        </w:tc>
+      </w:tr>
+    </w:tbl>
+    <w:p>
+      <w:pPr>
+        <w:pStyle w:val="LBody"/>
+        <w:rPr>
+          <w:lang w:val="vi-VN"/>
+        </w:rPr>
+      </w:pPr>
+    </w:p>
+    <w:p>
+      <w:pPr>
+        <w:spacing w:before="0" w:after="200" w:line="276" w:lineRule="auto"/>
+      </w:pPr>
+      <w:r>
+        <w:br w:type="page"/>
+      </w:r>
+    </w:p>
+    <w:p>
+      <w:pPr>
+        <w:pStyle w:val="Heading2"/>
+        <w:rPr>
+          <w:lang w:val="en-US"/>
+        </w:rPr>
+      </w:pPr>
+      <w:bookmarkStart w:id="26" w:name="_Toc236690091"/>
+      <w:r>
+        <w:rPr>
+          <w:lang w:val="en-US"/>
+        </w:rPr>
+        <w:lastRenderedPageBreak/>
+        <w:t>Phân tích định lượng</w:t>
+      </w:r>
       <w:bookmarkEnd w:id="26"/>
     </w:p>
     <w:p>
       <w:pPr>
-        <w:pStyle w:val="Heading2"/>
-        <w:rPr>
-          <w:lang w:val="en-US"/>
-        </w:rPr>
-      </w:pPr>
-      <w:bookmarkStart w:id="27" w:name="_Toc236690088"/>
-      <w:r>
-        <w:rPr>
-          <w:lang w:val="en-US"/>
-        </w:rPr>
-        <w:t>Phân tích định tính</w:t>
+        <w:pStyle w:val="Heading3"/>
+        <w:rPr>
+          <w:lang w:val="en-US"/>
+        </w:rPr>
+      </w:pPr>
+      <w:bookmarkStart w:id="27" w:name="_Toc236690092"/>
+      <w:r>
+        <w:rPr>
+          <w:lang w:val="en-US"/>
+        </w:rPr>
+        <w:t xml:space="preserve">Quy trình </w:t>
       </w:r>
       <w:bookmarkEnd w:id="27"/>
-    </w:p>
-    <w:p>
-      <w:pPr>
-        <w:pStyle w:val="Heading3"/>
-        <w:rPr>
-          <w:lang w:val="en-US"/>
-        </w:rPr>
-      </w:pPr>
-      <w:r>
-        <w:rPr>
-          <w:lang w:val="en-US"/>
-        </w:rPr>
-        <w:t>Phân tích giá trị gia tăng</w:t>
+      <w:r>
+        <w:rPr>
+          <w:highlight w:val="yellow"/>
+          <w:lang w:val="en-US"/>
+        </w:rPr>
+        <w:t>Pha chế và phục vụ đồ uống</w:t>
       </w:r>
     </w:p>
     <w:p>
       <w:pPr>
         <w:pStyle w:val="LBody"/>
-      </w:pPr>
-      <w:r>
-        <w:t>Nhóm tiến hành phân tích chi tiết từng bước trong </w:t>
-      </w:r>
-      <w:r>
-        <w:rPr>
-          <w:highlight w:val="yellow"/>
-        </w:rPr>
-        <w:t>Quy trình Pha chế và Phục vụ Đồ uống tại Quầy</w:t>
-      </w:r>
-      <w:r>
-        <w:t> để phân loại các hoạt động:</w:t>
-      </w:r>
-    </w:p>
-    <w:p>
-      <w:pPr>
-        <w:rPr>
-          <w:lang w:val="en-US"/>
-        </w:rPr>
-      </w:pPr>
-    </w:p>
-    <w:p>
-      <w:pPr>
-        <w:rPr>
-          <w:lang w:val="en-US"/>
-        </w:rPr>
-      </w:pPr>
-    </w:p>
-    <w:p>
-      <w:pPr>
-        <w:rPr>
-          <w:lang w:val="en-US"/>
-        </w:rPr>
-      </w:pPr>
+        <w:rPr>
+          <w:lang w:val="vi-VN"/>
+        </w:rPr>
+      </w:pPr>
+      <w:r>
+        <w:t>Cơ sở tính toán: 13.500 đơn/tháng (450 đơn/ngày × 30 ngày), Cycle Time trung bình 7,5 phút theo kết quả phỏng vấn giả định; thời gian VA là 95 giây. Tỷ lệ lỗi 1,6% và chi phí bình quân mỗi lỗi là 32.500 đồng. Kịch bản cải tiến dùng KDS, tách luồng pickup và khóa công thức.</w:t>
+      </w:r>
     </w:p>
     <w:p>
       <w:pPr>
@@ -15889,17 +20532,705 @@
         <w:rPr>
           <w:lang w:val="en-US"/>
         </w:rPr>
-        <w:t xml:space="preserve">Phân tích sự lãng phí </w:t>
-      </w:r>
-    </w:p>
-    <w:p>
-      <w:pPr>
-        <w:ind w:left="720"/>
-        <w:rPr>
-          <w:lang w:val="en-US"/>
-        </w:rPr>
-      </w:pPr>
-    </w:p>
+        <w:t xml:space="preserve">Thời gian </w:t>
+      </w:r>
+    </w:p>
+    <w:p>
+      <w:pPr>
+        <w:pStyle w:val="Caption"/>
+        <w:rPr>
+          <w:lang w:val="en-US"/>
+        </w:rPr>
+      </w:pPr>
+      <w:r>
+        <w:t xml:space="preserve">Bảng </w:t>
+      </w:r>
+      <w:fldSimple w:instr=" STYLEREF 1 \s ">
+        <w:r>
+          <w:rPr>
+            <w:noProof/>
+          </w:rPr>
+          <w:t>5</w:t>
+        </w:r>
+      </w:fldSimple>
+      <w:r>
+        <w:t>.</w:t>
+      </w:r>
+      <w:fldSimple w:instr=" SEQ Bảng \* ARABIC \s 1 ">
+        <w:r>
+          <w:rPr>
+            <w:noProof/>
+          </w:rPr>
+          <w:t>6</w:t>
+        </w:r>
+      </w:fldSimple>
+      <w:r>
+        <w:rPr>
+          <w:lang w:val="en-US"/>
+        </w:rPr>
+        <w:t xml:space="preserve">. </w:t>
+      </w:r>
+      <w:r>
+        <w:rPr>
+          <w:lang w:val="en-US"/>
+        </w:rPr>
+        <w:t>Phân tích thời gian quy trình</w:t>
+      </w:r>
+    </w:p>
+    <w:tbl>
+      <w:tblPr>
+        <w:tblStyle w:val="TableGrid"/>
+        <w:tblW w:w="5000" w:type="pct"/>
+        <w:tblLook w:val="04A0" w:firstRow="1" w:lastRow="0" w:firstColumn="1" w:lastColumn="0" w:noHBand="0" w:noVBand="1"/>
+      </w:tblPr>
+      <w:tblGrid>
+        <w:gridCol w:w="1526"/>
+        <w:gridCol w:w="3057"/>
+        <w:gridCol w:w="1568"/>
+        <w:gridCol w:w="1329"/>
+        <w:gridCol w:w="1523"/>
+      </w:tblGrid>
+      <w:tr>
+        <w:tc>
+          <w:tcPr>
+            <w:tcW w:w="847" w:type="pct"/>
+          </w:tcPr>
+          <w:p>
+            <w:pPr>
+              <w:spacing w:before="40" w:after="40" w:line="252" w:lineRule="auto"/>
+              <w:jc w:val="center"/>
+              <w:rPr>
+                <w:rFonts w:eastAsiaTheme="minorHAnsi" w:cstheme="minorBidi"/>
+                <w:color w:val="000000" w:themeColor="text1"/>
+                <w:szCs w:val="26"/>
+                <w:lang w:eastAsia="en-US"/>
+              </w:rPr>
+            </w:pPr>
+            <w:r>
+              <w:rPr>
+                <w:b/>
+                <w:color w:val="000000" w:themeColor="text1"/>
+                <w:szCs w:val="26"/>
+                <w:lang w:eastAsia="en-US"/>
+              </w:rPr>
+              <w:t>Chỉ tiêu</w:t>
+            </w:r>
+          </w:p>
+        </w:tc>
+        <w:tc>
+          <w:tcPr>
+            <w:tcW w:w="1698" w:type="pct"/>
+          </w:tcPr>
+          <w:p>
+            <w:pPr>
+              <w:spacing w:before="40" w:after="40" w:line="252" w:lineRule="auto"/>
+              <w:jc w:val="center"/>
+              <w:rPr>
+                <w:rFonts w:eastAsiaTheme="minorHAnsi" w:cstheme="minorBidi"/>
+                <w:color w:val="000000" w:themeColor="text1"/>
+                <w:szCs w:val="26"/>
+                <w:lang w:eastAsia="en-US"/>
+              </w:rPr>
+            </w:pPr>
+            <w:r>
+              <w:rPr>
+                <w:b/>
+                <w:color w:val="000000" w:themeColor="text1"/>
+                <w:szCs w:val="26"/>
+                <w:lang w:eastAsia="en-US"/>
+              </w:rPr>
+              <w:t>Công thức</w:t>
+            </w:r>
+          </w:p>
+        </w:tc>
+        <w:tc>
+          <w:tcPr>
+            <w:tcW w:w="871" w:type="pct"/>
+          </w:tcPr>
+          <w:p>
+            <w:pPr>
+              <w:spacing w:before="40" w:after="40" w:line="252" w:lineRule="auto"/>
+              <w:jc w:val="center"/>
+              <w:rPr>
+                <w:rFonts w:eastAsiaTheme="minorHAnsi" w:cstheme="minorBidi"/>
+                <w:color w:val="000000" w:themeColor="text1"/>
+                <w:szCs w:val="26"/>
+                <w:lang w:eastAsia="en-US"/>
+              </w:rPr>
+            </w:pPr>
+            <w:r>
+              <w:rPr>
+                <w:b/>
+                <w:color w:val="000000" w:themeColor="text1"/>
+                <w:szCs w:val="26"/>
+                <w:lang w:eastAsia="en-US"/>
+              </w:rPr>
+              <w:t>Hiện trạng</w:t>
+            </w:r>
+          </w:p>
+        </w:tc>
+        <w:tc>
+          <w:tcPr>
+            <w:tcW w:w="738" w:type="pct"/>
+          </w:tcPr>
+          <w:p>
+            <w:pPr>
+              <w:spacing w:before="40" w:after="40" w:line="252" w:lineRule="auto"/>
+              <w:jc w:val="center"/>
+              <w:rPr>
+                <w:rFonts w:eastAsiaTheme="minorHAnsi" w:cstheme="minorBidi"/>
+                <w:color w:val="000000" w:themeColor="text1"/>
+                <w:szCs w:val="26"/>
+                <w:lang w:eastAsia="en-US"/>
+              </w:rPr>
+            </w:pPr>
+            <w:r>
+              <w:rPr>
+                <w:b/>
+                <w:color w:val="000000" w:themeColor="text1"/>
+                <w:szCs w:val="26"/>
+                <w:lang w:eastAsia="en-US"/>
+              </w:rPr>
+              <w:t>Mục tiêu</w:t>
+            </w:r>
+          </w:p>
+        </w:tc>
+        <w:tc>
+          <w:tcPr>
+            <w:tcW w:w="846" w:type="pct"/>
+          </w:tcPr>
+          <w:p>
+            <w:pPr>
+              <w:spacing w:before="40" w:after="40" w:line="252" w:lineRule="auto"/>
+              <w:jc w:val="center"/>
+              <w:rPr>
+                <w:rFonts w:eastAsiaTheme="minorHAnsi" w:cstheme="minorBidi"/>
+                <w:color w:val="000000" w:themeColor="text1"/>
+                <w:szCs w:val="26"/>
+                <w:lang w:eastAsia="en-US"/>
+              </w:rPr>
+            </w:pPr>
+            <w:r>
+              <w:rPr>
+                <w:b/>
+                <w:color w:val="000000" w:themeColor="text1"/>
+                <w:szCs w:val="26"/>
+                <w:lang w:eastAsia="en-US"/>
+              </w:rPr>
+              <w:t>Thay đổi</w:t>
+            </w:r>
+          </w:p>
+        </w:tc>
+      </w:tr>
+      <w:tr>
+        <w:tc>
+          <w:tcPr>
+            <w:tcW w:w="847" w:type="pct"/>
+            <w:vAlign w:val="center"/>
+          </w:tcPr>
+          <w:p>
+            <w:pPr>
+              <w:spacing w:before="40" w:after="40" w:line="252" w:lineRule="auto"/>
+              <w:rPr>
+                <w:rFonts w:eastAsiaTheme="minorHAnsi" w:cstheme="minorBidi"/>
+                <w:color w:val="000000" w:themeColor="text1"/>
+                <w:szCs w:val="26"/>
+                <w:lang w:eastAsia="en-US"/>
+              </w:rPr>
+            </w:pPr>
+            <w:r>
+              <w:rPr>
+                <w:color w:val="000000" w:themeColor="text1"/>
+                <w:szCs w:val="26"/>
+                <w:lang w:eastAsia="en-US"/>
+              </w:rPr>
+              <w:t>Cycle Time</w:t>
+            </w:r>
+          </w:p>
+        </w:tc>
+        <w:tc>
+          <w:tcPr>
+            <w:tcW w:w="1698" w:type="pct"/>
+            <w:vAlign w:val="center"/>
+          </w:tcPr>
+          <w:p>
+            <w:pPr>
+              <w:spacing w:before="40" w:after="40" w:line="252" w:lineRule="auto"/>
+              <w:rPr>
+                <w:rFonts w:eastAsiaTheme="minorHAnsi" w:cstheme="minorBidi"/>
+                <w:color w:val="000000" w:themeColor="text1"/>
+                <w:szCs w:val="26"/>
+                <w:lang w:eastAsia="en-US"/>
+              </w:rPr>
+            </w:pPr>
+            <w:r>
+              <w:rPr>
+                <w:color w:val="000000" w:themeColor="text1"/>
+                <w:szCs w:val="26"/>
+                <w:lang w:eastAsia="en-US"/>
+              </w:rPr>
+              <w:t>Tổng thời gian từ nhận đơn đến đóng đơn</w:t>
+            </w:r>
+          </w:p>
+        </w:tc>
+        <w:tc>
+          <w:tcPr>
+            <w:tcW w:w="871" w:type="pct"/>
+            <w:vAlign w:val="center"/>
+          </w:tcPr>
+          <w:p>
+            <w:pPr>
+              <w:spacing w:before="40" w:after="40" w:line="252" w:lineRule="auto"/>
+              <w:rPr>
+                <w:rFonts w:eastAsiaTheme="minorHAnsi" w:cstheme="minorBidi"/>
+                <w:color w:val="000000" w:themeColor="text1"/>
+                <w:szCs w:val="26"/>
+                <w:lang w:eastAsia="en-US"/>
+              </w:rPr>
+            </w:pPr>
+            <w:r>
+              <w:rPr>
+                <w:color w:val="000000" w:themeColor="text1"/>
+                <w:szCs w:val="26"/>
+                <w:lang w:eastAsia="en-US"/>
+              </w:rPr>
+              <w:t>450 giây</w:t>
+            </w:r>
+          </w:p>
+        </w:tc>
+        <w:tc>
+          <w:tcPr>
+            <w:tcW w:w="738" w:type="pct"/>
+            <w:vAlign w:val="center"/>
+          </w:tcPr>
+          <w:p>
+            <w:pPr>
+              <w:spacing w:before="40" w:after="40" w:line="252" w:lineRule="auto"/>
+              <w:rPr>
+                <w:rFonts w:eastAsiaTheme="minorHAnsi" w:cstheme="minorBidi"/>
+                <w:color w:val="000000" w:themeColor="text1"/>
+                <w:szCs w:val="26"/>
+                <w:lang w:eastAsia="en-US"/>
+              </w:rPr>
+            </w:pPr>
+            <w:r>
+              <w:rPr>
+                <w:color w:val="000000" w:themeColor="text1"/>
+                <w:szCs w:val="26"/>
+                <w:lang w:eastAsia="en-US"/>
+              </w:rPr>
+              <w:t>330 giây</w:t>
+            </w:r>
+          </w:p>
+        </w:tc>
+        <w:tc>
+          <w:tcPr>
+            <w:tcW w:w="846" w:type="pct"/>
+            <w:vAlign w:val="center"/>
+          </w:tcPr>
+          <w:p>
+            <w:pPr>
+              <w:spacing w:before="40" w:after="40" w:line="252" w:lineRule="auto"/>
+              <w:rPr>
+                <w:rFonts w:eastAsiaTheme="minorHAnsi" w:cstheme="minorBidi"/>
+                <w:color w:val="000000" w:themeColor="text1"/>
+                <w:szCs w:val="26"/>
+                <w:lang w:eastAsia="en-US"/>
+              </w:rPr>
+            </w:pPr>
+            <w:r>
+              <w:rPr>
+                <w:color w:val="000000" w:themeColor="text1"/>
+                <w:szCs w:val="26"/>
+                <w:lang w:eastAsia="en-US"/>
+              </w:rPr>
+              <w:t>-26,7%</w:t>
+            </w:r>
+          </w:p>
+        </w:tc>
+      </w:tr>
+      <w:tr>
+        <w:tc>
+          <w:tcPr>
+            <w:tcW w:w="847" w:type="pct"/>
+            <w:vAlign w:val="center"/>
+          </w:tcPr>
+          <w:p>
+            <w:pPr>
+              <w:spacing w:before="40" w:after="40" w:line="252" w:lineRule="auto"/>
+              <w:rPr>
+                <w:rFonts w:eastAsiaTheme="minorHAnsi" w:cstheme="minorBidi"/>
+                <w:color w:val="000000" w:themeColor="text1"/>
+                <w:szCs w:val="26"/>
+                <w:lang w:eastAsia="en-US"/>
+              </w:rPr>
+            </w:pPr>
+            <w:r>
+              <w:rPr>
+                <w:color w:val="000000" w:themeColor="text1"/>
+                <w:szCs w:val="26"/>
+                <w:lang w:eastAsia="en-US"/>
+              </w:rPr>
+              <w:t>Thời gian VA</w:t>
+            </w:r>
+          </w:p>
+        </w:tc>
+        <w:tc>
+          <w:tcPr>
+            <w:tcW w:w="1698" w:type="pct"/>
+            <w:vAlign w:val="center"/>
+          </w:tcPr>
+          <w:p>
+            <w:pPr>
+              <w:spacing w:before="40" w:after="40" w:line="252" w:lineRule="auto"/>
+              <w:rPr>
+                <w:rFonts w:eastAsiaTheme="minorHAnsi" w:cstheme="minorBidi"/>
+                <w:color w:val="000000" w:themeColor="text1"/>
+                <w:szCs w:val="26"/>
+                <w:lang w:eastAsia="en-US"/>
+              </w:rPr>
+            </w:pPr>
+            <w:r>
+              <w:rPr>
+                <w:color w:val="000000" w:themeColor="text1"/>
+                <w:szCs w:val="26"/>
+                <w:lang w:eastAsia="en-US"/>
+              </w:rPr>
+              <w:t>Lấy nguyên liệu + pha chế</w:t>
+            </w:r>
+          </w:p>
+        </w:tc>
+        <w:tc>
+          <w:tcPr>
+            <w:tcW w:w="871" w:type="pct"/>
+            <w:vAlign w:val="center"/>
+          </w:tcPr>
+          <w:p>
+            <w:pPr>
+              <w:spacing w:before="40" w:after="40" w:line="252" w:lineRule="auto"/>
+              <w:rPr>
+                <w:rFonts w:eastAsiaTheme="minorHAnsi" w:cstheme="minorBidi"/>
+                <w:color w:val="000000" w:themeColor="text1"/>
+                <w:szCs w:val="26"/>
+                <w:lang w:eastAsia="en-US"/>
+              </w:rPr>
+            </w:pPr>
+            <w:r>
+              <w:rPr>
+                <w:color w:val="000000" w:themeColor="text1"/>
+                <w:szCs w:val="26"/>
+                <w:lang w:eastAsia="en-US"/>
+              </w:rPr>
+              <w:t>95 giây</w:t>
+            </w:r>
+          </w:p>
+        </w:tc>
+        <w:tc>
+          <w:tcPr>
+            <w:tcW w:w="738" w:type="pct"/>
+            <w:vAlign w:val="center"/>
+          </w:tcPr>
+          <w:p>
+            <w:pPr>
+              <w:spacing w:before="40" w:after="40" w:line="252" w:lineRule="auto"/>
+              <w:rPr>
+                <w:rFonts w:eastAsiaTheme="minorHAnsi" w:cstheme="minorBidi"/>
+                <w:color w:val="000000" w:themeColor="text1"/>
+                <w:szCs w:val="26"/>
+                <w:lang w:eastAsia="en-US"/>
+              </w:rPr>
+            </w:pPr>
+            <w:r>
+              <w:rPr>
+                <w:color w:val="000000" w:themeColor="text1"/>
+                <w:szCs w:val="26"/>
+                <w:lang w:eastAsia="en-US"/>
+              </w:rPr>
+              <w:t>95 giây</w:t>
+            </w:r>
+          </w:p>
+        </w:tc>
+        <w:tc>
+          <w:tcPr>
+            <w:tcW w:w="846" w:type="pct"/>
+            <w:vAlign w:val="center"/>
+          </w:tcPr>
+          <w:p>
+            <w:pPr>
+              <w:spacing w:before="40" w:after="40" w:line="252" w:lineRule="auto"/>
+              <w:rPr>
+                <w:rFonts w:eastAsiaTheme="minorHAnsi" w:cstheme="minorBidi"/>
+                <w:color w:val="000000" w:themeColor="text1"/>
+                <w:szCs w:val="26"/>
+                <w:lang w:eastAsia="en-US"/>
+              </w:rPr>
+            </w:pPr>
+            <w:r>
+              <w:rPr>
+                <w:color w:val="000000" w:themeColor="text1"/>
+                <w:szCs w:val="26"/>
+                <w:lang w:eastAsia="en-US"/>
+              </w:rPr>
+              <w:t>Giữ ổn định</w:t>
+            </w:r>
+          </w:p>
+        </w:tc>
+      </w:tr>
+      <w:tr>
+        <w:tc>
+          <w:tcPr>
+            <w:tcW w:w="847" w:type="pct"/>
+            <w:vAlign w:val="center"/>
+          </w:tcPr>
+          <w:p>
+            <w:pPr>
+              <w:spacing w:before="40" w:after="40" w:line="252" w:lineRule="auto"/>
+              <w:rPr>
+                <w:rFonts w:eastAsiaTheme="minorHAnsi" w:cstheme="minorBidi"/>
+                <w:color w:val="000000" w:themeColor="text1"/>
+                <w:szCs w:val="26"/>
+                <w:lang w:eastAsia="en-US"/>
+              </w:rPr>
+            </w:pPr>
+            <w:r>
+              <w:rPr>
+                <w:color w:val="000000" w:themeColor="text1"/>
+                <w:szCs w:val="26"/>
+                <w:lang w:eastAsia="en-US"/>
+              </w:rPr>
+              <w:t>PCE</w:t>
+            </w:r>
+          </w:p>
+        </w:tc>
+        <w:tc>
+          <w:tcPr>
+            <w:tcW w:w="1698" w:type="pct"/>
+            <w:vAlign w:val="center"/>
+          </w:tcPr>
+          <w:p>
+            <w:pPr>
+              <w:spacing w:before="40" w:after="40" w:line="252" w:lineRule="auto"/>
+              <w:rPr>
+                <w:rFonts w:eastAsiaTheme="minorHAnsi" w:cstheme="minorBidi"/>
+                <w:color w:val="000000" w:themeColor="text1"/>
+                <w:szCs w:val="26"/>
+                <w:lang w:eastAsia="en-US"/>
+              </w:rPr>
+            </w:pPr>
+            <w:r>
+              <w:rPr>
+                <w:color w:val="000000" w:themeColor="text1"/>
+                <w:szCs w:val="26"/>
+                <w:lang w:eastAsia="en-US"/>
+              </w:rPr>
+              <w:t>VA / Cycle Time</w:t>
+            </w:r>
+          </w:p>
+        </w:tc>
+        <w:tc>
+          <w:tcPr>
+            <w:tcW w:w="871" w:type="pct"/>
+            <w:vAlign w:val="center"/>
+          </w:tcPr>
+          <w:p>
+            <w:pPr>
+              <w:spacing w:before="40" w:after="40" w:line="252" w:lineRule="auto"/>
+              <w:rPr>
+                <w:rFonts w:eastAsiaTheme="minorHAnsi" w:cstheme="minorBidi"/>
+                <w:color w:val="000000" w:themeColor="text1"/>
+                <w:szCs w:val="26"/>
+                <w:lang w:eastAsia="en-US"/>
+              </w:rPr>
+            </w:pPr>
+            <w:r>
+              <w:rPr>
+                <w:color w:val="000000" w:themeColor="text1"/>
+                <w:szCs w:val="26"/>
+                <w:lang w:eastAsia="en-US"/>
+              </w:rPr>
+              <w:t>95/450 = 21,1%</w:t>
+            </w:r>
+          </w:p>
+        </w:tc>
+        <w:tc>
+          <w:tcPr>
+            <w:tcW w:w="738" w:type="pct"/>
+            <w:vAlign w:val="center"/>
+          </w:tcPr>
+          <w:p>
+            <w:pPr>
+              <w:spacing w:before="40" w:after="40" w:line="252" w:lineRule="auto"/>
+              <w:rPr>
+                <w:rFonts w:eastAsiaTheme="minorHAnsi" w:cstheme="minorBidi"/>
+                <w:color w:val="000000" w:themeColor="text1"/>
+                <w:szCs w:val="26"/>
+                <w:lang w:eastAsia="en-US"/>
+              </w:rPr>
+            </w:pPr>
+            <w:r>
+              <w:rPr>
+                <w:color w:val="000000" w:themeColor="text1"/>
+                <w:szCs w:val="26"/>
+                <w:lang w:eastAsia="en-US"/>
+              </w:rPr>
+              <w:t>95/330 = 28,8%</w:t>
+            </w:r>
+          </w:p>
+        </w:tc>
+        <w:tc>
+          <w:tcPr>
+            <w:tcW w:w="846" w:type="pct"/>
+            <w:vAlign w:val="center"/>
+          </w:tcPr>
+          <w:p>
+            <w:pPr>
+              <w:spacing w:before="40" w:after="40" w:line="252" w:lineRule="auto"/>
+              <w:rPr>
+                <w:rFonts w:eastAsiaTheme="minorHAnsi" w:cstheme="minorBidi"/>
+                <w:color w:val="000000" w:themeColor="text1"/>
+                <w:szCs w:val="26"/>
+                <w:lang w:eastAsia="en-US"/>
+              </w:rPr>
+            </w:pPr>
+            <w:r>
+              <w:rPr>
+                <w:color w:val="000000" w:themeColor="text1"/>
+                <w:szCs w:val="26"/>
+                <w:lang w:eastAsia="en-US"/>
+              </w:rPr>
+              <w:t>+7,7 điểm %</w:t>
+            </w:r>
+          </w:p>
+        </w:tc>
+      </w:tr>
+      <w:tr>
+        <w:tc>
+          <w:tcPr>
+            <w:tcW w:w="847" w:type="pct"/>
+            <w:vAlign w:val="center"/>
+          </w:tcPr>
+          <w:p>
+            <w:pPr>
+              <w:spacing w:before="40" w:after="40" w:line="252" w:lineRule="auto"/>
+              <w:rPr>
+                <w:rFonts w:eastAsiaTheme="minorHAnsi" w:cstheme="minorBidi"/>
+                <w:color w:val="000000" w:themeColor="text1"/>
+                <w:szCs w:val="26"/>
+                <w:lang w:eastAsia="en-US"/>
+              </w:rPr>
+            </w:pPr>
+            <w:r>
+              <w:rPr>
+                <w:color w:val="000000" w:themeColor="text1"/>
+                <w:szCs w:val="26"/>
+                <w:lang w:eastAsia="en-US"/>
+              </w:rPr>
+              <w:t>Năng lực lý thuyết/giờ</w:t>
+            </w:r>
+          </w:p>
+        </w:tc>
+        <w:tc>
+          <w:tcPr>
+            <w:tcW w:w="1698" w:type="pct"/>
+            <w:vAlign w:val="center"/>
+          </w:tcPr>
+          <w:p>
+            <w:pPr>
+              <w:spacing w:before="40" w:after="40" w:line="252" w:lineRule="auto"/>
+              <w:rPr>
+                <w:rFonts w:eastAsiaTheme="minorHAnsi" w:cstheme="minorBidi"/>
+                <w:color w:val="000000" w:themeColor="text1"/>
+                <w:szCs w:val="26"/>
+                <w:lang w:eastAsia="en-US"/>
+              </w:rPr>
+            </w:pPr>
+            <w:r>
+              <w:rPr>
+                <w:color w:val="000000" w:themeColor="text1"/>
+                <w:szCs w:val="26"/>
+                <w:lang w:eastAsia="en-US"/>
+              </w:rPr>
+              <w:t>3.600 / Cycle Time</w:t>
+            </w:r>
+          </w:p>
+        </w:tc>
+        <w:tc>
+          <w:tcPr>
+            <w:tcW w:w="871" w:type="pct"/>
+            <w:vAlign w:val="center"/>
+          </w:tcPr>
+          <w:p>
+            <w:pPr>
+              <w:spacing w:before="40" w:after="40" w:line="252" w:lineRule="auto"/>
+              <w:rPr>
+                <w:rFonts w:eastAsiaTheme="minorHAnsi" w:cstheme="minorBidi"/>
+                <w:color w:val="000000" w:themeColor="text1"/>
+                <w:szCs w:val="26"/>
+                <w:lang w:eastAsia="en-US"/>
+              </w:rPr>
+            </w:pPr>
+            <w:r>
+              <w:rPr>
+                <w:color w:val="000000" w:themeColor="text1"/>
+                <w:szCs w:val="26"/>
+                <w:lang w:eastAsia="en-US"/>
+              </w:rPr>
+              <w:t>8,0 đơn/luồng</w:t>
+            </w:r>
+          </w:p>
+        </w:tc>
+        <w:tc>
+          <w:tcPr>
+            <w:tcW w:w="738" w:type="pct"/>
+            <w:vAlign w:val="center"/>
+          </w:tcPr>
+          <w:p>
+            <w:pPr>
+              <w:spacing w:before="40" w:after="40" w:line="252" w:lineRule="auto"/>
+              <w:rPr>
+                <w:rFonts w:eastAsiaTheme="minorHAnsi" w:cstheme="minorBidi"/>
+                <w:color w:val="000000" w:themeColor="text1"/>
+                <w:szCs w:val="26"/>
+                <w:lang w:eastAsia="en-US"/>
+              </w:rPr>
+            </w:pPr>
+            <w:r>
+              <w:rPr>
+                <w:color w:val="000000" w:themeColor="text1"/>
+                <w:szCs w:val="26"/>
+                <w:lang w:eastAsia="en-US"/>
+              </w:rPr>
+              <w:t>10,9 đơn/luồng</w:t>
+            </w:r>
+          </w:p>
+        </w:tc>
+        <w:tc>
+          <w:tcPr>
+            <w:tcW w:w="846" w:type="pct"/>
+            <w:vAlign w:val="center"/>
+          </w:tcPr>
+          <w:p>
+            <w:pPr>
+              <w:spacing w:before="40" w:after="40" w:line="252" w:lineRule="auto"/>
+              <w:rPr>
+                <w:rFonts w:eastAsiaTheme="minorHAnsi" w:cstheme="minorBidi"/>
+                <w:color w:val="000000" w:themeColor="text1"/>
+                <w:szCs w:val="26"/>
+                <w:lang w:eastAsia="en-US"/>
+              </w:rPr>
+            </w:pPr>
+            <w:r>
+              <w:rPr>
+                <w:color w:val="000000" w:themeColor="text1"/>
+                <w:szCs w:val="26"/>
+                <w:lang w:eastAsia="en-US"/>
+              </w:rPr>
+              <w:t>+36,4%</w:t>
+            </w:r>
+          </w:p>
+        </w:tc>
+      </w:tr>
+    </w:tbl>
     <w:p>
       <w:pPr>
         <w:pStyle w:val="Heading4"/>
@@ -15911,79 +21242,602 @@
         <w:rPr>
           <w:lang w:val="en-US"/>
         </w:rPr>
-        <w:t>Phân tích các bên liên quan</w:t>
-      </w:r>
-    </w:p>
-    <w:p>
-      <w:pPr>
-        <w:ind w:left="720"/>
-        <w:rPr>
-          <w:lang w:val="en-US"/>
-        </w:rPr>
-      </w:pPr>
-    </w:p>
-    <w:p>
-      <w:pPr>
-        <w:pStyle w:val="Heading3"/>
-        <w:rPr>
-          <w:lang w:val="en-US"/>
-        </w:rPr>
-      </w:pPr>
-      <w:bookmarkStart w:id="28" w:name="_Toc236690090"/>
-      <w:r>
-        <w:rPr>
-          <w:lang w:val="en-US"/>
-        </w:rPr>
-        <w:t>Quy trình …</w:t>
-      </w:r>
-      <w:bookmarkEnd w:id="28"/>
-    </w:p>
-    <w:p>
-      <w:pPr>
-        <w:rPr>
-          <w:lang w:val="en-US"/>
-        </w:rPr>
-      </w:pPr>
-    </w:p>
-    <w:p>
-      <w:pPr>
-        <w:pStyle w:val="Heading2"/>
-        <w:rPr>
-          <w:lang w:val="en-US"/>
-        </w:rPr>
-      </w:pPr>
-      <w:bookmarkStart w:id="29" w:name="_Toc236690091"/>
-      <w:r>
-        <w:rPr>
-          <w:lang w:val="en-US"/>
-        </w:rPr>
-        <w:t>Phân tích định lượng</w:t>
-      </w:r>
-      <w:bookmarkEnd w:id="29"/>
-    </w:p>
-    <w:p>
-      <w:pPr>
-        <w:pStyle w:val="Heading3"/>
-        <w:rPr>
-          <w:lang w:val="en-US"/>
-        </w:rPr>
-      </w:pPr>
-      <w:bookmarkStart w:id="30" w:name="_Toc236690092"/>
-      <w:r>
-        <w:rPr>
-          <w:lang w:val="en-US"/>
-        </w:rPr>
-        <w:t>Quy trình …</w:t>
-      </w:r>
-      <w:bookmarkEnd w:id="30"/>
-    </w:p>
-    <w:p>
-      <w:pPr>
-        <w:rPr>
-          <w:lang w:val="en-US"/>
-        </w:rPr>
-      </w:pPr>
-    </w:p>
+        <w:t xml:space="preserve">Chất lượng </w:t>
+      </w:r>
+    </w:p>
+    <w:p>
+      <w:pPr>
+        <w:pStyle w:val="Caption"/>
+        <w:rPr>
+          <w:lang w:val="en-US"/>
+        </w:rPr>
+      </w:pPr>
+      <w:r>
+        <w:t xml:space="preserve">Bảng </w:t>
+      </w:r>
+      <w:fldSimple w:instr=" STYLEREF 1 \s ">
+        <w:r>
+          <w:rPr>
+            <w:noProof/>
+          </w:rPr>
+          <w:t>5</w:t>
+        </w:r>
+      </w:fldSimple>
+      <w:r>
+        <w:t>.</w:t>
+      </w:r>
+      <w:fldSimple w:instr=" SEQ Bảng \* ARABIC \s 1 ">
+        <w:r>
+          <w:rPr>
+            <w:noProof/>
+          </w:rPr>
+          <w:t>7</w:t>
+        </w:r>
+      </w:fldSimple>
+      <w:r>
+        <w:rPr>
+          <w:lang w:val="en-US"/>
+        </w:rPr>
+        <w:t>.</w:t>
+      </w:r>
+      <w:r>
+        <w:rPr>
+          <w:lang w:val="en-US"/>
+        </w:rPr>
+        <w:t>Phân tích chất lượng quy trình</w:t>
+      </w:r>
+    </w:p>
+    <w:tbl>
+      <w:tblPr>
+        <w:tblStyle w:val="TableGrid"/>
+        <w:tblW w:w="5000" w:type="pct"/>
+        <w:tblLook w:val="04A0" w:firstRow="1" w:lastRow="0" w:firstColumn="1" w:lastColumn="0" w:noHBand="0" w:noVBand="1"/>
+      </w:tblPr>
+      <w:tblGrid>
+        <w:gridCol w:w="2234"/>
+        <w:gridCol w:w="1842"/>
+        <w:gridCol w:w="1419"/>
+        <w:gridCol w:w="3508"/>
+      </w:tblGrid>
+      <w:tr>
+        <w:tc>
+          <w:tcPr>
+            <w:tcW w:w="1241" w:type="pct"/>
+          </w:tcPr>
+          <w:p>
+            <w:pPr>
+              <w:spacing w:before="40" w:after="40" w:line="252" w:lineRule="auto"/>
+              <w:jc w:val="center"/>
+              <w:rPr>
+                <w:b/>
+                <w:color w:val="000000" w:themeColor="text1"/>
+                <w:szCs w:val="26"/>
+                <w:lang w:eastAsia="en-US"/>
+              </w:rPr>
+            </w:pPr>
+            <w:r>
+              <w:rPr>
+                <w:b/>
+                <w:color w:val="000000" w:themeColor="text1"/>
+                <w:szCs w:val="26"/>
+                <w:lang w:eastAsia="en-US"/>
+              </w:rPr>
+              <w:t>Chỉ tiêu</w:t>
+            </w:r>
+          </w:p>
+        </w:tc>
+        <w:tc>
+          <w:tcPr>
+            <w:tcW w:w="1023" w:type="pct"/>
+          </w:tcPr>
+          <w:p>
+            <w:pPr>
+              <w:spacing w:before="40" w:after="40" w:line="252" w:lineRule="auto"/>
+              <w:jc w:val="center"/>
+              <w:rPr>
+                <w:b/>
+                <w:color w:val="000000" w:themeColor="text1"/>
+                <w:szCs w:val="26"/>
+                <w:lang w:eastAsia="en-US"/>
+              </w:rPr>
+            </w:pPr>
+            <w:r>
+              <w:rPr>
+                <w:b/>
+                <w:color w:val="000000" w:themeColor="text1"/>
+                <w:szCs w:val="26"/>
+                <w:lang w:eastAsia="en-US"/>
+              </w:rPr>
+              <w:t>Hiện trạng</w:t>
+            </w:r>
+          </w:p>
+        </w:tc>
+        <w:tc>
+          <w:tcPr>
+            <w:tcW w:w="788" w:type="pct"/>
+          </w:tcPr>
+          <w:p>
+            <w:pPr>
+              <w:spacing w:before="40" w:after="40" w:line="252" w:lineRule="auto"/>
+              <w:jc w:val="center"/>
+              <w:rPr>
+                <w:b/>
+                <w:color w:val="000000" w:themeColor="text1"/>
+                <w:szCs w:val="26"/>
+                <w:lang w:eastAsia="en-US"/>
+              </w:rPr>
+            </w:pPr>
+            <w:r>
+              <w:rPr>
+                <w:b/>
+                <w:color w:val="000000" w:themeColor="text1"/>
+                <w:szCs w:val="26"/>
+                <w:lang w:eastAsia="en-US"/>
+              </w:rPr>
+              <w:t>Mục tiêu</w:t>
+            </w:r>
+          </w:p>
+        </w:tc>
+        <w:tc>
+          <w:tcPr>
+            <w:tcW w:w="1948" w:type="pct"/>
+          </w:tcPr>
+          <w:p>
+            <w:pPr>
+              <w:spacing w:before="40" w:after="40" w:line="252" w:lineRule="auto"/>
+              <w:jc w:val="center"/>
+              <w:rPr>
+                <w:b/>
+                <w:color w:val="000000" w:themeColor="text1"/>
+                <w:szCs w:val="26"/>
+                <w:lang w:eastAsia="en-US"/>
+              </w:rPr>
+            </w:pPr>
+            <w:r>
+              <w:rPr>
+                <w:b/>
+                <w:color w:val="000000" w:themeColor="text1"/>
+                <w:szCs w:val="26"/>
+                <w:lang w:eastAsia="en-US"/>
+              </w:rPr>
+              <w:t>Cách đo</w:t>
+            </w:r>
+          </w:p>
+        </w:tc>
+      </w:tr>
+      <w:tr>
+        <w:tc>
+          <w:tcPr>
+            <w:tcW w:w="1241" w:type="pct"/>
+            <w:vAlign w:val="center"/>
+          </w:tcPr>
+          <w:p>
+            <w:pPr>
+              <w:spacing w:before="40" w:after="40" w:line="252" w:lineRule="auto"/>
+              <w:rPr>
+                <w:bCs/>
+                <w:color w:val="000000" w:themeColor="text1"/>
+                <w:szCs w:val="26"/>
+                <w:lang w:eastAsia="en-US"/>
+              </w:rPr>
+            </w:pPr>
+            <w:r>
+              <w:rPr>
+                <w:bCs/>
+                <w:color w:val="000000" w:themeColor="text1"/>
+                <w:szCs w:val="26"/>
+                <w:lang w:eastAsia="en-US"/>
+              </w:rPr>
+              <w:t>Tỷ lệ lỗi/đổi món</w:t>
+            </w:r>
+          </w:p>
+        </w:tc>
+        <w:tc>
+          <w:tcPr>
+            <w:tcW w:w="1023" w:type="pct"/>
+            <w:vAlign w:val="center"/>
+          </w:tcPr>
+          <w:p>
+            <w:pPr>
+              <w:spacing w:before="40" w:after="40" w:line="252" w:lineRule="auto"/>
+              <w:jc w:val="center"/>
+              <w:rPr>
+                <w:bCs/>
+                <w:color w:val="000000" w:themeColor="text1"/>
+                <w:szCs w:val="26"/>
+                <w:lang w:eastAsia="en-US"/>
+              </w:rPr>
+            </w:pPr>
+            <w:r>
+              <w:rPr>
+                <w:bCs/>
+                <w:color w:val="000000" w:themeColor="text1"/>
+                <w:szCs w:val="26"/>
+                <w:lang w:eastAsia="en-US"/>
+              </w:rPr>
+              <w:t>1,6%</w:t>
+            </w:r>
+          </w:p>
+        </w:tc>
+        <w:tc>
+          <w:tcPr>
+            <w:tcW w:w="788" w:type="pct"/>
+            <w:vAlign w:val="center"/>
+          </w:tcPr>
+          <w:p>
+            <w:pPr>
+              <w:spacing w:before="40" w:after="40" w:line="252" w:lineRule="auto"/>
+              <w:jc w:val="center"/>
+              <w:rPr>
+                <w:bCs/>
+                <w:color w:val="000000" w:themeColor="text1"/>
+                <w:szCs w:val="26"/>
+                <w:lang w:eastAsia="en-US"/>
+              </w:rPr>
+            </w:pPr>
+            <w:r>
+              <w:rPr>
+                <w:bCs/>
+                <w:color w:val="000000" w:themeColor="text1"/>
+                <w:szCs w:val="26"/>
+                <w:lang w:eastAsia="en-US"/>
+              </w:rPr>
+              <w:t>0,9%</w:t>
+            </w:r>
+          </w:p>
+        </w:tc>
+        <w:tc>
+          <w:tcPr>
+            <w:tcW w:w="1948" w:type="pct"/>
+            <w:vAlign w:val="center"/>
+          </w:tcPr>
+          <w:p>
+            <w:pPr>
+              <w:spacing w:before="40" w:after="40" w:line="252" w:lineRule="auto"/>
+              <w:rPr>
+                <w:bCs/>
+                <w:color w:val="000000" w:themeColor="text1"/>
+                <w:szCs w:val="26"/>
+                <w:lang w:eastAsia="en-US"/>
+              </w:rPr>
+            </w:pPr>
+            <w:r>
+              <w:rPr>
+                <w:bCs/>
+                <w:color w:val="000000" w:themeColor="text1"/>
+                <w:szCs w:val="26"/>
+                <w:lang w:eastAsia="en-US"/>
+              </w:rPr>
+              <w:t>Số đơn đổi/hủy ÷ tổng đơn</w:t>
+            </w:r>
+          </w:p>
+        </w:tc>
+      </w:tr>
+      <w:tr>
+        <w:tc>
+          <w:tcPr>
+            <w:tcW w:w="1241" w:type="pct"/>
+            <w:vAlign w:val="center"/>
+          </w:tcPr>
+          <w:p>
+            <w:pPr>
+              <w:spacing w:before="40" w:after="40" w:line="252" w:lineRule="auto"/>
+              <w:rPr>
+                <w:bCs/>
+                <w:color w:val="000000" w:themeColor="text1"/>
+                <w:szCs w:val="26"/>
+                <w:lang w:eastAsia="en-US"/>
+              </w:rPr>
+            </w:pPr>
+            <w:r>
+              <w:rPr>
+                <w:bCs/>
+                <w:color w:val="000000" w:themeColor="text1"/>
+                <w:szCs w:val="26"/>
+                <w:lang w:eastAsia="en-US"/>
+              </w:rPr>
+              <w:t>First-Time Yield</w:t>
+            </w:r>
+          </w:p>
+        </w:tc>
+        <w:tc>
+          <w:tcPr>
+            <w:tcW w:w="1023" w:type="pct"/>
+            <w:vAlign w:val="center"/>
+          </w:tcPr>
+          <w:p>
+            <w:pPr>
+              <w:spacing w:before="40" w:after="40" w:line="252" w:lineRule="auto"/>
+              <w:jc w:val="center"/>
+              <w:rPr>
+                <w:bCs/>
+                <w:color w:val="000000" w:themeColor="text1"/>
+                <w:szCs w:val="26"/>
+                <w:lang w:eastAsia="en-US"/>
+              </w:rPr>
+            </w:pPr>
+            <w:r>
+              <w:rPr>
+                <w:bCs/>
+                <w:color w:val="000000" w:themeColor="text1"/>
+                <w:szCs w:val="26"/>
+                <w:lang w:eastAsia="en-US"/>
+              </w:rPr>
+              <w:t>98,4%</w:t>
+            </w:r>
+          </w:p>
+        </w:tc>
+        <w:tc>
+          <w:tcPr>
+            <w:tcW w:w="788" w:type="pct"/>
+            <w:vAlign w:val="center"/>
+          </w:tcPr>
+          <w:p>
+            <w:pPr>
+              <w:spacing w:before="40" w:after="40" w:line="252" w:lineRule="auto"/>
+              <w:jc w:val="center"/>
+              <w:rPr>
+                <w:bCs/>
+                <w:color w:val="000000" w:themeColor="text1"/>
+                <w:szCs w:val="26"/>
+                <w:lang w:eastAsia="en-US"/>
+              </w:rPr>
+            </w:pPr>
+            <w:r>
+              <w:rPr>
+                <w:bCs/>
+                <w:color w:val="000000" w:themeColor="text1"/>
+                <w:szCs w:val="26"/>
+                <w:lang w:eastAsia="en-US"/>
+              </w:rPr>
+              <w:t>99,1%</w:t>
+            </w:r>
+          </w:p>
+        </w:tc>
+        <w:tc>
+          <w:tcPr>
+            <w:tcW w:w="1948" w:type="pct"/>
+            <w:vAlign w:val="center"/>
+          </w:tcPr>
+          <w:p>
+            <w:pPr>
+              <w:spacing w:before="40" w:after="40" w:line="252" w:lineRule="auto"/>
+              <w:rPr>
+                <w:bCs/>
+                <w:color w:val="000000" w:themeColor="text1"/>
+                <w:szCs w:val="26"/>
+                <w:lang w:eastAsia="en-US"/>
+              </w:rPr>
+            </w:pPr>
+            <w:r>
+              <w:rPr>
+                <w:bCs/>
+                <w:color w:val="000000" w:themeColor="text1"/>
+                <w:szCs w:val="26"/>
+                <w:lang w:eastAsia="en-US"/>
+              </w:rPr>
+              <w:t>1 - tỷ lệ lỗi</w:t>
+            </w:r>
+          </w:p>
+        </w:tc>
+      </w:tr>
+      <w:tr>
+        <w:tc>
+          <w:tcPr>
+            <w:tcW w:w="1241" w:type="pct"/>
+            <w:vAlign w:val="center"/>
+          </w:tcPr>
+          <w:p>
+            <w:pPr>
+              <w:spacing w:before="40" w:after="40" w:line="252" w:lineRule="auto"/>
+              <w:rPr>
+                <w:bCs/>
+                <w:color w:val="000000" w:themeColor="text1"/>
+                <w:szCs w:val="26"/>
+                <w:lang w:eastAsia="en-US"/>
+              </w:rPr>
+            </w:pPr>
+            <w:r>
+              <w:rPr>
+                <w:bCs/>
+                <w:color w:val="000000" w:themeColor="text1"/>
+                <w:szCs w:val="26"/>
+                <w:lang w:eastAsia="en-US"/>
+              </w:rPr>
+              <w:t>Đánh giá 5 sao</w:t>
+            </w:r>
+          </w:p>
+        </w:tc>
+        <w:tc>
+          <w:tcPr>
+            <w:tcW w:w="1023" w:type="pct"/>
+            <w:vAlign w:val="center"/>
+          </w:tcPr>
+          <w:p>
+            <w:pPr>
+              <w:spacing w:before="40" w:after="40" w:line="252" w:lineRule="auto"/>
+              <w:jc w:val="center"/>
+              <w:rPr>
+                <w:bCs/>
+                <w:color w:val="000000" w:themeColor="text1"/>
+                <w:szCs w:val="26"/>
+                <w:lang w:eastAsia="en-US"/>
+              </w:rPr>
+            </w:pPr>
+            <w:r>
+              <w:rPr>
+                <w:bCs/>
+                <w:color w:val="000000" w:themeColor="text1"/>
+                <w:szCs w:val="26"/>
+                <w:lang w:eastAsia="en-US"/>
+              </w:rPr>
+              <w:t>86,5%</w:t>
+            </w:r>
+          </w:p>
+        </w:tc>
+        <w:tc>
+          <w:tcPr>
+            <w:tcW w:w="788" w:type="pct"/>
+            <w:vAlign w:val="center"/>
+          </w:tcPr>
+          <w:p>
+            <w:pPr>
+              <w:spacing w:before="40" w:after="40" w:line="252" w:lineRule="auto"/>
+              <w:jc w:val="center"/>
+              <w:rPr>
+                <w:bCs/>
+                <w:color w:val="000000" w:themeColor="text1"/>
+                <w:szCs w:val="26"/>
+                <w:lang w:eastAsia="en-US"/>
+              </w:rPr>
+            </w:pPr>
+            <w:r>
+              <w:rPr>
+                <w:bCs/>
+                <w:color w:val="000000" w:themeColor="text1"/>
+                <w:szCs w:val="26"/>
+                <w:lang w:eastAsia="en-US"/>
+              </w:rPr>
+              <w:t>≥92,0%</w:t>
+            </w:r>
+          </w:p>
+        </w:tc>
+        <w:tc>
+          <w:tcPr>
+            <w:tcW w:w="1948" w:type="pct"/>
+            <w:vAlign w:val="center"/>
+          </w:tcPr>
+          <w:p>
+            <w:pPr>
+              <w:spacing w:before="40" w:after="40" w:line="252" w:lineRule="auto"/>
+              <w:rPr>
+                <w:bCs/>
+                <w:color w:val="000000" w:themeColor="text1"/>
+                <w:szCs w:val="26"/>
+                <w:lang w:eastAsia="en-US"/>
+              </w:rPr>
+            </w:pPr>
+            <w:r>
+              <w:rPr>
+                <w:bCs/>
+                <w:color w:val="000000" w:themeColor="text1"/>
+                <w:szCs w:val="26"/>
+                <w:lang w:eastAsia="en-US"/>
+              </w:rPr>
+              <w:t>Tổng hợp App/đối tác giao hàng</w:t>
+            </w:r>
+          </w:p>
+        </w:tc>
+      </w:tr>
+      <w:tr>
+        <w:tc>
+          <w:tcPr>
+            <w:tcW w:w="1241" w:type="pct"/>
+            <w:vAlign w:val="center"/>
+          </w:tcPr>
+          <w:p>
+            <w:pPr>
+              <w:spacing w:before="40" w:after="40" w:line="252" w:lineRule="auto"/>
+              <w:rPr>
+                <w:bCs/>
+                <w:color w:val="000000" w:themeColor="text1"/>
+                <w:szCs w:val="26"/>
+                <w:lang w:eastAsia="en-US"/>
+              </w:rPr>
+            </w:pPr>
+            <w:r>
+              <w:rPr>
+                <w:bCs/>
+                <w:color w:val="000000" w:themeColor="text1"/>
+                <w:szCs w:val="26"/>
+                <w:lang w:eastAsia="en-US"/>
+              </w:rPr>
+              <w:t>Đơn đúng SLA cao điểm</w:t>
+            </w:r>
+          </w:p>
+        </w:tc>
+        <w:tc>
+          <w:tcPr>
+            <w:tcW w:w="1023" w:type="pct"/>
+            <w:vAlign w:val="center"/>
+          </w:tcPr>
+          <w:p>
+            <w:pPr>
+              <w:spacing w:before="40" w:after="40" w:line="252" w:lineRule="auto"/>
+              <w:jc w:val="center"/>
+              <w:rPr>
+                <w:bCs/>
+                <w:color w:val="000000" w:themeColor="text1"/>
+                <w:szCs w:val="26"/>
+                <w:lang w:eastAsia="en-US"/>
+              </w:rPr>
+            </w:pPr>
+            <w:r>
+              <w:rPr>
+                <w:bCs/>
+                <w:color w:val="000000" w:themeColor="text1"/>
+                <w:szCs w:val="26"/>
+                <w:lang w:eastAsia="en-US"/>
+              </w:rPr>
+              <w:t>Giả định 78%</w:t>
+            </w:r>
+          </w:p>
+        </w:tc>
+        <w:tc>
+          <w:tcPr>
+            <w:tcW w:w="788" w:type="pct"/>
+            <w:vAlign w:val="center"/>
+          </w:tcPr>
+          <w:p>
+            <w:pPr>
+              <w:spacing w:before="40" w:after="40" w:line="252" w:lineRule="auto"/>
+              <w:jc w:val="center"/>
+              <w:rPr>
+                <w:bCs/>
+                <w:color w:val="000000" w:themeColor="text1"/>
+                <w:szCs w:val="26"/>
+                <w:lang w:eastAsia="en-US"/>
+              </w:rPr>
+            </w:pPr>
+            <w:r>
+              <w:rPr>
+                <w:bCs/>
+                <w:color w:val="000000" w:themeColor="text1"/>
+                <w:szCs w:val="26"/>
+                <w:lang w:eastAsia="en-US"/>
+              </w:rPr>
+              <w:t>≥90%</w:t>
+            </w:r>
+          </w:p>
+        </w:tc>
+        <w:tc>
+          <w:tcPr>
+            <w:tcW w:w="1948" w:type="pct"/>
+            <w:vAlign w:val="center"/>
+          </w:tcPr>
+          <w:p>
+            <w:pPr>
+              <w:spacing w:before="40" w:after="40" w:line="252" w:lineRule="auto"/>
+              <w:rPr>
+                <w:bCs/>
+                <w:color w:val="000000" w:themeColor="text1"/>
+                <w:szCs w:val="26"/>
+                <w:lang w:eastAsia="en-US"/>
+              </w:rPr>
+            </w:pPr>
+            <w:r>
+              <w:rPr>
+                <w:bCs/>
+                <w:color w:val="000000" w:themeColor="text1"/>
+                <w:szCs w:val="26"/>
+                <w:lang w:eastAsia="en-US"/>
+              </w:rPr>
+              <w:t>Đơn ≤ 6 phút ÷ tổng đơn cao điểm</w:t>
+            </w:r>
+          </w:p>
+        </w:tc>
+      </w:tr>
+    </w:tbl>
     <w:p>
       <w:pPr>
         <w:pStyle w:val="Heading4"/>
@@ -15995,58 +21849,586 @@
         <w:rPr>
           <w:lang w:val="en-US"/>
         </w:rPr>
-        <w:t xml:space="preserve">Thời gian </w:t>
-      </w:r>
-    </w:p>
-    <w:p>
-      <w:pPr>
-        <w:rPr>
-          <w:lang w:val="en-US"/>
-        </w:rPr>
-      </w:pPr>
-    </w:p>
-    <w:p>
-      <w:pPr>
-        <w:pStyle w:val="Heading4"/>
-        <w:rPr>
-          <w:lang w:val="en-US"/>
-        </w:rPr>
-      </w:pPr>
-      <w:r>
-        <w:rPr>
-          <w:lang w:val="en-US"/>
-        </w:rPr>
-        <w:t xml:space="preserve">Chất lượng </w:t>
-      </w:r>
-    </w:p>
-    <w:p>
-      <w:pPr>
-        <w:rPr>
-          <w:lang w:val="en-US"/>
-        </w:rPr>
-      </w:pPr>
-    </w:p>
-    <w:p>
-      <w:pPr>
-        <w:pStyle w:val="Heading4"/>
-        <w:rPr>
-          <w:lang w:val="en-US"/>
-        </w:rPr>
-      </w:pPr>
-      <w:r>
-        <w:rPr>
-          <w:lang w:val="en-US"/>
-        </w:rPr>
         <w:t>Chi phí</w:t>
       </w:r>
     </w:p>
     <w:p>
       <w:pPr>
-        <w:rPr>
-          <w:lang w:val="en-US"/>
-        </w:rPr>
-      </w:pPr>
-    </w:p>
+        <w:pStyle w:val="Caption"/>
+        <w:rPr>
+          <w:lang w:val="en-US"/>
+        </w:rPr>
+      </w:pPr>
+      <w:r>
+        <w:t xml:space="preserve">Bảng </w:t>
+      </w:r>
+      <w:fldSimple w:instr=" STYLEREF 1 \s ">
+        <w:r>
+          <w:rPr>
+            <w:noProof/>
+          </w:rPr>
+          <w:t>5</w:t>
+        </w:r>
+      </w:fldSimple>
+      <w:r>
+        <w:t>.</w:t>
+      </w:r>
+      <w:fldSimple w:instr=" SEQ Bảng \* ARABIC \s 1 ">
+        <w:r>
+          <w:rPr>
+            <w:noProof/>
+          </w:rPr>
+          <w:t>8</w:t>
+        </w:r>
+      </w:fldSimple>
+      <w:r>
+        <w:rPr>
+          <w:lang w:val="en-US"/>
+        </w:rPr>
+        <w:t xml:space="preserve">. </w:t>
+      </w:r>
+      <w:r>
+        <w:rPr>
+          <w:lang w:val="en-US"/>
+        </w:rPr>
+        <w:t>Phân tích chi phí quy trình</w:t>
+      </w:r>
+    </w:p>
+    <w:p>
+      <w:pPr>
+        <w:rPr>
+          <w:lang w:val="en-US"/>
+        </w:rPr>
+      </w:pPr>
+    </w:p>
+    <w:tbl>
+      <w:tblPr>
+        <w:tblStyle w:val="TableGrid"/>
+        <w:tblW w:w="5000" w:type="pct"/>
+        <w:tblLook w:val="04A0" w:firstRow="1" w:lastRow="0" w:firstColumn="1" w:lastColumn="0" w:noHBand="0" w:noVBand="1"/>
+      </w:tblPr>
+      <w:tblGrid>
+        <w:gridCol w:w="1848"/>
+        <w:gridCol w:w="2371"/>
+        <w:gridCol w:w="2411"/>
+        <w:gridCol w:w="2373"/>
+      </w:tblGrid>
+      <w:tr>
+        <w:tc>
+          <w:tcPr>
+            <w:tcW w:w="1026" w:type="pct"/>
+          </w:tcPr>
+          <w:p>
+            <w:pPr>
+              <w:spacing w:before="40" w:after="40" w:line="252" w:lineRule="auto"/>
+              <w:jc w:val="center"/>
+              <w:rPr>
+                <w:rFonts w:eastAsiaTheme="minorHAnsi"/>
+                <w:color w:val="000000" w:themeColor="text1"/>
+                <w:szCs w:val="26"/>
+                <w:lang w:eastAsia="en-US"/>
+              </w:rPr>
+            </w:pPr>
+            <w:r>
+              <w:rPr>
+                <w:b/>
+                <w:color w:val="000000" w:themeColor="text1"/>
+                <w:szCs w:val="26"/>
+                <w:lang w:eastAsia="en-US"/>
+              </w:rPr>
+              <w:lastRenderedPageBreak/>
+              <w:t>Khoản mục</w:t>
+            </w:r>
+          </w:p>
+        </w:tc>
+        <w:tc>
+          <w:tcPr>
+            <w:tcW w:w="1317" w:type="pct"/>
+          </w:tcPr>
+          <w:p>
+            <w:pPr>
+              <w:spacing w:before="40" w:after="40" w:line="252" w:lineRule="auto"/>
+              <w:jc w:val="center"/>
+              <w:rPr>
+                <w:rFonts w:eastAsiaTheme="minorHAnsi"/>
+                <w:color w:val="000000" w:themeColor="text1"/>
+                <w:szCs w:val="26"/>
+                <w:lang w:eastAsia="en-US"/>
+              </w:rPr>
+            </w:pPr>
+            <w:r>
+              <w:rPr>
+                <w:b/>
+                <w:color w:val="000000" w:themeColor="text1"/>
+                <w:szCs w:val="26"/>
+                <w:lang w:eastAsia="en-US"/>
+              </w:rPr>
+              <w:t>Công thức</w:t>
+            </w:r>
+          </w:p>
+        </w:tc>
+        <w:tc>
+          <w:tcPr>
+            <w:tcW w:w="1339" w:type="pct"/>
+          </w:tcPr>
+          <w:p>
+            <w:pPr>
+              <w:spacing w:before="40" w:after="40" w:line="252" w:lineRule="auto"/>
+              <w:jc w:val="center"/>
+              <w:rPr>
+                <w:rFonts w:eastAsiaTheme="minorHAnsi"/>
+                <w:color w:val="000000" w:themeColor="text1"/>
+                <w:szCs w:val="26"/>
+                <w:lang w:eastAsia="en-US"/>
+              </w:rPr>
+            </w:pPr>
+            <w:r>
+              <w:rPr>
+                <w:b/>
+                <w:color w:val="000000" w:themeColor="text1"/>
+                <w:szCs w:val="26"/>
+                <w:lang w:eastAsia="en-US"/>
+              </w:rPr>
+              <w:t>Hiện trạng/tháng</w:t>
+            </w:r>
+          </w:p>
+        </w:tc>
+        <w:tc>
+          <w:tcPr>
+            <w:tcW w:w="1318" w:type="pct"/>
+          </w:tcPr>
+          <w:p>
+            <w:pPr>
+              <w:spacing w:before="40" w:after="40" w:line="252" w:lineRule="auto"/>
+              <w:jc w:val="center"/>
+              <w:rPr>
+                <w:rFonts w:eastAsiaTheme="minorHAnsi"/>
+                <w:color w:val="000000" w:themeColor="text1"/>
+                <w:szCs w:val="26"/>
+                <w:lang w:eastAsia="en-US"/>
+              </w:rPr>
+            </w:pPr>
+            <w:r>
+              <w:rPr>
+                <w:b/>
+                <w:color w:val="000000" w:themeColor="text1"/>
+                <w:szCs w:val="26"/>
+                <w:lang w:eastAsia="en-US"/>
+              </w:rPr>
+              <w:t>Sau cải tiến/tháng</w:t>
+            </w:r>
+          </w:p>
+        </w:tc>
+      </w:tr>
+      <w:tr>
+        <w:tc>
+          <w:tcPr>
+            <w:tcW w:w="1026" w:type="pct"/>
+            <w:vAlign w:val="center"/>
+          </w:tcPr>
+          <w:p>
+            <w:pPr>
+              <w:spacing w:before="40" w:after="40" w:line="252" w:lineRule="auto"/>
+              <w:rPr>
+                <w:rFonts w:eastAsiaTheme="minorHAnsi"/>
+                <w:color w:val="000000" w:themeColor="text1"/>
+                <w:szCs w:val="26"/>
+                <w:lang w:eastAsia="en-US"/>
+              </w:rPr>
+            </w:pPr>
+            <w:r>
+              <w:rPr>
+                <w:color w:val="000000" w:themeColor="text1"/>
+                <w:szCs w:val="26"/>
+                <w:lang w:eastAsia="en-US"/>
+              </w:rPr>
+              <w:t>Số đơn lỗi</w:t>
+            </w:r>
+          </w:p>
+        </w:tc>
+        <w:tc>
+          <w:tcPr>
+            <w:tcW w:w="1317" w:type="pct"/>
+            <w:vAlign w:val="center"/>
+          </w:tcPr>
+          <w:p>
+            <w:pPr>
+              <w:spacing w:before="40" w:after="40" w:line="252" w:lineRule="auto"/>
+              <w:rPr>
+                <w:rFonts w:eastAsiaTheme="minorHAnsi"/>
+                <w:color w:val="000000" w:themeColor="text1"/>
+                <w:szCs w:val="26"/>
+                <w:lang w:eastAsia="en-US"/>
+              </w:rPr>
+            </w:pPr>
+            <w:r>
+              <w:rPr>
+                <w:color w:val="000000" w:themeColor="text1"/>
+                <w:szCs w:val="26"/>
+                <w:lang w:eastAsia="en-US"/>
+              </w:rPr>
+              <w:t>13.500 × tỷ lệ lỗi</w:t>
+            </w:r>
+          </w:p>
+        </w:tc>
+        <w:tc>
+          <w:tcPr>
+            <w:tcW w:w="1339" w:type="pct"/>
+            <w:vAlign w:val="center"/>
+          </w:tcPr>
+          <w:p>
+            <w:pPr>
+              <w:spacing w:before="40" w:after="40" w:line="252" w:lineRule="auto"/>
+              <w:rPr>
+                <w:rFonts w:eastAsiaTheme="minorHAnsi"/>
+                <w:color w:val="000000" w:themeColor="text1"/>
+                <w:szCs w:val="26"/>
+                <w:lang w:eastAsia="en-US"/>
+              </w:rPr>
+            </w:pPr>
+            <w:r>
+              <w:rPr>
+                <w:color w:val="000000" w:themeColor="text1"/>
+                <w:szCs w:val="26"/>
+                <w:lang w:eastAsia="en-US"/>
+              </w:rPr>
+              <w:t>216 đơn</w:t>
+            </w:r>
+          </w:p>
+        </w:tc>
+        <w:tc>
+          <w:tcPr>
+            <w:tcW w:w="1318" w:type="pct"/>
+            <w:vAlign w:val="center"/>
+          </w:tcPr>
+          <w:p>
+            <w:pPr>
+              <w:spacing w:before="40" w:after="40" w:line="252" w:lineRule="auto"/>
+              <w:rPr>
+                <w:rFonts w:eastAsiaTheme="minorHAnsi"/>
+                <w:color w:val="000000" w:themeColor="text1"/>
+                <w:szCs w:val="26"/>
+                <w:lang w:eastAsia="en-US"/>
+              </w:rPr>
+            </w:pPr>
+            <w:r>
+              <w:rPr>
+                <w:color w:val="000000" w:themeColor="text1"/>
+                <w:szCs w:val="26"/>
+                <w:lang w:eastAsia="en-US"/>
+              </w:rPr>
+              <w:t>≈122 đơn</w:t>
+            </w:r>
+          </w:p>
+        </w:tc>
+      </w:tr>
+      <w:tr>
+        <w:tc>
+          <w:tcPr>
+            <w:tcW w:w="1026" w:type="pct"/>
+            <w:vAlign w:val="center"/>
+          </w:tcPr>
+          <w:p>
+            <w:pPr>
+              <w:spacing w:before="40" w:after="40" w:line="252" w:lineRule="auto"/>
+              <w:rPr>
+                <w:rFonts w:eastAsiaTheme="minorHAnsi"/>
+                <w:color w:val="000000" w:themeColor="text1"/>
+                <w:szCs w:val="26"/>
+                <w:lang w:eastAsia="en-US"/>
+              </w:rPr>
+            </w:pPr>
+            <w:r>
+              <w:rPr>
+                <w:color w:val="000000" w:themeColor="text1"/>
+                <w:szCs w:val="26"/>
+                <w:lang w:eastAsia="en-US"/>
+              </w:rPr>
+              <w:t>Chi phí lỗi</w:t>
+            </w:r>
+          </w:p>
+        </w:tc>
+        <w:tc>
+          <w:tcPr>
+            <w:tcW w:w="1317" w:type="pct"/>
+            <w:vAlign w:val="center"/>
+          </w:tcPr>
+          <w:p>
+            <w:pPr>
+              <w:spacing w:before="40" w:after="40" w:line="252" w:lineRule="auto"/>
+              <w:rPr>
+                <w:rFonts w:eastAsiaTheme="minorHAnsi"/>
+                <w:color w:val="000000" w:themeColor="text1"/>
+                <w:szCs w:val="26"/>
+                <w:lang w:eastAsia="en-US"/>
+              </w:rPr>
+            </w:pPr>
+            <w:r>
+              <w:rPr>
+                <w:color w:val="000000" w:themeColor="text1"/>
+                <w:szCs w:val="26"/>
+                <w:lang w:eastAsia="en-US"/>
+              </w:rPr>
+              <w:t>Số đơn lỗi × 32.500 đồng</w:t>
+            </w:r>
+          </w:p>
+        </w:tc>
+        <w:tc>
+          <w:tcPr>
+            <w:tcW w:w="1339" w:type="pct"/>
+            <w:vAlign w:val="center"/>
+          </w:tcPr>
+          <w:p>
+            <w:pPr>
+              <w:spacing w:before="40" w:after="40" w:line="252" w:lineRule="auto"/>
+              <w:rPr>
+                <w:rFonts w:eastAsiaTheme="minorHAnsi"/>
+                <w:color w:val="000000" w:themeColor="text1"/>
+                <w:szCs w:val="26"/>
+                <w:lang w:eastAsia="en-US"/>
+              </w:rPr>
+            </w:pPr>
+            <w:r>
+              <w:rPr>
+                <w:color w:val="000000" w:themeColor="text1"/>
+                <w:szCs w:val="26"/>
+                <w:lang w:eastAsia="en-US"/>
+              </w:rPr>
+              <w:t>7,02 triệu đồng</w:t>
+            </w:r>
+          </w:p>
+        </w:tc>
+        <w:tc>
+          <w:tcPr>
+            <w:tcW w:w="1318" w:type="pct"/>
+            <w:vAlign w:val="center"/>
+          </w:tcPr>
+          <w:p>
+            <w:pPr>
+              <w:spacing w:before="40" w:after="40" w:line="252" w:lineRule="auto"/>
+              <w:rPr>
+                <w:rFonts w:eastAsiaTheme="minorHAnsi"/>
+                <w:color w:val="000000" w:themeColor="text1"/>
+                <w:szCs w:val="26"/>
+                <w:lang w:eastAsia="en-US"/>
+              </w:rPr>
+            </w:pPr>
+            <w:r>
+              <w:rPr>
+                <w:color w:val="000000" w:themeColor="text1"/>
+                <w:szCs w:val="26"/>
+                <w:lang w:eastAsia="en-US"/>
+              </w:rPr>
+              <w:t>3,97 triệu đồng</w:t>
+            </w:r>
+          </w:p>
+        </w:tc>
+      </w:tr>
+      <w:tr>
+        <w:tc>
+          <w:tcPr>
+            <w:tcW w:w="1026" w:type="pct"/>
+            <w:vAlign w:val="center"/>
+          </w:tcPr>
+          <w:p>
+            <w:pPr>
+              <w:spacing w:before="40" w:after="40" w:line="252" w:lineRule="auto"/>
+              <w:rPr>
+                <w:rFonts w:eastAsiaTheme="minorHAnsi"/>
+                <w:color w:val="000000" w:themeColor="text1"/>
+                <w:szCs w:val="26"/>
+                <w:lang w:eastAsia="en-US"/>
+              </w:rPr>
+            </w:pPr>
+            <w:r>
+              <w:rPr>
+                <w:color w:val="000000" w:themeColor="text1"/>
+                <w:szCs w:val="26"/>
+                <w:lang w:eastAsia="en-US"/>
+              </w:rPr>
+              <w:t>Lợi ích trực tiếp</w:t>
+            </w:r>
+          </w:p>
+        </w:tc>
+        <w:tc>
+          <w:tcPr>
+            <w:tcW w:w="1317" w:type="pct"/>
+            <w:vAlign w:val="center"/>
+          </w:tcPr>
+          <w:p>
+            <w:pPr>
+              <w:spacing w:before="40" w:after="40" w:line="252" w:lineRule="auto"/>
+              <w:rPr>
+                <w:rFonts w:eastAsiaTheme="minorHAnsi"/>
+                <w:color w:val="000000" w:themeColor="text1"/>
+                <w:szCs w:val="26"/>
+                <w:lang w:eastAsia="en-US"/>
+              </w:rPr>
+            </w:pPr>
+            <w:r>
+              <w:rPr>
+                <w:color w:val="000000" w:themeColor="text1"/>
+                <w:szCs w:val="26"/>
+                <w:lang w:eastAsia="en-US"/>
+              </w:rPr>
+              <w:t>7,02 - 3,97</w:t>
+            </w:r>
+          </w:p>
+        </w:tc>
+        <w:tc>
+          <w:tcPr>
+            <w:tcW w:w="1339" w:type="pct"/>
+            <w:vAlign w:val="center"/>
+          </w:tcPr>
+          <w:p>
+            <w:pPr>
+              <w:spacing w:before="40" w:after="40" w:line="252" w:lineRule="auto"/>
+              <w:rPr>
+                <w:rFonts w:eastAsiaTheme="minorHAnsi"/>
+                <w:color w:val="000000" w:themeColor="text1"/>
+                <w:szCs w:val="26"/>
+                <w:lang w:eastAsia="en-US"/>
+              </w:rPr>
+            </w:pPr>
+            <w:r>
+              <w:rPr>
+                <w:color w:val="000000" w:themeColor="text1"/>
+                <w:szCs w:val="26"/>
+                <w:lang w:eastAsia="en-US"/>
+              </w:rPr>
+              <w:t>-</w:t>
+            </w:r>
+          </w:p>
+        </w:tc>
+        <w:tc>
+          <w:tcPr>
+            <w:tcW w:w="1318" w:type="pct"/>
+            <w:vAlign w:val="center"/>
+          </w:tcPr>
+          <w:p>
+            <w:pPr>
+              <w:spacing w:before="40" w:after="40" w:line="252" w:lineRule="auto"/>
+              <w:rPr>
+                <w:rFonts w:eastAsiaTheme="minorHAnsi"/>
+                <w:color w:val="000000" w:themeColor="text1"/>
+                <w:szCs w:val="26"/>
+                <w:lang w:eastAsia="en-US"/>
+              </w:rPr>
+            </w:pPr>
+            <w:r>
+              <w:rPr>
+                <w:color w:val="000000" w:themeColor="text1"/>
+                <w:szCs w:val="26"/>
+                <w:lang w:eastAsia="en-US"/>
+              </w:rPr>
+              <w:t>3,05 triệu đồng/tháng</w:t>
+            </w:r>
+          </w:p>
+        </w:tc>
+      </w:tr>
+      <w:tr>
+        <w:tc>
+          <w:tcPr>
+            <w:tcW w:w="1026" w:type="pct"/>
+            <w:vAlign w:val="center"/>
+          </w:tcPr>
+          <w:p>
+            <w:pPr>
+              <w:spacing w:before="40" w:after="40" w:line="252" w:lineRule="auto"/>
+              <w:rPr>
+                <w:rFonts w:eastAsiaTheme="minorHAnsi"/>
+                <w:color w:val="000000" w:themeColor="text1"/>
+                <w:szCs w:val="26"/>
+                <w:lang w:eastAsia="en-US"/>
+              </w:rPr>
+            </w:pPr>
+            <w:r>
+              <w:rPr>
+                <w:color w:val="000000" w:themeColor="text1"/>
+                <w:szCs w:val="26"/>
+                <w:lang w:eastAsia="en-US"/>
+              </w:rPr>
+              <w:t>Đầu tư KDS/pilot</w:t>
+            </w:r>
+          </w:p>
+        </w:tc>
+        <w:tc>
+          <w:tcPr>
+            <w:tcW w:w="1317" w:type="pct"/>
+            <w:vAlign w:val="center"/>
+          </w:tcPr>
+          <w:p>
+            <w:pPr>
+              <w:spacing w:before="40" w:after="40" w:line="252" w:lineRule="auto"/>
+              <w:rPr>
+                <w:rFonts w:eastAsiaTheme="minorHAnsi"/>
+                <w:color w:val="000000" w:themeColor="text1"/>
+                <w:szCs w:val="26"/>
+                <w:lang w:eastAsia="en-US"/>
+              </w:rPr>
+            </w:pPr>
+            <w:r>
+              <w:rPr>
+                <w:color w:val="000000" w:themeColor="text1"/>
+                <w:szCs w:val="26"/>
+                <w:lang w:eastAsia="en-US"/>
+              </w:rPr>
+              <w:t>Giả định 60 triệu đồng</w:t>
+            </w:r>
+          </w:p>
+        </w:tc>
+        <w:tc>
+          <w:tcPr>
+            <w:tcW w:w="1339" w:type="pct"/>
+            <w:vAlign w:val="center"/>
+          </w:tcPr>
+          <w:p>
+            <w:pPr>
+              <w:spacing w:before="40" w:after="40" w:line="252" w:lineRule="auto"/>
+              <w:rPr>
+                <w:rFonts w:eastAsiaTheme="minorHAnsi"/>
+                <w:color w:val="000000" w:themeColor="text1"/>
+                <w:szCs w:val="26"/>
+                <w:lang w:eastAsia="en-US"/>
+              </w:rPr>
+            </w:pPr>
+            <w:r>
+              <w:rPr>
+                <w:color w:val="000000" w:themeColor="text1"/>
+                <w:szCs w:val="26"/>
+                <w:lang w:eastAsia="en-US"/>
+              </w:rPr>
+              <w:t>-</w:t>
+            </w:r>
+          </w:p>
+        </w:tc>
+        <w:tc>
+          <w:tcPr>
+            <w:tcW w:w="1318" w:type="pct"/>
+            <w:vAlign w:val="center"/>
+          </w:tcPr>
+          <w:p>
+            <w:pPr>
+              <w:spacing w:before="40" w:after="40" w:line="252" w:lineRule="auto"/>
+              <w:rPr>
+                <w:rFonts w:eastAsiaTheme="minorHAnsi"/>
+                <w:color w:val="000000" w:themeColor="text1"/>
+                <w:szCs w:val="26"/>
+                <w:lang w:eastAsia="en-US"/>
+              </w:rPr>
+            </w:pPr>
+            <w:r>
+              <w:rPr>
+                <w:color w:val="000000" w:themeColor="text1"/>
+                <w:szCs w:val="26"/>
+                <w:lang w:eastAsia="en-US"/>
+              </w:rPr>
+              <w:t>Payback ≈ 19,7 tháng</w:t>
+            </w:r>
+          </w:p>
+        </w:tc>
+      </w:tr>
+    </w:tbl>
     <w:p>
       <w:pPr>
         <w:rPr>

--- a/report/Báo cáo.docx
+++ b/report/Báo cáo.docx
@@ -22462,20 +22462,84 @@
     </w:p>
     <w:p>
       <w:pPr>
-        <w:rPr>
-          <w:rFonts w:cs="Times New Roman"/>
-          <w:szCs w:val="26"/>
-          <w:lang w:val="en-US"/>
-        </w:rPr>
-      </w:pPr>
-      <w:r>
-        <w:rPr>
-          <w:rFonts w:cs="Times New Roman"/>
-          <w:szCs w:val="26"/>
-          <w:lang w:val="en-US"/>
-        </w:rPr>
-        <w:t>Theo chuẩn IEEE</w:t>
-      </w:r>
+        <w:pStyle w:val="Subtitle"/>
+      </w:pPr>
+      <w:r>
+        <w:t xml:space="preserve">[1] Phúc Long Coffee &amp; Tea, </w:t>
+      </w:r>
+      <w:r>
+        <w:rPr>
+          <w:lang w:val="en-US"/>
+        </w:rPr>
+        <w:t>“</w:t>
+      </w:r>
+      <w:r>
+        <w:t>Trang thông tin chính thức,”</w:t>
+      </w:r>
+      <w:r>
+        <w:rPr>
+          <w:lang w:val="en-US"/>
+        </w:rPr>
+        <w:t xml:space="preserve"> </w:t>
+      </w:r>
+      <w:r>
+        <w:t>https://www.phuclong.com.vn/ (truy cập ngày 09/08/2026).</w:t>
+      </w:r>
+    </w:p>
+    <w:p>
+      <w:pPr>
+        <w:pStyle w:val="Subtitle"/>
+      </w:pPr>
+      <w:r>
+        <w:t>[2] Masan Group, “About Us - Phuc Long Heritage,” https://www.masangroup.com/about-us/ (truy cập ngày 09/08/2026).</w:t>
+      </w:r>
+    </w:p>
+    <w:p>
+      <w:pPr>
+        <w:pStyle w:val="Subtitle"/>
+      </w:pPr>
+      <w:r>
+        <w:t>[3] Masan Group, “Record Profit in 2025; Masan Targets Double-Digit Earnings Growth in 2026,” 2026,</w:t>
+      </w:r>
+      <w:r>
+        <w:rPr>
+          <w:lang w:val="en-US"/>
+        </w:rPr>
+        <w:t xml:space="preserve"> </w:t>
+      </w:r>
+      <w:r>
+        <w:t>https://www.masangroup.com/news/masan-news/record-profit-in-2025-masan-targets-double-digit-earnings-growth-in-2026/.</w:t>
+      </w:r>
+    </w:p>
+    <w:p>
+      <w:pPr>
+        <w:pStyle w:val="Subtitle"/>
+      </w:pPr>
+      <w:r>
+        <w:t>[4] Object Management Group, “Business Process Model and Notation (BPMN), Version 2.0,” https://www.omg.org/spec/BPMN/2.0/.</w:t>
+      </w:r>
+    </w:p>
+    <w:p>
+      <w:pPr>
+        <w:pStyle w:val="Subtitle"/>
+      </w:pPr>
+      <w:r>
+        <w:t>[</w:t>
+      </w:r>
+      <w:r>
+        <w:rPr>
+          <w:lang w:val="en-US"/>
+        </w:rPr>
+        <w:t>5</w:t>
+      </w:r>
+      <w:r>
+        <w:t>] “BPMN 2.0 Poster,” BPM Offensive Berlin / Hasso Plattner Institute, tệp PDF tham khảo do nhóm cung cấp.</w:t>
+      </w:r>
+    </w:p>
+    <w:p>
+      <w:pPr>
+        <w:pStyle w:val="Subtitle"/>
+      </w:pPr>
     </w:p>
     <w:sectPr>
       <w:pgSz w:w="11906" w:h="16838"/>
@@ -23992,18 +24056,17 @@
     <w:link w:val="SubtitleChar"/>
     <w:uiPriority w:val="11"/>
     <w:qFormat/>
-    <w:rsid w:val="00A5181A"/>
+    <w:rsid w:val="00AB6370"/>
     <w:pPr>
       <w:numPr>
         <w:ilvl w:val="1"/>
       </w:numPr>
-      <w:spacing w:after="160"/>
+      <w:ind w:firstLine="357"/>
     </w:pPr>
     <w:rPr>
-      <w:rFonts w:asciiTheme="minorHAnsi" w:eastAsiaTheme="minorEastAsia" w:hAnsiTheme="minorHAnsi"/>
-      <w:color w:val="5A5A5A" w:themeColor="text1" w:themeTint="A5"/>
+      <w:rFonts w:eastAsiaTheme="minorEastAsia"/>
+      <w:color w:val="000000" w:themeColor="text1"/>
       <w:spacing w:val="15"/>
-      <w:sz w:val="22"/>
     </w:rPr>
   </w:style>
   <w:style w:type="character" w:customStyle="1" w:styleId="SubtitleChar">
@@ -24011,11 +24074,12 @@
     <w:basedOn w:val="DefaultParagraphFont"/>
     <w:link w:val="Subtitle"/>
     <w:uiPriority w:val="11"/>
-    <w:rsid w:val="00A5181A"/>
+    <w:rsid w:val="00AB6370"/>
     <w:rPr>
-      <w:rFonts w:eastAsiaTheme="minorEastAsia"/>
-      <w:color w:val="5A5A5A" w:themeColor="text1" w:themeTint="A5"/>
+      <w:rFonts w:ascii="Times New Roman" w:eastAsiaTheme="minorEastAsia" w:hAnsi="Times New Roman"/>
+      <w:color w:val="000000" w:themeColor="text1"/>
       <w:spacing w:val="15"/>
+      <w:sz w:val="26"/>
     </w:rPr>
   </w:style>
   <w:style w:type="paragraph" w:customStyle="1" w:styleId="LBody">

--- a/report/Báo cáo.docx
+++ b/report/Báo cáo.docx
@@ -860,7 +860,6 @@
         <w:rPr>
           <w:rFonts w:cs="Times New Roman"/>
         </w:rPr>
-        <w:lastRenderedPageBreak/>
         <w:t>MỤC LỤC</w:t>
       </w:r>
     </w:p>
@@ -963,7 +962,7 @@
             <w:noProof/>
             <w:webHidden/>
           </w:rPr>
-          <w:t>2</w:t>
+          <w:t>10</w:t>
         </w:r>
         <w:r>
           <w:rPr>
@@ -1037,7 +1036,7 @@
             <w:noProof/>
             <w:webHidden/>
           </w:rPr>
-          <w:t>2</w:t>
+          <w:t>10</w:t>
         </w:r>
         <w:r>
           <w:rPr>
@@ -1098,20 +1097,17 @@
             <w:noProof/>
             <w:webHidden/>
           </w:rPr>
-        </w:r>
-        <w:r>
-          <w:rPr>
-            <w:noProof/>
-            <w:webHidden/>
-          </w:rPr>
           <w:fldChar w:fldCharType="separate"/>
         </w:r>
         <w:r>
           <w:rPr>
-            <w:noProof/>
-            <w:webHidden/>
-          </w:rPr>
-          <w:t>2</w:t>
+            <w:b/>
+            <w:bCs/>
+            <w:noProof/>
+            <w:webHidden/>
+            <w:lang w:val="en-US"/>
+          </w:rPr>
+          <w:t>Error! Bookmark not defined.</w:t>
         </w:r>
         <w:r>
           <w:rPr>
@@ -1172,20 +1168,17 @@
             <w:noProof/>
             <w:webHidden/>
           </w:rPr>
-        </w:r>
-        <w:r>
-          <w:rPr>
-            <w:noProof/>
-            <w:webHidden/>
-          </w:rPr>
           <w:fldChar w:fldCharType="separate"/>
         </w:r>
         <w:r>
           <w:rPr>
-            <w:noProof/>
-            <w:webHidden/>
-          </w:rPr>
-          <w:t>2</w:t>
+            <w:b/>
+            <w:bCs/>
+            <w:noProof/>
+            <w:webHidden/>
+            <w:lang w:val="en-US"/>
+          </w:rPr>
+          <w:t>Error! Bookmark not defined.</w:t>
         </w:r>
         <w:r>
           <w:rPr>
@@ -1260,7 +1253,7 @@
             <w:noProof/>
             <w:webHidden/>
           </w:rPr>
-          <w:t>3</w:t>
+          <w:t>10</w:t>
         </w:r>
         <w:r>
           <w:rPr>
@@ -1343,7 +1336,7 @@
             <w:noProof/>
             <w:webHidden/>
           </w:rPr>
-          <w:t>4</w:t>
+          <w:t>12</w:t>
         </w:r>
         <w:r>
           <w:rPr>
@@ -1417,7 +1410,7 @@
             <w:noProof/>
             <w:webHidden/>
           </w:rPr>
-          <w:t>4</w:t>
+          <w:t>12</w:t>
         </w:r>
         <w:r>
           <w:rPr>
@@ -1492,7 +1485,7 @@
             <w:noProof/>
             <w:webHidden/>
           </w:rPr>
-          <w:t>4</w:t>
+          <w:t>12</w:t>
         </w:r>
         <w:r>
           <w:rPr>
@@ -1568,7 +1561,7 @@
             <w:noProof/>
             <w:webHidden/>
           </w:rPr>
-          <w:t>5</w:t>
+          <w:t>14</w:t>
         </w:r>
         <w:r>
           <w:rPr>
@@ -1643,7 +1636,7 @@
             <w:noProof/>
             <w:webHidden/>
           </w:rPr>
-          <w:t>5</w:t>
+          <w:t>14</w:t>
         </w:r>
         <w:r>
           <w:rPr>
@@ -1705,20 +1698,17 @@
             <w:noProof/>
             <w:webHidden/>
           </w:rPr>
-        </w:r>
-        <w:r>
-          <w:rPr>
-            <w:noProof/>
-            <w:webHidden/>
-          </w:rPr>
           <w:fldChar w:fldCharType="separate"/>
         </w:r>
         <w:r>
           <w:rPr>
-            <w:noProof/>
-            <w:webHidden/>
-          </w:rPr>
-          <w:t>6</w:t>
+            <w:b/>
+            <w:bCs/>
+            <w:noProof/>
+            <w:webHidden/>
+            <w:lang w:val="en-US"/>
+          </w:rPr>
+          <w:t>Error! Bookmark not defined.</w:t>
         </w:r>
         <w:r>
           <w:rPr>
@@ -1780,20 +1770,17 @@
             <w:noProof/>
             <w:webHidden/>
           </w:rPr>
-        </w:r>
-        <w:r>
-          <w:rPr>
-            <w:noProof/>
-            <w:webHidden/>
-          </w:rPr>
           <w:fldChar w:fldCharType="separate"/>
         </w:r>
         <w:r>
           <w:rPr>
-            <w:noProof/>
-            <w:webHidden/>
-          </w:rPr>
-          <w:t>8</w:t>
+            <w:b/>
+            <w:bCs/>
+            <w:noProof/>
+            <w:webHidden/>
+            <w:lang w:val="en-US"/>
+          </w:rPr>
+          <w:t>Error! Bookmark not defined.</w:t>
         </w:r>
         <w:r>
           <w:rPr>
@@ -1868,7 +1855,7 @@
             <w:noProof/>
             <w:webHidden/>
           </w:rPr>
-          <w:t>10</w:t>
+          <w:t>20</w:t>
         </w:r>
         <w:r>
           <w:rPr>
@@ -1950,7 +1937,7 @@
             <w:noProof/>
             <w:webHidden/>
           </w:rPr>
-          <w:t>10</w:t>
+          <w:t>20</w:t>
         </w:r>
         <w:r>
           <w:rPr>
@@ -2025,7 +2012,7 @@
             <w:noProof/>
             <w:webHidden/>
           </w:rPr>
-          <w:t>11</w:t>
+          <w:t>21</w:t>
         </w:r>
         <w:r>
           <w:rPr>
@@ -2100,7 +2087,7 @@
             <w:noProof/>
             <w:webHidden/>
           </w:rPr>
-          <w:t>12</w:t>
+          <w:t>22</w:t>
         </w:r>
         <w:r>
           <w:rPr>
@@ -2182,7 +2169,7 @@
             <w:noProof/>
             <w:webHidden/>
           </w:rPr>
-          <w:t>14</w:t>
+          <w:t>24</w:t>
         </w:r>
         <w:r>
           <w:rPr>
@@ -2257,7 +2244,7 @@
             <w:noProof/>
             <w:webHidden/>
           </w:rPr>
-          <w:t>16</w:t>
+          <w:t>26</w:t>
         </w:r>
         <w:r>
           <w:rPr>
@@ -2339,7 +2326,7 @@
             <w:noProof/>
             <w:webHidden/>
           </w:rPr>
-          <w:t>16</w:t>
+          <w:t>26</w:t>
         </w:r>
         <w:r>
           <w:rPr>
@@ -2421,7 +2408,7 @@
             <w:noProof/>
             <w:webHidden/>
           </w:rPr>
-          <w:t>17</w:t>
+          <w:t>27</w:t>
         </w:r>
         <w:r>
           <w:rPr>
@@ -2503,7 +2490,7 @@
             <w:noProof/>
             <w:webHidden/>
           </w:rPr>
-          <w:t>18</w:t>
+          <w:t>28</w:t>
         </w:r>
         <w:r>
           <w:rPr>
@@ -2585,7 +2572,7 @@
             <w:noProof/>
             <w:webHidden/>
           </w:rPr>
-          <w:t>19</w:t>
+          <w:t>29</w:t>
         </w:r>
         <w:r>
           <w:rPr>
@@ -2668,7 +2655,7 @@
             <w:noProof/>
             <w:webHidden/>
           </w:rPr>
-          <w:t>21</w:t>
+          <w:t>31</w:t>
         </w:r>
         <w:r>
           <w:rPr>
@@ -2731,20 +2718,17 @@
             <w:noProof/>
             <w:webHidden/>
           </w:rPr>
-        </w:r>
-        <w:r>
-          <w:rPr>
-            <w:noProof/>
-            <w:webHidden/>
-          </w:rPr>
           <w:fldChar w:fldCharType="separate"/>
         </w:r>
         <w:r>
           <w:rPr>
-            <w:noProof/>
-            <w:webHidden/>
-          </w:rPr>
-          <w:t>21</w:t>
+            <w:b/>
+            <w:bCs/>
+            <w:noProof/>
+            <w:webHidden/>
+            <w:lang w:val="en-US"/>
+          </w:rPr>
+          <w:t>Error! Bookmark not defined.</w:t>
         </w:r>
         <w:r>
           <w:rPr>
@@ -2819,7 +2803,7 @@
             <w:noProof/>
             <w:webHidden/>
           </w:rPr>
-          <w:t>21</w:t>
+          <w:t>41</w:t>
         </w:r>
         <w:r>
           <w:rPr>
@@ -2894,7 +2878,7 @@
             <w:noProof/>
             <w:webHidden/>
           </w:rPr>
-          <w:t>21</w:t>
+          <w:t>41</w:t>
         </w:r>
         <w:r>
           <w:rPr>
@@ -2977,7 +2961,7 @@
             <w:noProof/>
             <w:webHidden/>
           </w:rPr>
-          <w:t>22</w:t>
+          <w:t>42</w:t>
         </w:r>
         <w:r>
           <w:rPr>
@@ -3039,20 +3023,17 @@
             <w:noProof/>
             <w:webHidden/>
           </w:rPr>
-        </w:r>
-        <w:r>
-          <w:rPr>
-            <w:noProof/>
-            <w:webHidden/>
-          </w:rPr>
           <w:fldChar w:fldCharType="separate"/>
         </w:r>
         <w:r>
           <w:rPr>
-            <w:noProof/>
-            <w:webHidden/>
-          </w:rPr>
-          <w:t>22</w:t>
+            <w:b/>
+            <w:bCs/>
+            <w:noProof/>
+            <w:webHidden/>
+            <w:lang w:val="en-US"/>
+          </w:rPr>
+          <w:t>Error! Bookmark not defined.</w:t>
         </w:r>
         <w:r>
           <w:rPr>
@@ -3121,20 +3102,17 @@
             <w:noProof/>
             <w:webHidden/>
           </w:rPr>
-        </w:r>
-        <w:r>
-          <w:rPr>
-            <w:noProof/>
-            <w:webHidden/>
-          </w:rPr>
           <w:fldChar w:fldCharType="separate"/>
         </w:r>
         <w:r>
           <w:rPr>
-            <w:noProof/>
-            <w:webHidden/>
-          </w:rPr>
-          <w:t>22</w:t>
+            <w:b/>
+            <w:bCs/>
+            <w:noProof/>
+            <w:webHidden/>
+            <w:lang w:val="en-US"/>
+          </w:rPr>
+          <w:t>Error! Bookmark not defined.</w:t>
         </w:r>
         <w:r>
           <w:rPr>
@@ -3196,20 +3174,17 @@
             <w:noProof/>
             <w:webHidden/>
           </w:rPr>
-        </w:r>
-        <w:r>
-          <w:rPr>
-            <w:noProof/>
-            <w:webHidden/>
-          </w:rPr>
           <w:fldChar w:fldCharType="separate"/>
         </w:r>
         <w:r>
           <w:rPr>
-            <w:noProof/>
-            <w:webHidden/>
-          </w:rPr>
-          <w:t>22</w:t>
+            <w:b/>
+            <w:bCs/>
+            <w:noProof/>
+            <w:webHidden/>
+            <w:lang w:val="en-US"/>
+          </w:rPr>
+          <w:t>Error! Bookmark not defined.</w:t>
         </w:r>
         <w:r>
           <w:rPr>
@@ -3284,7 +3259,7 @@
             <w:noProof/>
             <w:webHidden/>
           </w:rPr>
-          <w:t>22</w:t>
+          <w:t>46</w:t>
         </w:r>
         <w:r>
           <w:rPr>
@@ -3359,7 +3334,7 @@
             <w:noProof/>
             <w:webHidden/>
           </w:rPr>
-          <w:t>22</w:t>
+          <w:t>46</w:t>
         </w:r>
         <w:r>
           <w:rPr>
@@ -3430,7 +3405,6 @@
         <w:rPr>
           <w:rFonts w:cs="Times New Roman"/>
         </w:rPr>
-        <w:lastRenderedPageBreak/>
         <w:t>DANH MỤC HÌNH</w:t>
       </w:r>
     </w:p>
@@ -3510,20 +3484,17 @@
             <w:noProof/>
             <w:webHidden/>
           </w:rPr>
-        </w:r>
-        <w:r>
-          <w:rPr>
-            <w:noProof/>
-            <w:webHidden/>
-          </w:rPr>
           <w:fldChar w:fldCharType="separate"/>
         </w:r>
         <w:r>
           <w:rPr>
-            <w:noProof/>
-            <w:webHidden/>
-          </w:rPr>
-          <w:t>3</w:t>
+            <w:b/>
+            <w:bCs/>
+            <w:noProof/>
+            <w:webHidden/>
+            <w:lang w:val="en-US"/>
+          </w:rPr>
+          <w:t>Error! Bookmark not defined.</w:t>
         </w:r>
         <w:r>
           <w:rPr>
@@ -3597,7 +3568,7 @@
             <w:noProof/>
             <w:webHidden/>
           </w:rPr>
-          <w:t>4</w:t>
+          <w:t>12</w:t>
         </w:r>
         <w:r>
           <w:rPr>
@@ -3701,7 +3672,7 @@
             <w:noProof/>
             <w:webHidden/>
           </w:rPr>
-          <w:t>4</w:t>
+          <w:t>12</w:t>
         </w:r>
         <w:r>
           <w:rPr>
@@ -3764,7 +3735,6 @@
         <w:rPr>
           <w:rFonts w:cs="Times New Roman"/>
         </w:rPr>
-        <w:lastRenderedPageBreak/>
         <w:t>DANH MỤC BẢNG</w:t>
       </w:r>
     </w:p>
@@ -3856,22 +3826,18 @@
             <w:noProof/>
             <w:webHidden/>
           </w:rPr>
+          <w:fldChar w:fldCharType="separate"/>
         </w:r>
         <w:r>
           <w:rPr>
             <w:rFonts w:cs="Times New Roman"/>
-            <w:noProof/>
-            <w:webHidden/>
-          </w:rPr>
-          <w:fldChar w:fldCharType="separate"/>
-        </w:r>
-        <w:r>
-          <w:rPr>
-            <w:rFonts w:cs="Times New Roman"/>
-            <w:noProof/>
-            <w:webHidden/>
-          </w:rPr>
-          <w:t>3</w:t>
+            <w:b/>
+            <w:bCs/>
+            <w:noProof/>
+            <w:webHidden/>
+            <w:lang w:val="en-US"/>
+          </w:rPr>
+          <w:t>Error! Bookmark not defined.</w:t>
         </w:r>
         <w:r>
           <w:rPr>
@@ -3944,22 +3910,18 @@
             <w:noProof/>
             <w:webHidden/>
           </w:rPr>
+          <w:fldChar w:fldCharType="separate"/>
         </w:r>
         <w:r>
           <w:rPr>
             <w:rFonts w:cs="Times New Roman"/>
-            <w:noProof/>
-            <w:webHidden/>
-          </w:rPr>
-          <w:fldChar w:fldCharType="separate"/>
-        </w:r>
-        <w:r>
-          <w:rPr>
-            <w:rFonts w:cs="Times New Roman"/>
-            <w:noProof/>
-            <w:webHidden/>
-          </w:rPr>
-          <w:t>4</w:t>
+            <w:b/>
+            <w:bCs/>
+            <w:noProof/>
+            <w:webHidden/>
+            <w:lang w:val="en-US"/>
+          </w:rPr>
+          <w:t>Error! Bookmark not defined.</w:t>
         </w:r>
         <w:r>
           <w:rPr>
@@ -4038,7 +4000,6 @@
         <w:rPr>
           <w:rFonts w:cs="Times New Roman"/>
         </w:rPr>
-        <w:lastRenderedPageBreak/>
         <w:t>DANH MỤC TỪ VIẾT TẮT</w:t>
       </w:r>
     </w:p>
@@ -5324,7 +5285,6 @@
                 <w:szCs w:val="26"/>
                 <w:lang w:eastAsia="vi-VN"/>
               </w:rPr>
-              <w:lastRenderedPageBreak/>
               <w:t>CSAT</w:t>
             </w:r>
           </w:p>
@@ -6064,7 +6024,6 @@
         <w:rPr>
           <w:rFonts w:eastAsia="Times New Roman" w:cs="Times New Roman"/>
         </w:rPr>
-        <w:lastRenderedPageBreak/>
         <w:t>TÓM TẮT</w:t>
       </w:r>
     </w:p>
@@ -6165,7 +6124,6 @@
       </w:r>
       <w:bookmarkStart w:id="0" w:name="_Toc236690061"/>
       <w:r>
-        <w:lastRenderedPageBreak/>
         <w:t>Tổng quan</w:t>
       </w:r>
       <w:r>
@@ -6294,7 +6252,6 @@
           <w:noProof/>
           <w:lang w:val="en-US"/>
         </w:rPr>
-        <w:lastRenderedPageBreak/>
         <w:drawing>
           <wp:inline distT="0" distB="0" distL="0" distR="0" wp14:anchorId="63D65A16" wp14:editId="58EB11D2">
             <wp:extent cx="5579745" cy="5238115"/>
@@ -6428,7 +6385,6 @@
         <w:rPr>
           <w:lang w:val="vi-VN"/>
         </w:rPr>
-        <w:lastRenderedPageBreak/>
         <w:t>Kiến trúc quy trình và quy trình trong doanh nghiệp</w:t>
       </w:r>
       <w:bookmarkEnd w:id="5"/>
@@ -6648,7 +6604,6 @@
         </w:rPr>
       </w:pPr>
       <w:r>
-        <w:lastRenderedPageBreak/>
         <w:t>Quy trình quản lý chất lượng dịch vụ</w:t>
       </w:r>
     </w:p>
@@ -6813,7 +6768,6 @@
           <w:rFonts w:eastAsia="Times New Roman" w:cs="Times New Roman"/>
           <w:lang w:val="en-US"/>
         </w:rPr>
-        <w:lastRenderedPageBreak/>
         <w:t>Nhóm quy trình quản lý</w:t>
       </w:r>
       <w:bookmarkEnd w:id="10"/>
@@ -7022,7 +6976,6 @@
         <w:pStyle w:val="LBody"/>
       </w:pPr>
       <w:r>
-        <w:lastRenderedPageBreak/>
         <w:t>Kế hoạch được trình Hội đồng quản trị xem xét. Nếu chưa đáp ứng yêu cầu sẽ được điều chỉnh; nếu đạt yêu cầu sẽ được phê duyệt chính thức.</w:t>
       </w:r>
     </w:p>
@@ -7137,7 +7090,6 @@
           <w:highlight w:val="yellow"/>
           <w:lang w:val="en-US"/>
         </w:rPr>
-        <w:lastRenderedPageBreak/>
         <w:t>Quy trình quản lý chất lượng dịch vụ</w:t>
       </w:r>
     </w:p>
@@ -7335,7 +7287,6 @@
         <w:pStyle w:val="LBody"/>
       </w:pPr>
       <w:r>
-        <w:lastRenderedPageBreak/>
         <w:t>Bộ phận quản lý chất lượng và quản lý khu vực tiến hành kiểm tra định kỳ hoặc đột xuất nhằm đánh giá mức độ tuân thủ tiêu chuẩn.</w:t>
       </w:r>
     </w:p>
@@ -7432,7 +7383,6 @@
           <w:highlight w:val="yellow"/>
           <w:lang w:val="en-US"/>
         </w:rPr>
-        <w:lastRenderedPageBreak/>
         <w:t>Quy trình lập và quản lý ngân sách</w:t>
       </w:r>
     </w:p>
@@ -7604,7 +7554,6 @@
         <w:pStyle w:val="LBody"/>
       </w:pPr>
       <w:r>
-        <w:lastRenderedPageBreak/>
         <w:t>Bộ phận kế toán theo dõi việc sử dụng ngân sách, kiểm soát các khoản chi và đối chiếu với kế hoạch đã được phê duyệt.</w:t>
       </w:r>
     </w:p>
@@ -7700,7 +7649,6 @@
         <w:rPr>
           <w:lang w:val="en-US"/>
         </w:rPr>
-        <w:lastRenderedPageBreak/>
         <w:t>Quy trình cốt lõi</w:t>
       </w:r>
       <w:bookmarkEnd w:id="12"/>
@@ -8018,7 +7966,6 @@
         <w:rPr>
           <w:lang w:val="en-US"/>
         </w:rPr>
-        <w:lastRenderedPageBreak/>
         <w:t>Bước 8 (Xử lý lỗi): Nếu ly nước bị hỏng/làm sai -&gt; Barista hủy ly hỏng và pha chế lại</w:t>
       </w:r>
       <w:r>
@@ -8298,7 +8245,6 @@
         <w:rPr>
           <w:lang w:val="en-US"/>
         </w:rPr>
-        <w:lastRenderedPageBreak/>
         <w:t>Bước 2 (Kiểm tra đầu ca): Thực hiện song song kiểm tra vệ sinh/test máy</w:t>
       </w:r>
       <w:r>
@@ -8653,7 +8599,6 @@
         <w:pStyle w:val="LGachDauDong"/>
       </w:pPr>
       <w:r>
-        <w:lastRenderedPageBreak/>
         <w:t xml:space="preserve">Bộ phận CSKH Trung tâm; </w:t>
       </w:r>
     </w:p>
@@ -8917,7 +8862,6 @@
       </w:pPr>
       <w:bookmarkStart w:id="16" w:name="_Toc236690077"/>
       <w:r>
-        <w:lastRenderedPageBreak/>
         <w:t>Quy trình Quản lý đơn hàng và giao hàng đa kênh</w:t>
       </w:r>
       <w:bookmarkEnd w:id="16"/>
@@ -9197,7 +9141,6 @@
         </w:rPr>
       </w:pPr>
       <w:r>
-        <w:lastRenderedPageBreak/>
         <w:t>Kết quả có thể xảy ra của quy trình</w:t>
       </w:r>
     </w:p>
@@ -9258,7 +9201,6 @@
         <w:rPr>
           <w:lang w:val="en-US"/>
         </w:rPr>
-        <w:lastRenderedPageBreak/>
         <w:t>Quy trình hỗ trợ</w:t>
       </w:r>
       <w:bookmarkEnd w:id="17"/>
@@ -9564,7 +9506,6 @@
         <w:rPr>
           <w:lang w:val="en-US"/>
         </w:rPr>
-        <w:lastRenderedPageBreak/>
         <w:t>Đối tượng khách hàng</w:t>
       </w:r>
     </w:p>
@@ -9836,14 +9777,7 @@
         <w:rPr>
           <w:lang w:val="en-US"/>
         </w:rPr>
-        <w:t xml:space="preserve">-&gt; Nhập kho trung tâm WMS ( DS_WMS ); Không đạt -&gt; Tái </w:t>
-      </w:r>
-      <w:r>
-        <w:rPr>
-          <w:lang w:val="en-US"/>
-        </w:rPr>
-        <w:lastRenderedPageBreak/>
-        <w:t>chế biến.</w:t>
+        <w:t>-&gt; Nhập kho trung tâm WMS ( DS_WMS ); Không đạt -&gt; Tái chế biến.</w:t>
       </w:r>
       <w:r>
         <w:rPr>
@@ -10123,7 +10057,6 @@
         <w:pStyle w:val="LBody"/>
       </w:pPr>
       <w:r>
-        <w:lastRenderedPageBreak/>
         <w:t>Bước 2 (Tạo ticket): SM tạo ticket yêu cầu sửa chữa khẩn cấp trên phần mềm Quản lý</w:t>
       </w:r>
       <w:r>
@@ -10349,7 +10282,6 @@
         </w:rPr>
       </w:pPr>
       <w:r>
-        <w:lastRenderedPageBreak/>
         <w:t>Mô tả quy trình</w:t>
       </w:r>
     </w:p>
@@ -10536,7 +10468,6 @@
       </w:pPr>
       <w:bookmarkStart w:id="22" w:name="_Toc236690083"/>
       <w:r>
-        <w:lastRenderedPageBreak/>
         <w:t>Phương pháp thu thập thông tin và nguồn bằng chứng</w:t>
       </w:r>
     </w:p>
@@ -10580,31 +10511,7 @@
         <w:rPr>
           <w:lang w:val="vi-VN"/>
         </w:rPr>
-        <w:t xml:space="preserve">Để phục vụ trực tiếp cho việc thu thập thông tin và mô hình hóa 10 quy trình nghiệp vụ đã nêu ở Chương 2, toàn bộ 20 câu hỏi phỏng vấn </w:t>
-      </w:r>
-      <w:r>
-        <w:rPr>
-          <w:lang w:val="vi-VN"/>
-        </w:rPr>
-        <w:t>trong đó có</w:t>
-      </w:r>
-      <w:r>
-        <w:rPr>
-          <w:lang w:val="vi-VN"/>
-        </w:rPr>
-        <w:t>10 định tính và 10 định lượng được nhóm thiết kế gắn liền với </w:t>
-      </w:r>
-      <w:r>
-        <w:rPr>
-          <w:lang w:val="vi-VN"/>
-        </w:rPr>
-        <w:t>q</w:t>
-      </w:r>
-      <w:r>
-        <w:rPr>
-          <w:lang w:val="vi-VN"/>
-        </w:rPr>
-        <w:t xml:space="preserve">uy trình mục tiêu tương ứng. </w:t>
+        <w:t xml:space="preserve">Để phục vụ trực tiếp cho việc thu thập thông tin và mô hình hóa 10 quy trình nghiệp vụ đã nêu ở Chương 2, toàn bộ 20 câu hỏi phỏng vấn trong đó có10 định tính và 10 định lượng được nhóm thiết kế gắn liền với quy trình mục tiêu tương ứng. </w:t>
       </w:r>
       <w:r>
         <w:t>Điều này giúp đảm bảo mỗi câu hỏi đưa ra đều có mục đích rõ ràng trong việc làm sáng tỏ các bước thực hiện, điểm nghẽn, thời gian, chi phí hoặc chất lượng của từng quy trình cụ thể.</w:t>
@@ -10930,31 +10837,7 @@
                 <w:szCs w:val="25"/>
                 <w:lang w:eastAsia="vi-VN"/>
               </w:rPr>
-              <w:t xml:space="preserve">Giả định </w:t>
-            </w:r>
-            <w:r>
-              <w:rPr>
-                <w:rFonts w:eastAsia="Times New Roman" w:cs="Times New Roman"/>
-                <w:b/>
-                <w:bCs/>
-                <w:color w:val="000000"/>
-                <w:sz w:val="25"/>
-                <w:szCs w:val="25"/>
-                <w:lang w:eastAsia="vi-VN"/>
-              </w:rPr>
-              <w:t>k</w:t>
-            </w:r>
-            <w:r>
-              <w:rPr>
-                <w:rFonts w:eastAsia="Times New Roman" w:cs="Times New Roman"/>
-                <w:b/>
-                <w:bCs/>
-                <w:color w:val="000000"/>
-                <w:sz w:val="25"/>
-                <w:szCs w:val="25"/>
-                <w:lang w:eastAsia="vi-VN"/>
-              </w:rPr>
-              <w:t>ết quả ghi nhận</w:t>
+              <w:t>Giả định kết quả ghi nhận</w:t>
             </w:r>
           </w:p>
         </w:tc>
@@ -11174,27 +11057,7 @@
                 <w:szCs w:val="25"/>
                 <w:lang w:eastAsia="vi-VN"/>
               </w:rPr>
-              <w:t>D. Tùy từng</w:t>
-            </w:r>
-            <w:r>
-              <w:rPr>
-                <w:rFonts w:eastAsia="Times New Roman" w:cs="Times New Roman"/>
-                <w:color w:val="000000"/>
-                <w:sz w:val="25"/>
-                <w:szCs w:val="25"/>
-                <w:lang w:eastAsia="vi-VN"/>
-              </w:rPr>
-              <w:t xml:space="preserve"> </w:t>
-            </w:r>
-            <w:r>
-              <w:rPr>
-                <w:rFonts w:eastAsia="Times New Roman" w:cs="Times New Roman"/>
-                <w:color w:val="000000"/>
-                <w:sz w:val="25"/>
-                <w:szCs w:val="25"/>
-                <w:lang w:eastAsia="vi-VN"/>
-              </w:rPr>
-              <w:t>Barista</w:t>
+              <w:t>D. Tùy từng Barista</w:t>
             </w:r>
           </w:p>
         </w:tc>
@@ -11259,7 +11122,6 @@
                 <w:szCs w:val="25"/>
                 <w:lang w:eastAsia="vi-VN"/>
               </w:rPr>
-              <w:lastRenderedPageBreak/>
               <w:t>Câu 2</w:t>
             </w:r>
           </w:p>
@@ -12002,18 +11864,7 @@
                 <w:szCs w:val="25"/>
                 <w:lang w:eastAsia="vi-VN"/>
               </w:rPr>
-              <w:t xml:space="preserve">Chọn C. Sự phối hợp giữa Thu ngân và Barista nhìn chung tốt nhưng vẫn có thể phát sinh ùn tắc trong thời gian cao điểm. Mục đích: Đánh giá mức độ phối hợp </w:t>
-            </w:r>
-            <w:r>
-              <w:rPr>
-                <w:rFonts w:eastAsia="Times New Roman" w:cs="Times New Roman"/>
-                <w:color w:val="000000"/>
-                <w:sz w:val="25"/>
-                <w:szCs w:val="25"/>
-                <w:lang w:eastAsia="vi-VN"/>
-              </w:rPr>
-              <w:lastRenderedPageBreak/>
-              <w:t>giữa các tác nhân và xác định các điểm có khả năng gây ảnh hưởng đến thời gian phục vụ.</w:t>
+              <w:t>Chọn C. Sự phối hợp giữa Thu ngân và Barista nhìn chung tốt nhưng vẫn có thể phát sinh ùn tắc trong thời gian cao điểm. Mục đích: Đánh giá mức độ phối hợp giữa các tác nhân và xác định các điểm có khả năng gây ảnh hưởng đến thời gian phục vụ.</w:t>
             </w:r>
           </w:p>
         </w:tc>
@@ -12048,7 +11899,6 @@
                 <w:szCs w:val="25"/>
                 <w:lang w:eastAsia="vi-VN"/>
               </w:rPr>
-              <w:lastRenderedPageBreak/>
               <w:t>Câu 5</w:t>
             </w:r>
           </w:p>
@@ -12448,18 +12298,7 @@
                 <w:szCs w:val="25"/>
                 <w:lang w:eastAsia="vi-VN"/>
               </w:rPr>
-              <w:t xml:space="preserve">Phản hồi giả định: Điểm nghẽn thường phát sinh tại khâu tiếp nhận, in và truyền thông tin order đến khu vực pha chế. Đặc biệt, đơn tại quầy và đơn từ các nền tảng giao hàng có thể tập trung về cùng hệ thống/thiết bị in, làm tăng tải xử lý. Mục đích: Xác định bottleneck và nguyên nhân gây chậm trong </w:t>
-            </w:r>
-            <w:r>
-              <w:rPr>
-                <w:rFonts w:eastAsia="Times New Roman" w:cs="Times New Roman"/>
-                <w:color w:val="000000"/>
-                <w:sz w:val="25"/>
-                <w:szCs w:val="25"/>
-                <w:lang w:eastAsia="vi-VN"/>
-              </w:rPr>
-              <w:lastRenderedPageBreak/>
-              <w:t>luồng xử lý đơn hàng.</w:t>
+              <w:t>Phản hồi giả định: Điểm nghẽn thường phát sinh tại khâu tiếp nhận, in và truyền thông tin order đến khu vực pha chế. Đặc biệt, đơn tại quầy và đơn từ các nền tảng giao hàng có thể tập trung về cùng hệ thống/thiết bị in, làm tăng tải xử lý. Mục đích: Xác định bottleneck và nguyên nhân gây chậm trong luồng xử lý đơn hàng.</w:t>
             </w:r>
           </w:p>
         </w:tc>
@@ -12494,7 +12333,6 @@
                 <w:szCs w:val="25"/>
                 <w:lang w:eastAsia="vi-VN"/>
               </w:rPr>
-              <w:lastRenderedPageBreak/>
               <w:t>Câu 7</w:t>
             </w:r>
           </w:p>
@@ -13012,18 +12850,7 @@
                 <w:szCs w:val="25"/>
                 <w:lang w:eastAsia="vi-VN"/>
               </w:rPr>
-              <w:t xml:space="preserve">Phản hồi giả định: Các nguyên nhân có thể bao gồm thông tin trên sticker khó đọc, lượng đơn tăng đột biến, tiếng ồn tại khu vực pha chế, thao tác nhầm hoặc thiếu bước đối chiếu </w:t>
-            </w:r>
-            <w:r>
-              <w:rPr>
-                <w:rFonts w:eastAsia="Times New Roman" w:cs="Times New Roman"/>
-                <w:color w:val="000000"/>
-                <w:sz w:val="25"/>
-                <w:szCs w:val="25"/>
-                <w:lang w:eastAsia="vi-VN"/>
-              </w:rPr>
-              <w:lastRenderedPageBreak/>
-              <w:t>trước khi pha chế. Mục đích: Xác định nguyên nhân gây sai lỗi và các điểm kiểm soát chất lượng trong quy trình.</w:t>
+              <w:t>Phản hồi giả định: Các nguyên nhân có thể bao gồm thông tin trên sticker khó đọc, lượng đơn tăng đột biến, tiếng ồn tại khu vực pha chế, thao tác nhầm hoặc thiếu bước đối chiếu trước khi pha chế. Mục đích: Xác định nguyên nhân gây sai lỗi và các điểm kiểm soát chất lượng trong quy trình.</w:t>
             </w:r>
           </w:p>
         </w:tc>
@@ -13058,7 +12885,6 @@
                 <w:szCs w:val="25"/>
                 <w:lang w:eastAsia="vi-VN"/>
               </w:rPr>
-              <w:lastRenderedPageBreak/>
               <w:t>Câu 10</w:t>
             </w:r>
           </w:p>
@@ -13236,7 +13062,6 @@
         <w:pStyle w:val="Caption"/>
       </w:pPr>
       <w:r>
-        <w:lastRenderedPageBreak/>
         <w:t xml:space="preserve">Bảng </w:t>
       </w:r>
       <w:fldSimple w:instr=" STYLEREF 1 \s ">
@@ -14173,7 +13998,6 @@
                 <w:szCs w:val="25"/>
                 <w:lang w:eastAsia="vi-VN"/>
               </w:rPr>
-              <w:lastRenderedPageBreak/>
               <w:t>Câu 13</w:t>
             </w:r>
           </w:p>
@@ -14764,7 +14588,6 @@
                 <w:szCs w:val="25"/>
                 <w:lang w:eastAsia="vi-VN"/>
               </w:rPr>
-              <w:lastRenderedPageBreak/>
               <w:t>Câu 15</w:t>
             </w:r>
           </w:p>
@@ -15277,7 +15100,6 @@
                 <w:szCs w:val="25"/>
                 <w:lang w:eastAsia="vi-VN"/>
               </w:rPr>
-              <w:lastRenderedPageBreak/>
               <w:t>Câu 17</w:t>
             </w:r>
           </w:p>
@@ -15714,7 +15536,6 @@
                 <w:szCs w:val="25"/>
                 <w:lang w:eastAsia="vi-VN"/>
               </w:rPr>
-              <w:lastRenderedPageBreak/>
               <w:t>Câu 19</w:t>
             </w:r>
           </w:p>
@@ -16130,7 +15951,6 @@
         <w:pStyle w:val="Heading1"/>
       </w:pPr>
       <w:r>
-        <w:lastRenderedPageBreak/>
         <w:t>Mô hình hoá quy trình</w:t>
       </w:r>
       <w:bookmarkEnd w:id="22"/>
@@ -16223,7 +16043,6 @@
       </w:pPr>
       <w:bookmarkStart w:id="25" w:name="_Toc236690087"/>
       <w:r>
-        <w:lastRenderedPageBreak/>
         <w:t>Phân tích quy trình</w:t>
       </w:r>
       <w:bookmarkEnd w:id="25"/>
@@ -16245,22 +16064,7 @@
         <w:t>Pha chế và phục vụ đồ uống</w:t>
       </w:r>
       <w:r>
-        <w:t xml:space="preserve"> </w:t>
-      </w:r>
-      <w:r>
-        <w:t>đại diện cho dòng giá trị trực tiếp đến khách hàng và</w:t>
-      </w:r>
-      <w:r>
-        <w:t xml:space="preserve"> </w:t>
-      </w:r>
-      <w:r>
-        <w:t>Quản lý chất lượng dịch vụ</w:t>
-      </w:r>
-      <w:r>
-        <w:t xml:space="preserve"> </w:t>
-      </w:r>
-      <w:r>
-        <w:t>đại diện cho quy trình quản lý bảo đảm tính đồng nhất toàn chuỗi. Phân tích kết hợp VA/BVA/NVA, lãng phí Move-Hold-Overdo, stakeholder, xương cá và ba chỉ tiêu định lượng: thời gian, chất lượng, chi phí.</w:t>
+        <w:t xml:space="preserve"> đại diện cho dòng giá trị trực tiếp đến khách hàng và Quản lý chất lượng dịch vụ đại diện cho quy trình quản lý bảo đảm tính đồng nhất toàn chuỗi. Phân tích kết hợp VA/BVA/NVA, lãng phí Move-Hold-Overdo, stakeholder, xương cá và ba chỉ tiêu định lượng: thời gian, chất lượng, chi phí.</w:t>
       </w:r>
     </w:p>
     <w:p>
@@ -17323,7 +17127,6 @@
         <w:pStyle w:val="Heading4"/>
       </w:pPr>
       <w:r>
-        <w:lastRenderedPageBreak/>
         <w:t xml:space="preserve">Phân tích sự lãng phí </w:t>
       </w:r>
     </w:p>
@@ -18044,19 +17847,7 @@
         <w:rPr>
           <w:highlight w:val="yellow"/>
         </w:rPr>
-        <w:t>Quy trình</w:t>
-      </w:r>
-      <w:r>
-        <w:rPr>
-          <w:highlight w:val="yellow"/>
-        </w:rPr>
-        <w:t xml:space="preserve"> </w:t>
-      </w:r>
-      <w:r>
-        <w:rPr>
-          <w:highlight w:val="yellow"/>
-        </w:rPr>
-        <w:t>Quản lý chất lượng dịch vụ</w:t>
+        <w:t>Quy trình Quản lý chất lượng dịch vụ</w:t>
       </w:r>
     </w:p>
     <w:p>
@@ -18779,7 +18570,6 @@
                 <w:szCs w:val="26"/>
                 <w:lang w:eastAsia="en-US"/>
               </w:rPr>
-              <w:lastRenderedPageBreak/>
               <w:t>Khắc phục tại cửa hàng</w:t>
             </w:r>
           </w:p>
@@ -20349,7 +20139,6 @@
                 <w:szCs w:val="26"/>
                 <w:lang w:eastAsia="en-US"/>
               </w:rPr>
-              <w:lastRenderedPageBreak/>
               <w:t>Khách hàng</w:t>
             </w:r>
           </w:p>
@@ -20482,7 +20271,6 @@
         <w:rPr>
           <w:lang w:val="en-US"/>
         </w:rPr>
-        <w:lastRenderedPageBreak/>
         <w:t>Phân tích định lượng</w:t>
       </w:r>
       <w:bookmarkEnd w:id="26"/>
@@ -21936,7 +21724,6 @@
                 <w:szCs w:val="26"/>
                 <w:lang w:eastAsia="en-US"/>
               </w:rPr>
-              <w:lastRenderedPageBreak/>
               <w:t>Khoản mục</w:t>
             </w:r>
           </w:p>
@@ -22456,7 +22243,6 @@
           <w:rFonts w:cs="Times New Roman"/>
           <w:lang w:val="en-US"/>
         </w:rPr>
-        <w:lastRenderedPageBreak/>
         <w:t>TÀI LIỆU THAM KHẢO</w:t>
       </w:r>
     </w:p>
@@ -23711,6 +23497,7 @@
   <w:style w:type="character" w:default="1" w:styleId="DefaultParagraphFont">
     <w:name w:val="Default Paragraph Font"/>
     <w:uiPriority w:val="1"/>
+    <w:semiHidden/>
     <w:unhideWhenUsed/>
   </w:style>
   <w:style w:type="table" w:default="1" w:styleId="TableNormal">

--- a/report/Báo cáo.docx
+++ b/report/Báo cáo.docx
@@ -9769,23 +9769,27 @@
       <w:pPr>
         <w:pStyle w:val="LBody"/>
         <w:rPr>
-          <w:lang w:val="en-US"/>
-        </w:rPr>
-      </w:pPr>
-      <w:r>
-        <w:rPr>
+          <w:color w:val="FF0000"/>
+          <w:lang w:val="en-US"/>
+        </w:rPr>
+      </w:pPr>
+      <w:r>
+        <w:rPr>
+          <w:color w:val="FF0000"/>
           <w:lang w:val="en-US"/>
         </w:rPr>
         <w:t>Quản lý cửa hàng; Giám sát khu vực</w:t>
       </w:r>
       <w:r>
         <w:rPr>
+          <w:color w:val="FF0000"/>
           <w:lang w:val="en-US"/>
         </w:rPr>
         <w:t xml:space="preserve">; </w:t>
       </w:r>
       <w:r>
         <w:rPr>
+          <w:color w:val="FF0000"/>
           <w:lang w:val="en-US"/>
         </w:rPr>
         <w:t>Ban Điều hành.</w:t>
@@ -9805,18 +9809,174 @@
     <w:p>
       <w:pPr>
         <w:pStyle w:val="LBody"/>
-      </w:pPr>
-      <w:r>
-        <w:t>Trường hợp thành công: Doanh thu đối chiếu khớp 100%, tồn kho luôn đủ bán, cửa</w:t>
-      </w:r>
-      <w:r>
+        <w:rPr>
+          <w:color w:val="FF0000"/>
+        </w:rPr>
+      </w:pPr>
+      <w:r>
+        <w:rPr>
+          <w:color w:val="FF0000"/>
+        </w:rPr>
+        <w:t>Ca bán hàng hoàn tất thuận lợi, toàn bộ doanh thu tiền mặt và chuyển khoản khớp</w:t>
+      </w:r>
+      <w:r>
+        <w:rPr>
+          <w:color w:val="FF0000"/>
+        </w:rPr>
         <w:t xml:space="preserve"> </w:t>
       </w:r>
       <w:r>
         <w:rPr>
-          <w:lang w:val="en-US"/>
-        </w:rPr>
-        <w:t>hàng vận hành ổn định.</w:t>
+          <w:color w:val="FF0000"/>
+        </w:rPr>
+        <w:t>với hệ thống POS, cửa hàng sạch sẽ và bàn giao ca thành công</w:t>
+      </w:r>
+      <w:r>
+        <w:rPr>
+          <w:color w:val="FF0000"/>
+        </w:rPr>
+        <w:t>.</w:t>
+      </w:r>
+    </w:p>
+    <w:p>
+      <w:pPr>
+        <w:spacing w:before="0" w:after="200" w:line="276" w:lineRule="auto"/>
+        <w:rPr>
+          <w:lang w:val="en-US"/>
+        </w:rPr>
+      </w:pPr>
+      <w:r>
+        <w:br w:type="page"/>
+      </w:r>
+    </w:p>
+    <w:p>
+      <w:pPr>
+        <w:pStyle w:val="Heading3"/>
+        <w:rPr>
+          <w:lang w:val="en-US"/>
+        </w:rPr>
+      </w:pPr>
+      <w:bookmarkStart w:id="24" w:name="_Toc237957225"/>
+      <w:r>
+        <w:rPr>
+          <w:lang w:val="en-US"/>
+        </w:rPr>
+        <w:t>Quy trình Chăm sóc khách hàng và Quản lý phản hồi</w:t>
+      </w:r>
+      <w:bookmarkEnd w:id="24"/>
+    </w:p>
+    <w:p>
+      <w:pPr>
+        <w:pStyle w:val="Heading4"/>
+        <w:rPr>
+          <w:lang w:val="en-US"/>
+        </w:rPr>
+      </w:pPr>
+      <w:r>
+        <w:rPr>
+          <w:lang w:val="en-US"/>
+        </w:rPr>
+        <w:t>Mục tiêu của quy trình</w:t>
+      </w:r>
+    </w:p>
+    <w:p>
+      <w:pPr>
+        <w:rPr>
+          <w:lang w:val="en-US"/>
+        </w:rPr>
+      </w:pPr>
+    </w:p>
+    <w:p>
+      <w:pPr>
+        <w:pStyle w:val="Heading4"/>
+        <w:rPr>
+          <w:lang w:val="en-US"/>
+        </w:rPr>
+      </w:pPr>
+      <w:r>
+        <w:t>Tác nhân tham</w:t>
+      </w:r>
+      <w:r>
+        <w:rPr>
+          <w:lang w:val="en-US"/>
+        </w:rPr>
+        <w:t xml:space="preserve"> gia</w:t>
+      </w:r>
+      <w:r>
+        <w:t xml:space="preserve"> </w:t>
+      </w:r>
+      <w:r>
+        <w:rPr>
+          <w:lang w:val="en-US"/>
+        </w:rPr>
+        <w:t>quy trình</w:t>
+      </w:r>
+    </w:p>
+    <w:p>
+      <w:pPr>
+        <w:pStyle w:val="LGachDauDong"/>
+        <w:rPr>
+          <w:color w:val="FF0000"/>
+        </w:rPr>
+      </w:pPr>
+      <w:r>
+        <w:rPr>
+          <w:color w:val="FF0000"/>
+        </w:rPr>
+        <w:t xml:space="preserve">Khách hàng; </w:t>
+      </w:r>
+    </w:p>
+    <w:p>
+      <w:pPr>
+        <w:pStyle w:val="LGachDauDong"/>
+        <w:rPr>
+          <w:color w:val="FF0000"/>
+        </w:rPr>
+      </w:pPr>
+      <w:r>
+        <w:rPr>
+          <w:color w:val="FF0000"/>
+        </w:rPr>
+        <w:t xml:space="preserve">Bộ phận CSKH Trung tâm; </w:t>
+      </w:r>
+    </w:p>
+    <w:p>
+      <w:pPr>
+        <w:pStyle w:val="LGachDauDong"/>
+        <w:rPr>
+          <w:color w:val="FF0000"/>
+        </w:rPr>
+      </w:pPr>
+      <w:r>
+        <w:rPr>
+          <w:color w:val="FF0000"/>
+        </w:rPr>
+        <w:t xml:space="preserve">Quản lý Cửa hàng (SM); </w:t>
+      </w:r>
+    </w:p>
+    <w:p>
+      <w:pPr>
+        <w:pStyle w:val="LGachDauDong"/>
+        <w:rPr>
+          <w:color w:val="FF0000"/>
+        </w:rPr>
+      </w:pPr>
+      <w:r>
+        <w:rPr>
+          <w:color w:val="FF0000"/>
+        </w:rPr>
+        <w:t>Bộ phận Marketing và Quản trị quan hệ khách hàng.</w:t>
+      </w:r>
+    </w:p>
+    <w:p>
+      <w:pPr>
+        <w:pStyle w:val="Heading4"/>
+        <w:rPr>
+          <w:lang w:val="en-US"/>
+        </w:rPr>
+      </w:pPr>
+      <w:r>
+        <w:t>Mô tả quy trình</w:t>
       </w:r>
     </w:p>
     <w:p>
@@ -9824,13 +9984,196 @@
         <w:pStyle w:val="LBody"/>
       </w:pPr>
       <w:r>
-        <w:t>Trường hợp thất bại/rủi ro: Phát sinh chênh lệch tiền két hoặc hỏng máy pha gây gián</w:t>
+        <w:t>Bước 1 (Tiếp nhận): Tiếp nhận phản hồi/khiếu nại từ khách hàng qua Hotline</w:t>
       </w:r>
       <w:r>
         <w:t xml:space="preserve"> </w:t>
       </w:r>
       <w:r>
-        <w:t>đoạn ca phục vụ.</w:t>
+        <w:rPr>
+          <w:lang w:val="en-US"/>
+        </w:rPr>
+        <w:t>1800.6928, Zalo Mini App, Fanpage hoặc trực tiếp tại quầy.</w:t>
+      </w:r>
+    </w:p>
+    <w:p>
+      <w:pPr>
+        <w:pStyle w:val="LBody"/>
+        <w:rPr>
+          <w:lang w:val="en-US"/>
+        </w:rPr>
+      </w:pPr>
+      <w:r>
+        <w:rPr>
+          <w:lang w:val="en-US"/>
+        </w:rPr>
+        <w:t>Bước 2 (Xác minh &amp; Phân loại): CSKH xác minh thông tin giao dịch trên hệ thống</w:t>
+      </w:r>
+      <w:r>
+        <w:rPr>
+          <w:lang w:val="en-US"/>
+        </w:rPr>
+        <w:t xml:space="preserve"> </w:t>
+      </w:r>
+      <w:r>
+        <w:rPr>
+          <w:lang w:val="en-US"/>
+        </w:rPr>
+        <w:t>CRM, phân loại khiếu nại (về thái độ phục vụ, sản phẩm sai vị, hoặc lỗi thanh toán).</w:t>
+      </w:r>
+    </w:p>
+    <w:p>
+      <w:pPr>
+        <w:pStyle w:val="LBody"/>
+        <w:rPr>
+          <w:lang w:val="en-US"/>
+        </w:rPr>
+      </w:pPr>
+      <w:r>
+        <w:rPr>
+          <w:lang w:val="en-US"/>
+        </w:rPr>
+        <w:t>Bước 3 (Chuyển xử lý): CSKH tạo ticket phản hồi và chuyển cho SM cửa hàng liên</w:t>
+      </w:r>
+      <w:r>
+        <w:rPr>
+          <w:lang w:val="en-US"/>
+        </w:rPr>
+        <w:t xml:space="preserve"> </w:t>
+      </w:r>
+      <w:r>
+        <w:rPr>
+          <w:lang w:val="en-US"/>
+        </w:rPr>
+        <w:t>quan kiểm tra camera/lịch sử ca bán trong 2 giờ.</w:t>
+      </w:r>
+    </w:p>
+    <w:p>
+      <w:pPr>
+        <w:pStyle w:val="LBody"/>
+        <w:rPr>
+          <w:lang w:val="en-US"/>
+        </w:rPr>
+      </w:pPr>
+      <w:r>
+        <w:rPr>
+          <w:lang w:val="en-US"/>
+        </w:rPr>
+        <w:t>Bước 4 (Đề xuất giải pháp): SM đề xuất phương án giải quyết: Đổi trả ly nước mới, gửi</w:t>
+      </w:r>
+      <w:r>
+        <w:rPr>
+          <w:lang w:val="en-US"/>
+        </w:rPr>
+        <w:t xml:space="preserve"> </w:t>
+      </w:r>
+      <w:r>
+        <w:rPr>
+          <w:lang w:val="en-US"/>
+        </w:rPr>
+        <w:t>lời xin lỗi và phát hành Voucher đền bù trên Phúc Long Rewards.Bước 5 (Trao đổi với khách): CSKH liên hệ trực tiếp phản hồi giải pháp với khách hàng.</w:t>
+      </w:r>
+      <w:r>
+        <w:rPr>
+          <w:lang w:val="en-US"/>
+        </w:rPr>
+        <w:t xml:space="preserve"> </w:t>
+      </w:r>
+      <w:r>
+        <w:rPr>
+          <w:lang w:val="en-US"/>
+        </w:rPr>
+        <w:t>Nếu khách chưa hài lòng -&gt; SM điều chỉnh phương án.</w:t>
+      </w:r>
+    </w:p>
+    <w:p>
+      <w:pPr>
+        <w:pStyle w:val="LBody"/>
+        <w:rPr>
+          <w:lang w:val="en-US"/>
+        </w:rPr>
+      </w:pPr>
+      <w:r>
+        <w:rPr>
+          <w:lang w:val="en-US"/>
+        </w:rPr>
+        <w:t>Bước 6 (Đóng ticket &amp; Đánh giá): Khi khách hàng đồng ý, CSKH đóng ticket khiếu nại</w:t>
+      </w:r>
+      <w:r>
+        <w:rPr>
+          <w:lang w:val="en-US"/>
+        </w:rPr>
+        <w:t xml:space="preserve"> </w:t>
+      </w:r>
+      <w:r>
+        <w:rPr>
+          <w:lang w:val="en-US"/>
+        </w:rPr>
+        <w:t>và gửi khảo sát đánh giá chất lượng dịch vụ 1-5 sao.</w:t>
+      </w:r>
+    </w:p>
+    <w:p>
+      <w:pPr>
+        <w:pStyle w:val="Heading4"/>
+        <w:rPr>
+          <w:lang w:val="en-US"/>
+        </w:rPr>
+      </w:pPr>
+      <w:r>
+        <w:rPr>
+          <w:lang w:val="en-US"/>
+        </w:rPr>
+        <w:t>Đối tượng khách hàng</w:t>
+      </w:r>
+    </w:p>
+    <w:p>
+      <w:pPr>
+        <w:pStyle w:val="LBody"/>
+        <w:rPr>
+          <w:lang w:val="en-US"/>
+        </w:rPr>
+      </w:pPr>
+      <w:r>
+        <w:rPr>
+          <w:lang w:val="en-US"/>
+        </w:rPr>
+        <w:t>Khách hàng; Quản lý cửa hàng.</w:t>
+      </w:r>
+    </w:p>
+    <w:p>
+      <w:pPr>
+        <w:pStyle w:val="Heading4"/>
+        <w:rPr>
+          <w:lang w:val="en-US"/>
+        </w:rPr>
+      </w:pPr>
+      <w:r>
+        <w:t>Kết quả có thể xảy ra của quy trình</w:t>
+      </w:r>
+    </w:p>
+    <w:p>
+      <w:pPr>
+        <w:pStyle w:val="LBody"/>
+        <w:rPr>
+          <w:color w:val="FF0000"/>
+        </w:rPr>
+      </w:pPr>
+      <w:r>
+        <w:rPr>
+          <w:color w:val="FF0000"/>
+        </w:rPr>
+        <w:t>Khiếu nại được xử lý thỏa đáng trong vòng 24 giờ, khách hàng đồng ý phương án đền bù (đổi ly mới hoặc tặng voucher) và phiếu khiếu nại được đóng lại.</w:t>
+      </w:r>
+    </w:p>
+    <w:p>
+      <w:pPr>
+        <w:spacing w:before="0" w:after="200" w:line="276" w:lineRule="auto"/>
+        <w:rPr>
+          <w:lang w:val="en-US"/>
+        </w:rPr>
+      </w:pPr>
+      <w:r>
+        <w:br w:type="page"/>
       </w:r>
     </w:p>
     <w:p>
@@ -9840,14 +10183,11 @@
           <w:lang w:val="en-US"/>
         </w:rPr>
       </w:pPr>
-      <w:bookmarkStart w:id="24" w:name="_Toc237957225"/>
-      <w:r>
-        <w:rPr>
-          <w:lang w:val="en-US"/>
-        </w:rPr>
-        <w:t>Quy trình Chăm sóc khách hàng và Quản lý phản hồi</w:t>
-      </w:r>
-      <w:bookmarkEnd w:id="24"/>
+      <w:bookmarkStart w:id="25" w:name="_Toc237957226"/>
+      <w:r>
+        <w:t>Quy trình Quản lý đơn hàng và giao hàng</w:t>
+      </w:r>
+      <w:bookmarkEnd w:id="25"/>
     </w:p>
     <w:p>
       <w:pPr>
@@ -9857,6 +10197,27 @@
         </w:rPr>
       </w:pPr>
       <w:r>
+        <w:rPr>
+          <w:lang w:val="en-US"/>
+        </w:rPr>
+        <w:t>Mục tiêu của quy trình</w:t>
+      </w:r>
+    </w:p>
+    <w:p>
+      <w:pPr>
+        <w:rPr>
+          <w:lang w:val="en-US"/>
+        </w:rPr>
+      </w:pPr>
+    </w:p>
+    <w:p>
+      <w:pPr>
+        <w:pStyle w:val="Heading4"/>
+        <w:rPr>
+          <w:lang w:val="en-US"/>
+        </w:rPr>
+      </w:pPr>
+      <w:r>
         <w:t>Tác nhân tham</w:t>
       </w:r>
       <w:r>
@@ -9878,33 +10239,71 @@
     <w:p>
       <w:pPr>
         <w:pStyle w:val="LGachDauDong"/>
-      </w:pPr>
-      <w:r>
-        <w:t xml:space="preserve">Khách hàng; </w:t>
+        <w:rPr>
+          <w:color w:val="FF0000"/>
+        </w:rPr>
+      </w:pPr>
+      <w:r>
+        <w:rPr>
+          <w:color w:val="FF0000"/>
+        </w:rPr>
+        <w:t>Khách hàng;</w:t>
       </w:r>
     </w:p>
     <w:p>
       <w:pPr>
         <w:pStyle w:val="LGachDauDong"/>
-      </w:pPr>
-      <w:r>
-        <w:t xml:space="preserve">Bộ phận CSKH Trung tâm; </w:t>
+        <w:rPr>
+          <w:color w:val="FF0000"/>
+        </w:rPr>
+      </w:pPr>
+      <w:r>
+        <w:rPr>
+          <w:color w:val="FF0000"/>
+        </w:rPr>
+        <w:t>Hệ thống bán hàng đa kênh và máy POS;</w:t>
       </w:r>
     </w:p>
     <w:p>
       <w:pPr>
         <w:pStyle w:val="LGachDauDong"/>
-      </w:pPr>
-      <w:r>
-        <w:t xml:space="preserve">Quản lý Cửa hàng (SM); </w:t>
+        <w:rPr>
+          <w:color w:val="FF0000"/>
+        </w:rPr>
+      </w:pPr>
+      <w:r>
+        <w:rPr>
+          <w:color w:val="FF0000"/>
+        </w:rPr>
+        <w:t>Cửa hàng;</w:t>
       </w:r>
     </w:p>
     <w:p>
       <w:pPr>
         <w:pStyle w:val="LGachDauDong"/>
-      </w:pPr>
-      <w:r>
-        <w:t>Bộ phận Marketing/CRM.</w:t>
+        <w:rPr>
+          <w:color w:val="FF0000"/>
+        </w:rPr>
+      </w:pPr>
+      <w:r>
+        <w:rPr>
+          <w:color w:val="FF0000"/>
+        </w:rPr>
+        <w:t>Nhân viên pha chế và nhân viên đóng gói;</w:t>
+      </w:r>
+    </w:p>
+    <w:p>
+      <w:pPr>
+        <w:pStyle w:val="LGachDauDong"/>
+        <w:rPr>
+          <w:color w:val="FF0000"/>
+        </w:rPr>
+      </w:pPr>
+      <w:r>
+        <w:rPr>
+          <w:color w:val="FF0000"/>
+        </w:rPr>
+        <w:t>Tài xế và các đối tác giao hàng.</w:t>
       </w:r>
     </w:p>
     <w:p>
@@ -9923,7 +10322,164 @@
         <w:pStyle w:val="LBody"/>
       </w:pPr>
       <w:r>
-        <w:t>Bước 1 (Tiếp nhận): Tiếp nhận phản hồi/khiếu nại từ khách hàng qua Hotline</w:t>
+        <w:t>Bước 1 (Tiếp nhận đa kênh): Khách hàng đặt đơn qua ứng dụng di động, trang web, tổng đài hoặc các ứng dụng đối tác giao hàng thì chuyển sang Hệ thống bán hàng đa kênh và hệ thống POS tiếp nhận và chuẩn hóa dữ liệu đơn.</w:t>
+      </w:r>
+    </w:p>
+    <w:p>
+      <w:pPr>
+        <w:pStyle w:val="LBody"/>
+      </w:pPr>
+      <w:r>
+        <w:t>Bước 2 (Kiểm tra tồn kho &amp; Công suất): Hệ thống POS tự động kiểm tra tồn kho song song với việc Cửa hàng xác nhận công suất phục vụ trong giờ cao điểm.</w:t>
+      </w:r>
+    </w:p>
+    <w:p>
+      <w:pPr>
+        <w:pStyle w:val="LBody"/>
+      </w:pPr>
+      <w:r>
+        <w:t>Bước 3 (Điều phối cửa hàng): Khi cửa hàng đáp ứng đủ nguyên liệu và công suất, hệ thống sẽ xác nhận nhận đơn. Trường hợp cửa hàng đang quá tải hoặc hết món, hệ thống tự động tìm kiếm và chuyển đơn sang chi nhánh lân cận; nếu không có chi nhánh nào phù hợp, hệ thống sẽ tự động hủy đơn và hoàn trả tiền cho khách hàng.</w:t>
+      </w:r>
+    </w:p>
+    <w:p>
+      <w:pPr>
+        <w:pStyle w:val="LBody"/>
+      </w:pPr>
+      <w:r>
+        <w:t>Bước 4 (Pha chế &amp; Đóng gói): Nhân viên pha chế thực hiện pha chế món song song với việc Chuẩn bị bao bì, tem giao hàng; Kiểm tra QC trước khi niêm phong.</w:t>
+      </w:r>
+    </w:p>
+    <w:p>
+      <w:pPr>
+        <w:pStyle w:val="LBody"/>
+      </w:pPr>
+      <w:r>
+        <w:t>Bước 5 (Điều phối tài xế &amp; Bàn giao): Hệ thống điều phối tài xế đối tác; Cửa hàng chờ tài xế đến (nếu sau 10 phút tài xế chưa có mặt, hệ thống sẽ tự động điều phối tài xế mới); Cửa hàng bàn giao túi hàng cho tài xế.</w:t>
+      </w:r>
+    </w:p>
+    <w:p>
+      <w:pPr>
+        <w:pStyle w:val="LBody"/>
+        <w:rPr>
+          <w:lang w:val="en-US"/>
+        </w:rPr>
+      </w:pPr>
+      <w:r>
+        <w:t>Bước 6 (Theo dõi &amp; Hoàn tất): Hệ thống cập nhật trạng thái GPS theo thời gian thực; Giao thành công thì chuyển sang Đóng đơn; Sự cố giao hàng thì chuyển sang Mở phiếu yêu cầu CSKH hoàn tiền.</w:t>
+      </w:r>
+    </w:p>
+    <w:p>
+      <w:pPr>
+        <w:pStyle w:val="Heading4"/>
+        <w:rPr>
+          <w:lang w:val="en-US"/>
+        </w:rPr>
+      </w:pPr>
+      <w:r>
+        <w:rPr>
+          <w:lang w:val="en-US"/>
+        </w:rPr>
+        <w:t>Đối tượng khách hàng</w:t>
+      </w:r>
+    </w:p>
+    <w:p>
+      <w:pPr>
+        <w:pStyle w:val="LBody"/>
+        <w:rPr>
+          <w:color w:val="FF0000"/>
+        </w:rPr>
+      </w:pPr>
+      <w:r>
+        <w:rPr>
+          <w:color w:val="FF0000"/>
+        </w:rPr>
+        <w:t>Khách hàng; Tài xế và các đối tác giao hàng</w:t>
+      </w:r>
+      <w:r>
+        <w:rPr>
+          <w:color w:val="FF0000"/>
+        </w:rPr>
+        <w:t>.</w:t>
+      </w:r>
+    </w:p>
+    <w:p>
+      <w:pPr>
+        <w:pStyle w:val="Heading4"/>
+        <w:rPr>
+          <w:lang w:val="en-US"/>
+        </w:rPr>
+      </w:pPr>
+      <w:r>
+        <w:t>Kết quả có thể xảy ra của quy trình</w:t>
+      </w:r>
+    </w:p>
+    <w:p>
+      <w:pPr>
+        <w:pStyle w:val="LBody"/>
+        <w:rPr>
+          <w:lang w:val="en-US"/>
+        </w:rPr>
+      </w:pPr>
+      <w:r>
+        <w:t>Đơn hàng được giao tận tay khách hàn</w:t>
+      </w:r>
+      <w:r>
+        <w:t>g</w:t>
+      </w:r>
+      <w:r>
+        <w:t>, hệ thống ghi nhận giao hàng thành công và đóng đơn hàng.</w:t>
+      </w:r>
+      <w:r>
+        <w:rPr>
+          <w:lang w:val="en-US"/>
+        </w:rPr>
+        <w:br w:type="page"/>
+      </w:r>
+    </w:p>
+    <w:p>
+      <w:pPr>
+        <w:pStyle w:val="Heading2"/>
+        <w:rPr>
+          <w:lang w:val="en-US"/>
+        </w:rPr>
+      </w:pPr>
+      <w:bookmarkStart w:id="26" w:name="_Toc237957227"/>
+      <w:r>
+        <w:rPr>
+          <w:lang w:val="en-US"/>
+        </w:rPr>
+        <w:t>Quy trình hỗ trợ</w:t>
+      </w:r>
+      <w:bookmarkEnd w:id="26"/>
+    </w:p>
+    <w:p>
+      <w:pPr>
+        <w:pStyle w:val="Heading3"/>
+        <w:rPr>
+          <w:lang w:val="en-US"/>
+        </w:rPr>
+      </w:pPr>
+      <w:bookmarkStart w:id="27" w:name="_Toc237957228"/>
+      <w:r>
+        <w:t>Quy trình Tuyển dụng và đào tạo nhân sự</w:t>
+      </w:r>
+      <w:bookmarkEnd w:id="27"/>
+    </w:p>
+    <w:p>
+      <w:pPr>
+        <w:pStyle w:val="Heading4"/>
+        <w:rPr>
+          <w:lang w:val="en-US"/>
+        </w:rPr>
+      </w:pPr>
+      <w:r>
+        <w:t>Tác nhân tham</w:t>
+      </w:r>
+      <w:r>
+        <w:rPr>
+          <w:lang w:val="en-US"/>
+        </w:rPr>
+        <w:t xml:space="preserve"> gia</w:t>
       </w:r>
       <w:r>
         <w:t xml:space="preserve"> </w:t>
@@ -9932,7 +10488,100 @@
         <w:rPr>
           <w:lang w:val="en-US"/>
         </w:rPr>
-        <w:t>1800.6928, Zalo Mini App, Fanpage hoặc trực tiếp tại quầy.</w:t>
+        <w:t>quy trình</w:t>
+      </w:r>
+    </w:p>
+    <w:p>
+      <w:pPr>
+        <w:pStyle w:val="LGachDauDong"/>
+        <w:rPr>
+          <w:color w:val="FF0000"/>
+        </w:rPr>
+      </w:pPr>
+      <w:r>
+        <w:rPr>
+          <w:color w:val="FF0000"/>
+        </w:rPr>
+        <w:t>Quản lý cửa hàng;</w:t>
+      </w:r>
+    </w:p>
+    <w:p>
+      <w:pPr>
+        <w:pStyle w:val="LGachDauDong"/>
+        <w:rPr>
+          <w:color w:val="FF0000"/>
+        </w:rPr>
+      </w:pPr>
+      <w:r>
+        <w:rPr>
+          <w:color w:val="FF0000"/>
+        </w:rPr>
+        <w:t>Bộ phận Nhân sự;</w:t>
+      </w:r>
+    </w:p>
+    <w:p>
+      <w:pPr>
+        <w:pStyle w:val="LGachDauDong"/>
+        <w:rPr>
+          <w:color w:val="FF0000"/>
+        </w:rPr>
+      </w:pPr>
+      <w:r>
+        <w:rPr>
+          <w:color w:val="FF0000"/>
+        </w:rPr>
+        <w:t>Giám sát khu vực và Hội đồng phỏng vấn;</w:t>
+      </w:r>
+    </w:p>
+    <w:p>
+      <w:pPr>
+        <w:pStyle w:val="LGachDauDong"/>
+      </w:pPr>
+      <w:r>
+        <w:rPr>
+          <w:color w:val="FF0000"/>
+        </w:rPr>
+        <w:t>Bộ phận Đào tạo</w:t>
+      </w:r>
+      <w:r>
+        <w:rPr>
+          <w:color w:val="FF0000"/>
+        </w:rPr>
+        <w:t>;</w:t>
+      </w:r>
+      <w:r>
+        <w:rPr>
+          <w:color w:val="FF0000"/>
+        </w:rPr>
+        <w:t xml:space="preserve"> </w:t>
+      </w:r>
+    </w:p>
+    <w:p>
+      <w:pPr>
+        <w:pStyle w:val="LGachDauDong"/>
+      </w:pPr>
+      <w:r>
+        <w:rPr>
+          <w:color w:val="FF0000"/>
+        </w:rPr>
+        <w:t xml:space="preserve">Ứng </w:t>
+      </w:r>
+      <w:r>
+        <w:rPr>
+          <w:color w:val="FF0000"/>
+        </w:rPr>
+        <w:t>viên tuyển dụng.</w:t>
+      </w:r>
+    </w:p>
+    <w:p>
+      <w:pPr>
+        <w:pStyle w:val="Heading4"/>
+        <w:rPr>
+          <w:lang w:val="en-US"/>
+        </w:rPr>
+      </w:pPr>
+      <w:r>
+        <w:t>Mô tả quy trình</w:t>
       </w:r>
     </w:p>
     <w:p>
@@ -9946,19 +10595,292 @@
         <w:rPr>
           <w:lang w:val="en-US"/>
         </w:rPr>
-        <w:t>Bước 2 (Xác minh &amp; Phân loại): CSKH xác minh thông tin giao dịch trên hệ thống</w:t>
-      </w:r>
-      <w:r>
-        <w:rPr>
-          <w:lang w:val="en-US"/>
-        </w:rPr>
+        <w:t>Bước 1 (Đề xuất nhu cầu): Quản lý cửa hàng lập phiếu yêu cầu tuyển dụng bổ sung nhân sự ca bán; Bộ phận Nhân sự rà soát định biên (nếu vượt định biên thì xin phê duyệt).</w:t>
+      </w:r>
+    </w:p>
+    <w:p>
+      <w:pPr>
+        <w:pStyle w:val="LBody"/>
+        <w:rPr>
+          <w:lang w:val="en-US"/>
+        </w:rPr>
+      </w:pPr>
+      <w:r>
+        <w:rPr>
+          <w:lang w:val="en-US"/>
+        </w:rPr>
+        <w:t>Bước 2 (Đăng tuyển &amp; Thu hút): Bộ phận Nhân sự đăng tuyển trên kênh bên ngoài song song với kích hoạt chương trình giới thiệu nội bộ; Ứng viên nộp hồ sơ ứng tuyển.</w:t>
+      </w:r>
+    </w:p>
+    <w:p>
+      <w:pPr>
+        <w:pStyle w:val="LBody"/>
+        <w:rPr>
+          <w:lang w:val="en-US"/>
+        </w:rPr>
+      </w:pPr>
+      <w:r>
+        <w:rPr>
+          <w:lang w:val="en-US"/>
+        </w:rPr>
+        <w:t>Bước 3 (Sàng lọc &amp; Phỏng vấn): Bộ phận Nhân sự sàng lọc CV thì chuyển sang Phỏng vấn vòng 1 (tố chất và thái độ); Giám sát khu vực và Hội đồng phỏng vấn tiến hành Phỏng vấn vòng 2 (kỹ năng và chuyên môn).</w:t>
+      </w:r>
+    </w:p>
+    <w:p>
+      <w:pPr>
+        <w:pStyle w:val="LBody"/>
+        <w:rPr>
+          <w:lang w:val="en-US"/>
+        </w:rPr>
+      </w:pPr>
+      <w:r>
+        <w:rPr>
+          <w:lang w:val="en-US"/>
+        </w:rPr>
+        <w:t>Bước 4 (Thư mời &amp; Hướng dẫn hội nhập): Bộ phận Nhân sự gửi thư mời nhận việc; Ứng viên phản hồi chấp nhận; Bộ phận Nhân sự hoàn tất hồ sơ nhân sự, tạo tài khoản song song với Bộ phận Đào tạo thực hiện hướng dẫn hội nhập nhân viên mới.</w:t>
+      </w:r>
+    </w:p>
+    <w:p>
+      <w:pPr>
+        <w:pStyle w:val="LBody"/>
+        <w:rPr>
+          <w:lang w:val="en-US"/>
+        </w:rPr>
+      </w:pPr>
+      <w:r>
+        <w:rPr>
+          <w:lang w:val="en-US"/>
+        </w:rPr>
+        <w:t>Bước 5 (Đào tạo chuyên môn): Bộ phận Đào tạo phân luồng module chuyên sâu: Đào tạo Nhân viên pha chế hoặc Đào tạo Thu ngân &amp; Dịch vụ khách hàng.</w:t>
+      </w:r>
+    </w:p>
+    <w:p>
+      <w:pPr>
+        <w:pStyle w:val="LBody"/>
+        <w:rPr>
+          <w:lang w:val="en-US"/>
+        </w:rPr>
+      </w:pPr>
+      <w:r>
+        <w:rPr>
+          <w:lang w:val="en-US"/>
+        </w:rPr>
+        <w:t>Bước 6 (Sát hạch &amp; Bố trí ca): Bộ phận Đào tạo tổ chức thi sát hạch nhân viên; Những học viên đạt bài thi sát hạch sẽ được phân bổ lịch làm việc chính thức tại các chi nhánh; học viên chưa đạt sẽ được bố trí ôn tập, bồi dưỡng thêm để tham gia thi lại.</w:t>
+      </w:r>
+    </w:p>
+    <w:p>
+      <w:pPr>
+        <w:pStyle w:val="Heading4"/>
+        <w:rPr>
+          <w:lang w:val="en-US"/>
+        </w:rPr>
+      </w:pPr>
+      <w:r>
+        <w:rPr>
+          <w:lang w:val="en-US"/>
+        </w:rPr>
+        <w:t>Đối tượng khách hàng</w:t>
+      </w:r>
+    </w:p>
+    <w:p>
+      <w:pPr>
+        <w:pStyle w:val="LBody"/>
+        <w:rPr>
+          <w:color w:val="FF0000"/>
+        </w:rPr>
+      </w:pPr>
+      <w:r>
+        <w:rPr>
+          <w:color w:val="FF0000"/>
+        </w:rPr>
+        <w:t>Quản lý cửa hàng; Ứng viên tuyển dụng.</w:t>
+      </w:r>
+    </w:p>
+    <w:p>
+      <w:pPr>
+        <w:pStyle w:val="Heading4"/>
+        <w:rPr>
+          <w:lang w:val="en-US"/>
+        </w:rPr>
+      </w:pPr>
+      <w:r>
+        <w:t>Kết quả có thể xảy ra của quy trình</w:t>
+      </w:r>
+    </w:p>
+    <w:p>
+      <w:pPr>
+        <w:pStyle w:val="LBody"/>
+        <w:rPr>
+          <w:color w:val="FF0000"/>
+        </w:rPr>
+      </w:pPr>
+      <w:r>
+        <w:rPr>
+          <w:color w:val="FF0000"/>
+        </w:rPr>
+        <w:t>Ứng viên vượt qua bài thi sát hạch lý thuyết và thực hành, ký hợp đồng lao động và được phân công ca làm việc chính thức tại cửa hàng.</w:t>
+      </w:r>
+    </w:p>
+    <w:p>
+      <w:pPr>
+        <w:spacing w:before="0" w:after="200" w:line="276" w:lineRule="auto"/>
+        <w:rPr>
+          <w:color w:val="FF0000"/>
+          <w:lang w:val="en-GB"/>
+        </w:rPr>
+      </w:pPr>
+      <w:r>
+        <w:rPr>
+          <w:color w:val="FF0000"/>
+        </w:rPr>
+        <w:br w:type="page"/>
+      </w:r>
+    </w:p>
+    <w:p>
+      <w:pPr>
+        <w:pStyle w:val="Heading3"/>
+        <w:rPr>
+          <w:lang w:val="en-US"/>
+        </w:rPr>
+      </w:pPr>
+      <w:bookmarkStart w:id="28" w:name="_Toc237957229"/>
+      <w:r>
+        <w:t>Quy trình Quản lý chuỗi cung ứng và kho vận</w:t>
+      </w:r>
+      <w:bookmarkEnd w:id="28"/>
+    </w:p>
+    <w:p>
+      <w:pPr>
+        <w:pStyle w:val="Heading4"/>
+        <w:rPr>
+          <w:lang w:val="en-US"/>
+        </w:rPr>
+      </w:pPr>
+      <w:r>
+        <w:rPr>
+          <w:lang w:val="en-US"/>
+        </w:rPr>
+        <w:t>Mục tiêu của quy trình</w:t>
+      </w:r>
+    </w:p>
+    <w:p>
+      <w:pPr>
+        <w:rPr>
+          <w:lang w:val="en-US"/>
+        </w:rPr>
+      </w:pPr>
+    </w:p>
+    <w:p>
+      <w:pPr>
+        <w:pStyle w:val="Heading4"/>
+        <w:rPr>
+          <w:lang w:val="en-US"/>
+        </w:rPr>
+      </w:pPr>
+      <w:r>
+        <w:t>Tác nhân tham</w:t>
+      </w:r>
+      <w:r>
+        <w:rPr>
+          <w:lang w:val="en-US"/>
+        </w:rPr>
+        <w:t xml:space="preserve"> gia</w:t>
+      </w:r>
+      <w:r>
         <w:t xml:space="preserve"> </w:t>
       </w:r>
       <w:r>
         <w:rPr>
           <w:lang w:val="en-US"/>
         </w:rPr>
-        <w:t>CRM, phân loại khiếu nại (về thái độ phục vụ, sản phẩm sai vị, hoặc lỗi thanh toán).</w:t>
+        <w:t>quy trình</w:t>
+      </w:r>
+    </w:p>
+    <w:p>
+      <w:pPr>
+        <w:pStyle w:val="LGachDauDong"/>
+        <w:rPr>
+          <w:color w:val="FF0000"/>
+        </w:rPr>
+      </w:pPr>
+      <w:r>
+        <w:rPr>
+          <w:color w:val="FF0000"/>
+        </w:rPr>
+        <w:t>Nhà cung cấp;</w:t>
+      </w:r>
+    </w:p>
+    <w:p>
+      <w:pPr>
+        <w:pStyle w:val="LGachDauDong"/>
+        <w:rPr>
+          <w:color w:val="FF0000"/>
+        </w:rPr>
+      </w:pPr>
+      <w:r>
+        <w:rPr>
+          <w:color w:val="FF0000"/>
+        </w:rPr>
+        <w:t>Bộ phận Kế hoạch và Quản lý kho;</w:t>
+      </w:r>
+    </w:p>
+    <w:p>
+      <w:pPr>
+        <w:pStyle w:val="LGachDauDong"/>
+        <w:rPr>
+          <w:color w:val="FF0000"/>
+        </w:rPr>
+      </w:pPr>
+      <w:r>
+        <w:rPr>
+          <w:color w:val="FF0000"/>
+        </w:rPr>
+        <w:t>Bộ phận QC</w:t>
+      </w:r>
+      <w:r>
+        <w:rPr>
+          <w:color w:val="FF0000"/>
+        </w:rPr>
+        <w:t>;</w:t>
+      </w:r>
+    </w:p>
+    <w:p>
+      <w:pPr>
+        <w:pStyle w:val="LGachDauDong"/>
+        <w:rPr>
+          <w:color w:val="FF0000"/>
+        </w:rPr>
+      </w:pPr>
+      <w:r>
+        <w:rPr>
+          <w:color w:val="FF0000"/>
+        </w:rPr>
+        <w:t>Bộ phận Vận chuyển và Kho vận;</w:t>
+      </w:r>
+    </w:p>
+    <w:p>
+      <w:pPr>
+        <w:pStyle w:val="LGachDauDong"/>
+        <w:rPr>
+          <w:color w:val="FF0000"/>
+        </w:rPr>
+      </w:pPr>
+      <w:r>
+        <w:rPr>
+          <w:color w:val="FF0000"/>
+        </w:rPr>
+        <w:t>Quản lý cửa hàng.</w:t>
+      </w:r>
+    </w:p>
+    <w:p>
+      <w:pPr>
+        <w:pStyle w:val="Heading4"/>
+        <w:rPr>
+          <w:lang w:val="en-US"/>
+        </w:rPr>
+      </w:pPr>
+      <w:r>
+        <w:t>Mô tả quy trình</w:t>
       </w:r>
     </w:p>
     <w:p>
@@ -9972,83 +10894,481 @@
         <w:rPr>
           <w:lang w:val="en-US"/>
         </w:rPr>
-        <w:t>Bước 3 (Chuyển xử lý): CSKH tạo ticket phản hồi và chuyển cho SM cửa hàng liên</w:t>
-      </w:r>
-      <w:r>
-        <w:rPr>
-          <w:lang w:val="en-US"/>
-        </w:rPr>
+        <w:t>Bước 1 (Yêu cầu bổ sung): Quản lý cửa hàng tạo yêu cầu đặt hàng bổ sung khi lượng tồn kho tại quầy chạm điểm đặt hàng (ROP).</w:t>
+      </w:r>
+    </w:p>
+    <w:p>
+      <w:pPr>
+        <w:pStyle w:val="LBody"/>
+        <w:rPr>
+          <w:lang w:val="en-US"/>
+        </w:rPr>
+      </w:pPr>
+      <w:r>
+        <w:rPr>
+          <w:lang w:val="en-US"/>
+        </w:rPr>
+        <w:t>Bước 2 (Dự báo &amp; Kiểm tra kho): Bộ phận Kế hoạch và Quản lý kho chạy dự báo nhu cầu ngắn hạn song song với kiểm tra tồn kho trung tâm.</w:t>
+      </w:r>
+    </w:p>
+    <w:p>
+      <w:pPr>
+        <w:pStyle w:val="LBody"/>
+        <w:rPr>
+          <w:lang w:val="en-US"/>
+        </w:rPr>
+      </w:pPr>
+      <w:r>
+        <w:rPr>
+          <w:lang w:val="en-US"/>
+        </w:rPr>
+        <w:t>Bước 3 (Bổ sung nguồn cung): Trường hợp kho trung tâm còn đủ lượng dự trữ, hệ thống sẽ khóa số lượng tồn và tạo lệnh xuất kho; trường hợp thiếu hàng, bộ phận kế hoạch sẽ phát hành đơn đặt hàng (PO) gửi nhà cung cấp hoặc gửi lệnh bổ sung đến phân xưởng sản xuất.</w:t>
+      </w:r>
+    </w:p>
+    <w:p>
+      <w:pPr>
+        <w:pStyle w:val="LBody"/>
+        <w:rPr>
+          <w:lang w:val="en-US"/>
+        </w:rPr>
+      </w:pPr>
+      <w:r>
+        <w:rPr>
+          <w:lang w:val="en-US"/>
+        </w:rPr>
+        <w:t>Bước 4 (Kiểm định QC): Bộ phận QC tiếp nhận lô hàng bổ sung, thực hiện kiểm định chỉ số hóa lý và cảm quan; Nguyên liệu đạt tiêu chuẩn kiểm định sẽ được nhập vào hệ thống kho trung tâm; các lô hàng không đạt sẽ được cách ly tại khu vực riêng để xử lý lại hoặc làm thủ tục hoàn trả nhà cung cấp.</w:t>
+      </w:r>
+    </w:p>
+    <w:p>
+      <w:pPr>
+        <w:pStyle w:val="LBody"/>
+        <w:rPr>
+          <w:lang w:val="en-US"/>
+        </w:rPr>
+      </w:pPr>
+      <w:r>
+        <w:rPr>
+          <w:lang w:val="en-US"/>
+        </w:rPr>
+        <w:t>Bước 5 (Điều phối Logistics): Bộ phận Vận chuyển điều phối vận chuyển phù hợp (Xe lạnh kiểm soát nhiệt độ chuyên dụng hoặc xe tải thông thường hoặc xe giao hàng hỏa tốc).</w:t>
+      </w:r>
+    </w:p>
+    <w:p>
+      <w:pPr>
+        <w:pStyle w:val="LBody"/>
+        <w:rPr>
+          <w:lang w:val="en-US"/>
+        </w:rPr>
+      </w:pPr>
+      <w:r>
+        <w:rPr>
+          <w:lang w:val="en-US"/>
+        </w:rPr>
+        <w:t>Bước 6 (Nghiệm thu tại cửa hàng): Bộ phận Vận chuyển xuất kho giao hàng đến cửa hàng; Quản lý cửa hàng kiểm đếm số lượng và chất lượng; Hàng hóa vận chuyển đến cửa hàng khi được kiểm tra đủ số lượng và đạt chất lượng sẽ nhập vào kho của chi nhánh; trường hợp phát hiện thiếu sót hoặc hư hại, hai bên sẽ lập biên bản sự việc để tiến hành đền bù theo quy định.</w:t>
+      </w:r>
+    </w:p>
+    <w:p>
+      <w:pPr>
+        <w:pStyle w:val="Heading4"/>
+        <w:rPr>
+          <w:lang w:val="en-US"/>
+        </w:rPr>
+      </w:pPr>
+      <w:r>
+        <w:rPr>
+          <w:lang w:val="en-US"/>
+        </w:rPr>
+        <w:t>Đối tượng khách hàng</w:t>
+      </w:r>
+    </w:p>
+    <w:p>
+      <w:pPr>
+        <w:pStyle w:val="LBody"/>
+        <w:rPr>
+          <w:color w:val="FF0000"/>
+          <w:lang w:val="en-US"/>
+        </w:rPr>
+      </w:pPr>
+      <w:r>
+        <w:rPr>
+          <w:color w:val="FF0000"/>
+          <w:lang w:val="en-US"/>
+        </w:rPr>
+        <w:t>Quản lý cửa hàng.</w:t>
+      </w:r>
+    </w:p>
+    <w:p>
+      <w:pPr>
+        <w:pStyle w:val="Heading4"/>
+        <w:rPr>
+          <w:lang w:val="en-US"/>
+        </w:rPr>
+      </w:pPr>
+      <w:r>
+        <w:t>Kết quả có thể xảy ra của quy trình</w:t>
+      </w:r>
+    </w:p>
+    <w:p>
+      <w:pPr>
+        <w:pStyle w:val="LBody"/>
+        <w:rPr>
+          <w:color w:val="FF0000"/>
+        </w:rPr>
+      </w:pPr>
+      <w:r>
+        <w:rPr>
+          <w:color w:val="FF0000"/>
+        </w:rPr>
+        <w:t xml:space="preserve">Nguyên </w:t>
+      </w:r>
+      <w:r>
+        <w:rPr>
+          <w:color w:val="FF0000"/>
+        </w:rPr>
+        <w:t>vật liệu được kiểm định đạt chuẩn, vận chuyển an toàn và nhập kho cửa hàng đầy đủ số lượng</w:t>
+      </w:r>
+    </w:p>
+    <w:p>
+      <w:pPr>
+        <w:spacing w:before="0" w:after="200" w:line="276" w:lineRule="auto"/>
+        <w:rPr>
+          <w:color w:val="FF0000"/>
+          <w:lang w:val="en-GB"/>
+        </w:rPr>
+      </w:pPr>
+      <w:r>
+        <w:rPr>
+          <w:color w:val="FF0000"/>
+        </w:rPr>
+        <w:br w:type="page"/>
+      </w:r>
+    </w:p>
+    <w:p>
+      <w:pPr>
+        <w:pStyle w:val="Heading3"/>
+        <w:rPr>
+          <w:lang w:val="en-US"/>
+        </w:rPr>
+      </w:pPr>
+      <w:bookmarkStart w:id="29" w:name="_Toc237957230"/>
+      <w:r>
+        <w:t>Quy trình Bảo trì thiết bị và cơ sở vật chất</w:t>
+      </w:r>
+      <w:bookmarkEnd w:id="29"/>
+    </w:p>
+    <w:p>
+      <w:pPr>
+        <w:pStyle w:val="Heading4"/>
+        <w:rPr>
+          <w:lang w:val="en-US"/>
+        </w:rPr>
+      </w:pPr>
+      <w:r>
+        <w:t>Tác nhân tham</w:t>
+      </w:r>
+      <w:r>
+        <w:rPr>
+          <w:lang w:val="en-US"/>
+        </w:rPr>
+        <w:t xml:space="preserve"> gia</w:t>
+      </w:r>
+      <w:r>
         <w:t xml:space="preserve"> </w:t>
       </w:r>
       <w:r>
         <w:rPr>
           <w:lang w:val="en-US"/>
         </w:rPr>
-        <w:t>quan kiểm tra camera/lịch sử ca bán trong 2 giờ.</w:t>
+        <w:t>quy trình</w:t>
+      </w:r>
+    </w:p>
+    <w:p>
+      <w:pPr>
+        <w:pStyle w:val="LGachDauDong"/>
+      </w:pPr>
+      <w:r>
+        <w:t xml:space="preserve">Quản lý cửa hàng; </w:t>
+      </w:r>
+    </w:p>
+    <w:p>
+      <w:pPr>
+        <w:pStyle w:val="LGachDauDong"/>
+      </w:pPr>
+      <w:r>
+        <w:t xml:space="preserve">Nhân viên pha chế; </w:t>
+      </w:r>
+    </w:p>
+    <w:p>
+      <w:pPr>
+        <w:pStyle w:val="LGachDauDong"/>
+      </w:pPr>
+      <w:r>
+        <w:t xml:space="preserve">Đội ngũ Kỹ thuật Bảo trì Nội bộ; </w:t>
+      </w:r>
+    </w:p>
+    <w:p>
+      <w:pPr>
+        <w:pStyle w:val="LGachDauDong"/>
+      </w:pPr>
+      <w:r>
+        <w:t>Đơn vị Cung cấp Máy móc</w:t>
+      </w:r>
+    </w:p>
+    <w:p>
+      <w:pPr>
+        <w:pStyle w:val="Heading4"/>
+        <w:rPr>
+          <w:lang w:val="en-US"/>
+        </w:rPr>
+      </w:pPr>
+      <w:r>
+        <w:t>Mô tả quy trình</w:t>
       </w:r>
     </w:p>
     <w:p>
       <w:pPr>
         <w:pStyle w:val="LBody"/>
-        <w:rPr>
-          <w:lang w:val="en-US"/>
-        </w:rPr>
-      </w:pPr>
-      <w:r>
-        <w:rPr>
-          <w:lang w:val="en-US"/>
-        </w:rPr>
-        <w:t>Bước 4 (Đề xuất giải pháp): SM đề xuất phương án giải quyết: Đổi trả ly nước mới, gửi</w:t>
-      </w:r>
-      <w:r>
-        <w:rPr>
-          <w:lang w:val="en-US"/>
-        </w:rPr>
+      </w:pPr>
+      <w:r>
+        <w:t>Bước 1 (Phát hiện sự cố): Nhân viên pha chế hoặc Quản lý cửa hàng phát hiện sự cố hỏng hóc máy pha cà phê, máy đong đường, tủ mát hoặc điều hòa cửa hàng.</w:t>
+      </w:r>
+    </w:p>
+    <w:p>
+      <w:pPr>
+        <w:pStyle w:val="LBody"/>
+      </w:pPr>
+      <w:r>
+        <w:t>Bước 2 (Tạo phiếu yêu cầu): Quản lý cửa hàng tạo phiếu yêu cầu yêu cầu sửa chữa khẩn cấp trên phần mềm Quản lý Vận hành Cửa hàng.</w:t>
+      </w:r>
+    </w:p>
+    <w:p>
+      <w:pPr>
+        <w:pStyle w:val="LBody"/>
+      </w:pPr>
+      <w:r>
+        <w:t>Bước 3 (Tiếp nhận &amp; Di chuyển): Đội Kỹ thuật bảo trì tiếp nhận phiếu yêu cầu, phân loại mức độ sự cố và di chuyển đến cửa hàng trong 2 giờ.</w:t>
+      </w:r>
+    </w:p>
+    <w:p>
+      <w:pPr>
+        <w:pStyle w:val="LBody"/>
+      </w:pPr>
+      <w:r>
+        <w:t>Bước 4 (Sửa chữa &amp; Thay linh kiện): Kỹ thuật viên kiểm tra nguyên nhân, tiến hành sửa chữa hoặc thay thế linh kiện chính hãng.</w:t>
+      </w:r>
+    </w:p>
+    <w:p>
+      <w:pPr>
+        <w:pStyle w:val="LBody"/>
+      </w:pPr>
+      <w:r>
+        <w:t>Bước 5 (Test thông số): Kiểm tra lại các thông số áp suất chiết xuất cà phê (9 bar), nhiệt độ nước (92°C) và độ lạnh tủ bảo quản.</w:t>
+      </w:r>
+    </w:p>
+    <w:p>
+      <w:pPr>
+        <w:pStyle w:val="LBody"/>
+      </w:pPr>
+      <w:r>
+        <w:t>Bước 6 (Nghiệm thu &amp; Đóng phiếu yêu cầu): Quản lý cửa hàng nghiệm thu máy móc hoạt động tốt, ký biên bản hoàn tất và đóng phiếu yêu cầu bảo trì.</w:t>
+      </w:r>
+    </w:p>
+    <w:p>
+      <w:pPr>
+        <w:pStyle w:val="Heading4"/>
+        <w:rPr>
+          <w:lang w:val="en-US"/>
+        </w:rPr>
+      </w:pPr>
+      <w:r>
+        <w:rPr>
+          <w:lang w:val="en-US"/>
+        </w:rPr>
+        <w:t>Đối tượng khách hàng</w:t>
+      </w:r>
+    </w:p>
+    <w:p>
+      <w:pPr>
+        <w:pStyle w:val="LBody"/>
+        <w:rPr>
+          <w:rFonts w:eastAsiaTheme="majorEastAsia" w:cstheme="majorBidi"/>
+          <w:b/>
+          <w:bCs/>
+          <w:iCs/>
+          <w:lang w:val="en-US"/>
+        </w:rPr>
+      </w:pPr>
+      <w:r>
+        <w:t>Quản lý cửa hàng</w:t>
+      </w:r>
+      <w:r>
+        <w:t>, Nhân viên pha chế</w:t>
+      </w:r>
+      <w:r>
+        <w:t>; Ban Giám đốc</w:t>
+      </w:r>
+      <w:r>
+        <w:t>.</w:t>
+      </w:r>
+    </w:p>
+    <w:p>
+      <w:pPr>
+        <w:pStyle w:val="Heading4"/>
+        <w:rPr>
+          <w:lang w:val="en-US"/>
+        </w:rPr>
+      </w:pPr>
+      <w:r>
+        <w:t>Kết quả có thể xảy ra của quy trình</w:t>
+      </w:r>
+    </w:p>
+    <w:p>
+      <w:pPr>
+        <w:pStyle w:val="LBody"/>
+      </w:pPr>
+      <w:r>
+        <w:t>Thiết bị máy móc được sửa chữa dứt điểm, chạy thử đạt chuẩn kỹ thuật, Quản lý cửa hàng ký nghiệm thu và đóng phiếu yêu cầu bảo trì</w:t>
+      </w:r>
+      <w:r>
+        <w:t>.</w:t>
+      </w:r>
+    </w:p>
+    <w:p>
+      <w:pPr>
+        <w:pStyle w:val="Heading3"/>
+        <w:rPr>
+          <w:lang w:val="en-US"/>
+        </w:rPr>
+      </w:pPr>
+      <w:bookmarkStart w:id="30" w:name="_Toc237957231"/>
+      <w:r>
+        <w:t>Quy trình Hỗ trợ công nghệ thông tin IT Helpdesk</w:t>
+      </w:r>
+      <w:bookmarkEnd w:id="30"/>
+    </w:p>
+    <w:p>
+      <w:pPr>
+        <w:pStyle w:val="Heading4"/>
+        <w:rPr>
+          <w:lang w:val="en-US"/>
+        </w:rPr>
+      </w:pPr>
+      <w:r>
+        <w:t>Tác nhân tham</w:t>
+      </w:r>
+      <w:r>
+        <w:rPr>
+          <w:lang w:val="en-US"/>
+        </w:rPr>
+        <w:t xml:space="preserve"> gia</w:t>
+      </w:r>
+      <w:r>
         <w:t xml:space="preserve"> </w:t>
       </w:r>
       <w:r>
         <w:rPr>
           <w:lang w:val="en-US"/>
         </w:rPr>
-        <w:t>lời xin lỗi và phát hành Voucher đền bù trên Phúc Long Rewards.Bước 5 (Trao đổi với khách): CSKH liên hệ trực tiếp phản hồi giải pháp với khách hàng.</w:t>
-      </w:r>
-      <w:r>
-        <w:rPr>
-          <w:lang w:val="en-US"/>
-        </w:rPr>
-        <w:t xml:space="preserve"> </w:t>
-      </w:r>
-      <w:r>
-        <w:rPr>
-          <w:lang w:val="en-US"/>
-        </w:rPr>
-        <w:t>Nếu khách chưa hài lòng -&gt; SM điều chỉnh phương án.</w:t>
+        <w:t>quy trình</w:t>
+      </w:r>
+    </w:p>
+    <w:p>
+      <w:pPr>
+        <w:pStyle w:val="LGachDauDong"/>
+      </w:pPr>
+      <w:r>
+        <w:t xml:space="preserve">Thu ngân; </w:t>
+      </w:r>
+    </w:p>
+    <w:p>
+      <w:pPr>
+        <w:pStyle w:val="LGachDauDong"/>
+      </w:pPr>
+      <w:r>
+        <w:t xml:space="preserve">Quản lý cửa hàng; </w:t>
+      </w:r>
+    </w:p>
+    <w:p>
+      <w:pPr>
+        <w:pStyle w:val="LGachDauDong"/>
+      </w:pPr>
+      <w:r>
+        <w:t xml:space="preserve">Đội ngũ IT Helpdesk Trung tâm; </w:t>
+      </w:r>
+    </w:p>
+    <w:p>
+      <w:pPr>
+        <w:pStyle w:val="LGachDauDong"/>
+      </w:pPr>
+      <w:r>
+        <w:t xml:space="preserve">Kỹ sư CNTT Chuyên sâu; </w:t>
+      </w:r>
+    </w:p>
+    <w:p>
+      <w:pPr>
+        <w:pStyle w:val="LGachDauDong"/>
+      </w:pPr>
+      <w:r>
+        <w:t>Đơn vị cung cấp giải pháp phần mềm POS và CRM.</w:t>
+      </w:r>
+    </w:p>
+    <w:p>
+      <w:pPr>
+        <w:pStyle w:val="Heading4"/>
+        <w:rPr>
+          <w:lang w:val="en-US"/>
+        </w:rPr>
+      </w:pPr>
+      <w:r>
+        <w:t>Mô tả quy trình</w:t>
       </w:r>
     </w:p>
     <w:p>
       <w:pPr>
         <w:pStyle w:val="LBody"/>
-        <w:rPr>
-          <w:lang w:val="en-US"/>
-        </w:rPr>
-      </w:pPr>
-      <w:r>
-        <w:rPr>
-          <w:lang w:val="en-US"/>
-        </w:rPr>
-        <w:t>Bước 6 (Đóng ticket &amp; Đánh giá): Khi khách hàng đồng ý, CSKH đóng ticket khiếu nại</w:t>
-      </w:r>
-      <w:r>
-        <w:rPr>
-          <w:lang w:val="en-US"/>
-        </w:rPr>
-        <w:t xml:space="preserve"> </w:t>
-      </w:r>
-      <w:r>
-        <w:rPr>
-          <w:lang w:val="en-US"/>
-        </w:rPr>
-        <w:t>và gửi khảo sát đánh giá chất lượng dịch vụ 1-5 sao.</w:t>
+      </w:pPr>
+      <w:r>
+        <w:t>Bước 1 (Mở yêu cầu): Thu ngân hoặc Quản lý cửa hàng gặp sự cố gián đoạn kết nối POS, máy in phiếu yêu cầu bị nghẽn hoặc lỗi cổng thanh toán QR thì chuyển sang Mở phiếu yêu cầu hỗ trợ trên App IT Helpdesk.</w:t>
+      </w:r>
+    </w:p>
+    <w:p>
+      <w:pPr>
+        <w:pStyle w:val="LBody"/>
+      </w:pPr>
+      <w:r>
+        <w:t>Bước 2 (Phân loại sự cố): IT Helpdesk tiếp nhận phiếu yêu cầu, xác minh thông tin và phân loại: Lỗi phần mềm đơn giản hay Lỗi phần cứng hoặc hạ tầng mạng.</w:t>
+      </w:r>
+    </w:p>
+    <w:p>
+      <w:pPr>
+        <w:pStyle w:val="LBody"/>
+      </w:pPr>
+      <w:r>
+        <w:t>Bước 3 (Xử lý từ xa): Nếu lỗi phần mềm thì chuyển sang Kỹ thuật viên IT truy cập từ xa qua UltraViewer hoặc AnyDesk khắc phục ngay trong 15 phút.</w:t>
+      </w:r>
+    </w:p>
+    <w:p>
+      <w:pPr>
+        <w:pStyle w:val="LBody"/>
+      </w:pPr>
+      <w:r>
+        <w:t>Bước 4 (Chuyển giao chuyên sâu): Nếu lỗi mạng hoặc hệ thống máy chủ phức tạp thì chuyển sang Chuyển phiếu yêu cầu cho Kỹ sư CNTT Chuyên sâu xử lý.</w:t>
+      </w:r>
+    </w:p>
+    <w:p>
+      <w:pPr>
+        <w:pStyle w:val="LBody"/>
+      </w:pPr>
+      <w:r>
+        <w:t>Bước 5 (Điều phối kỹ thuật viên trực tiếp tại cửa hàng): Nếu máy in hóa đơn hoặc máy bán hàng POS hỏng phần cứng thì chuyển sang Điều phối kỹ thuật viên trực tiếp tại cửa hàng mang thiết bị dự phòng đến cửa hàng thay thế trong 4 giờ.</w:t>
+      </w:r>
+    </w:p>
+    <w:p>
+      <w:pPr>
+        <w:pStyle w:val="LBody"/>
+      </w:pPr>
+      <w:r>
+        <w:t>Bước 6 (Xác nhận &amp; Đóng phiếu yêu cầu): Thu ngân kiểm tra hệ thống POS hoạt động mượt mà, xác nhận hoàn thành và IT đóng phiếu yêu cầu hỗ trợ.</w:t>
       </w:r>
     </w:p>
     <w:p>
@@ -10069,38 +11389,31 @@
       <w:pPr>
         <w:pStyle w:val="LBody"/>
         <w:rPr>
-          <w:lang w:val="en-US"/>
-        </w:rPr>
-      </w:pPr>
-      <w:r>
-        <w:rPr>
-          <w:lang w:val="en-US"/>
-        </w:rPr>
-        <w:t>Khách hàng thành viên Phúc Long</w:t>
-      </w:r>
-      <w:r>
-        <w:rPr>
-          <w:lang w:val="en-US"/>
-        </w:rPr>
-        <w:t xml:space="preserve"> </w:t>
-      </w:r>
-      <w:r>
-        <w:rPr>
-          <w:lang w:val="en-US"/>
-        </w:rPr>
-        <w:t>Rewards (Khách hàng Bên ngoài) - Được giải quyết khiếu nại thỏa đáng, bảo vệ quyền</w:t>
-      </w:r>
-      <w:r>
-        <w:rPr>
-          <w:lang w:val="en-US"/>
-        </w:rPr>
-        <w:t xml:space="preserve"> </w:t>
-      </w:r>
-      <w:r>
-        <w:rPr>
-          <w:lang w:val="en-US"/>
-        </w:rPr>
-        <w:t>lợi và nhận ưu đãi cá nhân hóa.</w:t>
+          <w:rFonts w:eastAsiaTheme="majorEastAsia" w:cstheme="majorBidi"/>
+          <w:b/>
+          <w:bCs/>
+          <w:iCs/>
+          <w:color w:val="FF0000"/>
+          <w:lang w:val="en-US"/>
+        </w:rPr>
+      </w:pPr>
+      <w:r>
+        <w:rPr>
+          <w:color w:val="FF0000"/>
+        </w:rPr>
+        <w:t>Quản lý cửa hàn</w:t>
+      </w:r>
+      <w:r>
+        <w:rPr>
+          <w:color w:val="FF0000"/>
+        </w:rPr>
+        <w:t>g;</w:t>
+      </w:r>
+      <w:r>
+        <w:rPr>
+          <w:color w:val="FF0000"/>
+        </w:rPr>
+        <w:t xml:space="preserve"> Nhân viên thu ngân.</w:t>
       </w:r>
     </w:p>
     <w:p>
@@ -10119,1625 +11432,10 @@
         <w:pStyle w:val="LBody"/>
       </w:pPr>
       <w:r>
-        <w:t>Trường hợp thành công: Khiếu nại được xử lý êm đẹp trong 24 giờ, khách hàng hài</w:t>
-      </w:r>
-      <w:r>
-        <w:t xml:space="preserve"> </w:t>
-      </w:r>
-      <w:r>
-        <w:t>lòng đánh giá 5 sao và tiếp tục quay lại sử dụng dịch vụ.</w:t>
-      </w:r>
-    </w:p>
-    <w:p>
-      <w:pPr>
-        <w:pStyle w:val="LBody"/>
-      </w:pPr>
-      <w:r>
-        <w:t>Trường hợp thất bại/rủi ro: Xử lý trễ hạn hoặc thái độ không thỏa đáng khiến khách</w:t>
-      </w:r>
-      <w:r>
-        <w:t xml:space="preserve"> </w:t>
-      </w:r>
-      <w:r>
-        <w:t>hàng bức xúc đăng bài tiêu cực lên mạng xã hội.</w:t>
-      </w:r>
-    </w:p>
-    <w:p>
-      <w:pPr>
-        <w:pStyle w:val="Heading3"/>
-        <w:rPr>
-          <w:lang w:val="en-US"/>
-        </w:rPr>
-      </w:pPr>
-      <w:bookmarkStart w:id="25" w:name="_Toc237957226"/>
-      <w:r>
-        <w:t>Quy trình Quản lý đơn hàng và giao hàng</w:t>
-      </w:r>
-      <w:bookmarkEnd w:id="25"/>
-    </w:p>
-    <w:p>
-      <w:pPr>
-        <w:pStyle w:val="Heading4"/>
-        <w:rPr>
-          <w:lang w:val="en-US"/>
-        </w:rPr>
-      </w:pPr>
-      <w:r>
-        <w:t>Tác nhân tham</w:t>
-      </w:r>
-      <w:r>
-        <w:rPr>
-          <w:lang w:val="en-US"/>
-        </w:rPr>
-        <w:t xml:space="preserve"> gia</w:t>
-      </w:r>
-      <w:r>
-        <w:t xml:space="preserve"> </w:t>
-      </w:r>
-      <w:r>
-        <w:rPr>
-          <w:lang w:val="en-US"/>
-        </w:rPr>
-        <w:t>quy trình</w:t>
-      </w:r>
-    </w:p>
-    <w:p>
-      <w:pPr>
-        <w:pStyle w:val="LGachDauDong"/>
-      </w:pPr>
-      <w:r>
-        <w:t xml:space="preserve">Khách hàng; </w:t>
-      </w:r>
-    </w:p>
-    <w:p>
-      <w:pPr>
-        <w:pStyle w:val="LGachDauDong"/>
-        <w:rPr>
-          <w:highlight w:val="yellow"/>
-        </w:rPr>
-      </w:pPr>
-      <w:r>
-        <w:rPr>
-          <w:highlight w:val="yellow"/>
-        </w:rPr>
-        <w:t>Phần mềm Omnichannel/POS;</w:t>
-      </w:r>
-    </w:p>
-    <w:p>
-      <w:pPr>
-        <w:pStyle w:val="LGachDauDong"/>
-      </w:pPr>
-      <w:r>
-        <w:t xml:space="preserve">Thu ngân; </w:t>
-      </w:r>
-    </w:p>
-    <w:p>
-      <w:pPr>
-        <w:pStyle w:val="LGachDauDong"/>
-        <w:rPr>
-          <w:highlight w:val="yellow"/>
-        </w:rPr>
-      </w:pPr>
-      <w:r>
-        <w:rPr>
-          <w:highlight w:val="yellow"/>
-        </w:rPr>
-        <w:t xml:space="preserve">Barista; </w:t>
-      </w:r>
-    </w:p>
-    <w:p>
-      <w:pPr>
-        <w:pStyle w:val="LGachDauDong"/>
-      </w:pPr>
-      <w:r>
-        <w:t>Tài xế Giao hàng (GrabFood/ShopeeFood/Baemin).</w:t>
-      </w:r>
-    </w:p>
-    <w:p>
-      <w:pPr>
-        <w:pStyle w:val="Heading4"/>
-        <w:rPr>
-          <w:lang w:val="en-US"/>
-        </w:rPr>
-      </w:pPr>
-      <w:r>
-        <w:t>Mô tả quy trình</w:t>
-      </w:r>
-    </w:p>
-    <w:p>
-      <w:pPr>
-        <w:pStyle w:val="LBody"/>
-      </w:pPr>
-      <w:r>
-        <w:t>Bước 1 (Đặt hàng): Khách hàng đặt mua đồ uống qua Website, App Phúc Long hoặc</w:t>
-      </w:r>
-      <w:r>
-        <w:t xml:space="preserve"> </w:t>
-      </w:r>
-      <w:r>
-        <w:t>ứng dụng giao hàng thứ 3.</w:t>
-      </w:r>
-    </w:p>
-    <w:p>
-      <w:pPr>
-        <w:pStyle w:val="LBody"/>
-        <w:rPr>
-          <w:lang w:val="en-US"/>
-        </w:rPr>
-      </w:pPr>
-      <w:r>
-        <w:rPr>
-          <w:lang w:val="en-US"/>
-        </w:rPr>
-        <w:t>Bước 2 (Định tuyến đơn): Hệ thống Omnichannel tự động kiểm tra tồn kho và chuyển</w:t>
-      </w:r>
-      <w:r>
-        <w:rPr>
-          <w:lang w:val="en-US"/>
-        </w:rPr>
-        <w:t xml:space="preserve"> </w:t>
-      </w:r>
-      <w:r>
-        <w:rPr>
-          <w:lang w:val="en-US"/>
-        </w:rPr>
-        <w:t>đơn về máy POS của cửa hàng gần địa chỉ khách nhất.</w:t>
-      </w:r>
-    </w:p>
-    <w:p>
-      <w:pPr>
-        <w:pStyle w:val="LBody"/>
-        <w:rPr>
-          <w:lang w:val="en-US"/>
-        </w:rPr>
-      </w:pPr>
-      <w:r>
-        <w:rPr>
-          <w:lang w:val="en-US"/>
-        </w:rPr>
-        <w:t>Bước 3 (Duyệt đơn &amp; In ticket): Thu ngân duyệt đơn, máy POS tự động in tem nhãn</w:t>
-      </w:r>
-      <w:r>
-        <w:rPr>
-          <w:lang w:val="en-US"/>
-        </w:rPr>
-        <w:t xml:space="preserve"> </w:t>
-      </w:r>
-      <w:r>
-        <w:rPr>
-          <w:lang w:val="en-US"/>
-        </w:rPr>
-        <w:t>dán ly và lệnh chế biến sang quầy Barista.</w:t>
-      </w:r>
-    </w:p>
-    <w:p>
-      <w:pPr>
-        <w:pStyle w:val="LBody"/>
-        <w:rPr>
-          <w:lang w:val="en-US"/>
-        </w:rPr>
-      </w:pPr>
-      <w:r>
-        <w:rPr>
-          <w:lang w:val="en-US"/>
-        </w:rPr>
-        <w:t>Bước 4 (Pha chế &amp; Đóng gói): Barista pha chế đồ uống theo chuẩn công thức, đóng</w:t>
-      </w:r>
-      <w:r>
-        <w:rPr>
-          <w:lang w:val="en-US"/>
-        </w:rPr>
-        <w:t xml:space="preserve"> </w:t>
-      </w:r>
-      <w:r>
-        <w:rPr>
-          <w:lang w:val="en-US"/>
-        </w:rPr>
-        <w:t>nắp và dán tem niêm phong chống rò rỉ.</w:t>
-      </w:r>
-    </w:p>
-    <w:p>
-      <w:pPr>
-        <w:pStyle w:val="LBody"/>
-        <w:rPr>
-          <w:lang w:val="en-US"/>
-        </w:rPr>
-      </w:pPr>
-      <w:r>
-        <w:rPr>
-          <w:lang w:val="en-US"/>
-        </w:rPr>
-        <w:t>Bước 5 (Bàn giao tài xế): Bàn giao túi đồ uống đã đóng gói cho tài xế giao hàng đã</w:t>
-      </w:r>
-      <w:r>
-        <w:rPr>
-          <w:lang w:val="en-US"/>
-        </w:rPr>
-        <w:t xml:space="preserve"> t</w:t>
-      </w:r>
-      <w:r>
-        <w:rPr>
-          <w:lang w:val="en-US"/>
-        </w:rPr>
-        <w:t>ới quầy chờ.</w:t>
-      </w:r>
-    </w:p>
-    <w:p>
-      <w:pPr>
-        <w:pStyle w:val="LBody"/>
-        <w:rPr>
-          <w:lang w:val="en-US"/>
-        </w:rPr>
-      </w:pPr>
-      <w:r>
-        <w:rPr>
-          <w:lang w:val="en-US"/>
-        </w:rPr>
-        <w:t>Bước 6 (Giao hàng &amp; Xác nhận): Tài xế vận chuyển đồ uống đến tay khách hàng, thu</w:t>
-      </w:r>
-      <w:r>
-        <w:rPr>
-          <w:lang w:val="en-US"/>
-        </w:rPr>
-        <w:t xml:space="preserve"> </w:t>
-      </w:r>
-      <w:r>
-        <w:rPr>
-          <w:lang w:val="en-US"/>
-        </w:rPr>
-        <w:t>tiền (nếu COD) và xác nhận đơn hoàn thành trên hệ thống.</w:t>
-      </w:r>
-    </w:p>
-    <w:p>
-      <w:pPr>
-        <w:pStyle w:val="Heading4"/>
-        <w:rPr>
-          <w:lang w:val="en-US"/>
-        </w:rPr>
-      </w:pPr>
-      <w:r>
-        <w:rPr>
-          <w:lang w:val="en-US"/>
-        </w:rPr>
-        <w:t>Đối tượng khách hàng</w:t>
-      </w:r>
-    </w:p>
-    <w:p>
-      <w:pPr>
-        <w:pStyle w:val="LBody"/>
-      </w:pPr>
-      <w:r>
-        <w:t>Khách hàng đặt mua qua App di</w:t>
-      </w:r>
-      <w:r>
-        <w:t xml:space="preserve"> </w:t>
-      </w:r>
-      <w:r>
-        <w:t>động &amp; App thứ 3 (Khách hàng Bên ngoài) - Nhận đồ uống đúng món, giao tận nơi</w:t>
-      </w:r>
-      <w:r>
-        <w:t xml:space="preserve"> </w:t>
-      </w:r>
-      <w:r>
-        <w:t>nhanh chóng, bảo quản chống đổ vỡ.</w:t>
-      </w:r>
-    </w:p>
-    <w:p>
-      <w:pPr>
-        <w:pStyle w:val="Heading4"/>
-        <w:rPr>
-          <w:lang w:val="en-US"/>
-        </w:rPr>
-      </w:pPr>
-      <w:r>
-        <w:t>Kết quả có thể xảy ra của quy trình</w:t>
-      </w:r>
-    </w:p>
-    <w:p>
-      <w:pPr>
-        <w:pStyle w:val="LBody"/>
-      </w:pPr>
-      <w:r>
-        <w:t>Trường hợp thành công: Đơn hàng được giao đúng món, nguyên vẹn, thời gian gia</w:t>
-      </w:r>
-      <w:r>
-        <w:t xml:space="preserve"> </w:t>
-      </w:r>
-      <w:r>
-        <w:rPr>
-          <w:lang w:val="en-US"/>
-        </w:rPr>
-        <w:t>&lt; 30 phút.</w:t>
-      </w:r>
-    </w:p>
-    <w:p>
-      <w:pPr>
-        <w:pStyle w:val="LBody"/>
-      </w:pPr>
-      <w:r>
-        <w:t>Trường hợp thất bại/rủi ro: Đơn hàng bị hủy do hết nguyên liệu đột xuất hoặc tài xế</w:t>
-      </w:r>
-      <w:r>
-        <w:t xml:space="preserve"> </w:t>
-      </w:r>
-      <w:r>
-        <w:t>làm đổ tràn đồ uống trên đường giao.</w:t>
-      </w:r>
-    </w:p>
-    <w:p>
-      <w:pPr>
-        <w:spacing w:before="0" w:after="200" w:line="276" w:lineRule="auto"/>
-        <w:rPr>
-          <w:lang w:val="en-US"/>
-        </w:rPr>
-      </w:pPr>
-      <w:r>
-        <w:rPr>
-          <w:lang w:val="en-US"/>
-        </w:rPr>
-        <w:br w:type="page"/>
-      </w:r>
-    </w:p>
-    <w:p>
-      <w:pPr>
-        <w:pStyle w:val="Heading2"/>
-        <w:rPr>
-          <w:lang w:val="en-US"/>
-        </w:rPr>
-      </w:pPr>
-      <w:bookmarkStart w:id="26" w:name="_Toc237957227"/>
-      <w:r>
-        <w:rPr>
-          <w:lang w:val="en-US"/>
-        </w:rPr>
-        <w:t>Quy trình hỗ trợ</w:t>
-      </w:r>
-      <w:bookmarkEnd w:id="26"/>
-    </w:p>
-    <w:p>
-      <w:pPr>
-        <w:pStyle w:val="Heading3"/>
-        <w:rPr>
-          <w:lang w:val="en-US"/>
-        </w:rPr>
-      </w:pPr>
-      <w:bookmarkStart w:id="27" w:name="_Toc237957228"/>
-      <w:r>
-        <w:t>Quy trình Tuyển dụng và đào tạo nhân sự</w:t>
-      </w:r>
-      <w:bookmarkEnd w:id="27"/>
-    </w:p>
-    <w:p>
-      <w:pPr>
-        <w:pStyle w:val="Heading4"/>
-        <w:rPr>
-          <w:lang w:val="en-US"/>
-        </w:rPr>
-      </w:pPr>
-      <w:r>
-        <w:t>Tác nhân tham</w:t>
-      </w:r>
-      <w:r>
-        <w:rPr>
-          <w:lang w:val="en-US"/>
-        </w:rPr>
-        <w:t xml:space="preserve"> gia</w:t>
-      </w:r>
-      <w:r>
-        <w:t xml:space="preserve"> </w:t>
-      </w:r>
-      <w:r>
-        <w:rPr>
-          <w:lang w:val="en-US"/>
-        </w:rPr>
-        <w:t>quy trình</w:t>
-      </w:r>
-    </w:p>
-    <w:p>
-      <w:pPr>
-        <w:pStyle w:val="LGachDauDong"/>
-      </w:pPr>
-      <w:r>
-        <w:t xml:space="preserve">Quản lý Cửa hàng &amp; AM; </w:t>
-      </w:r>
-    </w:p>
-    <w:p>
-      <w:pPr>
-        <w:pStyle w:val="LGachDauDong"/>
-      </w:pPr>
-      <w:r>
-        <w:t xml:space="preserve">Bộ phận Nhân sự (HR); </w:t>
-      </w:r>
-    </w:p>
-    <w:p>
-      <w:pPr>
-        <w:pStyle w:val="LGachDauDong"/>
-      </w:pPr>
-      <w:r>
-        <w:t xml:space="preserve">Bộ phận Đào tạo (Training); </w:t>
-      </w:r>
-    </w:p>
-    <w:p>
-      <w:pPr>
-        <w:pStyle w:val="LGachDauDong"/>
-      </w:pPr>
-      <w:r>
-        <w:t>Nhân viên mới (Trainee).</w:t>
-      </w:r>
-    </w:p>
-    <w:p>
-      <w:pPr>
-        <w:pStyle w:val="Heading4"/>
-        <w:rPr>
-          <w:lang w:val="en-US"/>
-        </w:rPr>
-      </w:pPr>
-      <w:r>
-        <w:t>Mô tả quy trình</w:t>
-      </w:r>
-    </w:p>
-    <w:p>
-      <w:pPr>
-        <w:pStyle w:val="LBody"/>
-        <w:rPr>
-          <w:lang w:val="en-US"/>
-        </w:rPr>
-      </w:pPr>
-      <w:r>
-        <w:rPr>
-          <w:lang w:val="en-US"/>
-        </w:rPr>
-        <w:t>Bước 1 (Đề xuất): SM phát sinh nhu cầu nhân sự, lập đề xuất bổ sung định biên trên</w:t>
-      </w:r>
-      <w:r>
-        <w:rPr>
-          <w:lang w:val="en-US"/>
-        </w:rPr>
-        <w:t xml:space="preserve"> </w:t>
-      </w:r>
-      <w:r>
-        <w:rPr>
-          <w:lang w:val="en-US"/>
-        </w:rPr>
-        <w:t>hệ thống HRIS ( DS_HR ).</w:t>
-      </w:r>
-    </w:p>
-    <w:p>
-      <w:pPr>
-        <w:pStyle w:val="LBody"/>
-        <w:rPr>
-          <w:lang w:val="en-US"/>
-        </w:rPr>
-      </w:pPr>
-      <w:r>
-        <w:rPr>
-          <w:lang w:val="en-US"/>
-        </w:rPr>
-        <w:t>Bước 2 (Đăng tin): HR phê duyệt đề xuất, đăng tin tuyển dụng song song trên TopCV</w:t>
-      </w:r>
-      <w:r>
-        <w:rPr>
-          <w:lang w:val="en-US"/>
-        </w:rPr>
-        <w:t xml:space="preserve"> </w:t>
-      </w:r>
-      <w:r>
-        <w:rPr>
-          <w:lang w:val="en-US"/>
-        </w:rPr>
-        <w:t>và dán thông báo tại điểm bán.</w:t>
-      </w:r>
-    </w:p>
-    <w:p>
-      <w:pPr>
-        <w:pStyle w:val="LBody"/>
-        <w:rPr>
-          <w:lang w:val="en-US"/>
-        </w:rPr>
-      </w:pPr>
-      <w:r>
-        <w:rPr>
-          <w:lang w:val="en-US"/>
-        </w:rPr>
-        <w:t>Bước 3 (Sàng lọc &amp; Phỏng vấn V1): HR tiếp nhận CV, sàng lọc hồ sơ và tổ chức phỏng</w:t>
-      </w:r>
-      <w:r>
-        <w:rPr>
-          <w:lang w:val="en-US"/>
-        </w:rPr>
-        <w:t xml:space="preserve"> </w:t>
-      </w:r>
-      <w:r>
-        <w:rPr>
-          <w:lang w:val="en-US"/>
-        </w:rPr>
-        <w:t>vấn Vòng 1. Trượt -&gt; Gửi mail từ chối tự động.</w:t>
-      </w:r>
-    </w:p>
-    <w:p>
-      <w:pPr>
-        <w:pStyle w:val="LBody"/>
-        <w:rPr>
-          <w:lang w:val="en-US"/>
-        </w:rPr>
-      </w:pPr>
-      <w:r>
-        <w:rPr>
-          <w:lang w:val="en-US"/>
-        </w:rPr>
-        <w:t>Bước 4 (Phỏng vấn V2): Ứng viên đạt V1 tham gia phỏng vấn Vòng 2 với AM và SM</w:t>
-      </w:r>
-      <w:r>
-        <w:rPr>
-          <w:lang w:val="en-US"/>
-        </w:rPr>
-        <w:t xml:space="preserve"> </w:t>
-      </w:r>
-      <w:r>
-        <w:rPr>
-          <w:lang w:val="en-US"/>
-        </w:rPr>
-        <w:t>cửa hàng.</w:t>
-      </w:r>
-    </w:p>
-    <w:p>
-      <w:pPr>
-        <w:pStyle w:val="LBody"/>
-        <w:rPr>
-          <w:lang w:val="en-US"/>
-        </w:rPr>
-      </w:pPr>
-      <w:r>
-        <w:rPr>
-          <w:lang w:val="en-US"/>
-        </w:rPr>
-        <w:t>Bước 5 (Onboarding): Ứng viên trúng tuyển ký HĐ thử việc và tham gia chương trình</w:t>
-      </w:r>
-      <w:r>
-        <w:rPr>
-          <w:lang w:val="en-US"/>
-        </w:rPr>
-        <w:t xml:space="preserve"> </w:t>
-      </w:r>
-      <w:r>
-        <w:rPr>
-          <w:lang w:val="en-US"/>
-        </w:rPr>
-        <w:t>đào tạo Onboarding định hướng văn hóa doanh nghiệp.</w:t>
-      </w:r>
-    </w:p>
-    <w:p>
-      <w:pPr>
-        <w:pStyle w:val="LBody"/>
-        <w:rPr>
-          <w:lang w:val="en-US"/>
-        </w:rPr>
-      </w:pPr>
-      <w:r>
-        <w:rPr>
-          <w:lang w:val="en-US"/>
-        </w:rPr>
-        <w:t>Bước 6 (Đào tạo chuyên môn): Phân luồng đào tạo thực hành song song: Kỹ năng Pha</w:t>
-      </w:r>
-      <w:r>
-        <w:rPr>
-          <w:lang w:val="en-US"/>
-        </w:rPr>
-        <w:t xml:space="preserve"> </w:t>
-      </w:r>
-      <w:r>
-        <w:rPr>
-          <w:lang w:val="en-US"/>
-        </w:rPr>
-        <w:t>chế Barista và Kỹ năng Thu ngân/Dịch vụ khách hàng.</w:t>
-      </w:r>
-    </w:p>
-    <w:p>
-      <w:pPr>
-        <w:pStyle w:val="LBody"/>
-        <w:rPr>
-          <w:lang w:val="en-US"/>
-        </w:rPr>
-      </w:pPr>
-      <w:r>
-        <w:rPr>
-          <w:lang w:val="en-US"/>
-        </w:rPr>
-        <w:t>Bước 7 (Thi sát hạch): Trainee tham gia bài thi sát hạch lý thuyết và thực hành thao</w:t>
-      </w:r>
-      <w:r>
-        <w:rPr>
-          <w:lang w:val="en-US"/>
-        </w:rPr>
-        <w:t xml:space="preserve"> </w:t>
-      </w:r>
-      <w:r>
-        <w:rPr>
-          <w:lang w:val="en-US"/>
-        </w:rPr>
-        <w:t>tác ca bán.</w:t>
-      </w:r>
-    </w:p>
-    <w:p>
-      <w:pPr>
-        <w:pStyle w:val="LBody"/>
-        <w:rPr>
-          <w:lang w:val="en-US"/>
-        </w:rPr>
-      </w:pPr>
-      <w:r>
-        <w:rPr>
-          <w:lang w:val="en-US"/>
-        </w:rPr>
-        <w:t>Bước 8 (Phân công việc): Đạt sát hạch -&gt; Phân lịch làm việc chính thức tại cửa hàng;</w:t>
-      </w:r>
-      <w:r>
-        <w:rPr>
-          <w:lang w:val="en-US"/>
-        </w:rPr>
-        <w:t xml:space="preserve"> </w:t>
-      </w:r>
-      <w:r>
-        <w:rPr>
-          <w:lang w:val="en-US"/>
-        </w:rPr>
-        <w:t>Chưa đạt -&gt; Ôn tập 3 ngày và thi lại.</w:t>
-      </w:r>
-    </w:p>
-    <w:p>
-      <w:pPr>
-        <w:pStyle w:val="Heading4"/>
-        <w:rPr>
-          <w:lang w:val="en-US"/>
-        </w:rPr>
-      </w:pPr>
-      <w:r>
-        <w:rPr>
-          <w:lang w:val="en-US"/>
-        </w:rPr>
-        <w:t>Đối tượng khách hàng</w:t>
-      </w:r>
-    </w:p>
-    <w:p>
-      <w:pPr>
-        <w:pStyle w:val="LBody"/>
-        <w:rPr>
-          <w:lang w:val="en-US"/>
-        </w:rPr>
-      </w:pPr>
-      <w:r>
-        <w:rPr>
-          <w:lang w:val="en-US"/>
-        </w:rPr>
-        <w:t>Quản lý Cửa hàng (SM) &amp; Khối Vận</w:t>
-      </w:r>
-      <w:r>
-        <w:rPr>
-          <w:lang w:val="en-US"/>
-        </w:rPr>
-        <w:t xml:space="preserve"> </w:t>
-      </w:r>
-      <w:r>
-        <w:rPr>
-          <w:lang w:val="en-US"/>
-        </w:rPr>
-        <w:t>hành (Khách hàng Nội bộ) - Nhận lực lượng nhân sự Barista/Thu ngân đủ số lượng định</w:t>
-      </w:r>
-      <w:r>
-        <w:rPr>
-          <w:lang w:val="en-US"/>
-        </w:rPr>
-        <w:t xml:space="preserve"> </w:t>
-      </w:r>
-      <w:r>
-        <w:rPr>
-          <w:lang w:val="en-US"/>
-        </w:rPr>
-        <w:t>biên, thạo việc và tuân thủ chuẩn SOP.</w:t>
-      </w:r>
-    </w:p>
-    <w:p>
-      <w:pPr>
-        <w:pStyle w:val="Heading4"/>
-        <w:rPr>
-          <w:lang w:val="en-US"/>
-        </w:rPr>
-      </w:pPr>
-      <w:r>
-        <w:t>Kết quả có thể xảy ra của quy trình</w:t>
-      </w:r>
-    </w:p>
-    <w:p>
-      <w:pPr>
-        <w:pStyle w:val="LBody"/>
-      </w:pPr>
-      <w:r>
-        <w:t>Trường hợp thành công: Tuyển đủ nhân sự đúng tiến độ, 100% nhân viên mới đạt bài</w:t>
-      </w:r>
-      <w:r>
-        <w:t xml:space="preserve"> </w:t>
-      </w:r>
-      <w:r>
-        <w:t>sát hạch và sẵn sàng làm ca.</w:t>
-      </w:r>
-    </w:p>
-    <w:p>
-      <w:pPr>
-        <w:pStyle w:val="LBody"/>
-      </w:pPr>
-      <w:r>
-        <w:t>Trường hợp thất bại/rủi ro: Không tuyển đủ định biên hoặc ứng viên trượt bài sát</w:t>
-      </w:r>
-      <w:r>
-        <w:t xml:space="preserve"> </w:t>
-      </w:r>
-      <w:r>
-        <w:t>hạch làm thiếu hụt nhân sự ca bán.</w:t>
-      </w:r>
-    </w:p>
-    <w:p>
-      <w:pPr>
-        <w:pStyle w:val="Heading3"/>
-        <w:rPr>
-          <w:lang w:val="en-US"/>
-        </w:rPr>
-      </w:pPr>
-      <w:bookmarkStart w:id="28" w:name="_Toc237957229"/>
-      <w:r>
-        <w:t>Quy trình Quản lý chuỗi cung ứng và kho vận</w:t>
-      </w:r>
-      <w:bookmarkEnd w:id="28"/>
-    </w:p>
-    <w:p>
-      <w:pPr>
-        <w:pStyle w:val="Heading4"/>
-        <w:rPr>
-          <w:lang w:val="en-US"/>
-        </w:rPr>
-      </w:pPr>
-      <w:r>
-        <w:t>Tác nhân tham</w:t>
-      </w:r>
-      <w:r>
-        <w:rPr>
-          <w:lang w:val="en-US"/>
-        </w:rPr>
-        <w:t xml:space="preserve"> gia</w:t>
-      </w:r>
-      <w:r>
-        <w:t xml:space="preserve"> </w:t>
-      </w:r>
-      <w:r>
-        <w:rPr>
-          <w:lang w:val="en-US"/>
-        </w:rPr>
-        <w:t>quy trình</w:t>
-      </w:r>
-    </w:p>
-    <w:p>
-      <w:pPr>
-        <w:pStyle w:val="LGachDauDong"/>
-      </w:pPr>
-      <w:r>
-        <w:t xml:space="preserve">Vùng Nguyên liệu; </w:t>
-      </w:r>
-    </w:p>
-    <w:p>
-      <w:pPr>
-        <w:pStyle w:val="LGachDauDong"/>
-      </w:pPr>
-      <w:r>
-        <w:t xml:space="preserve">Nhà máy Sản xuất (Bình Dương); </w:t>
-      </w:r>
-    </w:p>
-    <w:p>
-      <w:pPr>
-        <w:pStyle w:val="LGachDauDong"/>
-      </w:pPr>
-      <w:r>
-        <w:t xml:space="preserve">Bộ phận QC; </w:t>
-      </w:r>
-    </w:p>
-    <w:p>
-      <w:pPr>
-        <w:pStyle w:val="LGachDauDong"/>
-      </w:pPr>
-      <w:r>
-        <w:t xml:space="preserve">Bộ phận Kho vận &amp; Logistics; </w:t>
-      </w:r>
-    </w:p>
-    <w:p>
-      <w:pPr>
-        <w:pStyle w:val="LGachDauDong"/>
-      </w:pPr>
-      <w:r>
-        <w:t>Quản lý Cửa hàng (SM).</w:t>
-      </w:r>
-    </w:p>
-    <w:p>
-      <w:pPr>
-        <w:pStyle w:val="Heading4"/>
-        <w:rPr>
-          <w:lang w:val="en-US"/>
-        </w:rPr>
-      </w:pPr>
-      <w:r>
-        <w:t>Mô tả quy trình</w:t>
-      </w:r>
-    </w:p>
-    <w:p>
-      <w:pPr>
-        <w:pStyle w:val="LBody"/>
-        <w:rPr>
-          <w:lang w:val="en-US"/>
-        </w:rPr>
-      </w:pPr>
-      <w:r>
-        <w:rPr>
-          <w:lang w:val="en-US"/>
-        </w:rPr>
-        <w:t>Bước 1 (Thu hoạch): Thu hoạch lá trà tươi từ đồi chè riêng Bảo Lộc hoặc thu mua từ</w:t>
-      </w:r>
-      <w:r>
-        <w:rPr>
-          <w:lang w:val="en-US"/>
-        </w:rPr>
-        <w:t xml:space="preserve"> </w:t>
-      </w:r>
-      <w:r>
-        <w:rPr>
-          <w:lang w:val="en-US"/>
-        </w:rPr>
-        <w:t>Hợp tác xã liên kết.</w:t>
-      </w:r>
-    </w:p>
-    <w:p>
-      <w:pPr>
-        <w:pStyle w:val="LBody"/>
-        <w:rPr>
-          <w:lang w:val="en-US"/>
-        </w:rPr>
-      </w:pPr>
-      <w:r>
-        <w:rPr>
-          <w:lang w:val="en-US"/>
-        </w:rPr>
-        <w:t>Bước 2 (Sơ chế): Sơ chế diệt men và làm sạch tại chỗ. Kiểm tra đạt -&gt; Đưa vào kho</w:t>
-      </w:r>
-      <w:r>
-        <w:rPr>
-          <w:lang w:val="en-US"/>
-        </w:rPr>
-        <w:t xml:space="preserve"> </w:t>
-      </w:r>
-      <w:r>
-        <w:rPr>
-          <w:lang w:val="en-US"/>
-        </w:rPr>
-        <w:t>mát bảo quản; Không đạt -&gt; Loại bỏ lô lỗi.</w:t>
-      </w:r>
-    </w:p>
-    <w:p>
-      <w:pPr>
-        <w:pStyle w:val="LBody"/>
-        <w:rPr>
-          <w:lang w:val="en-US"/>
-        </w:rPr>
-      </w:pPr>
-      <w:r>
-        <w:rPr>
-          <w:lang w:val="en-US"/>
-        </w:rPr>
-        <w:t>Bước 3 (Chế biến sâu): Vận chuyển về nhà máy Bình Dương chế biến sản phẩm Trà túi</w:t>
-      </w:r>
-      <w:r>
-        <w:rPr>
-          <w:lang w:val="en-US"/>
-        </w:rPr>
-        <w:t xml:space="preserve"> </w:t>
-      </w:r>
-      <w:r>
-        <w:rPr>
-          <w:lang w:val="en-US"/>
-        </w:rPr>
-        <w:t>lọc/hộp hoặc Rang Cà phê Hot-air.</w:t>
-      </w:r>
-    </w:p>
-    <w:p>
-      <w:pPr>
-        <w:pStyle w:val="LBody"/>
-        <w:rPr>
-          <w:lang w:val="en-US"/>
-        </w:rPr>
-      </w:pPr>
-      <w:r>
-        <w:rPr>
-          <w:lang w:val="en-US"/>
-        </w:rPr>
-        <w:t>Bước 4 (Kiểm định QC): Bộ phận QC kiểm định chỉ số vi sinh, hóa lý và cảm quan. Đạt</w:t>
-      </w:r>
-      <w:r>
-        <w:rPr>
-          <w:lang w:val="en-US"/>
-        </w:rPr>
-        <w:t xml:space="preserve"> </w:t>
-      </w:r>
-      <w:r>
-        <w:rPr>
-          <w:lang w:val="en-US"/>
-        </w:rPr>
-        <w:t>-&gt; Nhập kho trung tâm WMS ( DS_WMS ); Không đạt -&gt; Tái chế biến.</w:t>
-      </w:r>
-      <w:r>
-        <w:rPr>
-          <w:lang w:val="en-US"/>
-        </w:rPr>
-        <w:t xml:space="preserve"> </w:t>
-      </w:r>
-      <w:r>
-        <w:rPr>
-          <w:lang w:val="en-US"/>
-        </w:rPr>
-        <w:t>Bước 5 (Cảnh báo đặt hàng): SM kiểm tra tồn kho cửa hàng. Nếu dưới định mức -&gt;</w:t>
-      </w:r>
-      <w:r>
-        <w:rPr>
-          <w:lang w:val="en-US"/>
-        </w:rPr>
-        <w:t xml:space="preserve"> </w:t>
-      </w:r>
-      <w:r>
-        <w:rPr>
-          <w:lang w:val="en-US"/>
-        </w:rPr>
-        <w:t>Tạo đơn đặt hàng bổ sung trên POS.</w:t>
-      </w:r>
-    </w:p>
-    <w:p>
-      <w:pPr>
-        <w:pStyle w:val="LBody"/>
-        <w:rPr>
-          <w:lang w:val="en-US"/>
-        </w:rPr>
-      </w:pPr>
-      <w:r>
-        <w:rPr>
-          <w:lang w:val="en-US"/>
-        </w:rPr>
-        <w:t>Bước 6 (Vận chuyển): Kho vận điều phối giao hàng song song: Chuyến xe lạnh định</w:t>
-      </w:r>
-      <w:r>
-        <w:rPr>
-          <w:lang w:val="en-US"/>
-        </w:rPr>
-        <w:t xml:space="preserve"> </w:t>
-      </w:r>
-      <w:r>
-        <w:rPr>
-          <w:lang w:val="en-US"/>
-        </w:rPr>
-        <w:t>kỳ ban đêm hoặc Chuyến xe hỏa tốc trong ngày.</w:t>
-      </w:r>
-    </w:p>
-    <w:p>
-      <w:pPr>
-        <w:pStyle w:val="LBody"/>
-        <w:rPr>
-          <w:lang w:val="en-US"/>
-        </w:rPr>
-      </w:pPr>
-      <w:r>
-        <w:rPr>
-          <w:lang w:val="en-US"/>
-        </w:rPr>
-        <w:t>Bước 7 (Nghiệm thu): SM kiểm đếm số lượng và chất lượng nguyên liệu. Đủ &amp; Chuẩn</w:t>
-      </w:r>
-      <w:r>
-        <w:rPr>
-          <w:lang w:val="en-US"/>
-        </w:rPr>
-        <w:t xml:space="preserve"> </w:t>
-      </w:r>
-      <w:r>
-        <w:rPr>
-          <w:lang w:val="en-US"/>
-        </w:rPr>
-        <w:t>-&gt; Nhập kho cửa hàng; Thiếu/Hỏng -&gt; Lập biên bản đền bù.</w:t>
-      </w:r>
-    </w:p>
-    <w:p>
-      <w:pPr>
-        <w:pStyle w:val="Heading4"/>
-        <w:rPr>
-          <w:lang w:val="en-US"/>
-        </w:rPr>
-      </w:pPr>
-      <w:r>
-        <w:rPr>
-          <w:lang w:val="en-US"/>
-        </w:rPr>
-        <w:t>Đối tượng khách hàng</w:t>
-      </w:r>
-    </w:p>
-    <w:p>
-      <w:pPr>
-        <w:pStyle w:val="LBody"/>
-        <w:rPr>
-          <w:lang w:val="en-US"/>
-        </w:rPr>
-      </w:pPr>
-      <w:r>
-        <w:rPr>
-          <w:lang w:val="en-US"/>
-        </w:rPr>
-        <w:t>Toàn bộ Mạng lưới Cửa hàng Phúc</w:t>
-      </w:r>
-      <w:r>
-        <w:rPr>
-          <w:lang w:val="en-US"/>
-        </w:rPr>
-        <w:t xml:space="preserve"> </w:t>
-      </w:r>
-      <w:r>
-        <w:rPr>
-          <w:lang w:val="en-US"/>
-        </w:rPr>
-        <w:t>Long (Khách hàng Nội bộ) - Nhận đầy đủ, kịp thời nguyên liệu trà/cà phê tươi đạt</w:t>
-      </w:r>
-      <w:r>
-        <w:rPr>
-          <w:lang w:val="en-US"/>
-        </w:rPr>
-        <w:t xml:space="preserve"> </w:t>
-      </w:r>
-      <w:r>
-        <w:rPr>
-          <w:lang w:val="en-US"/>
-        </w:rPr>
-        <w:t>chuẩn chất lượng FIFO để phục vụ bán hàng.</w:t>
-      </w:r>
-    </w:p>
-    <w:p>
-      <w:pPr>
-        <w:pStyle w:val="Heading4"/>
-        <w:rPr>
-          <w:lang w:val="en-US"/>
-        </w:rPr>
-      </w:pPr>
-      <w:r>
-        <w:t>Kết quả có thể xảy ra của quy trình</w:t>
-      </w:r>
-    </w:p>
-    <w:p>
-      <w:pPr>
-        <w:pStyle w:val="LBody"/>
-      </w:pPr>
-      <w:r>
-        <w:t>Trường hợp thành công: Nguyên liệu nhập kho đầy đủ, đạt chuẩn 100% QC, đảm bảo</w:t>
-      </w:r>
-      <w:r>
-        <w:t xml:space="preserve"> </w:t>
-      </w:r>
-      <w:r>
-        <w:t>cửa hàng không bị đứt gãy nguồn cung.</w:t>
-      </w:r>
-    </w:p>
-    <w:p>
-      <w:pPr>
-        <w:pStyle w:val="LBody"/>
-      </w:pPr>
-      <w:r>
-        <w:t>Trường hợp thất bại/rủi ro: Nguyên liệu bị dập hỏng trên đường vận chuyển phải lập</w:t>
-      </w:r>
-      <w:r>
-        <w:t xml:space="preserve"> </w:t>
-      </w:r>
-      <w:r>
-        <w:t>biên bản đền bù và giao bổ sung hỏa tốc.</w:t>
-      </w:r>
-    </w:p>
-    <w:p>
-      <w:pPr>
-        <w:pStyle w:val="Heading3"/>
-        <w:rPr>
-          <w:lang w:val="en-US"/>
-        </w:rPr>
-      </w:pPr>
-      <w:bookmarkStart w:id="29" w:name="_Toc237957230"/>
-      <w:r>
-        <w:t>Quy trình Bảo trì thiết bị và cơ sở vật chất</w:t>
-      </w:r>
-      <w:bookmarkEnd w:id="29"/>
-    </w:p>
-    <w:p>
-      <w:pPr>
-        <w:pStyle w:val="Heading4"/>
-        <w:rPr>
-          <w:lang w:val="en-US"/>
-        </w:rPr>
-      </w:pPr>
-      <w:r>
-        <w:t>Tác nhân tham</w:t>
-      </w:r>
-      <w:r>
-        <w:rPr>
-          <w:lang w:val="en-US"/>
-        </w:rPr>
-        <w:t xml:space="preserve"> gia</w:t>
-      </w:r>
-      <w:r>
-        <w:t xml:space="preserve"> </w:t>
-      </w:r>
-      <w:r>
-        <w:rPr>
-          <w:lang w:val="en-US"/>
-        </w:rPr>
-        <w:t>quy trình</w:t>
-      </w:r>
-    </w:p>
-    <w:p>
-      <w:pPr>
-        <w:pStyle w:val="LGachDauDong"/>
-      </w:pPr>
-      <w:r>
-        <w:t xml:space="preserve">SM Cửa hàng; </w:t>
-      </w:r>
-    </w:p>
-    <w:p>
-      <w:pPr>
-        <w:pStyle w:val="LGachDauDong"/>
-        <w:rPr>
-          <w:highlight w:val="yellow"/>
-        </w:rPr>
-      </w:pPr>
-      <w:r>
-        <w:rPr>
-          <w:highlight w:val="yellow"/>
-        </w:rPr>
-        <w:t xml:space="preserve">Barista; </w:t>
-      </w:r>
-    </w:p>
-    <w:p>
-      <w:pPr>
-        <w:pStyle w:val="LGachDauDong"/>
-      </w:pPr>
-      <w:r>
-        <w:t xml:space="preserve">Đội ngũ Kỹ thuật Bảo trì Nội bộ; </w:t>
-      </w:r>
-    </w:p>
-    <w:p>
-      <w:pPr>
-        <w:pStyle w:val="LGachDauDong"/>
-      </w:pPr>
-      <w:r>
-        <w:t>Đơn vị Cung cấp Máy móc (La Marzocco, Nuova Simonelli).</w:t>
-      </w:r>
-    </w:p>
-    <w:p>
-      <w:pPr>
-        <w:pStyle w:val="Heading4"/>
-        <w:rPr>
-          <w:lang w:val="en-US"/>
-        </w:rPr>
-      </w:pPr>
-      <w:r>
-        <w:t>Mô tả quy trình</w:t>
-      </w:r>
-    </w:p>
-    <w:p>
-      <w:pPr>
-        <w:pStyle w:val="LBody"/>
-      </w:pPr>
-      <w:r>
-        <w:t>Bước 1 (Phát hiện sự cố): Barista hoặc SM phát hiện sự cố hỏng hóc máy pha cà phê,</w:t>
-      </w:r>
-      <w:r>
-        <w:t xml:space="preserve"> </w:t>
-      </w:r>
-      <w:r>
-        <w:rPr>
-          <w:lang w:val="en-US"/>
-        </w:rPr>
-        <w:t>máy đong đường, tủ mát hoặc điều hòa cửa hàng.</w:t>
-      </w:r>
-    </w:p>
-    <w:p>
-      <w:pPr>
-        <w:pStyle w:val="LBody"/>
-      </w:pPr>
-      <w:r>
-        <w:t>Bước 2 (Tạo ticket): SM tạo ticket yêu cầu sửa chữa khẩn cấp trên phần mềm Quản lý</w:t>
-      </w:r>
-      <w:r>
-        <w:t xml:space="preserve"> </w:t>
-      </w:r>
-      <w:r>
-        <w:t>Vận hành Cửa hàng.</w:t>
-      </w:r>
-    </w:p>
-    <w:p>
-      <w:pPr>
-        <w:pStyle w:val="LBody"/>
-      </w:pPr>
-      <w:r>
-        <w:t>Bước 3 (Tiếp nhận &amp; Di chuyển): Đội Kỹ thuật bảo trì tiếp nhận ticket, phân loại mức</w:t>
-      </w:r>
-      <w:r>
-        <w:t xml:space="preserve"> </w:t>
-      </w:r>
-      <w:r>
-        <w:t>độ sự cố và di chuyển đến cửa hàng trong 2 giờ.</w:t>
-      </w:r>
-    </w:p>
-    <w:p>
-      <w:pPr>
-        <w:pStyle w:val="LBody"/>
-      </w:pPr>
-      <w:r>
-        <w:t>Bước 4 (Sửa chữa &amp; Thay linh kiện): Kỹ thuật viên kiểm tra nguyên nhân, tiến hành</w:t>
-      </w:r>
-      <w:r>
-        <w:t xml:space="preserve"> </w:t>
-      </w:r>
-      <w:r>
-        <w:t>sửa chữa hoặc thay thế linh kiện chính hãng.</w:t>
-      </w:r>
-    </w:p>
-    <w:p>
-      <w:pPr>
-        <w:pStyle w:val="LBody"/>
-      </w:pPr>
-      <w:r>
-        <w:t>Bước 5 (Test thông số): Kiểm tra lại các thông số áp suất chiết xuất cà phê (9 bar),</w:t>
-      </w:r>
-      <w:r>
-        <w:t xml:space="preserve"> </w:t>
-      </w:r>
-      <w:r>
-        <w:t>nhiệt độ nước (92°C) và độ lạnh tủ bảo quản.</w:t>
-      </w:r>
-    </w:p>
-    <w:p>
-      <w:pPr>
-        <w:pStyle w:val="LBody"/>
-      </w:pPr>
-      <w:r>
-        <w:t>Bước 6 (Nghiệm thu &amp; Đóng ticket): SM nghiệm thu máy móc hoạt động tốt, ký biên</w:t>
-      </w:r>
-      <w:r>
-        <w:t xml:space="preserve"> </w:t>
-      </w:r>
-      <w:r>
-        <w:t>bản hoàn tất và đóng ticket bảo trì.</w:t>
-      </w:r>
-    </w:p>
-    <w:p>
-      <w:pPr>
-        <w:pStyle w:val="Heading4"/>
-        <w:rPr>
-          <w:lang w:val="en-US"/>
-        </w:rPr>
-      </w:pPr>
-      <w:r>
-        <w:rPr>
-          <w:lang w:val="en-US"/>
-        </w:rPr>
-        <w:t>Đối tượng khách hàng</w:t>
-      </w:r>
-    </w:p>
-    <w:p>
-      <w:pPr>
-        <w:pStyle w:val="LBody"/>
-      </w:pPr>
-      <w:r>
-        <w:t>Đội ngũ Vận hành Cửa hàng (Khách</w:t>
-      </w:r>
-      <w:r>
-        <w:t xml:space="preserve"> </w:t>
-      </w:r>
-      <w:r>
-        <w:t>hàng Nội bộ) - Đảm bảo máy móc pha chế vận hành liên tục, ổn định, không bị gián</w:t>
-      </w:r>
-      <w:r>
-        <w:t xml:space="preserve"> </w:t>
-      </w:r>
-      <w:r>
-        <w:t>đoạn ca bán hàng.</w:t>
-      </w:r>
-    </w:p>
-    <w:p>
-      <w:pPr>
-        <w:pStyle w:val="Heading4"/>
-        <w:rPr>
-          <w:lang w:val="en-US"/>
-        </w:rPr>
-      </w:pPr>
-      <w:r>
-        <w:t>Kết quả có thể xảy ra của quy trình</w:t>
-      </w:r>
-    </w:p>
-    <w:p>
-      <w:pPr>
-        <w:pStyle w:val="LBody"/>
-      </w:pPr>
-      <w:r>
-        <w:t>Trường hợp thành công: Máy móc được khắc phục sự cố nhanh chóng trong ca,</w:t>
-      </w:r>
-      <w:r>
-        <w:t xml:space="preserve"> </w:t>
-      </w:r>
-      <w:r>
-        <w:t>thông số kỹ thuật đạt chuẩn SOP.</w:t>
-      </w:r>
-    </w:p>
-    <w:p>
-      <w:pPr>
-        <w:pStyle w:val="LBody"/>
-      </w:pPr>
-      <w:r>
-        <w:t>Trường hợp thất bại/rủi ro: Máy hỏng nặng không thể sửa tại chỗ, buộc phải mang về</w:t>
-      </w:r>
-      <w:r>
-        <w:t xml:space="preserve"> </w:t>
-      </w:r>
-      <w:r>
-        <w:t>trung tâm bảo hành và cấp máy dự phòng tạm thời.</w:t>
-      </w:r>
-    </w:p>
-    <w:p>
-      <w:pPr>
-        <w:pStyle w:val="Heading3"/>
-        <w:rPr>
-          <w:lang w:val="en-US"/>
-        </w:rPr>
-      </w:pPr>
-      <w:bookmarkStart w:id="30" w:name="_Toc237957231"/>
-      <w:r>
-        <w:t>Quy trình Hỗ trợ công nghệ thông tin IT Helpdesk</w:t>
-      </w:r>
-      <w:bookmarkEnd w:id="30"/>
-    </w:p>
-    <w:p>
-      <w:pPr>
-        <w:pStyle w:val="Heading4"/>
-        <w:rPr>
-          <w:lang w:val="en-US"/>
-        </w:rPr>
-      </w:pPr>
-      <w:r>
-        <w:t>Tác nhân tham</w:t>
-      </w:r>
-      <w:r>
-        <w:rPr>
-          <w:lang w:val="en-US"/>
-        </w:rPr>
-        <w:t xml:space="preserve"> gia</w:t>
-      </w:r>
-      <w:r>
-        <w:t xml:space="preserve"> </w:t>
-      </w:r>
-      <w:r>
-        <w:rPr>
-          <w:lang w:val="en-US"/>
-        </w:rPr>
-        <w:t>quy trình</w:t>
-      </w:r>
-    </w:p>
-    <w:p>
-      <w:pPr>
-        <w:pStyle w:val="LGachDauDong"/>
-      </w:pPr>
-      <w:r>
-        <w:t xml:space="preserve">Thu ngân; </w:t>
-      </w:r>
-    </w:p>
-    <w:p>
-      <w:pPr>
-        <w:pStyle w:val="LGachDauDong"/>
-      </w:pPr>
-      <w:r>
-        <w:t xml:space="preserve">SM Cửa hàng; </w:t>
-      </w:r>
-    </w:p>
-    <w:p>
-      <w:pPr>
-        <w:pStyle w:val="LGachDauDong"/>
-      </w:pPr>
-      <w:r>
-        <w:t xml:space="preserve">Đội ngũ IT Helpdesk Trung tâm; </w:t>
-      </w:r>
-    </w:p>
-    <w:p>
-      <w:pPr>
-        <w:pStyle w:val="LGachDauDong"/>
-      </w:pPr>
-      <w:r>
-        <w:t xml:space="preserve">Kỹ sư CNTT Chuyên sâu; </w:t>
-      </w:r>
-    </w:p>
-    <w:p>
-      <w:pPr>
-        <w:pStyle w:val="LGachDauDong"/>
-      </w:pPr>
-      <w:r>
-        <w:t>Đơn vị Cung cấp Phần mềm POS/CRM.</w:t>
-      </w:r>
-    </w:p>
-    <w:p>
-      <w:pPr>
-        <w:pStyle w:val="Heading4"/>
-        <w:rPr>
-          <w:lang w:val="en-US"/>
-        </w:rPr>
-      </w:pPr>
-      <w:r>
-        <w:t>Mô tả quy trình</w:t>
-      </w:r>
-    </w:p>
-    <w:p>
-      <w:pPr>
-        <w:pStyle w:val="LBody"/>
-      </w:pPr>
-      <w:r>
-        <w:t>Bước 1 (Mở yêu cầu): Thu ngân hoặc SM gặp sự cố gián đoạn kết nối POS, máy in</w:t>
-      </w:r>
-      <w:r>
-        <w:t xml:space="preserve"> </w:t>
-      </w:r>
-      <w:r>
-        <w:rPr>
-          <w:lang w:val="en-US"/>
-        </w:rPr>
-        <w:t>ticket bị nghẽn hoặc lỗi cổng thanh toán QR -&gt; Mở ticket hỗ trợ trên App IT</w:t>
-      </w:r>
-      <w:r>
-        <w:t xml:space="preserve"> </w:t>
-      </w:r>
-      <w:r>
-        <w:t>Helpdesk.</w:t>
-      </w:r>
-    </w:p>
-    <w:p>
-      <w:pPr>
-        <w:pStyle w:val="LBody"/>
-      </w:pPr>
-      <w:r>
-        <w:t>Bước 2 (Phân loại sự cố): IT Helpdesk tiếp nhận ticket, xác minh thông tin và phân</w:t>
-      </w:r>
-      <w:r>
-        <w:t xml:space="preserve"> </w:t>
-      </w:r>
-      <w:r>
-        <w:t>loại: Lỗi phần mềm đơn giản hay Lỗi phần cứng/hạ tầng mạng.</w:t>
-      </w:r>
-    </w:p>
-    <w:p>
-      <w:pPr>
-        <w:pStyle w:val="LBody"/>
-      </w:pPr>
-      <w:r>
-        <w:t>Bước 3 (Xử lý từ xa): Nếu lỗi phần mềm -&gt; Kỹ thuật viên IT truy cập từ xa qu</w:t>
-      </w:r>
-      <w:r>
-        <w:t xml:space="preserve">a </w:t>
-      </w:r>
-      <w:r>
-        <w:t>UltraViewer/AnyDesk khắc phục ngay trong 15 phút.</w:t>
-      </w:r>
-    </w:p>
-    <w:p>
-      <w:pPr>
-        <w:pStyle w:val="LBody"/>
-      </w:pPr>
-      <w:r>
-        <w:t>Bước 4 (Chuyển giao chuyên sâu): Nếu lỗi mạng/hệ thống phức tạp -&gt; Chuyển ticket</w:t>
-      </w:r>
-      <w:r>
-        <w:t xml:space="preserve"> </w:t>
-      </w:r>
-      <w:r>
-        <w:t>cho Kỹ sư CNTT Chuyên sâu xử lý.</w:t>
-      </w:r>
-    </w:p>
-    <w:p>
-      <w:pPr>
-        <w:pStyle w:val="LBody"/>
-      </w:pPr>
-      <w:r>
-        <w:t>Bước 5 (Điều phối Onsite): Nếu máy in/máy POS hỏng phần cứng -&gt; Điều phối kỹ</w:t>
-      </w:r>
-      <w:r>
-        <w:t xml:space="preserve"> </w:t>
-      </w:r>
-      <w:r>
-        <w:t>thuật viên Onsite mang thiết bị dự phòng đến cửa hàng thay thế trong 4 giờ.</w:t>
-      </w:r>
-    </w:p>
-    <w:p>
-      <w:pPr>
-        <w:pStyle w:val="LBody"/>
-      </w:pPr>
-      <w:r>
-        <w:t>Bước 6 (Xác nhận &amp; Đóng ticket): Thu ngân kiểm tra hệ thống POS hoạt động mượt</w:t>
-      </w:r>
-      <w:r>
-        <w:t xml:space="preserve"> </w:t>
-      </w:r>
-      <w:r>
-        <w:t>mà, xác nhận hoàn thành và IT đóng ticket hỗ trợ.</w:t>
-      </w:r>
-    </w:p>
-    <w:p>
-      <w:pPr>
-        <w:pStyle w:val="Heading4"/>
-        <w:rPr>
-          <w:lang w:val="en-US"/>
-        </w:rPr>
-      </w:pPr>
-      <w:r>
-        <w:rPr>
-          <w:lang w:val="en-US"/>
-        </w:rPr>
-        <w:t>Đối tượng khách hàng</w:t>
-      </w:r>
-    </w:p>
-    <w:p>
-      <w:pPr>
-        <w:pStyle w:val="LBody"/>
-      </w:pPr>
-      <w:r>
-        <w:t>Nhân viên Cửa hàng &amp; Ban Quản lý</w:t>
-      </w:r>
-      <w:r>
-        <w:t xml:space="preserve"> </w:t>
-      </w:r>
-      <w:r>
-        <w:t>(Khách hàng Nội bộ) - Đảm bảo hệ thống POS, CRM, BI hoạt động thông suốt realtime, không rớt mạng.</w:t>
-      </w:r>
-    </w:p>
-    <w:p>
-      <w:pPr>
-        <w:pStyle w:val="Heading4"/>
-        <w:rPr>
-          <w:lang w:val="en-US"/>
-        </w:rPr>
-      </w:pPr>
-      <w:r>
-        <w:t>Kết quả có thể xảy ra của quy trình</w:t>
-      </w:r>
-    </w:p>
-    <w:p>
-      <w:pPr>
-        <w:pStyle w:val="LBody"/>
-      </w:pPr>
-      <w:r>
-        <w:t>Trường hợp thành công: Sự cố POS/mạng được khắc phục nhanh chóng &lt; 15 phút,</w:t>
-      </w:r>
-      <w:r>
-        <w:t xml:space="preserve"> </w:t>
-      </w:r>
-      <w:r>
-        <w:t>không làm gián đoạn giao dịch của khách hàng.</w:t>
-      </w:r>
-    </w:p>
-    <w:p>
-      <w:pPr>
-        <w:pStyle w:val="LBody"/>
-      </w:pPr>
-      <w:r>
-        <w:t>Trường hợp thất bại/rủi ro: Gián đoạn mạng kéo dài trong giờ cao điểm buộc</w:t>
-      </w:r>
-      <w:r>
-        <w:t xml:space="preserve"> </w:t>
-      </w:r>
-      <w:r>
-        <w:t>cửa</w:t>
-      </w:r>
-      <w:r>
-        <w:t xml:space="preserve"> </w:t>
-      </w:r>
-      <w:r>
-        <w:t>hàng phải chuyển sang ghi chép đơn thủ công.</w:t>
+        <w:t>Sự cố phần mềm hoặc đường truyền mạng được khắc phục thành công, hệ thống POS vận hành ổn định và đóng phiếu yêu cầu hỗ trợ IT</w:t>
+      </w:r>
+      <w:r>
+        <w:t>.</w:t>
       </w:r>
     </w:p>
     <w:p>
